--- a/help/解书音形规则文本.docx
+++ b/help/解书音形规则文本.docx
@@ -61,7 +61,39 @@
           <w:rFonts w:ascii="宋体" w:eastAsia="宋体" w:hAnsi="宋体"/>
           <w:szCs w:val="21"/>
         </w:rPr>
-        <w:t>pip install pypinyin keyboard pyperclip pywin32。所有文件需放在同一目录下。</w:t>
+        <w:t xml:space="preserve">pip install </w:t>
+      </w:r>
+      <w:proofErr w:type="spellStart"/>
+      <w:r>
+        <w:rPr>
+          <w:rFonts w:ascii="宋体" w:eastAsia="宋体" w:hAnsi="宋体"/>
+          <w:szCs w:val="21"/>
+        </w:rPr>
+        <w:t>pypinyin</w:t>
+      </w:r>
+      <w:proofErr w:type="spellEnd"/>
+      <w:r>
+        <w:rPr>
+          <w:rFonts w:ascii="宋体" w:eastAsia="宋体" w:hAnsi="宋体"/>
+          <w:szCs w:val="21"/>
+        </w:rPr>
+        <w:t xml:space="preserve"> keyboard </w:t>
+      </w:r>
+      <w:proofErr w:type="spellStart"/>
+      <w:r>
+        <w:rPr>
+          <w:rFonts w:ascii="宋体" w:eastAsia="宋体" w:hAnsi="宋体"/>
+          <w:szCs w:val="21"/>
+        </w:rPr>
+        <w:t>pyperclip</w:t>
+      </w:r>
+      <w:proofErr w:type="spellEnd"/>
+      <w:r>
+        <w:rPr>
+          <w:rFonts w:ascii="宋体" w:eastAsia="宋体" w:hAnsi="宋体"/>
+          <w:szCs w:val="21"/>
+        </w:rPr>
+        <w:t xml:space="preserve"> pywin32。所有文件需放在同一目录下。</w:t>
       </w:r>
     </w:p>
     <w:p>
@@ -897,14 +929,30 @@
           <w:rFonts w:ascii="宋体" w:eastAsia="宋体" w:hAnsi="宋体"/>
           <w:szCs w:val="21"/>
         </w:rPr>
-        <w:t>按空格上屏</w:t>
-      </w:r>
-      <w:r>
-        <w:rPr>
-          <w:rFonts w:ascii="宋体" w:eastAsia="宋体" w:hAnsi="宋体" w:hint="eastAsia"/>
-          <w:szCs w:val="21"/>
-        </w:rPr>
-        <w:t>所有首选字（若优先上词开启,则为词语）</w:t>
+        <w:t>按空格上</w:t>
+      </w:r>
+      <w:proofErr w:type="gramStart"/>
+      <w:r>
+        <w:rPr>
+          <w:rFonts w:ascii="宋体" w:eastAsia="宋体" w:hAnsi="宋体"/>
+          <w:szCs w:val="21"/>
+        </w:rPr>
+        <w:t>屏</w:t>
+      </w:r>
+      <w:r>
+        <w:rPr>
+          <w:rFonts w:ascii="宋体" w:eastAsia="宋体" w:hAnsi="宋体" w:hint="eastAsia"/>
+          <w:szCs w:val="21"/>
+        </w:rPr>
+        <w:t>所有</w:t>
+      </w:r>
+      <w:proofErr w:type="gramEnd"/>
+      <w:r>
+        <w:rPr>
+          <w:rFonts w:ascii="宋体" w:eastAsia="宋体" w:hAnsi="宋体" w:hint="eastAsia"/>
+          <w:szCs w:val="21"/>
+        </w:rPr>
+        <w:t>首选字（若优先上词开启,则为词语）</w:t>
       </w:r>
     </w:p>
     <w:p>
@@ -997,12 +1045,21 @@
           <w:szCs w:val="21"/>
         </w:rPr>
       </w:pPr>
-      <w:r>
-        <w:rPr>
-          <w:rFonts w:ascii="宋体" w:eastAsia="宋体" w:hAnsi="宋体" w:hint="eastAsia"/>
-          <w:szCs w:val="21"/>
-        </w:rPr>
-        <w:t>内输/外输：仅在输入法程序预设的框内输入/在任意全局输入框输入，用←</w:t>
+      <w:proofErr w:type="gramStart"/>
+      <w:r>
+        <w:rPr>
+          <w:rFonts w:ascii="宋体" w:eastAsia="宋体" w:hAnsi="宋体" w:hint="eastAsia"/>
+          <w:szCs w:val="21"/>
+        </w:rPr>
+        <w:t>内输</w:t>
+      </w:r>
+      <w:proofErr w:type="gramEnd"/>
+      <w:r>
+        <w:rPr>
+          <w:rFonts w:ascii="宋体" w:eastAsia="宋体" w:hAnsi="宋体" w:hint="eastAsia"/>
+          <w:szCs w:val="21"/>
+        </w:rPr>
+        <w:t>/外输：仅在输入法程序预设的框内输入/在任意全局输入框输入，用←</w:t>
       </w:r>
       <w:r>
         <w:rPr>
@@ -1053,6 +1110,7 @@
         </w:rPr>
         <w:t>+1</w:t>
       </w:r>
+      <w:proofErr w:type="gramStart"/>
       <w:r>
         <w:rPr>
           <w:rFonts w:ascii="宋体" w:eastAsia="宋体" w:hAnsi="宋体" w:hint="eastAsia"/>
@@ -1065,7 +1123,15 @@
           <w:rFonts w:ascii="宋体" w:eastAsia="宋体" w:hAnsi="宋体" w:hint="eastAsia"/>
           <w:szCs w:val="21"/>
         </w:rPr>
-        <w:t>内输外输切换功能，此时仅支持内输</w:t>
+        <w:t>内输外</w:t>
+      </w:r>
+      <w:proofErr w:type="gramEnd"/>
+      <w:r>
+        <w:rPr>
+          <w:rFonts w:ascii="宋体" w:eastAsia="宋体" w:hAnsi="宋体" w:hint="eastAsia"/>
+          <w:szCs w:val="21"/>
+        </w:rPr>
+        <w:t>输切换功能，此时仅支持内输</w:t>
       </w:r>
       <w:r>
         <w:rPr>
@@ -1507,8 +1573,17 @@
           <w:rFonts w:ascii="宋体" w:eastAsia="宋体" w:hAnsi="宋体" w:hint="eastAsia"/>
           <w:szCs w:val="21"/>
         </w:rPr>
-        <w:t>音码码</w:t>
-      </w:r>
+        <w:t>音码</w:t>
+      </w:r>
+      <w:proofErr w:type="gramStart"/>
+      <w:r>
+        <w:rPr>
+          <w:rFonts w:ascii="宋体" w:eastAsia="宋体" w:hAnsi="宋体" w:hint="eastAsia"/>
+          <w:szCs w:val="21"/>
+        </w:rPr>
+        <w:t>码</w:t>
+      </w:r>
+      <w:proofErr w:type="gramEnd"/>
       <w:r>
         <w:rPr>
           <w:rFonts w:ascii="宋体" w:eastAsia="宋体" w:hAnsi="宋体"/>
@@ -1587,6 +1662,7 @@
         </w:rPr>
         <w:t>统计独体率、</w:t>
       </w:r>
+      <w:proofErr w:type="gramStart"/>
       <w:r>
         <w:rPr>
           <w:rFonts w:ascii="宋体" w:eastAsia="宋体" w:hAnsi="宋体" w:hint="eastAsia"/>
@@ -1599,7 +1675,15 @@
           <w:rFonts w:ascii="宋体" w:eastAsia="宋体" w:hAnsi="宋体"/>
           <w:szCs w:val="21"/>
         </w:rPr>
-        <w:t>码分布、</w:t>
+        <w:t>码分布</w:t>
+      </w:r>
+      <w:proofErr w:type="gramEnd"/>
+      <w:r>
+        <w:rPr>
+          <w:rFonts w:ascii="宋体" w:eastAsia="宋体" w:hAnsi="宋体"/>
+          <w:szCs w:val="21"/>
+        </w:rPr>
+        <w:t>、</w:t>
       </w:r>
       <w:r>
         <w:rPr>
@@ -1753,7 +1837,23 @@
           <w:rFonts w:ascii="宋体" w:eastAsia="宋体" w:hAnsi="宋体"/>
           <w:szCs w:val="21"/>
         </w:rPr>
-        <w:t>创建无数字简码版本</w:t>
+        <w:t>创建</w:t>
+      </w:r>
+      <w:proofErr w:type="gramStart"/>
+      <w:r>
+        <w:rPr>
+          <w:rFonts w:ascii="宋体" w:eastAsia="宋体" w:hAnsi="宋体"/>
+          <w:szCs w:val="21"/>
+        </w:rPr>
+        <w:t>无数字</w:t>
+      </w:r>
+      <w:proofErr w:type="gramEnd"/>
+      <w:r>
+        <w:rPr>
+          <w:rFonts w:ascii="宋体" w:eastAsia="宋体" w:hAnsi="宋体"/>
+          <w:szCs w:val="21"/>
+        </w:rPr>
+        <w:t>简码版本</w:t>
       </w:r>
     </w:p>
     <w:p>
@@ -2216,6 +2316,7 @@
           <w:szCs w:val="21"/>
         </w:rPr>
       </w:pPr>
+      <w:proofErr w:type="gramStart"/>
       <w:r>
         <w:rPr>
           <w:rFonts w:ascii="宋体" w:eastAsia="宋体" w:hAnsi="宋体"/>
@@ -2223,6 +2324,7 @@
         </w:rPr>
         <w:t>猜主码</w:t>
       </w:r>
+      <w:proofErr w:type="gramEnd"/>
       <w:r>
         <w:rPr>
           <w:rFonts w:ascii="宋体" w:eastAsia="宋体" w:hAnsi="宋体" w:hint="eastAsia"/>
@@ -2250,6 +2352,7 @@
           <w:szCs w:val="21"/>
         </w:rPr>
       </w:pPr>
+      <w:proofErr w:type="gramStart"/>
       <w:r>
         <w:rPr>
           <w:rFonts w:ascii="宋体" w:eastAsia="宋体" w:hAnsi="宋体"/>
@@ -2257,6 +2360,7 @@
         </w:rPr>
         <w:t>猜副码</w:t>
       </w:r>
+      <w:proofErr w:type="gramEnd"/>
       <w:r>
         <w:rPr>
           <w:rFonts w:ascii="宋体" w:eastAsia="宋体" w:hAnsi="宋体" w:hint="eastAsia"/>
@@ -2269,7 +2373,23 @@
           <w:rFonts w:ascii="宋体" w:eastAsia="宋体" w:hAnsi="宋体"/>
           <w:szCs w:val="21"/>
         </w:rPr>
-        <w:t>显示汉字和音码，输入副码，若多次错误会提示主码作为辅助</w:t>
+        <w:t>显示汉字和音码，输入副码，若多次错误会</w:t>
+      </w:r>
+      <w:proofErr w:type="gramStart"/>
+      <w:r>
+        <w:rPr>
+          <w:rFonts w:ascii="宋体" w:eastAsia="宋体" w:hAnsi="宋体"/>
+          <w:szCs w:val="21"/>
+        </w:rPr>
+        <w:t>提示主码作为</w:t>
+      </w:r>
+      <w:proofErr w:type="gramEnd"/>
+      <w:r>
+        <w:rPr>
+          <w:rFonts w:ascii="宋体" w:eastAsia="宋体" w:hAnsi="宋体"/>
+          <w:szCs w:val="21"/>
+        </w:rPr>
+        <w:t>辅助</w:t>
       </w:r>
     </w:p>
     <w:p>
@@ -2557,7 +2677,25 @@
           <w:sz w:val="28"/>
           <w:szCs w:val="28"/>
         </w:rPr>
-        <w:t>ABCD(E)(.F)</w:t>
+        <w:t>ABCD(E)</w:t>
+      </w:r>
+      <w:proofErr w:type="gramStart"/>
+      <w:r>
+        <w:rPr>
+          <w:rFonts w:ascii="华文中宋" w:eastAsia="华文中宋" w:hAnsi="华文中宋" w:hint="eastAsia"/>
+          <w:sz w:val="28"/>
+          <w:szCs w:val="28"/>
+        </w:rPr>
+        <w:t>(.F</w:t>
+      </w:r>
+      <w:proofErr w:type="gramEnd"/>
+      <w:r>
+        <w:rPr>
+          <w:rFonts w:ascii="华文中宋" w:eastAsia="华文中宋" w:hAnsi="华文中宋" w:hint="eastAsia"/>
+          <w:sz w:val="28"/>
+          <w:szCs w:val="28"/>
+        </w:rPr>
+        <w:t>)</w:t>
       </w:r>
     </w:p>
     <w:p>
@@ -2733,8 +2871,17 @@
           <w:rFonts w:ascii="宋体" w:eastAsia="宋体" w:hAnsi="宋体" w:hint="eastAsia"/>
           <w:szCs w:val="21"/>
         </w:rPr>
-        <w:t>副码：余部/查重注释</w:t>
-      </w:r>
+        <w:t>副码：余部/</w:t>
+      </w:r>
+      <w:proofErr w:type="gramStart"/>
+      <w:r>
+        <w:rPr>
+          <w:rFonts w:ascii="宋体" w:eastAsia="宋体" w:hAnsi="宋体" w:hint="eastAsia"/>
+          <w:szCs w:val="21"/>
+        </w:rPr>
+        <w:t>查重注释</w:t>
+      </w:r>
+      <w:proofErr w:type="gramEnd"/>
       <w:r>
         <w:rPr>
           <w:rFonts w:ascii="宋体" w:eastAsia="宋体" w:hAnsi="宋体"/>
@@ -2774,6 +2921,7 @@
         </w:rPr>
         <w:t>补码：</w:t>
       </w:r>
+      <w:proofErr w:type="gramStart"/>
       <w:r>
         <w:rPr>
           <w:rFonts w:ascii="宋体" w:eastAsia="宋体" w:hAnsi="宋体"/>
@@ -2781,6 +2929,7 @@
         </w:rPr>
         <w:t>繁异</w:t>
       </w:r>
+      <w:proofErr w:type="gramEnd"/>
       <w:r>
         <w:rPr>
           <w:rFonts w:ascii="宋体" w:eastAsia="宋体" w:hAnsi="宋体" w:hint="eastAsia"/>
@@ -2862,14 +3011,25 @@
           <w:szCs w:val="21"/>
         </w:rPr>
       </w:pPr>
-      <w:r>
-        <w:rPr>
-          <w:rFonts w:ascii="宋体" w:eastAsia="宋体" w:hAnsi="宋体"/>
-          <w:b/>
-          <w:bCs/>
-          <w:szCs w:val="21"/>
-        </w:rPr>
-        <w:t>先音后形</w:t>
+      <w:proofErr w:type="gramStart"/>
+      <w:r>
+        <w:rPr>
+          <w:rFonts w:ascii="宋体" w:eastAsia="宋体" w:hAnsi="宋体"/>
+          <w:b/>
+          <w:bCs/>
+          <w:szCs w:val="21"/>
+        </w:rPr>
+        <w:t>先音后</w:t>
+      </w:r>
+      <w:proofErr w:type="gramEnd"/>
+      <w:r>
+        <w:rPr>
+          <w:rFonts w:ascii="宋体" w:eastAsia="宋体" w:hAnsi="宋体"/>
+          <w:b/>
+          <w:bCs/>
+          <w:szCs w:val="21"/>
+        </w:rPr>
+        <w:t>形</w:t>
       </w:r>
       <w:r>
         <w:rPr>
@@ -3005,7 +3165,27 @@
           <w:bCs/>
           <w:szCs w:val="21"/>
         </w:rPr>
-        <w:t>：搜狗双拼+声调，0轻声。</w:t>
+        <w:t>：</w:t>
+      </w:r>
+      <w:proofErr w:type="gramStart"/>
+      <w:r>
+        <w:rPr>
+          <w:rFonts w:ascii="宋体" w:eastAsia="宋体" w:hAnsi="宋体" w:hint="eastAsia"/>
+          <w:b/>
+          <w:bCs/>
+          <w:szCs w:val="21"/>
+        </w:rPr>
+        <w:t>搜狗双拼</w:t>
+      </w:r>
+      <w:proofErr w:type="gramEnd"/>
+      <w:r>
+        <w:rPr>
+          <w:rFonts w:ascii="宋体" w:eastAsia="宋体" w:hAnsi="宋体" w:hint="eastAsia"/>
+          <w:b/>
+          <w:bCs/>
+          <w:szCs w:val="21"/>
+        </w:rPr>
+        <w:t>+声调，0轻声。</w:t>
       </w:r>
     </w:p>
     <w:p>
@@ -3086,8 +3266,25 @@
           <w:rFonts w:ascii="宋体" w:eastAsia="宋体" w:hAnsi="宋体"/>
           <w:szCs w:val="21"/>
         </w:rPr>
-        <w:t>3开形(八) &gt; 6大形(大) &gt; 0闭形(口) &gt; 5</w:t>
-      </w:r>
+        <w:t>3开形(八) &gt; 6大形(大) &gt; 0</w:t>
+      </w:r>
+      <w:proofErr w:type="gramStart"/>
+      <w:r>
+        <w:rPr>
+          <w:rFonts w:ascii="宋体" w:eastAsia="宋体" w:hAnsi="宋体"/>
+          <w:szCs w:val="21"/>
+        </w:rPr>
+        <w:t>闭形</w:t>
+      </w:r>
+      <w:proofErr w:type="gramEnd"/>
+      <w:r>
+        <w:rPr>
+          <w:rFonts w:ascii="宋体" w:eastAsia="宋体" w:hAnsi="宋体"/>
+          <w:szCs w:val="21"/>
+        </w:rPr>
+        <w:t>(口) &gt; 5</w:t>
+      </w:r>
+      <w:proofErr w:type="gramStart"/>
       <w:r>
         <w:rPr>
           <w:rFonts w:ascii="宋体" w:eastAsia="宋体" w:hAnsi="宋体" w:hint="eastAsia"/>
@@ -3100,7 +3297,15 @@
           <w:rFonts w:ascii="宋体" w:eastAsia="宋体" w:hAnsi="宋体"/>
           <w:szCs w:val="21"/>
         </w:rPr>
-        <w:t>形(中) &gt; 1竖形(</w:t>
+        <w:t>形</w:t>
+      </w:r>
+      <w:proofErr w:type="gramEnd"/>
+      <w:r>
+        <w:rPr>
+          <w:rFonts w:ascii="宋体" w:eastAsia="宋体" w:hAnsi="宋体"/>
+          <w:szCs w:val="21"/>
+        </w:rPr>
+        <w:t>(中) &gt; 1竖形(</w:t>
       </w:r>
       <w:r>
         <w:rPr>
@@ -3139,6 +3344,7 @@
         </w:rPr>
         <w:t xml:space="preserve"> 2横形(</w:t>
       </w:r>
+      <w:proofErr w:type="gramStart"/>
       <w:r>
         <w:rPr>
           <w:rFonts w:ascii="宋体" w:eastAsia="宋体" w:hAnsi="宋体" w:hint="eastAsia"/>
@@ -3146,12 +3352,29 @@
         </w:rPr>
         <w:t>一</w:t>
       </w:r>
-      <w:r>
-        <w:rPr>
-          <w:rFonts w:ascii="宋体" w:eastAsia="宋体" w:hAnsi="宋体"/>
-          <w:szCs w:val="21"/>
-        </w:rPr>
-        <w:t>) &gt; 4错形(</w:t>
+      <w:proofErr w:type="gramEnd"/>
+      <w:r>
+        <w:rPr>
+          <w:rFonts w:ascii="宋体" w:eastAsia="宋体" w:hAnsi="宋体"/>
+          <w:szCs w:val="21"/>
+        </w:rPr>
+        <w:t>) &gt; 4</w:t>
+      </w:r>
+      <w:proofErr w:type="gramStart"/>
+      <w:r>
+        <w:rPr>
+          <w:rFonts w:ascii="宋体" w:eastAsia="宋体" w:hAnsi="宋体"/>
+          <w:szCs w:val="21"/>
+        </w:rPr>
+        <w:t>错形</w:t>
+      </w:r>
+      <w:proofErr w:type="gramEnd"/>
+      <w:r>
+        <w:rPr>
+          <w:rFonts w:ascii="宋体" w:eastAsia="宋体" w:hAnsi="宋体"/>
+          <w:szCs w:val="21"/>
+        </w:rPr>
+        <w:t>(</w:t>
       </w:r>
       <w:r>
         <w:rPr>
@@ -3165,7 +3388,23 @@
           <w:rFonts w:ascii="宋体" w:eastAsia="宋体" w:hAnsi="宋体"/>
           <w:szCs w:val="21"/>
         </w:rPr>
-        <w:t>) &gt; 7偏形(</w:t>
+        <w:t>) &gt; 7</w:t>
+      </w:r>
+      <w:proofErr w:type="gramStart"/>
+      <w:r>
+        <w:rPr>
+          <w:rFonts w:ascii="宋体" w:eastAsia="宋体" w:hAnsi="宋体"/>
+          <w:szCs w:val="21"/>
+        </w:rPr>
+        <w:t>偏形</w:t>
+      </w:r>
+      <w:proofErr w:type="gramEnd"/>
+      <w:r>
+        <w:rPr>
+          <w:rFonts w:ascii="宋体" w:eastAsia="宋体" w:hAnsi="宋体"/>
+          <w:szCs w:val="21"/>
+        </w:rPr>
+        <w:t>(</w:t>
       </w:r>
       <w:r>
         <w:rPr>
@@ -3533,14 +3772,25 @@
         </w:rPr>
         <w:t>副</w:t>
       </w:r>
-      <w:r>
-        <w:rPr>
-          <w:rFonts w:ascii="宋体" w:eastAsia="宋体" w:hAnsi="宋体"/>
-          <w:b/>
-          <w:bCs/>
-          <w:szCs w:val="21"/>
-        </w:rPr>
-        <w:t>码选择顺序</w:t>
+      <w:proofErr w:type="gramStart"/>
+      <w:r>
+        <w:rPr>
+          <w:rFonts w:ascii="宋体" w:eastAsia="宋体" w:hAnsi="宋体"/>
+          <w:b/>
+          <w:bCs/>
+          <w:szCs w:val="21"/>
+        </w:rPr>
+        <w:t>码选择</w:t>
+      </w:r>
+      <w:proofErr w:type="gramEnd"/>
+      <w:r>
+        <w:rPr>
+          <w:rFonts w:ascii="宋体" w:eastAsia="宋体" w:hAnsi="宋体"/>
+          <w:b/>
+          <w:bCs/>
+          <w:szCs w:val="21"/>
+        </w:rPr>
+        <w:t>顺序</w:t>
       </w:r>
     </w:p>
     <w:p>
@@ -3557,6 +3807,7 @@
         </w:rPr>
         <w:t xml:space="preserve">空 &gt; </w:t>
       </w:r>
+      <w:proofErr w:type="gramStart"/>
       <w:r>
         <w:rPr>
           <w:rFonts w:ascii="宋体" w:eastAsia="宋体" w:hAnsi="宋体" w:hint="eastAsia"/>
@@ -3569,7 +3820,15 @@
           <w:rFonts w:ascii="宋体" w:eastAsia="宋体" w:hAnsi="宋体"/>
           <w:szCs w:val="21"/>
         </w:rPr>
-        <w:t xml:space="preserve">码 &gt; </w:t>
+        <w:t>码</w:t>
+      </w:r>
+      <w:proofErr w:type="gramEnd"/>
+      <w:r>
+        <w:rPr>
+          <w:rFonts w:ascii="宋体" w:eastAsia="宋体" w:hAnsi="宋体"/>
+          <w:szCs w:val="21"/>
+        </w:rPr>
+        <w:t xml:space="preserve"> &gt; </w:t>
       </w:r>
       <w:r>
         <w:rPr>
@@ -3790,7 +4049,15 @@
           <w:rFonts w:ascii="宋体" w:eastAsia="宋体" w:hAnsi="宋体"/>
           <w:szCs w:val="21"/>
         </w:rPr>
-        <w:t>未简字</w:t>
+        <w:t>未简</w:t>
+      </w:r>
+      <w:proofErr w:type="gramStart"/>
+      <w:r>
+        <w:rPr>
+          <w:rFonts w:ascii="宋体" w:eastAsia="宋体" w:hAnsi="宋体"/>
+          <w:szCs w:val="21"/>
+        </w:rPr>
+        <w:t>字</w:t>
       </w:r>
       <w:r>
         <w:rPr>
@@ -3804,7 +4071,15 @@
           <w:rFonts w:ascii="宋体" w:eastAsia="宋体" w:hAnsi="宋体"/>
           <w:szCs w:val="21"/>
         </w:rPr>
-        <w:t>码固定为;</w:t>
+        <w:t>码固定</w:t>
+      </w:r>
+      <w:proofErr w:type="gramEnd"/>
+      <w:r>
+        <w:rPr>
+          <w:rFonts w:ascii="宋体" w:eastAsia="宋体" w:hAnsi="宋体"/>
+          <w:szCs w:val="21"/>
+        </w:rPr>
+        <w:t>为;</w:t>
       </w:r>
     </w:p>
     <w:p>
@@ -3818,6 +4093,7 @@
           <w:szCs w:val="21"/>
         </w:rPr>
       </w:pPr>
+      <w:proofErr w:type="gramStart"/>
       <w:r>
         <w:rPr>
           <w:rFonts w:ascii="宋体" w:eastAsia="宋体" w:hAnsi="宋体" w:hint="eastAsia"/>
@@ -3830,7 +4106,15 @@
           <w:rFonts w:ascii="宋体" w:eastAsia="宋体" w:hAnsi="宋体"/>
           <w:szCs w:val="21"/>
         </w:rPr>
-        <w:t>单笔画有特殊编码</w:t>
+        <w:t>单笔画</w:t>
+      </w:r>
+      <w:proofErr w:type="gramEnd"/>
+      <w:r>
+        <w:rPr>
+          <w:rFonts w:ascii="宋体" w:eastAsia="宋体" w:hAnsi="宋体"/>
+          <w:szCs w:val="21"/>
+        </w:rPr>
+        <w:t>有特殊编码</w:t>
       </w:r>
     </w:p>
     <w:p>
@@ -3904,7 +4188,17 @@
           <w:bCs/>
           <w:szCs w:val="21"/>
         </w:rPr>
-        <w:t>第2步：掌握</w:t>
+        <w:t>第2步：</w:t>
+      </w:r>
+      <w:proofErr w:type="gramStart"/>
+      <w:r>
+        <w:rPr>
+          <w:rFonts w:ascii="宋体" w:eastAsia="宋体" w:hAnsi="宋体"/>
+          <w:b/>
+          <w:bCs/>
+          <w:szCs w:val="21"/>
+        </w:rPr>
+        <w:t>掌握</w:t>
       </w:r>
       <w:r>
         <w:rPr>
@@ -3924,6 +4218,7 @@
         </w:rPr>
         <w:t>码基础</w:t>
       </w:r>
+      <w:proofErr w:type="gramEnd"/>
       <w:r>
         <w:rPr>
           <w:rFonts w:ascii="宋体" w:eastAsia="宋体" w:hAnsi="宋体" w:hint="eastAsia"/>
@@ -4059,6 +4354,7 @@
         </w:rPr>
         <w:t xml:space="preserve">音码(ABC) → </w:t>
       </w:r>
+      <w:proofErr w:type="gramStart"/>
       <w:r>
         <w:rPr>
           <w:rFonts w:ascii="宋体" w:eastAsia="宋体" w:hAnsi="宋体" w:hint="eastAsia"/>
@@ -4066,6 +4362,7 @@
         </w:rPr>
         <w:t>形部</w:t>
       </w:r>
+      <w:proofErr w:type="gramEnd"/>
       <w:r>
         <w:rPr>
           <w:rFonts w:ascii="宋体" w:eastAsia="宋体" w:hAnsi="宋体"/>
@@ -4187,7 +4484,15 @@
           <w:rFonts w:ascii="宋体" w:eastAsia="宋体" w:hAnsi="宋体"/>
           <w:szCs w:val="21"/>
         </w:rPr>
-        <w:t>中期：加</w:t>
+        <w:t>中期：</w:t>
+      </w:r>
+      <w:proofErr w:type="gramStart"/>
+      <w:r>
+        <w:rPr>
+          <w:rFonts w:ascii="宋体" w:eastAsia="宋体" w:hAnsi="宋体"/>
+          <w:szCs w:val="21"/>
+        </w:rPr>
+        <w:t>加</w:t>
       </w:r>
       <w:r>
         <w:rPr>
@@ -4201,7 +4506,15 @@
           <w:rFonts w:ascii="宋体" w:eastAsia="宋体" w:hAnsi="宋体"/>
           <w:szCs w:val="21"/>
         </w:rPr>
-        <w:t>码区分重码</w:t>
+        <w:t>码</w:t>
+      </w:r>
+      <w:proofErr w:type="gramEnd"/>
+      <w:r>
+        <w:rPr>
+          <w:rFonts w:ascii="宋体" w:eastAsia="宋体" w:hAnsi="宋体"/>
+          <w:szCs w:val="21"/>
+        </w:rPr>
+        <w:t>区分重码</w:t>
       </w:r>
     </w:p>
     <w:p>
@@ -4596,11 +4909,61 @@
         </w:rPr>
         <w:br/>
       </w:r>
-      <w:r>
-        <w:rPr>
-          <w:rFonts w:ascii="宋体" w:eastAsia="宋体" w:hAnsi="宋体" w:hint="eastAsia"/>
-        </w:rPr>
-        <w:t>zh，ch，sh→v，i，u。</w:t>
+      <w:proofErr w:type="spellStart"/>
+      <w:r>
+        <w:rPr>
+          <w:rFonts w:ascii="宋体" w:eastAsia="宋体" w:hAnsi="宋体" w:hint="eastAsia"/>
+        </w:rPr>
+        <w:t>zh</w:t>
+      </w:r>
+      <w:proofErr w:type="spellEnd"/>
+      <w:r>
+        <w:rPr>
+          <w:rFonts w:ascii="宋体" w:eastAsia="宋体" w:hAnsi="宋体" w:hint="eastAsia"/>
+        </w:rPr>
+        <w:t>，</w:t>
+      </w:r>
+      <w:proofErr w:type="spellStart"/>
+      <w:r>
+        <w:rPr>
+          <w:rFonts w:ascii="宋体" w:eastAsia="宋体" w:hAnsi="宋体" w:hint="eastAsia"/>
+        </w:rPr>
+        <w:t>ch</w:t>
+      </w:r>
+      <w:proofErr w:type="spellEnd"/>
+      <w:r>
+        <w:rPr>
+          <w:rFonts w:ascii="宋体" w:eastAsia="宋体" w:hAnsi="宋体" w:hint="eastAsia"/>
+        </w:rPr>
+        <w:t>，</w:t>
+      </w:r>
+      <w:proofErr w:type="spellStart"/>
+      <w:r>
+        <w:rPr>
+          <w:rFonts w:ascii="宋体" w:eastAsia="宋体" w:hAnsi="宋体" w:hint="eastAsia"/>
+        </w:rPr>
+        <w:t>sh</w:t>
+      </w:r>
+      <w:proofErr w:type="spellEnd"/>
+      <w:r>
+        <w:rPr>
+          <w:rFonts w:ascii="宋体" w:eastAsia="宋体" w:hAnsi="宋体" w:hint="eastAsia"/>
+        </w:rPr>
+        <w:t>→v，</w:t>
+      </w:r>
+      <w:proofErr w:type="spellStart"/>
+      <w:r>
+        <w:rPr>
+          <w:rFonts w:ascii="宋体" w:eastAsia="宋体" w:hAnsi="宋体" w:hint="eastAsia"/>
+        </w:rPr>
+        <w:t>i</w:t>
+      </w:r>
+      <w:proofErr w:type="spellEnd"/>
+      <w:r>
+        <w:rPr>
+          <w:rFonts w:ascii="宋体" w:eastAsia="宋体" w:hAnsi="宋体" w:hint="eastAsia"/>
+        </w:rPr>
+        <w:t>，u。</w:t>
       </w:r>
     </w:p>
     <w:p>
@@ -4620,7 +4983,21 @@
         <w:rPr>
           <w:rFonts w:ascii="宋体" w:eastAsia="宋体" w:hAnsi="宋体" w:hint="eastAsia"/>
         </w:rPr>
-        <w:t>。全拼中不存在以i,u,</w:t>
+        <w:t>。全拼中不存在以</w:t>
+      </w:r>
+      <w:proofErr w:type="spellStart"/>
+      <w:r>
+        <w:rPr>
+          <w:rFonts w:ascii="宋体" w:eastAsia="宋体" w:hAnsi="宋体" w:hint="eastAsia"/>
+        </w:rPr>
+        <w:t>i,u</w:t>
+      </w:r>
+      <w:proofErr w:type="spellEnd"/>
+      <w:r>
+        <w:rPr>
+          <w:rFonts w:ascii="宋体" w:eastAsia="宋体" w:hAnsi="宋体" w:hint="eastAsia"/>
+        </w:rPr>
+        <w:t>,</w:t>
       </w:r>
       <w:r>
         <w:rPr>
@@ -4675,20 +5052,314 @@
         <w:rPr>
           <w:rFonts w:ascii="宋体" w:eastAsia="宋体" w:hAnsi="宋体" w:hint="eastAsia"/>
         </w:rPr>
-        <w:t xml:space="preserve">    a，e，i，o，u同全拼。</w:t>
-      </w:r>
-    </w:p>
-    <w:p>
-      <w:pPr>
-        <w:rPr>
-          <w:rFonts w:ascii="宋体" w:eastAsia="宋体" w:hAnsi="宋体" w:hint="eastAsia"/>
-        </w:rPr>
-      </w:pPr>
-      <w:r>
-        <w:rPr>
-          <w:rFonts w:ascii="宋体" w:eastAsia="宋体" w:hAnsi="宋体" w:hint="eastAsia"/>
-        </w:rPr>
-        <w:t xml:space="preserve">    iu→q，ua/ia→w，uan/ü(v)an/er→r，ü(v)e→t，uai/ü(v)→y（声母jqxy的，ü(v)→u），uo→o，un/ü(v)n→p，ong/iong→s，uang/iang→d，en→f，eng→g，ang→h，an→j，ao→k，ai→l，ei→z，ie→x，iao→c，ui→v，ou→b，in→n，ian→m，ing→；</w:t>
+        <w:t xml:space="preserve">    a，e，</w:t>
+      </w:r>
+      <w:proofErr w:type="spellStart"/>
+      <w:r>
+        <w:rPr>
+          <w:rFonts w:ascii="宋体" w:eastAsia="宋体" w:hAnsi="宋体" w:hint="eastAsia"/>
+        </w:rPr>
+        <w:t>i</w:t>
+      </w:r>
+      <w:proofErr w:type="spellEnd"/>
+      <w:r>
+        <w:rPr>
+          <w:rFonts w:ascii="宋体" w:eastAsia="宋体" w:hAnsi="宋体" w:hint="eastAsia"/>
+        </w:rPr>
+        <w:t>，o，u同全拼。</w:t>
+      </w:r>
+    </w:p>
+    <w:p>
+      <w:pPr>
+        <w:rPr>
+          <w:rFonts w:ascii="宋体" w:eastAsia="宋体" w:hAnsi="宋体" w:hint="eastAsia"/>
+        </w:rPr>
+      </w:pPr>
+      <w:r>
+        <w:rPr>
+          <w:rFonts w:ascii="宋体" w:eastAsia="宋体" w:hAnsi="宋体" w:hint="eastAsia"/>
+        </w:rPr>
+        <w:t xml:space="preserve">    </w:t>
+      </w:r>
+      <w:proofErr w:type="spellStart"/>
+      <w:r>
+        <w:rPr>
+          <w:rFonts w:ascii="宋体" w:eastAsia="宋体" w:hAnsi="宋体" w:hint="eastAsia"/>
+        </w:rPr>
+        <w:t>iu</w:t>
+      </w:r>
+      <w:proofErr w:type="spellEnd"/>
+      <w:r>
+        <w:rPr>
+          <w:rFonts w:ascii="宋体" w:eastAsia="宋体" w:hAnsi="宋体" w:hint="eastAsia"/>
+        </w:rPr>
+        <w:t>→q，</w:t>
+      </w:r>
+      <w:proofErr w:type="spellStart"/>
+      <w:r>
+        <w:rPr>
+          <w:rFonts w:ascii="宋体" w:eastAsia="宋体" w:hAnsi="宋体" w:hint="eastAsia"/>
+        </w:rPr>
+        <w:t>ua</w:t>
+      </w:r>
+      <w:proofErr w:type="spellEnd"/>
+      <w:r>
+        <w:rPr>
+          <w:rFonts w:ascii="宋体" w:eastAsia="宋体" w:hAnsi="宋体" w:hint="eastAsia"/>
+        </w:rPr>
+        <w:t>/</w:t>
+      </w:r>
+      <w:proofErr w:type="spellStart"/>
+      <w:r>
+        <w:rPr>
+          <w:rFonts w:ascii="宋体" w:eastAsia="宋体" w:hAnsi="宋体" w:hint="eastAsia"/>
+        </w:rPr>
+        <w:t>ia</w:t>
+      </w:r>
+      <w:proofErr w:type="spellEnd"/>
+      <w:r>
+        <w:rPr>
+          <w:rFonts w:ascii="宋体" w:eastAsia="宋体" w:hAnsi="宋体" w:hint="eastAsia"/>
+        </w:rPr>
+        <w:t>→w，</w:t>
+      </w:r>
+      <w:proofErr w:type="spellStart"/>
+      <w:r>
+        <w:rPr>
+          <w:rFonts w:ascii="宋体" w:eastAsia="宋体" w:hAnsi="宋体" w:hint="eastAsia"/>
+        </w:rPr>
+        <w:t>uan</w:t>
+      </w:r>
+      <w:proofErr w:type="spellEnd"/>
+      <w:r>
+        <w:rPr>
+          <w:rFonts w:ascii="宋体" w:eastAsia="宋体" w:hAnsi="宋体" w:hint="eastAsia"/>
+        </w:rPr>
+        <w:t>/ü(v)an/er→r，ü(v)e→t，</w:t>
+      </w:r>
+      <w:proofErr w:type="spellStart"/>
+      <w:r>
+        <w:rPr>
+          <w:rFonts w:ascii="宋体" w:eastAsia="宋体" w:hAnsi="宋体" w:hint="eastAsia"/>
+        </w:rPr>
+        <w:t>uai</w:t>
+      </w:r>
+      <w:proofErr w:type="spellEnd"/>
+      <w:r>
+        <w:rPr>
+          <w:rFonts w:ascii="宋体" w:eastAsia="宋体" w:hAnsi="宋体" w:hint="eastAsia"/>
+        </w:rPr>
+        <w:t>/ü(v)→y（声母</w:t>
+      </w:r>
+      <w:proofErr w:type="spellStart"/>
+      <w:r>
+        <w:rPr>
+          <w:rFonts w:ascii="宋体" w:eastAsia="宋体" w:hAnsi="宋体" w:hint="eastAsia"/>
+        </w:rPr>
+        <w:t>jqxy</w:t>
+      </w:r>
+      <w:proofErr w:type="spellEnd"/>
+      <w:r>
+        <w:rPr>
+          <w:rFonts w:ascii="宋体" w:eastAsia="宋体" w:hAnsi="宋体" w:hint="eastAsia"/>
+        </w:rPr>
+        <w:t>的，ü(v)→u），</w:t>
+      </w:r>
+      <w:proofErr w:type="spellStart"/>
+      <w:r>
+        <w:rPr>
+          <w:rFonts w:ascii="宋体" w:eastAsia="宋体" w:hAnsi="宋体" w:hint="eastAsia"/>
+        </w:rPr>
+        <w:t>uo</w:t>
+      </w:r>
+      <w:proofErr w:type="spellEnd"/>
+      <w:r>
+        <w:rPr>
+          <w:rFonts w:ascii="宋体" w:eastAsia="宋体" w:hAnsi="宋体" w:hint="eastAsia"/>
+        </w:rPr>
+        <w:t>→o，un/ü(v)n→p，</w:t>
+      </w:r>
+      <w:proofErr w:type="spellStart"/>
+      <w:r>
+        <w:rPr>
+          <w:rFonts w:ascii="宋体" w:eastAsia="宋体" w:hAnsi="宋体" w:hint="eastAsia"/>
+        </w:rPr>
+        <w:t>ong</w:t>
+      </w:r>
+      <w:proofErr w:type="spellEnd"/>
+      <w:r>
+        <w:rPr>
+          <w:rFonts w:ascii="宋体" w:eastAsia="宋体" w:hAnsi="宋体" w:hint="eastAsia"/>
+        </w:rPr>
+        <w:t>/</w:t>
+      </w:r>
+      <w:proofErr w:type="spellStart"/>
+      <w:r>
+        <w:rPr>
+          <w:rFonts w:ascii="宋体" w:eastAsia="宋体" w:hAnsi="宋体" w:hint="eastAsia"/>
+        </w:rPr>
+        <w:t>iong</w:t>
+      </w:r>
+      <w:proofErr w:type="spellEnd"/>
+      <w:r>
+        <w:rPr>
+          <w:rFonts w:ascii="宋体" w:eastAsia="宋体" w:hAnsi="宋体" w:hint="eastAsia"/>
+        </w:rPr>
+        <w:t>→s，uang/</w:t>
+      </w:r>
+      <w:proofErr w:type="spellStart"/>
+      <w:r>
+        <w:rPr>
+          <w:rFonts w:ascii="宋体" w:eastAsia="宋体" w:hAnsi="宋体" w:hint="eastAsia"/>
+        </w:rPr>
+        <w:t>iang</w:t>
+      </w:r>
+      <w:proofErr w:type="spellEnd"/>
+      <w:r>
+        <w:rPr>
+          <w:rFonts w:ascii="宋体" w:eastAsia="宋体" w:hAnsi="宋体" w:hint="eastAsia"/>
+        </w:rPr>
+        <w:t>→d，</w:t>
+      </w:r>
+      <w:proofErr w:type="spellStart"/>
+      <w:r>
+        <w:rPr>
+          <w:rFonts w:ascii="宋体" w:eastAsia="宋体" w:hAnsi="宋体" w:hint="eastAsia"/>
+        </w:rPr>
+        <w:t>en</w:t>
+      </w:r>
+      <w:proofErr w:type="spellEnd"/>
+      <w:r>
+        <w:rPr>
+          <w:rFonts w:ascii="宋体" w:eastAsia="宋体" w:hAnsi="宋体" w:hint="eastAsia"/>
+        </w:rPr>
+        <w:t>→f，</w:t>
+      </w:r>
+      <w:proofErr w:type="spellStart"/>
+      <w:r>
+        <w:rPr>
+          <w:rFonts w:ascii="宋体" w:eastAsia="宋体" w:hAnsi="宋体" w:hint="eastAsia"/>
+        </w:rPr>
+        <w:t>eng</w:t>
+      </w:r>
+      <w:proofErr w:type="spellEnd"/>
+      <w:r>
+        <w:rPr>
+          <w:rFonts w:ascii="宋体" w:eastAsia="宋体" w:hAnsi="宋体" w:hint="eastAsia"/>
+        </w:rPr>
+        <w:t>→g，ang→h，an→j，</w:t>
+      </w:r>
+      <w:proofErr w:type="spellStart"/>
+      <w:r>
+        <w:rPr>
+          <w:rFonts w:ascii="宋体" w:eastAsia="宋体" w:hAnsi="宋体" w:hint="eastAsia"/>
+        </w:rPr>
+        <w:t>ao</w:t>
+      </w:r>
+      <w:proofErr w:type="spellEnd"/>
+      <w:r>
+        <w:rPr>
+          <w:rFonts w:ascii="宋体" w:eastAsia="宋体" w:hAnsi="宋体" w:hint="eastAsia"/>
+        </w:rPr>
+        <w:t>→k，ai→l，</w:t>
+      </w:r>
+      <w:proofErr w:type="spellStart"/>
+      <w:r>
+        <w:rPr>
+          <w:rFonts w:ascii="宋体" w:eastAsia="宋体" w:hAnsi="宋体" w:hint="eastAsia"/>
+        </w:rPr>
+        <w:t>ei</w:t>
+      </w:r>
+      <w:proofErr w:type="spellEnd"/>
+      <w:r>
+        <w:rPr>
+          <w:rFonts w:ascii="宋体" w:eastAsia="宋体" w:hAnsi="宋体" w:hint="eastAsia"/>
+        </w:rPr>
+        <w:t>→z，</w:t>
+      </w:r>
+      <w:proofErr w:type="spellStart"/>
+      <w:r>
+        <w:rPr>
+          <w:rFonts w:ascii="宋体" w:eastAsia="宋体" w:hAnsi="宋体" w:hint="eastAsia"/>
+        </w:rPr>
+        <w:t>ie</w:t>
+      </w:r>
+      <w:proofErr w:type="spellEnd"/>
+      <w:r>
+        <w:rPr>
+          <w:rFonts w:ascii="宋体" w:eastAsia="宋体" w:hAnsi="宋体" w:hint="eastAsia"/>
+        </w:rPr>
+        <w:t>→x，</w:t>
+      </w:r>
+      <w:proofErr w:type="spellStart"/>
+      <w:r>
+        <w:rPr>
+          <w:rFonts w:ascii="宋体" w:eastAsia="宋体" w:hAnsi="宋体" w:hint="eastAsia"/>
+        </w:rPr>
+        <w:t>iao</w:t>
+      </w:r>
+      <w:proofErr w:type="spellEnd"/>
+      <w:r>
+        <w:rPr>
+          <w:rFonts w:ascii="宋体" w:eastAsia="宋体" w:hAnsi="宋体" w:hint="eastAsia"/>
+        </w:rPr>
+        <w:t>→c，</w:t>
+      </w:r>
+      <w:proofErr w:type="spellStart"/>
+      <w:r>
+        <w:rPr>
+          <w:rFonts w:ascii="宋体" w:eastAsia="宋体" w:hAnsi="宋体" w:hint="eastAsia"/>
+        </w:rPr>
+        <w:t>ui</w:t>
+      </w:r>
+      <w:proofErr w:type="spellEnd"/>
+      <w:r>
+        <w:rPr>
+          <w:rFonts w:ascii="宋体" w:eastAsia="宋体" w:hAnsi="宋体" w:hint="eastAsia"/>
+        </w:rPr>
+        <w:t>→v，</w:t>
+      </w:r>
+      <w:proofErr w:type="spellStart"/>
+      <w:r>
+        <w:rPr>
+          <w:rFonts w:ascii="宋体" w:eastAsia="宋体" w:hAnsi="宋体" w:hint="eastAsia"/>
+        </w:rPr>
+        <w:t>ou</w:t>
+      </w:r>
+      <w:proofErr w:type="spellEnd"/>
+      <w:r>
+        <w:rPr>
+          <w:rFonts w:ascii="宋体" w:eastAsia="宋体" w:hAnsi="宋体" w:hint="eastAsia"/>
+        </w:rPr>
+        <w:t>→b，in→n，</w:t>
+      </w:r>
+      <w:proofErr w:type="spellStart"/>
+      <w:r>
+        <w:rPr>
+          <w:rFonts w:ascii="宋体" w:eastAsia="宋体" w:hAnsi="宋体" w:hint="eastAsia"/>
+        </w:rPr>
+        <w:t>ian</w:t>
+      </w:r>
+      <w:proofErr w:type="spellEnd"/>
+      <w:r>
+        <w:rPr>
+          <w:rFonts w:ascii="宋体" w:eastAsia="宋体" w:hAnsi="宋体" w:hint="eastAsia"/>
+        </w:rPr>
+        <w:t>→m，</w:t>
+      </w:r>
+      <w:proofErr w:type="spellStart"/>
+      <w:r>
+        <w:rPr>
+          <w:rFonts w:ascii="宋体" w:eastAsia="宋体" w:hAnsi="宋体" w:hint="eastAsia"/>
+        </w:rPr>
+        <w:t>ing</w:t>
+      </w:r>
+      <w:proofErr w:type="spellEnd"/>
+      <w:r>
+        <w:rPr>
+          <w:rFonts w:ascii="宋体" w:eastAsia="宋体" w:hAnsi="宋体" w:hint="eastAsia"/>
+        </w:rPr>
+        <w:t>→；</w:t>
       </w:r>
     </w:p>
     <w:p>
@@ -4705,7 +5376,25 @@
           <w:i/>
           <w:iCs/>
         </w:rPr>
-        <w:t>以下是搜狗双拼对照表</w:t>
+        <w:t>以下</w:t>
+      </w:r>
+      <w:proofErr w:type="gramStart"/>
+      <w:r>
+        <w:rPr>
+          <w:rFonts w:ascii="宋体" w:eastAsia="宋体" w:hAnsi="宋体" w:hint="eastAsia"/>
+          <w:i/>
+          <w:iCs/>
+        </w:rPr>
+        <w:t>是搜狗双拼</w:t>
+      </w:r>
+      <w:proofErr w:type="gramEnd"/>
+      <w:r>
+        <w:rPr>
+          <w:rFonts w:ascii="宋体" w:eastAsia="宋体" w:hAnsi="宋体" w:hint="eastAsia"/>
+          <w:i/>
+          <w:iCs/>
+        </w:rPr>
+        <w:t>对照表</w:t>
       </w:r>
     </w:p>
     <w:p>
@@ -4725,7 +5414,7 @@
           <w14:ligatures w14:val="none"/>
         </w:rPr>
         <w:drawing>
-          <wp:inline distT="0" distB="0" distL="0" distR="0" wp14:anchorId="021093D3" wp14:editId="3A87713C">
+          <wp:inline distT="0" distB="0" distL="0" distR="0" wp14:anchorId="021093D3" wp14:editId="66261DA5">
             <wp:extent cx="3864293" cy="1155659"/>
             <wp:effectExtent l="0" t="0" r="3175" b="6985"/>
             <wp:docPr id="876378149" name="图片 2"/>
@@ -4858,17 +5547,39 @@
           <w:sz w:val="32"/>
           <w:szCs w:val="32"/>
         </w:rPr>
-        <w:t>三、主</w:t>
-      </w:r>
-      <w:r>
-        <w:rPr>
-          <w:rFonts w:ascii="宋体" w:eastAsia="宋体" w:hAnsi="宋体"/>
+        <w:t>三、</w:t>
+      </w:r>
+      <w:proofErr w:type="gramStart"/>
+      <w:r>
+        <w:rPr>
+          <w:rFonts w:ascii="宋体" w:eastAsia="宋体" w:hAnsi="宋体" w:hint="eastAsia"/>
           <w:b/>
           <w:bCs/>
           <w:sz w:val="32"/>
           <w:szCs w:val="32"/>
         </w:rPr>
-        <w:t>码编码规则</w:t>
+        <w:t>主</w:t>
+      </w:r>
+      <w:r>
+        <w:rPr>
+          <w:rFonts w:ascii="宋体" w:eastAsia="宋体" w:hAnsi="宋体"/>
+          <w:b/>
+          <w:bCs/>
+          <w:sz w:val="32"/>
+          <w:szCs w:val="32"/>
+        </w:rPr>
+        <w:t>码编码</w:t>
+      </w:r>
+      <w:proofErr w:type="gramEnd"/>
+      <w:r>
+        <w:rPr>
+          <w:rFonts w:ascii="宋体" w:eastAsia="宋体" w:hAnsi="宋体"/>
+          <w:b/>
+          <w:bCs/>
+          <w:sz w:val="32"/>
+          <w:szCs w:val="32"/>
+        </w:rPr>
+        <w:t>规则</w:t>
       </w:r>
     </w:p>
     <w:p>
@@ -4879,6 +5590,7 @@
           <w:szCs w:val="21"/>
         </w:rPr>
       </w:pPr>
+      <w:proofErr w:type="gramStart"/>
       <w:r>
         <w:rPr>
           <w:rFonts w:ascii="宋体" w:eastAsia="宋体" w:hAnsi="宋体" w:hint="eastAsia"/>
@@ -4891,7 +5603,15 @@
           <w:rFonts w:ascii="宋体" w:eastAsia="宋体" w:hAnsi="宋体"/>
           <w:szCs w:val="21"/>
         </w:rPr>
-        <w:t>码是编码中的第四位，用于区分同音字。它根据汉字的字形结构，将汉字分为</w:t>
+        <w:t>码是</w:t>
+      </w:r>
+      <w:proofErr w:type="gramEnd"/>
+      <w:r>
+        <w:rPr>
+          <w:rFonts w:ascii="宋体" w:eastAsia="宋体" w:hAnsi="宋体"/>
+          <w:szCs w:val="21"/>
+        </w:rPr>
+        <w:t>编码中的第四位，用于区分同音字。它根据汉字的字形结构，将汉字分为</w:t>
       </w:r>
       <w:r>
         <w:rPr>
@@ -4930,7 +5650,23 @@
           <w:rFonts w:ascii="宋体" w:eastAsia="宋体" w:hAnsi="宋体" w:hint="eastAsia"/>
           <w:szCs w:val="21"/>
         </w:rPr>
-        <w:t>。因此，主码又称“形部码”。</w:t>
+        <w:t>。因此，</w:t>
+      </w:r>
+      <w:proofErr w:type="gramStart"/>
+      <w:r>
+        <w:rPr>
+          <w:rFonts w:ascii="宋体" w:eastAsia="宋体" w:hAnsi="宋体" w:hint="eastAsia"/>
+          <w:szCs w:val="21"/>
+        </w:rPr>
+        <w:t>主码又</w:t>
+      </w:r>
+      <w:proofErr w:type="gramEnd"/>
+      <w:r>
+        <w:rPr>
+          <w:rFonts w:ascii="宋体" w:eastAsia="宋体" w:hAnsi="宋体" w:hint="eastAsia"/>
+          <w:szCs w:val="21"/>
+        </w:rPr>
+        <w:t>称“形部码”。</w:t>
       </w:r>
     </w:p>
     <w:p>
@@ -5015,7 +5751,23 @@
           <w:rFonts w:ascii="宋体" w:eastAsia="宋体" w:hAnsi="宋体"/>
           <w:szCs w:val="21"/>
         </w:rPr>
-        <w:t>的字，视为合体字；否则为独体字。"拆"要求独立明显，不交错、不穿插、不粘连。取完部首后，剩下的部件应尽量成字，避免拆分出无意义的部件。</w:t>
+        <w:t>的字，视为合体字；否则为独体字。"拆"要求独立明显，不交错、</w:t>
+      </w:r>
+      <w:proofErr w:type="gramStart"/>
+      <w:r>
+        <w:rPr>
+          <w:rFonts w:ascii="宋体" w:eastAsia="宋体" w:hAnsi="宋体"/>
+          <w:szCs w:val="21"/>
+        </w:rPr>
+        <w:t>不</w:t>
+      </w:r>
+      <w:proofErr w:type="gramEnd"/>
+      <w:r>
+        <w:rPr>
+          <w:rFonts w:ascii="宋体" w:eastAsia="宋体" w:hAnsi="宋体"/>
+          <w:szCs w:val="21"/>
+        </w:rPr>
+        <w:t>穿插、不粘连。取完部首后，剩下的部件应尽量成字，避免拆分出无意义的部件。</w:t>
       </w:r>
     </w:p>
     <w:p>
@@ -5236,6 +5988,7 @@
                 <w:szCs w:val="21"/>
               </w:rPr>
             </w:pPr>
+            <w:proofErr w:type="gramStart"/>
             <w:r>
               <w:rPr>
                 <w:rFonts w:ascii="宋体" w:eastAsia="宋体" w:hAnsi="宋体" w:hint="eastAsia"/>
@@ -5250,6 +6003,7 @@
               </w:rPr>
               <w:t>码</w:t>
             </w:r>
+            <w:proofErr w:type="gramEnd"/>
           </w:p>
         </w:tc>
         <w:tc>
@@ -5503,6 +6257,7 @@
               </w:rPr>
               <w:t>横、撇、</w:t>
             </w:r>
+            <w:proofErr w:type="gramStart"/>
             <w:r>
               <w:rPr>
                 <w:rFonts w:ascii="宋体" w:eastAsia="宋体" w:hAnsi="宋体" w:hint="eastAsia"/>
@@ -5515,7 +6270,15 @@
                 <w:rFonts w:ascii="宋体" w:eastAsia="宋体" w:hAnsi="宋体"/>
                 <w:szCs w:val="21"/>
               </w:rPr>
-              <w:t>构成汉字主要框架</w:t>
+              <w:t>构成</w:t>
+            </w:r>
+            <w:proofErr w:type="gramEnd"/>
+            <w:r>
+              <w:rPr>
+                <w:rFonts w:ascii="宋体" w:eastAsia="宋体" w:hAnsi="宋体"/>
+                <w:szCs w:val="21"/>
+              </w:rPr>
+              <w:t>汉字主要框架</w:t>
             </w:r>
           </w:p>
         </w:tc>
@@ -5537,12 +6300,28 @@
                 <w:szCs w:val="21"/>
               </w:rPr>
             </w:pPr>
-            <w:r>
-              <w:rPr>
-                <w:rFonts w:ascii="宋体" w:eastAsia="宋体" w:hAnsi="宋体" w:hint="eastAsia"/>
-              </w:rPr>
-              <w:t>矢水米乘求</w:t>
-            </w:r>
+            <w:proofErr w:type="gramStart"/>
+            <w:r>
+              <w:rPr>
+                <w:rFonts w:ascii="宋体" w:eastAsia="宋体" w:hAnsi="宋体" w:hint="eastAsia"/>
+              </w:rPr>
+              <w:t>矢</w:t>
+            </w:r>
+            <w:proofErr w:type="gramEnd"/>
+            <w:r>
+              <w:rPr>
+                <w:rFonts w:ascii="宋体" w:eastAsia="宋体" w:hAnsi="宋体" w:hint="eastAsia"/>
+              </w:rPr>
+              <w:t>水</w:t>
+            </w:r>
+            <w:proofErr w:type="gramStart"/>
+            <w:r>
+              <w:rPr>
+                <w:rFonts w:ascii="宋体" w:eastAsia="宋体" w:hAnsi="宋体" w:hint="eastAsia"/>
+              </w:rPr>
+              <w:t>米乘求</w:t>
+            </w:r>
+            <w:proofErr w:type="gramEnd"/>
           </w:p>
         </w:tc>
       </w:tr>
@@ -5565,6 +6344,7 @@
                 <w:szCs w:val="21"/>
               </w:rPr>
             </w:pPr>
+            <w:proofErr w:type="gramStart"/>
             <w:r>
               <w:rPr>
                 <w:rFonts w:ascii="宋体" w:eastAsia="宋体" w:hAnsi="宋体"/>
@@ -5572,6 +6352,7 @@
               </w:rPr>
               <w:t>闭形</w:t>
             </w:r>
+            <w:proofErr w:type="gramEnd"/>
           </w:p>
         </w:tc>
         <w:tc>
@@ -5650,7 +6431,35 @@
               <w:rPr>
                 <w:rFonts w:ascii="宋体" w:eastAsia="宋体" w:hAnsi="宋体" w:hint="eastAsia"/>
               </w:rPr>
-              <w:t>自酉曲凸甘</w:t>
+              <w:t>自</w:t>
+            </w:r>
+            <w:proofErr w:type="gramStart"/>
+            <w:r>
+              <w:rPr>
+                <w:rFonts w:ascii="宋体" w:eastAsia="宋体" w:hAnsi="宋体" w:hint="eastAsia"/>
+              </w:rPr>
+              <w:t>酉</w:t>
+            </w:r>
+            <w:proofErr w:type="gramEnd"/>
+            <w:r>
+              <w:rPr>
+                <w:rFonts w:ascii="宋体" w:eastAsia="宋体" w:hAnsi="宋体" w:hint="eastAsia"/>
+              </w:rPr>
+              <w:t>曲</w:t>
+            </w:r>
+            <w:proofErr w:type="gramStart"/>
+            <w:r>
+              <w:rPr>
+                <w:rFonts w:ascii="宋体" w:eastAsia="宋体" w:hAnsi="宋体" w:hint="eastAsia"/>
+              </w:rPr>
+              <w:t>凸</w:t>
+            </w:r>
+            <w:proofErr w:type="gramEnd"/>
+            <w:r>
+              <w:rPr>
+                <w:rFonts w:ascii="宋体" w:eastAsia="宋体" w:hAnsi="宋体" w:hint="eastAsia"/>
+              </w:rPr>
+              <w:t>甘</w:t>
             </w:r>
           </w:p>
         </w:tc>
@@ -5674,6 +6483,7 @@
                 <w:szCs w:val="21"/>
               </w:rPr>
             </w:pPr>
+            <w:proofErr w:type="gramStart"/>
             <w:r>
               <w:rPr>
                 <w:rFonts w:ascii="宋体" w:eastAsia="宋体" w:hAnsi="宋体" w:hint="eastAsia"/>
@@ -5688,6 +6498,7 @@
               </w:rPr>
               <w:t>形</w:t>
             </w:r>
+            <w:proofErr w:type="gramEnd"/>
           </w:p>
         </w:tc>
         <w:tc>
@@ -5766,7 +6577,21 @@
               <w:rPr>
                 <w:rFonts w:ascii="宋体" w:eastAsia="宋体" w:hAnsi="宋体" w:hint="eastAsia"/>
               </w:rPr>
-              <w:t>中且臣丞丽</w:t>
+              <w:t>中且臣</w:t>
+            </w:r>
+            <w:proofErr w:type="gramStart"/>
+            <w:r>
+              <w:rPr>
+                <w:rFonts w:ascii="宋体" w:eastAsia="宋体" w:hAnsi="宋体" w:hint="eastAsia"/>
+              </w:rPr>
+              <w:t>丞</w:t>
+            </w:r>
+            <w:proofErr w:type="gramEnd"/>
+            <w:r>
+              <w:rPr>
+                <w:rFonts w:ascii="宋体" w:eastAsia="宋体" w:hAnsi="宋体" w:hint="eastAsia"/>
+              </w:rPr>
+              <w:t>丽</w:t>
             </w:r>
           </w:p>
         </w:tc>
@@ -5878,8 +6703,16 @@
               <w:rPr>
                 <w:rFonts w:ascii="宋体" w:eastAsia="宋体" w:hAnsi="宋体" w:hint="eastAsia"/>
               </w:rPr>
-              <w:t>生主已幺毛</w:t>
-            </w:r>
+              <w:t>生主</w:t>
+            </w:r>
+            <w:proofErr w:type="gramStart"/>
+            <w:r>
+              <w:rPr>
+                <w:rFonts w:ascii="宋体" w:eastAsia="宋体" w:hAnsi="宋体" w:hint="eastAsia"/>
+              </w:rPr>
+              <w:t>已幺毛</w:t>
+            </w:r>
+            <w:proofErr w:type="gramEnd"/>
           </w:p>
         </w:tc>
       </w:tr>
@@ -5987,8 +6820,16 @@
               <w:rPr>
                 <w:rFonts w:ascii="宋体" w:eastAsia="宋体" w:hAnsi="宋体" w:hint="eastAsia"/>
               </w:rPr>
-              <w:t>人之而瓜也</w:t>
-            </w:r>
+              <w:t>人</w:t>
+            </w:r>
+            <w:proofErr w:type="gramStart"/>
+            <w:r>
+              <w:rPr>
+                <w:rFonts w:ascii="宋体" w:eastAsia="宋体" w:hAnsi="宋体" w:hint="eastAsia"/>
+              </w:rPr>
+              <w:t>之而瓜也</w:t>
+            </w:r>
+            <w:proofErr w:type="gramEnd"/>
           </w:p>
         </w:tc>
       </w:tr>
@@ -6011,6 +6852,7 @@
                 <w:szCs w:val="21"/>
               </w:rPr>
             </w:pPr>
+            <w:proofErr w:type="gramStart"/>
             <w:r>
               <w:rPr>
                 <w:rFonts w:ascii="宋体" w:eastAsia="宋体" w:hAnsi="宋体"/>
@@ -6018,6 +6860,7 @@
               </w:rPr>
               <w:t>错形</w:t>
             </w:r>
+            <w:proofErr w:type="gramEnd"/>
           </w:p>
         </w:tc>
         <w:tc>
@@ -6092,6 +6935,7 @@
                 <w:szCs w:val="21"/>
               </w:rPr>
             </w:pPr>
+            <w:proofErr w:type="gramStart"/>
             <w:r>
               <w:rPr>
                 <w:rFonts w:ascii="宋体" w:eastAsia="宋体" w:hAnsi="宋体" w:hint="eastAsia"/>
@@ -6116,7 +6960,14 @@
               <w:rPr>
                 <w:rFonts w:ascii="宋体" w:eastAsia="宋体" w:hAnsi="宋体" w:hint="eastAsia"/>
               </w:rPr>
-              <w:t>不壬</w:t>
+              <w:t>不</w:t>
+            </w:r>
+            <w:proofErr w:type="gramEnd"/>
+            <w:r>
+              <w:rPr>
+                <w:rFonts w:ascii="宋体" w:eastAsia="宋体" w:hAnsi="宋体" w:hint="eastAsia"/>
+              </w:rPr>
+              <w:t>壬</w:t>
             </w:r>
           </w:p>
         </w:tc>
@@ -6140,6 +6991,7 @@
                 <w:szCs w:val="21"/>
               </w:rPr>
             </w:pPr>
+            <w:proofErr w:type="gramStart"/>
             <w:r>
               <w:rPr>
                 <w:rFonts w:ascii="宋体" w:eastAsia="宋体" w:hAnsi="宋体"/>
@@ -6147,6 +6999,7 @@
               </w:rPr>
               <w:t>偏形</w:t>
             </w:r>
+            <w:proofErr w:type="gramEnd"/>
           </w:p>
         </w:tc>
         <w:tc>
@@ -6225,7 +7078,21 @@
               <w:rPr>
                 <w:rFonts w:ascii="宋体" w:eastAsia="宋体" w:hAnsi="宋体" w:hint="eastAsia"/>
               </w:rPr>
-              <w:t>产勿今母耳</w:t>
+              <w:t>产</w:t>
+            </w:r>
+            <w:proofErr w:type="gramStart"/>
+            <w:r>
+              <w:rPr>
+                <w:rFonts w:ascii="宋体" w:eastAsia="宋体" w:hAnsi="宋体" w:hint="eastAsia"/>
+              </w:rPr>
+              <w:t>勿今母</w:t>
+            </w:r>
+            <w:proofErr w:type="gramEnd"/>
+            <w:r>
+              <w:rPr>
+                <w:rFonts w:ascii="宋体" w:eastAsia="宋体" w:hAnsi="宋体" w:hint="eastAsia"/>
+              </w:rPr>
+              <w:t>耳</w:t>
             </w:r>
           </w:p>
         </w:tc>
@@ -6308,7 +7175,23 @@
                 <w:rFonts w:ascii="宋体" w:eastAsia="宋体" w:hAnsi="宋体"/>
                 <w:szCs w:val="21"/>
               </w:rPr>
-              <w:t>结构复杂，包含多个符合上述形状的结构；或隶变后无法辨认拆形而导致的独体字</w:t>
+              <w:t>结构复杂，包含多个符合上述形状的结构；或隶变后无法</w:t>
+            </w:r>
+            <w:proofErr w:type="gramStart"/>
+            <w:r>
+              <w:rPr>
+                <w:rFonts w:ascii="宋体" w:eastAsia="宋体" w:hAnsi="宋体"/>
+                <w:szCs w:val="21"/>
+              </w:rPr>
+              <w:t>辨认拆形而</w:t>
+            </w:r>
+            <w:proofErr w:type="gramEnd"/>
+            <w:r>
+              <w:rPr>
+                <w:rFonts w:ascii="宋体" w:eastAsia="宋体" w:hAnsi="宋体"/>
+                <w:szCs w:val="21"/>
+              </w:rPr>
+              <w:t>导致的独体字</w:t>
             </w:r>
           </w:p>
         </w:tc>
@@ -6334,7 +7217,21 @@
               <w:rPr>
                 <w:rFonts w:ascii="宋体" w:eastAsia="宋体" w:hAnsi="宋体" w:hint="eastAsia"/>
               </w:rPr>
-              <w:t>南先弗巳重</w:t>
+              <w:t>南先</w:t>
+            </w:r>
+            <w:proofErr w:type="gramStart"/>
+            <w:r>
+              <w:rPr>
+                <w:rFonts w:ascii="宋体" w:eastAsia="宋体" w:hAnsi="宋体" w:hint="eastAsia"/>
+              </w:rPr>
+              <w:t>弗巳</w:t>
+            </w:r>
+            <w:proofErr w:type="gramEnd"/>
+            <w:r>
+              <w:rPr>
+                <w:rFonts w:ascii="宋体" w:eastAsia="宋体" w:hAnsi="宋体" w:hint="eastAsia"/>
+              </w:rPr>
+              <w:t>重</w:t>
             </w:r>
           </w:p>
         </w:tc>
@@ -6448,6 +7345,7 @@
               </w:rPr>
               <w:t>乙</w:t>
             </w:r>
+            <w:proofErr w:type="gramStart"/>
             <w:r>
               <w:rPr>
                 <w:rFonts w:ascii="宋体" w:eastAsia="宋体" w:hAnsi="宋体"/>
@@ -6456,6 +7354,7 @@
               </w:rPr>
               <w:t>乂</w:t>
             </w:r>
+            <w:proofErr w:type="gramEnd"/>
           </w:p>
         </w:tc>
       </w:tr>
@@ -6515,6 +7414,7 @@
           <w:szCs w:val="21"/>
         </w:rPr>
       </w:pPr>
+      <w:proofErr w:type="gramStart"/>
       <w:r>
         <w:rPr>
           <w:rFonts w:ascii="宋体" w:eastAsia="宋体" w:hAnsi="宋体" w:hint="eastAsia"/>
@@ -6527,7 +7427,15 @@
           <w:rFonts w:ascii="宋体" w:eastAsia="宋体" w:hAnsi="宋体"/>
           <w:szCs w:val="21"/>
         </w:rPr>
-        <w:t>码为数字0-9，分别对应上述类别。</w:t>
+        <w:t>码为</w:t>
+      </w:r>
+      <w:proofErr w:type="gramEnd"/>
+      <w:r>
+        <w:rPr>
+          <w:rFonts w:ascii="宋体" w:eastAsia="宋体" w:hAnsi="宋体"/>
+          <w:szCs w:val="21"/>
+        </w:rPr>
+        <w:t>数字0-9，分别对应上述类别。</w:t>
       </w:r>
       <w:r>
         <w:rPr>
@@ -6550,7 +7458,23 @@
           <w:rFonts w:ascii="宋体" w:eastAsia="宋体" w:hAnsi="宋体"/>
           <w:szCs w:val="21"/>
         </w:rPr>
-        <w:t>独体字现代字形必须像独体字——这是判断复形独体字的重要标准。</w:t>
+        <w:t>独体</w:t>
+      </w:r>
+      <w:proofErr w:type="gramStart"/>
+      <w:r>
+        <w:rPr>
+          <w:rFonts w:ascii="宋体" w:eastAsia="宋体" w:hAnsi="宋体"/>
+          <w:szCs w:val="21"/>
+        </w:rPr>
+        <w:t>字现代</w:t>
+      </w:r>
+      <w:proofErr w:type="gramEnd"/>
+      <w:r>
+        <w:rPr>
+          <w:rFonts w:ascii="宋体" w:eastAsia="宋体" w:hAnsi="宋体"/>
+          <w:szCs w:val="21"/>
+        </w:rPr>
+        <w:t>字形必须像独体字——这是判断复形独体字的重要标准。</w:t>
       </w:r>
     </w:p>
     <w:p>
@@ -6585,7 +7509,15 @@
           <w:rFonts w:ascii="宋体" w:eastAsia="宋体" w:hAnsi="宋体"/>
           <w:szCs w:val="21"/>
         </w:rPr>
-        <w:t>合体字的</w:t>
+        <w:t>合体字</w:t>
+      </w:r>
+      <w:proofErr w:type="gramStart"/>
+      <w:r>
+        <w:rPr>
+          <w:rFonts w:ascii="宋体" w:eastAsia="宋体" w:hAnsi="宋体"/>
+          <w:szCs w:val="21"/>
+        </w:rPr>
+        <w:t>的</w:t>
       </w:r>
       <w:r>
         <w:rPr>
@@ -6599,7 +7531,15 @@
           <w:rFonts w:ascii="宋体" w:eastAsia="宋体" w:hAnsi="宋体"/>
           <w:szCs w:val="21"/>
         </w:rPr>
-        <w:t>码为其</w:t>
+        <w:t>码为</w:t>
+      </w:r>
+      <w:proofErr w:type="gramEnd"/>
+      <w:r>
+        <w:rPr>
+          <w:rFonts w:ascii="宋体" w:eastAsia="宋体" w:hAnsi="宋体"/>
+          <w:szCs w:val="21"/>
+        </w:rPr>
+        <w:t>其</w:t>
       </w:r>
       <w:r>
         <w:rPr>
@@ -7070,7 +8010,21 @@
         <w:rPr>
           <w:rFonts w:ascii="宋体" w:eastAsia="宋体" w:hAnsi="宋体" w:hint="eastAsia"/>
         </w:rPr>
-        <w:t>：丶一丨丿乙</w:t>
+        <w:t>：</w:t>
+      </w:r>
+      <w:proofErr w:type="gramStart"/>
+      <w:r>
+        <w:rPr>
+          <w:rFonts w:ascii="宋体" w:eastAsia="宋体" w:hAnsi="宋体" w:hint="eastAsia"/>
+        </w:rPr>
+        <w:t>丶一丨丿</w:t>
+      </w:r>
+      <w:proofErr w:type="gramEnd"/>
+      <w:r>
+        <w:rPr>
+          <w:rFonts w:ascii="宋体" w:eastAsia="宋体" w:hAnsi="宋体" w:hint="eastAsia"/>
+        </w:rPr>
+        <w:t>乙</w:t>
       </w:r>
       <w:r>
         <w:rPr>
@@ -7114,6 +8068,7 @@
         </w:rPr>
         <w:t>：</w:t>
       </w:r>
+      <w:proofErr w:type="gramStart"/>
       <w:r>
         <w:rPr>
           <w:rFonts w:ascii="宋体" w:eastAsia="宋体" w:hAnsi="宋体" w:hint="eastAsia"/>
@@ -7134,8 +8089,16 @@
         <w:rPr>
           <w:rFonts w:ascii="宋体" w:eastAsia="宋体" w:hAnsi="宋体" w:hint="eastAsia"/>
         </w:rPr>
-        <w:t>冫贝</w:t>
-      </w:r>
+        <w:t>冫</w:t>
+      </w:r>
+      <w:proofErr w:type="gramEnd"/>
+      <w:r>
+        <w:rPr>
+          <w:rFonts w:ascii="宋体" w:eastAsia="宋体" w:hAnsi="宋体" w:hint="eastAsia"/>
+        </w:rPr>
+        <w:t>贝</w:t>
+      </w:r>
+      <w:proofErr w:type="gramStart"/>
       <w:r>
         <w:rPr>
           <w:rFonts w:ascii="宋体" w:eastAsia="宋体" w:hAnsi="宋体" w:hint="eastAsia"/>
@@ -7149,6 +8112,7 @@
         </w:rPr>
         <w:t>白卜八匕</w:t>
       </w:r>
+      <w:proofErr w:type="gramEnd"/>
       <w:r>
         <w:rPr>
           <w:rFonts w:ascii="宋体" w:eastAsia="宋体" w:hAnsi="宋体" w:cs="宋体" w:hint="eastAsia"/>
@@ -7184,12 +8148,14 @@
         </w:rPr>
         <w:t>车</w:t>
       </w:r>
+      <w:proofErr w:type="gramStart"/>
       <w:r>
         <w:rPr>
           <w:rFonts w:ascii="宋体" w:eastAsia="宋体" w:hAnsi="宋体" w:hint="eastAsia"/>
         </w:rPr>
         <w:t>艹</w:t>
       </w:r>
+      <w:proofErr w:type="gramEnd"/>
       <w:r>
         <w:rPr>
           <w:rFonts w:ascii="宋体" w:eastAsia="宋体" w:hAnsi="宋体" w:hint="eastAsia"/>
@@ -7197,8 +8163,19 @@
           <w:bCs/>
           <w:color w:val="EE0000"/>
         </w:rPr>
-        <w:t>厂凵</w:t>
-      </w:r>
+        <w:t>厂</w:t>
+      </w:r>
+      <w:proofErr w:type="gramStart"/>
+      <w:r>
+        <w:rPr>
+          <w:rFonts w:ascii="宋体" w:eastAsia="宋体" w:hAnsi="宋体" w:hint="eastAsia"/>
+          <w:b/>
+          <w:bCs/>
+          <w:color w:val="EE0000"/>
+        </w:rPr>
+        <w:t>凵</w:t>
+      </w:r>
+      <w:proofErr w:type="gramEnd"/>
       <w:r>
         <w:rPr>
           <w:rFonts w:ascii="宋体" w:eastAsia="宋体" w:hAnsi="宋体" w:hint="eastAsia"/>
@@ -7212,11 +8189,19 @@
         </w:rPr>
         <w:t>卄</w:t>
       </w:r>
+      <w:proofErr w:type="gramStart"/>
       <w:r>
         <w:rPr>
           <w:rFonts w:ascii="宋体" w:eastAsia="宋体" w:hAnsi="宋体" w:cs="华文新魏" w:hint="eastAsia"/>
         </w:rPr>
-        <w:t xml:space="preserve">屮           </w:t>
+        <w:t>屮</w:t>
+      </w:r>
+      <w:proofErr w:type="gramEnd"/>
+      <w:r>
+        <w:rPr>
+          <w:rFonts w:ascii="宋体" w:eastAsia="宋体" w:hAnsi="宋体" w:cs="华文新魏" w:hint="eastAsia"/>
+        </w:rPr>
+        <w:t xml:space="preserve">           </w:t>
       </w:r>
       <w:r>
         <w:rPr>
@@ -7228,8 +8213,23 @@
         <w:rPr>
           <w:rFonts w:ascii="宋体" w:eastAsia="宋体" w:hAnsi="宋体" w:hint="eastAsia"/>
         </w:rPr>
-        <w:t>：刀歹大</w:t>
-      </w:r>
+        <w:t>：刀</w:t>
+      </w:r>
+      <w:proofErr w:type="gramStart"/>
+      <w:r>
+        <w:rPr>
+          <w:rFonts w:ascii="宋体" w:eastAsia="宋体" w:hAnsi="宋体" w:hint="eastAsia"/>
+        </w:rPr>
+        <w:t>歹</w:t>
+      </w:r>
+      <w:proofErr w:type="gramEnd"/>
+      <w:r>
+        <w:rPr>
+          <w:rFonts w:ascii="宋体" w:eastAsia="宋体" w:hAnsi="宋体" w:hint="eastAsia"/>
+        </w:rPr>
+        <w:t>大</w:t>
+      </w:r>
+      <w:proofErr w:type="gramStart"/>
       <w:r>
         <w:rPr>
           <w:rFonts w:ascii="宋体" w:eastAsia="宋体" w:hAnsi="宋体" w:hint="eastAsia"/>
@@ -7239,6 +8239,7 @@
         </w:rPr>
         <w:t>亠冖</w:t>
       </w:r>
+      <w:proofErr w:type="gramEnd"/>
       <w:r>
         <w:rPr>
           <w:rFonts w:ascii="宋体" w:eastAsia="宋体" w:hAnsi="宋体" w:cs="宋体" w:hint="eastAsia"/>
@@ -7313,8 +8314,16 @@
         <w:rPr>
           <w:rFonts w:ascii="宋体" w:eastAsia="宋体" w:hAnsi="宋体" w:hint="eastAsia"/>
         </w:rPr>
-        <w:t>：风方父缶</w:t>
-      </w:r>
+        <w:t>：</w:t>
+      </w:r>
+      <w:proofErr w:type="gramStart"/>
+      <w:r>
+        <w:rPr>
+          <w:rFonts w:ascii="宋体" w:eastAsia="宋体" w:hAnsi="宋体" w:hint="eastAsia"/>
+        </w:rPr>
+        <w:t>风方父缶</w:t>
+      </w:r>
+      <w:proofErr w:type="gramEnd"/>
       <w:r>
         <w:rPr>
           <w:rFonts w:ascii="宋体" w:eastAsia="宋体" w:hAnsi="宋体" w:hint="eastAsia"/>
@@ -7348,8 +8357,16 @@
         <w:rPr>
           <w:rFonts w:ascii="宋体" w:eastAsia="宋体" w:hAnsi="宋体" w:hint="eastAsia"/>
         </w:rPr>
-        <w:t>：工广弓光囗革戈瓜艮谷骨</w:t>
-      </w:r>
+        <w:t>：</w:t>
+      </w:r>
+      <w:proofErr w:type="gramStart"/>
+      <w:r>
+        <w:rPr>
+          <w:rFonts w:ascii="宋体" w:eastAsia="宋体" w:hAnsi="宋体" w:hint="eastAsia"/>
+        </w:rPr>
+        <w:t>工广弓光囗革戈瓜艮谷骨</w:t>
+      </w:r>
+      <w:proofErr w:type="gramEnd"/>
       <w:r>
         <w:rPr>
           <w:rFonts w:ascii="宋体" w:eastAsia="宋体" w:hAnsi="宋体" w:hint="eastAsia"/>
@@ -7372,8 +8389,16 @@
         <w:rPr>
           <w:rFonts w:ascii="宋体" w:eastAsia="宋体" w:hAnsi="宋体" w:hint="eastAsia"/>
         </w:rPr>
-        <w:t>：火户禾</w:t>
-      </w:r>
+        <w:t>：</w:t>
+      </w:r>
+      <w:proofErr w:type="gramStart"/>
+      <w:r>
+        <w:rPr>
+          <w:rFonts w:ascii="宋体" w:eastAsia="宋体" w:hAnsi="宋体" w:hint="eastAsia"/>
+        </w:rPr>
+        <w:t>火户禾</w:t>
+      </w:r>
+      <w:proofErr w:type="gramEnd"/>
       <w:r>
         <w:rPr>
           <w:rFonts w:ascii="宋体" w:eastAsia="宋体" w:hAnsi="宋体" w:cs="宋体" w:hint="eastAsia"/>
@@ -7392,19 +8417,28 @@
         </w:rPr>
         <w:t>羊</w:t>
       </w:r>
+      <w:proofErr w:type="gramStart"/>
       <w:r>
         <w:rPr>
           <w:rFonts w:ascii="宋体" w:eastAsia="宋体" w:hAnsi="宋体" w:cs="华文新魏" w:hint="eastAsia"/>
         </w:rPr>
-        <w:t>虍黑</w:t>
-      </w:r>
-    </w:p>
-    <w:p>
-      <w:pPr>
-        <w:rPr>
-          <w:rFonts w:ascii="宋体" w:eastAsia="宋体" w:hAnsi="宋体" w:hint="eastAsia"/>
-        </w:rPr>
-      </w:pPr>
+        <w:t>虍</w:t>
+      </w:r>
+      <w:proofErr w:type="gramEnd"/>
+      <w:r>
+        <w:rPr>
+          <w:rFonts w:ascii="宋体" w:eastAsia="宋体" w:hAnsi="宋体" w:cs="华文新魏" w:hint="eastAsia"/>
+        </w:rPr>
+        <w:t>黑</w:t>
+      </w:r>
+    </w:p>
+    <w:p>
+      <w:pPr>
+        <w:rPr>
+          <w:rFonts w:ascii="宋体" w:eastAsia="宋体" w:hAnsi="宋体" w:hint="eastAsia"/>
+        </w:rPr>
+      </w:pPr>
+      <w:proofErr w:type="spellStart"/>
       <w:r>
         <w:rPr>
           <w:rFonts w:ascii="宋体" w:eastAsia="宋体" w:hAnsi="宋体"/>
@@ -7412,11 +8446,19 @@
         <w:lastRenderedPageBreak/>
         <w:t>i</w:t>
       </w:r>
-      <w:r>
-        <w:rPr>
-          <w:rFonts w:ascii="宋体" w:eastAsia="宋体" w:hAnsi="宋体" w:hint="eastAsia"/>
-        </w:rPr>
-        <w:t>：虫</w:t>
+      <w:proofErr w:type="spellEnd"/>
+      <w:r>
+        <w:rPr>
+          <w:rFonts w:ascii="宋体" w:eastAsia="宋体" w:hAnsi="宋体" w:hint="eastAsia"/>
+        </w:rPr>
+        <w:t>：</w:t>
+      </w:r>
+      <w:proofErr w:type="gramStart"/>
+      <w:r>
+        <w:rPr>
+          <w:rFonts w:ascii="宋体" w:eastAsia="宋体" w:hAnsi="宋体" w:hint="eastAsia"/>
+        </w:rPr>
+        <w:t>虫</w:t>
       </w:r>
       <w:r>
         <w:rPr>
@@ -7427,6 +8469,7 @@
         </w:rPr>
         <w:t>页雨弋彐</w:t>
       </w:r>
+      <w:proofErr w:type="gramEnd"/>
       <w:r>
         <w:rPr>
           <w:rFonts w:ascii="宋体" w:eastAsia="宋体" w:hAnsi="宋体" w:cs="宋体" w:hint="eastAsia"/>
@@ -7440,12 +8483,26 @@
         <w:rPr>
           <w:rFonts w:ascii="宋体" w:eastAsia="宋体" w:hAnsi="宋体" w:cs="华文新魏" w:hint="eastAsia"/>
         </w:rPr>
-        <w:t>臣赤</w:t>
-      </w:r>
+        <w:t>臣</w:t>
+      </w:r>
+      <w:proofErr w:type="gramStart"/>
       <w:r>
         <w:rPr>
           <w:rFonts w:ascii="宋体" w:eastAsia="宋体" w:hAnsi="宋体" w:cs="华文新魏" w:hint="eastAsia"/>
         </w:rPr>
+        <w:t>赤</w:t>
+      </w:r>
+      <w:proofErr w:type="gramEnd"/>
+      <w:r>
+        <w:rPr>
+          <w:rFonts w:ascii="宋体" w:eastAsia="宋体" w:hAnsi="宋体" w:cs="华文新魏" w:hint="eastAsia"/>
+        </w:rPr>
+        <w:t></w:t>
+      </w:r>
+      <w:r>
+        <w:rPr>
+          <w:rFonts w:ascii="宋体" w:eastAsia="宋体" w:hAnsi="宋体" w:cs="华文新魏" w:hint="eastAsia"/>
+        </w:rPr>
         <w:t>尺</w:t>
       </w:r>
       <w:r>
@@ -7464,7 +8521,14 @@
         <w:rPr>
           <w:rFonts w:ascii="宋体" w:eastAsia="宋体" w:hAnsi="宋体" w:hint="eastAsia"/>
         </w:rPr>
-        <w:t>：金巾廴</w:t>
+        <w:t>：金巾</w:t>
+      </w:r>
+      <w:proofErr w:type="gramStart"/>
+      <w:r>
+        <w:rPr>
+          <w:rFonts w:ascii="宋体" w:eastAsia="宋体" w:hAnsi="宋体" w:hint="eastAsia"/>
+        </w:rPr>
+        <w:t>廴</w:t>
       </w:r>
       <w:r>
         <w:rPr>
@@ -7472,6 +8536,7 @@
         </w:rPr>
         <w:t>冂</w:t>
       </w:r>
+      <w:proofErr w:type="gramEnd"/>
       <w:r>
         <w:rPr>
           <w:rFonts w:ascii="宋体" w:eastAsia="宋体" w:hAnsi="宋体" w:cs="华文新魏" w:hint="eastAsia"/>
@@ -7485,6 +8550,7 @@
         </w:rPr>
         <w:t>𠘨</w:t>
       </w:r>
+      <w:proofErr w:type="gramStart"/>
       <w:r>
         <w:rPr>
           <w:rFonts w:ascii="宋体" w:eastAsia="宋体" w:hAnsi="宋体" w:hint="eastAsia"/>
@@ -7492,6 +8558,7 @@
         </w:rPr>
         <w:t>卩</w:t>
       </w:r>
+      <w:proofErr w:type="gramEnd"/>
       <w:r>
         <w:rPr>
           <w:rFonts w:ascii="宋体" w:eastAsia="宋体" w:hAnsi="宋体" w:hint="eastAsia"/>
@@ -7558,20 +8625,33 @@
           <w:bCs/>
           <w:color w:val="EE0000"/>
         </w:rPr>
-        <w:t>云勹</w:t>
-      </w:r>
+        <w:t>云</w:t>
+      </w:r>
+      <w:proofErr w:type="gramStart"/>
+      <w:r>
+        <w:rPr>
+          <w:rFonts w:ascii="宋体" w:eastAsia="宋体" w:hAnsi="宋体" w:hint="eastAsia"/>
+          <w:b/>
+          <w:bCs/>
+          <w:color w:val="EE0000"/>
+        </w:rPr>
+        <w:t>勹</w:t>
+      </w:r>
+      <w:proofErr w:type="gramEnd"/>
       <w:r>
         <w:rPr>
           <w:rFonts w:ascii="宋体" w:eastAsia="宋体" w:hAnsi="宋体" w:hint="eastAsia"/>
         </w:rPr>
         <w:t>力龙老卤里</w:t>
       </w:r>
+      <w:proofErr w:type="gramStart"/>
       <w:r>
         <w:rPr>
           <w:rFonts w:ascii="宋体" w:eastAsia="宋体" w:hAnsi="宋体" w:hint="eastAsia"/>
         </w:rPr>
         <w:t>卵</w:t>
       </w:r>
+      <w:proofErr w:type="gramEnd"/>
     </w:p>
     <w:p>
       <w:pPr>
@@ -7591,6 +8671,7 @@
         </w:rPr>
         <w:t>：木</w:t>
       </w:r>
+      <w:proofErr w:type="gramStart"/>
       <w:r>
         <w:rPr>
           <w:rFonts w:ascii="宋体" w:eastAsia="宋体" w:hAnsi="宋体" w:hint="eastAsia"/>
@@ -7600,6 +8681,7 @@
         </w:rPr>
         <w:t>彡</w:t>
       </w:r>
+      <w:proofErr w:type="gramEnd"/>
       <w:r>
         <w:rPr>
           <w:rFonts w:ascii="宋体" w:eastAsia="宋体" w:hAnsi="宋体" w:cs="宋体" w:hint="eastAsia"/>
@@ -7613,13 +8695,27 @@
         <w:rPr>
           <w:rFonts w:ascii="宋体" w:eastAsia="宋体" w:hAnsi="宋体" w:cs="华文新魏" w:hint="eastAsia"/>
         </w:rPr>
-        <w:t>马门皿毛目矛米</w:t>
-      </w:r>
-      <w:r>
-        <w:rPr>
-          <w:rFonts w:ascii="宋体" w:eastAsia="宋体" w:hAnsi="宋体" w:hint="eastAsia"/>
-        </w:rPr>
-        <w:t xml:space="preserve">麦   </w:t>
+        <w:t>马门</w:t>
+      </w:r>
+      <w:proofErr w:type="gramStart"/>
+      <w:r>
+        <w:rPr>
+          <w:rFonts w:ascii="宋体" w:eastAsia="宋体" w:hAnsi="宋体" w:cs="华文新魏" w:hint="eastAsia"/>
+        </w:rPr>
+        <w:t>皿毛目矛米</w:t>
+      </w:r>
+      <w:r>
+        <w:rPr>
+          <w:rFonts w:ascii="宋体" w:eastAsia="宋体" w:hAnsi="宋体" w:hint="eastAsia"/>
+        </w:rPr>
+        <w:t>麦</w:t>
+      </w:r>
+      <w:proofErr w:type="gramEnd"/>
+      <w:r>
+        <w:rPr>
+          <w:rFonts w:ascii="宋体" w:eastAsia="宋体" w:hAnsi="宋体" w:hint="eastAsia"/>
+        </w:rPr>
+        <w:t xml:space="preserve">   </w:t>
       </w:r>
       <w:r>
         <w:rPr>
@@ -7631,7 +8727,14 @@
         <w:rPr>
           <w:rFonts w:ascii="宋体" w:eastAsia="宋体" w:hAnsi="宋体" w:hint="eastAsia"/>
         </w:rPr>
-        <w:t>：女牛鸟</w:t>
+        <w:t>：</w:t>
+      </w:r>
+      <w:proofErr w:type="gramStart"/>
+      <w:r>
+        <w:rPr>
+          <w:rFonts w:ascii="宋体" w:eastAsia="宋体" w:hAnsi="宋体" w:hint="eastAsia"/>
+        </w:rPr>
+        <w:t>女牛鸟</w:t>
       </w:r>
       <w:r>
         <w:rPr>
@@ -7640,7 +8743,17 @@
           <w:bCs/>
           <w:color w:val="EE0000"/>
         </w:rPr>
-        <w:t>耒齿</w:t>
+        <w:t>耒</w:t>
+      </w:r>
+      <w:proofErr w:type="gramEnd"/>
+      <w:r>
+        <w:rPr>
+          <w:rFonts w:ascii="宋体" w:eastAsia="宋体" w:hAnsi="宋体" w:hint="eastAsia"/>
+          <w:b/>
+          <w:bCs/>
+          <w:color w:val="EE0000"/>
+        </w:rPr>
+        <w:t>齿</w:t>
       </w:r>
       <w:r>
         <w:rPr>
@@ -7668,6 +8781,7 @@
         </w:rPr>
         <w:t>：耳</w:t>
       </w:r>
+      <w:proofErr w:type="gramStart"/>
       <w:r>
         <w:rPr>
           <w:rFonts w:ascii="宋体" w:eastAsia="宋体" w:hAnsi="宋体" w:hint="eastAsia"/>
@@ -7677,6 +8791,7 @@
         </w:rPr>
         <w:t>匚</w:t>
       </w:r>
+      <w:proofErr w:type="gramEnd"/>
       <w:r>
         <w:rPr>
           <w:rFonts w:ascii="宋体" w:eastAsia="宋体" w:hAnsi="宋体" w:hint="eastAsia"/>
@@ -7708,6 +8823,7 @@
         </w:rPr>
         <w:t>：</w:t>
       </w:r>
+      <w:proofErr w:type="gramStart"/>
       <w:r>
         <w:rPr>
           <w:rFonts w:ascii="宋体" w:eastAsia="宋体" w:hAnsi="宋体" w:hint="eastAsia"/>
@@ -7715,12 +8831,14 @@
         </w:rPr>
         <w:t>攴</w:t>
       </w:r>
+      <w:proofErr w:type="gramEnd"/>
       <w:r>
         <w:rPr>
           <w:rFonts w:ascii="宋体" w:eastAsia="宋体" w:hAnsi="宋体" w:hint="eastAsia"/>
         </w:rPr>
         <w:t>片</w:t>
       </w:r>
+      <w:proofErr w:type="gramStart"/>
       <w:r>
         <w:rPr>
           <w:rFonts w:ascii="宋体" w:eastAsia="宋体" w:hAnsi="宋体" w:hint="eastAsia"/>
@@ -7736,6 +8854,7 @@
         </w:rPr>
         <w:t>丬</w:t>
       </w:r>
+      <w:proofErr w:type="gramEnd"/>
       <w:r>
         <w:rPr>
           <w:rFonts w:ascii="宋体" w:eastAsia="宋体" w:hAnsi="宋体" w:hint="eastAsia"/>
@@ -7743,6 +8862,7 @@
         </w:rPr>
         <w:t>皮</w:t>
       </w:r>
+      <w:proofErr w:type="gramStart"/>
       <w:r>
         <w:rPr>
           <w:rFonts w:ascii="宋体" w:eastAsia="宋体" w:hAnsi="宋体" w:hint="eastAsia"/>
@@ -7750,7 +8870,17 @@
           <w:bCs/>
           <w:color w:val="EE0000"/>
         </w:rPr>
-        <w:t>髟㐅</w:t>
+        <w:t>髟</w:t>
+      </w:r>
+      <w:proofErr w:type="gramEnd"/>
+      <w:r>
+        <w:rPr>
+          <w:rFonts w:ascii="宋体" w:eastAsia="宋体" w:hAnsi="宋体" w:hint="eastAsia"/>
+          <w:b/>
+          <w:bCs/>
+          <w:color w:val="EE0000"/>
+        </w:rPr>
+        <w:t>㐅</w:t>
       </w:r>
     </w:p>
     <w:p>
@@ -7848,6 +8978,7 @@
         </w:rPr>
         <w:t>：</w:t>
       </w:r>
+      <w:proofErr w:type="gramStart"/>
       <w:r>
         <w:rPr>
           <w:rFonts w:ascii="宋体" w:eastAsia="宋体" w:hAnsi="宋体" w:hint="eastAsia"/>
@@ -7876,7 +9007,14 @@
         <w:rPr>
           <w:rFonts w:ascii="宋体" w:eastAsia="宋体" w:hAnsi="宋体" w:hint="eastAsia"/>
         </w:rPr>
-        <w:t xml:space="preserve">厶巳           </w:t>
+        <w:t>厶巳</w:t>
+      </w:r>
+      <w:proofErr w:type="gramEnd"/>
+      <w:r>
+        <w:rPr>
+          <w:rFonts w:ascii="宋体" w:eastAsia="宋体" w:hAnsi="宋体" w:hint="eastAsia"/>
+        </w:rPr>
+        <w:t xml:space="preserve">           </w:t>
       </w:r>
       <w:r>
         <w:rPr>
@@ -7890,6 +9028,7 @@
         </w:rPr>
         <w:t>：土</w:t>
       </w:r>
+      <w:proofErr w:type="gramStart"/>
       <w:r>
         <w:rPr>
           <w:rFonts w:ascii="宋体" w:eastAsia="宋体" w:hAnsi="宋体" w:hint="eastAsia"/>
@@ -7905,6 +9044,7 @@
         </w:rPr>
         <w:t>田</w:t>
       </w:r>
+      <w:proofErr w:type="gramEnd"/>
     </w:p>
     <w:p>
       <w:pPr>
@@ -7924,6 +9064,7 @@
         </w:rPr>
         <w:t>：</w:t>
       </w:r>
+      <w:proofErr w:type="gramStart"/>
       <w:r>
         <w:rPr>
           <w:rFonts w:ascii="宋体" w:eastAsia="宋体" w:hAnsi="宋体" w:hint="eastAsia"/>
@@ -7933,11 +9074,40 @@
         </w:rPr>
         <w:t>攵</w:t>
       </w:r>
-      <w:r>
-        <w:rPr>
-          <w:rFonts w:ascii="宋体" w:eastAsia="宋体" w:hAnsi="宋体" w:hint="eastAsia"/>
-        </w:rPr>
-        <w:t xml:space="preserve">水矢手食山士豕身       </w:t>
+      <w:proofErr w:type="gramEnd"/>
+      <w:r>
+        <w:rPr>
+          <w:rFonts w:ascii="宋体" w:eastAsia="宋体" w:hAnsi="宋体" w:hint="eastAsia"/>
+        </w:rPr>
+        <w:t>水</w:t>
+      </w:r>
+      <w:proofErr w:type="gramStart"/>
+      <w:r>
+        <w:rPr>
+          <w:rFonts w:ascii="宋体" w:eastAsia="宋体" w:hAnsi="宋体" w:hint="eastAsia"/>
+        </w:rPr>
+        <w:t>矢</w:t>
+      </w:r>
+      <w:proofErr w:type="gramEnd"/>
+      <w:r>
+        <w:rPr>
+          <w:rFonts w:ascii="宋体" w:eastAsia="宋体" w:hAnsi="宋体" w:hint="eastAsia"/>
+        </w:rPr>
+        <w:t>手</w:t>
+      </w:r>
+      <w:proofErr w:type="gramStart"/>
+      <w:r>
+        <w:rPr>
+          <w:rFonts w:ascii="宋体" w:eastAsia="宋体" w:hAnsi="宋体" w:hint="eastAsia"/>
+        </w:rPr>
+        <w:t>食山士豕身</w:t>
+      </w:r>
+      <w:proofErr w:type="gramEnd"/>
+      <w:r>
+        <w:rPr>
+          <w:rFonts w:ascii="宋体" w:eastAsia="宋体" w:hAnsi="宋体" w:hint="eastAsia"/>
+        </w:rPr>
+        <w:t xml:space="preserve">       </w:t>
       </w:r>
       <w:r>
         <w:rPr>
@@ -7960,6 +9130,7 @@
         </w:rPr>
         <w:t>乑</w:t>
       </w:r>
+      <w:proofErr w:type="gramStart"/>
       <w:r>
         <w:rPr>
           <w:rFonts w:ascii="宋体" w:eastAsia="宋体" w:hAnsi="宋体" w:hint="eastAsia"/>
@@ -7981,6 +9152,7 @@
         </w:rPr>
         <w:t>支</w:t>
       </w:r>
+      <w:proofErr w:type="gramEnd"/>
     </w:p>
     <w:p>
       <w:pPr>
@@ -7998,7 +9170,14 @@
         <w:rPr>
           <w:rFonts w:ascii="宋体" w:eastAsia="宋体" w:hAnsi="宋体" w:hint="eastAsia"/>
         </w:rPr>
-        <w:t>：王网瓦韦</w:t>
+        <w:t>：</w:t>
+      </w:r>
+      <w:proofErr w:type="gramStart"/>
+      <w:r>
+        <w:rPr>
+          <w:rFonts w:ascii="宋体" w:eastAsia="宋体" w:hAnsi="宋体" w:hint="eastAsia"/>
+        </w:rPr>
+        <w:t>王网瓦韦</w:t>
       </w:r>
       <w:r>
         <w:rPr>
@@ -8009,6 +9188,7 @@
         </w:rPr>
         <w:t>隹</w:t>
       </w:r>
+      <w:proofErr w:type="gramEnd"/>
       <w:r>
         <w:rPr>
           <w:rFonts w:ascii="宋体" w:eastAsia="宋体" w:hAnsi="宋体" w:hint="eastAsia"/>
@@ -8025,14 +9205,23 @@
         <w:rPr>
           <w:rFonts w:ascii="宋体" w:eastAsia="宋体" w:hAnsi="宋体" w:hint="eastAsia"/>
         </w:rPr>
-        <w:t>：穴</w:t>
-      </w:r>
+        <w:t>：</w:t>
+      </w:r>
+      <w:proofErr w:type="gramStart"/>
+      <w:r>
+        <w:rPr>
+          <w:rFonts w:ascii="宋体" w:eastAsia="宋体" w:hAnsi="宋体" w:hint="eastAsia"/>
+        </w:rPr>
+        <w:t>穴</w:t>
+      </w:r>
+      <w:proofErr w:type="gramEnd"/>
       <w:r>
         <w:rPr>
           <w:rFonts w:ascii="SimSun-ExtG" w:eastAsia="SimSun-ExtG" w:hAnsi="SimSun-ExtG" w:cs="SimSun-ExtG" w:hint="eastAsia"/>
         </w:rPr>
         <w:t>𰃮</w:t>
       </w:r>
+      <w:proofErr w:type="gramStart"/>
       <w:r>
         <w:rPr>
           <w:rFonts w:ascii="宋体" w:eastAsia="宋体" w:hAnsi="宋体" w:hint="eastAsia"/>
@@ -8060,6 +9249,7 @@
         </w:rPr>
         <w:t>习</w:t>
       </w:r>
+      <w:proofErr w:type="gramEnd"/>
     </w:p>
     <w:p>
       <w:pPr>
@@ -8077,8 +9267,37 @@
         <w:rPr>
           <w:rFonts w:ascii="宋体" w:eastAsia="宋体" w:hAnsi="宋体" w:hint="eastAsia"/>
         </w:rPr>
-        <w:t>：言酉月鱼衣尢聿业羽</w:t>
-      </w:r>
+        <w:t>：言</w:t>
+      </w:r>
+      <w:proofErr w:type="gramStart"/>
+      <w:r>
+        <w:rPr>
+          <w:rFonts w:ascii="宋体" w:eastAsia="宋体" w:hAnsi="宋体" w:hint="eastAsia"/>
+        </w:rPr>
+        <w:t>酉</w:t>
+      </w:r>
+      <w:proofErr w:type="gramEnd"/>
+      <w:r>
+        <w:rPr>
+          <w:rFonts w:ascii="宋体" w:eastAsia="宋体" w:hAnsi="宋体" w:hint="eastAsia"/>
+        </w:rPr>
+        <w:t>月鱼衣</w:t>
+      </w:r>
+      <w:proofErr w:type="gramStart"/>
+      <w:r>
+        <w:rPr>
+          <w:rFonts w:ascii="宋体" w:eastAsia="宋体" w:hAnsi="宋体" w:hint="eastAsia"/>
+        </w:rPr>
+        <w:t>尢聿</w:t>
+      </w:r>
+      <w:proofErr w:type="gramEnd"/>
+      <w:r>
+        <w:rPr>
+          <w:rFonts w:ascii="宋体" w:eastAsia="宋体" w:hAnsi="宋体" w:hint="eastAsia"/>
+        </w:rPr>
+        <w:t>业羽</w:t>
+      </w:r>
+      <w:proofErr w:type="gramStart"/>
       <w:r>
         <w:rPr>
           <w:rFonts w:ascii="宋体" w:eastAsia="宋体" w:hAnsi="宋体" w:hint="eastAsia"/>
@@ -8088,6 +9307,7 @@
         </w:rPr>
         <w:t>黾</w:t>
       </w:r>
+      <w:proofErr w:type="gramEnd"/>
       <w:r>
         <w:rPr>
           <w:rFonts w:ascii="宋体" w:eastAsia="宋体" w:hAnsi="宋体" w:hint="eastAsia"/>
@@ -8118,6 +9338,7 @@
         </w:rPr>
         <w:t>：</w:t>
       </w:r>
+      <w:proofErr w:type="gramStart"/>
       <w:r>
         <w:rPr>
           <w:rFonts w:ascii="宋体" w:eastAsia="宋体" w:hAnsi="宋体" w:hint="eastAsia"/>
@@ -8131,53 +9352,113 @@
         <w:rPr>
           <w:rFonts w:ascii="宋体" w:eastAsia="宋体" w:hAnsi="宋体" w:hint="eastAsia"/>
         </w:rPr>
-        <w:t>足子自走</w:t>
-      </w:r>
-    </w:p>
-    <w:p>
-      <w:pPr>
-        <w:rPr>
-          <w:rFonts w:ascii="宋体" w:eastAsia="宋体" w:hAnsi="宋体" w:hint="eastAsia"/>
-        </w:rPr>
-      </w:pPr>
-    </w:p>
-    <w:p>
-      <w:pPr>
-        <w:rPr>
-          <w:rFonts w:ascii="宋体" w:eastAsia="宋体" w:hAnsi="宋体" w:hint="eastAsia"/>
-        </w:rPr>
-      </w:pPr>
-      <w:r>
-        <w:rPr>
-          <w:rFonts w:ascii="宋体" w:eastAsia="宋体" w:hAnsi="宋体" w:hint="eastAsia"/>
-        </w:rPr>
-        <w:t>a: dhupygkwv                b: ku;zglsaio</w:t>
-      </w:r>
-    </w:p>
-    <w:p>
-      <w:pPr>
-        <w:rPr>
-          <w:rFonts w:ascii="宋体" w:eastAsia="宋体" w:hAnsi="宋体" w:hint="eastAsia"/>
-        </w:rPr>
-      </w:pPr>
-      <w:r>
-        <w:rPr>
-          <w:rFonts w:ascii="宋体" w:eastAsia="宋体" w:hAnsi="宋体" w:hint="eastAsia"/>
-        </w:rPr>
-        <w:t>c: ekhypgi                  d: klahpmbu</w:t>
-      </w:r>
-    </w:p>
-    <w:p>
-      <w:pPr>
-        <w:rPr>
-          <w:rFonts w:ascii="宋体" w:eastAsia="宋体" w:hAnsi="宋体" w:hint="eastAsia"/>
-        </w:rPr>
-      </w:pPr>
-      <w:r>
-        <w:rPr>
-          <w:rFonts w:ascii="宋体" w:eastAsia="宋体" w:hAnsi="宋体" w:hint="eastAsia"/>
-        </w:rPr>
-        <w:t>e:                          f: ghubqi</w:t>
+        <w:t>足子</w:t>
+      </w:r>
+      <w:proofErr w:type="gramEnd"/>
+      <w:r>
+        <w:rPr>
+          <w:rFonts w:ascii="宋体" w:eastAsia="宋体" w:hAnsi="宋体" w:hint="eastAsia"/>
+        </w:rPr>
+        <w:t>自走</w:t>
+      </w:r>
+    </w:p>
+    <w:p>
+      <w:pPr>
+        <w:rPr>
+          <w:rFonts w:ascii="宋体" w:eastAsia="宋体" w:hAnsi="宋体" w:hint="eastAsia"/>
+        </w:rPr>
+      </w:pPr>
+    </w:p>
+    <w:p>
+      <w:pPr>
+        <w:rPr>
+          <w:rFonts w:ascii="宋体" w:eastAsia="宋体" w:hAnsi="宋体" w:hint="eastAsia"/>
+        </w:rPr>
+      </w:pPr>
+      <w:r>
+        <w:rPr>
+          <w:rFonts w:ascii="宋体" w:eastAsia="宋体" w:hAnsi="宋体" w:hint="eastAsia"/>
+        </w:rPr>
+        <w:t xml:space="preserve">a: </w:t>
+      </w:r>
+      <w:proofErr w:type="spellStart"/>
+      <w:r>
+        <w:rPr>
+          <w:rFonts w:ascii="宋体" w:eastAsia="宋体" w:hAnsi="宋体" w:hint="eastAsia"/>
+        </w:rPr>
+        <w:t>dhupygkwv</w:t>
+      </w:r>
+      <w:proofErr w:type="spellEnd"/>
+      <w:r>
+        <w:rPr>
+          <w:rFonts w:ascii="宋体" w:eastAsia="宋体" w:hAnsi="宋体" w:hint="eastAsia"/>
+        </w:rPr>
+        <w:t xml:space="preserve">                b: </w:t>
+      </w:r>
+      <w:proofErr w:type="spellStart"/>
+      <w:proofErr w:type="gramStart"/>
+      <w:r>
+        <w:rPr>
+          <w:rFonts w:ascii="宋体" w:eastAsia="宋体" w:hAnsi="宋体" w:hint="eastAsia"/>
+        </w:rPr>
+        <w:t>ku;zglsaio</w:t>
+      </w:r>
+      <w:proofErr w:type="spellEnd"/>
+      <w:proofErr w:type="gramEnd"/>
+    </w:p>
+    <w:p>
+      <w:pPr>
+        <w:rPr>
+          <w:rFonts w:ascii="宋体" w:eastAsia="宋体" w:hAnsi="宋体" w:hint="eastAsia"/>
+        </w:rPr>
+      </w:pPr>
+      <w:r>
+        <w:rPr>
+          <w:rFonts w:ascii="宋体" w:eastAsia="宋体" w:hAnsi="宋体" w:hint="eastAsia"/>
+        </w:rPr>
+        <w:t xml:space="preserve">c: </w:t>
+      </w:r>
+      <w:proofErr w:type="spellStart"/>
+      <w:r>
+        <w:rPr>
+          <w:rFonts w:ascii="宋体" w:eastAsia="宋体" w:hAnsi="宋体" w:hint="eastAsia"/>
+        </w:rPr>
+        <w:t>ekhypgi</w:t>
+      </w:r>
+      <w:proofErr w:type="spellEnd"/>
+      <w:r>
+        <w:rPr>
+          <w:rFonts w:ascii="宋体" w:eastAsia="宋体" w:hAnsi="宋体" w:hint="eastAsia"/>
+        </w:rPr>
+        <w:t xml:space="preserve">                  d: </w:t>
+      </w:r>
+      <w:proofErr w:type="spellStart"/>
+      <w:r>
+        <w:rPr>
+          <w:rFonts w:ascii="宋体" w:eastAsia="宋体" w:hAnsi="宋体" w:hint="eastAsia"/>
+        </w:rPr>
+        <w:t>klahpmbu</w:t>
+      </w:r>
+      <w:proofErr w:type="spellEnd"/>
+    </w:p>
+    <w:p>
+      <w:pPr>
+        <w:rPr>
+          <w:rFonts w:ascii="宋体" w:eastAsia="宋体" w:hAnsi="宋体" w:hint="eastAsia"/>
+        </w:rPr>
+      </w:pPr>
+      <w:r>
+        <w:rPr>
+          <w:rFonts w:ascii="宋体" w:eastAsia="宋体" w:hAnsi="宋体" w:hint="eastAsia"/>
+        </w:rPr>
+        <w:t xml:space="preserve">e:                          f: </w:t>
+      </w:r>
+      <w:proofErr w:type="spellStart"/>
+      <w:r>
+        <w:rPr>
+          <w:rFonts w:ascii="宋体" w:eastAsia="宋体" w:hAnsi="宋体" w:hint="eastAsia"/>
+        </w:rPr>
+        <w:t>ghubqi</w:t>
       </w:r>
       <w:r>
         <w:rPr>
@@ -8185,18 +9466,26 @@
         </w:rPr>
         <w:t>z</w:t>
       </w:r>
-    </w:p>
-    <w:p>
-      <w:pPr>
-        <w:rPr>
-          <w:rFonts w:ascii="宋体" w:eastAsia="宋体" w:hAnsi="宋体" w:hint="eastAsia"/>
-        </w:rPr>
-      </w:pPr>
-      <w:r>
-        <w:rPr>
-          <w:rFonts w:ascii="宋体" w:eastAsia="宋体" w:hAnsi="宋体" w:hint="eastAsia"/>
-        </w:rPr>
-        <w:t>g: sdvmoexwf</w:t>
+      <w:proofErr w:type="spellEnd"/>
+    </w:p>
+    <w:p>
+      <w:pPr>
+        <w:rPr>
+          <w:rFonts w:ascii="宋体" w:eastAsia="宋体" w:hAnsi="宋体" w:hint="eastAsia"/>
+        </w:rPr>
+      </w:pPr>
+      <w:r>
+        <w:rPr>
+          <w:rFonts w:ascii="宋体" w:eastAsia="宋体" w:hAnsi="宋体" w:hint="eastAsia"/>
+        </w:rPr>
+        <w:t xml:space="preserve">g: </w:t>
+      </w:r>
+      <w:proofErr w:type="spellStart"/>
+      <w:r>
+        <w:rPr>
+          <w:rFonts w:ascii="宋体" w:eastAsia="宋体" w:hAnsi="宋体" w:hint="eastAsia"/>
+        </w:rPr>
+        <w:t>sdvmoexwf</w:t>
       </w:r>
       <w:r>
         <w:rPr>
@@ -8208,7 +9497,14 @@
         <w:rPr>
           <w:rFonts w:ascii="宋体" w:eastAsia="宋体" w:hAnsi="宋体" w:hint="eastAsia"/>
         </w:rPr>
-        <w:t xml:space="preserve">r  </w:t>
+        <w:t>r</w:t>
+      </w:r>
+      <w:proofErr w:type="spellEnd"/>
+      <w:r>
+        <w:rPr>
+          <w:rFonts w:ascii="宋体" w:eastAsia="宋体" w:hAnsi="宋体" w:hint="eastAsia"/>
+        </w:rPr>
+        <w:t xml:space="preserve">  </w:t>
       </w:r>
       <w:r>
         <w:rPr>
@@ -8220,20 +9516,35 @@
         <w:rPr>
           <w:rFonts w:ascii="宋体" w:eastAsia="宋体" w:hAnsi="宋体" w:hint="eastAsia"/>
         </w:rPr>
-        <w:t xml:space="preserve">           h: ouedylz</w:t>
-      </w:r>
-    </w:p>
-    <w:p>
-      <w:pPr>
-        <w:rPr>
-          <w:rFonts w:ascii="宋体" w:eastAsia="宋体" w:hAnsi="宋体" w:hint="eastAsia"/>
-        </w:rPr>
-      </w:pPr>
-      <w:r>
-        <w:rPr>
-          <w:rFonts w:ascii="宋体" w:eastAsia="宋体" w:hAnsi="宋体" w:hint="eastAsia"/>
-        </w:rPr>
-        <w:t>i: seuxohftp</w:t>
+        <w:t xml:space="preserve">           h: </w:t>
+      </w:r>
+      <w:proofErr w:type="spellStart"/>
+      <w:r>
+        <w:rPr>
+          <w:rFonts w:ascii="宋体" w:eastAsia="宋体" w:hAnsi="宋体" w:hint="eastAsia"/>
+        </w:rPr>
+        <w:t>ouedylz</w:t>
+      </w:r>
+      <w:proofErr w:type="spellEnd"/>
+    </w:p>
+    <w:p>
+      <w:pPr>
+        <w:rPr>
+          <w:rFonts w:ascii="宋体" w:eastAsia="宋体" w:hAnsi="宋体" w:hint="eastAsia"/>
+        </w:rPr>
+      </w:pPr>
+      <w:r>
+        <w:rPr>
+          <w:rFonts w:ascii="宋体" w:eastAsia="宋体" w:hAnsi="宋体" w:hint="eastAsia"/>
+        </w:rPr>
+        <w:t xml:space="preserve">i: </w:t>
+      </w:r>
+      <w:proofErr w:type="spellStart"/>
+      <w:r>
+        <w:rPr>
+          <w:rFonts w:ascii="宋体" w:eastAsia="宋体" w:hAnsi="宋体" w:hint="eastAsia"/>
+        </w:rPr>
+        <w:t>seuxohftp</w:t>
       </w:r>
       <w:r>
         <w:rPr>
@@ -8241,24 +9552,54 @@
         </w:rPr>
         <w:t>i</w:t>
       </w:r>
-      <w:r>
-        <w:rPr>
-          <w:rFonts w:ascii="宋体" w:eastAsia="宋体" w:hAnsi="宋体" w:hint="eastAsia"/>
-        </w:rPr>
-        <w:t xml:space="preserve">               j: rnztifswmpd</w:t>
-      </w:r>
-    </w:p>
-    <w:p>
-      <w:pPr>
-        <w:rPr>
-          <w:rFonts w:ascii="宋体" w:eastAsia="宋体" w:hAnsi="宋体" w:hint="eastAsia"/>
-        </w:rPr>
-      </w:pPr>
-      <w:r>
-        <w:rPr>
-          <w:rFonts w:ascii="宋体" w:eastAsia="宋体" w:hAnsi="宋体" w:hint="eastAsia"/>
-        </w:rPr>
-        <w:t>k: byusj                    l: bypiskut</w:t>
+      <w:proofErr w:type="spellEnd"/>
+      <w:r>
+        <w:rPr>
+          <w:rFonts w:ascii="宋体" w:eastAsia="宋体" w:hAnsi="宋体" w:hint="eastAsia"/>
+        </w:rPr>
+        <w:t xml:space="preserve">               j: </w:t>
+      </w:r>
+      <w:proofErr w:type="spellStart"/>
+      <w:r>
+        <w:rPr>
+          <w:rFonts w:ascii="宋体" w:eastAsia="宋体" w:hAnsi="宋体" w:hint="eastAsia"/>
+        </w:rPr>
+        <w:t>rnztifswmpd</w:t>
+      </w:r>
+      <w:proofErr w:type="spellEnd"/>
+    </w:p>
+    <w:p>
+      <w:pPr>
+        <w:rPr>
+          <w:rFonts w:ascii="宋体" w:eastAsia="宋体" w:hAnsi="宋体" w:hint="eastAsia"/>
+        </w:rPr>
+      </w:pPr>
+      <w:r>
+        <w:rPr>
+          <w:rFonts w:ascii="宋体" w:eastAsia="宋体" w:hAnsi="宋体" w:hint="eastAsia"/>
+        </w:rPr>
+        <w:t xml:space="preserve">k: </w:t>
+      </w:r>
+      <w:proofErr w:type="spellStart"/>
+      <w:r>
+        <w:rPr>
+          <w:rFonts w:ascii="宋体" w:eastAsia="宋体" w:hAnsi="宋体" w:hint="eastAsia"/>
+        </w:rPr>
+        <w:t>byusj</w:t>
+      </w:r>
+      <w:proofErr w:type="spellEnd"/>
+      <w:r>
+        <w:rPr>
+          <w:rFonts w:ascii="宋体" w:eastAsia="宋体" w:hAnsi="宋体" w:hint="eastAsia"/>
+        </w:rPr>
+        <w:t xml:space="preserve">                    l: </w:t>
+      </w:r>
+      <w:proofErr w:type="spellStart"/>
+      <w:r>
+        <w:rPr>
+          <w:rFonts w:ascii="宋体" w:eastAsia="宋体" w:hAnsi="宋体" w:hint="eastAsia"/>
+        </w:rPr>
+        <w:t>bypiskut</w:t>
       </w:r>
       <w:r>
         <w:rPr>
@@ -8266,44 +9607,104 @@
         </w:rPr>
         <w:t>r</w:t>
       </w:r>
-    </w:p>
-    <w:p>
-      <w:pPr>
-        <w:rPr>
-          <w:rFonts w:ascii="宋体" w:eastAsia="宋体" w:hAnsi="宋体" w:hint="eastAsia"/>
-        </w:rPr>
-      </w:pPr>
-      <w:r>
-        <w:rPr>
-          <w:rFonts w:ascii="宋体" w:eastAsia="宋体" w:hAnsi="宋体" w:hint="eastAsia"/>
-        </w:rPr>
-        <w:t>m: usbafnkoyil              n: yqcli</w:t>
-      </w:r>
-    </w:p>
-    <w:p>
-      <w:pPr>
-        <w:rPr>
-          <w:rFonts w:ascii="宋体" w:eastAsia="宋体" w:hAnsi="宋体" w:hint="eastAsia"/>
-        </w:rPr>
-      </w:pPr>
-      <w:r>
-        <w:rPr>
-          <w:rFonts w:ascii="宋体" w:eastAsia="宋体" w:hAnsi="宋体" w:hint="eastAsia"/>
-        </w:rPr>
-        <w:t>o: rbhpe                    p: umyjibn</w:t>
-      </w:r>
-    </w:p>
-    <w:p>
-      <w:pPr>
-        <w:rPr>
-          <w:rFonts w:ascii="宋体" w:eastAsia="宋体" w:hAnsi="宋体" w:hint="eastAsia"/>
-        </w:rPr>
-      </w:pPr>
-      <w:r>
-        <w:rPr>
-          <w:rFonts w:ascii="宋体" w:eastAsia="宋体" w:hAnsi="宋体" w:hint="eastAsia"/>
-        </w:rPr>
-        <w:t>q: irvm;</w:t>
+      <w:proofErr w:type="spellEnd"/>
+    </w:p>
+    <w:p>
+      <w:pPr>
+        <w:rPr>
+          <w:rFonts w:ascii="宋体" w:eastAsia="宋体" w:hAnsi="宋体" w:hint="eastAsia"/>
+        </w:rPr>
+      </w:pPr>
+      <w:r>
+        <w:rPr>
+          <w:rFonts w:ascii="宋体" w:eastAsia="宋体" w:hAnsi="宋体" w:hint="eastAsia"/>
+        </w:rPr>
+        <w:t xml:space="preserve">m: </w:t>
+      </w:r>
+      <w:proofErr w:type="spellStart"/>
+      <w:r>
+        <w:rPr>
+          <w:rFonts w:ascii="宋体" w:eastAsia="宋体" w:hAnsi="宋体" w:hint="eastAsia"/>
+        </w:rPr>
+        <w:t>usbafnkoyil</w:t>
+      </w:r>
+      <w:proofErr w:type="spellEnd"/>
+      <w:r>
+        <w:rPr>
+          <w:rFonts w:ascii="宋体" w:eastAsia="宋体" w:hAnsi="宋体" w:hint="eastAsia"/>
+        </w:rPr>
+        <w:t xml:space="preserve">              n: </w:t>
+      </w:r>
+      <w:proofErr w:type="spellStart"/>
+      <w:r>
+        <w:rPr>
+          <w:rFonts w:ascii="宋体" w:eastAsia="宋体" w:hAnsi="宋体" w:hint="eastAsia"/>
+        </w:rPr>
+        <w:t>yqcli</w:t>
+      </w:r>
+      <w:proofErr w:type="spellEnd"/>
+    </w:p>
+    <w:p>
+      <w:pPr>
+        <w:rPr>
+          <w:rFonts w:ascii="宋体" w:eastAsia="宋体" w:hAnsi="宋体" w:hint="eastAsia"/>
+        </w:rPr>
+      </w:pPr>
+      <w:r>
+        <w:rPr>
+          <w:rFonts w:ascii="宋体" w:eastAsia="宋体" w:hAnsi="宋体" w:hint="eastAsia"/>
+        </w:rPr>
+        <w:t xml:space="preserve">o: </w:t>
+      </w:r>
+      <w:proofErr w:type="spellStart"/>
+      <w:r>
+        <w:rPr>
+          <w:rFonts w:ascii="宋体" w:eastAsia="宋体" w:hAnsi="宋体" w:hint="eastAsia"/>
+        </w:rPr>
+        <w:t>rbhpe</w:t>
+      </w:r>
+      <w:proofErr w:type="spellEnd"/>
+      <w:r>
+        <w:rPr>
+          <w:rFonts w:ascii="宋体" w:eastAsia="宋体" w:hAnsi="宋体" w:hint="eastAsia"/>
+        </w:rPr>
+        <w:t xml:space="preserve">                    p: </w:t>
+      </w:r>
+      <w:proofErr w:type="spellStart"/>
+      <w:r>
+        <w:rPr>
+          <w:rFonts w:ascii="宋体" w:eastAsia="宋体" w:hAnsi="宋体" w:hint="eastAsia"/>
+        </w:rPr>
+        <w:t>umyjibn</w:t>
+      </w:r>
+      <w:proofErr w:type="spellEnd"/>
+    </w:p>
+    <w:p>
+      <w:pPr>
+        <w:rPr>
+          <w:rFonts w:ascii="宋体" w:eastAsia="宋体" w:hAnsi="宋体" w:hint="eastAsia"/>
+        </w:rPr>
+      </w:pPr>
+      <w:r>
+        <w:rPr>
+          <w:rFonts w:ascii="宋体" w:eastAsia="宋体" w:hAnsi="宋体" w:hint="eastAsia"/>
+        </w:rPr>
+        <w:t xml:space="preserve">q: </w:t>
+      </w:r>
+      <w:proofErr w:type="spellStart"/>
+      <w:proofErr w:type="gramStart"/>
+      <w:r>
+        <w:rPr>
+          <w:rFonts w:ascii="宋体" w:eastAsia="宋体" w:hAnsi="宋体" w:hint="eastAsia"/>
+        </w:rPr>
+        <w:t>irvm</w:t>
+      </w:r>
+      <w:proofErr w:type="spellEnd"/>
+      <w:r>
+        <w:rPr>
+          <w:rFonts w:ascii="宋体" w:eastAsia="宋体" w:hAnsi="宋体" w:hint="eastAsia"/>
+        </w:rPr>
+        <w:t>;</w:t>
       </w:r>
       <w:r>
         <w:rPr>
@@ -8315,46 +9716,126 @@
         <w:rPr>
           <w:rFonts w:ascii="宋体" w:eastAsia="宋体" w:hAnsi="宋体" w:hint="eastAsia"/>
         </w:rPr>
-        <w:t xml:space="preserve">                   r: fbuil</w:t>
-      </w:r>
-    </w:p>
-    <w:p>
-      <w:pPr>
-        <w:rPr>
-          <w:rFonts w:ascii="宋体" w:eastAsia="宋体" w:hAnsi="宋体" w:hint="eastAsia"/>
-        </w:rPr>
-      </w:pPr>
-      <w:r>
-        <w:rPr>
-          <w:rFonts w:ascii="宋体" w:eastAsia="宋体" w:hAnsi="宋体" w:hint="eastAsia"/>
-        </w:rPr>
-        <w:t>s: uikpjmw                  t: uiyxm</w:t>
-      </w:r>
-    </w:p>
-    <w:p>
-      <w:pPr>
-        <w:rPr>
-          <w:rFonts w:ascii="宋体" w:eastAsia="宋体" w:hAnsi="宋体" w:hint="eastAsia"/>
-        </w:rPr>
-      </w:pPr>
-      <w:r>
-        <w:rPr>
-          <w:rFonts w:ascii="宋体" w:eastAsia="宋体" w:hAnsi="宋体" w:hint="eastAsia"/>
-        </w:rPr>
-        <w:t>u: wvibrjhnf                v: sgbiwmk</w:t>
-      </w:r>
-    </w:p>
-    <w:p>
-      <w:pPr>
-        <w:rPr>
-          <w:rFonts w:ascii="宋体" w:eastAsia="宋体" w:hAnsi="宋体" w:hint="eastAsia"/>
-        </w:rPr>
-      </w:pPr>
-      <w:r>
-        <w:rPr>
-          <w:rFonts w:ascii="宋体" w:eastAsia="宋体" w:hAnsi="宋体" w:hint="eastAsia"/>
-        </w:rPr>
-        <w:t>w: hxazvf                   x: tdnicpms</w:t>
+        <w:t xml:space="preserve">  </w:t>
+      </w:r>
+      <w:proofErr w:type="gramEnd"/>
+      <w:r>
+        <w:rPr>
+          <w:rFonts w:ascii="宋体" w:eastAsia="宋体" w:hAnsi="宋体" w:hint="eastAsia"/>
+        </w:rPr>
+        <w:t xml:space="preserve">                 r: </w:t>
+      </w:r>
+      <w:proofErr w:type="spellStart"/>
+      <w:r>
+        <w:rPr>
+          <w:rFonts w:ascii="宋体" w:eastAsia="宋体" w:hAnsi="宋体" w:hint="eastAsia"/>
+        </w:rPr>
+        <w:t>fbuil</w:t>
+      </w:r>
+      <w:proofErr w:type="spellEnd"/>
+    </w:p>
+    <w:p>
+      <w:pPr>
+        <w:rPr>
+          <w:rFonts w:ascii="宋体" w:eastAsia="宋体" w:hAnsi="宋体" w:hint="eastAsia"/>
+        </w:rPr>
+      </w:pPr>
+      <w:r>
+        <w:rPr>
+          <w:rFonts w:ascii="宋体" w:eastAsia="宋体" w:hAnsi="宋体" w:hint="eastAsia"/>
+        </w:rPr>
+        <w:t xml:space="preserve">s: </w:t>
+      </w:r>
+      <w:proofErr w:type="spellStart"/>
+      <w:r>
+        <w:rPr>
+          <w:rFonts w:ascii="宋体" w:eastAsia="宋体" w:hAnsi="宋体" w:hint="eastAsia"/>
+        </w:rPr>
+        <w:t>uikpjmw</w:t>
+      </w:r>
+      <w:proofErr w:type="spellEnd"/>
+      <w:r>
+        <w:rPr>
+          <w:rFonts w:ascii="宋体" w:eastAsia="宋体" w:hAnsi="宋体" w:hint="eastAsia"/>
+        </w:rPr>
+        <w:t xml:space="preserve">                  t: </w:t>
+      </w:r>
+      <w:proofErr w:type="spellStart"/>
+      <w:r>
+        <w:rPr>
+          <w:rFonts w:ascii="宋体" w:eastAsia="宋体" w:hAnsi="宋体" w:hint="eastAsia"/>
+        </w:rPr>
+        <w:t>uiyxm</w:t>
+      </w:r>
+      <w:proofErr w:type="spellEnd"/>
+    </w:p>
+    <w:p>
+      <w:pPr>
+        <w:rPr>
+          <w:rFonts w:ascii="宋体" w:eastAsia="宋体" w:hAnsi="宋体" w:hint="eastAsia"/>
+        </w:rPr>
+      </w:pPr>
+      <w:r>
+        <w:rPr>
+          <w:rFonts w:ascii="宋体" w:eastAsia="宋体" w:hAnsi="宋体" w:hint="eastAsia"/>
+        </w:rPr>
+        <w:t xml:space="preserve">u: </w:t>
+      </w:r>
+      <w:proofErr w:type="spellStart"/>
+      <w:r>
+        <w:rPr>
+          <w:rFonts w:ascii="宋体" w:eastAsia="宋体" w:hAnsi="宋体" w:hint="eastAsia"/>
+        </w:rPr>
+        <w:t>wvibrjhnf</w:t>
+      </w:r>
+      <w:proofErr w:type="spellEnd"/>
+      <w:r>
+        <w:rPr>
+          <w:rFonts w:ascii="宋体" w:eastAsia="宋体" w:hAnsi="宋体" w:hint="eastAsia"/>
+        </w:rPr>
+        <w:t xml:space="preserve">                v: </w:t>
+      </w:r>
+      <w:proofErr w:type="spellStart"/>
+      <w:r>
+        <w:rPr>
+          <w:rFonts w:ascii="宋体" w:eastAsia="宋体" w:hAnsi="宋体" w:hint="eastAsia"/>
+        </w:rPr>
+        <w:t>sgbiwmk</w:t>
+      </w:r>
+      <w:proofErr w:type="spellEnd"/>
+    </w:p>
+    <w:p>
+      <w:pPr>
+        <w:rPr>
+          <w:rFonts w:ascii="宋体" w:eastAsia="宋体" w:hAnsi="宋体" w:hint="eastAsia"/>
+        </w:rPr>
+      </w:pPr>
+      <w:r>
+        <w:rPr>
+          <w:rFonts w:ascii="宋体" w:eastAsia="宋体" w:hAnsi="宋体" w:hint="eastAsia"/>
+        </w:rPr>
+        <w:t xml:space="preserve">w: </w:t>
+      </w:r>
+      <w:proofErr w:type="spellStart"/>
+      <w:r>
+        <w:rPr>
+          <w:rFonts w:ascii="宋体" w:eastAsia="宋体" w:hAnsi="宋体" w:hint="eastAsia"/>
+        </w:rPr>
+        <w:t>hxazvf</w:t>
+      </w:r>
+      <w:proofErr w:type="spellEnd"/>
+      <w:r>
+        <w:rPr>
+          <w:rFonts w:ascii="宋体" w:eastAsia="宋体" w:hAnsi="宋体" w:hint="eastAsia"/>
+        </w:rPr>
+        <w:t xml:space="preserve">                   x: </w:t>
+      </w:r>
+      <w:proofErr w:type="spellStart"/>
+      <w:r>
+        <w:rPr>
+          <w:rFonts w:ascii="宋体" w:eastAsia="宋体" w:hAnsi="宋体" w:hint="eastAsia"/>
+        </w:rPr>
+        <w:t>tdnicpms</w:t>
       </w:r>
       <w:r>
         <w:rPr>
@@ -8362,19 +9843,28 @@
         </w:rPr>
         <w:t>b</w:t>
       </w:r>
-    </w:p>
-    <w:p>
-      <w:pPr>
-        <w:rPr>
-          <w:rFonts w:ascii="宋体" w:eastAsia="宋体" w:hAnsi="宋体" w:hint="eastAsia"/>
-        </w:rPr>
-      </w:pPr>
-      <w:r>
-        <w:rPr>
-          <w:rFonts w:ascii="宋体" w:eastAsia="宋体" w:hAnsi="宋体" w:hint="eastAsia"/>
-        </w:rPr>
-        <w:t>y: jbtuihlexkn</w:t>
-      </w:r>
+      <w:proofErr w:type="spellEnd"/>
+    </w:p>
+    <w:p>
+      <w:pPr>
+        <w:rPr>
+          <w:rFonts w:ascii="宋体" w:eastAsia="宋体" w:hAnsi="宋体" w:hint="eastAsia"/>
+        </w:rPr>
+      </w:pPr>
+      <w:r>
+        <w:rPr>
+          <w:rFonts w:ascii="宋体" w:eastAsia="宋体" w:hAnsi="宋体" w:hint="eastAsia"/>
+        </w:rPr>
+        <w:t xml:space="preserve">y: </w:t>
+      </w:r>
+      <w:proofErr w:type="spellStart"/>
+      <w:r>
+        <w:rPr>
+          <w:rFonts w:ascii="宋体" w:eastAsia="宋体" w:hAnsi="宋体" w:hint="eastAsia"/>
+        </w:rPr>
+        <w:t>jbtuihlexkn</w:t>
+      </w:r>
+      <w:proofErr w:type="spellEnd"/>
       <w:r>
         <w:rPr>
           <w:rFonts w:ascii="宋体" w:eastAsia="宋体" w:hAnsi="宋体" w:hint="eastAsia"/>
@@ -8385,8 +9875,16 @@
         <w:rPr>
           <w:rFonts w:ascii="宋体" w:eastAsia="宋体" w:hAnsi="宋体" w:hint="eastAsia"/>
         </w:rPr>
-        <w:t xml:space="preserve">             z: vruipb</w:t>
-      </w:r>
+        <w:t xml:space="preserve">             z: </w:t>
+      </w:r>
+      <w:proofErr w:type="spellStart"/>
+      <w:r>
+        <w:rPr>
+          <w:rFonts w:ascii="宋体" w:eastAsia="宋体" w:hAnsi="宋体" w:hint="eastAsia"/>
+        </w:rPr>
+        <w:t>vruipb</w:t>
+      </w:r>
+      <w:proofErr w:type="spellEnd"/>
     </w:p>
     <w:p>
       <w:pPr>
@@ -8587,6 +10085,7 @@
           <w:szCs w:val="21"/>
         </w:rPr>
       </w:pPr>
+      <w:proofErr w:type="gramStart"/>
       <w:r>
         <w:rPr>
           <w:rFonts w:ascii="宋体" w:eastAsia="宋体" w:hAnsi="宋体" w:hint="eastAsia"/>
@@ -8605,6 +10104,7 @@
         </w:rPr>
         <w:t>码冲突</w:t>
       </w:r>
+      <w:proofErr w:type="gramEnd"/>
       <w:r>
         <w:rPr>
           <w:rFonts w:ascii="宋体" w:eastAsia="宋体" w:hAnsi="宋体"/>
@@ -8715,8 +10215,65 @@
           <w:rFonts w:ascii="宋体" w:eastAsia="宋体" w:hAnsi="宋体" w:hint="eastAsia"/>
           <w:szCs w:val="21"/>
         </w:rPr>
-        <w:t>如含彳取彳，含廾取廾</w:t>
-      </w:r>
+        <w:t>如含</w:t>
+      </w:r>
+      <w:proofErr w:type="gramStart"/>
+      <w:r>
+        <w:rPr>
+          <w:rFonts w:ascii="宋体" w:eastAsia="宋体" w:hAnsi="宋体" w:hint="eastAsia"/>
+          <w:szCs w:val="21"/>
+        </w:rPr>
+        <w:t>彳</w:t>
+      </w:r>
+      <w:proofErr w:type="gramEnd"/>
+      <w:r>
+        <w:rPr>
+          <w:rFonts w:ascii="宋体" w:eastAsia="宋体" w:hAnsi="宋体" w:hint="eastAsia"/>
+          <w:szCs w:val="21"/>
+        </w:rPr>
+        <w:t>取</w:t>
+      </w:r>
+      <w:proofErr w:type="gramStart"/>
+      <w:r>
+        <w:rPr>
+          <w:rFonts w:ascii="宋体" w:eastAsia="宋体" w:hAnsi="宋体" w:hint="eastAsia"/>
+          <w:szCs w:val="21"/>
+        </w:rPr>
+        <w:t>彳</w:t>
+      </w:r>
+      <w:proofErr w:type="gramEnd"/>
+      <w:r>
+        <w:rPr>
+          <w:rFonts w:ascii="宋体" w:eastAsia="宋体" w:hAnsi="宋体" w:hint="eastAsia"/>
+          <w:szCs w:val="21"/>
+        </w:rPr>
+        <w:t>，含</w:t>
+      </w:r>
+      <w:proofErr w:type="gramStart"/>
+      <w:r>
+        <w:rPr>
+          <w:rFonts w:ascii="宋体" w:eastAsia="宋体" w:hAnsi="宋体" w:hint="eastAsia"/>
+          <w:szCs w:val="21"/>
+        </w:rPr>
+        <w:t>廾</w:t>
+      </w:r>
+      <w:proofErr w:type="gramEnd"/>
+      <w:r>
+        <w:rPr>
+          <w:rFonts w:ascii="宋体" w:eastAsia="宋体" w:hAnsi="宋体" w:hint="eastAsia"/>
+          <w:szCs w:val="21"/>
+        </w:rPr>
+        <w:t>取</w:t>
+      </w:r>
+      <w:proofErr w:type="gramStart"/>
+      <w:r>
+        <w:rPr>
+          <w:rFonts w:ascii="宋体" w:eastAsia="宋体" w:hAnsi="宋体" w:hint="eastAsia"/>
+          <w:szCs w:val="21"/>
+        </w:rPr>
+        <w:t>廾</w:t>
+      </w:r>
+      <w:proofErr w:type="gramEnd"/>
       <w:r>
         <w:rPr>
           <w:rFonts w:ascii="宋体" w:eastAsia="宋体" w:hAnsi="宋体"/>
@@ -8966,16 +10523,36 @@
           <w:bCs/>
           <w:szCs w:val="21"/>
         </w:rPr>
-        <w:t>/非部首字</w:t>
-      </w:r>
-      <w:r>
-        <w:rPr>
-          <w:rFonts w:ascii="宋体" w:eastAsia="宋体" w:hAnsi="宋体"/>
-          <w:b/>
-          <w:bCs/>
-          <w:szCs w:val="21"/>
-        </w:rPr>
-        <w:t>合理跳过</w:t>
+        <w:t>/非部首</w:t>
+      </w:r>
+      <w:proofErr w:type="gramStart"/>
+      <w:r>
+        <w:rPr>
+          <w:rFonts w:ascii="宋体" w:eastAsia="宋体" w:hAnsi="宋体" w:hint="eastAsia"/>
+          <w:b/>
+          <w:bCs/>
+          <w:szCs w:val="21"/>
+        </w:rPr>
+        <w:t>字</w:t>
+      </w:r>
+      <w:r>
+        <w:rPr>
+          <w:rFonts w:ascii="宋体" w:eastAsia="宋体" w:hAnsi="宋体"/>
+          <w:b/>
+          <w:bCs/>
+          <w:szCs w:val="21"/>
+        </w:rPr>
+        <w:t>合理</w:t>
+      </w:r>
+      <w:proofErr w:type="gramEnd"/>
+      <w:r>
+        <w:rPr>
+          <w:rFonts w:ascii="宋体" w:eastAsia="宋体" w:hAnsi="宋体"/>
+          <w:b/>
+          <w:bCs/>
+          <w:szCs w:val="21"/>
+        </w:rPr>
+        <w:t>跳过</w:t>
       </w:r>
       <w:r>
         <w:rPr>
@@ -9098,7 +10675,21 @@
         <w:rPr>
           <w:rFonts w:ascii="宋体" w:eastAsia="宋体" w:hAnsi="宋体"/>
         </w:rPr>
-        <w:t>巨5 平5 养d 就d 利h 临i 所j</w:t>
+        <w:t>巨5 平5 养d 就d 利h 临</w:t>
+      </w:r>
+      <w:proofErr w:type="spellStart"/>
+      <w:r>
+        <w:rPr>
+          <w:rFonts w:ascii="宋体" w:eastAsia="宋体" w:hAnsi="宋体"/>
+        </w:rPr>
+        <w:t>i</w:t>
+      </w:r>
+      <w:proofErr w:type="spellEnd"/>
+      <w:r>
+        <w:rPr>
+          <w:rFonts w:ascii="宋体" w:eastAsia="宋体" w:hAnsi="宋体"/>
+        </w:rPr>
+        <w:t xml:space="preserve"> 所j</w:t>
       </w:r>
       <w:r>
         <w:rPr>
@@ -9136,7 +10727,21 @@
         <w:rPr>
           <w:rFonts w:ascii="宋体" w:eastAsia="宋体" w:hAnsi="宋体"/>
         </w:rPr>
-        <w:t>音r 有r 旧r 旦r 更</w:t>
+        <w:t xml:space="preserve">音r 有r 旧r </w:t>
+      </w:r>
+      <w:proofErr w:type="gramStart"/>
+      <w:r>
+        <w:rPr>
+          <w:rFonts w:ascii="宋体" w:eastAsia="宋体" w:hAnsi="宋体"/>
+        </w:rPr>
+        <w:t>旦</w:t>
+      </w:r>
+      <w:proofErr w:type="gramEnd"/>
+      <w:r>
+        <w:rPr>
+          <w:rFonts w:ascii="宋体" w:eastAsia="宋体" w:hAnsi="宋体"/>
+        </w:rPr>
+        <w:t>r 更</w:t>
       </w:r>
       <w:r>
         <w:rPr>
@@ -9222,8 +10827,97 @@
           <w:rFonts w:ascii="宋体" w:eastAsia="宋体" w:hAnsi="宋体"/>
           <w:szCs w:val="21"/>
         </w:rPr>
-        <w:t>亅→丨，夊夂→攵，廾→卄，⺈→刀，冃→日，疋</w:t>
-      </w:r>
+        <w:t>亅→</w:t>
+      </w:r>
+      <w:proofErr w:type="gramStart"/>
+      <w:r>
+        <w:rPr>
+          <w:rFonts w:ascii="宋体" w:eastAsia="宋体" w:hAnsi="宋体"/>
+          <w:szCs w:val="21"/>
+        </w:rPr>
+        <w:t>丨</w:t>
+      </w:r>
+      <w:proofErr w:type="gramEnd"/>
+      <w:r>
+        <w:rPr>
+          <w:rFonts w:ascii="宋体" w:eastAsia="宋体" w:hAnsi="宋体"/>
+          <w:szCs w:val="21"/>
+        </w:rPr>
+        <w:t>，</w:t>
+      </w:r>
+      <w:proofErr w:type="gramStart"/>
+      <w:r>
+        <w:rPr>
+          <w:rFonts w:ascii="宋体" w:eastAsia="宋体" w:hAnsi="宋体"/>
+          <w:szCs w:val="21"/>
+        </w:rPr>
+        <w:t>夊夂</w:t>
+      </w:r>
+      <w:proofErr w:type="gramEnd"/>
+      <w:r>
+        <w:rPr>
+          <w:rFonts w:ascii="宋体" w:eastAsia="宋体" w:hAnsi="宋体"/>
+          <w:szCs w:val="21"/>
+        </w:rPr>
+        <w:t>→</w:t>
+      </w:r>
+      <w:proofErr w:type="gramStart"/>
+      <w:r>
+        <w:rPr>
+          <w:rFonts w:ascii="宋体" w:eastAsia="宋体" w:hAnsi="宋体"/>
+          <w:szCs w:val="21"/>
+        </w:rPr>
+        <w:t>攵</w:t>
+      </w:r>
+      <w:proofErr w:type="gramEnd"/>
+      <w:r>
+        <w:rPr>
+          <w:rFonts w:ascii="宋体" w:eastAsia="宋体" w:hAnsi="宋体"/>
+          <w:szCs w:val="21"/>
+        </w:rPr>
+        <w:t>，</w:t>
+      </w:r>
+      <w:proofErr w:type="gramStart"/>
+      <w:r>
+        <w:rPr>
+          <w:rFonts w:ascii="宋体" w:eastAsia="宋体" w:hAnsi="宋体"/>
+          <w:szCs w:val="21"/>
+        </w:rPr>
+        <w:t>廾</w:t>
+      </w:r>
+      <w:proofErr w:type="gramEnd"/>
+      <w:r>
+        <w:rPr>
+          <w:rFonts w:ascii="宋体" w:eastAsia="宋体" w:hAnsi="宋体"/>
+          <w:szCs w:val="21"/>
+        </w:rPr>
+        <w:t>→卄，⺈→刀，</w:t>
+      </w:r>
+      <w:proofErr w:type="gramStart"/>
+      <w:r>
+        <w:rPr>
+          <w:rFonts w:ascii="宋体" w:eastAsia="宋体" w:hAnsi="宋体"/>
+          <w:szCs w:val="21"/>
+        </w:rPr>
+        <w:t>冃</w:t>
+      </w:r>
+      <w:proofErr w:type="gramEnd"/>
+      <w:r>
+        <w:rPr>
+          <w:rFonts w:ascii="宋体" w:eastAsia="宋体" w:hAnsi="宋体"/>
+          <w:szCs w:val="21"/>
+        </w:rPr>
+        <w:t>→日，</w:t>
+      </w:r>
+      <w:proofErr w:type="gramStart"/>
+      <w:r>
+        <w:rPr>
+          <w:rFonts w:ascii="宋体" w:eastAsia="宋体" w:hAnsi="宋体"/>
+          <w:szCs w:val="21"/>
+        </w:rPr>
+        <w:t>疋</w:t>
+      </w:r>
+      <w:proofErr w:type="gramEnd"/>
       <w:r>
         <w:rPr>
           <w:rFonts w:ascii="SimSun-ExtB" w:eastAsia="SimSun-ExtB" w:hAnsi="SimSun-ExtB" w:cs="SimSun-ExtB" w:hint="eastAsia"/>
@@ -9236,7 +10930,39 @@
           <w:rFonts w:ascii="宋体" w:eastAsia="宋体" w:hAnsi="宋体"/>
           <w:szCs w:val="21"/>
         </w:rPr>
-        <w:t>龰→止，匸→匚，襾→西，龶→青，耂→老，灬→火......</w:t>
+        <w:t>龰→止，匸→</w:t>
+      </w:r>
+      <w:proofErr w:type="gramStart"/>
+      <w:r>
+        <w:rPr>
+          <w:rFonts w:ascii="宋体" w:eastAsia="宋体" w:hAnsi="宋体"/>
+          <w:szCs w:val="21"/>
+        </w:rPr>
+        <w:t>匚</w:t>
+      </w:r>
+      <w:proofErr w:type="gramEnd"/>
+      <w:r>
+        <w:rPr>
+          <w:rFonts w:ascii="宋体" w:eastAsia="宋体" w:hAnsi="宋体"/>
+          <w:szCs w:val="21"/>
+        </w:rPr>
+        <w:t>，襾→西，龶→青，耂→老，</w:t>
+      </w:r>
+      <w:proofErr w:type="gramStart"/>
+      <w:r>
+        <w:rPr>
+          <w:rFonts w:ascii="宋体" w:eastAsia="宋体" w:hAnsi="宋体"/>
+          <w:szCs w:val="21"/>
+        </w:rPr>
+        <w:t>灬</w:t>
+      </w:r>
+      <w:proofErr w:type="gramEnd"/>
+      <w:r>
+        <w:rPr>
+          <w:rFonts w:ascii="宋体" w:eastAsia="宋体" w:hAnsi="宋体"/>
+          <w:szCs w:val="21"/>
+        </w:rPr>
+        <w:t>→火......</w:t>
       </w:r>
     </w:p>
     <w:p>
@@ -9297,7 +11023,119 @@
           <w:rFonts w:ascii="宋体" w:eastAsia="宋体" w:hAnsi="宋体"/>
           <w:szCs w:val="21"/>
         </w:rPr>
-        <w:t>夫→矢，正→止，长長镸→髟，玉→王，曰→日，申→田，干→十，无→二，牙→寸，甘→革，生→青，隶→聿，面→囗，韭→耒，飞→疒，鬥→门......</w:t>
+        <w:t>夫→</w:t>
+      </w:r>
+      <w:proofErr w:type="gramStart"/>
+      <w:r>
+        <w:rPr>
+          <w:rFonts w:ascii="宋体" w:eastAsia="宋体" w:hAnsi="宋体"/>
+          <w:szCs w:val="21"/>
+        </w:rPr>
+        <w:t>矢</w:t>
+      </w:r>
+      <w:proofErr w:type="gramEnd"/>
+      <w:r>
+        <w:rPr>
+          <w:rFonts w:ascii="宋体" w:eastAsia="宋体" w:hAnsi="宋体"/>
+          <w:szCs w:val="21"/>
+        </w:rPr>
+        <w:t>，正→止，长長镸→</w:t>
+      </w:r>
+      <w:proofErr w:type="gramStart"/>
+      <w:r>
+        <w:rPr>
+          <w:rFonts w:ascii="宋体" w:eastAsia="宋体" w:hAnsi="宋体"/>
+          <w:szCs w:val="21"/>
+        </w:rPr>
+        <w:t>髟</w:t>
+      </w:r>
+      <w:proofErr w:type="gramEnd"/>
+      <w:r>
+        <w:rPr>
+          <w:rFonts w:ascii="宋体" w:eastAsia="宋体" w:hAnsi="宋体"/>
+          <w:szCs w:val="21"/>
+        </w:rPr>
+        <w:t>，玉→王，曰→日，申→田，干→十，无→二，牙→寸，甘→革，生→青，隶→</w:t>
+      </w:r>
+      <w:proofErr w:type="gramStart"/>
+      <w:r>
+        <w:rPr>
+          <w:rFonts w:ascii="宋体" w:eastAsia="宋体" w:hAnsi="宋体"/>
+          <w:szCs w:val="21"/>
+        </w:rPr>
+        <w:t>聿</w:t>
+      </w:r>
+      <w:proofErr w:type="gramEnd"/>
+      <w:r>
+        <w:rPr>
+          <w:rFonts w:ascii="宋体" w:eastAsia="宋体" w:hAnsi="宋体"/>
+          <w:szCs w:val="21"/>
+        </w:rPr>
+        <w:t>，面→</w:t>
+      </w:r>
+      <w:proofErr w:type="gramStart"/>
+      <w:r>
+        <w:rPr>
+          <w:rFonts w:ascii="宋体" w:eastAsia="宋体" w:hAnsi="宋体"/>
+          <w:szCs w:val="21"/>
+        </w:rPr>
+        <w:t>囗</w:t>
+      </w:r>
+      <w:proofErr w:type="gramEnd"/>
+      <w:r>
+        <w:rPr>
+          <w:rFonts w:ascii="宋体" w:eastAsia="宋体" w:hAnsi="宋体"/>
+          <w:szCs w:val="21"/>
+        </w:rPr>
+        <w:t>，</w:t>
+      </w:r>
+      <w:proofErr w:type="gramStart"/>
+      <w:r>
+        <w:rPr>
+          <w:rFonts w:ascii="宋体" w:eastAsia="宋体" w:hAnsi="宋体"/>
+          <w:szCs w:val="21"/>
+        </w:rPr>
+        <w:t>韭</w:t>
+      </w:r>
+      <w:proofErr w:type="gramEnd"/>
+      <w:r>
+        <w:rPr>
+          <w:rFonts w:ascii="宋体" w:eastAsia="宋体" w:hAnsi="宋体"/>
+          <w:szCs w:val="21"/>
+        </w:rPr>
+        <w:t>→</w:t>
+      </w:r>
+      <w:proofErr w:type="gramStart"/>
+      <w:r>
+        <w:rPr>
+          <w:rFonts w:ascii="宋体" w:eastAsia="宋体" w:hAnsi="宋体"/>
+          <w:szCs w:val="21"/>
+        </w:rPr>
+        <w:t>耒</w:t>
+      </w:r>
+      <w:proofErr w:type="gramEnd"/>
+      <w:r>
+        <w:rPr>
+          <w:rFonts w:ascii="宋体" w:eastAsia="宋体" w:hAnsi="宋体"/>
+          <w:szCs w:val="21"/>
+        </w:rPr>
+        <w:t>，飞→</w:t>
+      </w:r>
+      <w:proofErr w:type="gramStart"/>
+      <w:r>
+        <w:rPr>
+          <w:rFonts w:ascii="宋体" w:eastAsia="宋体" w:hAnsi="宋体"/>
+          <w:szCs w:val="21"/>
+        </w:rPr>
+        <w:t>疒</w:t>
+      </w:r>
+      <w:proofErr w:type="gramEnd"/>
+      <w:r>
+        <w:rPr>
+          <w:rFonts w:ascii="宋体" w:eastAsia="宋体" w:hAnsi="宋体"/>
+          <w:szCs w:val="21"/>
+        </w:rPr>
+        <w:t>，鬥→门......</w:t>
       </w:r>
     </w:p>
     <w:p>
@@ -9358,7 +11196,39 @@
           <w:rFonts w:ascii="宋体" w:eastAsia="宋体" w:hAnsi="宋体"/>
           <w:szCs w:val="21"/>
         </w:rPr>
-        <w:t>立→亠，鼠→臼，舛→夕，㫃→方，卧→臣，</w:t>
+        <w:t>立→</w:t>
+      </w:r>
+      <w:proofErr w:type="gramStart"/>
+      <w:r>
+        <w:rPr>
+          <w:rFonts w:ascii="宋体" w:eastAsia="宋体" w:hAnsi="宋体"/>
+          <w:szCs w:val="21"/>
+        </w:rPr>
+        <w:t>亠</w:t>
+      </w:r>
+      <w:proofErr w:type="gramEnd"/>
+      <w:r>
+        <w:rPr>
+          <w:rFonts w:ascii="宋体" w:eastAsia="宋体" w:hAnsi="宋体"/>
+          <w:szCs w:val="21"/>
+        </w:rPr>
+        <w:t>，鼠→臼，</w:t>
+      </w:r>
+      <w:proofErr w:type="gramStart"/>
+      <w:r>
+        <w:rPr>
+          <w:rFonts w:ascii="宋体" w:eastAsia="宋体" w:hAnsi="宋体"/>
+          <w:szCs w:val="21"/>
+        </w:rPr>
+        <w:t>舛</w:t>
+      </w:r>
+      <w:proofErr w:type="gramEnd"/>
+      <w:r>
+        <w:rPr>
+          <w:rFonts w:ascii="宋体" w:eastAsia="宋体" w:hAnsi="宋体"/>
+          <w:szCs w:val="21"/>
+        </w:rPr>
+        <w:t>→夕，㫃→方，卧→臣，</w:t>
       </w:r>
       <w:r>
         <w:rPr>
@@ -9372,7 +11242,23 @@
           <w:rFonts w:ascii="宋体" w:eastAsia="宋体" w:hAnsi="宋体"/>
           <w:szCs w:val="21"/>
         </w:rPr>
-        <w:t>→禾，行→彳，</w:t>
+        <w:t>→禾，行→</w:t>
+      </w:r>
+      <w:proofErr w:type="gramStart"/>
+      <w:r>
+        <w:rPr>
+          <w:rFonts w:ascii="宋体" w:eastAsia="宋体" w:hAnsi="宋体"/>
+          <w:szCs w:val="21"/>
+        </w:rPr>
+        <w:t>彳</w:t>
+      </w:r>
+      <w:proofErr w:type="gramEnd"/>
+      <w:r>
+        <w:rPr>
+          <w:rFonts w:ascii="宋体" w:eastAsia="宋体" w:hAnsi="宋体"/>
+          <w:szCs w:val="21"/>
+        </w:rPr>
+        <w:t>，</w:t>
       </w:r>
       <w:r>
         <w:rPr>
@@ -9386,24 +11272,249 @@
           <w:rFonts w:ascii="宋体" w:eastAsia="宋体" w:hAnsi="宋体"/>
           <w:szCs w:val="21"/>
         </w:rPr>
-        <w:t>→宀，亼→人，龠→人，鼻→自，齐（齊）→文，林→木，舍→人，多→夕，男→田，死→歹，比→匕，爻→㐅，玄→亠，禸→冂，至→土，色→刀，首→丷，香→禾，高→亠，鬯→匕，鬲→口，鹿→广，麻→广，黄黃→八，黍→禾，黹→业，鼎→目，鼓→支，龟→刀，厄→厂......</w:t>
-      </w:r>
-    </w:p>
-    <w:p>
-      <w:pPr>
-        <w:rPr>
-          <w:rFonts w:ascii="宋体" w:eastAsia="宋体" w:hAnsi="宋体" w:hint="eastAsia"/>
-          <w:szCs w:val="21"/>
-        </w:rPr>
-      </w:pPr>
-    </w:p>
-    <w:p>
-      <w:pPr>
-        <w:rPr>
-          <w:rFonts w:ascii="宋体" w:eastAsia="宋体" w:hAnsi="宋体" w:hint="eastAsia"/>
-          <w:szCs w:val="21"/>
-        </w:rPr>
-      </w:pPr>
+        <w:t>→</w:t>
+      </w:r>
+      <w:proofErr w:type="gramStart"/>
+      <w:r>
+        <w:rPr>
+          <w:rFonts w:ascii="宋体" w:eastAsia="宋体" w:hAnsi="宋体"/>
+          <w:szCs w:val="21"/>
+        </w:rPr>
+        <w:t>宀</w:t>
+      </w:r>
+      <w:proofErr w:type="gramEnd"/>
+      <w:r>
+        <w:rPr>
+          <w:rFonts w:ascii="宋体" w:eastAsia="宋体" w:hAnsi="宋体"/>
+          <w:szCs w:val="21"/>
+        </w:rPr>
+        <w:t>，亼→人，</w:t>
+      </w:r>
+      <w:proofErr w:type="gramStart"/>
+      <w:r>
+        <w:rPr>
+          <w:rFonts w:ascii="宋体" w:eastAsia="宋体" w:hAnsi="宋体"/>
+          <w:szCs w:val="21"/>
+        </w:rPr>
+        <w:t>龠</w:t>
+      </w:r>
+      <w:proofErr w:type="gramEnd"/>
+      <w:r>
+        <w:rPr>
+          <w:rFonts w:ascii="宋体" w:eastAsia="宋体" w:hAnsi="宋体"/>
+          <w:szCs w:val="21"/>
+        </w:rPr>
+        <w:t>→人，鼻→自，齐（齊）→文，林→木，舍→人，多→夕，男→田，死→</w:t>
+      </w:r>
+      <w:proofErr w:type="gramStart"/>
+      <w:r>
+        <w:rPr>
+          <w:rFonts w:ascii="宋体" w:eastAsia="宋体" w:hAnsi="宋体"/>
+          <w:szCs w:val="21"/>
+        </w:rPr>
+        <w:t>歹</w:t>
+      </w:r>
+      <w:proofErr w:type="gramEnd"/>
+      <w:r>
+        <w:rPr>
+          <w:rFonts w:ascii="宋体" w:eastAsia="宋体" w:hAnsi="宋体"/>
+          <w:szCs w:val="21"/>
+        </w:rPr>
+        <w:t>，比→</w:t>
+      </w:r>
+      <w:proofErr w:type="gramStart"/>
+      <w:r>
+        <w:rPr>
+          <w:rFonts w:ascii="宋体" w:eastAsia="宋体" w:hAnsi="宋体"/>
+          <w:szCs w:val="21"/>
+        </w:rPr>
+        <w:t>匕</w:t>
+      </w:r>
+      <w:proofErr w:type="gramEnd"/>
+      <w:r>
+        <w:rPr>
+          <w:rFonts w:ascii="宋体" w:eastAsia="宋体" w:hAnsi="宋体"/>
+          <w:szCs w:val="21"/>
+        </w:rPr>
+        <w:t>，</w:t>
+      </w:r>
+      <w:proofErr w:type="gramStart"/>
+      <w:r>
+        <w:rPr>
+          <w:rFonts w:ascii="宋体" w:eastAsia="宋体" w:hAnsi="宋体"/>
+          <w:szCs w:val="21"/>
+        </w:rPr>
+        <w:t>爻</w:t>
+      </w:r>
+      <w:proofErr w:type="gramEnd"/>
+      <w:r>
+        <w:rPr>
+          <w:rFonts w:ascii="宋体" w:eastAsia="宋体" w:hAnsi="宋体"/>
+          <w:szCs w:val="21"/>
+        </w:rPr>
+        <w:t>→㐅，玄→</w:t>
+      </w:r>
+      <w:proofErr w:type="gramStart"/>
+      <w:r>
+        <w:rPr>
+          <w:rFonts w:ascii="宋体" w:eastAsia="宋体" w:hAnsi="宋体"/>
+          <w:szCs w:val="21"/>
+        </w:rPr>
+        <w:t>亠</w:t>
+      </w:r>
+      <w:proofErr w:type="gramEnd"/>
+      <w:r>
+        <w:rPr>
+          <w:rFonts w:ascii="宋体" w:eastAsia="宋体" w:hAnsi="宋体"/>
+          <w:szCs w:val="21"/>
+        </w:rPr>
+        <w:t>，禸→</w:t>
+      </w:r>
+      <w:proofErr w:type="gramStart"/>
+      <w:r>
+        <w:rPr>
+          <w:rFonts w:ascii="宋体" w:eastAsia="宋体" w:hAnsi="宋体"/>
+          <w:szCs w:val="21"/>
+        </w:rPr>
+        <w:t>冂</w:t>
+      </w:r>
+      <w:proofErr w:type="gramEnd"/>
+      <w:r>
+        <w:rPr>
+          <w:rFonts w:ascii="宋体" w:eastAsia="宋体" w:hAnsi="宋体"/>
+          <w:szCs w:val="21"/>
+        </w:rPr>
+        <w:t>，至→土，色→刀，首→丷，香→禾，高→</w:t>
+      </w:r>
+      <w:proofErr w:type="gramStart"/>
+      <w:r>
+        <w:rPr>
+          <w:rFonts w:ascii="宋体" w:eastAsia="宋体" w:hAnsi="宋体"/>
+          <w:szCs w:val="21"/>
+        </w:rPr>
+        <w:t>亠</w:t>
+      </w:r>
+      <w:proofErr w:type="gramEnd"/>
+      <w:r>
+        <w:rPr>
+          <w:rFonts w:ascii="宋体" w:eastAsia="宋体" w:hAnsi="宋体"/>
+          <w:szCs w:val="21"/>
+        </w:rPr>
+        <w:t>，</w:t>
+      </w:r>
+      <w:proofErr w:type="gramStart"/>
+      <w:r>
+        <w:rPr>
+          <w:rFonts w:ascii="宋体" w:eastAsia="宋体" w:hAnsi="宋体"/>
+          <w:szCs w:val="21"/>
+        </w:rPr>
+        <w:t>鬯</w:t>
+      </w:r>
+      <w:proofErr w:type="gramEnd"/>
+      <w:r>
+        <w:rPr>
+          <w:rFonts w:ascii="宋体" w:eastAsia="宋体" w:hAnsi="宋体"/>
+          <w:szCs w:val="21"/>
+        </w:rPr>
+        <w:t>→</w:t>
+      </w:r>
+      <w:proofErr w:type="gramStart"/>
+      <w:r>
+        <w:rPr>
+          <w:rFonts w:ascii="宋体" w:eastAsia="宋体" w:hAnsi="宋体"/>
+          <w:szCs w:val="21"/>
+        </w:rPr>
+        <w:t>匕</w:t>
+      </w:r>
+      <w:proofErr w:type="gramEnd"/>
+      <w:r>
+        <w:rPr>
+          <w:rFonts w:ascii="宋体" w:eastAsia="宋体" w:hAnsi="宋体"/>
+          <w:szCs w:val="21"/>
+        </w:rPr>
+        <w:t>，</w:t>
+      </w:r>
+      <w:proofErr w:type="gramStart"/>
+      <w:r>
+        <w:rPr>
+          <w:rFonts w:ascii="宋体" w:eastAsia="宋体" w:hAnsi="宋体"/>
+          <w:szCs w:val="21"/>
+        </w:rPr>
+        <w:t>鬲</w:t>
+      </w:r>
+      <w:proofErr w:type="gramEnd"/>
+      <w:r>
+        <w:rPr>
+          <w:rFonts w:ascii="宋体" w:eastAsia="宋体" w:hAnsi="宋体"/>
+          <w:szCs w:val="21"/>
+        </w:rPr>
+        <w:t>→口，鹿→广，麻→广，黄黃→八，</w:t>
+      </w:r>
+      <w:proofErr w:type="gramStart"/>
+      <w:r>
+        <w:rPr>
+          <w:rFonts w:ascii="宋体" w:eastAsia="宋体" w:hAnsi="宋体"/>
+          <w:szCs w:val="21"/>
+        </w:rPr>
+        <w:t>黍</w:t>
+      </w:r>
+      <w:proofErr w:type="gramEnd"/>
+      <w:r>
+        <w:rPr>
+          <w:rFonts w:ascii="宋体" w:eastAsia="宋体" w:hAnsi="宋体"/>
+          <w:szCs w:val="21"/>
+        </w:rPr>
+        <w:t>→禾，</w:t>
+      </w:r>
+      <w:proofErr w:type="gramStart"/>
+      <w:r>
+        <w:rPr>
+          <w:rFonts w:ascii="宋体" w:eastAsia="宋体" w:hAnsi="宋体"/>
+          <w:szCs w:val="21"/>
+        </w:rPr>
+        <w:t>黹</w:t>
+      </w:r>
+      <w:proofErr w:type="gramEnd"/>
+      <w:r>
+        <w:rPr>
+          <w:rFonts w:ascii="宋体" w:eastAsia="宋体" w:hAnsi="宋体"/>
+          <w:szCs w:val="21"/>
+        </w:rPr>
+        <w:t>→业，鼎→目，鼓→支，龟→刀，</w:t>
+      </w:r>
+      <w:proofErr w:type="gramStart"/>
+      <w:r>
+        <w:rPr>
+          <w:rFonts w:ascii="宋体" w:eastAsia="宋体" w:hAnsi="宋体"/>
+          <w:szCs w:val="21"/>
+        </w:rPr>
+        <w:t>厄</w:t>
+      </w:r>
+      <w:proofErr w:type="gramEnd"/>
+      <w:r>
+        <w:rPr>
+          <w:rFonts w:ascii="宋体" w:eastAsia="宋体" w:hAnsi="宋体"/>
+          <w:szCs w:val="21"/>
+        </w:rPr>
+        <w:t>→厂......</w:t>
+      </w:r>
+    </w:p>
+    <w:p>
+      <w:pPr>
+        <w:rPr>
+          <w:rFonts w:ascii="宋体" w:eastAsia="宋体" w:hAnsi="宋体" w:hint="eastAsia"/>
+          <w:szCs w:val="21"/>
+        </w:rPr>
+      </w:pPr>
+    </w:p>
+    <w:p>
+      <w:pPr>
+        <w:rPr>
+          <w:rFonts w:ascii="宋体" w:eastAsia="宋体" w:hAnsi="宋体" w:hint="eastAsia"/>
+          <w:szCs w:val="21"/>
+        </w:rPr>
+      </w:pPr>
+      <w:proofErr w:type="gramStart"/>
       <w:r>
         <w:rPr>
           <w:rFonts w:ascii="宋体" w:eastAsia="宋体" w:hAnsi="宋体"/>
@@ -9413,6 +11524,7 @@
         </w:rPr>
         <w:t>罕部跳过</w:t>
       </w:r>
+      <w:proofErr w:type="gramEnd"/>
       <w:r>
         <w:rPr>
           <w:rFonts w:ascii="宋体" w:eastAsia="宋体" w:hAnsi="宋体"/>
@@ -9433,7 +11545,23 @@
           <w:rFonts w:ascii="宋体" w:eastAsia="宋体" w:hAnsi="宋体"/>
           <w:szCs w:val="21"/>
         </w:rPr>
-        <w:t>毋（母），氏，而。</w:t>
+        <w:t>毋（母），氏，</w:t>
+      </w:r>
+      <w:proofErr w:type="gramStart"/>
+      <w:r>
+        <w:rPr>
+          <w:rFonts w:ascii="宋体" w:eastAsia="宋体" w:hAnsi="宋体"/>
+          <w:szCs w:val="21"/>
+        </w:rPr>
+        <w:t>而</w:t>
+      </w:r>
+      <w:proofErr w:type="gramEnd"/>
+      <w:r>
+        <w:rPr>
+          <w:rFonts w:ascii="宋体" w:eastAsia="宋体" w:hAnsi="宋体"/>
+          <w:szCs w:val="21"/>
+        </w:rPr>
+        <w:t>。</w:t>
       </w:r>
     </w:p>
     <w:p>
@@ -9462,6 +11590,7 @@
         </w:rPr>
         <w:t xml:space="preserve">4 </w:t>
       </w:r>
+      <w:proofErr w:type="gramStart"/>
       <w:r>
         <w:rPr>
           <w:rFonts w:ascii="宋体" w:eastAsia="宋体" w:hAnsi="宋体" w:hint="eastAsia"/>
@@ -9478,7 +11607,17 @@
           <w:bCs/>
           <w:szCs w:val="21"/>
         </w:rPr>
-        <w:t>码编码总结</w:t>
+        <w:t>码编码</w:t>
+      </w:r>
+      <w:proofErr w:type="gramEnd"/>
+      <w:r>
+        <w:rPr>
+          <w:rFonts w:ascii="宋体" w:eastAsia="宋体" w:hAnsi="宋体"/>
+          <w:b/>
+          <w:bCs/>
+          <w:szCs w:val="21"/>
+        </w:rPr>
+        <w:t>总结</w:t>
       </w:r>
     </w:p>
     <w:p>
@@ -9508,6 +11647,7 @@
         </w:rPr>
         <w:t>：</w:t>
       </w:r>
+      <w:proofErr w:type="gramStart"/>
       <w:r>
         <w:rPr>
           <w:rFonts w:ascii="宋体" w:eastAsia="宋体" w:hAnsi="宋体" w:hint="eastAsia"/>
@@ -9520,7 +11660,15 @@
           <w:rFonts w:ascii="宋体" w:eastAsia="宋体" w:hAnsi="宋体"/>
           <w:szCs w:val="21"/>
         </w:rPr>
-        <w:t>码为数字（0-9），根据字形特征按优先级选取。</w:t>
+        <w:t>码为</w:t>
+      </w:r>
+      <w:proofErr w:type="gramEnd"/>
+      <w:r>
+        <w:rPr>
+          <w:rFonts w:ascii="宋体" w:eastAsia="宋体" w:hAnsi="宋体"/>
+          <w:szCs w:val="21"/>
+        </w:rPr>
+        <w:t>数字（0-9），根据字形特征按优先级选取。</w:t>
       </w:r>
     </w:p>
     <w:p>
@@ -9550,6 +11698,7 @@
         </w:rPr>
         <w:t>：</w:t>
       </w:r>
+      <w:proofErr w:type="gramStart"/>
       <w:r>
         <w:rPr>
           <w:rFonts w:ascii="宋体" w:eastAsia="宋体" w:hAnsi="宋体" w:hint="eastAsia"/>
@@ -9562,7 +11711,15 @@
           <w:rFonts w:ascii="宋体" w:eastAsia="宋体" w:hAnsi="宋体"/>
           <w:szCs w:val="21"/>
         </w:rPr>
-        <w:t>码为字母（b-z，不含a、e、;），对应</w:t>
+        <w:t>码为</w:t>
+      </w:r>
+      <w:proofErr w:type="gramEnd"/>
+      <w:r>
+        <w:rPr>
+          <w:rFonts w:ascii="宋体" w:eastAsia="宋体" w:hAnsi="宋体"/>
+          <w:szCs w:val="21"/>
+        </w:rPr>
+        <w:t>字母（b-z，不含a、e、;），对应</w:t>
       </w:r>
       <w:r>
         <w:rPr>
@@ -9842,7 +11999,23 @@
           <w:rFonts w:ascii="宋体" w:eastAsia="宋体" w:hAnsi="宋体"/>
           <w:szCs w:val="21"/>
         </w:rPr>
-        <w:t>：为缩短码长，最常用字</w:t>
+        <w:t>：为缩短码长，</w:t>
+      </w:r>
+      <w:proofErr w:type="gramStart"/>
+      <w:r>
+        <w:rPr>
+          <w:rFonts w:ascii="宋体" w:eastAsia="宋体" w:hAnsi="宋体"/>
+          <w:szCs w:val="21"/>
+        </w:rPr>
+        <w:t>最</w:t>
+      </w:r>
+      <w:proofErr w:type="gramEnd"/>
+      <w:r>
+        <w:rPr>
+          <w:rFonts w:ascii="宋体" w:eastAsia="宋体" w:hAnsi="宋体"/>
+          <w:szCs w:val="21"/>
+        </w:rPr>
+        <w:t>常用字</w:t>
       </w:r>
       <w:r>
         <w:rPr>
@@ -9876,7 +12049,15 @@
           <w:rFonts w:ascii="宋体" w:eastAsia="宋体" w:hAnsi="宋体"/>
           <w:szCs w:val="21"/>
         </w:rPr>
-        <w:t>（即空</w:t>
+        <w:t>（</w:t>
+      </w:r>
+      <w:proofErr w:type="gramStart"/>
+      <w:r>
+        <w:rPr>
+          <w:rFonts w:ascii="宋体" w:eastAsia="宋体" w:hAnsi="宋体"/>
+          <w:szCs w:val="21"/>
+        </w:rPr>
+        <w:t>即空</w:t>
       </w:r>
       <w:r>
         <w:rPr>
@@ -9890,7 +12071,15 @@
           <w:rFonts w:ascii="宋体" w:eastAsia="宋体" w:hAnsi="宋体"/>
           <w:szCs w:val="21"/>
         </w:rPr>
-        <w:t>码）。为统一码长，需要</w:t>
+        <w:t>码</w:t>
+      </w:r>
+      <w:proofErr w:type="gramEnd"/>
+      <w:r>
+        <w:rPr>
+          <w:rFonts w:ascii="宋体" w:eastAsia="宋体" w:hAnsi="宋体"/>
+          <w:szCs w:val="21"/>
+        </w:rPr>
+        <w:t>）。为统一码长，需要</w:t>
       </w:r>
       <w:r>
         <w:rPr>
@@ -9918,7 +12107,23 @@
           <w:rFonts w:ascii="宋体" w:eastAsia="宋体" w:hAnsi="宋体"/>
           <w:szCs w:val="21"/>
         </w:rPr>
-        <w:t>作为占空码，在码表中省略不写。</w:t>
+        <w:t>作为</w:t>
+      </w:r>
+      <w:proofErr w:type="gramStart"/>
+      <w:r>
+        <w:rPr>
+          <w:rFonts w:ascii="宋体" w:eastAsia="宋体" w:hAnsi="宋体"/>
+          <w:szCs w:val="21"/>
+        </w:rPr>
+        <w:t>占空码</w:t>
+      </w:r>
+      <w:proofErr w:type="gramEnd"/>
+      <w:r>
+        <w:rPr>
+          <w:rFonts w:ascii="宋体" w:eastAsia="宋体" w:hAnsi="宋体"/>
+          <w:szCs w:val="21"/>
+        </w:rPr>
+        <w:t>，在码表中省略不写。</w:t>
       </w:r>
       <w:r>
         <w:rPr>
@@ -9948,7 +12153,15 @@
           <w:rFonts w:ascii="宋体" w:eastAsia="宋体" w:hAnsi="宋体"/>
           <w:szCs w:val="21"/>
         </w:rPr>
-        <w:t>码一律为空，依靠</w:t>
+        <w:t>码一律为空，</w:t>
+      </w:r>
+      <w:proofErr w:type="gramStart"/>
+      <w:r>
+        <w:rPr>
+          <w:rFonts w:ascii="宋体" w:eastAsia="宋体" w:hAnsi="宋体"/>
+          <w:szCs w:val="21"/>
+        </w:rPr>
+        <w:t>依靠</w:t>
       </w:r>
       <w:r>
         <w:rPr>
@@ -9962,7 +12175,15 @@
           <w:rFonts w:ascii="宋体" w:eastAsia="宋体" w:hAnsi="宋体"/>
           <w:szCs w:val="21"/>
         </w:rPr>
-        <w:t>码数字区分实现零重码。</w:t>
+        <w:t>码数字</w:t>
+      </w:r>
+      <w:proofErr w:type="gramEnd"/>
+      <w:r>
+        <w:rPr>
+          <w:rFonts w:ascii="宋体" w:eastAsia="宋体" w:hAnsi="宋体"/>
+          <w:szCs w:val="21"/>
+        </w:rPr>
+        <w:t>区分实现零重码。</w:t>
       </w:r>
     </w:p>
     <w:p>
@@ -10017,7 +12238,15 @@
           <w:rFonts w:ascii="宋体" w:eastAsia="宋体" w:hAnsi="宋体"/>
           <w:szCs w:val="21"/>
         </w:rPr>
-        <w:t>最常用字：空</w:t>
+        <w:t>最常用字：</w:t>
+      </w:r>
+      <w:proofErr w:type="gramStart"/>
+      <w:r>
+        <w:rPr>
+          <w:rFonts w:ascii="宋体" w:eastAsia="宋体" w:hAnsi="宋体"/>
+          <w:szCs w:val="21"/>
+        </w:rPr>
+        <w:t>空</w:t>
       </w:r>
       <w:r>
         <w:rPr>
@@ -10033,6 +12262,7 @@
         </w:rPr>
         <w:t>码</w:t>
       </w:r>
+      <w:proofErr w:type="gramEnd"/>
     </w:p>
     <w:p>
       <w:pPr>
@@ -10259,21 +12489,37 @@
                 <w:rFonts w:ascii="宋体" w:eastAsia="宋体" w:hAnsi="宋体"/>
                 <w:szCs w:val="21"/>
               </w:rPr>
-              <w:t>汉字去除</w:t>
-            </w:r>
-            <w:r>
-              <w:rPr>
-                <w:rFonts w:ascii="宋体" w:eastAsia="宋体" w:hAnsi="宋体" w:hint="eastAsia"/>
-                <w:szCs w:val="21"/>
-              </w:rPr>
-              <w:t>主</w:t>
-            </w:r>
+              <w:t>汉字</w:t>
+            </w:r>
+            <w:proofErr w:type="gramStart"/>
             <w:r>
               <w:rPr>
                 <w:rFonts w:ascii="宋体" w:eastAsia="宋体" w:hAnsi="宋体"/>
                 <w:szCs w:val="21"/>
               </w:rPr>
-              <w:t>码部首后剩余的部分</w:t>
+              <w:t>去除</w:t>
+            </w:r>
+            <w:r>
+              <w:rPr>
+                <w:rFonts w:ascii="宋体" w:eastAsia="宋体" w:hAnsi="宋体" w:hint="eastAsia"/>
+                <w:szCs w:val="21"/>
+              </w:rPr>
+              <w:t>主</w:t>
+            </w:r>
+            <w:r>
+              <w:rPr>
+                <w:rFonts w:ascii="宋体" w:eastAsia="宋体" w:hAnsi="宋体"/>
+                <w:szCs w:val="21"/>
+              </w:rPr>
+              <w:t>码部首</w:t>
+            </w:r>
+            <w:proofErr w:type="gramEnd"/>
+            <w:r>
+              <w:rPr>
+                <w:rFonts w:ascii="宋体" w:eastAsia="宋体" w:hAnsi="宋体"/>
+                <w:szCs w:val="21"/>
+              </w:rPr>
+              <w:t>后剩余的部分</w:t>
             </w:r>
             <w:r>
               <w:rPr>
@@ -10418,14 +12664,30 @@
                 <w:rFonts w:ascii="宋体" w:eastAsia="宋体" w:hAnsi="宋体" w:hint="eastAsia"/>
                 <w:szCs w:val="21"/>
               </w:rPr>
-              <w:t>余集合</w:t>
+              <w:t>余</w:t>
+            </w:r>
+            <w:proofErr w:type="gramStart"/>
+            <w:r>
+              <w:rPr>
+                <w:rFonts w:ascii="宋体" w:eastAsia="宋体" w:hAnsi="宋体" w:hint="eastAsia"/>
+                <w:szCs w:val="21"/>
+              </w:rPr>
+              <w:t>集合</w:t>
             </w:r>
             <w:r>
               <w:rPr>
                 <w:rFonts w:ascii="宋体" w:eastAsia="宋体" w:hAnsi="宋体"/>
                 <w:szCs w:val="21"/>
               </w:rPr>
-              <w:t>按"</w:t>
+              <w:t>按</w:t>
+            </w:r>
+            <w:proofErr w:type="gramEnd"/>
+            <w:r>
+              <w:rPr>
+                <w:rFonts w:ascii="宋体" w:eastAsia="宋体" w:hAnsi="宋体"/>
+                <w:szCs w:val="21"/>
+              </w:rPr>
+              <w:t>"</w:t>
             </w:r>
             <w:r>
               <w:rPr>
@@ -10559,6 +12821,7 @@
               </w:rPr>
               <w:t>。一般来说：</w:t>
             </w:r>
+            <w:proofErr w:type="gramStart"/>
             <w:r>
               <w:rPr>
                 <w:rFonts w:ascii="宋体" w:eastAsia="宋体" w:hAnsi="宋体" w:hint="eastAsia"/>
@@ -10580,6 +12843,7 @@
               </w:rPr>
               <w:t>相同</w:t>
             </w:r>
+            <w:proofErr w:type="gramEnd"/>
             <w:r>
               <w:rPr>
                 <w:rFonts w:ascii="宋体" w:eastAsia="宋体" w:hAnsi="宋体"/>
@@ -10647,14 +12911,25 @@
         </w:rPr>
         <w:t>副</w:t>
       </w:r>
-      <w:r>
-        <w:rPr>
-          <w:rFonts w:ascii="宋体" w:eastAsia="宋体" w:hAnsi="宋体"/>
-          <w:b/>
-          <w:bCs/>
-          <w:szCs w:val="21"/>
-        </w:rPr>
-        <w:t>码选择优先级</w:t>
+      <w:proofErr w:type="gramStart"/>
+      <w:r>
+        <w:rPr>
+          <w:rFonts w:ascii="宋体" w:eastAsia="宋体" w:hAnsi="宋体"/>
+          <w:b/>
+          <w:bCs/>
+          <w:szCs w:val="21"/>
+        </w:rPr>
+        <w:t>码选择</w:t>
+      </w:r>
+      <w:proofErr w:type="gramEnd"/>
+      <w:r>
+        <w:rPr>
+          <w:rFonts w:ascii="宋体" w:eastAsia="宋体" w:hAnsi="宋体"/>
+          <w:b/>
+          <w:bCs/>
+          <w:szCs w:val="21"/>
+        </w:rPr>
+        <w:t>优先级</w:t>
       </w:r>
     </w:p>
     <w:p>
@@ -10691,6 +12966,7 @@
           <w:szCs w:val="21"/>
         </w:rPr>
       </w:pPr>
+      <w:proofErr w:type="gramStart"/>
       <w:r>
         <w:rPr>
           <w:rFonts w:ascii="宋体" w:eastAsia="宋体" w:hAnsi="宋体"/>
@@ -10719,16 +12995,28 @@
           <w:color w:val="EE0000"/>
           <w:szCs w:val="21"/>
         </w:rPr>
-        <w:t xml:space="preserve">码 &gt; </w:t>
-      </w:r>
-      <w:r>
-        <w:rPr>
-          <w:rFonts w:ascii="宋体" w:eastAsia="宋体" w:hAnsi="宋体" w:hint="eastAsia"/>
+        <w:t>码</w:t>
+      </w:r>
+      <w:proofErr w:type="gramEnd"/>
+      <w:r>
+        <w:rPr>
+          <w:rFonts w:ascii="宋体" w:eastAsia="宋体" w:hAnsi="宋体"/>
           <w:b/>
           <w:bCs/>
           <w:color w:val="EE0000"/>
           <w:szCs w:val="21"/>
         </w:rPr>
+        <w:t xml:space="preserve"> &gt; </w:t>
+      </w:r>
+      <w:proofErr w:type="gramStart"/>
+      <w:r>
+        <w:rPr>
+          <w:rFonts w:ascii="宋体" w:eastAsia="宋体" w:hAnsi="宋体" w:hint="eastAsia"/>
+          <w:b/>
+          <w:bCs/>
+          <w:color w:val="EE0000"/>
+          <w:szCs w:val="21"/>
+        </w:rPr>
         <w:t>部首别</w:t>
       </w:r>
       <w:r>
@@ -10739,16 +13027,27 @@
           <w:color w:val="EE0000"/>
           <w:szCs w:val="21"/>
         </w:rPr>
-        <w:t xml:space="preserve">码 &gt; </w:t>
-      </w:r>
-      <w:r>
-        <w:rPr>
-          <w:rFonts w:ascii="宋体" w:eastAsia="宋体" w:hAnsi="宋体" w:hint="eastAsia"/>
+        <w:t>码</w:t>
+      </w:r>
+      <w:proofErr w:type="gramEnd"/>
+      <w:r>
+        <w:rPr>
+          <w:rFonts w:ascii="宋体" w:eastAsia="宋体" w:hAnsi="宋体"/>
           <w:b/>
           <w:bCs/>
           <w:color w:val="EE0000"/>
           <w:szCs w:val="21"/>
         </w:rPr>
+        <w:t xml:space="preserve"> &gt; </w:t>
+      </w:r>
+      <w:r>
+        <w:rPr>
+          <w:rFonts w:ascii="宋体" w:eastAsia="宋体" w:hAnsi="宋体" w:hint="eastAsia"/>
+          <w:b/>
+          <w:bCs/>
+          <w:color w:val="EE0000"/>
+          <w:szCs w:val="21"/>
+        </w:rPr>
         <w:t>余字解析码</w:t>
       </w:r>
       <w:r>
@@ -10939,14 +13238,46 @@
           <w:rFonts w:ascii="宋体" w:eastAsia="宋体" w:hAnsi="宋体" w:hint="eastAsia"/>
           <w:szCs w:val="21"/>
         </w:rPr>
-        <w:t>则其部首码亦称为部首别码。反之</w:t>
-      </w:r>
-      <w:r>
-        <w:rPr>
-          <w:rFonts w:ascii="宋体" w:eastAsia="宋体" w:hAnsi="宋体" w:hint="eastAsia"/>
-          <w:szCs w:val="21"/>
-        </w:rPr>
-        <w:t>若部首码与初码相同，</w:t>
+        <w:t>则其</w:t>
+      </w:r>
+      <w:proofErr w:type="gramStart"/>
+      <w:r>
+        <w:rPr>
+          <w:rFonts w:ascii="宋体" w:eastAsia="宋体" w:hAnsi="宋体" w:hint="eastAsia"/>
+          <w:szCs w:val="21"/>
+        </w:rPr>
+        <w:t>部首码亦称为</w:t>
+      </w:r>
+      <w:proofErr w:type="gramEnd"/>
+      <w:r>
+        <w:rPr>
+          <w:rFonts w:ascii="宋体" w:eastAsia="宋体" w:hAnsi="宋体" w:hint="eastAsia"/>
+          <w:szCs w:val="21"/>
+        </w:rPr>
+        <w:t>部首别码。反之</w:t>
+      </w:r>
+      <w:r>
+        <w:rPr>
+          <w:rFonts w:ascii="宋体" w:eastAsia="宋体" w:hAnsi="宋体" w:hint="eastAsia"/>
+          <w:szCs w:val="21"/>
+        </w:rPr>
+        <w:t>若部首码</w:t>
+      </w:r>
+      <w:proofErr w:type="gramStart"/>
+      <w:r>
+        <w:rPr>
+          <w:rFonts w:ascii="宋体" w:eastAsia="宋体" w:hAnsi="宋体" w:hint="eastAsia"/>
+          <w:szCs w:val="21"/>
+        </w:rPr>
+        <w:t>与初码相同</w:t>
+      </w:r>
+      <w:proofErr w:type="gramEnd"/>
+      <w:r>
+        <w:rPr>
+          <w:rFonts w:ascii="宋体" w:eastAsia="宋体" w:hAnsi="宋体" w:hint="eastAsia"/>
+          <w:szCs w:val="21"/>
+        </w:rPr>
+        <w:t>，</w:t>
       </w:r>
       <w:r>
         <w:rPr>
@@ -10960,7 +13291,23 @@
           <w:rFonts w:ascii="宋体" w:eastAsia="宋体" w:hAnsi="宋体" w:hint="eastAsia"/>
           <w:szCs w:val="21"/>
         </w:rPr>
-        <w:t>对于有部首别码的部首，称为“别码部首”，需要着重记忆。</w:t>
+        <w:t>对于有</w:t>
+      </w:r>
+      <w:proofErr w:type="gramStart"/>
+      <w:r>
+        <w:rPr>
+          <w:rFonts w:ascii="宋体" w:eastAsia="宋体" w:hAnsi="宋体" w:hint="eastAsia"/>
+          <w:szCs w:val="21"/>
+        </w:rPr>
+        <w:t>部首别码的</w:t>
+      </w:r>
+      <w:proofErr w:type="gramEnd"/>
+      <w:r>
+        <w:rPr>
+          <w:rFonts w:ascii="宋体" w:eastAsia="宋体" w:hAnsi="宋体" w:hint="eastAsia"/>
+          <w:szCs w:val="21"/>
+        </w:rPr>
+        <w:t>部首，称为“别码部首”，需要着重记忆。</w:t>
       </w:r>
     </w:p>
     <w:p>
@@ -11010,7 +13357,23 @@
           <w:rFonts w:ascii="宋体" w:eastAsia="宋体" w:hAnsi="宋体"/>
           <w:szCs w:val="21"/>
         </w:rPr>
-        <w:t>（如夫→矢）不在</w:t>
+        <w:t>（如夫→</w:t>
+      </w:r>
+      <w:proofErr w:type="gramStart"/>
+      <w:r>
+        <w:rPr>
+          <w:rFonts w:ascii="宋体" w:eastAsia="宋体" w:hAnsi="宋体"/>
+          <w:szCs w:val="21"/>
+        </w:rPr>
+        <w:t>矢</w:t>
+      </w:r>
+      <w:proofErr w:type="gramEnd"/>
+      <w:r>
+        <w:rPr>
+          <w:rFonts w:ascii="宋体" w:eastAsia="宋体" w:hAnsi="宋体"/>
+          <w:szCs w:val="21"/>
+        </w:rPr>
+        <w:t>）不在</w:t>
       </w:r>
       <w:r>
         <w:rPr>
@@ -11145,6 +13508,7 @@
         </w:rPr>
         <w:t>当无</w:t>
       </w:r>
+      <w:proofErr w:type="gramStart"/>
       <w:r>
         <w:rPr>
           <w:rFonts w:ascii="宋体" w:eastAsia="宋体" w:hAnsi="宋体" w:hint="eastAsia"/>
@@ -11157,7 +13521,15 @@
           <w:rFonts w:ascii="宋体" w:eastAsia="宋体" w:hAnsi="宋体"/>
           <w:szCs w:val="21"/>
         </w:rPr>
-        <w:t>码时，按以下逻辑选择：</w:t>
+        <w:t>码时</w:t>
+      </w:r>
+      <w:proofErr w:type="gramEnd"/>
+      <w:r>
+        <w:rPr>
+          <w:rFonts w:ascii="宋体" w:eastAsia="宋体" w:hAnsi="宋体"/>
+          <w:szCs w:val="21"/>
+        </w:rPr>
+        <w:t>，按以下逻辑选择：</w:t>
       </w:r>
       <w:r>
         <w:rPr>
@@ -11280,6 +13652,7 @@
                 <w:szCs w:val="21"/>
               </w:rPr>
             </w:pPr>
+            <w:proofErr w:type="gramStart"/>
             <w:r>
               <w:rPr>
                 <w:rFonts w:ascii="宋体" w:eastAsia="宋体" w:hAnsi="宋体" w:hint="eastAsia"/>
@@ -11287,7 +13660,17 @@
                 <w:bCs/>
                 <w:szCs w:val="21"/>
               </w:rPr>
-              <w:t>余集合音似</w:t>
+              <w:t>余集合音</w:t>
+            </w:r>
+            <w:proofErr w:type="gramEnd"/>
+            <w:r>
+              <w:rPr>
+                <w:rFonts w:ascii="宋体" w:eastAsia="宋体" w:hAnsi="宋体" w:hint="eastAsia"/>
+                <w:b/>
+                <w:bCs/>
+                <w:szCs w:val="21"/>
+              </w:rPr>
+              <w:t>似</w:t>
             </w:r>
             <w:r>
               <w:rPr>
@@ -11375,7 +13758,17 @@
                 <w:bCs/>
                 <w:szCs w:val="21"/>
               </w:rPr>
-              <w:t>余字音异</w:t>
+              <w:t>余字音</w:t>
+            </w:r>
+            <w:proofErr w:type="gramStart"/>
+            <w:r>
+              <w:rPr>
+                <w:rFonts w:ascii="宋体" w:eastAsia="宋体" w:hAnsi="宋体" w:hint="eastAsia"/>
+                <w:b/>
+                <w:bCs/>
+                <w:szCs w:val="21"/>
+              </w:rPr>
+              <w:t>异</w:t>
             </w:r>
             <w:r>
               <w:rPr>
@@ -11386,6 +13779,7 @@
               </w:rPr>
               <w:t>且易读</w:t>
             </w:r>
+            <w:proofErr w:type="gramEnd"/>
           </w:p>
         </w:tc>
         <w:tc>
@@ -11456,17 +13850,9 @@
                 <w:bCs/>
                 <w:szCs w:val="21"/>
               </w:rPr>
-              <w:t>独体字作</w:t>
-            </w:r>
-            <w:r>
-              <w:rPr>
-                <w:rFonts w:ascii="宋体" w:eastAsia="宋体" w:hAnsi="宋体" w:hint="eastAsia"/>
-                <w:b/>
-                <w:bCs/>
-                <w:szCs w:val="21"/>
-              </w:rPr>
-              <w:t>余</w:t>
-            </w:r>
+              <w:t>独体</w:t>
+            </w:r>
+            <w:proofErr w:type="gramStart"/>
             <w:r>
               <w:rPr>
                 <w:rFonts w:ascii="宋体" w:eastAsia="宋体" w:hAnsi="宋体"/>
@@ -11474,8 +13860,27 @@
                 <w:bCs/>
                 <w:szCs w:val="21"/>
               </w:rPr>
+              <w:t>字作</w:t>
+            </w:r>
+            <w:r>
+              <w:rPr>
+                <w:rFonts w:ascii="宋体" w:eastAsia="宋体" w:hAnsi="宋体" w:hint="eastAsia"/>
+                <w:b/>
+                <w:bCs/>
+                <w:szCs w:val="21"/>
+              </w:rPr>
+              <w:t>余</w:t>
+            </w:r>
+            <w:r>
+              <w:rPr>
+                <w:rFonts w:ascii="宋体" w:eastAsia="宋体" w:hAnsi="宋体"/>
+                <w:b/>
+                <w:bCs/>
+                <w:szCs w:val="21"/>
+              </w:rPr>
               <w:t>字</w:t>
             </w:r>
+            <w:proofErr w:type="gramEnd"/>
           </w:p>
         </w:tc>
         <w:tc>
@@ -11508,7 +13913,23 @@
                 <w:rFonts w:ascii="宋体" w:eastAsia="宋体" w:hAnsi="宋体" w:hint="eastAsia"/>
                 <w:szCs w:val="21"/>
               </w:rPr>
-              <w:t>（见特殊规则3）</w:t>
+              <w:t>（</w:t>
+            </w:r>
+            <w:proofErr w:type="gramStart"/>
+            <w:r>
+              <w:rPr>
+                <w:rFonts w:ascii="宋体" w:eastAsia="宋体" w:hAnsi="宋体" w:hint="eastAsia"/>
+                <w:szCs w:val="21"/>
+              </w:rPr>
+              <w:t>见特殊</w:t>
+            </w:r>
+            <w:proofErr w:type="gramEnd"/>
+            <w:r>
+              <w:rPr>
+                <w:rFonts w:ascii="宋体" w:eastAsia="宋体" w:hAnsi="宋体" w:hint="eastAsia"/>
+                <w:szCs w:val="21"/>
+              </w:rPr>
+              <w:t>规则3）</w:t>
             </w:r>
             <w:r>
               <w:rPr>
@@ -11529,7 +13950,23 @@
                 <w:rFonts w:ascii="宋体" w:eastAsia="宋体" w:hAnsi="宋体" w:hint="eastAsia"/>
                 <w:szCs w:val="21"/>
               </w:rPr>
-              <w:t>进入音似性+易读性判断，</w:t>
+              <w:t>进入</w:t>
+            </w:r>
+            <w:proofErr w:type="gramStart"/>
+            <w:r>
+              <w:rPr>
+                <w:rFonts w:ascii="宋体" w:eastAsia="宋体" w:hAnsi="宋体" w:hint="eastAsia"/>
+                <w:szCs w:val="21"/>
+              </w:rPr>
+              <w:t>音似性</w:t>
+            </w:r>
+            <w:proofErr w:type="gramEnd"/>
+            <w:r>
+              <w:rPr>
+                <w:rFonts w:ascii="宋体" w:eastAsia="宋体" w:hAnsi="宋体" w:hint="eastAsia"/>
+                <w:szCs w:val="21"/>
+              </w:rPr>
+              <w:t>+易读性判断，</w:t>
             </w:r>
             <w:r>
               <w:rPr>
@@ -11667,7 +14104,23 @@
           <w:rFonts w:ascii="宋体" w:eastAsia="宋体" w:hAnsi="宋体"/>
           <w:szCs w:val="21"/>
         </w:rPr>
-        <w:t>部"亠"，</w:t>
+        <w:t>部"</w:t>
+      </w:r>
+      <w:proofErr w:type="gramStart"/>
+      <w:r>
+        <w:rPr>
+          <w:rFonts w:ascii="宋体" w:eastAsia="宋体" w:hAnsi="宋体"/>
+          <w:szCs w:val="21"/>
+        </w:rPr>
+        <w:t>亠</w:t>
+      </w:r>
+      <w:proofErr w:type="gramEnd"/>
+      <w:r>
+        <w:rPr>
+          <w:rFonts w:ascii="宋体" w:eastAsia="宋体" w:hAnsi="宋体"/>
+          <w:szCs w:val="21"/>
+        </w:rPr>
+        <w:t>"，</w:t>
       </w:r>
       <w:r>
         <w:rPr>
@@ -11744,6 +14197,7 @@
         </w:rPr>
         <w:t xml:space="preserve">字 → </w:t>
       </w:r>
+      <w:proofErr w:type="gramStart"/>
       <w:r>
         <w:rPr>
           <w:rFonts w:ascii="宋体" w:eastAsia="宋体" w:hAnsi="宋体" w:hint="eastAsia"/>
@@ -11756,7 +14210,15 @@
           <w:rFonts w:ascii="宋体" w:eastAsia="宋体" w:hAnsi="宋体"/>
           <w:szCs w:val="21"/>
         </w:rPr>
-        <w:t>码t，</w:t>
+        <w:t>码</w:t>
+      </w:r>
+      <w:proofErr w:type="gramEnd"/>
+      <w:r>
+        <w:rPr>
+          <w:rFonts w:ascii="宋体" w:eastAsia="宋体" w:hAnsi="宋体"/>
+          <w:szCs w:val="21"/>
+        </w:rPr>
+        <w:t>t，</w:t>
       </w:r>
       <w:r>
         <w:rPr>
@@ -11878,7 +14340,23 @@
           <w:rFonts w:ascii="宋体" w:eastAsia="宋体" w:hAnsi="宋体" w:hint="eastAsia"/>
           <w:szCs w:val="21"/>
         </w:rPr>
-        <w:t>取余部时，如果余集合成字，则通常优先取余字的部首作为副码来源</w:t>
+        <w:t>取余部时，如果余集合成字，则通常</w:t>
+      </w:r>
+      <w:proofErr w:type="gramStart"/>
+      <w:r>
+        <w:rPr>
+          <w:rFonts w:ascii="宋体" w:eastAsia="宋体" w:hAnsi="宋体" w:hint="eastAsia"/>
+          <w:szCs w:val="21"/>
+        </w:rPr>
+        <w:t>优先取余字</w:t>
+      </w:r>
+      <w:proofErr w:type="gramEnd"/>
+      <w:r>
+        <w:rPr>
+          <w:rFonts w:ascii="宋体" w:eastAsia="宋体" w:hAnsi="宋体" w:hint="eastAsia"/>
+          <w:szCs w:val="21"/>
+        </w:rPr>
+        <w:t>的部首作为副码来源</w:t>
       </w:r>
       <w:r>
         <w:rPr>
@@ -11952,6 +14430,7 @@
         </w:rPr>
         <w:t>"：部首"</w:t>
       </w:r>
+      <w:proofErr w:type="gramStart"/>
       <w:r>
         <w:rPr>
           <w:rFonts w:ascii="宋体" w:eastAsia="宋体" w:hAnsi="宋体" w:hint="eastAsia"/>
@@ -11959,6 +14438,7 @@
         </w:rPr>
         <w:t>钅</w:t>
       </w:r>
+      <w:proofErr w:type="gramEnd"/>
       <w:r>
         <w:rPr>
           <w:rFonts w:ascii="宋体" w:eastAsia="宋体" w:hAnsi="宋体"/>
@@ -11980,6 +14460,7 @@
         </w:rPr>
         <w:t xml:space="preserve">）→ </w:t>
       </w:r>
+      <w:proofErr w:type="gramStart"/>
       <w:r>
         <w:rPr>
           <w:rFonts w:ascii="宋体" w:eastAsia="宋体" w:hAnsi="宋体" w:hint="eastAsia"/>
@@ -11994,6 +14475,7 @@
         </w:rPr>
         <w:t>码</w:t>
       </w:r>
+      <w:proofErr w:type="gramEnd"/>
       <w:r>
         <w:rPr>
           <w:rFonts w:ascii="宋体" w:eastAsia="宋体" w:hAnsi="宋体" w:hint="eastAsia"/>
@@ -12051,7 +14533,7 @@
           <w:numId w:val="28"/>
         </w:numPr>
         <w:rPr>
-          <w:rFonts w:ascii="宋体" w:eastAsia="宋体" w:hAnsi="宋体"/>
+          <w:rFonts w:ascii="宋体" w:eastAsia="宋体" w:hAnsi="宋体" w:hint="eastAsia"/>
           <w:szCs w:val="21"/>
         </w:rPr>
       </w:pPr>
@@ -12076,6 +14558,7 @@
         </w:rPr>
         <w:t>"的</w:t>
       </w:r>
+      <w:proofErr w:type="gramStart"/>
       <w:r>
         <w:rPr>
           <w:rFonts w:ascii="宋体" w:eastAsia="宋体" w:hAnsi="宋体" w:hint="eastAsia"/>
@@ -12090,6 +14573,7 @@
         </w:rPr>
         <w:t>码取</w:t>
       </w:r>
+      <w:proofErr w:type="gramEnd"/>
       <w:r>
         <w:rPr>
           <w:rFonts w:ascii="宋体" w:eastAsia="宋体" w:hAnsi="宋体" w:hint="eastAsia"/>
@@ -12141,7 +14625,7 @@
           <w:numId w:val="56"/>
         </w:numPr>
         <w:rPr>
-          <w:rFonts w:ascii="宋体" w:eastAsia="宋体" w:hAnsi="宋体"/>
+          <w:rFonts w:ascii="宋体" w:eastAsia="宋体" w:hAnsi="宋体" w:hint="eastAsia"/>
           <w:szCs w:val="21"/>
         </w:rPr>
       </w:pPr>
@@ -12159,7 +14643,7 @@
       <w:pPr>
         <w:ind w:firstLineChars="200" w:firstLine="420"/>
         <w:rPr>
-          <w:rFonts w:ascii="宋体" w:eastAsia="宋体" w:hAnsi="宋体"/>
+          <w:rFonts w:ascii="宋体" w:eastAsia="宋体" w:hAnsi="宋体" w:hint="eastAsia"/>
           <w:szCs w:val="21"/>
         </w:rPr>
       </w:pPr>
@@ -12176,7 +14660,55 @@
           <w:szCs w:val="21"/>
         </w:rPr>
         <w:lastRenderedPageBreak/>
-        <w:t>对每一部件，先查是否有部首别码；若无，则辨其初码是否与整字音似。无别码且音似者</w:t>
+        <w:t>对每一部件，先查是否有部首别码；若无，</w:t>
+      </w:r>
+      <w:proofErr w:type="gramStart"/>
+      <w:r>
+        <w:rPr>
+          <w:rFonts w:ascii="宋体" w:eastAsia="宋体" w:hAnsi="宋体"/>
+          <w:szCs w:val="21"/>
+        </w:rPr>
+        <w:t>则辨其初码是否</w:t>
+      </w:r>
+      <w:proofErr w:type="gramEnd"/>
+      <w:r>
+        <w:rPr>
+          <w:rFonts w:ascii="宋体" w:eastAsia="宋体" w:hAnsi="宋体"/>
+          <w:szCs w:val="21"/>
+        </w:rPr>
+        <w:t>与整字音</w:t>
+      </w:r>
+      <w:proofErr w:type="gramStart"/>
+      <w:r>
+        <w:rPr>
+          <w:rFonts w:ascii="宋体" w:eastAsia="宋体" w:hAnsi="宋体"/>
+          <w:szCs w:val="21"/>
+        </w:rPr>
+        <w:t>似</w:t>
+      </w:r>
+      <w:proofErr w:type="gramEnd"/>
+      <w:r>
+        <w:rPr>
+          <w:rFonts w:ascii="宋体" w:eastAsia="宋体" w:hAnsi="宋体"/>
+          <w:szCs w:val="21"/>
+        </w:rPr>
+        <w:t>。无</w:t>
+      </w:r>
+      <w:proofErr w:type="gramStart"/>
+      <w:r>
+        <w:rPr>
+          <w:rFonts w:ascii="宋体" w:eastAsia="宋体" w:hAnsi="宋体"/>
+          <w:szCs w:val="21"/>
+        </w:rPr>
+        <w:t>别码且音</w:t>
+      </w:r>
+      <w:proofErr w:type="gramEnd"/>
+      <w:r>
+        <w:rPr>
+          <w:rFonts w:ascii="宋体" w:eastAsia="宋体" w:hAnsi="宋体"/>
+          <w:szCs w:val="21"/>
+        </w:rPr>
+        <w:t>似者</w:t>
       </w:r>
       <w:r>
         <w:rPr>
@@ -12211,14 +14743,46 @@
           <w:rFonts w:ascii="宋体" w:eastAsia="宋体" w:hAnsi="宋体" w:hint="eastAsia"/>
           <w:szCs w:val="21"/>
         </w:rPr>
-        <w:t>(或别码)</w:t>
-      </w:r>
-      <w:r>
-        <w:rPr>
-          <w:rFonts w:ascii="宋体" w:eastAsia="宋体" w:hAnsi="宋体"/>
-          <w:szCs w:val="21"/>
-        </w:rPr>
-        <w:t>部件的部首码或初码为副码。必要时递归应用此流程。</w:t>
+        <w:t>(</w:t>
+      </w:r>
+      <w:proofErr w:type="gramStart"/>
+      <w:r>
+        <w:rPr>
+          <w:rFonts w:ascii="宋体" w:eastAsia="宋体" w:hAnsi="宋体" w:hint="eastAsia"/>
+          <w:szCs w:val="21"/>
+        </w:rPr>
+        <w:t>或别码</w:t>
+      </w:r>
+      <w:proofErr w:type="gramEnd"/>
+      <w:r>
+        <w:rPr>
+          <w:rFonts w:ascii="宋体" w:eastAsia="宋体" w:hAnsi="宋体" w:hint="eastAsia"/>
+          <w:szCs w:val="21"/>
+        </w:rPr>
+        <w:t>)</w:t>
+      </w:r>
+      <w:r>
+        <w:rPr>
+          <w:rFonts w:ascii="宋体" w:eastAsia="宋体" w:hAnsi="宋体"/>
+          <w:szCs w:val="21"/>
+        </w:rPr>
+        <w:t>部件的部首码</w:t>
+      </w:r>
+      <w:proofErr w:type="gramStart"/>
+      <w:r>
+        <w:rPr>
+          <w:rFonts w:ascii="宋体" w:eastAsia="宋体" w:hAnsi="宋体"/>
+          <w:szCs w:val="21"/>
+        </w:rPr>
+        <w:t>或初码为</w:t>
+      </w:r>
+      <w:proofErr w:type="gramEnd"/>
+      <w:r>
+        <w:rPr>
+          <w:rFonts w:ascii="宋体" w:eastAsia="宋体" w:hAnsi="宋体"/>
+          <w:szCs w:val="21"/>
+        </w:rPr>
+        <w:t>副码。必要时递归应用此流程。</w:t>
       </w:r>
     </w:p>
     <w:p>
@@ -12354,6 +14918,7 @@
         </w:rPr>
         <w:t>部为</w:t>
       </w:r>
+      <w:proofErr w:type="gramStart"/>
       <w:r>
         <w:rPr>
           <w:rFonts w:ascii="宋体" w:eastAsia="宋体" w:hAnsi="宋体" w:hint="eastAsia"/>
@@ -12368,6 +14933,7 @@
         </w:rPr>
         <w:t>字</w:t>
       </w:r>
+      <w:proofErr w:type="gramEnd"/>
     </w:p>
     <w:p>
       <w:pPr>
@@ -12427,10 +14993,11 @@
       <w:pPr>
         <w:ind w:firstLineChars="200" w:firstLine="420"/>
         <w:rPr>
-          <w:rFonts w:ascii="宋体" w:eastAsia="宋体" w:hAnsi="宋体"/>
-          <w:szCs w:val="21"/>
-        </w:rPr>
-      </w:pPr>
+          <w:rFonts w:ascii="宋体" w:eastAsia="宋体" w:hAnsi="宋体" w:hint="eastAsia"/>
+          <w:szCs w:val="21"/>
+        </w:rPr>
+      </w:pPr>
+      <w:proofErr w:type="gramStart"/>
       <w:r>
         <w:rPr>
           <w:rFonts w:ascii="宋体" w:eastAsia="宋体" w:hAnsi="宋体"/>
@@ -12454,7 +15021,17 @@
           <w:bCs/>
           <w:szCs w:val="21"/>
         </w:rPr>
-        <w:t>字上</w:t>
+        <w:t>字</w:t>
+      </w:r>
+      <w:proofErr w:type="gramEnd"/>
+      <w:r>
+        <w:rPr>
+          <w:rFonts w:ascii="宋体" w:eastAsia="宋体" w:hAnsi="宋体"/>
+          <w:b/>
+          <w:bCs/>
+          <w:szCs w:val="21"/>
+        </w:rPr>
+        <w:t>上</w:t>
       </w:r>
       <w:r>
         <w:rPr>
@@ -12615,7 +15192,23 @@
           <w:rFonts w:ascii="宋体" w:eastAsia="宋体" w:hAnsi="宋体"/>
           <w:szCs w:val="21"/>
         </w:rPr>
-        <w:t>"立"是简并部首（立→亠），"日"是正宗部首</w:t>
+        <w:t>"立"是简并部首（立→</w:t>
+      </w:r>
+      <w:proofErr w:type="gramStart"/>
+      <w:r>
+        <w:rPr>
+          <w:rFonts w:ascii="宋体" w:eastAsia="宋体" w:hAnsi="宋体"/>
+          <w:szCs w:val="21"/>
+        </w:rPr>
+        <w:t>亠</w:t>
+      </w:r>
+      <w:proofErr w:type="gramEnd"/>
+      <w:r>
+        <w:rPr>
+          <w:rFonts w:ascii="宋体" w:eastAsia="宋体" w:hAnsi="宋体"/>
+          <w:szCs w:val="21"/>
+        </w:rPr>
+        <w:t>），"日"是正宗部首</w:t>
       </w:r>
     </w:p>
     <w:p>
@@ -12636,6 +15229,7 @@
         </w:rPr>
         <w:t xml:space="preserve">根据"简并部首跳过"原则，取"日"为部首 → </w:t>
       </w:r>
+      <w:proofErr w:type="gramStart"/>
       <w:r>
         <w:rPr>
           <w:rFonts w:ascii="宋体" w:eastAsia="宋体" w:hAnsi="宋体" w:hint="eastAsia"/>
@@ -12648,7 +15242,15 @@
           <w:rFonts w:ascii="宋体" w:eastAsia="宋体" w:hAnsi="宋体"/>
           <w:szCs w:val="21"/>
         </w:rPr>
-        <w:t>码r</w:t>
+        <w:t>码</w:t>
+      </w:r>
+      <w:proofErr w:type="gramEnd"/>
+      <w:r>
+        <w:rPr>
+          <w:rFonts w:ascii="宋体" w:eastAsia="宋体" w:hAnsi="宋体"/>
+          <w:szCs w:val="21"/>
+        </w:rPr>
+        <w:t>r</w:t>
       </w:r>
     </w:p>
     <w:p>
@@ -12759,7 +15361,23 @@
           <w:rFonts w:ascii="宋体" w:eastAsia="宋体" w:hAnsi="宋体"/>
           <w:szCs w:val="21"/>
         </w:rPr>
-        <w:t>为"立"+"日"，取上部"立"</w:t>
+        <w:t>为"立"+"日"，取</w:t>
+      </w:r>
+      <w:proofErr w:type="gramStart"/>
+      <w:r>
+        <w:rPr>
+          <w:rFonts w:ascii="宋体" w:eastAsia="宋体" w:hAnsi="宋体"/>
+          <w:szCs w:val="21"/>
+        </w:rPr>
+        <w:t>上部"</w:t>
+      </w:r>
+      <w:proofErr w:type="gramEnd"/>
+      <w:r>
+        <w:rPr>
+          <w:rFonts w:ascii="宋体" w:eastAsia="宋体" w:hAnsi="宋体"/>
+          <w:szCs w:val="21"/>
+        </w:rPr>
+        <w:t>立"</w:t>
       </w:r>
     </w:p>
     <w:p>
@@ -12839,6 +15457,7 @@
         </w:rPr>
         <w:t>"意"的</w:t>
       </w:r>
+      <w:proofErr w:type="gramStart"/>
       <w:r>
         <w:rPr>
           <w:rFonts w:ascii="宋体" w:eastAsia="宋体" w:hAnsi="宋体" w:hint="eastAsia"/>
@@ -12851,7 +15470,15 @@
           <w:rFonts w:ascii="宋体" w:eastAsia="宋体" w:hAnsi="宋体"/>
           <w:szCs w:val="21"/>
         </w:rPr>
-        <w:t>码取l（"立"的</w:t>
+        <w:t>码取</w:t>
+      </w:r>
+      <w:proofErr w:type="gramEnd"/>
+      <w:r>
+        <w:rPr>
+          <w:rFonts w:ascii="宋体" w:eastAsia="宋体" w:hAnsi="宋体"/>
+          <w:szCs w:val="21"/>
+        </w:rPr>
+        <w:t>l（"立"的</w:t>
       </w:r>
       <w:r>
         <w:rPr>
@@ -13171,6 +15798,7 @@
         </w:rPr>
         <w:t xml:space="preserve">2 </w:t>
       </w:r>
+      <w:proofErr w:type="gramStart"/>
       <w:r>
         <w:rPr>
           <w:rFonts w:ascii="宋体" w:eastAsia="宋体" w:hAnsi="宋体" w:hint="eastAsia"/>
@@ -13187,7 +15815,17 @@
           <w:bCs/>
           <w:szCs w:val="21"/>
         </w:rPr>
-        <w:t>单笔画处理</w:t>
+        <w:t>单笔画</w:t>
+      </w:r>
+      <w:proofErr w:type="gramEnd"/>
+      <w:r>
+        <w:rPr>
+          <w:rFonts w:ascii="宋体" w:eastAsia="宋体" w:hAnsi="宋体"/>
+          <w:b/>
+          <w:bCs/>
+          <w:szCs w:val="21"/>
+        </w:rPr>
+        <w:t>处理</w:t>
       </w:r>
     </w:p>
     <w:p>
@@ -13205,6 +15843,7 @@
         </w:rPr>
         <w:t>当一个字取完部首后</w:t>
       </w:r>
+      <w:proofErr w:type="gramStart"/>
       <w:r>
         <w:rPr>
           <w:rFonts w:ascii="宋体" w:eastAsia="宋体" w:hAnsi="宋体"/>
@@ -13214,6 +15853,7 @@
         </w:rPr>
         <w:t>仅剩单笔画</w:t>
       </w:r>
+      <w:proofErr w:type="gramEnd"/>
       <w:r>
         <w:rPr>
           <w:rFonts w:ascii="宋体" w:eastAsia="宋体" w:hAnsi="宋体"/>
@@ -13258,7 +15898,23 @@
           <w:rFonts w:ascii="宋体" w:eastAsia="宋体" w:hAnsi="宋体"/>
           <w:szCs w:val="21"/>
         </w:rPr>
-        <w:t>：“丶一丨丿乙乛</w:t>
+        <w:t>：“</w:t>
+      </w:r>
+      <w:proofErr w:type="gramStart"/>
+      <w:r>
+        <w:rPr>
+          <w:rFonts w:ascii="宋体" w:eastAsia="宋体" w:hAnsi="宋体"/>
+          <w:szCs w:val="21"/>
+        </w:rPr>
+        <w:t>丶一丨丿</w:t>
+      </w:r>
+      <w:proofErr w:type="gramEnd"/>
+      <w:r>
+        <w:rPr>
+          <w:rFonts w:ascii="宋体" w:eastAsia="宋体" w:hAnsi="宋体"/>
+          <w:szCs w:val="21"/>
+        </w:rPr>
+        <w:t>乙乛</w:t>
       </w:r>
       <w:r>
         <w:rPr>
@@ -13286,7 +15942,23 @@
           <w:rFonts w:ascii="宋体" w:eastAsia="宋体" w:hAnsi="宋体"/>
           <w:szCs w:val="21"/>
         </w:rPr>
-        <w:t>”分别对应“dhupygkwv”。</w:t>
+        <w:t>”分别对应“</w:t>
+      </w:r>
+      <w:proofErr w:type="spellStart"/>
+      <w:r>
+        <w:rPr>
+          <w:rFonts w:ascii="宋体" w:eastAsia="宋体" w:hAnsi="宋体"/>
+          <w:szCs w:val="21"/>
+        </w:rPr>
+        <w:t>dhupygkwv</w:t>
+      </w:r>
+      <w:proofErr w:type="spellEnd"/>
+      <w:r>
+        <w:rPr>
+          <w:rFonts w:ascii="宋体" w:eastAsia="宋体" w:hAnsi="宋体"/>
+          <w:szCs w:val="21"/>
+        </w:rPr>
+        <w:t>”。</w:t>
       </w:r>
     </w:p>
     <w:p>
@@ -13319,7 +15991,27 @@
           <w:bCs/>
           <w:szCs w:val="21"/>
         </w:rPr>
-        <w:t>3 独体字余字拆分</w:t>
+        <w:t xml:space="preserve">3 </w:t>
+      </w:r>
+      <w:proofErr w:type="gramStart"/>
+      <w:r>
+        <w:rPr>
+          <w:rFonts w:ascii="宋体" w:eastAsia="宋体" w:hAnsi="宋体"/>
+          <w:b/>
+          <w:bCs/>
+          <w:szCs w:val="21"/>
+        </w:rPr>
+        <w:t>独体字余字</w:t>
+      </w:r>
+      <w:proofErr w:type="gramEnd"/>
+      <w:r>
+        <w:rPr>
+          <w:rFonts w:ascii="宋体" w:eastAsia="宋体" w:hAnsi="宋体"/>
+          <w:b/>
+          <w:bCs/>
+          <w:szCs w:val="21"/>
+        </w:rPr>
+        <w:t>拆分</w:t>
       </w:r>
     </w:p>
     <w:p>
@@ -13366,7 +16058,23 @@
           <w:rFonts w:ascii="宋体" w:eastAsia="宋体" w:hAnsi="宋体"/>
           <w:szCs w:val="21"/>
         </w:rPr>
-        <w:t>关系，满足任意一条即可判定为可拆分。若某字同时满足多条规则，以最先满足的规则为准，结果一致。</w:t>
+        <w:t>关系，满足任意一条即可判定为可拆分。若某</w:t>
+      </w:r>
+      <w:proofErr w:type="gramStart"/>
+      <w:r>
+        <w:rPr>
+          <w:rFonts w:ascii="宋体" w:eastAsia="宋体" w:hAnsi="宋体"/>
+          <w:szCs w:val="21"/>
+        </w:rPr>
+        <w:t>字同时</w:t>
+      </w:r>
+      <w:proofErr w:type="gramEnd"/>
+      <w:r>
+        <w:rPr>
+          <w:rFonts w:ascii="宋体" w:eastAsia="宋体" w:hAnsi="宋体"/>
+          <w:szCs w:val="21"/>
+        </w:rPr>
+        <w:t>满足多条规则，以最先满足的规则为准，结果一致。</w:t>
       </w:r>
       <w:r>
         <w:rPr>
@@ -13558,12 +16266,21 @@
         </w:rPr>
         <w:t>（</w:t>
       </w:r>
-      <w:r>
-        <w:rPr>
-          <w:rFonts w:ascii="宋体" w:eastAsia="宋体" w:hAnsi="宋体"/>
-          <w:szCs w:val="21"/>
-        </w:rPr>
-        <w:t>主码为6</w:t>
+      <w:proofErr w:type="gramStart"/>
+      <w:r>
+        <w:rPr>
+          <w:rFonts w:ascii="宋体" w:eastAsia="宋体" w:hAnsi="宋体"/>
+          <w:szCs w:val="21"/>
+        </w:rPr>
+        <w:t>主码为</w:t>
+      </w:r>
+      <w:proofErr w:type="gramEnd"/>
+      <w:r>
+        <w:rPr>
+          <w:rFonts w:ascii="宋体" w:eastAsia="宋体" w:hAnsi="宋体"/>
+          <w:szCs w:val="21"/>
+        </w:rPr>
+        <w:t>6</w:t>
       </w:r>
       <w:r>
         <w:rPr>
@@ -13696,7 +16413,55 @@
           <w:rFonts w:ascii="宋体" w:eastAsia="宋体" w:hAnsi="宋体"/>
           <w:szCs w:val="21"/>
         </w:rPr>
-        <w:t>：汉字以“勹”作为包围外框（其他半包围外框如匚、凵、冂等均不适用）。</w:t>
+        <w:t>：汉字以“勹”作为包围外框（其他半包围外框如</w:t>
+      </w:r>
+      <w:proofErr w:type="gramStart"/>
+      <w:r>
+        <w:rPr>
+          <w:rFonts w:ascii="宋体" w:eastAsia="宋体" w:hAnsi="宋体"/>
+          <w:szCs w:val="21"/>
+        </w:rPr>
+        <w:t>匚</w:t>
+      </w:r>
+      <w:proofErr w:type="gramEnd"/>
+      <w:r>
+        <w:rPr>
+          <w:rFonts w:ascii="宋体" w:eastAsia="宋体" w:hAnsi="宋体"/>
+          <w:szCs w:val="21"/>
+        </w:rPr>
+        <w:t>、</w:t>
+      </w:r>
+      <w:proofErr w:type="gramStart"/>
+      <w:r>
+        <w:rPr>
+          <w:rFonts w:ascii="宋体" w:eastAsia="宋体" w:hAnsi="宋体"/>
+          <w:szCs w:val="21"/>
+        </w:rPr>
+        <w:t>凵</w:t>
+      </w:r>
+      <w:proofErr w:type="gramEnd"/>
+      <w:r>
+        <w:rPr>
+          <w:rFonts w:ascii="宋体" w:eastAsia="宋体" w:hAnsi="宋体"/>
+          <w:szCs w:val="21"/>
+        </w:rPr>
+        <w:t>、</w:t>
+      </w:r>
+      <w:proofErr w:type="gramStart"/>
+      <w:r>
+        <w:rPr>
+          <w:rFonts w:ascii="宋体" w:eastAsia="宋体" w:hAnsi="宋体"/>
+          <w:szCs w:val="21"/>
+        </w:rPr>
+        <w:t>冂</w:t>
+      </w:r>
+      <w:proofErr w:type="gramEnd"/>
+      <w:r>
+        <w:rPr>
+          <w:rFonts w:ascii="宋体" w:eastAsia="宋体" w:hAnsi="宋体"/>
+          <w:szCs w:val="21"/>
+        </w:rPr>
+        <w:t>等均不适用）。</w:t>
       </w:r>
       <w:r>
         <w:rPr>
@@ -13719,7 +16484,23 @@
           <w:rFonts w:ascii="宋体" w:eastAsia="宋体" w:hAnsi="宋体"/>
           <w:szCs w:val="21"/>
         </w:rPr>
-        <w:t>满足任一结构特征即可拆分</w:t>
+        <w:t>满足任</w:t>
+      </w:r>
+      <w:proofErr w:type="gramStart"/>
+      <w:r>
+        <w:rPr>
+          <w:rFonts w:ascii="宋体" w:eastAsia="宋体" w:hAnsi="宋体"/>
+          <w:szCs w:val="21"/>
+        </w:rPr>
+        <w:t>一</w:t>
+      </w:r>
+      <w:proofErr w:type="gramEnd"/>
+      <w:r>
+        <w:rPr>
+          <w:rFonts w:ascii="宋体" w:eastAsia="宋体" w:hAnsi="宋体"/>
+          <w:szCs w:val="21"/>
+        </w:rPr>
+        <w:t>结构特征即可拆分</w:t>
       </w:r>
     </w:p>
     <w:p>
@@ -13880,7 +16661,23 @@
           <w:rFonts w:ascii="宋体" w:eastAsia="宋体" w:hAnsi="宋体"/>
           <w:szCs w:val="21"/>
         </w:rPr>
-        <w:t>在规则冲突时，以实际编码效果和用户记忆负担为最终考量。</w:t>
+        <w:t>在规则冲突时，以实际编码效果和用户记忆负担为最终</w:t>
+      </w:r>
+      <w:proofErr w:type="gramStart"/>
+      <w:r>
+        <w:rPr>
+          <w:rFonts w:ascii="宋体" w:eastAsia="宋体" w:hAnsi="宋体"/>
+          <w:szCs w:val="21"/>
+        </w:rPr>
+        <w:t>考量</w:t>
+      </w:r>
+      <w:proofErr w:type="gramEnd"/>
+      <w:r>
+        <w:rPr>
+          <w:rFonts w:ascii="宋体" w:eastAsia="宋体" w:hAnsi="宋体"/>
+          <w:szCs w:val="21"/>
+        </w:rPr>
+        <w:t>。</w:t>
       </w:r>
     </w:p>
     <w:p>
@@ -13914,7 +16711,23 @@
           <w:rFonts w:ascii="宋体" w:eastAsia="宋体" w:hAnsi="宋体" w:hint="eastAsia"/>
           <w:color w:val="000000" w:themeColor="text1"/>
         </w:rPr>
-        <w:t xml:space="preserve">    类似主码，副码也有适当优化分配。需要理解的字例有：进zw。</w:t>
+        <w:t xml:space="preserve">    类似主码，副码也有适当优化分配。需要理解的字例有：进</w:t>
+      </w:r>
+      <w:proofErr w:type="spellStart"/>
+      <w:r>
+        <w:rPr>
+          <w:rFonts w:ascii="宋体" w:eastAsia="宋体" w:hAnsi="宋体" w:hint="eastAsia"/>
+          <w:color w:val="000000" w:themeColor="text1"/>
+        </w:rPr>
+        <w:t>zw</w:t>
+      </w:r>
+      <w:proofErr w:type="spellEnd"/>
+      <w:r>
+        <w:rPr>
+          <w:rFonts w:ascii="宋体" w:eastAsia="宋体" w:hAnsi="宋体" w:hint="eastAsia"/>
+          <w:color w:val="000000" w:themeColor="text1"/>
+        </w:rPr>
+        <w:t>。</w:t>
       </w:r>
     </w:p>
     <w:p>
@@ -14283,11 +17096,19 @@
                 <w:rFonts w:ascii="宋体" w:eastAsia="宋体" w:hAnsi="宋体" w:hint="eastAsia"/>
               </w:rPr>
             </w:pPr>
+            <w:proofErr w:type="spellStart"/>
             <w:r>
               <w:rPr>
                 <w:rFonts w:ascii="宋体" w:eastAsia="宋体" w:hAnsi="宋体"/>
               </w:rPr>
-              <w:t>rr.</w:t>
+              <w:t>rr</w:t>
+            </w:r>
+            <w:proofErr w:type="spellEnd"/>
+            <w:r>
+              <w:rPr>
+                <w:rFonts w:ascii="宋体" w:eastAsia="宋体" w:hAnsi="宋体"/>
+              </w:rPr>
+              <w:t>.</w:t>
             </w:r>
           </w:p>
         </w:tc>
@@ -14360,11 +17181,19 @@
                 <w:rFonts w:ascii="宋体" w:eastAsia="宋体" w:hAnsi="宋体" w:hint="eastAsia"/>
               </w:rPr>
             </w:pPr>
+            <w:proofErr w:type="spellStart"/>
             <w:r>
               <w:rPr>
                 <w:rFonts w:ascii="宋体" w:eastAsia="宋体" w:hAnsi="宋体"/>
               </w:rPr>
-              <w:t>i.</w:t>
+              <w:t>i</w:t>
+            </w:r>
+            <w:proofErr w:type="spellEnd"/>
+            <w:r>
+              <w:rPr>
+                <w:rFonts w:ascii="宋体" w:eastAsia="宋体" w:hAnsi="宋体"/>
+              </w:rPr>
+              <w:t>.</w:t>
             </w:r>
           </w:p>
         </w:tc>
@@ -14800,6 +17629,7 @@
                 <w:rFonts w:ascii="宋体" w:eastAsia="宋体" w:hAnsi="宋体" w:hint="eastAsia"/>
               </w:rPr>
             </w:pPr>
+            <w:proofErr w:type="gramStart"/>
             <w:r>
               <w:rPr>
                 <w:rFonts w:ascii="宋体" w:eastAsia="宋体" w:hAnsi="宋体" w:hint="eastAsia"/>
@@ -14812,6 +17642,7 @@
               </w:rPr>
               <w:t>码</w:t>
             </w:r>
+            <w:proofErr w:type="gramEnd"/>
           </w:p>
         </w:tc>
         <w:tc>
@@ -14884,13 +17715,27 @@
               <w:rPr>
                 <w:rFonts w:ascii="宋体" w:eastAsia="宋体" w:hAnsi="宋体"/>
               </w:rPr>
-              <w:t>表中的位置对应</w:t>
-            </w:r>
-            <w:r>
-              <w:rPr>
-                <w:rFonts w:ascii="宋体" w:eastAsia="宋体" w:hAnsi="宋体" w:hint="eastAsia"/>
-              </w:rPr>
-              <w:t>部首次码</w:t>
+              <w:t>表中的位置</w:t>
+            </w:r>
+            <w:proofErr w:type="gramStart"/>
+            <w:r>
+              <w:rPr>
+                <w:rFonts w:ascii="宋体" w:eastAsia="宋体" w:hAnsi="宋体"/>
+              </w:rPr>
+              <w:t>对应</w:t>
+            </w:r>
+            <w:r>
+              <w:rPr>
+                <w:rFonts w:ascii="宋体" w:eastAsia="宋体" w:hAnsi="宋体" w:hint="eastAsia"/>
+              </w:rPr>
+              <w:t>部</w:t>
+            </w:r>
+            <w:proofErr w:type="gramEnd"/>
+            <w:r>
+              <w:rPr>
+                <w:rFonts w:ascii="宋体" w:eastAsia="宋体" w:hAnsi="宋体" w:hint="eastAsia"/>
+              </w:rPr>
+              <w:t>首次码</w:t>
             </w:r>
           </w:p>
         </w:tc>
@@ -14915,8 +17760,16 @@
               <w:rPr>
                 <w:rFonts w:ascii="宋体" w:eastAsia="宋体" w:hAnsi="宋体"/>
               </w:rPr>
-              <w:t>贝 → bz</w:t>
-            </w:r>
+              <w:t xml:space="preserve">贝 → </w:t>
+            </w:r>
+            <w:proofErr w:type="spellStart"/>
+            <w:r>
+              <w:rPr>
+                <w:rFonts w:ascii="宋体" w:eastAsia="宋体" w:hAnsi="宋体"/>
+              </w:rPr>
+              <w:t>bz</w:t>
+            </w:r>
+            <w:proofErr w:type="spellEnd"/>
           </w:p>
         </w:tc>
       </w:tr>
@@ -15189,8 +18042,18 @@
                 <w:b/>
                 <w:bCs/>
               </w:rPr>
-              <w:t>立 → ld</w:t>
-            </w:r>
+              <w:t xml:space="preserve">立 → </w:t>
+            </w:r>
+            <w:proofErr w:type="spellStart"/>
+            <w:r>
+              <w:rPr>
+                <w:rFonts w:ascii="宋体" w:eastAsia="宋体" w:hAnsi="宋体"/>
+                <w:b/>
+                <w:bCs/>
+              </w:rPr>
+              <w:t>ld</w:t>
+            </w:r>
+            <w:proofErr w:type="spellEnd"/>
           </w:p>
         </w:tc>
       </w:tr>
@@ -15297,14 +18160,30 @@
               <w:rPr>
                 <w:rFonts w:ascii="宋体" w:eastAsia="宋体" w:hAnsi="宋体"/>
               </w:rPr>
-              <w:t>贝 → bb，立 → dj</w:t>
-            </w:r>
-            <w:r>
-              <w:rPr>
-                <w:rFonts w:ascii="宋体" w:eastAsia="宋体" w:hAnsi="宋体" w:hint="eastAsia"/>
-              </w:rPr>
-              <w:t>/lh</w:t>
-            </w:r>
+              <w:t xml:space="preserve">贝 → bb，立 → </w:t>
+            </w:r>
+            <w:proofErr w:type="spellStart"/>
+            <w:r>
+              <w:rPr>
+                <w:rFonts w:ascii="宋体" w:eastAsia="宋体" w:hAnsi="宋体"/>
+              </w:rPr>
+              <w:t>dj</w:t>
+            </w:r>
+            <w:proofErr w:type="spellEnd"/>
+            <w:r>
+              <w:rPr>
+                <w:rFonts w:ascii="宋体" w:eastAsia="宋体" w:hAnsi="宋体" w:hint="eastAsia"/>
+              </w:rPr>
+              <w:t>/</w:t>
+            </w:r>
+            <w:proofErr w:type="spellStart"/>
+            <w:r>
+              <w:rPr>
+                <w:rFonts w:ascii="宋体" w:eastAsia="宋体" w:hAnsi="宋体" w:hint="eastAsia"/>
+              </w:rPr>
+              <w:t>lh</w:t>
+            </w:r>
+            <w:proofErr w:type="spellEnd"/>
           </w:p>
         </w:tc>
       </w:tr>
@@ -15974,7 +18853,35 @@
               <w:rPr>
                 <w:rFonts w:ascii="宋体" w:eastAsia="宋体" w:hAnsi="宋体"/>
               </w:rPr>
-              <w:t>[i. sj kb 4] 表示一个上下结构</w:t>
+              <w:t>[</w:t>
+            </w:r>
+            <w:proofErr w:type="spellStart"/>
+            <w:r>
+              <w:rPr>
+                <w:rFonts w:ascii="宋体" w:eastAsia="宋体" w:hAnsi="宋体"/>
+              </w:rPr>
+              <w:t>i</w:t>
+            </w:r>
+            <w:proofErr w:type="spellEnd"/>
+            <w:r>
+              <w:rPr>
+                <w:rFonts w:ascii="宋体" w:eastAsia="宋体" w:hAnsi="宋体"/>
+              </w:rPr>
+              <w:t xml:space="preserve">. </w:t>
+            </w:r>
+            <w:proofErr w:type="spellStart"/>
+            <w:r>
+              <w:rPr>
+                <w:rFonts w:ascii="宋体" w:eastAsia="宋体" w:hAnsi="宋体"/>
+              </w:rPr>
+              <w:t>sj</w:t>
+            </w:r>
+            <w:proofErr w:type="spellEnd"/>
+            <w:r>
+              <w:rPr>
+                <w:rFonts w:ascii="宋体" w:eastAsia="宋体" w:hAnsi="宋体"/>
+              </w:rPr>
+              <w:t xml:space="preserve"> kb 4] 表示一个上下结构</w:t>
             </w:r>
           </w:p>
         </w:tc>
@@ -16382,14 +19289,30 @@
         <w:rPr>
           <w:rFonts w:ascii="宋体" w:eastAsia="宋体" w:hAnsi="宋体"/>
         </w:rPr>
-        <w:t>按结构码递归拆分汉字至基础部件，直到所有部件都可用</w:t>
-      </w:r>
+        <w:t>按结构码递归拆分汉字</w:t>
+      </w:r>
+      <w:proofErr w:type="gramStart"/>
+      <w:r>
+        <w:rPr>
+          <w:rFonts w:ascii="宋体" w:eastAsia="宋体" w:hAnsi="宋体"/>
+        </w:rPr>
+        <w:t>至基础</w:t>
+      </w:r>
+      <w:proofErr w:type="gramEnd"/>
+      <w:r>
+        <w:rPr>
+          <w:rFonts w:ascii="宋体" w:eastAsia="宋体" w:hAnsi="宋体"/>
+        </w:rPr>
+        <w:t>部件，直到所有部件都可用</w:t>
+      </w:r>
+      <w:proofErr w:type="gramStart"/>
       <w:r>
         <w:rPr>
           <w:rFonts w:ascii="宋体" w:eastAsia="宋体" w:hAnsi="宋体" w:hint="eastAsia"/>
         </w:rPr>
         <w:t>部首双码</w:t>
       </w:r>
+      <w:proofErr w:type="gramEnd"/>
       <w:r>
         <w:rPr>
           <w:rFonts w:ascii="宋体" w:eastAsia="宋体" w:hAnsi="宋体"/>
@@ -16444,7 +19367,21 @@
         <w:rPr>
           <w:rFonts w:ascii="宋体" w:eastAsia="宋体" w:hAnsi="宋体"/>
         </w:rPr>
-        <w:t>优先按明显结构拆分（左右→上下→包围）</w:t>
+        <w:t>优先</w:t>
+      </w:r>
+      <w:proofErr w:type="gramStart"/>
+      <w:r>
+        <w:rPr>
+          <w:rFonts w:ascii="宋体" w:eastAsia="宋体" w:hAnsi="宋体"/>
+        </w:rPr>
+        <w:t>按明显</w:t>
+      </w:r>
+      <w:proofErr w:type="gramEnd"/>
+      <w:r>
+        <w:rPr>
+          <w:rFonts w:ascii="宋体" w:eastAsia="宋体" w:hAnsi="宋体"/>
+        </w:rPr>
+        <w:t>结构拆分（左右→上下→包围）</w:t>
       </w:r>
     </w:p>
     <w:p>
@@ -16536,12 +19473,14 @@
         </w:rPr>
         <w:t>：用</w:t>
       </w:r>
+      <w:proofErr w:type="gramStart"/>
       <w:r>
         <w:rPr>
           <w:rFonts w:ascii="宋体" w:eastAsia="宋体" w:hAnsi="宋体" w:hint="eastAsia"/>
         </w:rPr>
         <w:t>部首双码</w:t>
       </w:r>
+      <w:proofErr w:type="gramEnd"/>
       <w:r>
         <w:rPr>
           <w:rFonts w:ascii="宋体" w:eastAsia="宋体" w:hAnsi="宋体"/>
@@ -16599,20 +19538,42 @@
         <w:rPr>
           <w:rFonts w:ascii="宋体" w:eastAsia="宋体" w:hAnsi="宋体"/>
         </w:rPr>
-        <w:t>表中x的第三个部首，对应</w:t>
-      </w:r>
-      <w:r>
-        <w:rPr>
-          <w:rFonts w:ascii="宋体" w:eastAsia="宋体" w:hAnsi="宋体" w:hint="eastAsia"/>
-        </w:rPr>
-        <w:t>部首次</w:t>
-      </w:r>
-      <w:r>
-        <w:rPr>
-          <w:rFonts w:ascii="宋体" w:eastAsia="宋体" w:hAnsi="宋体"/>
-        </w:rPr>
-        <w:t>表中x的第三个字母n，组合为xn</w:t>
-      </w:r>
+        <w:t>表中x的第三个部首，</w:t>
+      </w:r>
+      <w:proofErr w:type="gramStart"/>
+      <w:r>
+        <w:rPr>
+          <w:rFonts w:ascii="宋体" w:eastAsia="宋体" w:hAnsi="宋体"/>
+        </w:rPr>
+        <w:t>对应</w:t>
+      </w:r>
+      <w:r>
+        <w:rPr>
+          <w:rFonts w:ascii="宋体" w:eastAsia="宋体" w:hAnsi="宋体" w:hint="eastAsia"/>
+        </w:rPr>
+        <w:t>部</w:t>
+      </w:r>
+      <w:proofErr w:type="gramEnd"/>
+      <w:r>
+        <w:rPr>
+          <w:rFonts w:ascii="宋体" w:eastAsia="宋体" w:hAnsi="宋体" w:hint="eastAsia"/>
+        </w:rPr>
+        <w:t>首次</w:t>
+      </w:r>
+      <w:r>
+        <w:rPr>
+          <w:rFonts w:ascii="宋体" w:eastAsia="宋体" w:hAnsi="宋体"/>
+        </w:rPr>
+        <w:t>表中x的第三个字母n，组合为</w:t>
+      </w:r>
+      <w:proofErr w:type="spellStart"/>
+      <w:r>
+        <w:rPr>
+          <w:rFonts w:ascii="宋体" w:eastAsia="宋体" w:hAnsi="宋体"/>
+        </w:rPr>
+        <w:t>xn</w:t>
+      </w:r>
+      <w:proofErr w:type="spellEnd"/>
     </w:p>
     <w:p>
       <w:pPr>
@@ -16730,7 +19691,21 @@
         <w:rPr>
           <w:rFonts w:ascii="宋体" w:eastAsia="宋体" w:hAnsi="宋体"/>
         </w:rPr>
-        <w:t>"对"：r. ky cp</w:t>
+        <w:t xml:space="preserve">"对"：r. </w:t>
+      </w:r>
+      <w:proofErr w:type="spellStart"/>
+      <w:r>
+        <w:rPr>
+          <w:rFonts w:ascii="宋体" w:eastAsia="宋体" w:hAnsi="宋体"/>
+        </w:rPr>
+        <w:t>ky</w:t>
+      </w:r>
+      <w:proofErr w:type="spellEnd"/>
+      <w:r>
+        <w:rPr>
+          <w:rFonts w:ascii="宋体" w:eastAsia="宋体" w:hAnsi="宋体"/>
+        </w:rPr>
+        <w:t xml:space="preserve"> cp</w:t>
       </w:r>
     </w:p>
     <w:p>
@@ -16754,12 +19729,21 @@
           <w:rFonts w:ascii="宋体" w:eastAsia="宋体" w:hAnsi="宋体" w:hint="eastAsia"/>
         </w:rPr>
       </w:pPr>
-      <w:r>
-        <w:rPr>
-          <w:rFonts w:ascii="宋体" w:eastAsia="宋体" w:hAnsi="宋体"/>
-        </w:rPr>
-        <w:t>ky："又"的</w:t>
-      </w:r>
+      <w:proofErr w:type="spellStart"/>
+      <w:r>
+        <w:rPr>
+          <w:rFonts w:ascii="宋体" w:eastAsia="宋体" w:hAnsi="宋体"/>
+        </w:rPr>
+        <w:t>ky</w:t>
+      </w:r>
+      <w:proofErr w:type="spellEnd"/>
+      <w:r>
+        <w:rPr>
+          <w:rFonts w:ascii="宋体" w:eastAsia="宋体" w:hAnsi="宋体"/>
+        </w:rPr>
+        <w:t>："又"的</w:t>
+      </w:r>
+      <w:proofErr w:type="gramStart"/>
       <w:r>
         <w:rPr>
           <w:rFonts w:ascii="宋体" w:eastAsia="宋体" w:hAnsi="宋体" w:hint="eastAsia"/>
@@ -16772,6 +19756,7 @@
         </w:rPr>
         <w:t>码</w:t>
       </w:r>
+      <w:proofErr w:type="gramEnd"/>
     </w:p>
     <w:p>
       <w:pPr>
@@ -16786,6 +19771,7 @@
         </w:rPr>
         <w:t>cp："寸"的</w:t>
       </w:r>
+      <w:proofErr w:type="gramStart"/>
       <w:r>
         <w:rPr>
           <w:rFonts w:ascii="宋体" w:eastAsia="宋体" w:hAnsi="宋体" w:hint="eastAsia"/>
@@ -16798,6 +19784,7 @@
         </w:rPr>
         <w:t>码</w:t>
       </w:r>
+      <w:proofErr w:type="gramEnd"/>
     </w:p>
     <w:p>
       <w:pPr>
@@ -17184,12 +20171,14 @@
                 <w:rFonts w:ascii="宋体" w:eastAsia="宋体" w:hAnsi="宋体" w:hint="eastAsia"/>
               </w:rPr>
             </w:pPr>
+            <w:proofErr w:type="spellStart"/>
             <w:r>
               <w:rPr>
                 <w:rFonts w:ascii="宋体" w:eastAsia="宋体" w:hAnsi="宋体"/>
               </w:rPr>
               <w:t>oj</w:t>
             </w:r>
+            <w:proofErr w:type="spellEnd"/>
           </w:p>
         </w:tc>
         <w:tc>
@@ -17236,12 +20225,14 @@
                 <w:rFonts w:ascii="宋体" w:eastAsia="宋体" w:hAnsi="宋体" w:hint="eastAsia"/>
               </w:rPr>
             </w:pPr>
+            <w:proofErr w:type="spellStart"/>
             <w:r>
               <w:rPr>
                 <w:rFonts w:ascii="宋体" w:eastAsia="宋体" w:hAnsi="宋体"/>
               </w:rPr>
               <w:t>ld</w:t>
             </w:r>
+            <w:proofErr w:type="spellEnd"/>
           </w:p>
         </w:tc>
         <w:tc>
@@ -17286,12 +20277,14 @@
                 <w:rFonts w:ascii="宋体" w:eastAsia="宋体" w:hAnsi="宋体" w:hint="eastAsia"/>
               </w:rPr>
             </w:pPr>
+            <w:proofErr w:type="spellStart"/>
             <w:r>
               <w:rPr>
                 <w:rFonts w:ascii="宋体" w:eastAsia="宋体" w:hAnsi="宋体"/>
               </w:rPr>
               <w:t>gc</w:t>
             </w:r>
+            <w:proofErr w:type="spellEnd"/>
           </w:p>
         </w:tc>
         <w:tc>
@@ -17336,12 +20329,14 @@
                 <w:rFonts w:ascii="宋体" w:eastAsia="宋体" w:hAnsi="宋体" w:hint="eastAsia"/>
               </w:rPr>
             </w:pPr>
+            <w:proofErr w:type="spellStart"/>
             <w:r>
               <w:rPr>
                 <w:rFonts w:ascii="宋体" w:eastAsia="宋体" w:hAnsi="宋体"/>
               </w:rPr>
               <w:t>bh</w:t>
             </w:r>
+            <w:proofErr w:type="spellEnd"/>
           </w:p>
         </w:tc>
         <w:tc>
@@ -17488,12 +20483,14 @@
                 <w:rFonts w:ascii="宋体" w:eastAsia="宋体" w:hAnsi="宋体" w:hint="eastAsia"/>
               </w:rPr>
             </w:pPr>
+            <w:proofErr w:type="spellStart"/>
             <w:r>
               <w:rPr>
                 <w:rFonts w:ascii="宋体" w:eastAsia="宋体" w:hAnsi="宋体"/>
               </w:rPr>
               <w:t>hh</w:t>
             </w:r>
+            <w:proofErr w:type="spellEnd"/>
           </w:p>
         </w:tc>
         <w:tc>
@@ -17540,12 +20537,14 @@
                 <w:rFonts w:ascii="宋体" w:eastAsia="宋体" w:hAnsi="宋体" w:hint="eastAsia"/>
               </w:rPr>
             </w:pPr>
+            <w:proofErr w:type="spellStart"/>
             <w:r>
               <w:rPr>
                 <w:rFonts w:ascii="宋体" w:eastAsia="宋体" w:hAnsi="宋体"/>
               </w:rPr>
               <w:t>ju</w:t>
             </w:r>
+            <w:proofErr w:type="spellEnd"/>
           </w:p>
         </w:tc>
         <w:tc>
@@ -17692,12 +20691,14 @@
                 <w:rFonts w:ascii="宋体" w:eastAsia="宋体" w:hAnsi="宋体" w:hint="eastAsia"/>
               </w:rPr>
             </w:pPr>
+            <w:proofErr w:type="spellStart"/>
             <w:r>
               <w:rPr>
                 <w:rFonts w:ascii="宋体" w:eastAsia="宋体" w:hAnsi="宋体"/>
               </w:rPr>
               <w:t>fd</w:t>
             </w:r>
+            <w:proofErr w:type="spellEnd"/>
           </w:p>
         </w:tc>
         <w:tc>
@@ -17792,12 +20793,14 @@
                 <w:rFonts w:ascii="宋体" w:eastAsia="宋体" w:hAnsi="宋体" w:hint="eastAsia"/>
               </w:rPr>
             </w:pPr>
+            <w:proofErr w:type="spellStart"/>
             <w:r>
               <w:rPr>
                 <w:rFonts w:ascii="宋体" w:eastAsia="宋体" w:hAnsi="宋体"/>
               </w:rPr>
               <w:t>nt</w:t>
             </w:r>
+            <w:proofErr w:type="spellEnd"/>
           </w:p>
         </w:tc>
         <w:tc>
@@ -17844,12 +20847,14 @@
                 <w:rFonts w:ascii="宋体" w:eastAsia="宋体" w:hAnsi="宋体" w:hint="eastAsia"/>
               </w:rPr>
             </w:pPr>
+            <w:proofErr w:type="spellStart"/>
             <w:r>
               <w:rPr>
                 <w:rFonts w:ascii="宋体" w:eastAsia="宋体" w:hAnsi="宋体"/>
               </w:rPr>
               <w:t>hb</w:t>
             </w:r>
+            <w:proofErr w:type="spellEnd"/>
           </w:p>
         </w:tc>
         <w:tc>
@@ -17869,12 +20874,14 @@
                 <w:rFonts w:ascii="宋体" w:eastAsia="宋体" w:hAnsi="宋体" w:hint="eastAsia"/>
               </w:rPr>
             </w:pPr>
+            <w:proofErr w:type="gramStart"/>
             <w:r>
               <w:rPr>
                 <w:rFonts w:ascii="宋体" w:eastAsia="宋体" w:hAnsi="宋体"/>
               </w:rPr>
               <w:t>丌</w:t>
             </w:r>
+            <w:proofErr w:type="gramEnd"/>
           </w:p>
         </w:tc>
         <w:tc>
@@ -17894,12 +20901,14 @@
                 <w:rFonts w:ascii="宋体" w:eastAsia="宋体" w:hAnsi="宋体" w:hint="eastAsia"/>
               </w:rPr>
             </w:pPr>
+            <w:proofErr w:type="spellStart"/>
             <w:r>
               <w:rPr>
                 <w:rFonts w:ascii="宋体" w:eastAsia="宋体" w:hAnsi="宋体"/>
               </w:rPr>
               <w:t>wu</w:t>
             </w:r>
+            <w:proofErr w:type="spellEnd"/>
           </w:p>
         </w:tc>
         <w:tc>
@@ -18046,12 +21055,14 @@
                 <w:rFonts w:ascii="宋体" w:eastAsia="宋体" w:hAnsi="宋体" w:hint="eastAsia"/>
               </w:rPr>
             </w:pPr>
+            <w:proofErr w:type="spellStart"/>
             <w:r>
               <w:rPr>
                 <w:rFonts w:ascii="宋体" w:eastAsia="宋体" w:hAnsi="宋体"/>
               </w:rPr>
               <w:t>jq</w:t>
             </w:r>
+            <w:proofErr w:type="spellEnd"/>
           </w:p>
         </w:tc>
         <w:tc>
@@ -18071,12 +21082,14 @@
                 <w:rFonts w:ascii="宋体" w:eastAsia="宋体" w:hAnsi="宋体" w:hint="eastAsia"/>
               </w:rPr>
             </w:pPr>
+            <w:proofErr w:type="gramStart"/>
             <w:r>
               <w:rPr>
                 <w:rFonts w:ascii="宋体" w:eastAsia="宋体" w:hAnsi="宋体"/>
               </w:rPr>
               <w:t>介</w:t>
             </w:r>
+            <w:proofErr w:type="gramEnd"/>
           </w:p>
         </w:tc>
         <w:tc>
@@ -18096,12 +21109,14 @@
                 <w:rFonts w:ascii="宋体" w:eastAsia="宋体" w:hAnsi="宋体" w:hint="eastAsia"/>
               </w:rPr>
             </w:pPr>
+            <w:proofErr w:type="spellStart"/>
             <w:r>
               <w:rPr>
                 <w:rFonts w:ascii="宋体" w:eastAsia="宋体" w:hAnsi="宋体"/>
               </w:rPr>
               <w:t>yw</w:t>
             </w:r>
+            <w:proofErr w:type="spellEnd"/>
           </w:p>
         </w:tc>
         <w:tc>
@@ -18148,6 +21163,7 @@
                 <w:rFonts w:ascii="宋体" w:eastAsia="宋体" w:hAnsi="宋体" w:hint="eastAsia"/>
               </w:rPr>
             </w:pPr>
+            <w:proofErr w:type="spellStart"/>
             <w:r>
               <w:rPr>
                 <w:rFonts w:ascii="宋体" w:eastAsia="宋体" w:hAnsi="宋体"/>
@@ -18155,6 +21171,7 @@
               <w:lastRenderedPageBreak/>
               <w:t>nd</w:t>
             </w:r>
+            <w:proofErr w:type="spellEnd"/>
           </w:p>
         </w:tc>
         <w:tc>
@@ -18174,12 +21191,14 @@
                 <w:rFonts w:ascii="宋体" w:eastAsia="宋体" w:hAnsi="宋体" w:hint="eastAsia"/>
               </w:rPr>
             </w:pPr>
+            <w:proofErr w:type="gramStart"/>
             <w:r>
               <w:rPr>
                 <w:rFonts w:ascii="宋体" w:eastAsia="宋体" w:hAnsi="宋体"/>
               </w:rPr>
               <w:t>犮</w:t>
             </w:r>
+            <w:proofErr w:type="gramEnd"/>
           </w:p>
         </w:tc>
         <w:tc>
@@ -18199,12 +21218,14 @@
                 <w:rFonts w:ascii="宋体" w:eastAsia="宋体" w:hAnsi="宋体" w:hint="eastAsia"/>
               </w:rPr>
             </w:pPr>
+            <w:proofErr w:type="spellStart"/>
             <w:r>
               <w:rPr>
                 <w:rFonts w:ascii="宋体" w:eastAsia="宋体" w:hAnsi="宋体"/>
               </w:rPr>
               <w:t>mz</w:t>
             </w:r>
+            <w:proofErr w:type="spellEnd"/>
           </w:p>
         </w:tc>
         <w:tc>
@@ -18313,12 +21334,14 @@
                 <w:rFonts w:ascii="宋体" w:eastAsia="宋体" w:hAnsi="宋体" w:hint="eastAsia"/>
               </w:rPr>
             </w:pPr>
+            <w:proofErr w:type="spellStart"/>
             <w:r>
               <w:rPr>
                 <w:rFonts w:ascii="宋体" w:eastAsia="宋体" w:hAnsi="宋体"/>
               </w:rPr>
               <w:t>mh</w:t>
             </w:r>
+            <w:proofErr w:type="spellEnd"/>
           </w:p>
         </w:tc>
         <w:tc>
@@ -18363,12 +21386,14 @@
                 <w:rFonts w:ascii="宋体" w:eastAsia="宋体" w:hAnsi="宋体" w:hint="eastAsia"/>
               </w:rPr>
             </w:pPr>
+            <w:proofErr w:type="spellStart"/>
             <w:r>
               <w:rPr>
                 <w:rFonts w:ascii="宋体" w:eastAsia="宋体" w:hAnsi="宋体"/>
               </w:rPr>
               <w:t>cj</w:t>
             </w:r>
+            <w:proofErr w:type="spellEnd"/>
           </w:p>
         </w:tc>
         <w:tc>
@@ -18413,12 +21438,14 @@
                 <w:rFonts w:ascii="宋体" w:eastAsia="宋体" w:hAnsi="宋体" w:hint="eastAsia"/>
               </w:rPr>
             </w:pPr>
+            <w:proofErr w:type="spellStart"/>
             <w:r>
               <w:rPr>
                 <w:rFonts w:ascii="宋体" w:eastAsia="宋体" w:hAnsi="宋体"/>
               </w:rPr>
               <w:t>ib</w:t>
             </w:r>
+            <w:proofErr w:type="spellEnd"/>
           </w:p>
         </w:tc>
         <w:tc>
@@ -18465,12 +21492,14 @@
                 <w:rFonts w:ascii="宋体" w:eastAsia="宋体" w:hAnsi="宋体" w:hint="eastAsia"/>
               </w:rPr>
             </w:pPr>
+            <w:proofErr w:type="spellStart"/>
             <w:r>
               <w:rPr>
                 <w:rFonts w:ascii="宋体" w:eastAsia="宋体" w:hAnsi="宋体"/>
               </w:rPr>
               <w:t>ll</w:t>
             </w:r>
+            <w:proofErr w:type="spellEnd"/>
           </w:p>
         </w:tc>
         <w:tc>
@@ -18623,12 +21652,14 @@
                 <w:rFonts w:ascii="宋体" w:eastAsia="宋体" w:hAnsi="宋体" w:hint="eastAsia"/>
               </w:rPr>
             </w:pPr>
+            <w:proofErr w:type="spellStart"/>
             <w:r>
               <w:rPr>
                 <w:rFonts w:ascii="宋体" w:eastAsia="宋体" w:hAnsi="宋体"/>
               </w:rPr>
               <w:t>jk</w:t>
             </w:r>
+            <w:proofErr w:type="spellEnd"/>
           </w:p>
         </w:tc>
         <w:tc>
@@ -18648,12 +21679,14 @@
                 <w:rFonts w:ascii="宋体" w:eastAsia="宋体" w:hAnsi="宋体" w:hint="eastAsia"/>
               </w:rPr>
             </w:pPr>
+            <w:proofErr w:type="gramStart"/>
             <w:r>
               <w:rPr>
                 <w:rFonts w:ascii="宋体" w:eastAsia="宋体" w:hAnsi="宋体"/>
               </w:rPr>
               <w:t>叚</w:t>
             </w:r>
+            <w:proofErr w:type="gramEnd"/>
           </w:p>
         </w:tc>
         <w:tc>
@@ -18673,12 +21706,14 @@
                 <w:rFonts w:ascii="宋体" w:eastAsia="宋体" w:hAnsi="宋体" w:hint="eastAsia"/>
               </w:rPr>
             </w:pPr>
+            <w:proofErr w:type="spellStart"/>
             <w:r>
               <w:rPr>
                 <w:rFonts w:ascii="宋体" w:eastAsia="宋体" w:hAnsi="宋体"/>
               </w:rPr>
               <w:t>bj</w:t>
             </w:r>
+            <w:proofErr w:type="spellEnd"/>
           </w:p>
         </w:tc>
         <w:tc>
@@ -18723,12 +21758,14 @@
                 <w:rFonts w:ascii="宋体" w:eastAsia="宋体" w:hAnsi="宋体" w:hint="eastAsia"/>
               </w:rPr>
             </w:pPr>
+            <w:proofErr w:type="spellStart"/>
             <w:r>
               <w:rPr>
                 <w:rFonts w:ascii="宋体" w:eastAsia="宋体" w:hAnsi="宋体"/>
               </w:rPr>
               <w:t>ts</w:t>
             </w:r>
+            <w:proofErr w:type="spellEnd"/>
           </w:p>
         </w:tc>
         <w:tc>
@@ -18775,12 +21812,14 @@
                 <w:rFonts w:ascii="宋体" w:eastAsia="宋体" w:hAnsi="宋体" w:hint="eastAsia"/>
               </w:rPr>
             </w:pPr>
+            <w:proofErr w:type="spellStart"/>
             <w:r>
               <w:rPr>
                 <w:rFonts w:ascii="宋体" w:eastAsia="宋体" w:hAnsi="宋体"/>
               </w:rPr>
               <w:t>kv</w:t>
             </w:r>
+            <w:proofErr w:type="spellEnd"/>
           </w:p>
         </w:tc>
         <w:tc>
@@ -18825,12 +21864,14 @@
                 <w:rFonts w:ascii="宋体" w:eastAsia="宋体" w:hAnsi="宋体" w:hint="eastAsia"/>
               </w:rPr>
             </w:pPr>
+            <w:proofErr w:type="spellStart"/>
             <w:r>
               <w:rPr>
                 <w:rFonts w:ascii="宋体" w:eastAsia="宋体" w:hAnsi="宋体"/>
               </w:rPr>
               <w:t>jj</w:t>
             </w:r>
+            <w:proofErr w:type="spellEnd"/>
           </w:p>
         </w:tc>
         <w:tc>
@@ -18927,12 +21968,14 @@
                 <w:rFonts w:ascii="宋体" w:eastAsia="宋体" w:hAnsi="宋体" w:hint="eastAsia"/>
               </w:rPr>
             </w:pPr>
+            <w:proofErr w:type="spellStart"/>
             <w:r>
               <w:rPr>
                 <w:rFonts w:ascii="宋体" w:eastAsia="宋体" w:hAnsi="宋体"/>
               </w:rPr>
               <w:t>wm</w:t>
             </w:r>
+            <w:proofErr w:type="spellEnd"/>
           </w:p>
         </w:tc>
         <w:tc>
@@ -19002,12 +22045,14 @@
                 <w:rFonts w:ascii="宋体" w:eastAsia="宋体" w:hAnsi="宋体" w:hint="eastAsia"/>
               </w:rPr>
             </w:pPr>
+            <w:proofErr w:type="gramStart"/>
             <w:r>
               <w:rPr>
                 <w:rFonts w:ascii="宋体" w:eastAsia="宋体" w:hAnsi="宋体"/>
               </w:rPr>
               <w:t>囟</w:t>
             </w:r>
+            <w:proofErr w:type="gramEnd"/>
           </w:p>
         </w:tc>
         <w:tc>
@@ -19027,12 +22072,14 @@
                 <w:rFonts w:ascii="宋体" w:eastAsia="宋体" w:hAnsi="宋体" w:hint="eastAsia"/>
               </w:rPr>
             </w:pPr>
+            <w:proofErr w:type="spellStart"/>
             <w:r>
               <w:rPr>
                 <w:rFonts w:ascii="宋体" w:eastAsia="宋体" w:hAnsi="宋体"/>
               </w:rPr>
               <w:t>bt</w:t>
             </w:r>
+            <w:proofErr w:type="spellEnd"/>
           </w:p>
         </w:tc>
         <w:tc>
@@ -19129,12 +22176,14 @@
                 <w:rFonts w:ascii="宋体" w:eastAsia="宋体" w:hAnsi="宋体" w:hint="eastAsia"/>
               </w:rPr>
             </w:pPr>
+            <w:proofErr w:type="spellStart"/>
             <w:r>
               <w:rPr>
                 <w:rFonts w:ascii="宋体" w:eastAsia="宋体" w:hAnsi="宋体"/>
               </w:rPr>
               <w:t>sd</w:t>
             </w:r>
+            <w:proofErr w:type="spellEnd"/>
           </w:p>
         </w:tc>
         <w:tc>
@@ -19179,12 +22228,14 @@
                 <w:rFonts w:ascii="宋体" w:eastAsia="宋体" w:hAnsi="宋体" w:hint="eastAsia"/>
               </w:rPr>
             </w:pPr>
+            <w:proofErr w:type="spellStart"/>
             <w:r>
               <w:rPr>
                 <w:rFonts w:ascii="宋体" w:eastAsia="宋体" w:hAnsi="宋体"/>
               </w:rPr>
               <w:t>cn</w:t>
             </w:r>
+            <w:proofErr w:type="spellEnd"/>
           </w:p>
         </w:tc>
         <w:tc>
@@ -19231,12 +22282,14 @@
                 <w:rFonts w:ascii="宋体" w:eastAsia="宋体" w:hAnsi="宋体" w:hint="eastAsia"/>
               </w:rPr>
             </w:pPr>
+            <w:proofErr w:type="spellStart"/>
             <w:r>
               <w:rPr>
                 <w:rFonts w:ascii="宋体" w:eastAsia="宋体" w:hAnsi="宋体"/>
               </w:rPr>
               <w:t>na</w:t>
             </w:r>
+            <w:proofErr w:type="spellEnd"/>
           </w:p>
         </w:tc>
         <w:tc>
@@ -19281,12 +22334,14 @@
                 <w:rFonts w:ascii="宋体" w:eastAsia="宋体" w:hAnsi="宋体" w:hint="eastAsia"/>
               </w:rPr>
             </w:pPr>
+            <w:proofErr w:type="spellStart"/>
             <w:r>
               <w:rPr>
                 <w:rFonts w:ascii="宋体" w:eastAsia="宋体" w:hAnsi="宋体"/>
               </w:rPr>
               <w:t>ir</w:t>
             </w:r>
+            <w:proofErr w:type="spellEnd"/>
           </w:p>
         </w:tc>
         <w:tc>
@@ -19331,12 +22386,14 @@
                 <w:rFonts w:ascii="宋体" w:eastAsia="宋体" w:hAnsi="宋体" w:hint="eastAsia"/>
               </w:rPr>
             </w:pPr>
+            <w:proofErr w:type="spellStart"/>
             <w:r>
               <w:rPr>
                 <w:rFonts w:ascii="宋体" w:eastAsia="宋体" w:hAnsi="宋体"/>
               </w:rPr>
               <w:t>qw</w:t>
             </w:r>
+            <w:proofErr w:type="spellEnd"/>
           </w:p>
         </w:tc>
         <w:tc>
@@ -19383,12 +22440,14 @@
                 <w:rFonts w:ascii="宋体" w:eastAsia="宋体" w:hAnsi="宋体" w:hint="eastAsia"/>
               </w:rPr>
             </w:pPr>
+            <w:proofErr w:type="spellStart"/>
             <w:r>
               <w:rPr>
                 <w:rFonts w:ascii="宋体" w:eastAsia="宋体" w:hAnsi="宋体"/>
               </w:rPr>
               <w:t>vc</w:t>
             </w:r>
+            <w:proofErr w:type="spellEnd"/>
           </w:p>
         </w:tc>
         <w:tc>
@@ -19523,12 +22582,14 @@
                 <w:rFonts w:ascii="宋体" w:eastAsia="宋体" w:hAnsi="宋体" w:hint="eastAsia"/>
               </w:rPr>
             </w:pPr>
+            <w:proofErr w:type="spellStart"/>
             <w:r>
               <w:rPr>
                 <w:rFonts w:ascii="宋体" w:eastAsia="宋体" w:hAnsi="宋体"/>
               </w:rPr>
               <w:t>vp</w:t>
             </w:r>
+            <w:proofErr w:type="spellEnd"/>
           </w:p>
         </w:tc>
         <w:tc>
@@ -19733,7 +22794,76 @@
           <w:b/>
           <w:bCs/>
         </w:rPr>
-        <w:t>1.部首双</w:t>
+        <w:t>1.</w:t>
+      </w:r>
+      <w:proofErr w:type="gramStart"/>
+      <w:r>
+        <w:rPr>
+          <w:rFonts w:ascii="宋体" w:eastAsia="宋体" w:hAnsi="宋体" w:hint="eastAsia"/>
+          <w:b/>
+          <w:bCs/>
+        </w:rPr>
+        <w:t>部首双</w:t>
+      </w:r>
+      <w:r>
+        <w:rPr>
+          <w:rFonts w:ascii="宋体" w:eastAsia="宋体" w:hAnsi="宋体"/>
+          <w:b/>
+          <w:bCs/>
+        </w:rPr>
+        <w:t>码</w:t>
+      </w:r>
+      <w:proofErr w:type="gramEnd"/>
+      <w:r>
+        <w:rPr>
+          <w:rFonts w:ascii="宋体" w:eastAsia="宋体" w:hAnsi="宋体"/>
+          <w:b/>
+          <w:bCs/>
+        </w:rPr>
+        <w:t>简化</w:t>
+      </w:r>
+      <w:r>
+        <w:rPr>
+          <w:rFonts w:ascii="宋体" w:eastAsia="宋体" w:hAnsi="宋体" w:hint="eastAsia"/>
+          <w:b/>
+          <w:bCs/>
+        </w:rPr>
+        <w:t>：</w:t>
+      </w:r>
+      <w:r>
+        <w:rPr>
+          <w:rFonts w:ascii="宋体" w:eastAsia="宋体" w:hAnsi="宋体"/>
+        </w:rPr>
+        <w:t>部首</w:t>
+      </w:r>
+      <w:r>
+        <w:rPr>
+          <w:rFonts w:ascii="宋体" w:eastAsia="宋体" w:hAnsi="宋体" w:hint="eastAsia"/>
+        </w:rPr>
+        <w:t>码</w:t>
+      </w:r>
+      <w:r>
+        <w:rPr>
+          <w:rFonts w:ascii="宋体" w:eastAsia="宋体" w:hAnsi="宋体"/>
+        </w:rPr>
+        <w:t xml:space="preserve"> + b（作为部首提示）</w:t>
+      </w:r>
+    </w:p>
+    <w:p>
+      <w:pPr>
+        <w:rPr>
+          <w:rFonts w:ascii="宋体" w:eastAsia="宋体" w:hAnsi="宋体" w:hint="eastAsia"/>
+          <w:b/>
+          <w:bCs/>
+        </w:rPr>
+      </w:pPr>
+      <w:r>
+        <w:rPr>
+          <w:rFonts w:ascii="宋体" w:eastAsia="宋体" w:hAnsi="宋体" w:hint="eastAsia"/>
+          <w:b/>
+          <w:bCs/>
+        </w:rPr>
+        <w:t>2.前四</w:t>
       </w:r>
       <w:r>
         <w:rPr>
@@ -19755,44 +22885,75 @@
         <w:rPr>
           <w:rFonts w:ascii="宋体" w:eastAsia="宋体" w:hAnsi="宋体"/>
         </w:rPr>
-        <w:t>部首</w:t>
-      </w:r>
-      <w:r>
-        <w:rPr>
-          <w:rFonts w:ascii="宋体" w:eastAsia="宋体" w:hAnsi="宋体" w:hint="eastAsia"/>
+        <w:t>独体字：</w:t>
+      </w:r>
+      <w:proofErr w:type="gramStart"/>
+      <w:r>
+        <w:rPr>
+          <w:rFonts w:ascii="宋体" w:eastAsia="宋体" w:hAnsi="宋体"/>
+        </w:rPr>
+        <w:t>取</w:t>
+      </w:r>
+      <w:r>
+        <w:rPr>
+          <w:rFonts w:ascii="宋体" w:eastAsia="宋体" w:hAnsi="宋体" w:hint="eastAsia"/>
+        </w:rPr>
+        <w:t>初</w:t>
+      </w:r>
+      <w:r>
+        <w:rPr>
+          <w:rFonts w:ascii="宋体" w:eastAsia="宋体" w:hAnsi="宋体"/>
         </w:rPr>
         <w:t>码</w:t>
       </w:r>
-      <w:r>
-        <w:rPr>
-          <w:rFonts w:ascii="宋体" w:eastAsia="宋体" w:hAnsi="宋体"/>
-        </w:rPr>
-        <w:t xml:space="preserve"> + b（作为部首提示）</w:t>
-      </w:r>
-    </w:p>
-    <w:p>
-      <w:pPr>
-        <w:rPr>
-          <w:rFonts w:ascii="宋体" w:eastAsia="宋体" w:hAnsi="宋体" w:hint="eastAsia"/>
-          <w:b/>
-          <w:bCs/>
-        </w:rPr>
-      </w:pPr>
-      <w:r>
-        <w:rPr>
-          <w:rFonts w:ascii="宋体" w:eastAsia="宋体" w:hAnsi="宋体" w:hint="eastAsia"/>
-          <w:b/>
-          <w:bCs/>
-        </w:rPr>
-        <w:t>2.前四</w:t>
-      </w:r>
-      <w:r>
-        <w:rPr>
-          <w:rFonts w:ascii="宋体" w:eastAsia="宋体" w:hAnsi="宋体"/>
-          <w:b/>
-          <w:bCs/>
-        </w:rPr>
-        <w:t>码简化</w:t>
+      <w:proofErr w:type="gramEnd"/>
+      <w:r>
+        <w:rPr>
+          <w:rFonts w:ascii="宋体" w:eastAsia="宋体" w:hAnsi="宋体"/>
+        </w:rPr>
+        <w:t xml:space="preserve"> + d（独体标记）合体字作部件：</w:t>
+      </w:r>
+      <w:proofErr w:type="gramStart"/>
+      <w:r>
+        <w:rPr>
+          <w:rFonts w:ascii="宋体" w:eastAsia="宋体" w:hAnsi="宋体"/>
+        </w:rPr>
+        <w:t>取</w:t>
+      </w:r>
+      <w:r>
+        <w:rPr>
+          <w:rFonts w:ascii="宋体" w:eastAsia="宋体" w:hAnsi="宋体" w:hint="eastAsia"/>
+        </w:rPr>
+        <w:t>初</w:t>
+      </w:r>
+      <w:r>
+        <w:rPr>
+          <w:rFonts w:ascii="宋体" w:eastAsia="宋体" w:hAnsi="宋体"/>
+        </w:rPr>
+        <w:t>码</w:t>
+      </w:r>
+      <w:proofErr w:type="gramEnd"/>
+      <w:r>
+        <w:rPr>
+          <w:rFonts w:ascii="宋体" w:eastAsia="宋体" w:hAnsi="宋体"/>
+        </w:rPr>
+        <w:t xml:space="preserve"> + h（合体标记）</w:t>
+      </w:r>
+      <w:r>
+        <w:rPr>
+          <w:rFonts w:ascii="宋体" w:eastAsia="宋体" w:hAnsi="宋体" w:hint="eastAsia"/>
+          <w:b/>
+          <w:bCs/>
+        </w:rPr>
+        <w:t>3.扩展</w:t>
+      </w:r>
+      <w:r>
+        <w:rPr>
+          <w:rFonts w:ascii="宋体" w:eastAsia="宋体" w:hAnsi="宋体"/>
+          <w:b/>
+          <w:bCs/>
+        </w:rPr>
+        <w:t>字根简化</w:t>
       </w:r>
       <w:r>
         <w:rPr>
@@ -19802,60 +22963,6 @@
         </w:rPr>
         <w:t>：</w:t>
       </w:r>
-      <w:r>
-        <w:rPr>
-          <w:rFonts w:ascii="宋体" w:eastAsia="宋体" w:hAnsi="宋体"/>
-        </w:rPr>
-        <w:t>独体字：取</w:t>
-      </w:r>
-      <w:r>
-        <w:rPr>
-          <w:rFonts w:ascii="宋体" w:eastAsia="宋体" w:hAnsi="宋体" w:hint="eastAsia"/>
-        </w:rPr>
-        <w:t>初</w:t>
-      </w:r>
-      <w:r>
-        <w:rPr>
-          <w:rFonts w:ascii="宋体" w:eastAsia="宋体" w:hAnsi="宋体"/>
-        </w:rPr>
-        <w:t>码 + d（独体标记）合体字作部件：取</w:t>
-      </w:r>
-      <w:r>
-        <w:rPr>
-          <w:rFonts w:ascii="宋体" w:eastAsia="宋体" w:hAnsi="宋体" w:hint="eastAsia"/>
-        </w:rPr>
-        <w:t>初</w:t>
-      </w:r>
-      <w:r>
-        <w:rPr>
-          <w:rFonts w:ascii="宋体" w:eastAsia="宋体" w:hAnsi="宋体"/>
-        </w:rPr>
-        <w:t>码 + h（合体标记）</w:t>
-      </w:r>
-      <w:r>
-        <w:rPr>
-          <w:rFonts w:ascii="宋体" w:eastAsia="宋体" w:hAnsi="宋体" w:hint="eastAsia"/>
-          <w:b/>
-          <w:bCs/>
-        </w:rPr>
-        <w:t>3.扩展</w:t>
-      </w:r>
-      <w:r>
-        <w:rPr>
-          <w:rFonts w:ascii="宋体" w:eastAsia="宋体" w:hAnsi="宋体"/>
-          <w:b/>
-          <w:bCs/>
-        </w:rPr>
-        <w:t>字根简化</w:t>
-      </w:r>
-      <w:r>
-        <w:rPr>
-          <w:rFonts w:ascii="宋体" w:eastAsia="宋体" w:hAnsi="宋体" w:hint="eastAsia"/>
-          <w:b/>
-          <w:bCs/>
-        </w:rPr>
-        <w:t>：</w:t>
-      </w:r>
     </w:p>
     <w:p>
       <w:pPr>
@@ -19878,7 +22985,21 @@
         <w:rPr>
           <w:rFonts w:ascii="宋体" w:eastAsia="宋体" w:hAnsi="宋体"/>
         </w:rPr>
-        <w:t>：用简并部母 + j</w:t>
+        <w:t>：用</w:t>
+      </w:r>
+      <w:proofErr w:type="gramStart"/>
+      <w:r>
+        <w:rPr>
+          <w:rFonts w:ascii="宋体" w:eastAsia="宋体" w:hAnsi="宋体"/>
+        </w:rPr>
+        <w:t>简并部母</w:t>
+      </w:r>
+      <w:proofErr w:type="gramEnd"/>
+      <w:r>
+        <w:rPr>
+          <w:rFonts w:ascii="宋体" w:eastAsia="宋体" w:hAnsi="宋体"/>
+        </w:rPr>
+        <w:t xml:space="preserve"> + j</w:t>
       </w:r>
     </w:p>
     <w:p>
@@ -19890,6 +23011,7 @@
           <w:bCs/>
         </w:rPr>
       </w:pPr>
+      <w:proofErr w:type="gramStart"/>
       <w:r>
         <w:rPr>
           <w:rFonts w:ascii="宋体" w:eastAsia="宋体" w:hAnsi="宋体"/>
@@ -19906,6 +23028,7 @@
         </w:rPr>
         <w:t>跳过</w:t>
       </w:r>
+      <w:proofErr w:type="gramEnd"/>
       <w:r>
         <w:rPr>
           <w:rFonts w:ascii="宋体" w:eastAsia="宋体" w:hAnsi="宋体"/>
@@ -20336,7 +23459,14 @@
         <w:rPr>
           <w:rFonts w:ascii="宋体" w:eastAsia="宋体" w:hAnsi="宋体"/>
         </w:rPr>
-        <w:t>拆分识别"可再分、表意强"的部首，为合体字的</w:t>
+        <w:t>拆分识别"可再分、表意强"的部首，为合体字</w:t>
+      </w:r>
+      <w:proofErr w:type="gramStart"/>
+      <w:r>
+        <w:rPr>
+          <w:rFonts w:ascii="宋体" w:eastAsia="宋体" w:hAnsi="宋体"/>
+        </w:rPr>
+        <w:t>的</w:t>
       </w:r>
       <w:r>
         <w:rPr>
@@ -20348,7 +23478,14 @@
         <w:rPr>
           <w:rFonts w:ascii="宋体" w:eastAsia="宋体" w:hAnsi="宋体"/>
         </w:rPr>
-        <w:t>码选取提供依据</w:t>
+        <w:t>码选取</w:t>
+      </w:r>
+      <w:proofErr w:type="gramEnd"/>
+      <w:r>
+        <w:rPr>
+          <w:rFonts w:ascii="宋体" w:eastAsia="宋体" w:hAnsi="宋体"/>
+        </w:rPr>
+        <w:t>提供依据</w:t>
       </w:r>
     </w:p>
     <w:p>
@@ -20502,7 +23639,21 @@
         <w:rPr>
           <w:rFonts w:ascii="宋体" w:eastAsia="宋体" w:hAnsi="宋体"/>
         </w:rPr>
-        <w:t>相似结构的字采用相似的拆分方式</w:t>
+        <w:t>相似结构的</w:t>
+      </w:r>
+      <w:proofErr w:type="gramStart"/>
+      <w:r>
+        <w:rPr>
+          <w:rFonts w:ascii="宋体" w:eastAsia="宋体" w:hAnsi="宋体"/>
+        </w:rPr>
+        <w:t>字采用</w:t>
+      </w:r>
+      <w:proofErr w:type="gramEnd"/>
+      <w:r>
+        <w:rPr>
+          <w:rFonts w:ascii="宋体" w:eastAsia="宋体" w:hAnsi="宋体"/>
+        </w:rPr>
+        <w:t>相似的拆分方式</w:t>
       </w:r>
     </w:p>
     <w:p>
@@ -20533,7 +23684,14 @@
         <w:rPr>
           <w:rFonts w:ascii="宋体" w:eastAsia="宋体" w:hAnsi="宋体"/>
         </w:rPr>
-        <w:t>提供了坚实的字形分析基础，使</w:t>
+        <w:t>提供了坚实的字形分析基础，</w:t>
+      </w:r>
+      <w:proofErr w:type="gramStart"/>
+      <w:r>
+        <w:rPr>
+          <w:rFonts w:ascii="宋体" w:eastAsia="宋体" w:hAnsi="宋体"/>
+        </w:rPr>
+        <w:t>使</w:t>
       </w:r>
       <w:r>
         <w:rPr>
@@ -20547,6 +23705,7 @@
         </w:rPr>
         <w:t>码和</w:t>
       </w:r>
+      <w:proofErr w:type="gramEnd"/>
       <w:r>
         <w:rPr>
           <w:rFonts w:ascii="宋体" w:eastAsia="宋体" w:hAnsi="宋体" w:hint="eastAsia"/>
@@ -20861,6 +24020,7 @@
         </w:rPr>
         <w:t>：ABCDE.F形式的</w:t>
       </w:r>
+      <w:proofErr w:type="gramStart"/>
       <w:r>
         <w:rPr>
           <w:rFonts w:ascii="宋体" w:eastAsia="宋体" w:hAnsi="宋体" w:hint="eastAsia"/>
@@ -20881,7 +24041,28 @@
         <w:rPr>
           <w:rFonts w:ascii="宋体" w:eastAsia="宋体" w:hAnsi="宋体"/>
         </w:rPr>
-        <w:t>可覆盖Unicode收录的所有汉字（不包括喃字等独立文字系统），并保持全局零重码。</w:t>
+        <w:t>可覆盖</w:t>
+      </w:r>
+      <w:proofErr w:type="gramEnd"/>
+      <w:r>
+        <w:rPr>
+          <w:rFonts w:ascii="宋体" w:eastAsia="宋体" w:hAnsi="宋体"/>
+        </w:rPr>
+        <w:t>Unicode收录的所有汉字（不包括</w:t>
+      </w:r>
+      <w:proofErr w:type="gramStart"/>
+      <w:r>
+        <w:rPr>
+          <w:rFonts w:ascii="宋体" w:eastAsia="宋体" w:hAnsi="宋体"/>
+        </w:rPr>
+        <w:t>喃</w:t>
+      </w:r>
+      <w:proofErr w:type="gramEnd"/>
+      <w:r>
+        <w:rPr>
+          <w:rFonts w:ascii="宋体" w:eastAsia="宋体" w:hAnsi="宋体"/>
+        </w:rPr>
+        <w:t>字等独立文字系统），并保持全局零重码。</w:t>
       </w:r>
     </w:p>
     <w:p>
@@ -21110,7 +24291,23 @@
           <w:rFonts w:ascii="宋体" w:eastAsia="宋体" w:hAnsi="宋体"/>
           <w:szCs w:val="21"/>
         </w:rPr>
-        <w:t>：一个编码仅对应一个词语（但一个词语可对应多个编码）</w:t>
+        <w:t>：一个</w:t>
+      </w:r>
+      <w:proofErr w:type="gramStart"/>
+      <w:r>
+        <w:rPr>
+          <w:rFonts w:ascii="宋体" w:eastAsia="宋体" w:hAnsi="宋体"/>
+          <w:szCs w:val="21"/>
+        </w:rPr>
+        <w:t>编码仅</w:t>
+      </w:r>
+      <w:proofErr w:type="gramEnd"/>
+      <w:r>
+        <w:rPr>
+          <w:rFonts w:ascii="宋体" w:eastAsia="宋体" w:hAnsi="宋体"/>
+          <w:szCs w:val="21"/>
+        </w:rPr>
+        <w:t>对应一个词语（但一个词语可对应多个编码）</w:t>
       </w:r>
     </w:p>
     <w:p>
@@ -21212,14 +24409,38 @@
           <w:rFonts w:ascii="宋体" w:eastAsia="宋体" w:hAnsi="宋体" w:hint="eastAsia"/>
           <w:szCs w:val="21"/>
         </w:rPr>
-        <w:t>（即初码+韵码组合）</w:t>
-      </w:r>
-      <w:r>
-        <w:rPr>
-          <w:rFonts w:ascii="宋体" w:eastAsia="宋体" w:hAnsi="宋体"/>
-          <w:szCs w:val="21"/>
-        </w:rPr>
-        <w:t xml:space="preserve"> + 第二字</w:t>
+        <w:t>（</w:t>
+      </w:r>
+      <w:proofErr w:type="gramStart"/>
+      <w:r>
+        <w:rPr>
+          <w:rFonts w:ascii="宋体" w:eastAsia="宋体" w:hAnsi="宋体" w:hint="eastAsia"/>
+          <w:szCs w:val="21"/>
+        </w:rPr>
+        <w:t>即初码</w:t>
+      </w:r>
+      <w:proofErr w:type="gramEnd"/>
+      <w:r>
+        <w:rPr>
+          <w:rFonts w:ascii="宋体" w:eastAsia="宋体" w:hAnsi="宋体" w:hint="eastAsia"/>
+          <w:szCs w:val="21"/>
+        </w:rPr>
+        <w:t>+韵码组合）</w:t>
+      </w:r>
+      <w:r>
+        <w:rPr>
+          <w:rFonts w:ascii="宋体" w:eastAsia="宋体" w:hAnsi="宋体"/>
+          <w:szCs w:val="21"/>
+        </w:rPr>
+        <w:t xml:space="preserve"> + 第二</w:t>
+      </w:r>
+      <w:proofErr w:type="gramStart"/>
+      <w:r>
+        <w:rPr>
+          <w:rFonts w:ascii="宋体" w:eastAsia="宋体" w:hAnsi="宋体"/>
+          <w:szCs w:val="21"/>
+        </w:rPr>
+        <w:t>字</w:t>
       </w:r>
       <w:r>
         <w:rPr>
@@ -21235,6 +24456,7 @@
         </w:rPr>
         <w:t>码</w:t>
       </w:r>
+      <w:proofErr w:type="gramEnd"/>
     </w:p>
     <w:p>
       <w:pPr>
@@ -21276,6 +24498,36 @@
           <w:rFonts w:ascii="宋体" w:eastAsia="宋体" w:hAnsi="宋体"/>
           <w:szCs w:val="21"/>
         </w:rPr>
+        <w:t xml:space="preserve"> → 补充第二字</w:t>
+      </w:r>
+      <w:proofErr w:type="gramStart"/>
+      <w:r>
+        <w:rPr>
+          <w:rFonts w:ascii="宋体" w:eastAsia="宋体" w:hAnsi="宋体"/>
+          <w:szCs w:val="21"/>
+        </w:rPr>
+        <w:t>的</w:t>
+      </w:r>
+      <w:r>
+        <w:rPr>
+          <w:rFonts w:ascii="宋体" w:eastAsia="宋体" w:hAnsi="宋体" w:hint="eastAsia"/>
+          <w:szCs w:val="21"/>
+        </w:rPr>
+        <w:t>调</w:t>
+      </w:r>
+      <w:r>
+        <w:rPr>
+          <w:rFonts w:ascii="宋体" w:eastAsia="宋体" w:hAnsi="宋体"/>
+          <w:szCs w:val="21"/>
+        </w:rPr>
+        <w:t>码</w:t>
+      </w:r>
+      <w:proofErr w:type="gramEnd"/>
+      <w:r>
+        <w:rPr>
+          <w:rFonts w:ascii="宋体" w:eastAsia="宋体" w:hAnsi="宋体"/>
+          <w:szCs w:val="21"/>
+        </w:rPr>
         <w:t xml:space="preserve"> → 补充第二字的</w:t>
       </w:r>
       <w:r>
@@ -21283,20 +24535,6 @@
           <w:rFonts w:ascii="宋体" w:eastAsia="宋体" w:hAnsi="宋体" w:hint="eastAsia"/>
           <w:szCs w:val="21"/>
         </w:rPr>
-        <w:t>调</w:t>
-      </w:r>
-      <w:r>
-        <w:rPr>
-          <w:rFonts w:ascii="宋体" w:eastAsia="宋体" w:hAnsi="宋体"/>
-          <w:szCs w:val="21"/>
-        </w:rPr>
-        <w:t>码 → 补充第二字的</w:t>
-      </w:r>
-      <w:r>
-        <w:rPr>
-          <w:rFonts w:ascii="宋体" w:eastAsia="宋体" w:hAnsi="宋体" w:hint="eastAsia"/>
-          <w:szCs w:val="21"/>
-        </w:rPr>
         <w:t>主</w:t>
       </w:r>
       <w:r>
@@ -21338,7 +24576,15 @@
           <w:rFonts w:ascii="宋体" w:eastAsia="宋体" w:hAnsi="宋体"/>
           <w:szCs w:val="21"/>
         </w:rPr>
-        <w:t>最简码 = 第一字</w:t>
+        <w:t>最简码 = 第一</w:t>
+      </w:r>
+      <w:proofErr w:type="gramStart"/>
+      <w:r>
+        <w:rPr>
+          <w:rFonts w:ascii="宋体" w:eastAsia="宋体" w:hAnsi="宋体"/>
+          <w:szCs w:val="21"/>
+        </w:rPr>
+        <w:t>字</w:t>
       </w:r>
       <w:r>
         <w:rPr>
@@ -21352,7 +24598,23 @@
           <w:rFonts w:ascii="宋体" w:eastAsia="宋体" w:hAnsi="宋体"/>
           <w:szCs w:val="21"/>
         </w:rPr>
-        <w:t>码 + 第二字</w:t>
+        <w:t>码</w:t>
+      </w:r>
+      <w:proofErr w:type="gramEnd"/>
+      <w:r>
+        <w:rPr>
+          <w:rFonts w:ascii="宋体" w:eastAsia="宋体" w:hAnsi="宋体"/>
+          <w:szCs w:val="21"/>
+        </w:rPr>
+        <w:t xml:space="preserve"> + 第二</w:t>
+      </w:r>
+      <w:proofErr w:type="gramStart"/>
+      <w:r>
+        <w:rPr>
+          <w:rFonts w:ascii="宋体" w:eastAsia="宋体" w:hAnsi="宋体"/>
+          <w:szCs w:val="21"/>
+        </w:rPr>
+        <w:t>字</w:t>
       </w:r>
       <w:r>
         <w:rPr>
@@ -21366,7 +24628,23 @@
           <w:rFonts w:ascii="宋体" w:eastAsia="宋体" w:hAnsi="宋体"/>
           <w:szCs w:val="21"/>
         </w:rPr>
-        <w:t>码 + 第三字</w:t>
+        <w:t>码</w:t>
+      </w:r>
+      <w:proofErr w:type="gramEnd"/>
+      <w:r>
+        <w:rPr>
+          <w:rFonts w:ascii="宋体" w:eastAsia="宋体" w:hAnsi="宋体"/>
+          <w:szCs w:val="21"/>
+        </w:rPr>
+        <w:t xml:space="preserve"> + 第三</w:t>
+      </w:r>
+      <w:proofErr w:type="gramStart"/>
+      <w:r>
+        <w:rPr>
+          <w:rFonts w:ascii="宋体" w:eastAsia="宋体" w:hAnsi="宋体"/>
+          <w:szCs w:val="21"/>
+        </w:rPr>
+        <w:t>字</w:t>
       </w:r>
       <w:r>
         <w:rPr>
@@ -21382,20 +24660,29 @@
         </w:rPr>
         <w:t>码</w:t>
       </w:r>
-    </w:p>
-    <w:p>
-      <w:pPr>
-        <w:rPr>
-          <w:rFonts w:ascii="宋体" w:eastAsia="宋体" w:hAnsi="宋体" w:hint="eastAsia"/>
-          <w:szCs w:val="21"/>
-        </w:rPr>
-      </w:pPr>
-      <w:r>
-        <w:rPr>
-          <w:rFonts w:ascii="宋体" w:eastAsia="宋体" w:hAnsi="宋体"/>
-          <w:szCs w:val="21"/>
-        </w:rPr>
-        <w:t>扩展顺序：补第一字</w:t>
+      <w:proofErr w:type="gramEnd"/>
+    </w:p>
+    <w:p>
+      <w:pPr>
+        <w:rPr>
+          <w:rFonts w:ascii="宋体" w:eastAsia="宋体" w:hAnsi="宋体" w:hint="eastAsia"/>
+          <w:szCs w:val="21"/>
+        </w:rPr>
+      </w:pPr>
+      <w:r>
+        <w:rPr>
+          <w:rFonts w:ascii="宋体" w:eastAsia="宋体" w:hAnsi="宋体"/>
+          <w:szCs w:val="21"/>
+        </w:rPr>
+        <w:t>扩展顺序：补第一</w:t>
+      </w:r>
+      <w:proofErr w:type="gramStart"/>
+      <w:r>
+        <w:rPr>
+          <w:rFonts w:ascii="宋体" w:eastAsia="宋体" w:hAnsi="宋体"/>
+          <w:szCs w:val="21"/>
+        </w:rPr>
+        <w:t>字</w:t>
       </w:r>
       <w:r>
         <w:rPr>
@@ -21409,7 +24696,15 @@
           <w:rFonts w:ascii="宋体" w:eastAsia="宋体" w:hAnsi="宋体"/>
           <w:szCs w:val="21"/>
         </w:rPr>
-        <w:t>码 → 补第二字</w:t>
+        <w:t>码</w:t>
+      </w:r>
+      <w:proofErr w:type="gramEnd"/>
+      <w:r>
+        <w:rPr>
+          <w:rFonts w:ascii="宋体" w:eastAsia="宋体" w:hAnsi="宋体"/>
+          <w:szCs w:val="21"/>
+        </w:rPr>
+        <w:t xml:space="preserve"> → 补第二字</w:t>
       </w:r>
       <w:r>
         <w:rPr>
@@ -21437,6 +24732,36 @@
           <w:rFonts w:ascii="宋体" w:eastAsia="宋体" w:hAnsi="宋体"/>
           <w:szCs w:val="21"/>
         </w:rPr>
+        <w:t xml:space="preserve"> → 补第三</w:t>
+      </w:r>
+      <w:proofErr w:type="gramStart"/>
+      <w:r>
+        <w:rPr>
+          <w:rFonts w:ascii="宋体" w:eastAsia="宋体" w:hAnsi="宋体"/>
+          <w:szCs w:val="21"/>
+        </w:rPr>
+        <w:t>字</w:t>
+      </w:r>
+      <w:r>
+        <w:rPr>
+          <w:rFonts w:ascii="宋体" w:eastAsia="宋体" w:hAnsi="宋体" w:hint="eastAsia"/>
+          <w:szCs w:val="21"/>
+        </w:rPr>
+        <w:t>韵</w:t>
+      </w:r>
+      <w:r>
+        <w:rPr>
+          <w:rFonts w:ascii="宋体" w:eastAsia="宋体" w:hAnsi="宋体"/>
+          <w:szCs w:val="21"/>
+        </w:rPr>
+        <w:t>码</w:t>
+      </w:r>
+      <w:proofErr w:type="gramEnd"/>
+      <w:r>
+        <w:rPr>
+          <w:rFonts w:ascii="宋体" w:eastAsia="宋体" w:hAnsi="宋体"/>
+          <w:szCs w:val="21"/>
+        </w:rPr>
         <w:t xml:space="preserve"> → 补第三字</w:t>
       </w:r>
       <w:r>
@@ -21444,6 +24769,225 @@
           <w:rFonts w:ascii="宋体" w:eastAsia="宋体" w:hAnsi="宋体" w:hint="eastAsia"/>
           <w:szCs w:val="21"/>
         </w:rPr>
+        <w:t>调/主</w:t>
+      </w:r>
+      <w:r>
+        <w:rPr>
+          <w:rFonts w:ascii="宋体" w:eastAsia="宋体" w:hAnsi="宋体"/>
+          <w:szCs w:val="21"/>
+        </w:rPr>
+        <w:t>码</w:t>
+      </w:r>
+    </w:p>
+    <w:p>
+      <w:pPr>
+        <w:rPr>
+          <w:rFonts w:ascii="宋体" w:eastAsia="宋体" w:hAnsi="宋体" w:hint="eastAsia"/>
+          <w:b/>
+          <w:bCs/>
+          <w:szCs w:val="21"/>
+        </w:rPr>
+      </w:pPr>
+      <w:r>
+        <w:rPr>
+          <w:rFonts w:ascii="宋体" w:eastAsia="宋体" w:hAnsi="宋体"/>
+          <w:b/>
+          <w:bCs/>
+          <w:szCs w:val="21"/>
+        </w:rPr>
+        <w:t>3. 四字词</w:t>
+      </w:r>
+    </w:p>
+    <w:p>
+      <w:pPr>
+        <w:rPr>
+          <w:rFonts w:ascii="宋体" w:eastAsia="宋体" w:hAnsi="宋体" w:hint="eastAsia"/>
+          <w:szCs w:val="21"/>
+        </w:rPr>
+      </w:pPr>
+      <w:r>
+        <w:rPr>
+          <w:rFonts w:ascii="宋体" w:eastAsia="宋体" w:hAnsi="宋体"/>
+          <w:szCs w:val="21"/>
+        </w:rPr>
+        <w:t>方案1（</w:t>
+      </w:r>
+      <w:r>
+        <w:rPr>
+          <w:rFonts w:ascii="宋体" w:eastAsia="宋体" w:hAnsi="宋体" w:hint="eastAsia"/>
+          <w:szCs w:val="21"/>
+        </w:rPr>
+        <w:t>备用</w:t>
+      </w:r>
+      <w:r>
+        <w:rPr>
+          <w:rFonts w:ascii="宋体" w:eastAsia="宋体" w:hAnsi="宋体"/>
+          <w:szCs w:val="21"/>
+        </w:rPr>
+        <w:t>）：第一</w:t>
+      </w:r>
+      <w:proofErr w:type="gramStart"/>
+      <w:r>
+        <w:rPr>
+          <w:rFonts w:ascii="宋体" w:eastAsia="宋体" w:hAnsi="宋体"/>
+          <w:szCs w:val="21"/>
+        </w:rPr>
+        <w:t>字</w:t>
+      </w:r>
+      <w:r>
+        <w:rPr>
+          <w:rFonts w:ascii="宋体" w:eastAsia="宋体" w:hAnsi="宋体" w:hint="eastAsia"/>
+          <w:szCs w:val="21"/>
+        </w:rPr>
+        <w:t>初</w:t>
+      </w:r>
+      <w:r>
+        <w:rPr>
+          <w:rFonts w:ascii="宋体" w:eastAsia="宋体" w:hAnsi="宋体"/>
+          <w:szCs w:val="21"/>
+        </w:rPr>
+        <w:t>码</w:t>
+      </w:r>
+      <w:proofErr w:type="gramEnd"/>
+      <w:r>
+        <w:rPr>
+          <w:rFonts w:ascii="宋体" w:eastAsia="宋体" w:hAnsi="宋体"/>
+          <w:szCs w:val="21"/>
+        </w:rPr>
+        <w:t xml:space="preserve"> + 第二</w:t>
+      </w:r>
+      <w:proofErr w:type="gramStart"/>
+      <w:r>
+        <w:rPr>
+          <w:rFonts w:ascii="宋体" w:eastAsia="宋体" w:hAnsi="宋体"/>
+          <w:szCs w:val="21"/>
+        </w:rPr>
+        <w:t>字</w:t>
+      </w:r>
+      <w:r>
+        <w:rPr>
+          <w:rFonts w:ascii="宋体" w:eastAsia="宋体" w:hAnsi="宋体" w:hint="eastAsia"/>
+          <w:szCs w:val="21"/>
+        </w:rPr>
+        <w:t>初</w:t>
+      </w:r>
+      <w:r>
+        <w:rPr>
+          <w:rFonts w:ascii="宋体" w:eastAsia="宋体" w:hAnsi="宋体"/>
+          <w:szCs w:val="21"/>
+        </w:rPr>
+        <w:t>码</w:t>
+      </w:r>
+      <w:proofErr w:type="gramEnd"/>
+      <w:r>
+        <w:rPr>
+          <w:rFonts w:ascii="宋体" w:eastAsia="宋体" w:hAnsi="宋体"/>
+          <w:szCs w:val="21"/>
+        </w:rPr>
+        <w:t xml:space="preserve"> + 第四</w:t>
+      </w:r>
+      <w:proofErr w:type="gramStart"/>
+      <w:r>
+        <w:rPr>
+          <w:rFonts w:ascii="宋体" w:eastAsia="宋体" w:hAnsi="宋体"/>
+          <w:szCs w:val="21"/>
+        </w:rPr>
+        <w:t>字</w:t>
+      </w:r>
+      <w:r>
+        <w:rPr>
+          <w:rFonts w:ascii="宋体" w:eastAsia="宋体" w:hAnsi="宋体" w:hint="eastAsia"/>
+          <w:szCs w:val="21"/>
+        </w:rPr>
+        <w:t>初</w:t>
+      </w:r>
+      <w:r>
+        <w:rPr>
+          <w:rFonts w:ascii="宋体" w:eastAsia="宋体" w:hAnsi="宋体"/>
+          <w:szCs w:val="21"/>
+        </w:rPr>
+        <w:t>码</w:t>
+      </w:r>
+      <w:proofErr w:type="gramEnd"/>
+    </w:p>
+    <w:p>
+      <w:pPr>
+        <w:rPr>
+          <w:rFonts w:ascii="宋体" w:eastAsia="宋体" w:hAnsi="宋体" w:hint="eastAsia"/>
+          <w:szCs w:val="21"/>
+        </w:rPr>
+      </w:pPr>
+      <w:r>
+        <w:rPr>
+          <w:rFonts w:ascii="宋体" w:eastAsia="宋体" w:hAnsi="宋体"/>
+          <w:szCs w:val="21"/>
+        </w:rPr>
+        <w:t>方案2（</w:t>
+      </w:r>
+      <w:r>
+        <w:rPr>
+          <w:rFonts w:ascii="宋体" w:eastAsia="宋体" w:hAnsi="宋体" w:hint="eastAsia"/>
+          <w:szCs w:val="21"/>
+        </w:rPr>
+        <w:t>常用</w:t>
+      </w:r>
+      <w:r>
+        <w:rPr>
+          <w:rFonts w:ascii="宋体" w:eastAsia="宋体" w:hAnsi="宋体"/>
+          <w:szCs w:val="21"/>
+        </w:rPr>
+        <w:t>）：四个字各取</w:t>
+      </w:r>
+      <w:r>
+        <w:rPr>
+          <w:rFonts w:ascii="宋体" w:eastAsia="宋体" w:hAnsi="宋体" w:hint="eastAsia"/>
+          <w:szCs w:val="21"/>
+        </w:rPr>
+        <w:t>初</w:t>
+      </w:r>
+      <w:r>
+        <w:rPr>
+          <w:rFonts w:ascii="宋体" w:eastAsia="宋体" w:hAnsi="宋体"/>
+          <w:szCs w:val="21"/>
+        </w:rPr>
+        <w:t>码</w:t>
+      </w:r>
+    </w:p>
+    <w:p>
+      <w:pPr>
+        <w:rPr>
+          <w:rFonts w:ascii="宋体" w:eastAsia="宋体" w:hAnsi="宋体" w:hint="eastAsia"/>
+          <w:szCs w:val="21"/>
+        </w:rPr>
+      </w:pPr>
+      <w:r>
+        <w:rPr>
+          <w:rFonts w:ascii="宋体" w:eastAsia="宋体" w:hAnsi="宋体"/>
+          <w:szCs w:val="21"/>
+        </w:rPr>
+        <w:t>扩展顺序：</w:t>
+      </w:r>
+      <w:proofErr w:type="gramStart"/>
+      <w:r>
+        <w:rPr>
+          <w:rFonts w:ascii="宋体" w:eastAsia="宋体" w:hAnsi="宋体"/>
+          <w:szCs w:val="21"/>
+        </w:rPr>
+        <w:t>补前三</w:t>
+      </w:r>
+      <w:proofErr w:type="gramEnd"/>
+      <w:r>
+        <w:rPr>
+          <w:rFonts w:ascii="宋体" w:eastAsia="宋体" w:hAnsi="宋体"/>
+          <w:szCs w:val="21"/>
+        </w:rPr>
+        <w:t>字</w:t>
+      </w:r>
+      <w:r>
+        <w:rPr>
+          <w:rFonts w:ascii="宋体" w:eastAsia="宋体" w:hAnsi="宋体" w:hint="eastAsia"/>
+          <w:szCs w:val="21"/>
+        </w:rPr>
         <w:t>韵</w:t>
       </w:r>
       <w:r>
@@ -21451,104 +24995,36 @@
           <w:rFonts w:ascii="宋体" w:eastAsia="宋体" w:hAnsi="宋体"/>
           <w:szCs w:val="21"/>
         </w:rPr>
-        <w:t>码 → 补第三字</w:t>
-      </w:r>
-      <w:r>
-        <w:rPr>
-          <w:rFonts w:ascii="宋体" w:eastAsia="宋体" w:hAnsi="宋体" w:hint="eastAsia"/>
-          <w:szCs w:val="21"/>
-        </w:rPr>
-        <w:t>调/主</w:t>
-      </w:r>
-      <w:r>
-        <w:rPr>
-          <w:rFonts w:ascii="宋体" w:eastAsia="宋体" w:hAnsi="宋体"/>
-          <w:szCs w:val="21"/>
-        </w:rPr>
         <w:t>码</w:t>
       </w:r>
-    </w:p>
-    <w:p>
-      <w:pPr>
-        <w:rPr>
-          <w:rFonts w:ascii="宋体" w:eastAsia="宋体" w:hAnsi="宋体" w:hint="eastAsia"/>
-          <w:b/>
-          <w:bCs/>
-          <w:szCs w:val="21"/>
-        </w:rPr>
-      </w:pPr>
-      <w:r>
-        <w:rPr>
-          <w:rFonts w:ascii="宋体" w:eastAsia="宋体" w:hAnsi="宋体"/>
-          <w:b/>
-          <w:bCs/>
-          <w:szCs w:val="21"/>
-        </w:rPr>
-        <w:t>3. 四字词</w:t>
-      </w:r>
-    </w:p>
-    <w:p>
-      <w:pPr>
-        <w:rPr>
-          <w:rFonts w:ascii="宋体" w:eastAsia="宋体" w:hAnsi="宋体" w:hint="eastAsia"/>
-          <w:szCs w:val="21"/>
-        </w:rPr>
-      </w:pPr>
-      <w:r>
-        <w:rPr>
-          <w:rFonts w:ascii="宋体" w:eastAsia="宋体" w:hAnsi="宋体"/>
-          <w:szCs w:val="21"/>
-        </w:rPr>
-        <w:t>方案1（</w:t>
-      </w:r>
-      <w:r>
-        <w:rPr>
-          <w:rFonts w:ascii="宋体" w:eastAsia="宋体" w:hAnsi="宋体" w:hint="eastAsia"/>
-          <w:szCs w:val="21"/>
-        </w:rPr>
-        <w:t>备用</w:t>
-      </w:r>
-      <w:r>
-        <w:rPr>
-          <w:rFonts w:ascii="宋体" w:eastAsia="宋体" w:hAnsi="宋体"/>
-          <w:szCs w:val="21"/>
-        </w:rPr>
-        <w:t>）：第一字</w:t>
-      </w:r>
-      <w:r>
-        <w:rPr>
-          <w:rFonts w:ascii="宋体" w:eastAsia="宋体" w:hAnsi="宋体" w:hint="eastAsia"/>
-          <w:szCs w:val="21"/>
-        </w:rPr>
-        <w:t>初</w:t>
-      </w:r>
-      <w:r>
-        <w:rPr>
-          <w:rFonts w:ascii="宋体" w:eastAsia="宋体" w:hAnsi="宋体"/>
-          <w:szCs w:val="21"/>
-        </w:rPr>
-        <w:t>码 + 第二字</w:t>
-      </w:r>
-      <w:r>
-        <w:rPr>
-          <w:rFonts w:ascii="宋体" w:eastAsia="宋体" w:hAnsi="宋体" w:hint="eastAsia"/>
-          <w:szCs w:val="21"/>
-        </w:rPr>
-        <w:t>初</w:t>
-      </w:r>
-      <w:r>
-        <w:rPr>
-          <w:rFonts w:ascii="宋体" w:eastAsia="宋体" w:hAnsi="宋体"/>
-          <w:szCs w:val="21"/>
-        </w:rPr>
-        <w:t>码 + 第四字</w:t>
-      </w:r>
-      <w:r>
-        <w:rPr>
-          <w:rFonts w:ascii="宋体" w:eastAsia="宋体" w:hAnsi="宋体" w:hint="eastAsia"/>
-          <w:szCs w:val="21"/>
-        </w:rPr>
-        <w:t>初</w:t>
+      <w:r>
+        <w:rPr>
+          <w:rFonts w:ascii="宋体" w:eastAsia="宋体" w:hAnsi="宋体" w:hint="eastAsia"/>
+          <w:szCs w:val="21"/>
+        </w:rPr>
+        <w:t>（常用）</w:t>
+      </w:r>
+      <w:r>
+        <w:rPr>
+          <w:rFonts w:ascii="宋体" w:eastAsia="宋体" w:hAnsi="宋体"/>
+          <w:szCs w:val="21"/>
+        </w:rPr>
+        <w:t xml:space="preserve"> → 补第四</w:t>
+      </w:r>
+      <w:proofErr w:type="gramStart"/>
+      <w:r>
+        <w:rPr>
+          <w:rFonts w:ascii="宋体" w:eastAsia="宋体" w:hAnsi="宋体"/>
+          <w:szCs w:val="21"/>
+        </w:rPr>
+        <w:t>字</w:t>
+      </w:r>
+      <w:r>
+        <w:rPr>
+          <w:rFonts w:ascii="宋体" w:eastAsia="宋体" w:hAnsi="宋体" w:hint="eastAsia"/>
+          <w:szCs w:val="21"/>
+        </w:rPr>
+        <w:t>韵</w:t>
       </w:r>
       <w:r>
         <w:rPr>
@@ -21557,105 +25033,13 @@
         </w:rPr>
         <w:t>码</w:t>
       </w:r>
-    </w:p>
-    <w:p>
-      <w:pPr>
-        <w:rPr>
-          <w:rFonts w:ascii="宋体" w:eastAsia="宋体" w:hAnsi="宋体" w:hint="eastAsia"/>
-          <w:szCs w:val="21"/>
-        </w:rPr>
-      </w:pPr>
-      <w:r>
-        <w:rPr>
-          <w:rFonts w:ascii="宋体" w:eastAsia="宋体" w:hAnsi="宋体"/>
-          <w:szCs w:val="21"/>
-        </w:rPr>
-        <w:t>方案2（</w:t>
-      </w:r>
-      <w:r>
-        <w:rPr>
-          <w:rFonts w:ascii="宋体" w:eastAsia="宋体" w:hAnsi="宋体" w:hint="eastAsia"/>
-          <w:szCs w:val="21"/>
-        </w:rPr>
-        <w:t>常用</w:t>
-      </w:r>
-      <w:r>
-        <w:rPr>
-          <w:rFonts w:ascii="宋体" w:eastAsia="宋体" w:hAnsi="宋体"/>
-          <w:szCs w:val="21"/>
-        </w:rPr>
-        <w:t>）：四个字各取</w:t>
-      </w:r>
-      <w:r>
-        <w:rPr>
-          <w:rFonts w:ascii="宋体" w:eastAsia="宋体" w:hAnsi="宋体" w:hint="eastAsia"/>
-          <w:szCs w:val="21"/>
-        </w:rPr>
-        <w:t>初</w:t>
-      </w:r>
-      <w:r>
-        <w:rPr>
-          <w:rFonts w:ascii="宋体" w:eastAsia="宋体" w:hAnsi="宋体"/>
-          <w:szCs w:val="21"/>
-        </w:rPr>
-        <w:t>码</w:t>
-      </w:r>
-    </w:p>
-    <w:p>
-      <w:pPr>
-        <w:rPr>
-          <w:rFonts w:ascii="宋体" w:eastAsia="宋体" w:hAnsi="宋体" w:hint="eastAsia"/>
-          <w:szCs w:val="21"/>
-        </w:rPr>
-      </w:pPr>
-      <w:r>
-        <w:rPr>
-          <w:rFonts w:ascii="宋体" w:eastAsia="宋体" w:hAnsi="宋体"/>
-          <w:szCs w:val="21"/>
-        </w:rPr>
-        <w:t>扩展顺序：补前三字</w:t>
-      </w:r>
-      <w:r>
-        <w:rPr>
-          <w:rFonts w:ascii="宋体" w:eastAsia="宋体" w:hAnsi="宋体" w:hint="eastAsia"/>
-          <w:szCs w:val="21"/>
-        </w:rPr>
-        <w:t>韵</w:t>
-      </w:r>
-      <w:r>
-        <w:rPr>
-          <w:rFonts w:ascii="宋体" w:eastAsia="宋体" w:hAnsi="宋体"/>
-          <w:szCs w:val="21"/>
-        </w:rPr>
-        <w:t>码</w:t>
-      </w:r>
-      <w:r>
-        <w:rPr>
-          <w:rFonts w:ascii="宋体" w:eastAsia="宋体" w:hAnsi="宋体" w:hint="eastAsia"/>
-          <w:szCs w:val="21"/>
-        </w:rPr>
-        <w:t>（常用）</w:t>
-      </w:r>
+      <w:proofErr w:type="gramEnd"/>
       <w:r>
         <w:rPr>
           <w:rFonts w:ascii="宋体" w:eastAsia="宋体" w:hAnsi="宋体"/>
           <w:szCs w:val="21"/>
         </w:rPr>
         <w:t xml:space="preserve"> → 补第四字</w:t>
-      </w:r>
-      <w:r>
-        <w:rPr>
-          <w:rFonts w:ascii="宋体" w:eastAsia="宋体" w:hAnsi="宋体" w:hint="eastAsia"/>
-          <w:szCs w:val="21"/>
-        </w:rPr>
-        <w:t>韵</w:t>
-      </w:r>
-      <w:r>
-        <w:rPr>
-          <w:rFonts w:ascii="宋体" w:eastAsia="宋体" w:hAnsi="宋体"/>
-          <w:szCs w:val="21"/>
-        </w:rPr>
-        <w:t>码 → 补第四字</w:t>
       </w:r>
       <w:r>
         <w:rPr>
@@ -21718,7 +25102,15 @@
           <w:rFonts w:ascii="宋体" w:eastAsia="宋体" w:hAnsi="宋体"/>
           <w:szCs w:val="21"/>
         </w:rPr>
-        <w:t>方案1：第一字</w:t>
+        <w:t>方案1：第一</w:t>
+      </w:r>
+      <w:proofErr w:type="gramStart"/>
+      <w:r>
+        <w:rPr>
+          <w:rFonts w:ascii="宋体" w:eastAsia="宋体" w:hAnsi="宋体"/>
+          <w:szCs w:val="21"/>
+        </w:rPr>
+        <w:t>字</w:t>
       </w:r>
       <w:r>
         <w:rPr>
@@ -21732,7 +25124,23 @@
           <w:rFonts w:ascii="宋体" w:eastAsia="宋体" w:hAnsi="宋体"/>
           <w:szCs w:val="21"/>
         </w:rPr>
-        <w:t>码 + 第二字</w:t>
+        <w:t>码</w:t>
+      </w:r>
+      <w:proofErr w:type="gramEnd"/>
+      <w:r>
+        <w:rPr>
+          <w:rFonts w:ascii="宋体" w:eastAsia="宋体" w:hAnsi="宋体"/>
+          <w:szCs w:val="21"/>
+        </w:rPr>
+        <w:t xml:space="preserve"> + 第二</w:t>
+      </w:r>
+      <w:proofErr w:type="gramStart"/>
+      <w:r>
+        <w:rPr>
+          <w:rFonts w:ascii="宋体" w:eastAsia="宋体" w:hAnsi="宋体"/>
+          <w:szCs w:val="21"/>
+        </w:rPr>
+        <w:t>字</w:t>
       </w:r>
       <w:r>
         <w:rPr>
@@ -21746,7 +25154,23 @@
           <w:rFonts w:ascii="宋体" w:eastAsia="宋体" w:hAnsi="宋体"/>
           <w:szCs w:val="21"/>
         </w:rPr>
-        <w:t>码 + 最后字</w:t>
+        <w:t>码</w:t>
+      </w:r>
+      <w:proofErr w:type="gramEnd"/>
+      <w:r>
+        <w:rPr>
+          <w:rFonts w:ascii="宋体" w:eastAsia="宋体" w:hAnsi="宋体"/>
+          <w:szCs w:val="21"/>
+        </w:rPr>
+        <w:t xml:space="preserve"> + </w:t>
+      </w:r>
+      <w:proofErr w:type="gramStart"/>
+      <w:r>
+        <w:rPr>
+          <w:rFonts w:ascii="宋体" w:eastAsia="宋体" w:hAnsi="宋体"/>
+          <w:szCs w:val="21"/>
+        </w:rPr>
+        <w:t>最后字</w:t>
       </w:r>
       <w:r>
         <w:rPr>
@@ -21762,6 +25186,7 @@
         </w:rPr>
         <w:t>码</w:t>
       </w:r>
+      <w:proofErr w:type="gramEnd"/>
     </w:p>
     <w:p>
       <w:pPr>
@@ -21789,7 +25214,15 @@
           <w:rFonts w:ascii="宋体" w:eastAsia="宋体" w:hAnsi="宋体"/>
           <w:szCs w:val="21"/>
         </w:rPr>
-        <w:t>）：前三字</w:t>
+        <w:t>）：前三</w:t>
+      </w:r>
+      <w:proofErr w:type="gramStart"/>
+      <w:r>
+        <w:rPr>
+          <w:rFonts w:ascii="宋体" w:eastAsia="宋体" w:hAnsi="宋体"/>
+          <w:szCs w:val="21"/>
+        </w:rPr>
+        <w:t>字</w:t>
       </w:r>
       <w:r>
         <w:rPr>
@@ -21803,7 +25236,23 @@
           <w:rFonts w:ascii="宋体" w:eastAsia="宋体" w:hAnsi="宋体"/>
           <w:szCs w:val="21"/>
         </w:rPr>
-        <w:t>码 + 最后字</w:t>
+        <w:t>码</w:t>
+      </w:r>
+      <w:proofErr w:type="gramEnd"/>
+      <w:r>
+        <w:rPr>
+          <w:rFonts w:ascii="宋体" w:eastAsia="宋体" w:hAnsi="宋体"/>
+          <w:szCs w:val="21"/>
+        </w:rPr>
+        <w:t xml:space="preserve"> + </w:t>
+      </w:r>
+      <w:proofErr w:type="gramStart"/>
+      <w:r>
+        <w:rPr>
+          <w:rFonts w:ascii="宋体" w:eastAsia="宋体" w:hAnsi="宋体"/>
+          <w:szCs w:val="21"/>
+        </w:rPr>
+        <w:t>最后字</w:t>
       </w:r>
       <w:r>
         <w:rPr>
@@ -21819,20 +25268,29 @@
         </w:rPr>
         <w:t>码</w:t>
       </w:r>
-    </w:p>
-    <w:p>
-      <w:pPr>
-        <w:rPr>
-          <w:rFonts w:ascii="宋体" w:eastAsia="宋体" w:hAnsi="宋体" w:hint="eastAsia"/>
-          <w:szCs w:val="21"/>
-        </w:rPr>
-      </w:pPr>
-      <w:r>
-        <w:rPr>
-          <w:rFonts w:ascii="宋体" w:eastAsia="宋体" w:hAnsi="宋体"/>
-          <w:szCs w:val="21"/>
-        </w:rPr>
-        <w:t>扩展顺序：补所有字</w:t>
+      <w:proofErr w:type="gramEnd"/>
+    </w:p>
+    <w:p>
+      <w:pPr>
+        <w:rPr>
+          <w:rFonts w:ascii="宋体" w:eastAsia="宋体" w:hAnsi="宋体" w:hint="eastAsia"/>
+          <w:szCs w:val="21"/>
+        </w:rPr>
+      </w:pPr>
+      <w:r>
+        <w:rPr>
+          <w:rFonts w:ascii="宋体" w:eastAsia="宋体" w:hAnsi="宋体"/>
+          <w:szCs w:val="21"/>
+        </w:rPr>
+        <w:t>扩展顺序：</w:t>
+      </w:r>
+      <w:proofErr w:type="gramStart"/>
+      <w:r>
+        <w:rPr>
+          <w:rFonts w:ascii="宋体" w:eastAsia="宋体" w:hAnsi="宋体"/>
+          <w:szCs w:val="21"/>
+        </w:rPr>
+        <w:t>补所有字</w:t>
       </w:r>
       <w:r>
         <w:rPr>
@@ -21848,6 +25306,7 @@
         </w:rPr>
         <w:t>码</w:t>
       </w:r>
+      <w:proofErr w:type="gramEnd"/>
       <w:r>
         <w:rPr>
           <w:rFonts w:ascii="宋体" w:eastAsia="宋体" w:hAnsi="宋体" w:hint="eastAsia"/>
@@ -21860,7 +25319,31 @@
           <w:rFonts w:ascii="宋体" w:eastAsia="宋体" w:hAnsi="宋体"/>
           <w:szCs w:val="21"/>
         </w:rPr>
-        <w:t xml:space="preserve"> → 补最后字外的</w:t>
+        <w:t xml:space="preserve"> → </w:t>
+      </w:r>
+      <w:proofErr w:type="gramStart"/>
+      <w:r>
+        <w:rPr>
+          <w:rFonts w:ascii="宋体" w:eastAsia="宋体" w:hAnsi="宋体"/>
+          <w:szCs w:val="21"/>
+        </w:rPr>
+        <w:t>补最后</w:t>
+      </w:r>
+      <w:proofErr w:type="gramEnd"/>
+      <w:r>
+        <w:rPr>
+          <w:rFonts w:ascii="宋体" w:eastAsia="宋体" w:hAnsi="宋体"/>
+          <w:szCs w:val="21"/>
+        </w:rPr>
+        <w:t>字外</w:t>
+      </w:r>
+      <w:proofErr w:type="gramStart"/>
+      <w:r>
+        <w:rPr>
+          <w:rFonts w:ascii="宋体" w:eastAsia="宋体" w:hAnsi="宋体"/>
+          <w:szCs w:val="21"/>
+        </w:rPr>
+        <w:t>的</w:t>
       </w:r>
       <w:r>
         <w:rPr>
@@ -21874,7 +25357,31 @@
           <w:rFonts w:ascii="宋体" w:eastAsia="宋体" w:hAnsi="宋体"/>
           <w:szCs w:val="21"/>
         </w:rPr>
-        <w:t>码 → 补最后字编码</w:t>
+        <w:t>码</w:t>
+      </w:r>
+      <w:proofErr w:type="gramEnd"/>
+      <w:r>
+        <w:rPr>
+          <w:rFonts w:ascii="宋体" w:eastAsia="宋体" w:hAnsi="宋体"/>
+          <w:szCs w:val="21"/>
+        </w:rPr>
+        <w:t xml:space="preserve"> → </w:t>
+      </w:r>
+      <w:proofErr w:type="gramStart"/>
+      <w:r>
+        <w:rPr>
+          <w:rFonts w:ascii="宋体" w:eastAsia="宋体" w:hAnsi="宋体"/>
+          <w:szCs w:val="21"/>
+        </w:rPr>
+        <w:t>补最后字</w:t>
+      </w:r>
+      <w:proofErr w:type="gramEnd"/>
+      <w:r>
+        <w:rPr>
+          <w:rFonts w:ascii="宋体" w:eastAsia="宋体" w:hAnsi="宋体"/>
+          <w:szCs w:val="21"/>
+        </w:rPr>
+        <w:t>编码</w:t>
       </w:r>
     </w:p>
     <w:p>
@@ -22165,13 +25672,31 @@
                 <w:szCs w:val="21"/>
               </w:rPr>
             </w:pPr>
+            <w:proofErr w:type="spellStart"/>
             <w:r>
               <w:rPr>
                 <w:rFonts w:ascii="宋体" w:eastAsia="宋体" w:hAnsi="宋体"/>
                 <w:szCs w:val="21"/>
               </w:rPr>
-              <w:t>bdh → 亠</w:t>
-            </w:r>
+              <w:t>bdh</w:t>
+            </w:r>
+            <w:proofErr w:type="spellEnd"/>
+            <w:r>
+              <w:rPr>
+                <w:rFonts w:ascii="宋体" w:eastAsia="宋体" w:hAnsi="宋体"/>
+                <w:szCs w:val="21"/>
+              </w:rPr>
+              <w:t xml:space="preserve"> → </w:t>
+            </w:r>
+            <w:proofErr w:type="gramStart"/>
+            <w:r>
+              <w:rPr>
+                <w:rFonts w:ascii="宋体" w:eastAsia="宋体" w:hAnsi="宋体"/>
+                <w:szCs w:val="21"/>
+              </w:rPr>
+              <w:t>亠</w:t>
+            </w:r>
+            <w:proofErr w:type="gramEnd"/>
           </w:p>
         </w:tc>
       </w:tr>
@@ -22248,12 +25773,21 @@
                 <w:szCs w:val="21"/>
               </w:rPr>
             </w:pPr>
+            <w:proofErr w:type="spellStart"/>
             <w:r>
               <w:rPr>
                 <w:rFonts w:ascii="宋体" w:eastAsia="宋体" w:hAnsi="宋体"/>
                 <w:szCs w:val="21"/>
               </w:rPr>
-              <w:t>rka → か</w:t>
+              <w:t>rka</w:t>
+            </w:r>
+            <w:proofErr w:type="spellEnd"/>
+            <w:r>
+              <w:rPr>
+                <w:rFonts w:ascii="宋体" w:eastAsia="宋体" w:hAnsi="宋体"/>
+                <w:szCs w:val="21"/>
+              </w:rPr>
+              <w:t xml:space="preserve"> → か</w:t>
             </w:r>
           </w:p>
         </w:tc>
@@ -22414,12 +25948,21 @@
                 <w:szCs w:val="21"/>
               </w:rPr>
             </w:pPr>
+            <w:proofErr w:type="spellStart"/>
             <w:r>
               <w:rPr>
                 <w:rFonts w:ascii="宋体" w:eastAsia="宋体" w:hAnsi="宋体" w:hint="eastAsia"/>
                 <w:szCs w:val="21"/>
               </w:rPr>
-              <w:t>tzo→“←”</w:t>
+              <w:t>tzo</w:t>
+            </w:r>
+            <w:proofErr w:type="spellEnd"/>
+            <w:r>
+              <w:rPr>
+                <w:rFonts w:ascii="宋体" w:eastAsia="宋体" w:hAnsi="宋体" w:hint="eastAsia"/>
+                <w:szCs w:val="21"/>
+              </w:rPr>
+              <w:t>→“←”</w:t>
             </w:r>
           </w:p>
         </w:tc>
@@ -22587,12 +26130,21 @@
                 <w:szCs w:val="21"/>
               </w:rPr>
             </w:pPr>
+            <w:proofErr w:type="spellStart"/>
             <w:r>
               <w:rPr>
                 <w:rFonts w:ascii="宋体" w:eastAsia="宋体" w:hAnsi="宋体" w:hint="eastAsia"/>
                 <w:szCs w:val="21"/>
               </w:rPr>
-              <w:t>uqh→∑</w:t>
+              <w:t>uqh</w:t>
+            </w:r>
+            <w:proofErr w:type="spellEnd"/>
+            <w:r>
+              <w:rPr>
+                <w:rFonts w:ascii="宋体" w:eastAsia="宋体" w:hAnsi="宋体" w:hint="eastAsia"/>
+                <w:szCs w:val="21"/>
+              </w:rPr>
+              <w:t>→∑</w:t>
             </w:r>
           </w:p>
         </w:tc>
@@ -22663,6 +26215,7 @@
         </w:rPr>
         <w:t>：</w:t>
       </w:r>
+      <w:proofErr w:type="gramStart"/>
       <w:r>
         <w:rPr>
           <w:rFonts w:ascii="宋体" w:eastAsia="宋体" w:hAnsi="宋体" w:hint="eastAsia"/>
@@ -22675,7 +26228,47 @@
           <w:rFonts w:ascii="宋体" w:eastAsia="宋体" w:hAnsi="宋体"/>
           <w:szCs w:val="21"/>
         </w:rPr>
-        <w:t>码，如"亠"→ bdh（b</w:t>
+        <w:t>码</w:t>
+      </w:r>
+      <w:proofErr w:type="gramEnd"/>
+      <w:r>
+        <w:rPr>
+          <w:rFonts w:ascii="宋体" w:eastAsia="宋体" w:hAnsi="宋体"/>
+          <w:szCs w:val="21"/>
+        </w:rPr>
+        <w:t>，如"</w:t>
+      </w:r>
+      <w:proofErr w:type="gramStart"/>
+      <w:r>
+        <w:rPr>
+          <w:rFonts w:ascii="宋体" w:eastAsia="宋体" w:hAnsi="宋体"/>
+          <w:szCs w:val="21"/>
+        </w:rPr>
+        <w:t>亠</w:t>
+      </w:r>
+      <w:proofErr w:type="gramEnd"/>
+      <w:r>
+        <w:rPr>
+          <w:rFonts w:ascii="宋体" w:eastAsia="宋体" w:hAnsi="宋体"/>
+          <w:szCs w:val="21"/>
+        </w:rPr>
+        <w:t xml:space="preserve">"→ </w:t>
+      </w:r>
+      <w:proofErr w:type="spellStart"/>
+      <w:r>
+        <w:rPr>
+          <w:rFonts w:ascii="宋体" w:eastAsia="宋体" w:hAnsi="宋体"/>
+          <w:szCs w:val="21"/>
+        </w:rPr>
+        <w:t>bdh</w:t>
+      </w:r>
+      <w:proofErr w:type="spellEnd"/>
+      <w:r>
+        <w:rPr>
+          <w:rFonts w:ascii="宋体" w:eastAsia="宋体" w:hAnsi="宋体"/>
+          <w:szCs w:val="21"/>
+        </w:rPr>
+        <w:t>（b</w:t>
       </w:r>
       <w:r>
         <w:rPr>
@@ -22689,7 +26282,23 @@
           <w:rFonts w:ascii="宋体" w:eastAsia="宋体" w:hAnsi="宋体"/>
           <w:szCs w:val="21"/>
         </w:rPr>
-        <w:t>，d为"亠"在b</w:t>
+        <w:t>，d为"</w:t>
+      </w:r>
+      <w:proofErr w:type="gramStart"/>
+      <w:r>
+        <w:rPr>
+          <w:rFonts w:ascii="宋体" w:eastAsia="宋体" w:hAnsi="宋体"/>
+          <w:szCs w:val="21"/>
+        </w:rPr>
+        <w:t>亠</w:t>
+      </w:r>
+      <w:proofErr w:type="gramEnd"/>
+      <w:r>
+        <w:rPr>
+          <w:rFonts w:ascii="宋体" w:eastAsia="宋体" w:hAnsi="宋体"/>
+          <w:szCs w:val="21"/>
+        </w:rPr>
+        <w:t>"在b</w:t>
       </w:r>
       <w:r>
         <w:rPr>
@@ -22738,45 +26347,94 @@
           <w:rFonts w:ascii="宋体" w:eastAsia="宋体" w:hAnsi="宋体"/>
           <w:szCs w:val="21"/>
         </w:rPr>
-        <w:t>：罗马字转写，如"か"→ rka</w:t>
-      </w:r>
-    </w:p>
-    <w:p>
-      <w:pPr>
-        <w:rPr>
-          <w:rFonts w:ascii="宋体" w:eastAsia="宋体" w:hAnsi="宋体" w:hint="eastAsia"/>
-          <w:b/>
-          <w:bCs/>
-          <w:szCs w:val="21"/>
-        </w:rPr>
-      </w:pPr>
-      <w:r>
-        <w:rPr>
-          <w:rFonts w:ascii="宋体" w:eastAsia="宋体" w:hAnsi="宋体"/>
-          <w:b/>
-          <w:bCs/>
-          <w:szCs w:val="21"/>
-        </w:rPr>
-        <w:t>四、空码区的利用策略</w:t>
-      </w:r>
-    </w:p>
-    <w:p>
-      <w:pPr>
-        <w:rPr>
-          <w:rFonts w:ascii="宋体" w:eastAsia="宋体" w:hAnsi="宋体" w:hint="eastAsia"/>
-          <w:b/>
-          <w:bCs/>
-          <w:szCs w:val="21"/>
-        </w:rPr>
-      </w:pPr>
-      <w:r>
-        <w:rPr>
-          <w:rFonts w:ascii="宋体" w:eastAsia="宋体" w:hAnsi="宋体"/>
-          <w:b/>
-          <w:bCs/>
-          <w:szCs w:val="21"/>
-        </w:rPr>
-        <w:t>1. 空码区类型</w:t>
+        <w:t xml:space="preserve">：罗马字转写，如"か"→ </w:t>
+      </w:r>
+      <w:proofErr w:type="spellStart"/>
+      <w:r>
+        <w:rPr>
+          <w:rFonts w:ascii="宋体" w:eastAsia="宋体" w:hAnsi="宋体"/>
+          <w:szCs w:val="21"/>
+        </w:rPr>
+        <w:t>rka</w:t>
+      </w:r>
+      <w:proofErr w:type="spellEnd"/>
+    </w:p>
+    <w:p>
+      <w:pPr>
+        <w:rPr>
+          <w:rFonts w:ascii="宋体" w:eastAsia="宋体" w:hAnsi="宋体" w:hint="eastAsia"/>
+          <w:b/>
+          <w:bCs/>
+          <w:szCs w:val="21"/>
+        </w:rPr>
+      </w:pPr>
+      <w:r>
+        <w:rPr>
+          <w:rFonts w:ascii="宋体" w:eastAsia="宋体" w:hAnsi="宋体"/>
+          <w:b/>
+          <w:bCs/>
+          <w:szCs w:val="21"/>
+        </w:rPr>
+        <w:t>四、</w:t>
+      </w:r>
+      <w:proofErr w:type="gramStart"/>
+      <w:r>
+        <w:rPr>
+          <w:rFonts w:ascii="宋体" w:eastAsia="宋体" w:hAnsi="宋体"/>
+          <w:b/>
+          <w:bCs/>
+          <w:szCs w:val="21"/>
+        </w:rPr>
+        <w:t>空码区</w:t>
+      </w:r>
+      <w:proofErr w:type="gramEnd"/>
+      <w:r>
+        <w:rPr>
+          <w:rFonts w:ascii="宋体" w:eastAsia="宋体" w:hAnsi="宋体"/>
+          <w:b/>
+          <w:bCs/>
+          <w:szCs w:val="21"/>
+        </w:rPr>
+        <w:t>的利用策略</w:t>
+      </w:r>
+    </w:p>
+    <w:p>
+      <w:pPr>
+        <w:rPr>
+          <w:rFonts w:ascii="宋体" w:eastAsia="宋体" w:hAnsi="宋体" w:hint="eastAsia"/>
+          <w:b/>
+          <w:bCs/>
+          <w:szCs w:val="21"/>
+        </w:rPr>
+      </w:pPr>
+      <w:r>
+        <w:rPr>
+          <w:rFonts w:ascii="宋体" w:eastAsia="宋体" w:hAnsi="宋体"/>
+          <w:b/>
+          <w:bCs/>
+          <w:szCs w:val="21"/>
+        </w:rPr>
+        <w:t>1. </w:t>
+      </w:r>
+      <w:proofErr w:type="gramStart"/>
+      <w:r>
+        <w:rPr>
+          <w:rFonts w:ascii="宋体" w:eastAsia="宋体" w:hAnsi="宋体"/>
+          <w:b/>
+          <w:bCs/>
+          <w:szCs w:val="21"/>
+        </w:rPr>
+        <w:t>空码区</w:t>
+      </w:r>
+      <w:proofErr w:type="gramEnd"/>
+      <w:r>
+        <w:rPr>
+          <w:rFonts w:ascii="宋体" w:eastAsia="宋体" w:hAnsi="宋体"/>
+          <w:b/>
+          <w:bCs/>
+          <w:szCs w:val="21"/>
+        </w:rPr>
+        <w:t>类型</w:t>
       </w:r>
     </w:p>
     <w:p>
@@ -22804,7 +26462,23 @@
           <w:rFonts w:ascii="宋体" w:eastAsia="宋体" w:hAnsi="宋体"/>
           <w:szCs w:val="21"/>
         </w:rPr>
-        <w:t>：如"bb"（bou不存在）、"</w:t>
+        <w:t>：如"bb"（</w:t>
+      </w:r>
+      <w:proofErr w:type="spellStart"/>
+      <w:r>
+        <w:rPr>
+          <w:rFonts w:ascii="宋体" w:eastAsia="宋体" w:hAnsi="宋体"/>
+          <w:szCs w:val="21"/>
+        </w:rPr>
+        <w:t>bou</w:t>
+      </w:r>
+      <w:proofErr w:type="spellEnd"/>
+      <w:r>
+        <w:rPr>
+          <w:rFonts w:ascii="宋体" w:eastAsia="宋体" w:hAnsi="宋体"/>
+          <w:szCs w:val="21"/>
+        </w:rPr>
+        <w:t>不存在）、"</w:t>
       </w:r>
       <w:r>
         <w:rPr>
@@ -22848,6 +26522,7 @@
         </w:rPr>
         <w:t>：</w:t>
       </w:r>
+      <w:proofErr w:type="gramStart"/>
       <w:r>
         <w:rPr>
           <w:rFonts w:ascii="宋体" w:eastAsia="宋体" w:hAnsi="宋体" w:hint="eastAsia"/>
@@ -22860,7 +26535,15 @@
           <w:rFonts w:ascii="宋体" w:eastAsia="宋体" w:hAnsi="宋体"/>
           <w:szCs w:val="21"/>
         </w:rPr>
-        <w:t>码5-9（实际只有0-4）</w:t>
+        <w:t>码</w:t>
+      </w:r>
+      <w:proofErr w:type="gramEnd"/>
+      <w:r>
+        <w:rPr>
+          <w:rFonts w:ascii="宋体" w:eastAsia="宋体" w:hAnsi="宋体"/>
+          <w:szCs w:val="21"/>
+        </w:rPr>
+        <w:t>5-9（实际只有0-4）</w:t>
       </w:r>
     </w:p>
     <w:p>
@@ -22907,7 +26590,23 @@
           <w:rFonts w:ascii="宋体" w:eastAsia="宋体" w:hAnsi="宋体"/>
           <w:szCs w:val="21"/>
         </w:rPr>
-        <w:t>："bb0"用于无拼音汉字（已在newedit中使用）</w:t>
+        <w:t>："bb0"用于无拼音汉字（已在</w:t>
+      </w:r>
+      <w:proofErr w:type="spellStart"/>
+      <w:r>
+        <w:rPr>
+          <w:rFonts w:ascii="宋体" w:eastAsia="宋体" w:hAnsi="宋体"/>
+          <w:szCs w:val="21"/>
+        </w:rPr>
+        <w:t>newedit</w:t>
+      </w:r>
+      <w:proofErr w:type="spellEnd"/>
+      <w:r>
+        <w:rPr>
+          <w:rFonts w:ascii="宋体" w:eastAsia="宋体" w:hAnsi="宋体"/>
+          <w:szCs w:val="21"/>
+        </w:rPr>
+        <w:t>中使用）</w:t>
       </w:r>
     </w:p>
     <w:p>
@@ -22935,7 +26634,23 @@
           <w:rFonts w:ascii="宋体" w:eastAsia="宋体" w:hAnsi="宋体"/>
           <w:szCs w:val="21"/>
         </w:rPr>
-        <w:t>：其他空码区开放给用户自由定义</w:t>
+        <w:t>：其他</w:t>
+      </w:r>
+      <w:proofErr w:type="gramStart"/>
+      <w:r>
+        <w:rPr>
+          <w:rFonts w:ascii="宋体" w:eastAsia="宋体" w:hAnsi="宋体"/>
+          <w:szCs w:val="21"/>
+        </w:rPr>
+        <w:t>空码区开放</w:t>
+      </w:r>
+      <w:proofErr w:type="gramEnd"/>
+      <w:r>
+        <w:rPr>
+          <w:rFonts w:ascii="宋体" w:eastAsia="宋体" w:hAnsi="宋体"/>
+          <w:szCs w:val="21"/>
+        </w:rPr>
+        <w:t>给用户自由定义</w:t>
       </w:r>
     </w:p>
     <w:p>
@@ -23005,8 +26720,17 @@
           <w:rFonts w:ascii="宋体" w:eastAsia="宋体" w:hAnsi="宋体"/>
           <w:szCs w:val="21"/>
         </w:rPr>
-        <w:t>放入空码区</w:t>
-      </w:r>
+        <w:t>放入</w:t>
+      </w:r>
+      <w:proofErr w:type="gramStart"/>
+      <w:r>
+        <w:rPr>
+          <w:rFonts w:ascii="宋体" w:eastAsia="宋体" w:hAnsi="宋体"/>
+          <w:szCs w:val="21"/>
+        </w:rPr>
+        <w:t>空码区</w:t>
+      </w:r>
+      <w:proofErr w:type="gramEnd"/>
     </w:p>
     <w:p>
       <w:pPr>
@@ -23157,7 +26881,39 @@
           <w:rFonts w:ascii="宋体" w:eastAsia="宋体" w:hAnsi="宋体" w:hint="eastAsia"/>
           <w:szCs w:val="21"/>
         </w:rPr>
-        <w:t xml:space="preserve">    使用无数字版码表，便于主流输入法系统识别。无数字四位码实现如下：</w:t>
+        <w:t xml:space="preserve">    使用</w:t>
+      </w:r>
+      <w:proofErr w:type="gramStart"/>
+      <w:r>
+        <w:rPr>
+          <w:rFonts w:ascii="宋体" w:eastAsia="宋体" w:hAnsi="宋体" w:hint="eastAsia"/>
+          <w:szCs w:val="21"/>
+        </w:rPr>
+        <w:t>无数字版</w:t>
+      </w:r>
+      <w:proofErr w:type="gramEnd"/>
+      <w:r>
+        <w:rPr>
+          <w:rFonts w:ascii="宋体" w:eastAsia="宋体" w:hAnsi="宋体" w:hint="eastAsia"/>
+          <w:szCs w:val="21"/>
+        </w:rPr>
+        <w:t>码表，便于主流输入法系统识别。</w:t>
+      </w:r>
+      <w:proofErr w:type="gramStart"/>
+      <w:r>
+        <w:rPr>
+          <w:rFonts w:ascii="宋体" w:eastAsia="宋体" w:hAnsi="宋体" w:hint="eastAsia"/>
+          <w:szCs w:val="21"/>
+        </w:rPr>
+        <w:t>无数字四位码实现</w:t>
+      </w:r>
+      <w:proofErr w:type="gramEnd"/>
+      <w:r>
+        <w:rPr>
+          <w:rFonts w:ascii="宋体" w:eastAsia="宋体" w:hAnsi="宋体" w:hint="eastAsia"/>
+          <w:szCs w:val="21"/>
+        </w:rPr>
+        <w:t>如下：</w:t>
       </w:r>
     </w:p>
     <w:p>
@@ -23187,7 +26943,119 @@
           <w:rFonts w:ascii="宋体" w:eastAsia="宋体" w:hAnsi="宋体" w:hint="eastAsia"/>
           <w:szCs w:val="21"/>
         </w:rPr>
-        <w:t xml:space="preserve">    前面双拼两位基本不变，除了ing适配：b,d,p,t和y的ing为d。jqx的ing为a。lmn的ing为v。</w:t>
+        <w:t xml:space="preserve">    前面双拼两位基本不变，除了</w:t>
+      </w:r>
+      <w:proofErr w:type="spellStart"/>
+      <w:r>
+        <w:rPr>
+          <w:rFonts w:ascii="宋体" w:eastAsia="宋体" w:hAnsi="宋体" w:hint="eastAsia"/>
+          <w:szCs w:val="21"/>
+        </w:rPr>
+        <w:t>ing</w:t>
+      </w:r>
+      <w:proofErr w:type="spellEnd"/>
+      <w:r>
+        <w:rPr>
+          <w:rFonts w:ascii="宋体" w:eastAsia="宋体" w:hAnsi="宋体" w:hint="eastAsia"/>
+          <w:szCs w:val="21"/>
+        </w:rPr>
+        <w:t>适配：</w:t>
+      </w:r>
+      <w:proofErr w:type="spellStart"/>
+      <w:r>
+        <w:rPr>
+          <w:rFonts w:ascii="宋体" w:eastAsia="宋体" w:hAnsi="宋体" w:hint="eastAsia"/>
+          <w:szCs w:val="21"/>
+        </w:rPr>
+        <w:t>b,d,p,t</w:t>
+      </w:r>
+      <w:proofErr w:type="spellEnd"/>
+      <w:r>
+        <w:rPr>
+          <w:rFonts w:ascii="宋体" w:eastAsia="宋体" w:hAnsi="宋体" w:hint="eastAsia"/>
+          <w:szCs w:val="21"/>
+        </w:rPr>
+        <w:t>和y的</w:t>
+      </w:r>
+      <w:proofErr w:type="spellStart"/>
+      <w:r>
+        <w:rPr>
+          <w:rFonts w:ascii="宋体" w:eastAsia="宋体" w:hAnsi="宋体" w:hint="eastAsia"/>
+          <w:szCs w:val="21"/>
+        </w:rPr>
+        <w:t>ing</w:t>
+      </w:r>
+      <w:proofErr w:type="spellEnd"/>
+      <w:r>
+        <w:rPr>
+          <w:rFonts w:ascii="宋体" w:eastAsia="宋体" w:hAnsi="宋体" w:hint="eastAsia"/>
+          <w:szCs w:val="21"/>
+        </w:rPr>
+        <w:t>为d。</w:t>
+      </w:r>
+      <w:proofErr w:type="spellStart"/>
+      <w:r>
+        <w:rPr>
+          <w:rFonts w:ascii="宋体" w:eastAsia="宋体" w:hAnsi="宋体" w:hint="eastAsia"/>
+          <w:szCs w:val="21"/>
+        </w:rPr>
+        <w:t>jqx</w:t>
+      </w:r>
+      <w:proofErr w:type="spellEnd"/>
+      <w:r>
+        <w:rPr>
+          <w:rFonts w:ascii="宋体" w:eastAsia="宋体" w:hAnsi="宋体" w:hint="eastAsia"/>
+          <w:szCs w:val="21"/>
+        </w:rPr>
+        <w:t>的</w:t>
+      </w:r>
+      <w:proofErr w:type="spellStart"/>
+      <w:r>
+        <w:rPr>
+          <w:rFonts w:ascii="宋体" w:eastAsia="宋体" w:hAnsi="宋体" w:hint="eastAsia"/>
+          <w:szCs w:val="21"/>
+        </w:rPr>
+        <w:t>ing</w:t>
+      </w:r>
+      <w:proofErr w:type="spellEnd"/>
+      <w:r>
+        <w:rPr>
+          <w:rFonts w:ascii="宋体" w:eastAsia="宋体" w:hAnsi="宋体" w:hint="eastAsia"/>
+          <w:szCs w:val="21"/>
+        </w:rPr>
+        <w:t>为a。</w:t>
+      </w:r>
+      <w:proofErr w:type="spellStart"/>
+      <w:r>
+        <w:rPr>
+          <w:rFonts w:ascii="宋体" w:eastAsia="宋体" w:hAnsi="宋体" w:hint="eastAsia"/>
+          <w:szCs w:val="21"/>
+        </w:rPr>
+        <w:t>lmn</w:t>
+      </w:r>
+      <w:proofErr w:type="spellEnd"/>
+      <w:r>
+        <w:rPr>
+          <w:rFonts w:ascii="宋体" w:eastAsia="宋体" w:hAnsi="宋体" w:hint="eastAsia"/>
+          <w:szCs w:val="21"/>
+        </w:rPr>
+        <w:t>的</w:t>
+      </w:r>
+      <w:proofErr w:type="spellStart"/>
+      <w:r>
+        <w:rPr>
+          <w:rFonts w:ascii="宋体" w:eastAsia="宋体" w:hAnsi="宋体" w:hint="eastAsia"/>
+          <w:szCs w:val="21"/>
+        </w:rPr>
+        <w:t>ing</w:t>
+      </w:r>
+      <w:proofErr w:type="spellEnd"/>
+      <w:r>
+        <w:rPr>
+          <w:rFonts w:ascii="宋体" w:eastAsia="宋体" w:hAnsi="宋体" w:hint="eastAsia"/>
+          <w:szCs w:val="21"/>
+        </w:rPr>
+        <w:t>为v。</w:t>
       </w:r>
     </w:p>
     <w:p>
@@ -23203,7 +27071,55 @@
           <w:szCs w:val="21"/>
         </w:rPr>
         <w:lastRenderedPageBreak/>
-        <w:t xml:space="preserve">    独体字：先平仄，再字形。每个平仄又分两到三声，第一声（平声中的阴平，仄声中的上声）字形字母（0-9）为pqwertyuio。第二声（平声中的阳平，仄声中的去声）字形字母为masdfghjkl。第三声（即仄声中的轻声）字形字母为zxcvbncvbn。</w:t>
+        <w:t xml:space="preserve">    独体字：先平仄，再字形。每个平仄又分两到三声，第一声（平声中的阴平，仄声中的上声）字形字母（0-9）为</w:t>
+      </w:r>
+      <w:proofErr w:type="spellStart"/>
+      <w:r>
+        <w:rPr>
+          <w:rFonts w:ascii="宋体" w:eastAsia="宋体" w:hAnsi="宋体" w:hint="eastAsia"/>
+          <w:szCs w:val="21"/>
+        </w:rPr>
+        <w:t>pqwertyuio</w:t>
+      </w:r>
+      <w:proofErr w:type="spellEnd"/>
+      <w:r>
+        <w:rPr>
+          <w:rFonts w:ascii="宋体" w:eastAsia="宋体" w:hAnsi="宋体" w:hint="eastAsia"/>
+          <w:szCs w:val="21"/>
+        </w:rPr>
+        <w:t>。第二声（平声中的阳平，仄声中的去声）字形字母为</w:t>
+      </w:r>
+      <w:proofErr w:type="spellStart"/>
+      <w:r>
+        <w:rPr>
+          <w:rFonts w:ascii="宋体" w:eastAsia="宋体" w:hAnsi="宋体" w:hint="eastAsia"/>
+          <w:szCs w:val="21"/>
+        </w:rPr>
+        <w:t>masdfghjkl</w:t>
+      </w:r>
+      <w:proofErr w:type="spellEnd"/>
+      <w:r>
+        <w:rPr>
+          <w:rFonts w:ascii="宋体" w:eastAsia="宋体" w:hAnsi="宋体" w:hint="eastAsia"/>
+          <w:szCs w:val="21"/>
+        </w:rPr>
+        <w:t>。第三声（即仄声中的轻声）字形字母为</w:t>
+      </w:r>
+      <w:proofErr w:type="spellStart"/>
+      <w:r>
+        <w:rPr>
+          <w:rFonts w:ascii="宋体" w:eastAsia="宋体" w:hAnsi="宋体" w:hint="eastAsia"/>
+          <w:szCs w:val="21"/>
+        </w:rPr>
+        <w:t>zxcvbncvbn</w:t>
+      </w:r>
+      <w:proofErr w:type="spellEnd"/>
+      <w:r>
+        <w:rPr>
+          <w:rFonts w:ascii="宋体" w:eastAsia="宋体" w:hAnsi="宋体" w:hint="eastAsia"/>
+          <w:szCs w:val="21"/>
+        </w:rPr>
+        <w:t>。</w:t>
       </w:r>
     </w:p>
     <w:p>
@@ -23233,7 +27149,39 @@
           <w:rFonts w:ascii="宋体" w:eastAsia="宋体" w:hAnsi="宋体" w:hint="eastAsia"/>
           <w:szCs w:val="21"/>
         </w:rPr>
-        <w:t xml:space="preserve">    先部首码，再附加。附加分副码是否省略：省略副码：用平仄。副码不省略：用副码。</w:t>
+        <w:t xml:space="preserve">    先部首码，再附加。附加</w:t>
+      </w:r>
+      <w:proofErr w:type="gramStart"/>
+      <w:r>
+        <w:rPr>
+          <w:rFonts w:ascii="宋体" w:eastAsia="宋体" w:hAnsi="宋体" w:hint="eastAsia"/>
+          <w:szCs w:val="21"/>
+        </w:rPr>
+        <w:t>分副码是否</w:t>
+      </w:r>
+      <w:proofErr w:type="gramEnd"/>
+      <w:r>
+        <w:rPr>
+          <w:rFonts w:ascii="宋体" w:eastAsia="宋体" w:hAnsi="宋体" w:hint="eastAsia"/>
+          <w:szCs w:val="21"/>
+        </w:rPr>
+        <w:t>省略：省略副码：用平仄。</w:t>
+      </w:r>
+      <w:proofErr w:type="gramStart"/>
+      <w:r>
+        <w:rPr>
+          <w:rFonts w:ascii="宋体" w:eastAsia="宋体" w:hAnsi="宋体" w:hint="eastAsia"/>
+          <w:szCs w:val="21"/>
+        </w:rPr>
+        <w:t>副码不省略</w:t>
+      </w:r>
+      <w:proofErr w:type="gramEnd"/>
+      <w:r>
+        <w:rPr>
+          <w:rFonts w:ascii="宋体" w:eastAsia="宋体" w:hAnsi="宋体" w:hint="eastAsia"/>
+          <w:szCs w:val="21"/>
+        </w:rPr>
+        <w:t>：用副码。</w:t>
       </w:r>
     </w:p>
     <w:p>
@@ -31773,6 +35721,7 @@
   <w:style w:type="character" w:default="1" w:styleId="a0">
     <w:name w:val="Default Paragraph Font"/>
     <w:uiPriority w:val="1"/>
+    <w:semiHidden/>
     <w:unhideWhenUsed/>
   </w:style>
   <w:style w:type="table" w:default="1" w:styleId="a1">

--- a/help/解书音形规则文本.docx
+++ b/help/解书音形规则文本.docx
@@ -61,7 +61,39 @@
           <w:rFonts w:ascii="宋体" w:eastAsia="宋体" w:hAnsi="宋体"/>
           <w:szCs w:val="21"/>
         </w:rPr>
-        <w:t>pip install pypinyin keyboard pyperclip pywin32。所有文件需放在同一目录下。</w:t>
+        <w:t xml:space="preserve">pip install </w:t>
+      </w:r>
+      <w:proofErr w:type="spellStart"/>
+      <w:r>
+        <w:rPr>
+          <w:rFonts w:ascii="宋体" w:eastAsia="宋体" w:hAnsi="宋体"/>
+          <w:szCs w:val="21"/>
+        </w:rPr>
+        <w:t>pypinyin</w:t>
+      </w:r>
+      <w:proofErr w:type="spellEnd"/>
+      <w:r>
+        <w:rPr>
+          <w:rFonts w:ascii="宋体" w:eastAsia="宋体" w:hAnsi="宋体"/>
+          <w:szCs w:val="21"/>
+        </w:rPr>
+        <w:t xml:space="preserve"> keyboard </w:t>
+      </w:r>
+      <w:proofErr w:type="spellStart"/>
+      <w:r>
+        <w:rPr>
+          <w:rFonts w:ascii="宋体" w:eastAsia="宋体" w:hAnsi="宋体"/>
+          <w:szCs w:val="21"/>
+        </w:rPr>
+        <w:t>pyperclip</w:t>
+      </w:r>
+      <w:proofErr w:type="spellEnd"/>
+      <w:r>
+        <w:rPr>
+          <w:rFonts w:ascii="宋体" w:eastAsia="宋体" w:hAnsi="宋体"/>
+          <w:szCs w:val="21"/>
+        </w:rPr>
+        <w:t xml:space="preserve"> pywin32。所有文件需放在同一目录下。</w:t>
       </w:r>
     </w:p>
     <w:p>
@@ -897,14 +929,30 @@
           <w:rFonts w:ascii="宋体" w:eastAsia="宋体" w:hAnsi="宋体"/>
           <w:szCs w:val="21"/>
         </w:rPr>
-        <w:t>按空格上屏</w:t>
-      </w:r>
-      <w:r>
-        <w:rPr>
-          <w:rFonts w:ascii="宋体" w:eastAsia="宋体" w:hAnsi="宋体" w:hint="eastAsia"/>
-          <w:szCs w:val="21"/>
-        </w:rPr>
-        <w:t>所有首选字（若优先上词开启,则为词语）</w:t>
+        <w:t>按空格上</w:t>
+      </w:r>
+      <w:proofErr w:type="gramStart"/>
+      <w:r>
+        <w:rPr>
+          <w:rFonts w:ascii="宋体" w:eastAsia="宋体" w:hAnsi="宋体"/>
+          <w:szCs w:val="21"/>
+        </w:rPr>
+        <w:t>屏</w:t>
+      </w:r>
+      <w:r>
+        <w:rPr>
+          <w:rFonts w:ascii="宋体" w:eastAsia="宋体" w:hAnsi="宋体" w:hint="eastAsia"/>
+          <w:szCs w:val="21"/>
+        </w:rPr>
+        <w:t>所有</w:t>
+      </w:r>
+      <w:proofErr w:type="gramEnd"/>
+      <w:r>
+        <w:rPr>
+          <w:rFonts w:ascii="宋体" w:eastAsia="宋体" w:hAnsi="宋体" w:hint="eastAsia"/>
+          <w:szCs w:val="21"/>
+        </w:rPr>
+        <w:t>首选字（若优先上词开启,则为词语）</w:t>
       </w:r>
     </w:p>
     <w:p>
@@ -997,12 +1045,21 @@
           <w:szCs w:val="21"/>
         </w:rPr>
       </w:pPr>
-      <w:r>
-        <w:rPr>
-          <w:rFonts w:ascii="宋体" w:eastAsia="宋体" w:hAnsi="宋体" w:hint="eastAsia"/>
-          <w:szCs w:val="21"/>
-        </w:rPr>
-        <w:t>内输/外输：仅在输入法程序预设的框内输入/在任意全局输入框输入，用←</w:t>
+      <w:proofErr w:type="gramStart"/>
+      <w:r>
+        <w:rPr>
+          <w:rFonts w:ascii="宋体" w:eastAsia="宋体" w:hAnsi="宋体" w:hint="eastAsia"/>
+          <w:szCs w:val="21"/>
+        </w:rPr>
+        <w:t>内输</w:t>
+      </w:r>
+      <w:proofErr w:type="gramEnd"/>
+      <w:r>
+        <w:rPr>
+          <w:rFonts w:ascii="宋体" w:eastAsia="宋体" w:hAnsi="宋体" w:hint="eastAsia"/>
+          <w:szCs w:val="21"/>
+        </w:rPr>
+        <w:t>/外输：仅在输入法程序预设的框内输入/在任意全局输入框输入，用←</w:t>
       </w:r>
       <w:r>
         <w:rPr>
@@ -1053,6 +1110,7 @@
         </w:rPr>
         <w:t>+1</w:t>
       </w:r>
+      <w:proofErr w:type="gramStart"/>
       <w:r>
         <w:rPr>
           <w:rFonts w:ascii="宋体" w:eastAsia="宋体" w:hAnsi="宋体" w:hint="eastAsia"/>
@@ -1065,7 +1123,15 @@
           <w:rFonts w:ascii="宋体" w:eastAsia="宋体" w:hAnsi="宋体" w:hint="eastAsia"/>
           <w:szCs w:val="21"/>
         </w:rPr>
-        <w:t>内输外输切换功能，此时仅支持内输</w:t>
+        <w:t>内输外</w:t>
+      </w:r>
+      <w:proofErr w:type="gramEnd"/>
+      <w:r>
+        <w:rPr>
+          <w:rFonts w:ascii="宋体" w:eastAsia="宋体" w:hAnsi="宋体" w:hint="eastAsia"/>
+          <w:szCs w:val="21"/>
+        </w:rPr>
+        <w:t>输切换功能，此时仅支持内输</w:t>
       </w:r>
       <w:r>
         <w:rPr>
@@ -1507,8 +1573,17 @@
           <w:rFonts w:ascii="宋体" w:eastAsia="宋体" w:hAnsi="宋体" w:hint="eastAsia"/>
           <w:szCs w:val="21"/>
         </w:rPr>
-        <w:t>音码码</w:t>
-      </w:r>
+        <w:t>音码</w:t>
+      </w:r>
+      <w:proofErr w:type="gramStart"/>
+      <w:r>
+        <w:rPr>
+          <w:rFonts w:ascii="宋体" w:eastAsia="宋体" w:hAnsi="宋体" w:hint="eastAsia"/>
+          <w:szCs w:val="21"/>
+        </w:rPr>
+        <w:t>码</w:t>
+      </w:r>
+      <w:proofErr w:type="gramEnd"/>
       <w:r>
         <w:rPr>
           <w:rFonts w:ascii="宋体" w:eastAsia="宋体" w:hAnsi="宋体"/>
@@ -1587,6 +1662,7 @@
         </w:rPr>
         <w:t>统计独体率、</w:t>
       </w:r>
+      <w:proofErr w:type="gramStart"/>
       <w:r>
         <w:rPr>
           <w:rFonts w:ascii="宋体" w:eastAsia="宋体" w:hAnsi="宋体" w:hint="eastAsia"/>
@@ -1599,7 +1675,15 @@
           <w:rFonts w:ascii="宋体" w:eastAsia="宋体" w:hAnsi="宋体"/>
           <w:szCs w:val="21"/>
         </w:rPr>
-        <w:t>码分布、</w:t>
+        <w:t>码分布</w:t>
+      </w:r>
+      <w:proofErr w:type="gramEnd"/>
+      <w:r>
+        <w:rPr>
+          <w:rFonts w:ascii="宋体" w:eastAsia="宋体" w:hAnsi="宋体"/>
+          <w:szCs w:val="21"/>
+        </w:rPr>
+        <w:t>、</w:t>
       </w:r>
       <w:r>
         <w:rPr>
@@ -1753,7 +1837,23 @@
           <w:rFonts w:ascii="宋体" w:eastAsia="宋体" w:hAnsi="宋体"/>
           <w:szCs w:val="21"/>
         </w:rPr>
-        <w:t>创建无数字简码版本</w:t>
+        <w:t>创建</w:t>
+      </w:r>
+      <w:proofErr w:type="gramStart"/>
+      <w:r>
+        <w:rPr>
+          <w:rFonts w:ascii="宋体" w:eastAsia="宋体" w:hAnsi="宋体"/>
+          <w:szCs w:val="21"/>
+        </w:rPr>
+        <w:t>无数字</w:t>
+      </w:r>
+      <w:proofErr w:type="gramEnd"/>
+      <w:r>
+        <w:rPr>
+          <w:rFonts w:ascii="宋体" w:eastAsia="宋体" w:hAnsi="宋体"/>
+          <w:szCs w:val="21"/>
+        </w:rPr>
+        <w:t>简码版本</w:t>
       </w:r>
     </w:p>
     <w:p>
@@ -2216,6 +2316,7 @@
           <w:szCs w:val="21"/>
         </w:rPr>
       </w:pPr>
+      <w:proofErr w:type="gramStart"/>
       <w:r>
         <w:rPr>
           <w:rFonts w:ascii="宋体" w:eastAsia="宋体" w:hAnsi="宋体"/>
@@ -2223,6 +2324,7 @@
         </w:rPr>
         <w:t>猜主码</w:t>
       </w:r>
+      <w:proofErr w:type="gramEnd"/>
       <w:r>
         <w:rPr>
           <w:rFonts w:ascii="宋体" w:eastAsia="宋体" w:hAnsi="宋体" w:hint="eastAsia"/>
@@ -2250,6 +2352,7 @@
           <w:szCs w:val="21"/>
         </w:rPr>
       </w:pPr>
+      <w:proofErr w:type="gramStart"/>
       <w:r>
         <w:rPr>
           <w:rFonts w:ascii="宋体" w:eastAsia="宋体" w:hAnsi="宋体"/>
@@ -2257,6 +2360,7 @@
         </w:rPr>
         <w:t>猜副码</w:t>
       </w:r>
+      <w:proofErr w:type="gramEnd"/>
       <w:r>
         <w:rPr>
           <w:rFonts w:ascii="宋体" w:eastAsia="宋体" w:hAnsi="宋体" w:hint="eastAsia"/>
@@ -2269,7 +2373,23 @@
           <w:rFonts w:ascii="宋体" w:eastAsia="宋体" w:hAnsi="宋体"/>
           <w:szCs w:val="21"/>
         </w:rPr>
-        <w:t>显示汉字和音码，输入副码，若多次错误会提示主码作为辅助</w:t>
+        <w:t>显示汉字和音码，输入副码，若多次错误会</w:t>
+      </w:r>
+      <w:proofErr w:type="gramStart"/>
+      <w:r>
+        <w:rPr>
+          <w:rFonts w:ascii="宋体" w:eastAsia="宋体" w:hAnsi="宋体"/>
+          <w:szCs w:val="21"/>
+        </w:rPr>
+        <w:t>提示主码作为</w:t>
+      </w:r>
+      <w:proofErr w:type="gramEnd"/>
+      <w:r>
+        <w:rPr>
+          <w:rFonts w:ascii="宋体" w:eastAsia="宋体" w:hAnsi="宋体"/>
+          <w:szCs w:val="21"/>
+        </w:rPr>
+        <w:t>辅助</w:t>
       </w:r>
     </w:p>
     <w:p>
@@ -2557,7 +2677,25 @@
           <w:sz w:val="28"/>
           <w:szCs w:val="28"/>
         </w:rPr>
-        <w:t>ABCD(E)(.F)</w:t>
+        <w:t>ABCD(E)</w:t>
+      </w:r>
+      <w:proofErr w:type="gramStart"/>
+      <w:r>
+        <w:rPr>
+          <w:rFonts w:ascii="华文中宋" w:eastAsia="华文中宋" w:hAnsi="华文中宋" w:hint="eastAsia"/>
+          <w:sz w:val="28"/>
+          <w:szCs w:val="28"/>
+        </w:rPr>
+        <w:t>(.F</w:t>
+      </w:r>
+      <w:proofErr w:type="gramEnd"/>
+      <w:r>
+        <w:rPr>
+          <w:rFonts w:ascii="华文中宋" w:eastAsia="华文中宋" w:hAnsi="华文中宋" w:hint="eastAsia"/>
+          <w:sz w:val="28"/>
+          <w:szCs w:val="28"/>
+        </w:rPr>
+        <w:t>)</w:t>
       </w:r>
     </w:p>
     <w:p>
@@ -2733,8 +2871,17 @@
           <w:rFonts w:ascii="宋体" w:eastAsia="宋体" w:hAnsi="宋体" w:hint="eastAsia"/>
           <w:szCs w:val="21"/>
         </w:rPr>
-        <w:t>副码：余部/查重注释</w:t>
-      </w:r>
+        <w:t>副码：余部/</w:t>
+      </w:r>
+      <w:proofErr w:type="gramStart"/>
+      <w:r>
+        <w:rPr>
+          <w:rFonts w:ascii="宋体" w:eastAsia="宋体" w:hAnsi="宋体" w:hint="eastAsia"/>
+          <w:szCs w:val="21"/>
+        </w:rPr>
+        <w:t>查重注释</w:t>
+      </w:r>
+      <w:proofErr w:type="gramEnd"/>
       <w:r>
         <w:rPr>
           <w:rFonts w:ascii="宋体" w:eastAsia="宋体" w:hAnsi="宋体"/>
@@ -2774,6 +2921,7 @@
         </w:rPr>
         <w:t>补码：</w:t>
       </w:r>
+      <w:proofErr w:type="gramStart"/>
       <w:r>
         <w:rPr>
           <w:rFonts w:ascii="宋体" w:eastAsia="宋体" w:hAnsi="宋体"/>
@@ -2781,6 +2929,7 @@
         </w:rPr>
         <w:t>繁异</w:t>
       </w:r>
+      <w:proofErr w:type="gramEnd"/>
       <w:r>
         <w:rPr>
           <w:rFonts w:ascii="宋体" w:eastAsia="宋体" w:hAnsi="宋体" w:hint="eastAsia"/>
@@ -2862,14 +3011,25 @@
           <w:szCs w:val="21"/>
         </w:rPr>
       </w:pPr>
-      <w:r>
-        <w:rPr>
-          <w:rFonts w:ascii="宋体" w:eastAsia="宋体" w:hAnsi="宋体"/>
-          <w:b/>
-          <w:bCs/>
-          <w:szCs w:val="21"/>
-        </w:rPr>
-        <w:t>先音后形</w:t>
+      <w:proofErr w:type="gramStart"/>
+      <w:r>
+        <w:rPr>
+          <w:rFonts w:ascii="宋体" w:eastAsia="宋体" w:hAnsi="宋体"/>
+          <w:b/>
+          <w:bCs/>
+          <w:szCs w:val="21"/>
+        </w:rPr>
+        <w:t>先音后</w:t>
+      </w:r>
+      <w:proofErr w:type="gramEnd"/>
+      <w:r>
+        <w:rPr>
+          <w:rFonts w:ascii="宋体" w:eastAsia="宋体" w:hAnsi="宋体"/>
+          <w:b/>
+          <w:bCs/>
+          <w:szCs w:val="21"/>
+        </w:rPr>
+        <w:t>形</w:t>
       </w:r>
       <w:r>
         <w:rPr>
@@ -3005,7 +3165,27 @@
           <w:bCs/>
           <w:szCs w:val="21"/>
         </w:rPr>
-        <w:t>：搜狗双拼+声调，0轻声。</w:t>
+        <w:t>：</w:t>
+      </w:r>
+      <w:proofErr w:type="gramStart"/>
+      <w:r>
+        <w:rPr>
+          <w:rFonts w:ascii="宋体" w:eastAsia="宋体" w:hAnsi="宋体" w:hint="eastAsia"/>
+          <w:b/>
+          <w:bCs/>
+          <w:szCs w:val="21"/>
+        </w:rPr>
+        <w:t>搜狗双拼</w:t>
+      </w:r>
+      <w:proofErr w:type="gramEnd"/>
+      <w:r>
+        <w:rPr>
+          <w:rFonts w:ascii="宋体" w:eastAsia="宋体" w:hAnsi="宋体" w:hint="eastAsia"/>
+          <w:b/>
+          <w:bCs/>
+          <w:szCs w:val="21"/>
+        </w:rPr>
+        <w:t>+声调，0轻声。</w:t>
       </w:r>
     </w:p>
     <w:p>
@@ -3086,8 +3266,25 @@
           <w:rFonts w:ascii="宋体" w:eastAsia="宋体" w:hAnsi="宋体"/>
           <w:szCs w:val="21"/>
         </w:rPr>
-        <w:t>3开形(八) &gt; 6大形(大) &gt; 0闭形(口) &gt; 5</w:t>
-      </w:r>
+        <w:t>3开形(八) &gt; 6大形(大) &gt; 0</w:t>
+      </w:r>
+      <w:proofErr w:type="gramStart"/>
+      <w:r>
+        <w:rPr>
+          <w:rFonts w:ascii="宋体" w:eastAsia="宋体" w:hAnsi="宋体"/>
+          <w:szCs w:val="21"/>
+        </w:rPr>
+        <w:t>闭形</w:t>
+      </w:r>
+      <w:proofErr w:type="gramEnd"/>
+      <w:r>
+        <w:rPr>
+          <w:rFonts w:ascii="宋体" w:eastAsia="宋体" w:hAnsi="宋体"/>
+          <w:szCs w:val="21"/>
+        </w:rPr>
+        <w:t>(口) &gt; 5</w:t>
+      </w:r>
+      <w:proofErr w:type="gramStart"/>
       <w:r>
         <w:rPr>
           <w:rFonts w:ascii="宋体" w:eastAsia="宋体" w:hAnsi="宋体" w:hint="eastAsia"/>
@@ -3100,7 +3297,15 @@
           <w:rFonts w:ascii="宋体" w:eastAsia="宋体" w:hAnsi="宋体"/>
           <w:szCs w:val="21"/>
         </w:rPr>
-        <w:t>形(中) &gt; 1竖形(</w:t>
+        <w:t>形</w:t>
+      </w:r>
+      <w:proofErr w:type="gramEnd"/>
+      <w:r>
+        <w:rPr>
+          <w:rFonts w:ascii="宋体" w:eastAsia="宋体" w:hAnsi="宋体"/>
+          <w:szCs w:val="21"/>
+        </w:rPr>
+        <w:t>(中) &gt; 1竖形(</w:t>
       </w:r>
       <w:r>
         <w:rPr>
@@ -3139,6 +3344,7 @@
         </w:rPr>
         <w:t xml:space="preserve"> 2横形(</w:t>
       </w:r>
+      <w:proofErr w:type="gramStart"/>
       <w:r>
         <w:rPr>
           <w:rFonts w:ascii="宋体" w:eastAsia="宋体" w:hAnsi="宋体" w:hint="eastAsia"/>
@@ -3146,12 +3352,29 @@
         </w:rPr>
         <w:t>一</w:t>
       </w:r>
-      <w:r>
-        <w:rPr>
-          <w:rFonts w:ascii="宋体" w:eastAsia="宋体" w:hAnsi="宋体"/>
-          <w:szCs w:val="21"/>
-        </w:rPr>
-        <w:t>) &gt; 4错形(</w:t>
+      <w:proofErr w:type="gramEnd"/>
+      <w:r>
+        <w:rPr>
+          <w:rFonts w:ascii="宋体" w:eastAsia="宋体" w:hAnsi="宋体"/>
+          <w:szCs w:val="21"/>
+        </w:rPr>
+        <w:t>) &gt; 4</w:t>
+      </w:r>
+      <w:proofErr w:type="gramStart"/>
+      <w:r>
+        <w:rPr>
+          <w:rFonts w:ascii="宋体" w:eastAsia="宋体" w:hAnsi="宋体"/>
+          <w:szCs w:val="21"/>
+        </w:rPr>
+        <w:t>错形</w:t>
+      </w:r>
+      <w:proofErr w:type="gramEnd"/>
+      <w:r>
+        <w:rPr>
+          <w:rFonts w:ascii="宋体" w:eastAsia="宋体" w:hAnsi="宋体"/>
+          <w:szCs w:val="21"/>
+        </w:rPr>
+        <w:t>(</w:t>
       </w:r>
       <w:r>
         <w:rPr>
@@ -3165,7 +3388,23 @@
           <w:rFonts w:ascii="宋体" w:eastAsia="宋体" w:hAnsi="宋体"/>
           <w:szCs w:val="21"/>
         </w:rPr>
-        <w:t>) &gt; 7偏形(</w:t>
+        <w:t>) &gt; 7</w:t>
+      </w:r>
+      <w:proofErr w:type="gramStart"/>
+      <w:r>
+        <w:rPr>
+          <w:rFonts w:ascii="宋体" w:eastAsia="宋体" w:hAnsi="宋体"/>
+          <w:szCs w:val="21"/>
+        </w:rPr>
+        <w:t>偏形</w:t>
+      </w:r>
+      <w:proofErr w:type="gramEnd"/>
+      <w:r>
+        <w:rPr>
+          <w:rFonts w:ascii="宋体" w:eastAsia="宋体" w:hAnsi="宋体"/>
+          <w:szCs w:val="21"/>
+        </w:rPr>
+        <w:t>(</w:t>
       </w:r>
       <w:r>
         <w:rPr>
@@ -3533,20 +3772,31 @@
         </w:rPr>
         <w:t>副</w:t>
       </w:r>
-      <w:r>
-        <w:rPr>
-          <w:rFonts w:ascii="宋体" w:eastAsia="宋体" w:hAnsi="宋体"/>
-          <w:b/>
-          <w:bCs/>
-          <w:szCs w:val="21"/>
-        </w:rPr>
-        <w:t>码选择顺序</w:t>
-      </w:r>
-    </w:p>
-    <w:p>
-      <w:pPr>
-        <w:rPr>
-          <w:rFonts w:ascii="宋体" w:eastAsia="宋体" w:hAnsi="宋体" w:hint="eastAsia"/>
+      <w:proofErr w:type="gramStart"/>
+      <w:r>
+        <w:rPr>
+          <w:rFonts w:ascii="宋体" w:eastAsia="宋体" w:hAnsi="宋体"/>
+          <w:b/>
+          <w:bCs/>
+          <w:szCs w:val="21"/>
+        </w:rPr>
+        <w:t>码选择</w:t>
+      </w:r>
+      <w:proofErr w:type="gramEnd"/>
+      <w:r>
+        <w:rPr>
+          <w:rFonts w:ascii="宋体" w:eastAsia="宋体" w:hAnsi="宋体"/>
+          <w:b/>
+          <w:bCs/>
+          <w:szCs w:val="21"/>
+        </w:rPr>
+        <w:t>顺序</w:t>
+      </w:r>
+    </w:p>
+    <w:p>
+      <w:pPr>
+        <w:rPr>
+          <w:rFonts w:ascii="宋体" w:eastAsia="宋体" w:hAnsi="宋体"/>
           <w:szCs w:val="21"/>
         </w:rPr>
       </w:pPr>
@@ -3557,6 +3807,7 @@
         </w:rPr>
         <w:t xml:space="preserve">空 &gt; </w:t>
       </w:r>
+      <w:proofErr w:type="gramStart"/>
       <w:r>
         <w:rPr>
           <w:rFonts w:ascii="宋体" w:eastAsia="宋体" w:hAnsi="宋体" w:hint="eastAsia"/>
@@ -3569,7 +3820,15 @@
           <w:rFonts w:ascii="宋体" w:eastAsia="宋体" w:hAnsi="宋体"/>
           <w:szCs w:val="21"/>
         </w:rPr>
-        <w:t xml:space="preserve">码 &gt; </w:t>
+        <w:t>码</w:t>
+      </w:r>
+      <w:proofErr w:type="gramEnd"/>
+      <w:r>
+        <w:rPr>
+          <w:rFonts w:ascii="宋体" w:eastAsia="宋体" w:hAnsi="宋体"/>
+          <w:szCs w:val="21"/>
+        </w:rPr>
+        <w:t xml:space="preserve"> &gt; </w:t>
       </w:r>
       <w:r>
         <w:rPr>
@@ -3585,6 +3844,48 @@
         </w:rPr>
         <w:t>码 &gt; e &gt; ; &gt; 其他字母</w:t>
       </w:r>
+    </w:p>
+    <w:p>
+      <w:pPr>
+        <w:rPr>
+          <w:rFonts w:ascii="宋体" w:eastAsia="宋体" w:hAnsi="宋体"/>
+          <w:b/>
+          <w:bCs/>
+          <w:szCs w:val="21"/>
+        </w:rPr>
+      </w:pPr>
+      <w:r>
+        <w:rPr>
+          <w:rFonts w:ascii="宋体" w:eastAsia="宋体" w:hAnsi="宋体" w:hint="eastAsia"/>
+          <w:b/>
+          <w:bCs/>
+          <w:szCs w:val="21"/>
+        </w:rPr>
+        <w:t>3． 核心方法</w:t>
+      </w:r>
+    </w:p>
+    <w:p>
+      <w:pPr>
+        <w:rPr>
+          <w:rFonts w:ascii="宋体" w:eastAsia="宋体" w:hAnsi="宋体"/>
+          <w:szCs w:val="21"/>
+        </w:rPr>
+      </w:pPr>
+      <w:r>
+        <w:rPr>
+          <w:rFonts w:ascii="宋体" w:eastAsia="宋体" w:hAnsi="宋体"/>
+          <w:szCs w:val="21"/>
+        </w:rPr>
+        <w:t>表内取部首码，表外取余音</w:t>
+      </w:r>
+    </w:p>
+    <w:p>
+      <w:pPr>
+        <w:rPr>
+          <w:rFonts w:ascii="宋体" w:eastAsia="宋体" w:hAnsi="宋体" w:hint="eastAsia"/>
+          <w:szCs w:val="21"/>
+        </w:rPr>
+      </w:pPr>
     </w:p>
     <w:p>
       <w:pPr>
@@ -3790,7 +4091,15 @@
           <w:rFonts w:ascii="宋体" w:eastAsia="宋体" w:hAnsi="宋体"/>
           <w:szCs w:val="21"/>
         </w:rPr>
-        <w:t>未简字</w:t>
+        <w:t>未简</w:t>
+      </w:r>
+      <w:proofErr w:type="gramStart"/>
+      <w:r>
+        <w:rPr>
+          <w:rFonts w:ascii="宋体" w:eastAsia="宋体" w:hAnsi="宋体"/>
+          <w:szCs w:val="21"/>
+        </w:rPr>
+        <w:t>字</w:t>
       </w:r>
       <w:r>
         <w:rPr>
@@ -3804,7 +4113,15 @@
           <w:rFonts w:ascii="宋体" w:eastAsia="宋体" w:hAnsi="宋体"/>
           <w:szCs w:val="21"/>
         </w:rPr>
-        <w:t>码固定为;</w:t>
+        <w:t>码固定</w:t>
+      </w:r>
+      <w:proofErr w:type="gramEnd"/>
+      <w:r>
+        <w:rPr>
+          <w:rFonts w:ascii="宋体" w:eastAsia="宋体" w:hAnsi="宋体"/>
+          <w:szCs w:val="21"/>
+        </w:rPr>
+        <w:t>为;</w:t>
       </w:r>
     </w:p>
     <w:p>
@@ -3818,6 +4135,7 @@
           <w:szCs w:val="21"/>
         </w:rPr>
       </w:pPr>
+      <w:proofErr w:type="gramStart"/>
       <w:r>
         <w:rPr>
           <w:rFonts w:ascii="宋体" w:eastAsia="宋体" w:hAnsi="宋体" w:hint="eastAsia"/>
@@ -3830,7 +4148,15 @@
           <w:rFonts w:ascii="宋体" w:eastAsia="宋体" w:hAnsi="宋体"/>
           <w:szCs w:val="21"/>
         </w:rPr>
-        <w:t>单笔画有特殊编码</w:t>
+        <w:t>单笔画</w:t>
+      </w:r>
+      <w:proofErr w:type="gramEnd"/>
+      <w:r>
+        <w:rPr>
+          <w:rFonts w:ascii="宋体" w:eastAsia="宋体" w:hAnsi="宋体"/>
+          <w:szCs w:val="21"/>
+        </w:rPr>
+        <w:t>有特殊编码</w:t>
       </w:r>
     </w:p>
     <w:p>
@@ -3904,7 +4230,17 @@
           <w:bCs/>
           <w:szCs w:val="21"/>
         </w:rPr>
-        <w:t>第2步：掌握</w:t>
+        <w:t>第2步：</w:t>
+      </w:r>
+      <w:proofErr w:type="gramStart"/>
+      <w:r>
+        <w:rPr>
+          <w:rFonts w:ascii="宋体" w:eastAsia="宋体" w:hAnsi="宋体"/>
+          <w:b/>
+          <w:bCs/>
+          <w:szCs w:val="21"/>
+        </w:rPr>
+        <w:t>掌握</w:t>
       </w:r>
       <w:r>
         <w:rPr>
@@ -3924,6 +4260,7 @@
         </w:rPr>
         <w:t>码基础</w:t>
       </w:r>
+      <w:proofErr w:type="gramEnd"/>
       <w:r>
         <w:rPr>
           <w:rFonts w:ascii="宋体" w:eastAsia="宋体" w:hAnsi="宋体" w:hint="eastAsia"/>
@@ -4059,6 +4396,7 @@
         </w:rPr>
         <w:t xml:space="preserve">音码(ABC) → </w:t>
       </w:r>
+      <w:proofErr w:type="gramStart"/>
       <w:r>
         <w:rPr>
           <w:rFonts w:ascii="宋体" w:eastAsia="宋体" w:hAnsi="宋体" w:hint="eastAsia"/>
@@ -4066,6 +4404,7 @@
         </w:rPr>
         <w:t>形部</w:t>
       </w:r>
+      <w:proofErr w:type="gramEnd"/>
       <w:r>
         <w:rPr>
           <w:rFonts w:ascii="宋体" w:eastAsia="宋体" w:hAnsi="宋体"/>
@@ -4187,7 +4526,15 @@
           <w:rFonts w:ascii="宋体" w:eastAsia="宋体" w:hAnsi="宋体"/>
           <w:szCs w:val="21"/>
         </w:rPr>
-        <w:t>中期：加</w:t>
+        <w:t>中期：</w:t>
+      </w:r>
+      <w:proofErr w:type="gramStart"/>
+      <w:r>
+        <w:rPr>
+          <w:rFonts w:ascii="宋体" w:eastAsia="宋体" w:hAnsi="宋体"/>
+          <w:szCs w:val="21"/>
+        </w:rPr>
+        <w:t>加</w:t>
       </w:r>
       <w:r>
         <w:rPr>
@@ -4201,7 +4548,15 @@
           <w:rFonts w:ascii="宋体" w:eastAsia="宋体" w:hAnsi="宋体"/>
           <w:szCs w:val="21"/>
         </w:rPr>
-        <w:t>码区分重码</w:t>
+        <w:t>码</w:t>
+      </w:r>
+      <w:proofErr w:type="gramEnd"/>
+      <w:r>
+        <w:rPr>
+          <w:rFonts w:ascii="宋体" w:eastAsia="宋体" w:hAnsi="宋体"/>
+          <w:szCs w:val="21"/>
+        </w:rPr>
+        <w:t>区分重码</w:t>
       </w:r>
     </w:p>
     <w:p>
@@ -4425,7 +4780,15 @@
           <w:rFonts w:ascii="宋体" w:eastAsia="宋体" w:hAnsi="宋体"/>
           <w:szCs w:val="21"/>
         </w:rPr>
-        <w:t>之间取得了良好平衡：知道拼音就能打，记住少量形码就能快，适合追求效率又不愿死记硬背的用户。</w:t>
+        <w:t>之间取得了良好平衡：知道拼音就能打，记住少量形码就能</w:t>
+      </w:r>
+      <w:r>
+        <w:rPr>
+          <w:rFonts w:ascii="宋体" w:eastAsia="宋体" w:hAnsi="宋体"/>
+          <w:szCs w:val="21"/>
+        </w:rPr>
+        <w:lastRenderedPageBreak/>
+        <w:t>快，适合追求效率又不愿死记硬背的用户。</w:t>
       </w:r>
       <w:r>
         <w:rPr>
@@ -4596,11 +4959,61 @@
         </w:rPr>
         <w:br/>
       </w:r>
-      <w:r>
-        <w:rPr>
-          <w:rFonts w:ascii="宋体" w:eastAsia="宋体" w:hAnsi="宋体" w:hint="eastAsia"/>
-        </w:rPr>
-        <w:t>zh，ch，sh→v，i，u。</w:t>
+      <w:proofErr w:type="spellStart"/>
+      <w:r>
+        <w:rPr>
+          <w:rFonts w:ascii="宋体" w:eastAsia="宋体" w:hAnsi="宋体" w:hint="eastAsia"/>
+        </w:rPr>
+        <w:t>zh</w:t>
+      </w:r>
+      <w:proofErr w:type="spellEnd"/>
+      <w:r>
+        <w:rPr>
+          <w:rFonts w:ascii="宋体" w:eastAsia="宋体" w:hAnsi="宋体" w:hint="eastAsia"/>
+        </w:rPr>
+        <w:t>，</w:t>
+      </w:r>
+      <w:proofErr w:type="spellStart"/>
+      <w:r>
+        <w:rPr>
+          <w:rFonts w:ascii="宋体" w:eastAsia="宋体" w:hAnsi="宋体" w:hint="eastAsia"/>
+        </w:rPr>
+        <w:t>ch</w:t>
+      </w:r>
+      <w:proofErr w:type="spellEnd"/>
+      <w:r>
+        <w:rPr>
+          <w:rFonts w:ascii="宋体" w:eastAsia="宋体" w:hAnsi="宋体" w:hint="eastAsia"/>
+        </w:rPr>
+        <w:t>，</w:t>
+      </w:r>
+      <w:proofErr w:type="spellStart"/>
+      <w:r>
+        <w:rPr>
+          <w:rFonts w:ascii="宋体" w:eastAsia="宋体" w:hAnsi="宋体" w:hint="eastAsia"/>
+        </w:rPr>
+        <w:t>sh</w:t>
+      </w:r>
+      <w:proofErr w:type="spellEnd"/>
+      <w:r>
+        <w:rPr>
+          <w:rFonts w:ascii="宋体" w:eastAsia="宋体" w:hAnsi="宋体" w:hint="eastAsia"/>
+        </w:rPr>
+        <w:t>→v，</w:t>
+      </w:r>
+      <w:proofErr w:type="spellStart"/>
+      <w:r>
+        <w:rPr>
+          <w:rFonts w:ascii="宋体" w:eastAsia="宋体" w:hAnsi="宋体" w:hint="eastAsia"/>
+        </w:rPr>
+        <w:t>i</w:t>
+      </w:r>
+      <w:proofErr w:type="spellEnd"/>
+      <w:r>
+        <w:rPr>
+          <w:rFonts w:ascii="宋体" w:eastAsia="宋体" w:hAnsi="宋体" w:hint="eastAsia"/>
+        </w:rPr>
+        <w:t>，u。</w:t>
       </w:r>
     </w:p>
     <w:p>
@@ -4620,7 +5033,21 @@
         <w:rPr>
           <w:rFonts w:ascii="宋体" w:eastAsia="宋体" w:hAnsi="宋体" w:hint="eastAsia"/>
         </w:rPr>
-        <w:t>。全拼中不存在以i,u,</w:t>
+        <w:t>。全拼中不存在以</w:t>
+      </w:r>
+      <w:proofErr w:type="spellStart"/>
+      <w:r>
+        <w:rPr>
+          <w:rFonts w:ascii="宋体" w:eastAsia="宋体" w:hAnsi="宋体" w:hint="eastAsia"/>
+        </w:rPr>
+        <w:t>i,u</w:t>
+      </w:r>
+      <w:proofErr w:type="spellEnd"/>
+      <w:r>
+        <w:rPr>
+          <w:rFonts w:ascii="宋体" w:eastAsia="宋体" w:hAnsi="宋体" w:hint="eastAsia"/>
+        </w:rPr>
+        <w:t>,</w:t>
       </w:r>
       <w:r>
         <w:rPr>
@@ -4675,20 +5102,314 @@
         <w:rPr>
           <w:rFonts w:ascii="宋体" w:eastAsia="宋体" w:hAnsi="宋体" w:hint="eastAsia"/>
         </w:rPr>
-        <w:t xml:space="preserve">    a，e，i，o，u同全拼。</w:t>
-      </w:r>
-    </w:p>
-    <w:p>
-      <w:pPr>
-        <w:rPr>
-          <w:rFonts w:ascii="宋体" w:eastAsia="宋体" w:hAnsi="宋体" w:hint="eastAsia"/>
-        </w:rPr>
-      </w:pPr>
-      <w:r>
-        <w:rPr>
-          <w:rFonts w:ascii="宋体" w:eastAsia="宋体" w:hAnsi="宋体" w:hint="eastAsia"/>
-        </w:rPr>
-        <w:t xml:space="preserve">    iu→q，ua/ia→w，uan/ü(v)an/er→r，ü(v)e→t，uai/ü(v)→y（声母jqxy的，ü(v)→u），uo→o，un/ü(v)n→p，ong/iong→s，uang/iang→d，en→f，eng→g，ang→h，an→j，ao→k，ai→l，ei→z，ie→x，iao→c，ui→v，ou→b，in→n，ian→m，ing→；</w:t>
+        <w:t xml:space="preserve">    a，e，</w:t>
+      </w:r>
+      <w:proofErr w:type="spellStart"/>
+      <w:r>
+        <w:rPr>
+          <w:rFonts w:ascii="宋体" w:eastAsia="宋体" w:hAnsi="宋体" w:hint="eastAsia"/>
+        </w:rPr>
+        <w:t>i</w:t>
+      </w:r>
+      <w:proofErr w:type="spellEnd"/>
+      <w:r>
+        <w:rPr>
+          <w:rFonts w:ascii="宋体" w:eastAsia="宋体" w:hAnsi="宋体" w:hint="eastAsia"/>
+        </w:rPr>
+        <w:t>，o，u同全拼。</w:t>
+      </w:r>
+    </w:p>
+    <w:p>
+      <w:pPr>
+        <w:rPr>
+          <w:rFonts w:ascii="宋体" w:eastAsia="宋体" w:hAnsi="宋体" w:hint="eastAsia"/>
+        </w:rPr>
+      </w:pPr>
+      <w:r>
+        <w:rPr>
+          <w:rFonts w:ascii="宋体" w:eastAsia="宋体" w:hAnsi="宋体" w:hint="eastAsia"/>
+        </w:rPr>
+        <w:t xml:space="preserve">    </w:t>
+      </w:r>
+      <w:proofErr w:type="spellStart"/>
+      <w:r>
+        <w:rPr>
+          <w:rFonts w:ascii="宋体" w:eastAsia="宋体" w:hAnsi="宋体" w:hint="eastAsia"/>
+        </w:rPr>
+        <w:t>iu</w:t>
+      </w:r>
+      <w:proofErr w:type="spellEnd"/>
+      <w:r>
+        <w:rPr>
+          <w:rFonts w:ascii="宋体" w:eastAsia="宋体" w:hAnsi="宋体" w:hint="eastAsia"/>
+        </w:rPr>
+        <w:t>→q，</w:t>
+      </w:r>
+      <w:proofErr w:type="spellStart"/>
+      <w:r>
+        <w:rPr>
+          <w:rFonts w:ascii="宋体" w:eastAsia="宋体" w:hAnsi="宋体" w:hint="eastAsia"/>
+        </w:rPr>
+        <w:t>ua</w:t>
+      </w:r>
+      <w:proofErr w:type="spellEnd"/>
+      <w:r>
+        <w:rPr>
+          <w:rFonts w:ascii="宋体" w:eastAsia="宋体" w:hAnsi="宋体" w:hint="eastAsia"/>
+        </w:rPr>
+        <w:t>/</w:t>
+      </w:r>
+      <w:proofErr w:type="spellStart"/>
+      <w:r>
+        <w:rPr>
+          <w:rFonts w:ascii="宋体" w:eastAsia="宋体" w:hAnsi="宋体" w:hint="eastAsia"/>
+        </w:rPr>
+        <w:t>ia</w:t>
+      </w:r>
+      <w:proofErr w:type="spellEnd"/>
+      <w:r>
+        <w:rPr>
+          <w:rFonts w:ascii="宋体" w:eastAsia="宋体" w:hAnsi="宋体" w:hint="eastAsia"/>
+        </w:rPr>
+        <w:t>→w，</w:t>
+      </w:r>
+      <w:proofErr w:type="spellStart"/>
+      <w:r>
+        <w:rPr>
+          <w:rFonts w:ascii="宋体" w:eastAsia="宋体" w:hAnsi="宋体" w:hint="eastAsia"/>
+        </w:rPr>
+        <w:t>uan</w:t>
+      </w:r>
+      <w:proofErr w:type="spellEnd"/>
+      <w:r>
+        <w:rPr>
+          <w:rFonts w:ascii="宋体" w:eastAsia="宋体" w:hAnsi="宋体" w:hint="eastAsia"/>
+        </w:rPr>
+        <w:t>/ü(v)an/er→r，ü(v)e→t，</w:t>
+      </w:r>
+      <w:proofErr w:type="spellStart"/>
+      <w:r>
+        <w:rPr>
+          <w:rFonts w:ascii="宋体" w:eastAsia="宋体" w:hAnsi="宋体" w:hint="eastAsia"/>
+        </w:rPr>
+        <w:t>uai</w:t>
+      </w:r>
+      <w:proofErr w:type="spellEnd"/>
+      <w:r>
+        <w:rPr>
+          <w:rFonts w:ascii="宋体" w:eastAsia="宋体" w:hAnsi="宋体" w:hint="eastAsia"/>
+        </w:rPr>
+        <w:t>/ü(v)→y（声母</w:t>
+      </w:r>
+      <w:proofErr w:type="spellStart"/>
+      <w:r>
+        <w:rPr>
+          <w:rFonts w:ascii="宋体" w:eastAsia="宋体" w:hAnsi="宋体" w:hint="eastAsia"/>
+        </w:rPr>
+        <w:t>jqxy</w:t>
+      </w:r>
+      <w:proofErr w:type="spellEnd"/>
+      <w:r>
+        <w:rPr>
+          <w:rFonts w:ascii="宋体" w:eastAsia="宋体" w:hAnsi="宋体" w:hint="eastAsia"/>
+        </w:rPr>
+        <w:t>的，ü(v)→u），</w:t>
+      </w:r>
+      <w:proofErr w:type="spellStart"/>
+      <w:r>
+        <w:rPr>
+          <w:rFonts w:ascii="宋体" w:eastAsia="宋体" w:hAnsi="宋体" w:hint="eastAsia"/>
+        </w:rPr>
+        <w:t>uo</w:t>
+      </w:r>
+      <w:proofErr w:type="spellEnd"/>
+      <w:r>
+        <w:rPr>
+          <w:rFonts w:ascii="宋体" w:eastAsia="宋体" w:hAnsi="宋体" w:hint="eastAsia"/>
+        </w:rPr>
+        <w:t>→o，un/ü(v)n→p，</w:t>
+      </w:r>
+      <w:proofErr w:type="spellStart"/>
+      <w:r>
+        <w:rPr>
+          <w:rFonts w:ascii="宋体" w:eastAsia="宋体" w:hAnsi="宋体" w:hint="eastAsia"/>
+        </w:rPr>
+        <w:t>ong</w:t>
+      </w:r>
+      <w:proofErr w:type="spellEnd"/>
+      <w:r>
+        <w:rPr>
+          <w:rFonts w:ascii="宋体" w:eastAsia="宋体" w:hAnsi="宋体" w:hint="eastAsia"/>
+        </w:rPr>
+        <w:t>/</w:t>
+      </w:r>
+      <w:proofErr w:type="spellStart"/>
+      <w:r>
+        <w:rPr>
+          <w:rFonts w:ascii="宋体" w:eastAsia="宋体" w:hAnsi="宋体" w:hint="eastAsia"/>
+        </w:rPr>
+        <w:t>iong</w:t>
+      </w:r>
+      <w:proofErr w:type="spellEnd"/>
+      <w:r>
+        <w:rPr>
+          <w:rFonts w:ascii="宋体" w:eastAsia="宋体" w:hAnsi="宋体" w:hint="eastAsia"/>
+        </w:rPr>
+        <w:t>→s，uang/</w:t>
+      </w:r>
+      <w:proofErr w:type="spellStart"/>
+      <w:r>
+        <w:rPr>
+          <w:rFonts w:ascii="宋体" w:eastAsia="宋体" w:hAnsi="宋体" w:hint="eastAsia"/>
+        </w:rPr>
+        <w:t>iang</w:t>
+      </w:r>
+      <w:proofErr w:type="spellEnd"/>
+      <w:r>
+        <w:rPr>
+          <w:rFonts w:ascii="宋体" w:eastAsia="宋体" w:hAnsi="宋体" w:hint="eastAsia"/>
+        </w:rPr>
+        <w:t>→d，</w:t>
+      </w:r>
+      <w:proofErr w:type="spellStart"/>
+      <w:r>
+        <w:rPr>
+          <w:rFonts w:ascii="宋体" w:eastAsia="宋体" w:hAnsi="宋体" w:hint="eastAsia"/>
+        </w:rPr>
+        <w:t>en</w:t>
+      </w:r>
+      <w:proofErr w:type="spellEnd"/>
+      <w:r>
+        <w:rPr>
+          <w:rFonts w:ascii="宋体" w:eastAsia="宋体" w:hAnsi="宋体" w:hint="eastAsia"/>
+        </w:rPr>
+        <w:t>→f，</w:t>
+      </w:r>
+      <w:proofErr w:type="spellStart"/>
+      <w:r>
+        <w:rPr>
+          <w:rFonts w:ascii="宋体" w:eastAsia="宋体" w:hAnsi="宋体" w:hint="eastAsia"/>
+        </w:rPr>
+        <w:t>eng</w:t>
+      </w:r>
+      <w:proofErr w:type="spellEnd"/>
+      <w:r>
+        <w:rPr>
+          <w:rFonts w:ascii="宋体" w:eastAsia="宋体" w:hAnsi="宋体" w:hint="eastAsia"/>
+        </w:rPr>
+        <w:t>→g，ang→h，an→j，</w:t>
+      </w:r>
+      <w:proofErr w:type="spellStart"/>
+      <w:r>
+        <w:rPr>
+          <w:rFonts w:ascii="宋体" w:eastAsia="宋体" w:hAnsi="宋体" w:hint="eastAsia"/>
+        </w:rPr>
+        <w:t>ao</w:t>
+      </w:r>
+      <w:proofErr w:type="spellEnd"/>
+      <w:r>
+        <w:rPr>
+          <w:rFonts w:ascii="宋体" w:eastAsia="宋体" w:hAnsi="宋体" w:hint="eastAsia"/>
+        </w:rPr>
+        <w:t>→k，ai→l，</w:t>
+      </w:r>
+      <w:proofErr w:type="spellStart"/>
+      <w:r>
+        <w:rPr>
+          <w:rFonts w:ascii="宋体" w:eastAsia="宋体" w:hAnsi="宋体" w:hint="eastAsia"/>
+        </w:rPr>
+        <w:t>ei</w:t>
+      </w:r>
+      <w:proofErr w:type="spellEnd"/>
+      <w:r>
+        <w:rPr>
+          <w:rFonts w:ascii="宋体" w:eastAsia="宋体" w:hAnsi="宋体" w:hint="eastAsia"/>
+        </w:rPr>
+        <w:t>→z，</w:t>
+      </w:r>
+      <w:proofErr w:type="spellStart"/>
+      <w:r>
+        <w:rPr>
+          <w:rFonts w:ascii="宋体" w:eastAsia="宋体" w:hAnsi="宋体" w:hint="eastAsia"/>
+        </w:rPr>
+        <w:t>ie</w:t>
+      </w:r>
+      <w:proofErr w:type="spellEnd"/>
+      <w:r>
+        <w:rPr>
+          <w:rFonts w:ascii="宋体" w:eastAsia="宋体" w:hAnsi="宋体" w:hint="eastAsia"/>
+        </w:rPr>
+        <w:t>→x，</w:t>
+      </w:r>
+      <w:proofErr w:type="spellStart"/>
+      <w:r>
+        <w:rPr>
+          <w:rFonts w:ascii="宋体" w:eastAsia="宋体" w:hAnsi="宋体" w:hint="eastAsia"/>
+        </w:rPr>
+        <w:t>iao</w:t>
+      </w:r>
+      <w:proofErr w:type="spellEnd"/>
+      <w:r>
+        <w:rPr>
+          <w:rFonts w:ascii="宋体" w:eastAsia="宋体" w:hAnsi="宋体" w:hint="eastAsia"/>
+        </w:rPr>
+        <w:t>→c，</w:t>
+      </w:r>
+      <w:proofErr w:type="spellStart"/>
+      <w:r>
+        <w:rPr>
+          <w:rFonts w:ascii="宋体" w:eastAsia="宋体" w:hAnsi="宋体" w:hint="eastAsia"/>
+        </w:rPr>
+        <w:t>ui</w:t>
+      </w:r>
+      <w:proofErr w:type="spellEnd"/>
+      <w:r>
+        <w:rPr>
+          <w:rFonts w:ascii="宋体" w:eastAsia="宋体" w:hAnsi="宋体" w:hint="eastAsia"/>
+        </w:rPr>
+        <w:t>→v，</w:t>
+      </w:r>
+      <w:proofErr w:type="spellStart"/>
+      <w:r>
+        <w:rPr>
+          <w:rFonts w:ascii="宋体" w:eastAsia="宋体" w:hAnsi="宋体" w:hint="eastAsia"/>
+        </w:rPr>
+        <w:t>ou</w:t>
+      </w:r>
+      <w:proofErr w:type="spellEnd"/>
+      <w:r>
+        <w:rPr>
+          <w:rFonts w:ascii="宋体" w:eastAsia="宋体" w:hAnsi="宋体" w:hint="eastAsia"/>
+        </w:rPr>
+        <w:t>→b，in→n，</w:t>
+      </w:r>
+      <w:proofErr w:type="spellStart"/>
+      <w:r>
+        <w:rPr>
+          <w:rFonts w:ascii="宋体" w:eastAsia="宋体" w:hAnsi="宋体" w:hint="eastAsia"/>
+        </w:rPr>
+        <w:t>ian</w:t>
+      </w:r>
+      <w:proofErr w:type="spellEnd"/>
+      <w:r>
+        <w:rPr>
+          <w:rFonts w:ascii="宋体" w:eastAsia="宋体" w:hAnsi="宋体" w:hint="eastAsia"/>
+        </w:rPr>
+        <w:t>→m，</w:t>
+      </w:r>
+      <w:proofErr w:type="spellStart"/>
+      <w:r>
+        <w:rPr>
+          <w:rFonts w:ascii="宋体" w:eastAsia="宋体" w:hAnsi="宋体" w:hint="eastAsia"/>
+        </w:rPr>
+        <w:t>ing</w:t>
+      </w:r>
+      <w:proofErr w:type="spellEnd"/>
+      <w:r>
+        <w:rPr>
+          <w:rFonts w:ascii="宋体" w:eastAsia="宋体" w:hAnsi="宋体" w:hint="eastAsia"/>
+        </w:rPr>
+        <w:t>→；</w:t>
       </w:r>
     </w:p>
     <w:p>
@@ -4705,7 +5426,25 @@
           <w:i/>
           <w:iCs/>
         </w:rPr>
-        <w:t>以下是搜狗双拼对照表</w:t>
+        <w:t>以下</w:t>
+      </w:r>
+      <w:proofErr w:type="gramStart"/>
+      <w:r>
+        <w:rPr>
+          <w:rFonts w:ascii="宋体" w:eastAsia="宋体" w:hAnsi="宋体" w:hint="eastAsia"/>
+          <w:i/>
+          <w:iCs/>
+        </w:rPr>
+        <w:t>是搜狗双拼</w:t>
+      </w:r>
+      <w:proofErr w:type="gramEnd"/>
+      <w:r>
+        <w:rPr>
+          <w:rFonts w:ascii="宋体" w:eastAsia="宋体" w:hAnsi="宋体" w:hint="eastAsia"/>
+          <w:i/>
+          <w:iCs/>
+        </w:rPr>
+        <w:t>对照表</w:t>
       </w:r>
     </w:p>
     <w:p>
@@ -4725,7 +5464,7 @@
           <w14:ligatures w14:val="none"/>
         </w:rPr>
         <w:drawing>
-          <wp:inline distT="0" distB="0" distL="0" distR="0" wp14:anchorId="021093D3" wp14:editId="656552EF">
+          <wp:inline distT="0" distB="0" distL="0" distR="0" wp14:anchorId="021093D3" wp14:editId="32C41057">
             <wp:extent cx="3864293" cy="1155659"/>
             <wp:effectExtent l="0" t="0" r="3175" b="6985"/>
             <wp:docPr id="876378149" name="图片 2"/>
@@ -4858,17 +5597,39 @@
           <w:sz w:val="32"/>
           <w:szCs w:val="32"/>
         </w:rPr>
-        <w:t>三、主</w:t>
-      </w:r>
-      <w:r>
-        <w:rPr>
-          <w:rFonts w:ascii="宋体" w:eastAsia="宋体" w:hAnsi="宋体"/>
+        <w:t>三、</w:t>
+      </w:r>
+      <w:proofErr w:type="gramStart"/>
+      <w:r>
+        <w:rPr>
+          <w:rFonts w:ascii="宋体" w:eastAsia="宋体" w:hAnsi="宋体" w:hint="eastAsia"/>
           <w:b/>
           <w:bCs/>
           <w:sz w:val="32"/>
           <w:szCs w:val="32"/>
         </w:rPr>
-        <w:t>码编码规则</w:t>
+        <w:t>主</w:t>
+      </w:r>
+      <w:r>
+        <w:rPr>
+          <w:rFonts w:ascii="宋体" w:eastAsia="宋体" w:hAnsi="宋体"/>
+          <w:b/>
+          <w:bCs/>
+          <w:sz w:val="32"/>
+          <w:szCs w:val="32"/>
+        </w:rPr>
+        <w:t>码编码</w:t>
+      </w:r>
+      <w:proofErr w:type="gramEnd"/>
+      <w:r>
+        <w:rPr>
+          <w:rFonts w:ascii="宋体" w:eastAsia="宋体" w:hAnsi="宋体"/>
+          <w:b/>
+          <w:bCs/>
+          <w:sz w:val="32"/>
+          <w:szCs w:val="32"/>
+        </w:rPr>
+        <w:t>规则</w:t>
       </w:r>
     </w:p>
     <w:p>
@@ -4879,6 +5640,7 @@
           <w:szCs w:val="21"/>
         </w:rPr>
       </w:pPr>
+      <w:proofErr w:type="gramStart"/>
       <w:r>
         <w:rPr>
           <w:rFonts w:ascii="宋体" w:eastAsia="宋体" w:hAnsi="宋体" w:hint="eastAsia"/>
@@ -4891,7 +5653,15 @@
           <w:rFonts w:ascii="宋体" w:eastAsia="宋体" w:hAnsi="宋体"/>
           <w:szCs w:val="21"/>
         </w:rPr>
-        <w:t>码是编码中的第四位，用于区分同音字。它根据汉字的字形结构，将汉字分为</w:t>
+        <w:t>码是</w:t>
+      </w:r>
+      <w:proofErr w:type="gramEnd"/>
+      <w:r>
+        <w:rPr>
+          <w:rFonts w:ascii="宋体" w:eastAsia="宋体" w:hAnsi="宋体"/>
+          <w:szCs w:val="21"/>
+        </w:rPr>
+        <w:t>编码中的第四位，用于区分同音字。它根据汉字的字形结构，将汉字分为</w:t>
       </w:r>
       <w:r>
         <w:rPr>
@@ -4930,7 +5700,23 @@
           <w:rFonts w:ascii="宋体" w:eastAsia="宋体" w:hAnsi="宋体" w:hint="eastAsia"/>
           <w:szCs w:val="21"/>
         </w:rPr>
-        <w:t>。因此，主码又称“形部码”。</w:t>
+        <w:t>。因此，</w:t>
+      </w:r>
+      <w:proofErr w:type="gramStart"/>
+      <w:r>
+        <w:rPr>
+          <w:rFonts w:ascii="宋体" w:eastAsia="宋体" w:hAnsi="宋体" w:hint="eastAsia"/>
+          <w:szCs w:val="21"/>
+        </w:rPr>
+        <w:t>主码又</w:t>
+      </w:r>
+      <w:proofErr w:type="gramEnd"/>
+      <w:r>
+        <w:rPr>
+          <w:rFonts w:ascii="宋体" w:eastAsia="宋体" w:hAnsi="宋体" w:hint="eastAsia"/>
+          <w:szCs w:val="21"/>
+        </w:rPr>
+        <w:t>称“形部码”。</w:t>
       </w:r>
     </w:p>
     <w:p>
@@ -5015,7 +5801,23 @@
           <w:rFonts w:ascii="宋体" w:eastAsia="宋体" w:hAnsi="宋体"/>
           <w:szCs w:val="21"/>
         </w:rPr>
-        <w:t>的字，视为合体字；否则为独体字。"拆"要求独立明显，不交错、不穿插、不粘连。取完部首后，剩下的部件应尽量成字，避免拆分出无意义的部件。</w:t>
+        <w:t>的字，视为合体字；否则为独体字。"拆"要求独立明显，不交错、</w:t>
+      </w:r>
+      <w:proofErr w:type="gramStart"/>
+      <w:r>
+        <w:rPr>
+          <w:rFonts w:ascii="宋体" w:eastAsia="宋体" w:hAnsi="宋体"/>
+          <w:szCs w:val="21"/>
+        </w:rPr>
+        <w:t>不</w:t>
+      </w:r>
+      <w:proofErr w:type="gramEnd"/>
+      <w:r>
+        <w:rPr>
+          <w:rFonts w:ascii="宋体" w:eastAsia="宋体" w:hAnsi="宋体"/>
+          <w:szCs w:val="21"/>
+        </w:rPr>
+        <w:t>穿插、不粘连。取完部首后，剩下的部件应尽量成字，避免拆分出无意义的部件。</w:t>
       </w:r>
     </w:p>
     <w:p>
@@ -5211,6 +6013,7 @@
                 <w:rFonts w:ascii="宋体" w:eastAsia="宋体" w:hAnsi="宋体"/>
                 <w:szCs w:val="21"/>
               </w:rPr>
+              <w:lastRenderedPageBreak/>
               <w:t>类别</w:t>
             </w:r>
           </w:p>
@@ -5236,6 +6039,7 @@
                 <w:szCs w:val="21"/>
               </w:rPr>
             </w:pPr>
+            <w:proofErr w:type="gramStart"/>
             <w:r>
               <w:rPr>
                 <w:rFonts w:ascii="宋体" w:eastAsia="宋体" w:hAnsi="宋体" w:hint="eastAsia"/>
@@ -5250,6 +6054,7 @@
               </w:rPr>
               <w:t>码</w:t>
             </w:r>
+            <w:proofErr w:type="gramEnd"/>
           </w:p>
         </w:tc>
         <w:tc>
@@ -5446,7 +6251,6 @@
                 <w:rFonts w:ascii="宋体" w:eastAsia="宋体" w:hAnsi="宋体" w:hint="eastAsia"/>
                 <w:szCs w:val="21"/>
               </w:rPr>
-              <w:lastRenderedPageBreak/>
               <w:t>大形</w:t>
             </w:r>
           </w:p>
@@ -5503,6 +6307,7 @@
               </w:rPr>
               <w:t>横、撇、</w:t>
             </w:r>
+            <w:proofErr w:type="gramStart"/>
             <w:r>
               <w:rPr>
                 <w:rFonts w:ascii="宋体" w:eastAsia="宋体" w:hAnsi="宋体" w:hint="eastAsia"/>
@@ -5515,7 +6320,15 @@
                 <w:rFonts w:ascii="宋体" w:eastAsia="宋体" w:hAnsi="宋体"/>
                 <w:szCs w:val="21"/>
               </w:rPr>
-              <w:t>构成汉字主要框架</w:t>
+              <w:t>构成</w:t>
+            </w:r>
+            <w:proofErr w:type="gramEnd"/>
+            <w:r>
+              <w:rPr>
+                <w:rFonts w:ascii="宋体" w:eastAsia="宋体" w:hAnsi="宋体"/>
+                <w:szCs w:val="21"/>
+              </w:rPr>
+              <w:t>汉字主要框架</w:t>
             </w:r>
           </w:p>
         </w:tc>
@@ -5537,12 +6350,28 @@
                 <w:szCs w:val="21"/>
               </w:rPr>
             </w:pPr>
-            <w:r>
-              <w:rPr>
-                <w:rFonts w:ascii="宋体" w:eastAsia="宋体" w:hAnsi="宋体" w:hint="eastAsia"/>
-              </w:rPr>
-              <w:t>矢水米乘求</w:t>
-            </w:r>
+            <w:proofErr w:type="gramStart"/>
+            <w:r>
+              <w:rPr>
+                <w:rFonts w:ascii="宋体" w:eastAsia="宋体" w:hAnsi="宋体" w:hint="eastAsia"/>
+              </w:rPr>
+              <w:t>矢</w:t>
+            </w:r>
+            <w:proofErr w:type="gramEnd"/>
+            <w:r>
+              <w:rPr>
+                <w:rFonts w:ascii="宋体" w:eastAsia="宋体" w:hAnsi="宋体" w:hint="eastAsia"/>
+              </w:rPr>
+              <w:t>水</w:t>
+            </w:r>
+            <w:proofErr w:type="gramStart"/>
+            <w:r>
+              <w:rPr>
+                <w:rFonts w:ascii="宋体" w:eastAsia="宋体" w:hAnsi="宋体" w:hint="eastAsia"/>
+              </w:rPr>
+              <w:t>米乘求</w:t>
+            </w:r>
+            <w:proofErr w:type="gramEnd"/>
           </w:p>
         </w:tc>
       </w:tr>
@@ -5565,6 +6394,7 @@
                 <w:szCs w:val="21"/>
               </w:rPr>
             </w:pPr>
+            <w:proofErr w:type="gramStart"/>
             <w:r>
               <w:rPr>
                 <w:rFonts w:ascii="宋体" w:eastAsia="宋体" w:hAnsi="宋体"/>
@@ -5572,6 +6402,7 @@
               </w:rPr>
               <w:t>闭形</w:t>
             </w:r>
+            <w:proofErr w:type="gramEnd"/>
           </w:p>
         </w:tc>
         <w:tc>
@@ -5650,7 +6481,35 @@
               <w:rPr>
                 <w:rFonts w:ascii="宋体" w:eastAsia="宋体" w:hAnsi="宋体" w:hint="eastAsia"/>
               </w:rPr>
-              <w:t>自酉曲凸甘</w:t>
+              <w:t>自</w:t>
+            </w:r>
+            <w:proofErr w:type="gramStart"/>
+            <w:r>
+              <w:rPr>
+                <w:rFonts w:ascii="宋体" w:eastAsia="宋体" w:hAnsi="宋体" w:hint="eastAsia"/>
+              </w:rPr>
+              <w:t>酉</w:t>
+            </w:r>
+            <w:proofErr w:type="gramEnd"/>
+            <w:r>
+              <w:rPr>
+                <w:rFonts w:ascii="宋体" w:eastAsia="宋体" w:hAnsi="宋体" w:hint="eastAsia"/>
+              </w:rPr>
+              <w:t>曲</w:t>
+            </w:r>
+            <w:proofErr w:type="gramStart"/>
+            <w:r>
+              <w:rPr>
+                <w:rFonts w:ascii="宋体" w:eastAsia="宋体" w:hAnsi="宋体" w:hint="eastAsia"/>
+              </w:rPr>
+              <w:t>凸</w:t>
+            </w:r>
+            <w:proofErr w:type="gramEnd"/>
+            <w:r>
+              <w:rPr>
+                <w:rFonts w:ascii="宋体" w:eastAsia="宋体" w:hAnsi="宋体" w:hint="eastAsia"/>
+              </w:rPr>
+              <w:t>甘</w:t>
             </w:r>
           </w:p>
         </w:tc>
@@ -5674,6 +6533,7 @@
                 <w:szCs w:val="21"/>
               </w:rPr>
             </w:pPr>
+            <w:proofErr w:type="gramStart"/>
             <w:r>
               <w:rPr>
                 <w:rFonts w:ascii="宋体" w:eastAsia="宋体" w:hAnsi="宋体" w:hint="eastAsia"/>
@@ -5688,6 +6548,7 @@
               </w:rPr>
               <w:t>形</w:t>
             </w:r>
+            <w:proofErr w:type="gramEnd"/>
           </w:p>
         </w:tc>
         <w:tc>
@@ -5766,7 +6627,21 @@
               <w:rPr>
                 <w:rFonts w:ascii="宋体" w:eastAsia="宋体" w:hAnsi="宋体" w:hint="eastAsia"/>
               </w:rPr>
-              <w:t>中且臣丞丽</w:t>
+              <w:t>中且臣</w:t>
+            </w:r>
+            <w:proofErr w:type="gramStart"/>
+            <w:r>
+              <w:rPr>
+                <w:rFonts w:ascii="宋体" w:eastAsia="宋体" w:hAnsi="宋体" w:hint="eastAsia"/>
+              </w:rPr>
+              <w:t>丞</w:t>
+            </w:r>
+            <w:proofErr w:type="gramEnd"/>
+            <w:r>
+              <w:rPr>
+                <w:rFonts w:ascii="宋体" w:eastAsia="宋体" w:hAnsi="宋体" w:hint="eastAsia"/>
+              </w:rPr>
+              <w:t>丽</w:t>
             </w:r>
           </w:p>
         </w:tc>
@@ -5878,8 +6753,16 @@
               <w:rPr>
                 <w:rFonts w:ascii="宋体" w:eastAsia="宋体" w:hAnsi="宋体" w:hint="eastAsia"/>
               </w:rPr>
-              <w:t>生主已幺毛</w:t>
-            </w:r>
+              <w:t>生主</w:t>
+            </w:r>
+            <w:proofErr w:type="gramStart"/>
+            <w:r>
+              <w:rPr>
+                <w:rFonts w:ascii="宋体" w:eastAsia="宋体" w:hAnsi="宋体" w:hint="eastAsia"/>
+              </w:rPr>
+              <w:t>已幺毛</w:t>
+            </w:r>
+            <w:proofErr w:type="gramEnd"/>
           </w:p>
         </w:tc>
       </w:tr>
@@ -5987,8 +6870,16 @@
               <w:rPr>
                 <w:rFonts w:ascii="宋体" w:eastAsia="宋体" w:hAnsi="宋体" w:hint="eastAsia"/>
               </w:rPr>
-              <w:t>人之而瓜也</w:t>
-            </w:r>
+              <w:t>人</w:t>
+            </w:r>
+            <w:proofErr w:type="gramStart"/>
+            <w:r>
+              <w:rPr>
+                <w:rFonts w:ascii="宋体" w:eastAsia="宋体" w:hAnsi="宋体" w:hint="eastAsia"/>
+              </w:rPr>
+              <w:t>之而瓜也</w:t>
+            </w:r>
+            <w:proofErr w:type="gramEnd"/>
           </w:p>
         </w:tc>
       </w:tr>
@@ -6011,6 +6902,7 @@
                 <w:szCs w:val="21"/>
               </w:rPr>
             </w:pPr>
+            <w:proofErr w:type="gramStart"/>
             <w:r>
               <w:rPr>
                 <w:rFonts w:ascii="宋体" w:eastAsia="宋体" w:hAnsi="宋体"/>
@@ -6018,6 +6910,7 @@
               </w:rPr>
               <w:t>错形</w:t>
             </w:r>
+            <w:proofErr w:type="gramEnd"/>
           </w:p>
         </w:tc>
         <w:tc>
@@ -6092,6 +6985,7 @@
                 <w:szCs w:val="21"/>
               </w:rPr>
             </w:pPr>
+            <w:proofErr w:type="gramStart"/>
             <w:r>
               <w:rPr>
                 <w:rFonts w:ascii="宋体" w:eastAsia="宋体" w:hAnsi="宋体" w:hint="eastAsia"/>
@@ -6116,7 +7010,14 @@
               <w:rPr>
                 <w:rFonts w:ascii="宋体" w:eastAsia="宋体" w:hAnsi="宋体" w:hint="eastAsia"/>
               </w:rPr>
-              <w:t>不壬</w:t>
+              <w:t>不</w:t>
+            </w:r>
+            <w:proofErr w:type="gramEnd"/>
+            <w:r>
+              <w:rPr>
+                <w:rFonts w:ascii="宋体" w:eastAsia="宋体" w:hAnsi="宋体" w:hint="eastAsia"/>
+              </w:rPr>
+              <w:t>壬</w:t>
             </w:r>
           </w:p>
         </w:tc>
@@ -6140,6 +7041,7 @@
                 <w:szCs w:val="21"/>
               </w:rPr>
             </w:pPr>
+            <w:proofErr w:type="gramStart"/>
             <w:r>
               <w:rPr>
                 <w:rFonts w:ascii="宋体" w:eastAsia="宋体" w:hAnsi="宋体"/>
@@ -6147,6 +7049,7 @@
               </w:rPr>
               <w:t>偏形</w:t>
             </w:r>
+            <w:proofErr w:type="gramEnd"/>
           </w:p>
         </w:tc>
         <w:tc>
@@ -6225,7 +7128,21 @@
               <w:rPr>
                 <w:rFonts w:ascii="宋体" w:eastAsia="宋体" w:hAnsi="宋体" w:hint="eastAsia"/>
               </w:rPr>
-              <w:t>产勿今母耳</w:t>
+              <w:t>产</w:t>
+            </w:r>
+            <w:proofErr w:type="gramStart"/>
+            <w:r>
+              <w:rPr>
+                <w:rFonts w:ascii="宋体" w:eastAsia="宋体" w:hAnsi="宋体" w:hint="eastAsia"/>
+              </w:rPr>
+              <w:t>勿今母</w:t>
+            </w:r>
+            <w:proofErr w:type="gramEnd"/>
+            <w:r>
+              <w:rPr>
+                <w:rFonts w:ascii="宋体" w:eastAsia="宋体" w:hAnsi="宋体" w:hint="eastAsia"/>
+              </w:rPr>
+              <w:t>耳</w:t>
             </w:r>
           </w:p>
         </w:tc>
@@ -6308,7 +7225,23 @@
                 <w:rFonts w:ascii="宋体" w:eastAsia="宋体" w:hAnsi="宋体"/>
                 <w:szCs w:val="21"/>
               </w:rPr>
-              <w:t>结构复杂，包含多个符合上述形状的结构；或隶变后无法辨认拆形而导致的独体字</w:t>
+              <w:t>结构复杂，包含多个符合上述形状的结构；或隶变后无法</w:t>
+            </w:r>
+            <w:proofErr w:type="gramStart"/>
+            <w:r>
+              <w:rPr>
+                <w:rFonts w:ascii="宋体" w:eastAsia="宋体" w:hAnsi="宋体"/>
+                <w:szCs w:val="21"/>
+              </w:rPr>
+              <w:t>辨认拆形而</w:t>
+            </w:r>
+            <w:proofErr w:type="gramEnd"/>
+            <w:r>
+              <w:rPr>
+                <w:rFonts w:ascii="宋体" w:eastAsia="宋体" w:hAnsi="宋体"/>
+                <w:szCs w:val="21"/>
+              </w:rPr>
+              <w:t>导致的独体字</w:t>
             </w:r>
           </w:p>
         </w:tc>
@@ -6334,7 +7267,21 @@
               <w:rPr>
                 <w:rFonts w:ascii="宋体" w:eastAsia="宋体" w:hAnsi="宋体" w:hint="eastAsia"/>
               </w:rPr>
-              <w:t>南先弗巳重</w:t>
+              <w:t>南先</w:t>
+            </w:r>
+            <w:proofErr w:type="gramStart"/>
+            <w:r>
+              <w:rPr>
+                <w:rFonts w:ascii="宋体" w:eastAsia="宋体" w:hAnsi="宋体" w:hint="eastAsia"/>
+              </w:rPr>
+              <w:t>弗巳</w:t>
+            </w:r>
+            <w:proofErr w:type="gramEnd"/>
+            <w:r>
+              <w:rPr>
+                <w:rFonts w:ascii="宋体" w:eastAsia="宋体" w:hAnsi="宋体" w:hint="eastAsia"/>
+              </w:rPr>
+              <w:t>重</w:t>
             </w:r>
           </w:p>
         </w:tc>
@@ -6448,6 +7395,7 @@
               </w:rPr>
               <w:t>乙</w:t>
             </w:r>
+            <w:proofErr w:type="gramStart"/>
             <w:r>
               <w:rPr>
                 <w:rFonts w:ascii="宋体" w:eastAsia="宋体" w:hAnsi="宋体"/>
@@ -6456,6 +7404,7 @@
               </w:rPr>
               <w:t>乂</w:t>
             </w:r>
+            <w:proofErr w:type="gramEnd"/>
           </w:p>
         </w:tc>
       </w:tr>
@@ -6515,6 +7464,7 @@
           <w:szCs w:val="21"/>
         </w:rPr>
       </w:pPr>
+      <w:proofErr w:type="gramStart"/>
       <w:r>
         <w:rPr>
           <w:rFonts w:ascii="宋体" w:eastAsia="宋体" w:hAnsi="宋体" w:hint="eastAsia"/>
@@ -6527,7 +7477,15 @@
           <w:rFonts w:ascii="宋体" w:eastAsia="宋体" w:hAnsi="宋体"/>
           <w:szCs w:val="21"/>
         </w:rPr>
-        <w:t>码为数字0-9，分别对应上述类别。</w:t>
+        <w:t>码为</w:t>
+      </w:r>
+      <w:proofErr w:type="gramEnd"/>
+      <w:r>
+        <w:rPr>
+          <w:rFonts w:ascii="宋体" w:eastAsia="宋体" w:hAnsi="宋体"/>
+          <w:szCs w:val="21"/>
+        </w:rPr>
+        <w:t>数字0-9，分别对应上述类别。</w:t>
       </w:r>
       <w:r>
         <w:rPr>
@@ -6550,7 +7508,23 @@
           <w:rFonts w:ascii="宋体" w:eastAsia="宋体" w:hAnsi="宋体"/>
           <w:szCs w:val="21"/>
         </w:rPr>
-        <w:t>独体字现代字形必须像独体字——这是判断复形独体字的重要标准。</w:t>
+        <w:t>独体</w:t>
+      </w:r>
+      <w:proofErr w:type="gramStart"/>
+      <w:r>
+        <w:rPr>
+          <w:rFonts w:ascii="宋体" w:eastAsia="宋体" w:hAnsi="宋体"/>
+          <w:szCs w:val="21"/>
+        </w:rPr>
+        <w:t>字现代</w:t>
+      </w:r>
+      <w:proofErr w:type="gramEnd"/>
+      <w:r>
+        <w:rPr>
+          <w:rFonts w:ascii="宋体" w:eastAsia="宋体" w:hAnsi="宋体"/>
+          <w:szCs w:val="21"/>
+        </w:rPr>
+        <w:t>字形必须像独体字——这是判断复形独体字的重要标准。</w:t>
       </w:r>
     </w:p>
     <w:p>
@@ -6585,7 +7559,15 @@
           <w:rFonts w:ascii="宋体" w:eastAsia="宋体" w:hAnsi="宋体"/>
           <w:szCs w:val="21"/>
         </w:rPr>
-        <w:t>合体字的</w:t>
+        <w:t>合体字</w:t>
+      </w:r>
+      <w:proofErr w:type="gramStart"/>
+      <w:r>
+        <w:rPr>
+          <w:rFonts w:ascii="宋体" w:eastAsia="宋体" w:hAnsi="宋体"/>
+          <w:szCs w:val="21"/>
+        </w:rPr>
+        <w:t>的</w:t>
       </w:r>
       <w:r>
         <w:rPr>
@@ -6599,7 +7581,15 @@
           <w:rFonts w:ascii="宋体" w:eastAsia="宋体" w:hAnsi="宋体"/>
           <w:szCs w:val="21"/>
         </w:rPr>
-        <w:t>码为其</w:t>
+        <w:t>码为</w:t>
+      </w:r>
+      <w:proofErr w:type="gramEnd"/>
+      <w:r>
+        <w:rPr>
+          <w:rFonts w:ascii="宋体" w:eastAsia="宋体" w:hAnsi="宋体"/>
+          <w:szCs w:val="21"/>
+        </w:rPr>
+        <w:t>其</w:t>
       </w:r>
       <w:r>
         <w:rPr>
@@ -7070,7 +8060,21 @@
         <w:rPr>
           <w:rFonts w:ascii="宋体" w:eastAsia="宋体" w:hAnsi="宋体" w:hint="eastAsia"/>
         </w:rPr>
-        <w:t>：丶一丨丿乙</w:t>
+        <w:t>：</w:t>
+      </w:r>
+      <w:proofErr w:type="gramStart"/>
+      <w:r>
+        <w:rPr>
+          <w:rFonts w:ascii="宋体" w:eastAsia="宋体" w:hAnsi="宋体" w:hint="eastAsia"/>
+        </w:rPr>
+        <w:t>丶一丨丿</w:t>
+      </w:r>
+      <w:proofErr w:type="gramEnd"/>
+      <w:r>
+        <w:rPr>
+          <w:rFonts w:ascii="宋体" w:eastAsia="宋体" w:hAnsi="宋体" w:hint="eastAsia"/>
+        </w:rPr>
+        <w:t>乙</w:t>
       </w:r>
       <w:r>
         <w:rPr>
@@ -7114,6 +8118,7 @@
         </w:rPr>
         <w:t>：</w:t>
       </w:r>
+      <w:proofErr w:type="gramStart"/>
       <w:r>
         <w:rPr>
           <w:rFonts w:ascii="宋体" w:eastAsia="宋体" w:hAnsi="宋体" w:hint="eastAsia"/>
@@ -7134,8 +8139,16 @@
         <w:rPr>
           <w:rFonts w:ascii="宋体" w:eastAsia="宋体" w:hAnsi="宋体" w:hint="eastAsia"/>
         </w:rPr>
-        <w:t>冫贝</w:t>
-      </w:r>
+        <w:t>冫</w:t>
+      </w:r>
+      <w:proofErr w:type="gramEnd"/>
+      <w:r>
+        <w:rPr>
+          <w:rFonts w:ascii="宋体" w:eastAsia="宋体" w:hAnsi="宋体" w:hint="eastAsia"/>
+        </w:rPr>
+        <w:t>贝</w:t>
+      </w:r>
+      <w:proofErr w:type="gramStart"/>
       <w:r>
         <w:rPr>
           <w:rFonts w:ascii="宋体" w:eastAsia="宋体" w:hAnsi="宋体" w:hint="eastAsia"/>
@@ -7149,6 +8162,7 @@
         </w:rPr>
         <w:t>白卜八匕</w:t>
       </w:r>
+      <w:proofErr w:type="gramEnd"/>
       <w:r>
         <w:rPr>
           <w:rFonts w:ascii="宋体" w:eastAsia="宋体" w:hAnsi="宋体" w:cs="宋体" w:hint="eastAsia"/>
@@ -7184,12 +8198,14 @@
         </w:rPr>
         <w:t>车</w:t>
       </w:r>
+      <w:proofErr w:type="gramStart"/>
       <w:r>
         <w:rPr>
           <w:rFonts w:ascii="宋体" w:eastAsia="宋体" w:hAnsi="宋体" w:hint="eastAsia"/>
         </w:rPr>
         <w:t>艹</w:t>
       </w:r>
+      <w:proofErr w:type="gramEnd"/>
       <w:r>
         <w:rPr>
           <w:rFonts w:ascii="宋体" w:eastAsia="宋体" w:hAnsi="宋体" w:hint="eastAsia"/>
@@ -7197,8 +8213,19 @@
           <w:bCs/>
           <w:color w:val="EE0000"/>
         </w:rPr>
-        <w:t>厂凵</w:t>
-      </w:r>
+        <w:t>厂</w:t>
+      </w:r>
+      <w:proofErr w:type="gramStart"/>
+      <w:r>
+        <w:rPr>
+          <w:rFonts w:ascii="宋体" w:eastAsia="宋体" w:hAnsi="宋体" w:hint="eastAsia"/>
+          <w:b/>
+          <w:bCs/>
+          <w:color w:val="EE0000"/>
+        </w:rPr>
+        <w:t>凵</w:t>
+      </w:r>
+      <w:proofErr w:type="gramEnd"/>
       <w:r>
         <w:rPr>
           <w:rFonts w:ascii="宋体" w:eastAsia="宋体" w:hAnsi="宋体" w:hint="eastAsia"/>
@@ -7212,11 +8239,19 @@
         </w:rPr>
         <w:t>卄</w:t>
       </w:r>
+      <w:proofErr w:type="gramStart"/>
       <w:r>
         <w:rPr>
           <w:rFonts w:ascii="宋体" w:eastAsia="宋体" w:hAnsi="宋体" w:cs="华文新魏" w:hint="eastAsia"/>
         </w:rPr>
-        <w:t xml:space="preserve">屮           </w:t>
+        <w:t>屮</w:t>
+      </w:r>
+      <w:proofErr w:type="gramEnd"/>
+      <w:r>
+        <w:rPr>
+          <w:rFonts w:ascii="宋体" w:eastAsia="宋体" w:hAnsi="宋体" w:cs="华文新魏" w:hint="eastAsia"/>
+        </w:rPr>
+        <w:t xml:space="preserve">           </w:t>
       </w:r>
       <w:r>
         <w:rPr>
@@ -7228,8 +8263,23 @@
         <w:rPr>
           <w:rFonts w:ascii="宋体" w:eastAsia="宋体" w:hAnsi="宋体" w:hint="eastAsia"/>
         </w:rPr>
-        <w:t>：刀歹大</w:t>
-      </w:r>
+        <w:t>：刀</w:t>
+      </w:r>
+      <w:proofErr w:type="gramStart"/>
+      <w:r>
+        <w:rPr>
+          <w:rFonts w:ascii="宋体" w:eastAsia="宋体" w:hAnsi="宋体" w:hint="eastAsia"/>
+        </w:rPr>
+        <w:t>歹</w:t>
+      </w:r>
+      <w:proofErr w:type="gramEnd"/>
+      <w:r>
+        <w:rPr>
+          <w:rFonts w:ascii="宋体" w:eastAsia="宋体" w:hAnsi="宋体" w:hint="eastAsia"/>
+        </w:rPr>
+        <w:t>大</w:t>
+      </w:r>
+      <w:proofErr w:type="gramStart"/>
       <w:r>
         <w:rPr>
           <w:rFonts w:ascii="宋体" w:eastAsia="宋体" w:hAnsi="宋体" w:hint="eastAsia"/>
@@ -7239,6 +8289,7 @@
         </w:rPr>
         <w:t>亠冖</w:t>
       </w:r>
+      <w:proofErr w:type="gramEnd"/>
       <w:r>
         <w:rPr>
           <w:rFonts w:ascii="宋体" w:eastAsia="宋体" w:hAnsi="宋体" w:cs="宋体" w:hint="eastAsia"/>
@@ -7271,6 +8322,7 @@
         <w:rPr>
           <w:rFonts w:ascii="宋体" w:eastAsia="宋体" w:hAnsi="宋体"/>
         </w:rPr>
+        <w:lastRenderedPageBreak/>
         <w:t>e</w:t>
       </w:r>
       <w:r>
@@ -7313,8 +8365,16 @@
         <w:rPr>
           <w:rFonts w:ascii="宋体" w:eastAsia="宋体" w:hAnsi="宋体" w:hint="eastAsia"/>
         </w:rPr>
-        <w:t>：风方父缶</w:t>
-      </w:r>
+        <w:t>：</w:t>
+      </w:r>
+      <w:proofErr w:type="gramStart"/>
+      <w:r>
+        <w:rPr>
+          <w:rFonts w:ascii="宋体" w:eastAsia="宋体" w:hAnsi="宋体" w:hint="eastAsia"/>
+        </w:rPr>
+        <w:t>风方父缶</w:t>
+      </w:r>
+      <w:proofErr w:type="gramEnd"/>
       <w:r>
         <w:rPr>
           <w:rFonts w:ascii="宋体" w:eastAsia="宋体" w:hAnsi="宋体" w:hint="eastAsia"/>
@@ -7348,8 +8408,16 @@
         <w:rPr>
           <w:rFonts w:ascii="宋体" w:eastAsia="宋体" w:hAnsi="宋体" w:hint="eastAsia"/>
         </w:rPr>
-        <w:t>：工广弓光囗革戈瓜艮谷骨</w:t>
-      </w:r>
+        <w:t>：</w:t>
+      </w:r>
+      <w:proofErr w:type="gramStart"/>
+      <w:r>
+        <w:rPr>
+          <w:rFonts w:ascii="宋体" w:eastAsia="宋体" w:hAnsi="宋体" w:hint="eastAsia"/>
+        </w:rPr>
+        <w:t>工广弓光囗革戈瓜艮谷骨</w:t>
+      </w:r>
+      <w:proofErr w:type="gramEnd"/>
       <w:r>
         <w:rPr>
           <w:rFonts w:ascii="宋体" w:eastAsia="宋体" w:hAnsi="宋体" w:hint="eastAsia"/>
@@ -7372,8 +8440,16 @@
         <w:rPr>
           <w:rFonts w:ascii="宋体" w:eastAsia="宋体" w:hAnsi="宋体" w:hint="eastAsia"/>
         </w:rPr>
-        <w:t>：火户禾</w:t>
-      </w:r>
+        <w:t>：</w:t>
+      </w:r>
+      <w:proofErr w:type="gramStart"/>
+      <w:r>
+        <w:rPr>
+          <w:rFonts w:ascii="宋体" w:eastAsia="宋体" w:hAnsi="宋体" w:hint="eastAsia"/>
+        </w:rPr>
+        <w:t>火户禾</w:t>
+      </w:r>
+      <w:proofErr w:type="gramEnd"/>
       <w:r>
         <w:rPr>
           <w:rFonts w:ascii="宋体" w:eastAsia="宋体" w:hAnsi="宋体" w:cs="宋体" w:hint="eastAsia"/>
@@ -7392,31 +8468,47 @@
         </w:rPr>
         <w:t>羊</w:t>
       </w:r>
+      <w:proofErr w:type="gramStart"/>
       <w:r>
         <w:rPr>
           <w:rFonts w:ascii="宋体" w:eastAsia="宋体" w:hAnsi="宋体" w:cs="华文新魏" w:hint="eastAsia"/>
         </w:rPr>
-        <w:t>虍黑</w:t>
-      </w:r>
-    </w:p>
-    <w:p>
-      <w:pPr>
-        <w:rPr>
-          <w:rFonts w:ascii="宋体" w:eastAsia="宋体" w:hAnsi="宋体" w:hint="eastAsia"/>
-        </w:rPr>
-      </w:pPr>
-      <w:r>
-        <w:rPr>
-          <w:rFonts w:ascii="宋体" w:eastAsia="宋体" w:hAnsi="宋体"/>
-        </w:rPr>
-        <w:lastRenderedPageBreak/>
+        <w:t>虍</w:t>
+      </w:r>
+      <w:proofErr w:type="gramEnd"/>
+      <w:r>
+        <w:rPr>
+          <w:rFonts w:ascii="宋体" w:eastAsia="宋体" w:hAnsi="宋体" w:cs="华文新魏" w:hint="eastAsia"/>
+        </w:rPr>
+        <w:t>黑</w:t>
+      </w:r>
+    </w:p>
+    <w:p>
+      <w:pPr>
+        <w:rPr>
+          <w:rFonts w:ascii="宋体" w:eastAsia="宋体" w:hAnsi="宋体" w:hint="eastAsia"/>
+        </w:rPr>
+      </w:pPr>
+      <w:proofErr w:type="spellStart"/>
+      <w:r>
+        <w:rPr>
+          <w:rFonts w:ascii="宋体" w:eastAsia="宋体" w:hAnsi="宋体"/>
+        </w:rPr>
         <w:t>i</w:t>
       </w:r>
-      <w:r>
-        <w:rPr>
-          <w:rFonts w:ascii="宋体" w:eastAsia="宋体" w:hAnsi="宋体" w:hint="eastAsia"/>
-        </w:rPr>
-        <w:t>：虫</w:t>
+      <w:proofErr w:type="spellEnd"/>
+      <w:r>
+        <w:rPr>
+          <w:rFonts w:ascii="宋体" w:eastAsia="宋体" w:hAnsi="宋体" w:hint="eastAsia"/>
+        </w:rPr>
+        <w:t>：</w:t>
+      </w:r>
+      <w:proofErr w:type="gramStart"/>
+      <w:r>
+        <w:rPr>
+          <w:rFonts w:ascii="宋体" w:eastAsia="宋体" w:hAnsi="宋体" w:hint="eastAsia"/>
+        </w:rPr>
+        <w:t>虫</w:t>
       </w:r>
       <w:r>
         <w:rPr>
@@ -7427,6 +8519,7 @@
         </w:rPr>
         <w:t>页雨弋彐</w:t>
       </w:r>
+      <w:proofErr w:type="gramEnd"/>
       <w:r>
         <w:rPr>
           <w:rFonts w:ascii="宋体" w:eastAsia="宋体" w:hAnsi="宋体" w:cs="宋体" w:hint="eastAsia"/>
@@ -7440,12 +8533,26 @@
         <w:rPr>
           <w:rFonts w:ascii="宋体" w:eastAsia="宋体" w:hAnsi="宋体" w:cs="华文新魏" w:hint="eastAsia"/>
         </w:rPr>
-        <w:t>臣赤</w:t>
-      </w:r>
+        <w:t>臣</w:t>
+      </w:r>
+      <w:proofErr w:type="gramStart"/>
       <w:r>
         <w:rPr>
           <w:rFonts w:ascii="宋体" w:eastAsia="宋体" w:hAnsi="宋体" w:cs="华文新魏" w:hint="eastAsia"/>
         </w:rPr>
+        <w:t>赤</w:t>
+      </w:r>
+      <w:proofErr w:type="gramEnd"/>
+      <w:r>
+        <w:rPr>
+          <w:rFonts w:ascii="宋体" w:eastAsia="宋体" w:hAnsi="宋体" w:cs="华文新魏" w:hint="eastAsia"/>
+        </w:rPr>
+        <w:t></w:t>
+      </w:r>
+      <w:r>
+        <w:rPr>
+          <w:rFonts w:ascii="宋体" w:eastAsia="宋体" w:hAnsi="宋体" w:cs="华文新魏" w:hint="eastAsia"/>
+        </w:rPr>
         <w:t>尺</w:t>
       </w:r>
       <w:r>
@@ -7464,7 +8571,14 @@
         <w:rPr>
           <w:rFonts w:ascii="宋体" w:eastAsia="宋体" w:hAnsi="宋体" w:hint="eastAsia"/>
         </w:rPr>
-        <w:t>：金巾廴</w:t>
+        <w:t>：金巾</w:t>
+      </w:r>
+      <w:proofErr w:type="gramStart"/>
+      <w:r>
+        <w:rPr>
+          <w:rFonts w:ascii="宋体" w:eastAsia="宋体" w:hAnsi="宋体" w:hint="eastAsia"/>
+        </w:rPr>
+        <w:t>廴</w:t>
       </w:r>
       <w:r>
         <w:rPr>
@@ -7472,6 +8586,7 @@
         </w:rPr>
         <w:t>冂</w:t>
       </w:r>
+      <w:proofErr w:type="gramEnd"/>
       <w:r>
         <w:rPr>
           <w:rFonts w:ascii="宋体" w:eastAsia="宋体" w:hAnsi="宋体" w:cs="华文新魏" w:hint="eastAsia"/>
@@ -7485,6 +8600,7 @@
         </w:rPr>
         <w:t>𠘨</w:t>
       </w:r>
+      <w:proofErr w:type="gramStart"/>
       <w:r>
         <w:rPr>
           <w:rFonts w:ascii="宋体" w:eastAsia="宋体" w:hAnsi="宋体" w:hint="eastAsia"/>
@@ -7492,6 +8608,7 @@
         </w:rPr>
         <w:t>卩</w:t>
       </w:r>
+      <w:proofErr w:type="gramEnd"/>
       <w:r>
         <w:rPr>
           <w:rFonts w:ascii="宋体" w:eastAsia="宋体" w:hAnsi="宋体" w:hint="eastAsia"/>
@@ -7558,20 +8675,33 @@
           <w:bCs/>
           <w:color w:val="EE0000"/>
         </w:rPr>
-        <w:t>云勹</w:t>
-      </w:r>
+        <w:t>云</w:t>
+      </w:r>
+      <w:proofErr w:type="gramStart"/>
+      <w:r>
+        <w:rPr>
+          <w:rFonts w:ascii="宋体" w:eastAsia="宋体" w:hAnsi="宋体" w:hint="eastAsia"/>
+          <w:b/>
+          <w:bCs/>
+          <w:color w:val="EE0000"/>
+        </w:rPr>
+        <w:t>勹</w:t>
+      </w:r>
+      <w:proofErr w:type="gramEnd"/>
       <w:r>
         <w:rPr>
           <w:rFonts w:ascii="宋体" w:eastAsia="宋体" w:hAnsi="宋体" w:hint="eastAsia"/>
         </w:rPr>
         <w:t>力龙老卤里</w:t>
       </w:r>
+      <w:proofErr w:type="gramStart"/>
       <w:r>
         <w:rPr>
           <w:rFonts w:ascii="宋体" w:eastAsia="宋体" w:hAnsi="宋体" w:hint="eastAsia"/>
         </w:rPr>
         <w:t>卵</w:t>
       </w:r>
+      <w:proofErr w:type="gramEnd"/>
     </w:p>
     <w:p>
       <w:pPr>
@@ -7591,6 +8721,7 @@
         </w:rPr>
         <w:t>：木</w:t>
       </w:r>
+      <w:proofErr w:type="gramStart"/>
       <w:r>
         <w:rPr>
           <w:rFonts w:ascii="宋体" w:eastAsia="宋体" w:hAnsi="宋体" w:hint="eastAsia"/>
@@ -7600,6 +8731,7 @@
         </w:rPr>
         <w:t>彡</w:t>
       </w:r>
+      <w:proofErr w:type="gramEnd"/>
       <w:r>
         <w:rPr>
           <w:rFonts w:ascii="宋体" w:eastAsia="宋体" w:hAnsi="宋体" w:cs="宋体" w:hint="eastAsia"/>
@@ -7613,13 +8745,27 @@
         <w:rPr>
           <w:rFonts w:ascii="宋体" w:eastAsia="宋体" w:hAnsi="宋体" w:cs="华文新魏" w:hint="eastAsia"/>
         </w:rPr>
-        <w:t>马门皿毛目矛米</w:t>
-      </w:r>
-      <w:r>
-        <w:rPr>
-          <w:rFonts w:ascii="宋体" w:eastAsia="宋体" w:hAnsi="宋体" w:hint="eastAsia"/>
-        </w:rPr>
-        <w:t xml:space="preserve">麦   </w:t>
+        <w:t>马门</w:t>
+      </w:r>
+      <w:proofErr w:type="gramStart"/>
+      <w:r>
+        <w:rPr>
+          <w:rFonts w:ascii="宋体" w:eastAsia="宋体" w:hAnsi="宋体" w:cs="华文新魏" w:hint="eastAsia"/>
+        </w:rPr>
+        <w:t>皿毛目矛米</w:t>
+      </w:r>
+      <w:r>
+        <w:rPr>
+          <w:rFonts w:ascii="宋体" w:eastAsia="宋体" w:hAnsi="宋体" w:hint="eastAsia"/>
+        </w:rPr>
+        <w:t>麦</w:t>
+      </w:r>
+      <w:proofErr w:type="gramEnd"/>
+      <w:r>
+        <w:rPr>
+          <w:rFonts w:ascii="宋体" w:eastAsia="宋体" w:hAnsi="宋体" w:hint="eastAsia"/>
+        </w:rPr>
+        <w:t xml:space="preserve">   </w:t>
       </w:r>
       <w:r>
         <w:rPr>
@@ -7631,7 +8777,14 @@
         <w:rPr>
           <w:rFonts w:ascii="宋体" w:eastAsia="宋体" w:hAnsi="宋体" w:hint="eastAsia"/>
         </w:rPr>
-        <w:t>：女牛鸟</w:t>
+        <w:t>：</w:t>
+      </w:r>
+      <w:proofErr w:type="gramStart"/>
+      <w:r>
+        <w:rPr>
+          <w:rFonts w:ascii="宋体" w:eastAsia="宋体" w:hAnsi="宋体" w:hint="eastAsia"/>
+        </w:rPr>
+        <w:t>女牛鸟</w:t>
       </w:r>
       <w:r>
         <w:rPr>
@@ -7640,7 +8793,17 @@
           <w:bCs/>
           <w:color w:val="EE0000"/>
         </w:rPr>
-        <w:t>耒齿</w:t>
+        <w:t>耒</w:t>
+      </w:r>
+      <w:proofErr w:type="gramEnd"/>
+      <w:r>
+        <w:rPr>
+          <w:rFonts w:ascii="宋体" w:eastAsia="宋体" w:hAnsi="宋体" w:hint="eastAsia"/>
+          <w:b/>
+          <w:bCs/>
+          <w:color w:val="EE0000"/>
+        </w:rPr>
+        <w:t>齿</w:t>
       </w:r>
       <w:r>
         <w:rPr>
@@ -7668,6 +8831,7 @@
         </w:rPr>
         <w:t>：耳</w:t>
       </w:r>
+      <w:proofErr w:type="gramStart"/>
       <w:r>
         <w:rPr>
           <w:rFonts w:ascii="宋体" w:eastAsia="宋体" w:hAnsi="宋体" w:hint="eastAsia"/>
@@ -7677,6 +8841,7 @@
         </w:rPr>
         <w:t>匚</w:t>
       </w:r>
+      <w:proofErr w:type="gramEnd"/>
       <w:r>
         <w:rPr>
           <w:rFonts w:ascii="宋体" w:eastAsia="宋体" w:hAnsi="宋体" w:hint="eastAsia"/>
@@ -7708,6 +8873,7 @@
         </w:rPr>
         <w:t>：</w:t>
       </w:r>
+      <w:proofErr w:type="gramStart"/>
       <w:r>
         <w:rPr>
           <w:rFonts w:ascii="宋体" w:eastAsia="宋体" w:hAnsi="宋体" w:hint="eastAsia"/>
@@ -7715,12 +8881,14 @@
         </w:rPr>
         <w:t>攴</w:t>
       </w:r>
+      <w:proofErr w:type="gramEnd"/>
       <w:r>
         <w:rPr>
           <w:rFonts w:ascii="宋体" w:eastAsia="宋体" w:hAnsi="宋体" w:hint="eastAsia"/>
         </w:rPr>
         <w:t>片</w:t>
       </w:r>
+      <w:proofErr w:type="gramStart"/>
       <w:r>
         <w:rPr>
           <w:rFonts w:ascii="宋体" w:eastAsia="宋体" w:hAnsi="宋体" w:hint="eastAsia"/>
@@ -7736,6 +8904,7 @@
         </w:rPr>
         <w:t>丬</w:t>
       </w:r>
+      <w:proofErr w:type="gramEnd"/>
       <w:r>
         <w:rPr>
           <w:rFonts w:ascii="宋体" w:eastAsia="宋体" w:hAnsi="宋体" w:hint="eastAsia"/>
@@ -7743,6 +8912,7 @@
         </w:rPr>
         <w:t>皮</w:t>
       </w:r>
+      <w:proofErr w:type="gramStart"/>
       <w:r>
         <w:rPr>
           <w:rFonts w:ascii="宋体" w:eastAsia="宋体" w:hAnsi="宋体" w:hint="eastAsia"/>
@@ -7750,7 +8920,17 @@
           <w:bCs/>
           <w:color w:val="EE0000"/>
         </w:rPr>
-        <w:t>髟㐅</w:t>
+        <w:t>髟</w:t>
+      </w:r>
+      <w:proofErr w:type="gramEnd"/>
+      <w:r>
+        <w:rPr>
+          <w:rFonts w:ascii="宋体" w:eastAsia="宋体" w:hAnsi="宋体" w:hint="eastAsia"/>
+          <w:b/>
+          <w:bCs/>
+          <w:color w:val="EE0000"/>
+        </w:rPr>
+        <w:t>㐅</w:t>
       </w:r>
     </w:p>
     <w:p>
@@ -7848,6 +9028,7 @@
         </w:rPr>
         <w:t>：</w:t>
       </w:r>
+      <w:proofErr w:type="gramStart"/>
       <w:r>
         <w:rPr>
           <w:rFonts w:ascii="宋体" w:eastAsia="宋体" w:hAnsi="宋体" w:hint="eastAsia"/>
@@ -7876,7 +9057,14 @@
         <w:rPr>
           <w:rFonts w:ascii="宋体" w:eastAsia="宋体" w:hAnsi="宋体" w:hint="eastAsia"/>
         </w:rPr>
-        <w:t xml:space="preserve">厶巳           </w:t>
+        <w:t>厶巳</w:t>
+      </w:r>
+      <w:proofErr w:type="gramEnd"/>
+      <w:r>
+        <w:rPr>
+          <w:rFonts w:ascii="宋体" w:eastAsia="宋体" w:hAnsi="宋体" w:hint="eastAsia"/>
+        </w:rPr>
+        <w:t xml:space="preserve">           </w:t>
       </w:r>
       <w:r>
         <w:rPr>
@@ -7890,6 +9078,7 @@
         </w:rPr>
         <w:t>：土</w:t>
       </w:r>
+      <w:proofErr w:type="gramStart"/>
       <w:r>
         <w:rPr>
           <w:rFonts w:ascii="宋体" w:eastAsia="宋体" w:hAnsi="宋体" w:hint="eastAsia"/>
@@ -7905,6 +9094,7 @@
         </w:rPr>
         <w:t>田</w:t>
       </w:r>
+      <w:proofErr w:type="gramEnd"/>
     </w:p>
     <w:p>
       <w:pPr>
@@ -7924,6 +9114,7 @@
         </w:rPr>
         <w:t>：</w:t>
       </w:r>
+      <w:proofErr w:type="gramStart"/>
       <w:r>
         <w:rPr>
           <w:rFonts w:ascii="宋体" w:eastAsia="宋体" w:hAnsi="宋体" w:hint="eastAsia"/>
@@ -7933,11 +9124,40 @@
         </w:rPr>
         <w:t>攵</w:t>
       </w:r>
-      <w:r>
-        <w:rPr>
-          <w:rFonts w:ascii="宋体" w:eastAsia="宋体" w:hAnsi="宋体" w:hint="eastAsia"/>
-        </w:rPr>
-        <w:t xml:space="preserve">水矢手食山士豕身       </w:t>
+      <w:proofErr w:type="gramEnd"/>
+      <w:r>
+        <w:rPr>
+          <w:rFonts w:ascii="宋体" w:eastAsia="宋体" w:hAnsi="宋体" w:hint="eastAsia"/>
+        </w:rPr>
+        <w:t>水</w:t>
+      </w:r>
+      <w:proofErr w:type="gramStart"/>
+      <w:r>
+        <w:rPr>
+          <w:rFonts w:ascii="宋体" w:eastAsia="宋体" w:hAnsi="宋体" w:hint="eastAsia"/>
+        </w:rPr>
+        <w:t>矢</w:t>
+      </w:r>
+      <w:proofErr w:type="gramEnd"/>
+      <w:r>
+        <w:rPr>
+          <w:rFonts w:ascii="宋体" w:eastAsia="宋体" w:hAnsi="宋体" w:hint="eastAsia"/>
+        </w:rPr>
+        <w:t>手</w:t>
+      </w:r>
+      <w:proofErr w:type="gramStart"/>
+      <w:r>
+        <w:rPr>
+          <w:rFonts w:ascii="宋体" w:eastAsia="宋体" w:hAnsi="宋体" w:hint="eastAsia"/>
+        </w:rPr>
+        <w:t>食山士豕身</w:t>
+      </w:r>
+      <w:proofErr w:type="gramEnd"/>
+      <w:r>
+        <w:rPr>
+          <w:rFonts w:ascii="宋体" w:eastAsia="宋体" w:hAnsi="宋体" w:hint="eastAsia"/>
+        </w:rPr>
+        <w:t xml:space="preserve">       </w:t>
       </w:r>
       <w:r>
         <w:rPr>
@@ -7960,6 +9180,7 @@
         </w:rPr>
         <w:t>乑</w:t>
       </w:r>
+      <w:proofErr w:type="gramStart"/>
       <w:r>
         <w:rPr>
           <w:rFonts w:ascii="宋体" w:eastAsia="宋体" w:hAnsi="宋体" w:hint="eastAsia"/>
@@ -7981,6 +9202,7 @@
         </w:rPr>
         <w:t>支</w:t>
       </w:r>
+      <w:proofErr w:type="gramEnd"/>
     </w:p>
     <w:p>
       <w:pPr>
@@ -7998,7 +9220,14 @@
         <w:rPr>
           <w:rFonts w:ascii="宋体" w:eastAsia="宋体" w:hAnsi="宋体" w:hint="eastAsia"/>
         </w:rPr>
-        <w:t>：王网瓦韦</w:t>
+        <w:t>：</w:t>
+      </w:r>
+      <w:proofErr w:type="gramStart"/>
+      <w:r>
+        <w:rPr>
+          <w:rFonts w:ascii="宋体" w:eastAsia="宋体" w:hAnsi="宋体" w:hint="eastAsia"/>
+        </w:rPr>
+        <w:t>王网瓦韦</w:t>
       </w:r>
       <w:r>
         <w:rPr>
@@ -8009,6 +9238,7 @@
         </w:rPr>
         <w:t>隹</w:t>
       </w:r>
+      <w:proofErr w:type="gramEnd"/>
       <w:r>
         <w:rPr>
           <w:rFonts w:ascii="宋体" w:eastAsia="宋体" w:hAnsi="宋体" w:hint="eastAsia"/>
@@ -8025,14 +9255,23 @@
         <w:rPr>
           <w:rFonts w:ascii="宋体" w:eastAsia="宋体" w:hAnsi="宋体" w:hint="eastAsia"/>
         </w:rPr>
-        <w:t>：穴</w:t>
-      </w:r>
+        <w:t>：</w:t>
+      </w:r>
+      <w:proofErr w:type="gramStart"/>
+      <w:r>
+        <w:rPr>
+          <w:rFonts w:ascii="宋体" w:eastAsia="宋体" w:hAnsi="宋体" w:hint="eastAsia"/>
+        </w:rPr>
+        <w:t>穴</w:t>
+      </w:r>
+      <w:proofErr w:type="gramEnd"/>
       <w:r>
         <w:rPr>
           <w:rFonts w:ascii="SimSun-ExtG" w:eastAsia="SimSun-ExtG" w:hAnsi="SimSun-ExtG" w:cs="SimSun-ExtG" w:hint="eastAsia"/>
         </w:rPr>
         <w:t>𰃮</w:t>
       </w:r>
+      <w:proofErr w:type="gramStart"/>
       <w:r>
         <w:rPr>
           <w:rFonts w:ascii="宋体" w:eastAsia="宋体" w:hAnsi="宋体" w:hint="eastAsia"/>
@@ -8060,6 +9299,7 @@
         </w:rPr>
         <w:t>习</w:t>
       </w:r>
+      <w:proofErr w:type="gramEnd"/>
     </w:p>
     <w:p>
       <w:pPr>
@@ -8077,8 +9317,37 @@
         <w:rPr>
           <w:rFonts w:ascii="宋体" w:eastAsia="宋体" w:hAnsi="宋体" w:hint="eastAsia"/>
         </w:rPr>
-        <w:t>：言酉月鱼衣尢聿业羽</w:t>
-      </w:r>
+        <w:t>：言</w:t>
+      </w:r>
+      <w:proofErr w:type="gramStart"/>
+      <w:r>
+        <w:rPr>
+          <w:rFonts w:ascii="宋体" w:eastAsia="宋体" w:hAnsi="宋体" w:hint="eastAsia"/>
+        </w:rPr>
+        <w:t>酉</w:t>
+      </w:r>
+      <w:proofErr w:type="gramEnd"/>
+      <w:r>
+        <w:rPr>
+          <w:rFonts w:ascii="宋体" w:eastAsia="宋体" w:hAnsi="宋体" w:hint="eastAsia"/>
+        </w:rPr>
+        <w:t>月鱼衣</w:t>
+      </w:r>
+      <w:proofErr w:type="gramStart"/>
+      <w:r>
+        <w:rPr>
+          <w:rFonts w:ascii="宋体" w:eastAsia="宋体" w:hAnsi="宋体" w:hint="eastAsia"/>
+        </w:rPr>
+        <w:t>尢聿</w:t>
+      </w:r>
+      <w:proofErr w:type="gramEnd"/>
+      <w:r>
+        <w:rPr>
+          <w:rFonts w:ascii="宋体" w:eastAsia="宋体" w:hAnsi="宋体" w:hint="eastAsia"/>
+        </w:rPr>
+        <w:t>业羽</w:t>
+      </w:r>
+      <w:proofErr w:type="gramStart"/>
       <w:r>
         <w:rPr>
           <w:rFonts w:ascii="宋体" w:eastAsia="宋体" w:hAnsi="宋体" w:hint="eastAsia"/>
@@ -8088,6 +9357,7 @@
         </w:rPr>
         <w:t>黾</w:t>
       </w:r>
+      <w:proofErr w:type="gramEnd"/>
       <w:r>
         <w:rPr>
           <w:rFonts w:ascii="宋体" w:eastAsia="宋体" w:hAnsi="宋体" w:hint="eastAsia"/>
@@ -8118,6 +9388,7 @@
         </w:rPr>
         <w:t>：</w:t>
       </w:r>
+      <w:proofErr w:type="gramStart"/>
       <w:r>
         <w:rPr>
           <w:rFonts w:ascii="宋体" w:eastAsia="宋体" w:hAnsi="宋体" w:hint="eastAsia"/>
@@ -8131,53 +9402,113 @@
         <w:rPr>
           <w:rFonts w:ascii="宋体" w:eastAsia="宋体" w:hAnsi="宋体" w:hint="eastAsia"/>
         </w:rPr>
-        <w:t>足子自走</w:t>
-      </w:r>
-    </w:p>
-    <w:p>
-      <w:pPr>
-        <w:rPr>
-          <w:rFonts w:ascii="宋体" w:eastAsia="宋体" w:hAnsi="宋体" w:hint="eastAsia"/>
-        </w:rPr>
-      </w:pPr>
-    </w:p>
-    <w:p>
-      <w:pPr>
-        <w:rPr>
-          <w:rFonts w:ascii="宋体" w:eastAsia="宋体" w:hAnsi="宋体" w:hint="eastAsia"/>
-        </w:rPr>
-      </w:pPr>
-      <w:r>
-        <w:rPr>
-          <w:rFonts w:ascii="宋体" w:eastAsia="宋体" w:hAnsi="宋体" w:hint="eastAsia"/>
-        </w:rPr>
-        <w:t>a: dhupygkwv                b: ku;zglsaio</w:t>
-      </w:r>
-    </w:p>
-    <w:p>
-      <w:pPr>
-        <w:rPr>
-          <w:rFonts w:ascii="宋体" w:eastAsia="宋体" w:hAnsi="宋体" w:hint="eastAsia"/>
-        </w:rPr>
-      </w:pPr>
-      <w:r>
-        <w:rPr>
-          <w:rFonts w:ascii="宋体" w:eastAsia="宋体" w:hAnsi="宋体" w:hint="eastAsia"/>
-        </w:rPr>
-        <w:t>c: ekhypgi                  d: klahpmbu</w:t>
-      </w:r>
-    </w:p>
-    <w:p>
-      <w:pPr>
-        <w:rPr>
-          <w:rFonts w:ascii="宋体" w:eastAsia="宋体" w:hAnsi="宋体" w:hint="eastAsia"/>
-        </w:rPr>
-      </w:pPr>
-      <w:r>
-        <w:rPr>
-          <w:rFonts w:ascii="宋体" w:eastAsia="宋体" w:hAnsi="宋体" w:hint="eastAsia"/>
-        </w:rPr>
-        <w:t>e:                          f: ghubqi</w:t>
+        <w:t>足子</w:t>
+      </w:r>
+      <w:proofErr w:type="gramEnd"/>
+      <w:r>
+        <w:rPr>
+          <w:rFonts w:ascii="宋体" w:eastAsia="宋体" w:hAnsi="宋体" w:hint="eastAsia"/>
+        </w:rPr>
+        <w:t>自走</w:t>
+      </w:r>
+    </w:p>
+    <w:p>
+      <w:pPr>
+        <w:rPr>
+          <w:rFonts w:ascii="宋体" w:eastAsia="宋体" w:hAnsi="宋体" w:hint="eastAsia"/>
+        </w:rPr>
+      </w:pPr>
+    </w:p>
+    <w:p>
+      <w:pPr>
+        <w:rPr>
+          <w:rFonts w:ascii="宋体" w:eastAsia="宋体" w:hAnsi="宋体" w:hint="eastAsia"/>
+        </w:rPr>
+      </w:pPr>
+      <w:r>
+        <w:rPr>
+          <w:rFonts w:ascii="宋体" w:eastAsia="宋体" w:hAnsi="宋体" w:hint="eastAsia"/>
+        </w:rPr>
+        <w:t xml:space="preserve">a: </w:t>
+      </w:r>
+      <w:proofErr w:type="spellStart"/>
+      <w:r>
+        <w:rPr>
+          <w:rFonts w:ascii="宋体" w:eastAsia="宋体" w:hAnsi="宋体" w:hint="eastAsia"/>
+        </w:rPr>
+        <w:t>dhupygkwv</w:t>
+      </w:r>
+      <w:proofErr w:type="spellEnd"/>
+      <w:r>
+        <w:rPr>
+          <w:rFonts w:ascii="宋体" w:eastAsia="宋体" w:hAnsi="宋体" w:hint="eastAsia"/>
+        </w:rPr>
+        <w:t xml:space="preserve">                b: </w:t>
+      </w:r>
+      <w:proofErr w:type="spellStart"/>
+      <w:proofErr w:type="gramStart"/>
+      <w:r>
+        <w:rPr>
+          <w:rFonts w:ascii="宋体" w:eastAsia="宋体" w:hAnsi="宋体" w:hint="eastAsia"/>
+        </w:rPr>
+        <w:t>ku;zglsaio</w:t>
+      </w:r>
+      <w:proofErr w:type="spellEnd"/>
+      <w:proofErr w:type="gramEnd"/>
+    </w:p>
+    <w:p>
+      <w:pPr>
+        <w:rPr>
+          <w:rFonts w:ascii="宋体" w:eastAsia="宋体" w:hAnsi="宋体" w:hint="eastAsia"/>
+        </w:rPr>
+      </w:pPr>
+      <w:r>
+        <w:rPr>
+          <w:rFonts w:ascii="宋体" w:eastAsia="宋体" w:hAnsi="宋体" w:hint="eastAsia"/>
+        </w:rPr>
+        <w:t xml:space="preserve">c: </w:t>
+      </w:r>
+      <w:proofErr w:type="spellStart"/>
+      <w:r>
+        <w:rPr>
+          <w:rFonts w:ascii="宋体" w:eastAsia="宋体" w:hAnsi="宋体" w:hint="eastAsia"/>
+        </w:rPr>
+        <w:t>ekhypgi</w:t>
+      </w:r>
+      <w:proofErr w:type="spellEnd"/>
+      <w:r>
+        <w:rPr>
+          <w:rFonts w:ascii="宋体" w:eastAsia="宋体" w:hAnsi="宋体" w:hint="eastAsia"/>
+        </w:rPr>
+        <w:t xml:space="preserve">                  d: </w:t>
+      </w:r>
+      <w:proofErr w:type="spellStart"/>
+      <w:r>
+        <w:rPr>
+          <w:rFonts w:ascii="宋体" w:eastAsia="宋体" w:hAnsi="宋体" w:hint="eastAsia"/>
+        </w:rPr>
+        <w:t>klahpmbu</w:t>
+      </w:r>
+      <w:proofErr w:type="spellEnd"/>
+    </w:p>
+    <w:p>
+      <w:pPr>
+        <w:rPr>
+          <w:rFonts w:ascii="宋体" w:eastAsia="宋体" w:hAnsi="宋体" w:hint="eastAsia"/>
+        </w:rPr>
+      </w:pPr>
+      <w:r>
+        <w:rPr>
+          <w:rFonts w:ascii="宋体" w:eastAsia="宋体" w:hAnsi="宋体" w:hint="eastAsia"/>
+        </w:rPr>
+        <w:t xml:space="preserve">e:                          f: </w:t>
+      </w:r>
+      <w:proofErr w:type="spellStart"/>
+      <w:r>
+        <w:rPr>
+          <w:rFonts w:ascii="宋体" w:eastAsia="宋体" w:hAnsi="宋体" w:hint="eastAsia"/>
+        </w:rPr>
+        <w:t>ghubqi</w:t>
       </w:r>
       <w:r>
         <w:rPr>
@@ -8185,18 +9516,26 @@
         </w:rPr>
         <w:t>z</w:t>
       </w:r>
-    </w:p>
-    <w:p>
-      <w:pPr>
-        <w:rPr>
-          <w:rFonts w:ascii="宋体" w:eastAsia="宋体" w:hAnsi="宋体" w:hint="eastAsia"/>
-        </w:rPr>
-      </w:pPr>
-      <w:r>
-        <w:rPr>
-          <w:rFonts w:ascii="宋体" w:eastAsia="宋体" w:hAnsi="宋体" w:hint="eastAsia"/>
-        </w:rPr>
-        <w:t>g: sdvmoexwf</w:t>
+      <w:proofErr w:type="spellEnd"/>
+    </w:p>
+    <w:p>
+      <w:pPr>
+        <w:rPr>
+          <w:rFonts w:ascii="宋体" w:eastAsia="宋体" w:hAnsi="宋体" w:hint="eastAsia"/>
+        </w:rPr>
+      </w:pPr>
+      <w:r>
+        <w:rPr>
+          <w:rFonts w:ascii="宋体" w:eastAsia="宋体" w:hAnsi="宋体" w:hint="eastAsia"/>
+        </w:rPr>
+        <w:t xml:space="preserve">g: </w:t>
+      </w:r>
+      <w:proofErr w:type="spellStart"/>
+      <w:r>
+        <w:rPr>
+          <w:rFonts w:ascii="宋体" w:eastAsia="宋体" w:hAnsi="宋体" w:hint="eastAsia"/>
+        </w:rPr>
+        <w:t>sdvmoexwf</w:t>
       </w:r>
       <w:r>
         <w:rPr>
@@ -8208,7 +9547,14 @@
         <w:rPr>
           <w:rFonts w:ascii="宋体" w:eastAsia="宋体" w:hAnsi="宋体" w:hint="eastAsia"/>
         </w:rPr>
-        <w:t xml:space="preserve">r  </w:t>
+        <w:t>r</w:t>
+      </w:r>
+      <w:proofErr w:type="spellEnd"/>
+      <w:r>
+        <w:rPr>
+          <w:rFonts w:ascii="宋体" w:eastAsia="宋体" w:hAnsi="宋体" w:hint="eastAsia"/>
+        </w:rPr>
+        <w:t xml:space="preserve">  </w:t>
       </w:r>
       <w:r>
         <w:rPr>
@@ -8220,20 +9566,35 @@
         <w:rPr>
           <w:rFonts w:ascii="宋体" w:eastAsia="宋体" w:hAnsi="宋体" w:hint="eastAsia"/>
         </w:rPr>
-        <w:t xml:space="preserve">           h: ouedylz</w:t>
-      </w:r>
-    </w:p>
-    <w:p>
-      <w:pPr>
-        <w:rPr>
-          <w:rFonts w:ascii="宋体" w:eastAsia="宋体" w:hAnsi="宋体" w:hint="eastAsia"/>
-        </w:rPr>
-      </w:pPr>
-      <w:r>
-        <w:rPr>
-          <w:rFonts w:ascii="宋体" w:eastAsia="宋体" w:hAnsi="宋体" w:hint="eastAsia"/>
-        </w:rPr>
-        <w:t>i: seuxohftp</w:t>
+        <w:t xml:space="preserve">           h: </w:t>
+      </w:r>
+      <w:proofErr w:type="spellStart"/>
+      <w:r>
+        <w:rPr>
+          <w:rFonts w:ascii="宋体" w:eastAsia="宋体" w:hAnsi="宋体" w:hint="eastAsia"/>
+        </w:rPr>
+        <w:t>ouedylz</w:t>
+      </w:r>
+      <w:proofErr w:type="spellEnd"/>
+    </w:p>
+    <w:p>
+      <w:pPr>
+        <w:rPr>
+          <w:rFonts w:ascii="宋体" w:eastAsia="宋体" w:hAnsi="宋体" w:hint="eastAsia"/>
+        </w:rPr>
+      </w:pPr>
+      <w:r>
+        <w:rPr>
+          <w:rFonts w:ascii="宋体" w:eastAsia="宋体" w:hAnsi="宋体" w:hint="eastAsia"/>
+        </w:rPr>
+        <w:t xml:space="preserve">i: </w:t>
+      </w:r>
+      <w:proofErr w:type="spellStart"/>
+      <w:r>
+        <w:rPr>
+          <w:rFonts w:ascii="宋体" w:eastAsia="宋体" w:hAnsi="宋体" w:hint="eastAsia"/>
+        </w:rPr>
+        <w:t>seuxohftp</w:t>
       </w:r>
       <w:r>
         <w:rPr>
@@ -8241,24 +9602,54 @@
         </w:rPr>
         <w:t>i</w:t>
       </w:r>
-      <w:r>
-        <w:rPr>
-          <w:rFonts w:ascii="宋体" w:eastAsia="宋体" w:hAnsi="宋体" w:hint="eastAsia"/>
-        </w:rPr>
-        <w:t xml:space="preserve">               j: rnztifswmpd</w:t>
-      </w:r>
-    </w:p>
-    <w:p>
-      <w:pPr>
-        <w:rPr>
-          <w:rFonts w:ascii="宋体" w:eastAsia="宋体" w:hAnsi="宋体" w:hint="eastAsia"/>
-        </w:rPr>
-      </w:pPr>
-      <w:r>
-        <w:rPr>
-          <w:rFonts w:ascii="宋体" w:eastAsia="宋体" w:hAnsi="宋体" w:hint="eastAsia"/>
-        </w:rPr>
-        <w:t>k: byusj                    l: bypiskut</w:t>
+      <w:proofErr w:type="spellEnd"/>
+      <w:r>
+        <w:rPr>
+          <w:rFonts w:ascii="宋体" w:eastAsia="宋体" w:hAnsi="宋体" w:hint="eastAsia"/>
+        </w:rPr>
+        <w:t xml:space="preserve">               j: </w:t>
+      </w:r>
+      <w:proofErr w:type="spellStart"/>
+      <w:r>
+        <w:rPr>
+          <w:rFonts w:ascii="宋体" w:eastAsia="宋体" w:hAnsi="宋体" w:hint="eastAsia"/>
+        </w:rPr>
+        <w:t>rnztifswmpd</w:t>
+      </w:r>
+      <w:proofErr w:type="spellEnd"/>
+    </w:p>
+    <w:p>
+      <w:pPr>
+        <w:rPr>
+          <w:rFonts w:ascii="宋体" w:eastAsia="宋体" w:hAnsi="宋体" w:hint="eastAsia"/>
+        </w:rPr>
+      </w:pPr>
+      <w:r>
+        <w:rPr>
+          <w:rFonts w:ascii="宋体" w:eastAsia="宋体" w:hAnsi="宋体" w:hint="eastAsia"/>
+        </w:rPr>
+        <w:t xml:space="preserve">k: </w:t>
+      </w:r>
+      <w:proofErr w:type="spellStart"/>
+      <w:r>
+        <w:rPr>
+          <w:rFonts w:ascii="宋体" w:eastAsia="宋体" w:hAnsi="宋体" w:hint="eastAsia"/>
+        </w:rPr>
+        <w:t>byusj</w:t>
+      </w:r>
+      <w:proofErr w:type="spellEnd"/>
+      <w:r>
+        <w:rPr>
+          <w:rFonts w:ascii="宋体" w:eastAsia="宋体" w:hAnsi="宋体" w:hint="eastAsia"/>
+        </w:rPr>
+        <w:t xml:space="preserve">                    l: </w:t>
+      </w:r>
+      <w:proofErr w:type="spellStart"/>
+      <w:r>
+        <w:rPr>
+          <w:rFonts w:ascii="宋体" w:eastAsia="宋体" w:hAnsi="宋体" w:hint="eastAsia"/>
+        </w:rPr>
+        <w:t>bypiskut</w:t>
       </w:r>
       <w:r>
         <w:rPr>
@@ -8266,44 +9657,104 @@
         </w:rPr>
         <w:t>r</w:t>
       </w:r>
-    </w:p>
-    <w:p>
-      <w:pPr>
-        <w:rPr>
-          <w:rFonts w:ascii="宋体" w:eastAsia="宋体" w:hAnsi="宋体" w:hint="eastAsia"/>
-        </w:rPr>
-      </w:pPr>
-      <w:r>
-        <w:rPr>
-          <w:rFonts w:ascii="宋体" w:eastAsia="宋体" w:hAnsi="宋体" w:hint="eastAsia"/>
-        </w:rPr>
-        <w:t>m: usbafnkoyil              n: yqcli</w:t>
-      </w:r>
-    </w:p>
-    <w:p>
-      <w:pPr>
-        <w:rPr>
-          <w:rFonts w:ascii="宋体" w:eastAsia="宋体" w:hAnsi="宋体" w:hint="eastAsia"/>
-        </w:rPr>
-      </w:pPr>
-      <w:r>
-        <w:rPr>
-          <w:rFonts w:ascii="宋体" w:eastAsia="宋体" w:hAnsi="宋体" w:hint="eastAsia"/>
-        </w:rPr>
-        <w:t>o: rbhpe                    p: umyjibn</w:t>
-      </w:r>
-    </w:p>
-    <w:p>
-      <w:pPr>
-        <w:rPr>
-          <w:rFonts w:ascii="宋体" w:eastAsia="宋体" w:hAnsi="宋体" w:hint="eastAsia"/>
-        </w:rPr>
-      </w:pPr>
-      <w:r>
-        <w:rPr>
-          <w:rFonts w:ascii="宋体" w:eastAsia="宋体" w:hAnsi="宋体" w:hint="eastAsia"/>
-        </w:rPr>
-        <w:t>q: irvm;</w:t>
+      <w:proofErr w:type="spellEnd"/>
+    </w:p>
+    <w:p>
+      <w:pPr>
+        <w:rPr>
+          <w:rFonts w:ascii="宋体" w:eastAsia="宋体" w:hAnsi="宋体" w:hint="eastAsia"/>
+        </w:rPr>
+      </w:pPr>
+      <w:r>
+        <w:rPr>
+          <w:rFonts w:ascii="宋体" w:eastAsia="宋体" w:hAnsi="宋体" w:hint="eastAsia"/>
+        </w:rPr>
+        <w:t xml:space="preserve">m: </w:t>
+      </w:r>
+      <w:proofErr w:type="spellStart"/>
+      <w:r>
+        <w:rPr>
+          <w:rFonts w:ascii="宋体" w:eastAsia="宋体" w:hAnsi="宋体" w:hint="eastAsia"/>
+        </w:rPr>
+        <w:t>usbafnkoyil</w:t>
+      </w:r>
+      <w:proofErr w:type="spellEnd"/>
+      <w:r>
+        <w:rPr>
+          <w:rFonts w:ascii="宋体" w:eastAsia="宋体" w:hAnsi="宋体" w:hint="eastAsia"/>
+        </w:rPr>
+        <w:t xml:space="preserve">              n: </w:t>
+      </w:r>
+      <w:proofErr w:type="spellStart"/>
+      <w:r>
+        <w:rPr>
+          <w:rFonts w:ascii="宋体" w:eastAsia="宋体" w:hAnsi="宋体" w:hint="eastAsia"/>
+        </w:rPr>
+        <w:t>yqcli</w:t>
+      </w:r>
+      <w:proofErr w:type="spellEnd"/>
+    </w:p>
+    <w:p>
+      <w:pPr>
+        <w:rPr>
+          <w:rFonts w:ascii="宋体" w:eastAsia="宋体" w:hAnsi="宋体" w:hint="eastAsia"/>
+        </w:rPr>
+      </w:pPr>
+      <w:r>
+        <w:rPr>
+          <w:rFonts w:ascii="宋体" w:eastAsia="宋体" w:hAnsi="宋体" w:hint="eastAsia"/>
+        </w:rPr>
+        <w:t xml:space="preserve">o: </w:t>
+      </w:r>
+      <w:proofErr w:type="spellStart"/>
+      <w:r>
+        <w:rPr>
+          <w:rFonts w:ascii="宋体" w:eastAsia="宋体" w:hAnsi="宋体" w:hint="eastAsia"/>
+        </w:rPr>
+        <w:t>rbhpe</w:t>
+      </w:r>
+      <w:proofErr w:type="spellEnd"/>
+      <w:r>
+        <w:rPr>
+          <w:rFonts w:ascii="宋体" w:eastAsia="宋体" w:hAnsi="宋体" w:hint="eastAsia"/>
+        </w:rPr>
+        <w:t xml:space="preserve">                    p: </w:t>
+      </w:r>
+      <w:proofErr w:type="spellStart"/>
+      <w:r>
+        <w:rPr>
+          <w:rFonts w:ascii="宋体" w:eastAsia="宋体" w:hAnsi="宋体" w:hint="eastAsia"/>
+        </w:rPr>
+        <w:t>umyjibn</w:t>
+      </w:r>
+      <w:proofErr w:type="spellEnd"/>
+    </w:p>
+    <w:p>
+      <w:pPr>
+        <w:rPr>
+          <w:rFonts w:ascii="宋体" w:eastAsia="宋体" w:hAnsi="宋体" w:hint="eastAsia"/>
+        </w:rPr>
+      </w:pPr>
+      <w:r>
+        <w:rPr>
+          <w:rFonts w:ascii="宋体" w:eastAsia="宋体" w:hAnsi="宋体" w:hint="eastAsia"/>
+        </w:rPr>
+        <w:t xml:space="preserve">q: </w:t>
+      </w:r>
+      <w:proofErr w:type="spellStart"/>
+      <w:proofErr w:type="gramStart"/>
+      <w:r>
+        <w:rPr>
+          <w:rFonts w:ascii="宋体" w:eastAsia="宋体" w:hAnsi="宋体" w:hint="eastAsia"/>
+        </w:rPr>
+        <w:t>irvm</w:t>
+      </w:r>
+      <w:proofErr w:type="spellEnd"/>
+      <w:r>
+        <w:rPr>
+          <w:rFonts w:ascii="宋体" w:eastAsia="宋体" w:hAnsi="宋体" w:hint="eastAsia"/>
+        </w:rPr>
+        <w:t>;</w:t>
       </w:r>
       <w:r>
         <w:rPr>
@@ -8315,46 +9766,126 @@
         <w:rPr>
           <w:rFonts w:ascii="宋体" w:eastAsia="宋体" w:hAnsi="宋体" w:hint="eastAsia"/>
         </w:rPr>
-        <w:t xml:space="preserve">                   r: fbuil</w:t>
-      </w:r>
-    </w:p>
-    <w:p>
-      <w:pPr>
-        <w:rPr>
-          <w:rFonts w:ascii="宋体" w:eastAsia="宋体" w:hAnsi="宋体" w:hint="eastAsia"/>
-        </w:rPr>
-      </w:pPr>
-      <w:r>
-        <w:rPr>
-          <w:rFonts w:ascii="宋体" w:eastAsia="宋体" w:hAnsi="宋体" w:hint="eastAsia"/>
-        </w:rPr>
-        <w:t>s: uikpjmw                  t: uiyxm</w:t>
-      </w:r>
-    </w:p>
-    <w:p>
-      <w:pPr>
-        <w:rPr>
-          <w:rFonts w:ascii="宋体" w:eastAsia="宋体" w:hAnsi="宋体" w:hint="eastAsia"/>
-        </w:rPr>
-      </w:pPr>
-      <w:r>
-        <w:rPr>
-          <w:rFonts w:ascii="宋体" w:eastAsia="宋体" w:hAnsi="宋体" w:hint="eastAsia"/>
-        </w:rPr>
-        <w:t>u: wvibrjhnf                v: sgbiwmk</w:t>
-      </w:r>
-    </w:p>
-    <w:p>
-      <w:pPr>
-        <w:rPr>
-          <w:rFonts w:ascii="宋体" w:eastAsia="宋体" w:hAnsi="宋体" w:hint="eastAsia"/>
-        </w:rPr>
-      </w:pPr>
-      <w:r>
-        <w:rPr>
-          <w:rFonts w:ascii="宋体" w:eastAsia="宋体" w:hAnsi="宋体" w:hint="eastAsia"/>
-        </w:rPr>
-        <w:t>w: hxazvf                   x: tdnicpms</w:t>
+        <w:t xml:space="preserve">  </w:t>
+      </w:r>
+      <w:proofErr w:type="gramEnd"/>
+      <w:r>
+        <w:rPr>
+          <w:rFonts w:ascii="宋体" w:eastAsia="宋体" w:hAnsi="宋体" w:hint="eastAsia"/>
+        </w:rPr>
+        <w:t xml:space="preserve">                 r: </w:t>
+      </w:r>
+      <w:proofErr w:type="spellStart"/>
+      <w:r>
+        <w:rPr>
+          <w:rFonts w:ascii="宋体" w:eastAsia="宋体" w:hAnsi="宋体" w:hint="eastAsia"/>
+        </w:rPr>
+        <w:t>fbuil</w:t>
+      </w:r>
+      <w:proofErr w:type="spellEnd"/>
+    </w:p>
+    <w:p>
+      <w:pPr>
+        <w:rPr>
+          <w:rFonts w:ascii="宋体" w:eastAsia="宋体" w:hAnsi="宋体" w:hint="eastAsia"/>
+        </w:rPr>
+      </w:pPr>
+      <w:r>
+        <w:rPr>
+          <w:rFonts w:ascii="宋体" w:eastAsia="宋体" w:hAnsi="宋体" w:hint="eastAsia"/>
+        </w:rPr>
+        <w:t xml:space="preserve">s: </w:t>
+      </w:r>
+      <w:proofErr w:type="spellStart"/>
+      <w:r>
+        <w:rPr>
+          <w:rFonts w:ascii="宋体" w:eastAsia="宋体" w:hAnsi="宋体" w:hint="eastAsia"/>
+        </w:rPr>
+        <w:t>uikpjmw</w:t>
+      </w:r>
+      <w:proofErr w:type="spellEnd"/>
+      <w:r>
+        <w:rPr>
+          <w:rFonts w:ascii="宋体" w:eastAsia="宋体" w:hAnsi="宋体" w:hint="eastAsia"/>
+        </w:rPr>
+        <w:t xml:space="preserve">                  t: </w:t>
+      </w:r>
+      <w:proofErr w:type="spellStart"/>
+      <w:r>
+        <w:rPr>
+          <w:rFonts w:ascii="宋体" w:eastAsia="宋体" w:hAnsi="宋体" w:hint="eastAsia"/>
+        </w:rPr>
+        <w:t>uiyxm</w:t>
+      </w:r>
+      <w:proofErr w:type="spellEnd"/>
+    </w:p>
+    <w:p>
+      <w:pPr>
+        <w:rPr>
+          <w:rFonts w:ascii="宋体" w:eastAsia="宋体" w:hAnsi="宋体" w:hint="eastAsia"/>
+        </w:rPr>
+      </w:pPr>
+      <w:r>
+        <w:rPr>
+          <w:rFonts w:ascii="宋体" w:eastAsia="宋体" w:hAnsi="宋体" w:hint="eastAsia"/>
+        </w:rPr>
+        <w:t xml:space="preserve">u: </w:t>
+      </w:r>
+      <w:proofErr w:type="spellStart"/>
+      <w:r>
+        <w:rPr>
+          <w:rFonts w:ascii="宋体" w:eastAsia="宋体" w:hAnsi="宋体" w:hint="eastAsia"/>
+        </w:rPr>
+        <w:t>wvibrjhnf</w:t>
+      </w:r>
+      <w:proofErr w:type="spellEnd"/>
+      <w:r>
+        <w:rPr>
+          <w:rFonts w:ascii="宋体" w:eastAsia="宋体" w:hAnsi="宋体" w:hint="eastAsia"/>
+        </w:rPr>
+        <w:t xml:space="preserve">                v: </w:t>
+      </w:r>
+      <w:proofErr w:type="spellStart"/>
+      <w:r>
+        <w:rPr>
+          <w:rFonts w:ascii="宋体" w:eastAsia="宋体" w:hAnsi="宋体" w:hint="eastAsia"/>
+        </w:rPr>
+        <w:t>sgbiwmk</w:t>
+      </w:r>
+      <w:proofErr w:type="spellEnd"/>
+    </w:p>
+    <w:p>
+      <w:pPr>
+        <w:rPr>
+          <w:rFonts w:ascii="宋体" w:eastAsia="宋体" w:hAnsi="宋体" w:hint="eastAsia"/>
+        </w:rPr>
+      </w:pPr>
+      <w:r>
+        <w:rPr>
+          <w:rFonts w:ascii="宋体" w:eastAsia="宋体" w:hAnsi="宋体" w:hint="eastAsia"/>
+        </w:rPr>
+        <w:t xml:space="preserve">w: </w:t>
+      </w:r>
+      <w:proofErr w:type="spellStart"/>
+      <w:r>
+        <w:rPr>
+          <w:rFonts w:ascii="宋体" w:eastAsia="宋体" w:hAnsi="宋体" w:hint="eastAsia"/>
+        </w:rPr>
+        <w:t>hxazvf</w:t>
+      </w:r>
+      <w:proofErr w:type="spellEnd"/>
+      <w:r>
+        <w:rPr>
+          <w:rFonts w:ascii="宋体" w:eastAsia="宋体" w:hAnsi="宋体" w:hint="eastAsia"/>
+        </w:rPr>
+        <w:t xml:space="preserve">                   x: </w:t>
+      </w:r>
+      <w:proofErr w:type="spellStart"/>
+      <w:r>
+        <w:rPr>
+          <w:rFonts w:ascii="宋体" w:eastAsia="宋体" w:hAnsi="宋体" w:hint="eastAsia"/>
+        </w:rPr>
+        <w:t>tdnicpms</w:t>
       </w:r>
       <w:r>
         <w:rPr>
@@ -8362,19 +9893,28 @@
         </w:rPr>
         <w:t>b</w:t>
       </w:r>
-    </w:p>
-    <w:p>
-      <w:pPr>
-        <w:rPr>
-          <w:rFonts w:ascii="宋体" w:eastAsia="宋体" w:hAnsi="宋体" w:hint="eastAsia"/>
-        </w:rPr>
-      </w:pPr>
-      <w:r>
-        <w:rPr>
-          <w:rFonts w:ascii="宋体" w:eastAsia="宋体" w:hAnsi="宋体" w:hint="eastAsia"/>
-        </w:rPr>
-        <w:t>y: jbtuihlexkn</w:t>
-      </w:r>
+      <w:proofErr w:type="spellEnd"/>
+    </w:p>
+    <w:p>
+      <w:pPr>
+        <w:rPr>
+          <w:rFonts w:ascii="宋体" w:eastAsia="宋体" w:hAnsi="宋体" w:hint="eastAsia"/>
+        </w:rPr>
+      </w:pPr>
+      <w:r>
+        <w:rPr>
+          <w:rFonts w:ascii="宋体" w:eastAsia="宋体" w:hAnsi="宋体" w:hint="eastAsia"/>
+        </w:rPr>
+        <w:t xml:space="preserve">y: </w:t>
+      </w:r>
+      <w:proofErr w:type="spellStart"/>
+      <w:r>
+        <w:rPr>
+          <w:rFonts w:ascii="宋体" w:eastAsia="宋体" w:hAnsi="宋体" w:hint="eastAsia"/>
+        </w:rPr>
+        <w:t>jbtuihlexkn</w:t>
+      </w:r>
+      <w:proofErr w:type="spellEnd"/>
       <w:r>
         <w:rPr>
           <w:rFonts w:ascii="宋体" w:eastAsia="宋体" w:hAnsi="宋体" w:hint="eastAsia"/>
@@ -8385,8 +9925,16 @@
         <w:rPr>
           <w:rFonts w:ascii="宋体" w:eastAsia="宋体" w:hAnsi="宋体" w:hint="eastAsia"/>
         </w:rPr>
-        <w:t xml:space="preserve">             z: vruipb</w:t>
-      </w:r>
+        <w:t xml:space="preserve">             z: </w:t>
+      </w:r>
+      <w:proofErr w:type="spellStart"/>
+      <w:r>
+        <w:rPr>
+          <w:rFonts w:ascii="宋体" w:eastAsia="宋体" w:hAnsi="宋体" w:hint="eastAsia"/>
+        </w:rPr>
+        <w:t>vruipb</w:t>
+      </w:r>
+      <w:proofErr w:type="spellEnd"/>
     </w:p>
     <w:p>
       <w:pPr>
@@ -8587,6 +10135,7 @@
           <w:szCs w:val="21"/>
         </w:rPr>
       </w:pPr>
+      <w:proofErr w:type="gramStart"/>
       <w:r>
         <w:rPr>
           <w:rFonts w:ascii="宋体" w:eastAsia="宋体" w:hAnsi="宋体" w:hint="eastAsia"/>
@@ -8605,6 +10154,7 @@
         </w:rPr>
         <w:t>码冲突</w:t>
       </w:r>
+      <w:proofErr w:type="gramEnd"/>
       <w:r>
         <w:rPr>
           <w:rFonts w:ascii="宋体" w:eastAsia="宋体" w:hAnsi="宋体"/>
@@ -8715,8 +10265,65 @@
           <w:rFonts w:ascii="宋体" w:eastAsia="宋体" w:hAnsi="宋体" w:hint="eastAsia"/>
           <w:szCs w:val="21"/>
         </w:rPr>
-        <w:t>如含彳取彳，含廾取廾</w:t>
-      </w:r>
+        <w:t>如含</w:t>
+      </w:r>
+      <w:proofErr w:type="gramStart"/>
+      <w:r>
+        <w:rPr>
+          <w:rFonts w:ascii="宋体" w:eastAsia="宋体" w:hAnsi="宋体" w:hint="eastAsia"/>
+          <w:szCs w:val="21"/>
+        </w:rPr>
+        <w:t>彳</w:t>
+      </w:r>
+      <w:proofErr w:type="gramEnd"/>
+      <w:r>
+        <w:rPr>
+          <w:rFonts w:ascii="宋体" w:eastAsia="宋体" w:hAnsi="宋体" w:hint="eastAsia"/>
+          <w:szCs w:val="21"/>
+        </w:rPr>
+        <w:t>取</w:t>
+      </w:r>
+      <w:proofErr w:type="gramStart"/>
+      <w:r>
+        <w:rPr>
+          <w:rFonts w:ascii="宋体" w:eastAsia="宋体" w:hAnsi="宋体" w:hint="eastAsia"/>
+          <w:szCs w:val="21"/>
+        </w:rPr>
+        <w:t>彳</w:t>
+      </w:r>
+      <w:proofErr w:type="gramEnd"/>
+      <w:r>
+        <w:rPr>
+          <w:rFonts w:ascii="宋体" w:eastAsia="宋体" w:hAnsi="宋体" w:hint="eastAsia"/>
+          <w:szCs w:val="21"/>
+        </w:rPr>
+        <w:t>，含</w:t>
+      </w:r>
+      <w:proofErr w:type="gramStart"/>
+      <w:r>
+        <w:rPr>
+          <w:rFonts w:ascii="宋体" w:eastAsia="宋体" w:hAnsi="宋体" w:hint="eastAsia"/>
+          <w:szCs w:val="21"/>
+        </w:rPr>
+        <w:t>廾</w:t>
+      </w:r>
+      <w:proofErr w:type="gramEnd"/>
+      <w:r>
+        <w:rPr>
+          <w:rFonts w:ascii="宋体" w:eastAsia="宋体" w:hAnsi="宋体" w:hint="eastAsia"/>
+          <w:szCs w:val="21"/>
+        </w:rPr>
+        <w:t>取</w:t>
+      </w:r>
+      <w:proofErr w:type="gramStart"/>
+      <w:r>
+        <w:rPr>
+          <w:rFonts w:ascii="宋体" w:eastAsia="宋体" w:hAnsi="宋体" w:hint="eastAsia"/>
+          <w:szCs w:val="21"/>
+        </w:rPr>
+        <w:t>廾</w:t>
+      </w:r>
+      <w:proofErr w:type="gramEnd"/>
       <w:r>
         <w:rPr>
           <w:rFonts w:ascii="宋体" w:eastAsia="宋体" w:hAnsi="宋体"/>
@@ -8966,16 +10573,36 @@
           <w:bCs/>
           <w:szCs w:val="21"/>
         </w:rPr>
-        <w:t>/非部首字</w:t>
-      </w:r>
-      <w:r>
-        <w:rPr>
-          <w:rFonts w:ascii="宋体" w:eastAsia="宋体" w:hAnsi="宋体"/>
-          <w:b/>
-          <w:bCs/>
-          <w:szCs w:val="21"/>
-        </w:rPr>
-        <w:t>合理跳过</w:t>
+        <w:t>/非部首</w:t>
+      </w:r>
+      <w:proofErr w:type="gramStart"/>
+      <w:r>
+        <w:rPr>
+          <w:rFonts w:ascii="宋体" w:eastAsia="宋体" w:hAnsi="宋体" w:hint="eastAsia"/>
+          <w:b/>
+          <w:bCs/>
+          <w:szCs w:val="21"/>
+        </w:rPr>
+        <w:t>字</w:t>
+      </w:r>
+      <w:r>
+        <w:rPr>
+          <w:rFonts w:ascii="宋体" w:eastAsia="宋体" w:hAnsi="宋体"/>
+          <w:b/>
+          <w:bCs/>
+          <w:szCs w:val="21"/>
+        </w:rPr>
+        <w:t>合理</w:t>
+      </w:r>
+      <w:proofErr w:type="gramEnd"/>
+      <w:r>
+        <w:rPr>
+          <w:rFonts w:ascii="宋体" w:eastAsia="宋体" w:hAnsi="宋体"/>
+          <w:b/>
+          <w:bCs/>
+          <w:szCs w:val="21"/>
+        </w:rPr>
+        <w:t>跳过</w:t>
       </w:r>
       <w:r>
         <w:rPr>
@@ -9098,7 +10725,21 @@
         <w:rPr>
           <w:rFonts w:ascii="宋体" w:eastAsia="宋体" w:hAnsi="宋体"/>
         </w:rPr>
-        <w:t>巨5 平5 养d 就d 利h 临i 所j</w:t>
+        <w:t>巨5 平5 养d 就d 利h 临</w:t>
+      </w:r>
+      <w:proofErr w:type="spellStart"/>
+      <w:r>
+        <w:rPr>
+          <w:rFonts w:ascii="宋体" w:eastAsia="宋体" w:hAnsi="宋体"/>
+        </w:rPr>
+        <w:t>i</w:t>
+      </w:r>
+      <w:proofErr w:type="spellEnd"/>
+      <w:r>
+        <w:rPr>
+          <w:rFonts w:ascii="宋体" w:eastAsia="宋体" w:hAnsi="宋体"/>
+        </w:rPr>
+        <w:t xml:space="preserve"> 所j</w:t>
       </w:r>
       <w:r>
         <w:rPr>
@@ -9124,6 +10765,7 @@
         <w:rPr>
           <w:rFonts w:ascii="宋体" w:eastAsia="宋体" w:hAnsi="宋体"/>
         </w:rPr>
+        <w:lastRenderedPageBreak/>
         <w:t>责q</w:t>
       </w:r>
       <w:r>
@@ -9136,7 +10778,21 @@
         <w:rPr>
           <w:rFonts w:ascii="宋体" w:eastAsia="宋体" w:hAnsi="宋体"/>
         </w:rPr>
-        <w:t>音r 有r 旧r 旦r 更</w:t>
+        <w:t xml:space="preserve">音r 有r 旧r </w:t>
+      </w:r>
+      <w:proofErr w:type="gramStart"/>
+      <w:r>
+        <w:rPr>
+          <w:rFonts w:ascii="宋体" w:eastAsia="宋体" w:hAnsi="宋体"/>
+        </w:rPr>
+        <w:t>旦</w:t>
+      </w:r>
+      <w:proofErr w:type="gramEnd"/>
+      <w:r>
+        <w:rPr>
+          <w:rFonts w:ascii="宋体" w:eastAsia="宋体" w:hAnsi="宋体"/>
+        </w:rPr>
+        <w:t>r 更</w:t>
       </w:r>
       <w:r>
         <w:rPr>
@@ -9182,7 +10838,6 @@
           <w:rFonts w:ascii="宋体" w:eastAsia="宋体" w:hAnsi="宋体"/>
           <w:szCs w:val="21"/>
         </w:rPr>
-        <w:lastRenderedPageBreak/>
         <w:t>以下部首不在部首表中，需进行如下调整：</w:t>
       </w:r>
     </w:p>
@@ -9222,8 +10877,97 @@
           <w:rFonts w:ascii="宋体" w:eastAsia="宋体" w:hAnsi="宋体"/>
           <w:szCs w:val="21"/>
         </w:rPr>
-        <w:t>亅→丨，夊夂→攵，廾→卄，⺈→刀，冃→日，疋</w:t>
-      </w:r>
+        <w:t>亅→</w:t>
+      </w:r>
+      <w:proofErr w:type="gramStart"/>
+      <w:r>
+        <w:rPr>
+          <w:rFonts w:ascii="宋体" w:eastAsia="宋体" w:hAnsi="宋体"/>
+          <w:szCs w:val="21"/>
+        </w:rPr>
+        <w:t>丨</w:t>
+      </w:r>
+      <w:proofErr w:type="gramEnd"/>
+      <w:r>
+        <w:rPr>
+          <w:rFonts w:ascii="宋体" w:eastAsia="宋体" w:hAnsi="宋体"/>
+          <w:szCs w:val="21"/>
+        </w:rPr>
+        <w:t>，</w:t>
+      </w:r>
+      <w:proofErr w:type="gramStart"/>
+      <w:r>
+        <w:rPr>
+          <w:rFonts w:ascii="宋体" w:eastAsia="宋体" w:hAnsi="宋体"/>
+          <w:szCs w:val="21"/>
+        </w:rPr>
+        <w:t>夊夂</w:t>
+      </w:r>
+      <w:proofErr w:type="gramEnd"/>
+      <w:r>
+        <w:rPr>
+          <w:rFonts w:ascii="宋体" w:eastAsia="宋体" w:hAnsi="宋体"/>
+          <w:szCs w:val="21"/>
+        </w:rPr>
+        <w:t>→</w:t>
+      </w:r>
+      <w:proofErr w:type="gramStart"/>
+      <w:r>
+        <w:rPr>
+          <w:rFonts w:ascii="宋体" w:eastAsia="宋体" w:hAnsi="宋体"/>
+          <w:szCs w:val="21"/>
+        </w:rPr>
+        <w:t>攵</w:t>
+      </w:r>
+      <w:proofErr w:type="gramEnd"/>
+      <w:r>
+        <w:rPr>
+          <w:rFonts w:ascii="宋体" w:eastAsia="宋体" w:hAnsi="宋体"/>
+          <w:szCs w:val="21"/>
+        </w:rPr>
+        <w:t>，</w:t>
+      </w:r>
+      <w:proofErr w:type="gramStart"/>
+      <w:r>
+        <w:rPr>
+          <w:rFonts w:ascii="宋体" w:eastAsia="宋体" w:hAnsi="宋体"/>
+          <w:szCs w:val="21"/>
+        </w:rPr>
+        <w:t>廾</w:t>
+      </w:r>
+      <w:proofErr w:type="gramEnd"/>
+      <w:r>
+        <w:rPr>
+          <w:rFonts w:ascii="宋体" w:eastAsia="宋体" w:hAnsi="宋体"/>
+          <w:szCs w:val="21"/>
+        </w:rPr>
+        <w:t>→卄，⺈→刀，</w:t>
+      </w:r>
+      <w:proofErr w:type="gramStart"/>
+      <w:r>
+        <w:rPr>
+          <w:rFonts w:ascii="宋体" w:eastAsia="宋体" w:hAnsi="宋体"/>
+          <w:szCs w:val="21"/>
+        </w:rPr>
+        <w:t>冃</w:t>
+      </w:r>
+      <w:proofErr w:type="gramEnd"/>
+      <w:r>
+        <w:rPr>
+          <w:rFonts w:ascii="宋体" w:eastAsia="宋体" w:hAnsi="宋体"/>
+          <w:szCs w:val="21"/>
+        </w:rPr>
+        <w:t>→日，</w:t>
+      </w:r>
+      <w:proofErr w:type="gramStart"/>
+      <w:r>
+        <w:rPr>
+          <w:rFonts w:ascii="宋体" w:eastAsia="宋体" w:hAnsi="宋体"/>
+          <w:szCs w:val="21"/>
+        </w:rPr>
+        <w:t>疋</w:t>
+      </w:r>
+      <w:proofErr w:type="gramEnd"/>
       <w:r>
         <w:rPr>
           <w:rFonts w:ascii="SimSun-ExtB" w:eastAsia="SimSun-ExtB" w:hAnsi="SimSun-ExtB" w:cs="SimSun-ExtB" w:hint="eastAsia"/>
@@ -9236,7 +10980,39 @@
           <w:rFonts w:ascii="宋体" w:eastAsia="宋体" w:hAnsi="宋体"/>
           <w:szCs w:val="21"/>
         </w:rPr>
-        <w:t>龰→止，匸→匚，襾→西，龶→青，耂→老，灬→火......</w:t>
+        <w:t>龰→止，匸→</w:t>
+      </w:r>
+      <w:proofErr w:type="gramStart"/>
+      <w:r>
+        <w:rPr>
+          <w:rFonts w:ascii="宋体" w:eastAsia="宋体" w:hAnsi="宋体"/>
+          <w:szCs w:val="21"/>
+        </w:rPr>
+        <w:t>匚</w:t>
+      </w:r>
+      <w:proofErr w:type="gramEnd"/>
+      <w:r>
+        <w:rPr>
+          <w:rFonts w:ascii="宋体" w:eastAsia="宋体" w:hAnsi="宋体"/>
+          <w:szCs w:val="21"/>
+        </w:rPr>
+        <w:t>，襾→西，龶→青，耂→老，</w:t>
+      </w:r>
+      <w:proofErr w:type="gramStart"/>
+      <w:r>
+        <w:rPr>
+          <w:rFonts w:ascii="宋体" w:eastAsia="宋体" w:hAnsi="宋体"/>
+          <w:szCs w:val="21"/>
+        </w:rPr>
+        <w:t>灬</w:t>
+      </w:r>
+      <w:proofErr w:type="gramEnd"/>
+      <w:r>
+        <w:rPr>
+          <w:rFonts w:ascii="宋体" w:eastAsia="宋体" w:hAnsi="宋体"/>
+          <w:szCs w:val="21"/>
+        </w:rPr>
+        <w:t>→火......</w:t>
       </w:r>
     </w:p>
     <w:p>
@@ -9297,7 +11073,119 @@
           <w:rFonts w:ascii="宋体" w:eastAsia="宋体" w:hAnsi="宋体"/>
           <w:szCs w:val="21"/>
         </w:rPr>
-        <w:t>夫→矢，正→止，长長镸→髟，玉→王，曰→日，申→田，干→十，无→二，牙→寸，甘→革，生→青，隶→聿，面→囗，韭→耒，飞→疒，鬥→门......</w:t>
+        <w:t>夫→</w:t>
+      </w:r>
+      <w:proofErr w:type="gramStart"/>
+      <w:r>
+        <w:rPr>
+          <w:rFonts w:ascii="宋体" w:eastAsia="宋体" w:hAnsi="宋体"/>
+          <w:szCs w:val="21"/>
+        </w:rPr>
+        <w:t>矢</w:t>
+      </w:r>
+      <w:proofErr w:type="gramEnd"/>
+      <w:r>
+        <w:rPr>
+          <w:rFonts w:ascii="宋体" w:eastAsia="宋体" w:hAnsi="宋体"/>
+          <w:szCs w:val="21"/>
+        </w:rPr>
+        <w:t>，正→止，长長镸→</w:t>
+      </w:r>
+      <w:proofErr w:type="gramStart"/>
+      <w:r>
+        <w:rPr>
+          <w:rFonts w:ascii="宋体" w:eastAsia="宋体" w:hAnsi="宋体"/>
+          <w:szCs w:val="21"/>
+        </w:rPr>
+        <w:t>髟</w:t>
+      </w:r>
+      <w:proofErr w:type="gramEnd"/>
+      <w:r>
+        <w:rPr>
+          <w:rFonts w:ascii="宋体" w:eastAsia="宋体" w:hAnsi="宋体"/>
+          <w:szCs w:val="21"/>
+        </w:rPr>
+        <w:t>，玉→王，曰→日，申→田，干→十，无→二，牙→寸，甘→革，生→青，隶→</w:t>
+      </w:r>
+      <w:proofErr w:type="gramStart"/>
+      <w:r>
+        <w:rPr>
+          <w:rFonts w:ascii="宋体" w:eastAsia="宋体" w:hAnsi="宋体"/>
+          <w:szCs w:val="21"/>
+        </w:rPr>
+        <w:t>聿</w:t>
+      </w:r>
+      <w:proofErr w:type="gramEnd"/>
+      <w:r>
+        <w:rPr>
+          <w:rFonts w:ascii="宋体" w:eastAsia="宋体" w:hAnsi="宋体"/>
+          <w:szCs w:val="21"/>
+        </w:rPr>
+        <w:t>，面→</w:t>
+      </w:r>
+      <w:proofErr w:type="gramStart"/>
+      <w:r>
+        <w:rPr>
+          <w:rFonts w:ascii="宋体" w:eastAsia="宋体" w:hAnsi="宋体"/>
+          <w:szCs w:val="21"/>
+        </w:rPr>
+        <w:t>囗</w:t>
+      </w:r>
+      <w:proofErr w:type="gramEnd"/>
+      <w:r>
+        <w:rPr>
+          <w:rFonts w:ascii="宋体" w:eastAsia="宋体" w:hAnsi="宋体"/>
+          <w:szCs w:val="21"/>
+        </w:rPr>
+        <w:t>，</w:t>
+      </w:r>
+      <w:proofErr w:type="gramStart"/>
+      <w:r>
+        <w:rPr>
+          <w:rFonts w:ascii="宋体" w:eastAsia="宋体" w:hAnsi="宋体"/>
+          <w:szCs w:val="21"/>
+        </w:rPr>
+        <w:t>韭</w:t>
+      </w:r>
+      <w:proofErr w:type="gramEnd"/>
+      <w:r>
+        <w:rPr>
+          <w:rFonts w:ascii="宋体" w:eastAsia="宋体" w:hAnsi="宋体"/>
+          <w:szCs w:val="21"/>
+        </w:rPr>
+        <w:t>→</w:t>
+      </w:r>
+      <w:proofErr w:type="gramStart"/>
+      <w:r>
+        <w:rPr>
+          <w:rFonts w:ascii="宋体" w:eastAsia="宋体" w:hAnsi="宋体"/>
+          <w:szCs w:val="21"/>
+        </w:rPr>
+        <w:t>耒</w:t>
+      </w:r>
+      <w:proofErr w:type="gramEnd"/>
+      <w:r>
+        <w:rPr>
+          <w:rFonts w:ascii="宋体" w:eastAsia="宋体" w:hAnsi="宋体"/>
+          <w:szCs w:val="21"/>
+        </w:rPr>
+        <w:t>，飞→</w:t>
+      </w:r>
+      <w:proofErr w:type="gramStart"/>
+      <w:r>
+        <w:rPr>
+          <w:rFonts w:ascii="宋体" w:eastAsia="宋体" w:hAnsi="宋体"/>
+          <w:szCs w:val="21"/>
+        </w:rPr>
+        <w:t>疒</w:t>
+      </w:r>
+      <w:proofErr w:type="gramEnd"/>
+      <w:r>
+        <w:rPr>
+          <w:rFonts w:ascii="宋体" w:eastAsia="宋体" w:hAnsi="宋体"/>
+          <w:szCs w:val="21"/>
+        </w:rPr>
+        <w:t>，鬥→门......</w:t>
       </w:r>
     </w:p>
     <w:p>
@@ -9358,7 +11246,39 @@
           <w:rFonts w:ascii="宋体" w:eastAsia="宋体" w:hAnsi="宋体"/>
           <w:szCs w:val="21"/>
         </w:rPr>
-        <w:t>立→亠，鼠→臼，舛→夕，㫃→方，卧→臣，</w:t>
+        <w:t>立→</w:t>
+      </w:r>
+      <w:proofErr w:type="gramStart"/>
+      <w:r>
+        <w:rPr>
+          <w:rFonts w:ascii="宋体" w:eastAsia="宋体" w:hAnsi="宋体"/>
+          <w:szCs w:val="21"/>
+        </w:rPr>
+        <w:t>亠</w:t>
+      </w:r>
+      <w:proofErr w:type="gramEnd"/>
+      <w:r>
+        <w:rPr>
+          <w:rFonts w:ascii="宋体" w:eastAsia="宋体" w:hAnsi="宋体"/>
+          <w:szCs w:val="21"/>
+        </w:rPr>
+        <w:t>，鼠→臼，</w:t>
+      </w:r>
+      <w:proofErr w:type="gramStart"/>
+      <w:r>
+        <w:rPr>
+          <w:rFonts w:ascii="宋体" w:eastAsia="宋体" w:hAnsi="宋体"/>
+          <w:szCs w:val="21"/>
+        </w:rPr>
+        <w:t>舛</w:t>
+      </w:r>
+      <w:proofErr w:type="gramEnd"/>
+      <w:r>
+        <w:rPr>
+          <w:rFonts w:ascii="宋体" w:eastAsia="宋体" w:hAnsi="宋体"/>
+          <w:szCs w:val="21"/>
+        </w:rPr>
+        <w:t>→夕，㫃→方，卧→臣，</w:t>
       </w:r>
       <w:r>
         <w:rPr>
@@ -9372,7 +11292,23 @@
           <w:rFonts w:ascii="宋体" w:eastAsia="宋体" w:hAnsi="宋体"/>
           <w:szCs w:val="21"/>
         </w:rPr>
-        <w:t>→禾，行→彳，</w:t>
+        <w:t>→禾，行→</w:t>
+      </w:r>
+      <w:proofErr w:type="gramStart"/>
+      <w:r>
+        <w:rPr>
+          <w:rFonts w:ascii="宋体" w:eastAsia="宋体" w:hAnsi="宋体"/>
+          <w:szCs w:val="21"/>
+        </w:rPr>
+        <w:t>彳</w:t>
+      </w:r>
+      <w:proofErr w:type="gramEnd"/>
+      <w:r>
+        <w:rPr>
+          <w:rFonts w:ascii="宋体" w:eastAsia="宋体" w:hAnsi="宋体"/>
+          <w:szCs w:val="21"/>
+        </w:rPr>
+        <w:t>，</w:t>
       </w:r>
       <w:r>
         <w:rPr>
@@ -9386,24 +11322,249 @@
           <w:rFonts w:ascii="宋体" w:eastAsia="宋体" w:hAnsi="宋体"/>
           <w:szCs w:val="21"/>
         </w:rPr>
-        <w:t>→宀，亼→人，龠→人，鼻→自，齐（齊）→文，林→木，舍→人，多→夕，男→田，死→歹，比→匕，爻→㐅，玄→亠，禸→冂，至→土，色→刀，首→丷，香→禾，高→亠，鬯→匕，鬲→口，鹿→广，麻→广，黄黃→八，黍→禾，黹→业，鼎→目，鼓→支，龟→刀，厄→厂......</w:t>
-      </w:r>
-    </w:p>
-    <w:p>
-      <w:pPr>
-        <w:rPr>
-          <w:rFonts w:ascii="宋体" w:eastAsia="宋体" w:hAnsi="宋体" w:hint="eastAsia"/>
-          <w:szCs w:val="21"/>
-        </w:rPr>
-      </w:pPr>
-    </w:p>
-    <w:p>
-      <w:pPr>
-        <w:rPr>
-          <w:rFonts w:ascii="宋体" w:eastAsia="宋体" w:hAnsi="宋体" w:hint="eastAsia"/>
-          <w:szCs w:val="21"/>
-        </w:rPr>
-      </w:pPr>
+        <w:t>→</w:t>
+      </w:r>
+      <w:proofErr w:type="gramStart"/>
+      <w:r>
+        <w:rPr>
+          <w:rFonts w:ascii="宋体" w:eastAsia="宋体" w:hAnsi="宋体"/>
+          <w:szCs w:val="21"/>
+        </w:rPr>
+        <w:t>宀</w:t>
+      </w:r>
+      <w:proofErr w:type="gramEnd"/>
+      <w:r>
+        <w:rPr>
+          <w:rFonts w:ascii="宋体" w:eastAsia="宋体" w:hAnsi="宋体"/>
+          <w:szCs w:val="21"/>
+        </w:rPr>
+        <w:t>，亼→人，</w:t>
+      </w:r>
+      <w:proofErr w:type="gramStart"/>
+      <w:r>
+        <w:rPr>
+          <w:rFonts w:ascii="宋体" w:eastAsia="宋体" w:hAnsi="宋体"/>
+          <w:szCs w:val="21"/>
+        </w:rPr>
+        <w:t>龠</w:t>
+      </w:r>
+      <w:proofErr w:type="gramEnd"/>
+      <w:r>
+        <w:rPr>
+          <w:rFonts w:ascii="宋体" w:eastAsia="宋体" w:hAnsi="宋体"/>
+          <w:szCs w:val="21"/>
+        </w:rPr>
+        <w:t>→人，鼻→自，齐（齊）→文，林→木，舍→人，多→夕，男→田，死→</w:t>
+      </w:r>
+      <w:proofErr w:type="gramStart"/>
+      <w:r>
+        <w:rPr>
+          <w:rFonts w:ascii="宋体" w:eastAsia="宋体" w:hAnsi="宋体"/>
+          <w:szCs w:val="21"/>
+        </w:rPr>
+        <w:t>歹</w:t>
+      </w:r>
+      <w:proofErr w:type="gramEnd"/>
+      <w:r>
+        <w:rPr>
+          <w:rFonts w:ascii="宋体" w:eastAsia="宋体" w:hAnsi="宋体"/>
+          <w:szCs w:val="21"/>
+        </w:rPr>
+        <w:t>，比→</w:t>
+      </w:r>
+      <w:proofErr w:type="gramStart"/>
+      <w:r>
+        <w:rPr>
+          <w:rFonts w:ascii="宋体" w:eastAsia="宋体" w:hAnsi="宋体"/>
+          <w:szCs w:val="21"/>
+        </w:rPr>
+        <w:t>匕</w:t>
+      </w:r>
+      <w:proofErr w:type="gramEnd"/>
+      <w:r>
+        <w:rPr>
+          <w:rFonts w:ascii="宋体" w:eastAsia="宋体" w:hAnsi="宋体"/>
+          <w:szCs w:val="21"/>
+        </w:rPr>
+        <w:t>，</w:t>
+      </w:r>
+      <w:proofErr w:type="gramStart"/>
+      <w:r>
+        <w:rPr>
+          <w:rFonts w:ascii="宋体" w:eastAsia="宋体" w:hAnsi="宋体"/>
+          <w:szCs w:val="21"/>
+        </w:rPr>
+        <w:t>爻</w:t>
+      </w:r>
+      <w:proofErr w:type="gramEnd"/>
+      <w:r>
+        <w:rPr>
+          <w:rFonts w:ascii="宋体" w:eastAsia="宋体" w:hAnsi="宋体"/>
+          <w:szCs w:val="21"/>
+        </w:rPr>
+        <w:t>→㐅，玄→</w:t>
+      </w:r>
+      <w:proofErr w:type="gramStart"/>
+      <w:r>
+        <w:rPr>
+          <w:rFonts w:ascii="宋体" w:eastAsia="宋体" w:hAnsi="宋体"/>
+          <w:szCs w:val="21"/>
+        </w:rPr>
+        <w:t>亠</w:t>
+      </w:r>
+      <w:proofErr w:type="gramEnd"/>
+      <w:r>
+        <w:rPr>
+          <w:rFonts w:ascii="宋体" w:eastAsia="宋体" w:hAnsi="宋体"/>
+          <w:szCs w:val="21"/>
+        </w:rPr>
+        <w:t>，禸→</w:t>
+      </w:r>
+      <w:proofErr w:type="gramStart"/>
+      <w:r>
+        <w:rPr>
+          <w:rFonts w:ascii="宋体" w:eastAsia="宋体" w:hAnsi="宋体"/>
+          <w:szCs w:val="21"/>
+        </w:rPr>
+        <w:t>冂</w:t>
+      </w:r>
+      <w:proofErr w:type="gramEnd"/>
+      <w:r>
+        <w:rPr>
+          <w:rFonts w:ascii="宋体" w:eastAsia="宋体" w:hAnsi="宋体"/>
+          <w:szCs w:val="21"/>
+        </w:rPr>
+        <w:t>，至→土，色→刀，首→丷，香→禾，高→</w:t>
+      </w:r>
+      <w:proofErr w:type="gramStart"/>
+      <w:r>
+        <w:rPr>
+          <w:rFonts w:ascii="宋体" w:eastAsia="宋体" w:hAnsi="宋体"/>
+          <w:szCs w:val="21"/>
+        </w:rPr>
+        <w:t>亠</w:t>
+      </w:r>
+      <w:proofErr w:type="gramEnd"/>
+      <w:r>
+        <w:rPr>
+          <w:rFonts w:ascii="宋体" w:eastAsia="宋体" w:hAnsi="宋体"/>
+          <w:szCs w:val="21"/>
+        </w:rPr>
+        <w:t>，</w:t>
+      </w:r>
+      <w:proofErr w:type="gramStart"/>
+      <w:r>
+        <w:rPr>
+          <w:rFonts w:ascii="宋体" w:eastAsia="宋体" w:hAnsi="宋体"/>
+          <w:szCs w:val="21"/>
+        </w:rPr>
+        <w:t>鬯</w:t>
+      </w:r>
+      <w:proofErr w:type="gramEnd"/>
+      <w:r>
+        <w:rPr>
+          <w:rFonts w:ascii="宋体" w:eastAsia="宋体" w:hAnsi="宋体"/>
+          <w:szCs w:val="21"/>
+        </w:rPr>
+        <w:t>→</w:t>
+      </w:r>
+      <w:proofErr w:type="gramStart"/>
+      <w:r>
+        <w:rPr>
+          <w:rFonts w:ascii="宋体" w:eastAsia="宋体" w:hAnsi="宋体"/>
+          <w:szCs w:val="21"/>
+        </w:rPr>
+        <w:t>匕</w:t>
+      </w:r>
+      <w:proofErr w:type="gramEnd"/>
+      <w:r>
+        <w:rPr>
+          <w:rFonts w:ascii="宋体" w:eastAsia="宋体" w:hAnsi="宋体"/>
+          <w:szCs w:val="21"/>
+        </w:rPr>
+        <w:t>，</w:t>
+      </w:r>
+      <w:proofErr w:type="gramStart"/>
+      <w:r>
+        <w:rPr>
+          <w:rFonts w:ascii="宋体" w:eastAsia="宋体" w:hAnsi="宋体"/>
+          <w:szCs w:val="21"/>
+        </w:rPr>
+        <w:t>鬲</w:t>
+      </w:r>
+      <w:proofErr w:type="gramEnd"/>
+      <w:r>
+        <w:rPr>
+          <w:rFonts w:ascii="宋体" w:eastAsia="宋体" w:hAnsi="宋体"/>
+          <w:szCs w:val="21"/>
+        </w:rPr>
+        <w:t>→口，鹿→广，麻→广，黄黃→八，</w:t>
+      </w:r>
+      <w:proofErr w:type="gramStart"/>
+      <w:r>
+        <w:rPr>
+          <w:rFonts w:ascii="宋体" w:eastAsia="宋体" w:hAnsi="宋体"/>
+          <w:szCs w:val="21"/>
+        </w:rPr>
+        <w:t>黍</w:t>
+      </w:r>
+      <w:proofErr w:type="gramEnd"/>
+      <w:r>
+        <w:rPr>
+          <w:rFonts w:ascii="宋体" w:eastAsia="宋体" w:hAnsi="宋体"/>
+          <w:szCs w:val="21"/>
+        </w:rPr>
+        <w:t>→禾，</w:t>
+      </w:r>
+      <w:proofErr w:type="gramStart"/>
+      <w:r>
+        <w:rPr>
+          <w:rFonts w:ascii="宋体" w:eastAsia="宋体" w:hAnsi="宋体"/>
+          <w:szCs w:val="21"/>
+        </w:rPr>
+        <w:t>黹</w:t>
+      </w:r>
+      <w:proofErr w:type="gramEnd"/>
+      <w:r>
+        <w:rPr>
+          <w:rFonts w:ascii="宋体" w:eastAsia="宋体" w:hAnsi="宋体"/>
+          <w:szCs w:val="21"/>
+        </w:rPr>
+        <w:t>→业，鼎→目，鼓→支，龟→刀，</w:t>
+      </w:r>
+      <w:proofErr w:type="gramStart"/>
+      <w:r>
+        <w:rPr>
+          <w:rFonts w:ascii="宋体" w:eastAsia="宋体" w:hAnsi="宋体"/>
+          <w:szCs w:val="21"/>
+        </w:rPr>
+        <w:t>厄</w:t>
+      </w:r>
+      <w:proofErr w:type="gramEnd"/>
+      <w:r>
+        <w:rPr>
+          <w:rFonts w:ascii="宋体" w:eastAsia="宋体" w:hAnsi="宋体"/>
+          <w:szCs w:val="21"/>
+        </w:rPr>
+        <w:t>→厂......</w:t>
+      </w:r>
+    </w:p>
+    <w:p>
+      <w:pPr>
+        <w:rPr>
+          <w:rFonts w:ascii="宋体" w:eastAsia="宋体" w:hAnsi="宋体" w:hint="eastAsia"/>
+          <w:szCs w:val="21"/>
+        </w:rPr>
+      </w:pPr>
+    </w:p>
+    <w:p>
+      <w:pPr>
+        <w:rPr>
+          <w:rFonts w:ascii="宋体" w:eastAsia="宋体" w:hAnsi="宋体" w:hint="eastAsia"/>
+          <w:szCs w:val="21"/>
+        </w:rPr>
+      </w:pPr>
+      <w:proofErr w:type="gramStart"/>
       <w:r>
         <w:rPr>
           <w:rFonts w:ascii="宋体" w:eastAsia="宋体" w:hAnsi="宋体"/>
@@ -9413,6 +11574,7 @@
         </w:rPr>
         <w:t>罕部跳过</w:t>
       </w:r>
+      <w:proofErr w:type="gramEnd"/>
       <w:r>
         <w:rPr>
           <w:rFonts w:ascii="宋体" w:eastAsia="宋体" w:hAnsi="宋体"/>
@@ -9433,7 +11595,23 @@
           <w:rFonts w:ascii="宋体" w:eastAsia="宋体" w:hAnsi="宋体"/>
           <w:szCs w:val="21"/>
         </w:rPr>
-        <w:t>毋（母），氏，而。</w:t>
+        <w:t>毋（母），氏，</w:t>
+      </w:r>
+      <w:proofErr w:type="gramStart"/>
+      <w:r>
+        <w:rPr>
+          <w:rFonts w:ascii="宋体" w:eastAsia="宋体" w:hAnsi="宋体"/>
+          <w:szCs w:val="21"/>
+        </w:rPr>
+        <w:t>而</w:t>
+      </w:r>
+      <w:proofErr w:type="gramEnd"/>
+      <w:r>
+        <w:rPr>
+          <w:rFonts w:ascii="宋体" w:eastAsia="宋体" w:hAnsi="宋体"/>
+          <w:szCs w:val="21"/>
+        </w:rPr>
+        <w:t>。</w:t>
       </w:r>
     </w:p>
     <w:p>
@@ -9462,6 +11640,7 @@
         </w:rPr>
         <w:t xml:space="preserve">4 </w:t>
       </w:r>
+      <w:proofErr w:type="gramStart"/>
       <w:r>
         <w:rPr>
           <w:rFonts w:ascii="宋体" w:eastAsia="宋体" w:hAnsi="宋体" w:hint="eastAsia"/>
@@ -9478,7 +11657,17 @@
           <w:bCs/>
           <w:szCs w:val="21"/>
         </w:rPr>
-        <w:t>码编码总结</w:t>
+        <w:t>码编码</w:t>
+      </w:r>
+      <w:proofErr w:type="gramEnd"/>
+      <w:r>
+        <w:rPr>
+          <w:rFonts w:ascii="宋体" w:eastAsia="宋体" w:hAnsi="宋体"/>
+          <w:b/>
+          <w:bCs/>
+          <w:szCs w:val="21"/>
+        </w:rPr>
+        <w:t>总结</w:t>
       </w:r>
     </w:p>
     <w:p>
@@ -9508,6 +11697,7 @@
         </w:rPr>
         <w:t>：</w:t>
       </w:r>
+      <w:proofErr w:type="gramStart"/>
       <w:r>
         <w:rPr>
           <w:rFonts w:ascii="宋体" w:eastAsia="宋体" w:hAnsi="宋体" w:hint="eastAsia"/>
@@ -9520,7 +11710,15 @@
           <w:rFonts w:ascii="宋体" w:eastAsia="宋体" w:hAnsi="宋体"/>
           <w:szCs w:val="21"/>
         </w:rPr>
-        <w:t>码为数字（0-9），根据字形特征按优先级选取。</w:t>
+        <w:t>码为</w:t>
+      </w:r>
+      <w:proofErr w:type="gramEnd"/>
+      <w:r>
+        <w:rPr>
+          <w:rFonts w:ascii="宋体" w:eastAsia="宋体" w:hAnsi="宋体"/>
+          <w:szCs w:val="21"/>
+        </w:rPr>
+        <w:t>数字（0-9），根据字形特征按优先级选取。</w:t>
       </w:r>
     </w:p>
     <w:p>
@@ -9550,6 +11748,7 @@
         </w:rPr>
         <w:t>：</w:t>
       </w:r>
+      <w:proofErr w:type="gramStart"/>
       <w:r>
         <w:rPr>
           <w:rFonts w:ascii="宋体" w:eastAsia="宋体" w:hAnsi="宋体" w:hint="eastAsia"/>
@@ -9562,7 +11761,15 @@
           <w:rFonts w:ascii="宋体" w:eastAsia="宋体" w:hAnsi="宋体"/>
           <w:szCs w:val="21"/>
         </w:rPr>
-        <w:t>码为字母（b-z，不含a、e、;），对应</w:t>
+        <w:t>码为</w:t>
+      </w:r>
+      <w:proofErr w:type="gramEnd"/>
+      <w:r>
+        <w:rPr>
+          <w:rFonts w:ascii="宋体" w:eastAsia="宋体" w:hAnsi="宋体"/>
+          <w:szCs w:val="21"/>
+        </w:rPr>
+        <w:t>字母（b-z，不含a、e、;），对应</w:t>
       </w:r>
       <w:r>
         <w:rPr>
@@ -9842,7 +12049,23 @@
           <w:rFonts w:ascii="宋体" w:eastAsia="宋体" w:hAnsi="宋体"/>
           <w:szCs w:val="21"/>
         </w:rPr>
-        <w:t>：为缩短码长，最常用字</w:t>
+        <w:t>：为缩短码长，</w:t>
+      </w:r>
+      <w:proofErr w:type="gramStart"/>
+      <w:r>
+        <w:rPr>
+          <w:rFonts w:ascii="宋体" w:eastAsia="宋体" w:hAnsi="宋体"/>
+          <w:szCs w:val="21"/>
+        </w:rPr>
+        <w:t>最</w:t>
+      </w:r>
+      <w:proofErr w:type="gramEnd"/>
+      <w:r>
+        <w:rPr>
+          <w:rFonts w:ascii="宋体" w:eastAsia="宋体" w:hAnsi="宋体"/>
+          <w:szCs w:val="21"/>
+        </w:rPr>
+        <w:t>常用字</w:t>
       </w:r>
       <w:r>
         <w:rPr>
@@ -9876,7 +12099,15 @@
           <w:rFonts w:ascii="宋体" w:eastAsia="宋体" w:hAnsi="宋体"/>
           <w:szCs w:val="21"/>
         </w:rPr>
-        <w:t>（即空</w:t>
+        <w:t>（</w:t>
+      </w:r>
+      <w:proofErr w:type="gramStart"/>
+      <w:r>
+        <w:rPr>
+          <w:rFonts w:ascii="宋体" w:eastAsia="宋体" w:hAnsi="宋体"/>
+          <w:szCs w:val="21"/>
+        </w:rPr>
+        <w:t>即空</w:t>
       </w:r>
       <w:r>
         <w:rPr>
@@ -9890,7 +12121,15 @@
           <w:rFonts w:ascii="宋体" w:eastAsia="宋体" w:hAnsi="宋体"/>
           <w:szCs w:val="21"/>
         </w:rPr>
-        <w:t>码）。为统一码长，需要</w:t>
+        <w:t>码</w:t>
+      </w:r>
+      <w:proofErr w:type="gramEnd"/>
+      <w:r>
+        <w:rPr>
+          <w:rFonts w:ascii="宋体" w:eastAsia="宋体" w:hAnsi="宋体"/>
+          <w:szCs w:val="21"/>
+        </w:rPr>
+        <w:t>）。为统一码长，需要</w:t>
       </w:r>
       <w:r>
         <w:rPr>
@@ -9918,7 +12157,23 @@
           <w:rFonts w:ascii="宋体" w:eastAsia="宋体" w:hAnsi="宋体"/>
           <w:szCs w:val="21"/>
         </w:rPr>
-        <w:t>作为占空码，在码表中省略不写。</w:t>
+        <w:t>作为</w:t>
+      </w:r>
+      <w:proofErr w:type="gramStart"/>
+      <w:r>
+        <w:rPr>
+          <w:rFonts w:ascii="宋体" w:eastAsia="宋体" w:hAnsi="宋体"/>
+          <w:szCs w:val="21"/>
+        </w:rPr>
+        <w:t>占空码</w:t>
+      </w:r>
+      <w:proofErr w:type="gramEnd"/>
+      <w:r>
+        <w:rPr>
+          <w:rFonts w:ascii="宋体" w:eastAsia="宋体" w:hAnsi="宋体"/>
+          <w:szCs w:val="21"/>
+        </w:rPr>
+        <w:t>，在码表中省略不写。</w:t>
       </w:r>
       <w:r>
         <w:rPr>
@@ -9948,7 +12203,15 @@
           <w:rFonts w:ascii="宋体" w:eastAsia="宋体" w:hAnsi="宋体"/>
           <w:szCs w:val="21"/>
         </w:rPr>
-        <w:t>码一律为空，依靠</w:t>
+        <w:t>码一律为空，</w:t>
+      </w:r>
+      <w:proofErr w:type="gramStart"/>
+      <w:r>
+        <w:rPr>
+          <w:rFonts w:ascii="宋体" w:eastAsia="宋体" w:hAnsi="宋体"/>
+          <w:szCs w:val="21"/>
+        </w:rPr>
+        <w:t>依靠</w:t>
       </w:r>
       <w:r>
         <w:rPr>
@@ -9962,7 +12225,15 @@
           <w:rFonts w:ascii="宋体" w:eastAsia="宋体" w:hAnsi="宋体"/>
           <w:szCs w:val="21"/>
         </w:rPr>
-        <w:t>码数字区分实现零重码。</w:t>
+        <w:t>码数字</w:t>
+      </w:r>
+      <w:proofErr w:type="gramEnd"/>
+      <w:r>
+        <w:rPr>
+          <w:rFonts w:ascii="宋体" w:eastAsia="宋体" w:hAnsi="宋体"/>
+          <w:szCs w:val="21"/>
+        </w:rPr>
+        <w:t>区分实现零重码。</w:t>
       </w:r>
     </w:p>
     <w:p>
@@ -10017,7 +12288,15 @@
           <w:rFonts w:ascii="宋体" w:eastAsia="宋体" w:hAnsi="宋体"/>
           <w:szCs w:val="21"/>
         </w:rPr>
-        <w:t>最常用字：空</w:t>
+        <w:t>最常用字：</w:t>
+      </w:r>
+      <w:proofErr w:type="gramStart"/>
+      <w:r>
+        <w:rPr>
+          <w:rFonts w:ascii="宋体" w:eastAsia="宋体" w:hAnsi="宋体"/>
+          <w:szCs w:val="21"/>
+        </w:rPr>
+        <w:t>空</w:t>
       </w:r>
       <w:r>
         <w:rPr>
@@ -10033,6 +12312,7 @@
         </w:rPr>
         <w:t>码</w:t>
       </w:r>
+      <w:proofErr w:type="gramEnd"/>
     </w:p>
     <w:p>
       <w:pPr>
@@ -10259,21 +12539,37 @@
                 <w:rFonts w:ascii="宋体" w:eastAsia="宋体" w:hAnsi="宋体"/>
                 <w:szCs w:val="21"/>
               </w:rPr>
-              <w:t>汉字去除</w:t>
-            </w:r>
-            <w:r>
-              <w:rPr>
-                <w:rFonts w:ascii="宋体" w:eastAsia="宋体" w:hAnsi="宋体" w:hint="eastAsia"/>
-                <w:szCs w:val="21"/>
-              </w:rPr>
-              <w:t>主</w:t>
-            </w:r>
+              <w:t>汉字</w:t>
+            </w:r>
+            <w:proofErr w:type="gramStart"/>
             <w:r>
               <w:rPr>
                 <w:rFonts w:ascii="宋体" w:eastAsia="宋体" w:hAnsi="宋体"/>
                 <w:szCs w:val="21"/>
               </w:rPr>
-              <w:t>码部首后剩余的部分</w:t>
+              <w:t>去除</w:t>
+            </w:r>
+            <w:r>
+              <w:rPr>
+                <w:rFonts w:ascii="宋体" w:eastAsia="宋体" w:hAnsi="宋体" w:hint="eastAsia"/>
+                <w:szCs w:val="21"/>
+              </w:rPr>
+              <w:t>主</w:t>
+            </w:r>
+            <w:r>
+              <w:rPr>
+                <w:rFonts w:ascii="宋体" w:eastAsia="宋体" w:hAnsi="宋体"/>
+                <w:szCs w:val="21"/>
+              </w:rPr>
+              <w:t>码部首</w:t>
+            </w:r>
+            <w:proofErr w:type="gramEnd"/>
+            <w:r>
+              <w:rPr>
+                <w:rFonts w:ascii="宋体" w:eastAsia="宋体" w:hAnsi="宋体"/>
+                <w:szCs w:val="21"/>
+              </w:rPr>
+              <w:t>后剩余的部分</w:t>
             </w:r>
             <w:r>
               <w:rPr>
@@ -10311,6 +12607,7 @@
                 <w:bCs/>
                 <w:szCs w:val="21"/>
               </w:rPr>
+              <w:lastRenderedPageBreak/>
               <w:t>余音</w:t>
             </w:r>
           </w:p>
@@ -10390,7 +12687,6 @@
                 <w:bCs/>
                 <w:szCs w:val="21"/>
               </w:rPr>
-              <w:lastRenderedPageBreak/>
               <w:t>余部</w:t>
             </w:r>
           </w:p>
@@ -10418,14 +12714,30 @@
                 <w:rFonts w:ascii="宋体" w:eastAsia="宋体" w:hAnsi="宋体" w:hint="eastAsia"/>
                 <w:szCs w:val="21"/>
               </w:rPr>
-              <w:t>余集合</w:t>
+              <w:t>余</w:t>
+            </w:r>
+            <w:proofErr w:type="gramStart"/>
+            <w:r>
+              <w:rPr>
+                <w:rFonts w:ascii="宋体" w:eastAsia="宋体" w:hAnsi="宋体" w:hint="eastAsia"/>
+                <w:szCs w:val="21"/>
+              </w:rPr>
+              <w:t>集合</w:t>
             </w:r>
             <w:r>
               <w:rPr>
                 <w:rFonts w:ascii="宋体" w:eastAsia="宋体" w:hAnsi="宋体"/>
                 <w:szCs w:val="21"/>
               </w:rPr>
-              <w:t>按"</w:t>
+              <w:t>按</w:t>
+            </w:r>
+            <w:proofErr w:type="gramEnd"/>
+            <w:r>
+              <w:rPr>
+                <w:rFonts w:ascii="宋体" w:eastAsia="宋体" w:hAnsi="宋体"/>
+                <w:szCs w:val="21"/>
+              </w:rPr>
+              <w:t>"</w:t>
             </w:r>
             <w:r>
               <w:rPr>
@@ -10564,7 +12876,23 @@
                 <w:rFonts w:ascii="宋体" w:eastAsia="宋体" w:hAnsi="宋体"/>
                 <w:szCs w:val="21"/>
               </w:rPr>
-              <w:t>余字的其中一个初码与整字相同为音似，否则为音异</w:t>
+              <w:t>余字的其中</w:t>
+            </w:r>
+            <w:proofErr w:type="gramStart"/>
+            <w:r>
+              <w:rPr>
+                <w:rFonts w:ascii="宋体" w:eastAsia="宋体" w:hAnsi="宋体"/>
+                <w:szCs w:val="21"/>
+              </w:rPr>
+              <w:t>一个初码与</w:t>
+            </w:r>
+            <w:proofErr w:type="gramEnd"/>
+            <w:r>
+              <w:rPr>
+                <w:rFonts w:ascii="宋体" w:eastAsia="宋体" w:hAnsi="宋体"/>
+                <w:szCs w:val="21"/>
+              </w:rPr>
+              <w:t>整字相同为音似，否则为音异</w:t>
             </w:r>
           </w:p>
         </w:tc>
@@ -10598,14 +12926,25 @@
         </w:rPr>
         <w:t>副</w:t>
       </w:r>
-      <w:r>
-        <w:rPr>
-          <w:rFonts w:ascii="宋体" w:eastAsia="宋体" w:hAnsi="宋体"/>
-          <w:b/>
-          <w:bCs/>
-          <w:szCs w:val="21"/>
-        </w:rPr>
-        <w:t>码选择优先级</w:t>
+      <w:proofErr w:type="gramStart"/>
+      <w:r>
+        <w:rPr>
+          <w:rFonts w:ascii="宋体" w:eastAsia="宋体" w:hAnsi="宋体"/>
+          <w:b/>
+          <w:bCs/>
+          <w:szCs w:val="21"/>
+        </w:rPr>
+        <w:t>码选择</w:t>
+      </w:r>
+      <w:proofErr w:type="gramEnd"/>
+      <w:r>
+        <w:rPr>
+          <w:rFonts w:ascii="宋体" w:eastAsia="宋体" w:hAnsi="宋体"/>
+          <w:b/>
+          <w:bCs/>
+          <w:szCs w:val="21"/>
+        </w:rPr>
+        <w:t>优先级</w:t>
       </w:r>
     </w:p>
     <w:p>
@@ -10642,6 +12981,7 @@
           <w:szCs w:val="21"/>
         </w:rPr>
       </w:pPr>
+      <w:proofErr w:type="gramStart"/>
       <w:r>
         <w:rPr>
           <w:rFonts w:ascii="宋体" w:eastAsia="宋体" w:hAnsi="宋体"/>
@@ -10670,16 +13010,28 @@
           <w:color w:val="EE0000"/>
           <w:szCs w:val="21"/>
         </w:rPr>
-        <w:t xml:space="preserve">码 &gt; </w:t>
-      </w:r>
-      <w:r>
-        <w:rPr>
-          <w:rFonts w:ascii="宋体" w:eastAsia="宋体" w:hAnsi="宋体" w:hint="eastAsia"/>
+        <w:t>码</w:t>
+      </w:r>
+      <w:proofErr w:type="gramEnd"/>
+      <w:r>
+        <w:rPr>
+          <w:rFonts w:ascii="宋体" w:eastAsia="宋体" w:hAnsi="宋体"/>
           <w:b/>
           <w:bCs/>
           <w:color w:val="EE0000"/>
           <w:szCs w:val="21"/>
         </w:rPr>
+        <w:t xml:space="preserve"> &gt; </w:t>
+      </w:r>
+      <w:proofErr w:type="gramStart"/>
+      <w:r>
+        <w:rPr>
+          <w:rFonts w:ascii="宋体" w:eastAsia="宋体" w:hAnsi="宋体" w:hint="eastAsia"/>
+          <w:b/>
+          <w:bCs/>
+          <w:color w:val="EE0000"/>
+          <w:szCs w:val="21"/>
+        </w:rPr>
         <w:t>部首别</w:t>
       </w:r>
       <w:r>
@@ -10690,16 +13042,27 @@
           <w:color w:val="EE0000"/>
           <w:szCs w:val="21"/>
         </w:rPr>
-        <w:t xml:space="preserve">码 &gt; </w:t>
-      </w:r>
-      <w:r>
-        <w:rPr>
-          <w:rFonts w:ascii="宋体" w:eastAsia="宋体" w:hAnsi="宋体" w:hint="eastAsia"/>
+        <w:t>码</w:t>
+      </w:r>
+      <w:proofErr w:type="gramEnd"/>
+      <w:r>
+        <w:rPr>
+          <w:rFonts w:ascii="宋体" w:eastAsia="宋体" w:hAnsi="宋体"/>
           <w:b/>
           <w:bCs/>
           <w:color w:val="EE0000"/>
           <w:szCs w:val="21"/>
         </w:rPr>
+        <w:t xml:space="preserve"> &gt; </w:t>
+      </w:r>
+      <w:r>
+        <w:rPr>
+          <w:rFonts w:ascii="宋体" w:eastAsia="宋体" w:hAnsi="宋体" w:hint="eastAsia"/>
+          <w:b/>
+          <w:bCs/>
+          <w:color w:val="EE0000"/>
+          <w:szCs w:val="21"/>
+        </w:rPr>
         <w:t>余字解析码</w:t>
       </w:r>
       <w:r>
@@ -10890,14 +13253,46 @@
           <w:rFonts w:ascii="宋体" w:eastAsia="宋体" w:hAnsi="宋体" w:hint="eastAsia"/>
           <w:szCs w:val="21"/>
         </w:rPr>
-        <w:t>则其部首码亦称为部首别码。反之</w:t>
-      </w:r>
-      <w:r>
-        <w:rPr>
-          <w:rFonts w:ascii="宋体" w:eastAsia="宋体" w:hAnsi="宋体" w:hint="eastAsia"/>
-          <w:szCs w:val="21"/>
-        </w:rPr>
-        <w:t>若部首码与初码相同，</w:t>
+        <w:t>则其</w:t>
+      </w:r>
+      <w:proofErr w:type="gramStart"/>
+      <w:r>
+        <w:rPr>
+          <w:rFonts w:ascii="宋体" w:eastAsia="宋体" w:hAnsi="宋体" w:hint="eastAsia"/>
+          <w:szCs w:val="21"/>
+        </w:rPr>
+        <w:t>部首码亦称为</w:t>
+      </w:r>
+      <w:proofErr w:type="gramEnd"/>
+      <w:r>
+        <w:rPr>
+          <w:rFonts w:ascii="宋体" w:eastAsia="宋体" w:hAnsi="宋体" w:hint="eastAsia"/>
+          <w:szCs w:val="21"/>
+        </w:rPr>
+        <w:t>部首别码。反之</w:t>
+      </w:r>
+      <w:r>
+        <w:rPr>
+          <w:rFonts w:ascii="宋体" w:eastAsia="宋体" w:hAnsi="宋体" w:hint="eastAsia"/>
+          <w:szCs w:val="21"/>
+        </w:rPr>
+        <w:t>若部首码</w:t>
+      </w:r>
+      <w:proofErr w:type="gramStart"/>
+      <w:r>
+        <w:rPr>
+          <w:rFonts w:ascii="宋体" w:eastAsia="宋体" w:hAnsi="宋体" w:hint="eastAsia"/>
+          <w:szCs w:val="21"/>
+        </w:rPr>
+        <w:t>与初码相同</w:t>
+      </w:r>
+      <w:proofErr w:type="gramEnd"/>
+      <w:r>
+        <w:rPr>
+          <w:rFonts w:ascii="宋体" w:eastAsia="宋体" w:hAnsi="宋体" w:hint="eastAsia"/>
+          <w:szCs w:val="21"/>
+        </w:rPr>
+        <w:t>，</w:t>
       </w:r>
       <w:r>
         <w:rPr>
@@ -10911,7 +13306,23 @@
           <w:rFonts w:ascii="宋体" w:eastAsia="宋体" w:hAnsi="宋体" w:hint="eastAsia"/>
           <w:szCs w:val="21"/>
         </w:rPr>
-        <w:t>对于有部首别码的部首，称为“别码部首”，需要着重记忆。</w:t>
+        <w:t>对于有</w:t>
+      </w:r>
+      <w:proofErr w:type="gramStart"/>
+      <w:r>
+        <w:rPr>
+          <w:rFonts w:ascii="宋体" w:eastAsia="宋体" w:hAnsi="宋体" w:hint="eastAsia"/>
+          <w:szCs w:val="21"/>
+        </w:rPr>
+        <w:t>部首别码的</w:t>
+      </w:r>
+      <w:proofErr w:type="gramEnd"/>
+      <w:r>
+        <w:rPr>
+          <w:rFonts w:ascii="宋体" w:eastAsia="宋体" w:hAnsi="宋体" w:hint="eastAsia"/>
+          <w:szCs w:val="21"/>
+        </w:rPr>
+        <w:t>部首，称为“别码部首”，需要着重记忆。</w:t>
       </w:r>
     </w:p>
     <w:p>
@@ -10961,7 +13372,23 @@
           <w:rFonts w:ascii="宋体" w:eastAsia="宋体" w:hAnsi="宋体"/>
           <w:szCs w:val="21"/>
         </w:rPr>
-        <w:t>（如夫→矢）不在</w:t>
+        <w:t>（如夫→</w:t>
+      </w:r>
+      <w:proofErr w:type="gramStart"/>
+      <w:r>
+        <w:rPr>
+          <w:rFonts w:ascii="宋体" w:eastAsia="宋体" w:hAnsi="宋体"/>
+          <w:szCs w:val="21"/>
+        </w:rPr>
+        <w:t>矢</w:t>
+      </w:r>
+      <w:proofErr w:type="gramEnd"/>
+      <w:r>
+        <w:rPr>
+          <w:rFonts w:ascii="宋体" w:eastAsia="宋体" w:hAnsi="宋体"/>
+          <w:szCs w:val="21"/>
+        </w:rPr>
+        <w:t>）不在</w:t>
       </w:r>
       <w:r>
         <w:rPr>
@@ -11096,6 +13523,7 @@
         </w:rPr>
         <w:t>当无</w:t>
       </w:r>
+      <w:proofErr w:type="gramStart"/>
       <w:r>
         <w:rPr>
           <w:rFonts w:ascii="宋体" w:eastAsia="宋体" w:hAnsi="宋体" w:hint="eastAsia"/>
@@ -11108,7 +13536,15 @@
           <w:rFonts w:ascii="宋体" w:eastAsia="宋体" w:hAnsi="宋体"/>
           <w:szCs w:val="21"/>
         </w:rPr>
-        <w:t>码时，按以下逻辑选择：</w:t>
+        <w:t>码时</w:t>
+      </w:r>
+      <w:proofErr w:type="gramEnd"/>
+      <w:r>
+        <w:rPr>
+          <w:rFonts w:ascii="宋体" w:eastAsia="宋体" w:hAnsi="宋体"/>
+          <w:szCs w:val="21"/>
+        </w:rPr>
+        <w:t>，按以下逻辑选择：</w:t>
       </w:r>
       <w:r>
         <w:rPr>
@@ -11231,6 +13667,7 @@
                 <w:szCs w:val="21"/>
               </w:rPr>
             </w:pPr>
+            <w:proofErr w:type="gramStart"/>
             <w:r>
               <w:rPr>
                 <w:rFonts w:ascii="宋体" w:eastAsia="宋体" w:hAnsi="宋体" w:hint="eastAsia"/>
@@ -11238,7 +13675,17 @@
                 <w:bCs/>
                 <w:szCs w:val="21"/>
               </w:rPr>
-              <w:t>余集合音似</w:t>
+              <w:t>余集合音</w:t>
+            </w:r>
+            <w:proofErr w:type="gramEnd"/>
+            <w:r>
+              <w:rPr>
+                <w:rFonts w:ascii="宋体" w:eastAsia="宋体" w:hAnsi="宋体" w:hint="eastAsia"/>
+                <w:b/>
+                <w:bCs/>
+                <w:szCs w:val="21"/>
+              </w:rPr>
+              <w:t>似</w:t>
             </w:r>
             <w:r>
               <w:rPr>
@@ -11326,7 +13773,17 @@
                 <w:bCs/>
                 <w:szCs w:val="21"/>
               </w:rPr>
-              <w:t>余字音异</w:t>
+              <w:t>余字音</w:t>
+            </w:r>
+            <w:proofErr w:type="gramStart"/>
+            <w:r>
+              <w:rPr>
+                <w:rFonts w:ascii="宋体" w:eastAsia="宋体" w:hAnsi="宋体" w:hint="eastAsia"/>
+                <w:b/>
+                <w:bCs/>
+                <w:szCs w:val="21"/>
+              </w:rPr>
+              <w:t>异</w:t>
             </w:r>
             <w:r>
               <w:rPr>
@@ -11337,6 +13794,7 @@
               </w:rPr>
               <w:t>且易读</w:t>
             </w:r>
+            <w:proofErr w:type="gramEnd"/>
           </w:p>
         </w:tc>
         <w:tc>
@@ -11407,17 +13865,9 @@
                 <w:bCs/>
                 <w:szCs w:val="21"/>
               </w:rPr>
-              <w:t>独体字作</w:t>
-            </w:r>
-            <w:r>
-              <w:rPr>
-                <w:rFonts w:ascii="宋体" w:eastAsia="宋体" w:hAnsi="宋体" w:hint="eastAsia"/>
-                <w:b/>
-                <w:bCs/>
-                <w:szCs w:val="21"/>
-              </w:rPr>
-              <w:t>余</w:t>
-            </w:r>
+              <w:t>独体</w:t>
+            </w:r>
+            <w:proofErr w:type="gramStart"/>
             <w:r>
               <w:rPr>
                 <w:rFonts w:ascii="宋体" w:eastAsia="宋体" w:hAnsi="宋体"/>
@@ -11425,8 +13875,27 @@
                 <w:bCs/>
                 <w:szCs w:val="21"/>
               </w:rPr>
+              <w:t>字作</w:t>
+            </w:r>
+            <w:r>
+              <w:rPr>
+                <w:rFonts w:ascii="宋体" w:eastAsia="宋体" w:hAnsi="宋体" w:hint="eastAsia"/>
+                <w:b/>
+                <w:bCs/>
+                <w:szCs w:val="21"/>
+              </w:rPr>
+              <w:t>余</w:t>
+            </w:r>
+            <w:r>
+              <w:rPr>
+                <w:rFonts w:ascii="宋体" w:eastAsia="宋体" w:hAnsi="宋体"/>
+                <w:b/>
+                <w:bCs/>
+                <w:szCs w:val="21"/>
+              </w:rPr>
               <w:t>字</w:t>
             </w:r>
+            <w:proofErr w:type="gramEnd"/>
           </w:p>
         </w:tc>
         <w:tc>
@@ -11459,7 +13928,23 @@
                 <w:rFonts w:ascii="宋体" w:eastAsia="宋体" w:hAnsi="宋体" w:hint="eastAsia"/>
                 <w:szCs w:val="21"/>
               </w:rPr>
-              <w:t>（见特殊规则3）</w:t>
+              <w:t>（</w:t>
+            </w:r>
+            <w:proofErr w:type="gramStart"/>
+            <w:r>
+              <w:rPr>
+                <w:rFonts w:ascii="宋体" w:eastAsia="宋体" w:hAnsi="宋体" w:hint="eastAsia"/>
+                <w:szCs w:val="21"/>
+              </w:rPr>
+              <w:t>见特殊</w:t>
+            </w:r>
+            <w:proofErr w:type="gramEnd"/>
+            <w:r>
+              <w:rPr>
+                <w:rFonts w:ascii="宋体" w:eastAsia="宋体" w:hAnsi="宋体" w:hint="eastAsia"/>
+                <w:szCs w:val="21"/>
+              </w:rPr>
+              <w:t>规则3）</w:t>
             </w:r>
             <w:r>
               <w:rPr>
@@ -11480,7 +13965,23 @@
                 <w:rFonts w:ascii="宋体" w:eastAsia="宋体" w:hAnsi="宋体" w:hint="eastAsia"/>
                 <w:szCs w:val="21"/>
               </w:rPr>
-              <w:t>进入音似性+易读性判断，</w:t>
+              <w:t>进入</w:t>
+            </w:r>
+            <w:proofErr w:type="gramStart"/>
+            <w:r>
+              <w:rPr>
+                <w:rFonts w:ascii="宋体" w:eastAsia="宋体" w:hAnsi="宋体" w:hint="eastAsia"/>
+                <w:szCs w:val="21"/>
+              </w:rPr>
+              <w:t>音似性</w:t>
+            </w:r>
+            <w:proofErr w:type="gramEnd"/>
+            <w:r>
+              <w:rPr>
+                <w:rFonts w:ascii="宋体" w:eastAsia="宋体" w:hAnsi="宋体" w:hint="eastAsia"/>
+                <w:szCs w:val="21"/>
+              </w:rPr>
+              <w:t>+易读性判断，</w:t>
             </w:r>
             <w:r>
               <w:rPr>
@@ -11618,7 +14119,23 @@
           <w:rFonts w:ascii="宋体" w:eastAsia="宋体" w:hAnsi="宋体"/>
           <w:szCs w:val="21"/>
         </w:rPr>
-        <w:t>部"亠"，</w:t>
+        <w:t>部"</w:t>
+      </w:r>
+      <w:proofErr w:type="gramStart"/>
+      <w:r>
+        <w:rPr>
+          <w:rFonts w:ascii="宋体" w:eastAsia="宋体" w:hAnsi="宋体"/>
+          <w:szCs w:val="21"/>
+        </w:rPr>
+        <w:t>亠</w:t>
+      </w:r>
+      <w:proofErr w:type="gramEnd"/>
+      <w:r>
+        <w:rPr>
+          <w:rFonts w:ascii="宋体" w:eastAsia="宋体" w:hAnsi="宋体"/>
+          <w:szCs w:val="21"/>
+        </w:rPr>
+        <w:t>"，</w:t>
       </w:r>
       <w:r>
         <w:rPr>
@@ -11695,6 +14212,7 @@
         </w:rPr>
         <w:t xml:space="preserve">字 → </w:t>
       </w:r>
+      <w:proofErr w:type="gramStart"/>
       <w:r>
         <w:rPr>
           <w:rFonts w:ascii="宋体" w:eastAsia="宋体" w:hAnsi="宋体" w:hint="eastAsia"/>
@@ -11707,7 +14225,15 @@
           <w:rFonts w:ascii="宋体" w:eastAsia="宋体" w:hAnsi="宋体"/>
           <w:szCs w:val="21"/>
         </w:rPr>
-        <w:t>码t，</w:t>
+        <w:t>码</w:t>
+      </w:r>
+      <w:proofErr w:type="gramEnd"/>
+      <w:r>
+        <w:rPr>
+          <w:rFonts w:ascii="宋体" w:eastAsia="宋体" w:hAnsi="宋体"/>
+          <w:szCs w:val="21"/>
+        </w:rPr>
+        <w:t>t，</w:t>
       </w:r>
       <w:r>
         <w:rPr>
@@ -11829,7 +14355,23 @@
           <w:rFonts w:ascii="宋体" w:eastAsia="宋体" w:hAnsi="宋体" w:hint="eastAsia"/>
           <w:szCs w:val="21"/>
         </w:rPr>
-        <w:t>取余部时，如果余集合成字，则通常优先取余字的部首作为副码来源</w:t>
+        <w:t>取余部时，如果余集合成字，则通常</w:t>
+      </w:r>
+      <w:proofErr w:type="gramStart"/>
+      <w:r>
+        <w:rPr>
+          <w:rFonts w:ascii="宋体" w:eastAsia="宋体" w:hAnsi="宋体" w:hint="eastAsia"/>
+          <w:szCs w:val="21"/>
+        </w:rPr>
+        <w:t>优先取余字</w:t>
+      </w:r>
+      <w:proofErr w:type="gramEnd"/>
+      <w:r>
+        <w:rPr>
+          <w:rFonts w:ascii="宋体" w:eastAsia="宋体" w:hAnsi="宋体" w:hint="eastAsia"/>
+          <w:szCs w:val="21"/>
+        </w:rPr>
+        <w:t>的部首作为副码来源</w:t>
       </w:r>
       <w:r>
         <w:rPr>
@@ -11903,6 +14445,7 @@
         </w:rPr>
         <w:t>"：部首"</w:t>
       </w:r>
+      <w:proofErr w:type="gramStart"/>
       <w:r>
         <w:rPr>
           <w:rFonts w:ascii="宋体" w:eastAsia="宋体" w:hAnsi="宋体" w:hint="eastAsia"/>
@@ -11910,6 +14453,7 @@
         </w:rPr>
         <w:t>钅</w:t>
       </w:r>
+      <w:proofErr w:type="gramEnd"/>
       <w:r>
         <w:rPr>
           <w:rFonts w:ascii="宋体" w:eastAsia="宋体" w:hAnsi="宋体"/>
@@ -11931,6 +14475,7 @@
         </w:rPr>
         <w:t xml:space="preserve">）→ </w:t>
       </w:r>
+      <w:proofErr w:type="gramStart"/>
       <w:r>
         <w:rPr>
           <w:rFonts w:ascii="宋体" w:eastAsia="宋体" w:hAnsi="宋体" w:hint="eastAsia"/>
@@ -11945,6 +14490,7 @@
         </w:rPr>
         <w:t>码</w:t>
       </w:r>
+      <w:proofErr w:type="gramEnd"/>
       <w:r>
         <w:rPr>
           <w:rFonts w:ascii="宋体" w:eastAsia="宋体" w:hAnsi="宋体" w:hint="eastAsia"/>
@@ -12011,6 +14557,7 @@
           <w:rFonts w:ascii="宋体" w:eastAsia="宋体" w:hAnsi="宋体"/>
           <w:szCs w:val="21"/>
         </w:rPr>
+        <w:lastRenderedPageBreak/>
         <w:t>"</w:t>
       </w:r>
       <w:r>
@@ -12027,6 +14574,7 @@
         </w:rPr>
         <w:t>"的</w:t>
       </w:r>
+      <w:proofErr w:type="gramStart"/>
       <w:r>
         <w:rPr>
           <w:rFonts w:ascii="宋体" w:eastAsia="宋体" w:hAnsi="宋体" w:hint="eastAsia"/>
@@ -12041,6 +14589,7 @@
         </w:rPr>
         <w:t>码取</w:t>
       </w:r>
+      <w:proofErr w:type="gramEnd"/>
       <w:r>
         <w:rPr>
           <w:rFonts w:ascii="宋体" w:eastAsia="宋体" w:hAnsi="宋体" w:hint="eastAsia"/>
@@ -12119,8 +14668,55 @@
           <w:rFonts w:ascii="宋体" w:eastAsia="宋体" w:hAnsi="宋体"/>
           <w:szCs w:val="21"/>
         </w:rPr>
-        <w:lastRenderedPageBreak/>
-        <w:t>余集合不成字时，按解书顺序（左上→左下→右上→右下）依次考察各非单笔画部件。对每一部件，先查是否有部首别码；若无，则辨其初码是否与整字音似。无别码且音似者</w:t>
+        <w:t>余集合不成字时，按解书顺序（左上→左下→右上→右下）依次考察各非单笔画部件。对每一部件，先查是否有部首别码；若无，</w:t>
+      </w:r>
+      <w:proofErr w:type="gramStart"/>
+      <w:r>
+        <w:rPr>
+          <w:rFonts w:ascii="宋体" w:eastAsia="宋体" w:hAnsi="宋体"/>
+          <w:szCs w:val="21"/>
+        </w:rPr>
+        <w:t>则辨其初码是否</w:t>
+      </w:r>
+      <w:proofErr w:type="gramEnd"/>
+      <w:r>
+        <w:rPr>
+          <w:rFonts w:ascii="宋体" w:eastAsia="宋体" w:hAnsi="宋体"/>
+          <w:szCs w:val="21"/>
+        </w:rPr>
+        <w:t>与整字音</w:t>
+      </w:r>
+      <w:proofErr w:type="gramStart"/>
+      <w:r>
+        <w:rPr>
+          <w:rFonts w:ascii="宋体" w:eastAsia="宋体" w:hAnsi="宋体"/>
+          <w:szCs w:val="21"/>
+        </w:rPr>
+        <w:t>似</w:t>
+      </w:r>
+      <w:proofErr w:type="gramEnd"/>
+      <w:r>
+        <w:rPr>
+          <w:rFonts w:ascii="宋体" w:eastAsia="宋体" w:hAnsi="宋体"/>
+          <w:szCs w:val="21"/>
+        </w:rPr>
+        <w:t>。无</w:t>
+      </w:r>
+      <w:proofErr w:type="gramStart"/>
+      <w:r>
+        <w:rPr>
+          <w:rFonts w:ascii="宋体" w:eastAsia="宋体" w:hAnsi="宋体"/>
+          <w:szCs w:val="21"/>
+        </w:rPr>
+        <w:t>别码且音</w:t>
+      </w:r>
+      <w:proofErr w:type="gramEnd"/>
+      <w:r>
+        <w:rPr>
+          <w:rFonts w:ascii="宋体" w:eastAsia="宋体" w:hAnsi="宋体"/>
+          <w:szCs w:val="21"/>
+        </w:rPr>
+        <w:t>似者</w:t>
       </w:r>
       <w:r>
         <w:rPr>
@@ -12155,14 +14751,46 @@
           <w:rFonts w:ascii="宋体" w:eastAsia="宋体" w:hAnsi="宋体" w:hint="eastAsia"/>
           <w:szCs w:val="21"/>
         </w:rPr>
-        <w:t>(或别码)</w:t>
-      </w:r>
-      <w:r>
-        <w:rPr>
-          <w:rFonts w:ascii="宋体" w:eastAsia="宋体" w:hAnsi="宋体"/>
-          <w:szCs w:val="21"/>
-        </w:rPr>
-        <w:t>部件的部首码或初码为副码。必要时递归应用此流程。</w:t>
+        <w:t>(</w:t>
+      </w:r>
+      <w:proofErr w:type="gramStart"/>
+      <w:r>
+        <w:rPr>
+          <w:rFonts w:ascii="宋体" w:eastAsia="宋体" w:hAnsi="宋体" w:hint="eastAsia"/>
+          <w:szCs w:val="21"/>
+        </w:rPr>
+        <w:t>或别码</w:t>
+      </w:r>
+      <w:proofErr w:type="gramEnd"/>
+      <w:r>
+        <w:rPr>
+          <w:rFonts w:ascii="宋体" w:eastAsia="宋体" w:hAnsi="宋体" w:hint="eastAsia"/>
+          <w:szCs w:val="21"/>
+        </w:rPr>
+        <w:t>)</w:t>
+      </w:r>
+      <w:r>
+        <w:rPr>
+          <w:rFonts w:ascii="宋体" w:eastAsia="宋体" w:hAnsi="宋体"/>
+          <w:szCs w:val="21"/>
+        </w:rPr>
+        <w:t>部件的部首码</w:t>
+      </w:r>
+      <w:proofErr w:type="gramStart"/>
+      <w:r>
+        <w:rPr>
+          <w:rFonts w:ascii="宋体" w:eastAsia="宋体" w:hAnsi="宋体"/>
+          <w:szCs w:val="21"/>
+        </w:rPr>
+        <w:t>或初码为</w:t>
+      </w:r>
+      <w:proofErr w:type="gramEnd"/>
+      <w:r>
+        <w:rPr>
+          <w:rFonts w:ascii="宋体" w:eastAsia="宋体" w:hAnsi="宋体"/>
+          <w:szCs w:val="21"/>
+        </w:rPr>
+        <w:t>副码。必要时递归应用此流程。</w:t>
       </w:r>
     </w:p>
     <w:p>
@@ -12298,6 +14926,7 @@
         </w:rPr>
         <w:t>部为</w:t>
       </w:r>
+      <w:proofErr w:type="gramStart"/>
       <w:r>
         <w:rPr>
           <w:rFonts w:ascii="宋体" w:eastAsia="宋体" w:hAnsi="宋体" w:hint="eastAsia"/>
@@ -12312,6 +14941,7 @@
         </w:rPr>
         <w:t>字</w:t>
       </w:r>
+      <w:proofErr w:type="gramEnd"/>
     </w:p>
     <w:p>
       <w:pPr>
@@ -12375,6 +15005,7 @@
           <w:szCs w:val="21"/>
         </w:rPr>
       </w:pPr>
+      <w:proofErr w:type="gramStart"/>
       <w:r>
         <w:rPr>
           <w:rFonts w:ascii="宋体" w:eastAsia="宋体" w:hAnsi="宋体"/>
@@ -12398,7 +15029,17 @@
           <w:bCs/>
           <w:szCs w:val="21"/>
         </w:rPr>
-        <w:t>字上</w:t>
+        <w:t>字</w:t>
+      </w:r>
+      <w:proofErr w:type="gramEnd"/>
+      <w:r>
+        <w:rPr>
+          <w:rFonts w:ascii="宋体" w:eastAsia="宋体" w:hAnsi="宋体"/>
+          <w:b/>
+          <w:bCs/>
+          <w:szCs w:val="21"/>
+        </w:rPr>
+        <w:t>上</w:t>
       </w:r>
       <w:r>
         <w:rPr>
@@ -12504,6 +15145,7 @@
           <w:szCs w:val="21"/>
         </w:rPr>
       </w:pPr>
+      <w:proofErr w:type="gramStart"/>
       <w:r>
         <w:rPr>
           <w:rFonts w:ascii="宋体" w:eastAsia="宋体" w:hAnsi="宋体" w:hint="eastAsia"/>
@@ -12516,7 +15158,15 @@
           <w:rFonts w:ascii="宋体" w:eastAsia="宋体" w:hAnsi="宋体"/>
           <w:szCs w:val="21"/>
         </w:rPr>
-        <w:t>分析：</w:t>
+        <w:t>分析</w:t>
+      </w:r>
+      <w:proofErr w:type="gramEnd"/>
+      <w:r>
+        <w:rPr>
+          <w:rFonts w:ascii="宋体" w:eastAsia="宋体" w:hAnsi="宋体"/>
+          <w:szCs w:val="21"/>
+        </w:rPr>
+        <w:t>：</w:t>
       </w:r>
     </w:p>
     <w:p>
@@ -12573,7 +15223,23 @@
           <w:rFonts w:ascii="宋体" w:eastAsia="宋体" w:hAnsi="宋体"/>
           <w:szCs w:val="21"/>
         </w:rPr>
-        <w:t>"立"是简并部首（立→亠），"日"是</w:t>
+        <w:t>"立"是简并部首（立→</w:t>
+      </w:r>
+      <w:proofErr w:type="gramStart"/>
+      <w:r>
+        <w:rPr>
+          <w:rFonts w:ascii="宋体" w:eastAsia="宋体" w:hAnsi="宋体"/>
+          <w:szCs w:val="21"/>
+        </w:rPr>
+        <w:t>亠</w:t>
+      </w:r>
+      <w:proofErr w:type="gramEnd"/>
+      <w:r>
+        <w:rPr>
+          <w:rFonts w:ascii="宋体" w:eastAsia="宋体" w:hAnsi="宋体"/>
+          <w:szCs w:val="21"/>
+        </w:rPr>
+        <w:t>），"日"是</w:t>
       </w:r>
       <w:r>
         <w:rPr>
@@ -12608,6 +15274,7 @@
         </w:rPr>
         <w:t xml:space="preserve">根据"简并部首跳过"原则，取"日"为部首 → </w:t>
       </w:r>
+      <w:proofErr w:type="gramStart"/>
       <w:r>
         <w:rPr>
           <w:rFonts w:ascii="宋体" w:eastAsia="宋体" w:hAnsi="宋体" w:hint="eastAsia"/>
@@ -12620,7 +15287,15 @@
           <w:rFonts w:ascii="宋体" w:eastAsia="宋体" w:hAnsi="宋体"/>
           <w:szCs w:val="21"/>
         </w:rPr>
-        <w:t>码r</w:t>
+        <w:t>码</w:t>
+      </w:r>
+      <w:proofErr w:type="gramEnd"/>
+      <w:r>
+        <w:rPr>
+          <w:rFonts w:ascii="宋体" w:eastAsia="宋体" w:hAnsi="宋体"/>
+          <w:szCs w:val="21"/>
+        </w:rPr>
+        <w:t>r</w:t>
       </w:r>
     </w:p>
     <w:p>
@@ -12731,7 +15406,23 @@
           <w:rFonts w:ascii="宋体" w:eastAsia="宋体" w:hAnsi="宋体"/>
           <w:szCs w:val="21"/>
         </w:rPr>
-        <w:t>为"立"+"日"，取上部"立"</w:t>
+        <w:t>为"立"+"日"，取</w:t>
+      </w:r>
+      <w:proofErr w:type="gramStart"/>
+      <w:r>
+        <w:rPr>
+          <w:rFonts w:ascii="宋体" w:eastAsia="宋体" w:hAnsi="宋体"/>
+          <w:szCs w:val="21"/>
+        </w:rPr>
+        <w:t>上部"</w:t>
+      </w:r>
+      <w:proofErr w:type="gramEnd"/>
+      <w:r>
+        <w:rPr>
+          <w:rFonts w:ascii="宋体" w:eastAsia="宋体" w:hAnsi="宋体"/>
+          <w:szCs w:val="21"/>
+        </w:rPr>
+        <w:t>立"</w:t>
       </w:r>
     </w:p>
     <w:p>
@@ -12785,6 +15476,7 @@
         </w:rPr>
         <w:t>"意"的</w:t>
       </w:r>
+      <w:proofErr w:type="gramStart"/>
       <w:r>
         <w:rPr>
           <w:rFonts w:ascii="宋体" w:eastAsia="宋体" w:hAnsi="宋体" w:hint="eastAsia"/>
@@ -12797,7 +15489,15 @@
           <w:rFonts w:ascii="宋体" w:eastAsia="宋体" w:hAnsi="宋体"/>
           <w:szCs w:val="21"/>
         </w:rPr>
-        <w:t>码取l（"立"的</w:t>
+        <w:t>码取</w:t>
+      </w:r>
+      <w:proofErr w:type="gramEnd"/>
+      <w:r>
+        <w:rPr>
+          <w:rFonts w:ascii="宋体" w:eastAsia="宋体" w:hAnsi="宋体"/>
+          <w:szCs w:val="21"/>
+        </w:rPr>
+        <w:t>l（"立"的</w:t>
       </w:r>
       <w:r>
         <w:rPr>
@@ -13117,6 +15817,7 @@
         </w:rPr>
         <w:t xml:space="preserve">2 </w:t>
       </w:r>
+      <w:proofErr w:type="gramStart"/>
       <w:r>
         <w:rPr>
           <w:rFonts w:ascii="宋体" w:eastAsia="宋体" w:hAnsi="宋体" w:hint="eastAsia"/>
@@ -13133,7 +15834,17 @@
           <w:bCs/>
           <w:szCs w:val="21"/>
         </w:rPr>
-        <w:t>单笔画处理</w:t>
+        <w:t>单笔画</w:t>
+      </w:r>
+      <w:proofErr w:type="gramEnd"/>
+      <w:r>
+        <w:rPr>
+          <w:rFonts w:ascii="宋体" w:eastAsia="宋体" w:hAnsi="宋体"/>
+          <w:b/>
+          <w:bCs/>
+          <w:szCs w:val="21"/>
+        </w:rPr>
+        <w:t>处理</w:t>
       </w:r>
     </w:p>
     <w:p>
@@ -13151,6 +15862,7 @@
         </w:rPr>
         <w:t>当一个字取完部首后</w:t>
       </w:r>
+      <w:proofErr w:type="gramStart"/>
       <w:r>
         <w:rPr>
           <w:rFonts w:ascii="宋体" w:eastAsia="宋体" w:hAnsi="宋体"/>
@@ -13160,6 +15872,7 @@
         </w:rPr>
         <w:t>仅剩单笔画</w:t>
       </w:r>
+      <w:proofErr w:type="gramEnd"/>
       <w:r>
         <w:rPr>
           <w:rFonts w:ascii="宋体" w:eastAsia="宋体" w:hAnsi="宋体"/>
@@ -13204,7 +15917,23 @@
           <w:rFonts w:ascii="宋体" w:eastAsia="宋体" w:hAnsi="宋体"/>
           <w:szCs w:val="21"/>
         </w:rPr>
-        <w:t>：“丶一丨丿乙乛</w:t>
+        <w:t>：“</w:t>
+      </w:r>
+      <w:proofErr w:type="gramStart"/>
+      <w:r>
+        <w:rPr>
+          <w:rFonts w:ascii="宋体" w:eastAsia="宋体" w:hAnsi="宋体"/>
+          <w:szCs w:val="21"/>
+        </w:rPr>
+        <w:t>丶一丨丿</w:t>
+      </w:r>
+      <w:proofErr w:type="gramEnd"/>
+      <w:r>
+        <w:rPr>
+          <w:rFonts w:ascii="宋体" w:eastAsia="宋体" w:hAnsi="宋体"/>
+          <w:szCs w:val="21"/>
+        </w:rPr>
+        <w:t>乙乛</w:t>
       </w:r>
       <w:r>
         <w:rPr>
@@ -13232,7 +15961,23 @@
           <w:rFonts w:ascii="宋体" w:eastAsia="宋体" w:hAnsi="宋体"/>
           <w:szCs w:val="21"/>
         </w:rPr>
-        <w:t>”分别对应“dhupygkwv”。</w:t>
+        <w:t>”分别对应“</w:t>
+      </w:r>
+      <w:proofErr w:type="spellStart"/>
+      <w:r>
+        <w:rPr>
+          <w:rFonts w:ascii="宋体" w:eastAsia="宋体" w:hAnsi="宋体"/>
+          <w:szCs w:val="21"/>
+        </w:rPr>
+        <w:t>dhupygkwv</w:t>
+      </w:r>
+      <w:proofErr w:type="spellEnd"/>
+      <w:r>
+        <w:rPr>
+          <w:rFonts w:ascii="宋体" w:eastAsia="宋体" w:hAnsi="宋体"/>
+          <w:szCs w:val="21"/>
+        </w:rPr>
+        <w:t>”。</w:t>
       </w:r>
     </w:p>
     <w:p>
@@ -13265,7 +16010,27 @@
           <w:bCs/>
           <w:szCs w:val="21"/>
         </w:rPr>
-        <w:t>3 独体字余字拆分</w:t>
+        <w:t xml:space="preserve">3 </w:t>
+      </w:r>
+      <w:proofErr w:type="gramStart"/>
+      <w:r>
+        <w:rPr>
+          <w:rFonts w:ascii="宋体" w:eastAsia="宋体" w:hAnsi="宋体"/>
+          <w:b/>
+          <w:bCs/>
+          <w:szCs w:val="21"/>
+        </w:rPr>
+        <w:t>独体字余字</w:t>
+      </w:r>
+      <w:proofErr w:type="gramEnd"/>
+      <w:r>
+        <w:rPr>
+          <w:rFonts w:ascii="宋体" w:eastAsia="宋体" w:hAnsi="宋体"/>
+          <w:b/>
+          <w:bCs/>
+          <w:szCs w:val="21"/>
+        </w:rPr>
+        <w:t>拆分</w:t>
       </w:r>
     </w:p>
     <w:p>
@@ -13312,7 +16077,31 @@
           <w:rFonts w:ascii="宋体" w:eastAsia="宋体" w:hAnsi="宋体"/>
           <w:szCs w:val="21"/>
         </w:rPr>
-        <w:t>关系，满足任意一条即可判定为可拆分。若某字同时满足多条规则，以最先满足的规则为准，结果一致。</w:t>
+        <w:t>关系，满足任意一条即可判定为可拆分。若某</w:t>
+      </w:r>
+      <w:proofErr w:type="gramStart"/>
+      <w:r>
+        <w:rPr>
+          <w:rFonts w:ascii="宋体" w:eastAsia="宋体" w:hAnsi="宋体"/>
+          <w:szCs w:val="21"/>
+        </w:rPr>
+        <w:t>字同时</w:t>
+      </w:r>
+      <w:proofErr w:type="gramEnd"/>
+      <w:r>
+        <w:rPr>
+          <w:rFonts w:ascii="宋体" w:eastAsia="宋体" w:hAnsi="宋体"/>
+          <w:szCs w:val="21"/>
+        </w:rPr>
+        <w:t>满足多条规则，以最</w:t>
+      </w:r>
+      <w:r>
+        <w:rPr>
+          <w:rFonts w:ascii="宋体" w:eastAsia="宋体" w:hAnsi="宋体"/>
+          <w:szCs w:val="21"/>
+        </w:rPr>
+        <w:lastRenderedPageBreak/>
+        <w:t>先满足的规则为准，结果一致。</w:t>
       </w:r>
       <w:r>
         <w:rPr>
@@ -13357,15 +16146,7 @@
           <w:rFonts w:ascii="宋体" w:eastAsia="宋体" w:hAnsi="宋体"/>
           <w:szCs w:val="21"/>
         </w:rPr>
-        <w:t>汉字可分解为两个部件，至少其中一个部件不是单笔画且属于《部首表》，</w:t>
-      </w:r>
-      <w:r>
-        <w:rPr>
-          <w:rFonts w:ascii="宋体" w:eastAsia="宋体" w:hAnsi="宋体"/>
-          <w:szCs w:val="21"/>
-        </w:rPr>
-        <w:lastRenderedPageBreak/>
-        <w:t>两个部件之间</w:t>
+        <w:t>汉字可分解为两个部件，至少其中一个部件不是单笔画且属于《部首表》，两个部件之间</w:t>
       </w:r>
       <w:r>
         <w:rPr>
@@ -13504,12 +16285,21 @@
         </w:rPr>
         <w:t>（</w:t>
       </w:r>
-      <w:r>
-        <w:rPr>
-          <w:rFonts w:ascii="宋体" w:eastAsia="宋体" w:hAnsi="宋体"/>
-          <w:szCs w:val="21"/>
-        </w:rPr>
-        <w:t>主码为6</w:t>
+      <w:proofErr w:type="gramStart"/>
+      <w:r>
+        <w:rPr>
+          <w:rFonts w:ascii="宋体" w:eastAsia="宋体" w:hAnsi="宋体"/>
+          <w:szCs w:val="21"/>
+        </w:rPr>
+        <w:t>主码为</w:t>
+      </w:r>
+      <w:proofErr w:type="gramEnd"/>
+      <w:r>
+        <w:rPr>
+          <w:rFonts w:ascii="宋体" w:eastAsia="宋体" w:hAnsi="宋体"/>
+          <w:szCs w:val="21"/>
+        </w:rPr>
+        <w:t>6</w:t>
       </w:r>
       <w:r>
         <w:rPr>
@@ -13642,7 +16432,55 @@
           <w:rFonts w:ascii="宋体" w:eastAsia="宋体" w:hAnsi="宋体"/>
           <w:szCs w:val="21"/>
         </w:rPr>
-        <w:t>：汉字以“勹”作为包围外框（其他半包围外框如匚、凵、冂等均不适用）。</w:t>
+        <w:t>：汉字以“勹”作为包围外框（其他半包围外框如</w:t>
+      </w:r>
+      <w:proofErr w:type="gramStart"/>
+      <w:r>
+        <w:rPr>
+          <w:rFonts w:ascii="宋体" w:eastAsia="宋体" w:hAnsi="宋体"/>
+          <w:szCs w:val="21"/>
+        </w:rPr>
+        <w:t>匚</w:t>
+      </w:r>
+      <w:proofErr w:type="gramEnd"/>
+      <w:r>
+        <w:rPr>
+          <w:rFonts w:ascii="宋体" w:eastAsia="宋体" w:hAnsi="宋体"/>
+          <w:szCs w:val="21"/>
+        </w:rPr>
+        <w:t>、</w:t>
+      </w:r>
+      <w:proofErr w:type="gramStart"/>
+      <w:r>
+        <w:rPr>
+          <w:rFonts w:ascii="宋体" w:eastAsia="宋体" w:hAnsi="宋体"/>
+          <w:szCs w:val="21"/>
+        </w:rPr>
+        <w:t>凵</w:t>
+      </w:r>
+      <w:proofErr w:type="gramEnd"/>
+      <w:r>
+        <w:rPr>
+          <w:rFonts w:ascii="宋体" w:eastAsia="宋体" w:hAnsi="宋体"/>
+          <w:szCs w:val="21"/>
+        </w:rPr>
+        <w:t>、</w:t>
+      </w:r>
+      <w:proofErr w:type="gramStart"/>
+      <w:r>
+        <w:rPr>
+          <w:rFonts w:ascii="宋体" w:eastAsia="宋体" w:hAnsi="宋体"/>
+          <w:szCs w:val="21"/>
+        </w:rPr>
+        <w:t>冂</w:t>
+      </w:r>
+      <w:proofErr w:type="gramEnd"/>
+      <w:r>
+        <w:rPr>
+          <w:rFonts w:ascii="宋体" w:eastAsia="宋体" w:hAnsi="宋体"/>
+          <w:szCs w:val="21"/>
+        </w:rPr>
+        <w:t>等均不适用）。</w:t>
       </w:r>
       <w:r>
         <w:rPr>
@@ -13665,7 +16503,23 @@
           <w:rFonts w:ascii="宋体" w:eastAsia="宋体" w:hAnsi="宋体"/>
           <w:szCs w:val="21"/>
         </w:rPr>
-        <w:t>满足任一结构特征即可拆分</w:t>
+        <w:t>满足任</w:t>
+      </w:r>
+      <w:proofErr w:type="gramStart"/>
+      <w:r>
+        <w:rPr>
+          <w:rFonts w:ascii="宋体" w:eastAsia="宋体" w:hAnsi="宋体"/>
+          <w:szCs w:val="21"/>
+        </w:rPr>
+        <w:t>一</w:t>
+      </w:r>
+      <w:proofErr w:type="gramEnd"/>
+      <w:r>
+        <w:rPr>
+          <w:rFonts w:ascii="宋体" w:eastAsia="宋体" w:hAnsi="宋体"/>
+          <w:szCs w:val="21"/>
+        </w:rPr>
+        <w:t>结构特征即可拆分</w:t>
       </w:r>
     </w:p>
     <w:p>
@@ -13826,7 +16680,23 @@
           <w:rFonts w:ascii="宋体" w:eastAsia="宋体" w:hAnsi="宋体"/>
           <w:szCs w:val="21"/>
         </w:rPr>
-        <w:t>在规则冲突时，以实际编码效果和用户记忆负担为最终考量。</w:t>
+        <w:t>在规则冲突时，以实际编码效果和用户记忆负担为最终</w:t>
+      </w:r>
+      <w:proofErr w:type="gramStart"/>
+      <w:r>
+        <w:rPr>
+          <w:rFonts w:ascii="宋体" w:eastAsia="宋体" w:hAnsi="宋体"/>
+          <w:szCs w:val="21"/>
+        </w:rPr>
+        <w:t>考量</w:t>
+      </w:r>
+      <w:proofErr w:type="gramEnd"/>
+      <w:r>
+        <w:rPr>
+          <w:rFonts w:ascii="宋体" w:eastAsia="宋体" w:hAnsi="宋体"/>
+          <w:szCs w:val="21"/>
+        </w:rPr>
+        <w:t>。</w:t>
       </w:r>
     </w:p>
     <w:p>
@@ -13860,7 +16730,23 @@
           <w:rFonts w:ascii="宋体" w:eastAsia="宋体" w:hAnsi="宋体" w:hint="eastAsia"/>
           <w:color w:val="000000" w:themeColor="text1"/>
         </w:rPr>
-        <w:t xml:space="preserve">    类似主码，副码也有适当优化分配。需要理解的字例有：进zw。</w:t>
+        <w:t xml:space="preserve">    类似主码，副码也有适当优化分配。需要理解的字例有：进</w:t>
+      </w:r>
+      <w:proofErr w:type="spellStart"/>
+      <w:r>
+        <w:rPr>
+          <w:rFonts w:ascii="宋体" w:eastAsia="宋体" w:hAnsi="宋体" w:hint="eastAsia"/>
+          <w:color w:val="000000" w:themeColor="text1"/>
+        </w:rPr>
+        <w:t>zw</w:t>
+      </w:r>
+      <w:proofErr w:type="spellEnd"/>
+      <w:r>
+        <w:rPr>
+          <w:rFonts w:ascii="宋体" w:eastAsia="宋体" w:hAnsi="宋体" w:hint="eastAsia"/>
+          <w:color w:val="000000" w:themeColor="text1"/>
+        </w:rPr>
+        <w:t>。</w:t>
       </w:r>
     </w:p>
     <w:p>
@@ -14229,11 +17115,19 @@
                 <w:rFonts w:ascii="宋体" w:eastAsia="宋体" w:hAnsi="宋体" w:hint="eastAsia"/>
               </w:rPr>
             </w:pPr>
+            <w:proofErr w:type="spellStart"/>
             <w:r>
               <w:rPr>
                 <w:rFonts w:ascii="宋体" w:eastAsia="宋体" w:hAnsi="宋体"/>
               </w:rPr>
-              <w:t>rr.</w:t>
+              <w:t>rr</w:t>
+            </w:r>
+            <w:proofErr w:type="spellEnd"/>
+            <w:r>
+              <w:rPr>
+                <w:rFonts w:ascii="宋体" w:eastAsia="宋体" w:hAnsi="宋体"/>
+              </w:rPr>
+              <w:t>.</w:t>
             </w:r>
           </w:p>
         </w:tc>
@@ -14306,11 +17200,19 @@
                 <w:rFonts w:ascii="宋体" w:eastAsia="宋体" w:hAnsi="宋体" w:hint="eastAsia"/>
               </w:rPr>
             </w:pPr>
+            <w:proofErr w:type="spellStart"/>
             <w:r>
               <w:rPr>
                 <w:rFonts w:ascii="宋体" w:eastAsia="宋体" w:hAnsi="宋体"/>
               </w:rPr>
-              <w:t>i.</w:t>
+              <w:t>i</w:t>
+            </w:r>
+            <w:proofErr w:type="spellEnd"/>
+            <w:r>
+              <w:rPr>
+                <w:rFonts w:ascii="宋体" w:eastAsia="宋体" w:hAnsi="宋体"/>
+              </w:rPr>
+              <w:t>.</w:t>
             </w:r>
           </w:p>
         </w:tc>
@@ -14639,6 +17541,7 @@
               <w:rPr>
                 <w:rFonts w:ascii="宋体" w:eastAsia="宋体" w:hAnsi="宋体" w:hint="eastAsia"/>
               </w:rPr>
+              <w:lastRenderedPageBreak/>
               <w:t>表示法</w:t>
             </w:r>
           </w:p>
@@ -14746,6 +17649,7 @@
                 <w:rFonts w:ascii="宋体" w:eastAsia="宋体" w:hAnsi="宋体" w:hint="eastAsia"/>
               </w:rPr>
             </w:pPr>
+            <w:proofErr w:type="gramStart"/>
             <w:r>
               <w:rPr>
                 <w:rFonts w:ascii="宋体" w:eastAsia="宋体" w:hAnsi="宋体" w:hint="eastAsia"/>
@@ -14758,6 +17662,7 @@
               </w:rPr>
               <w:t>码</w:t>
             </w:r>
+            <w:proofErr w:type="gramEnd"/>
           </w:p>
         </w:tc>
         <w:tc>
@@ -14830,13 +17735,27 @@
               <w:rPr>
                 <w:rFonts w:ascii="宋体" w:eastAsia="宋体" w:hAnsi="宋体"/>
               </w:rPr>
-              <w:t>表中的位置对应</w:t>
-            </w:r>
-            <w:r>
-              <w:rPr>
-                <w:rFonts w:ascii="宋体" w:eastAsia="宋体" w:hAnsi="宋体" w:hint="eastAsia"/>
-              </w:rPr>
-              <w:t>部首次码</w:t>
+              <w:t>表中的位置</w:t>
+            </w:r>
+            <w:proofErr w:type="gramStart"/>
+            <w:r>
+              <w:rPr>
+                <w:rFonts w:ascii="宋体" w:eastAsia="宋体" w:hAnsi="宋体"/>
+              </w:rPr>
+              <w:t>对应</w:t>
+            </w:r>
+            <w:r>
+              <w:rPr>
+                <w:rFonts w:ascii="宋体" w:eastAsia="宋体" w:hAnsi="宋体" w:hint="eastAsia"/>
+              </w:rPr>
+              <w:t>部</w:t>
+            </w:r>
+            <w:proofErr w:type="gramEnd"/>
+            <w:r>
+              <w:rPr>
+                <w:rFonts w:ascii="宋体" w:eastAsia="宋体" w:hAnsi="宋体" w:hint="eastAsia"/>
+              </w:rPr>
+              <w:t>首次码</w:t>
             </w:r>
           </w:p>
         </w:tc>
@@ -14861,8 +17780,16 @@
               <w:rPr>
                 <w:rFonts w:ascii="宋体" w:eastAsia="宋体" w:hAnsi="宋体"/>
               </w:rPr>
-              <w:t>贝 → bz</w:t>
-            </w:r>
+              <w:t xml:space="preserve">贝 → </w:t>
+            </w:r>
+            <w:proofErr w:type="spellStart"/>
+            <w:r>
+              <w:rPr>
+                <w:rFonts w:ascii="宋体" w:eastAsia="宋体" w:hAnsi="宋体"/>
+              </w:rPr>
+              <w:t>bz</w:t>
+            </w:r>
+            <w:proofErr w:type="spellEnd"/>
           </w:p>
         </w:tc>
       </w:tr>
@@ -14888,7 +17815,6 @@
               <w:rPr>
                 <w:rFonts w:ascii="宋体" w:eastAsia="宋体" w:hAnsi="宋体"/>
               </w:rPr>
-              <w:lastRenderedPageBreak/>
               <w:t>独体字码</w:t>
             </w:r>
           </w:p>
@@ -15135,8 +18061,18 @@
                 <w:b/>
                 <w:bCs/>
               </w:rPr>
-              <w:t>立 → ld</w:t>
-            </w:r>
+              <w:t xml:space="preserve">立 → </w:t>
+            </w:r>
+            <w:proofErr w:type="spellStart"/>
+            <w:r>
+              <w:rPr>
+                <w:rFonts w:ascii="宋体" w:eastAsia="宋体" w:hAnsi="宋体"/>
+                <w:b/>
+                <w:bCs/>
+              </w:rPr>
+              <w:t>ld</w:t>
+            </w:r>
+            <w:proofErr w:type="spellEnd"/>
           </w:p>
         </w:tc>
       </w:tr>
@@ -15243,14 +18179,30 @@
               <w:rPr>
                 <w:rFonts w:ascii="宋体" w:eastAsia="宋体" w:hAnsi="宋体"/>
               </w:rPr>
-              <w:t>贝 → bb，立 → dj</w:t>
-            </w:r>
-            <w:r>
-              <w:rPr>
-                <w:rFonts w:ascii="宋体" w:eastAsia="宋体" w:hAnsi="宋体" w:hint="eastAsia"/>
-              </w:rPr>
-              <w:t>/lh</w:t>
-            </w:r>
+              <w:t xml:space="preserve">贝 → bb，立 → </w:t>
+            </w:r>
+            <w:proofErr w:type="spellStart"/>
+            <w:r>
+              <w:rPr>
+                <w:rFonts w:ascii="宋体" w:eastAsia="宋体" w:hAnsi="宋体"/>
+              </w:rPr>
+              <w:t>dj</w:t>
+            </w:r>
+            <w:proofErr w:type="spellEnd"/>
+            <w:r>
+              <w:rPr>
+                <w:rFonts w:ascii="宋体" w:eastAsia="宋体" w:hAnsi="宋体" w:hint="eastAsia"/>
+              </w:rPr>
+              <w:t>/</w:t>
+            </w:r>
+            <w:proofErr w:type="spellStart"/>
+            <w:r>
+              <w:rPr>
+                <w:rFonts w:ascii="宋体" w:eastAsia="宋体" w:hAnsi="宋体" w:hint="eastAsia"/>
+              </w:rPr>
+              <w:t>lh</w:t>
+            </w:r>
+            <w:proofErr w:type="spellEnd"/>
           </w:p>
         </w:tc>
       </w:tr>
@@ -15920,7 +18872,35 @@
               <w:rPr>
                 <w:rFonts w:ascii="宋体" w:eastAsia="宋体" w:hAnsi="宋体"/>
               </w:rPr>
-              <w:t>[i. sj kb 4] 表示一个上下结构</w:t>
+              <w:t>[</w:t>
+            </w:r>
+            <w:proofErr w:type="spellStart"/>
+            <w:r>
+              <w:rPr>
+                <w:rFonts w:ascii="宋体" w:eastAsia="宋体" w:hAnsi="宋体"/>
+              </w:rPr>
+              <w:t>i</w:t>
+            </w:r>
+            <w:proofErr w:type="spellEnd"/>
+            <w:r>
+              <w:rPr>
+                <w:rFonts w:ascii="宋体" w:eastAsia="宋体" w:hAnsi="宋体"/>
+              </w:rPr>
+              <w:t xml:space="preserve">. </w:t>
+            </w:r>
+            <w:proofErr w:type="spellStart"/>
+            <w:r>
+              <w:rPr>
+                <w:rFonts w:ascii="宋体" w:eastAsia="宋体" w:hAnsi="宋体"/>
+              </w:rPr>
+              <w:t>sj</w:t>
+            </w:r>
+            <w:proofErr w:type="spellEnd"/>
+            <w:r>
+              <w:rPr>
+                <w:rFonts w:ascii="宋体" w:eastAsia="宋体" w:hAnsi="宋体"/>
+              </w:rPr>
+              <w:t xml:space="preserve"> kb 4] 表示一个上下结构</w:t>
             </w:r>
           </w:p>
         </w:tc>
@@ -16199,6 +19179,7 @@
               <w:rPr>
                 <w:rFonts w:ascii="宋体" w:eastAsia="宋体" w:hAnsi="宋体"/>
               </w:rPr>
+              <w:lastRenderedPageBreak/>
               <w:t>3</w:t>
             </w:r>
           </w:p>
@@ -16251,7 +19232,6 @@
               <w:rPr>
                 <w:rFonts w:ascii="宋体" w:eastAsia="宋体" w:hAnsi="宋体"/>
               </w:rPr>
-              <w:lastRenderedPageBreak/>
               <w:t>4</w:t>
             </w:r>
           </w:p>
@@ -16328,14 +19308,30 @@
         <w:rPr>
           <w:rFonts w:ascii="宋体" w:eastAsia="宋体" w:hAnsi="宋体"/>
         </w:rPr>
-        <w:t>按结构码递归拆分汉字至基础部件，直到所有部件都可用</w:t>
-      </w:r>
+        <w:t>按结构码递归拆分汉字</w:t>
+      </w:r>
+      <w:proofErr w:type="gramStart"/>
+      <w:r>
+        <w:rPr>
+          <w:rFonts w:ascii="宋体" w:eastAsia="宋体" w:hAnsi="宋体"/>
+        </w:rPr>
+        <w:t>至基础</w:t>
+      </w:r>
+      <w:proofErr w:type="gramEnd"/>
+      <w:r>
+        <w:rPr>
+          <w:rFonts w:ascii="宋体" w:eastAsia="宋体" w:hAnsi="宋体"/>
+        </w:rPr>
+        <w:t>部件，直到所有部件都可用</w:t>
+      </w:r>
+      <w:proofErr w:type="gramStart"/>
       <w:r>
         <w:rPr>
           <w:rFonts w:ascii="宋体" w:eastAsia="宋体" w:hAnsi="宋体" w:hint="eastAsia"/>
         </w:rPr>
         <w:t>部首双码</w:t>
       </w:r>
+      <w:proofErr w:type="gramEnd"/>
       <w:r>
         <w:rPr>
           <w:rFonts w:ascii="宋体" w:eastAsia="宋体" w:hAnsi="宋体"/>
@@ -16390,7 +19386,21 @@
         <w:rPr>
           <w:rFonts w:ascii="宋体" w:eastAsia="宋体" w:hAnsi="宋体"/>
         </w:rPr>
-        <w:t>优先按明显结构拆分（左右→上下→包围）</w:t>
+        <w:t>优先</w:t>
+      </w:r>
+      <w:proofErr w:type="gramStart"/>
+      <w:r>
+        <w:rPr>
+          <w:rFonts w:ascii="宋体" w:eastAsia="宋体" w:hAnsi="宋体"/>
+        </w:rPr>
+        <w:t>按明显</w:t>
+      </w:r>
+      <w:proofErr w:type="gramEnd"/>
+      <w:r>
+        <w:rPr>
+          <w:rFonts w:ascii="宋体" w:eastAsia="宋体" w:hAnsi="宋体"/>
+        </w:rPr>
+        <w:t>结构拆分（左右→上下→包围）</w:t>
       </w:r>
     </w:p>
     <w:p>
@@ -16482,12 +19492,14 @@
         </w:rPr>
         <w:t>：用</w:t>
       </w:r>
+      <w:proofErr w:type="gramStart"/>
       <w:r>
         <w:rPr>
           <w:rFonts w:ascii="宋体" w:eastAsia="宋体" w:hAnsi="宋体" w:hint="eastAsia"/>
         </w:rPr>
         <w:t>部首双码</w:t>
       </w:r>
+      <w:proofErr w:type="gramEnd"/>
       <w:r>
         <w:rPr>
           <w:rFonts w:ascii="宋体" w:eastAsia="宋体" w:hAnsi="宋体"/>
@@ -16545,20 +19557,42 @@
         <w:rPr>
           <w:rFonts w:ascii="宋体" w:eastAsia="宋体" w:hAnsi="宋体"/>
         </w:rPr>
-        <w:t>表中x的第三个部首，对应</w:t>
-      </w:r>
-      <w:r>
-        <w:rPr>
-          <w:rFonts w:ascii="宋体" w:eastAsia="宋体" w:hAnsi="宋体" w:hint="eastAsia"/>
-        </w:rPr>
-        <w:t>部首次</w:t>
-      </w:r>
-      <w:r>
-        <w:rPr>
-          <w:rFonts w:ascii="宋体" w:eastAsia="宋体" w:hAnsi="宋体"/>
-        </w:rPr>
-        <w:t>表中x的第三个字母n，组合为xn</w:t>
-      </w:r>
+        <w:t>表中x的第三个部首，</w:t>
+      </w:r>
+      <w:proofErr w:type="gramStart"/>
+      <w:r>
+        <w:rPr>
+          <w:rFonts w:ascii="宋体" w:eastAsia="宋体" w:hAnsi="宋体"/>
+        </w:rPr>
+        <w:t>对应</w:t>
+      </w:r>
+      <w:r>
+        <w:rPr>
+          <w:rFonts w:ascii="宋体" w:eastAsia="宋体" w:hAnsi="宋体" w:hint="eastAsia"/>
+        </w:rPr>
+        <w:t>部</w:t>
+      </w:r>
+      <w:proofErr w:type="gramEnd"/>
+      <w:r>
+        <w:rPr>
+          <w:rFonts w:ascii="宋体" w:eastAsia="宋体" w:hAnsi="宋体" w:hint="eastAsia"/>
+        </w:rPr>
+        <w:t>首次</w:t>
+      </w:r>
+      <w:r>
+        <w:rPr>
+          <w:rFonts w:ascii="宋体" w:eastAsia="宋体" w:hAnsi="宋体"/>
+        </w:rPr>
+        <w:t>表中x的第三个字母n，组合为</w:t>
+      </w:r>
+      <w:proofErr w:type="spellStart"/>
+      <w:r>
+        <w:rPr>
+          <w:rFonts w:ascii="宋体" w:eastAsia="宋体" w:hAnsi="宋体"/>
+        </w:rPr>
+        <w:t>xn</w:t>
+      </w:r>
+      <w:proofErr w:type="spellEnd"/>
     </w:p>
     <w:p>
       <w:pPr>
@@ -16676,7 +19710,21 @@
         <w:rPr>
           <w:rFonts w:ascii="宋体" w:eastAsia="宋体" w:hAnsi="宋体"/>
         </w:rPr>
-        <w:t>"对"：r. ky cp</w:t>
+        <w:t xml:space="preserve">"对"：r. </w:t>
+      </w:r>
+      <w:proofErr w:type="spellStart"/>
+      <w:r>
+        <w:rPr>
+          <w:rFonts w:ascii="宋体" w:eastAsia="宋体" w:hAnsi="宋体"/>
+        </w:rPr>
+        <w:t>ky</w:t>
+      </w:r>
+      <w:proofErr w:type="spellEnd"/>
+      <w:r>
+        <w:rPr>
+          <w:rFonts w:ascii="宋体" w:eastAsia="宋体" w:hAnsi="宋体"/>
+        </w:rPr>
+        <w:t xml:space="preserve"> cp</w:t>
       </w:r>
     </w:p>
     <w:p>
@@ -16700,12 +19748,21 @@
           <w:rFonts w:ascii="宋体" w:eastAsia="宋体" w:hAnsi="宋体" w:hint="eastAsia"/>
         </w:rPr>
       </w:pPr>
-      <w:r>
-        <w:rPr>
-          <w:rFonts w:ascii="宋体" w:eastAsia="宋体" w:hAnsi="宋体"/>
-        </w:rPr>
-        <w:t>ky："又"的</w:t>
-      </w:r>
+      <w:proofErr w:type="spellStart"/>
+      <w:r>
+        <w:rPr>
+          <w:rFonts w:ascii="宋体" w:eastAsia="宋体" w:hAnsi="宋体"/>
+        </w:rPr>
+        <w:t>ky</w:t>
+      </w:r>
+      <w:proofErr w:type="spellEnd"/>
+      <w:r>
+        <w:rPr>
+          <w:rFonts w:ascii="宋体" w:eastAsia="宋体" w:hAnsi="宋体"/>
+        </w:rPr>
+        <w:t>："又"的</w:t>
+      </w:r>
+      <w:proofErr w:type="gramStart"/>
       <w:r>
         <w:rPr>
           <w:rFonts w:ascii="宋体" w:eastAsia="宋体" w:hAnsi="宋体" w:hint="eastAsia"/>
@@ -16718,6 +19775,7 @@
         </w:rPr>
         <w:t>码</w:t>
       </w:r>
+      <w:proofErr w:type="gramEnd"/>
     </w:p>
     <w:p>
       <w:pPr>
@@ -16732,6 +19790,7 @@
         </w:rPr>
         <w:t>cp："寸"的</w:t>
       </w:r>
+      <w:proofErr w:type="gramStart"/>
       <w:r>
         <w:rPr>
           <w:rFonts w:ascii="宋体" w:eastAsia="宋体" w:hAnsi="宋体" w:hint="eastAsia"/>
@@ -16744,6 +19803,7 @@
         </w:rPr>
         <w:t>码</w:t>
       </w:r>
+      <w:proofErr w:type="gramEnd"/>
     </w:p>
     <w:p>
       <w:pPr>
@@ -17130,12 +20190,14 @@
                 <w:rFonts w:ascii="宋体" w:eastAsia="宋体" w:hAnsi="宋体" w:hint="eastAsia"/>
               </w:rPr>
             </w:pPr>
+            <w:proofErr w:type="spellStart"/>
             <w:r>
               <w:rPr>
                 <w:rFonts w:ascii="宋体" w:eastAsia="宋体" w:hAnsi="宋体"/>
               </w:rPr>
               <w:t>oj</w:t>
             </w:r>
+            <w:proofErr w:type="spellEnd"/>
           </w:p>
         </w:tc>
         <w:tc>
@@ -17182,12 +20244,14 @@
                 <w:rFonts w:ascii="宋体" w:eastAsia="宋体" w:hAnsi="宋体" w:hint="eastAsia"/>
               </w:rPr>
             </w:pPr>
+            <w:proofErr w:type="spellStart"/>
             <w:r>
               <w:rPr>
                 <w:rFonts w:ascii="宋体" w:eastAsia="宋体" w:hAnsi="宋体"/>
               </w:rPr>
               <w:t>ld</w:t>
             </w:r>
+            <w:proofErr w:type="spellEnd"/>
           </w:p>
         </w:tc>
         <w:tc>
@@ -17232,12 +20296,14 @@
                 <w:rFonts w:ascii="宋体" w:eastAsia="宋体" w:hAnsi="宋体" w:hint="eastAsia"/>
               </w:rPr>
             </w:pPr>
+            <w:proofErr w:type="spellStart"/>
             <w:r>
               <w:rPr>
                 <w:rFonts w:ascii="宋体" w:eastAsia="宋体" w:hAnsi="宋体"/>
               </w:rPr>
               <w:t>gc</w:t>
             </w:r>
+            <w:proofErr w:type="spellEnd"/>
           </w:p>
         </w:tc>
         <w:tc>
@@ -17282,12 +20348,14 @@
                 <w:rFonts w:ascii="宋体" w:eastAsia="宋体" w:hAnsi="宋体" w:hint="eastAsia"/>
               </w:rPr>
             </w:pPr>
+            <w:proofErr w:type="spellStart"/>
             <w:r>
               <w:rPr>
                 <w:rFonts w:ascii="宋体" w:eastAsia="宋体" w:hAnsi="宋体"/>
               </w:rPr>
               <w:t>bh</w:t>
             </w:r>
+            <w:proofErr w:type="spellEnd"/>
           </w:p>
         </w:tc>
         <w:tc>
@@ -17434,12 +20502,14 @@
                 <w:rFonts w:ascii="宋体" w:eastAsia="宋体" w:hAnsi="宋体" w:hint="eastAsia"/>
               </w:rPr>
             </w:pPr>
+            <w:proofErr w:type="spellStart"/>
             <w:r>
               <w:rPr>
                 <w:rFonts w:ascii="宋体" w:eastAsia="宋体" w:hAnsi="宋体"/>
               </w:rPr>
               <w:t>hh</w:t>
             </w:r>
+            <w:proofErr w:type="spellEnd"/>
           </w:p>
         </w:tc>
         <w:tc>
@@ -17486,12 +20556,14 @@
                 <w:rFonts w:ascii="宋体" w:eastAsia="宋体" w:hAnsi="宋体" w:hint="eastAsia"/>
               </w:rPr>
             </w:pPr>
+            <w:proofErr w:type="spellStart"/>
             <w:r>
               <w:rPr>
                 <w:rFonts w:ascii="宋体" w:eastAsia="宋体" w:hAnsi="宋体"/>
               </w:rPr>
               <w:t>ju</w:t>
             </w:r>
+            <w:proofErr w:type="spellEnd"/>
           </w:p>
         </w:tc>
         <w:tc>
@@ -17638,12 +20710,14 @@
                 <w:rFonts w:ascii="宋体" w:eastAsia="宋体" w:hAnsi="宋体" w:hint="eastAsia"/>
               </w:rPr>
             </w:pPr>
+            <w:proofErr w:type="spellStart"/>
             <w:r>
               <w:rPr>
                 <w:rFonts w:ascii="宋体" w:eastAsia="宋体" w:hAnsi="宋体"/>
               </w:rPr>
               <w:t>fd</w:t>
             </w:r>
+            <w:proofErr w:type="spellEnd"/>
           </w:p>
         </w:tc>
         <w:tc>
@@ -17738,12 +20812,14 @@
                 <w:rFonts w:ascii="宋体" w:eastAsia="宋体" w:hAnsi="宋体" w:hint="eastAsia"/>
               </w:rPr>
             </w:pPr>
+            <w:proofErr w:type="spellStart"/>
             <w:r>
               <w:rPr>
                 <w:rFonts w:ascii="宋体" w:eastAsia="宋体" w:hAnsi="宋体"/>
               </w:rPr>
               <w:t>nt</w:t>
             </w:r>
+            <w:proofErr w:type="spellEnd"/>
           </w:p>
         </w:tc>
         <w:tc>
@@ -17790,12 +20866,14 @@
                 <w:rFonts w:ascii="宋体" w:eastAsia="宋体" w:hAnsi="宋体" w:hint="eastAsia"/>
               </w:rPr>
             </w:pPr>
+            <w:proofErr w:type="spellStart"/>
             <w:r>
               <w:rPr>
                 <w:rFonts w:ascii="宋体" w:eastAsia="宋体" w:hAnsi="宋体"/>
               </w:rPr>
               <w:t>hb</w:t>
             </w:r>
+            <w:proofErr w:type="spellEnd"/>
           </w:p>
         </w:tc>
         <w:tc>
@@ -17815,12 +20893,14 @@
                 <w:rFonts w:ascii="宋体" w:eastAsia="宋体" w:hAnsi="宋体" w:hint="eastAsia"/>
               </w:rPr>
             </w:pPr>
+            <w:proofErr w:type="gramStart"/>
             <w:r>
               <w:rPr>
                 <w:rFonts w:ascii="宋体" w:eastAsia="宋体" w:hAnsi="宋体"/>
               </w:rPr>
               <w:t>丌</w:t>
             </w:r>
+            <w:proofErr w:type="gramEnd"/>
           </w:p>
         </w:tc>
         <w:tc>
@@ -17840,12 +20920,14 @@
                 <w:rFonts w:ascii="宋体" w:eastAsia="宋体" w:hAnsi="宋体" w:hint="eastAsia"/>
               </w:rPr>
             </w:pPr>
+            <w:proofErr w:type="spellStart"/>
             <w:r>
               <w:rPr>
                 <w:rFonts w:ascii="宋体" w:eastAsia="宋体" w:hAnsi="宋体"/>
               </w:rPr>
               <w:t>wu</w:t>
             </w:r>
+            <w:proofErr w:type="spellEnd"/>
           </w:p>
         </w:tc>
         <w:tc>
@@ -17946,6 +21028,7 @@
               <w:rPr>
                 <w:rFonts w:ascii="宋体" w:eastAsia="宋体" w:hAnsi="宋体"/>
               </w:rPr>
+              <w:lastRenderedPageBreak/>
               <w:t>md</w:t>
             </w:r>
           </w:p>
@@ -17992,12 +21075,14 @@
                 <w:rFonts w:ascii="宋体" w:eastAsia="宋体" w:hAnsi="宋体" w:hint="eastAsia"/>
               </w:rPr>
             </w:pPr>
+            <w:proofErr w:type="spellStart"/>
             <w:r>
               <w:rPr>
                 <w:rFonts w:ascii="宋体" w:eastAsia="宋体" w:hAnsi="宋体"/>
               </w:rPr>
               <w:t>jq</w:t>
             </w:r>
+            <w:proofErr w:type="spellEnd"/>
           </w:p>
         </w:tc>
         <w:tc>
@@ -18017,12 +21102,14 @@
                 <w:rFonts w:ascii="宋体" w:eastAsia="宋体" w:hAnsi="宋体" w:hint="eastAsia"/>
               </w:rPr>
             </w:pPr>
+            <w:proofErr w:type="gramStart"/>
             <w:r>
               <w:rPr>
                 <w:rFonts w:ascii="宋体" w:eastAsia="宋体" w:hAnsi="宋体"/>
               </w:rPr>
               <w:t>介</w:t>
             </w:r>
+            <w:proofErr w:type="gramEnd"/>
           </w:p>
         </w:tc>
         <w:tc>
@@ -18042,12 +21129,14 @@
                 <w:rFonts w:ascii="宋体" w:eastAsia="宋体" w:hAnsi="宋体" w:hint="eastAsia"/>
               </w:rPr>
             </w:pPr>
+            <w:proofErr w:type="spellStart"/>
             <w:r>
               <w:rPr>
                 <w:rFonts w:ascii="宋体" w:eastAsia="宋体" w:hAnsi="宋体"/>
               </w:rPr>
               <w:t>yw</w:t>
             </w:r>
+            <w:proofErr w:type="spellEnd"/>
           </w:p>
         </w:tc>
         <w:tc>
@@ -18094,13 +21183,14 @@
                 <w:rFonts w:ascii="宋体" w:eastAsia="宋体" w:hAnsi="宋体" w:hint="eastAsia"/>
               </w:rPr>
             </w:pPr>
+            <w:proofErr w:type="spellStart"/>
             <w:r>
               <w:rPr>
                 <w:rFonts w:ascii="宋体" w:eastAsia="宋体" w:hAnsi="宋体"/>
               </w:rPr>
-              <w:lastRenderedPageBreak/>
               <w:t>nd</w:t>
             </w:r>
+            <w:proofErr w:type="spellEnd"/>
           </w:p>
         </w:tc>
         <w:tc>
@@ -18120,12 +21210,14 @@
                 <w:rFonts w:ascii="宋体" w:eastAsia="宋体" w:hAnsi="宋体" w:hint="eastAsia"/>
               </w:rPr>
             </w:pPr>
+            <w:proofErr w:type="gramStart"/>
             <w:r>
               <w:rPr>
                 <w:rFonts w:ascii="宋体" w:eastAsia="宋体" w:hAnsi="宋体"/>
               </w:rPr>
               <w:t>犮</w:t>
             </w:r>
+            <w:proofErr w:type="gramEnd"/>
           </w:p>
         </w:tc>
         <w:tc>
@@ -18145,12 +21237,14 @@
                 <w:rFonts w:ascii="宋体" w:eastAsia="宋体" w:hAnsi="宋体" w:hint="eastAsia"/>
               </w:rPr>
             </w:pPr>
+            <w:proofErr w:type="spellStart"/>
             <w:r>
               <w:rPr>
                 <w:rFonts w:ascii="宋体" w:eastAsia="宋体" w:hAnsi="宋体"/>
               </w:rPr>
               <w:t>mz</w:t>
             </w:r>
+            <w:proofErr w:type="spellEnd"/>
           </w:p>
         </w:tc>
         <w:tc>
@@ -18259,12 +21353,14 @@
                 <w:rFonts w:ascii="宋体" w:eastAsia="宋体" w:hAnsi="宋体" w:hint="eastAsia"/>
               </w:rPr>
             </w:pPr>
+            <w:proofErr w:type="spellStart"/>
             <w:r>
               <w:rPr>
                 <w:rFonts w:ascii="宋体" w:eastAsia="宋体" w:hAnsi="宋体"/>
               </w:rPr>
               <w:t>mh</w:t>
             </w:r>
+            <w:proofErr w:type="spellEnd"/>
           </w:p>
         </w:tc>
         <w:tc>
@@ -18309,12 +21405,14 @@
                 <w:rFonts w:ascii="宋体" w:eastAsia="宋体" w:hAnsi="宋体" w:hint="eastAsia"/>
               </w:rPr>
             </w:pPr>
+            <w:proofErr w:type="spellStart"/>
             <w:r>
               <w:rPr>
                 <w:rFonts w:ascii="宋体" w:eastAsia="宋体" w:hAnsi="宋体"/>
               </w:rPr>
               <w:t>cj</w:t>
             </w:r>
+            <w:proofErr w:type="spellEnd"/>
           </w:p>
         </w:tc>
         <w:tc>
@@ -18359,12 +21457,14 @@
                 <w:rFonts w:ascii="宋体" w:eastAsia="宋体" w:hAnsi="宋体" w:hint="eastAsia"/>
               </w:rPr>
             </w:pPr>
+            <w:proofErr w:type="spellStart"/>
             <w:r>
               <w:rPr>
                 <w:rFonts w:ascii="宋体" w:eastAsia="宋体" w:hAnsi="宋体"/>
               </w:rPr>
               <w:t>ib</w:t>
             </w:r>
+            <w:proofErr w:type="spellEnd"/>
           </w:p>
         </w:tc>
         <w:tc>
@@ -18411,12 +21511,14 @@
                 <w:rFonts w:ascii="宋体" w:eastAsia="宋体" w:hAnsi="宋体" w:hint="eastAsia"/>
               </w:rPr>
             </w:pPr>
+            <w:proofErr w:type="spellStart"/>
             <w:r>
               <w:rPr>
                 <w:rFonts w:ascii="宋体" w:eastAsia="宋体" w:hAnsi="宋体"/>
               </w:rPr>
               <w:t>ll</w:t>
             </w:r>
+            <w:proofErr w:type="spellEnd"/>
           </w:p>
         </w:tc>
         <w:tc>
@@ -18569,12 +21671,14 @@
                 <w:rFonts w:ascii="宋体" w:eastAsia="宋体" w:hAnsi="宋体" w:hint="eastAsia"/>
               </w:rPr>
             </w:pPr>
+            <w:proofErr w:type="spellStart"/>
             <w:r>
               <w:rPr>
                 <w:rFonts w:ascii="宋体" w:eastAsia="宋体" w:hAnsi="宋体"/>
               </w:rPr>
               <w:t>jk</w:t>
             </w:r>
+            <w:proofErr w:type="spellEnd"/>
           </w:p>
         </w:tc>
         <w:tc>
@@ -18594,12 +21698,14 @@
                 <w:rFonts w:ascii="宋体" w:eastAsia="宋体" w:hAnsi="宋体" w:hint="eastAsia"/>
               </w:rPr>
             </w:pPr>
+            <w:proofErr w:type="gramStart"/>
             <w:r>
               <w:rPr>
                 <w:rFonts w:ascii="宋体" w:eastAsia="宋体" w:hAnsi="宋体"/>
               </w:rPr>
               <w:t>叚</w:t>
             </w:r>
+            <w:proofErr w:type="gramEnd"/>
           </w:p>
         </w:tc>
         <w:tc>
@@ -18619,12 +21725,14 @@
                 <w:rFonts w:ascii="宋体" w:eastAsia="宋体" w:hAnsi="宋体" w:hint="eastAsia"/>
               </w:rPr>
             </w:pPr>
+            <w:proofErr w:type="spellStart"/>
             <w:r>
               <w:rPr>
                 <w:rFonts w:ascii="宋体" w:eastAsia="宋体" w:hAnsi="宋体"/>
               </w:rPr>
               <w:t>bj</w:t>
             </w:r>
+            <w:proofErr w:type="spellEnd"/>
           </w:p>
         </w:tc>
         <w:tc>
@@ -18669,12 +21777,14 @@
                 <w:rFonts w:ascii="宋体" w:eastAsia="宋体" w:hAnsi="宋体" w:hint="eastAsia"/>
               </w:rPr>
             </w:pPr>
+            <w:proofErr w:type="spellStart"/>
             <w:r>
               <w:rPr>
                 <w:rFonts w:ascii="宋体" w:eastAsia="宋体" w:hAnsi="宋体"/>
               </w:rPr>
               <w:t>ts</w:t>
             </w:r>
+            <w:proofErr w:type="spellEnd"/>
           </w:p>
         </w:tc>
         <w:tc>
@@ -18721,12 +21831,14 @@
                 <w:rFonts w:ascii="宋体" w:eastAsia="宋体" w:hAnsi="宋体" w:hint="eastAsia"/>
               </w:rPr>
             </w:pPr>
+            <w:proofErr w:type="spellStart"/>
             <w:r>
               <w:rPr>
                 <w:rFonts w:ascii="宋体" w:eastAsia="宋体" w:hAnsi="宋体"/>
               </w:rPr>
               <w:t>kv</w:t>
             </w:r>
+            <w:proofErr w:type="spellEnd"/>
           </w:p>
         </w:tc>
         <w:tc>
@@ -18771,12 +21883,14 @@
                 <w:rFonts w:ascii="宋体" w:eastAsia="宋体" w:hAnsi="宋体" w:hint="eastAsia"/>
               </w:rPr>
             </w:pPr>
+            <w:proofErr w:type="spellStart"/>
             <w:r>
               <w:rPr>
                 <w:rFonts w:ascii="宋体" w:eastAsia="宋体" w:hAnsi="宋体"/>
               </w:rPr>
               <w:t>jj</w:t>
             </w:r>
+            <w:proofErr w:type="spellEnd"/>
           </w:p>
         </w:tc>
         <w:tc>
@@ -18873,12 +21987,14 @@
                 <w:rFonts w:ascii="宋体" w:eastAsia="宋体" w:hAnsi="宋体" w:hint="eastAsia"/>
               </w:rPr>
             </w:pPr>
+            <w:proofErr w:type="spellStart"/>
             <w:r>
               <w:rPr>
                 <w:rFonts w:ascii="宋体" w:eastAsia="宋体" w:hAnsi="宋体"/>
               </w:rPr>
               <w:t>wm</w:t>
             </w:r>
+            <w:proofErr w:type="spellEnd"/>
           </w:p>
         </w:tc>
         <w:tc>
@@ -18948,12 +22064,14 @@
                 <w:rFonts w:ascii="宋体" w:eastAsia="宋体" w:hAnsi="宋体" w:hint="eastAsia"/>
               </w:rPr>
             </w:pPr>
+            <w:proofErr w:type="gramStart"/>
             <w:r>
               <w:rPr>
                 <w:rFonts w:ascii="宋体" w:eastAsia="宋体" w:hAnsi="宋体"/>
               </w:rPr>
               <w:t>囟</w:t>
             </w:r>
+            <w:proofErr w:type="gramEnd"/>
           </w:p>
         </w:tc>
         <w:tc>
@@ -18973,12 +22091,14 @@
                 <w:rFonts w:ascii="宋体" w:eastAsia="宋体" w:hAnsi="宋体" w:hint="eastAsia"/>
               </w:rPr>
             </w:pPr>
+            <w:proofErr w:type="spellStart"/>
             <w:r>
               <w:rPr>
                 <w:rFonts w:ascii="宋体" w:eastAsia="宋体" w:hAnsi="宋体"/>
               </w:rPr>
               <w:t>bt</w:t>
             </w:r>
+            <w:proofErr w:type="spellEnd"/>
           </w:p>
         </w:tc>
         <w:tc>
@@ -19075,12 +22195,14 @@
                 <w:rFonts w:ascii="宋体" w:eastAsia="宋体" w:hAnsi="宋体" w:hint="eastAsia"/>
               </w:rPr>
             </w:pPr>
+            <w:proofErr w:type="spellStart"/>
             <w:r>
               <w:rPr>
                 <w:rFonts w:ascii="宋体" w:eastAsia="宋体" w:hAnsi="宋体"/>
               </w:rPr>
               <w:t>sd</w:t>
             </w:r>
+            <w:proofErr w:type="spellEnd"/>
           </w:p>
         </w:tc>
         <w:tc>
@@ -19125,12 +22247,14 @@
                 <w:rFonts w:ascii="宋体" w:eastAsia="宋体" w:hAnsi="宋体" w:hint="eastAsia"/>
               </w:rPr>
             </w:pPr>
+            <w:proofErr w:type="spellStart"/>
             <w:r>
               <w:rPr>
                 <w:rFonts w:ascii="宋体" w:eastAsia="宋体" w:hAnsi="宋体"/>
               </w:rPr>
               <w:t>cn</w:t>
             </w:r>
+            <w:proofErr w:type="spellEnd"/>
           </w:p>
         </w:tc>
         <w:tc>
@@ -19177,12 +22301,14 @@
                 <w:rFonts w:ascii="宋体" w:eastAsia="宋体" w:hAnsi="宋体" w:hint="eastAsia"/>
               </w:rPr>
             </w:pPr>
+            <w:proofErr w:type="spellStart"/>
             <w:r>
               <w:rPr>
                 <w:rFonts w:ascii="宋体" w:eastAsia="宋体" w:hAnsi="宋体"/>
               </w:rPr>
               <w:t>na</w:t>
             </w:r>
+            <w:proofErr w:type="spellEnd"/>
           </w:p>
         </w:tc>
         <w:tc>
@@ -19227,12 +22353,14 @@
                 <w:rFonts w:ascii="宋体" w:eastAsia="宋体" w:hAnsi="宋体" w:hint="eastAsia"/>
               </w:rPr>
             </w:pPr>
+            <w:proofErr w:type="spellStart"/>
             <w:r>
               <w:rPr>
                 <w:rFonts w:ascii="宋体" w:eastAsia="宋体" w:hAnsi="宋体"/>
               </w:rPr>
               <w:t>ir</w:t>
             </w:r>
+            <w:proofErr w:type="spellEnd"/>
           </w:p>
         </w:tc>
         <w:tc>
@@ -19277,12 +22405,14 @@
                 <w:rFonts w:ascii="宋体" w:eastAsia="宋体" w:hAnsi="宋体" w:hint="eastAsia"/>
               </w:rPr>
             </w:pPr>
+            <w:proofErr w:type="spellStart"/>
             <w:r>
               <w:rPr>
                 <w:rFonts w:ascii="宋体" w:eastAsia="宋体" w:hAnsi="宋体"/>
               </w:rPr>
               <w:t>qw</w:t>
             </w:r>
+            <w:proofErr w:type="spellEnd"/>
           </w:p>
         </w:tc>
         <w:tc>
@@ -19329,12 +22459,14 @@
                 <w:rFonts w:ascii="宋体" w:eastAsia="宋体" w:hAnsi="宋体" w:hint="eastAsia"/>
               </w:rPr>
             </w:pPr>
+            <w:proofErr w:type="spellStart"/>
             <w:r>
               <w:rPr>
                 <w:rFonts w:ascii="宋体" w:eastAsia="宋体" w:hAnsi="宋体"/>
               </w:rPr>
               <w:t>vc</w:t>
             </w:r>
+            <w:proofErr w:type="spellEnd"/>
           </w:p>
         </w:tc>
         <w:tc>
@@ -19469,12 +22601,14 @@
                 <w:rFonts w:ascii="宋体" w:eastAsia="宋体" w:hAnsi="宋体" w:hint="eastAsia"/>
               </w:rPr>
             </w:pPr>
+            <w:proofErr w:type="spellStart"/>
             <w:r>
               <w:rPr>
                 <w:rFonts w:ascii="宋体" w:eastAsia="宋体" w:hAnsi="宋体"/>
               </w:rPr>
               <w:t>vp</w:t>
             </w:r>
+            <w:proofErr w:type="spellEnd"/>
           </w:p>
         </w:tc>
         <w:tc>
@@ -19679,7 +22813,76 @@
           <w:b/>
           <w:bCs/>
         </w:rPr>
-        <w:t>1.部首双</w:t>
+        <w:t>1.</w:t>
+      </w:r>
+      <w:proofErr w:type="gramStart"/>
+      <w:r>
+        <w:rPr>
+          <w:rFonts w:ascii="宋体" w:eastAsia="宋体" w:hAnsi="宋体" w:hint="eastAsia"/>
+          <w:b/>
+          <w:bCs/>
+        </w:rPr>
+        <w:t>部首双</w:t>
+      </w:r>
+      <w:r>
+        <w:rPr>
+          <w:rFonts w:ascii="宋体" w:eastAsia="宋体" w:hAnsi="宋体"/>
+          <w:b/>
+          <w:bCs/>
+        </w:rPr>
+        <w:t>码</w:t>
+      </w:r>
+      <w:proofErr w:type="gramEnd"/>
+      <w:r>
+        <w:rPr>
+          <w:rFonts w:ascii="宋体" w:eastAsia="宋体" w:hAnsi="宋体"/>
+          <w:b/>
+          <w:bCs/>
+        </w:rPr>
+        <w:t>简化</w:t>
+      </w:r>
+      <w:r>
+        <w:rPr>
+          <w:rFonts w:ascii="宋体" w:eastAsia="宋体" w:hAnsi="宋体" w:hint="eastAsia"/>
+          <w:b/>
+          <w:bCs/>
+        </w:rPr>
+        <w:t>：</w:t>
+      </w:r>
+      <w:r>
+        <w:rPr>
+          <w:rFonts w:ascii="宋体" w:eastAsia="宋体" w:hAnsi="宋体"/>
+        </w:rPr>
+        <w:t>部首</w:t>
+      </w:r>
+      <w:r>
+        <w:rPr>
+          <w:rFonts w:ascii="宋体" w:eastAsia="宋体" w:hAnsi="宋体" w:hint="eastAsia"/>
+        </w:rPr>
+        <w:t>码</w:t>
+      </w:r>
+      <w:r>
+        <w:rPr>
+          <w:rFonts w:ascii="宋体" w:eastAsia="宋体" w:hAnsi="宋体"/>
+        </w:rPr>
+        <w:t xml:space="preserve"> + b（作为部首提示）</w:t>
+      </w:r>
+    </w:p>
+    <w:p>
+      <w:pPr>
+        <w:rPr>
+          <w:rFonts w:ascii="宋体" w:eastAsia="宋体" w:hAnsi="宋体" w:hint="eastAsia"/>
+          <w:b/>
+          <w:bCs/>
+        </w:rPr>
+      </w:pPr>
+      <w:r>
+        <w:rPr>
+          <w:rFonts w:ascii="宋体" w:eastAsia="宋体" w:hAnsi="宋体" w:hint="eastAsia"/>
+          <w:b/>
+          <w:bCs/>
+        </w:rPr>
+        <w:t>2.前四</w:t>
       </w:r>
       <w:r>
         <w:rPr>
@@ -19701,44 +22904,75 @@
         <w:rPr>
           <w:rFonts w:ascii="宋体" w:eastAsia="宋体" w:hAnsi="宋体"/>
         </w:rPr>
-        <w:t>部首</w:t>
-      </w:r>
-      <w:r>
-        <w:rPr>
-          <w:rFonts w:ascii="宋体" w:eastAsia="宋体" w:hAnsi="宋体" w:hint="eastAsia"/>
+        <w:t>独体字：</w:t>
+      </w:r>
+      <w:proofErr w:type="gramStart"/>
+      <w:r>
+        <w:rPr>
+          <w:rFonts w:ascii="宋体" w:eastAsia="宋体" w:hAnsi="宋体"/>
+        </w:rPr>
+        <w:t>取</w:t>
+      </w:r>
+      <w:r>
+        <w:rPr>
+          <w:rFonts w:ascii="宋体" w:eastAsia="宋体" w:hAnsi="宋体" w:hint="eastAsia"/>
+        </w:rPr>
+        <w:t>初</w:t>
+      </w:r>
+      <w:r>
+        <w:rPr>
+          <w:rFonts w:ascii="宋体" w:eastAsia="宋体" w:hAnsi="宋体"/>
         </w:rPr>
         <w:t>码</w:t>
       </w:r>
-      <w:r>
-        <w:rPr>
-          <w:rFonts w:ascii="宋体" w:eastAsia="宋体" w:hAnsi="宋体"/>
-        </w:rPr>
-        <w:t xml:space="preserve"> + b（作为部首提示）</w:t>
-      </w:r>
-    </w:p>
-    <w:p>
-      <w:pPr>
-        <w:rPr>
-          <w:rFonts w:ascii="宋体" w:eastAsia="宋体" w:hAnsi="宋体" w:hint="eastAsia"/>
-          <w:b/>
-          <w:bCs/>
-        </w:rPr>
-      </w:pPr>
-      <w:r>
-        <w:rPr>
-          <w:rFonts w:ascii="宋体" w:eastAsia="宋体" w:hAnsi="宋体" w:hint="eastAsia"/>
-          <w:b/>
-          <w:bCs/>
-        </w:rPr>
-        <w:t>2.前四</w:t>
-      </w:r>
-      <w:r>
-        <w:rPr>
-          <w:rFonts w:ascii="宋体" w:eastAsia="宋体" w:hAnsi="宋体"/>
-          <w:b/>
-          <w:bCs/>
-        </w:rPr>
-        <w:t>码简化</w:t>
+      <w:proofErr w:type="gramEnd"/>
+      <w:r>
+        <w:rPr>
+          <w:rFonts w:ascii="宋体" w:eastAsia="宋体" w:hAnsi="宋体"/>
+        </w:rPr>
+        <w:t xml:space="preserve"> + d（独体标记）合体字作部件：</w:t>
+      </w:r>
+      <w:proofErr w:type="gramStart"/>
+      <w:r>
+        <w:rPr>
+          <w:rFonts w:ascii="宋体" w:eastAsia="宋体" w:hAnsi="宋体"/>
+        </w:rPr>
+        <w:t>取</w:t>
+      </w:r>
+      <w:r>
+        <w:rPr>
+          <w:rFonts w:ascii="宋体" w:eastAsia="宋体" w:hAnsi="宋体" w:hint="eastAsia"/>
+        </w:rPr>
+        <w:t>初</w:t>
+      </w:r>
+      <w:r>
+        <w:rPr>
+          <w:rFonts w:ascii="宋体" w:eastAsia="宋体" w:hAnsi="宋体"/>
+        </w:rPr>
+        <w:t>码</w:t>
+      </w:r>
+      <w:proofErr w:type="gramEnd"/>
+      <w:r>
+        <w:rPr>
+          <w:rFonts w:ascii="宋体" w:eastAsia="宋体" w:hAnsi="宋体"/>
+        </w:rPr>
+        <w:t xml:space="preserve"> + h（合体标记）</w:t>
+      </w:r>
+      <w:r>
+        <w:rPr>
+          <w:rFonts w:ascii="宋体" w:eastAsia="宋体" w:hAnsi="宋体" w:hint="eastAsia"/>
+          <w:b/>
+          <w:bCs/>
+        </w:rPr>
+        <w:t>3.扩展</w:t>
+      </w:r>
+      <w:r>
+        <w:rPr>
+          <w:rFonts w:ascii="宋体" w:eastAsia="宋体" w:hAnsi="宋体"/>
+          <w:b/>
+          <w:bCs/>
+        </w:rPr>
+        <w:t>字根简化</w:t>
       </w:r>
       <w:r>
         <w:rPr>
@@ -19748,60 +22982,6 @@
         </w:rPr>
         <w:t>：</w:t>
       </w:r>
-      <w:r>
-        <w:rPr>
-          <w:rFonts w:ascii="宋体" w:eastAsia="宋体" w:hAnsi="宋体"/>
-        </w:rPr>
-        <w:t>独体字：取</w:t>
-      </w:r>
-      <w:r>
-        <w:rPr>
-          <w:rFonts w:ascii="宋体" w:eastAsia="宋体" w:hAnsi="宋体" w:hint="eastAsia"/>
-        </w:rPr>
-        <w:t>初</w:t>
-      </w:r>
-      <w:r>
-        <w:rPr>
-          <w:rFonts w:ascii="宋体" w:eastAsia="宋体" w:hAnsi="宋体"/>
-        </w:rPr>
-        <w:t>码 + d（独体标记）合体字作部件：取</w:t>
-      </w:r>
-      <w:r>
-        <w:rPr>
-          <w:rFonts w:ascii="宋体" w:eastAsia="宋体" w:hAnsi="宋体" w:hint="eastAsia"/>
-        </w:rPr>
-        <w:t>初</w:t>
-      </w:r>
-      <w:r>
-        <w:rPr>
-          <w:rFonts w:ascii="宋体" w:eastAsia="宋体" w:hAnsi="宋体"/>
-        </w:rPr>
-        <w:t>码 + h（合体标记）</w:t>
-      </w:r>
-      <w:r>
-        <w:rPr>
-          <w:rFonts w:ascii="宋体" w:eastAsia="宋体" w:hAnsi="宋体" w:hint="eastAsia"/>
-          <w:b/>
-          <w:bCs/>
-        </w:rPr>
-        <w:t>3.扩展</w:t>
-      </w:r>
-      <w:r>
-        <w:rPr>
-          <w:rFonts w:ascii="宋体" w:eastAsia="宋体" w:hAnsi="宋体"/>
-          <w:b/>
-          <w:bCs/>
-        </w:rPr>
-        <w:t>字根简化</w:t>
-      </w:r>
-      <w:r>
-        <w:rPr>
-          <w:rFonts w:ascii="宋体" w:eastAsia="宋体" w:hAnsi="宋体" w:hint="eastAsia"/>
-          <w:b/>
-          <w:bCs/>
-        </w:rPr>
-        <w:t>：</w:t>
-      </w:r>
     </w:p>
     <w:p>
       <w:pPr>
@@ -19824,7 +23004,21 @@
         <w:rPr>
           <w:rFonts w:ascii="宋体" w:eastAsia="宋体" w:hAnsi="宋体"/>
         </w:rPr>
-        <w:t>：用简并部母 + j</w:t>
+        <w:t>：用</w:t>
+      </w:r>
+      <w:proofErr w:type="gramStart"/>
+      <w:r>
+        <w:rPr>
+          <w:rFonts w:ascii="宋体" w:eastAsia="宋体" w:hAnsi="宋体"/>
+        </w:rPr>
+        <w:t>简并部母</w:t>
+      </w:r>
+      <w:proofErr w:type="gramEnd"/>
+      <w:r>
+        <w:rPr>
+          <w:rFonts w:ascii="宋体" w:eastAsia="宋体" w:hAnsi="宋体"/>
+        </w:rPr>
+        <w:t xml:space="preserve"> + j</w:t>
       </w:r>
     </w:p>
     <w:p>
@@ -19836,6 +23030,7 @@
           <w:bCs/>
         </w:rPr>
       </w:pPr>
+      <w:proofErr w:type="gramStart"/>
       <w:r>
         <w:rPr>
           <w:rFonts w:ascii="宋体" w:eastAsia="宋体" w:hAnsi="宋体"/>
@@ -19852,6 +23047,7 @@
         </w:rPr>
         <w:t>跳过</w:t>
       </w:r>
+      <w:proofErr w:type="gramEnd"/>
       <w:r>
         <w:rPr>
           <w:rFonts w:ascii="宋体" w:eastAsia="宋体" w:hAnsi="宋体"/>
@@ -20219,6 +23415,7 @@
         <w:rPr>
           <w:rFonts w:ascii="宋体" w:eastAsia="宋体" w:hAnsi="宋体" w:hint="eastAsia"/>
         </w:rPr>
+        <w:lastRenderedPageBreak/>
         <w:t>解书拆分</w:t>
       </w:r>
       <w:r>
@@ -20269,7 +23466,6 @@
         <w:rPr>
           <w:rFonts w:ascii="宋体" w:eastAsia="宋体" w:hAnsi="宋体"/>
         </w:rPr>
-        <w:lastRenderedPageBreak/>
         <w:t>通过</w:t>
       </w:r>
       <w:r>
@@ -20282,7 +23478,14 @@
         <w:rPr>
           <w:rFonts w:ascii="宋体" w:eastAsia="宋体" w:hAnsi="宋体"/>
         </w:rPr>
-        <w:t>拆分识别"可再分、表意强"的部首，为合体字的</w:t>
+        <w:t>拆分识别"可再分、表意强"的部首，为合体字</w:t>
+      </w:r>
+      <w:proofErr w:type="gramStart"/>
+      <w:r>
+        <w:rPr>
+          <w:rFonts w:ascii="宋体" w:eastAsia="宋体" w:hAnsi="宋体"/>
+        </w:rPr>
+        <w:t>的</w:t>
       </w:r>
       <w:r>
         <w:rPr>
@@ -20294,7 +23497,14 @@
         <w:rPr>
           <w:rFonts w:ascii="宋体" w:eastAsia="宋体" w:hAnsi="宋体"/>
         </w:rPr>
-        <w:t>码选取提供依据</w:t>
+        <w:t>码选取</w:t>
+      </w:r>
+      <w:proofErr w:type="gramEnd"/>
+      <w:r>
+        <w:rPr>
+          <w:rFonts w:ascii="宋体" w:eastAsia="宋体" w:hAnsi="宋体"/>
+        </w:rPr>
+        <w:t>提供依据</w:t>
       </w:r>
     </w:p>
     <w:p>
@@ -20448,7 +23658,21 @@
         <w:rPr>
           <w:rFonts w:ascii="宋体" w:eastAsia="宋体" w:hAnsi="宋体"/>
         </w:rPr>
-        <w:t>相似结构的字采用相似的拆分方式</w:t>
+        <w:t>相似结构的</w:t>
+      </w:r>
+      <w:proofErr w:type="gramStart"/>
+      <w:r>
+        <w:rPr>
+          <w:rFonts w:ascii="宋体" w:eastAsia="宋体" w:hAnsi="宋体"/>
+        </w:rPr>
+        <w:t>字采用</w:t>
+      </w:r>
+      <w:proofErr w:type="gramEnd"/>
+      <w:r>
+        <w:rPr>
+          <w:rFonts w:ascii="宋体" w:eastAsia="宋体" w:hAnsi="宋体"/>
+        </w:rPr>
+        <w:t>相似的拆分方式</w:t>
       </w:r>
     </w:p>
     <w:p>
@@ -20479,7 +23703,14 @@
         <w:rPr>
           <w:rFonts w:ascii="宋体" w:eastAsia="宋体" w:hAnsi="宋体"/>
         </w:rPr>
-        <w:t>提供了坚实的字形分析基础，使</w:t>
+        <w:t>提供了坚实的字形分析基础，</w:t>
+      </w:r>
+      <w:proofErr w:type="gramStart"/>
+      <w:r>
+        <w:rPr>
+          <w:rFonts w:ascii="宋体" w:eastAsia="宋体" w:hAnsi="宋体"/>
+        </w:rPr>
+        <w:t>使</w:t>
       </w:r>
       <w:r>
         <w:rPr>
@@ -20493,6 +23724,7 @@
         </w:rPr>
         <w:t>码和</w:t>
       </w:r>
+      <w:proofErr w:type="gramEnd"/>
       <w:r>
         <w:rPr>
           <w:rFonts w:ascii="宋体" w:eastAsia="宋体" w:hAnsi="宋体" w:hint="eastAsia"/>
@@ -20807,6 +24039,7 @@
         </w:rPr>
         <w:t>：ABCDE.F形式的</w:t>
       </w:r>
+      <w:proofErr w:type="gramStart"/>
       <w:r>
         <w:rPr>
           <w:rFonts w:ascii="宋体" w:eastAsia="宋体" w:hAnsi="宋体" w:hint="eastAsia"/>
@@ -20827,7 +24060,28 @@
         <w:rPr>
           <w:rFonts w:ascii="宋体" w:eastAsia="宋体" w:hAnsi="宋体"/>
         </w:rPr>
-        <w:t>可覆盖Unicode收录的所有汉字（不包括喃字等独立文字系统），并保持全局零重码。</w:t>
+        <w:t>可覆盖</w:t>
+      </w:r>
+      <w:proofErr w:type="gramEnd"/>
+      <w:r>
+        <w:rPr>
+          <w:rFonts w:ascii="宋体" w:eastAsia="宋体" w:hAnsi="宋体"/>
+        </w:rPr>
+        <w:t>Unicode收录的所有汉字（不包括</w:t>
+      </w:r>
+      <w:proofErr w:type="gramStart"/>
+      <w:r>
+        <w:rPr>
+          <w:rFonts w:ascii="宋体" w:eastAsia="宋体" w:hAnsi="宋体"/>
+        </w:rPr>
+        <w:t>喃</w:t>
+      </w:r>
+      <w:proofErr w:type="gramEnd"/>
+      <w:r>
+        <w:rPr>
+          <w:rFonts w:ascii="宋体" w:eastAsia="宋体" w:hAnsi="宋体"/>
+        </w:rPr>
+        <w:t>字等独立文字系统），并保持全局零重码。</w:t>
       </w:r>
     </w:p>
     <w:p>
@@ -21056,7 +24310,23 @@
           <w:rFonts w:ascii="宋体" w:eastAsia="宋体" w:hAnsi="宋体"/>
           <w:szCs w:val="21"/>
         </w:rPr>
-        <w:t>：一个编码仅对应一个词语（但一个词语可对应多个编码）</w:t>
+        <w:t>：一个</w:t>
+      </w:r>
+      <w:proofErr w:type="gramStart"/>
+      <w:r>
+        <w:rPr>
+          <w:rFonts w:ascii="宋体" w:eastAsia="宋体" w:hAnsi="宋体"/>
+          <w:szCs w:val="21"/>
+        </w:rPr>
+        <w:t>编码仅</w:t>
+      </w:r>
+      <w:proofErr w:type="gramEnd"/>
+      <w:r>
+        <w:rPr>
+          <w:rFonts w:ascii="宋体" w:eastAsia="宋体" w:hAnsi="宋体"/>
+          <w:szCs w:val="21"/>
+        </w:rPr>
+        <w:t>对应一个词语（但一个词语可对应多个编码）</w:t>
       </w:r>
     </w:p>
     <w:p>
@@ -21158,14 +24428,38 @@
           <w:rFonts w:ascii="宋体" w:eastAsia="宋体" w:hAnsi="宋体" w:hint="eastAsia"/>
           <w:szCs w:val="21"/>
         </w:rPr>
-        <w:t>（即初码+韵码组合）</w:t>
-      </w:r>
-      <w:r>
-        <w:rPr>
-          <w:rFonts w:ascii="宋体" w:eastAsia="宋体" w:hAnsi="宋体"/>
-          <w:szCs w:val="21"/>
-        </w:rPr>
-        <w:t xml:space="preserve"> + 第二字</w:t>
+        <w:t>（</w:t>
+      </w:r>
+      <w:proofErr w:type="gramStart"/>
+      <w:r>
+        <w:rPr>
+          <w:rFonts w:ascii="宋体" w:eastAsia="宋体" w:hAnsi="宋体" w:hint="eastAsia"/>
+          <w:szCs w:val="21"/>
+        </w:rPr>
+        <w:t>即初码</w:t>
+      </w:r>
+      <w:proofErr w:type="gramEnd"/>
+      <w:r>
+        <w:rPr>
+          <w:rFonts w:ascii="宋体" w:eastAsia="宋体" w:hAnsi="宋体" w:hint="eastAsia"/>
+          <w:szCs w:val="21"/>
+        </w:rPr>
+        <w:t>+韵码组合）</w:t>
+      </w:r>
+      <w:r>
+        <w:rPr>
+          <w:rFonts w:ascii="宋体" w:eastAsia="宋体" w:hAnsi="宋体"/>
+          <w:szCs w:val="21"/>
+        </w:rPr>
+        <w:t xml:space="preserve"> + 第二</w:t>
+      </w:r>
+      <w:proofErr w:type="gramStart"/>
+      <w:r>
+        <w:rPr>
+          <w:rFonts w:ascii="宋体" w:eastAsia="宋体" w:hAnsi="宋体"/>
+          <w:szCs w:val="21"/>
+        </w:rPr>
+        <w:t>字</w:t>
       </w:r>
       <w:r>
         <w:rPr>
@@ -21181,6 +24475,7 @@
         </w:rPr>
         <w:t>码</w:t>
       </w:r>
+      <w:proofErr w:type="gramEnd"/>
     </w:p>
     <w:p>
       <w:pPr>
@@ -21222,6 +24517,36 @@
           <w:rFonts w:ascii="宋体" w:eastAsia="宋体" w:hAnsi="宋体"/>
           <w:szCs w:val="21"/>
         </w:rPr>
+        <w:t xml:space="preserve"> → 补充第二字</w:t>
+      </w:r>
+      <w:proofErr w:type="gramStart"/>
+      <w:r>
+        <w:rPr>
+          <w:rFonts w:ascii="宋体" w:eastAsia="宋体" w:hAnsi="宋体"/>
+          <w:szCs w:val="21"/>
+        </w:rPr>
+        <w:t>的</w:t>
+      </w:r>
+      <w:r>
+        <w:rPr>
+          <w:rFonts w:ascii="宋体" w:eastAsia="宋体" w:hAnsi="宋体" w:hint="eastAsia"/>
+          <w:szCs w:val="21"/>
+        </w:rPr>
+        <w:t>调</w:t>
+      </w:r>
+      <w:r>
+        <w:rPr>
+          <w:rFonts w:ascii="宋体" w:eastAsia="宋体" w:hAnsi="宋体"/>
+          <w:szCs w:val="21"/>
+        </w:rPr>
+        <w:t>码</w:t>
+      </w:r>
+      <w:proofErr w:type="gramEnd"/>
+      <w:r>
+        <w:rPr>
+          <w:rFonts w:ascii="宋体" w:eastAsia="宋体" w:hAnsi="宋体"/>
+          <w:szCs w:val="21"/>
+        </w:rPr>
         <w:t xml:space="preserve"> → 补充第二字的</w:t>
       </w:r>
       <w:r>
@@ -21229,6 +24554,518 @@
           <w:rFonts w:ascii="宋体" w:eastAsia="宋体" w:hAnsi="宋体" w:hint="eastAsia"/>
           <w:szCs w:val="21"/>
         </w:rPr>
+        <w:t>主</w:t>
+      </w:r>
+      <w:r>
+        <w:rPr>
+          <w:rFonts w:ascii="宋体" w:eastAsia="宋体" w:hAnsi="宋体"/>
+          <w:szCs w:val="21"/>
+        </w:rPr>
+        <w:t>码</w:t>
+      </w:r>
+    </w:p>
+    <w:p>
+      <w:pPr>
+        <w:rPr>
+          <w:rFonts w:ascii="宋体" w:eastAsia="宋体" w:hAnsi="宋体" w:hint="eastAsia"/>
+          <w:b/>
+          <w:bCs/>
+          <w:szCs w:val="21"/>
+        </w:rPr>
+      </w:pPr>
+      <w:r>
+        <w:rPr>
+          <w:rFonts w:ascii="宋体" w:eastAsia="宋体" w:hAnsi="宋体"/>
+          <w:b/>
+          <w:bCs/>
+          <w:szCs w:val="21"/>
+        </w:rPr>
+        <w:t>2. 三字词</w:t>
+      </w:r>
+    </w:p>
+    <w:p>
+      <w:pPr>
+        <w:rPr>
+          <w:rFonts w:ascii="宋体" w:eastAsia="宋体" w:hAnsi="宋体" w:hint="eastAsia"/>
+          <w:szCs w:val="21"/>
+        </w:rPr>
+      </w:pPr>
+      <w:r>
+        <w:rPr>
+          <w:rFonts w:ascii="宋体" w:eastAsia="宋体" w:hAnsi="宋体"/>
+          <w:szCs w:val="21"/>
+        </w:rPr>
+        <w:t>最简码 = 第一</w:t>
+      </w:r>
+      <w:proofErr w:type="gramStart"/>
+      <w:r>
+        <w:rPr>
+          <w:rFonts w:ascii="宋体" w:eastAsia="宋体" w:hAnsi="宋体"/>
+          <w:szCs w:val="21"/>
+        </w:rPr>
+        <w:t>字</w:t>
+      </w:r>
+      <w:r>
+        <w:rPr>
+          <w:rFonts w:ascii="宋体" w:eastAsia="宋体" w:hAnsi="宋体" w:hint="eastAsia"/>
+          <w:szCs w:val="21"/>
+        </w:rPr>
+        <w:t>初</w:t>
+      </w:r>
+      <w:r>
+        <w:rPr>
+          <w:rFonts w:ascii="宋体" w:eastAsia="宋体" w:hAnsi="宋体"/>
+          <w:szCs w:val="21"/>
+        </w:rPr>
+        <w:t>码</w:t>
+      </w:r>
+      <w:proofErr w:type="gramEnd"/>
+      <w:r>
+        <w:rPr>
+          <w:rFonts w:ascii="宋体" w:eastAsia="宋体" w:hAnsi="宋体"/>
+          <w:szCs w:val="21"/>
+        </w:rPr>
+        <w:t xml:space="preserve"> + 第二</w:t>
+      </w:r>
+      <w:proofErr w:type="gramStart"/>
+      <w:r>
+        <w:rPr>
+          <w:rFonts w:ascii="宋体" w:eastAsia="宋体" w:hAnsi="宋体"/>
+          <w:szCs w:val="21"/>
+        </w:rPr>
+        <w:t>字</w:t>
+      </w:r>
+      <w:r>
+        <w:rPr>
+          <w:rFonts w:ascii="宋体" w:eastAsia="宋体" w:hAnsi="宋体" w:hint="eastAsia"/>
+          <w:szCs w:val="21"/>
+        </w:rPr>
+        <w:t>初</w:t>
+      </w:r>
+      <w:r>
+        <w:rPr>
+          <w:rFonts w:ascii="宋体" w:eastAsia="宋体" w:hAnsi="宋体"/>
+          <w:szCs w:val="21"/>
+        </w:rPr>
+        <w:t>码</w:t>
+      </w:r>
+      <w:proofErr w:type="gramEnd"/>
+      <w:r>
+        <w:rPr>
+          <w:rFonts w:ascii="宋体" w:eastAsia="宋体" w:hAnsi="宋体"/>
+          <w:szCs w:val="21"/>
+        </w:rPr>
+        <w:t xml:space="preserve"> + 第三</w:t>
+      </w:r>
+      <w:proofErr w:type="gramStart"/>
+      <w:r>
+        <w:rPr>
+          <w:rFonts w:ascii="宋体" w:eastAsia="宋体" w:hAnsi="宋体"/>
+          <w:szCs w:val="21"/>
+        </w:rPr>
+        <w:t>字</w:t>
+      </w:r>
+      <w:r>
+        <w:rPr>
+          <w:rFonts w:ascii="宋体" w:eastAsia="宋体" w:hAnsi="宋体" w:hint="eastAsia"/>
+          <w:szCs w:val="21"/>
+        </w:rPr>
+        <w:t>初</w:t>
+      </w:r>
+      <w:r>
+        <w:rPr>
+          <w:rFonts w:ascii="宋体" w:eastAsia="宋体" w:hAnsi="宋体"/>
+          <w:szCs w:val="21"/>
+        </w:rPr>
+        <w:t>码</w:t>
+      </w:r>
+      <w:proofErr w:type="gramEnd"/>
+    </w:p>
+    <w:p>
+      <w:pPr>
+        <w:rPr>
+          <w:rFonts w:ascii="宋体" w:eastAsia="宋体" w:hAnsi="宋体" w:hint="eastAsia"/>
+          <w:szCs w:val="21"/>
+        </w:rPr>
+      </w:pPr>
+      <w:r>
+        <w:rPr>
+          <w:rFonts w:ascii="宋体" w:eastAsia="宋体" w:hAnsi="宋体"/>
+          <w:szCs w:val="21"/>
+        </w:rPr>
+        <w:t>扩展顺序：补第一</w:t>
+      </w:r>
+      <w:proofErr w:type="gramStart"/>
+      <w:r>
+        <w:rPr>
+          <w:rFonts w:ascii="宋体" w:eastAsia="宋体" w:hAnsi="宋体"/>
+          <w:szCs w:val="21"/>
+        </w:rPr>
+        <w:t>字</w:t>
+      </w:r>
+      <w:r>
+        <w:rPr>
+          <w:rFonts w:ascii="宋体" w:eastAsia="宋体" w:hAnsi="宋体" w:hint="eastAsia"/>
+          <w:szCs w:val="21"/>
+        </w:rPr>
+        <w:t>韵</w:t>
+      </w:r>
+      <w:r>
+        <w:rPr>
+          <w:rFonts w:ascii="宋体" w:eastAsia="宋体" w:hAnsi="宋体"/>
+          <w:szCs w:val="21"/>
+        </w:rPr>
+        <w:t>码</w:t>
+      </w:r>
+      <w:proofErr w:type="gramEnd"/>
+      <w:r>
+        <w:rPr>
+          <w:rFonts w:ascii="宋体" w:eastAsia="宋体" w:hAnsi="宋体"/>
+          <w:szCs w:val="21"/>
+        </w:rPr>
+        <w:t xml:space="preserve"> → 补第二字</w:t>
+      </w:r>
+      <w:r>
+        <w:rPr>
+          <w:rFonts w:ascii="宋体" w:eastAsia="宋体" w:hAnsi="宋体" w:hint="eastAsia"/>
+          <w:szCs w:val="21"/>
+        </w:rPr>
+        <w:t>韵</w:t>
+      </w:r>
+      <w:r>
+        <w:rPr>
+          <w:rFonts w:ascii="宋体" w:eastAsia="宋体" w:hAnsi="宋体"/>
+          <w:szCs w:val="21"/>
+        </w:rPr>
+        <w:t>码</w:t>
+      </w:r>
+      <w:r>
+        <w:rPr>
+          <w:rFonts w:ascii="宋体" w:eastAsia="宋体" w:hAnsi="宋体" w:hint="eastAsia"/>
+          <w:szCs w:val="21"/>
+        </w:rPr>
+        <w:t>（最常用）</w:t>
+      </w:r>
+      <w:r>
+        <w:rPr>
+          <w:rFonts w:ascii="宋体" w:eastAsia="宋体" w:hAnsi="宋体"/>
+          <w:szCs w:val="21"/>
+        </w:rPr>
+        <w:t xml:space="preserve"> → 补第三</w:t>
+      </w:r>
+      <w:proofErr w:type="gramStart"/>
+      <w:r>
+        <w:rPr>
+          <w:rFonts w:ascii="宋体" w:eastAsia="宋体" w:hAnsi="宋体"/>
+          <w:szCs w:val="21"/>
+        </w:rPr>
+        <w:t>字</w:t>
+      </w:r>
+      <w:r>
+        <w:rPr>
+          <w:rFonts w:ascii="宋体" w:eastAsia="宋体" w:hAnsi="宋体" w:hint="eastAsia"/>
+          <w:szCs w:val="21"/>
+        </w:rPr>
+        <w:t>韵</w:t>
+      </w:r>
+      <w:r>
+        <w:rPr>
+          <w:rFonts w:ascii="宋体" w:eastAsia="宋体" w:hAnsi="宋体"/>
+          <w:szCs w:val="21"/>
+        </w:rPr>
+        <w:t>码</w:t>
+      </w:r>
+      <w:proofErr w:type="gramEnd"/>
+      <w:r>
+        <w:rPr>
+          <w:rFonts w:ascii="宋体" w:eastAsia="宋体" w:hAnsi="宋体"/>
+          <w:szCs w:val="21"/>
+        </w:rPr>
+        <w:t xml:space="preserve"> → 补第三字</w:t>
+      </w:r>
+      <w:r>
+        <w:rPr>
+          <w:rFonts w:ascii="宋体" w:eastAsia="宋体" w:hAnsi="宋体" w:hint="eastAsia"/>
+          <w:szCs w:val="21"/>
+        </w:rPr>
+        <w:t>调/主</w:t>
+      </w:r>
+      <w:r>
+        <w:rPr>
+          <w:rFonts w:ascii="宋体" w:eastAsia="宋体" w:hAnsi="宋体"/>
+          <w:szCs w:val="21"/>
+        </w:rPr>
+        <w:t>码</w:t>
+      </w:r>
+    </w:p>
+    <w:p>
+      <w:pPr>
+        <w:rPr>
+          <w:rFonts w:ascii="宋体" w:eastAsia="宋体" w:hAnsi="宋体" w:hint="eastAsia"/>
+          <w:b/>
+          <w:bCs/>
+          <w:szCs w:val="21"/>
+        </w:rPr>
+      </w:pPr>
+      <w:r>
+        <w:rPr>
+          <w:rFonts w:ascii="宋体" w:eastAsia="宋体" w:hAnsi="宋体"/>
+          <w:b/>
+          <w:bCs/>
+          <w:szCs w:val="21"/>
+        </w:rPr>
+        <w:t>3. 四字词</w:t>
+      </w:r>
+    </w:p>
+    <w:p>
+      <w:pPr>
+        <w:rPr>
+          <w:rFonts w:ascii="宋体" w:eastAsia="宋体" w:hAnsi="宋体" w:hint="eastAsia"/>
+          <w:szCs w:val="21"/>
+        </w:rPr>
+      </w:pPr>
+      <w:r>
+        <w:rPr>
+          <w:rFonts w:ascii="宋体" w:eastAsia="宋体" w:hAnsi="宋体"/>
+          <w:szCs w:val="21"/>
+        </w:rPr>
+        <w:t>方案1（</w:t>
+      </w:r>
+      <w:r>
+        <w:rPr>
+          <w:rFonts w:ascii="宋体" w:eastAsia="宋体" w:hAnsi="宋体" w:hint="eastAsia"/>
+          <w:szCs w:val="21"/>
+        </w:rPr>
+        <w:t>备用</w:t>
+      </w:r>
+      <w:r>
+        <w:rPr>
+          <w:rFonts w:ascii="宋体" w:eastAsia="宋体" w:hAnsi="宋体"/>
+          <w:szCs w:val="21"/>
+        </w:rPr>
+        <w:t>）：第一</w:t>
+      </w:r>
+      <w:proofErr w:type="gramStart"/>
+      <w:r>
+        <w:rPr>
+          <w:rFonts w:ascii="宋体" w:eastAsia="宋体" w:hAnsi="宋体"/>
+          <w:szCs w:val="21"/>
+        </w:rPr>
+        <w:t>字</w:t>
+      </w:r>
+      <w:r>
+        <w:rPr>
+          <w:rFonts w:ascii="宋体" w:eastAsia="宋体" w:hAnsi="宋体" w:hint="eastAsia"/>
+          <w:szCs w:val="21"/>
+        </w:rPr>
+        <w:t>初</w:t>
+      </w:r>
+      <w:r>
+        <w:rPr>
+          <w:rFonts w:ascii="宋体" w:eastAsia="宋体" w:hAnsi="宋体"/>
+          <w:szCs w:val="21"/>
+        </w:rPr>
+        <w:t>码</w:t>
+      </w:r>
+      <w:proofErr w:type="gramEnd"/>
+      <w:r>
+        <w:rPr>
+          <w:rFonts w:ascii="宋体" w:eastAsia="宋体" w:hAnsi="宋体"/>
+          <w:szCs w:val="21"/>
+        </w:rPr>
+        <w:t xml:space="preserve"> + 第二</w:t>
+      </w:r>
+      <w:proofErr w:type="gramStart"/>
+      <w:r>
+        <w:rPr>
+          <w:rFonts w:ascii="宋体" w:eastAsia="宋体" w:hAnsi="宋体"/>
+          <w:szCs w:val="21"/>
+        </w:rPr>
+        <w:t>字</w:t>
+      </w:r>
+      <w:r>
+        <w:rPr>
+          <w:rFonts w:ascii="宋体" w:eastAsia="宋体" w:hAnsi="宋体" w:hint="eastAsia"/>
+          <w:szCs w:val="21"/>
+        </w:rPr>
+        <w:t>初</w:t>
+      </w:r>
+      <w:r>
+        <w:rPr>
+          <w:rFonts w:ascii="宋体" w:eastAsia="宋体" w:hAnsi="宋体"/>
+          <w:szCs w:val="21"/>
+        </w:rPr>
+        <w:t>码</w:t>
+      </w:r>
+      <w:proofErr w:type="gramEnd"/>
+      <w:r>
+        <w:rPr>
+          <w:rFonts w:ascii="宋体" w:eastAsia="宋体" w:hAnsi="宋体"/>
+          <w:szCs w:val="21"/>
+        </w:rPr>
+        <w:t xml:space="preserve"> + 第四</w:t>
+      </w:r>
+      <w:proofErr w:type="gramStart"/>
+      <w:r>
+        <w:rPr>
+          <w:rFonts w:ascii="宋体" w:eastAsia="宋体" w:hAnsi="宋体"/>
+          <w:szCs w:val="21"/>
+        </w:rPr>
+        <w:t>字</w:t>
+      </w:r>
+      <w:r>
+        <w:rPr>
+          <w:rFonts w:ascii="宋体" w:eastAsia="宋体" w:hAnsi="宋体" w:hint="eastAsia"/>
+          <w:szCs w:val="21"/>
+        </w:rPr>
+        <w:t>初</w:t>
+      </w:r>
+      <w:r>
+        <w:rPr>
+          <w:rFonts w:ascii="宋体" w:eastAsia="宋体" w:hAnsi="宋体"/>
+          <w:szCs w:val="21"/>
+        </w:rPr>
+        <w:t>码</w:t>
+      </w:r>
+      <w:proofErr w:type="gramEnd"/>
+    </w:p>
+    <w:p>
+      <w:pPr>
+        <w:rPr>
+          <w:rFonts w:ascii="宋体" w:eastAsia="宋体" w:hAnsi="宋体" w:hint="eastAsia"/>
+          <w:szCs w:val="21"/>
+        </w:rPr>
+      </w:pPr>
+      <w:r>
+        <w:rPr>
+          <w:rFonts w:ascii="宋体" w:eastAsia="宋体" w:hAnsi="宋体"/>
+          <w:szCs w:val="21"/>
+        </w:rPr>
+        <w:lastRenderedPageBreak/>
+        <w:t>方案2（</w:t>
+      </w:r>
+      <w:r>
+        <w:rPr>
+          <w:rFonts w:ascii="宋体" w:eastAsia="宋体" w:hAnsi="宋体" w:hint="eastAsia"/>
+          <w:szCs w:val="21"/>
+        </w:rPr>
+        <w:t>常用</w:t>
+      </w:r>
+      <w:r>
+        <w:rPr>
+          <w:rFonts w:ascii="宋体" w:eastAsia="宋体" w:hAnsi="宋体"/>
+          <w:szCs w:val="21"/>
+        </w:rPr>
+        <w:t>）：四个字各取</w:t>
+      </w:r>
+      <w:r>
+        <w:rPr>
+          <w:rFonts w:ascii="宋体" w:eastAsia="宋体" w:hAnsi="宋体" w:hint="eastAsia"/>
+          <w:szCs w:val="21"/>
+        </w:rPr>
+        <w:t>初</w:t>
+      </w:r>
+      <w:r>
+        <w:rPr>
+          <w:rFonts w:ascii="宋体" w:eastAsia="宋体" w:hAnsi="宋体"/>
+          <w:szCs w:val="21"/>
+        </w:rPr>
+        <w:t>码</w:t>
+      </w:r>
+    </w:p>
+    <w:p>
+      <w:pPr>
+        <w:rPr>
+          <w:rFonts w:ascii="宋体" w:eastAsia="宋体" w:hAnsi="宋体" w:hint="eastAsia"/>
+          <w:szCs w:val="21"/>
+        </w:rPr>
+      </w:pPr>
+      <w:r>
+        <w:rPr>
+          <w:rFonts w:ascii="宋体" w:eastAsia="宋体" w:hAnsi="宋体"/>
+          <w:szCs w:val="21"/>
+        </w:rPr>
+        <w:t>扩展顺序：</w:t>
+      </w:r>
+      <w:proofErr w:type="gramStart"/>
+      <w:r>
+        <w:rPr>
+          <w:rFonts w:ascii="宋体" w:eastAsia="宋体" w:hAnsi="宋体"/>
+          <w:szCs w:val="21"/>
+        </w:rPr>
+        <w:t>补前三</w:t>
+      </w:r>
+      <w:proofErr w:type="gramEnd"/>
+      <w:r>
+        <w:rPr>
+          <w:rFonts w:ascii="宋体" w:eastAsia="宋体" w:hAnsi="宋体"/>
+          <w:szCs w:val="21"/>
+        </w:rPr>
+        <w:t>字</w:t>
+      </w:r>
+      <w:r>
+        <w:rPr>
+          <w:rFonts w:ascii="宋体" w:eastAsia="宋体" w:hAnsi="宋体" w:hint="eastAsia"/>
+          <w:szCs w:val="21"/>
+        </w:rPr>
+        <w:t>韵</w:t>
+      </w:r>
+      <w:r>
+        <w:rPr>
+          <w:rFonts w:ascii="宋体" w:eastAsia="宋体" w:hAnsi="宋体"/>
+          <w:szCs w:val="21"/>
+        </w:rPr>
+        <w:t>码</w:t>
+      </w:r>
+      <w:r>
+        <w:rPr>
+          <w:rFonts w:ascii="宋体" w:eastAsia="宋体" w:hAnsi="宋体" w:hint="eastAsia"/>
+          <w:szCs w:val="21"/>
+        </w:rPr>
+        <w:t>（常用）</w:t>
+      </w:r>
+      <w:r>
+        <w:rPr>
+          <w:rFonts w:ascii="宋体" w:eastAsia="宋体" w:hAnsi="宋体"/>
+          <w:szCs w:val="21"/>
+        </w:rPr>
+        <w:t xml:space="preserve"> → 补第四</w:t>
+      </w:r>
+      <w:proofErr w:type="gramStart"/>
+      <w:r>
+        <w:rPr>
+          <w:rFonts w:ascii="宋体" w:eastAsia="宋体" w:hAnsi="宋体"/>
+          <w:szCs w:val="21"/>
+        </w:rPr>
+        <w:t>字</w:t>
+      </w:r>
+      <w:r>
+        <w:rPr>
+          <w:rFonts w:ascii="宋体" w:eastAsia="宋体" w:hAnsi="宋体" w:hint="eastAsia"/>
+          <w:szCs w:val="21"/>
+        </w:rPr>
+        <w:t>韵</w:t>
+      </w:r>
+      <w:r>
+        <w:rPr>
+          <w:rFonts w:ascii="宋体" w:eastAsia="宋体" w:hAnsi="宋体"/>
+          <w:szCs w:val="21"/>
+        </w:rPr>
+        <w:t>码</w:t>
+      </w:r>
+      <w:proofErr w:type="gramEnd"/>
+      <w:r>
+        <w:rPr>
+          <w:rFonts w:ascii="宋体" w:eastAsia="宋体" w:hAnsi="宋体"/>
+          <w:szCs w:val="21"/>
+        </w:rPr>
+        <w:t xml:space="preserve"> → 补第四字</w:t>
+      </w:r>
+      <w:r>
+        <w:rPr>
+          <w:rFonts w:ascii="宋体" w:eastAsia="宋体" w:hAnsi="宋体" w:hint="eastAsia"/>
+          <w:szCs w:val="21"/>
+        </w:rPr>
         <w:t>调</w:t>
       </w:r>
       <w:r>
@@ -21236,7 +25073,7 @@
           <w:rFonts w:ascii="宋体" w:eastAsia="宋体" w:hAnsi="宋体"/>
           <w:szCs w:val="21"/>
         </w:rPr>
-        <w:t>码 → 补充第二字的</w:t>
+        <w:t>/</w:t>
       </w:r>
       <w:r>
         <w:rPr>
@@ -21269,22 +25106,30 @@
           <w:bCs/>
           <w:szCs w:val="21"/>
         </w:rPr>
-        <w:t>2. 三字词</w:t>
-      </w:r>
-    </w:p>
-    <w:p>
-      <w:pPr>
-        <w:rPr>
-          <w:rFonts w:ascii="宋体" w:eastAsia="宋体" w:hAnsi="宋体" w:hint="eastAsia"/>
-          <w:szCs w:val="21"/>
-        </w:rPr>
-      </w:pPr>
-      <w:r>
-        <w:rPr>
-          <w:rFonts w:ascii="宋体" w:eastAsia="宋体" w:hAnsi="宋体"/>
-          <w:szCs w:val="21"/>
-        </w:rPr>
-        <w:t>最简码 = 第一字</w:t>
+        <w:t>4. 五字及以上</w:t>
+      </w:r>
+    </w:p>
+    <w:p>
+      <w:pPr>
+        <w:rPr>
+          <w:rFonts w:ascii="宋体" w:eastAsia="宋体" w:hAnsi="宋体" w:hint="eastAsia"/>
+          <w:szCs w:val="21"/>
+        </w:rPr>
+      </w:pPr>
+      <w:r>
+        <w:rPr>
+          <w:rFonts w:ascii="宋体" w:eastAsia="宋体" w:hAnsi="宋体"/>
+          <w:szCs w:val="21"/>
+        </w:rPr>
+        <w:t>方案1：第一</w:t>
+      </w:r>
+      <w:proofErr w:type="gramStart"/>
+      <w:r>
+        <w:rPr>
+          <w:rFonts w:ascii="宋体" w:eastAsia="宋体" w:hAnsi="宋体"/>
+          <w:szCs w:val="21"/>
+        </w:rPr>
+        <w:t>字</w:t>
       </w:r>
       <w:r>
         <w:rPr>
@@ -21298,7 +25143,23 @@
           <w:rFonts w:ascii="宋体" w:eastAsia="宋体" w:hAnsi="宋体"/>
           <w:szCs w:val="21"/>
         </w:rPr>
-        <w:t>码 + 第二字</w:t>
+        <w:t>码</w:t>
+      </w:r>
+      <w:proofErr w:type="gramEnd"/>
+      <w:r>
+        <w:rPr>
+          <w:rFonts w:ascii="宋体" w:eastAsia="宋体" w:hAnsi="宋体"/>
+          <w:szCs w:val="21"/>
+        </w:rPr>
+        <w:t xml:space="preserve"> + 第二</w:t>
+      </w:r>
+      <w:proofErr w:type="gramStart"/>
+      <w:r>
+        <w:rPr>
+          <w:rFonts w:ascii="宋体" w:eastAsia="宋体" w:hAnsi="宋体"/>
+          <w:szCs w:val="21"/>
+        </w:rPr>
+        <w:t>字</w:t>
       </w:r>
       <w:r>
         <w:rPr>
@@ -21312,7 +25173,23 @@
           <w:rFonts w:ascii="宋体" w:eastAsia="宋体" w:hAnsi="宋体"/>
           <w:szCs w:val="21"/>
         </w:rPr>
-        <w:t>码 + 第三字</w:t>
+        <w:t>码</w:t>
+      </w:r>
+      <w:proofErr w:type="gramEnd"/>
+      <w:r>
+        <w:rPr>
+          <w:rFonts w:ascii="宋体" w:eastAsia="宋体" w:hAnsi="宋体"/>
+          <w:szCs w:val="21"/>
+        </w:rPr>
+        <w:t xml:space="preserve"> + </w:t>
+      </w:r>
+      <w:proofErr w:type="gramStart"/>
+      <w:r>
+        <w:rPr>
+          <w:rFonts w:ascii="宋体" w:eastAsia="宋体" w:hAnsi="宋体"/>
+          <w:szCs w:val="21"/>
+        </w:rPr>
+        <w:t>最后字</w:t>
       </w:r>
       <w:r>
         <w:rPr>
@@ -21328,20 +25205,164 @@
         </w:rPr>
         <w:t>码</w:t>
       </w:r>
-    </w:p>
-    <w:p>
-      <w:pPr>
-        <w:rPr>
-          <w:rFonts w:ascii="宋体" w:eastAsia="宋体" w:hAnsi="宋体" w:hint="eastAsia"/>
-          <w:szCs w:val="21"/>
-        </w:rPr>
-      </w:pPr>
-      <w:r>
-        <w:rPr>
-          <w:rFonts w:ascii="宋体" w:eastAsia="宋体" w:hAnsi="宋体"/>
-          <w:szCs w:val="21"/>
-        </w:rPr>
-        <w:t>扩展顺序：补第一字</w:t>
+      <w:proofErr w:type="gramEnd"/>
+    </w:p>
+    <w:p>
+      <w:pPr>
+        <w:rPr>
+          <w:rFonts w:ascii="宋体" w:eastAsia="宋体" w:hAnsi="宋体" w:hint="eastAsia"/>
+          <w:szCs w:val="21"/>
+        </w:rPr>
+      </w:pPr>
+      <w:r>
+        <w:rPr>
+          <w:rFonts w:ascii="宋体" w:eastAsia="宋体" w:hAnsi="宋体"/>
+          <w:szCs w:val="21"/>
+        </w:rPr>
+        <w:t>方案2（适应习惯</w:t>
+      </w:r>
+      <w:r>
+        <w:rPr>
+          <w:rFonts w:ascii="宋体" w:eastAsia="宋体" w:hAnsi="宋体" w:hint="eastAsia"/>
+          <w:szCs w:val="21"/>
+        </w:rPr>
+        <w:t>，常用</w:t>
+      </w:r>
+      <w:r>
+        <w:rPr>
+          <w:rFonts w:ascii="宋体" w:eastAsia="宋体" w:hAnsi="宋体"/>
+          <w:szCs w:val="21"/>
+        </w:rPr>
+        <w:t>）：前三</w:t>
+      </w:r>
+      <w:proofErr w:type="gramStart"/>
+      <w:r>
+        <w:rPr>
+          <w:rFonts w:ascii="宋体" w:eastAsia="宋体" w:hAnsi="宋体"/>
+          <w:szCs w:val="21"/>
+        </w:rPr>
+        <w:t>字</w:t>
+      </w:r>
+      <w:r>
+        <w:rPr>
+          <w:rFonts w:ascii="宋体" w:eastAsia="宋体" w:hAnsi="宋体" w:hint="eastAsia"/>
+          <w:szCs w:val="21"/>
+        </w:rPr>
+        <w:t>初</w:t>
+      </w:r>
+      <w:r>
+        <w:rPr>
+          <w:rFonts w:ascii="宋体" w:eastAsia="宋体" w:hAnsi="宋体"/>
+          <w:szCs w:val="21"/>
+        </w:rPr>
+        <w:t>码</w:t>
+      </w:r>
+      <w:proofErr w:type="gramEnd"/>
+      <w:r>
+        <w:rPr>
+          <w:rFonts w:ascii="宋体" w:eastAsia="宋体" w:hAnsi="宋体"/>
+          <w:szCs w:val="21"/>
+        </w:rPr>
+        <w:t xml:space="preserve"> + </w:t>
+      </w:r>
+      <w:proofErr w:type="gramStart"/>
+      <w:r>
+        <w:rPr>
+          <w:rFonts w:ascii="宋体" w:eastAsia="宋体" w:hAnsi="宋体"/>
+          <w:szCs w:val="21"/>
+        </w:rPr>
+        <w:t>最后字</w:t>
+      </w:r>
+      <w:r>
+        <w:rPr>
+          <w:rFonts w:ascii="宋体" w:eastAsia="宋体" w:hAnsi="宋体" w:hint="eastAsia"/>
+          <w:szCs w:val="21"/>
+        </w:rPr>
+        <w:t>初</w:t>
+      </w:r>
+      <w:r>
+        <w:rPr>
+          <w:rFonts w:ascii="宋体" w:eastAsia="宋体" w:hAnsi="宋体"/>
+          <w:szCs w:val="21"/>
+        </w:rPr>
+        <w:t>码</w:t>
+      </w:r>
+      <w:proofErr w:type="gramEnd"/>
+    </w:p>
+    <w:p>
+      <w:pPr>
+        <w:rPr>
+          <w:rFonts w:ascii="宋体" w:eastAsia="宋体" w:hAnsi="宋体" w:hint="eastAsia"/>
+          <w:szCs w:val="21"/>
+        </w:rPr>
+      </w:pPr>
+      <w:r>
+        <w:rPr>
+          <w:rFonts w:ascii="宋体" w:eastAsia="宋体" w:hAnsi="宋体"/>
+          <w:szCs w:val="21"/>
+        </w:rPr>
+        <w:t>扩展顺序：</w:t>
+      </w:r>
+      <w:proofErr w:type="gramStart"/>
+      <w:r>
+        <w:rPr>
+          <w:rFonts w:ascii="宋体" w:eastAsia="宋体" w:hAnsi="宋体"/>
+          <w:szCs w:val="21"/>
+        </w:rPr>
+        <w:t>补所有字</w:t>
+      </w:r>
+      <w:r>
+        <w:rPr>
+          <w:rFonts w:ascii="宋体" w:eastAsia="宋体" w:hAnsi="宋体" w:hint="eastAsia"/>
+          <w:szCs w:val="21"/>
+        </w:rPr>
+        <w:t>初</w:t>
+      </w:r>
+      <w:r>
+        <w:rPr>
+          <w:rFonts w:ascii="宋体" w:eastAsia="宋体" w:hAnsi="宋体"/>
+          <w:szCs w:val="21"/>
+        </w:rPr>
+        <w:t>码</w:t>
+      </w:r>
+      <w:proofErr w:type="gramEnd"/>
+      <w:r>
+        <w:rPr>
+          <w:rFonts w:ascii="宋体" w:eastAsia="宋体" w:hAnsi="宋体" w:hint="eastAsia"/>
+          <w:szCs w:val="21"/>
+        </w:rPr>
+        <w:t>（常用）</w:t>
+      </w:r>
+      <w:r>
+        <w:rPr>
+          <w:rFonts w:ascii="宋体" w:eastAsia="宋体" w:hAnsi="宋体"/>
+          <w:szCs w:val="21"/>
+        </w:rPr>
+        <w:t xml:space="preserve"> → </w:t>
+      </w:r>
+      <w:proofErr w:type="gramStart"/>
+      <w:r>
+        <w:rPr>
+          <w:rFonts w:ascii="宋体" w:eastAsia="宋体" w:hAnsi="宋体"/>
+          <w:szCs w:val="21"/>
+        </w:rPr>
+        <w:t>补最后</w:t>
+      </w:r>
+      <w:proofErr w:type="gramEnd"/>
+      <w:r>
+        <w:rPr>
+          <w:rFonts w:ascii="宋体" w:eastAsia="宋体" w:hAnsi="宋体"/>
+          <w:szCs w:val="21"/>
+        </w:rPr>
+        <w:t>字外</w:t>
+      </w:r>
+      <w:proofErr w:type="gramStart"/>
+      <w:r>
+        <w:rPr>
+          <w:rFonts w:ascii="宋体" w:eastAsia="宋体" w:hAnsi="宋体"/>
+          <w:szCs w:val="21"/>
+        </w:rPr>
+        <w:t>的</w:t>
       </w:r>
       <w:r>
         <w:rPr>
@@ -21355,472 +25376,31 @@
           <w:rFonts w:ascii="宋体" w:eastAsia="宋体" w:hAnsi="宋体"/>
           <w:szCs w:val="21"/>
         </w:rPr>
-        <w:t>码 → 补第二字</w:t>
-      </w:r>
-      <w:r>
-        <w:rPr>
-          <w:rFonts w:ascii="宋体" w:eastAsia="宋体" w:hAnsi="宋体" w:hint="eastAsia"/>
-          <w:szCs w:val="21"/>
-        </w:rPr>
-        <w:t>韵</w:t>
-      </w:r>
-      <w:r>
-        <w:rPr>
-          <w:rFonts w:ascii="宋体" w:eastAsia="宋体" w:hAnsi="宋体"/>
-          <w:szCs w:val="21"/>
-        </w:rPr>
         <w:t>码</w:t>
       </w:r>
-      <w:r>
-        <w:rPr>
-          <w:rFonts w:ascii="宋体" w:eastAsia="宋体" w:hAnsi="宋体" w:hint="eastAsia"/>
-          <w:szCs w:val="21"/>
-        </w:rPr>
-        <w:t>（最常用）</w:t>
-      </w:r>
-      <w:r>
-        <w:rPr>
-          <w:rFonts w:ascii="宋体" w:eastAsia="宋体" w:hAnsi="宋体"/>
-          <w:szCs w:val="21"/>
-        </w:rPr>
-        <w:t xml:space="preserve"> → 补第三字</w:t>
-      </w:r>
-      <w:r>
-        <w:rPr>
-          <w:rFonts w:ascii="宋体" w:eastAsia="宋体" w:hAnsi="宋体" w:hint="eastAsia"/>
-          <w:szCs w:val="21"/>
-        </w:rPr>
-        <w:t>韵</w:t>
-      </w:r>
-      <w:r>
-        <w:rPr>
-          <w:rFonts w:ascii="宋体" w:eastAsia="宋体" w:hAnsi="宋体"/>
-          <w:szCs w:val="21"/>
-        </w:rPr>
-        <w:t>码 → 补第三字</w:t>
-      </w:r>
-      <w:r>
-        <w:rPr>
-          <w:rFonts w:ascii="宋体" w:eastAsia="宋体" w:hAnsi="宋体" w:hint="eastAsia"/>
-          <w:szCs w:val="21"/>
-        </w:rPr>
-        <w:t>调/主</w:t>
-      </w:r>
-      <w:r>
-        <w:rPr>
-          <w:rFonts w:ascii="宋体" w:eastAsia="宋体" w:hAnsi="宋体"/>
-          <w:szCs w:val="21"/>
-        </w:rPr>
-        <w:t>码</w:t>
-      </w:r>
-    </w:p>
-    <w:p>
-      <w:pPr>
-        <w:rPr>
-          <w:rFonts w:ascii="宋体" w:eastAsia="宋体" w:hAnsi="宋体" w:hint="eastAsia"/>
-          <w:b/>
-          <w:bCs/>
-          <w:szCs w:val="21"/>
-        </w:rPr>
-      </w:pPr>
-      <w:r>
-        <w:rPr>
-          <w:rFonts w:ascii="宋体" w:eastAsia="宋体" w:hAnsi="宋体"/>
-          <w:b/>
-          <w:bCs/>
-          <w:szCs w:val="21"/>
-        </w:rPr>
-        <w:t>3. 四字词</w:t>
-      </w:r>
-    </w:p>
-    <w:p>
-      <w:pPr>
-        <w:rPr>
-          <w:rFonts w:ascii="宋体" w:eastAsia="宋体" w:hAnsi="宋体" w:hint="eastAsia"/>
-          <w:szCs w:val="21"/>
-        </w:rPr>
-      </w:pPr>
-      <w:r>
-        <w:rPr>
-          <w:rFonts w:ascii="宋体" w:eastAsia="宋体" w:hAnsi="宋体"/>
-          <w:szCs w:val="21"/>
-        </w:rPr>
-        <w:t>方案1（</w:t>
-      </w:r>
-      <w:r>
-        <w:rPr>
-          <w:rFonts w:ascii="宋体" w:eastAsia="宋体" w:hAnsi="宋体" w:hint="eastAsia"/>
-          <w:szCs w:val="21"/>
-        </w:rPr>
-        <w:t>备用</w:t>
-      </w:r>
-      <w:r>
-        <w:rPr>
-          <w:rFonts w:ascii="宋体" w:eastAsia="宋体" w:hAnsi="宋体"/>
-          <w:szCs w:val="21"/>
-        </w:rPr>
-        <w:t>）：第一字</w:t>
-      </w:r>
-      <w:r>
-        <w:rPr>
-          <w:rFonts w:ascii="宋体" w:eastAsia="宋体" w:hAnsi="宋体" w:hint="eastAsia"/>
-          <w:szCs w:val="21"/>
-        </w:rPr>
-        <w:t>初</w:t>
-      </w:r>
-      <w:r>
-        <w:rPr>
-          <w:rFonts w:ascii="宋体" w:eastAsia="宋体" w:hAnsi="宋体"/>
-          <w:szCs w:val="21"/>
-        </w:rPr>
-        <w:t>码 + 第二字</w:t>
-      </w:r>
-      <w:r>
-        <w:rPr>
-          <w:rFonts w:ascii="宋体" w:eastAsia="宋体" w:hAnsi="宋体" w:hint="eastAsia"/>
-          <w:szCs w:val="21"/>
-        </w:rPr>
-        <w:t>初</w:t>
-      </w:r>
-      <w:r>
-        <w:rPr>
-          <w:rFonts w:ascii="宋体" w:eastAsia="宋体" w:hAnsi="宋体"/>
-          <w:szCs w:val="21"/>
-        </w:rPr>
-        <w:t>码 + 第四字</w:t>
-      </w:r>
-      <w:r>
-        <w:rPr>
-          <w:rFonts w:ascii="宋体" w:eastAsia="宋体" w:hAnsi="宋体" w:hint="eastAsia"/>
-          <w:szCs w:val="21"/>
-        </w:rPr>
-        <w:t>初</w:t>
-      </w:r>
-      <w:r>
-        <w:rPr>
-          <w:rFonts w:ascii="宋体" w:eastAsia="宋体" w:hAnsi="宋体"/>
-          <w:szCs w:val="21"/>
-        </w:rPr>
-        <w:t>码</w:t>
-      </w:r>
-    </w:p>
-    <w:p>
-      <w:pPr>
-        <w:rPr>
-          <w:rFonts w:ascii="宋体" w:eastAsia="宋体" w:hAnsi="宋体" w:hint="eastAsia"/>
-          <w:szCs w:val="21"/>
-        </w:rPr>
-      </w:pPr>
-      <w:r>
-        <w:rPr>
-          <w:rFonts w:ascii="宋体" w:eastAsia="宋体" w:hAnsi="宋体"/>
-          <w:szCs w:val="21"/>
-        </w:rPr>
-        <w:t>方案2（</w:t>
-      </w:r>
-      <w:r>
-        <w:rPr>
-          <w:rFonts w:ascii="宋体" w:eastAsia="宋体" w:hAnsi="宋体" w:hint="eastAsia"/>
-          <w:szCs w:val="21"/>
-        </w:rPr>
-        <w:t>常用</w:t>
-      </w:r>
-      <w:r>
-        <w:rPr>
-          <w:rFonts w:ascii="宋体" w:eastAsia="宋体" w:hAnsi="宋体"/>
-          <w:szCs w:val="21"/>
-        </w:rPr>
-        <w:t>）：四个字各取</w:t>
-      </w:r>
-      <w:r>
-        <w:rPr>
-          <w:rFonts w:ascii="宋体" w:eastAsia="宋体" w:hAnsi="宋体" w:hint="eastAsia"/>
-          <w:szCs w:val="21"/>
-        </w:rPr>
-        <w:t>初</w:t>
-      </w:r>
-      <w:r>
-        <w:rPr>
-          <w:rFonts w:ascii="宋体" w:eastAsia="宋体" w:hAnsi="宋体"/>
-          <w:szCs w:val="21"/>
-        </w:rPr>
-        <w:t>码</w:t>
-      </w:r>
-    </w:p>
-    <w:p>
-      <w:pPr>
-        <w:rPr>
-          <w:rFonts w:ascii="宋体" w:eastAsia="宋体" w:hAnsi="宋体" w:hint="eastAsia"/>
-          <w:szCs w:val="21"/>
-        </w:rPr>
-      </w:pPr>
-      <w:r>
-        <w:rPr>
-          <w:rFonts w:ascii="宋体" w:eastAsia="宋体" w:hAnsi="宋体"/>
-          <w:szCs w:val="21"/>
-        </w:rPr>
-        <w:t>扩展顺序：补前三字</w:t>
-      </w:r>
-      <w:r>
-        <w:rPr>
-          <w:rFonts w:ascii="宋体" w:eastAsia="宋体" w:hAnsi="宋体" w:hint="eastAsia"/>
-          <w:szCs w:val="21"/>
-        </w:rPr>
-        <w:t>韵</w:t>
-      </w:r>
-      <w:r>
-        <w:rPr>
-          <w:rFonts w:ascii="宋体" w:eastAsia="宋体" w:hAnsi="宋体"/>
-          <w:szCs w:val="21"/>
-        </w:rPr>
-        <w:t>码</w:t>
-      </w:r>
-      <w:r>
-        <w:rPr>
-          <w:rFonts w:ascii="宋体" w:eastAsia="宋体" w:hAnsi="宋体" w:hint="eastAsia"/>
-          <w:szCs w:val="21"/>
-        </w:rPr>
-        <w:t>（常用）</w:t>
-      </w:r>
-      <w:r>
-        <w:rPr>
-          <w:rFonts w:ascii="宋体" w:eastAsia="宋体" w:hAnsi="宋体"/>
-          <w:szCs w:val="21"/>
-        </w:rPr>
-        <w:t xml:space="preserve"> → 补第四字</w:t>
-      </w:r>
-      <w:r>
-        <w:rPr>
-          <w:rFonts w:ascii="宋体" w:eastAsia="宋体" w:hAnsi="宋体" w:hint="eastAsia"/>
-          <w:szCs w:val="21"/>
-        </w:rPr>
-        <w:t>韵</w:t>
-      </w:r>
-      <w:r>
-        <w:rPr>
-          <w:rFonts w:ascii="宋体" w:eastAsia="宋体" w:hAnsi="宋体"/>
-          <w:szCs w:val="21"/>
-        </w:rPr>
-        <w:t>码 → 补第四字</w:t>
-      </w:r>
-      <w:r>
-        <w:rPr>
-          <w:rFonts w:ascii="宋体" w:eastAsia="宋体" w:hAnsi="宋体" w:hint="eastAsia"/>
-          <w:szCs w:val="21"/>
-        </w:rPr>
-        <w:t>调</w:t>
-      </w:r>
-      <w:r>
-        <w:rPr>
-          <w:rFonts w:ascii="宋体" w:eastAsia="宋体" w:hAnsi="宋体"/>
-          <w:szCs w:val="21"/>
-        </w:rPr>
-        <w:t>/</w:t>
-      </w:r>
-      <w:r>
-        <w:rPr>
-          <w:rFonts w:ascii="宋体" w:eastAsia="宋体" w:hAnsi="宋体" w:hint="eastAsia"/>
-          <w:szCs w:val="21"/>
-        </w:rPr>
-        <w:t>主</w:t>
-      </w:r>
-      <w:r>
-        <w:rPr>
-          <w:rFonts w:ascii="宋体" w:eastAsia="宋体" w:hAnsi="宋体"/>
-          <w:szCs w:val="21"/>
-        </w:rPr>
-        <w:t>码</w:t>
-      </w:r>
-    </w:p>
-    <w:p>
-      <w:pPr>
-        <w:rPr>
-          <w:rFonts w:ascii="宋体" w:eastAsia="宋体" w:hAnsi="宋体" w:hint="eastAsia"/>
-          <w:b/>
-          <w:bCs/>
-          <w:szCs w:val="21"/>
-        </w:rPr>
-      </w:pPr>
-      <w:r>
-        <w:rPr>
-          <w:rFonts w:ascii="宋体" w:eastAsia="宋体" w:hAnsi="宋体"/>
-          <w:b/>
-          <w:bCs/>
-          <w:szCs w:val="21"/>
-        </w:rPr>
-        <w:lastRenderedPageBreak/>
-        <w:t>4. 五字及以上</w:t>
-      </w:r>
-    </w:p>
-    <w:p>
-      <w:pPr>
-        <w:rPr>
-          <w:rFonts w:ascii="宋体" w:eastAsia="宋体" w:hAnsi="宋体" w:hint="eastAsia"/>
-          <w:szCs w:val="21"/>
-        </w:rPr>
-      </w:pPr>
-      <w:r>
-        <w:rPr>
-          <w:rFonts w:ascii="宋体" w:eastAsia="宋体" w:hAnsi="宋体"/>
-          <w:szCs w:val="21"/>
-        </w:rPr>
-        <w:t>方案1：第一字</w:t>
-      </w:r>
-      <w:r>
-        <w:rPr>
-          <w:rFonts w:ascii="宋体" w:eastAsia="宋体" w:hAnsi="宋体" w:hint="eastAsia"/>
-          <w:szCs w:val="21"/>
-        </w:rPr>
-        <w:t>初</w:t>
-      </w:r>
-      <w:r>
-        <w:rPr>
-          <w:rFonts w:ascii="宋体" w:eastAsia="宋体" w:hAnsi="宋体"/>
-          <w:szCs w:val="21"/>
-        </w:rPr>
-        <w:t>码 + 第二字</w:t>
-      </w:r>
-      <w:r>
-        <w:rPr>
-          <w:rFonts w:ascii="宋体" w:eastAsia="宋体" w:hAnsi="宋体" w:hint="eastAsia"/>
-          <w:szCs w:val="21"/>
-        </w:rPr>
-        <w:t>初</w:t>
-      </w:r>
-      <w:r>
-        <w:rPr>
-          <w:rFonts w:ascii="宋体" w:eastAsia="宋体" w:hAnsi="宋体"/>
-          <w:szCs w:val="21"/>
-        </w:rPr>
-        <w:t>码 + 最后字</w:t>
-      </w:r>
-      <w:r>
-        <w:rPr>
-          <w:rFonts w:ascii="宋体" w:eastAsia="宋体" w:hAnsi="宋体" w:hint="eastAsia"/>
-          <w:szCs w:val="21"/>
-        </w:rPr>
-        <w:t>初</w:t>
-      </w:r>
-      <w:r>
-        <w:rPr>
-          <w:rFonts w:ascii="宋体" w:eastAsia="宋体" w:hAnsi="宋体"/>
-          <w:szCs w:val="21"/>
-        </w:rPr>
-        <w:t>码</w:t>
-      </w:r>
-    </w:p>
-    <w:p>
-      <w:pPr>
-        <w:rPr>
-          <w:rFonts w:ascii="宋体" w:eastAsia="宋体" w:hAnsi="宋体" w:hint="eastAsia"/>
-          <w:szCs w:val="21"/>
-        </w:rPr>
-      </w:pPr>
-      <w:r>
-        <w:rPr>
-          <w:rFonts w:ascii="宋体" w:eastAsia="宋体" w:hAnsi="宋体"/>
-          <w:szCs w:val="21"/>
-        </w:rPr>
-        <w:t>方案2（适应习惯</w:t>
-      </w:r>
-      <w:r>
-        <w:rPr>
-          <w:rFonts w:ascii="宋体" w:eastAsia="宋体" w:hAnsi="宋体" w:hint="eastAsia"/>
-          <w:szCs w:val="21"/>
-        </w:rPr>
-        <w:t>，常用</w:t>
-      </w:r>
-      <w:r>
-        <w:rPr>
-          <w:rFonts w:ascii="宋体" w:eastAsia="宋体" w:hAnsi="宋体"/>
-          <w:szCs w:val="21"/>
-        </w:rPr>
-        <w:t>）：前三字</w:t>
-      </w:r>
-      <w:r>
-        <w:rPr>
-          <w:rFonts w:ascii="宋体" w:eastAsia="宋体" w:hAnsi="宋体" w:hint="eastAsia"/>
-          <w:szCs w:val="21"/>
-        </w:rPr>
-        <w:t>初</w:t>
-      </w:r>
-      <w:r>
-        <w:rPr>
-          <w:rFonts w:ascii="宋体" w:eastAsia="宋体" w:hAnsi="宋体"/>
-          <w:szCs w:val="21"/>
-        </w:rPr>
-        <w:t>码 + 最后字</w:t>
-      </w:r>
-      <w:r>
-        <w:rPr>
-          <w:rFonts w:ascii="宋体" w:eastAsia="宋体" w:hAnsi="宋体" w:hint="eastAsia"/>
-          <w:szCs w:val="21"/>
-        </w:rPr>
-        <w:t>初</w:t>
-      </w:r>
-      <w:r>
-        <w:rPr>
-          <w:rFonts w:ascii="宋体" w:eastAsia="宋体" w:hAnsi="宋体"/>
-          <w:szCs w:val="21"/>
-        </w:rPr>
-        <w:t>码</w:t>
-      </w:r>
-    </w:p>
-    <w:p>
-      <w:pPr>
-        <w:rPr>
-          <w:rFonts w:ascii="宋体" w:eastAsia="宋体" w:hAnsi="宋体" w:hint="eastAsia"/>
-          <w:szCs w:val="21"/>
-        </w:rPr>
-      </w:pPr>
-      <w:r>
-        <w:rPr>
-          <w:rFonts w:ascii="宋体" w:eastAsia="宋体" w:hAnsi="宋体"/>
-          <w:szCs w:val="21"/>
-        </w:rPr>
-        <w:t>扩展顺序：补所有字</w:t>
-      </w:r>
-      <w:r>
-        <w:rPr>
-          <w:rFonts w:ascii="宋体" w:eastAsia="宋体" w:hAnsi="宋体" w:hint="eastAsia"/>
-          <w:szCs w:val="21"/>
-        </w:rPr>
-        <w:t>初</w:t>
-      </w:r>
-      <w:r>
-        <w:rPr>
-          <w:rFonts w:ascii="宋体" w:eastAsia="宋体" w:hAnsi="宋体"/>
-          <w:szCs w:val="21"/>
-        </w:rPr>
-        <w:t>码</w:t>
-      </w:r>
-      <w:r>
-        <w:rPr>
-          <w:rFonts w:ascii="宋体" w:eastAsia="宋体" w:hAnsi="宋体" w:hint="eastAsia"/>
-          <w:szCs w:val="21"/>
-        </w:rPr>
-        <w:t>（常用）</w:t>
-      </w:r>
-      <w:r>
-        <w:rPr>
-          <w:rFonts w:ascii="宋体" w:eastAsia="宋体" w:hAnsi="宋体"/>
-          <w:szCs w:val="21"/>
-        </w:rPr>
-        <w:t xml:space="preserve"> → 补最后字外的</w:t>
-      </w:r>
-      <w:r>
-        <w:rPr>
-          <w:rFonts w:ascii="宋体" w:eastAsia="宋体" w:hAnsi="宋体" w:hint="eastAsia"/>
-          <w:szCs w:val="21"/>
-        </w:rPr>
-        <w:t>韵</w:t>
-      </w:r>
-      <w:r>
-        <w:rPr>
-          <w:rFonts w:ascii="宋体" w:eastAsia="宋体" w:hAnsi="宋体"/>
-          <w:szCs w:val="21"/>
-        </w:rPr>
-        <w:t>码 → 补最后字编码</w:t>
+      <w:proofErr w:type="gramEnd"/>
+      <w:r>
+        <w:rPr>
+          <w:rFonts w:ascii="宋体" w:eastAsia="宋体" w:hAnsi="宋体"/>
+          <w:szCs w:val="21"/>
+        </w:rPr>
+        <w:t xml:space="preserve"> → </w:t>
+      </w:r>
+      <w:proofErr w:type="gramStart"/>
+      <w:r>
+        <w:rPr>
+          <w:rFonts w:ascii="宋体" w:eastAsia="宋体" w:hAnsi="宋体"/>
+          <w:szCs w:val="21"/>
+        </w:rPr>
+        <w:t>补最后字</w:t>
+      </w:r>
+      <w:proofErr w:type="gramEnd"/>
+      <w:r>
+        <w:rPr>
+          <w:rFonts w:ascii="宋体" w:eastAsia="宋体" w:hAnsi="宋体"/>
+          <w:szCs w:val="21"/>
+        </w:rPr>
+        <w:t>编码</w:t>
       </w:r>
     </w:p>
     <w:p>
@@ -22111,13 +25691,31 @@
                 <w:szCs w:val="21"/>
               </w:rPr>
             </w:pPr>
+            <w:proofErr w:type="spellStart"/>
             <w:r>
               <w:rPr>
                 <w:rFonts w:ascii="宋体" w:eastAsia="宋体" w:hAnsi="宋体"/>
                 <w:szCs w:val="21"/>
               </w:rPr>
-              <w:t>bdh → 亠</w:t>
-            </w:r>
+              <w:t>bdh</w:t>
+            </w:r>
+            <w:proofErr w:type="spellEnd"/>
+            <w:r>
+              <w:rPr>
+                <w:rFonts w:ascii="宋体" w:eastAsia="宋体" w:hAnsi="宋体"/>
+                <w:szCs w:val="21"/>
+              </w:rPr>
+              <w:t xml:space="preserve"> → </w:t>
+            </w:r>
+            <w:proofErr w:type="gramStart"/>
+            <w:r>
+              <w:rPr>
+                <w:rFonts w:ascii="宋体" w:eastAsia="宋体" w:hAnsi="宋体"/>
+                <w:szCs w:val="21"/>
+              </w:rPr>
+              <w:t>亠</w:t>
+            </w:r>
+            <w:proofErr w:type="gramEnd"/>
           </w:p>
         </w:tc>
       </w:tr>
@@ -22194,12 +25792,21 @@
                 <w:szCs w:val="21"/>
               </w:rPr>
             </w:pPr>
+            <w:proofErr w:type="spellStart"/>
             <w:r>
               <w:rPr>
                 <w:rFonts w:ascii="宋体" w:eastAsia="宋体" w:hAnsi="宋体"/>
                 <w:szCs w:val="21"/>
               </w:rPr>
-              <w:t>rka → か</w:t>
+              <w:t>rka</w:t>
+            </w:r>
+            <w:proofErr w:type="spellEnd"/>
+            <w:r>
+              <w:rPr>
+                <w:rFonts w:ascii="宋体" w:eastAsia="宋体" w:hAnsi="宋体"/>
+                <w:szCs w:val="21"/>
+              </w:rPr>
+              <w:t xml:space="preserve"> → か</w:t>
             </w:r>
           </w:p>
         </w:tc>
@@ -22360,12 +25967,21 @@
                 <w:szCs w:val="21"/>
               </w:rPr>
             </w:pPr>
+            <w:proofErr w:type="spellStart"/>
             <w:r>
               <w:rPr>
                 <w:rFonts w:ascii="宋体" w:eastAsia="宋体" w:hAnsi="宋体" w:hint="eastAsia"/>
                 <w:szCs w:val="21"/>
               </w:rPr>
-              <w:t>tzo→“←”</w:t>
+              <w:t>tzo</w:t>
+            </w:r>
+            <w:proofErr w:type="spellEnd"/>
+            <w:r>
+              <w:rPr>
+                <w:rFonts w:ascii="宋体" w:eastAsia="宋体" w:hAnsi="宋体" w:hint="eastAsia"/>
+                <w:szCs w:val="21"/>
+              </w:rPr>
+              <w:t>→“←”</w:t>
             </w:r>
           </w:p>
         </w:tc>
@@ -22533,12 +26149,21 @@
                 <w:szCs w:val="21"/>
               </w:rPr>
             </w:pPr>
+            <w:proofErr w:type="spellStart"/>
             <w:r>
               <w:rPr>
                 <w:rFonts w:ascii="宋体" w:eastAsia="宋体" w:hAnsi="宋体" w:hint="eastAsia"/>
                 <w:szCs w:val="21"/>
               </w:rPr>
-              <w:t>uqh→∑</w:t>
+              <w:t>uqh</w:t>
+            </w:r>
+            <w:proofErr w:type="spellEnd"/>
+            <w:r>
+              <w:rPr>
+                <w:rFonts w:ascii="宋体" w:eastAsia="宋体" w:hAnsi="宋体" w:hint="eastAsia"/>
+                <w:szCs w:val="21"/>
+              </w:rPr>
+              <w:t>→∑</w:t>
             </w:r>
           </w:p>
         </w:tc>
@@ -22609,6 +26234,7 @@
         </w:rPr>
         <w:t>：</w:t>
       </w:r>
+      <w:proofErr w:type="gramStart"/>
       <w:r>
         <w:rPr>
           <w:rFonts w:ascii="宋体" w:eastAsia="宋体" w:hAnsi="宋体" w:hint="eastAsia"/>
@@ -22621,7 +26247,47 @@
           <w:rFonts w:ascii="宋体" w:eastAsia="宋体" w:hAnsi="宋体"/>
           <w:szCs w:val="21"/>
         </w:rPr>
-        <w:t>码，如"亠"→ bdh（b</w:t>
+        <w:t>码</w:t>
+      </w:r>
+      <w:proofErr w:type="gramEnd"/>
+      <w:r>
+        <w:rPr>
+          <w:rFonts w:ascii="宋体" w:eastAsia="宋体" w:hAnsi="宋体"/>
+          <w:szCs w:val="21"/>
+        </w:rPr>
+        <w:t>，如"</w:t>
+      </w:r>
+      <w:proofErr w:type="gramStart"/>
+      <w:r>
+        <w:rPr>
+          <w:rFonts w:ascii="宋体" w:eastAsia="宋体" w:hAnsi="宋体"/>
+          <w:szCs w:val="21"/>
+        </w:rPr>
+        <w:t>亠</w:t>
+      </w:r>
+      <w:proofErr w:type="gramEnd"/>
+      <w:r>
+        <w:rPr>
+          <w:rFonts w:ascii="宋体" w:eastAsia="宋体" w:hAnsi="宋体"/>
+          <w:szCs w:val="21"/>
+        </w:rPr>
+        <w:t xml:space="preserve">"→ </w:t>
+      </w:r>
+      <w:proofErr w:type="spellStart"/>
+      <w:r>
+        <w:rPr>
+          <w:rFonts w:ascii="宋体" w:eastAsia="宋体" w:hAnsi="宋体"/>
+          <w:szCs w:val="21"/>
+        </w:rPr>
+        <w:t>bdh</w:t>
+      </w:r>
+      <w:proofErr w:type="spellEnd"/>
+      <w:r>
+        <w:rPr>
+          <w:rFonts w:ascii="宋体" w:eastAsia="宋体" w:hAnsi="宋体"/>
+          <w:szCs w:val="21"/>
+        </w:rPr>
+        <w:t>（b</w:t>
       </w:r>
       <w:r>
         <w:rPr>
@@ -22635,7 +26301,23 @@
           <w:rFonts w:ascii="宋体" w:eastAsia="宋体" w:hAnsi="宋体"/>
           <w:szCs w:val="21"/>
         </w:rPr>
-        <w:t>，d为"亠"在b</w:t>
+        <w:t>，d为"</w:t>
+      </w:r>
+      <w:proofErr w:type="gramStart"/>
+      <w:r>
+        <w:rPr>
+          <w:rFonts w:ascii="宋体" w:eastAsia="宋体" w:hAnsi="宋体"/>
+          <w:szCs w:val="21"/>
+        </w:rPr>
+        <w:t>亠</w:t>
+      </w:r>
+      <w:proofErr w:type="gramEnd"/>
+      <w:r>
+        <w:rPr>
+          <w:rFonts w:ascii="宋体" w:eastAsia="宋体" w:hAnsi="宋体"/>
+          <w:szCs w:val="21"/>
+        </w:rPr>
+        <w:t>"在b</w:t>
       </w:r>
       <w:r>
         <w:rPr>
@@ -22684,45 +26366,94 @@
           <w:rFonts w:ascii="宋体" w:eastAsia="宋体" w:hAnsi="宋体"/>
           <w:szCs w:val="21"/>
         </w:rPr>
-        <w:t>：罗马字转写，如"か"→ rka</w:t>
-      </w:r>
-    </w:p>
-    <w:p>
-      <w:pPr>
-        <w:rPr>
-          <w:rFonts w:ascii="宋体" w:eastAsia="宋体" w:hAnsi="宋体" w:hint="eastAsia"/>
-          <w:b/>
-          <w:bCs/>
-          <w:szCs w:val="21"/>
-        </w:rPr>
-      </w:pPr>
-      <w:r>
-        <w:rPr>
-          <w:rFonts w:ascii="宋体" w:eastAsia="宋体" w:hAnsi="宋体"/>
-          <w:b/>
-          <w:bCs/>
-          <w:szCs w:val="21"/>
-        </w:rPr>
-        <w:t>四、空码区的利用策略</w:t>
-      </w:r>
-    </w:p>
-    <w:p>
-      <w:pPr>
-        <w:rPr>
-          <w:rFonts w:ascii="宋体" w:eastAsia="宋体" w:hAnsi="宋体" w:hint="eastAsia"/>
-          <w:b/>
-          <w:bCs/>
-          <w:szCs w:val="21"/>
-        </w:rPr>
-      </w:pPr>
-      <w:r>
-        <w:rPr>
-          <w:rFonts w:ascii="宋体" w:eastAsia="宋体" w:hAnsi="宋体"/>
-          <w:b/>
-          <w:bCs/>
-          <w:szCs w:val="21"/>
-        </w:rPr>
-        <w:t>1. 空码区类型</w:t>
+        <w:t xml:space="preserve">：罗马字转写，如"か"→ </w:t>
+      </w:r>
+      <w:proofErr w:type="spellStart"/>
+      <w:r>
+        <w:rPr>
+          <w:rFonts w:ascii="宋体" w:eastAsia="宋体" w:hAnsi="宋体"/>
+          <w:szCs w:val="21"/>
+        </w:rPr>
+        <w:t>rka</w:t>
+      </w:r>
+      <w:proofErr w:type="spellEnd"/>
+    </w:p>
+    <w:p>
+      <w:pPr>
+        <w:rPr>
+          <w:rFonts w:ascii="宋体" w:eastAsia="宋体" w:hAnsi="宋体" w:hint="eastAsia"/>
+          <w:b/>
+          <w:bCs/>
+          <w:szCs w:val="21"/>
+        </w:rPr>
+      </w:pPr>
+      <w:r>
+        <w:rPr>
+          <w:rFonts w:ascii="宋体" w:eastAsia="宋体" w:hAnsi="宋体"/>
+          <w:b/>
+          <w:bCs/>
+          <w:szCs w:val="21"/>
+        </w:rPr>
+        <w:t>四、</w:t>
+      </w:r>
+      <w:proofErr w:type="gramStart"/>
+      <w:r>
+        <w:rPr>
+          <w:rFonts w:ascii="宋体" w:eastAsia="宋体" w:hAnsi="宋体"/>
+          <w:b/>
+          <w:bCs/>
+          <w:szCs w:val="21"/>
+        </w:rPr>
+        <w:t>空码区</w:t>
+      </w:r>
+      <w:proofErr w:type="gramEnd"/>
+      <w:r>
+        <w:rPr>
+          <w:rFonts w:ascii="宋体" w:eastAsia="宋体" w:hAnsi="宋体"/>
+          <w:b/>
+          <w:bCs/>
+          <w:szCs w:val="21"/>
+        </w:rPr>
+        <w:t>的利用策略</w:t>
+      </w:r>
+    </w:p>
+    <w:p>
+      <w:pPr>
+        <w:rPr>
+          <w:rFonts w:ascii="宋体" w:eastAsia="宋体" w:hAnsi="宋体" w:hint="eastAsia"/>
+          <w:b/>
+          <w:bCs/>
+          <w:szCs w:val="21"/>
+        </w:rPr>
+      </w:pPr>
+      <w:r>
+        <w:rPr>
+          <w:rFonts w:ascii="宋体" w:eastAsia="宋体" w:hAnsi="宋体"/>
+          <w:b/>
+          <w:bCs/>
+          <w:szCs w:val="21"/>
+        </w:rPr>
+        <w:t>1. </w:t>
+      </w:r>
+      <w:proofErr w:type="gramStart"/>
+      <w:r>
+        <w:rPr>
+          <w:rFonts w:ascii="宋体" w:eastAsia="宋体" w:hAnsi="宋体"/>
+          <w:b/>
+          <w:bCs/>
+          <w:szCs w:val="21"/>
+        </w:rPr>
+        <w:t>空码区</w:t>
+      </w:r>
+      <w:proofErr w:type="gramEnd"/>
+      <w:r>
+        <w:rPr>
+          <w:rFonts w:ascii="宋体" w:eastAsia="宋体" w:hAnsi="宋体"/>
+          <w:b/>
+          <w:bCs/>
+          <w:szCs w:val="21"/>
+        </w:rPr>
+        <w:t>类型</w:t>
       </w:r>
     </w:p>
     <w:p>
@@ -22750,7 +26481,23 @@
           <w:rFonts w:ascii="宋体" w:eastAsia="宋体" w:hAnsi="宋体"/>
           <w:szCs w:val="21"/>
         </w:rPr>
-        <w:t>：如"bb"（bou不存在）、"</w:t>
+        <w:t>：如"bb"（</w:t>
+      </w:r>
+      <w:proofErr w:type="spellStart"/>
+      <w:r>
+        <w:rPr>
+          <w:rFonts w:ascii="宋体" w:eastAsia="宋体" w:hAnsi="宋体"/>
+          <w:szCs w:val="21"/>
+        </w:rPr>
+        <w:t>bou</w:t>
+      </w:r>
+      <w:proofErr w:type="spellEnd"/>
+      <w:r>
+        <w:rPr>
+          <w:rFonts w:ascii="宋体" w:eastAsia="宋体" w:hAnsi="宋体"/>
+          <w:szCs w:val="21"/>
+        </w:rPr>
+        <w:t>不存在）、"</w:t>
       </w:r>
       <w:r>
         <w:rPr>
@@ -22794,6 +26541,7 @@
         </w:rPr>
         <w:t>：</w:t>
       </w:r>
+      <w:proofErr w:type="gramStart"/>
       <w:r>
         <w:rPr>
           <w:rFonts w:ascii="宋体" w:eastAsia="宋体" w:hAnsi="宋体" w:hint="eastAsia"/>
@@ -22806,7 +26554,15 @@
           <w:rFonts w:ascii="宋体" w:eastAsia="宋体" w:hAnsi="宋体"/>
           <w:szCs w:val="21"/>
         </w:rPr>
-        <w:t>码5-9（实际只有0-4）</w:t>
+        <w:t>码</w:t>
+      </w:r>
+      <w:proofErr w:type="gramEnd"/>
+      <w:r>
+        <w:rPr>
+          <w:rFonts w:ascii="宋体" w:eastAsia="宋体" w:hAnsi="宋体"/>
+          <w:szCs w:val="21"/>
+        </w:rPr>
+        <w:t>5-9（实际只有0-4）</w:t>
       </w:r>
     </w:p>
     <w:p>
@@ -22853,7 +26609,23 @@
           <w:rFonts w:ascii="宋体" w:eastAsia="宋体" w:hAnsi="宋体"/>
           <w:szCs w:val="21"/>
         </w:rPr>
-        <w:t>："bb0"用于无拼音汉字（已在newedit中使用）</w:t>
+        <w:t>："bb0"用于无拼音汉字（已在</w:t>
+      </w:r>
+      <w:proofErr w:type="spellStart"/>
+      <w:r>
+        <w:rPr>
+          <w:rFonts w:ascii="宋体" w:eastAsia="宋体" w:hAnsi="宋体"/>
+          <w:szCs w:val="21"/>
+        </w:rPr>
+        <w:t>newedit</w:t>
+      </w:r>
+      <w:proofErr w:type="spellEnd"/>
+      <w:r>
+        <w:rPr>
+          <w:rFonts w:ascii="宋体" w:eastAsia="宋体" w:hAnsi="宋体"/>
+          <w:szCs w:val="21"/>
+        </w:rPr>
+        <w:t>中使用）</w:t>
       </w:r>
     </w:p>
     <w:p>
@@ -22881,7 +26653,23 @@
           <w:rFonts w:ascii="宋体" w:eastAsia="宋体" w:hAnsi="宋体"/>
           <w:szCs w:val="21"/>
         </w:rPr>
-        <w:t>：其他空码区开放给用户自由定义</w:t>
+        <w:t>：其他</w:t>
+      </w:r>
+      <w:proofErr w:type="gramStart"/>
+      <w:r>
+        <w:rPr>
+          <w:rFonts w:ascii="宋体" w:eastAsia="宋体" w:hAnsi="宋体"/>
+          <w:szCs w:val="21"/>
+        </w:rPr>
+        <w:t>空码区开放</w:t>
+      </w:r>
+      <w:proofErr w:type="gramEnd"/>
+      <w:r>
+        <w:rPr>
+          <w:rFonts w:ascii="宋体" w:eastAsia="宋体" w:hAnsi="宋体"/>
+          <w:szCs w:val="21"/>
+        </w:rPr>
+        <w:t>给用户自由定义</w:t>
       </w:r>
     </w:p>
     <w:p>
@@ -22951,8 +26739,17 @@
           <w:rFonts w:ascii="宋体" w:eastAsia="宋体" w:hAnsi="宋体"/>
           <w:szCs w:val="21"/>
         </w:rPr>
-        <w:t>放入空码区</w:t>
-      </w:r>
+        <w:t>放入</w:t>
+      </w:r>
+      <w:proofErr w:type="gramStart"/>
+      <w:r>
+        <w:rPr>
+          <w:rFonts w:ascii="宋体" w:eastAsia="宋体" w:hAnsi="宋体"/>
+          <w:szCs w:val="21"/>
+        </w:rPr>
+        <w:t>空码区</w:t>
+      </w:r>
+      <w:proofErr w:type="gramEnd"/>
     </w:p>
     <w:p>
       <w:pPr>
@@ -23103,7 +26900,39 @@
           <w:rFonts w:ascii="宋体" w:eastAsia="宋体" w:hAnsi="宋体" w:hint="eastAsia"/>
           <w:szCs w:val="21"/>
         </w:rPr>
-        <w:t xml:space="preserve">    使用无数字版码表，便于主流输入法系统识别。无数字四位码实现如下：</w:t>
+        <w:t xml:space="preserve">    使用</w:t>
+      </w:r>
+      <w:proofErr w:type="gramStart"/>
+      <w:r>
+        <w:rPr>
+          <w:rFonts w:ascii="宋体" w:eastAsia="宋体" w:hAnsi="宋体" w:hint="eastAsia"/>
+          <w:szCs w:val="21"/>
+        </w:rPr>
+        <w:t>无数字版</w:t>
+      </w:r>
+      <w:proofErr w:type="gramEnd"/>
+      <w:r>
+        <w:rPr>
+          <w:rFonts w:ascii="宋体" w:eastAsia="宋体" w:hAnsi="宋体" w:hint="eastAsia"/>
+          <w:szCs w:val="21"/>
+        </w:rPr>
+        <w:t>码表，便于主流输入法系统识别。</w:t>
+      </w:r>
+      <w:proofErr w:type="gramStart"/>
+      <w:r>
+        <w:rPr>
+          <w:rFonts w:ascii="宋体" w:eastAsia="宋体" w:hAnsi="宋体" w:hint="eastAsia"/>
+          <w:szCs w:val="21"/>
+        </w:rPr>
+        <w:t>无数字四位码实现</w:t>
+      </w:r>
+      <w:proofErr w:type="gramEnd"/>
+      <w:r>
+        <w:rPr>
+          <w:rFonts w:ascii="宋体" w:eastAsia="宋体" w:hAnsi="宋体" w:hint="eastAsia"/>
+          <w:szCs w:val="21"/>
+        </w:rPr>
+        <w:t>如下：</w:t>
       </w:r>
     </w:p>
     <w:p>
@@ -23133,23 +26962,183 @@
           <w:rFonts w:ascii="宋体" w:eastAsia="宋体" w:hAnsi="宋体" w:hint="eastAsia"/>
           <w:szCs w:val="21"/>
         </w:rPr>
-        <w:t xml:space="preserve">    前面双拼两位基本不变，除了ing适配：b,d,p,t和y的ing为d。jqx的ing为a。lmn的ing为v。</w:t>
-      </w:r>
-    </w:p>
-    <w:p>
-      <w:pPr>
-        <w:rPr>
-          <w:rFonts w:ascii="宋体" w:eastAsia="宋体" w:hAnsi="宋体" w:hint="eastAsia"/>
-          <w:szCs w:val="21"/>
-        </w:rPr>
-      </w:pPr>
-      <w:r>
-        <w:rPr>
-          <w:rFonts w:ascii="宋体" w:eastAsia="宋体" w:hAnsi="宋体" w:hint="eastAsia"/>
-          <w:szCs w:val="21"/>
-        </w:rPr>
         <w:lastRenderedPageBreak/>
-        <w:t xml:space="preserve">    独体字：先平仄，再字形。每个平仄又分两到三声，第一声（平声中的阴平，仄声中的上声）字形字母（0-9）为pqwertyuio。第二声（平声中的阳平，仄声中的去声）字形字母为masdfghjkl。第三声（即仄声中的轻声）字形字母为zxcvbncvbn。</w:t>
+        <w:t xml:space="preserve">    前面双拼两位基本不变，除了</w:t>
+      </w:r>
+      <w:proofErr w:type="spellStart"/>
+      <w:r>
+        <w:rPr>
+          <w:rFonts w:ascii="宋体" w:eastAsia="宋体" w:hAnsi="宋体" w:hint="eastAsia"/>
+          <w:szCs w:val="21"/>
+        </w:rPr>
+        <w:t>ing</w:t>
+      </w:r>
+      <w:proofErr w:type="spellEnd"/>
+      <w:r>
+        <w:rPr>
+          <w:rFonts w:ascii="宋体" w:eastAsia="宋体" w:hAnsi="宋体" w:hint="eastAsia"/>
+          <w:szCs w:val="21"/>
+        </w:rPr>
+        <w:t>适配：</w:t>
+      </w:r>
+      <w:proofErr w:type="spellStart"/>
+      <w:r>
+        <w:rPr>
+          <w:rFonts w:ascii="宋体" w:eastAsia="宋体" w:hAnsi="宋体" w:hint="eastAsia"/>
+          <w:szCs w:val="21"/>
+        </w:rPr>
+        <w:t>b,d,p,t</w:t>
+      </w:r>
+      <w:proofErr w:type="spellEnd"/>
+      <w:r>
+        <w:rPr>
+          <w:rFonts w:ascii="宋体" w:eastAsia="宋体" w:hAnsi="宋体" w:hint="eastAsia"/>
+          <w:szCs w:val="21"/>
+        </w:rPr>
+        <w:t>和y的</w:t>
+      </w:r>
+      <w:proofErr w:type="spellStart"/>
+      <w:r>
+        <w:rPr>
+          <w:rFonts w:ascii="宋体" w:eastAsia="宋体" w:hAnsi="宋体" w:hint="eastAsia"/>
+          <w:szCs w:val="21"/>
+        </w:rPr>
+        <w:t>ing</w:t>
+      </w:r>
+      <w:proofErr w:type="spellEnd"/>
+      <w:r>
+        <w:rPr>
+          <w:rFonts w:ascii="宋体" w:eastAsia="宋体" w:hAnsi="宋体" w:hint="eastAsia"/>
+          <w:szCs w:val="21"/>
+        </w:rPr>
+        <w:t>为d。</w:t>
+      </w:r>
+      <w:proofErr w:type="spellStart"/>
+      <w:r>
+        <w:rPr>
+          <w:rFonts w:ascii="宋体" w:eastAsia="宋体" w:hAnsi="宋体" w:hint="eastAsia"/>
+          <w:szCs w:val="21"/>
+        </w:rPr>
+        <w:t>jqx</w:t>
+      </w:r>
+      <w:proofErr w:type="spellEnd"/>
+      <w:r>
+        <w:rPr>
+          <w:rFonts w:ascii="宋体" w:eastAsia="宋体" w:hAnsi="宋体" w:hint="eastAsia"/>
+          <w:szCs w:val="21"/>
+        </w:rPr>
+        <w:t>的</w:t>
+      </w:r>
+      <w:proofErr w:type="spellStart"/>
+      <w:r>
+        <w:rPr>
+          <w:rFonts w:ascii="宋体" w:eastAsia="宋体" w:hAnsi="宋体" w:hint="eastAsia"/>
+          <w:szCs w:val="21"/>
+        </w:rPr>
+        <w:t>ing</w:t>
+      </w:r>
+      <w:proofErr w:type="spellEnd"/>
+      <w:r>
+        <w:rPr>
+          <w:rFonts w:ascii="宋体" w:eastAsia="宋体" w:hAnsi="宋体" w:hint="eastAsia"/>
+          <w:szCs w:val="21"/>
+        </w:rPr>
+        <w:t>为a。</w:t>
+      </w:r>
+      <w:proofErr w:type="spellStart"/>
+      <w:r>
+        <w:rPr>
+          <w:rFonts w:ascii="宋体" w:eastAsia="宋体" w:hAnsi="宋体" w:hint="eastAsia"/>
+          <w:szCs w:val="21"/>
+        </w:rPr>
+        <w:t>lmn</w:t>
+      </w:r>
+      <w:proofErr w:type="spellEnd"/>
+      <w:r>
+        <w:rPr>
+          <w:rFonts w:ascii="宋体" w:eastAsia="宋体" w:hAnsi="宋体" w:hint="eastAsia"/>
+          <w:szCs w:val="21"/>
+        </w:rPr>
+        <w:t>的</w:t>
+      </w:r>
+      <w:proofErr w:type="spellStart"/>
+      <w:r>
+        <w:rPr>
+          <w:rFonts w:ascii="宋体" w:eastAsia="宋体" w:hAnsi="宋体" w:hint="eastAsia"/>
+          <w:szCs w:val="21"/>
+        </w:rPr>
+        <w:t>ing</w:t>
+      </w:r>
+      <w:proofErr w:type="spellEnd"/>
+      <w:r>
+        <w:rPr>
+          <w:rFonts w:ascii="宋体" w:eastAsia="宋体" w:hAnsi="宋体" w:hint="eastAsia"/>
+          <w:szCs w:val="21"/>
+        </w:rPr>
+        <w:t>为v。</w:t>
+      </w:r>
+    </w:p>
+    <w:p>
+      <w:pPr>
+        <w:rPr>
+          <w:rFonts w:ascii="宋体" w:eastAsia="宋体" w:hAnsi="宋体" w:hint="eastAsia"/>
+          <w:szCs w:val="21"/>
+        </w:rPr>
+      </w:pPr>
+      <w:r>
+        <w:rPr>
+          <w:rFonts w:ascii="宋体" w:eastAsia="宋体" w:hAnsi="宋体" w:hint="eastAsia"/>
+          <w:szCs w:val="21"/>
+        </w:rPr>
+        <w:t xml:space="preserve">    独体字：先平仄，再字形。每个平仄又分两到三声，第一声（平声中的阴平，仄声中的上声）字形字母（0-9）为</w:t>
+      </w:r>
+      <w:proofErr w:type="spellStart"/>
+      <w:r>
+        <w:rPr>
+          <w:rFonts w:ascii="宋体" w:eastAsia="宋体" w:hAnsi="宋体" w:hint="eastAsia"/>
+          <w:szCs w:val="21"/>
+        </w:rPr>
+        <w:t>pqwertyuio</w:t>
+      </w:r>
+      <w:proofErr w:type="spellEnd"/>
+      <w:r>
+        <w:rPr>
+          <w:rFonts w:ascii="宋体" w:eastAsia="宋体" w:hAnsi="宋体" w:hint="eastAsia"/>
+          <w:szCs w:val="21"/>
+        </w:rPr>
+        <w:t>。第二声（平声中的阳平，仄声中的去声）字形字母为</w:t>
+      </w:r>
+      <w:proofErr w:type="spellStart"/>
+      <w:r>
+        <w:rPr>
+          <w:rFonts w:ascii="宋体" w:eastAsia="宋体" w:hAnsi="宋体" w:hint="eastAsia"/>
+          <w:szCs w:val="21"/>
+        </w:rPr>
+        <w:t>masdfghjkl</w:t>
+      </w:r>
+      <w:proofErr w:type="spellEnd"/>
+      <w:r>
+        <w:rPr>
+          <w:rFonts w:ascii="宋体" w:eastAsia="宋体" w:hAnsi="宋体" w:hint="eastAsia"/>
+          <w:szCs w:val="21"/>
+        </w:rPr>
+        <w:t>。第三声（即仄声中的轻声）字形字母为</w:t>
+      </w:r>
+      <w:proofErr w:type="spellStart"/>
+      <w:r>
+        <w:rPr>
+          <w:rFonts w:ascii="宋体" w:eastAsia="宋体" w:hAnsi="宋体" w:hint="eastAsia"/>
+          <w:szCs w:val="21"/>
+        </w:rPr>
+        <w:t>zxcvbncvbn</w:t>
+      </w:r>
+      <w:proofErr w:type="spellEnd"/>
+      <w:r>
+        <w:rPr>
+          <w:rFonts w:ascii="宋体" w:eastAsia="宋体" w:hAnsi="宋体" w:hint="eastAsia"/>
+          <w:szCs w:val="21"/>
+        </w:rPr>
+        <w:t>。</w:t>
       </w:r>
     </w:p>
     <w:p>
@@ -23179,7 +27168,39 @@
           <w:rFonts w:ascii="宋体" w:eastAsia="宋体" w:hAnsi="宋体" w:hint="eastAsia"/>
           <w:szCs w:val="21"/>
         </w:rPr>
-        <w:t xml:space="preserve">    先部首码，再附加。附加分副码是否省略：省略副码：用平仄。副码不省略：用副码。</w:t>
+        <w:t xml:space="preserve">    先部首码，再附加。附加</w:t>
+      </w:r>
+      <w:proofErr w:type="gramStart"/>
+      <w:r>
+        <w:rPr>
+          <w:rFonts w:ascii="宋体" w:eastAsia="宋体" w:hAnsi="宋体" w:hint="eastAsia"/>
+          <w:szCs w:val="21"/>
+        </w:rPr>
+        <w:t>分副码是否</w:t>
+      </w:r>
+      <w:proofErr w:type="gramEnd"/>
+      <w:r>
+        <w:rPr>
+          <w:rFonts w:ascii="宋体" w:eastAsia="宋体" w:hAnsi="宋体" w:hint="eastAsia"/>
+          <w:szCs w:val="21"/>
+        </w:rPr>
+        <w:t>省略：省略副码：用平仄。</w:t>
+      </w:r>
+      <w:proofErr w:type="gramStart"/>
+      <w:r>
+        <w:rPr>
+          <w:rFonts w:ascii="宋体" w:eastAsia="宋体" w:hAnsi="宋体" w:hint="eastAsia"/>
+          <w:szCs w:val="21"/>
+        </w:rPr>
+        <w:t>副码不省略</w:t>
+      </w:r>
+      <w:proofErr w:type="gramEnd"/>
+      <w:r>
+        <w:rPr>
+          <w:rFonts w:ascii="宋体" w:eastAsia="宋体" w:hAnsi="宋体" w:hint="eastAsia"/>
+          <w:szCs w:val="21"/>
+        </w:rPr>
+        <w:t>：用副码。</w:t>
       </w:r>
     </w:p>
     <w:p>
@@ -30306,7 +34327,6 @@
   <w:style w:type="character" w:default="1" w:styleId="a0">
     <w:name w:val="Default Paragraph Font"/>
     <w:uiPriority w:val="1"/>
-    <w:semiHidden/>
     <w:unhideWhenUsed/>
   </w:style>
   <w:style w:type="table" w:default="1" w:styleId="a1">

--- a/help/解书音形规则文本.docx
+++ b/help/解书音形规则文本.docx
@@ -61,39 +61,7 @@
           <w:rFonts w:ascii="宋体" w:eastAsia="宋体" w:hAnsi="宋体"/>
           <w:szCs w:val="21"/>
         </w:rPr>
-        <w:t xml:space="preserve">pip install </w:t>
-      </w:r>
-      <w:proofErr w:type="spellStart"/>
-      <w:r>
-        <w:rPr>
-          <w:rFonts w:ascii="宋体" w:eastAsia="宋体" w:hAnsi="宋体"/>
-          <w:szCs w:val="21"/>
-        </w:rPr>
-        <w:t>pypinyin</w:t>
-      </w:r>
-      <w:proofErr w:type="spellEnd"/>
-      <w:r>
-        <w:rPr>
-          <w:rFonts w:ascii="宋体" w:eastAsia="宋体" w:hAnsi="宋体"/>
-          <w:szCs w:val="21"/>
-        </w:rPr>
-        <w:t xml:space="preserve"> keyboard </w:t>
-      </w:r>
-      <w:proofErr w:type="spellStart"/>
-      <w:r>
-        <w:rPr>
-          <w:rFonts w:ascii="宋体" w:eastAsia="宋体" w:hAnsi="宋体"/>
-          <w:szCs w:val="21"/>
-        </w:rPr>
-        <w:t>pyperclip</w:t>
-      </w:r>
-      <w:proofErr w:type="spellEnd"/>
-      <w:r>
-        <w:rPr>
-          <w:rFonts w:ascii="宋体" w:eastAsia="宋体" w:hAnsi="宋体"/>
-          <w:szCs w:val="21"/>
-        </w:rPr>
-        <w:t xml:space="preserve"> pywin32。所有文件需放在同一目录下。</w:t>
+        <w:t>pip install pypinyin keyboard pyperclip pywin32。所有文件需放在同一目录下。</w:t>
       </w:r>
     </w:p>
     <w:p>
@@ -929,30 +897,14 @@
           <w:rFonts w:ascii="宋体" w:eastAsia="宋体" w:hAnsi="宋体"/>
           <w:szCs w:val="21"/>
         </w:rPr>
-        <w:t>按空格上</w:t>
-      </w:r>
-      <w:proofErr w:type="gramStart"/>
-      <w:r>
-        <w:rPr>
-          <w:rFonts w:ascii="宋体" w:eastAsia="宋体" w:hAnsi="宋体"/>
-          <w:szCs w:val="21"/>
-        </w:rPr>
-        <w:t>屏</w:t>
-      </w:r>
-      <w:r>
-        <w:rPr>
-          <w:rFonts w:ascii="宋体" w:eastAsia="宋体" w:hAnsi="宋体" w:hint="eastAsia"/>
-          <w:szCs w:val="21"/>
-        </w:rPr>
-        <w:t>所有</w:t>
-      </w:r>
-      <w:proofErr w:type="gramEnd"/>
-      <w:r>
-        <w:rPr>
-          <w:rFonts w:ascii="宋体" w:eastAsia="宋体" w:hAnsi="宋体" w:hint="eastAsia"/>
-          <w:szCs w:val="21"/>
-        </w:rPr>
-        <w:t>首选字（若优先上词开启,则为词语）</w:t>
+        <w:t>按空格上屏</w:t>
+      </w:r>
+      <w:r>
+        <w:rPr>
+          <w:rFonts w:ascii="宋体" w:eastAsia="宋体" w:hAnsi="宋体" w:hint="eastAsia"/>
+          <w:szCs w:val="21"/>
+        </w:rPr>
+        <w:t>所有首选字（若优先上词开启,则为词语）</w:t>
       </w:r>
     </w:p>
     <w:p>
@@ -1045,21 +997,12 @@
           <w:szCs w:val="21"/>
         </w:rPr>
       </w:pPr>
-      <w:proofErr w:type="gramStart"/>
-      <w:r>
-        <w:rPr>
-          <w:rFonts w:ascii="宋体" w:eastAsia="宋体" w:hAnsi="宋体" w:hint="eastAsia"/>
-          <w:szCs w:val="21"/>
-        </w:rPr>
-        <w:t>内输</w:t>
-      </w:r>
-      <w:proofErr w:type="gramEnd"/>
-      <w:r>
-        <w:rPr>
-          <w:rFonts w:ascii="宋体" w:eastAsia="宋体" w:hAnsi="宋体" w:hint="eastAsia"/>
-          <w:szCs w:val="21"/>
-        </w:rPr>
-        <w:t>/外输：仅在输入法程序预设的框内输入/在任意全局输入框输入，用←</w:t>
+      <w:r>
+        <w:rPr>
+          <w:rFonts w:ascii="宋体" w:eastAsia="宋体" w:hAnsi="宋体" w:hint="eastAsia"/>
+          <w:szCs w:val="21"/>
+        </w:rPr>
+        <w:t>内输/外输：仅在输入法程序预设的框内输入/在任意全局输入框输入，用←</w:t>
       </w:r>
       <w:r>
         <w:rPr>
@@ -1110,7 +1053,6 @@
         </w:rPr>
         <w:t>+1</w:t>
       </w:r>
-      <w:proofErr w:type="gramStart"/>
       <w:r>
         <w:rPr>
           <w:rFonts w:ascii="宋体" w:eastAsia="宋体" w:hAnsi="宋体" w:hint="eastAsia"/>
@@ -1123,15 +1065,7 @@
           <w:rFonts w:ascii="宋体" w:eastAsia="宋体" w:hAnsi="宋体" w:hint="eastAsia"/>
           <w:szCs w:val="21"/>
         </w:rPr>
-        <w:t>内输外</w:t>
-      </w:r>
-      <w:proofErr w:type="gramEnd"/>
-      <w:r>
-        <w:rPr>
-          <w:rFonts w:ascii="宋体" w:eastAsia="宋体" w:hAnsi="宋体" w:hint="eastAsia"/>
-          <w:szCs w:val="21"/>
-        </w:rPr>
-        <w:t>输切换功能，此时仅支持内输</w:t>
+        <w:t>内输外输切换功能，此时仅支持内输</w:t>
       </w:r>
       <w:r>
         <w:rPr>
@@ -1573,17 +1507,8 @@
           <w:rFonts w:ascii="宋体" w:eastAsia="宋体" w:hAnsi="宋体" w:hint="eastAsia"/>
           <w:szCs w:val="21"/>
         </w:rPr>
-        <w:t>音码</w:t>
-      </w:r>
-      <w:proofErr w:type="gramStart"/>
-      <w:r>
-        <w:rPr>
-          <w:rFonts w:ascii="宋体" w:eastAsia="宋体" w:hAnsi="宋体" w:hint="eastAsia"/>
-          <w:szCs w:val="21"/>
-        </w:rPr>
-        <w:t>码</w:t>
-      </w:r>
-      <w:proofErr w:type="gramEnd"/>
+        <w:t>音码码</w:t>
+      </w:r>
       <w:r>
         <w:rPr>
           <w:rFonts w:ascii="宋体" w:eastAsia="宋体" w:hAnsi="宋体"/>
@@ -1662,7 +1587,6 @@
         </w:rPr>
         <w:t>统计独体率、</w:t>
       </w:r>
-      <w:proofErr w:type="gramStart"/>
       <w:r>
         <w:rPr>
           <w:rFonts w:ascii="宋体" w:eastAsia="宋体" w:hAnsi="宋体" w:hint="eastAsia"/>
@@ -1675,15 +1599,7 @@
           <w:rFonts w:ascii="宋体" w:eastAsia="宋体" w:hAnsi="宋体"/>
           <w:szCs w:val="21"/>
         </w:rPr>
-        <w:t>码分布</w:t>
-      </w:r>
-      <w:proofErr w:type="gramEnd"/>
-      <w:r>
-        <w:rPr>
-          <w:rFonts w:ascii="宋体" w:eastAsia="宋体" w:hAnsi="宋体"/>
-          <w:szCs w:val="21"/>
-        </w:rPr>
-        <w:t>、</w:t>
+        <w:t>码分布、</w:t>
       </w:r>
       <w:r>
         <w:rPr>
@@ -1837,23 +1753,7 @@
           <w:rFonts w:ascii="宋体" w:eastAsia="宋体" w:hAnsi="宋体"/>
           <w:szCs w:val="21"/>
         </w:rPr>
-        <w:t>创建</w:t>
-      </w:r>
-      <w:proofErr w:type="gramStart"/>
-      <w:r>
-        <w:rPr>
-          <w:rFonts w:ascii="宋体" w:eastAsia="宋体" w:hAnsi="宋体"/>
-          <w:szCs w:val="21"/>
-        </w:rPr>
-        <w:t>无数字</w:t>
-      </w:r>
-      <w:proofErr w:type="gramEnd"/>
-      <w:r>
-        <w:rPr>
-          <w:rFonts w:ascii="宋体" w:eastAsia="宋体" w:hAnsi="宋体"/>
-          <w:szCs w:val="21"/>
-        </w:rPr>
-        <w:t>简码版本</w:t>
+        <w:t>创建无数字简码版本</w:t>
       </w:r>
     </w:p>
     <w:p>
@@ -2316,7 +2216,6 @@
           <w:szCs w:val="21"/>
         </w:rPr>
       </w:pPr>
-      <w:proofErr w:type="gramStart"/>
       <w:r>
         <w:rPr>
           <w:rFonts w:ascii="宋体" w:eastAsia="宋体" w:hAnsi="宋体"/>
@@ -2324,7 +2223,6 @@
         </w:rPr>
         <w:t>猜主码</w:t>
       </w:r>
-      <w:proofErr w:type="gramEnd"/>
       <w:r>
         <w:rPr>
           <w:rFonts w:ascii="宋体" w:eastAsia="宋体" w:hAnsi="宋体" w:hint="eastAsia"/>
@@ -2352,7 +2250,6 @@
           <w:szCs w:val="21"/>
         </w:rPr>
       </w:pPr>
-      <w:proofErr w:type="gramStart"/>
       <w:r>
         <w:rPr>
           <w:rFonts w:ascii="宋体" w:eastAsia="宋体" w:hAnsi="宋体"/>
@@ -2360,7 +2257,6 @@
         </w:rPr>
         <w:t>猜副码</w:t>
       </w:r>
-      <w:proofErr w:type="gramEnd"/>
       <w:r>
         <w:rPr>
           <w:rFonts w:ascii="宋体" w:eastAsia="宋体" w:hAnsi="宋体" w:hint="eastAsia"/>
@@ -2373,23 +2269,7 @@
           <w:rFonts w:ascii="宋体" w:eastAsia="宋体" w:hAnsi="宋体"/>
           <w:szCs w:val="21"/>
         </w:rPr>
-        <w:t>显示汉字和音码，输入副码，若多次错误会</w:t>
-      </w:r>
-      <w:proofErr w:type="gramStart"/>
-      <w:r>
-        <w:rPr>
-          <w:rFonts w:ascii="宋体" w:eastAsia="宋体" w:hAnsi="宋体"/>
-          <w:szCs w:val="21"/>
-        </w:rPr>
-        <w:t>提示主码作为</w:t>
-      </w:r>
-      <w:proofErr w:type="gramEnd"/>
-      <w:r>
-        <w:rPr>
-          <w:rFonts w:ascii="宋体" w:eastAsia="宋体" w:hAnsi="宋体"/>
-          <w:szCs w:val="21"/>
-        </w:rPr>
-        <w:t>辅助</w:t>
+        <w:t>显示汉字和音码，输入副码，若多次错误会提示主码作为辅助</w:t>
       </w:r>
     </w:p>
     <w:p>
@@ -2677,25 +2557,7 @@
           <w:sz w:val="28"/>
           <w:szCs w:val="28"/>
         </w:rPr>
-        <w:t>ABCD(E)</w:t>
-      </w:r>
-      <w:proofErr w:type="gramStart"/>
-      <w:r>
-        <w:rPr>
-          <w:rFonts w:ascii="华文中宋" w:eastAsia="华文中宋" w:hAnsi="华文中宋" w:hint="eastAsia"/>
-          <w:sz w:val="28"/>
-          <w:szCs w:val="28"/>
-        </w:rPr>
-        <w:t>(.F</w:t>
-      </w:r>
-      <w:proofErr w:type="gramEnd"/>
-      <w:r>
-        <w:rPr>
-          <w:rFonts w:ascii="华文中宋" w:eastAsia="华文中宋" w:hAnsi="华文中宋" w:hint="eastAsia"/>
-          <w:sz w:val="28"/>
-          <w:szCs w:val="28"/>
-        </w:rPr>
-        <w:t>)</w:t>
+        <w:t>ABCD(E)(.F)</w:t>
       </w:r>
     </w:p>
     <w:p>
@@ -2871,17 +2733,8 @@
           <w:rFonts w:ascii="宋体" w:eastAsia="宋体" w:hAnsi="宋体" w:hint="eastAsia"/>
           <w:szCs w:val="21"/>
         </w:rPr>
-        <w:t>副码：余部/</w:t>
-      </w:r>
-      <w:proofErr w:type="gramStart"/>
-      <w:r>
-        <w:rPr>
-          <w:rFonts w:ascii="宋体" w:eastAsia="宋体" w:hAnsi="宋体" w:hint="eastAsia"/>
-          <w:szCs w:val="21"/>
-        </w:rPr>
-        <w:t>查重注释</w:t>
-      </w:r>
-      <w:proofErr w:type="gramEnd"/>
+        <w:t>副码：余部/查重注释</w:t>
+      </w:r>
       <w:r>
         <w:rPr>
           <w:rFonts w:ascii="宋体" w:eastAsia="宋体" w:hAnsi="宋体"/>
@@ -2921,7 +2774,6 @@
         </w:rPr>
         <w:t>补码：</w:t>
       </w:r>
-      <w:proofErr w:type="gramStart"/>
       <w:r>
         <w:rPr>
           <w:rFonts w:ascii="宋体" w:eastAsia="宋体" w:hAnsi="宋体"/>
@@ -2929,7 +2781,6 @@
         </w:rPr>
         <w:t>繁异</w:t>
       </w:r>
-      <w:proofErr w:type="gramEnd"/>
       <w:r>
         <w:rPr>
           <w:rFonts w:ascii="宋体" w:eastAsia="宋体" w:hAnsi="宋体" w:hint="eastAsia"/>
@@ -3011,25 +2862,14 @@
           <w:szCs w:val="21"/>
         </w:rPr>
       </w:pPr>
-      <w:proofErr w:type="gramStart"/>
-      <w:r>
-        <w:rPr>
-          <w:rFonts w:ascii="宋体" w:eastAsia="宋体" w:hAnsi="宋体"/>
-          <w:b/>
-          <w:bCs/>
-          <w:szCs w:val="21"/>
-        </w:rPr>
-        <w:t>先音后</w:t>
-      </w:r>
-      <w:proofErr w:type="gramEnd"/>
-      <w:r>
-        <w:rPr>
-          <w:rFonts w:ascii="宋体" w:eastAsia="宋体" w:hAnsi="宋体"/>
-          <w:b/>
-          <w:bCs/>
-          <w:szCs w:val="21"/>
-        </w:rPr>
-        <w:t>形</w:t>
+      <w:r>
+        <w:rPr>
+          <w:rFonts w:ascii="宋体" w:eastAsia="宋体" w:hAnsi="宋体"/>
+          <w:b/>
+          <w:bCs/>
+          <w:szCs w:val="21"/>
+        </w:rPr>
+        <w:t>先音后形</w:t>
       </w:r>
       <w:r>
         <w:rPr>
@@ -3165,65 +3005,45 @@
           <w:bCs/>
           <w:szCs w:val="21"/>
         </w:rPr>
+        <w:t>：搜狗双拼+声调，0轻声。</w:t>
+      </w:r>
+    </w:p>
+    <w:p>
+      <w:pPr>
+        <w:rPr>
+          <w:rFonts w:ascii="宋体" w:eastAsia="宋体" w:hAnsi="宋体" w:hint="eastAsia"/>
+          <w:b/>
+          <w:bCs/>
+          <w:szCs w:val="21"/>
+        </w:rPr>
+      </w:pPr>
+      <w:r>
+        <w:rPr>
+          <w:rFonts w:ascii="宋体" w:eastAsia="宋体" w:hAnsi="宋体" w:hint="eastAsia"/>
+          <w:b/>
+          <w:bCs/>
+          <w:szCs w:val="21"/>
+        </w:rPr>
+        <w:t>主</w:t>
+      </w:r>
+      <w:r>
+        <w:rPr>
+          <w:rFonts w:ascii="宋体" w:eastAsia="宋体" w:hAnsi="宋体"/>
+          <w:b/>
+          <w:bCs/>
+          <w:szCs w:val="21"/>
+        </w:rPr>
+        <w:t>码</w:t>
+      </w:r>
+      <w:r>
+        <w:rPr>
+          <w:rFonts w:ascii="宋体" w:eastAsia="宋体" w:hAnsi="宋体" w:hint="eastAsia"/>
+          <w:b/>
+          <w:bCs/>
+          <w:szCs w:val="21"/>
+        </w:rPr>
         <w:t>：</w:t>
       </w:r>
-      <w:proofErr w:type="gramStart"/>
-      <w:r>
-        <w:rPr>
-          <w:rFonts w:ascii="宋体" w:eastAsia="宋体" w:hAnsi="宋体" w:hint="eastAsia"/>
-          <w:b/>
-          <w:bCs/>
-          <w:szCs w:val="21"/>
-        </w:rPr>
-        <w:t>搜狗双拼</w:t>
-      </w:r>
-      <w:proofErr w:type="gramEnd"/>
-      <w:r>
-        <w:rPr>
-          <w:rFonts w:ascii="宋体" w:eastAsia="宋体" w:hAnsi="宋体" w:hint="eastAsia"/>
-          <w:b/>
-          <w:bCs/>
-          <w:szCs w:val="21"/>
-        </w:rPr>
-        <w:t>+声调，0轻声。</w:t>
-      </w:r>
-    </w:p>
-    <w:p>
-      <w:pPr>
-        <w:rPr>
-          <w:rFonts w:ascii="宋体" w:eastAsia="宋体" w:hAnsi="宋体" w:hint="eastAsia"/>
-          <w:b/>
-          <w:bCs/>
-          <w:szCs w:val="21"/>
-        </w:rPr>
-      </w:pPr>
-      <w:r>
-        <w:rPr>
-          <w:rFonts w:ascii="宋体" w:eastAsia="宋体" w:hAnsi="宋体" w:hint="eastAsia"/>
-          <w:b/>
-          <w:bCs/>
-          <w:szCs w:val="21"/>
-        </w:rPr>
-        <w:t>主</w:t>
-      </w:r>
-      <w:r>
-        <w:rPr>
-          <w:rFonts w:ascii="宋体" w:eastAsia="宋体" w:hAnsi="宋体"/>
-          <w:b/>
-          <w:bCs/>
-          <w:szCs w:val="21"/>
-        </w:rPr>
-        <w:t>码</w:t>
-      </w:r>
-      <w:r>
-        <w:rPr>
-          <w:rFonts w:ascii="宋体" w:eastAsia="宋体" w:hAnsi="宋体" w:hint="eastAsia"/>
-          <w:b/>
-          <w:bCs/>
-          <w:szCs w:val="21"/>
-        </w:rPr>
-        <w:t>：</w:t>
-      </w:r>
     </w:p>
     <w:p>
       <w:pPr>
@@ -3266,25 +3086,8 @@
           <w:rFonts w:ascii="宋体" w:eastAsia="宋体" w:hAnsi="宋体"/>
           <w:szCs w:val="21"/>
         </w:rPr>
-        <w:t>3开形(八) &gt; 6大形(大) &gt; 0</w:t>
-      </w:r>
-      <w:proofErr w:type="gramStart"/>
-      <w:r>
-        <w:rPr>
-          <w:rFonts w:ascii="宋体" w:eastAsia="宋体" w:hAnsi="宋体"/>
-          <w:szCs w:val="21"/>
-        </w:rPr>
-        <w:t>闭形</w:t>
-      </w:r>
-      <w:proofErr w:type="gramEnd"/>
-      <w:r>
-        <w:rPr>
-          <w:rFonts w:ascii="宋体" w:eastAsia="宋体" w:hAnsi="宋体"/>
-          <w:szCs w:val="21"/>
-        </w:rPr>
-        <w:t>(口) &gt; 5</w:t>
-      </w:r>
-      <w:proofErr w:type="gramStart"/>
+        <w:t>3开形(八) &gt; 6大形(大) &gt; 0闭形(口) &gt; 5</w:t>
+      </w:r>
       <w:r>
         <w:rPr>
           <w:rFonts w:ascii="宋体" w:eastAsia="宋体" w:hAnsi="宋体" w:hint="eastAsia"/>
@@ -3297,15 +3100,7 @@
           <w:rFonts w:ascii="宋体" w:eastAsia="宋体" w:hAnsi="宋体"/>
           <w:szCs w:val="21"/>
         </w:rPr>
-        <w:t>形</w:t>
-      </w:r>
-      <w:proofErr w:type="gramEnd"/>
-      <w:r>
-        <w:rPr>
-          <w:rFonts w:ascii="宋体" w:eastAsia="宋体" w:hAnsi="宋体"/>
-          <w:szCs w:val="21"/>
-        </w:rPr>
-        <w:t>(中) &gt; 1竖形(</w:t>
+        <w:t>形(中) &gt; 1竖形(</w:t>
       </w:r>
       <w:r>
         <w:rPr>
@@ -3344,7 +3139,6 @@
         </w:rPr>
         <w:t xml:space="preserve"> 2横形(</w:t>
       </w:r>
-      <w:proofErr w:type="gramStart"/>
       <w:r>
         <w:rPr>
           <w:rFonts w:ascii="宋体" w:eastAsia="宋体" w:hAnsi="宋体" w:hint="eastAsia"/>
@@ -3352,29 +3146,12 @@
         </w:rPr>
         <w:t>一</w:t>
       </w:r>
-      <w:proofErr w:type="gramEnd"/>
-      <w:r>
-        <w:rPr>
-          <w:rFonts w:ascii="宋体" w:eastAsia="宋体" w:hAnsi="宋体"/>
-          <w:szCs w:val="21"/>
-        </w:rPr>
-        <w:t>) &gt; 4</w:t>
-      </w:r>
-      <w:proofErr w:type="gramStart"/>
-      <w:r>
-        <w:rPr>
-          <w:rFonts w:ascii="宋体" w:eastAsia="宋体" w:hAnsi="宋体"/>
-          <w:szCs w:val="21"/>
-        </w:rPr>
-        <w:t>错形</w:t>
-      </w:r>
-      <w:proofErr w:type="gramEnd"/>
-      <w:r>
-        <w:rPr>
-          <w:rFonts w:ascii="宋体" w:eastAsia="宋体" w:hAnsi="宋体"/>
-          <w:szCs w:val="21"/>
-        </w:rPr>
-        <w:t>(</w:t>
+      <w:r>
+        <w:rPr>
+          <w:rFonts w:ascii="宋体" w:eastAsia="宋体" w:hAnsi="宋体"/>
+          <w:szCs w:val="21"/>
+        </w:rPr>
+        <w:t>) &gt; 4错形(</w:t>
       </w:r>
       <w:r>
         <w:rPr>
@@ -3388,23 +3165,7 @@
           <w:rFonts w:ascii="宋体" w:eastAsia="宋体" w:hAnsi="宋体"/>
           <w:szCs w:val="21"/>
         </w:rPr>
-        <w:t>) &gt; 7</w:t>
-      </w:r>
-      <w:proofErr w:type="gramStart"/>
-      <w:r>
-        <w:rPr>
-          <w:rFonts w:ascii="宋体" w:eastAsia="宋体" w:hAnsi="宋体"/>
-          <w:szCs w:val="21"/>
-        </w:rPr>
-        <w:t>偏形</w:t>
-      </w:r>
-      <w:proofErr w:type="gramEnd"/>
-      <w:r>
-        <w:rPr>
-          <w:rFonts w:ascii="宋体" w:eastAsia="宋体" w:hAnsi="宋体"/>
-          <w:szCs w:val="21"/>
-        </w:rPr>
-        <w:t>(</w:t>
+        <w:t>) &gt; 7偏形(</w:t>
       </w:r>
       <w:r>
         <w:rPr>
@@ -3772,25 +3533,14 @@
         </w:rPr>
         <w:t>副</w:t>
       </w:r>
-      <w:proofErr w:type="gramStart"/>
-      <w:r>
-        <w:rPr>
-          <w:rFonts w:ascii="宋体" w:eastAsia="宋体" w:hAnsi="宋体"/>
-          <w:b/>
-          <w:bCs/>
-          <w:szCs w:val="21"/>
-        </w:rPr>
-        <w:t>码选择</w:t>
-      </w:r>
-      <w:proofErr w:type="gramEnd"/>
-      <w:r>
-        <w:rPr>
-          <w:rFonts w:ascii="宋体" w:eastAsia="宋体" w:hAnsi="宋体"/>
-          <w:b/>
-          <w:bCs/>
-          <w:szCs w:val="21"/>
-        </w:rPr>
-        <w:t>顺序</w:t>
+      <w:r>
+        <w:rPr>
+          <w:rFonts w:ascii="宋体" w:eastAsia="宋体" w:hAnsi="宋体"/>
+          <w:b/>
+          <w:bCs/>
+          <w:szCs w:val="21"/>
+        </w:rPr>
+        <w:t>码选择顺序</w:t>
       </w:r>
     </w:p>
     <w:p>
@@ -3807,7 +3557,6 @@
         </w:rPr>
         <w:t xml:space="preserve">空 &gt; </w:t>
       </w:r>
-      <w:proofErr w:type="gramStart"/>
       <w:r>
         <w:rPr>
           <w:rFonts w:ascii="宋体" w:eastAsia="宋体" w:hAnsi="宋体" w:hint="eastAsia"/>
@@ -3820,15 +3569,7 @@
           <w:rFonts w:ascii="宋体" w:eastAsia="宋体" w:hAnsi="宋体"/>
           <w:szCs w:val="21"/>
         </w:rPr>
-        <w:t>码</w:t>
-      </w:r>
-      <w:proofErr w:type="gramEnd"/>
-      <w:r>
-        <w:rPr>
-          <w:rFonts w:ascii="宋体" w:eastAsia="宋体" w:hAnsi="宋体"/>
-          <w:szCs w:val="21"/>
-        </w:rPr>
-        <w:t xml:space="preserve"> &gt; </w:t>
+        <w:t xml:space="preserve">码 &gt; </w:t>
       </w:r>
       <w:r>
         <w:rPr>
@@ -4105,15 +3846,7 @@
           <w:rFonts w:ascii="宋体" w:eastAsia="宋体" w:hAnsi="宋体"/>
           <w:szCs w:val="21"/>
         </w:rPr>
-        <w:t>未简</w:t>
-      </w:r>
-      <w:proofErr w:type="gramStart"/>
-      <w:r>
-        <w:rPr>
-          <w:rFonts w:ascii="宋体" w:eastAsia="宋体" w:hAnsi="宋体"/>
-          <w:szCs w:val="21"/>
-        </w:rPr>
-        <w:t>字</w:t>
+        <w:t>未简字</w:t>
       </w:r>
       <w:r>
         <w:rPr>
@@ -4127,15 +3860,7 @@
           <w:rFonts w:ascii="宋体" w:eastAsia="宋体" w:hAnsi="宋体"/>
           <w:szCs w:val="21"/>
         </w:rPr>
-        <w:t>码固定</w:t>
-      </w:r>
-      <w:proofErr w:type="gramEnd"/>
-      <w:r>
-        <w:rPr>
-          <w:rFonts w:ascii="宋体" w:eastAsia="宋体" w:hAnsi="宋体"/>
-          <w:szCs w:val="21"/>
-        </w:rPr>
-        <w:t>为;</w:t>
+        <w:t>码固定为;</w:t>
       </w:r>
     </w:p>
     <w:p>
@@ -4149,7 +3874,6 @@
           <w:szCs w:val="21"/>
         </w:rPr>
       </w:pPr>
-      <w:proofErr w:type="gramStart"/>
       <w:r>
         <w:rPr>
           <w:rFonts w:ascii="宋体" w:eastAsia="宋体" w:hAnsi="宋体" w:hint="eastAsia"/>
@@ -4162,15 +3886,7 @@
           <w:rFonts w:ascii="宋体" w:eastAsia="宋体" w:hAnsi="宋体"/>
           <w:szCs w:val="21"/>
         </w:rPr>
-        <w:t>单笔画</w:t>
-      </w:r>
-      <w:proofErr w:type="gramEnd"/>
-      <w:r>
-        <w:rPr>
-          <w:rFonts w:ascii="宋体" w:eastAsia="宋体" w:hAnsi="宋体"/>
-          <w:szCs w:val="21"/>
-        </w:rPr>
-        <w:t>有特殊编码</w:t>
+        <w:t>单笔画有特殊编码</w:t>
       </w:r>
     </w:p>
     <w:p>
@@ -4244,17 +3960,7 @@
           <w:bCs/>
           <w:szCs w:val="21"/>
         </w:rPr>
-        <w:t>第2步：</w:t>
-      </w:r>
-      <w:proofErr w:type="gramStart"/>
-      <w:r>
-        <w:rPr>
-          <w:rFonts w:ascii="宋体" w:eastAsia="宋体" w:hAnsi="宋体"/>
-          <w:b/>
-          <w:bCs/>
-          <w:szCs w:val="21"/>
-        </w:rPr>
-        <w:t>掌握</w:t>
+        <w:t>第2步：掌握</w:t>
       </w:r>
       <w:r>
         <w:rPr>
@@ -4274,7 +3980,6 @@
         </w:rPr>
         <w:t>码基础</w:t>
       </w:r>
-      <w:proofErr w:type="gramEnd"/>
       <w:r>
         <w:rPr>
           <w:rFonts w:ascii="宋体" w:eastAsia="宋体" w:hAnsi="宋体" w:hint="eastAsia"/>
@@ -4410,7 +4115,6 @@
         </w:rPr>
         <w:t xml:space="preserve">音码(ABC) → </w:t>
       </w:r>
-      <w:proofErr w:type="gramStart"/>
       <w:r>
         <w:rPr>
           <w:rFonts w:ascii="宋体" w:eastAsia="宋体" w:hAnsi="宋体" w:hint="eastAsia"/>
@@ -4418,7 +4122,6 @@
         </w:rPr>
         <w:t>形部</w:t>
       </w:r>
-      <w:proofErr w:type="gramEnd"/>
       <w:r>
         <w:rPr>
           <w:rFonts w:ascii="宋体" w:eastAsia="宋体" w:hAnsi="宋体"/>
@@ -4540,15 +4243,7 @@
           <w:rFonts w:ascii="宋体" w:eastAsia="宋体" w:hAnsi="宋体"/>
           <w:szCs w:val="21"/>
         </w:rPr>
-        <w:t>中期：</w:t>
-      </w:r>
-      <w:proofErr w:type="gramStart"/>
-      <w:r>
-        <w:rPr>
-          <w:rFonts w:ascii="宋体" w:eastAsia="宋体" w:hAnsi="宋体"/>
-          <w:szCs w:val="21"/>
-        </w:rPr>
-        <w:t>加</w:t>
+        <w:t>中期：加</w:t>
       </w:r>
       <w:r>
         <w:rPr>
@@ -4562,15 +4257,7 @@
           <w:rFonts w:ascii="宋体" w:eastAsia="宋体" w:hAnsi="宋体"/>
           <w:szCs w:val="21"/>
         </w:rPr>
-        <w:t>码</w:t>
-      </w:r>
-      <w:proofErr w:type="gramEnd"/>
-      <w:r>
-        <w:rPr>
-          <w:rFonts w:ascii="宋体" w:eastAsia="宋体" w:hAnsi="宋体"/>
-          <w:szCs w:val="21"/>
-        </w:rPr>
-        <w:t>区分重码</w:t>
+        <w:t>码区分重码</w:t>
       </w:r>
     </w:p>
     <w:p>
@@ -4973,61 +4660,11 @@
         </w:rPr>
         <w:br/>
       </w:r>
-      <w:proofErr w:type="spellStart"/>
-      <w:r>
-        <w:rPr>
-          <w:rFonts w:ascii="宋体" w:eastAsia="宋体" w:hAnsi="宋体" w:hint="eastAsia"/>
-        </w:rPr>
-        <w:t>zh</w:t>
-      </w:r>
-      <w:proofErr w:type="spellEnd"/>
-      <w:r>
-        <w:rPr>
-          <w:rFonts w:ascii="宋体" w:eastAsia="宋体" w:hAnsi="宋体" w:hint="eastAsia"/>
-        </w:rPr>
-        <w:t>，</w:t>
-      </w:r>
-      <w:proofErr w:type="spellStart"/>
-      <w:r>
-        <w:rPr>
-          <w:rFonts w:ascii="宋体" w:eastAsia="宋体" w:hAnsi="宋体" w:hint="eastAsia"/>
-        </w:rPr>
-        <w:t>ch</w:t>
-      </w:r>
-      <w:proofErr w:type="spellEnd"/>
-      <w:r>
-        <w:rPr>
-          <w:rFonts w:ascii="宋体" w:eastAsia="宋体" w:hAnsi="宋体" w:hint="eastAsia"/>
-        </w:rPr>
-        <w:t>，</w:t>
-      </w:r>
-      <w:proofErr w:type="spellStart"/>
-      <w:r>
-        <w:rPr>
-          <w:rFonts w:ascii="宋体" w:eastAsia="宋体" w:hAnsi="宋体" w:hint="eastAsia"/>
-        </w:rPr>
-        <w:t>sh</w:t>
-      </w:r>
-      <w:proofErr w:type="spellEnd"/>
-      <w:r>
-        <w:rPr>
-          <w:rFonts w:ascii="宋体" w:eastAsia="宋体" w:hAnsi="宋体" w:hint="eastAsia"/>
-        </w:rPr>
-        <w:t>→v，</w:t>
-      </w:r>
-      <w:proofErr w:type="spellStart"/>
-      <w:r>
-        <w:rPr>
-          <w:rFonts w:ascii="宋体" w:eastAsia="宋体" w:hAnsi="宋体" w:hint="eastAsia"/>
-        </w:rPr>
-        <w:t>i</w:t>
-      </w:r>
-      <w:proofErr w:type="spellEnd"/>
-      <w:r>
-        <w:rPr>
-          <w:rFonts w:ascii="宋体" w:eastAsia="宋体" w:hAnsi="宋体" w:hint="eastAsia"/>
-        </w:rPr>
-        <w:t>，u。</w:t>
+      <w:r>
+        <w:rPr>
+          <w:rFonts w:ascii="宋体" w:eastAsia="宋体" w:hAnsi="宋体" w:hint="eastAsia"/>
+        </w:rPr>
+        <w:t>zh，ch，sh→v，i，u。</w:t>
       </w:r>
     </w:p>
     <w:p>
@@ -5047,21 +4684,7 @@
         <w:rPr>
           <w:rFonts w:ascii="宋体" w:eastAsia="宋体" w:hAnsi="宋体" w:hint="eastAsia"/>
         </w:rPr>
-        <w:t>。全拼中不存在以</w:t>
-      </w:r>
-      <w:proofErr w:type="spellStart"/>
-      <w:r>
-        <w:rPr>
-          <w:rFonts w:ascii="宋体" w:eastAsia="宋体" w:hAnsi="宋体" w:hint="eastAsia"/>
-        </w:rPr>
-        <w:t>i,u</w:t>
-      </w:r>
-      <w:proofErr w:type="spellEnd"/>
-      <w:r>
-        <w:rPr>
-          <w:rFonts w:ascii="宋体" w:eastAsia="宋体" w:hAnsi="宋体" w:hint="eastAsia"/>
-        </w:rPr>
-        <w:t>,</w:t>
+        <w:t>。全拼中不存在以i,u,</w:t>
       </w:r>
       <w:r>
         <w:rPr>
@@ -5116,314 +4739,20 @@
         <w:rPr>
           <w:rFonts w:ascii="宋体" w:eastAsia="宋体" w:hAnsi="宋体" w:hint="eastAsia"/>
         </w:rPr>
-        <w:t xml:space="preserve">    a，e，</w:t>
-      </w:r>
-      <w:proofErr w:type="spellStart"/>
-      <w:r>
-        <w:rPr>
-          <w:rFonts w:ascii="宋体" w:eastAsia="宋体" w:hAnsi="宋体" w:hint="eastAsia"/>
-        </w:rPr>
-        <w:t>i</w:t>
-      </w:r>
-      <w:proofErr w:type="spellEnd"/>
-      <w:r>
-        <w:rPr>
-          <w:rFonts w:ascii="宋体" w:eastAsia="宋体" w:hAnsi="宋体" w:hint="eastAsia"/>
-        </w:rPr>
-        <w:t>，o，u同全拼。</w:t>
-      </w:r>
-    </w:p>
-    <w:p>
-      <w:pPr>
-        <w:rPr>
-          <w:rFonts w:ascii="宋体" w:eastAsia="宋体" w:hAnsi="宋体" w:hint="eastAsia"/>
-        </w:rPr>
-      </w:pPr>
-      <w:r>
-        <w:rPr>
-          <w:rFonts w:ascii="宋体" w:eastAsia="宋体" w:hAnsi="宋体" w:hint="eastAsia"/>
-        </w:rPr>
-        <w:t xml:space="preserve">    </w:t>
-      </w:r>
-      <w:proofErr w:type="spellStart"/>
-      <w:r>
-        <w:rPr>
-          <w:rFonts w:ascii="宋体" w:eastAsia="宋体" w:hAnsi="宋体" w:hint="eastAsia"/>
-        </w:rPr>
-        <w:t>iu</w:t>
-      </w:r>
-      <w:proofErr w:type="spellEnd"/>
-      <w:r>
-        <w:rPr>
-          <w:rFonts w:ascii="宋体" w:eastAsia="宋体" w:hAnsi="宋体" w:hint="eastAsia"/>
-        </w:rPr>
-        <w:t>→q，</w:t>
-      </w:r>
-      <w:proofErr w:type="spellStart"/>
-      <w:r>
-        <w:rPr>
-          <w:rFonts w:ascii="宋体" w:eastAsia="宋体" w:hAnsi="宋体" w:hint="eastAsia"/>
-        </w:rPr>
-        <w:t>ua</w:t>
-      </w:r>
-      <w:proofErr w:type="spellEnd"/>
-      <w:r>
-        <w:rPr>
-          <w:rFonts w:ascii="宋体" w:eastAsia="宋体" w:hAnsi="宋体" w:hint="eastAsia"/>
-        </w:rPr>
-        <w:t>/</w:t>
-      </w:r>
-      <w:proofErr w:type="spellStart"/>
-      <w:r>
-        <w:rPr>
-          <w:rFonts w:ascii="宋体" w:eastAsia="宋体" w:hAnsi="宋体" w:hint="eastAsia"/>
-        </w:rPr>
-        <w:t>ia</w:t>
-      </w:r>
-      <w:proofErr w:type="spellEnd"/>
-      <w:r>
-        <w:rPr>
-          <w:rFonts w:ascii="宋体" w:eastAsia="宋体" w:hAnsi="宋体" w:hint="eastAsia"/>
-        </w:rPr>
-        <w:t>→w，</w:t>
-      </w:r>
-      <w:proofErr w:type="spellStart"/>
-      <w:r>
-        <w:rPr>
-          <w:rFonts w:ascii="宋体" w:eastAsia="宋体" w:hAnsi="宋体" w:hint="eastAsia"/>
-        </w:rPr>
-        <w:t>uan</w:t>
-      </w:r>
-      <w:proofErr w:type="spellEnd"/>
-      <w:r>
-        <w:rPr>
-          <w:rFonts w:ascii="宋体" w:eastAsia="宋体" w:hAnsi="宋体" w:hint="eastAsia"/>
-        </w:rPr>
-        <w:t>/ü(v)an/er→r，ü(v)e→t，</w:t>
-      </w:r>
-      <w:proofErr w:type="spellStart"/>
-      <w:r>
-        <w:rPr>
-          <w:rFonts w:ascii="宋体" w:eastAsia="宋体" w:hAnsi="宋体" w:hint="eastAsia"/>
-        </w:rPr>
-        <w:t>uai</w:t>
-      </w:r>
-      <w:proofErr w:type="spellEnd"/>
-      <w:r>
-        <w:rPr>
-          <w:rFonts w:ascii="宋体" w:eastAsia="宋体" w:hAnsi="宋体" w:hint="eastAsia"/>
-        </w:rPr>
-        <w:t>/ü(v)→y（声母</w:t>
-      </w:r>
-      <w:proofErr w:type="spellStart"/>
-      <w:r>
-        <w:rPr>
-          <w:rFonts w:ascii="宋体" w:eastAsia="宋体" w:hAnsi="宋体" w:hint="eastAsia"/>
-        </w:rPr>
-        <w:t>jqxy</w:t>
-      </w:r>
-      <w:proofErr w:type="spellEnd"/>
-      <w:r>
-        <w:rPr>
-          <w:rFonts w:ascii="宋体" w:eastAsia="宋体" w:hAnsi="宋体" w:hint="eastAsia"/>
-        </w:rPr>
-        <w:t>的，ü(v)→u），</w:t>
-      </w:r>
-      <w:proofErr w:type="spellStart"/>
-      <w:r>
-        <w:rPr>
-          <w:rFonts w:ascii="宋体" w:eastAsia="宋体" w:hAnsi="宋体" w:hint="eastAsia"/>
-        </w:rPr>
-        <w:t>uo</w:t>
-      </w:r>
-      <w:proofErr w:type="spellEnd"/>
-      <w:r>
-        <w:rPr>
-          <w:rFonts w:ascii="宋体" w:eastAsia="宋体" w:hAnsi="宋体" w:hint="eastAsia"/>
-        </w:rPr>
-        <w:t>→o，un/ü(v)n→p，</w:t>
-      </w:r>
-      <w:proofErr w:type="spellStart"/>
-      <w:r>
-        <w:rPr>
-          <w:rFonts w:ascii="宋体" w:eastAsia="宋体" w:hAnsi="宋体" w:hint="eastAsia"/>
-        </w:rPr>
-        <w:t>ong</w:t>
-      </w:r>
-      <w:proofErr w:type="spellEnd"/>
-      <w:r>
-        <w:rPr>
-          <w:rFonts w:ascii="宋体" w:eastAsia="宋体" w:hAnsi="宋体" w:hint="eastAsia"/>
-        </w:rPr>
-        <w:t>/</w:t>
-      </w:r>
-      <w:proofErr w:type="spellStart"/>
-      <w:r>
-        <w:rPr>
-          <w:rFonts w:ascii="宋体" w:eastAsia="宋体" w:hAnsi="宋体" w:hint="eastAsia"/>
-        </w:rPr>
-        <w:t>iong</w:t>
-      </w:r>
-      <w:proofErr w:type="spellEnd"/>
-      <w:r>
-        <w:rPr>
-          <w:rFonts w:ascii="宋体" w:eastAsia="宋体" w:hAnsi="宋体" w:hint="eastAsia"/>
-        </w:rPr>
-        <w:t>→s，uang/</w:t>
-      </w:r>
-      <w:proofErr w:type="spellStart"/>
-      <w:r>
-        <w:rPr>
-          <w:rFonts w:ascii="宋体" w:eastAsia="宋体" w:hAnsi="宋体" w:hint="eastAsia"/>
-        </w:rPr>
-        <w:t>iang</w:t>
-      </w:r>
-      <w:proofErr w:type="spellEnd"/>
-      <w:r>
-        <w:rPr>
-          <w:rFonts w:ascii="宋体" w:eastAsia="宋体" w:hAnsi="宋体" w:hint="eastAsia"/>
-        </w:rPr>
-        <w:t>→d，</w:t>
-      </w:r>
-      <w:proofErr w:type="spellStart"/>
-      <w:r>
-        <w:rPr>
-          <w:rFonts w:ascii="宋体" w:eastAsia="宋体" w:hAnsi="宋体" w:hint="eastAsia"/>
-        </w:rPr>
-        <w:t>en</w:t>
-      </w:r>
-      <w:proofErr w:type="spellEnd"/>
-      <w:r>
-        <w:rPr>
-          <w:rFonts w:ascii="宋体" w:eastAsia="宋体" w:hAnsi="宋体" w:hint="eastAsia"/>
-        </w:rPr>
-        <w:t>→f，</w:t>
-      </w:r>
-      <w:proofErr w:type="spellStart"/>
-      <w:r>
-        <w:rPr>
-          <w:rFonts w:ascii="宋体" w:eastAsia="宋体" w:hAnsi="宋体" w:hint="eastAsia"/>
-        </w:rPr>
-        <w:t>eng</w:t>
-      </w:r>
-      <w:proofErr w:type="spellEnd"/>
-      <w:r>
-        <w:rPr>
-          <w:rFonts w:ascii="宋体" w:eastAsia="宋体" w:hAnsi="宋体" w:hint="eastAsia"/>
-        </w:rPr>
-        <w:t>→g，ang→h，an→j，</w:t>
-      </w:r>
-      <w:proofErr w:type="spellStart"/>
-      <w:r>
-        <w:rPr>
-          <w:rFonts w:ascii="宋体" w:eastAsia="宋体" w:hAnsi="宋体" w:hint="eastAsia"/>
-        </w:rPr>
-        <w:t>ao</w:t>
-      </w:r>
-      <w:proofErr w:type="spellEnd"/>
-      <w:r>
-        <w:rPr>
-          <w:rFonts w:ascii="宋体" w:eastAsia="宋体" w:hAnsi="宋体" w:hint="eastAsia"/>
-        </w:rPr>
-        <w:t>→k，ai→l，</w:t>
-      </w:r>
-      <w:proofErr w:type="spellStart"/>
-      <w:r>
-        <w:rPr>
-          <w:rFonts w:ascii="宋体" w:eastAsia="宋体" w:hAnsi="宋体" w:hint="eastAsia"/>
-        </w:rPr>
-        <w:t>ei</w:t>
-      </w:r>
-      <w:proofErr w:type="spellEnd"/>
-      <w:r>
-        <w:rPr>
-          <w:rFonts w:ascii="宋体" w:eastAsia="宋体" w:hAnsi="宋体" w:hint="eastAsia"/>
-        </w:rPr>
-        <w:t>→z，</w:t>
-      </w:r>
-      <w:proofErr w:type="spellStart"/>
-      <w:r>
-        <w:rPr>
-          <w:rFonts w:ascii="宋体" w:eastAsia="宋体" w:hAnsi="宋体" w:hint="eastAsia"/>
-        </w:rPr>
-        <w:t>ie</w:t>
-      </w:r>
-      <w:proofErr w:type="spellEnd"/>
-      <w:r>
-        <w:rPr>
-          <w:rFonts w:ascii="宋体" w:eastAsia="宋体" w:hAnsi="宋体" w:hint="eastAsia"/>
-        </w:rPr>
-        <w:t>→x，</w:t>
-      </w:r>
-      <w:proofErr w:type="spellStart"/>
-      <w:r>
-        <w:rPr>
-          <w:rFonts w:ascii="宋体" w:eastAsia="宋体" w:hAnsi="宋体" w:hint="eastAsia"/>
-        </w:rPr>
-        <w:t>iao</w:t>
-      </w:r>
-      <w:proofErr w:type="spellEnd"/>
-      <w:r>
-        <w:rPr>
-          <w:rFonts w:ascii="宋体" w:eastAsia="宋体" w:hAnsi="宋体" w:hint="eastAsia"/>
-        </w:rPr>
-        <w:t>→c，</w:t>
-      </w:r>
-      <w:proofErr w:type="spellStart"/>
-      <w:r>
-        <w:rPr>
-          <w:rFonts w:ascii="宋体" w:eastAsia="宋体" w:hAnsi="宋体" w:hint="eastAsia"/>
-        </w:rPr>
-        <w:t>ui</w:t>
-      </w:r>
-      <w:proofErr w:type="spellEnd"/>
-      <w:r>
-        <w:rPr>
-          <w:rFonts w:ascii="宋体" w:eastAsia="宋体" w:hAnsi="宋体" w:hint="eastAsia"/>
-        </w:rPr>
-        <w:t>→v，</w:t>
-      </w:r>
-      <w:proofErr w:type="spellStart"/>
-      <w:r>
-        <w:rPr>
-          <w:rFonts w:ascii="宋体" w:eastAsia="宋体" w:hAnsi="宋体" w:hint="eastAsia"/>
-        </w:rPr>
-        <w:t>ou</w:t>
-      </w:r>
-      <w:proofErr w:type="spellEnd"/>
-      <w:r>
-        <w:rPr>
-          <w:rFonts w:ascii="宋体" w:eastAsia="宋体" w:hAnsi="宋体" w:hint="eastAsia"/>
-        </w:rPr>
-        <w:t>→b，in→n，</w:t>
-      </w:r>
-      <w:proofErr w:type="spellStart"/>
-      <w:r>
-        <w:rPr>
-          <w:rFonts w:ascii="宋体" w:eastAsia="宋体" w:hAnsi="宋体" w:hint="eastAsia"/>
-        </w:rPr>
-        <w:t>ian</w:t>
-      </w:r>
-      <w:proofErr w:type="spellEnd"/>
-      <w:r>
-        <w:rPr>
-          <w:rFonts w:ascii="宋体" w:eastAsia="宋体" w:hAnsi="宋体" w:hint="eastAsia"/>
-        </w:rPr>
-        <w:t>→m，</w:t>
-      </w:r>
-      <w:proofErr w:type="spellStart"/>
-      <w:r>
-        <w:rPr>
-          <w:rFonts w:ascii="宋体" w:eastAsia="宋体" w:hAnsi="宋体" w:hint="eastAsia"/>
-        </w:rPr>
-        <w:t>ing</w:t>
-      </w:r>
-      <w:proofErr w:type="spellEnd"/>
-      <w:r>
-        <w:rPr>
-          <w:rFonts w:ascii="宋体" w:eastAsia="宋体" w:hAnsi="宋体" w:hint="eastAsia"/>
-        </w:rPr>
-        <w:t>→；</w:t>
+        <w:t xml:space="preserve">    a，e，i，o，u同全拼。</w:t>
+      </w:r>
+    </w:p>
+    <w:p>
+      <w:pPr>
+        <w:rPr>
+          <w:rFonts w:ascii="宋体" w:eastAsia="宋体" w:hAnsi="宋体" w:hint="eastAsia"/>
+        </w:rPr>
+      </w:pPr>
+      <w:r>
+        <w:rPr>
+          <w:rFonts w:ascii="宋体" w:eastAsia="宋体" w:hAnsi="宋体" w:hint="eastAsia"/>
+        </w:rPr>
+        <w:t xml:space="preserve">    iu→q，ua/ia→w，uan/ü(v)an/er→r，ü(v)e→t，uai/ü(v)→y（声母jqxy的，ü(v)→u），uo→o，un/ü(v)n→p，ong/iong→s，uang/iang→d，en→f，eng→g，ang→h，an→j，ao→k，ai→l，ei→z，ie→x，iao→c，ui→v，ou→b，in→n，ian→m，ing→；</w:t>
       </w:r>
     </w:p>
     <w:p>
@@ -5440,25 +4769,7 @@
           <w:i/>
           <w:iCs/>
         </w:rPr>
-        <w:t>以下</w:t>
-      </w:r>
-      <w:proofErr w:type="gramStart"/>
-      <w:r>
-        <w:rPr>
-          <w:rFonts w:ascii="宋体" w:eastAsia="宋体" w:hAnsi="宋体" w:hint="eastAsia"/>
-          <w:i/>
-          <w:iCs/>
-        </w:rPr>
-        <w:t>是搜狗双拼</w:t>
-      </w:r>
-      <w:proofErr w:type="gramEnd"/>
-      <w:r>
-        <w:rPr>
-          <w:rFonts w:ascii="宋体" w:eastAsia="宋体" w:hAnsi="宋体" w:hint="eastAsia"/>
-          <w:i/>
-          <w:iCs/>
-        </w:rPr>
-        <w:t>对照表</w:t>
+        <w:t>以下是搜狗双拼对照表</w:t>
       </w:r>
     </w:p>
     <w:p>
@@ -5478,7 +4789,7 @@
           <w14:ligatures w14:val="none"/>
         </w:rPr>
         <w:drawing>
-          <wp:inline distT="0" distB="0" distL="0" distR="0" wp14:anchorId="021093D3" wp14:editId="7D58E68C">
+          <wp:inline distT="0" distB="0" distL="0" distR="0" wp14:anchorId="021093D3" wp14:editId="0DF7C86B">
             <wp:extent cx="3864293" cy="1155659"/>
             <wp:effectExtent l="0" t="0" r="3175" b="6985"/>
             <wp:docPr id="876378149" name="图片 2"/>
@@ -5611,39 +4922,107 @@
           <w:sz w:val="32"/>
           <w:szCs w:val="32"/>
         </w:rPr>
-        <w:t>三、</w:t>
-      </w:r>
-      <w:proofErr w:type="gramStart"/>
-      <w:r>
-        <w:rPr>
-          <w:rFonts w:ascii="宋体" w:eastAsia="宋体" w:hAnsi="宋体" w:hint="eastAsia"/>
+        <w:t>三、主</w:t>
+      </w:r>
+      <w:r>
+        <w:rPr>
+          <w:rFonts w:ascii="宋体" w:eastAsia="宋体" w:hAnsi="宋体"/>
           <w:b/>
           <w:bCs/>
           <w:sz w:val="32"/>
           <w:szCs w:val="32"/>
         </w:rPr>
+        <w:t>码编码规则</w:t>
+      </w:r>
+    </w:p>
+    <w:p>
+      <w:pPr>
+        <w:ind w:firstLineChars="200" w:firstLine="420"/>
+        <w:rPr>
+          <w:rFonts w:ascii="宋体" w:eastAsia="宋体" w:hAnsi="宋体" w:hint="eastAsia"/>
+          <w:szCs w:val="21"/>
+        </w:rPr>
+      </w:pPr>
+      <w:r>
+        <w:rPr>
+          <w:rFonts w:ascii="宋体" w:eastAsia="宋体" w:hAnsi="宋体" w:hint="eastAsia"/>
+          <w:szCs w:val="21"/>
+        </w:rPr>
         <w:t>主</w:t>
       </w:r>
       <w:r>
         <w:rPr>
           <w:rFonts w:ascii="宋体" w:eastAsia="宋体" w:hAnsi="宋体"/>
-          <w:b/>
-          <w:bCs/>
-          <w:sz w:val="32"/>
-          <w:szCs w:val="32"/>
-        </w:rPr>
-        <w:t>码编码</w:t>
-      </w:r>
-      <w:proofErr w:type="gramEnd"/>
-      <w:r>
-        <w:rPr>
-          <w:rFonts w:ascii="宋体" w:eastAsia="宋体" w:hAnsi="宋体"/>
-          <w:b/>
-          <w:bCs/>
-          <w:sz w:val="32"/>
-          <w:szCs w:val="32"/>
-        </w:rPr>
-        <w:t>规则</w:t>
+          <w:szCs w:val="21"/>
+        </w:rPr>
+        <w:t>码是编码中的第四位，用于区分同音字。它根据汉字的字形结构，将汉字分为</w:t>
+      </w:r>
+      <w:r>
+        <w:rPr>
+          <w:rFonts w:ascii="宋体" w:eastAsia="宋体" w:hAnsi="宋体"/>
+          <w:b/>
+          <w:bCs/>
+          <w:szCs w:val="21"/>
+        </w:rPr>
+        <w:t>独体字</w:t>
+      </w:r>
+      <w:r>
+        <w:rPr>
+          <w:rFonts w:ascii="宋体" w:eastAsia="宋体" w:hAnsi="宋体"/>
+          <w:szCs w:val="21"/>
+        </w:rPr>
+        <w:t>和</w:t>
+      </w:r>
+      <w:r>
+        <w:rPr>
+          <w:rFonts w:ascii="宋体" w:eastAsia="宋体" w:hAnsi="宋体"/>
+          <w:b/>
+          <w:bCs/>
+          <w:szCs w:val="21"/>
+        </w:rPr>
+        <w:t>合体字</w:t>
+      </w:r>
+      <w:r>
+        <w:rPr>
+          <w:rFonts w:ascii="宋体" w:eastAsia="宋体" w:hAnsi="宋体"/>
+          <w:szCs w:val="21"/>
+        </w:rPr>
+        <w:t>两大类，并赋予不同的编码规则</w:t>
+      </w:r>
+      <w:r>
+        <w:rPr>
+          <w:rFonts w:ascii="宋体" w:eastAsia="宋体" w:hAnsi="宋体" w:hint="eastAsia"/>
+          <w:szCs w:val="21"/>
+        </w:rPr>
+        <w:t>。因此，主码又称“形部码”。</w:t>
+      </w:r>
+    </w:p>
+    <w:p>
+      <w:pPr>
+        <w:rPr>
+          <w:rFonts w:ascii="宋体" w:eastAsia="宋体" w:hAnsi="宋体" w:hint="eastAsia"/>
+          <w:b/>
+          <w:bCs/>
+          <w:szCs w:val="21"/>
+        </w:rPr>
+      </w:pPr>
+      <w:r>
+        <w:rPr>
+          <w:rFonts w:ascii="宋体" w:eastAsia="宋体" w:hAnsi="宋体" w:hint="eastAsia"/>
+          <w:b/>
+          <w:bCs/>
+          <w:szCs w:val="21"/>
+        </w:rPr>
+        <w:t>1.</w:t>
+      </w:r>
+      <w:r>
+        <w:rPr>
+          <w:rFonts w:ascii="宋体" w:eastAsia="宋体" w:hAnsi="宋体"/>
+          <w:b/>
+          <w:bCs/>
+          <w:szCs w:val="21"/>
+        </w:rPr>
+        <w:t xml:space="preserve"> 合体字判定标准</w:t>
       </w:r>
     </w:p>
     <w:p>
@@ -5654,121 +5033,6 @@
           <w:szCs w:val="21"/>
         </w:rPr>
       </w:pPr>
-      <w:proofErr w:type="gramStart"/>
-      <w:r>
-        <w:rPr>
-          <w:rFonts w:ascii="宋体" w:eastAsia="宋体" w:hAnsi="宋体" w:hint="eastAsia"/>
-          <w:szCs w:val="21"/>
-        </w:rPr>
-        <w:t>主</w:t>
-      </w:r>
-      <w:r>
-        <w:rPr>
-          <w:rFonts w:ascii="宋体" w:eastAsia="宋体" w:hAnsi="宋体"/>
-          <w:szCs w:val="21"/>
-        </w:rPr>
-        <w:t>码是</w:t>
-      </w:r>
-      <w:proofErr w:type="gramEnd"/>
-      <w:r>
-        <w:rPr>
-          <w:rFonts w:ascii="宋体" w:eastAsia="宋体" w:hAnsi="宋体"/>
-          <w:szCs w:val="21"/>
-        </w:rPr>
-        <w:t>编码中的第四位，用于区分同音字。它根据汉字的字形结构，将汉字分为</w:t>
-      </w:r>
-      <w:r>
-        <w:rPr>
-          <w:rFonts w:ascii="宋体" w:eastAsia="宋体" w:hAnsi="宋体"/>
-          <w:b/>
-          <w:bCs/>
-          <w:szCs w:val="21"/>
-        </w:rPr>
-        <w:t>独体字</w:t>
-      </w:r>
-      <w:r>
-        <w:rPr>
-          <w:rFonts w:ascii="宋体" w:eastAsia="宋体" w:hAnsi="宋体"/>
-          <w:szCs w:val="21"/>
-        </w:rPr>
-        <w:t>和</w:t>
-      </w:r>
-      <w:r>
-        <w:rPr>
-          <w:rFonts w:ascii="宋体" w:eastAsia="宋体" w:hAnsi="宋体"/>
-          <w:b/>
-          <w:bCs/>
-          <w:szCs w:val="21"/>
-        </w:rPr>
-        <w:t>合体字</w:t>
-      </w:r>
-      <w:r>
-        <w:rPr>
-          <w:rFonts w:ascii="宋体" w:eastAsia="宋体" w:hAnsi="宋体"/>
-          <w:szCs w:val="21"/>
-        </w:rPr>
-        <w:t>两大类，并赋予不同的编码规则</w:t>
-      </w:r>
-      <w:r>
-        <w:rPr>
-          <w:rFonts w:ascii="宋体" w:eastAsia="宋体" w:hAnsi="宋体" w:hint="eastAsia"/>
-          <w:szCs w:val="21"/>
-        </w:rPr>
-        <w:t>。因此，</w:t>
-      </w:r>
-      <w:proofErr w:type="gramStart"/>
-      <w:r>
-        <w:rPr>
-          <w:rFonts w:ascii="宋体" w:eastAsia="宋体" w:hAnsi="宋体" w:hint="eastAsia"/>
-          <w:szCs w:val="21"/>
-        </w:rPr>
-        <w:t>主码又</w:t>
-      </w:r>
-      <w:proofErr w:type="gramEnd"/>
-      <w:r>
-        <w:rPr>
-          <w:rFonts w:ascii="宋体" w:eastAsia="宋体" w:hAnsi="宋体" w:hint="eastAsia"/>
-          <w:szCs w:val="21"/>
-        </w:rPr>
-        <w:t>称“形部码”。</w:t>
-      </w:r>
-    </w:p>
-    <w:p>
-      <w:pPr>
-        <w:rPr>
-          <w:rFonts w:ascii="宋体" w:eastAsia="宋体" w:hAnsi="宋体" w:hint="eastAsia"/>
-          <w:b/>
-          <w:bCs/>
-          <w:szCs w:val="21"/>
-        </w:rPr>
-      </w:pPr>
-      <w:r>
-        <w:rPr>
-          <w:rFonts w:ascii="宋体" w:eastAsia="宋体" w:hAnsi="宋体" w:hint="eastAsia"/>
-          <w:b/>
-          <w:bCs/>
-          <w:szCs w:val="21"/>
-        </w:rPr>
-        <w:t>1.</w:t>
-      </w:r>
-      <w:r>
-        <w:rPr>
-          <w:rFonts w:ascii="宋体" w:eastAsia="宋体" w:hAnsi="宋体"/>
-          <w:b/>
-          <w:bCs/>
-          <w:szCs w:val="21"/>
-        </w:rPr>
-        <w:t xml:space="preserve"> 合体字判定标准</w:t>
-      </w:r>
-    </w:p>
-    <w:p>
-      <w:pPr>
-        <w:ind w:firstLineChars="200" w:firstLine="420"/>
-        <w:rPr>
-          <w:rFonts w:ascii="宋体" w:eastAsia="宋体" w:hAnsi="宋体" w:hint="eastAsia"/>
-          <w:szCs w:val="21"/>
-        </w:rPr>
-      </w:pPr>
       <w:r>
         <w:rPr>
           <w:rFonts w:ascii="宋体" w:eastAsia="宋体" w:hAnsi="宋体"/>
@@ -5815,23 +5079,7 @@
           <w:rFonts w:ascii="宋体" w:eastAsia="宋体" w:hAnsi="宋体"/>
           <w:szCs w:val="21"/>
         </w:rPr>
-        <w:t>的字，视为合体字；否则为独体字。"拆"要求独立明显，不交错、</w:t>
-      </w:r>
-      <w:proofErr w:type="gramStart"/>
-      <w:r>
-        <w:rPr>
-          <w:rFonts w:ascii="宋体" w:eastAsia="宋体" w:hAnsi="宋体"/>
-          <w:szCs w:val="21"/>
-        </w:rPr>
-        <w:t>不</w:t>
-      </w:r>
-      <w:proofErr w:type="gramEnd"/>
-      <w:r>
-        <w:rPr>
-          <w:rFonts w:ascii="宋体" w:eastAsia="宋体" w:hAnsi="宋体"/>
-          <w:szCs w:val="21"/>
-        </w:rPr>
-        <w:t>穿插、不粘连。取完部首后，剩下的部件应尽量成字，避免拆分出无意义的部件。</w:t>
+        <w:t>的字，视为合体字；否则为独体字。"拆"要求独立明显，不交错、不穿插、不粘连。取完部首后，剩下的部件应尽量成字，避免拆分出无意义的部件。</w:t>
       </w:r>
     </w:p>
     <w:p>
@@ -6053,7 +5301,6 @@
                 <w:szCs w:val="21"/>
               </w:rPr>
             </w:pPr>
-            <w:proofErr w:type="gramStart"/>
             <w:r>
               <w:rPr>
                 <w:rFonts w:ascii="宋体" w:eastAsia="宋体" w:hAnsi="宋体" w:hint="eastAsia"/>
@@ -6068,7 +5315,6 @@
               </w:rPr>
               <w:t>码</w:t>
             </w:r>
-            <w:proofErr w:type="gramEnd"/>
           </w:p>
         </w:tc>
         <w:tc>
@@ -6321,7 +5567,6 @@
               </w:rPr>
               <w:t>横、撇、</w:t>
             </w:r>
-            <w:proofErr w:type="gramStart"/>
             <w:r>
               <w:rPr>
                 <w:rFonts w:ascii="宋体" w:eastAsia="宋体" w:hAnsi="宋体" w:hint="eastAsia"/>
@@ -6334,15 +5579,7 @@
                 <w:rFonts w:ascii="宋体" w:eastAsia="宋体" w:hAnsi="宋体"/>
                 <w:szCs w:val="21"/>
               </w:rPr>
-              <w:t>构成</w:t>
-            </w:r>
-            <w:proofErr w:type="gramEnd"/>
-            <w:r>
-              <w:rPr>
-                <w:rFonts w:ascii="宋体" w:eastAsia="宋体" w:hAnsi="宋体"/>
-                <w:szCs w:val="21"/>
-              </w:rPr>
-              <w:t>汉字主要框架</w:t>
+              <w:t>构成汉字主要框架</w:t>
             </w:r>
           </w:p>
         </w:tc>
@@ -6364,28 +5601,12 @@
                 <w:szCs w:val="21"/>
               </w:rPr>
             </w:pPr>
-            <w:proofErr w:type="gramStart"/>
-            <w:r>
-              <w:rPr>
-                <w:rFonts w:ascii="宋体" w:eastAsia="宋体" w:hAnsi="宋体" w:hint="eastAsia"/>
-              </w:rPr>
-              <w:t>矢</w:t>
-            </w:r>
-            <w:proofErr w:type="gramEnd"/>
-            <w:r>
-              <w:rPr>
-                <w:rFonts w:ascii="宋体" w:eastAsia="宋体" w:hAnsi="宋体" w:hint="eastAsia"/>
-              </w:rPr>
-              <w:t>水</w:t>
-            </w:r>
-            <w:proofErr w:type="gramStart"/>
-            <w:r>
-              <w:rPr>
-                <w:rFonts w:ascii="宋体" w:eastAsia="宋体" w:hAnsi="宋体" w:hint="eastAsia"/>
-              </w:rPr>
-              <w:t>米乘求</w:t>
-            </w:r>
-            <w:proofErr w:type="gramEnd"/>
+            <w:r>
+              <w:rPr>
+                <w:rFonts w:ascii="宋体" w:eastAsia="宋体" w:hAnsi="宋体" w:hint="eastAsia"/>
+              </w:rPr>
+              <w:t>矢水米乘求</w:t>
+            </w:r>
           </w:p>
         </w:tc>
       </w:tr>
@@ -6408,7 +5629,6 @@
                 <w:szCs w:val="21"/>
               </w:rPr>
             </w:pPr>
-            <w:proofErr w:type="gramStart"/>
             <w:r>
               <w:rPr>
                 <w:rFonts w:ascii="宋体" w:eastAsia="宋体" w:hAnsi="宋体"/>
@@ -6416,7 +5636,6 @@
               </w:rPr>
               <w:t>闭形</w:t>
             </w:r>
-            <w:proofErr w:type="gramEnd"/>
           </w:p>
         </w:tc>
         <w:tc>
@@ -6495,35 +5714,7 @@
               <w:rPr>
                 <w:rFonts w:ascii="宋体" w:eastAsia="宋体" w:hAnsi="宋体" w:hint="eastAsia"/>
               </w:rPr>
-              <w:t>自</w:t>
-            </w:r>
-            <w:proofErr w:type="gramStart"/>
-            <w:r>
-              <w:rPr>
-                <w:rFonts w:ascii="宋体" w:eastAsia="宋体" w:hAnsi="宋体" w:hint="eastAsia"/>
-              </w:rPr>
-              <w:t>酉</w:t>
-            </w:r>
-            <w:proofErr w:type="gramEnd"/>
-            <w:r>
-              <w:rPr>
-                <w:rFonts w:ascii="宋体" w:eastAsia="宋体" w:hAnsi="宋体" w:hint="eastAsia"/>
-              </w:rPr>
-              <w:t>曲</w:t>
-            </w:r>
-            <w:proofErr w:type="gramStart"/>
-            <w:r>
-              <w:rPr>
-                <w:rFonts w:ascii="宋体" w:eastAsia="宋体" w:hAnsi="宋体" w:hint="eastAsia"/>
-              </w:rPr>
-              <w:t>凸</w:t>
-            </w:r>
-            <w:proofErr w:type="gramEnd"/>
-            <w:r>
-              <w:rPr>
-                <w:rFonts w:ascii="宋体" w:eastAsia="宋体" w:hAnsi="宋体" w:hint="eastAsia"/>
-              </w:rPr>
-              <w:t>甘</w:t>
+              <w:t>自酉曲凸甘</w:t>
             </w:r>
           </w:p>
         </w:tc>
@@ -6547,7 +5738,6 @@
                 <w:szCs w:val="21"/>
               </w:rPr>
             </w:pPr>
-            <w:proofErr w:type="gramStart"/>
             <w:r>
               <w:rPr>
                 <w:rFonts w:ascii="宋体" w:eastAsia="宋体" w:hAnsi="宋体" w:hint="eastAsia"/>
@@ -6562,7 +5752,6 @@
               </w:rPr>
               <w:t>形</w:t>
             </w:r>
-            <w:proofErr w:type="gramEnd"/>
           </w:p>
         </w:tc>
         <w:tc>
@@ -6641,21 +5830,7 @@
               <w:rPr>
                 <w:rFonts w:ascii="宋体" w:eastAsia="宋体" w:hAnsi="宋体" w:hint="eastAsia"/>
               </w:rPr>
-              <w:t>中且臣</w:t>
-            </w:r>
-            <w:proofErr w:type="gramStart"/>
-            <w:r>
-              <w:rPr>
-                <w:rFonts w:ascii="宋体" w:eastAsia="宋体" w:hAnsi="宋体" w:hint="eastAsia"/>
-              </w:rPr>
-              <w:t>丞</w:t>
-            </w:r>
-            <w:proofErr w:type="gramEnd"/>
-            <w:r>
-              <w:rPr>
-                <w:rFonts w:ascii="宋体" w:eastAsia="宋体" w:hAnsi="宋体" w:hint="eastAsia"/>
-              </w:rPr>
-              <w:t>丽</w:t>
+              <w:t>中且臣丞丽</w:t>
             </w:r>
           </w:p>
         </w:tc>
@@ -6767,16 +5942,8 @@
               <w:rPr>
                 <w:rFonts w:ascii="宋体" w:eastAsia="宋体" w:hAnsi="宋体" w:hint="eastAsia"/>
               </w:rPr>
-              <w:t>生主</w:t>
-            </w:r>
-            <w:proofErr w:type="gramStart"/>
-            <w:r>
-              <w:rPr>
-                <w:rFonts w:ascii="宋体" w:eastAsia="宋体" w:hAnsi="宋体" w:hint="eastAsia"/>
-              </w:rPr>
-              <w:t>已幺毛</w:t>
-            </w:r>
-            <w:proofErr w:type="gramEnd"/>
+              <w:t>生主已幺毛</w:t>
+            </w:r>
           </w:p>
         </w:tc>
       </w:tr>
@@ -6884,16 +6051,8 @@
               <w:rPr>
                 <w:rFonts w:ascii="宋体" w:eastAsia="宋体" w:hAnsi="宋体" w:hint="eastAsia"/>
               </w:rPr>
-              <w:t>人</w:t>
-            </w:r>
-            <w:proofErr w:type="gramStart"/>
-            <w:r>
-              <w:rPr>
-                <w:rFonts w:ascii="宋体" w:eastAsia="宋体" w:hAnsi="宋体" w:hint="eastAsia"/>
-              </w:rPr>
-              <w:t>之而瓜也</w:t>
-            </w:r>
-            <w:proofErr w:type="gramEnd"/>
+              <w:t>人之而瓜也</w:t>
+            </w:r>
           </w:p>
         </w:tc>
       </w:tr>
@@ -6916,7 +6075,6 @@
                 <w:szCs w:val="21"/>
               </w:rPr>
             </w:pPr>
-            <w:proofErr w:type="gramStart"/>
             <w:r>
               <w:rPr>
                 <w:rFonts w:ascii="宋体" w:eastAsia="宋体" w:hAnsi="宋体"/>
@@ -6924,7 +6082,6 @@
               </w:rPr>
               <w:t>错形</w:t>
             </w:r>
-            <w:proofErr w:type="gramEnd"/>
           </w:p>
         </w:tc>
         <w:tc>
@@ -6999,7 +6156,6 @@
                 <w:szCs w:val="21"/>
               </w:rPr>
             </w:pPr>
-            <w:proofErr w:type="gramStart"/>
             <w:r>
               <w:rPr>
                 <w:rFonts w:ascii="宋体" w:eastAsia="宋体" w:hAnsi="宋体" w:hint="eastAsia"/>
@@ -7024,14 +6180,7 @@
               <w:rPr>
                 <w:rFonts w:ascii="宋体" w:eastAsia="宋体" w:hAnsi="宋体" w:hint="eastAsia"/>
               </w:rPr>
-              <w:t>不</w:t>
-            </w:r>
-            <w:proofErr w:type="gramEnd"/>
-            <w:r>
-              <w:rPr>
-                <w:rFonts w:ascii="宋体" w:eastAsia="宋体" w:hAnsi="宋体" w:hint="eastAsia"/>
-              </w:rPr>
-              <w:t>壬</w:t>
+              <w:t>不壬</w:t>
             </w:r>
           </w:p>
         </w:tc>
@@ -7055,7 +6204,6 @@
                 <w:szCs w:val="21"/>
               </w:rPr>
             </w:pPr>
-            <w:proofErr w:type="gramStart"/>
             <w:r>
               <w:rPr>
                 <w:rFonts w:ascii="宋体" w:eastAsia="宋体" w:hAnsi="宋体"/>
@@ -7063,7 +6211,6 @@
               </w:rPr>
               <w:t>偏形</w:t>
             </w:r>
-            <w:proofErr w:type="gramEnd"/>
           </w:p>
         </w:tc>
         <w:tc>
@@ -7142,21 +6289,7 @@
               <w:rPr>
                 <w:rFonts w:ascii="宋体" w:eastAsia="宋体" w:hAnsi="宋体" w:hint="eastAsia"/>
               </w:rPr>
-              <w:t>产</w:t>
-            </w:r>
-            <w:proofErr w:type="gramStart"/>
-            <w:r>
-              <w:rPr>
-                <w:rFonts w:ascii="宋体" w:eastAsia="宋体" w:hAnsi="宋体" w:hint="eastAsia"/>
-              </w:rPr>
-              <w:t>勿今母</w:t>
-            </w:r>
-            <w:proofErr w:type="gramEnd"/>
-            <w:r>
-              <w:rPr>
-                <w:rFonts w:ascii="宋体" w:eastAsia="宋体" w:hAnsi="宋体" w:hint="eastAsia"/>
-              </w:rPr>
-              <w:t>耳</w:t>
+              <w:t>产勿今母耳</w:t>
             </w:r>
           </w:p>
         </w:tc>
@@ -7239,23 +6372,7 @@
                 <w:rFonts w:ascii="宋体" w:eastAsia="宋体" w:hAnsi="宋体"/>
                 <w:szCs w:val="21"/>
               </w:rPr>
-              <w:t>结构复杂，包含多个符合上述形状的结构；或隶变后无法</w:t>
-            </w:r>
-            <w:proofErr w:type="gramStart"/>
-            <w:r>
-              <w:rPr>
-                <w:rFonts w:ascii="宋体" w:eastAsia="宋体" w:hAnsi="宋体"/>
-                <w:szCs w:val="21"/>
-              </w:rPr>
-              <w:t>辨认拆形而</w:t>
-            </w:r>
-            <w:proofErr w:type="gramEnd"/>
-            <w:r>
-              <w:rPr>
-                <w:rFonts w:ascii="宋体" w:eastAsia="宋体" w:hAnsi="宋体"/>
-                <w:szCs w:val="21"/>
-              </w:rPr>
-              <w:t>导致的独体字</w:t>
+              <w:t>结构复杂，包含多个符合上述形状的结构；或隶变后无法辨认拆形而导致的独体字</w:t>
             </w:r>
           </w:p>
         </w:tc>
@@ -7281,21 +6398,7 @@
               <w:rPr>
                 <w:rFonts w:ascii="宋体" w:eastAsia="宋体" w:hAnsi="宋体" w:hint="eastAsia"/>
               </w:rPr>
-              <w:t>南先</w:t>
-            </w:r>
-            <w:proofErr w:type="gramStart"/>
-            <w:r>
-              <w:rPr>
-                <w:rFonts w:ascii="宋体" w:eastAsia="宋体" w:hAnsi="宋体" w:hint="eastAsia"/>
-              </w:rPr>
-              <w:t>弗巳</w:t>
-            </w:r>
-            <w:proofErr w:type="gramEnd"/>
-            <w:r>
-              <w:rPr>
-                <w:rFonts w:ascii="宋体" w:eastAsia="宋体" w:hAnsi="宋体" w:hint="eastAsia"/>
-              </w:rPr>
-              <w:t>重</w:t>
+              <w:t>南先弗巳重</w:t>
             </w:r>
           </w:p>
         </w:tc>
@@ -7409,7 +6512,6 @@
               </w:rPr>
               <w:t>乙</w:t>
             </w:r>
-            <w:proofErr w:type="gramStart"/>
             <w:r>
               <w:rPr>
                 <w:rFonts w:ascii="宋体" w:eastAsia="宋体" w:hAnsi="宋体"/>
@@ -7418,7 +6520,6 @@
               </w:rPr>
               <w:t>乂</w:t>
             </w:r>
-            <w:proofErr w:type="gramEnd"/>
           </w:p>
         </w:tc>
       </w:tr>
@@ -7478,7 +6579,6 @@
           <w:szCs w:val="21"/>
         </w:rPr>
       </w:pPr>
-      <w:proofErr w:type="gramStart"/>
       <w:r>
         <w:rPr>
           <w:rFonts w:ascii="宋体" w:eastAsia="宋体" w:hAnsi="宋体" w:hint="eastAsia"/>
@@ -7491,15 +6591,7 @@
           <w:rFonts w:ascii="宋体" w:eastAsia="宋体" w:hAnsi="宋体"/>
           <w:szCs w:val="21"/>
         </w:rPr>
-        <w:t>码为</w:t>
-      </w:r>
-      <w:proofErr w:type="gramEnd"/>
-      <w:r>
-        <w:rPr>
-          <w:rFonts w:ascii="宋体" w:eastAsia="宋体" w:hAnsi="宋体"/>
-          <w:szCs w:val="21"/>
-        </w:rPr>
-        <w:t>数字0-9，分别对应上述类别。</w:t>
+        <w:t>码为数字0-9，分别对应上述类别。</w:t>
       </w:r>
       <w:r>
         <w:rPr>
@@ -7522,23 +6614,7 @@
           <w:rFonts w:ascii="宋体" w:eastAsia="宋体" w:hAnsi="宋体"/>
           <w:szCs w:val="21"/>
         </w:rPr>
-        <w:t>独体</w:t>
-      </w:r>
-      <w:proofErr w:type="gramStart"/>
-      <w:r>
-        <w:rPr>
-          <w:rFonts w:ascii="宋体" w:eastAsia="宋体" w:hAnsi="宋体"/>
-          <w:szCs w:val="21"/>
-        </w:rPr>
-        <w:t>字现代</w:t>
-      </w:r>
-      <w:proofErr w:type="gramEnd"/>
-      <w:r>
-        <w:rPr>
-          <w:rFonts w:ascii="宋体" w:eastAsia="宋体" w:hAnsi="宋体"/>
-          <w:szCs w:val="21"/>
-        </w:rPr>
-        <w:t>字形必须像独体字——这是判断复形独体字的重要标准。</w:t>
+        <w:t>独体字现代字形必须像独体字——这是判断复形独体字的重要标准。</w:t>
       </w:r>
     </w:p>
     <w:p>
@@ -7573,15 +6649,7 @@
           <w:rFonts w:ascii="宋体" w:eastAsia="宋体" w:hAnsi="宋体"/>
           <w:szCs w:val="21"/>
         </w:rPr>
-        <w:t>合体字</w:t>
-      </w:r>
-      <w:proofErr w:type="gramStart"/>
-      <w:r>
-        <w:rPr>
-          <w:rFonts w:ascii="宋体" w:eastAsia="宋体" w:hAnsi="宋体"/>
-          <w:szCs w:val="21"/>
-        </w:rPr>
-        <w:t>的</w:t>
+        <w:t>合体字的</w:t>
       </w:r>
       <w:r>
         <w:rPr>
@@ -7595,15 +6663,7 @@
           <w:rFonts w:ascii="宋体" w:eastAsia="宋体" w:hAnsi="宋体"/>
           <w:szCs w:val="21"/>
         </w:rPr>
-        <w:t>码为</w:t>
-      </w:r>
-      <w:proofErr w:type="gramEnd"/>
-      <w:r>
-        <w:rPr>
-          <w:rFonts w:ascii="宋体" w:eastAsia="宋体" w:hAnsi="宋体"/>
-          <w:szCs w:val="21"/>
-        </w:rPr>
-        <w:t>其</w:t>
+        <w:t>码为其</w:t>
       </w:r>
       <w:r>
         <w:rPr>
@@ -8074,65 +7134,50 @@
         <w:rPr>
           <w:rFonts w:ascii="宋体" w:eastAsia="宋体" w:hAnsi="宋体" w:hint="eastAsia"/>
         </w:rPr>
+        <w:t>：丶一丨丿乙</w:t>
+      </w:r>
+      <w:r>
+        <w:rPr>
+          <w:rFonts w:ascii="宋体" w:eastAsia="宋体" w:hAnsi="宋体" w:cs="宋体" w:hint="eastAsia"/>
+        </w:rPr>
+        <w:t>乛</w:t>
+      </w:r>
+      <w:r>
+        <w:rPr>
+          <w:rFonts w:ascii="SimSun-ExtB" w:eastAsia="SimSun-ExtB" w:hAnsi="SimSun-ExtB" w:cs="SimSun-ExtB" w:hint="eastAsia"/>
+        </w:rPr>
+        <w:t>𠃌</w:t>
+      </w:r>
+      <w:r>
+        <w:rPr>
+          <w:rFonts w:ascii="宋体" w:eastAsia="宋体" w:hAnsi="宋体" w:cs="宋体" w:hint="eastAsia"/>
+        </w:rPr>
+        <w:t>乚</w:t>
+      </w:r>
+      <w:r>
+        <w:rPr>
+          <w:rFonts w:ascii="SimSun-ExtB" w:eastAsia="SimSun-ExtB" w:hAnsi="SimSun-ExtB" w:cs="SimSun-ExtB" w:hint="eastAsia"/>
+        </w:rPr>
+        <w:t>𡿨</w:t>
+      </w:r>
+      <w:r>
+        <w:rPr>
+          <w:rFonts w:ascii="宋体" w:eastAsia="宋体" w:hAnsi="宋体" w:hint="eastAsia"/>
+        </w:rPr>
+        <w:t xml:space="preserve">       </w:t>
+      </w:r>
+      <w:r>
+        <w:rPr>
+          <w:rFonts w:ascii="宋体" w:eastAsia="宋体" w:hAnsi="宋体"/>
+        </w:rPr>
+        <w:t>b</w:t>
+      </w:r>
+      <w:r>
+        <w:rPr>
+          <w:rFonts w:ascii="宋体" w:eastAsia="宋体" w:hAnsi="宋体" w:hint="eastAsia"/>
+        </w:rPr>
         <w:t>：</w:t>
       </w:r>
-      <w:proofErr w:type="gramStart"/>
-      <w:r>
-        <w:rPr>
-          <w:rFonts w:ascii="宋体" w:eastAsia="宋体" w:hAnsi="宋体" w:hint="eastAsia"/>
-        </w:rPr>
-        <w:t>丶一丨丿</w:t>
-      </w:r>
-      <w:proofErr w:type="gramEnd"/>
-      <w:r>
-        <w:rPr>
-          <w:rFonts w:ascii="宋体" w:eastAsia="宋体" w:hAnsi="宋体" w:hint="eastAsia"/>
-        </w:rPr>
-        <w:t>乙</w:t>
-      </w:r>
-      <w:r>
-        <w:rPr>
-          <w:rFonts w:ascii="宋体" w:eastAsia="宋体" w:hAnsi="宋体" w:cs="宋体" w:hint="eastAsia"/>
-        </w:rPr>
-        <w:t>乛</w:t>
-      </w:r>
-      <w:r>
-        <w:rPr>
-          <w:rFonts w:ascii="SimSun-ExtB" w:eastAsia="SimSun-ExtB" w:hAnsi="SimSun-ExtB" w:cs="SimSun-ExtB" w:hint="eastAsia"/>
-        </w:rPr>
-        <w:t>𠃌</w:t>
-      </w:r>
-      <w:r>
-        <w:rPr>
-          <w:rFonts w:ascii="宋体" w:eastAsia="宋体" w:hAnsi="宋体" w:cs="宋体" w:hint="eastAsia"/>
-        </w:rPr>
-        <w:t>乚</w:t>
-      </w:r>
-      <w:r>
-        <w:rPr>
-          <w:rFonts w:ascii="SimSun-ExtB" w:eastAsia="SimSun-ExtB" w:hAnsi="SimSun-ExtB" w:cs="SimSun-ExtB" w:hint="eastAsia"/>
-        </w:rPr>
-        <w:t>𡿨</w:t>
-      </w:r>
-      <w:r>
-        <w:rPr>
-          <w:rFonts w:ascii="宋体" w:eastAsia="宋体" w:hAnsi="宋体" w:hint="eastAsia"/>
-        </w:rPr>
-        <w:t xml:space="preserve">       </w:t>
-      </w:r>
-      <w:r>
-        <w:rPr>
-          <w:rFonts w:ascii="宋体" w:eastAsia="宋体" w:hAnsi="宋体"/>
-        </w:rPr>
-        <w:t>b</w:t>
-      </w:r>
-      <w:r>
-        <w:rPr>
-          <w:rFonts w:ascii="宋体" w:eastAsia="宋体" w:hAnsi="宋体" w:hint="eastAsia"/>
-        </w:rPr>
-        <w:t>：</w:t>
-      </w:r>
-      <w:proofErr w:type="gramStart"/>
       <w:r>
         <w:rPr>
           <w:rFonts w:ascii="宋体" w:eastAsia="宋体" w:hAnsi="宋体" w:hint="eastAsia"/>
@@ -8153,16 +7198,8 @@
         <w:rPr>
           <w:rFonts w:ascii="宋体" w:eastAsia="宋体" w:hAnsi="宋体" w:hint="eastAsia"/>
         </w:rPr>
-        <w:t>冫</w:t>
-      </w:r>
-      <w:proofErr w:type="gramEnd"/>
-      <w:r>
-        <w:rPr>
-          <w:rFonts w:ascii="宋体" w:eastAsia="宋体" w:hAnsi="宋体" w:hint="eastAsia"/>
-        </w:rPr>
-        <w:t>贝</w:t>
-      </w:r>
-      <w:proofErr w:type="gramStart"/>
+        <w:t>冫贝</w:t>
+      </w:r>
       <w:r>
         <w:rPr>
           <w:rFonts w:ascii="宋体" w:eastAsia="宋体" w:hAnsi="宋体" w:hint="eastAsia"/>
@@ -8176,7 +7213,6 @@
         </w:rPr>
         <w:t>白卜八匕</w:t>
       </w:r>
-      <w:proofErr w:type="gramEnd"/>
       <w:r>
         <w:rPr>
           <w:rFonts w:ascii="宋体" w:eastAsia="宋体" w:hAnsi="宋体" w:cs="宋体" w:hint="eastAsia"/>
@@ -8212,14 +7248,12 @@
         </w:rPr>
         <w:t>车</w:t>
       </w:r>
-      <w:proofErr w:type="gramStart"/>
       <w:r>
         <w:rPr>
           <w:rFonts w:ascii="宋体" w:eastAsia="宋体" w:hAnsi="宋体" w:hint="eastAsia"/>
         </w:rPr>
         <w:t>艹</w:t>
       </w:r>
-      <w:proofErr w:type="gramEnd"/>
       <w:r>
         <w:rPr>
           <w:rFonts w:ascii="宋体" w:eastAsia="宋体" w:hAnsi="宋体" w:hint="eastAsia"/>
@@ -8227,19 +7261,8 @@
           <w:bCs/>
           <w:color w:val="EE0000"/>
         </w:rPr>
-        <w:t>厂</w:t>
-      </w:r>
-      <w:proofErr w:type="gramStart"/>
-      <w:r>
-        <w:rPr>
-          <w:rFonts w:ascii="宋体" w:eastAsia="宋体" w:hAnsi="宋体" w:hint="eastAsia"/>
-          <w:b/>
-          <w:bCs/>
-          <w:color w:val="EE0000"/>
-        </w:rPr>
-        <w:t>凵</w:t>
-      </w:r>
-      <w:proofErr w:type="gramEnd"/>
+        <w:t>厂凵</w:t>
+      </w:r>
       <w:r>
         <w:rPr>
           <w:rFonts w:ascii="宋体" w:eastAsia="宋体" w:hAnsi="宋体" w:hint="eastAsia"/>
@@ -8253,19 +7276,11 @@
         </w:rPr>
         <w:t>卄</w:t>
       </w:r>
-      <w:proofErr w:type="gramStart"/>
       <w:r>
         <w:rPr>
           <w:rFonts w:ascii="宋体" w:eastAsia="宋体" w:hAnsi="宋体" w:cs="华文新魏" w:hint="eastAsia"/>
         </w:rPr>
-        <w:t>屮</w:t>
-      </w:r>
-      <w:proofErr w:type="gramEnd"/>
-      <w:r>
-        <w:rPr>
-          <w:rFonts w:ascii="宋体" w:eastAsia="宋体" w:hAnsi="宋体" w:cs="华文新魏" w:hint="eastAsia"/>
-        </w:rPr>
-        <w:t xml:space="preserve">           </w:t>
+        <w:t xml:space="preserve">屮           </w:t>
       </w:r>
       <w:r>
         <w:rPr>
@@ -8277,23 +7292,8 @@
         <w:rPr>
           <w:rFonts w:ascii="宋体" w:eastAsia="宋体" w:hAnsi="宋体" w:hint="eastAsia"/>
         </w:rPr>
-        <w:t>：刀</w:t>
-      </w:r>
-      <w:proofErr w:type="gramStart"/>
-      <w:r>
-        <w:rPr>
-          <w:rFonts w:ascii="宋体" w:eastAsia="宋体" w:hAnsi="宋体" w:hint="eastAsia"/>
-        </w:rPr>
-        <w:t>歹</w:t>
-      </w:r>
-      <w:proofErr w:type="gramEnd"/>
-      <w:r>
-        <w:rPr>
-          <w:rFonts w:ascii="宋体" w:eastAsia="宋体" w:hAnsi="宋体" w:hint="eastAsia"/>
-        </w:rPr>
-        <w:t>大</w:t>
-      </w:r>
-      <w:proofErr w:type="gramStart"/>
+        <w:t>：刀歹大</w:t>
+      </w:r>
       <w:r>
         <w:rPr>
           <w:rFonts w:ascii="宋体" w:eastAsia="宋体" w:hAnsi="宋体" w:hint="eastAsia"/>
@@ -8303,7 +7303,6 @@
         </w:rPr>
         <w:t>亠冖</w:t>
       </w:r>
-      <w:proofErr w:type="gramEnd"/>
       <w:r>
         <w:rPr>
           <w:rFonts w:ascii="宋体" w:eastAsia="宋体" w:hAnsi="宋体" w:cs="宋体" w:hint="eastAsia"/>
@@ -8379,16 +7378,8 @@
         <w:rPr>
           <w:rFonts w:ascii="宋体" w:eastAsia="宋体" w:hAnsi="宋体" w:hint="eastAsia"/>
         </w:rPr>
-        <w:t>：</w:t>
-      </w:r>
-      <w:proofErr w:type="gramStart"/>
-      <w:r>
-        <w:rPr>
-          <w:rFonts w:ascii="宋体" w:eastAsia="宋体" w:hAnsi="宋体" w:hint="eastAsia"/>
-        </w:rPr>
-        <w:t>风方父缶</w:t>
-      </w:r>
-      <w:proofErr w:type="gramEnd"/>
+        <w:t>：风方父缶</w:t>
+      </w:r>
       <w:r>
         <w:rPr>
           <w:rFonts w:ascii="宋体" w:eastAsia="宋体" w:hAnsi="宋体" w:hint="eastAsia"/>
@@ -8422,16 +7413,8 @@
         <w:rPr>
           <w:rFonts w:ascii="宋体" w:eastAsia="宋体" w:hAnsi="宋体" w:hint="eastAsia"/>
         </w:rPr>
-        <w:t>：</w:t>
-      </w:r>
-      <w:proofErr w:type="gramStart"/>
-      <w:r>
-        <w:rPr>
-          <w:rFonts w:ascii="宋体" w:eastAsia="宋体" w:hAnsi="宋体" w:hint="eastAsia"/>
-        </w:rPr>
-        <w:t>工广弓光囗革戈瓜艮谷骨</w:t>
-      </w:r>
-      <w:proofErr w:type="gramEnd"/>
+        <w:t>：工广弓光囗革戈瓜艮谷骨</w:t>
+      </w:r>
       <w:r>
         <w:rPr>
           <w:rFonts w:ascii="宋体" w:eastAsia="宋体" w:hAnsi="宋体" w:hint="eastAsia"/>
@@ -8454,16 +7437,8 @@
         <w:rPr>
           <w:rFonts w:ascii="宋体" w:eastAsia="宋体" w:hAnsi="宋体" w:hint="eastAsia"/>
         </w:rPr>
-        <w:t>：</w:t>
-      </w:r>
-      <w:proofErr w:type="gramStart"/>
-      <w:r>
-        <w:rPr>
-          <w:rFonts w:ascii="宋体" w:eastAsia="宋体" w:hAnsi="宋体" w:hint="eastAsia"/>
-        </w:rPr>
-        <w:t>火户禾</w:t>
-      </w:r>
-      <w:proofErr w:type="gramEnd"/>
+        <w:t>：火户禾</w:t>
+      </w:r>
       <w:r>
         <w:rPr>
           <w:rFonts w:ascii="宋体" w:eastAsia="宋体" w:hAnsi="宋体" w:cs="宋体" w:hint="eastAsia"/>
@@ -8482,97 +7457,65 @@
         </w:rPr>
         <w:t>羊</w:t>
       </w:r>
-      <w:proofErr w:type="gramStart"/>
       <w:r>
         <w:rPr>
           <w:rFonts w:ascii="宋体" w:eastAsia="宋体" w:hAnsi="宋体" w:cs="华文新魏" w:hint="eastAsia"/>
         </w:rPr>
-        <w:t>虍</w:t>
-      </w:r>
-      <w:proofErr w:type="gramEnd"/>
+        <w:t>虍黑</w:t>
+      </w:r>
+    </w:p>
+    <w:p>
+      <w:pPr>
+        <w:rPr>
+          <w:rFonts w:ascii="宋体" w:eastAsia="宋体" w:hAnsi="宋体" w:hint="eastAsia"/>
+        </w:rPr>
+      </w:pPr>
+      <w:r>
+        <w:rPr>
+          <w:rFonts w:ascii="宋体" w:eastAsia="宋体" w:hAnsi="宋体"/>
+        </w:rPr>
+        <w:t>i</w:t>
+      </w:r>
+      <w:r>
+        <w:rPr>
+          <w:rFonts w:ascii="宋体" w:eastAsia="宋体" w:hAnsi="宋体" w:hint="eastAsia"/>
+        </w:rPr>
+        <w:t>：虫</w:t>
+      </w:r>
+      <w:r>
+        <w:rPr>
+          <w:rFonts w:ascii="宋体" w:eastAsia="宋体" w:hAnsi="宋体" w:hint="eastAsia"/>
+          <w:b/>
+          <w:bCs/>
+          <w:color w:val="EE0000"/>
+        </w:rPr>
+        <w:t>页雨弋彐</w:t>
+      </w:r>
+      <w:r>
+        <w:rPr>
+          <w:rFonts w:ascii="宋体" w:eastAsia="宋体" w:hAnsi="宋体" w:cs="宋体" w:hint="eastAsia"/>
+          <w:b/>
+          <w:bCs/>
+          <w:color w:val="EE0000"/>
+        </w:rPr>
+        <w:t>彑</w:t>
+      </w:r>
       <w:r>
         <w:rPr>
           <w:rFonts w:ascii="宋体" w:eastAsia="宋体" w:hAnsi="宋体" w:cs="华文新魏" w:hint="eastAsia"/>
         </w:rPr>
-        <w:t>黑</w:t>
-      </w:r>
-    </w:p>
-    <w:p>
-      <w:pPr>
-        <w:rPr>
-          <w:rFonts w:ascii="宋体" w:eastAsia="宋体" w:hAnsi="宋体" w:hint="eastAsia"/>
-        </w:rPr>
-      </w:pPr>
-      <w:proofErr w:type="spellStart"/>
-      <w:r>
-        <w:rPr>
-          <w:rFonts w:ascii="宋体" w:eastAsia="宋体" w:hAnsi="宋体"/>
-        </w:rPr>
-        <w:t>i</w:t>
-      </w:r>
-      <w:proofErr w:type="spellEnd"/>
-      <w:r>
-        <w:rPr>
-          <w:rFonts w:ascii="宋体" w:eastAsia="宋体" w:hAnsi="宋体" w:hint="eastAsia"/>
-        </w:rPr>
-        <w:t>：</w:t>
-      </w:r>
-      <w:proofErr w:type="gramStart"/>
-      <w:r>
-        <w:rPr>
-          <w:rFonts w:ascii="宋体" w:eastAsia="宋体" w:hAnsi="宋体" w:hint="eastAsia"/>
-        </w:rPr>
-        <w:t>虫</w:t>
-      </w:r>
-      <w:r>
-        <w:rPr>
-          <w:rFonts w:ascii="宋体" w:eastAsia="宋体" w:hAnsi="宋体" w:hint="eastAsia"/>
-          <w:b/>
-          <w:bCs/>
-          <w:color w:val="EE0000"/>
-        </w:rPr>
-        <w:t>页雨弋彐</w:t>
-      </w:r>
-      <w:proofErr w:type="gramEnd"/>
-      <w:r>
-        <w:rPr>
-          <w:rFonts w:ascii="宋体" w:eastAsia="宋体" w:hAnsi="宋体" w:cs="宋体" w:hint="eastAsia"/>
-          <w:b/>
-          <w:bCs/>
-          <w:color w:val="EE0000"/>
-        </w:rPr>
-        <w:t>彑</w:t>
+        <w:t>臣赤</w:t>
       </w:r>
       <w:r>
         <w:rPr>
           <w:rFonts w:ascii="宋体" w:eastAsia="宋体" w:hAnsi="宋体" w:cs="华文新魏" w:hint="eastAsia"/>
         </w:rPr>
-        <w:t>臣</w:t>
-      </w:r>
-      <w:proofErr w:type="gramStart"/>
+        <w:t>尺</w:t>
+      </w:r>
       <w:r>
         <w:rPr>
           <w:rFonts w:ascii="宋体" w:eastAsia="宋体" w:hAnsi="宋体" w:cs="华文新魏" w:hint="eastAsia"/>
         </w:rPr>
-        <w:t>赤</w:t>
-      </w:r>
-      <w:proofErr w:type="gramEnd"/>
-      <w:r>
-        <w:rPr>
-          <w:rFonts w:ascii="宋体" w:eastAsia="宋体" w:hAnsi="宋体" w:cs="华文新魏" w:hint="eastAsia"/>
-        </w:rPr>
-        <w:t></w:t>
-      </w:r>
-      <w:r>
-        <w:rPr>
-          <w:rFonts w:ascii="宋体" w:eastAsia="宋体" w:hAnsi="宋体" w:cs="华文新魏" w:hint="eastAsia"/>
-        </w:rPr>
-        <w:t>尺</w:t>
-      </w:r>
-      <w:r>
-        <w:rPr>
-          <w:rFonts w:ascii="宋体" w:eastAsia="宋体" w:hAnsi="宋体" w:cs="华文新魏" w:hint="eastAsia"/>
-        </w:rPr>
         <w:t xml:space="preserve">     </w:t>
       </w:r>
       <w:r>
@@ -8585,14 +7528,7 @@
         <w:rPr>
           <w:rFonts w:ascii="宋体" w:eastAsia="宋体" w:hAnsi="宋体" w:hint="eastAsia"/>
         </w:rPr>
-        <w:t>：金巾</w:t>
-      </w:r>
-      <w:proofErr w:type="gramStart"/>
-      <w:r>
-        <w:rPr>
-          <w:rFonts w:ascii="宋体" w:eastAsia="宋体" w:hAnsi="宋体" w:hint="eastAsia"/>
-        </w:rPr>
-        <w:t>廴</w:t>
+        <w:t>：金巾廴</w:t>
       </w:r>
       <w:r>
         <w:rPr>
@@ -8600,7 +7536,6 @@
         </w:rPr>
         <w:t>冂</w:t>
       </w:r>
-      <w:proofErr w:type="gramEnd"/>
       <w:r>
         <w:rPr>
           <w:rFonts w:ascii="宋体" w:eastAsia="宋体" w:hAnsi="宋体" w:cs="华文新魏" w:hint="eastAsia"/>
@@ -8614,7 +7549,6 @@
         </w:rPr>
         <w:t>𠘨</w:t>
       </w:r>
-      <w:proofErr w:type="gramStart"/>
       <w:r>
         <w:rPr>
           <w:rFonts w:ascii="宋体" w:eastAsia="宋体" w:hAnsi="宋体" w:hint="eastAsia"/>
@@ -8622,7 +7556,6 @@
         </w:rPr>
         <w:t>卩</w:t>
       </w:r>
-      <w:proofErr w:type="gramEnd"/>
       <w:r>
         <w:rPr>
           <w:rFonts w:ascii="宋体" w:eastAsia="宋体" w:hAnsi="宋体" w:hint="eastAsia"/>
@@ -8689,9 +7622,39 @@
           <w:bCs/>
           <w:color w:val="EE0000"/>
         </w:rPr>
-        <w:t>云</w:t>
-      </w:r>
-      <w:proofErr w:type="gramStart"/>
+        <w:t>云勹</w:t>
+      </w:r>
+      <w:r>
+        <w:rPr>
+          <w:rFonts w:ascii="宋体" w:eastAsia="宋体" w:hAnsi="宋体" w:hint="eastAsia"/>
+        </w:rPr>
+        <w:t>力龙老卤里</w:t>
+      </w:r>
+      <w:r>
+        <w:rPr>
+          <w:rFonts w:ascii="宋体" w:eastAsia="宋体" w:hAnsi="宋体" w:hint="eastAsia"/>
+        </w:rPr>
+        <w:t>卵</w:t>
+      </w:r>
+    </w:p>
+    <w:p>
+      <w:pPr>
+        <w:rPr>
+          <w:rFonts w:ascii="宋体" w:hAnsi="宋体" w:hint="eastAsia"/>
+        </w:rPr>
+      </w:pPr>
+      <w:r>
+        <w:rPr>
+          <w:rFonts w:ascii="宋体" w:eastAsia="宋体" w:hAnsi="宋体"/>
+        </w:rPr>
+        <w:t>m</w:t>
+      </w:r>
+      <w:r>
+        <w:rPr>
+          <w:rFonts w:ascii="宋体" w:eastAsia="宋体" w:hAnsi="宋体" w:hint="eastAsia"/>
+        </w:rPr>
+        <w:t>：木</w:t>
+      </w:r>
       <w:r>
         <w:rPr>
           <w:rFonts w:ascii="宋体" w:eastAsia="宋体" w:hAnsi="宋体" w:hint="eastAsia"/>
@@ -8699,125 +7662,49 @@
           <w:bCs/>
           <w:color w:val="EE0000"/>
         </w:rPr>
-        <w:t>勹</w:t>
-      </w:r>
-      <w:proofErr w:type="gramEnd"/>
-      <w:r>
-        <w:rPr>
-          <w:rFonts w:ascii="宋体" w:eastAsia="宋体" w:hAnsi="宋体" w:hint="eastAsia"/>
-        </w:rPr>
-        <w:t>力龙老卤里</w:t>
-      </w:r>
-      <w:proofErr w:type="gramStart"/>
-      <w:r>
-        <w:rPr>
-          <w:rFonts w:ascii="宋体" w:eastAsia="宋体" w:hAnsi="宋体" w:hint="eastAsia"/>
-        </w:rPr>
-        <w:t>卵</w:t>
-      </w:r>
-      <w:proofErr w:type="gramEnd"/>
-    </w:p>
-    <w:p>
-      <w:pPr>
-        <w:rPr>
-          <w:rFonts w:ascii="宋体" w:hAnsi="宋体" w:hint="eastAsia"/>
-        </w:rPr>
-      </w:pPr>
-      <w:r>
-        <w:rPr>
-          <w:rFonts w:ascii="宋体" w:eastAsia="宋体" w:hAnsi="宋体"/>
-        </w:rPr>
-        <w:t>m</w:t>
-      </w:r>
-      <w:r>
-        <w:rPr>
-          <w:rFonts w:ascii="宋体" w:eastAsia="宋体" w:hAnsi="宋体" w:hint="eastAsia"/>
-        </w:rPr>
-        <w:t>：木</w:t>
-      </w:r>
-      <w:proofErr w:type="gramStart"/>
-      <w:r>
-        <w:rPr>
-          <w:rFonts w:ascii="宋体" w:eastAsia="宋体" w:hAnsi="宋体" w:hint="eastAsia"/>
+        <w:t>彡</w:t>
+      </w:r>
+      <w:r>
+        <w:rPr>
+          <w:rFonts w:ascii="宋体" w:eastAsia="宋体" w:hAnsi="宋体" w:cs="宋体" w:hint="eastAsia"/>
           <w:b/>
           <w:bCs/>
           <w:color w:val="EE0000"/>
         </w:rPr>
-        <w:t>彡</w:t>
-      </w:r>
-      <w:proofErr w:type="gramEnd"/>
-      <w:r>
-        <w:rPr>
-          <w:rFonts w:ascii="宋体" w:eastAsia="宋体" w:hAnsi="宋体" w:cs="宋体" w:hint="eastAsia"/>
+        <w:t>釆</w:t>
+      </w:r>
+      <w:r>
+        <w:rPr>
+          <w:rFonts w:ascii="宋体" w:eastAsia="宋体" w:hAnsi="宋体" w:cs="华文新魏" w:hint="eastAsia"/>
+        </w:rPr>
+        <w:t>马门皿毛目矛米</w:t>
+      </w:r>
+      <w:r>
+        <w:rPr>
+          <w:rFonts w:ascii="宋体" w:eastAsia="宋体" w:hAnsi="宋体" w:hint="eastAsia"/>
+        </w:rPr>
+        <w:t xml:space="preserve">麦   </w:t>
+      </w:r>
+      <w:r>
+        <w:rPr>
+          <w:rFonts w:ascii="宋体" w:eastAsia="宋体" w:hAnsi="宋体"/>
+        </w:rPr>
+        <w:t>n</w:t>
+      </w:r>
+      <w:r>
+        <w:rPr>
+          <w:rFonts w:ascii="宋体" w:eastAsia="宋体" w:hAnsi="宋体" w:hint="eastAsia"/>
+        </w:rPr>
+        <w:t>：女牛鸟</w:t>
+      </w:r>
+      <w:r>
+        <w:rPr>
+          <w:rFonts w:ascii="宋体" w:eastAsia="宋体" w:hAnsi="宋体" w:hint="eastAsia"/>
           <w:b/>
           <w:bCs/>
           <w:color w:val="EE0000"/>
         </w:rPr>
-        <w:t>釆</w:t>
-      </w:r>
-      <w:r>
-        <w:rPr>
-          <w:rFonts w:ascii="宋体" w:eastAsia="宋体" w:hAnsi="宋体" w:cs="华文新魏" w:hint="eastAsia"/>
-        </w:rPr>
-        <w:t>马门</w:t>
-      </w:r>
-      <w:proofErr w:type="gramStart"/>
-      <w:r>
-        <w:rPr>
-          <w:rFonts w:ascii="宋体" w:eastAsia="宋体" w:hAnsi="宋体" w:cs="华文新魏" w:hint="eastAsia"/>
-        </w:rPr>
-        <w:t>皿毛目矛米</w:t>
-      </w:r>
-      <w:r>
-        <w:rPr>
-          <w:rFonts w:ascii="宋体" w:eastAsia="宋体" w:hAnsi="宋体" w:hint="eastAsia"/>
-        </w:rPr>
-        <w:t>麦</w:t>
-      </w:r>
-      <w:proofErr w:type="gramEnd"/>
-      <w:r>
-        <w:rPr>
-          <w:rFonts w:ascii="宋体" w:eastAsia="宋体" w:hAnsi="宋体" w:hint="eastAsia"/>
-        </w:rPr>
-        <w:t xml:space="preserve">   </w:t>
-      </w:r>
-      <w:r>
-        <w:rPr>
-          <w:rFonts w:ascii="宋体" w:eastAsia="宋体" w:hAnsi="宋体"/>
-        </w:rPr>
-        <w:t>n</w:t>
-      </w:r>
-      <w:r>
-        <w:rPr>
-          <w:rFonts w:ascii="宋体" w:eastAsia="宋体" w:hAnsi="宋体" w:hint="eastAsia"/>
-        </w:rPr>
-        <w:t>：</w:t>
-      </w:r>
-      <w:proofErr w:type="gramStart"/>
-      <w:r>
-        <w:rPr>
-          <w:rFonts w:ascii="宋体" w:eastAsia="宋体" w:hAnsi="宋体" w:hint="eastAsia"/>
-        </w:rPr>
-        <w:t>女牛鸟</w:t>
-      </w:r>
-      <w:r>
-        <w:rPr>
-          <w:rFonts w:ascii="宋体" w:eastAsia="宋体" w:hAnsi="宋体" w:hint="eastAsia"/>
-          <w:b/>
-          <w:bCs/>
-          <w:color w:val="EE0000"/>
-        </w:rPr>
-        <w:t>耒</w:t>
-      </w:r>
-      <w:proofErr w:type="gramEnd"/>
-      <w:r>
-        <w:rPr>
-          <w:rFonts w:ascii="宋体" w:eastAsia="宋体" w:hAnsi="宋体" w:hint="eastAsia"/>
-          <w:b/>
-          <w:bCs/>
-          <w:color w:val="EE0000"/>
-        </w:rPr>
-        <w:t>齿</w:t>
+        <w:t>耒齿</w:t>
       </w:r>
       <w:r>
         <w:rPr>
@@ -8845,7 +7732,6 @@
         </w:rPr>
         <w:t>：耳</w:t>
       </w:r>
-      <w:proofErr w:type="gramStart"/>
       <w:r>
         <w:rPr>
           <w:rFonts w:ascii="宋体" w:eastAsia="宋体" w:hAnsi="宋体" w:hint="eastAsia"/>
@@ -8855,7 +7741,6 @@
         </w:rPr>
         <w:t>匚</w:t>
       </w:r>
-      <w:proofErr w:type="gramEnd"/>
       <w:r>
         <w:rPr>
           <w:rFonts w:ascii="宋体" w:eastAsia="宋体" w:hAnsi="宋体" w:hint="eastAsia"/>
@@ -8887,7 +7772,6 @@
         </w:rPr>
         <w:t>：</w:t>
       </w:r>
-      <w:proofErr w:type="gramStart"/>
       <w:r>
         <w:rPr>
           <w:rFonts w:ascii="宋体" w:eastAsia="宋体" w:hAnsi="宋体" w:hint="eastAsia"/>
@@ -8895,14 +7779,12 @@
         </w:rPr>
         <w:t>攴</w:t>
       </w:r>
-      <w:proofErr w:type="gramEnd"/>
       <w:r>
         <w:rPr>
           <w:rFonts w:ascii="宋体" w:eastAsia="宋体" w:hAnsi="宋体" w:hint="eastAsia"/>
         </w:rPr>
         <w:t>片</w:t>
       </w:r>
-      <w:proofErr w:type="gramStart"/>
       <w:r>
         <w:rPr>
           <w:rFonts w:ascii="宋体" w:eastAsia="宋体" w:hAnsi="宋体" w:hint="eastAsia"/>
@@ -8918,7 +7800,6 @@
         </w:rPr>
         <w:t>丬</w:t>
       </w:r>
-      <w:proofErr w:type="gramEnd"/>
       <w:r>
         <w:rPr>
           <w:rFonts w:ascii="宋体" w:eastAsia="宋体" w:hAnsi="宋体" w:hint="eastAsia"/>
@@ -8926,7 +7807,6 @@
         </w:rPr>
         <w:t>皮</w:t>
       </w:r>
-      <w:proofErr w:type="gramStart"/>
       <w:r>
         <w:rPr>
           <w:rFonts w:ascii="宋体" w:eastAsia="宋体" w:hAnsi="宋体" w:hint="eastAsia"/>
@@ -8934,17 +7814,7 @@
           <w:bCs/>
           <w:color w:val="EE0000"/>
         </w:rPr>
-        <w:t>髟</w:t>
-      </w:r>
-      <w:proofErr w:type="gramEnd"/>
-      <w:r>
-        <w:rPr>
-          <w:rFonts w:ascii="宋体" w:eastAsia="宋体" w:hAnsi="宋体" w:hint="eastAsia"/>
-          <w:b/>
-          <w:bCs/>
-          <w:color w:val="EE0000"/>
-        </w:rPr>
-        <w:t>㐅</w:t>
+        <w:t>髟㐅</w:t>
       </w:r>
     </w:p>
     <w:p>
@@ -9042,7 +7912,6 @@
         </w:rPr>
         <w:t>：</w:t>
       </w:r>
-      <w:proofErr w:type="gramStart"/>
       <w:r>
         <w:rPr>
           <w:rFonts w:ascii="宋体" w:eastAsia="宋体" w:hAnsi="宋体" w:hint="eastAsia"/>
@@ -9071,14 +7940,7 @@
         <w:rPr>
           <w:rFonts w:ascii="宋体" w:eastAsia="宋体" w:hAnsi="宋体" w:hint="eastAsia"/>
         </w:rPr>
-        <w:t>厶巳</w:t>
-      </w:r>
-      <w:proofErr w:type="gramEnd"/>
-      <w:r>
-        <w:rPr>
-          <w:rFonts w:ascii="宋体" w:eastAsia="宋体" w:hAnsi="宋体" w:hint="eastAsia"/>
-        </w:rPr>
-        <w:t xml:space="preserve">           </w:t>
+        <w:t xml:space="preserve">厶巳           </w:t>
       </w:r>
       <w:r>
         <w:rPr>
@@ -9092,7 +7954,6 @@
         </w:rPr>
         <w:t>：土</w:t>
       </w:r>
-      <w:proofErr w:type="gramStart"/>
       <w:r>
         <w:rPr>
           <w:rFonts w:ascii="宋体" w:eastAsia="宋体" w:hAnsi="宋体" w:hint="eastAsia"/>
@@ -9108,7 +7969,6 @@
         </w:rPr>
         <w:t>田</w:t>
       </w:r>
-      <w:proofErr w:type="gramEnd"/>
     </w:p>
     <w:p>
       <w:pPr>
@@ -9128,7 +7988,6 @@
         </w:rPr>
         <w:t>：</w:t>
       </w:r>
-      <w:proofErr w:type="gramStart"/>
       <w:r>
         <w:rPr>
           <w:rFonts w:ascii="宋体" w:eastAsia="宋体" w:hAnsi="宋体" w:hint="eastAsia"/>
@@ -9138,40 +7997,11 @@
         </w:rPr>
         <w:t>攵</w:t>
       </w:r>
-      <w:proofErr w:type="gramEnd"/>
-      <w:r>
-        <w:rPr>
-          <w:rFonts w:ascii="宋体" w:eastAsia="宋体" w:hAnsi="宋体" w:hint="eastAsia"/>
-        </w:rPr>
-        <w:t>水</w:t>
-      </w:r>
-      <w:proofErr w:type="gramStart"/>
-      <w:r>
-        <w:rPr>
-          <w:rFonts w:ascii="宋体" w:eastAsia="宋体" w:hAnsi="宋体" w:hint="eastAsia"/>
-        </w:rPr>
-        <w:t>矢</w:t>
-      </w:r>
-      <w:proofErr w:type="gramEnd"/>
-      <w:r>
-        <w:rPr>
-          <w:rFonts w:ascii="宋体" w:eastAsia="宋体" w:hAnsi="宋体" w:hint="eastAsia"/>
-        </w:rPr>
-        <w:t>手</w:t>
-      </w:r>
-      <w:proofErr w:type="gramStart"/>
-      <w:r>
-        <w:rPr>
-          <w:rFonts w:ascii="宋体" w:eastAsia="宋体" w:hAnsi="宋体" w:hint="eastAsia"/>
-        </w:rPr>
-        <w:t>食山士豕身</w:t>
-      </w:r>
-      <w:proofErr w:type="gramEnd"/>
-      <w:r>
-        <w:rPr>
-          <w:rFonts w:ascii="宋体" w:eastAsia="宋体" w:hAnsi="宋体" w:hint="eastAsia"/>
-        </w:rPr>
-        <w:t xml:space="preserve">       </w:t>
+      <w:r>
+        <w:rPr>
+          <w:rFonts w:ascii="宋体" w:eastAsia="宋体" w:hAnsi="宋体" w:hint="eastAsia"/>
+        </w:rPr>
+        <w:t xml:space="preserve">水矢手食山士豕身       </w:t>
       </w:r>
       <w:r>
         <w:rPr>
@@ -9194,7 +8024,6 @@
         </w:rPr>
         <w:t>乑</w:t>
       </w:r>
-      <w:proofErr w:type="gramStart"/>
       <w:r>
         <w:rPr>
           <w:rFonts w:ascii="宋体" w:eastAsia="宋体" w:hAnsi="宋体" w:hint="eastAsia"/>
@@ -9216,7 +8045,6 @@
         </w:rPr>
         <w:t>支</w:t>
       </w:r>
-      <w:proofErr w:type="gramEnd"/>
     </w:p>
     <w:p>
       <w:pPr>
@@ -9234,15 +8062,126 @@
         <w:rPr>
           <w:rFonts w:ascii="宋体" w:eastAsia="宋体" w:hAnsi="宋体" w:hint="eastAsia"/>
         </w:rPr>
+        <w:t>：王网瓦韦</w:t>
+      </w:r>
+      <w:r>
+        <w:rPr>
+          <w:rFonts w:ascii="宋体" w:eastAsia="宋体" w:hAnsi="宋体" w:hint="eastAsia"/>
+          <w:b/>
+          <w:bCs/>
+          <w:color w:val="EE0000"/>
+        </w:rPr>
+        <w:t>隹</w:t>
+      </w:r>
+      <w:r>
+        <w:rPr>
+          <w:rFonts w:ascii="宋体" w:eastAsia="宋体" w:hAnsi="宋体" w:hint="eastAsia"/>
+        </w:rPr>
+        <w:t xml:space="preserve">文             </w:t>
+      </w:r>
+      <w:r>
+        <w:rPr>
+          <w:rFonts w:ascii="宋体" w:eastAsia="宋体" w:hAnsi="宋体"/>
+        </w:rPr>
+        <w:t>x</w:t>
+      </w:r>
+      <w:r>
+        <w:rPr>
+          <w:rFonts w:ascii="宋体" w:eastAsia="宋体" w:hAnsi="宋体" w:hint="eastAsia"/>
+        </w:rPr>
+        <w:t>：穴</w:t>
+      </w:r>
+      <w:r>
+        <w:rPr>
+          <w:rFonts w:ascii="SimSun-ExtG" w:eastAsia="SimSun-ExtG" w:hAnsi="SimSun-ExtG" w:cs="SimSun-ExtG" w:hint="eastAsia"/>
+        </w:rPr>
+        <w:t>𰃮</w:t>
+      </w:r>
+      <w:r>
+        <w:rPr>
+          <w:rFonts w:ascii="宋体" w:eastAsia="宋体" w:hAnsi="宋体" w:hint="eastAsia"/>
+        </w:rPr>
+        <w:t>心西小</w:t>
+      </w:r>
+      <w:r>
+        <w:rPr>
+          <w:rFonts w:ascii="宋体" w:eastAsia="宋体" w:hAnsi="宋体" w:hint="eastAsia"/>
+          <w:b/>
+          <w:bCs/>
+          <w:color w:val="EE0000"/>
+        </w:rPr>
+        <w:t>巛</w:t>
+      </w:r>
+      <w:r>
+        <w:rPr>
+          <w:rFonts w:ascii="宋体" w:eastAsia="宋体" w:hAnsi="宋体" w:hint="eastAsia"/>
+        </w:rPr>
+        <w:t>血辛</w:t>
+      </w:r>
+      <w:r>
+        <w:rPr>
+          <w:rFonts w:ascii="宋体" w:eastAsia="宋体" w:hAnsi="宋体" w:hint="eastAsia"/>
+        </w:rPr>
+        <w:t>习</w:t>
+      </w:r>
+    </w:p>
+    <w:p>
+      <w:pPr>
+        <w:rPr>
+          <w:rFonts w:ascii="宋体" w:eastAsia="宋体" w:hAnsi="宋体" w:hint="eastAsia"/>
+        </w:rPr>
+      </w:pPr>
+      <w:r>
+        <w:rPr>
+          <w:rFonts w:ascii="宋体" w:eastAsia="宋体" w:hAnsi="宋体"/>
+        </w:rPr>
+        <w:t>y</w:t>
+      </w:r>
+      <w:r>
+        <w:rPr>
+          <w:rFonts w:ascii="宋体" w:eastAsia="宋体" w:hAnsi="宋体" w:hint="eastAsia"/>
+        </w:rPr>
+        <w:t>：言酉月鱼衣尢聿业羽</w:t>
+      </w:r>
+      <w:r>
+        <w:rPr>
+          <w:rFonts w:ascii="宋体" w:eastAsia="宋体" w:hAnsi="宋体" w:hint="eastAsia"/>
+          <w:b/>
+          <w:bCs/>
+          <w:color w:val="EE0000"/>
+        </w:rPr>
+        <w:t>黾</w:t>
+      </w:r>
+      <w:r>
+        <w:rPr>
+          <w:rFonts w:ascii="宋体" w:eastAsia="宋体" w:hAnsi="宋体" w:hint="eastAsia"/>
+        </w:rPr>
+        <w:t>音</w:t>
+      </w:r>
+      <w:r>
+        <w:rPr>
+          <w:rFonts w:ascii="宋体" w:eastAsia="宋体" w:hAnsi="宋体" w:hint="eastAsia"/>
+        </w:rPr>
+        <w:t xml:space="preserve">  </w:t>
+      </w:r>
+      <w:r>
+        <w:rPr>
+          <w:rFonts w:ascii="宋体" w:eastAsia="宋体" w:hAnsi="宋体" w:hint="eastAsia"/>
+        </w:rPr>
+        <w:t xml:space="preserve"> </w:t>
+      </w:r>
+      <w:r>
+        <w:rPr>
+          <w:rFonts w:ascii="宋体" w:eastAsia="宋体" w:hAnsi="宋体"/>
+        </w:rPr>
+        <w:t>z</w:t>
+      </w:r>
+      <w:r>
+        <w:rPr>
+          <w:rFonts w:ascii="宋体" w:eastAsia="宋体" w:hAnsi="宋体" w:hint="eastAsia"/>
+        </w:rPr>
         <w:t>：</w:t>
       </w:r>
-      <w:proofErr w:type="gramStart"/>
-      <w:r>
-        <w:rPr>
-          <w:rFonts w:ascii="宋体" w:eastAsia="宋体" w:hAnsi="宋体" w:hint="eastAsia"/>
-        </w:rPr>
-        <w:t>王网瓦韦</w:t>
-      </w:r>
       <w:r>
         <w:rPr>
           <w:rFonts w:ascii="宋体" w:eastAsia="宋体" w:hAnsi="宋体" w:hint="eastAsia"/>
@@ -9250,139 +8189,90 @@
           <w:bCs/>
           <w:color w:val="EE0000"/>
         </w:rPr>
-        <w:t>隹</w:t>
-      </w:r>
-      <w:proofErr w:type="gramEnd"/>
-      <w:r>
-        <w:rPr>
-          <w:rFonts w:ascii="宋体" w:eastAsia="宋体" w:hAnsi="宋体" w:hint="eastAsia"/>
-        </w:rPr>
-        <w:t xml:space="preserve">文             </w:t>
-      </w:r>
-      <w:r>
-        <w:rPr>
-          <w:rFonts w:ascii="宋体" w:eastAsia="宋体" w:hAnsi="宋体"/>
-        </w:rPr>
-        <w:t>x</w:t>
-      </w:r>
-      <w:r>
-        <w:rPr>
-          <w:rFonts w:ascii="宋体" w:eastAsia="宋体" w:hAnsi="宋体" w:hint="eastAsia"/>
-        </w:rPr>
-        <w:t>：</w:t>
-      </w:r>
-      <w:proofErr w:type="gramStart"/>
-      <w:r>
-        <w:rPr>
-          <w:rFonts w:ascii="宋体" w:eastAsia="宋体" w:hAnsi="宋体" w:hint="eastAsia"/>
-        </w:rPr>
-        <w:t>穴</w:t>
-      </w:r>
-      <w:proofErr w:type="gramEnd"/>
-      <w:r>
-        <w:rPr>
-          <w:rFonts w:ascii="SimSun-ExtG" w:eastAsia="SimSun-ExtG" w:hAnsi="SimSun-ExtG" w:cs="SimSun-ExtG" w:hint="eastAsia"/>
-        </w:rPr>
-        <w:t>𰃮</w:t>
-      </w:r>
-      <w:proofErr w:type="gramStart"/>
-      <w:r>
-        <w:rPr>
-          <w:rFonts w:ascii="宋体" w:eastAsia="宋体" w:hAnsi="宋体" w:hint="eastAsia"/>
-        </w:rPr>
-        <w:t>心西小</w:t>
-      </w:r>
-      <w:r>
-        <w:rPr>
-          <w:rFonts w:ascii="宋体" w:eastAsia="宋体" w:hAnsi="宋体" w:hint="eastAsia"/>
-          <w:b/>
-          <w:bCs/>
-          <w:color w:val="EE0000"/>
-        </w:rPr>
-        <w:t>巛</w:t>
-      </w:r>
-      <w:r>
-        <w:rPr>
-          <w:rFonts w:ascii="宋体" w:eastAsia="宋体" w:hAnsi="宋体" w:hint="eastAsia"/>
-        </w:rPr>
-        <w:t>血辛</w:t>
-      </w:r>
-      <w:r>
-        <w:rPr>
-          <w:rFonts w:ascii="宋体" w:eastAsia="宋体" w:hAnsi="宋体" w:hint="eastAsia"/>
-        </w:rPr>
-        <w:t>习</w:t>
-      </w:r>
-      <w:proofErr w:type="gramEnd"/>
-    </w:p>
-    <w:p>
-      <w:pPr>
-        <w:rPr>
-          <w:rFonts w:ascii="宋体" w:eastAsia="宋体" w:hAnsi="宋体" w:hint="eastAsia"/>
-        </w:rPr>
-      </w:pPr>
-      <w:r>
-        <w:rPr>
-          <w:rFonts w:ascii="宋体" w:eastAsia="宋体" w:hAnsi="宋体"/>
-        </w:rPr>
-        <w:t>y</w:t>
-      </w:r>
-      <w:r>
-        <w:rPr>
-          <w:rFonts w:ascii="宋体" w:eastAsia="宋体" w:hAnsi="宋体" w:hint="eastAsia"/>
-        </w:rPr>
-        <w:t>：言</w:t>
-      </w:r>
-      <w:proofErr w:type="gramStart"/>
-      <w:r>
-        <w:rPr>
-          <w:rFonts w:ascii="宋体" w:eastAsia="宋体" w:hAnsi="宋体" w:hint="eastAsia"/>
-        </w:rPr>
-        <w:t>酉</w:t>
-      </w:r>
-      <w:proofErr w:type="gramEnd"/>
-      <w:r>
-        <w:rPr>
-          <w:rFonts w:ascii="宋体" w:eastAsia="宋体" w:hAnsi="宋体" w:hint="eastAsia"/>
-        </w:rPr>
-        <w:t>月鱼衣</w:t>
-      </w:r>
-      <w:proofErr w:type="gramStart"/>
-      <w:r>
-        <w:rPr>
-          <w:rFonts w:ascii="宋体" w:eastAsia="宋体" w:hAnsi="宋体" w:hint="eastAsia"/>
-        </w:rPr>
-        <w:t>尢聿</w:t>
-      </w:r>
-      <w:proofErr w:type="gramEnd"/>
-      <w:r>
-        <w:rPr>
-          <w:rFonts w:ascii="宋体" w:eastAsia="宋体" w:hAnsi="宋体" w:hint="eastAsia"/>
-        </w:rPr>
-        <w:t>业羽</w:t>
-      </w:r>
-      <w:proofErr w:type="gramStart"/>
-      <w:r>
-        <w:rPr>
-          <w:rFonts w:ascii="宋体" w:eastAsia="宋体" w:hAnsi="宋体" w:hint="eastAsia"/>
-          <w:b/>
-          <w:bCs/>
-          <w:color w:val="EE0000"/>
-        </w:rPr>
-        <w:t>黾</w:t>
-      </w:r>
-      <w:proofErr w:type="gramEnd"/>
-      <w:r>
-        <w:rPr>
-          <w:rFonts w:ascii="宋体" w:eastAsia="宋体" w:hAnsi="宋体" w:hint="eastAsia"/>
-        </w:rPr>
-        <w:t>音</w:t>
-      </w:r>
-      <w:r>
-        <w:rPr>
-          <w:rFonts w:ascii="宋体" w:eastAsia="宋体" w:hAnsi="宋体" w:hint="eastAsia"/>
-        </w:rPr>
-        <w:t xml:space="preserve">  </w:t>
+        <w:t>辶竹</w:t>
+      </w:r>
+      <w:r>
+        <w:rPr>
+          <w:rFonts w:ascii="宋体" w:eastAsia="宋体" w:hAnsi="宋体" w:hint="eastAsia"/>
+        </w:rPr>
+        <w:t>足子自走</w:t>
+      </w:r>
+    </w:p>
+    <w:p>
+      <w:pPr>
+        <w:rPr>
+          <w:rFonts w:ascii="宋体" w:eastAsia="宋体" w:hAnsi="宋体" w:hint="eastAsia"/>
+        </w:rPr>
+      </w:pPr>
+    </w:p>
+    <w:p>
+      <w:pPr>
+        <w:rPr>
+          <w:rFonts w:ascii="宋体" w:eastAsia="宋体" w:hAnsi="宋体" w:hint="eastAsia"/>
+        </w:rPr>
+      </w:pPr>
+      <w:r>
+        <w:rPr>
+          <w:rFonts w:ascii="宋体" w:eastAsia="宋体" w:hAnsi="宋体" w:hint="eastAsia"/>
+        </w:rPr>
+        <w:t>a: dhupygkwv                b: ku;zglsaio</w:t>
+      </w:r>
+    </w:p>
+    <w:p>
+      <w:pPr>
+        <w:rPr>
+          <w:rFonts w:ascii="宋体" w:eastAsia="宋体" w:hAnsi="宋体" w:hint="eastAsia"/>
+        </w:rPr>
+      </w:pPr>
+      <w:r>
+        <w:rPr>
+          <w:rFonts w:ascii="宋体" w:eastAsia="宋体" w:hAnsi="宋体" w:hint="eastAsia"/>
+        </w:rPr>
+        <w:t>c: ekhypgi                  d: klahpmbu</w:t>
+      </w:r>
+    </w:p>
+    <w:p>
+      <w:pPr>
+        <w:rPr>
+          <w:rFonts w:ascii="宋体" w:eastAsia="宋体" w:hAnsi="宋体" w:hint="eastAsia"/>
+        </w:rPr>
+      </w:pPr>
+      <w:r>
+        <w:rPr>
+          <w:rFonts w:ascii="宋体" w:eastAsia="宋体" w:hAnsi="宋体" w:hint="eastAsia"/>
+        </w:rPr>
+        <w:t>e:                          f: ghubqi</w:t>
+      </w:r>
+      <w:r>
+        <w:rPr>
+          <w:rFonts w:ascii="宋体" w:eastAsia="宋体" w:hAnsi="宋体" w:hint="eastAsia"/>
+        </w:rPr>
+        <w:t>z</w:t>
+      </w:r>
+    </w:p>
+    <w:p>
+      <w:pPr>
+        <w:rPr>
+          <w:rFonts w:ascii="宋体" w:eastAsia="宋体" w:hAnsi="宋体" w:hint="eastAsia"/>
+        </w:rPr>
+      </w:pPr>
+      <w:r>
+        <w:rPr>
+          <w:rFonts w:ascii="宋体" w:eastAsia="宋体" w:hAnsi="宋体" w:hint="eastAsia"/>
+        </w:rPr>
+        <w:t>g: sdvmoexwf</w:t>
+      </w:r>
+      <w:r>
+        <w:rPr>
+          <w:rFonts w:ascii="宋体" w:eastAsia="宋体" w:hAnsi="宋体" w:hint="eastAsia"/>
+        </w:rPr>
+        <w:t>u</w:t>
+      </w:r>
+      <w:r>
+        <w:rPr>
+          <w:rFonts w:ascii="宋体" w:eastAsia="宋体" w:hAnsi="宋体" w:hint="eastAsia"/>
+        </w:rPr>
+        <w:t xml:space="preserve">r  </w:t>
       </w:r>
       <w:r>
         <w:rPr>
@@ -9392,170 +8282,47 @@
       </w:r>
       <w:r>
         <w:rPr>
-          <w:rFonts w:ascii="宋体" w:eastAsia="宋体" w:hAnsi="宋体"/>
-        </w:rPr>
-        <w:t>z</w:t>
-      </w:r>
-      <w:r>
-        <w:rPr>
-          <w:rFonts w:ascii="宋体" w:eastAsia="宋体" w:hAnsi="宋体" w:hint="eastAsia"/>
-        </w:rPr>
-        <w:t>：</w:t>
-      </w:r>
-      <w:proofErr w:type="gramStart"/>
-      <w:r>
-        <w:rPr>
-          <w:rFonts w:ascii="宋体" w:eastAsia="宋体" w:hAnsi="宋体" w:hint="eastAsia"/>
-          <w:b/>
-          <w:bCs/>
-          <w:color w:val="EE0000"/>
-        </w:rPr>
-        <w:t>辶竹</w:t>
-      </w:r>
-      <w:r>
-        <w:rPr>
-          <w:rFonts w:ascii="宋体" w:eastAsia="宋体" w:hAnsi="宋体" w:hint="eastAsia"/>
-        </w:rPr>
-        <w:t>足子</w:t>
-      </w:r>
-      <w:proofErr w:type="gramEnd"/>
-      <w:r>
-        <w:rPr>
-          <w:rFonts w:ascii="宋体" w:eastAsia="宋体" w:hAnsi="宋体" w:hint="eastAsia"/>
-        </w:rPr>
-        <w:t>自走</w:t>
-      </w:r>
-    </w:p>
-    <w:p>
-      <w:pPr>
-        <w:rPr>
-          <w:rFonts w:ascii="宋体" w:eastAsia="宋体" w:hAnsi="宋体" w:hint="eastAsia"/>
-        </w:rPr>
-      </w:pPr>
-    </w:p>
-    <w:p>
-      <w:pPr>
-        <w:rPr>
-          <w:rFonts w:ascii="宋体" w:eastAsia="宋体" w:hAnsi="宋体" w:hint="eastAsia"/>
-        </w:rPr>
-      </w:pPr>
-      <w:r>
-        <w:rPr>
-          <w:rFonts w:ascii="宋体" w:eastAsia="宋体" w:hAnsi="宋体" w:hint="eastAsia"/>
-        </w:rPr>
-        <w:t xml:space="preserve">a: </w:t>
-      </w:r>
-      <w:proofErr w:type="spellStart"/>
-      <w:r>
-        <w:rPr>
-          <w:rFonts w:ascii="宋体" w:eastAsia="宋体" w:hAnsi="宋体" w:hint="eastAsia"/>
-        </w:rPr>
-        <w:t>dhupygkwv</w:t>
-      </w:r>
-      <w:proofErr w:type="spellEnd"/>
-      <w:r>
-        <w:rPr>
-          <w:rFonts w:ascii="宋体" w:eastAsia="宋体" w:hAnsi="宋体" w:hint="eastAsia"/>
-        </w:rPr>
-        <w:t xml:space="preserve">                b: </w:t>
-      </w:r>
-      <w:proofErr w:type="spellStart"/>
-      <w:proofErr w:type="gramStart"/>
-      <w:r>
-        <w:rPr>
-          <w:rFonts w:ascii="宋体" w:eastAsia="宋体" w:hAnsi="宋体" w:hint="eastAsia"/>
-        </w:rPr>
-        <w:t>ku;zglsaio</w:t>
-      </w:r>
-      <w:proofErr w:type="spellEnd"/>
-      <w:proofErr w:type="gramEnd"/>
-    </w:p>
-    <w:p>
-      <w:pPr>
-        <w:rPr>
-          <w:rFonts w:ascii="宋体" w:eastAsia="宋体" w:hAnsi="宋体" w:hint="eastAsia"/>
-        </w:rPr>
-      </w:pPr>
-      <w:r>
-        <w:rPr>
-          <w:rFonts w:ascii="宋体" w:eastAsia="宋体" w:hAnsi="宋体" w:hint="eastAsia"/>
-        </w:rPr>
-        <w:t xml:space="preserve">c: </w:t>
-      </w:r>
-      <w:proofErr w:type="spellStart"/>
-      <w:r>
-        <w:rPr>
-          <w:rFonts w:ascii="宋体" w:eastAsia="宋体" w:hAnsi="宋体" w:hint="eastAsia"/>
-        </w:rPr>
-        <w:t>ekhypgi</w:t>
-      </w:r>
-      <w:proofErr w:type="spellEnd"/>
-      <w:r>
-        <w:rPr>
-          <w:rFonts w:ascii="宋体" w:eastAsia="宋体" w:hAnsi="宋体" w:hint="eastAsia"/>
-        </w:rPr>
-        <w:t xml:space="preserve">                  d: </w:t>
-      </w:r>
-      <w:proofErr w:type="spellStart"/>
-      <w:r>
-        <w:rPr>
-          <w:rFonts w:ascii="宋体" w:eastAsia="宋体" w:hAnsi="宋体" w:hint="eastAsia"/>
-        </w:rPr>
-        <w:t>klahpmbu</w:t>
-      </w:r>
-      <w:proofErr w:type="spellEnd"/>
-    </w:p>
-    <w:p>
-      <w:pPr>
-        <w:rPr>
-          <w:rFonts w:ascii="宋体" w:eastAsia="宋体" w:hAnsi="宋体" w:hint="eastAsia"/>
-        </w:rPr>
-      </w:pPr>
-      <w:r>
-        <w:rPr>
-          <w:rFonts w:ascii="宋体" w:eastAsia="宋体" w:hAnsi="宋体" w:hint="eastAsia"/>
-        </w:rPr>
-        <w:t xml:space="preserve">e:                          f: </w:t>
-      </w:r>
-      <w:proofErr w:type="spellStart"/>
-      <w:r>
-        <w:rPr>
-          <w:rFonts w:ascii="宋体" w:eastAsia="宋体" w:hAnsi="宋体" w:hint="eastAsia"/>
-        </w:rPr>
-        <w:t>ghubqi</w:t>
-      </w:r>
-      <w:r>
-        <w:rPr>
-          <w:rFonts w:ascii="宋体" w:eastAsia="宋体" w:hAnsi="宋体" w:hint="eastAsia"/>
-        </w:rPr>
-        <w:t>z</w:t>
-      </w:r>
-      <w:proofErr w:type="spellEnd"/>
-    </w:p>
-    <w:p>
-      <w:pPr>
-        <w:rPr>
-          <w:rFonts w:ascii="宋体" w:eastAsia="宋体" w:hAnsi="宋体" w:hint="eastAsia"/>
-        </w:rPr>
-      </w:pPr>
-      <w:r>
-        <w:rPr>
-          <w:rFonts w:ascii="宋体" w:eastAsia="宋体" w:hAnsi="宋体" w:hint="eastAsia"/>
-        </w:rPr>
-        <w:t xml:space="preserve">g: </w:t>
-      </w:r>
-      <w:proofErr w:type="spellStart"/>
-      <w:r>
-        <w:rPr>
-          <w:rFonts w:ascii="宋体" w:eastAsia="宋体" w:hAnsi="宋体" w:hint="eastAsia"/>
-        </w:rPr>
-        <w:t>sdvmoexwf</w:t>
-      </w:r>
-      <w:r>
-        <w:rPr>
-          <w:rFonts w:ascii="宋体" w:eastAsia="宋体" w:hAnsi="宋体" w:hint="eastAsia"/>
-        </w:rPr>
-        <w:t>u</w:t>
+          <w:rFonts w:ascii="宋体" w:eastAsia="宋体" w:hAnsi="宋体" w:hint="eastAsia"/>
+        </w:rPr>
+        <w:t xml:space="preserve">           h: ouedylz</w:t>
+      </w:r>
+    </w:p>
+    <w:p>
+      <w:pPr>
+        <w:rPr>
+          <w:rFonts w:ascii="宋体" w:eastAsia="宋体" w:hAnsi="宋体" w:hint="eastAsia"/>
+        </w:rPr>
+      </w:pPr>
+      <w:r>
+        <w:rPr>
+          <w:rFonts w:ascii="宋体" w:eastAsia="宋体" w:hAnsi="宋体" w:hint="eastAsia"/>
+        </w:rPr>
+        <w:t>i: seuxohftp</w:t>
+      </w:r>
+      <w:r>
+        <w:rPr>
+          <w:rFonts w:ascii="宋体" w:eastAsia="宋体" w:hAnsi="宋体" w:hint="eastAsia"/>
+        </w:rPr>
+        <w:t>i</w:t>
+      </w:r>
+      <w:r>
+        <w:rPr>
+          <w:rFonts w:ascii="宋体" w:eastAsia="宋体" w:hAnsi="宋体" w:hint="eastAsia"/>
+        </w:rPr>
+        <w:t xml:space="preserve">               j: rnztifswmpd</w:t>
+      </w:r>
+    </w:p>
+    <w:p>
+      <w:pPr>
+        <w:rPr>
+          <w:rFonts w:ascii="宋体" w:eastAsia="宋体" w:hAnsi="宋体" w:hint="eastAsia"/>
+        </w:rPr>
+      </w:pPr>
+      <w:r>
+        <w:rPr>
+          <w:rFonts w:ascii="宋体" w:eastAsia="宋体" w:hAnsi="宋体" w:hint="eastAsia"/>
+        </w:rPr>
+        <w:t>k: byusj                    l: bypiskut</w:t>
       </w:r>
       <w:r>
         <w:rPr>
@@ -9563,12 +8330,44 @@
         </w:rPr>
         <w:t>r</w:t>
       </w:r>
-      <w:proofErr w:type="spellEnd"/>
-      <w:r>
-        <w:rPr>
-          <w:rFonts w:ascii="宋体" w:eastAsia="宋体" w:hAnsi="宋体" w:hint="eastAsia"/>
-        </w:rPr>
-        <w:t xml:space="preserve">  </w:t>
+    </w:p>
+    <w:p>
+      <w:pPr>
+        <w:rPr>
+          <w:rFonts w:ascii="宋体" w:eastAsia="宋体" w:hAnsi="宋体" w:hint="eastAsia"/>
+        </w:rPr>
+      </w:pPr>
+      <w:r>
+        <w:rPr>
+          <w:rFonts w:ascii="宋体" w:eastAsia="宋体" w:hAnsi="宋体" w:hint="eastAsia"/>
+        </w:rPr>
+        <w:t>m: usbafnkoyil              n: yqcli</w:t>
+      </w:r>
+    </w:p>
+    <w:p>
+      <w:pPr>
+        <w:rPr>
+          <w:rFonts w:ascii="宋体" w:eastAsia="宋体" w:hAnsi="宋体" w:hint="eastAsia"/>
+        </w:rPr>
+      </w:pPr>
+      <w:r>
+        <w:rPr>
+          <w:rFonts w:ascii="宋体" w:eastAsia="宋体" w:hAnsi="宋体" w:hint="eastAsia"/>
+        </w:rPr>
+        <w:t>o: rbhpe                    p: umyjibn</w:t>
+      </w:r>
+    </w:p>
+    <w:p>
+      <w:pPr>
+        <w:rPr>
+          <w:rFonts w:ascii="宋体" w:eastAsia="宋体" w:hAnsi="宋体" w:hint="eastAsia"/>
+        </w:rPr>
+      </w:pPr>
+      <w:r>
+        <w:rPr>
+          <w:rFonts w:ascii="宋体" w:eastAsia="宋体" w:hAnsi="宋体" w:hint="eastAsia"/>
+        </w:rPr>
+        <w:t>q: irvm;</w:t>
       </w:r>
       <w:r>
         <w:rPr>
@@ -9580,195 +8379,65 @@
         <w:rPr>
           <w:rFonts w:ascii="宋体" w:eastAsia="宋体" w:hAnsi="宋体" w:hint="eastAsia"/>
         </w:rPr>
-        <w:t xml:space="preserve">           h: </w:t>
-      </w:r>
-      <w:proofErr w:type="spellStart"/>
-      <w:r>
-        <w:rPr>
-          <w:rFonts w:ascii="宋体" w:eastAsia="宋体" w:hAnsi="宋体" w:hint="eastAsia"/>
-        </w:rPr>
-        <w:t>ouedylz</w:t>
-      </w:r>
-      <w:proofErr w:type="spellEnd"/>
-    </w:p>
-    <w:p>
-      <w:pPr>
-        <w:rPr>
-          <w:rFonts w:ascii="宋体" w:eastAsia="宋体" w:hAnsi="宋体" w:hint="eastAsia"/>
-        </w:rPr>
-      </w:pPr>
-      <w:r>
-        <w:rPr>
-          <w:rFonts w:ascii="宋体" w:eastAsia="宋体" w:hAnsi="宋体" w:hint="eastAsia"/>
-        </w:rPr>
-        <w:t xml:space="preserve">i: </w:t>
-      </w:r>
-      <w:proofErr w:type="spellStart"/>
-      <w:r>
-        <w:rPr>
-          <w:rFonts w:ascii="宋体" w:eastAsia="宋体" w:hAnsi="宋体" w:hint="eastAsia"/>
-        </w:rPr>
-        <w:t>seuxohftp</w:t>
-      </w:r>
-      <w:r>
-        <w:rPr>
-          <w:rFonts w:ascii="宋体" w:eastAsia="宋体" w:hAnsi="宋体" w:hint="eastAsia"/>
-        </w:rPr>
-        <w:t>i</w:t>
-      </w:r>
-      <w:proofErr w:type="spellEnd"/>
-      <w:r>
-        <w:rPr>
-          <w:rFonts w:ascii="宋体" w:eastAsia="宋体" w:hAnsi="宋体" w:hint="eastAsia"/>
-        </w:rPr>
-        <w:t xml:space="preserve">               j: </w:t>
-      </w:r>
-      <w:proofErr w:type="spellStart"/>
-      <w:r>
-        <w:rPr>
-          <w:rFonts w:ascii="宋体" w:eastAsia="宋体" w:hAnsi="宋体" w:hint="eastAsia"/>
-        </w:rPr>
-        <w:t>rnztifswmpd</w:t>
-      </w:r>
-      <w:proofErr w:type="spellEnd"/>
-    </w:p>
-    <w:p>
-      <w:pPr>
-        <w:rPr>
-          <w:rFonts w:ascii="宋体" w:eastAsia="宋体" w:hAnsi="宋体" w:hint="eastAsia"/>
-        </w:rPr>
-      </w:pPr>
-      <w:r>
-        <w:rPr>
-          <w:rFonts w:ascii="宋体" w:eastAsia="宋体" w:hAnsi="宋体" w:hint="eastAsia"/>
-        </w:rPr>
-        <w:t xml:space="preserve">k: </w:t>
-      </w:r>
-      <w:proofErr w:type="spellStart"/>
-      <w:r>
-        <w:rPr>
-          <w:rFonts w:ascii="宋体" w:eastAsia="宋体" w:hAnsi="宋体" w:hint="eastAsia"/>
-        </w:rPr>
-        <w:t>byusj</w:t>
-      </w:r>
-      <w:proofErr w:type="spellEnd"/>
-      <w:r>
-        <w:rPr>
-          <w:rFonts w:ascii="宋体" w:eastAsia="宋体" w:hAnsi="宋体" w:hint="eastAsia"/>
-        </w:rPr>
-        <w:t xml:space="preserve">                    l: </w:t>
-      </w:r>
-      <w:proofErr w:type="spellStart"/>
-      <w:r>
-        <w:rPr>
-          <w:rFonts w:ascii="宋体" w:eastAsia="宋体" w:hAnsi="宋体" w:hint="eastAsia"/>
-        </w:rPr>
-        <w:t>bypiskut</w:t>
-      </w:r>
-      <w:r>
-        <w:rPr>
-          <w:rFonts w:ascii="宋体" w:eastAsia="宋体" w:hAnsi="宋体" w:hint="eastAsia"/>
-        </w:rPr>
-        <w:t>r</w:t>
-      </w:r>
-      <w:proofErr w:type="spellEnd"/>
-    </w:p>
-    <w:p>
-      <w:pPr>
-        <w:rPr>
-          <w:rFonts w:ascii="宋体" w:eastAsia="宋体" w:hAnsi="宋体" w:hint="eastAsia"/>
-        </w:rPr>
-      </w:pPr>
-      <w:r>
-        <w:rPr>
-          <w:rFonts w:ascii="宋体" w:eastAsia="宋体" w:hAnsi="宋体" w:hint="eastAsia"/>
-        </w:rPr>
-        <w:t xml:space="preserve">m: </w:t>
-      </w:r>
-      <w:proofErr w:type="spellStart"/>
-      <w:r>
-        <w:rPr>
-          <w:rFonts w:ascii="宋体" w:eastAsia="宋体" w:hAnsi="宋体" w:hint="eastAsia"/>
-        </w:rPr>
-        <w:t>usbafnkoyil</w:t>
-      </w:r>
-      <w:proofErr w:type="spellEnd"/>
-      <w:r>
-        <w:rPr>
-          <w:rFonts w:ascii="宋体" w:eastAsia="宋体" w:hAnsi="宋体" w:hint="eastAsia"/>
-        </w:rPr>
-        <w:t xml:space="preserve">              n: </w:t>
-      </w:r>
-      <w:proofErr w:type="spellStart"/>
-      <w:r>
-        <w:rPr>
-          <w:rFonts w:ascii="宋体" w:eastAsia="宋体" w:hAnsi="宋体" w:hint="eastAsia"/>
-        </w:rPr>
-        <w:t>yqcli</w:t>
-      </w:r>
-      <w:proofErr w:type="spellEnd"/>
-    </w:p>
-    <w:p>
-      <w:pPr>
-        <w:rPr>
-          <w:rFonts w:ascii="宋体" w:eastAsia="宋体" w:hAnsi="宋体" w:hint="eastAsia"/>
-        </w:rPr>
-      </w:pPr>
-      <w:r>
-        <w:rPr>
-          <w:rFonts w:ascii="宋体" w:eastAsia="宋体" w:hAnsi="宋体" w:hint="eastAsia"/>
-        </w:rPr>
-        <w:t xml:space="preserve">o: </w:t>
-      </w:r>
-      <w:proofErr w:type="spellStart"/>
-      <w:r>
-        <w:rPr>
-          <w:rFonts w:ascii="宋体" w:eastAsia="宋体" w:hAnsi="宋体" w:hint="eastAsia"/>
-        </w:rPr>
-        <w:t>rbhpe</w:t>
-      </w:r>
-      <w:proofErr w:type="spellEnd"/>
-      <w:r>
-        <w:rPr>
-          <w:rFonts w:ascii="宋体" w:eastAsia="宋体" w:hAnsi="宋体" w:hint="eastAsia"/>
-        </w:rPr>
-        <w:t xml:space="preserve">                    p: </w:t>
-      </w:r>
-      <w:proofErr w:type="spellStart"/>
-      <w:r>
-        <w:rPr>
-          <w:rFonts w:ascii="宋体" w:eastAsia="宋体" w:hAnsi="宋体" w:hint="eastAsia"/>
-        </w:rPr>
-        <w:t>umyjibn</w:t>
-      </w:r>
-      <w:proofErr w:type="spellEnd"/>
-    </w:p>
-    <w:p>
-      <w:pPr>
-        <w:rPr>
-          <w:rFonts w:ascii="宋体" w:eastAsia="宋体" w:hAnsi="宋体" w:hint="eastAsia"/>
-        </w:rPr>
-      </w:pPr>
-      <w:r>
-        <w:rPr>
-          <w:rFonts w:ascii="宋体" w:eastAsia="宋体" w:hAnsi="宋体" w:hint="eastAsia"/>
-        </w:rPr>
-        <w:t xml:space="preserve">q: </w:t>
-      </w:r>
-      <w:proofErr w:type="spellStart"/>
-      <w:proofErr w:type="gramStart"/>
-      <w:r>
-        <w:rPr>
-          <w:rFonts w:ascii="宋体" w:eastAsia="宋体" w:hAnsi="宋体" w:hint="eastAsia"/>
-        </w:rPr>
-        <w:t>irvm</w:t>
-      </w:r>
-      <w:proofErr w:type="spellEnd"/>
-      <w:r>
-        <w:rPr>
-          <w:rFonts w:ascii="宋体" w:eastAsia="宋体" w:hAnsi="宋体" w:hint="eastAsia"/>
-        </w:rPr>
-        <w:t>;</w:t>
+        <w:t xml:space="preserve">                   r: fbuil</w:t>
+      </w:r>
+    </w:p>
+    <w:p>
+      <w:pPr>
+        <w:rPr>
+          <w:rFonts w:ascii="宋体" w:eastAsia="宋体" w:hAnsi="宋体" w:hint="eastAsia"/>
+        </w:rPr>
+      </w:pPr>
+      <w:r>
+        <w:rPr>
+          <w:rFonts w:ascii="宋体" w:eastAsia="宋体" w:hAnsi="宋体" w:hint="eastAsia"/>
+        </w:rPr>
+        <w:t>s: uikpjmw                  t: uiyxm</w:t>
+      </w:r>
+    </w:p>
+    <w:p>
+      <w:pPr>
+        <w:rPr>
+          <w:rFonts w:ascii="宋体" w:eastAsia="宋体" w:hAnsi="宋体" w:hint="eastAsia"/>
+        </w:rPr>
+      </w:pPr>
+      <w:r>
+        <w:rPr>
+          <w:rFonts w:ascii="宋体" w:eastAsia="宋体" w:hAnsi="宋体" w:hint="eastAsia"/>
+        </w:rPr>
+        <w:t>u: wvibrjhnf                v: sgbiwmk</w:t>
+      </w:r>
+    </w:p>
+    <w:p>
+      <w:pPr>
+        <w:rPr>
+          <w:rFonts w:ascii="宋体" w:eastAsia="宋体" w:hAnsi="宋体" w:hint="eastAsia"/>
+        </w:rPr>
+      </w:pPr>
+      <w:r>
+        <w:rPr>
+          <w:rFonts w:ascii="宋体" w:eastAsia="宋体" w:hAnsi="宋体" w:hint="eastAsia"/>
+        </w:rPr>
+        <w:t>w: hxazvf                   x: tdnicpms</w:t>
+      </w:r>
+      <w:r>
+        <w:rPr>
+          <w:rFonts w:ascii="宋体" w:eastAsia="宋体" w:hAnsi="宋体" w:hint="eastAsia"/>
+        </w:rPr>
+        <w:t>b</w:t>
+      </w:r>
+    </w:p>
+    <w:p>
+      <w:pPr>
+        <w:rPr>
+          <w:rFonts w:ascii="宋体" w:eastAsia="宋体" w:hAnsi="宋体" w:hint="eastAsia"/>
+        </w:rPr>
+      </w:pPr>
+      <w:r>
+        <w:rPr>
+          <w:rFonts w:ascii="宋体" w:eastAsia="宋体" w:hAnsi="宋体" w:hint="eastAsia"/>
+        </w:rPr>
+        <w:t>y: jbtuihlexkn</w:t>
       </w:r>
       <w:r>
         <w:rPr>
@@ -9780,175 +8449,8 @@
         <w:rPr>
           <w:rFonts w:ascii="宋体" w:eastAsia="宋体" w:hAnsi="宋体" w:hint="eastAsia"/>
         </w:rPr>
-        <w:t xml:space="preserve">  </w:t>
-      </w:r>
-      <w:proofErr w:type="gramEnd"/>
-      <w:r>
-        <w:rPr>
-          <w:rFonts w:ascii="宋体" w:eastAsia="宋体" w:hAnsi="宋体" w:hint="eastAsia"/>
-        </w:rPr>
-        <w:t xml:space="preserve">                 r: </w:t>
-      </w:r>
-      <w:proofErr w:type="spellStart"/>
-      <w:r>
-        <w:rPr>
-          <w:rFonts w:ascii="宋体" w:eastAsia="宋体" w:hAnsi="宋体" w:hint="eastAsia"/>
-        </w:rPr>
-        <w:t>fbuil</w:t>
-      </w:r>
-      <w:proofErr w:type="spellEnd"/>
-    </w:p>
-    <w:p>
-      <w:pPr>
-        <w:rPr>
-          <w:rFonts w:ascii="宋体" w:eastAsia="宋体" w:hAnsi="宋体" w:hint="eastAsia"/>
-        </w:rPr>
-      </w:pPr>
-      <w:r>
-        <w:rPr>
-          <w:rFonts w:ascii="宋体" w:eastAsia="宋体" w:hAnsi="宋体" w:hint="eastAsia"/>
-        </w:rPr>
-        <w:t xml:space="preserve">s: </w:t>
-      </w:r>
-      <w:proofErr w:type="spellStart"/>
-      <w:r>
-        <w:rPr>
-          <w:rFonts w:ascii="宋体" w:eastAsia="宋体" w:hAnsi="宋体" w:hint="eastAsia"/>
-        </w:rPr>
-        <w:t>uikpjmw</w:t>
-      </w:r>
-      <w:proofErr w:type="spellEnd"/>
-      <w:r>
-        <w:rPr>
-          <w:rFonts w:ascii="宋体" w:eastAsia="宋体" w:hAnsi="宋体" w:hint="eastAsia"/>
-        </w:rPr>
-        <w:t xml:space="preserve">                  t: </w:t>
-      </w:r>
-      <w:proofErr w:type="spellStart"/>
-      <w:r>
-        <w:rPr>
-          <w:rFonts w:ascii="宋体" w:eastAsia="宋体" w:hAnsi="宋体" w:hint="eastAsia"/>
-        </w:rPr>
-        <w:t>uiyxm</w:t>
-      </w:r>
-      <w:proofErr w:type="spellEnd"/>
-    </w:p>
-    <w:p>
-      <w:pPr>
-        <w:rPr>
-          <w:rFonts w:ascii="宋体" w:eastAsia="宋体" w:hAnsi="宋体" w:hint="eastAsia"/>
-        </w:rPr>
-      </w:pPr>
-      <w:r>
-        <w:rPr>
-          <w:rFonts w:ascii="宋体" w:eastAsia="宋体" w:hAnsi="宋体" w:hint="eastAsia"/>
-        </w:rPr>
-        <w:t xml:space="preserve">u: </w:t>
-      </w:r>
-      <w:proofErr w:type="spellStart"/>
-      <w:r>
-        <w:rPr>
-          <w:rFonts w:ascii="宋体" w:eastAsia="宋体" w:hAnsi="宋体" w:hint="eastAsia"/>
-        </w:rPr>
-        <w:t>wvibrjhnf</w:t>
-      </w:r>
-      <w:proofErr w:type="spellEnd"/>
-      <w:r>
-        <w:rPr>
-          <w:rFonts w:ascii="宋体" w:eastAsia="宋体" w:hAnsi="宋体" w:hint="eastAsia"/>
-        </w:rPr>
-        <w:t xml:space="preserve">                v: </w:t>
-      </w:r>
-      <w:proofErr w:type="spellStart"/>
-      <w:r>
-        <w:rPr>
-          <w:rFonts w:ascii="宋体" w:eastAsia="宋体" w:hAnsi="宋体" w:hint="eastAsia"/>
-        </w:rPr>
-        <w:t>sgbiwmk</w:t>
-      </w:r>
-      <w:proofErr w:type="spellEnd"/>
-    </w:p>
-    <w:p>
-      <w:pPr>
-        <w:rPr>
-          <w:rFonts w:ascii="宋体" w:eastAsia="宋体" w:hAnsi="宋体" w:hint="eastAsia"/>
-        </w:rPr>
-      </w:pPr>
-      <w:r>
-        <w:rPr>
-          <w:rFonts w:ascii="宋体" w:eastAsia="宋体" w:hAnsi="宋体" w:hint="eastAsia"/>
-        </w:rPr>
-        <w:t xml:space="preserve">w: </w:t>
-      </w:r>
-      <w:proofErr w:type="spellStart"/>
-      <w:r>
-        <w:rPr>
-          <w:rFonts w:ascii="宋体" w:eastAsia="宋体" w:hAnsi="宋体" w:hint="eastAsia"/>
-        </w:rPr>
-        <w:t>hxazvf</w:t>
-      </w:r>
-      <w:proofErr w:type="spellEnd"/>
-      <w:r>
-        <w:rPr>
-          <w:rFonts w:ascii="宋体" w:eastAsia="宋体" w:hAnsi="宋体" w:hint="eastAsia"/>
-        </w:rPr>
-        <w:t xml:space="preserve">                   x: </w:t>
-      </w:r>
-      <w:proofErr w:type="spellStart"/>
-      <w:r>
-        <w:rPr>
-          <w:rFonts w:ascii="宋体" w:eastAsia="宋体" w:hAnsi="宋体" w:hint="eastAsia"/>
-        </w:rPr>
-        <w:t>tdnicpms</w:t>
-      </w:r>
-      <w:r>
-        <w:rPr>
-          <w:rFonts w:ascii="宋体" w:eastAsia="宋体" w:hAnsi="宋体" w:hint="eastAsia"/>
-        </w:rPr>
-        <w:t>b</w:t>
-      </w:r>
-      <w:proofErr w:type="spellEnd"/>
-    </w:p>
-    <w:p>
-      <w:pPr>
-        <w:rPr>
-          <w:rFonts w:ascii="宋体" w:eastAsia="宋体" w:hAnsi="宋体" w:hint="eastAsia"/>
-        </w:rPr>
-      </w:pPr>
-      <w:r>
-        <w:rPr>
-          <w:rFonts w:ascii="宋体" w:eastAsia="宋体" w:hAnsi="宋体" w:hint="eastAsia"/>
-        </w:rPr>
-        <w:t xml:space="preserve">y: </w:t>
-      </w:r>
-      <w:proofErr w:type="spellStart"/>
-      <w:r>
-        <w:rPr>
-          <w:rFonts w:ascii="宋体" w:eastAsia="宋体" w:hAnsi="宋体" w:hint="eastAsia"/>
-        </w:rPr>
-        <w:t>jbtuihlexkn</w:t>
-      </w:r>
-      <w:proofErr w:type="spellEnd"/>
-      <w:r>
-        <w:rPr>
-          <w:rFonts w:ascii="宋体" w:eastAsia="宋体" w:hAnsi="宋体" w:hint="eastAsia"/>
-        </w:rPr>
-        <w:t xml:space="preserve"> </w:t>
-      </w:r>
-      <w:r>
-        <w:rPr>
-          <w:rFonts w:ascii="宋体" w:eastAsia="宋体" w:hAnsi="宋体" w:hint="eastAsia"/>
-        </w:rPr>
-        <w:t xml:space="preserve">             z: </w:t>
-      </w:r>
-      <w:proofErr w:type="spellStart"/>
-      <w:r>
-        <w:rPr>
-          <w:rFonts w:ascii="宋体" w:eastAsia="宋体" w:hAnsi="宋体" w:hint="eastAsia"/>
-        </w:rPr>
-        <w:t>vruipb</w:t>
-      </w:r>
-      <w:proofErr w:type="spellEnd"/>
+        <w:t xml:space="preserve">             z: vruipb</w:t>
+      </w:r>
     </w:p>
     <w:p>
       <w:pPr>
@@ -10149,7 +8651,6 @@
           <w:szCs w:val="21"/>
         </w:rPr>
       </w:pPr>
-      <w:proofErr w:type="gramStart"/>
       <w:r>
         <w:rPr>
           <w:rFonts w:ascii="宋体" w:eastAsia="宋体" w:hAnsi="宋体" w:hint="eastAsia"/>
@@ -10168,7 +8669,6 @@
         </w:rPr>
         <w:t>码冲突</w:t>
       </w:r>
-      <w:proofErr w:type="gramEnd"/>
       <w:r>
         <w:rPr>
           <w:rFonts w:ascii="宋体" w:eastAsia="宋体" w:hAnsi="宋体"/>
@@ -10279,65 +8779,8 @@
           <w:rFonts w:ascii="宋体" w:eastAsia="宋体" w:hAnsi="宋体" w:hint="eastAsia"/>
           <w:szCs w:val="21"/>
         </w:rPr>
-        <w:t>如含</w:t>
-      </w:r>
-      <w:proofErr w:type="gramStart"/>
-      <w:r>
-        <w:rPr>
-          <w:rFonts w:ascii="宋体" w:eastAsia="宋体" w:hAnsi="宋体" w:hint="eastAsia"/>
-          <w:szCs w:val="21"/>
-        </w:rPr>
-        <w:t>彳</w:t>
-      </w:r>
-      <w:proofErr w:type="gramEnd"/>
-      <w:r>
-        <w:rPr>
-          <w:rFonts w:ascii="宋体" w:eastAsia="宋体" w:hAnsi="宋体" w:hint="eastAsia"/>
-          <w:szCs w:val="21"/>
-        </w:rPr>
-        <w:t>取</w:t>
-      </w:r>
-      <w:proofErr w:type="gramStart"/>
-      <w:r>
-        <w:rPr>
-          <w:rFonts w:ascii="宋体" w:eastAsia="宋体" w:hAnsi="宋体" w:hint="eastAsia"/>
-          <w:szCs w:val="21"/>
-        </w:rPr>
-        <w:t>彳</w:t>
-      </w:r>
-      <w:proofErr w:type="gramEnd"/>
-      <w:r>
-        <w:rPr>
-          <w:rFonts w:ascii="宋体" w:eastAsia="宋体" w:hAnsi="宋体" w:hint="eastAsia"/>
-          <w:szCs w:val="21"/>
-        </w:rPr>
-        <w:t>，含</w:t>
-      </w:r>
-      <w:proofErr w:type="gramStart"/>
-      <w:r>
-        <w:rPr>
-          <w:rFonts w:ascii="宋体" w:eastAsia="宋体" w:hAnsi="宋体" w:hint="eastAsia"/>
-          <w:szCs w:val="21"/>
-        </w:rPr>
-        <w:t>廾</w:t>
-      </w:r>
-      <w:proofErr w:type="gramEnd"/>
-      <w:r>
-        <w:rPr>
-          <w:rFonts w:ascii="宋体" w:eastAsia="宋体" w:hAnsi="宋体" w:hint="eastAsia"/>
-          <w:szCs w:val="21"/>
-        </w:rPr>
-        <w:t>取</w:t>
-      </w:r>
-      <w:proofErr w:type="gramStart"/>
-      <w:r>
-        <w:rPr>
-          <w:rFonts w:ascii="宋体" w:eastAsia="宋体" w:hAnsi="宋体" w:hint="eastAsia"/>
-          <w:szCs w:val="21"/>
-        </w:rPr>
-        <w:t>廾</w:t>
-      </w:r>
-      <w:proofErr w:type="gramEnd"/>
+        <w:t>如含彳取彳，含廾取廾</w:t>
+      </w:r>
       <w:r>
         <w:rPr>
           <w:rFonts w:ascii="宋体" w:eastAsia="宋体" w:hAnsi="宋体"/>
@@ -10587,36 +9030,16 @@
           <w:bCs/>
           <w:szCs w:val="21"/>
         </w:rPr>
-        <w:t>/非部首</w:t>
-      </w:r>
-      <w:proofErr w:type="gramStart"/>
-      <w:r>
-        <w:rPr>
-          <w:rFonts w:ascii="宋体" w:eastAsia="宋体" w:hAnsi="宋体" w:hint="eastAsia"/>
-          <w:b/>
-          <w:bCs/>
-          <w:szCs w:val="21"/>
-        </w:rPr>
-        <w:t>字</w:t>
-      </w:r>
-      <w:r>
-        <w:rPr>
-          <w:rFonts w:ascii="宋体" w:eastAsia="宋体" w:hAnsi="宋体"/>
-          <w:b/>
-          <w:bCs/>
-          <w:szCs w:val="21"/>
-        </w:rPr>
-        <w:t>合理</w:t>
-      </w:r>
-      <w:proofErr w:type="gramEnd"/>
-      <w:r>
-        <w:rPr>
-          <w:rFonts w:ascii="宋体" w:eastAsia="宋体" w:hAnsi="宋体"/>
-          <w:b/>
-          <w:bCs/>
-          <w:szCs w:val="21"/>
-        </w:rPr>
-        <w:t>跳过</w:t>
+        <w:t>/非部首字</w:t>
+      </w:r>
+      <w:r>
+        <w:rPr>
+          <w:rFonts w:ascii="宋体" w:eastAsia="宋体" w:hAnsi="宋体"/>
+          <w:b/>
+          <w:bCs/>
+          <w:szCs w:val="21"/>
+        </w:rPr>
+        <w:t>合理跳过</w:t>
       </w:r>
       <w:r>
         <w:rPr>
@@ -10739,21 +9162,7 @@
         <w:rPr>
           <w:rFonts w:ascii="宋体" w:eastAsia="宋体" w:hAnsi="宋体"/>
         </w:rPr>
-        <w:t>巨5 平5 养d 就d 利h 临</w:t>
-      </w:r>
-      <w:proofErr w:type="spellStart"/>
-      <w:r>
-        <w:rPr>
-          <w:rFonts w:ascii="宋体" w:eastAsia="宋体" w:hAnsi="宋体"/>
-        </w:rPr>
-        <w:t>i</w:t>
-      </w:r>
-      <w:proofErr w:type="spellEnd"/>
-      <w:r>
-        <w:rPr>
-          <w:rFonts w:ascii="宋体" w:eastAsia="宋体" w:hAnsi="宋体"/>
-        </w:rPr>
-        <w:t xml:space="preserve"> 所j</w:t>
+        <w:t>巨5 平5 养d 就d 利h 临i 所j</w:t>
       </w:r>
       <w:r>
         <w:rPr>
@@ -10792,21 +9201,7 @@
         <w:rPr>
           <w:rFonts w:ascii="宋体" w:eastAsia="宋体" w:hAnsi="宋体"/>
         </w:rPr>
-        <w:t xml:space="preserve">音r 有r 旧r </w:t>
-      </w:r>
-      <w:proofErr w:type="gramStart"/>
-      <w:r>
-        <w:rPr>
-          <w:rFonts w:ascii="宋体" w:eastAsia="宋体" w:hAnsi="宋体"/>
-        </w:rPr>
-        <w:t>旦</w:t>
-      </w:r>
-      <w:proofErr w:type="gramEnd"/>
-      <w:r>
-        <w:rPr>
-          <w:rFonts w:ascii="宋体" w:eastAsia="宋体" w:hAnsi="宋体"/>
-        </w:rPr>
-        <w:t>r 更</w:t>
+        <w:t>音r 有r 旧r 旦r 更</w:t>
       </w:r>
       <w:r>
         <w:rPr>
@@ -10891,97 +9286,8 @@
           <w:rFonts w:ascii="宋体" w:eastAsia="宋体" w:hAnsi="宋体"/>
           <w:szCs w:val="21"/>
         </w:rPr>
-        <w:t>亅→</w:t>
-      </w:r>
-      <w:proofErr w:type="gramStart"/>
-      <w:r>
-        <w:rPr>
-          <w:rFonts w:ascii="宋体" w:eastAsia="宋体" w:hAnsi="宋体"/>
-          <w:szCs w:val="21"/>
-        </w:rPr>
-        <w:t>丨</w:t>
-      </w:r>
-      <w:proofErr w:type="gramEnd"/>
-      <w:r>
-        <w:rPr>
-          <w:rFonts w:ascii="宋体" w:eastAsia="宋体" w:hAnsi="宋体"/>
-          <w:szCs w:val="21"/>
-        </w:rPr>
-        <w:t>，</w:t>
-      </w:r>
-      <w:proofErr w:type="gramStart"/>
-      <w:r>
-        <w:rPr>
-          <w:rFonts w:ascii="宋体" w:eastAsia="宋体" w:hAnsi="宋体"/>
-          <w:szCs w:val="21"/>
-        </w:rPr>
-        <w:t>夊夂</w:t>
-      </w:r>
-      <w:proofErr w:type="gramEnd"/>
-      <w:r>
-        <w:rPr>
-          <w:rFonts w:ascii="宋体" w:eastAsia="宋体" w:hAnsi="宋体"/>
-          <w:szCs w:val="21"/>
-        </w:rPr>
-        <w:t>→</w:t>
-      </w:r>
-      <w:proofErr w:type="gramStart"/>
-      <w:r>
-        <w:rPr>
-          <w:rFonts w:ascii="宋体" w:eastAsia="宋体" w:hAnsi="宋体"/>
-          <w:szCs w:val="21"/>
-        </w:rPr>
-        <w:t>攵</w:t>
-      </w:r>
-      <w:proofErr w:type="gramEnd"/>
-      <w:r>
-        <w:rPr>
-          <w:rFonts w:ascii="宋体" w:eastAsia="宋体" w:hAnsi="宋体"/>
-          <w:szCs w:val="21"/>
-        </w:rPr>
-        <w:t>，</w:t>
-      </w:r>
-      <w:proofErr w:type="gramStart"/>
-      <w:r>
-        <w:rPr>
-          <w:rFonts w:ascii="宋体" w:eastAsia="宋体" w:hAnsi="宋体"/>
-          <w:szCs w:val="21"/>
-        </w:rPr>
-        <w:t>廾</w:t>
-      </w:r>
-      <w:proofErr w:type="gramEnd"/>
-      <w:r>
-        <w:rPr>
-          <w:rFonts w:ascii="宋体" w:eastAsia="宋体" w:hAnsi="宋体"/>
-          <w:szCs w:val="21"/>
-        </w:rPr>
-        <w:t>→卄，⺈→刀，</w:t>
-      </w:r>
-      <w:proofErr w:type="gramStart"/>
-      <w:r>
-        <w:rPr>
-          <w:rFonts w:ascii="宋体" w:eastAsia="宋体" w:hAnsi="宋体"/>
-          <w:szCs w:val="21"/>
-        </w:rPr>
-        <w:t>冃</w:t>
-      </w:r>
-      <w:proofErr w:type="gramEnd"/>
-      <w:r>
-        <w:rPr>
-          <w:rFonts w:ascii="宋体" w:eastAsia="宋体" w:hAnsi="宋体"/>
-          <w:szCs w:val="21"/>
-        </w:rPr>
-        <w:t>→日，</w:t>
-      </w:r>
-      <w:proofErr w:type="gramStart"/>
-      <w:r>
-        <w:rPr>
-          <w:rFonts w:ascii="宋体" w:eastAsia="宋体" w:hAnsi="宋体"/>
-          <w:szCs w:val="21"/>
-        </w:rPr>
-        <w:t>疋</w:t>
-      </w:r>
-      <w:proofErr w:type="gramEnd"/>
+        <w:t>亅→丨，夊夂→攵，廾→卄，⺈→刀，冃→日，疋</w:t>
+      </w:r>
       <w:r>
         <w:rPr>
           <w:rFonts w:ascii="SimSun-ExtB" w:eastAsia="SimSun-ExtB" w:hAnsi="SimSun-ExtB" w:cs="SimSun-ExtB" w:hint="eastAsia"/>
@@ -10994,39 +9300,7 @@
           <w:rFonts w:ascii="宋体" w:eastAsia="宋体" w:hAnsi="宋体"/>
           <w:szCs w:val="21"/>
         </w:rPr>
-        <w:t>龰→止，匸→</w:t>
-      </w:r>
-      <w:proofErr w:type="gramStart"/>
-      <w:r>
-        <w:rPr>
-          <w:rFonts w:ascii="宋体" w:eastAsia="宋体" w:hAnsi="宋体"/>
-          <w:szCs w:val="21"/>
-        </w:rPr>
-        <w:t>匚</w:t>
-      </w:r>
-      <w:proofErr w:type="gramEnd"/>
-      <w:r>
-        <w:rPr>
-          <w:rFonts w:ascii="宋体" w:eastAsia="宋体" w:hAnsi="宋体"/>
-          <w:szCs w:val="21"/>
-        </w:rPr>
-        <w:t>，襾→西，龶→青，耂→老，</w:t>
-      </w:r>
-      <w:proofErr w:type="gramStart"/>
-      <w:r>
-        <w:rPr>
-          <w:rFonts w:ascii="宋体" w:eastAsia="宋体" w:hAnsi="宋体"/>
-          <w:szCs w:val="21"/>
-        </w:rPr>
-        <w:t>灬</w:t>
-      </w:r>
-      <w:proofErr w:type="gramEnd"/>
-      <w:r>
-        <w:rPr>
-          <w:rFonts w:ascii="宋体" w:eastAsia="宋体" w:hAnsi="宋体"/>
-          <w:szCs w:val="21"/>
-        </w:rPr>
-        <w:t>→火......</w:t>
+        <w:t>龰→止，匸→匚，襾→西，龶→青，耂→老，灬→火......</w:t>
       </w:r>
     </w:p>
     <w:p>
@@ -11087,119 +9361,7 @@
           <w:rFonts w:ascii="宋体" w:eastAsia="宋体" w:hAnsi="宋体"/>
           <w:szCs w:val="21"/>
         </w:rPr>
-        <w:t>夫→</w:t>
-      </w:r>
-      <w:proofErr w:type="gramStart"/>
-      <w:r>
-        <w:rPr>
-          <w:rFonts w:ascii="宋体" w:eastAsia="宋体" w:hAnsi="宋体"/>
-          <w:szCs w:val="21"/>
-        </w:rPr>
-        <w:t>矢</w:t>
-      </w:r>
-      <w:proofErr w:type="gramEnd"/>
-      <w:r>
-        <w:rPr>
-          <w:rFonts w:ascii="宋体" w:eastAsia="宋体" w:hAnsi="宋体"/>
-          <w:szCs w:val="21"/>
-        </w:rPr>
-        <w:t>，正→止，长長镸→</w:t>
-      </w:r>
-      <w:proofErr w:type="gramStart"/>
-      <w:r>
-        <w:rPr>
-          <w:rFonts w:ascii="宋体" w:eastAsia="宋体" w:hAnsi="宋体"/>
-          <w:szCs w:val="21"/>
-        </w:rPr>
-        <w:t>髟</w:t>
-      </w:r>
-      <w:proofErr w:type="gramEnd"/>
-      <w:r>
-        <w:rPr>
-          <w:rFonts w:ascii="宋体" w:eastAsia="宋体" w:hAnsi="宋体"/>
-          <w:szCs w:val="21"/>
-        </w:rPr>
-        <w:t>，玉→王，曰→日，申→田，干→十，无→二，牙→寸，甘→革，生→青，隶→</w:t>
-      </w:r>
-      <w:proofErr w:type="gramStart"/>
-      <w:r>
-        <w:rPr>
-          <w:rFonts w:ascii="宋体" w:eastAsia="宋体" w:hAnsi="宋体"/>
-          <w:szCs w:val="21"/>
-        </w:rPr>
-        <w:t>聿</w:t>
-      </w:r>
-      <w:proofErr w:type="gramEnd"/>
-      <w:r>
-        <w:rPr>
-          <w:rFonts w:ascii="宋体" w:eastAsia="宋体" w:hAnsi="宋体"/>
-          <w:szCs w:val="21"/>
-        </w:rPr>
-        <w:t>，面→</w:t>
-      </w:r>
-      <w:proofErr w:type="gramStart"/>
-      <w:r>
-        <w:rPr>
-          <w:rFonts w:ascii="宋体" w:eastAsia="宋体" w:hAnsi="宋体"/>
-          <w:szCs w:val="21"/>
-        </w:rPr>
-        <w:t>囗</w:t>
-      </w:r>
-      <w:proofErr w:type="gramEnd"/>
-      <w:r>
-        <w:rPr>
-          <w:rFonts w:ascii="宋体" w:eastAsia="宋体" w:hAnsi="宋体"/>
-          <w:szCs w:val="21"/>
-        </w:rPr>
-        <w:t>，</w:t>
-      </w:r>
-      <w:proofErr w:type="gramStart"/>
-      <w:r>
-        <w:rPr>
-          <w:rFonts w:ascii="宋体" w:eastAsia="宋体" w:hAnsi="宋体"/>
-          <w:szCs w:val="21"/>
-        </w:rPr>
-        <w:t>韭</w:t>
-      </w:r>
-      <w:proofErr w:type="gramEnd"/>
-      <w:r>
-        <w:rPr>
-          <w:rFonts w:ascii="宋体" w:eastAsia="宋体" w:hAnsi="宋体"/>
-          <w:szCs w:val="21"/>
-        </w:rPr>
-        <w:t>→</w:t>
-      </w:r>
-      <w:proofErr w:type="gramStart"/>
-      <w:r>
-        <w:rPr>
-          <w:rFonts w:ascii="宋体" w:eastAsia="宋体" w:hAnsi="宋体"/>
-          <w:szCs w:val="21"/>
-        </w:rPr>
-        <w:t>耒</w:t>
-      </w:r>
-      <w:proofErr w:type="gramEnd"/>
-      <w:r>
-        <w:rPr>
-          <w:rFonts w:ascii="宋体" w:eastAsia="宋体" w:hAnsi="宋体"/>
-          <w:szCs w:val="21"/>
-        </w:rPr>
-        <w:t>，飞→</w:t>
-      </w:r>
-      <w:proofErr w:type="gramStart"/>
-      <w:r>
-        <w:rPr>
-          <w:rFonts w:ascii="宋体" w:eastAsia="宋体" w:hAnsi="宋体"/>
-          <w:szCs w:val="21"/>
-        </w:rPr>
-        <w:t>疒</w:t>
-      </w:r>
-      <w:proofErr w:type="gramEnd"/>
-      <w:r>
-        <w:rPr>
-          <w:rFonts w:ascii="宋体" w:eastAsia="宋体" w:hAnsi="宋体"/>
-          <w:szCs w:val="21"/>
-        </w:rPr>
-        <w:t>，鬥→门......</w:t>
+        <w:t>夫→矢，正→止，长長镸→髟，玉→王，曰→日，申→田，干→十，无→二，牙→寸，甘→革，生→青，隶→聿，面→囗，韭→耒，飞→疒，鬥→门......</w:t>
       </w:r>
     </w:p>
     <w:p>
@@ -11260,39 +9422,7 @@
           <w:rFonts w:ascii="宋体" w:eastAsia="宋体" w:hAnsi="宋体"/>
           <w:szCs w:val="21"/>
         </w:rPr>
-        <w:t>立→</w:t>
-      </w:r>
-      <w:proofErr w:type="gramStart"/>
-      <w:r>
-        <w:rPr>
-          <w:rFonts w:ascii="宋体" w:eastAsia="宋体" w:hAnsi="宋体"/>
-          <w:szCs w:val="21"/>
-        </w:rPr>
-        <w:t>亠</w:t>
-      </w:r>
-      <w:proofErr w:type="gramEnd"/>
-      <w:r>
-        <w:rPr>
-          <w:rFonts w:ascii="宋体" w:eastAsia="宋体" w:hAnsi="宋体"/>
-          <w:szCs w:val="21"/>
-        </w:rPr>
-        <w:t>，鼠→臼，</w:t>
-      </w:r>
-      <w:proofErr w:type="gramStart"/>
-      <w:r>
-        <w:rPr>
-          <w:rFonts w:ascii="宋体" w:eastAsia="宋体" w:hAnsi="宋体"/>
-          <w:szCs w:val="21"/>
-        </w:rPr>
-        <w:t>舛</w:t>
-      </w:r>
-      <w:proofErr w:type="gramEnd"/>
-      <w:r>
-        <w:rPr>
-          <w:rFonts w:ascii="宋体" w:eastAsia="宋体" w:hAnsi="宋体"/>
-          <w:szCs w:val="21"/>
-        </w:rPr>
-        <w:t>→夕，㫃→方，卧→臣，</w:t>
+        <w:t>立→亠，鼠→臼，舛→夕，㫃→方，卧→臣，</w:t>
       </w:r>
       <w:r>
         <w:rPr>
@@ -11306,23 +9436,7 @@
           <w:rFonts w:ascii="宋体" w:eastAsia="宋体" w:hAnsi="宋体"/>
           <w:szCs w:val="21"/>
         </w:rPr>
-        <w:t>→禾，行→</w:t>
-      </w:r>
-      <w:proofErr w:type="gramStart"/>
-      <w:r>
-        <w:rPr>
-          <w:rFonts w:ascii="宋体" w:eastAsia="宋体" w:hAnsi="宋体"/>
-          <w:szCs w:val="21"/>
-        </w:rPr>
-        <w:t>彳</w:t>
-      </w:r>
-      <w:proofErr w:type="gramEnd"/>
-      <w:r>
-        <w:rPr>
-          <w:rFonts w:ascii="宋体" w:eastAsia="宋体" w:hAnsi="宋体"/>
-          <w:szCs w:val="21"/>
-        </w:rPr>
-        <w:t>，</w:t>
+        <w:t>→禾，行→彳，</w:t>
       </w:r>
       <w:r>
         <w:rPr>
@@ -11336,249 +9450,24 @@
           <w:rFonts w:ascii="宋体" w:eastAsia="宋体" w:hAnsi="宋体"/>
           <w:szCs w:val="21"/>
         </w:rPr>
-        <w:t>→</w:t>
-      </w:r>
-      <w:proofErr w:type="gramStart"/>
-      <w:r>
-        <w:rPr>
-          <w:rFonts w:ascii="宋体" w:eastAsia="宋体" w:hAnsi="宋体"/>
-          <w:szCs w:val="21"/>
-        </w:rPr>
-        <w:t>宀</w:t>
-      </w:r>
-      <w:proofErr w:type="gramEnd"/>
-      <w:r>
-        <w:rPr>
-          <w:rFonts w:ascii="宋体" w:eastAsia="宋体" w:hAnsi="宋体"/>
-          <w:szCs w:val="21"/>
-        </w:rPr>
-        <w:t>，亼→人，</w:t>
-      </w:r>
-      <w:proofErr w:type="gramStart"/>
-      <w:r>
-        <w:rPr>
-          <w:rFonts w:ascii="宋体" w:eastAsia="宋体" w:hAnsi="宋体"/>
-          <w:szCs w:val="21"/>
-        </w:rPr>
-        <w:t>龠</w:t>
-      </w:r>
-      <w:proofErr w:type="gramEnd"/>
-      <w:r>
-        <w:rPr>
-          <w:rFonts w:ascii="宋体" w:eastAsia="宋体" w:hAnsi="宋体"/>
-          <w:szCs w:val="21"/>
-        </w:rPr>
-        <w:t>→人，鼻→自，齐（齊）→文，林→木，舍→人，多→夕，男→田，死→</w:t>
-      </w:r>
-      <w:proofErr w:type="gramStart"/>
-      <w:r>
-        <w:rPr>
-          <w:rFonts w:ascii="宋体" w:eastAsia="宋体" w:hAnsi="宋体"/>
-          <w:szCs w:val="21"/>
-        </w:rPr>
-        <w:t>歹</w:t>
-      </w:r>
-      <w:proofErr w:type="gramEnd"/>
-      <w:r>
-        <w:rPr>
-          <w:rFonts w:ascii="宋体" w:eastAsia="宋体" w:hAnsi="宋体"/>
-          <w:szCs w:val="21"/>
-        </w:rPr>
-        <w:t>，比→</w:t>
-      </w:r>
-      <w:proofErr w:type="gramStart"/>
-      <w:r>
-        <w:rPr>
-          <w:rFonts w:ascii="宋体" w:eastAsia="宋体" w:hAnsi="宋体"/>
-          <w:szCs w:val="21"/>
-        </w:rPr>
-        <w:t>匕</w:t>
-      </w:r>
-      <w:proofErr w:type="gramEnd"/>
-      <w:r>
-        <w:rPr>
-          <w:rFonts w:ascii="宋体" w:eastAsia="宋体" w:hAnsi="宋体"/>
-          <w:szCs w:val="21"/>
-        </w:rPr>
-        <w:t>，</w:t>
-      </w:r>
-      <w:proofErr w:type="gramStart"/>
-      <w:r>
-        <w:rPr>
-          <w:rFonts w:ascii="宋体" w:eastAsia="宋体" w:hAnsi="宋体"/>
-          <w:szCs w:val="21"/>
-        </w:rPr>
-        <w:t>爻</w:t>
-      </w:r>
-      <w:proofErr w:type="gramEnd"/>
-      <w:r>
-        <w:rPr>
-          <w:rFonts w:ascii="宋体" w:eastAsia="宋体" w:hAnsi="宋体"/>
-          <w:szCs w:val="21"/>
-        </w:rPr>
-        <w:t>→㐅，玄→</w:t>
-      </w:r>
-      <w:proofErr w:type="gramStart"/>
-      <w:r>
-        <w:rPr>
-          <w:rFonts w:ascii="宋体" w:eastAsia="宋体" w:hAnsi="宋体"/>
-          <w:szCs w:val="21"/>
-        </w:rPr>
-        <w:t>亠</w:t>
-      </w:r>
-      <w:proofErr w:type="gramEnd"/>
-      <w:r>
-        <w:rPr>
-          <w:rFonts w:ascii="宋体" w:eastAsia="宋体" w:hAnsi="宋体"/>
-          <w:szCs w:val="21"/>
-        </w:rPr>
-        <w:t>，禸→</w:t>
-      </w:r>
-      <w:proofErr w:type="gramStart"/>
-      <w:r>
-        <w:rPr>
-          <w:rFonts w:ascii="宋体" w:eastAsia="宋体" w:hAnsi="宋体"/>
-          <w:szCs w:val="21"/>
-        </w:rPr>
-        <w:t>冂</w:t>
-      </w:r>
-      <w:proofErr w:type="gramEnd"/>
-      <w:r>
-        <w:rPr>
-          <w:rFonts w:ascii="宋体" w:eastAsia="宋体" w:hAnsi="宋体"/>
-          <w:szCs w:val="21"/>
-        </w:rPr>
-        <w:t>，至→土，色→刀，首→丷，香→禾，高→</w:t>
-      </w:r>
-      <w:proofErr w:type="gramStart"/>
-      <w:r>
-        <w:rPr>
-          <w:rFonts w:ascii="宋体" w:eastAsia="宋体" w:hAnsi="宋体"/>
-          <w:szCs w:val="21"/>
-        </w:rPr>
-        <w:t>亠</w:t>
-      </w:r>
-      <w:proofErr w:type="gramEnd"/>
-      <w:r>
-        <w:rPr>
-          <w:rFonts w:ascii="宋体" w:eastAsia="宋体" w:hAnsi="宋体"/>
-          <w:szCs w:val="21"/>
-        </w:rPr>
-        <w:t>，</w:t>
-      </w:r>
-      <w:proofErr w:type="gramStart"/>
-      <w:r>
-        <w:rPr>
-          <w:rFonts w:ascii="宋体" w:eastAsia="宋体" w:hAnsi="宋体"/>
-          <w:szCs w:val="21"/>
-        </w:rPr>
-        <w:t>鬯</w:t>
-      </w:r>
-      <w:proofErr w:type="gramEnd"/>
-      <w:r>
-        <w:rPr>
-          <w:rFonts w:ascii="宋体" w:eastAsia="宋体" w:hAnsi="宋体"/>
-          <w:szCs w:val="21"/>
-        </w:rPr>
-        <w:t>→</w:t>
-      </w:r>
-      <w:proofErr w:type="gramStart"/>
-      <w:r>
-        <w:rPr>
-          <w:rFonts w:ascii="宋体" w:eastAsia="宋体" w:hAnsi="宋体"/>
-          <w:szCs w:val="21"/>
-        </w:rPr>
-        <w:t>匕</w:t>
-      </w:r>
-      <w:proofErr w:type="gramEnd"/>
-      <w:r>
-        <w:rPr>
-          <w:rFonts w:ascii="宋体" w:eastAsia="宋体" w:hAnsi="宋体"/>
-          <w:szCs w:val="21"/>
-        </w:rPr>
-        <w:t>，</w:t>
-      </w:r>
-      <w:proofErr w:type="gramStart"/>
-      <w:r>
-        <w:rPr>
-          <w:rFonts w:ascii="宋体" w:eastAsia="宋体" w:hAnsi="宋体"/>
-          <w:szCs w:val="21"/>
-        </w:rPr>
-        <w:t>鬲</w:t>
-      </w:r>
-      <w:proofErr w:type="gramEnd"/>
-      <w:r>
-        <w:rPr>
-          <w:rFonts w:ascii="宋体" w:eastAsia="宋体" w:hAnsi="宋体"/>
-          <w:szCs w:val="21"/>
-        </w:rPr>
-        <w:t>→口，鹿→广，麻→广，黄黃→八，</w:t>
-      </w:r>
-      <w:proofErr w:type="gramStart"/>
-      <w:r>
-        <w:rPr>
-          <w:rFonts w:ascii="宋体" w:eastAsia="宋体" w:hAnsi="宋体"/>
-          <w:szCs w:val="21"/>
-        </w:rPr>
-        <w:t>黍</w:t>
-      </w:r>
-      <w:proofErr w:type="gramEnd"/>
-      <w:r>
-        <w:rPr>
-          <w:rFonts w:ascii="宋体" w:eastAsia="宋体" w:hAnsi="宋体"/>
-          <w:szCs w:val="21"/>
-        </w:rPr>
-        <w:t>→禾，</w:t>
-      </w:r>
-      <w:proofErr w:type="gramStart"/>
-      <w:r>
-        <w:rPr>
-          <w:rFonts w:ascii="宋体" w:eastAsia="宋体" w:hAnsi="宋体"/>
-          <w:szCs w:val="21"/>
-        </w:rPr>
-        <w:t>黹</w:t>
-      </w:r>
-      <w:proofErr w:type="gramEnd"/>
-      <w:r>
-        <w:rPr>
-          <w:rFonts w:ascii="宋体" w:eastAsia="宋体" w:hAnsi="宋体"/>
-          <w:szCs w:val="21"/>
-        </w:rPr>
-        <w:t>→业，鼎→目，鼓→支，龟→刀，</w:t>
-      </w:r>
-      <w:proofErr w:type="gramStart"/>
-      <w:r>
-        <w:rPr>
-          <w:rFonts w:ascii="宋体" w:eastAsia="宋体" w:hAnsi="宋体"/>
-          <w:szCs w:val="21"/>
-        </w:rPr>
-        <w:t>厄</w:t>
-      </w:r>
-      <w:proofErr w:type="gramEnd"/>
-      <w:r>
-        <w:rPr>
-          <w:rFonts w:ascii="宋体" w:eastAsia="宋体" w:hAnsi="宋体"/>
-          <w:szCs w:val="21"/>
-        </w:rPr>
-        <w:t>→厂......</w:t>
-      </w:r>
-    </w:p>
-    <w:p>
-      <w:pPr>
-        <w:rPr>
-          <w:rFonts w:ascii="宋体" w:eastAsia="宋体" w:hAnsi="宋体" w:hint="eastAsia"/>
-          <w:szCs w:val="21"/>
-        </w:rPr>
-      </w:pPr>
-    </w:p>
-    <w:p>
-      <w:pPr>
-        <w:rPr>
-          <w:rFonts w:ascii="宋体" w:eastAsia="宋体" w:hAnsi="宋体" w:hint="eastAsia"/>
-          <w:szCs w:val="21"/>
-        </w:rPr>
-      </w:pPr>
-      <w:proofErr w:type="gramStart"/>
+        <w:t>→宀，亼→人，龠→人，鼻→自，齐（齊）→文，林→木，舍→人，多→夕，男→田，死→歹，比→匕，爻→㐅，玄→亠，禸→冂，至→土，色→刀，首→丷，香→禾，高→亠，鬯→匕，鬲→口，鹿→广，麻→广，黄黃→八，黍→禾，黹→业，鼎→目，鼓→支，龟→刀，厄→厂......</w:t>
+      </w:r>
+    </w:p>
+    <w:p>
+      <w:pPr>
+        <w:rPr>
+          <w:rFonts w:ascii="宋体" w:eastAsia="宋体" w:hAnsi="宋体" w:hint="eastAsia"/>
+          <w:szCs w:val="21"/>
+        </w:rPr>
+      </w:pPr>
+    </w:p>
+    <w:p>
+      <w:pPr>
+        <w:rPr>
+          <w:rFonts w:ascii="宋体" w:eastAsia="宋体" w:hAnsi="宋体" w:hint="eastAsia"/>
+          <w:szCs w:val="21"/>
+        </w:rPr>
+      </w:pPr>
       <w:r>
         <w:rPr>
           <w:rFonts w:ascii="宋体" w:eastAsia="宋体" w:hAnsi="宋体"/>
@@ -11588,7 +9477,6 @@
         </w:rPr>
         <w:t>罕部跳过</w:t>
       </w:r>
-      <w:proofErr w:type="gramEnd"/>
       <w:r>
         <w:rPr>
           <w:rFonts w:ascii="宋体" w:eastAsia="宋体" w:hAnsi="宋体"/>
@@ -11609,23 +9497,7 @@
           <w:rFonts w:ascii="宋体" w:eastAsia="宋体" w:hAnsi="宋体"/>
           <w:szCs w:val="21"/>
         </w:rPr>
-        <w:t>毋（母），氏，</w:t>
-      </w:r>
-      <w:proofErr w:type="gramStart"/>
-      <w:r>
-        <w:rPr>
-          <w:rFonts w:ascii="宋体" w:eastAsia="宋体" w:hAnsi="宋体"/>
-          <w:szCs w:val="21"/>
-        </w:rPr>
-        <w:t>而</w:t>
-      </w:r>
-      <w:proofErr w:type="gramEnd"/>
-      <w:r>
-        <w:rPr>
-          <w:rFonts w:ascii="宋体" w:eastAsia="宋体" w:hAnsi="宋体"/>
-          <w:szCs w:val="21"/>
-        </w:rPr>
-        <w:t>。</w:t>
+        <w:t>毋（母），氏，而。</w:t>
       </w:r>
     </w:p>
     <w:p>
@@ -11654,7 +9526,6 @@
         </w:rPr>
         <w:t xml:space="preserve">4 </w:t>
       </w:r>
-      <w:proofErr w:type="gramStart"/>
       <w:r>
         <w:rPr>
           <w:rFonts w:ascii="宋体" w:eastAsia="宋体" w:hAnsi="宋体" w:hint="eastAsia"/>
@@ -11671,17 +9542,7 @@
           <w:bCs/>
           <w:szCs w:val="21"/>
         </w:rPr>
-        <w:t>码编码</w:t>
-      </w:r>
-      <w:proofErr w:type="gramEnd"/>
-      <w:r>
-        <w:rPr>
-          <w:rFonts w:ascii="宋体" w:eastAsia="宋体" w:hAnsi="宋体"/>
-          <w:b/>
-          <w:bCs/>
-          <w:szCs w:val="21"/>
-        </w:rPr>
-        <w:t>总结</w:t>
+        <w:t>码编码总结</w:t>
       </w:r>
     </w:p>
     <w:p>
@@ -11711,7 +9572,6 @@
         </w:rPr>
         <w:t>：</w:t>
       </w:r>
-      <w:proofErr w:type="gramStart"/>
       <w:r>
         <w:rPr>
           <w:rFonts w:ascii="宋体" w:eastAsia="宋体" w:hAnsi="宋体" w:hint="eastAsia"/>
@@ -11724,15 +9584,7 @@
           <w:rFonts w:ascii="宋体" w:eastAsia="宋体" w:hAnsi="宋体"/>
           <w:szCs w:val="21"/>
         </w:rPr>
-        <w:t>码为</w:t>
-      </w:r>
-      <w:proofErr w:type="gramEnd"/>
-      <w:r>
-        <w:rPr>
-          <w:rFonts w:ascii="宋体" w:eastAsia="宋体" w:hAnsi="宋体"/>
-          <w:szCs w:val="21"/>
-        </w:rPr>
-        <w:t>数字（0-9），根据字形特征按优先级选取。</w:t>
+        <w:t>码为数字（0-9），根据字形特征按优先级选取。</w:t>
       </w:r>
     </w:p>
     <w:p>
@@ -11762,7 +9614,6 @@
         </w:rPr>
         <w:t>：</w:t>
       </w:r>
-      <w:proofErr w:type="gramStart"/>
       <w:r>
         <w:rPr>
           <w:rFonts w:ascii="宋体" w:eastAsia="宋体" w:hAnsi="宋体" w:hint="eastAsia"/>
@@ -11775,15 +9626,7 @@
           <w:rFonts w:ascii="宋体" w:eastAsia="宋体" w:hAnsi="宋体"/>
           <w:szCs w:val="21"/>
         </w:rPr>
-        <w:t>码为</w:t>
-      </w:r>
-      <w:proofErr w:type="gramEnd"/>
-      <w:r>
-        <w:rPr>
-          <w:rFonts w:ascii="宋体" w:eastAsia="宋体" w:hAnsi="宋体"/>
-          <w:szCs w:val="21"/>
-        </w:rPr>
-        <w:t>字母（b-z，不含a、e、;），对应</w:t>
+        <w:t>码为字母（b-z，不含a、e、;），对应</w:t>
       </w:r>
       <w:r>
         <w:rPr>
@@ -12063,23 +9906,7 @@
           <w:rFonts w:ascii="宋体" w:eastAsia="宋体" w:hAnsi="宋体"/>
           <w:szCs w:val="21"/>
         </w:rPr>
-        <w:t>：为缩短码长，</w:t>
-      </w:r>
-      <w:proofErr w:type="gramStart"/>
-      <w:r>
-        <w:rPr>
-          <w:rFonts w:ascii="宋体" w:eastAsia="宋体" w:hAnsi="宋体"/>
-          <w:szCs w:val="21"/>
-        </w:rPr>
-        <w:t>最</w:t>
-      </w:r>
-      <w:proofErr w:type="gramEnd"/>
-      <w:r>
-        <w:rPr>
-          <w:rFonts w:ascii="宋体" w:eastAsia="宋体" w:hAnsi="宋体"/>
-          <w:szCs w:val="21"/>
-        </w:rPr>
-        <w:t>常用字</w:t>
+        <w:t>：为缩短码长，最常用字</w:t>
       </w:r>
       <w:r>
         <w:rPr>
@@ -12113,15 +9940,7 @@
           <w:rFonts w:ascii="宋体" w:eastAsia="宋体" w:hAnsi="宋体"/>
           <w:szCs w:val="21"/>
         </w:rPr>
-        <w:t>（</w:t>
-      </w:r>
-      <w:proofErr w:type="gramStart"/>
-      <w:r>
-        <w:rPr>
-          <w:rFonts w:ascii="宋体" w:eastAsia="宋体" w:hAnsi="宋体"/>
-          <w:szCs w:val="21"/>
-        </w:rPr>
-        <w:t>即空</w:t>
+        <w:t>（即空</w:t>
       </w:r>
       <w:r>
         <w:rPr>
@@ -12135,198 +9954,149 @@
           <w:rFonts w:ascii="宋体" w:eastAsia="宋体" w:hAnsi="宋体"/>
           <w:szCs w:val="21"/>
         </w:rPr>
+        <w:t>码）。为统一码长，需要</w:t>
+      </w:r>
+      <w:r>
+        <w:rPr>
+          <w:rFonts w:ascii="宋体" w:eastAsia="宋体" w:hAnsi="宋体" w:hint="eastAsia"/>
+          <w:szCs w:val="21"/>
+        </w:rPr>
+        <w:t>占</w:t>
+      </w:r>
+      <w:r>
+        <w:rPr>
+          <w:rFonts w:ascii="宋体" w:eastAsia="宋体" w:hAnsi="宋体"/>
+          <w:szCs w:val="21"/>
+        </w:rPr>
+        <w:t>位时使用</w:t>
+      </w:r>
+      <w:r>
+        <w:rPr>
+          <w:rFonts w:ascii="宋体" w:eastAsia="宋体" w:hAnsi="宋体" w:hint="eastAsia"/>
+          <w:szCs w:val="21"/>
+        </w:rPr>
+        <w:t>a</w:t>
+      </w:r>
+      <w:r>
+        <w:rPr>
+          <w:rFonts w:ascii="宋体" w:eastAsia="宋体" w:hAnsi="宋体"/>
+          <w:szCs w:val="21"/>
+        </w:rPr>
+        <w:t>作为占空码，在码表中省略不写。</w:t>
+      </w:r>
+      <w:r>
+        <w:rPr>
+          <w:rFonts w:ascii="宋体" w:eastAsia="宋体" w:hAnsi="宋体"/>
+          <w:b/>
+          <w:bCs/>
+          <w:szCs w:val="21"/>
+        </w:rPr>
+        <w:t>独体字规则</w:t>
+      </w:r>
+      <w:r>
+        <w:rPr>
+          <w:rFonts w:ascii="宋体" w:eastAsia="宋体" w:hAnsi="宋体"/>
+          <w:szCs w:val="21"/>
+        </w:rPr>
+        <w:t>：独体字的</w:t>
+      </w:r>
+      <w:r>
+        <w:rPr>
+          <w:rFonts w:ascii="宋体" w:eastAsia="宋体" w:hAnsi="宋体" w:hint="eastAsia"/>
+          <w:szCs w:val="21"/>
+        </w:rPr>
+        <w:t>副</w:t>
+      </w:r>
+      <w:r>
+        <w:rPr>
+          <w:rFonts w:ascii="宋体" w:eastAsia="宋体" w:hAnsi="宋体"/>
+          <w:szCs w:val="21"/>
+        </w:rPr>
+        <w:t>码一律为空，依靠</w:t>
+      </w:r>
+      <w:r>
+        <w:rPr>
+          <w:rFonts w:ascii="宋体" w:eastAsia="宋体" w:hAnsi="宋体" w:hint="eastAsia"/>
+          <w:szCs w:val="21"/>
+        </w:rPr>
+        <w:t>主</w:t>
+      </w:r>
+      <w:r>
+        <w:rPr>
+          <w:rFonts w:ascii="宋体" w:eastAsia="宋体" w:hAnsi="宋体"/>
+          <w:szCs w:val="21"/>
+        </w:rPr>
+        <w:t>码数字区分实现零重码。</w:t>
+      </w:r>
+    </w:p>
+    <w:p>
+      <w:pPr>
+        <w:ind w:leftChars="-1" w:left="-2" w:firstLineChars="200" w:firstLine="422"/>
+        <w:rPr>
+          <w:rFonts w:ascii="宋体" w:eastAsia="宋体" w:hAnsi="宋体" w:hint="eastAsia"/>
+          <w:szCs w:val="21"/>
+        </w:rPr>
+      </w:pPr>
+      <w:r>
+        <w:rPr>
+          <w:rFonts w:ascii="宋体" w:eastAsia="宋体" w:hAnsi="宋体"/>
+          <w:b/>
+          <w:bCs/>
+          <w:szCs w:val="21"/>
+        </w:rPr>
+        <w:t>常用度排序</w:t>
+      </w:r>
+      <w:r>
+        <w:rPr>
+          <w:rFonts w:ascii="宋体" w:eastAsia="宋体" w:hAnsi="宋体"/>
+          <w:szCs w:val="21"/>
+        </w:rPr>
+        <w:t>：在同一</w:t>
+      </w:r>
+      <w:r>
+        <w:rPr>
+          <w:rFonts w:ascii="宋体" w:eastAsia="宋体" w:hAnsi="宋体" w:hint="eastAsia"/>
+          <w:szCs w:val="21"/>
+        </w:rPr>
+        <w:t>前四码</w:t>
+      </w:r>
+      <w:r>
+        <w:rPr>
+          <w:rFonts w:ascii="宋体" w:eastAsia="宋体" w:hAnsi="宋体"/>
+          <w:szCs w:val="21"/>
+        </w:rPr>
+        <w:t>组内，汉字按常用度排序：</w:t>
+      </w:r>
+    </w:p>
+    <w:p>
+      <w:pPr>
+        <w:ind w:leftChars="-1" w:left="-2" w:firstLineChars="400" w:firstLine="840"/>
+        <w:rPr>
+          <w:rFonts w:ascii="宋体" w:eastAsia="宋体" w:hAnsi="宋体" w:hint="eastAsia"/>
+          <w:szCs w:val="21"/>
+        </w:rPr>
+      </w:pPr>
+      <w:r>
+        <w:rPr>
+          <w:rFonts w:ascii="宋体" w:eastAsia="宋体" w:hAnsi="宋体"/>
+          <w:szCs w:val="21"/>
+        </w:rPr>
+        <w:t>最常用字：空</w:t>
+      </w:r>
+      <w:r>
+        <w:rPr>
+          <w:rFonts w:ascii="宋体" w:eastAsia="宋体" w:hAnsi="宋体" w:hint="eastAsia"/>
+          <w:szCs w:val="21"/>
+        </w:rPr>
+        <w:t>副</w:t>
+      </w:r>
+      <w:r>
+        <w:rPr>
+          <w:rFonts w:ascii="宋体" w:eastAsia="宋体" w:hAnsi="宋体"/>
+          <w:szCs w:val="21"/>
+        </w:rPr>
         <w:t>码</w:t>
       </w:r>
-      <w:proofErr w:type="gramEnd"/>
-      <w:r>
-        <w:rPr>
-          <w:rFonts w:ascii="宋体" w:eastAsia="宋体" w:hAnsi="宋体"/>
-          <w:szCs w:val="21"/>
-        </w:rPr>
-        <w:t>）。为统一码长，需要</w:t>
-      </w:r>
-      <w:r>
-        <w:rPr>
-          <w:rFonts w:ascii="宋体" w:eastAsia="宋体" w:hAnsi="宋体" w:hint="eastAsia"/>
-          <w:szCs w:val="21"/>
-        </w:rPr>
-        <w:t>占</w:t>
-      </w:r>
-      <w:r>
-        <w:rPr>
-          <w:rFonts w:ascii="宋体" w:eastAsia="宋体" w:hAnsi="宋体"/>
-          <w:szCs w:val="21"/>
-        </w:rPr>
-        <w:t>位时使用</w:t>
-      </w:r>
-      <w:r>
-        <w:rPr>
-          <w:rFonts w:ascii="宋体" w:eastAsia="宋体" w:hAnsi="宋体" w:hint="eastAsia"/>
-          <w:szCs w:val="21"/>
-        </w:rPr>
-        <w:t>a</w:t>
-      </w:r>
-      <w:r>
-        <w:rPr>
-          <w:rFonts w:ascii="宋体" w:eastAsia="宋体" w:hAnsi="宋体"/>
-          <w:szCs w:val="21"/>
-        </w:rPr>
-        <w:t>作为</w:t>
-      </w:r>
-      <w:proofErr w:type="gramStart"/>
-      <w:r>
-        <w:rPr>
-          <w:rFonts w:ascii="宋体" w:eastAsia="宋体" w:hAnsi="宋体"/>
-          <w:szCs w:val="21"/>
-        </w:rPr>
-        <w:t>占空码</w:t>
-      </w:r>
-      <w:proofErr w:type="gramEnd"/>
-      <w:r>
-        <w:rPr>
-          <w:rFonts w:ascii="宋体" w:eastAsia="宋体" w:hAnsi="宋体"/>
-          <w:szCs w:val="21"/>
-        </w:rPr>
-        <w:t>，在码表中省略不写。</w:t>
-      </w:r>
-      <w:r>
-        <w:rPr>
-          <w:rFonts w:ascii="宋体" w:eastAsia="宋体" w:hAnsi="宋体"/>
-          <w:b/>
-          <w:bCs/>
-          <w:szCs w:val="21"/>
-        </w:rPr>
-        <w:t>独体字规则</w:t>
-      </w:r>
-      <w:r>
-        <w:rPr>
-          <w:rFonts w:ascii="宋体" w:eastAsia="宋体" w:hAnsi="宋体"/>
-          <w:szCs w:val="21"/>
-        </w:rPr>
-        <w:t>：独体字的</w:t>
-      </w:r>
-      <w:r>
-        <w:rPr>
-          <w:rFonts w:ascii="宋体" w:eastAsia="宋体" w:hAnsi="宋体" w:hint="eastAsia"/>
-          <w:szCs w:val="21"/>
-        </w:rPr>
-        <w:t>副</w:t>
-      </w:r>
-      <w:r>
-        <w:rPr>
-          <w:rFonts w:ascii="宋体" w:eastAsia="宋体" w:hAnsi="宋体"/>
-          <w:szCs w:val="21"/>
-        </w:rPr>
-        <w:t>码一律为空，</w:t>
-      </w:r>
-      <w:proofErr w:type="gramStart"/>
-      <w:r>
-        <w:rPr>
-          <w:rFonts w:ascii="宋体" w:eastAsia="宋体" w:hAnsi="宋体"/>
-          <w:szCs w:val="21"/>
-        </w:rPr>
-        <w:t>依靠</w:t>
-      </w:r>
-      <w:r>
-        <w:rPr>
-          <w:rFonts w:ascii="宋体" w:eastAsia="宋体" w:hAnsi="宋体" w:hint="eastAsia"/>
-          <w:szCs w:val="21"/>
-        </w:rPr>
-        <w:t>主</w:t>
-      </w:r>
-      <w:r>
-        <w:rPr>
-          <w:rFonts w:ascii="宋体" w:eastAsia="宋体" w:hAnsi="宋体"/>
-          <w:szCs w:val="21"/>
-        </w:rPr>
-        <w:t>码数字</w:t>
-      </w:r>
-      <w:proofErr w:type="gramEnd"/>
-      <w:r>
-        <w:rPr>
-          <w:rFonts w:ascii="宋体" w:eastAsia="宋体" w:hAnsi="宋体"/>
-          <w:szCs w:val="21"/>
-        </w:rPr>
-        <w:t>区分实现零重码。</w:t>
-      </w:r>
-    </w:p>
-    <w:p>
-      <w:pPr>
-        <w:ind w:leftChars="-1" w:left="-2" w:firstLineChars="200" w:firstLine="422"/>
-        <w:rPr>
-          <w:rFonts w:ascii="宋体" w:eastAsia="宋体" w:hAnsi="宋体" w:hint="eastAsia"/>
-          <w:szCs w:val="21"/>
-        </w:rPr>
-      </w:pPr>
-      <w:r>
-        <w:rPr>
-          <w:rFonts w:ascii="宋体" w:eastAsia="宋体" w:hAnsi="宋体"/>
-          <w:b/>
-          <w:bCs/>
-          <w:szCs w:val="21"/>
-        </w:rPr>
-        <w:t>常用度排序</w:t>
-      </w:r>
-      <w:r>
-        <w:rPr>
-          <w:rFonts w:ascii="宋体" w:eastAsia="宋体" w:hAnsi="宋体"/>
-          <w:szCs w:val="21"/>
-        </w:rPr>
-        <w:t>：在同一</w:t>
-      </w:r>
-      <w:r>
-        <w:rPr>
-          <w:rFonts w:ascii="宋体" w:eastAsia="宋体" w:hAnsi="宋体" w:hint="eastAsia"/>
-          <w:szCs w:val="21"/>
-        </w:rPr>
-        <w:t>前四码</w:t>
-      </w:r>
-      <w:r>
-        <w:rPr>
-          <w:rFonts w:ascii="宋体" w:eastAsia="宋体" w:hAnsi="宋体"/>
-          <w:szCs w:val="21"/>
-        </w:rPr>
-        <w:t>组内，汉字按常用度排序：</w:t>
-      </w:r>
-    </w:p>
-    <w:p>
-      <w:pPr>
-        <w:ind w:leftChars="-1" w:left="-2" w:firstLineChars="400" w:firstLine="840"/>
-        <w:rPr>
-          <w:rFonts w:ascii="宋体" w:eastAsia="宋体" w:hAnsi="宋体" w:hint="eastAsia"/>
-          <w:szCs w:val="21"/>
-        </w:rPr>
-      </w:pPr>
-      <w:r>
-        <w:rPr>
-          <w:rFonts w:ascii="宋体" w:eastAsia="宋体" w:hAnsi="宋体"/>
-          <w:szCs w:val="21"/>
-        </w:rPr>
-        <w:t>最常用字：</w:t>
-      </w:r>
-      <w:proofErr w:type="gramStart"/>
-      <w:r>
-        <w:rPr>
-          <w:rFonts w:ascii="宋体" w:eastAsia="宋体" w:hAnsi="宋体"/>
-          <w:szCs w:val="21"/>
-        </w:rPr>
-        <w:t>空</w:t>
-      </w:r>
-      <w:r>
-        <w:rPr>
-          <w:rFonts w:ascii="宋体" w:eastAsia="宋体" w:hAnsi="宋体" w:hint="eastAsia"/>
-          <w:szCs w:val="21"/>
-        </w:rPr>
-        <w:t>副</w:t>
-      </w:r>
-      <w:r>
-        <w:rPr>
-          <w:rFonts w:ascii="宋体" w:eastAsia="宋体" w:hAnsi="宋体"/>
-          <w:szCs w:val="21"/>
-        </w:rPr>
-        <w:t>码</w:t>
-      </w:r>
-      <w:proofErr w:type="gramEnd"/>
     </w:p>
     <w:p>
       <w:pPr>
@@ -12553,37 +10323,21 @@
                 <w:rFonts w:ascii="宋体" w:eastAsia="宋体" w:hAnsi="宋体"/>
                 <w:szCs w:val="21"/>
               </w:rPr>
-              <w:t>汉字</w:t>
-            </w:r>
-            <w:proofErr w:type="gramStart"/>
+              <w:t>汉字去除</w:t>
+            </w:r>
+            <w:r>
+              <w:rPr>
+                <w:rFonts w:ascii="宋体" w:eastAsia="宋体" w:hAnsi="宋体" w:hint="eastAsia"/>
+                <w:szCs w:val="21"/>
+              </w:rPr>
+              <w:t>主</w:t>
+            </w:r>
             <w:r>
               <w:rPr>
                 <w:rFonts w:ascii="宋体" w:eastAsia="宋体" w:hAnsi="宋体"/>
                 <w:szCs w:val="21"/>
               </w:rPr>
-              <w:t>去除</w:t>
-            </w:r>
-            <w:r>
-              <w:rPr>
-                <w:rFonts w:ascii="宋体" w:eastAsia="宋体" w:hAnsi="宋体" w:hint="eastAsia"/>
-                <w:szCs w:val="21"/>
-              </w:rPr>
-              <w:t>主</w:t>
-            </w:r>
-            <w:r>
-              <w:rPr>
-                <w:rFonts w:ascii="宋体" w:eastAsia="宋体" w:hAnsi="宋体"/>
-                <w:szCs w:val="21"/>
-              </w:rPr>
-              <w:t>码部首</w:t>
-            </w:r>
-            <w:proofErr w:type="gramEnd"/>
-            <w:r>
-              <w:rPr>
-                <w:rFonts w:ascii="宋体" w:eastAsia="宋体" w:hAnsi="宋体"/>
-                <w:szCs w:val="21"/>
-              </w:rPr>
-              <w:t>后剩余的部分</w:t>
+              <w:t>码部首后剩余的部分</w:t>
             </w:r>
             <w:r>
               <w:rPr>
@@ -12728,30 +10482,14 @@
                 <w:rFonts w:ascii="宋体" w:eastAsia="宋体" w:hAnsi="宋体" w:hint="eastAsia"/>
                 <w:szCs w:val="21"/>
               </w:rPr>
-              <w:t>余</w:t>
-            </w:r>
-            <w:proofErr w:type="gramStart"/>
-            <w:r>
-              <w:rPr>
-                <w:rFonts w:ascii="宋体" w:eastAsia="宋体" w:hAnsi="宋体" w:hint="eastAsia"/>
-                <w:szCs w:val="21"/>
-              </w:rPr>
-              <w:t>集合</w:t>
+              <w:t>余集合</w:t>
             </w:r>
             <w:r>
               <w:rPr>
                 <w:rFonts w:ascii="宋体" w:eastAsia="宋体" w:hAnsi="宋体"/>
                 <w:szCs w:val="21"/>
               </w:rPr>
-              <w:t>按</w:t>
-            </w:r>
-            <w:proofErr w:type="gramEnd"/>
-            <w:r>
-              <w:rPr>
-                <w:rFonts w:ascii="宋体" w:eastAsia="宋体" w:hAnsi="宋体"/>
-                <w:szCs w:val="21"/>
-              </w:rPr>
-              <w:t>"</w:t>
+              <w:t>按"</w:t>
             </w:r>
             <w:r>
               <w:rPr>
@@ -12890,23 +10628,7 @@
                 <w:rFonts w:ascii="宋体" w:eastAsia="宋体" w:hAnsi="宋体"/>
                 <w:szCs w:val="21"/>
               </w:rPr>
-              <w:t>余字的其中</w:t>
-            </w:r>
-            <w:proofErr w:type="gramStart"/>
-            <w:r>
-              <w:rPr>
-                <w:rFonts w:ascii="宋体" w:eastAsia="宋体" w:hAnsi="宋体"/>
-                <w:szCs w:val="21"/>
-              </w:rPr>
-              <w:t>一个初码与</w:t>
-            </w:r>
-            <w:proofErr w:type="gramEnd"/>
-            <w:r>
-              <w:rPr>
-                <w:rFonts w:ascii="宋体" w:eastAsia="宋体" w:hAnsi="宋体"/>
-                <w:szCs w:val="21"/>
-              </w:rPr>
-              <w:t>整字相同为音似，否则为音异</w:t>
+              <w:t>余字的其中一个初码与整字相同为音似，否则为音异</w:t>
             </w:r>
           </w:p>
         </w:tc>
@@ -12940,25 +10662,14 @@
         </w:rPr>
         <w:t>副</w:t>
       </w:r>
-      <w:proofErr w:type="gramStart"/>
-      <w:r>
-        <w:rPr>
-          <w:rFonts w:ascii="宋体" w:eastAsia="宋体" w:hAnsi="宋体"/>
-          <w:b/>
-          <w:bCs/>
-          <w:szCs w:val="21"/>
-        </w:rPr>
-        <w:t>码选择</w:t>
-      </w:r>
-      <w:proofErr w:type="gramEnd"/>
-      <w:r>
-        <w:rPr>
-          <w:rFonts w:ascii="宋体" w:eastAsia="宋体" w:hAnsi="宋体"/>
-          <w:b/>
-          <w:bCs/>
-          <w:szCs w:val="21"/>
-        </w:rPr>
-        <w:t>优先级</w:t>
+      <w:r>
+        <w:rPr>
+          <w:rFonts w:ascii="宋体" w:eastAsia="宋体" w:hAnsi="宋体"/>
+          <w:b/>
+          <w:bCs/>
+          <w:szCs w:val="21"/>
+        </w:rPr>
+        <w:t>码选择优先级</w:t>
       </w:r>
     </w:p>
     <w:p>
@@ -12995,7 +10706,6 @@
           <w:szCs w:val="21"/>
         </w:rPr>
       </w:pPr>
-      <w:proofErr w:type="gramStart"/>
       <w:r>
         <w:rPr>
           <w:rFonts w:ascii="宋体" w:eastAsia="宋体" w:hAnsi="宋体"/>
@@ -13024,148 +10734,125 @@
           <w:color w:val="EE0000"/>
           <w:szCs w:val="21"/>
         </w:rPr>
+        <w:t xml:space="preserve">码 &gt; </w:t>
+      </w:r>
+      <w:r>
+        <w:rPr>
+          <w:rFonts w:ascii="宋体" w:eastAsia="宋体" w:hAnsi="宋体" w:hint="eastAsia"/>
+          <w:b/>
+          <w:bCs/>
+          <w:color w:val="EE0000"/>
+          <w:szCs w:val="21"/>
+        </w:rPr>
+        <w:t>部首别</w:t>
+      </w:r>
+      <w:r>
+        <w:rPr>
+          <w:rFonts w:ascii="宋体" w:eastAsia="宋体" w:hAnsi="宋体"/>
+          <w:b/>
+          <w:bCs/>
+          <w:color w:val="EE0000"/>
+          <w:szCs w:val="21"/>
+        </w:rPr>
+        <w:t xml:space="preserve">码 &gt; </w:t>
+      </w:r>
+      <w:r>
+        <w:rPr>
+          <w:rFonts w:ascii="宋体" w:eastAsia="宋体" w:hAnsi="宋体" w:hint="eastAsia"/>
+          <w:b/>
+          <w:bCs/>
+          <w:color w:val="EE0000"/>
+          <w:szCs w:val="21"/>
+        </w:rPr>
+        <w:t>余字解析码</w:t>
+      </w:r>
+      <w:r>
+        <w:rPr>
+          <w:rFonts w:ascii="宋体" w:eastAsia="宋体" w:hAnsi="宋体"/>
+          <w:b/>
+          <w:bCs/>
+          <w:color w:val="EE0000"/>
+          <w:szCs w:val="21"/>
+        </w:rPr>
+        <w:t>（</w:t>
+      </w:r>
+      <w:r>
+        <w:rPr>
+          <w:rFonts w:ascii="宋体" w:eastAsia="宋体" w:hAnsi="宋体" w:hint="eastAsia"/>
+          <w:b/>
+          <w:bCs/>
+          <w:color w:val="EE0000"/>
+          <w:szCs w:val="21"/>
+        </w:rPr>
+        <w:t>余</w:t>
+      </w:r>
+      <w:r>
+        <w:rPr>
+          <w:rFonts w:ascii="宋体" w:eastAsia="宋体" w:hAnsi="宋体"/>
+          <w:b/>
+          <w:bCs/>
+          <w:color w:val="EE0000"/>
+          <w:szCs w:val="21"/>
+        </w:rPr>
+        <w:t>音/</w:t>
+      </w:r>
+      <w:r>
+        <w:rPr>
+          <w:rFonts w:ascii="宋体" w:eastAsia="宋体" w:hAnsi="宋体" w:hint="eastAsia"/>
+          <w:b/>
+          <w:bCs/>
+          <w:color w:val="EE0000"/>
+          <w:szCs w:val="21"/>
+        </w:rPr>
+        <w:t>余</w:t>
+      </w:r>
+      <w:r>
+        <w:rPr>
+          <w:rFonts w:ascii="宋体" w:eastAsia="宋体" w:hAnsi="宋体"/>
+          <w:b/>
+          <w:bCs/>
+          <w:color w:val="EE0000"/>
+          <w:szCs w:val="21"/>
+        </w:rPr>
+        <w:t>部） &gt; e &gt; ; &gt; 其余字母</w:t>
+      </w:r>
+    </w:p>
+    <w:p>
+      <w:pPr>
+        <w:rPr>
+          <w:rFonts w:ascii="宋体" w:eastAsia="宋体" w:hAnsi="宋体" w:hint="eastAsia"/>
+          <w:b/>
+          <w:bCs/>
+          <w:szCs w:val="21"/>
+        </w:rPr>
+      </w:pPr>
+      <w:r>
+        <w:rPr>
+          <w:rFonts w:ascii="宋体" w:eastAsia="宋体" w:hAnsi="宋体"/>
+          <w:b/>
+          <w:bCs/>
+          <w:szCs w:val="21"/>
+        </w:rPr>
+        <w:t xml:space="preserve">1 </w:t>
+      </w:r>
+      <w:r>
+        <w:rPr>
+          <w:rFonts w:ascii="宋体" w:eastAsia="宋体" w:hAnsi="宋体" w:hint="eastAsia"/>
+          <w:b/>
+          <w:bCs/>
+          <w:szCs w:val="21"/>
+        </w:rPr>
+        <w:t>部首别</w:t>
+      </w:r>
+      <w:r>
+        <w:rPr>
+          <w:rFonts w:ascii="宋体" w:eastAsia="宋体" w:hAnsi="宋体"/>
+          <w:b/>
+          <w:bCs/>
+          <w:szCs w:val="21"/>
+        </w:rPr>
         <w:t>码</w:t>
       </w:r>
-      <w:proofErr w:type="gramEnd"/>
-      <w:r>
-        <w:rPr>
-          <w:rFonts w:ascii="宋体" w:eastAsia="宋体" w:hAnsi="宋体"/>
-          <w:b/>
-          <w:bCs/>
-          <w:color w:val="EE0000"/>
-          <w:szCs w:val="21"/>
-        </w:rPr>
-        <w:t xml:space="preserve"> &gt; </w:t>
-      </w:r>
-      <w:proofErr w:type="gramStart"/>
-      <w:r>
-        <w:rPr>
-          <w:rFonts w:ascii="宋体" w:eastAsia="宋体" w:hAnsi="宋体" w:hint="eastAsia"/>
-          <w:b/>
-          <w:bCs/>
-          <w:color w:val="EE0000"/>
-          <w:szCs w:val="21"/>
-        </w:rPr>
-        <w:t>部首别</w:t>
-      </w:r>
-      <w:r>
-        <w:rPr>
-          <w:rFonts w:ascii="宋体" w:eastAsia="宋体" w:hAnsi="宋体"/>
-          <w:b/>
-          <w:bCs/>
-          <w:color w:val="EE0000"/>
-          <w:szCs w:val="21"/>
-        </w:rPr>
-        <w:t>码</w:t>
-      </w:r>
-      <w:proofErr w:type="gramEnd"/>
-      <w:r>
-        <w:rPr>
-          <w:rFonts w:ascii="宋体" w:eastAsia="宋体" w:hAnsi="宋体"/>
-          <w:b/>
-          <w:bCs/>
-          <w:color w:val="EE0000"/>
-          <w:szCs w:val="21"/>
-        </w:rPr>
-        <w:t xml:space="preserve"> &gt; </w:t>
-      </w:r>
-      <w:r>
-        <w:rPr>
-          <w:rFonts w:ascii="宋体" w:eastAsia="宋体" w:hAnsi="宋体" w:hint="eastAsia"/>
-          <w:b/>
-          <w:bCs/>
-          <w:color w:val="EE0000"/>
-          <w:szCs w:val="21"/>
-        </w:rPr>
-        <w:t>余字解析码</w:t>
-      </w:r>
-      <w:r>
-        <w:rPr>
-          <w:rFonts w:ascii="宋体" w:eastAsia="宋体" w:hAnsi="宋体"/>
-          <w:b/>
-          <w:bCs/>
-          <w:color w:val="EE0000"/>
-          <w:szCs w:val="21"/>
-        </w:rPr>
-        <w:t>（</w:t>
-      </w:r>
-      <w:r>
-        <w:rPr>
-          <w:rFonts w:ascii="宋体" w:eastAsia="宋体" w:hAnsi="宋体" w:hint="eastAsia"/>
-          <w:b/>
-          <w:bCs/>
-          <w:color w:val="EE0000"/>
-          <w:szCs w:val="21"/>
-        </w:rPr>
-        <w:t>余</w:t>
-      </w:r>
-      <w:r>
-        <w:rPr>
-          <w:rFonts w:ascii="宋体" w:eastAsia="宋体" w:hAnsi="宋体"/>
-          <w:b/>
-          <w:bCs/>
-          <w:color w:val="EE0000"/>
-          <w:szCs w:val="21"/>
-        </w:rPr>
-        <w:t>音/</w:t>
-      </w:r>
-      <w:r>
-        <w:rPr>
-          <w:rFonts w:ascii="宋体" w:eastAsia="宋体" w:hAnsi="宋体" w:hint="eastAsia"/>
-          <w:b/>
-          <w:bCs/>
-          <w:color w:val="EE0000"/>
-          <w:szCs w:val="21"/>
-        </w:rPr>
-        <w:t>余</w:t>
-      </w:r>
-      <w:r>
-        <w:rPr>
-          <w:rFonts w:ascii="宋体" w:eastAsia="宋体" w:hAnsi="宋体"/>
-          <w:b/>
-          <w:bCs/>
-          <w:color w:val="EE0000"/>
-          <w:szCs w:val="21"/>
-        </w:rPr>
-        <w:t>部） &gt; e &gt; ; &gt; 其余字母</w:t>
-      </w:r>
-    </w:p>
-    <w:p>
-      <w:pPr>
-        <w:rPr>
-          <w:rFonts w:ascii="宋体" w:eastAsia="宋体" w:hAnsi="宋体" w:hint="eastAsia"/>
-          <w:b/>
-          <w:bCs/>
-          <w:szCs w:val="21"/>
-        </w:rPr>
-      </w:pPr>
-      <w:r>
-        <w:rPr>
-          <w:rFonts w:ascii="宋体" w:eastAsia="宋体" w:hAnsi="宋体"/>
-          <w:b/>
-          <w:bCs/>
-          <w:szCs w:val="21"/>
-        </w:rPr>
-        <w:t xml:space="preserve">1 </w:t>
-      </w:r>
-      <w:r>
-        <w:rPr>
-          <w:rFonts w:ascii="宋体" w:eastAsia="宋体" w:hAnsi="宋体" w:hint="eastAsia"/>
-          <w:b/>
-          <w:bCs/>
-          <w:szCs w:val="21"/>
-        </w:rPr>
-        <w:t>部首别</w:t>
-      </w:r>
-      <w:r>
-        <w:rPr>
-          <w:rFonts w:ascii="宋体" w:eastAsia="宋体" w:hAnsi="宋体"/>
-          <w:b/>
-          <w:bCs/>
-          <w:szCs w:val="21"/>
-        </w:rPr>
-        <w:t>码</w:t>
-      </w:r>
     </w:p>
     <w:p>
       <w:pPr>
@@ -13267,46 +10954,14 @@
           <w:rFonts w:ascii="宋体" w:eastAsia="宋体" w:hAnsi="宋体" w:hint="eastAsia"/>
           <w:szCs w:val="21"/>
         </w:rPr>
-        <w:t>则其</w:t>
-      </w:r>
-      <w:proofErr w:type="gramStart"/>
-      <w:r>
-        <w:rPr>
-          <w:rFonts w:ascii="宋体" w:eastAsia="宋体" w:hAnsi="宋体" w:hint="eastAsia"/>
-          <w:szCs w:val="21"/>
-        </w:rPr>
-        <w:t>部首码亦称为</w:t>
-      </w:r>
-      <w:proofErr w:type="gramEnd"/>
-      <w:r>
-        <w:rPr>
-          <w:rFonts w:ascii="宋体" w:eastAsia="宋体" w:hAnsi="宋体" w:hint="eastAsia"/>
-          <w:szCs w:val="21"/>
-        </w:rPr>
-        <w:t>部首别码。反之</w:t>
-      </w:r>
-      <w:r>
-        <w:rPr>
-          <w:rFonts w:ascii="宋体" w:eastAsia="宋体" w:hAnsi="宋体" w:hint="eastAsia"/>
-          <w:szCs w:val="21"/>
-        </w:rPr>
-        <w:t>若部首码</w:t>
-      </w:r>
-      <w:proofErr w:type="gramStart"/>
-      <w:r>
-        <w:rPr>
-          <w:rFonts w:ascii="宋体" w:eastAsia="宋体" w:hAnsi="宋体" w:hint="eastAsia"/>
-          <w:szCs w:val="21"/>
-        </w:rPr>
-        <w:t>与初码相同</w:t>
-      </w:r>
-      <w:proofErr w:type="gramEnd"/>
-      <w:r>
-        <w:rPr>
-          <w:rFonts w:ascii="宋体" w:eastAsia="宋体" w:hAnsi="宋体" w:hint="eastAsia"/>
-          <w:szCs w:val="21"/>
-        </w:rPr>
-        <w:t>，</w:t>
+        <w:t>则其部首码亦称为部首别码。反之</w:t>
+      </w:r>
+      <w:r>
+        <w:rPr>
+          <w:rFonts w:ascii="宋体" w:eastAsia="宋体" w:hAnsi="宋体" w:hint="eastAsia"/>
+          <w:szCs w:val="21"/>
+        </w:rPr>
+        <w:t>若部首码与初码相同，</w:t>
       </w:r>
       <w:r>
         <w:rPr>
@@ -13320,23 +10975,7 @@
           <w:rFonts w:ascii="宋体" w:eastAsia="宋体" w:hAnsi="宋体" w:hint="eastAsia"/>
           <w:szCs w:val="21"/>
         </w:rPr>
-        <w:t>对于有</w:t>
-      </w:r>
-      <w:proofErr w:type="gramStart"/>
-      <w:r>
-        <w:rPr>
-          <w:rFonts w:ascii="宋体" w:eastAsia="宋体" w:hAnsi="宋体" w:hint="eastAsia"/>
-          <w:szCs w:val="21"/>
-        </w:rPr>
-        <w:t>部首别码的</w:t>
-      </w:r>
-      <w:proofErr w:type="gramEnd"/>
-      <w:r>
-        <w:rPr>
-          <w:rFonts w:ascii="宋体" w:eastAsia="宋体" w:hAnsi="宋体" w:hint="eastAsia"/>
-          <w:szCs w:val="21"/>
-        </w:rPr>
-        <w:t>部首，称为“别码部首”，需要着重记忆。</w:t>
+        <w:t>对于有部首别码的部首，称为“别码部首”，需要着重记忆。</w:t>
       </w:r>
     </w:p>
     <w:p>
@@ -13386,23 +11025,7 @@
           <w:rFonts w:ascii="宋体" w:eastAsia="宋体" w:hAnsi="宋体"/>
           <w:szCs w:val="21"/>
         </w:rPr>
-        <w:t>（如夫→</w:t>
-      </w:r>
-      <w:proofErr w:type="gramStart"/>
-      <w:r>
-        <w:rPr>
-          <w:rFonts w:ascii="宋体" w:eastAsia="宋体" w:hAnsi="宋体"/>
-          <w:szCs w:val="21"/>
-        </w:rPr>
-        <w:t>矢</w:t>
-      </w:r>
-      <w:proofErr w:type="gramEnd"/>
-      <w:r>
-        <w:rPr>
-          <w:rFonts w:ascii="宋体" w:eastAsia="宋体" w:hAnsi="宋体"/>
-          <w:szCs w:val="21"/>
-        </w:rPr>
-        <w:t>）不在</w:t>
+        <w:t>（如夫→矢）不在</w:t>
       </w:r>
       <w:r>
         <w:rPr>
@@ -13537,7 +11160,6 @@
         </w:rPr>
         <w:t>当无</w:t>
       </w:r>
-      <w:proofErr w:type="gramStart"/>
       <w:r>
         <w:rPr>
           <w:rFonts w:ascii="宋体" w:eastAsia="宋体" w:hAnsi="宋体" w:hint="eastAsia"/>
@@ -13550,15 +11172,7 @@
           <w:rFonts w:ascii="宋体" w:eastAsia="宋体" w:hAnsi="宋体"/>
           <w:szCs w:val="21"/>
         </w:rPr>
-        <w:t>码时</w:t>
-      </w:r>
-      <w:proofErr w:type="gramEnd"/>
-      <w:r>
-        <w:rPr>
-          <w:rFonts w:ascii="宋体" w:eastAsia="宋体" w:hAnsi="宋体"/>
-          <w:szCs w:val="21"/>
-        </w:rPr>
-        <w:t>，按以下逻辑选择：</w:t>
+        <w:t>码时，按以下逻辑选择：</w:t>
       </w:r>
       <w:r>
         <w:rPr>
@@ -13681,7 +11295,6 @@
                 <w:szCs w:val="21"/>
               </w:rPr>
             </w:pPr>
-            <w:proofErr w:type="gramStart"/>
             <w:r>
               <w:rPr>
                 <w:rFonts w:ascii="宋体" w:eastAsia="宋体" w:hAnsi="宋体" w:hint="eastAsia"/>
@@ -13689,17 +11302,7 @@
                 <w:bCs/>
                 <w:szCs w:val="21"/>
               </w:rPr>
-              <w:t>余集合音</w:t>
-            </w:r>
-            <w:proofErr w:type="gramEnd"/>
-            <w:r>
-              <w:rPr>
-                <w:rFonts w:ascii="宋体" w:eastAsia="宋体" w:hAnsi="宋体" w:hint="eastAsia"/>
-                <w:b/>
-                <w:bCs/>
-                <w:szCs w:val="21"/>
-              </w:rPr>
-              <w:t>似</w:t>
+              <w:t>余集合音似</w:t>
             </w:r>
             <w:r>
               <w:rPr>
@@ -13787,17 +11390,7 @@
                 <w:bCs/>
                 <w:szCs w:val="21"/>
               </w:rPr>
-              <w:t>余字音</w:t>
-            </w:r>
-            <w:proofErr w:type="gramStart"/>
-            <w:r>
-              <w:rPr>
-                <w:rFonts w:ascii="宋体" w:eastAsia="宋体" w:hAnsi="宋体" w:hint="eastAsia"/>
-                <w:b/>
-                <w:bCs/>
-                <w:szCs w:val="21"/>
-              </w:rPr>
-              <w:t>异</w:t>
+              <w:t>余字音异</w:t>
             </w:r>
             <w:r>
               <w:rPr>
@@ -13808,7 +11401,6 @@
               </w:rPr>
               <w:t>且易读</w:t>
             </w:r>
-            <w:proofErr w:type="gramEnd"/>
           </w:p>
         </w:tc>
         <w:tc>
@@ -13879,9 +11471,17 @@
                 <w:bCs/>
                 <w:szCs w:val="21"/>
               </w:rPr>
-              <w:t>独体</w:t>
-            </w:r>
-            <w:proofErr w:type="gramStart"/>
+              <w:t>独体字作</w:t>
+            </w:r>
+            <w:r>
+              <w:rPr>
+                <w:rFonts w:ascii="宋体" w:eastAsia="宋体" w:hAnsi="宋体" w:hint="eastAsia"/>
+                <w:b/>
+                <w:bCs/>
+                <w:szCs w:val="21"/>
+              </w:rPr>
+              <w:t>余</w:t>
+            </w:r>
             <w:r>
               <w:rPr>
                 <w:rFonts w:ascii="宋体" w:eastAsia="宋体" w:hAnsi="宋体"/>
@@ -13889,27 +11489,8 @@
                 <w:bCs/>
                 <w:szCs w:val="21"/>
               </w:rPr>
-              <w:t>字作</w:t>
-            </w:r>
-            <w:r>
-              <w:rPr>
-                <w:rFonts w:ascii="宋体" w:eastAsia="宋体" w:hAnsi="宋体" w:hint="eastAsia"/>
-                <w:b/>
-                <w:bCs/>
-                <w:szCs w:val="21"/>
-              </w:rPr>
-              <w:t>余</w:t>
-            </w:r>
-            <w:r>
-              <w:rPr>
-                <w:rFonts w:ascii="宋体" w:eastAsia="宋体" w:hAnsi="宋体"/>
-                <w:b/>
-                <w:bCs/>
-                <w:szCs w:val="21"/>
-              </w:rPr>
               <w:t>字</w:t>
             </w:r>
-            <w:proofErr w:type="gramEnd"/>
           </w:p>
         </w:tc>
         <w:tc>
@@ -13942,23 +11523,7 @@
                 <w:rFonts w:ascii="宋体" w:eastAsia="宋体" w:hAnsi="宋体" w:hint="eastAsia"/>
                 <w:szCs w:val="21"/>
               </w:rPr>
-              <w:t>（</w:t>
-            </w:r>
-            <w:proofErr w:type="gramStart"/>
-            <w:r>
-              <w:rPr>
-                <w:rFonts w:ascii="宋体" w:eastAsia="宋体" w:hAnsi="宋体" w:hint="eastAsia"/>
-                <w:szCs w:val="21"/>
-              </w:rPr>
-              <w:t>见特殊</w:t>
-            </w:r>
-            <w:proofErr w:type="gramEnd"/>
-            <w:r>
-              <w:rPr>
-                <w:rFonts w:ascii="宋体" w:eastAsia="宋体" w:hAnsi="宋体" w:hint="eastAsia"/>
-                <w:szCs w:val="21"/>
-              </w:rPr>
-              <w:t>规则3）</w:t>
+              <w:t>（见特殊规则3）</w:t>
             </w:r>
             <w:r>
               <w:rPr>
@@ -13979,23 +11544,7 @@
                 <w:rFonts w:ascii="宋体" w:eastAsia="宋体" w:hAnsi="宋体" w:hint="eastAsia"/>
                 <w:szCs w:val="21"/>
               </w:rPr>
-              <w:t>进入</w:t>
-            </w:r>
-            <w:proofErr w:type="gramStart"/>
-            <w:r>
-              <w:rPr>
-                <w:rFonts w:ascii="宋体" w:eastAsia="宋体" w:hAnsi="宋体" w:hint="eastAsia"/>
-                <w:szCs w:val="21"/>
-              </w:rPr>
-              <w:t>音似性</w:t>
-            </w:r>
-            <w:proofErr w:type="gramEnd"/>
-            <w:r>
-              <w:rPr>
-                <w:rFonts w:ascii="宋体" w:eastAsia="宋体" w:hAnsi="宋体" w:hint="eastAsia"/>
-                <w:szCs w:val="21"/>
-              </w:rPr>
-              <w:t>+易读性判断，</w:t>
+              <w:t>进入音似性+易读性判断，</w:t>
             </w:r>
             <w:r>
               <w:rPr>
@@ -14133,23 +11682,7 @@
           <w:rFonts w:ascii="宋体" w:eastAsia="宋体" w:hAnsi="宋体"/>
           <w:szCs w:val="21"/>
         </w:rPr>
-        <w:t>部"</w:t>
-      </w:r>
-      <w:proofErr w:type="gramStart"/>
-      <w:r>
-        <w:rPr>
-          <w:rFonts w:ascii="宋体" w:eastAsia="宋体" w:hAnsi="宋体"/>
-          <w:szCs w:val="21"/>
-        </w:rPr>
-        <w:t>亠</w:t>
-      </w:r>
-      <w:proofErr w:type="gramEnd"/>
-      <w:r>
-        <w:rPr>
-          <w:rFonts w:ascii="宋体" w:eastAsia="宋体" w:hAnsi="宋体"/>
-          <w:szCs w:val="21"/>
-        </w:rPr>
-        <w:t>"，</w:t>
+        <w:t>部"亠"，</w:t>
       </w:r>
       <w:r>
         <w:rPr>
@@ -14226,7 +11759,6 @@
         </w:rPr>
         <w:t xml:space="preserve">字 → </w:t>
       </w:r>
-      <w:proofErr w:type="gramStart"/>
       <w:r>
         <w:rPr>
           <w:rFonts w:ascii="宋体" w:eastAsia="宋体" w:hAnsi="宋体" w:hint="eastAsia"/>
@@ -14239,15 +11771,7 @@
           <w:rFonts w:ascii="宋体" w:eastAsia="宋体" w:hAnsi="宋体"/>
           <w:szCs w:val="21"/>
         </w:rPr>
-        <w:t>码</w:t>
-      </w:r>
-      <w:proofErr w:type="gramEnd"/>
-      <w:r>
-        <w:rPr>
-          <w:rFonts w:ascii="宋体" w:eastAsia="宋体" w:hAnsi="宋体"/>
-          <w:szCs w:val="21"/>
-        </w:rPr>
-        <w:t>t，</w:t>
+        <w:t>码t，</w:t>
       </w:r>
       <w:r>
         <w:rPr>
@@ -14369,23 +11893,7 @@
           <w:rFonts w:ascii="宋体" w:eastAsia="宋体" w:hAnsi="宋体" w:hint="eastAsia"/>
           <w:szCs w:val="21"/>
         </w:rPr>
-        <w:t>取余部时，如果余集合成字，则通常</w:t>
-      </w:r>
-      <w:proofErr w:type="gramStart"/>
-      <w:r>
-        <w:rPr>
-          <w:rFonts w:ascii="宋体" w:eastAsia="宋体" w:hAnsi="宋体" w:hint="eastAsia"/>
-          <w:szCs w:val="21"/>
-        </w:rPr>
-        <w:t>优先取余字</w:t>
-      </w:r>
-      <w:proofErr w:type="gramEnd"/>
-      <w:r>
-        <w:rPr>
-          <w:rFonts w:ascii="宋体" w:eastAsia="宋体" w:hAnsi="宋体" w:hint="eastAsia"/>
-          <w:szCs w:val="21"/>
-        </w:rPr>
-        <w:t>的部首作为副码来源</w:t>
+        <w:t>取余部时，如果余集合成字，则通常优先取余字的部首作为副码来源</w:t>
       </w:r>
       <w:r>
         <w:rPr>
@@ -14459,7 +11967,6 @@
         </w:rPr>
         <w:t>"：部首"</w:t>
       </w:r>
-      <w:proofErr w:type="gramStart"/>
       <w:r>
         <w:rPr>
           <w:rFonts w:ascii="宋体" w:eastAsia="宋体" w:hAnsi="宋体" w:hint="eastAsia"/>
@@ -14467,7 +11974,6 @@
         </w:rPr>
         <w:t>钅</w:t>
       </w:r>
-      <w:proofErr w:type="gramEnd"/>
       <w:r>
         <w:rPr>
           <w:rFonts w:ascii="宋体" w:eastAsia="宋体" w:hAnsi="宋体"/>
@@ -14489,7 +11995,6 @@
         </w:rPr>
         <w:t xml:space="preserve">）→ </w:t>
       </w:r>
-      <w:proofErr w:type="gramStart"/>
       <w:r>
         <w:rPr>
           <w:rFonts w:ascii="宋体" w:eastAsia="宋体" w:hAnsi="宋体" w:hint="eastAsia"/>
@@ -14504,7 +12009,6 @@
         </w:rPr>
         <w:t>码</w:t>
       </w:r>
-      <w:proofErr w:type="gramEnd"/>
       <w:r>
         <w:rPr>
           <w:rFonts w:ascii="宋体" w:eastAsia="宋体" w:hAnsi="宋体" w:hint="eastAsia"/>
@@ -14588,7 +12092,6 @@
         </w:rPr>
         <w:t>"的</w:t>
       </w:r>
-      <w:proofErr w:type="gramStart"/>
       <w:r>
         <w:rPr>
           <w:rFonts w:ascii="宋体" w:eastAsia="宋体" w:hAnsi="宋体" w:hint="eastAsia"/>
@@ -14603,7 +12106,6 @@
         </w:rPr>
         <w:t>码取</w:t>
       </w:r>
-      <w:proofErr w:type="gramEnd"/>
       <w:r>
         <w:rPr>
           <w:rFonts w:ascii="宋体" w:eastAsia="宋体" w:hAnsi="宋体" w:hint="eastAsia"/>
@@ -14682,55 +12184,7 @@
           <w:rFonts w:ascii="宋体" w:eastAsia="宋体" w:hAnsi="宋体"/>
           <w:szCs w:val="21"/>
         </w:rPr>
-        <w:t>余集合不成字时，按解书顺序（左上→左下→右上→右下）依次考察各非单笔画部件。对每一部件，先查是否有部首别码；若无，</w:t>
-      </w:r>
-      <w:proofErr w:type="gramStart"/>
-      <w:r>
-        <w:rPr>
-          <w:rFonts w:ascii="宋体" w:eastAsia="宋体" w:hAnsi="宋体"/>
-          <w:szCs w:val="21"/>
-        </w:rPr>
-        <w:t>则辨其初码是否</w:t>
-      </w:r>
-      <w:proofErr w:type="gramEnd"/>
-      <w:r>
-        <w:rPr>
-          <w:rFonts w:ascii="宋体" w:eastAsia="宋体" w:hAnsi="宋体"/>
-          <w:szCs w:val="21"/>
-        </w:rPr>
-        <w:t>与整字音</w:t>
-      </w:r>
-      <w:proofErr w:type="gramStart"/>
-      <w:r>
-        <w:rPr>
-          <w:rFonts w:ascii="宋体" w:eastAsia="宋体" w:hAnsi="宋体"/>
-          <w:szCs w:val="21"/>
-        </w:rPr>
-        <w:t>似</w:t>
-      </w:r>
-      <w:proofErr w:type="gramEnd"/>
-      <w:r>
-        <w:rPr>
-          <w:rFonts w:ascii="宋体" w:eastAsia="宋体" w:hAnsi="宋体"/>
-          <w:szCs w:val="21"/>
-        </w:rPr>
-        <w:t>。无</w:t>
-      </w:r>
-      <w:proofErr w:type="gramStart"/>
-      <w:r>
-        <w:rPr>
-          <w:rFonts w:ascii="宋体" w:eastAsia="宋体" w:hAnsi="宋体"/>
-          <w:szCs w:val="21"/>
-        </w:rPr>
-        <w:t>别码且音</w:t>
-      </w:r>
-      <w:proofErr w:type="gramEnd"/>
-      <w:r>
-        <w:rPr>
-          <w:rFonts w:ascii="宋体" w:eastAsia="宋体" w:hAnsi="宋体"/>
-          <w:szCs w:val="21"/>
-        </w:rPr>
-        <w:t>似者</w:t>
+        <w:t>余集合不成字时，按解书顺序（左上→左下→右上→右下）依次考察各非单笔画部件。对每一部件，先查是否有部首别码；若无，则辨其初码是否与整字音似。无别码且音似者</w:t>
       </w:r>
       <w:r>
         <w:rPr>
@@ -14746,6 +12200,7 @@
         </w:rPr>
         <w:t>跳过，</w:t>
       </w:r>
+      <w:bookmarkStart w:id="0" w:name="OLE_LINK1"/>
       <w:r>
         <w:rPr>
           <w:rFonts w:ascii="宋体" w:eastAsia="宋体" w:hAnsi="宋体" w:hint="eastAsia"/>
@@ -14765,46 +12220,22 @@
           <w:rFonts w:ascii="宋体" w:eastAsia="宋体" w:hAnsi="宋体" w:hint="eastAsia"/>
           <w:szCs w:val="21"/>
         </w:rPr>
-        <w:t>(</w:t>
-      </w:r>
-      <w:proofErr w:type="gramStart"/>
-      <w:r>
-        <w:rPr>
-          <w:rFonts w:ascii="宋体" w:eastAsia="宋体" w:hAnsi="宋体" w:hint="eastAsia"/>
-          <w:szCs w:val="21"/>
-        </w:rPr>
-        <w:t>或别码</w:t>
-      </w:r>
-      <w:proofErr w:type="gramEnd"/>
-      <w:r>
-        <w:rPr>
-          <w:rFonts w:ascii="宋体" w:eastAsia="宋体" w:hAnsi="宋体" w:hint="eastAsia"/>
-          <w:szCs w:val="21"/>
-        </w:rPr>
-        <w:t>)</w:t>
-      </w:r>
-      <w:r>
-        <w:rPr>
-          <w:rFonts w:ascii="宋体" w:eastAsia="宋体" w:hAnsi="宋体"/>
-          <w:szCs w:val="21"/>
-        </w:rPr>
-        <w:t>部件的部首码</w:t>
-      </w:r>
-      <w:proofErr w:type="gramStart"/>
-      <w:r>
-        <w:rPr>
-          <w:rFonts w:ascii="宋体" w:eastAsia="宋体" w:hAnsi="宋体"/>
-          <w:szCs w:val="21"/>
-        </w:rPr>
-        <w:t>或初码为</w:t>
-      </w:r>
-      <w:proofErr w:type="gramEnd"/>
-      <w:r>
-        <w:rPr>
-          <w:rFonts w:ascii="宋体" w:eastAsia="宋体" w:hAnsi="宋体"/>
-          <w:szCs w:val="21"/>
-        </w:rPr>
-        <w:t>副码。必要时递归应用此流程。</w:t>
+        <w:t>(或别码)</w:t>
+      </w:r>
+      <w:r>
+        <w:rPr>
+          <w:rFonts w:ascii="宋体" w:eastAsia="宋体" w:hAnsi="宋体"/>
+          <w:szCs w:val="21"/>
+        </w:rPr>
+        <w:t>部件的部首码或初码为副码。</w:t>
+      </w:r>
+      <w:bookmarkEnd w:id="0"/>
+      <w:r>
+        <w:rPr>
+          <w:rFonts w:ascii="宋体" w:eastAsia="宋体" w:hAnsi="宋体"/>
+          <w:szCs w:val="21"/>
+        </w:rPr>
+        <w:t>必要时递归应用此流程。</w:t>
       </w:r>
     </w:p>
     <w:p>
@@ -14940,7 +12371,6 @@
         </w:rPr>
         <w:t>部为</w:t>
       </w:r>
-      <w:proofErr w:type="gramStart"/>
       <w:r>
         <w:rPr>
           <w:rFonts w:ascii="宋体" w:eastAsia="宋体" w:hAnsi="宋体" w:hint="eastAsia"/>
@@ -14955,7 +12385,6 @@
         </w:rPr>
         <w:t>字</w:t>
       </w:r>
-      <w:proofErr w:type="gramEnd"/>
     </w:p>
     <w:p>
       <w:pPr>
@@ -15019,7 +12448,6 @@
           <w:szCs w:val="21"/>
         </w:rPr>
       </w:pPr>
-      <w:proofErr w:type="gramStart"/>
       <w:r>
         <w:rPr>
           <w:rFonts w:ascii="宋体" w:eastAsia="宋体" w:hAnsi="宋体"/>
@@ -15043,17 +12471,7 @@
           <w:bCs/>
           <w:szCs w:val="21"/>
         </w:rPr>
-        <w:t>字</w:t>
-      </w:r>
-      <w:proofErr w:type="gramEnd"/>
-      <w:r>
-        <w:rPr>
-          <w:rFonts w:ascii="宋体" w:eastAsia="宋体" w:hAnsi="宋体"/>
-          <w:b/>
-          <w:bCs/>
-          <w:szCs w:val="21"/>
-        </w:rPr>
-        <w:t>上</w:t>
+        <w:t>字上</w:t>
       </w:r>
       <w:r>
         <w:rPr>
@@ -15159,7 +12577,6 @@
           <w:szCs w:val="21"/>
         </w:rPr>
       </w:pPr>
-      <w:proofErr w:type="gramStart"/>
       <w:r>
         <w:rPr>
           <w:rFonts w:ascii="宋体" w:eastAsia="宋体" w:hAnsi="宋体" w:hint="eastAsia"/>
@@ -15172,15 +12589,7 @@
           <w:rFonts w:ascii="宋体" w:eastAsia="宋体" w:hAnsi="宋体"/>
           <w:szCs w:val="21"/>
         </w:rPr>
-        <w:t>分析</w:t>
-      </w:r>
-      <w:proofErr w:type="gramEnd"/>
-      <w:r>
-        <w:rPr>
-          <w:rFonts w:ascii="宋体" w:eastAsia="宋体" w:hAnsi="宋体"/>
-          <w:szCs w:val="21"/>
-        </w:rPr>
-        <w:t>：</w:t>
+        <w:t>分析：</w:t>
       </w:r>
     </w:p>
     <w:p>
@@ -15237,23 +12646,7 @@
           <w:rFonts w:ascii="宋体" w:eastAsia="宋体" w:hAnsi="宋体"/>
           <w:szCs w:val="21"/>
         </w:rPr>
-        <w:t>"立"是简并部首（立→</w:t>
-      </w:r>
-      <w:proofErr w:type="gramStart"/>
-      <w:r>
-        <w:rPr>
-          <w:rFonts w:ascii="宋体" w:eastAsia="宋体" w:hAnsi="宋体"/>
-          <w:szCs w:val="21"/>
-        </w:rPr>
-        <w:t>亠</w:t>
-      </w:r>
-      <w:proofErr w:type="gramEnd"/>
-      <w:r>
-        <w:rPr>
-          <w:rFonts w:ascii="宋体" w:eastAsia="宋体" w:hAnsi="宋体"/>
-          <w:szCs w:val="21"/>
-        </w:rPr>
-        <w:t>），"日"是</w:t>
+        <w:t>"立"是简并部首（立→亠），"日"是</w:t>
       </w:r>
       <w:r>
         <w:rPr>
@@ -15288,7 +12681,6 @@
         </w:rPr>
         <w:t xml:space="preserve">根据"简并部首跳过"原则，取"日"为部首 → </w:t>
       </w:r>
-      <w:proofErr w:type="gramStart"/>
       <w:r>
         <w:rPr>
           <w:rFonts w:ascii="宋体" w:eastAsia="宋体" w:hAnsi="宋体" w:hint="eastAsia"/>
@@ -15301,15 +12693,7 @@
           <w:rFonts w:ascii="宋体" w:eastAsia="宋体" w:hAnsi="宋体"/>
           <w:szCs w:val="21"/>
         </w:rPr>
-        <w:t>码</w:t>
-      </w:r>
-      <w:proofErr w:type="gramEnd"/>
-      <w:r>
-        <w:rPr>
-          <w:rFonts w:ascii="宋体" w:eastAsia="宋体" w:hAnsi="宋体"/>
-          <w:szCs w:val="21"/>
-        </w:rPr>
-        <w:t>r</w:t>
+        <w:t>码r</w:t>
       </w:r>
     </w:p>
     <w:p>
@@ -15420,23 +12804,7 @@
           <w:rFonts w:ascii="宋体" w:eastAsia="宋体" w:hAnsi="宋体"/>
           <w:szCs w:val="21"/>
         </w:rPr>
-        <w:t>为"立"+"日"，取</w:t>
-      </w:r>
-      <w:proofErr w:type="gramStart"/>
-      <w:r>
-        <w:rPr>
-          <w:rFonts w:ascii="宋体" w:eastAsia="宋体" w:hAnsi="宋体"/>
-          <w:szCs w:val="21"/>
-        </w:rPr>
-        <w:t>上部"</w:t>
-      </w:r>
-      <w:proofErr w:type="gramEnd"/>
-      <w:r>
-        <w:rPr>
-          <w:rFonts w:ascii="宋体" w:eastAsia="宋体" w:hAnsi="宋体"/>
-          <w:szCs w:val="21"/>
-        </w:rPr>
-        <w:t>立"</w:t>
+        <w:t>为"立"+"日"，取上部"立"</w:t>
       </w:r>
     </w:p>
     <w:p>
@@ -15490,7 +12858,6 @@
         </w:rPr>
         <w:t>"意"的</w:t>
       </w:r>
-      <w:proofErr w:type="gramStart"/>
       <w:r>
         <w:rPr>
           <w:rFonts w:ascii="宋体" w:eastAsia="宋体" w:hAnsi="宋体" w:hint="eastAsia"/>
@@ -15503,15 +12870,7 @@
           <w:rFonts w:ascii="宋体" w:eastAsia="宋体" w:hAnsi="宋体"/>
           <w:szCs w:val="21"/>
         </w:rPr>
-        <w:t>码取</w:t>
-      </w:r>
-      <w:proofErr w:type="gramEnd"/>
-      <w:r>
-        <w:rPr>
-          <w:rFonts w:ascii="宋体" w:eastAsia="宋体" w:hAnsi="宋体"/>
-          <w:szCs w:val="21"/>
-        </w:rPr>
-        <w:t>l（"立"的</w:t>
+        <w:t>码取l（"立"的</w:t>
       </w:r>
       <w:r>
         <w:rPr>
@@ -15831,7 +13190,6 @@
         </w:rPr>
         <w:t xml:space="preserve">2 </w:t>
       </w:r>
-      <w:proofErr w:type="gramStart"/>
       <w:r>
         <w:rPr>
           <w:rFonts w:ascii="宋体" w:eastAsia="宋体" w:hAnsi="宋体" w:hint="eastAsia"/>
@@ -15848,17 +13206,7 @@
           <w:bCs/>
           <w:szCs w:val="21"/>
         </w:rPr>
-        <w:t>单笔画</w:t>
-      </w:r>
-      <w:proofErr w:type="gramEnd"/>
-      <w:r>
-        <w:rPr>
-          <w:rFonts w:ascii="宋体" w:eastAsia="宋体" w:hAnsi="宋体"/>
-          <w:b/>
-          <w:bCs/>
-          <w:szCs w:val="21"/>
-        </w:rPr>
-        <w:t>处理</w:t>
+        <w:t>单笔画处理</w:t>
       </w:r>
     </w:p>
     <w:p>
@@ -15876,7 +13224,6 @@
         </w:rPr>
         <w:t>当一个字取完部首后</w:t>
       </w:r>
-      <w:proofErr w:type="gramStart"/>
       <w:r>
         <w:rPr>
           <w:rFonts w:ascii="宋体" w:eastAsia="宋体" w:hAnsi="宋体"/>
@@ -15886,7 +13233,6 @@
         </w:rPr>
         <w:t>仅剩单笔画</w:t>
       </w:r>
-      <w:proofErr w:type="gramEnd"/>
       <w:r>
         <w:rPr>
           <w:rFonts w:ascii="宋体" w:eastAsia="宋体" w:hAnsi="宋体"/>
@@ -15931,23 +13277,7 @@
           <w:rFonts w:ascii="宋体" w:eastAsia="宋体" w:hAnsi="宋体"/>
           <w:szCs w:val="21"/>
         </w:rPr>
-        <w:t>：“</w:t>
-      </w:r>
-      <w:proofErr w:type="gramStart"/>
-      <w:r>
-        <w:rPr>
-          <w:rFonts w:ascii="宋体" w:eastAsia="宋体" w:hAnsi="宋体"/>
-          <w:szCs w:val="21"/>
-        </w:rPr>
-        <w:t>丶一丨丿</w:t>
-      </w:r>
-      <w:proofErr w:type="gramEnd"/>
-      <w:r>
-        <w:rPr>
-          <w:rFonts w:ascii="宋体" w:eastAsia="宋体" w:hAnsi="宋体"/>
-          <w:szCs w:val="21"/>
-        </w:rPr>
-        <w:t>乙乛</w:t>
+        <w:t>：“丶一丨丿乙乛</w:t>
       </w:r>
       <w:r>
         <w:rPr>
@@ -15975,23 +13305,7 @@
           <w:rFonts w:ascii="宋体" w:eastAsia="宋体" w:hAnsi="宋体"/>
           <w:szCs w:val="21"/>
         </w:rPr>
-        <w:t>”分别对应“</w:t>
-      </w:r>
-      <w:proofErr w:type="spellStart"/>
-      <w:r>
-        <w:rPr>
-          <w:rFonts w:ascii="宋体" w:eastAsia="宋体" w:hAnsi="宋体"/>
-          <w:szCs w:val="21"/>
-        </w:rPr>
-        <w:t>dhupygkwv</w:t>
-      </w:r>
-      <w:proofErr w:type="spellEnd"/>
-      <w:r>
-        <w:rPr>
-          <w:rFonts w:ascii="宋体" w:eastAsia="宋体" w:hAnsi="宋体"/>
-          <w:szCs w:val="21"/>
-        </w:rPr>
-        <w:t>”。</w:t>
+        <w:t>”分别对应“dhupygkwv”。</w:t>
       </w:r>
     </w:p>
     <w:p>
@@ -16024,27 +13338,7 @@
           <w:bCs/>
           <w:szCs w:val="21"/>
         </w:rPr>
-        <w:t xml:space="preserve">3 </w:t>
-      </w:r>
-      <w:proofErr w:type="gramStart"/>
-      <w:r>
-        <w:rPr>
-          <w:rFonts w:ascii="宋体" w:eastAsia="宋体" w:hAnsi="宋体"/>
-          <w:b/>
-          <w:bCs/>
-          <w:szCs w:val="21"/>
-        </w:rPr>
-        <w:t>独体字余字</w:t>
-      </w:r>
-      <w:proofErr w:type="gramEnd"/>
-      <w:r>
-        <w:rPr>
-          <w:rFonts w:ascii="宋体" w:eastAsia="宋体" w:hAnsi="宋体"/>
-          <w:b/>
-          <w:bCs/>
-          <w:szCs w:val="21"/>
-        </w:rPr>
-        <w:t>拆分</w:t>
+        <w:t>3 独体字余字拆分</w:t>
       </w:r>
     </w:p>
     <w:p>
@@ -16091,23 +13385,7 @@
           <w:rFonts w:ascii="宋体" w:eastAsia="宋体" w:hAnsi="宋体"/>
           <w:szCs w:val="21"/>
         </w:rPr>
-        <w:t>关系，满足任意一条即可判定为可拆分。若某</w:t>
-      </w:r>
-      <w:proofErr w:type="gramStart"/>
-      <w:r>
-        <w:rPr>
-          <w:rFonts w:ascii="宋体" w:eastAsia="宋体" w:hAnsi="宋体"/>
-          <w:szCs w:val="21"/>
-        </w:rPr>
-        <w:t>字同时</w:t>
-      </w:r>
-      <w:proofErr w:type="gramEnd"/>
-      <w:r>
-        <w:rPr>
-          <w:rFonts w:ascii="宋体" w:eastAsia="宋体" w:hAnsi="宋体"/>
-          <w:szCs w:val="21"/>
-        </w:rPr>
-        <w:t>满足多条规则，以最</w:t>
+        <w:t>关系，满足任意一条即可判定为可拆分。若某字同时满足多条规则，以最</w:t>
       </w:r>
       <w:r>
         <w:rPr>
@@ -16299,21 +13577,12 @@
         </w:rPr>
         <w:t>（</w:t>
       </w:r>
-      <w:proofErr w:type="gramStart"/>
-      <w:r>
-        <w:rPr>
-          <w:rFonts w:ascii="宋体" w:eastAsia="宋体" w:hAnsi="宋体"/>
-          <w:szCs w:val="21"/>
-        </w:rPr>
-        <w:t>主码为</w:t>
-      </w:r>
-      <w:proofErr w:type="gramEnd"/>
-      <w:r>
-        <w:rPr>
-          <w:rFonts w:ascii="宋体" w:eastAsia="宋体" w:hAnsi="宋体"/>
-          <w:szCs w:val="21"/>
-        </w:rPr>
-        <w:t>6</w:t>
+      <w:r>
+        <w:rPr>
+          <w:rFonts w:ascii="宋体" w:eastAsia="宋体" w:hAnsi="宋体"/>
+          <w:szCs w:val="21"/>
+        </w:rPr>
+        <w:t>主码为6</w:t>
       </w:r>
       <w:r>
         <w:rPr>
@@ -16446,55 +13715,7 @@
           <w:rFonts w:ascii="宋体" w:eastAsia="宋体" w:hAnsi="宋体"/>
           <w:szCs w:val="21"/>
         </w:rPr>
-        <w:t>：汉字以“勹”作为包围外框（其他半包围外框如</w:t>
-      </w:r>
-      <w:proofErr w:type="gramStart"/>
-      <w:r>
-        <w:rPr>
-          <w:rFonts w:ascii="宋体" w:eastAsia="宋体" w:hAnsi="宋体"/>
-          <w:szCs w:val="21"/>
-        </w:rPr>
-        <w:t>匚</w:t>
-      </w:r>
-      <w:proofErr w:type="gramEnd"/>
-      <w:r>
-        <w:rPr>
-          <w:rFonts w:ascii="宋体" w:eastAsia="宋体" w:hAnsi="宋体"/>
-          <w:szCs w:val="21"/>
-        </w:rPr>
-        <w:t>、</w:t>
-      </w:r>
-      <w:proofErr w:type="gramStart"/>
-      <w:r>
-        <w:rPr>
-          <w:rFonts w:ascii="宋体" w:eastAsia="宋体" w:hAnsi="宋体"/>
-          <w:szCs w:val="21"/>
-        </w:rPr>
-        <w:t>凵</w:t>
-      </w:r>
-      <w:proofErr w:type="gramEnd"/>
-      <w:r>
-        <w:rPr>
-          <w:rFonts w:ascii="宋体" w:eastAsia="宋体" w:hAnsi="宋体"/>
-          <w:szCs w:val="21"/>
-        </w:rPr>
-        <w:t>、</w:t>
-      </w:r>
-      <w:proofErr w:type="gramStart"/>
-      <w:r>
-        <w:rPr>
-          <w:rFonts w:ascii="宋体" w:eastAsia="宋体" w:hAnsi="宋体"/>
-          <w:szCs w:val="21"/>
-        </w:rPr>
-        <w:t>冂</w:t>
-      </w:r>
-      <w:proofErr w:type="gramEnd"/>
-      <w:r>
-        <w:rPr>
-          <w:rFonts w:ascii="宋体" w:eastAsia="宋体" w:hAnsi="宋体"/>
-          <w:szCs w:val="21"/>
-        </w:rPr>
-        <w:t>等均不适用）。</w:t>
+        <w:t>：汉字以“勹”作为包围外框（其他半包围外框如匚、凵、冂等均不适用）。</w:t>
       </w:r>
       <w:r>
         <w:rPr>
@@ -16517,23 +13738,7 @@
           <w:rFonts w:ascii="宋体" w:eastAsia="宋体" w:hAnsi="宋体"/>
           <w:szCs w:val="21"/>
         </w:rPr>
-        <w:t>满足任</w:t>
-      </w:r>
-      <w:proofErr w:type="gramStart"/>
-      <w:r>
-        <w:rPr>
-          <w:rFonts w:ascii="宋体" w:eastAsia="宋体" w:hAnsi="宋体"/>
-          <w:szCs w:val="21"/>
-        </w:rPr>
-        <w:t>一</w:t>
-      </w:r>
-      <w:proofErr w:type="gramEnd"/>
-      <w:r>
-        <w:rPr>
-          <w:rFonts w:ascii="宋体" w:eastAsia="宋体" w:hAnsi="宋体"/>
-          <w:szCs w:val="21"/>
-        </w:rPr>
-        <w:t>结构特征即可拆分</w:t>
+        <w:t>满足任一结构特征即可拆分</w:t>
       </w:r>
     </w:p>
     <w:p>
@@ -16694,23 +13899,7 @@
           <w:rFonts w:ascii="宋体" w:eastAsia="宋体" w:hAnsi="宋体"/>
           <w:szCs w:val="21"/>
         </w:rPr>
-        <w:t>在规则冲突时，以实际编码效果和用户记忆负担为最终</w:t>
-      </w:r>
-      <w:proofErr w:type="gramStart"/>
-      <w:r>
-        <w:rPr>
-          <w:rFonts w:ascii="宋体" w:eastAsia="宋体" w:hAnsi="宋体"/>
-          <w:szCs w:val="21"/>
-        </w:rPr>
-        <w:t>考量</w:t>
-      </w:r>
-      <w:proofErr w:type="gramEnd"/>
-      <w:r>
-        <w:rPr>
-          <w:rFonts w:ascii="宋体" w:eastAsia="宋体" w:hAnsi="宋体"/>
-          <w:szCs w:val="21"/>
-        </w:rPr>
-        <w:t>。</w:t>
+        <w:t>在规则冲突时，以实际编码效果和用户记忆负担为最终考量。</w:t>
       </w:r>
     </w:p>
     <w:p>
@@ -16744,23 +13933,7 @@
           <w:rFonts w:ascii="宋体" w:eastAsia="宋体" w:hAnsi="宋体" w:hint="eastAsia"/>
           <w:color w:val="000000" w:themeColor="text1"/>
         </w:rPr>
-        <w:t xml:space="preserve">    类似主码，副码也有适当优化分配。需要理解的字例有：进</w:t>
-      </w:r>
-      <w:proofErr w:type="spellStart"/>
-      <w:r>
-        <w:rPr>
-          <w:rFonts w:ascii="宋体" w:eastAsia="宋体" w:hAnsi="宋体" w:hint="eastAsia"/>
-          <w:color w:val="000000" w:themeColor="text1"/>
-        </w:rPr>
-        <w:t>zw</w:t>
-      </w:r>
-      <w:proofErr w:type="spellEnd"/>
-      <w:r>
-        <w:rPr>
-          <w:rFonts w:ascii="宋体" w:eastAsia="宋体" w:hAnsi="宋体" w:hint="eastAsia"/>
-          <w:color w:val="000000" w:themeColor="text1"/>
-        </w:rPr>
-        <w:t>。</w:t>
+        <w:t xml:space="preserve">    类似主码，副码也有适当优化分配。需要理解的字例有：进zw。</w:t>
       </w:r>
     </w:p>
     <w:p>
@@ -17129,19 +14302,11 @@
                 <w:rFonts w:ascii="宋体" w:eastAsia="宋体" w:hAnsi="宋体" w:hint="eastAsia"/>
               </w:rPr>
             </w:pPr>
-            <w:proofErr w:type="spellStart"/>
             <w:r>
               <w:rPr>
                 <w:rFonts w:ascii="宋体" w:eastAsia="宋体" w:hAnsi="宋体"/>
               </w:rPr>
-              <w:t>rr</w:t>
-            </w:r>
-            <w:proofErr w:type="spellEnd"/>
-            <w:r>
-              <w:rPr>
-                <w:rFonts w:ascii="宋体" w:eastAsia="宋体" w:hAnsi="宋体"/>
-              </w:rPr>
-              <w:t>.</w:t>
+              <w:t>rr.</w:t>
             </w:r>
           </w:p>
         </w:tc>
@@ -17214,19 +14379,11 @@
                 <w:rFonts w:ascii="宋体" w:eastAsia="宋体" w:hAnsi="宋体" w:hint="eastAsia"/>
               </w:rPr>
             </w:pPr>
-            <w:proofErr w:type="spellStart"/>
             <w:r>
               <w:rPr>
                 <w:rFonts w:ascii="宋体" w:eastAsia="宋体" w:hAnsi="宋体"/>
               </w:rPr>
-              <w:t>i</w:t>
-            </w:r>
-            <w:proofErr w:type="spellEnd"/>
-            <w:r>
-              <w:rPr>
-                <w:rFonts w:ascii="宋体" w:eastAsia="宋体" w:hAnsi="宋体"/>
-              </w:rPr>
-              <w:t>.</w:t>
+              <w:t>i.</w:t>
             </w:r>
           </w:p>
         </w:tc>
@@ -17663,7 +14820,6 @@
                 <w:rFonts w:ascii="宋体" w:eastAsia="宋体" w:hAnsi="宋体" w:hint="eastAsia"/>
               </w:rPr>
             </w:pPr>
-            <w:proofErr w:type="gramStart"/>
             <w:r>
               <w:rPr>
                 <w:rFonts w:ascii="宋体" w:eastAsia="宋体" w:hAnsi="宋体" w:hint="eastAsia"/>
@@ -17676,7 +14832,6 @@
               </w:rPr>
               <w:t>码</w:t>
             </w:r>
-            <w:proofErr w:type="gramEnd"/>
           </w:p>
         </w:tc>
         <w:tc>
@@ -17749,27 +14904,13 @@
               <w:rPr>
                 <w:rFonts w:ascii="宋体" w:eastAsia="宋体" w:hAnsi="宋体"/>
               </w:rPr>
-              <w:t>表中的位置</w:t>
-            </w:r>
-            <w:proofErr w:type="gramStart"/>
-            <w:r>
-              <w:rPr>
-                <w:rFonts w:ascii="宋体" w:eastAsia="宋体" w:hAnsi="宋体"/>
-              </w:rPr>
-              <w:t>对应</w:t>
-            </w:r>
-            <w:r>
-              <w:rPr>
-                <w:rFonts w:ascii="宋体" w:eastAsia="宋体" w:hAnsi="宋体" w:hint="eastAsia"/>
-              </w:rPr>
-              <w:t>部</w:t>
-            </w:r>
-            <w:proofErr w:type="gramEnd"/>
-            <w:r>
-              <w:rPr>
-                <w:rFonts w:ascii="宋体" w:eastAsia="宋体" w:hAnsi="宋体" w:hint="eastAsia"/>
-              </w:rPr>
-              <w:t>首次码</w:t>
+              <w:t>表中的位置对应</w:t>
+            </w:r>
+            <w:r>
+              <w:rPr>
+                <w:rFonts w:ascii="宋体" w:eastAsia="宋体" w:hAnsi="宋体" w:hint="eastAsia"/>
+              </w:rPr>
+              <w:t>部首次码</w:t>
             </w:r>
           </w:p>
         </w:tc>
@@ -17794,16 +14935,8 @@
               <w:rPr>
                 <w:rFonts w:ascii="宋体" w:eastAsia="宋体" w:hAnsi="宋体"/>
               </w:rPr>
-              <w:t xml:space="preserve">贝 → </w:t>
-            </w:r>
-            <w:proofErr w:type="spellStart"/>
-            <w:r>
-              <w:rPr>
-                <w:rFonts w:ascii="宋体" w:eastAsia="宋体" w:hAnsi="宋体"/>
-              </w:rPr>
-              <w:t>bz</w:t>
-            </w:r>
-            <w:proofErr w:type="spellEnd"/>
+              <w:t>贝 → bz</w:t>
+            </w:r>
           </w:p>
         </w:tc>
       </w:tr>
@@ -18075,18 +15208,8 @@
                 <w:b/>
                 <w:bCs/>
               </w:rPr>
-              <w:t xml:space="preserve">立 → </w:t>
-            </w:r>
-            <w:proofErr w:type="spellStart"/>
-            <w:r>
-              <w:rPr>
-                <w:rFonts w:ascii="宋体" w:eastAsia="宋体" w:hAnsi="宋体"/>
-                <w:b/>
-                <w:bCs/>
-              </w:rPr>
-              <w:t>ld</w:t>
-            </w:r>
-            <w:proofErr w:type="spellEnd"/>
+              <w:t>立 → ld</w:t>
+            </w:r>
           </w:p>
         </w:tc>
       </w:tr>
@@ -18193,30 +15316,14 @@
               <w:rPr>
                 <w:rFonts w:ascii="宋体" w:eastAsia="宋体" w:hAnsi="宋体"/>
               </w:rPr>
-              <w:t xml:space="preserve">贝 → bb，立 → </w:t>
-            </w:r>
-            <w:proofErr w:type="spellStart"/>
-            <w:r>
-              <w:rPr>
-                <w:rFonts w:ascii="宋体" w:eastAsia="宋体" w:hAnsi="宋体"/>
-              </w:rPr>
-              <w:t>dj</w:t>
-            </w:r>
-            <w:proofErr w:type="spellEnd"/>
-            <w:r>
-              <w:rPr>
-                <w:rFonts w:ascii="宋体" w:eastAsia="宋体" w:hAnsi="宋体" w:hint="eastAsia"/>
-              </w:rPr>
-              <w:t>/</w:t>
-            </w:r>
-            <w:proofErr w:type="spellStart"/>
-            <w:r>
-              <w:rPr>
-                <w:rFonts w:ascii="宋体" w:eastAsia="宋体" w:hAnsi="宋体" w:hint="eastAsia"/>
-              </w:rPr>
-              <w:t>lh</w:t>
-            </w:r>
-            <w:proofErr w:type="spellEnd"/>
+              <w:t>贝 → bb，立 → dj</w:t>
+            </w:r>
+            <w:r>
+              <w:rPr>
+                <w:rFonts w:ascii="宋体" w:eastAsia="宋体" w:hAnsi="宋体" w:hint="eastAsia"/>
+              </w:rPr>
+              <w:t>/lh</w:t>
+            </w:r>
           </w:p>
         </w:tc>
       </w:tr>
@@ -18886,35 +15993,7 @@
               <w:rPr>
                 <w:rFonts w:ascii="宋体" w:eastAsia="宋体" w:hAnsi="宋体"/>
               </w:rPr>
-              <w:t>[</w:t>
-            </w:r>
-            <w:proofErr w:type="spellStart"/>
-            <w:r>
-              <w:rPr>
-                <w:rFonts w:ascii="宋体" w:eastAsia="宋体" w:hAnsi="宋体"/>
-              </w:rPr>
-              <w:t>i</w:t>
-            </w:r>
-            <w:proofErr w:type="spellEnd"/>
-            <w:r>
-              <w:rPr>
-                <w:rFonts w:ascii="宋体" w:eastAsia="宋体" w:hAnsi="宋体"/>
-              </w:rPr>
-              <w:t xml:space="preserve">. </w:t>
-            </w:r>
-            <w:proofErr w:type="spellStart"/>
-            <w:r>
-              <w:rPr>
-                <w:rFonts w:ascii="宋体" w:eastAsia="宋体" w:hAnsi="宋体"/>
-              </w:rPr>
-              <w:t>sj</w:t>
-            </w:r>
-            <w:proofErr w:type="spellEnd"/>
-            <w:r>
-              <w:rPr>
-                <w:rFonts w:ascii="宋体" w:eastAsia="宋体" w:hAnsi="宋体"/>
-              </w:rPr>
-              <w:t xml:space="preserve"> kb 4] 表示一个上下结构</w:t>
+              <w:t>[i. sj kb 4] 表示一个上下结构</w:t>
             </w:r>
           </w:p>
         </w:tc>
@@ -19322,30 +16401,14 @@
         <w:rPr>
           <w:rFonts w:ascii="宋体" w:eastAsia="宋体" w:hAnsi="宋体"/>
         </w:rPr>
-        <w:t>按结构码递归拆分汉字</w:t>
-      </w:r>
-      <w:proofErr w:type="gramStart"/>
-      <w:r>
-        <w:rPr>
-          <w:rFonts w:ascii="宋体" w:eastAsia="宋体" w:hAnsi="宋体"/>
-        </w:rPr>
-        <w:t>至基础</w:t>
-      </w:r>
-      <w:proofErr w:type="gramEnd"/>
-      <w:r>
-        <w:rPr>
-          <w:rFonts w:ascii="宋体" w:eastAsia="宋体" w:hAnsi="宋体"/>
-        </w:rPr>
-        <w:t>部件，直到所有部件都可用</w:t>
-      </w:r>
-      <w:proofErr w:type="gramStart"/>
+        <w:t>按结构码递归拆分汉字至基础部件，直到所有部件都可用</w:t>
+      </w:r>
       <w:r>
         <w:rPr>
           <w:rFonts w:ascii="宋体" w:eastAsia="宋体" w:hAnsi="宋体" w:hint="eastAsia"/>
         </w:rPr>
         <w:t>部首双码</w:t>
       </w:r>
-      <w:proofErr w:type="gramEnd"/>
       <w:r>
         <w:rPr>
           <w:rFonts w:ascii="宋体" w:eastAsia="宋体" w:hAnsi="宋体"/>
@@ -19400,21 +16463,7 @@
         <w:rPr>
           <w:rFonts w:ascii="宋体" w:eastAsia="宋体" w:hAnsi="宋体"/>
         </w:rPr>
-        <w:t>优先</w:t>
-      </w:r>
-      <w:proofErr w:type="gramStart"/>
-      <w:r>
-        <w:rPr>
-          <w:rFonts w:ascii="宋体" w:eastAsia="宋体" w:hAnsi="宋体"/>
-        </w:rPr>
-        <w:t>按明显</w:t>
-      </w:r>
-      <w:proofErr w:type="gramEnd"/>
-      <w:r>
-        <w:rPr>
-          <w:rFonts w:ascii="宋体" w:eastAsia="宋体" w:hAnsi="宋体"/>
-        </w:rPr>
-        <w:t>结构拆分（左右→上下→包围）</w:t>
+        <w:t>优先按明显结构拆分（左右→上下→包围）</w:t>
       </w:r>
     </w:p>
     <w:p>
@@ -19506,14 +16555,12 @@
         </w:rPr>
         <w:t>：用</w:t>
       </w:r>
-      <w:proofErr w:type="gramStart"/>
       <w:r>
         <w:rPr>
           <w:rFonts w:ascii="宋体" w:eastAsia="宋体" w:hAnsi="宋体" w:hint="eastAsia"/>
         </w:rPr>
         <w:t>部首双码</w:t>
       </w:r>
-      <w:proofErr w:type="gramEnd"/>
       <w:r>
         <w:rPr>
           <w:rFonts w:ascii="宋体" w:eastAsia="宋体" w:hAnsi="宋体"/>
@@ -19571,42 +16618,20 @@
         <w:rPr>
           <w:rFonts w:ascii="宋体" w:eastAsia="宋体" w:hAnsi="宋体"/>
         </w:rPr>
-        <w:t>表中x的第三个部首，</w:t>
-      </w:r>
-      <w:proofErr w:type="gramStart"/>
-      <w:r>
-        <w:rPr>
-          <w:rFonts w:ascii="宋体" w:eastAsia="宋体" w:hAnsi="宋体"/>
-        </w:rPr>
-        <w:t>对应</w:t>
-      </w:r>
-      <w:r>
-        <w:rPr>
-          <w:rFonts w:ascii="宋体" w:eastAsia="宋体" w:hAnsi="宋体" w:hint="eastAsia"/>
-        </w:rPr>
-        <w:t>部</w:t>
-      </w:r>
-      <w:proofErr w:type="gramEnd"/>
-      <w:r>
-        <w:rPr>
-          <w:rFonts w:ascii="宋体" w:eastAsia="宋体" w:hAnsi="宋体" w:hint="eastAsia"/>
-        </w:rPr>
-        <w:t>首次</w:t>
-      </w:r>
-      <w:r>
-        <w:rPr>
-          <w:rFonts w:ascii="宋体" w:eastAsia="宋体" w:hAnsi="宋体"/>
-        </w:rPr>
-        <w:t>表中x的第三个字母n，组合为</w:t>
-      </w:r>
-      <w:proofErr w:type="spellStart"/>
-      <w:r>
-        <w:rPr>
-          <w:rFonts w:ascii="宋体" w:eastAsia="宋体" w:hAnsi="宋体"/>
-        </w:rPr>
-        <w:t>xn</w:t>
-      </w:r>
-      <w:proofErr w:type="spellEnd"/>
+        <w:t>表中x的第三个部首，对应</w:t>
+      </w:r>
+      <w:r>
+        <w:rPr>
+          <w:rFonts w:ascii="宋体" w:eastAsia="宋体" w:hAnsi="宋体" w:hint="eastAsia"/>
+        </w:rPr>
+        <w:t>部首次</w:t>
+      </w:r>
+      <w:r>
+        <w:rPr>
+          <w:rFonts w:ascii="宋体" w:eastAsia="宋体" w:hAnsi="宋体"/>
+        </w:rPr>
+        <w:t>表中x的第三个字母n，组合为xn</w:t>
+      </w:r>
     </w:p>
     <w:p>
       <w:pPr>
@@ -19724,21 +16749,7 @@
         <w:rPr>
           <w:rFonts w:ascii="宋体" w:eastAsia="宋体" w:hAnsi="宋体"/>
         </w:rPr>
-        <w:t xml:space="preserve">"对"：r. </w:t>
-      </w:r>
-      <w:proofErr w:type="spellStart"/>
-      <w:r>
-        <w:rPr>
-          <w:rFonts w:ascii="宋体" w:eastAsia="宋体" w:hAnsi="宋体"/>
-        </w:rPr>
-        <w:t>ky</w:t>
-      </w:r>
-      <w:proofErr w:type="spellEnd"/>
-      <w:r>
-        <w:rPr>
-          <w:rFonts w:ascii="宋体" w:eastAsia="宋体" w:hAnsi="宋体"/>
-        </w:rPr>
-        <w:t xml:space="preserve"> cp</w:t>
+        <w:t>"对"：r. ky cp</w:t>
       </w:r>
     </w:p>
     <w:p>
@@ -19762,21 +16773,12 @@
           <w:rFonts w:ascii="宋体" w:eastAsia="宋体" w:hAnsi="宋体" w:hint="eastAsia"/>
         </w:rPr>
       </w:pPr>
-      <w:proofErr w:type="spellStart"/>
-      <w:r>
-        <w:rPr>
-          <w:rFonts w:ascii="宋体" w:eastAsia="宋体" w:hAnsi="宋体"/>
-        </w:rPr>
-        <w:t>ky</w:t>
-      </w:r>
-      <w:proofErr w:type="spellEnd"/>
-      <w:r>
-        <w:rPr>
-          <w:rFonts w:ascii="宋体" w:eastAsia="宋体" w:hAnsi="宋体"/>
-        </w:rPr>
-        <w:t>："又"的</w:t>
-      </w:r>
-      <w:proofErr w:type="gramStart"/>
+      <w:r>
+        <w:rPr>
+          <w:rFonts w:ascii="宋体" w:eastAsia="宋体" w:hAnsi="宋体"/>
+        </w:rPr>
+        <w:t>ky："又"的</w:t>
+      </w:r>
       <w:r>
         <w:rPr>
           <w:rFonts w:ascii="宋体" w:eastAsia="宋体" w:hAnsi="宋体" w:hint="eastAsia"/>
@@ -19789,7 +16791,6 @@
         </w:rPr>
         <w:t>码</w:t>
       </w:r>
-      <w:proofErr w:type="gramEnd"/>
     </w:p>
     <w:p>
       <w:pPr>
@@ -19804,7 +16805,6 @@
         </w:rPr>
         <w:t>cp："寸"的</w:t>
       </w:r>
-      <w:proofErr w:type="gramStart"/>
       <w:r>
         <w:rPr>
           <w:rFonts w:ascii="宋体" w:eastAsia="宋体" w:hAnsi="宋体" w:hint="eastAsia"/>
@@ -19817,7 +16817,6 @@
         </w:rPr>
         <w:t>码</w:t>
       </w:r>
-      <w:proofErr w:type="gramEnd"/>
     </w:p>
     <w:p>
       <w:pPr>
@@ -20204,14 +17203,12 @@
                 <w:rFonts w:ascii="宋体" w:eastAsia="宋体" w:hAnsi="宋体" w:hint="eastAsia"/>
               </w:rPr>
             </w:pPr>
-            <w:proofErr w:type="spellStart"/>
             <w:r>
               <w:rPr>
                 <w:rFonts w:ascii="宋体" w:eastAsia="宋体" w:hAnsi="宋体"/>
               </w:rPr>
               <w:t>oj</w:t>
             </w:r>
-            <w:proofErr w:type="spellEnd"/>
           </w:p>
         </w:tc>
         <w:tc>
@@ -20258,14 +17255,12 @@
                 <w:rFonts w:ascii="宋体" w:eastAsia="宋体" w:hAnsi="宋体" w:hint="eastAsia"/>
               </w:rPr>
             </w:pPr>
-            <w:proofErr w:type="spellStart"/>
             <w:r>
               <w:rPr>
                 <w:rFonts w:ascii="宋体" w:eastAsia="宋体" w:hAnsi="宋体"/>
               </w:rPr>
               <w:t>ld</w:t>
             </w:r>
-            <w:proofErr w:type="spellEnd"/>
           </w:p>
         </w:tc>
         <w:tc>
@@ -20310,14 +17305,12 @@
                 <w:rFonts w:ascii="宋体" w:eastAsia="宋体" w:hAnsi="宋体" w:hint="eastAsia"/>
               </w:rPr>
             </w:pPr>
-            <w:proofErr w:type="spellStart"/>
             <w:r>
               <w:rPr>
                 <w:rFonts w:ascii="宋体" w:eastAsia="宋体" w:hAnsi="宋体"/>
               </w:rPr>
               <w:t>gc</w:t>
             </w:r>
-            <w:proofErr w:type="spellEnd"/>
           </w:p>
         </w:tc>
         <w:tc>
@@ -20362,14 +17355,12 @@
                 <w:rFonts w:ascii="宋体" w:eastAsia="宋体" w:hAnsi="宋体" w:hint="eastAsia"/>
               </w:rPr>
             </w:pPr>
-            <w:proofErr w:type="spellStart"/>
             <w:r>
               <w:rPr>
                 <w:rFonts w:ascii="宋体" w:eastAsia="宋体" w:hAnsi="宋体"/>
               </w:rPr>
               <w:t>bh</w:t>
             </w:r>
-            <w:proofErr w:type="spellEnd"/>
           </w:p>
         </w:tc>
         <w:tc>
@@ -20516,14 +17507,12 @@
                 <w:rFonts w:ascii="宋体" w:eastAsia="宋体" w:hAnsi="宋体" w:hint="eastAsia"/>
               </w:rPr>
             </w:pPr>
-            <w:proofErr w:type="spellStart"/>
             <w:r>
               <w:rPr>
                 <w:rFonts w:ascii="宋体" w:eastAsia="宋体" w:hAnsi="宋体"/>
               </w:rPr>
               <w:t>hh</w:t>
             </w:r>
-            <w:proofErr w:type="spellEnd"/>
           </w:p>
         </w:tc>
         <w:tc>
@@ -20570,14 +17559,12 @@
                 <w:rFonts w:ascii="宋体" w:eastAsia="宋体" w:hAnsi="宋体" w:hint="eastAsia"/>
               </w:rPr>
             </w:pPr>
-            <w:proofErr w:type="spellStart"/>
             <w:r>
               <w:rPr>
                 <w:rFonts w:ascii="宋体" w:eastAsia="宋体" w:hAnsi="宋体"/>
               </w:rPr>
               <w:t>ju</w:t>
             </w:r>
-            <w:proofErr w:type="spellEnd"/>
           </w:p>
         </w:tc>
         <w:tc>
@@ -20724,14 +17711,12 @@
                 <w:rFonts w:ascii="宋体" w:eastAsia="宋体" w:hAnsi="宋体" w:hint="eastAsia"/>
               </w:rPr>
             </w:pPr>
-            <w:proofErr w:type="spellStart"/>
             <w:r>
               <w:rPr>
                 <w:rFonts w:ascii="宋体" w:eastAsia="宋体" w:hAnsi="宋体"/>
               </w:rPr>
               <w:t>fd</w:t>
             </w:r>
-            <w:proofErr w:type="spellEnd"/>
           </w:p>
         </w:tc>
         <w:tc>
@@ -20826,14 +17811,12 @@
                 <w:rFonts w:ascii="宋体" w:eastAsia="宋体" w:hAnsi="宋体" w:hint="eastAsia"/>
               </w:rPr>
             </w:pPr>
-            <w:proofErr w:type="spellStart"/>
             <w:r>
               <w:rPr>
                 <w:rFonts w:ascii="宋体" w:eastAsia="宋体" w:hAnsi="宋体"/>
               </w:rPr>
               <w:t>nt</w:t>
             </w:r>
-            <w:proofErr w:type="spellEnd"/>
           </w:p>
         </w:tc>
         <w:tc>
@@ -20880,14 +17863,12 @@
                 <w:rFonts w:ascii="宋体" w:eastAsia="宋体" w:hAnsi="宋体" w:hint="eastAsia"/>
               </w:rPr>
             </w:pPr>
-            <w:proofErr w:type="spellStart"/>
             <w:r>
               <w:rPr>
                 <w:rFonts w:ascii="宋体" w:eastAsia="宋体" w:hAnsi="宋体"/>
               </w:rPr>
               <w:t>hb</w:t>
             </w:r>
-            <w:proofErr w:type="spellEnd"/>
           </w:p>
         </w:tc>
         <w:tc>
@@ -20907,14 +17888,12 @@
                 <w:rFonts w:ascii="宋体" w:eastAsia="宋体" w:hAnsi="宋体" w:hint="eastAsia"/>
               </w:rPr>
             </w:pPr>
-            <w:proofErr w:type="gramStart"/>
             <w:r>
               <w:rPr>
                 <w:rFonts w:ascii="宋体" w:eastAsia="宋体" w:hAnsi="宋体"/>
               </w:rPr>
               <w:t>丌</w:t>
             </w:r>
-            <w:proofErr w:type="gramEnd"/>
           </w:p>
         </w:tc>
         <w:tc>
@@ -20934,14 +17913,12 @@
                 <w:rFonts w:ascii="宋体" w:eastAsia="宋体" w:hAnsi="宋体" w:hint="eastAsia"/>
               </w:rPr>
             </w:pPr>
-            <w:proofErr w:type="spellStart"/>
             <w:r>
               <w:rPr>
                 <w:rFonts w:ascii="宋体" w:eastAsia="宋体" w:hAnsi="宋体"/>
               </w:rPr>
               <w:t>wu</w:t>
             </w:r>
-            <w:proofErr w:type="spellEnd"/>
           </w:p>
         </w:tc>
         <w:tc>
@@ -21089,14 +18066,12 @@
                 <w:rFonts w:ascii="宋体" w:eastAsia="宋体" w:hAnsi="宋体" w:hint="eastAsia"/>
               </w:rPr>
             </w:pPr>
-            <w:proofErr w:type="spellStart"/>
             <w:r>
               <w:rPr>
                 <w:rFonts w:ascii="宋体" w:eastAsia="宋体" w:hAnsi="宋体"/>
               </w:rPr>
               <w:t>jq</w:t>
             </w:r>
-            <w:proofErr w:type="spellEnd"/>
           </w:p>
         </w:tc>
         <w:tc>
@@ -21116,14 +18091,12 @@
                 <w:rFonts w:ascii="宋体" w:eastAsia="宋体" w:hAnsi="宋体" w:hint="eastAsia"/>
               </w:rPr>
             </w:pPr>
-            <w:proofErr w:type="gramStart"/>
             <w:r>
               <w:rPr>
                 <w:rFonts w:ascii="宋体" w:eastAsia="宋体" w:hAnsi="宋体"/>
               </w:rPr>
               <w:t>介</w:t>
             </w:r>
-            <w:proofErr w:type="gramEnd"/>
           </w:p>
         </w:tc>
         <w:tc>
@@ -21143,14 +18116,12 @@
                 <w:rFonts w:ascii="宋体" w:eastAsia="宋体" w:hAnsi="宋体" w:hint="eastAsia"/>
               </w:rPr>
             </w:pPr>
-            <w:proofErr w:type="spellStart"/>
             <w:r>
               <w:rPr>
                 <w:rFonts w:ascii="宋体" w:eastAsia="宋体" w:hAnsi="宋体"/>
               </w:rPr>
               <w:t>yw</w:t>
             </w:r>
-            <w:proofErr w:type="spellEnd"/>
           </w:p>
         </w:tc>
         <w:tc>
@@ -21197,14 +18168,12 @@
                 <w:rFonts w:ascii="宋体" w:eastAsia="宋体" w:hAnsi="宋体" w:hint="eastAsia"/>
               </w:rPr>
             </w:pPr>
-            <w:proofErr w:type="spellStart"/>
             <w:r>
               <w:rPr>
                 <w:rFonts w:ascii="宋体" w:eastAsia="宋体" w:hAnsi="宋体"/>
               </w:rPr>
               <w:t>nd</w:t>
             </w:r>
-            <w:proofErr w:type="spellEnd"/>
           </w:p>
         </w:tc>
         <w:tc>
@@ -21224,14 +18193,12 @@
                 <w:rFonts w:ascii="宋体" w:eastAsia="宋体" w:hAnsi="宋体" w:hint="eastAsia"/>
               </w:rPr>
             </w:pPr>
-            <w:proofErr w:type="gramStart"/>
             <w:r>
               <w:rPr>
                 <w:rFonts w:ascii="宋体" w:eastAsia="宋体" w:hAnsi="宋体"/>
               </w:rPr>
               <w:t>犮</w:t>
             </w:r>
-            <w:proofErr w:type="gramEnd"/>
           </w:p>
         </w:tc>
         <w:tc>
@@ -21251,14 +18218,12 @@
                 <w:rFonts w:ascii="宋体" w:eastAsia="宋体" w:hAnsi="宋体" w:hint="eastAsia"/>
               </w:rPr>
             </w:pPr>
-            <w:proofErr w:type="spellStart"/>
             <w:r>
               <w:rPr>
                 <w:rFonts w:ascii="宋体" w:eastAsia="宋体" w:hAnsi="宋体"/>
               </w:rPr>
               <w:t>mz</w:t>
             </w:r>
-            <w:proofErr w:type="spellEnd"/>
           </w:p>
         </w:tc>
         <w:tc>
@@ -21367,14 +18332,12 @@
                 <w:rFonts w:ascii="宋体" w:eastAsia="宋体" w:hAnsi="宋体" w:hint="eastAsia"/>
               </w:rPr>
             </w:pPr>
-            <w:proofErr w:type="spellStart"/>
             <w:r>
               <w:rPr>
                 <w:rFonts w:ascii="宋体" w:eastAsia="宋体" w:hAnsi="宋体"/>
               </w:rPr>
               <w:t>mh</w:t>
             </w:r>
-            <w:proofErr w:type="spellEnd"/>
           </w:p>
         </w:tc>
         <w:tc>
@@ -21419,14 +18382,12 @@
                 <w:rFonts w:ascii="宋体" w:eastAsia="宋体" w:hAnsi="宋体" w:hint="eastAsia"/>
               </w:rPr>
             </w:pPr>
-            <w:proofErr w:type="spellStart"/>
             <w:r>
               <w:rPr>
                 <w:rFonts w:ascii="宋体" w:eastAsia="宋体" w:hAnsi="宋体"/>
               </w:rPr>
               <w:t>cj</w:t>
             </w:r>
-            <w:proofErr w:type="spellEnd"/>
           </w:p>
         </w:tc>
         <w:tc>
@@ -21471,14 +18432,12 @@
                 <w:rFonts w:ascii="宋体" w:eastAsia="宋体" w:hAnsi="宋体" w:hint="eastAsia"/>
               </w:rPr>
             </w:pPr>
-            <w:proofErr w:type="spellStart"/>
             <w:r>
               <w:rPr>
                 <w:rFonts w:ascii="宋体" w:eastAsia="宋体" w:hAnsi="宋体"/>
               </w:rPr>
               <w:t>ib</w:t>
             </w:r>
-            <w:proofErr w:type="spellEnd"/>
           </w:p>
         </w:tc>
         <w:tc>
@@ -21525,14 +18484,12 @@
                 <w:rFonts w:ascii="宋体" w:eastAsia="宋体" w:hAnsi="宋体" w:hint="eastAsia"/>
               </w:rPr>
             </w:pPr>
-            <w:proofErr w:type="spellStart"/>
             <w:r>
               <w:rPr>
                 <w:rFonts w:ascii="宋体" w:eastAsia="宋体" w:hAnsi="宋体"/>
               </w:rPr>
               <w:t>ll</w:t>
             </w:r>
-            <w:proofErr w:type="spellEnd"/>
           </w:p>
         </w:tc>
         <w:tc>
@@ -21685,14 +18642,12 @@
                 <w:rFonts w:ascii="宋体" w:eastAsia="宋体" w:hAnsi="宋体" w:hint="eastAsia"/>
               </w:rPr>
             </w:pPr>
-            <w:proofErr w:type="spellStart"/>
             <w:r>
               <w:rPr>
                 <w:rFonts w:ascii="宋体" w:eastAsia="宋体" w:hAnsi="宋体"/>
               </w:rPr>
               <w:t>jk</w:t>
             </w:r>
-            <w:proofErr w:type="spellEnd"/>
           </w:p>
         </w:tc>
         <w:tc>
@@ -21712,14 +18667,12 @@
                 <w:rFonts w:ascii="宋体" w:eastAsia="宋体" w:hAnsi="宋体" w:hint="eastAsia"/>
               </w:rPr>
             </w:pPr>
-            <w:proofErr w:type="gramStart"/>
             <w:r>
               <w:rPr>
                 <w:rFonts w:ascii="宋体" w:eastAsia="宋体" w:hAnsi="宋体"/>
               </w:rPr>
               <w:t>叚</w:t>
             </w:r>
-            <w:proofErr w:type="gramEnd"/>
           </w:p>
         </w:tc>
         <w:tc>
@@ -21739,14 +18692,12 @@
                 <w:rFonts w:ascii="宋体" w:eastAsia="宋体" w:hAnsi="宋体" w:hint="eastAsia"/>
               </w:rPr>
             </w:pPr>
-            <w:proofErr w:type="spellStart"/>
             <w:r>
               <w:rPr>
                 <w:rFonts w:ascii="宋体" w:eastAsia="宋体" w:hAnsi="宋体"/>
               </w:rPr>
               <w:t>bj</w:t>
             </w:r>
-            <w:proofErr w:type="spellEnd"/>
           </w:p>
         </w:tc>
         <w:tc>
@@ -21791,14 +18742,12 @@
                 <w:rFonts w:ascii="宋体" w:eastAsia="宋体" w:hAnsi="宋体" w:hint="eastAsia"/>
               </w:rPr>
             </w:pPr>
-            <w:proofErr w:type="spellStart"/>
             <w:r>
               <w:rPr>
                 <w:rFonts w:ascii="宋体" w:eastAsia="宋体" w:hAnsi="宋体"/>
               </w:rPr>
               <w:t>ts</w:t>
             </w:r>
-            <w:proofErr w:type="spellEnd"/>
           </w:p>
         </w:tc>
         <w:tc>
@@ -21845,14 +18794,12 @@
                 <w:rFonts w:ascii="宋体" w:eastAsia="宋体" w:hAnsi="宋体" w:hint="eastAsia"/>
               </w:rPr>
             </w:pPr>
-            <w:proofErr w:type="spellStart"/>
             <w:r>
               <w:rPr>
                 <w:rFonts w:ascii="宋体" w:eastAsia="宋体" w:hAnsi="宋体"/>
               </w:rPr>
               <w:t>kv</w:t>
             </w:r>
-            <w:proofErr w:type="spellEnd"/>
           </w:p>
         </w:tc>
         <w:tc>
@@ -21897,14 +18844,12 @@
                 <w:rFonts w:ascii="宋体" w:eastAsia="宋体" w:hAnsi="宋体" w:hint="eastAsia"/>
               </w:rPr>
             </w:pPr>
-            <w:proofErr w:type="spellStart"/>
             <w:r>
               <w:rPr>
                 <w:rFonts w:ascii="宋体" w:eastAsia="宋体" w:hAnsi="宋体"/>
               </w:rPr>
               <w:t>jj</w:t>
             </w:r>
-            <w:proofErr w:type="spellEnd"/>
           </w:p>
         </w:tc>
         <w:tc>
@@ -22001,14 +18946,12 @@
                 <w:rFonts w:ascii="宋体" w:eastAsia="宋体" w:hAnsi="宋体" w:hint="eastAsia"/>
               </w:rPr>
             </w:pPr>
-            <w:proofErr w:type="spellStart"/>
             <w:r>
               <w:rPr>
                 <w:rFonts w:ascii="宋体" w:eastAsia="宋体" w:hAnsi="宋体"/>
               </w:rPr>
               <w:t>wm</w:t>
             </w:r>
-            <w:proofErr w:type="spellEnd"/>
           </w:p>
         </w:tc>
         <w:tc>
@@ -22078,14 +19021,12 @@
                 <w:rFonts w:ascii="宋体" w:eastAsia="宋体" w:hAnsi="宋体" w:hint="eastAsia"/>
               </w:rPr>
             </w:pPr>
-            <w:proofErr w:type="gramStart"/>
             <w:r>
               <w:rPr>
                 <w:rFonts w:ascii="宋体" w:eastAsia="宋体" w:hAnsi="宋体"/>
               </w:rPr>
               <w:t>囟</w:t>
             </w:r>
-            <w:proofErr w:type="gramEnd"/>
           </w:p>
         </w:tc>
         <w:tc>
@@ -22105,14 +19046,12 @@
                 <w:rFonts w:ascii="宋体" w:eastAsia="宋体" w:hAnsi="宋体" w:hint="eastAsia"/>
               </w:rPr>
             </w:pPr>
-            <w:proofErr w:type="spellStart"/>
             <w:r>
               <w:rPr>
                 <w:rFonts w:ascii="宋体" w:eastAsia="宋体" w:hAnsi="宋体"/>
               </w:rPr>
               <w:t>bt</w:t>
             </w:r>
-            <w:proofErr w:type="spellEnd"/>
           </w:p>
         </w:tc>
         <w:tc>
@@ -22209,14 +19148,12 @@
                 <w:rFonts w:ascii="宋体" w:eastAsia="宋体" w:hAnsi="宋体" w:hint="eastAsia"/>
               </w:rPr>
             </w:pPr>
-            <w:proofErr w:type="spellStart"/>
             <w:r>
               <w:rPr>
                 <w:rFonts w:ascii="宋体" w:eastAsia="宋体" w:hAnsi="宋体"/>
               </w:rPr>
               <w:t>sd</w:t>
             </w:r>
-            <w:proofErr w:type="spellEnd"/>
           </w:p>
         </w:tc>
         <w:tc>
@@ -22261,14 +19198,12 @@
                 <w:rFonts w:ascii="宋体" w:eastAsia="宋体" w:hAnsi="宋体" w:hint="eastAsia"/>
               </w:rPr>
             </w:pPr>
-            <w:proofErr w:type="spellStart"/>
             <w:r>
               <w:rPr>
                 <w:rFonts w:ascii="宋体" w:eastAsia="宋体" w:hAnsi="宋体"/>
               </w:rPr>
               <w:t>cn</w:t>
             </w:r>
-            <w:proofErr w:type="spellEnd"/>
           </w:p>
         </w:tc>
         <w:tc>
@@ -22315,14 +19250,12 @@
                 <w:rFonts w:ascii="宋体" w:eastAsia="宋体" w:hAnsi="宋体" w:hint="eastAsia"/>
               </w:rPr>
             </w:pPr>
-            <w:proofErr w:type="spellStart"/>
             <w:r>
               <w:rPr>
                 <w:rFonts w:ascii="宋体" w:eastAsia="宋体" w:hAnsi="宋体"/>
               </w:rPr>
               <w:t>na</w:t>
             </w:r>
-            <w:proofErr w:type="spellEnd"/>
           </w:p>
         </w:tc>
         <w:tc>
@@ -22367,14 +19300,12 @@
                 <w:rFonts w:ascii="宋体" w:eastAsia="宋体" w:hAnsi="宋体" w:hint="eastAsia"/>
               </w:rPr>
             </w:pPr>
-            <w:proofErr w:type="spellStart"/>
             <w:r>
               <w:rPr>
                 <w:rFonts w:ascii="宋体" w:eastAsia="宋体" w:hAnsi="宋体"/>
               </w:rPr>
               <w:t>ir</w:t>
             </w:r>
-            <w:proofErr w:type="spellEnd"/>
           </w:p>
         </w:tc>
         <w:tc>
@@ -22419,14 +19350,12 @@
                 <w:rFonts w:ascii="宋体" w:eastAsia="宋体" w:hAnsi="宋体" w:hint="eastAsia"/>
               </w:rPr>
             </w:pPr>
-            <w:proofErr w:type="spellStart"/>
             <w:r>
               <w:rPr>
                 <w:rFonts w:ascii="宋体" w:eastAsia="宋体" w:hAnsi="宋体"/>
               </w:rPr>
               <w:t>qw</w:t>
             </w:r>
-            <w:proofErr w:type="spellEnd"/>
           </w:p>
         </w:tc>
         <w:tc>
@@ -22473,14 +19402,12 @@
                 <w:rFonts w:ascii="宋体" w:eastAsia="宋体" w:hAnsi="宋体" w:hint="eastAsia"/>
               </w:rPr>
             </w:pPr>
-            <w:proofErr w:type="spellStart"/>
             <w:r>
               <w:rPr>
                 <w:rFonts w:ascii="宋体" w:eastAsia="宋体" w:hAnsi="宋体"/>
               </w:rPr>
               <w:t>vc</w:t>
             </w:r>
-            <w:proofErr w:type="spellEnd"/>
           </w:p>
         </w:tc>
         <w:tc>
@@ -22615,14 +19542,12 @@
                 <w:rFonts w:ascii="宋体" w:eastAsia="宋体" w:hAnsi="宋体" w:hint="eastAsia"/>
               </w:rPr>
             </w:pPr>
-            <w:proofErr w:type="spellStart"/>
             <w:r>
               <w:rPr>
                 <w:rFonts w:ascii="宋体" w:eastAsia="宋体" w:hAnsi="宋体"/>
               </w:rPr>
               <w:t>vp</w:t>
             </w:r>
-            <w:proofErr w:type="spellEnd"/>
           </w:p>
         </w:tc>
         <w:tc>
@@ -22827,33 +19752,66 @@
           <w:b/>
           <w:bCs/>
         </w:rPr>
-        <w:t>1.</w:t>
-      </w:r>
-      <w:proofErr w:type="gramStart"/>
-      <w:r>
-        <w:rPr>
-          <w:rFonts w:ascii="宋体" w:eastAsia="宋体" w:hAnsi="宋体" w:hint="eastAsia"/>
-          <w:b/>
-          <w:bCs/>
-        </w:rPr>
-        <w:t>部首双</w:t>
-      </w:r>
-      <w:r>
-        <w:rPr>
-          <w:rFonts w:ascii="宋体" w:eastAsia="宋体" w:hAnsi="宋体"/>
-          <w:b/>
-          <w:bCs/>
+        <w:t>1.部首双</w:t>
+      </w:r>
+      <w:r>
+        <w:rPr>
+          <w:rFonts w:ascii="宋体" w:eastAsia="宋体" w:hAnsi="宋体"/>
+          <w:b/>
+          <w:bCs/>
+        </w:rPr>
+        <w:t>码简化</w:t>
+      </w:r>
+      <w:r>
+        <w:rPr>
+          <w:rFonts w:ascii="宋体" w:eastAsia="宋体" w:hAnsi="宋体" w:hint="eastAsia"/>
+          <w:b/>
+          <w:bCs/>
+        </w:rPr>
+        <w:t>：</w:t>
+      </w:r>
+      <w:r>
+        <w:rPr>
+          <w:rFonts w:ascii="宋体" w:eastAsia="宋体" w:hAnsi="宋体"/>
+        </w:rPr>
+        <w:t>部首</w:t>
+      </w:r>
+      <w:r>
+        <w:rPr>
+          <w:rFonts w:ascii="宋体" w:eastAsia="宋体" w:hAnsi="宋体" w:hint="eastAsia"/>
         </w:rPr>
         <w:t>码</w:t>
       </w:r>
-      <w:proofErr w:type="gramEnd"/>
-      <w:r>
-        <w:rPr>
-          <w:rFonts w:ascii="宋体" w:eastAsia="宋体" w:hAnsi="宋体"/>
-          <w:b/>
-          <w:bCs/>
-        </w:rPr>
-        <w:t>简化</w:t>
+      <w:r>
+        <w:rPr>
+          <w:rFonts w:ascii="宋体" w:eastAsia="宋体" w:hAnsi="宋体"/>
+        </w:rPr>
+        <w:t xml:space="preserve"> + b（作为部首提示）</w:t>
+      </w:r>
+    </w:p>
+    <w:p>
+      <w:pPr>
+        <w:rPr>
+          <w:rFonts w:ascii="宋体" w:eastAsia="宋体" w:hAnsi="宋体" w:hint="eastAsia"/>
+          <w:b/>
+          <w:bCs/>
+        </w:rPr>
+      </w:pPr>
+      <w:r>
+        <w:rPr>
+          <w:rFonts w:ascii="宋体" w:eastAsia="宋体" w:hAnsi="宋体" w:hint="eastAsia"/>
+          <w:b/>
+          <w:bCs/>
+        </w:rPr>
+        <w:t>2.前四</w:t>
+      </w:r>
+      <w:r>
+        <w:rPr>
+          <w:rFonts w:ascii="宋体" w:eastAsia="宋体" w:hAnsi="宋体"/>
+          <w:b/>
+          <w:bCs/>
+        </w:rPr>
+        <w:t>码简化</w:t>
       </w:r>
       <w:r>
         <w:rPr>
@@ -22867,44 +19825,47 @@
         <w:rPr>
           <w:rFonts w:ascii="宋体" w:eastAsia="宋体" w:hAnsi="宋体"/>
         </w:rPr>
-        <w:t>部首</w:t>
-      </w:r>
-      <w:r>
-        <w:rPr>
-          <w:rFonts w:ascii="宋体" w:eastAsia="宋体" w:hAnsi="宋体" w:hint="eastAsia"/>
-        </w:rPr>
-        <w:t>码</w:t>
-      </w:r>
-      <w:r>
-        <w:rPr>
-          <w:rFonts w:ascii="宋体" w:eastAsia="宋体" w:hAnsi="宋体"/>
-        </w:rPr>
-        <w:t xml:space="preserve"> + b（作为部首提示）</w:t>
-      </w:r>
-    </w:p>
-    <w:p>
-      <w:pPr>
-        <w:rPr>
-          <w:rFonts w:ascii="宋体" w:eastAsia="宋体" w:hAnsi="宋体" w:hint="eastAsia"/>
-          <w:b/>
-          <w:bCs/>
-        </w:rPr>
-      </w:pPr>
-      <w:r>
-        <w:rPr>
-          <w:rFonts w:ascii="宋体" w:eastAsia="宋体" w:hAnsi="宋体" w:hint="eastAsia"/>
-          <w:b/>
-          <w:bCs/>
-        </w:rPr>
-        <w:t>2.前四</w:t>
-      </w:r>
-      <w:r>
-        <w:rPr>
-          <w:rFonts w:ascii="宋体" w:eastAsia="宋体" w:hAnsi="宋体"/>
-          <w:b/>
-          <w:bCs/>
-        </w:rPr>
-        <w:t>码简化</w:t>
+        <w:t>独体字：取</w:t>
+      </w:r>
+      <w:r>
+        <w:rPr>
+          <w:rFonts w:ascii="宋体" w:eastAsia="宋体" w:hAnsi="宋体" w:hint="eastAsia"/>
+        </w:rPr>
+        <w:t>初</w:t>
+      </w:r>
+      <w:r>
+        <w:rPr>
+          <w:rFonts w:ascii="宋体" w:eastAsia="宋体" w:hAnsi="宋体"/>
+        </w:rPr>
+        <w:t>码 + d（独体标记）合体字作部件：取</w:t>
+      </w:r>
+      <w:r>
+        <w:rPr>
+          <w:rFonts w:ascii="宋体" w:eastAsia="宋体" w:hAnsi="宋体" w:hint="eastAsia"/>
+        </w:rPr>
+        <w:t>初</w:t>
+      </w:r>
+      <w:r>
+        <w:rPr>
+          <w:rFonts w:ascii="宋体" w:eastAsia="宋体" w:hAnsi="宋体"/>
+        </w:rPr>
+        <w:t>码 + h（合体标记）</w:t>
+      </w:r>
+      <w:r>
+        <w:rPr>
+          <w:rFonts w:ascii="宋体" w:eastAsia="宋体" w:hAnsi="宋体" w:hint="eastAsia"/>
+          <w:b/>
+          <w:bCs/>
+        </w:rPr>
+        <w:t>3.扩展</w:t>
+      </w:r>
+      <w:r>
+        <w:rPr>
+          <w:rFonts w:ascii="宋体" w:eastAsia="宋体" w:hAnsi="宋体"/>
+          <w:b/>
+          <w:bCs/>
+        </w:rPr>
+        <w:t>字根简化</w:t>
       </w:r>
       <w:r>
         <w:rPr>
@@ -22914,88 +19875,6 @@
         </w:rPr>
         <w:t>：</w:t>
       </w:r>
-      <w:r>
-        <w:rPr>
-          <w:rFonts w:ascii="宋体" w:eastAsia="宋体" w:hAnsi="宋体"/>
-        </w:rPr>
-        <w:t>独体字：</w:t>
-      </w:r>
-      <w:proofErr w:type="gramStart"/>
-      <w:r>
-        <w:rPr>
-          <w:rFonts w:ascii="宋体" w:eastAsia="宋体" w:hAnsi="宋体"/>
-        </w:rPr>
-        <w:t>取</w:t>
-      </w:r>
-      <w:r>
-        <w:rPr>
-          <w:rFonts w:ascii="宋体" w:eastAsia="宋体" w:hAnsi="宋体" w:hint="eastAsia"/>
-        </w:rPr>
-        <w:t>初</w:t>
-      </w:r>
-      <w:r>
-        <w:rPr>
-          <w:rFonts w:ascii="宋体" w:eastAsia="宋体" w:hAnsi="宋体"/>
-        </w:rPr>
-        <w:t>码</w:t>
-      </w:r>
-      <w:proofErr w:type="gramEnd"/>
-      <w:r>
-        <w:rPr>
-          <w:rFonts w:ascii="宋体" w:eastAsia="宋体" w:hAnsi="宋体"/>
-        </w:rPr>
-        <w:t xml:space="preserve"> + d（独体标记）合体字作部件：</w:t>
-      </w:r>
-      <w:proofErr w:type="gramStart"/>
-      <w:r>
-        <w:rPr>
-          <w:rFonts w:ascii="宋体" w:eastAsia="宋体" w:hAnsi="宋体"/>
-        </w:rPr>
-        <w:t>取</w:t>
-      </w:r>
-      <w:r>
-        <w:rPr>
-          <w:rFonts w:ascii="宋体" w:eastAsia="宋体" w:hAnsi="宋体" w:hint="eastAsia"/>
-        </w:rPr>
-        <w:t>初</w:t>
-      </w:r>
-      <w:r>
-        <w:rPr>
-          <w:rFonts w:ascii="宋体" w:eastAsia="宋体" w:hAnsi="宋体"/>
-        </w:rPr>
-        <w:t>码</w:t>
-      </w:r>
-      <w:proofErr w:type="gramEnd"/>
-      <w:r>
-        <w:rPr>
-          <w:rFonts w:ascii="宋体" w:eastAsia="宋体" w:hAnsi="宋体"/>
-        </w:rPr>
-        <w:t xml:space="preserve"> + h（合体标记）</w:t>
-      </w:r>
-      <w:r>
-        <w:rPr>
-          <w:rFonts w:ascii="宋体" w:eastAsia="宋体" w:hAnsi="宋体" w:hint="eastAsia"/>
-          <w:b/>
-          <w:bCs/>
-        </w:rPr>
-        <w:t>3.扩展</w:t>
-      </w:r>
-      <w:r>
-        <w:rPr>
-          <w:rFonts w:ascii="宋体" w:eastAsia="宋体" w:hAnsi="宋体"/>
-          <w:b/>
-          <w:bCs/>
-        </w:rPr>
-        <w:t>字根简化</w:t>
-      </w:r>
-      <w:r>
-        <w:rPr>
-          <w:rFonts w:ascii="宋体" w:eastAsia="宋体" w:hAnsi="宋体" w:hint="eastAsia"/>
-          <w:b/>
-          <w:bCs/>
-        </w:rPr>
-        <w:t>：</w:t>
-      </w:r>
     </w:p>
     <w:p>
       <w:pPr>
@@ -23018,21 +19897,7 @@
         <w:rPr>
           <w:rFonts w:ascii="宋体" w:eastAsia="宋体" w:hAnsi="宋体"/>
         </w:rPr>
-        <w:t>：用</w:t>
-      </w:r>
-      <w:proofErr w:type="gramStart"/>
-      <w:r>
-        <w:rPr>
-          <w:rFonts w:ascii="宋体" w:eastAsia="宋体" w:hAnsi="宋体"/>
-        </w:rPr>
-        <w:t>简并部母</w:t>
-      </w:r>
-      <w:proofErr w:type="gramEnd"/>
-      <w:r>
-        <w:rPr>
-          <w:rFonts w:ascii="宋体" w:eastAsia="宋体" w:hAnsi="宋体"/>
-        </w:rPr>
-        <w:t xml:space="preserve"> + j</w:t>
+        <w:t>：用简并部母 + j</w:t>
       </w:r>
     </w:p>
     <w:p>
@@ -23044,7 +19909,6 @@
           <w:bCs/>
         </w:rPr>
       </w:pPr>
-      <w:proofErr w:type="gramStart"/>
       <w:r>
         <w:rPr>
           <w:rFonts w:ascii="宋体" w:eastAsia="宋体" w:hAnsi="宋体"/>
@@ -23061,7 +19925,6 @@
         </w:rPr>
         <w:t>跳过</w:t>
       </w:r>
-      <w:proofErr w:type="gramEnd"/>
       <w:r>
         <w:rPr>
           <w:rFonts w:ascii="宋体" w:eastAsia="宋体" w:hAnsi="宋体"/>
@@ -23492,14 +20355,7 @@
         <w:rPr>
           <w:rFonts w:ascii="宋体" w:eastAsia="宋体" w:hAnsi="宋体"/>
         </w:rPr>
-        <w:t>拆分识别"可再分、表意强"的部首，为合体字</w:t>
-      </w:r>
-      <w:proofErr w:type="gramStart"/>
-      <w:r>
-        <w:rPr>
-          <w:rFonts w:ascii="宋体" w:eastAsia="宋体" w:hAnsi="宋体"/>
-        </w:rPr>
-        <w:t>的</w:t>
+        <w:t>拆分识别"可再分、表意强"的部首，为合体字的</w:t>
       </w:r>
       <w:r>
         <w:rPr>
@@ -23511,14 +20367,7 @@
         <w:rPr>
           <w:rFonts w:ascii="宋体" w:eastAsia="宋体" w:hAnsi="宋体"/>
         </w:rPr>
-        <w:t>码选取</w:t>
-      </w:r>
-      <w:proofErr w:type="gramEnd"/>
-      <w:r>
-        <w:rPr>
-          <w:rFonts w:ascii="宋体" w:eastAsia="宋体" w:hAnsi="宋体"/>
-        </w:rPr>
-        <w:t>提供依据</w:t>
+        <w:t>码选取提供依据</w:t>
       </w:r>
     </w:p>
     <w:p>
@@ -23672,21 +20521,7 @@
         <w:rPr>
           <w:rFonts w:ascii="宋体" w:eastAsia="宋体" w:hAnsi="宋体"/>
         </w:rPr>
-        <w:t>相似结构的</w:t>
-      </w:r>
-      <w:proofErr w:type="gramStart"/>
-      <w:r>
-        <w:rPr>
-          <w:rFonts w:ascii="宋体" w:eastAsia="宋体" w:hAnsi="宋体"/>
-        </w:rPr>
-        <w:t>字采用</w:t>
-      </w:r>
-      <w:proofErr w:type="gramEnd"/>
-      <w:r>
-        <w:rPr>
-          <w:rFonts w:ascii="宋体" w:eastAsia="宋体" w:hAnsi="宋体"/>
-        </w:rPr>
-        <w:t>相似的拆分方式</w:t>
+        <w:t>相似结构的字采用相似的拆分方式</w:t>
       </w:r>
     </w:p>
     <w:p>
@@ -23717,14 +20552,7 @@
         <w:rPr>
           <w:rFonts w:ascii="宋体" w:eastAsia="宋体" w:hAnsi="宋体"/>
         </w:rPr>
-        <w:t>提供了坚实的字形分析基础，</w:t>
-      </w:r>
-      <w:proofErr w:type="gramStart"/>
-      <w:r>
-        <w:rPr>
-          <w:rFonts w:ascii="宋体" w:eastAsia="宋体" w:hAnsi="宋体"/>
-        </w:rPr>
-        <w:t>使</w:t>
+        <w:t>提供了坚实的字形分析基础，使</w:t>
       </w:r>
       <w:r>
         <w:rPr>
@@ -23738,7 +20566,6 @@
         </w:rPr>
         <w:t>码和</w:t>
       </w:r>
-      <w:proofErr w:type="gramEnd"/>
       <w:r>
         <w:rPr>
           <w:rFonts w:ascii="宋体" w:eastAsia="宋体" w:hAnsi="宋体" w:hint="eastAsia"/>
@@ -24053,7 +20880,6 @@
         </w:rPr>
         <w:t>：ABCDE.F形式的</w:t>
       </w:r>
-      <w:proofErr w:type="gramStart"/>
       <w:r>
         <w:rPr>
           <w:rFonts w:ascii="宋体" w:eastAsia="宋体" w:hAnsi="宋体" w:hint="eastAsia"/>
@@ -24074,28 +20900,7 @@
         <w:rPr>
           <w:rFonts w:ascii="宋体" w:eastAsia="宋体" w:hAnsi="宋体"/>
         </w:rPr>
-        <w:t>可覆盖</w:t>
-      </w:r>
-      <w:proofErr w:type="gramEnd"/>
-      <w:r>
-        <w:rPr>
-          <w:rFonts w:ascii="宋体" w:eastAsia="宋体" w:hAnsi="宋体"/>
-        </w:rPr>
-        <w:t>Unicode收录的所有汉字（不包括</w:t>
-      </w:r>
-      <w:proofErr w:type="gramStart"/>
-      <w:r>
-        <w:rPr>
-          <w:rFonts w:ascii="宋体" w:eastAsia="宋体" w:hAnsi="宋体"/>
-        </w:rPr>
-        <w:t>喃</w:t>
-      </w:r>
-      <w:proofErr w:type="gramEnd"/>
-      <w:r>
-        <w:rPr>
-          <w:rFonts w:ascii="宋体" w:eastAsia="宋体" w:hAnsi="宋体"/>
-        </w:rPr>
-        <w:t>字等独立文字系统），并保持全局零重码。</w:t>
+        <w:t>可覆盖Unicode收录的所有汉字（不包括喃字等独立文字系统），并保持全局零重码。</w:t>
       </w:r>
     </w:p>
     <w:p>
@@ -24324,23 +21129,7 @@
           <w:rFonts w:ascii="宋体" w:eastAsia="宋体" w:hAnsi="宋体"/>
           <w:szCs w:val="21"/>
         </w:rPr>
-        <w:t>：一个</w:t>
-      </w:r>
-      <w:proofErr w:type="gramStart"/>
-      <w:r>
-        <w:rPr>
-          <w:rFonts w:ascii="宋体" w:eastAsia="宋体" w:hAnsi="宋体"/>
-          <w:szCs w:val="21"/>
-        </w:rPr>
-        <w:t>编码仅</w:t>
-      </w:r>
-      <w:proofErr w:type="gramEnd"/>
-      <w:r>
-        <w:rPr>
-          <w:rFonts w:ascii="宋体" w:eastAsia="宋体" w:hAnsi="宋体"/>
-          <w:szCs w:val="21"/>
-        </w:rPr>
-        <w:t>对应一个词语（但一个词语可对应多个编码）</w:t>
+        <w:t>：一个编码仅对应一个词语（但一个词语可对应多个编码）</w:t>
       </w:r>
     </w:p>
     <w:p>
@@ -24442,38 +21231,14 @@
           <w:rFonts w:ascii="宋体" w:eastAsia="宋体" w:hAnsi="宋体" w:hint="eastAsia"/>
           <w:szCs w:val="21"/>
         </w:rPr>
-        <w:t>（</w:t>
-      </w:r>
-      <w:proofErr w:type="gramStart"/>
-      <w:r>
-        <w:rPr>
-          <w:rFonts w:ascii="宋体" w:eastAsia="宋体" w:hAnsi="宋体" w:hint="eastAsia"/>
-          <w:szCs w:val="21"/>
-        </w:rPr>
-        <w:t>即初码</w:t>
-      </w:r>
-      <w:proofErr w:type="gramEnd"/>
-      <w:r>
-        <w:rPr>
-          <w:rFonts w:ascii="宋体" w:eastAsia="宋体" w:hAnsi="宋体" w:hint="eastAsia"/>
-          <w:szCs w:val="21"/>
-        </w:rPr>
-        <w:t>+韵码组合）</w:t>
-      </w:r>
-      <w:r>
-        <w:rPr>
-          <w:rFonts w:ascii="宋体" w:eastAsia="宋体" w:hAnsi="宋体"/>
-          <w:szCs w:val="21"/>
-        </w:rPr>
-        <w:t xml:space="preserve"> + 第二</w:t>
-      </w:r>
-      <w:proofErr w:type="gramStart"/>
-      <w:r>
-        <w:rPr>
-          <w:rFonts w:ascii="宋体" w:eastAsia="宋体" w:hAnsi="宋体"/>
-          <w:szCs w:val="21"/>
-        </w:rPr>
-        <w:t>字</w:t>
+        <w:t>（即初码+韵码组合）</w:t>
+      </w:r>
+      <w:r>
+        <w:rPr>
+          <w:rFonts w:ascii="宋体" w:eastAsia="宋体" w:hAnsi="宋体"/>
+          <w:szCs w:val="21"/>
+        </w:rPr>
+        <w:t xml:space="preserve"> + 第二字</w:t>
       </w:r>
       <w:r>
         <w:rPr>
@@ -24489,7 +21254,6 @@
         </w:rPr>
         <w:t>码</w:t>
       </w:r>
-      <w:proofErr w:type="gramEnd"/>
     </w:p>
     <w:p>
       <w:pPr>
@@ -24531,15 +21295,7 @@
           <w:rFonts w:ascii="宋体" w:eastAsia="宋体" w:hAnsi="宋体"/>
           <w:szCs w:val="21"/>
         </w:rPr>
-        <w:t xml:space="preserve"> → 补充第二字</w:t>
-      </w:r>
-      <w:proofErr w:type="gramStart"/>
-      <w:r>
-        <w:rPr>
-          <w:rFonts w:ascii="宋体" w:eastAsia="宋体" w:hAnsi="宋体"/>
-          <w:szCs w:val="21"/>
-        </w:rPr>
-        <w:t>的</w:t>
+        <w:t xml:space="preserve"> → 补充第二字的</w:t>
       </w:r>
       <w:r>
         <w:rPr>
@@ -24553,22 +21309,90 @@
           <w:rFonts w:ascii="宋体" w:eastAsia="宋体" w:hAnsi="宋体"/>
           <w:szCs w:val="21"/>
         </w:rPr>
+        <w:t>码 → 补充第二字的</w:t>
+      </w:r>
+      <w:r>
+        <w:rPr>
+          <w:rFonts w:ascii="宋体" w:eastAsia="宋体" w:hAnsi="宋体" w:hint="eastAsia"/>
+          <w:szCs w:val="21"/>
+        </w:rPr>
+        <w:t>主</w:t>
+      </w:r>
+      <w:r>
+        <w:rPr>
+          <w:rFonts w:ascii="宋体" w:eastAsia="宋体" w:hAnsi="宋体"/>
+          <w:szCs w:val="21"/>
+        </w:rPr>
         <w:t>码</w:t>
       </w:r>
-      <w:proofErr w:type="gramEnd"/>
-      <w:r>
-        <w:rPr>
-          <w:rFonts w:ascii="宋体" w:eastAsia="宋体" w:hAnsi="宋体"/>
-          <w:szCs w:val="21"/>
-        </w:rPr>
-        <w:t xml:space="preserve"> → 补充第二字的</w:t>
-      </w:r>
-      <w:r>
-        <w:rPr>
-          <w:rFonts w:ascii="宋体" w:eastAsia="宋体" w:hAnsi="宋体" w:hint="eastAsia"/>
-          <w:szCs w:val="21"/>
-        </w:rPr>
-        <w:t>主</w:t>
+    </w:p>
+    <w:p>
+      <w:pPr>
+        <w:rPr>
+          <w:rFonts w:ascii="宋体" w:eastAsia="宋体" w:hAnsi="宋体" w:hint="eastAsia"/>
+          <w:b/>
+          <w:bCs/>
+          <w:szCs w:val="21"/>
+        </w:rPr>
+      </w:pPr>
+      <w:r>
+        <w:rPr>
+          <w:rFonts w:ascii="宋体" w:eastAsia="宋体" w:hAnsi="宋体"/>
+          <w:b/>
+          <w:bCs/>
+          <w:szCs w:val="21"/>
+        </w:rPr>
+        <w:t>2. 三字词</w:t>
+      </w:r>
+    </w:p>
+    <w:p>
+      <w:pPr>
+        <w:rPr>
+          <w:rFonts w:ascii="宋体" w:eastAsia="宋体" w:hAnsi="宋体" w:hint="eastAsia"/>
+          <w:szCs w:val="21"/>
+        </w:rPr>
+      </w:pPr>
+      <w:r>
+        <w:rPr>
+          <w:rFonts w:ascii="宋体" w:eastAsia="宋体" w:hAnsi="宋体"/>
+          <w:szCs w:val="21"/>
+        </w:rPr>
+        <w:t>最简码 = 第一字</w:t>
+      </w:r>
+      <w:r>
+        <w:rPr>
+          <w:rFonts w:ascii="宋体" w:eastAsia="宋体" w:hAnsi="宋体" w:hint="eastAsia"/>
+          <w:szCs w:val="21"/>
+        </w:rPr>
+        <w:t>初</w:t>
+      </w:r>
+      <w:r>
+        <w:rPr>
+          <w:rFonts w:ascii="宋体" w:eastAsia="宋体" w:hAnsi="宋体"/>
+          <w:szCs w:val="21"/>
+        </w:rPr>
+        <w:t>码 + 第二字</w:t>
+      </w:r>
+      <w:r>
+        <w:rPr>
+          <w:rFonts w:ascii="宋体" w:eastAsia="宋体" w:hAnsi="宋体" w:hint="eastAsia"/>
+          <w:szCs w:val="21"/>
+        </w:rPr>
+        <w:t>初</w:t>
+      </w:r>
+      <w:r>
+        <w:rPr>
+          <w:rFonts w:ascii="宋体" w:eastAsia="宋体" w:hAnsi="宋体"/>
+          <w:szCs w:val="21"/>
+        </w:rPr>
+        <w:t>码 + 第三字</w:t>
+      </w:r>
+      <w:r>
+        <w:rPr>
+          <w:rFonts w:ascii="宋体" w:eastAsia="宋体" w:hAnsi="宋体" w:hint="eastAsia"/>
+          <w:szCs w:val="21"/>
+        </w:rPr>
+        <w:t>初</w:t>
       </w:r>
       <w:r>
         <w:rPr>
@@ -24582,42 +21406,133 @@
       <w:pPr>
         <w:rPr>
           <w:rFonts w:ascii="宋体" w:eastAsia="宋体" w:hAnsi="宋体" w:hint="eastAsia"/>
-          <w:b/>
-          <w:bCs/>
-          <w:szCs w:val="21"/>
-        </w:rPr>
-      </w:pPr>
-      <w:r>
-        <w:rPr>
-          <w:rFonts w:ascii="宋体" w:eastAsia="宋体" w:hAnsi="宋体"/>
-          <w:b/>
-          <w:bCs/>
-          <w:szCs w:val="21"/>
-        </w:rPr>
-        <w:t>2. 三字词</w:t>
-      </w:r>
-    </w:p>
-    <w:p>
-      <w:pPr>
-        <w:rPr>
-          <w:rFonts w:ascii="宋体" w:eastAsia="宋体" w:hAnsi="宋体" w:hint="eastAsia"/>
-          <w:szCs w:val="21"/>
-        </w:rPr>
-      </w:pPr>
-      <w:r>
-        <w:rPr>
-          <w:rFonts w:ascii="宋体" w:eastAsia="宋体" w:hAnsi="宋体"/>
-          <w:szCs w:val="21"/>
-        </w:rPr>
-        <w:t>最简码 = 第一</w:t>
-      </w:r>
-      <w:proofErr w:type="gramStart"/>
-      <w:r>
-        <w:rPr>
-          <w:rFonts w:ascii="宋体" w:eastAsia="宋体" w:hAnsi="宋体"/>
-          <w:szCs w:val="21"/>
-        </w:rPr>
-        <w:t>字</w:t>
+          <w:szCs w:val="21"/>
+        </w:rPr>
+      </w:pPr>
+      <w:r>
+        <w:rPr>
+          <w:rFonts w:ascii="宋体" w:eastAsia="宋体" w:hAnsi="宋体"/>
+          <w:szCs w:val="21"/>
+        </w:rPr>
+        <w:t>扩展顺序：补第一字</w:t>
+      </w:r>
+      <w:r>
+        <w:rPr>
+          <w:rFonts w:ascii="宋体" w:eastAsia="宋体" w:hAnsi="宋体" w:hint="eastAsia"/>
+          <w:szCs w:val="21"/>
+        </w:rPr>
+        <w:t>韵</w:t>
+      </w:r>
+      <w:r>
+        <w:rPr>
+          <w:rFonts w:ascii="宋体" w:eastAsia="宋体" w:hAnsi="宋体"/>
+          <w:szCs w:val="21"/>
+        </w:rPr>
+        <w:t>码 → 补第二字</w:t>
+      </w:r>
+      <w:r>
+        <w:rPr>
+          <w:rFonts w:ascii="宋体" w:eastAsia="宋体" w:hAnsi="宋体" w:hint="eastAsia"/>
+          <w:szCs w:val="21"/>
+        </w:rPr>
+        <w:t>韵</w:t>
+      </w:r>
+      <w:r>
+        <w:rPr>
+          <w:rFonts w:ascii="宋体" w:eastAsia="宋体" w:hAnsi="宋体"/>
+          <w:szCs w:val="21"/>
+        </w:rPr>
+        <w:t>码</w:t>
+      </w:r>
+      <w:r>
+        <w:rPr>
+          <w:rFonts w:ascii="宋体" w:eastAsia="宋体" w:hAnsi="宋体" w:hint="eastAsia"/>
+          <w:szCs w:val="21"/>
+        </w:rPr>
+        <w:t>（最常用）</w:t>
+      </w:r>
+      <w:r>
+        <w:rPr>
+          <w:rFonts w:ascii="宋体" w:eastAsia="宋体" w:hAnsi="宋体"/>
+          <w:szCs w:val="21"/>
+        </w:rPr>
+        <w:t xml:space="preserve"> → 补第三字</w:t>
+      </w:r>
+      <w:r>
+        <w:rPr>
+          <w:rFonts w:ascii="宋体" w:eastAsia="宋体" w:hAnsi="宋体" w:hint="eastAsia"/>
+          <w:szCs w:val="21"/>
+        </w:rPr>
+        <w:t>韵</w:t>
+      </w:r>
+      <w:r>
+        <w:rPr>
+          <w:rFonts w:ascii="宋体" w:eastAsia="宋体" w:hAnsi="宋体"/>
+          <w:szCs w:val="21"/>
+        </w:rPr>
+        <w:t>码 → 补第三字</w:t>
+      </w:r>
+      <w:r>
+        <w:rPr>
+          <w:rFonts w:ascii="宋体" w:eastAsia="宋体" w:hAnsi="宋体" w:hint="eastAsia"/>
+          <w:szCs w:val="21"/>
+        </w:rPr>
+        <w:t>调/主</w:t>
+      </w:r>
+      <w:r>
+        <w:rPr>
+          <w:rFonts w:ascii="宋体" w:eastAsia="宋体" w:hAnsi="宋体"/>
+          <w:szCs w:val="21"/>
+        </w:rPr>
+        <w:t>码</w:t>
+      </w:r>
+    </w:p>
+    <w:p>
+      <w:pPr>
+        <w:rPr>
+          <w:rFonts w:ascii="宋体" w:eastAsia="宋体" w:hAnsi="宋体" w:hint="eastAsia"/>
+          <w:b/>
+          <w:bCs/>
+          <w:szCs w:val="21"/>
+        </w:rPr>
+      </w:pPr>
+      <w:r>
+        <w:rPr>
+          <w:rFonts w:ascii="宋体" w:eastAsia="宋体" w:hAnsi="宋体"/>
+          <w:b/>
+          <w:bCs/>
+          <w:szCs w:val="21"/>
+        </w:rPr>
+        <w:t>3. 四字词</w:t>
+      </w:r>
+    </w:p>
+    <w:p>
+      <w:pPr>
+        <w:rPr>
+          <w:rFonts w:ascii="宋体" w:eastAsia="宋体" w:hAnsi="宋体" w:hint="eastAsia"/>
+          <w:szCs w:val="21"/>
+        </w:rPr>
+      </w:pPr>
+      <w:r>
+        <w:rPr>
+          <w:rFonts w:ascii="宋体" w:eastAsia="宋体" w:hAnsi="宋体"/>
+          <w:szCs w:val="21"/>
+        </w:rPr>
+        <w:t>方案1（</w:t>
+      </w:r>
+      <w:r>
+        <w:rPr>
+          <w:rFonts w:ascii="宋体" w:eastAsia="宋体" w:hAnsi="宋体" w:hint="eastAsia"/>
+          <w:szCs w:val="21"/>
+        </w:rPr>
+        <w:t>备用</w:t>
+      </w:r>
+      <w:r>
+        <w:rPr>
+          <w:rFonts w:ascii="宋体" w:eastAsia="宋体" w:hAnsi="宋体"/>
+          <w:szCs w:val="21"/>
+        </w:rPr>
+        <w:t>）：第一字</w:t>
       </w:r>
       <w:r>
         <w:rPr>
@@ -24631,317 +21546,36 @@
           <w:rFonts w:ascii="宋体" w:eastAsia="宋体" w:hAnsi="宋体"/>
           <w:szCs w:val="21"/>
         </w:rPr>
+        <w:t>码 + 第二字</w:t>
+      </w:r>
+      <w:r>
+        <w:rPr>
+          <w:rFonts w:ascii="宋体" w:eastAsia="宋体" w:hAnsi="宋体" w:hint="eastAsia"/>
+          <w:szCs w:val="21"/>
+        </w:rPr>
+        <w:t>初</w:t>
+      </w:r>
+      <w:r>
+        <w:rPr>
+          <w:rFonts w:ascii="宋体" w:eastAsia="宋体" w:hAnsi="宋体"/>
+          <w:szCs w:val="21"/>
+        </w:rPr>
+        <w:t>码 + 第四字</w:t>
+      </w:r>
+      <w:r>
+        <w:rPr>
+          <w:rFonts w:ascii="宋体" w:eastAsia="宋体" w:hAnsi="宋体" w:hint="eastAsia"/>
+          <w:szCs w:val="21"/>
+        </w:rPr>
+        <w:t>初</w:t>
+      </w:r>
+      <w:r>
+        <w:rPr>
+          <w:rFonts w:ascii="宋体" w:eastAsia="宋体" w:hAnsi="宋体"/>
+          <w:szCs w:val="21"/>
+        </w:rPr>
         <w:t>码</w:t>
       </w:r>
-      <w:proofErr w:type="gramEnd"/>
-      <w:r>
-        <w:rPr>
-          <w:rFonts w:ascii="宋体" w:eastAsia="宋体" w:hAnsi="宋体"/>
-          <w:szCs w:val="21"/>
-        </w:rPr>
-        <w:t xml:space="preserve"> + 第二</w:t>
-      </w:r>
-      <w:proofErr w:type="gramStart"/>
-      <w:r>
-        <w:rPr>
-          <w:rFonts w:ascii="宋体" w:eastAsia="宋体" w:hAnsi="宋体"/>
-          <w:szCs w:val="21"/>
-        </w:rPr>
-        <w:t>字</w:t>
-      </w:r>
-      <w:r>
-        <w:rPr>
-          <w:rFonts w:ascii="宋体" w:eastAsia="宋体" w:hAnsi="宋体" w:hint="eastAsia"/>
-          <w:szCs w:val="21"/>
-        </w:rPr>
-        <w:t>初</w:t>
-      </w:r>
-      <w:r>
-        <w:rPr>
-          <w:rFonts w:ascii="宋体" w:eastAsia="宋体" w:hAnsi="宋体"/>
-          <w:szCs w:val="21"/>
-        </w:rPr>
-        <w:t>码</w:t>
-      </w:r>
-      <w:proofErr w:type="gramEnd"/>
-      <w:r>
-        <w:rPr>
-          <w:rFonts w:ascii="宋体" w:eastAsia="宋体" w:hAnsi="宋体"/>
-          <w:szCs w:val="21"/>
-        </w:rPr>
-        <w:t xml:space="preserve"> + 第三</w:t>
-      </w:r>
-      <w:proofErr w:type="gramStart"/>
-      <w:r>
-        <w:rPr>
-          <w:rFonts w:ascii="宋体" w:eastAsia="宋体" w:hAnsi="宋体"/>
-          <w:szCs w:val="21"/>
-        </w:rPr>
-        <w:t>字</w:t>
-      </w:r>
-      <w:r>
-        <w:rPr>
-          <w:rFonts w:ascii="宋体" w:eastAsia="宋体" w:hAnsi="宋体" w:hint="eastAsia"/>
-          <w:szCs w:val="21"/>
-        </w:rPr>
-        <w:t>初</w:t>
-      </w:r>
-      <w:r>
-        <w:rPr>
-          <w:rFonts w:ascii="宋体" w:eastAsia="宋体" w:hAnsi="宋体"/>
-          <w:szCs w:val="21"/>
-        </w:rPr>
-        <w:t>码</w:t>
-      </w:r>
-      <w:proofErr w:type="gramEnd"/>
-    </w:p>
-    <w:p>
-      <w:pPr>
-        <w:rPr>
-          <w:rFonts w:ascii="宋体" w:eastAsia="宋体" w:hAnsi="宋体" w:hint="eastAsia"/>
-          <w:szCs w:val="21"/>
-        </w:rPr>
-      </w:pPr>
-      <w:r>
-        <w:rPr>
-          <w:rFonts w:ascii="宋体" w:eastAsia="宋体" w:hAnsi="宋体"/>
-          <w:szCs w:val="21"/>
-        </w:rPr>
-        <w:t>扩展顺序：补第一</w:t>
-      </w:r>
-      <w:proofErr w:type="gramStart"/>
-      <w:r>
-        <w:rPr>
-          <w:rFonts w:ascii="宋体" w:eastAsia="宋体" w:hAnsi="宋体"/>
-          <w:szCs w:val="21"/>
-        </w:rPr>
-        <w:t>字</w:t>
-      </w:r>
-      <w:r>
-        <w:rPr>
-          <w:rFonts w:ascii="宋体" w:eastAsia="宋体" w:hAnsi="宋体" w:hint="eastAsia"/>
-          <w:szCs w:val="21"/>
-        </w:rPr>
-        <w:t>韵</w:t>
-      </w:r>
-      <w:r>
-        <w:rPr>
-          <w:rFonts w:ascii="宋体" w:eastAsia="宋体" w:hAnsi="宋体"/>
-          <w:szCs w:val="21"/>
-        </w:rPr>
-        <w:t>码</w:t>
-      </w:r>
-      <w:proofErr w:type="gramEnd"/>
-      <w:r>
-        <w:rPr>
-          <w:rFonts w:ascii="宋体" w:eastAsia="宋体" w:hAnsi="宋体"/>
-          <w:szCs w:val="21"/>
-        </w:rPr>
-        <w:t xml:space="preserve"> → 补第二字</w:t>
-      </w:r>
-      <w:r>
-        <w:rPr>
-          <w:rFonts w:ascii="宋体" w:eastAsia="宋体" w:hAnsi="宋体" w:hint="eastAsia"/>
-          <w:szCs w:val="21"/>
-        </w:rPr>
-        <w:t>韵</w:t>
-      </w:r>
-      <w:r>
-        <w:rPr>
-          <w:rFonts w:ascii="宋体" w:eastAsia="宋体" w:hAnsi="宋体"/>
-          <w:szCs w:val="21"/>
-        </w:rPr>
-        <w:t>码</w:t>
-      </w:r>
-      <w:r>
-        <w:rPr>
-          <w:rFonts w:ascii="宋体" w:eastAsia="宋体" w:hAnsi="宋体" w:hint="eastAsia"/>
-          <w:szCs w:val="21"/>
-        </w:rPr>
-        <w:t>（最常用）</w:t>
-      </w:r>
-      <w:r>
-        <w:rPr>
-          <w:rFonts w:ascii="宋体" w:eastAsia="宋体" w:hAnsi="宋体"/>
-          <w:szCs w:val="21"/>
-        </w:rPr>
-        <w:t xml:space="preserve"> → 补第三</w:t>
-      </w:r>
-      <w:proofErr w:type="gramStart"/>
-      <w:r>
-        <w:rPr>
-          <w:rFonts w:ascii="宋体" w:eastAsia="宋体" w:hAnsi="宋体"/>
-          <w:szCs w:val="21"/>
-        </w:rPr>
-        <w:t>字</w:t>
-      </w:r>
-      <w:r>
-        <w:rPr>
-          <w:rFonts w:ascii="宋体" w:eastAsia="宋体" w:hAnsi="宋体" w:hint="eastAsia"/>
-          <w:szCs w:val="21"/>
-        </w:rPr>
-        <w:t>韵</w:t>
-      </w:r>
-      <w:r>
-        <w:rPr>
-          <w:rFonts w:ascii="宋体" w:eastAsia="宋体" w:hAnsi="宋体"/>
-          <w:szCs w:val="21"/>
-        </w:rPr>
-        <w:t>码</w:t>
-      </w:r>
-      <w:proofErr w:type="gramEnd"/>
-      <w:r>
-        <w:rPr>
-          <w:rFonts w:ascii="宋体" w:eastAsia="宋体" w:hAnsi="宋体"/>
-          <w:szCs w:val="21"/>
-        </w:rPr>
-        <w:t xml:space="preserve"> → 补第三字</w:t>
-      </w:r>
-      <w:r>
-        <w:rPr>
-          <w:rFonts w:ascii="宋体" w:eastAsia="宋体" w:hAnsi="宋体" w:hint="eastAsia"/>
-          <w:szCs w:val="21"/>
-        </w:rPr>
-        <w:t>调/主</w:t>
-      </w:r>
-      <w:r>
-        <w:rPr>
-          <w:rFonts w:ascii="宋体" w:eastAsia="宋体" w:hAnsi="宋体"/>
-          <w:szCs w:val="21"/>
-        </w:rPr>
-        <w:t>码</w:t>
-      </w:r>
-    </w:p>
-    <w:p>
-      <w:pPr>
-        <w:rPr>
-          <w:rFonts w:ascii="宋体" w:eastAsia="宋体" w:hAnsi="宋体" w:hint="eastAsia"/>
-          <w:b/>
-          <w:bCs/>
-          <w:szCs w:val="21"/>
-        </w:rPr>
-      </w:pPr>
-      <w:r>
-        <w:rPr>
-          <w:rFonts w:ascii="宋体" w:eastAsia="宋体" w:hAnsi="宋体"/>
-          <w:b/>
-          <w:bCs/>
-          <w:szCs w:val="21"/>
-        </w:rPr>
-        <w:t>3. 四字词</w:t>
-      </w:r>
-    </w:p>
-    <w:p>
-      <w:pPr>
-        <w:rPr>
-          <w:rFonts w:ascii="宋体" w:eastAsia="宋体" w:hAnsi="宋体" w:hint="eastAsia"/>
-          <w:szCs w:val="21"/>
-        </w:rPr>
-      </w:pPr>
-      <w:r>
-        <w:rPr>
-          <w:rFonts w:ascii="宋体" w:eastAsia="宋体" w:hAnsi="宋体"/>
-          <w:szCs w:val="21"/>
-        </w:rPr>
-        <w:t>方案1（</w:t>
-      </w:r>
-      <w:r>
-        <w:rPr>
-          <w:rFonts w:ascii="宋体" w:eastAsia="宋体" w:hAnsi="宋体" w:hint="eastAsia"/>
-          <w:szCs w:val="21"/>
-        </w:rPr>
-        <w:t>备用</w:t>
-      </w:r>
-      <w:r>
-        <w:rPr>
-          <w:rFonts w:ascii="宋体" w:eastAsia="宋体" w:hAnsi="宋体"/>
-          <w:szCs w:val="21"/>
-        </w:rPr>
-        <w:t>）：第一</w:t>
-      </w:r>
-      <w:proofErr w:type="gramStart"/>
-      <w:r>
-        <w:rPr>
-          <w:rFonts w:ascii="宋体" w:eastAsia="宋体" w:hAnsi="宋体"/>
-          <w:szCs w:val="21"/>
-        </w:rPr>
-        <w:t>字</w:t>
-      </w:r>
-      <w:r>
-        <w:rPr>
-          <w:rFonts w:ascii="宋体" w:eastAsia="宋体" w:hAnsi="宋体" w:hint="eastAsia"/>
-          <w:szCs w:val="21"/>
-        </w:rPr>
-        <w:t>初</w:t>
-      </w:r>
-      <w:r>
-        <w:rPr>
-          <w:rFonts w:ascii="宋体" w:eastAsia="宋体" w:hAnsi="宋体"/>
-          <w:szCs w:val="21"/>
-        </w:rPr>
-        <w:t>码</w:t>
-      </w:r>
-      <w:proofErr w:type="gramEnd"/>
-      <w:r>
-        <w:rPr>
-          <w:rFonts w:ascii="宋体" w:eastAsia="宋体" w:hAnsi="宋体"/>
-          <w:szCs w:val="21"/>
-        </w:rPr>
-        <w:t xml:space="preserve"> + 第二</w:t>
-      </w:r>
-      <w:proofErr w:type="gramStart"/>
-      <w:r>
-        <w:rPr>
-          <w:rFonts w:ascii="宋体" w:eastAsia="宋体" w:hAnsi="宋体"/>
-          <w:szCs w:val="21"/>
-        </w:rPr>
-        <w:t>字</w:t>
-      </w:r>
-      <w:r>
-        <w:rPr>
-          <w:rFonts w:ascii="宋体" w:eastAsia="宋体" w:hAnsi="宋体" w:hint="eastAsia"/>
-          <w:szCs w:val="21"/>
-        </w:rPr>
-        <w:t>初</w:t>
-      </w:r>
-      <w:r>
-        <w:rPr>
-          <w:rFonts w:ascii="宋体" w:eastAsia="宋体" w:hAnsi="宋体"/>
-          <w:szCs w:val="21"/>
-        </w:rPr>
-        <w:t>码</w:t>
-      </w:r>
-      <w:proofErr w:type="gramEnd"/>
-      <w:r>
-        <w:rPr>
-          <w:rFonts w:ascii="宋体" w:eastAsia="宋体" w:hAnsi="宋体"/>
-          <w:szCs w:val="21"/>
-        </w:rPr>
-        <w:t xml:space="preserve"> + 第四</w:t>
-      </w:r>
-      <w:proofErr w:type="gramStart"/>
-      <w:r>
-        <w:rPr>
-          <w:rFonts w:ascii="宋体" w:eastAsia="宋体" w:hAnsi="宋体"/>
-          <w:szCs w:val="21"/>
-        </w:rPr>
-        <w:t>字</w:t>
-      </w:r>
-      <w:r>
-        <w:rPr>
-          <w:rFonts w:ascii="宋体" w:eastAsia="宋体" w:hAnsi="宋体" w:hint="eastAsia"/>
-          <w:szCs w:val="21"/>
-        </w:rPr>
-        <w:t>初</w:t>
-      </w:r>
-      <w:r>
-        <w:rPr>
-          <w:rFonts w:ascii="宋体" w:eastAsia="宋体" w:hAnsi="宋体"/>
-          <w:szCs w:val="21"/>
-        </w:rPr>
-        <w:t>码</w:t>
-      </w:r>
-      <w:proofErr w:type="gramEnd"/>
     </w:p>
     <w:p>
       <w:pPr>
@@ -24999,23 +21633,7 @@
           <w:rFonts w:ascii="宋体" w:eastAsia="宋体" w:hAnsi="宋体"/>
           <w:szCs w:val="21"/>
         </w:rPr>
-        <w:t>扩展顺序：</w:t>
-      </w:r>
-      <w:proofErr w:type="gramStart"/>
-      <w:r>
-        <w:rPr>
-          <w:rFonts w:ascii="宋体" w:eastAsia="宋体" w:hAnsi="宋体"/>
-          <w:szCs w:val="21"/>
-        </w:rPr>
-        <w:t>补前三</w:t>
-      </w:r>
-      <w:proofErr w:type="gramEnd"/>
-      <w:r>
-        <w:rPr>
-          <w:rFonts w:ascii="宋体" w:eastAsia="宋体" w:hAnsi="宋体"/>
-          <w:szCs w:val="21"/>
-        </w:rPr>
-        <w:t>字</w:t>
+        <w:t>扩展顺序：补前三字</w:t>
       </w:r>
       <w:r>
         <w:rPr>
@@ -25043,15 +21661,7 @@
           <w:rFonts w:ascii="宋体" w:eastAsia="宋体" w:hAnsi="宋体"/>
           <w:szCs w:val="21"/>
         </w:rPr>
-        <w:t xml:space="preserve"> → 补第四</w:t>
-      </w:r>
-      <w:proofErr w:type="gramStart"/>
-      <w:r>
-        <w:rPr>
-          <w:rFonts w:ascii="宋体" w:eastAsia="宋体" w:hAnsi="宋体"/>
-          <w:szCs w:val="21"/>
-        </w:rPr>
-        <w:t>字</w:t>
+        <w:t xml:space="preserve"> → 补第四字</w:t>
       </w:r>
       <w:r>
         <w:rPr>
@@ -25065,36 +21675,104 @@
           <w:rFonts w:ascii="宋体" w:eastAsia="宋体" w:hAnsi="宋体"/>
           <w:szCs w:val="21"/>
         </w:rPr>
+        <w:t>码 → 补第四字</w:t>
+      </w:r>
+      <w:r>
+        <w:rPr>
+          <w:rFonts w:ascii="宋体" w:eastAsia="宋体" w:hAnsi="宋体" w:hint="eastAsia"/>
+          <w:szCs w:val="21"/>
+        </w:rPr>
+        <w:t>调</w:t>
+      </w:r>
+      <w:r>
+        <w:rPr>
+          <w:rFonts w:ascii="宋体" w:eastAsia="宋体" w:hAnsi="宋体"/>
+          <w:szCs w:val="21"/>
+        </w:rPr>
+        <w:t>/</w:t>
+      </w:r>
+      <w:r>
+        <w:rPr>
+          <w:rFonts w:ascii="宋体" w:eastAsia="宋体" w:hAnsi="宋体" w:hint="eastAsia"/>
+          <w:szCs w:val="21"/>
+        </w:rPr>
+        <w:t>主</w:t>
+      </w:r>
+      <w:r>
+        <w:rPr>
+          <w:rFonts w:ascii="宋体" w:eastAsia="宋体" w:hAnsi="宋体"/>
+          <w:szCs w:val="21"/>
+        </w:rPr>
         <w:t>码</w:t>
       </w:r>
-      <w:proofErr w:type="gramEnd"/>
-      <w:r>
-        <w:rPr>
-          <w:rFonts w:ascii="宋体" w:eastAsia="宋体" w:hAnsi="宋体"/>
-          <w:szCs w:val="21"/>
-        </w:rPr>
-        <w:t xml:space="preserve"> → 补第四字</w:t>
-      </w:r>
-      <w:r>
-        <w:rPr>
-          <w:rFonts w:ascii="宋体" w:eastAsia="宋体" w:hAnsi="宋体" w:hint="eastAsia"/>
-          <w:szCs w:val="21"/>
-        </w:rPr>
-        <w:t>调</w:t>
-      </w:r>
-      <w:r>
-        <w:rPr>
-          <w:rFonts w:ascii="宋体" w:eastAsia="宋体" w:hAnsi="宋体"/>
-          <w:szCs w:val="21"/>
-        </w:rPr>
-        <w:t>/</w:t>
-      </w:r>
-      <w:r>
-        <w:rPr>
-          <w:rFonts w:ascii="宋体" w:eastAsia="宋体" w:hAnsi="宋体" w:hint="eastAsia"/>
-          <w:szCs w:val="21"/>
-        </w:rPr>
-        <w:t>主</w:t>
+    </w:p>
+    <w:p>
+      <w:pPr>
+        <w:rPr>
+          <w:rFonts w:ascii="宋体" w:eastAsia="宋体" w:hAnsi="宋体" w:hint="eastAsia"/>
+          <w:b/>
+          <w:bCs/>
+          <w:szCs w:val="21"/>
+        </w:rPr>
+      </w:pPr>
+      <w:r>
+        <w:rPr>
+          <w:rFonts w:ascii="宋体" w:eastAsia="宋体" w:hAnsi="宋体"/>
+          <w:b/>
+          <w:bCs/>
+          <w:szCs w:val="21"/>
+        </w:rPr>
+        <w:t>4. 五字及以上</w:t>
+      </w:r>
+    </w:p>
+    <w:p>
+      <w:pPr>
+        <w:rPr>
+          <w:rFonts w:ascii="宋体" w:eastAsia="宋体" w:hAnsi="宋体" w:hint="eastAsia"/>
+          <w:szCs w:val="21"/>
+        </w:rPr>
+      </w:pPr>
+      <w:r>
+        <w:rPr>
+          <w:rFonts w:ascii="宋体" w:eastAsia="宋体" w:hAnsi="宋体"/>
+          <w:szCs w:val="21"/>
+        </w:rPr>
+        <w:t>方案1：第一字</w:t>
+      </w:r>
+      <w:r>
+        <w:rPr>
+          <w:rFonts w:ascii="宋体" w:eastAsia="宋体" w:hAnsi="宋体" w:hint="eastAsia"/>
+          <w:szCs w:val="21"/>
+        </w:rPr>
+        <w:t>初</w:t>
+      </w:r>
+      <w:r>
+        <w:rPr>
+          <w:rFonts w:ascii="宋体" w:eastAsia="宋体" w:hAnsi="宋体"/>
+          <w:szCs w:val="21"/>
+        </w:rPr>
+        <w:t>码 + 第二字</w:t>
+      </w:r>
+      <w:r>
+        <w:rPr>
+          <w:rFonts w:ascii="宋体" w:eastAsia="宋体" w:hAnsi="宋体" w:hint="eastAsia"/>
+          <w:szCs w:val="21"/>
+        </w:rPr>
+        <w:t>初</w:t>
+      </w:r>
+      <w:r>
+        <w:rPr>
+          <w:rFonts w:ascii="宋体" w:eastAsia="宋体" w:hAnsi="宋体"/>
+          <w:szCs w:val="21"/>
+        </w:rPr>
+        <w:t>码 + 最后字</w:t>
+      </w:r>
+      <w:r>
+        <w:rPr>
+          <w:rFonts w:ascii="宋体" w:eastAsia="宋体" w:hAnsi="宋体" w:hint="eastAsia"/>
+          <w:szCs w:val="21"/>
+        </w:rPr>
+        <w:t>初</w:t>
       </w:r>
       <w:r>
         <w:rPr>
@@ -25108,42 +21786,29 @@
       <w:pPr>
         <w:rPr>
           <w:rFonts w:ascii="宋体" w:eastAsia="宋体" w:hAnsi="宋体" w:hint="eastAsia"/>
-          <w:b/>
-          <w:bCs/>
-          <w:szCs w:val="21"/>
-        </w:rPr>
-      </w:pPr>
-      <w:r>
-        <w:rPr>
-          <w:rFonts w:ascii="宋体" w:eastAsia="宋体" w:hAnsi="宋体"/>
-          <w:b/>
-          <w:bCs/>
-          <w:szCs w:val="21"/>
-        </w:rPr>
-        <w:t>4. 五字及以上</w:t>
-      </w:r>
-    </w:p>
-    <w:p>
-      <w:pPr>
-        <w:rPr>
-          <w:rFonts w:ascii="宋体" w:eastAsia="宋体" w:hAnsi="宋体" w:hint="eastAsia"/>
-          <w:szCs w:val="21"/>
-        </w:rPr>
-      </w:pPr>
-      <w:r>
-        <w:rPr>
-          <w:rFonts w:ascii="宋体" w:eastAsia="宋体" w:hAnsi="宋体"/>
-          <w:szCs w:val="21"/>
-        </w:rPr>
-        <w:t>方案1：第一</w:t>
-      </w:r>
-      <w:proofErr w:type="gramStart"/>
-      <w:r>
-        <w:rPr>
-          <w:rFonts w:ascii="宋体" w:eastAsia="宋体" w:hAnsi="宋体"/>
-          <w:szCs w:val="21"/>
-        </w:rPr>
-        <w:t>字</w:t>
+          <w:szCs w:val="21"/>
+        </w:rPr>
+      </w:pPr>
+      <w:r>
+        <w:rPr>
+          <w:rFonts w:ascii="宋体" w:eastAsia="宋体" w:hAnsi="宋体"/>
+          <w:szCs w:val="21"/>
+        </w:rPr>
+        <w:t>方案2（适应习惯</w:t>
+      </w:r>
+      <w:r>
+        <w:rPr>
+          <w:rFonts w:ascii="宋体" w:eastAsia="宋体" w:hAnsi="宋体" w:hint="eastAsia"/>
+          <w:szCs w:val="21"/>
+        </w:rPr>
+        <w:t>，常用</w:t>
+      </w:r>
+      <w:r>
+        <w:rPr>
+          <w:rFonts w:ascii="宋体" w:eastAsia="宋体" w:hAnsi="宋体"/>
+          <w:szCs w:val="21"/>
+        </w:rPr>
+        <w:t>）：前三字</w:t>
       </w:r>
       <w:r>
         <w:rPr>
@@ -25157,23 +21822,36 @@
           <w:rFonts w:ascii="宋体" w:eastAsia="宋体" w:hAnsi="宋体"/>
           <w:szCs w:val="21"/>
         </w:rPr>
+        <w:t>码 + 最后字</w:t>
+      </w:r>
+      <w:r>
+        <w:rPr>
+          <w:rFonts w:ascii="宋体" w:eastAsia="宋体" w:hAnsi="宋体" w:hint="eastAsia"/>
+          <w:szCs w:val="21"/>
+        </w:rPr>
+        <w:t>初</w:t>
+      </w:r>
+      <w:r>
+        <w:rPr>
+          <w:rFonts w:ascii="宋体" w:eastAsia="宋体" w:hAnsi="宋体"/>
+          <w:szCs w:val="21"/>
+        </w:rPr>
         <w:t>码</w:t>
       </w:r>
-      <w:proofErr w:type="gramEnd"/>
-      <w:r>
-        <w:rPr>
-          <w:rFonts w:ascii="宋体" w:eastAsia="宋体" w:hAnsi="宋体"/>
-          <w:szCs w:val="21"/>
-        </w:rPr>
-        <w:t xml:space="preserve"> + 第二</w:t>
-      </w:r>
-      <w:proofErr w:type="gramStart"/>
-      <w:r>
-        <w:rPr>
-          <w:rFonts w:ascii="宋体" w:eastAsia="宋体" w:hAnsi="宋体"/>
-          <w:szCs w:val="21"/>
-        </w:rPr>
-        <w:t>字</w:t>
+    </w:p>
+    <w:p>
+      <w:pPr>
+        <w:rPr>
+          <w:rFonts w:ascii="宋体" w:eastAsia="宋体" w:hAnsi="宋体" w:hint="eastAsia"/>
+          <w:szCs w:val="21"/>
+        </w:rPr>
+      </w:pPr>
+      <w:r>
+        <w:rPr>
+          <w:rFonts w:ascii="宋体" w:eastAsia="宋体" w:hAnsi="宋体"/>
+          <w:szCs w:val="21"/>
+        </w:rPr>
+        <w:t>扩展顺序：补所有字</w:t>
       </w:r>
       <w:r>
         <w:rPr>
@@ -25189,157 +21867,6 @@
         </w:rPr>
         <w:t>码</w:t>
       </w:r>
-      <w:proofErr w:type="gramEnd"/>
-      <w:r>
-        <w:rPr>
-          <w:rFonts w:ascii="宋体" w:eastAsia="宋体" w:hAnsi="宋体"/>
-          <w:szCs w:val="21"/>
-        </w:rPr>
-        <w:t xml:space="preserve"> + </w:t>
-      </w:r>
-      <w:proofErr w:type="gramStart"/>
-      <w:r>
-        <w:rPr>
-          <w:rFonts w:ascii="宋体" w:eastAsia="宋体" w:hAnsi="宋体"/>
-          <w:szCs w:val="21"/>
-        </w:rPr>
-        <w:t>最后字</w:t>
-      </w:r>
-      <w:r>
-        <w:rPr>
-          <w:rFonts w:ascii="宋体" w:eastAsia="宋体" w:hAnsi="宋体" w:hint="eastAsia"/>
-          <w:szCs w:val="21"/>
-        </w:rPr>
-        <w:t>初</w:t>
-      </w:r>
-      <w:r>
-        <w:rPr>
-          <w:rFonts w:ascii="宋体" w:eastAsia="宋体" w:hAnsi="宋体"/>
-          <w:szCs w:val="21"/>
-        </w:rPr>
-        <w:t>码</w:t>
-      </w:r>
-      <w:proofErr w:type="gramEnd"/>
-    </w:p>
-    <w:p>
-      <w:pPr>
-        <w:rPr>
-          <w:rFonts w:ascii="宋体" w:eastAsia="宋体" w:hAnsi="宋体" w:hint="eastAsia"/>
-          <w:szCs w:val="21"/>
-        </w:rPr>
-      </w:pPr>
-      <w:r>
-        <w:rPr>
-          <w:rFonts w:ascii="宋体" w:eastAsia="宋体" w:hAnsi="宋体"/>
-          <w:szCs w:val="21"/>
-        </w:rPr>
-        <w:t>方案2（适应习惯</w:t>
-      </w:r>
-      <w:r>
-        <w:rPr>
-          <w:rFonts w:ascii="宋体" w:eastAsia="宋体" w:hAnsi="宋体" w:hint="eastAsia"/>
-          <w:szCs w:val="21"/>
-        </w:rPr>
-        <w:t>，常用</w:t>
-      </w:r>
-      <w:r>
-        <w:rPr>
-          <w:rFonts w:ascii="宋体" w:eastAsia="宋体" w:hAnsi="宋体"/>
-          <w:szCs w:val="21"/>
-        </w:rPr>
-        <w:t>）：前三</w:t>
-      </w:r>
-      <w:proofErr w:type="gramStart"/>
-      <w:r>
-        <w:rPr>
-          <w:rFonts w:ascii="宋体" w:eastAsia="宋体" w:hAnsi="宋体"/>
-          <w:szCs w:val="21"/>
-        </w:rPr>
-        <w:t>字</w:t>
-      </w:r>
-      <w:r>
-        <w:rPr>
-          <w:rFonts w:ascii="宋体" w:eastAsia="宋体" w:hAnsi="宋体" w:hint="eastAsia"/>
-          <w:szCs w:val="21"/>
-        </w:rPr>
-        <w:t>初</w:t>
-      </w:r>
-      <w:r>
-        <w:rPr>
-          <w:rFonts w:ascii="宋体" w:eastAsia="宋体" w:hAnsi="宋体"/>
-          <w:szCs w:val="21"/>
-        </w:rPr>
-        <w:t>码</w:t>
-      </w:r>
-      <w:proofErr w:type="gramEnd"/>
-      <w:r>
-        <w:rPr>
-          <w:rFonts w:ascii="宋体" w:eastAsia="宋体" w:hAnsi="宋体"/>
-          <w:szCs w:val="21"/>
-        </w:rPr>
-        <w:t xml:space="preserve"> + </w:t>
-      </w:r>
-      <w:proofErr w:type="gramStart"/>
-      <w:r>
-        <w:rPr>
-          <w:rFonts w:ascii="宋体" w:eastAsia="宋体" w:hAnsi="宋体"/>
-          <w:szCs w:val="21"/>
-        </w:rPr>
-        <w:t>最后字</w:t>
-      </w:r>
-      <w:r>
-        <w:rPr>
-          <w:rFonts w:ascii="宋体" w:eastAsia="宋体" w:hAnsi="宋体" w:hint="eastAsia"/>
-          <w:szCs w:val="21"/>
-        </w:rPr>
-        <w:t>初</w:t>
-      </w:r>
-      <w:r>
-        <w:rPr>
-          <w:rFonts w:ascii="宋体" w:eastAsia="宋体" w:hAnsi="宋体"/>
-          <w:szCs w:val="21"/>
-        </w:rPr>
-        <w:t>码</w:t>
-      </w:r>
-      <w:proofErr w:type="gramEnd"/>
-    </w:p>
-    <w:p>
-      <w:pPr>
-        <w:rPr>
-          <w:rFonts w:ascii="宋体" w:eastAsia="宋体" w:hAnsi="宋体" w:hint="eastAsia"/>
-          <w:szCs w:val="21"/>
-        </w:rPr>
-      </w:pPr>
-      <w:r>
-        <w:rPr>
-          <w:rFonts w:ascii="宋体" w:eastAsia="宋体" w:hAnsi="宋体"/>
-          <w:szCs w:val="21"/>
-        </w:rPr>
-        <w:t>扩展顺序：</w:t>
-      </w:r>
-      <w:proofErr w:type="gramStart"/>
-      <w:r>
-        <w:rPr>
-          <w:rFonts w:ascii="宋体" w:eastAsia="宋体" w:hAnsi="宋体"/>
-          <w:szCs w:val="21"/>
-        </w:rPr>
-        <w:t>补所有字</w:t>
-      </w:r>
-      <w:r>
-        <w:rPr>
-          <w:rFonts w:ascii="宋体" w:eastAsia="宋体" w:hAnsi="宋体" w:hint="eastAsia"/>
-          <w:szCs w:val="21"/>
-        </w:rPr>
-        <w:t>初</w:t>
-      </w:r>
-      <w:r>
-        <w:rPr>
-          <w:rFonts w:ascii="宋体" w:eastAsia="宋体" w:hAnsi="宋体"/>
-          <w:szCs w:val="21"/>
-        </w:rPr>
-        <w:t>码</w:t>
-      </w:r>
-      <w:proofErr w:type="gramEnd"/>
       <w:r>
         <w:rPr>
           <w:rFonts w:ascii="宋体" w:eastAsia="宋体" w:hAnsi="宋体" w:hint="eastAsia"/>
@@ -25352,31 +21879,7 @@
           <w:rFonts w:ascii="宋体" w:eastAsia="宋体" w:hAnsi="宋体"/>
           <w:szCs w:val="21"/>
         </w:rPr>
-        <w:t xml:space="preserve"> → </w:t>
-      </w:r>
-      <w:proofErr w:type="gramStart"/>
-      <w:r>
-        <w:rPr>
-          <w:rFonts w:ascii="宋体" w:eastAsia="宋体" w:hAnsi="宋体"/>
-          <w:szCs w:val="21"/>
-        </w:rPr>
-        <w:t>补最后</w:t>
-      </w:r>
-      <w:proofErr w:type="gramEnd"/>
-      <w:r>
-        <w:rPr>
-          <w:rFonts w:ascii="宋体" w:eastAsia="宋体" w:hAnsi="宋体"/>
-          <w:szCs w:val="21"/>
-        </w:rPr>
-        <w:t>字外</w:t>
-      </w:r>
-      <w:proofErr w:type="gramStart"/>
-      <w:r>
-        <w:rPr>
-          <w:rFonts w:ascii="宋体" w:eastAsia="宋体" w:hAnsi="宋体"/>
-          <w:szCs w:val="21"/>
-        </w:rPr>
-        <w:t>的</w:t>
+        <w:t xml:space="preserve"> → 补最后字外的</w:t>
       </w:r>
       <w:r>
         <w:rPr>
@@ -25390,31 +21893,7 @@
           <w:rFonts w:ascii="宋体" w:eastAsia="宋体" w:hAnsi="宋体"/>
           <w:szCs w:val="21"/>
         </w:rPr>
-        <w:t>码</w:t>
-      </w:r>
-      <w:proofErr w:type="gramEnd"/>
-      <w:r>
-        <w:rPr>
-          <w:rFonts w:ascii="宋体" w:eastAsia="宋体" w:hAnsi="宋体"/>
-          <w:szCs w:val="21"/>
-        </w:rPr>
-        <w:t xml:space="preserve"> → </w:t>
-      </w:r>
-      <w:proofErr w:type="gramStart"/>
-      <w:r>
-        <w:rPr>
-          <w:rFonts w:ascii="宋体" w:eastAsia="宋体" w:hAnsi="宋体"/>
-          <w:szCs w:val="21"/>
-        </w:rPr>
-        <w:t>补最后字</w:t>
-      </w:r>
-      <w:proofErr w:type="gramEnd"/>
-      <w:r>
-        <w:rPr>
-          <w:rFonts w:ascii="宋体" w:eastAsia="宋体" w:hAnsi="宋体"/>
-          <w:szCs w:val="21"/>
-        </w:rPr>
-        <w:t>编码</w:t>
+        <w:t>码 → 补最后字编码</w:t>
       </w:r>
     </w:p>
     <w:p>
@@ -25705,31 +22184,13 @@
                 <w:szCs w:val="21"/>
               </w:rPr>
             </w:pPr>
-            <w:proofErr w:type="spellStart"/>
             <w:r>
               <w:rPr>
                 <w:rFonts w:ascii="宋体" w:eastAsia="宋体" w:hAnsi="宋体"/>
                 <w:szCs w:val="21"/>
               </w:rPr>
-              <w:t>bdh</w:t>
-            </w:r>
-            <w:proofErr w:type="spellEnd"/>
-            <w:r>
-              <w:rPr>
-                <w:rFonts w:ascii="宋体" w:eastAsia="宋体" w:hAnsi="宋体"/>
-                <w:szCs w:val="21"/>
-              </w:rPr>
-              <w:t xml:space="preserve"> → </w:t>
-            </w:r>
-            <w:proofErr w:type="gramStart"/>
-            <w:r>
-              <w:rPr>
-                <w:rFonts w:ascii="宋体" w:eastAsia="宋体" w:hAnsi="宋体"/>
-                <w:szCs w:val="21"/>
-              </w:rPr>
-              <w:t>亠</w:t>
-            </w:r>
-            <w:proofErr w:type="gramEnd"/>
+              <w:t>bdh → 亠</w:t>
+            </w:r>
           </w:p>
         </w:tc>
       </w:tr>
@@ -25806,21 +22267,12 @@
                 <w:szCs w:val="21"/>
               </w:rPr>
             </w:pPr>
-            <w:proofErr w:type="spellStart"/>
             <w:r>
               <w:rPr>
                 <w:rFonts w:ascii="宋体" w:eastAsia="宋体" w:hAnsi="宋体"/>
                 <w:szCs w:val="21"/>
               </w:rPr>
-              <w:t>rka</w:t>
-            </w:r>
-            <w:proofErr w:type="spellEnd"/>
-            <w:r>
-              <w:rPr>
-                <w:rFonts w:ascii="宋体" w:eastAsia="宋体" w:hAnsi="宋体"/>
-                <w:szCs w:val="21"/>
-              </w:rPr>
-              <w:t xml:space="preserve"> → か</w:t>
+              <w:t>rka → か</w:t>
             </w:r>
           </w:p>
         </w:tc>
@@ -25981,21 +22433,12 @@
                 <w:szCs w:val="21"/>
               </w:rPr>
             </w:pPr>
-            <w:proofErr w:type="spellStart"/>
             <w:r>
               <w:rPr>
                 <w:rFonts w:ascii="宋体" w:eastAsia="宋体" w:hAnsi="宋体" w:hint="eastAsia"/>
                 <w:szCs w:val="21"/>
               </w:rPr>
-              <w:t>tzo</w:t>
-            </w:r>
-            <w:proofErr w:type="spellEnd"/>
-            <w:r>
-              <w:rPr>
-                <w:rFonts w:ascii="宋体" w:eastAsia="宋体" w:hAnsi="宋体" w:hint="eastAsia"/>
-                <w:szCs w:val="21"/>
-              </w:rPr>
-              <w:t>→“←”</w:t>
+              <w:t>tzo→“←”</w:t>
             </w:r>
           </w:p>
         </w:tc>
@@ -26163,21 +22606,12 @@
                 <w:szCs w:val="21"/>
               </w:rPr>
             </w:pPr>
-            <w:proofErr w:type="spellStart"/>
             <w:r>
               <w:rPr>
                 <w:rFonts w:ascii="宋体" w:eastAsia="宋体" w:hAnsi="宋体" w:hint="eastAsia"/>
                 <w:szCs w:val="21"/>
               </w:rPr>
-              <w:t>uqh</w:t>
-            </w:r>
-            <w:proofErr w:type="spellEnd"/>
-            <w:r>
-              <w:rPr>
-                <w:rFonts w:ascii="宋体" w:eastAsia="宋体" w:hAnsi="宋体" w:hint="eastAsia"/>
-                <w:szCs w:val="21"/>
-              </w:rPr>
-              <w:t>→∑</w:t>
+              <w:t>uqh→∑</w:t>
             </w:r>
           </w:p>
         </w:tc>
@@ -26248,7 +22682,6 @@
         </w:rPr>
         <w:t>：</w:t>
       </w:r>
-      <w:proofErr w:type="gramStart"/>
       <w:r>
         <w:rPr>
           <w:rFonts w:ascii="宋体" w:eastAsia="宋体" w:hAnsi="宋体" w:hint="eastAsia"/>
@@ -26261,47 +22694,7 @@
           <w:rFonts w:ascii="宋体" w:eastAsia="宋体" w:hAnsi="宋体"/>
           <w:szCs w:val="21"/>
         </w:rPr>
-        <w:t>码</w:t>
-      </w:r>
-      <w:proofErr w:type="gramEnd"/>
-      <w:r>
-        <w:rPr>
-          <w:rFonts w:ascii="宋体" w:eastAsia="宋体" w:hAnsi="宋体"/>
-          <w:szCs w:val="21"/>
-        </w:rPr>
-        <w:t>，如"</w:t>
-      </w:r>
-      <w:proofErr w:type="gramStart"/>
-      <w:r>
-        <w:rPr>
-          <w:rFonts w:ascii="宋体" w:eastAsia="宋体" w:hAnsi="宋体"/>
-          <w:szCs w:val="21"/>
-        </w:rPr>
-        <w:t>亠</w:t>
-      </w:r>
-      <w:proofErr w:type="gramEnd"/>
-      <w:r>
-        <w:rPr>
-          <w:rFonts w:ascii="宋体" w:eastAsia="宋体" w:hAnsi="宋体"/>
-          <w:szCs w:val="21"/>
-        </w:rPr>
-        <w:t xml:space="preserve">"→ </w:t>
-      </w:r>
-      <w:proofErr w:type="spellStart"/>
-      <w:r>
-        <w:rPr>
-          <w:rFonts w:ascii="宋体" w:eastAsia="宋体" w:hAnsi="宋体"/>
-          <w:szCs w:val="21"/>
-        </w:rPr>
-        <w:t>bdh</w:t>
-      </w:r>
-      <w:proofErr w:type="spellEnd"/>
-      <w:r>
-        <w:rPr>
-          <w:rFonts w:ascii="宋体" w:eastAsia="宋体" w:hAnsi="宋体"/>
-          <w:szCs w:val="21"/>
-        </w:rPr>
-        <w:t>（b</w:t>
+        <w:t>码，如"亠"→ bdh（b</w:t>
       </w:r>
       <w:r>
         <w:rPr>
@@ -26315,23 +22708,7 @@
           <w:rFonts w:ascii="宋体" w:eastAsia="宋体" w:hAnsi="宋体"/>
           <w:szCs w:val="21"/>
         </w:rPr>
-        <w:t>，d为"</w:t>
-      </w:r>
-      <w:proofErr w:type="gramStart"/>
-      <w:r>
-        <w:rPr>
-          <w:rFonts w:ascii="宋体" w:eastAsia="宋体" w:hAnsi="宋体"/>
-          <w:szCs w:val="21"/>
-        </w:rPr>
-        <w:t>亠</w:t>
-      </w:r>
-      <w:proofErr w:type="gramEnd"/>
-      <w:r>
-        <w:rPr>
-          <w:rFonts w:ascii="宋体" w:eastAsia="宋体" w:hAnsi="宋体"/>
-          <w:szCs w:val="21"/>
-        </w:rPr>
-        <w:t>"在b</w:t>
+        <w:t>，d为"亠"在b</w:t>
       </w:r>
       <w:r>
         <w:rPr>
@@ -26380,94 +22757,45 @@
           <w:rFonts w:ascii="宋体" w:eastAsia="宋体" w:hAnsi="宋体"/>
           <w:szCs w:val="21"/>
         </w:rPr>
-        <w:t xml:space="preserve">：罗马字转写，如"か"→ </w:t>
-      </w:r>
-      <w:proofErr w:type="spellStart"/>
-      <w:r>
-        <w:rPr>
-          <w:rFonts w:ascii="宋体" w:eastAsia="宋体" w:hAnsi="宋体"/>
-          <w:szCs w:val="21"/>
-        </w:rPr>
-        <w:t>rka</w:t>
-      </w:r>
-      <w:proofErr w:type="spellEnd"/>
-    </w:p>
-    <w:p>
-      <w:pPr>
-        <w:rPr>
-          <w:rFonts w:ascii="宋体" w:eastAsia="宋体" w:hAnsi="宋体" w:hint="eastAsia"/>
-          <w:b/>
-          <w:bCs/>
-          <w:szCs w:val="21"/>
-        </w:rPr>
-      </w:pPr>
-      <w:r>
-        <w:rPr>
-          <w:rFonts w:ascii="宋体" w:eastAsia="宋体" w:hAnsi="宋体"/>
-          <w:b/>
-          <w:bCs/>
-          <w:szCs w:val="21"/>
-        </w:rPr>
-        <w:t>四、</w:t>
-      </w:r>
-      <w:proofErr w:type="gramStart"/>
-      <w:r>
-        <w:rPr>
-          <w:rFonts w:ascii="宋体" w:eastAsia="宋体" w:hAnsi="宋体"/>
-          <w:b/>
-          <w:bCs/>
-          <w:szCs w:val="21"/>
-        </w:rPr>
-        <w:t>空码区</w:t>
-      </w:r>
-      <w:proofErr w:type="gramEnd"/>
-      <w:r>
-        <w:rPr>
-          <w:rFonts w:ascii="宋体" w:eastAsia="宋体" w:hAnsi="宋体"/>
-          <w:b/>
-          <w:bCs/>
-          <w:szCs w:val="21"/>
-        </w:rPr>
-        <w:t>的利用策略</w:t>
-      </w:r>
-    </w:p>
-    <w:p>
-      <w:pPr>
-        <w:rPr>
-          <w:rFonts w:ascii="宋体" w:eastAsia="宋体" w:hAnsi="宋体" w:hint="eastAsia"/>
-          <w:b/>
-          <w:bCs/>
-          <w:szCs w:val="21"/>
-        </w:rPr>
-      </w:pPr>
-      <w:r>
-        <w:rPr>
-          <w:rFonts w:ascii="宋体" w:eastAsia="宋体" w:hAnsi="宋体"/>
-          <w:b/>
-          <w:bCs/>
-          <w:szCs w:val="21"/>
-        </w:rPr>
-        <w:t>1. </w:t>
-      </w:r>
-      <w:proofErr w:type="gramStart"/>
-      <w:r>
-        <w:rPr>
-          <w:rFonts w:ascii="宋体" w:eastAsia="宋体" w:hAnsi="宋体"/>
-          <w:b/>
-          <w:bCs/>
-          <w:szCs w:val="21"/>
-        </w:rPr>
-        <w:t>空码区</w:t>
-      </w:r>
-      <w:proofErr w:type="gramEnd"/>
-      <w:r>
-        <w:rPr>
-          <w:rFonts w:ascii="宋体" w:eastAsia="宋体" w:hAnsi="宋体"/>
-          <w:b/>
-          <w:bCs/>
-          <w:szCs w:val="21"/>
-        </w:rPr>
-        <w:t>类型</w:t>
+        <w:t>：罗马字转写，如"か"→ rka</w:t>
+      </w:r>
+    </w:p>
+    <w:p>
+      <w:pPr>
+        <w:rPr>
+          <w:rFonts w:ascii="宋体" w:eastAsia="宋体" w:hAnsi="宋体" w:hint="eastAsia"/>
+          <w:b/>
+          <w:bCs/>
+          <w:szCs w:val="21"/>
+        </w:rPr>
+      </w:pPr>
+      <w:r>
+        <w:rPr>
+          <w:rFonts w:ascii="宋体" w:eastAsia="宋体" w:hAnsi="宋体"/>
+          <w:b/>
+          <w:bCs/>
+          <w:szCs w:val="21"/>
+        </w:rPr>
+        <w:t>四、空码区的利用策略</w:t>
+      </w:r>
+    </w:p>
+    <w:p>
+      <w:pPr>
+        <w:rPr>
+          <w:rFonts w:ascii="宋体" w:eastAsia="宋体" w:hAnsi="宋体" w:hint="eastAsia"/>
+          <w:b/>
+          <w:bCs/>
+          <w:szCs w:val="21"/>
+        </w:rPr>
+      </w:pPr>
+      <w:r>
+        <w:rPr>
+          <w:rFonts w:ascii="宋体" w:eastAsia="宋体" w:hAnsi="宋体"/>
+          <w:b/>
+          <w:bCs/>
+          <w:szCs w:val="21"/>
+        </w:rPr>
+        <w:t>1. 空码区类型</w:t>
       </w:r>
     </w:p>
     <w:p>
@@ -26495,23 +22823,7 @@
           <w:rFonts w:ascii="宋体" w:eastAsia="宋体" w:hAnsi="宋体"/>
           <w:szCs w:val="21"/>
         </w:rPr>
-        <w:t>：如"bb"（</w:t>
-      </w:r>
-      <w:proofErr w:type="spellStart"/>
-      <w:r>
-        <w:rPr>
-          <w:rFonts w:ascii="宋体" w:eastAsia="宋体" w:hAnsi="宋体"/>
-          <w:szCs w:val="21"/>
-        </w:rPr>
-        <w:t>bou</w:t>
-      </w:r>
-      <w:proofErr w:type="spellEnd"/>
-      <w:r>
-        <w:rPr>
-          <w:rFonts w:ascii="宋体" w:eastAsia="宋体" w:hAnsi="宋体"/>
-          <w:szCs w:val="21"/>
-        </w:rPr>
-        <w:t>不存在）、"</w:t>
+        <w:t>：如"bb"（bou不存在）、"</w:t>
       </w:r>
       <w:r>
         <w:rPr>
@@ -26555,7 +22867,6 @@
         </w:rPr>
         <w:t>：</w:t>
       </w:r>
-      <w:proofErr w:type="gramStart"/>
       <w:r>
         <w:rPr>
           <w:rFonts w:ascii="宋体" w:eastAsia="宋体" w:hAnsi="宋体" w:hint="eastAsia"/>
@@ -26568,15 +22879,7 @@
           <w:rFonts w:ascii="宋体" w:eastAsia="宋体" w:hAnsi="宋体"/>
           <w:szCs w:val="21"/>
         </w:rPr>
-        <w:t>码</w:t>
-      </w:r>
-      <w:proofErr w:type="gramEnd"/>
-      <w:r>
-        <w:rPr>
-          <w:rFonts w:ascii="宋体" w:eastAsia="宋体" w:hAnsi="宋体"/>
-          <w:szCs w:val="21"/>
-        </w:rPr>
-        <w:t>5-9（实际只有0-4）</w:t>
+        <w:t>码5-9（实际只有0-4）</w:t>
       </w:r>
     </w:p>
     <w:p>
@@ -26625,15 +22928,13 @@
         </w:rPr>
         <w:t>："bb0"用于无拼音汉字（已在</w:t>
       </w:r>
-      <w:proofErr w:type="spellStart"/>
-      <w:r>
-        <w:rPr>
-          <w:rFonts w:ascii="宋体" w:eastAsia="宋体" w:hAnsi="宋体"/>
-          <w:szCs w:val="21"/>
-        </w:rPr>
-        <w:t>newedit</w:t>
-      </w:r>
-      <w:proofErr w:type="spellEnd"/>
+      <w:r>
+        <w:rPr>
+          <w:rFonts w:ascii="宋体" w:eastAsia="宋体" w:hAnsi="宋体" w:hint="eastAsia"/>
+          <w:szCs w:val="21"/>
+        </w:rPr>
+        <w:t>管理程序</w:t>
+      </w:r>
       <w:r>
         <w:rPr>
           <w:rFonts w:ascii="宋体" w:eastAsia="宋体" w:hAnsi="宋体"/>
@@ -26667,23 +22968,7 @@
           <w:rFonts w:ascii="宋体" w:eastAsia="宋体" w:hAnsi="宋体"/>
           <w:szCs w:val="21"/>
         </w:rPr>
-        <w:t>：其他</w:t>
-      </w:r>
-      <w:proofErr w:type="gramStart"/>
-      <w:r>
-        <w:rPr>
-          <w:rFonts w:ascii="宋体" w:eastAsia="宋体" w:hAnsi="宋体"/>
-          <w:szCs w:val="21"/>
-        </w:rPr>
-        <w:t>空码区开放</w:t>
-      </w:r>
-      <w:proofErr w:type="gramEnd"/>
-      <w:r>
-        <w:rPr>
-          <w:rFonts w:ascii="宋体" w:eastAsia="宋体" w:hAnsi="宋体"/>
-          <w:szCs w:val="21"/>
-        </w:rPr>
-        <w:t>给用户自由定义</w:t>
+        <w:t>：其他空码区开放给用户自由定义</w:t>
       </w:r>
     </w:p>
     <w:p>
@@ -26753,17 +23038,8 @@
           <w:rFonts w:ascii="宋体" w:eastAsia="宋体" w:hAnsi="宋体"/>
           <w:szCs w:val="21"/>
         </w:rPr>
-        <w:t>放入</w:t>
-      </w:r>
-      <w:proofErr w:type="gramStart"/>
-      <w:r>
-        <w:rPr>
-          <w:rFonts w:ascii="宋体" w:eastAsia="宋体" w:hAnsi="宋体"/>
-          <w:szCs w:val="21"/>
-        </w:rPr>
-        <w:t>空码区</w:t>
-      </w:r>
-      <w:proofErr w:type="gramEnd"/>
+        <w:t>放入空码区</w:t>
+      </w:r>
     </w:p>
     <w:p>
       <w:pPr>
@@ -26914,39 +23190,7 @@
           <w:rFonts w:ascii="宋体" w:eastAsia="宋体" w:hAnsi="宋体" w:hint="eastAsia"/>
           <w:szCs w:val="21"/>
         </w:rPr>
-        <w:t xml:space="preserve">    使用</w:t>
-      </w:r>
-      <w:proofErr w:type="gramStart"/>
-      <w:r>
-        <w:rPr>
-          <w:rFonts w:ascii="宋体" w:eastAsia="宋体" w:hAnsi="宋体" w:hint="eastAsia"/>
-          <w:szCs w:val="21"/>
-        </w:rPr>
-        <w:t>无数字版</w:t>
-      </w:r>
-      <w:proofErr w:type="gramEnd"/>
-      <w:r>
-        <w:rPr>
-          <w:rFonts w:ascii="宋体" w:eastAsia="宋体" w:hAnsi="宋体" w:hint="eastAsia"/>
-          <w:szCs w:val="21"/>
-        </w:rPr>
-        <w:t>码表，便于主流输入法系统识别。</w:t>
-      </w:r>
-      <w:proofErr w:type="gramStart"/>
-      <w:r>
-        <w:rPr>
-          <w:rFonts w:ascii="宋体" w:eastAsia="宋体" w:hAnsi="宋体" w:hint="eastAsia"/>
-          <w:szCs w:val="21"/>
-        </w:rPr>
-        <w:t>无数字四位码实现</w:t>
-      </w:r>
-      <w:proofErr w:type="gramEnd"/>
-      <w:r>
-        <w:rPr>
-          <w:rFonts w:ascii="宋体" w:eastAsia="宋体" w:hAnsi="宋体" w:hint="eastAsia"/>
-          <w:szCs w:val="21"/>
-        </w:rPr>
-        <w:t>如下：</w:t>
+        <w:t xml:space="preserve">    使用无数字版码表，便于主流输入法系统识别。无数字四位码实现如下：</w:t>
       </w:r>
     </w:p>
     <w:p>
@@ -26977,182 +23221,22 @@
           <w:szCs w:val="21"/>
         </w:rPr>
         <w:lastRenderedPageBreak/>
-        <w:t xml:space="preserve">    前面双拼两位基本不变，除了</w:t>
-      </w:r>
-      <w:proofErr w:type="spellStart"/>
-      <w:r>
-        <w:rPr>
-          <w:rFonts w:ascii="宋体" w:eastAsia="宋体" w:hAnsi="宋体" w:hint="eastAsia"/>
-          <w:szCs w:val="21"/>
-        </w:rPr>
-        <w:t>ing</w:t>
-      </w:r>
-      <w:proofErr w:type="spellEnd"/>
-      <w:r>
-        <w:rPr>
-          <w:rFonts w:ascii="宋体" w:eastAsia="宋体" w:hAnsi="宋体" w:hint="eastAsia"/>
-          <w:szCs w:val="21"/>
-        </w:rPr>
-        <w:t>适配：</w:t>
-      </w:r>
-      <w:proofErr w:type="spellStart"/>
-      <w:r>
-        <w:rPr>
-          <w:rFonts w:ascii="宋体" w:eastAsia="宋体" w:hAnsi="宋体" w:hint="eastAsia"/>
-          <w:szCs w:val="21"/>
-        </w:rPr>
-        <w:t>b,d,p,t</w:t>
-      </w:r>
-      <w:proofErr w:type="spellEnd"/>
-      <w:r>
-        <w:rPr>
-          <w:rFonts w:ascii="宋体" w:eastAsia="宋体" w:hAnsi="宋体" w:hint="eastAsia"/>
-          <w:szCs w:val="21"/>
-        </w:rPr>
-        <w:t>和y的</w:t>
-      </w:r>
-      <w:proofErr w:type="spellStart"/>
-      <w:r>
-        <w:rPr>
-          <w:rFonts w:ascii="宋体" w:eastAsia="宋体" w:hAnsi="宋体" w:hint="eastAsia"/>
-          <w:szCs w:val="21"/>
-        </w:rPr>
-        <w:t>ing</w:t>
-      </w:r>
-      <w:proofErr w:type="spellEnd"/>
-      <w:r>
-        <w:rPr>
-          <w:rFonts w:ascii="宋体" w:eastAsia="宋体" w:hAnsi="宋体" w:hint="eastAsia"/>
-          <w:szCs w:val="21"/>
-        </w:rPr>
-        <w:t>为d。</w:t>
-      </w:r>
-      <w:proofErr w:type="spellStart"/>
-      <w:r>
-        <w:rPr>
-          <w:rFonts w:ascii="宋体" w:eastAsia="宋体" w:hAnsi="宋体" w:hint="eastAsia"/>
-          <w:szCs w:val="21"/>
-        </w:rPr>
-        <w:t>jqx</w:t>
-      </w:r>
-      <w:proofErr w:type="spellEnd"/>
-      <w:r>
-        <w:rPr>
-          <w:rFonts w:ascii="宋体" w:eastAsia="宋体" w:hAnsi="宋体" w:hint="eastAsia"/>
-          <w:szCs w:val="21"/>
-        </w:rPr>
-        <w:t>的</w:t>
-      </w:r>
-      <w:proofErr w:type="spellStart"/>
-      <w:r>
-        <w:rPr>
-          <w:rFonts w:ascii="宋体" w:eastAsia="宋体" w:hAnsi="宋体" w:hint="eastAsia"/>
-          <w:szCs w:val="21"/>
-        </w:rPr>
-        <w:t>ing</w:t>
-      </w:r>
-      <w:proofErr w:type="spellEnd"/>
-      <w:r>
-        <w:rPr>
-          <w:rFonts w:ascii="宋体" w:eastAsia="宋体" w:hAnsi="宋体" w:hint="eastAsia"/>
-          <w:szCs w:val="21"/>
-        </w:rPr>
-        <w:t>为a。</w:t>
-      </w:r>
-      <w:proofErr w:type="spellStart"/>
-      <w:r>
-        <w:rPr>
-          <w:rFonts w:ascii="宋体" w:eastAsia="宋体" w:hAnsi="宋体" w:hint="eastAsia"/>
-          <w:szCs w:val="21"/>
-        </w:rPr>
-        <w:t>lmn</w:t>
-      </w:r>
-      <w:proofErr w:type="spellEnd"/>
-      <w:r>
-        <w:rPr>
-          <w:rFonts w:ascii="宋体" w:eastAsia="宋体" w:hAnsi="宋体" w:hint="eastAsia"/>
-          <w:szCs w:val="21"/>
-        </w:rPr>
-        <w:t>的</w:t>
-      </w:r>
-      <w:proofErr w:type="spellStart"/>
-      <w:r>
-        <w:rPr>
-          <w:rFonts w:ascii="宋体" w:eastAsia="宋体" w:hAnsi="宋体" w:hint="eastAsia"/>
-          <w:szCs w:val="21"/>
-        </w:rPr>
-        <w:t>ing</w:t>
-      </w:r>
-      <w:proofErr w:type="spellEnd"/>
-      <w:r>
-        <w:rPr>
-          <w:rFonts w:ascii="宋体" w:eastAsia="宋体" w:hAnsi="宋体" w:hint="eastAsia"/>
-          <w:szCs w:val="21"/>
-        </w:rPr>
-        <w:t>为v。</w:t>
-      </w:r>
-    </w:p>
-    <w:p>
-      <w:pPr>
-        <w:rPr>
-          <w:rFonts w:ascii="宋体" w:eastAsia="宋体" w:hAnsi="宋体" w:hint="eastAsia"/>
-          <w:szCs w:val="21"/>
-        </w:rPr>
-      </w:pPr>
-      <w:r>
-        <w:rPr>
-          <w:rFonts w:ascii="宋体" w:eastAsia="宋体" w:hAnsi="宋体" w:hint="eastAsia"/>
-          <w:szCs w:val="21"/>
-        </w:rPr>
-        <w:t xml:space="preserve">    独体字：先平仄，再字形。每个平仄又分两到三声，第一声（平声中的阴平，仄声中的上声）字形字母（0-9）为</w:t>
-      </w:r>
-      <w:proofErr w:type="spellStart"/>
-      <w:r>
-        <w:rPr>
-          <w:rFonts w:ascii="宋体" w:eastAsia="宋体" w:hAnsi="宋体" w:hint="eastAsia"/>
-          <w:szCs w:val="21"/>
-        </w:rPr>
-        <w:t>pqwertyuio</w:t>
-      </w:r>
-      <w:proofErr w:type="spellEnd"/>
-      <w:r>
-        <w:rPr>
-          <w:rFonts w:ascii="宋体" w:eastAsia="宋体" w:hAnsi="宋体" w:hint="eastAsia"/>
-          <w:szCs w:val="21"/>
-        </w:rPr>
-        <w:t>。第二声（平声中的阳平，仄声中的去声）字形字母为</w:t>
-      </w:r>
-      <w:proofErr w:type="spellStart"/>
-      <w:r>
-        <w:rPr>
-          <w:rFonts w:ascii="宋体" w:eastAsia="宋体" w:hAnsi="宋体" w:hint="eastAsia"/>
-          <w:szCs w:val="21"/>
-        </w:rPr>
-        <w:t>masdfghjkl</w:t>
-      </w:r>
-      <w:proofErr w:type="spellEnd"/>
-      <w:r>
-        <w:rPr>
-          <w:rFonts w:ascii="宋体" w:eastAsia="宋体" w:hAnsi="宋体" w:hint="eastAsia"/>
-          <w:szCs w:val="21"/>
-        </w:rPr>
-        <w:t>。第三声（即仄声中的轻声）字形字母为</w:t>
-      </w:r>
-      <w:proofErr w:type="spellStart"/>
-      <w:r>
-        <w:rPr>
-          <w:rFonts w:ascii="宋体" w:eastAsia="宋体" w:hAnsi="宋体" w:hint="eastAsia"/>
-          <w:szCs w:val="21"/>
-        </w:rPr>
-        <w:t>zxcvbncvbn</w:t>
-      </w:r>
-      <w:proofErr w:type="spellEnd"/>
-      <w:r>
-        <w:rPr>
-          <w:rFonts w:ascii="宋体" w:eastAsia="宋体" w:hAnsi="宋体" w:hint="eastAsia"/>
-          <w:szCs w:val="21"/>
-        </w:rPr>
-        <w:t>。</w:t>
+        <w:t xml:space="preserve">    前面双拼两位基本不变，除了ing适配：b,d,p,t和y的ing为d。jqx的ing为a。lmn的ing为v。</w:t>
+      </w:r>
+    </w:p>
+    <w:p>
+      <w:pPr>
+        <w:rPr>
+          <w:rFonts w:ascii="宋体" w:eastAsia="宋体" w:hAnsi="宋体" w:hint="eastAsia"/>
+          <w:szCs w:val="21"/>
+        </w:rPr>
+      </w:pPr>
+      <w:r>
+        <w:rPr>
+          <w:rFonts w:ascii="宋体" w:eastAsia="宋体" w:hAnsi="宋体" w:hint="eastAsia"/>
+          <w:szCs w:val="21"/>
+        </w:rPr>
+        <w:t xml:space="preserve">    独体字：先平仄，再字形。每个平仄又分两到三声，第一声（平声中的阴平，仄声中的上声）字形字母（0-9）为pqwertyuio。第二声（平声中的阳平，仄声中的去声）字形字母为masdfghjkl。第三声（即仄声中的轻声）字形字母为zxcvbncvbn。</w:t>
       </w:r>
     </w:p>
     <w:p>
@@ -27182,39 +23266,7 @@
           <w:rFonts w:ascii="宋体" w:eastAsia="宋体" w:hAnsi="宋体" w:hint="eastAsia"/>
           <w:szCs w:val="21"/>
         </w:rPr>
-        <w:t xml:space="preserve">    先部首码，再附加。附加</w:t>
-      </w:r>
-      <w:proofErr w:type="gramStart"/>
-      <w:r>
-        <w:rPr>
-          <w:rFonts w:ascii="宋体" w:eastAsia="宋体" w:hAnsi="宋体" w:hint="eastAsia"/>
-          <w:szCs w:val="21"/>
-        </w:rPr>
-        <w:t>分副码是否</w:t>
-      </w:r>
-      <w:proofErr w:type="gramEnd"/>
-      <w:r>
-        <w:rPr>
-          <w:rFonts w:ascii="宋体" w:eastAsia="宋体" w:hAnsi="宋体" w:hint="eastAsia"/>
-          <w:szCs w:val="21"/>
-        </w:rPr>
-        <w:t>省略：省略副码：用平仄。</w:t>
-      </w:r>
-      <w:proofErr w:type="gramStart"/>
-      <w:r>
-        <w:rPr>
-          <w:rFonts w:ascii="宋体" w:eastAsia="宋体" w:hAnsi="宋体" w:hint="eastAsia"/>
-          <w:szCs w:val="21"/>
-        </w:rPr>
-        <w:t>副码不省略</w:t>
-      </w:r>
-      <w:proofErr w:type="gramEnd"/>
-      <w:r>
-        <w:rPr>
-          <w:rFonts w:ascii="宋体" w:eastAsia="宋体" w:hAnsi="宋体" w:hint="eastAsia"/>
-          <w:szCs w:val="21"/>
-        </w:rPr>
-        <w:t>：用副码。</w:t>
+        <w:t xml:space="preserve">    先部首码，再附加。附加分副码是否省略：省略副码：用平仄。副码不省略：用副码。</w:t>
       </w:r>
     </w:p>
     <w:p>

--- a/help/解书音形规则文本.docx
+++ b/help/解书音形规则文本.docx
@@ -4638,6 +4638,12 @@
         </w:rPr>
         <w:t>，不引入额外变化。</w:t>
       </w:r>
+      <w:r>
+        <w:rPr>
+          <w:rFonts w:ascii="宋体" w:eastAsia="宋体" w:hAnsi="宋体"/>
+        </w:rPr>
+        <w:t>（严格使用搜狗双拼）</w:t>
+      </w:r>
     </w:p>
     <w:p>
       <w:pPr>
@@ -4789,7 +4795,7 @@
           <w14:ligatures w14:val="none"/>
         </w:rPr>
         <w:drawing>
-          <wp:inline distT="0" distB="0" distL="0" distR="0" wp14:anchorId="021093D3" wp14:editId="0DF7C86B">
+          <wp:inline distT="0" distB="0" distL="0" distR="0" wp14:anchorId="021093D3" wp14:editId="628FA87E">
             <wp:extent cx="3864293" cy="1155659"/>
             <wp:effectExtent l="0" t="0" r="3175" b="6985"/>
             <wp:docPr id="876378149" name="图片 2"/>
@@ -4908,6 +4914,46 @@
       <w:pPr>
         <w:rPr>
           <w:rFonts w:ascii="宋体" w:eastAsia="宋体" w:hAnsi="宋体" w:hint="eastAsia"/>
+        </w:rPr>
+      </w:pPr>
+      <w:r>
+        <w:rPr>
+          <w:rFonts w:ascii="宋体" w:eastAsia="宋体" w:hAnsi="宋体" w:hint="eastAsia"/>
+        </w:rPr>
+        <w:t>除此之外，还有一些特殊</w:t>
+      </w:r>
+      <w:r>
+        <w:rPr>
+          <w:rFonts w:ascii="宋体" w:eastAsia="宋体" w:hAnsi="宋体" w:hint="eastAsia"/>
+          <w:b/>
+          <w:bCs/>
+        </w:rPr>
+        <w:t>语气词</w:t>
+      </w:r>
+      <w:r>
+        <w:rPr>
+          <w:rFonts w:ascii="宋体" w:eastAsia="宋体" w:hAnsi="宋体" w:hint="eastAsia"/>
+        </w:rPr>
+        <w:t>音节需要特定编码补充，有：</w:t>
+      </w:r>
+    </w:p>
+    <w:p>
+      <w:pPr>
+        <w:rPr>
+          <w:rFonts w:ascii="宋体" w:eastAsia="宋体" w:hAnsi="宋体" w:hint="eastAsia"/>
+        </w:rPr>
+      </w:pPr>
+      <w:r>
+        <w:rPr>
+          <w:rFonts w:ascii="宋体" w:eastAsia="宋体" w:hAnsi="宋体" w:hint="eastAsia"/>
+        </w:rPr>
+        <w:t>hng→hn，hm→hm，ng→nv，m→mv。</w:t>
+      </w:r>
+    </w:p>
+    <w:p>
+      <w:pPr>
+        <w:rPr>
+          <w:rFonts w:ascii="宋体" w:eastAsia="宋体" w:hAnsi="宋体" w:hint="eastAsia"/>
           <w:b/>
           <w:bCs/>
           <w:sz w:val="32"/>
@@ -20690,12 +20736,89 @@
         </w:rPr>
         <w:t>。</w:t>
       </w:r>
-      <w:r>
-        <w:rPr>
-          <w:rFonts w:ascii="宋体" w:eastAsia="宋体" w:hAnsi="宋体"/>
-        </w:rPr>
-        <w:br/>
-      </w:r>
+    </w:p>
+    <w:p>
+      <w:pPr>
+        <w:ind w:firstLineChars="200" w:firstLine="420"/>
+        <w:rPr>
+          <w:rFonts w:ascii="宋体" w:eastAsia="宋体" w:hAnsi="宋体" w:hint="eastAsia"/>
+        </w:rPr>
+      </w:pPr>
+      <w:r>
+        <w:rPr>
+          <w:rFonts w:ascii="宋体" w:eastAsia="宋体" w:hAnsi="宋体"/>
+        </w:rPr>
+        <w:t>通常，</w:t>
+      </w:r>
+      <w:r>
+        <w:rPr>
+          <w:rFonts w:ascii="宋体" w:eastAsia="宋体" w:hAnsi="宋体" w:hint="eastAsia"/>
+        </w:rPr>
+        <w:t>“</w:t>
+      </w:r>
+      <w:r>
+        <w:rPr>
+          <w:rFonts w:ascii="宋体" w:eastAsia="宋体" w:hAnsi="宋体"/>
+        </w:rPr>
+        <w:t>.</w:t>
+      </w:r>
+      <w:r>
+        <w:rPr>
+          <w:rFonts w:ascii="宋体" w:eastAsia="宋体" w:hAnsi="宋体" w:hint="eastAsia"/>
+        </w:rPr>
+        <w:t>”</w:t>
+      </w:r>
+      <w:r>
+        <w:rPr>
+          <w:rFonts w:ascii="宋体" w:eastAsia="宋体" w:hAnsi="宋体"/>
+        </w:rPr>
+        <w:t>直接表示该字在常用语境下的</w:t>
+      </w:r>
+      <w:r>
+        <w:rPr>
+          <w:rFonts w:ascii="宋体" w:eastAsia="宋体" w:hAnsi="宋体"/>
+          <w:b/>
+          <w:bCs/>
+        </w:rPr>
+        <w:t>第一繁体</w:t>
+      </w:r>
+      <w:r>
+        <w:rPr>
+          <w:rFonts w:ascii="宋体" w:eastAsia="宋体" w:hAnsi="宋体"/>
+        </w:rPr>
+        <w:t>（如“</w:t>
+      </w:r>
+      <w:r>
+        <w:rPr>
+          <w:rFonts w:ascii="宋体" w:eastAsia="宋体" w:hAnsi="宋体" w:hint="eastAsia"/>
+        </w:rPr>
+        <w:t>纪</w:t>
+      </w:r>
+      <w:r>
+        <w:rPr>
+          <w:rFonts w:ascii="宋体" w:eastAsia="宋体" w:hAnsi="宋体"/>
+        </w:rPr>
+        <w:t>”之“</w:t>
+      </w:r>
+      <w:r>
+        <w:rPr>
+          <w:rFonts w:ascii="宋体" w:eastAsia="宋体" w:hAnsi="宋体" w:hint="eastAsia"/>
+        </w:rPr>
+        <w:t>紀</w:t>
+      </w:r>
+      <w:r>
+        <w:rPr>
+          <w:rFonts w:ascii="宋体" w:eastAsia="宋体" w:hAnsi="宋体"/>
+        </w:rPr>
+        <w:t>”）。</w:t>
+      </w:r>
+    </w:p>
+    <w:p>
+      <w:pPr>
+        <w:rPr>
+          <w:rFonts w:ascii="宋体" w:eastAsia="宋体" w:hAnsi="宋体" w:hint="eastAsia"/>
+        </w:rPr>
+      </w:pPr>
       <w:r>
         <w:rPr>
           <w:rFonts w:ascii="宋体" w:eastAsia="宋体" w:hAnsi="宋体" w:hint="eastAsia"/>
@@ -20706,76 +20829,27 @@
         <w:rPr>
           <w:rFonts w:ascii="宋体" w:eastAsia="宋体" w:hAnsi="宋体"/>
         </w:rPr>
-        <w:t>通常，</w:t>
-      </w:r>
-      <w:r>
-        <w:rPr>
-          <w:rFonts w:ascii="宋体" w:eastAsia="宋体" w:hAnsi="宋体" w:hint="eastAsia"/>
-        </w:rPr>
-        <w:t>“</w:t>
-      </w:r>
-      <w:r>
-        <w:rPr>
-          <w:rFonts w:ascii="宋体" w:eastAsia="宋体" w:hAnsi="宋体"/>
-        </w:rPr>
-        <w:t>.</w:t>
-      </w:r>
-      <w:r>
-        <w:rPr>
-          <w:rFonts w:ascii="宋体" w:eastAsia="宋体" w:hAnsi="宋体" w:hint="eastAsia"/>
-        </w:rPr>
-        <w:t>”</w:t>
-      </w:r>
-      <w:r>
-        <w:rPr>
-          <w:rFonts w:ascii="宋体" w:eastAsia="宋体" w:hAnsi="宋体"/>
-        </w:rPr>
-        <w:t>直接表示该字在常用语境下的</w:t>
-      </w:r>
-      <w:r>
-        <w:rPr>
-          <w:rFonts w:ascii="宋体" w:eastAsia="宋体" w:hAnsi="宋体"/>
-          <w:b/>
-          <w:bCs/>
-        </w:rPr>
-        <w:t>第一繁体</w:t>
-      </w:r>
-      <w:r>
-        <w:rPr>
-          <w:rFonts w:ascii="宋体" w:eastAsia="宋体" w:hAnsi="宋体"/>
-        </w:rPr>
-        <w:t>（如“</w:t>
-      </w:r>
-      <w:r>
-        <w:rPr>
-          <w:rFonts w:ascii="宋体" w:eastAsia="宋体" w:hAnsi="宋体" w:hint="eastAsia"/>
-        </w:rPr>
-        <w:t>纪</w:t>
-      </w:r>
-      <w:r>
-        <w:rPr>
-          <w:rFonts w:ascii="宋体" w:eastAsia="宋体" w:hAnsi="宋体"/>
-        </w:rPr>
-        <w:t>”之“</w:t>
-      </w:r>
-      <w:r>
-        <w:rPr>
-          <w:rFonts w:ascii="宋体" w:eastAsia="宋体" w:hAnsi="宋体" w:hint="eastAsia"/>
-        </w:rPr>
-        <w:t>紀</w:t>
-      </w:r>
-      <w:r>
-        <w:rPr>
-          <w:rFonts w:ascii="宋体" w:eastAsia="宋体" w:hAnsi="宋体"/>
-        </w:rPr>
-        <w:t>”）。</w:t>
-      </w:r>
-      <w:r>
-        <w:rPr>
-          <w:rFonts w:ascii="宋体" w:eastAsia="宋体" w:hAnsi="宋体"/>
-        </w:rPr>
-        <w:br/>
-      </w:r>
+        <w:t>若某字仅有单一繁体或特殊异体，则使用复合后缀区分：.f（大陆繁体）、.g（港澳异体）、.t（台湾异体）、.j（日本汉字）、.u（通假/古音字）、</w:t>
+      </w:r>
+      <w:r>
+        <w:rPr>
+          <w:rFonts w:ascii="宋体" w:eastAsia="宋体" w:hAnsi="宋体" w:hint="eastAsia"/>
+        </w:rPr>
+        <w:t>.k（韩国用字）、</w:t>
+      </w:r>
+      <w:r>
+        <w:rPr>
+          <w:rFonts w:ascii="宋体" w:eastAsia="宋体" w:hAnsi="宋体"/>
+        </w:rPr>
+        <w:t>.z（并字）等。</w:t>
+      </w:r>
+    </w:p>
+    <w:p>
+      <w:pPr>
+        <w:rPr>
+          <w:rFonts w:ascii="宋体" w:eastAsia="宋体" w:hAnsi="宋体" w:hint="eastAsia"/>
+        </w:rPr>
+      </w:pPr>
       <w:r>
         <w:rPr>
           <w:rFonts w:ascii="宋体" w:eastAsia="宋体" w:hAnsi="宋体" w:hint="eastAsia"/>
@@ -20786,36 +20860,6 @@
         <w:rPr>
           <w:rFonts w:ascii="宋体" w:eastAsia="宋体" w:hAnsi="宋体"/>
         </w:rPr>
-        <w:t>若某字仅有单一繁体或特殊异体，则使用复合后缀区分：.f（大陆繁体）、.g（港澳异体）、.t（台湾异体）、.j（日本汉字）、.u（通假/古音字）、</w:t>
-      </w:r>
-      <w:r>
-        <w:rPr>
-          <w:rFonts w:ascii="宋体" w:eastAsia="宋体" w:hAnsi="宋体" w:hint="eastAsia"/>
-        </w:rPr>
-        <w:t>.k（韩国用字）、</w:t>
-      </w:r>
-      <w:r>
-        <w:rPr>
-          <w:rFonts w:ascii="宋体" w:eastAsia="宋体" w:hAnsi="宋体"/>
-        </w:rPr>
-        <w:t>.z（并字）等。</w:t>
-      </w:r>
-      <w:r>
-        <w:rPr>
-          <w:rFonts w:ascii="宋体" w:eastAsia="宋体" w:hAnsi="宋体"/>
-        </w:rPr>
-        <w:br/>
-      </w:r>
-      <w:r>
-        <w:rPr>
-          <w:rFonts w:ascii="宋体" w:eastAsia="宋体" w:hAnsi="宋体" w:hint="eastAsia"/>
-        </w:rPr>
-        <w:t xml:space="preserve">    </w:t>
-      </w:r>
-      <w:r>
-        <w:rPr>
-          <w:rFonts w:ascii="宋体" w:eastAsia="宋体" w:hAnsi="宋体"/>
-        </w:rPr>
         <w:t>若某字对应多个常用繁体（如“复”之“復”、“複”），则其</w:t>
       </w:r>
       <w:r>
@@ -20854,12 +20898,13 @@
         </w:rPr>
         <w:t>字”进行区分），如.t、.y。</w:t>
       </w:r>
-      <w:r>
-        <w:rPr>
-          <w:rFonts w:ascii="宋体" w:eastAsia="宋体" w:hAnsi="宋体"/>
-        </w:rPr>
-        <w:br/>
-      </w:r>
+    </w:p>
+    <w:p>
+      <w:pPr>
+        <w:rPr>
+          <w:rFonts w:ascii="宋体" w:eastAsia="宋体" w:hAnsi="宋体" w:hint="eastAsia"/>
+        </w:rPr>
+      </w:pPr>
       <w:r>
         <w:rPr>
           <w:rFonts w:ascii="宋体" w:eastAsia="宋体" w:hAnsi="宋体" w:hint="eastAsia"/>
@@ -22933,7 +22978,14 @@
           <w:rFonts w:ascii="宋体" w:eastAsia="宋体" w:hAnsi="宋体" w:hint="eastAsia"/>
           <w:szCs w:val="21"/>
         </w:rPr>
-        <w:t>管理程序</w:t>
+        <w:t>管理</w:t>
+      </w:r>
+      <w:r>
+        <w:rPr>
+          <w:rFonts w:ascii="宋体" w:eastAsia="宋体" w:hAnsi="宋体" w:hint="eastAsia"/>
+          <w:szCs w:val="21"/>
+        </w:rPr>
+        <w:t>工具</w:t>
       </w:r>
       <w:r>
         <w:rPr>

--- a/help/解书音形规则文本.docx
+++ b/help/解书音形规则文本.docx
@@ -803,6 +803,27 @@
         </w:rPr>
         <w:t>自动拆分：系统自动将长编码拆分为多个字码</w:t>
       </w:r>
+      <w:r>
+        <w:rPr>
+          <w:rFonts w:ascii="宋体" w:eastAsia="宋体" w:hAnsi="宋体" w:hint="eastAsia"/>
+          <w:szCs w:val="21"/>
+        </w:rPr>
+        <w:t>，也可以输入“</w:t>
+      </w:r>
+      <w:r>
+        <w:rPr>
+          <w:rFonts w:ascii="宋体" w:eastAsia="宋体" w:hAnsi="宋体"/>
+          <w:szCs w:val="21"/>
+        </w:rPr>
+        <w:t>’</w:t>
+      </w:r>
+      <w:r>
+        <w:rPr>
+          <w:rFonts w:ascii="宋体" w:eastAsia="宋体" w:hAnsi="宋体" w:hint="eastAsia"/>
+          <w:szCs w:val="21"/>
+        </w:rPr>
+        <w:t>”单引号来显式分隔。</w:t>
+      </w:r>
     </w:p>
     <w:p>
       <w:pPr>
@@ -839,6 +860,7 @@
           <w:rFonts w:ascii="宋体" w:eastAsia="宋体" w:hAnsi="宋体"/>
           <w:szCs w:val="21"/>
         </w:rPr>
+        <w:lastRenderedPageBreak/>
         <w:t>= 切换到下一个字的选择</w:t>
       </w:r>
     </w:p>
@@ -858,7 +880,6 @@
           <w:rFonts w:ascii="宋体" w:eastAsia="宋体" w:hAnsi="宋体"/>
           <w:szCs w:val="21"/>
         </w:rPr>
-        <w:lastRenderedPageBreak/>
         <w:t>- 切换到上一个字的选择</w:t>
       </w:r>
     </w:p>
@@ -993,7 +1014,7 @@
           <w:numId w:val="6"/>
         </w:numPr>
         <w:rPr>
-          <w:rFonts w:ascii="宋体" w:eastAsia="宋体" w:hAnsi="宋体" w:hint="eastAsia"/>
+          <w:rFonts w:ascii="宋体" w:eastAsia="宋体" w:hAnsi="宋体"/>
           <w:szCs w:val="21"/>
         </w:rPr>
       </w:pPr>
@@ -1087,6 +1108,25 @@
           <w:szCs w:val="21"/>
         </w:rPr>
         <w:t>“仅内输”。</w:t>
+      </w:r>
+    </w:p>
+    <w:p>
+      <w:pPr>
+        <w:numPr>
+          <w:ilvl w:val="0"/>
+          <w:numId w:val="6"/>
+        </w:numPr>
+        <w:rPr>
+          <w:rFonts w:ascii="宋体" w:eastAsia="宋体" w:hAnsi="宋体" w:hint="eastAsia"/>
+          <w:szCs w:val="21"/>
+        </w:rPr>
+      </w:pPr>
+      <w:r>
+        <w:rPr>
+          <w:rFonts w:ascii="宋体" w:eastAsia="宋体" w:hAnsi="宋体" w:hint="eastAsia"/>
+          <w:szCs w:val="21"/>
+        </w:rPr>
+        <w:t>外输模式下，如果按enter键，则保留原来的编码上屏，不替代为相应汉字等字符。</w:t>
       </w:r>
     </w:p>
     <w:p>
@@ -1898,6 +1938,7 @@
           <w:rFonts w:ascii="宋体" w:eastAsia="宋体" w:hAnsi="宋体"/>
           <w:szCs w:val="21"/>
         </w:rPr>
+        <w:lastRenderedPageBreak/>
         <w:t>验证字典更新结果</w:t>
       </w:r>
     </w:p>
@@ -1960,7 +2001,6 @@
           <w:rFonts w:ascii="宋体" w:eastAsia="宋体" w:hAnsi="宋体"/>
           <w:szCs w:val="21"/>
         </w:rPr>
-        <w:lastRenderedPageBreak/>
         <w:t>输入一串汉字</w:t>
       </w:r>
     </w:p>
@@ -2922,6 +2962,7 @@
           <w:bCs/>
           <w:szCs w:val="21"/>
         </w:rPr>
+        <w:lastRenderedPageBreak/>
         <w:t>常用优先</w:t>
       </w:r>
       <w:r>
@@ -2995,7 +3036,6 @@
           <w:bCs/>
           <w:szCs w:val="21"/>
         </w:rPr>
-        <w:lastRenderedPageBreak/>
         <w:t>音码</w:t>
       </w:r>
       <w:r>
@@ -4369,6 +4409,7 @@
           <w:bCs/>
           <w:szCs w:val="21"/>
         </w:rPr>
+        <w:lastRenderedPageBreak/>
         <w:t>学习建议</w:t>
       </w:r>
       <w:r>
@@ -4481,15 +4522,7 @@
           <w:rFonts w:ascii="宋体" w:eastAsia="宋体" w:hAnsi="宋体"/>
           <w:szCs w:val="21"/>
         </w:rPr>
-        <w:t>之间取得了良好平衡：知道拼音就能打，记住少量形码就能</w:t>
-      </w:r>
-      <w:r>
-        <w:rPr>
-          <w:rFonts w:ascii="宋体" w:eastAsia="宋体" w:hAnsi="宋体"/>
-          <w:szCs w:val="21"/>
-        </w:rPr>
-        <w:lastRenderedPageBreak/>
-        <w:t>快，适合追求效率又不愿死记硬背的用户。</w:t>
+        <w:t>之间取得了良好平衡：知道拼音就能打，记住少量形码就能快，适合追求效率又不愿死记硬背的用户。</w:t>
       </w:r>
       <w:r>
         <w:rPr>
@@ -4795,7 +4828,7 @@
           <w14:ligatures w14:val="none"/>
         </w:rPr>
         <w:drawing>
-          <wp:inline distT="0" distB="0" distL="0" distR="0" wp14:anchorId="021093D3" wp14:editId="628FA87E">
+          <wp:inline distT="0" distB="0" distL="0" distR="0" wp14:anchorId="021093D3" wp14:editId="251BF0C8">
             <wp:extent cx="3864293" cy="1155659"/>
             <wp:effectExtent l="0" t="0" r="3175" b="6985"/>
             <wp:docPr id="876378149" name="图片 2"/>
@@ -5231,6 +5264,7 @@
           <w:bCs/>
           <w:szCs w:val="21"/>
         </w:rPr>
+        <w:lastRenderedPageBreak/>
         <w:t>2. 独体字的分类与优先级</w:t>
       </w:r>
       <w:r>
@@ -5321,7 +5355,6 @@
                 <w:rFonts w:ascii="宋体" w:eastAsia="宋体" w:hAnsi="宋体"/>
                 <w:szCs w:val="21"/>
               </w:rPr>
-              <w:lastRenderedPageBreak/>
               <w:t>类别</w:t>
             </w:r>
           </w:p>
@@ -7174,6 +7207,7 @@
         <w:rPr>
           <w:rFonts w:ascii="宋体" w:eastAsia="宋体" w:hAnsi="宋体"/>
         </w:rPr>
+        <w:lastRenderedPageBreak/>
         <w:t>a</w:t>
       </w:r>
       <w:r>
@@ -7381,7 +7415,6 @@
         <w:rPr>
           <w:rFonts w:ascii="宋体" w:eastAsia="宋体" w:hAnsi="宋体"/>
         </w:rPr>
-        <w:lastRenderedPageBreak/>
         <w:t>e</w:t>
       </w:r>
       <w:r>
@@ -9194,6 +9227,7 @@
           <w:rFonts w:ascii="宋体" w:eastAsia="宋体" w:hAnsi="宋体" w:hint="eastAsia"/>
           <w:szCs w:val="21"/>
         </w:rPr>
+        <w:lastRenderedPageBreak/>
         <w:t>根据优化分配规则，需要着重理解的字例有：</w:t>
       </w:r>
     </w:p>
@@ -9234,7 +9268,6 @@
         <w:rPr>
           <w:rFonts w:ascii="宋体" w:eastAsia="宋体" w:hAnsi="宋体"/>
         </w:rPr>
-        <w:lastRenderedPageBreak/>
         <w:t>责q</w:t>
       </w:r>
       <w:r>
@@ -10278,6 +10311,7 @@
                 <w:rFonts w:ascii="宋体" w:eastAsia="宋体" w:hAnsi="宋体"/>
                 <w:szCs w:val="21"/>
               </w:rPr>
+              <w:lastRenderedPageBreak/>
               <w:t>术语</w:t>
             </w:r>
           </w:p>
@@ -10421,7 +10455,6 @@
                 <w:bCs/>
                 <w:szCs w:val="21"/>
               </w:rPr>
-              <w:lastRenderedPageBreak/>
               <w:t>余音</w:t>
             </w:r>
           </w:p>
@@ -11997,6 +12030,7 @@
           <w:rFonts w:ascii="宋体" w:eastAsia="宋体" w:hAnsi="宋体"/>
           <w:szCs w:val="21"/>
         </w:rPr>
+        <w:lastRenderedPageBreak/>
         <w:t>"</w:t>
       </w:r>
       <w:r>
@@ -12121,7 +12155,6 @@
           <w:rFonts w:ascii="宋体" w:eastAsia="宋体" w:hAnsi="宋体"/>
           <w:szCs w:val="21"/>
         </w:rPr>
-        <w:lastRenderedPageBreak/>
         <w:t>"</w:t>
       </w:r>
       <w:r>
@@ -13384,6 +13417,7 @@
           <w:bCs/>
           <w:szCs w:val="21"/>
         </w:rPr>
+        <w:lastRenderedPageBreak/>
         <w:t>3 独体字余字拆分</w:t>
       </w:r>
     </w:p>
@@ -13431,15 +13465,7 @@
           <w:rFonts w:ascii="宋体" w:eastAsia="宋体" w:hAnsi="宋体"/>
           <w:szCs w:val="21"/>
         </w:rPr>
-        <w:t>关系，满足任意一条即可判定为可拆分。若某字同时满足多条规则，以最</w:t>
-      </w:r>
-      <w:r>
-        <w:rPr>
-          <w:rFonts w:ascii="宋体" w:eastAsia="宋体" w:hAnsi="宋体"/>
-          <w:szCs w:val="21"/>
-        </w:rPr>
-        <w:lastRenderedPageBreak/>
-        <w:t>先满足的规则为准，结果一致。</w:t>
+        <w:t>关系，满足任意一条即可判定为可拆分。若某字同时满足多条规则，以最先满足的规则为准，结果一致。</w:t>
       </w:r>
       <w:r>
         <w:rPr>

--- a/help/解书音形规则文本.docx
+++ b/help/解书音形规则文本.docx
@@ -5596,7 +5596,7 @@
           <w14:ligatures w14:val="none"/>
         </w:rPr>
         <w:drawing>
-          <wp:inline distT="0" distB="0" distL="0" distR="0" wp14:anchorId="021093D3" wp14:editId="4B4A7FE2">
+          <wp:inline distT="0" distB="0" distL="0" distR="0" wp14:anchorId="021093D3" wp14:editId="70916E8B">
             <wp:extent cx="3864293" cy="1155659"/>
             <wp:effectExtent l="0" t="0" r="3175" b="6985"/>
             <wp:docPr id="876378149" name="图片 2"/>
@@ -13084,15 +13084,22 @@
                 <w:rFonts w:ascii="宋体" w:eastAsia="宋体" w:hAnsi="宋体"/>
                 <w:szCs w:val="21"/>
               </w:rPr>
-              <w:t>余字的其中</w:t>
+              <w:t>余字的其中一个</w:t>
             </w:r>
             <w:proofErr w:type="gramStart"/>
+            <w:r>
+              <w:rPr>
+                <w:rFonts w:ascii="宋体" w:eastAsia="宋体" w:hAnsi="宋体" w:hint="eastAsia"/>
+                <w:szCs w:val="21"/>
+              </w:rPr>
+              <w:t>常用</w:t>
+            </w:r>
             <w:r>
               <w:rPr>
                 <w:rFonts w:ascii="宋体" w:eastAsia="宋体" w:hAnsi="宋体"/>
                 <w:szCs w:val="21"/>
               </w:rPr>
-              <w:t>一个初码与</w:t>
+              <w:t>初码</w:t>
             </w:r>
             <w:proofErr w:type="gramEnd"/>
             <w:r>
@@ -13100,7 +13107,7 @@
                 <w:rFonts w:ascii="宋体" w:eastAsia="宋体" w:hAnsi="宋体"/>
                 <w:szCs w:val="21"/>
               </w:rPr>
-              <w:t>整字相同为音似，否则为音异</w:t>
+              <w:t>与整字相同为音似，否则为音异</w:t>
             </w:r>
           </w:p>
         </w:tc>
@@ -14043,6 +14050,20 @@
                 <w:szCs w:val="21"/>
               </w:rPr>
               <w:t>音</w:t>
+            </w:r>
+            <w:r>
+              <w:rPr>
+                <w:rFonts w:ascii="宋体" w:eastAsia="宋体" w:hAnsi="宋体" w:hint="eastAsia"/>
+                <w:szCs w:val="21"/>
+              </w:rPr>
+              <w:t>，</w:t>
+            </w:r>
+            <w:r>
+              <w:rPr>
+                <w:rFonts w:ascii="宋体" w:eastAsia="宋体" w:hAnsi="宋体"/>
+                <w:szCs w:val="21"/>
+              </w:rPr>
+              <w:t>多个余音的，取常用余音</w:t>
             </w:r>
           </w:p>
         </w:tc>

--- a/help/解书音形规则文本.docx
+++ b/help/解书音形规则文本.docx
@@ -61,7 +61,39 @@
           <w:rFonts w:ascii="宋体" w:eastAsia="宋体" w:hAnsi="宋体"/>
           <w:szCs w:val="21"/>
         </w:rPr>
-        <w:t>pip install pypinyin keyboard pyperclip pywin32。所有文件需放在同一目录下。</w:t>
+        <w:t xml:space="preserve">pip install </w:t>
+      </w:r>
+      <w:proofErr w:type="spellStart"/>
+      <w:r>
+        <w:rPr>
+          <w:rFonts w:ascii="宋体" w:eastAsia="宋体" w:hAnsi="宋体"/>
+          <w:szCs w:val="21"/>
+        </w:rPr>
+        <w:t>pypinyin</w:t>
+      </w:r>
+      <w:proofErr w:type="spellEnd"/>
+      <w:r>
+        <w:rPr>
+          <w:rFonts w:ascii="宋体" w:eastAsia="宋体" w:hAnsi="宋体"/>
+          <w:szCs w:val="21"/>
+        </w:rPr>
+        <w:t xml:space="preserve"> keyboard </w:t>
+      </w:r>
+      <w:proofErr w:type="spellStart"/>
+      <w:r>
+        <w:rPr>
+          <w:rFonts w:ascii="宋体" w:eastAsia="宋体" w:hAnsi="宋体"/>
+          <w:szCs w:val="21"/>
+        </w:rPr>
+        <w:t>pyperclip</w:t>
+      </w:r>
+      <w:proofErr w:type="spellEnd"/>
+      <w:r>
+        <w:rPr>
+          <w:rFonts w:ascii="宋体" w:eastAsia="宋体" w:hAnsi="宋体"/>
+          <w:szCs w:val="21"/>
+        </w:rPr>
+        <w:t xml:space="preserve"> pywin32。所有文件需放在同一目录下。</w:t>
       </w:r>
     </w:p>
     <w:p>
@@ -918,14 +950,30 @@
           <w:rFonts w:ascii="宋体" w:eastAsia="宋体" w:hAnsi="宋体"/>
           <w:szCs w:val="21"/>
         </w:rPr>
-        <w:t>按空格上屏</w:t>
-      </w:r>
-      <w:r>
-        <w:rPr>
-          <w:rFonts w:ascii="宋体" w:eastAsia="宋体" w:hAnsi="宋体" w:hint="eastAsia"/>
-          <w:szCs w:val="21"/>
-        </w:rPr>
-        <w:t>所有首选字（若优先上词开启,则为词语）</w:t>
+        <w:t>按空格上</w:t>
+      </w:r>
+      <w:proofErr w:type="gramStart"/>
+      <w:r>
+        <w:rPr>
+          <w:rFonts w:ascii="宋体" w:eastAsia="宋体" w:hAnsi="宋体"/>
+          <w:szCs w:val="21"/>
+        </w:rPr>
+        <w:t>屏</w:t>
+      </w:r>
+      <w:r>
+        <w:rPr>
+          <w:rFonts w:ascii="宋体" w:eastAsia="宋体" w:hAnsi="宋体" w:hint="eastAsia"/>
+          <w:szCs w:val="21"/>
+        </w:rPr>
+        <w:t>所有</w:t>
+      </w:r>
+      <w:proofErr w:type="gramEnd"/>
+      <w:r>
+        <w:rPr>
+          <w:rFonts w:ascii="宋体" w:eastAsia="宋体" w:hAnsi="宋体" w:hint="eastAsia"/>
+          <w:szCs w:val="21"/>
+        </w:rPr>
+        <w:t>首选字（若优先上词开启,则为词语）</w:t>
       </w:r>
     </w:p>
     <w:p>
@@ -1018,12 +1066,21 @@
           <w:szCs w:val="21"/>
         </w:rPr>
       </w:pPr>
-      <w:r>
-        <w:rPr>
-          <w:rFonts w:ascii="宋体" w:eastAsia="宋体" w:hAnsi="宋体" w:hint="eastAsia"/>
-          <w:szCs w:val="21"/>
-        </w:rPr>
-        <w:t>内输/外输：仅在输入法程序预设的框内输入/在任意全局输入框输入，用←</w:t>
+      <w:proofErr w:type="gramStart"/>
+      <w:r>
+        <w:rPr>
+          <w:rFonts w:ascii="宋体" w:eastAsia="宋体" w:hAnsi="宋体" w:hint="eastAsia"/>
+          <w:szCs w:val="21"/>
+        </w:rPr>
+        <w:t>内输</w:t>
+      </w:r>
+      <w:proofErr w:type="gramEnd"/>
+      <w:r>
+        <w:rPr>
+          <w:rFonts w:ascii="宋体" w:eastAsia="宋体" w:hAnsi="宋体" w:hint="eastAsia"/>
+          <w:szCs w:val="21"/>
+        </w:rPr>
+        <w:t>/外输：仅在输入法程序预设的框内输入/在任意全局输入框输入，用←</w:t>
       </w:r>
       <w:r>
         <w:rPr>
@@ -1074,6 +1131,7 @@
         </w:rPr>
         <w:t>+1</w:t>
       </w:r>
+      <w:proofErr w:type="gramStart"/>
       <w:r>
         <w:rPr>
           <w:rFonts w:ascii="宋体" w:eastAsia="宋体" w:hAnsi="宋体" w:hint="eastAsia"/>
@@ -1086,7 +1144,15 @@
           <w:rFonts w:ascii="宋体" w:eastAsia="宋体" w:hAnsi="宋体" w:hint="eastAsia"/>
           <w:szCs w:val="21"/>
         </w:rPr>
-        <w:t>内输外输切换功能，此时仅支持内输</w:t>
+        <w:t>内输外</w:t>
+      </w:r>
+      <w:proofErr w:type="gramEnd"/>
+      <w:r>
+        <w:rPr>
+          <w:rFonts w:ascii="宋体" w:eastAsia="宋体" w:hAnsi="宋体" w:hint="eastAsia"/>
+          <w:szCs w:val="21"/>
+        </w:rPr>
+        <w:t>输切换功能，此时仅支持内输</w:t>
       </w:r>
       <w:r>
         <w:rPr>
@@ -1126,7 +1192,23 @@
           <w:rFonts w:ascii="宋体" w:eastAsia="宋体" w:hAnsi="宋体" w:hint="eastAsia"/>
           <w:szCs w:val="21"/>
         </w:rPr>
-        <w:t>外输模式下，如果按enter键，则保留原来的编码上屏，不替代为相应汉字等字符。</w:t>
+        <w:t>外</w:t>
+      </w:r>
+      <w:proofErr w:type="gramStart"/>
+      <w:r>
+        <w:rPr>
+          <w:rFonts w:ascii="宋体" w:eastAsia="宋体" w:hAnsi="宋体" w:hint="eastAsia"/>
+          <w:szCs w:val="21"/>
+        </w:rPr>
+        <w:t>输模式</w:t>
+      </w:r>
+      <w:proofErr w:type="gramEnd"/>
+      <w:r>
+        <w:rPr>
+          <w:rFonts w:ascii="宋体" w:eastAsia="宋体" w:hAnsi="宋体" w:hint="eastAsia"/>
+          <w:szCs w:val="21"/>
+        </w:rPr>
+        <w:t>下，如果按enter键，则保留原来的编码上屏，不替代为相应汉字等字符。</w:t>
       </w:r>
     </w:p>
     <w:p>
@@ -1547,8 +1629,17 @@
           <w:rFonts w:ascii="宋体" w:eastAsia="宋体" w:hAnsi="宋体" w:hint="eastAsia"/>
           <w:szCs w:val="21"/>
         </w:rPr>
-        <w:t>音码码</w:t>
-      </w:r>
+        <w:t>音码</w:t>
+      </w:r>
+      <w:proofErr w:type="gramStart"/>
+      <w:r>
+        <w:rPr>
+          <w:rFonts w:ascii="宋体" w:eastAsia="宋体" w:hAnsi="宋体" w:hint="eastAsia"/>
+          <w:szCs w:val="21"/>
+        </w:rPr>
+        <w:t>码</w:t>
+      </w:r>
+      <w:proofErr w:type="gramEnd"/>
       <w:r>
         <w:rPr>
           <w:rFonts w:ascii="宋体" w:eastAsia="宋体" w:hAnsi="宋体"/>
@@ -1627,6 +1718,7 @@
         </w:rPr>
         <w:t>统计独体率、</w:t>
       </w:r>
+      <w:proofErr w:type="gramStart"/>
       <w:r>
         <w:rPr>
           <w:rFonts w:ascii="宋体" w:eastAsia="宋体" w:hAnsi="宋体" w:hint="eastAsia"/>
@@ -1639,7 +1731,15 @@
           <w:rFonts w:ascii="宋体" w:eastAsia="宋体" w:hAnsi="宋体"/>
           <w:szCs w:val="21"/>
         </w:rPr>
-        <w:t>码分布、</w:t>
+        <w:t>码分布</w:t>
+      </w:r>
+      <w:proofErr w:type="gramEnd"/>
+      <w:r>
+        <w:rPr>
+          <w:rFonts w:ascii="宋体" w:eastAsia="宋体" w:hAnsi="宋体"/>
+          <w:szCs w:val="21"/>
+        </w:rPr>
+        <w:t>、</w:t>
       </w:r>
       <w:r>
         <w:rPr>
@@ -1793,7 +1893,23 @@
           <w:rFonts w:ascii="宋体" w:eastAsia="宋体" w:hAnsi="宋体"/>
           <w:szCs w:val="21"/>
         </w:rPr>
-        <w:t>创建无数字简码版本</w:t>
+        <w:t>创建</w:t>
+      </w:r>
+      <w:proofErr w:type="gramStart"/>
+      <w:r>
+        <w:rPr>
+          <w:rFonts w:ascii="宋体" w:eastAsia="宋体" w:hAnsi="宋体"/>
+          <w:szCs w:val="21"/>
+        </w:rPr>
+        <w:t>无数字</w:t>
+      </w:r>
+      <w:proofErr w:type="gramEnd"/>
+      <w:r>
+        <w:rPr>
+          <w:rFonts w:ascii="宋体" w:eastAsia="宋体" w:hAnsi="宋体"/>
+          <w:szCs w:val="21"/>
+        </w:rPr>
+        <w:t>简码版本</w:t>
       </w:r>
     </w:p>
     <w:p>
@@ -2256,6 +2372,7 @@
           <w:szCs w:val="21"/>
         </w:rPr>
       </w:pPr>
+      <w:proofErr w:type="gramStart"/>
       <w:r>
         <w:rPr>
           <w:rFonts w:ascii="宋体" w:eastAsia="宋体" w:hAnsi="宋体"/>
@@ -2263,6 +2380,7 @@
         </w:rPr>
         <w:t>猜主码</w:t>
       </w:r>
+      <w:proofErr w:type="gramEnd"/>
       <w:r>
         <w:rPr>
           <w:rFonts w:ascii="宋体" w:eastAsia="宋体" w:hAnsi="宋体" w:hint="eastAsia"/>
@@ -2290,6 +2408,7 @@
           <w:szCs w:val="21"/>
         </w:rPr>
       </w:pPr>
+      <w:proofErr w:type="gramStart"/>
       <w:r>
         <w:rPr>
           <w:rFonts w:ascii="宋体" w:eastAsia="宋体" w:hAnsi="宋体"/>
@@ -2297,6 +2416,7 @@
         </w:rPr>
         <w:t>猜副码</w:t>
       </w:r>
+      <w:proofErr w:type="gramEnd"/>
       <w:r>
         <w:rPr>
           <w:rFonts w:ascii="宋体" w:eastAsia="宋体" w:hAnsi="宋体" w:hint="eastAsia"/>
@@ -2309,7 +2429,23 @@
           <w:rFonts w:ascii="宋体" w:eastAsia="宋体" w:hAnsi="宋体"/>
           <w:szCs w:val="21"/>
         </w:rPr>
-        <w:t>显示汉字和音码，输入副码，若多次错误会提示主码作为辅助</w:t>
+        <w:t>显示汉字和音码，输入副码，若多次错误会</w:t>
+      </w:r>
+      <w:proofErr w:type="gramStart"/>
+      <w:r>
+        <w:rPr>
+          <w:rFonts w:ascii="宋体" w:eastAsia="宋体" w:hAnsi="宋体"/>
+          <w:szCs w:val="21"/>
+        </w:rPr>
+        <w:t>提示主码作为</w:t>
+      </w:r>
+      <w:proofErr w:type="gramEnd"/>
+      <w:r>
+        <w:rPr>
+          <w:rFonts w:ascii="宋体" w:eastAsia="宋体" w:hAnsi="宋体"/>
+          <w:szCs w:val="21"/>
+        </w:rPr>
+        <w:t>辅助</w:t>
       </w:r>
     </w:p>
     <w:p>
@@ -2597,7 +2733,25 @@
           <w:sz w:val="28"/>
           <w:szCs w:val="28"/>
         </w:rPr>
-        <w:t>ABCD(E)(.F)</w:t>
+        <w:t>ABCD(E)</w:t>
+      </w:r>
+      <w:proofErr w:type="gramStart"/>
+      <w:r>
+        <w:rPr>
+          <w:rFonts w:ascii="华文中宋" w:eastAsia="华文中宋" w:hAnsi="华文中宋" w:hint="eastAsia"/>
+          <w:sz w:val="28"/>
+          <w:szCs w:val="28"/>
+        </w:rPr>
+        <w:t>(.F</w:t>
+      </w:r>
+      <w:proofErr w:type="gramEnd"/>
+      <w:r>
+        <w:rPr>
+          <w:rFonts w:ascii="华文中宋" w:eastAsia="华文中宋" w:hAnsi="华文中宋" w:hint="eastAsia"/>
+          <w:sz w:val="28"/>
+          <w:szCs w:val="28"/>
+        </w:rPr>
+        <w:t>)</w:t>
       </w:r>
     </w:p>
     <w:p>
@@ -2773,8 +2927,17 @@
           <w:rFonts w:ascii="宋体" w:eastAsia="宋体" w:hAnsi="宋体" w:hint="eastAsia"/>
           <w:szCs w:val="21"/>
         </w:rPr>
-        <w:t>副码：余部/查重注释</w:t>
-      </w:r>
+        <w:t>副码：余部/</w:t>
+      </w:r>
+      <w:proofErr w:type="gramStart"/>
+      <w:r>
+        <w:rPr>
+          <w:rFonts w:ascii="宋体" w:eastAsia="宋体" w:hAnsi="宋体" w:hint="eastAsia"/>
+          <w:szCs w:val="21"/>
+        </w:rPr>
+        <w:t>查重注释</w:t>
+      </w:r>
+      <w:proofErr w:type="gramEnd"/>
       <w:r>
         <w:rPr>
           <w:rFonts w:ascii="宋体" w:eastAsia="宋体" w:hAnsi="宋体"/>
@@ -2814,6 +2977,7 @@
         </w:rPr>
         <w:t>补码：</w:t>
       </w:r>
+      <w:proofErr w:type="gramStart"/>
       <w:r>
         <w:rPr>
           <w:rFonts w:ascii="宋体" w:eastAsia="宋体" w:hAnsi="宋体"/>
@@ -2821,6 +2985,7 @@
         </w:rPr>
         <w:t>繁异</w:t>
       </w:r>
+      <w:proofErr w:type="gramEnd"/>
       <w:r>
         <w:rPr>
           <w:rFonts w:ascii="宋体" w:eastAsia="宋体" w:hAnsi="宋体" w:hint="eastAsia"/>
@@ -2902,14 +3067,25 @@
           <w:szCs w:val="21"/>
         </w:rPr>
       </w:pPr>
-      <w:r>
-        <w:rPr>
-          <w:rFonts w:ascii="宋体" w:eastAsia="宋体" w:hAnsi="宋体"/>
-          <w:b/>
-          <w:bCs/>
-          <w:szCs w:val="21"/>
-        </w:rPr>
-        <w:t>先音后形</w:t>
+      <w:proofErr w:type="gramStart"/>
+      <w:r>
+        <w:rPr>
+          <w:rFonts w:ascii="宋体" w:eastAsia="宋体" w:hAnsi="宋体"/>
+          <w:b/>
+          <w:bCs/>
+          <w:szCs w:val="21"/>
+        </w:rPr>
+        <w:t>先音后</w:t>
+      </w:r>
+      <w:proofErr w:type="gramEnd"/>
+      <w:r>
+        <w:rPr>
+          <w:rFonts w:ascii="宋体" w:eastAsia="宋体" w:hAnsi="宋体"/>
+          <w:b/>
+          <w:bCs/>
+          <w:szCs w:val="21"/>
+        </w:rPr>
+        <w:t>形</w:t>
       </w:r>
       <w:r>
         <w:rPr>
@@ -3045,7 +3221,27 @@
           <w:bCs/>
           <w:szCs w:val="21"/>
         </w:rPr>
-        <w:t>：搜狗双拼+声调，0轻声。</w:t>
+        <w:t>：</w:t>
+      </w:r>
+      <w:proofErr w:type="gramStart"/>
+      <w:r>
+        <w:rPr>
+          <w:rFonts w:ascii="宋体" w:eastAsia="宋体" w:hAnsi="宋体" w:hint="eastAsia"/>
+          <w:b/>
+          <w:bCs/>
+          <w:szCs w:val="21"/>
+        </w:rPr>
+        <w:t>搜狗双拼</w:t>
+      </w:r>
+      <w:proofErr w:type="gramEnd"/>
+      <w:r>
+        <w:rPr>
+          <w:rFonts w:ascii="宋体" w:eastAsia="宋体" w:hAnsi="宋体" w:hint="eastAsia"/>
+          <w:b/>
+          <w:bCs/>
+          <w:szCs w:val="21"/>
+        </w:rPr>
+        <w:t>+声调，0轻声。</w:t>
       </w:r>
     </w:p>
     <w:p>
@@ -3126,8 +3322,25 @@
           <w:rFonts w:ascii="宋体" w:eastAsia="宋体" w:hAnsi="宋体"/>
           <w:szCs w:val="21"/>
         </w:rPr>
-        <w:t>3开形(八) &gt; 6大形(大) &gt; 0闭形(口) &gt; 5</w:t>
-      </w:r>
+        <w:t>3开形(八) &gt; 6大形(大) &gt; 0</w:t>
+      </w:r>
+      <w:proofErr w:type="gramStart"/>
+      <w:r>
+        <w:rPr>
+          <w:rFonts w:ascii="宋体" w:eastAsia="宋体" w:hAnsi="宋体"/>
+          <w:szCs w:val="21"/>
+        </w:rPr>
+        <w:t>闭形</w:t>
+      </w:r>
+      <w:proofErr w:type="gramEnd"/>
+      <w:r>
+        <w:rPr>
+          <w:rFonts w:ascii="宋体" w:eastAsia="宋体" w:hAnsi="宋体"/>
+          <w:szCs w:val="21"/>
+        </w:rPr>
+        <w:t>(口) &gt; 5</w:t>
+      </w:r>
+      <w:proofErr w:type="gramStart"/>
       <w:r>
         <w:rPr>
           <w:rFonts w:ascii="宋体" w:eastAsia="宋体" w:hAnsi="宋体" w:hint="eastAsia"/>
@@ -3140,7 +3353,15 @@
           <w:rFonts w:ascii="宋体" w:eastAsia="宋体" w:hAnsi="宋体"/>
           <w:szCs w:val="21"/>
         </w:rPr>
-        <w:t>形(中) &gt; 1竖形(</w:t>
+        <w:t>形</w:t>
+      </w:r>
+      <w:proofErr w:type="gramEnd"/>
+      <w:r>
+        <w:rPr>
+          <w:rFonts w:ascii="宋体" w:eastAsia="宋体" w:hAnsi="宋体"/>
+          <w:szCs w:val="21"/>
+        </w:rPr>
+        <w:t>(中) &gt; 1竖形(</w:t>
       </w:r>
       <w:r>
         <w:rPr>
@@ -3179,6 +3400,7 @@
         </w:rPr>
         <w:t xml:space="preserve"> 2横形(</w:t>
       </w:r>
+      <w:proofErr w:type="gramStart"/>
       <w:r>
         <w:rPr>
           <w:rFonts w:ascii="宋体" w:eastAsia="宋体" w:hAnsi="宋体" w:hint="eastAsia"/>
@@ -3186,12 +3408,29 @@
         </w:rPr>
         <w:t>一</w:t>
       </w:r>
-      <w:r>
-        <w:rPr>
-          <w:rFonts w:ascii="宋体" w:eastAsia="宋体" w:hAnsi="宋体"/>
-          <w:szCs w:val="21"/>
-        </w:rPr>
-        <w:t>) &gt; 4错形(</w:t>
+      <w:proofErr w:type="gramEnd"/>
+      <w:r>
+        <w:rPr>
+          <w:rFonts w:ascii="宋体" w:eastAsia="宋体" w:hAnsi="宋体"/>
+          <w:szCs w:val="21"/>
+        </w:rPr>
+        <w:t>) &gt; 4</w:t>
+      </w:r>
+      <w:proofErr w:type="gramStart"/>
+      <w:r>
+        <w:rPr>
+          <w:rFonts w:ascii="宋体" w:eastAsia="宋体" w:hAnsi="宋体"/>
+          <w:szCs w:val="21"/>
+        </w:rPr>
+        <w:t>错形</w:t>
+      </w:r>
+      <w:proofErr w:type="gramEnd"/>
+      <w:r>
+        <w:rPr>
+          <w:rFonts w:ascii="宋体" w:eastAsia="宋体" w:hAnsi="宋体"/>
+          <w:szCs w:val="21"/>
+        </w:rPr>
+        <w:t>(</w:t>
       </w:r>
       <w:r>
         <w:rPr>
@@ -3205,7 +3444,23 @@
           <w:rFonts w:ascii="宋体" w:eastAsia="宋体" w:hAnsi="宋体"/>
           <w:szCs w:val="21"/>
         </w:rPr>
-        <w:t>) &gt; 7偏形(</w:t>
+        <w:t>) &gt; 7</w:t>
+      </w:r>
+      <w:proofErr w:type="gramStart"/>
+      <w:r>
+        <w:rPr>
+          <w:rFonts w:ascii="宋体" w:eastAsia="宋体" w:hAnsi="宋体"/>
+          <w:szCs w:val="21"/>
+        </w:rPr>
+        <w:t>偏形</w:t>
+      </w:r>
+      <w:proofErr w:type="gramEnd"/>
+      <w:r>
+        <w:rPr>
+          <w:rFonts w:ascii="宋体" w:eastAsia="宋体" w:hAnsi="宋体"/>
+          <w:szCs w:val="21"/>
+        </w:rPr>
+        <w:t>(</w:t>
       </w:r>
       <w:r>
         <w:rPr>
@@ -3573,14 +3828,25 @@
         </w:rPr>
         <w:t>副</w:t>
       </w:r>
-      <w:r>
-        <w:rPr>
-          <w:rFonts w:ascii="宋体" w:eastAsia="宋体" w:hAnsi="宋体"/>
-          <w:b/>
-          <w:bCs/>
-          <w:szCs w:val="21"/>
-        </w:rPr>
-        <w:t>码选择顺序</w:t>
+      <w:proofErr w:type="gramStart"/>
+      <w:r>
+        <w:rPr>
+          <w:rFonts w:ascii="宋体" w:eastAsia="宋体" w:hAnsi="宋体"/>
+          <w:b/>
+          <w:bCs/>
+          <w:szCs w:val="21"/>
+        </w:rPr>
+        <w:t>码选择</w:t>
+      </w:r>
+      <w:proofErr w:type="gramEnd"/>
+      <w:r>
+        <w:rPr>
+          <w:rFonts w:ascii="宋体" w:eastAsia="宋体" w:hAnsi="宋体"/>
+          <w:b/>
+          <w:bCs/>
+          <w:szCs w:val="21"/>
+        </w:rPr>
+        <w:t>顺序</w:t>
       </w:r>
     </w:p>
     <w:p>
@@ -3597,6 +3863,7 @@
         </w:rPr>
         <w:t xml:space="preserve">空 &gt; </w:t>
       </w:r>
+      <w:proofErr w:type="gramStart"/>
       <w:r>
         <w:rPr>
           <w:rFonts w:ascii="宋体" w:eastAsia="宋体" w:hAnsi="宋体" w:hint="eastAsia"/>
@@ -3609,7 +3876,15 @@
           <w:rFonts w:ascii="宋体" w:eastAsia="宋体" w:hAnsi="宋体"/>
           <w:szCs w:val="21"/>
         </w:rPr>
-        <w:t xml:space="preserve">码 &gt; </w:t>
+        <w:t>码</w:t>
+      </w:r>
+      <w:proofErr w:type="gramEnd"/>
+      <w:r>
+        <w:rPr>
+          <w:rFonts w:ascii="宋体" w:eastAsia="宋体" w:hAnsi="宋体"/>
+          <w:szCs w:val="21"/>
+        </w:rPr>
+        <w:t xml:space="preserve"> &gt; </w:t>
       </w:r>
       <w:r>
         <w:rPr>
@@ -3886,7 +4161,15 @@
           <w:rFonts w:ascii="宋体" w:eastAsia="宋体" w:hAnsi="宋体"/>
           <w:szCs w:val="21"/>
         </w:rPr>
-        <w:t>未简字</w:t>
+        <w:t>未简</w:t>
+      </w:r>
+      <w:proofErr w:type="gramStart"/>
+      <w:r>
+        <w:rPr>
+          <w:rFonts w:ascii="宋体" w:eastAsia="宋体" w:hAnsi="宋体"/>
+          <w:szCs w:val="21"/>
+        </w:rPr>
+        <w:t>字</w:t>
       </w:r>
       <w:r>
         <w:rPr>
@@ -3900,7 +4183,15 @@
           <w:rFonts w:ascii="宋体" w:eastAsia="宋体" w:hAnsi="宋体"/>
           <w:szCs w:val="21"/>
         </w:rPr>
-        <w:t>码固定为;</w:t>
+        <w:t>码固定</w:t>
+      </w:r>
+      <w:proofErr w:type="gramEnd"/>
+      <w:r>
+        <w:rPr>
+          <w:rFonts w:ascii="宋体" w:eastAsia="宋体" w:hAnsi="宋体"/>
+          <w:szCs w:val="21"/>
+        </w:rPr>
+        <w:t>为;</w:t>
       </w:r>
     </w:p>
     <w:p>
@@ -3914,6 +4205,7 @@
           <w:szCs w:val="21"/>
         </w:rPr>
       </w:pPr>
+      <w:proofErr w:type="gramStart"/>
       <w:r>
         <w:rPr>
           <w:rFonts w:ascii="宋体" w:eastAsia="宋体" w:hAnsi="宋体" w:hint="eastAsia"/>
@@ -3926,7 +4218,15 @@
           <w:rFonts w:ascii="宋体" w:eastAsia="宋体" w:hAnsi="宋体"/>
           <w:szCs w:val="21"/>
         </w:rPr>
-        <w:t>单笔画有特殊编码</w:t>
+        <w:t>单笔画</w:t>
+      </w:r>
+      <w:proofErr w:type="gramEnd"/>
+      <w:r>
+        <w:rPr>
+          <w:rFonts w:ascii="宋体" w:eastAsia="宋体" w:hAnsi="宋体"/>
+          <w:szCs w:val="21"/>
+        </w:rPr>
+        <w:t>有特殊编码</w:t>
       </w:r>
     </w:p>
     <w:p>
@@ -4000,7 +4300,17 @@
           <w:bCs/>
           <w:szCs w:val="21"/>
         </w:rPr>
-        <w:t>第2步：掌握</w:t>
+        <w:t>第2步：</w:t>
+      </w:r>
+      <w:proofErr w:type="gramStart"/>
+      <w:r>
+        <w:rPr>
+          <w:rFonts w:ascii="宋体" w:eastAsia="宋体" w:hAnsi="宋体"/>
+          <w:b/>
+          <w:bCs/>
+          <w:szCs w:val="21"/>
+        </w:rPr>
+        <w:t>掌握</w:t>
       </w:r>
       <w:r>
         <w:rPr>
@@ -4020,6 +4330,7 @@
         </w:rPr>
         <w:t>码基础</w:t>
       </w:r>
+      <w:proofErr w:type="gramEnd"/>
       <w:r>
         <w:rPr>
           <w:rFonts w:ascii="宋体" w:eastAsia="宋体" w:hAnsi="宋体" w:hint="eastAsia"/>
@@ -4155,6 +4466,7 @@
         </w:rPr>
         <w:t xml:space="preserve">音码(ABC) → </w:t>
       </w:r>
+      <w:proofErr w:type="gramStart"/>
       <w:r>
         <w:rPr>
           <w:rFonts w:ascii="宋体" w:eastAsia="宋体" w:hAnsi="宋体" w:hint="eastAsia"/>
@@ -4162,6 +4474,7 @@
         </w:rPr>
         <w:t>形部</w:t>
       </w:r>
+      <w:proofErr w:type="gramEnd"/>
       <w:r>
         <w:rPr>
           <w:rFonts w:ascii="宋体" w:eastAsia="宋体" w:hAnsi="宋体"/>
@@ -4283,7 +4596,15 @@
           <w:rFonts w:ascii="宋体" w:eastAsia="宋体" w:hAnsi="宋体"/>
           <w:szCs w:val="21"/>
         </w:rPr>
-        <w:t>中期：加</w:t>
+        <w:t>中期：</w:t>
+      </w:r>
+      <w:proofErr w:type="gramStart"/>
+      <w:r>
+        <w:rPr>
+          <w:rFonts w:ascii="宋体" w:eastAsia="宋体" w:hAnsi="宋体"/>
+          <w:szCs w:val="21"/>
+        </w:rPr>
+        <w:t>加</w:t>
       </w:r>
       <w:r>
         <w:rPr>
@@ -4297,7 +4618,15 @@
           <w:rFonts w:ascii="宋体" w:eastAsia="宋体" w:hAnsi="宋体"/>
           <w:szCs w:val="21"/>
         </w:rPr>
-        <w:t>码区分重码</w:t>
+        <w:t>码</w:t>
+      </w:r>
+      <w:proofErr w:type="gramEnd"/>
+      <w:r>
+        <w:rPr>
+          <w:rFonts w:ascii="宋体" w:eastAsia="宋体" w:hAnsi="宋体"/>
+          <w:szCs w:val="21"/>
+        </w:rPr>
+        <w:t>区分重码</w:t>
       </w:r>
     </w:p>
     <w:p>
@@ -4692,7 +5021,21 @@
         <w:rPr>
           <w:rFonts w:ascii="宋体" w:eastAsia="宋体" w:hAnsi="宋体"/>
         </w:rPr>
-        <w:t>（严格使用搜狗双拼）</w:t>
+        <w:t>（严格</w:t>
+      </w:r>
+      <w:proofErr w:type="gramStart"/>
+      <w:r>
+        <w:rPr>
+          <w:rFonts w:ascii="宋体" w:eastAsia="宋体" w:hAnsi="宋体"/>
+        </w:rPr>
+        <w:t>使用搜狗双拼</w:t>
+      </w:r>
+      <w:proofErr w:type="gramEnd"/>
+      <w:r>
+        <w:rPr>
+          <w:rFonts w:ascii="宋体" w:eastAsia="宋体" w:hAnsi="宋体"/>
+        </w:rPr>
+        <w:t>）</w:t>
       </w:r>
     </w:p>
     <w:p>
@@ -4716,11 +5059,61 @@
         </w:rPr>
         <w:br/>
       </w:r>
-      <w:r>
-        <w:rPr>
-          <w:rFonts w:ascii="宋体" w:eastAsia="宋体" w:hAnsi="宋体" w:hint="eastAsia"/>
-        </w:rPr>
-        <w:t>zh，ch，sh→v，i，u。</w:t>
+      <w:proofErr w:type="spellStart"/>
+      <w:r>
+        <w:rPr>
+          <w:rFonts w:ascii="宋体" w:eastAsia="宋体" w:hAnsi="宋体" w:hint="eastAsia"/>
+        </w:rPr>
+        <w:t>zh</w:t>
+      </w:r>
+      <w:proofErr w:type="spellEnd"/>
+      <w:r>
+        <w:rPr>
+          <w:rFonts w:ascii="宋体" w:eastAsia="宋体" w:hAnsi="宋体" w:hint="eastAsia"/>
+        </w:rPr>
+        <w:t>，</w:t>
+      </w:r>
+      <w:proofErr w:type="spellStart"/>
+      <w:r>
+        <w:rPr>
+          <w:rFonts w:ascii="宋体" w:eastAsia="宋体" w:hAnsi="宋体" w:hint="eastAsia"/>
+        </w:rPr>
+        <w:t>ch</w:t>
+      </w:r>
+      <w:proofErr w:type="spellEnd"/>
+      <w:r>
+        <w:rPr>
+          <w:rFonts w:ascii="宋体" w:eastAsia="宋体" w:hAnsi="宋体" w:hint="eastAsia"/>
+        </w:rPr>
+        <w:t>，</w:t>
+      </w:r>
+      <w:proofErr w:type="spellStart"/>
+      <w:r>
+        <w:rPr>
+          <w:rFonts w:ascii="宋体" w:eastAsia="宋体" w:hAnsi="宋体" w:hint="eastAsia"/>
+        </w:rPr>
+        <w:t>sh</w:t>
+      </w:r>
+      <w:proofErr w:type="spellEnd"/>
+      <w:r>
+        <w:rPr>
+          <w:rFonts w:ascii="宋体" w:eastAsia="宋体" w:hAnsi="宋体" w:hint="eastAsia"/>
+        </w:rPr>
+        <w:t>→v，</w:t>
+      </w:r>
+      <w:proofErr w:type="spellStart"/>
+      <w:r>
+        <w:rPr>
+          <w:rFonts w:ascii="宋体" w:eastAsia="宋体" w:hAnsi="宋体" w:hint="eastAsia"/>
+        </w:rPr>
+        <w:t>i</w:t>
+      </w:r>
+      <w:proofErr w:type="spellEnd"/>
+      <w:r>
+        <w:rPr>
+          <w:rFonts w:ascii="宋体" w:eastAsia="宋体" w:hAnsi="宋体" w:hint="eastAsia"/>
+        </w:rPr>
+        <w:t>，u。</w:t>
       </w:r>
     </w:p>
     <w:p>
@@ -4740,7 +5133,21 @@
         <w:rPr>
           <w:rFonts w:ascii="宋体" w:eastAsia="宋体" w:hAnsi="宋体" w:hint="eastAsia"/>
         </w:rPr>
-        <w:t>。全拼中不存在以i,u,</w:t>
+        <w:t>。全拼中不存在以</w:t>
+      </w:r>
+      <w:proofErr w:type="spellStart"/>
+      <w:r>
+        <w:rPr>
+          <w:rFonts w:ascii="宋体" w:eastAsia="宋体" w:hAnsi="宋体" w:hint="eastAsia"/>
+        </w:rPr>
+        <w:t>i,u</w:t>
+      </w:r>
+      <w:proofErr w:type="spellEnd"/>
+      <w:r>
+        <w:rPr>
+          <w:rFonts w:ascii="宋体" w:eastAsia="宋体" w:hAnsi="宋体" w:hint="eastAsia"/>
+        </w:rPr>
+        <w:t>,</w:t>
       </w:r>
       <w:r>
         <w:rPr>
@@ -4795,20 +5202,314 @@
         <w:rPr>
           <w:rFonts w:ascii="宋体" w:eastAsia="宋体" w:hAnsi="宋体" w:hint="eastAsia"/>
         </w:rPr>
-        <w:t xml:space="preserve">    a，e，i，o，u同全拼。</w:t>
-      </w:r>
-    </w:p>
-    <w:p>
-      <w:pPr>
-        <w:rPr>
-          <w:rFonts w:ascii="宋体" w:eastAsia="宋体" w:hAnsi="宋体" w:hint="eastAsia"/>
-        </w:rPr>
-      </w:pPr>
-      <w:r>
-        <w:rPr>
-          <w:rFonts w:ascii="宋体" w:eastAsia="宋体" w:hAnsi="宋体" w:hint="eastAsia"/>
-        </w:rPr>
-        <w:t xml:space="preserve">    iu→q，ua/ia→w，uan/ü(v)an/er→r，ü(v)e→t，uai/ü(v)→y（声母jqxy的，ü(v)→u），uo→o，un/ü(v)n→p，ong/iong→s，uang/iang→d，en→f，eng→g，ang→h，an→j，ao→k，ai→l，ei→z，ie→x，iao→c，ui→v，ou→b，in→n，ian→m，ing→；</w:t>
+        <w:t xml:space="preserve">    a，e，</w:t>
+      </w:r>
+      <w:proofErr w:type="spellStart"/>
+      <w:r>
+        <w:rPr>
+          <w:rFonts w:ascii="宋体" w:eastAsia="宋体" w:hAnsi="宋体" w:hint="eastAsia"/>
+        </w:rPr>
+        <w:t>i</w:t>
+      </w:r>
+      <w:proofErr w:type="spellEnd"/>
+      <w:r>
+        <w:rPr>
+          <w:rFonts w:ascii="宋体" w:eastAsia="宋体" w:hAnsi="宋体" w:hint="eastAsia"/>
+        </w:rPr>
+        <w:t>，o，u同全拼。</w:t>
+      </w:r>
+    </w:p>
+    <w:p>
+      <w:pPr>
+        <w:rPr>
+          <w:rFonts w:ascii="宋体" w:eastAsia="宋体" w:hAnsi="宋体" w:hint="eastAsia"/>
+        </w:rPr>
+      </w:pPr>
+      <w:r>
+        <w:rPr>
+          <w:rFonts w:ascii="宋体" w:eastAsia="宋体" w:hAnsi="宋体" w:hint="eastAsia"/>
+        </w:rPr>
+        <w:t xml:space="preserve">    </w:t>
+      </w:r>
+      <w:proofErr w:type="spellStart"/>
+      <w:r>
+        <w:rPr>
+          <w:rFonts w:ascii="宋体" w:eastAsia="宋体" w:hAnsi="宋体" w:hint="eastAsia"/>
+        </w:rPr>
+        <w:t>iu</w:t>
+      </w:r>
+      <w:proofErr w:type="spellEnd"/>
+      <w:r>
+        <w:rPr>
+          <w:rFonts w:ascii="宋体" w:eastAsia="宋体" w:hAnsi="宋体" w:hint="eastAsia"/>
+        </w:rPr>
+        <w:t>→q，</w:t>
+      </w:r>
+      <w:proofErr w:type="spellStart"/>
+      <w:r>
+        <w:rPr>
+          <w:rFonts w:ascii="宋体" w:eastAsia="宋体" w:hAnsi="宋体" w:hint="eastAsia"/>
+        </w:rPr>
+        <w:t>ua</w:t>
+      </w:r>
+      <w:proofErr w:type="spellEnd"/>
+      <w:r>
+        <w:rPr>
+          <w:rFonts w:ascii="宋体" w:eastAsia="宋体" w:hAnsi="宋体" w:hint="eastAsia"/>
+        </w:rPr>
+        <w:t>/</w:t>
+      </w:r>
+      <w:proofErr w:type="spellStart"/>
+      <w:r>
+        <w:rPr>
+          <w:rFonts w:ascii="宋体" w:eastAsia="宋体" w:hAnsi="宋体" w:hint="eastAsia"/>
+        </w:rPr>
+        <w:t>ia</w:t>
+      </w:r>
+      <w:proofErr w:type="spellEnd"/>
+      <w:r>
+        <w:rPr>
+          <w:rFonts w:ascii="宋体" w:eastAsia="宋体" w:hAnsi="宋体" w:hint="eastAsia"/>
+        </w:rPr>
+        <w:t>→w，</w:t>
+      </w:r>
+      <w:proofErr w:type="spellStart"/>
+      <w:r>
+        <w:rPr>
+          <w:rFonts w:ascii="宋体" w:eastAsia="宋体" w:hAnsi="宋体" w:hint="eastAsia"/>
+        </w:rPr>
+        <w:t>uan</w:t>
+      </w:r>
+      <w:proofErr w:type="spellEnd"/>
+      <w:r>
+        <w:rPr>
+          <w:rFonts w:ascii="宋体" w:eastAsia="宋体" w:hAnsi="宋体" w:hint="eastAsia"/>
+        </w:rPr>
+        <w:t>/ü(v)an/er→r，ü(v)e→t，</w:t>
+      </w:r>
+      <w:proofErr w:type="spellStart"/>
+      <w:r>
+        <w:rPr>
+          <w:rFonts w:ascii="宋体" w:eastAsia="宋体" w:hAnsi="宋体" w:hint="eastAsia"/>
+        </w:rPr>
+        <w:t>uai</w:t>
+      </w:r>
+      <w:proofErr w:type="spellEnd"/>
+      <w:r>
+        <w:rPr>
+          <w:rFonts w:ascii="宋体" w:eastAsia="宋体" w:hAnsi="宋体" w:hint="eastAsia"/>
+        </w:rPr>
+        <w:t>/ü(v)→y（声母</w:t>
+      </w:r>
+      <w:proofErr w:type="spellStart"/>
+      <w:r>
+        <w:rPr>
+          <w:rFonts w:ascii="宋体" w:eastAsia="宋体" w:hAnsi="宋体" w:hint="eastAsia"/>
+        </w:rPr>
+        <w:t>jqxy</w:t>
+      </w:r>
+      <w:proofErr w:type="spellEnd"/>
+      <w:r>
+        <w:rPr>
+          <w:rFonts w:ascii="宋体" w:eastAsia="宋体" w:hAnsi="宋体" w:hint="eastAsia"/>
+        </w:rPr>
+        <w:t>的，ü(v)→u），</w:t>
+      </w:r>
+      <w:proofErr w:type="spellStart"/>
+      <w:r>
+        <w:rPr>
+          <w:rFonts w:ascii="宋体" w:eastAsia="宋体" w:hAnsi="宋体" w:hint="eastAsia"/>
+        </w:rPr>
+        <w:t>uo</w:t>
+      </w:r>
+      <w:proofErr w:type="spellEnd"/>
+      <w:r>
+        <w:rPr>
+          <w:rFonts w:ascii="宋体" w:eastAsia="宋体" w:hAnsi="宋体" w:hint="eastAsia"/>
+        </w:rPr>
+        <w:t>→o，un/ü(v)n→p，</w:t>
+      </w:r>
+      <w:proofErr w:type="spellStart"/>
+      <w:r>
+        <w:rPr>
+          <w:rFonts w:ascii="宋体" w:eastAsia="宋体" w:hAnsi="宋体" w:hint="eastAsia"/>
+        </w:rPr>
+        <w:t>ong</w:t>
+      </w:r>
+      <w:proofErr w:type="spellEnd"/>
+      <w:r>
+        <w:rPr>
+          <w:rFonts w:ascii="宋体" w:eastAsia="宋体" w:hAnsi="宋体" w:hint="eastAsia"/>
+        </w:rPr>
+        <w:t>/</w:t>
+      </w:r>
+      <w:proofErr w:type="spellStart"/>
+      <w:r>
+        <w:rPr>
+          <w:rFonts w:ascii="宋体" w:eastAsia="宋体" w:hAnsi="宋体" w:hint="eastAsia"/>
+        </w:rPr>
+        <w:t>iong</w:t>
+      </w:r>
+      <w:proofErr w:type="spellEnd"/>
+      <w:r>
+        <w:rPr>
+          <w:rFonts w:ascii="宋体" w:eastAsia="宋体" w:hAnsi="宋体" w:hint="eastAsia"/>
+        </w:rPr>
+        <w:t>→s，uang/</w:t>
+      </w:r>
+      <w:proofErr w:type="spellStart"/>
+      <w:r>
+        <w:rPr>
+          <w:rFonts w:ascii="宋体" w:eastAsia="宋体" w:hAnsi="宋体" w:hint="eastAsia"/>
+        </w:rPr>
+        <w:t>iang</w:t>
+      </w:r>
+      <w:proofErr w:type="spellEnd"/>
+      <w:r>
+        <w:rPr>
+          <w:rFonts w:ascii="宋体" w:eastAsia="宋体" w:hAnsi="宋体" w:hint="eastAsia"/>
+        </w:rPr>
+        <w:t>→d，</w:t>
+      </w:r>
+      <w:proofErr w:type="spellStart"/>
+      <w:r>
+        <w:rPr>
+          <w:rFonts w:ascii="宋体" w:eastAsia="宋体" w:hAnsi="宋体" w:hint="eastAsia"/>
+        </w:rPr>
+        <w:t>en</w:t>
+      </w:r>
+      <w:proofErr w:type="spellEnd"/>
+      <w:r>
+        <w:rPr>
+          <w:rFonts w:ascii="宋体" w:eastAsia="宋体" w:hAnsi="宋体" w:hint="eastAsia"/>
+        </w:rPr>
+        <w:t>→f，</w:t>
+      </w:r>
+      <w:proofErr w:type="spellStart"/>
+      <w:r>
+        <w:rPr>
+          <w:rFonts w:ascii="宋体" w:eastAsia="宋体" w:hAnsi="宋体" w:hint="eastAsia"/>
+        </w:rPr>
+        <w:t>eng</w:t>
+      </w:r>
+      <w:proofErr w:type="spellEnd"/>
+      <w:r>
+        <w:rPr>
+          <w:rFonts w:ascii="宋体" w:eastAsia="宋体" w:hAnsi="宋体" w:hint="eastAsia"/>
+        </w:rPr>
+        <w:t>→g，ang→h，an→j，</w:t>
+      </w:r>
+      <w:proofErr w:type="spellStart"/>
+      <w:r>
+        <w:rPr>
+          <w:rFonts w:ascii="宋体" w:eastAsia="宋体" w:hAnsi="宋体" w:hint="eastAsia"/>
+        </w:rPr>
+        <w:t>ao</w:t>
+      </w:r>
+      <w:proofErr w:type="spellEnd"/>
+      <w:r>
+        <w:rPr>
+          <w:rFonts w:ascii="宋体" w:eastAsia="宋体" w:hAnsi="宋体" w:hint="eastAsia"/>
+        </w:rPr>
+        <w:t>→k，ai→l，</w:t>
+      </w:r>
+      <w:proofErr w:type="spellStart"/>
+      <w:r>
+        <w:rPr>
+          <w:rFonts w:ascii="宋体" w:eastAsia="宋体" w:hAnsi="宋体" w:hint="eastAsia"/>
+        </w:rPr>
+        <w:t>ei</w:t>
+      </w:r>
+      <w:proofErr w:type="spellEnd"/>
+      <w:r>
+        <w:rPr>
+          <w:rFonts w:ascii="宋体" w:eastAsia="宋体" w:hAnsi="宋体" w:hint="eastAsia"/>
+        </w:rPr>
+        <w:t>→z，</w:t>
+      </w:r>
+      <w:proofErr w:type="spellStart"/>
+      <w:r>
+        <w:rPr>
+          <w:rFonts w:ascii="宋体" w:eastAsia="宋体" w:hAnsi="宋体" w:hint="eastAsia"/>
+        </w:rPr>
+        <w:t>ie</w:t>
+      </w:r>
+      <w:proofErr w:type="spellEnd"/>
+      <w:r>
+        <w:rPr>
+          <w:rFonts w:ascii="宋体" w:eastAsia="宋体" w:hAnsi="宋体" w:hint="eastAsia"/>
+        </w:rPr>
+        <w:t>→x，</w:t>
+      </w:r>
+      <w:proofErr w:type="spellStart"/>
+      <w:r>
+        <w:rPr>
+          <w:rFonts w:ascii="宋体" w:eastAsia="宋体" w:hAnsi="宋体" w:hint="eastAsia"/>
+        </w:rPr>
+        <w:t>iao</w:t>
+      </w:r>
+      <w:proofErr w:type="spellEnd"/>
+      <w:r>
+        <w:rPr>
+          <w:rFonts w:ascii="宋体" w:eastAsia="宋体" w:hAnsi="宋体" w:hint="eastAsia"/>
+        </w:rPr>
+        <w:t>→c，</w:t>
+      </w:r>
+      <w:proofErr w:type="spellStart"/>
+      <w:r>
+        <w:rPr>
+          <w:rFonts w:ascii="宋体" w:eastAsia="宋体" w:hAnsi="宋体" w:hint="eastAsia"/>
+        </w:rPr>
+        <w:t>ui</w:t>
+      </w:r>
+      <w:proofErr w:type="spellEnd"/>
+      <w:r>
+        <w:rPr>
+          <w:rFonts w:ascii="宋体" w:eastAsia="宋体" w:hAnsi="宋体" w:hint="eastAsia"/>
+        </w:rPr>
+        <w:t>→v，</w:t>
+      </w:r>
+      <w:proofErr w:type="spellStart"/>
+      <w:r>
+        <w:rPr>
+          <w:rFonts w:ascii="宋体" w:eastAsia="宋体" w:hAnsi="宋体" w:hint="eastAsia"/>
+        </w:rPr>
+        <w:t>ou</w:t>
+      </w:r>
+      <w:proofErr w:type="spellEnd"/>
+      <w:r>
+        <w:rPr>
+          <w:rFonts w:ascii="宋体" w:eastAsia="宋体" w:hAnsi="宋体" w:hint="eastAsia"/>
+        </w:rPr>
+        <w:t>→b，in→n，</w:t>
+      </w:r>
+      <w:proofErr w:type="spellStart"/>
+      <w:r>
+        <w:rPr>
+          <w:rFonts w:ascii="宋体" w:eastAsia="宋体" w:hAnsi="宋体" w:hint="eastAsia"/>
+        </w:rPr>
+        <w:t>ian</w:t>
+      </w:r>
+      <w:proofErr w:type="spellEnd"/>
+      <w:r>
+        <w:rPr>
+          <w:rFonts w:ascii="宋体" w:eastAsia="宋体" w:hAnsi="宋体" w:hint="eastAsia"/>
+        </w:rPr>
+        <w:t>→m，</w:t>
+      </w:r>
+      <w:proofErr w:type="spellStart"/>
+      <w:r>
+        <w:rPr>
+          <w:rFonts w:ascii="宋体" w:eastAsia="宋体" w:hAnsi="宋体" w:hint="eastAsia"/>
+        </w:rPr>
+        <w:t>ing</w:t>
+      </w:r>
+      <w:proofErr w:type="spellEnd"/>
+      <w:r>
+        <w:rPr>
+          <w:rFonts w:ascii="宋体" w:eastAsia="宋体" w:hAnsi="宋体" w:hint="eastAsia"/>
+        </w:rPr>
+        <w:t>→；</w:t>
       </w:r>
     </w:p>
     <w:p>
@@ -4825,7 +5526,25 @@
           <w:i/>
           <w:iCs/>
         </w:rPr>
-        <w:t>以下是搜狗双拼对照表</w:t>
+        <w:t>以下</w:t>
+      </w:r>
+      <w:proofErr w:type="gramStart"/>
+      <w:r>
+        <w:rPr>
+          <w:rFonts w:ascii="宋体" w:eastAsia="宋体" w:hAnsi="宋体" w:hint="eastAsia"/>
+          <w:i/>
+          <w:iCs/>
+        </w:rPr>
+        <w:t>是搜狗双拼</w:t>
+      </w:r>
+      <w:proofErr w:type="gramEnd"/>
+      <w:r>
+        <w:rPr>
+          <w:rFonts w:ascii="宋体" w:eastAsia="宋体" w:hAnsi="宋体" w:hint="eastAsia"/>
+          <w:i/>
+          <w:iCs/>
+        </w:rPr>
+        <w:t>对照表</w:t>
       </w:r>
     </w:p>
     <w:p>
@@ -4845,7 +5564,7 @@
           <w14:ligatures w14:val="none"/>
         </w:rPr>
         <w:drawing>
-          <wp:inline distT="0" distB="0" distL="0" distR="0" wp14:anchorId="021093D3" wp14:editId="3D88C3BC">
+          <wp:inline distT="0" distB="0" distL="0" distR="0" wp14:anchorId="021093D3" wp14:editId="4A55CF03">
             <wp:extent cx="3864293" cy="1155659"/>
             <wp:effectExtent l="0" t="0" r="3175" b="6985"/>
             <wp:docPr id="876378149" name="图片 2"/>
@@ -4993,11 +5712,47 @@
           <w:rFonts w:ascii="宋体" w:eastAsia="宋体" w:hAnsi="宋体" w:hint="eastAsia"/>
         </w:rPr>
       </w:pPr>
-      <w:r>
-        <w:rPr>
-          <w:rFonts w:ascii="宋体" w:eastAsia="宋体" w:hAnsi="宋体" w:hint="eastAsia"/>
-        </w:rPr>
-        <w:t>hng→hn，hm→hm，ng→nv，m→mv。</w:t>
+      <w:proofErr w:type="spellStart"/>
+      <w:r>
+        <w:rPr>
+          <w:rFonts w:ascii="宋体" w:eastAsia="宋体" w:hAnsi="宋体" w:hint="eastAsia"/>
+        </w:rPr>
+        <w:t>hng</w:t>
+      </w:r>
+      <w:proofErr w:type="spellEnd"/>
+      <w:r>
+        <w:rPr>
+          <w:rFonts w:ascii="宋体" w:eastAsia="宋体" w:hAnsi="宋体" w:hint="eastAsia"/>
+        </w:rPr>
+        <w:t>→</w:t>
+      </w:r>
+      <w:proofErr w:type="spellStart"/>
+      <w:r>
+        <w:rPr>
+          <w:rFonts w:ascii="宋体" w:eastAsia="宋体" w:hAnsi="宋体" w:hint="eastAsia"/>
+        </w:rPr>
+        <w:t>hn</w:t>
+      </w:r>
+      <w:proofErr w:type="spellEnd"/>
+      <w:r>
+        <w:rPr>
+          <w:rFonts w:ascii="宋体" w:eastAsia="宋体" w:hAnsi="宋体" w:hint="eastAsia"/>
+        </w:rPr>
+        <w:t>，hm→hm，ng→</w:t>
+      </w:r>
+      <w:proofErr w:type="spellStart"/>
+      <w:r>
+        <w:rPr>
+          <w:rFonts w:ascii="宋体" w:eastAsia="宋体" w:hAnsi="宋体" w:hint="eastAsia"/>
+        </w:rPr>
+        <w:t>nv</w:t>
+      </w:r>
+      <w:proofErr w:type="spellEnd"/>
+      <w:r>
+        <w:rPr>
+          <w:rFonts w:ascii="宋体" w:eastAsia="宋体" w:hAnsi="宋体" w:hint="eastAsia"/>
+        </w:rPr>
+        <w:t>，m→mv。</w:t>
       </w:r>
     </w:p>
     <w:p>
@@ -5018,17 +5773,39 @@
           <w:sz w:val="32"/>
           <w:szCs w:val="32"/>
         </w:rPr>
-        <w:t>三、主</w:t>
-      </w:r>
-      <w:r>
-        <w:rPr>
-          <w:rFonts w:ascii="宋体" w:eastAsia="宋体" w:hAnsi="宋体"/>
+        <w:t>三、</w:t>
+      </w:r>
+      <w:proofErr w:type="gramStart"/>
+      <w:r>
+        <w:rPr>
+          <w:rFonts w:ascii="宋体" w:eastAsia="宋体" w:hAnsi="宋体" w:hint="eastAsia"/>
           <w:b/>
           <w:bCs/>
           <w:sz w:val="32"/>
           <w:szCs w:val="32"/>
         </w:rPr>
-        <w:t>码编码规则</w:t>
+        <w:t>主</w:t>
+      </w:r>
+      <w:r>
+        <w:rPr>
+          <w:rFonts w:ascii="宋体" w:eastAsia="宋体" w:hAnsi="宋体"/>
+          <w:b/>
+          <w:bCs/>
+          <w:sz w:val="32"/>
+          <w:szCs w:val="32"/>
+        </w:rPr>
+        <w:t>码编码</w:t>
+      </w:r>
+      <w:proofErr w:type="gramEnd"/>
+      <w:r>
+        <w:rPr>
+          <w:rFonts w:ascii="宋体" w:eastAsia="宋体" w:hAnsi="宋体"/>
+          <w:b/>
+          <w:bCs/>
+          <w:sz w:val="32"/>
+          <w:szCs w:val="32"/>
+        </w:rPr>
+        <w:t>规则</w:t>
       </w:r>
     </w:p>
     <w:p>
@@ -5039,6 +5816,7 @@
           <w:szCs w:val="21"/>
         </w:rPr>
       </w:pPr>
+      <w:proofErr w:type="gramStart"/>
       <w:r>
         <w:rPr>
           <w:rFonts w:ascii="宋体" w:eastAsia="宋体" w:hAnsi="宋体" w:hint="eastAsia"/>
@@ -5051,7 +5829,15 @@
           <w:rFonts w:ascii="宋体" w:eastAsia="宋体" w:hAnsi="宋体"/>
           <w:szCs w:val="21"/>
         </w:rPr>
-        <w:t>码是编码中的第四位，用于区分同音字。它根据汉字的字形结构，将汉字分为</w:t>
+        <w:t>码是</w:t>
+      </w:r>
+      <w:proofErr w:type="gramEnd"/>
+      <w:r>
+        <w:rPr>
+          <w:rFonts w:ascii="宋体" w:eastAsia="宋体" w:hAnsi="宋体"/>
+          <w:szCs w:val="21"/>
+        </w:rPr>
+        <w:t>编码中的第四位，用于区分同音字。它根据汉字的字形结构，将汉字分为</w:t>
       </w:r>
       <w:r>
         <w:rPr>
@@ -5090,7 +5876,23 @@
           <w:rFonts w:ascii="宋体" w:eastAsia="宋体" w:hAnsi="宋体" w:hint="eastAsia"/>
           <w:szCs w:val="21"/>
         </w:rPr>
-        <w:t>。因此，主码又称“形部码”。</w:t>
+        <w:t>。因此，</w:t>
+      </w:r>
+      <w:proofErr w:type="gramStart"/>
+      <w:r>
+        <w:rPr>
+          <w:rFonts w:ascii="宋体" w:eastAsia="宋体" w:hAnsi="宋体" w:hint="eastAsia"/>
+          <w:szCs w:val="21"/>
+        </w:rPr>
+        <w:t>主码又</w:t>
+      </w:r>
+      <w:proofErr w:type="gramEnd"/>
+      <w:r>
+        <w:rPr>
+          <w:rFonts w:ascii="宋体" w:eastAsia="宋体" w:hAnsi="宋体" w:hint="eastAsia"/>
+          <w:szCs w:val="21"/>
+        </w:rPr>
+        <w:t>称“形部码”。</w:t>
       </w:r>
     </w:p>
     <w:p>
@@ -5175,7 +5977,23 @@
           <w:rFonts w:ascii="宋体" w:eastAsia="宋体" w:hAnsi="宋体"/>
           <w:szCs w:val="21"/>
         </w:rPr>
-        <w:t>的字，视为合体字；否则为独体字。"拆"要求独立明显，不交错、不穿插、不粘连。取完部首后，剩下的部件应尽量成字，避免拆分出无意义的部件。</w:t>
+        <w:t>的字，视为合体字；否则为独体字。"拆"要求独立明显，不交错、</w:t>
+      </w:r>
+      <w:proofErr w:type="gramStart"/>
+      <w:r>
+        <w:rPr>
+          <w:rFonts w:ascii="宋体" w:eastAsia="宋体" w:hAnsi="宋体"/>
+          <w:szCs w:val="21"/>
+        </w:rPr>
+        <w:t>不</w:t>
+      </w:r>
+      <w:proofErr w:type="gramEnd"/>
+      <w:r>
+        <w:rPr>
+          <w:rFonts w:ascii="宋体" w:eastAsia="宋体" w:hAnsi="宋体"/>
+          <w:szCs w:val="21"/>
+        </w:rPr>
+        <w:t>穿插、不粘连。取完部首后，剩下的部件应尽量成字，避免拆分出无意义的部件。</w:t>
       </w:r>
     </w:p>
     <w:p>
@@ -5397,6 +6215,7 @@
                 <w:szCs w:val="21"/>
               </w:rPr>
             </w:pPr>
+            <w:proofErr w:type="gramStart"/>
             <w:r>
               <w:rPr>
                 <w:rFonts w:ascii="宋体" w:eastAsia="宋体" w:hAnsi="宋体" w:hint="eastAsia"/>
@@ -5411,6 +6230,7 @@
               </w:rPr>
               <w:t>码</w:t>
             </w:r>
+            <w:proofErr w:type="gramEnd"/>
           </w:p>
         </w:tc>
         <w:tc>
@@ -5663,6 +6483,7 @@
               </w:rPr>
               <w:t>横、撇、</w:t>
             </w:r>
+            <w:proofErr w:type="gramStart"/>
             <w:r>
               <w:rPr>
                 <w:rFonts w:ascii="宋体" w:eastAsia="宋体" w:hAnsi="宋体" w:hint="eastAsia"/>
@@ -5675,7 +6496,15 @@
                 <w:rFonts w:ascii="宋体" w:eastAsia="宋体" w:hAnsi="宋体"/>
                 <w:szCs w:val="21"/>
               </w:rPr>
-              <w:t>构成汉字主要框架</w:t>
+              <w:t>构成</w:t>
+            </w:r>
+            <w:proofErr w:type="gramEnd"/>
+            <w:r>
+              <w:rPr>
+                <w:rFonts w:ascii="宋体" w:eastAsia="宋体" w:hAnsi="宋体"/>
+                <w:szCs w:val="21"/>
+              </w:rPr>
+              <w:t>汉字主要框架</w:t>
             </w:r>
           </w:p>
         </w:tc>
@@ -5697,12 +6526,28 @@
                 <w:szCs w:val="21"/>
               </w:rPr>
             </w:pPr>
-            <w:r>
-              <w:rPr>
-                <w:rFonts w:ascii="宋体" w:eastAsia="宋体" w:hAnsi="宋体" w:hint="eastAsia"/>
-              </w:rPr>
-              <w:t>矢水米乘求</w:t>
-            </w:r>
+            <w:proofErr w:type="gramStart"/>
+            <w:r>
+              <w:rPr>
+                <w:rFonts w:ascii="宋体" w:eastAsia="宋体" w:hAnsi="宋体" w:hint="eastAsia"/>
+              </w:rPr>
+              <w:t>矢</w:t>
+            </w:r>
+            <w:proofErr w:type="gramEnd"/>
+            <w:r>
+              <w:rPr>
+                <w:rFonts w:ascii="宋体" w:eastAsia="宋体" w:hAnsi="宋体" w:hint="eastAsia"/>
+              </w:rPr>
+              <w:t>水</w:t>
+            </w:r>
+            <w:proofErr w:type="gramStart"/>
+            <w:r>
+              <w:rPr>
+                <w:rFonts w:ascii="宋体" w:eastAsia="宋体" w:hAnsi="宋体" w:hint="eastAsia"/>
+              </w:rPr>
+              <w:t>米乘求</w:t>
+            </w:r>
+            <w:proofErr w:type="gramEnd"/>
           </w:p>
         </w:tc>
       </w:tr>
@@ -5725,6 +6570,7 @@
                 <w:szCs w:val="21"/>
               </w:rPr>
             </w:pPr>
+            <w:proofErr w:type="gramStart"/>
             <w:r>
               <w:rPr>
                 <w:rFonts w:ascii="宋体" w:eastAsia="宋体" w:hAnsi="宋体"/>
@@ -5732,6 +6578,7 @@
               </w:rPr>
               <w:t>闭形</w:t>
             </w:r>
+            <w:proofErr w:type="gramEnd"/>
           </w:p>
         </w:tc>
         <w:tc>
@@ -5810,7 +6657,35 @@
               <w:rPr>
                 <w:rFonts w:ascii="宋体" w:eastAsia="宋体" w:hAnsi="宋体" w:hint="eastAsia"/>
               </w:rPr>
-              <w:t>自酉曲凸甘</w:t>
+              <w:t>自</w:t>
+            </w:r>
+            <w:proofErr w:type="gramStart"/>
+            <w:r>
+              <w:rPr>
+                <w:rFonts w:ascii="宋体" w:eastAsia="宋体" w:hAnsi="宋体" w:hint="eastAsia"/>
+              </w:rPr>
+              <w:t>酉</w:t>
+            </w:r>
+            <w:proofErr w:type="gramEnd"/>
+            <w:r>
+              <w:rPr>
+                <w:rFonts w:ascii="宋体" w:eastAsia="宋体" w:hAnsi="宋体" w:hint="eastAsia"/>
+              </w:rPr>
+              <w:t>曲</w:t>
+            </w:r>
+            <w:proofErr w:type="gramStart"/>
+            <w:r>
+              <w:rPr>
+                <w:rFonts w:ascii="宋体" w:eastAsia="宋体" w:hAnsi="宋体" w:hint="eastAsia"/>
+              </w:rPr>
+              <w:t>凸</w:t>
+            </w:r>
+            <w:proofErr w:type="gramEnd"/>
+            <w:r>
+              <w:rPr>
+                <w:rFonts w:ascii="宋体" w:eastAsia="宋体" w:hAnsi="宋体" w:hint="eastAsia"/>
+              </w:rPr>
+              <w:t>甘</w:t>
             </w:r>
           </w:p>
         </w:tc>
@@ -5834,6 +6709,7 @@
                 <w:szCs w:val="21"/>
               </w:rPr>
             </w:pPr>
+            <w:proofErr w:type="gramStart"/>
             <w:r>
               <w:rPr>
                 <w:rFonts w:ascii="宋体" w:eastAsia="宋体" w:hAnsi="宋体" w:hint="eastAsia"/>
@@ -5848,6 +6724,7 @@
               </w:rPr>
               <w:t>形</w:t>
             </w:r>
+            <w:proofErr w:type="gramEnd"/>
           </w:p>
         </w:tc>
         <w:tc>
@@ -5926,7 +6803,21 @@
               <w:rPr>
                 <w:rFonts w:ascii="宋体" w:eastAsia="宋体" w:hAnsi="宋体" w:hint="eastAsia"/>
               </w:rPr>
-              <w:t>中且臣丞丽</w:t>
+              <w:t>中且臣</w:t>
+            </w:r>
+            <w:proofErr w:type="gramStart"/>
+            <w:r>
+              <w:rPr>
+                <w:rFonts w:ascii="宋体" w:eastAsia="宋体" w:hAnsi="宋体" w:hint="eastAsia"/>
+              </w:rPr>
+              <w:t>丞</w:t>
+            </w:r>
+            <w:proofErr w:type="gramEnd"/>
+            <w:r>
+              <w:rPr>
+                <w:rFonts w:ascii="宋体" w:eastAsia="宋体" w:hAnsi="宋体" w:hint="eastAsia"/>
+              </w:rPr>
+              <w:t>丽</w:t>
             </w:r>
           </w:p>
         </w:tc>
@@ -6038,8 +6929,16 @@
               <w:rPr>
                 <w:rFonts w:ascii="宋体" w:eastAsia="宋体" w:hAnsi="宋体" w:hint="eastAsia"/>
               </w:rPr>
-              <w:t>生主已幺毛</w:t>
-            </w:r>
+              <w:t>生主</w:t>
+            </w:r>
+            <w:proofErr w:type="gramStart"/>
+            <w:r>
+              <w:rPr>
+                <w:rFonts w:ascii="宋体" w:eastAsia="宋体" w:hAnsi="宋体" w:hint="eastAsia"/>
+              </w:rPr>
+              <w:t>已幺毛</w:t>
+            </w:r>
+            <w:proofErr w:type="gramEnd"/>
           </w:p>
         </w:tc>
       </w:tr>
@@ -6147,8 +7046,16 @@
               <w:rPr>
                 <w:rFonts w:ascii="宋体" w:eastAsia="宋体" w:hAnsi="宋体" w:hint="eastAsia"/>
               </w:rPr>
-              <w:t>人之而瓜也</w:t>
-            </w:r>
+              <w:t>人</w:t>
+            </w:r>
+            <w:proofErr w:type="gramStart"/>
+            <w:r>
+              <w:rPr>
+                <w:rFonts w:ascii="宋体" w:eastAsia="宋体" w:hAnsi="宋体" w:hint="eastAsia"/>
+              </w:rPr>
+              <w:t>之而瓜也</w:t>
+            </w:r>
+            <w:proofErr w:type="gramEnd"/>
           </w:p>
         </w:tc>
       </w:tr>
@@ -6171,6 +7078,7 @@
                 <w:szCs w:val="21"/>
               </w:rPr>
             </w:pPr>
+            <w:proofErr w:type="gramStart"/>
             <w:r>
               <w:rPr>
                 <w:rFonts w:ascii="宋体" w:eastAsia="宋体" w:hAnsi="宋体"/>
@@ -6178,6 +7086,7 @@
               </w:rPr>
               <w:t>错形</w:t>
             </w:r>
+            <w:proofErr w:type="gramEnd"/>
           </w:p>
         </w:tc>
         <w:tc>
@@ -6252,6 +7161,7 @@
                 <w:szCs w:val="21"/>
               </w:rPr>
             </w:pPr>
+            <w:proofErr w:type="gramStart"/>
             <w:r>
               <w:rPr>
                 <w:rFonts w:ascii="宋体" w:eastAsia="宋体" w:hAnsi="宋体" w:hint="eastAsia"/>
@@ -6276,7 +7186,14 @@
               <w:rPr>
                 <w:rFonts w:ascii="宋体" w:eastAsia="宋体" w:hAnsi="宋体" w:hint="eastAsia"/>
               </w:rPr>
-              <w:t>不壬</w:t>
+              <w:t>不</w:t>
+            </w:r>
+            <w:proofErr w:type="gramEnd"/>
+            <w:r>
+              <w:rPr>
+                <w:rFonts w:ascii="宋体" w:eastAsia="宋体" w:hAnsi="宋体" w:hint="eastAsia"/>
+              </w:rPr>
+              <w:t>壬</w:t>
             </w:r>
           </w:p>
         </w:tc>
@@ -6300,6 +7217,7 @@
                 <w:szCs w:val="21"/>
               </w:rPr>
             </w:pPr>
+            <w:proofErr w:type="gramStart"/>
             <w:r>
               <w:rPr>
                 <w:rFonts w:ascii="宋体" w:eastAsia="宋体" w:hAnsi="宋体"/>
@@ -6307,6 +7225,7 @@
               </w:rPr>
               <w:t>偏形</w:t>
             </w:r>
+            <w:proofErr w:type="gramEnd"/>
           </w:p>
         </w:tc>
         <w:tc>
@@ -6385,7 +7304,21 @@
               <w:rPr>
                 <w:rFonts w:ascii="宋体" w:eastAsia="宋体" w:hAnsi="宋体" w:hint="eastAsia"/>
               </w:rPr>
-              <w:t>产勿今母耳</w:t>
+              <w:t>产</w:t>
+            </w:r>
+            <w:proofErr w:type="gramStart"/>
+            <w:r>
+              <w:rPr>
+                <w:rFonts w:ascii="宋体" w:eastAsia="宋体" w:hAnsi="宋体" w:hint="eastAsia"/>
+              </w:rPr>
+              <w:t>勿今母</w:t>
+            </w:r>
+            <w:proofErr w:type="gramEnd"/>
+            <w:r>
+              <w:rPr>
+                <w:rFonts w:ascii="宋体" w:eastAsia="宋体" w:hAnsi="宋体" w:hint="eastAsia"/>
+              </w:rPr>
+              <w:t>耳</w:t>
             </w:r>
           </w:p>
         </w:tc>
@@ -6468,7 +7401,23 @@
                 <w:rFonts w:ascii="宋体" w:eastAsia="宋体" w:hAnsi="宋体"/>
                 <w:szCs w:val="21"/>
               </w:rPr>
-              <w:t>结构复杂，包含多个符合上述形状的结构；或隶变后无法辨认拆形而导致的独体字</w:t>
+              <w:t>结构复杂，包含多个符合上述形状的结构；或隶变后无法</w:t>
+            </w:r>
+            <w:proofErr w:type="gramStart"/>
+            <w:r>
+              <w:rPr>
+                <w:rFonts w:ascii="宋体" w:eastAsia="宋体" w:hAnsi="宋体"/>
+                <w:szCs w:val="21"/>
+              </w:rPr>
+              <w:t>辨认拆形而</w:t>
+            </w:r>
+            <w:proofErr w:type="gramEnd"/>
+            <w:r>
+              <w:rPr>
+                <w:rFonts w:ascii="宋体" w:eastAsia="宋体" w:hAnsi="宋体"/>
+                <w:szCs w:val="21"/>
+              </w:rPr>
+              <w:t>导致的独体字</w:t>
             </w:r>
           </w:p>
         </w:tc>
@@ -6494,7 +7443,21 @@
               <w:rPr>
                 <w:rFonts w:ascii="宋体" w:eastAsia="宋体" w:hAnsi="宋体" w:hint="eastAsia"/>
               </w:rPr>
-              <w:t>南先弗巳重</w:t>
+              <w:t>南先</w:t>
+            </w:r>
+            <w:proofErr w:type="gramStart"/>
+            <w:r>
+              <w:rPr>
+                <w:rFonts w:ascii="宋体" w:eastAsia="宋体" w:hAnsi="宋体" w:hint="eastAsia"/>
+              </w:rPr>
+              <w:t>弗巳</w:t>
+            </w:r>
+            <w:proofErr w:type="gramEnd"/>
+            <w:r>
+              <w:rPr>
+                <w:rFonts w:ascii="宋体" w:eastAsia="宋体" w:hAnsi="宋体" w:hint="eastAsia"/>
+              </w:rPr>
+              <w:t>重</w:t>
             </w:r>
           </w:p>
         </w:tc>
@@ -6608,6 +7571,7 @@
               </w:rPr>
               <w:t>乙</w:t>
             </w:r>
+            <w:proofErr w:type="gramStart"/>
             <w:r>
               <w:rPr>
                 <w:rFonts w:ascii="宋体" w:eastAsia="宋体" w:hAnsi="宋体"/>
@@ -6616,6 +7580,7 @@
               </w:rPr>
               <w:t>乂</w:t>
             </w:r>
+            <w:proofErr w:type="gramEnd"/>
           </w:p>
         </w:tc>
       </w:tr>
@@ -6675,6 +7640,7 @@
           <w:szCs w:val="21"/>
         </w:rPr>
       </w:pPr>
+      <w:proofErr w:type="gramStart"/>
       <w:r>
         <w:rPr>
           <w:rFonts w:ascii="宋体" w:eastAsia="宋体" w:hAnsi="宋体" w:hint="eastAsia"/>
@@ -6687,7 +7653,15 @@
           <w:rFonts w:ascii="宋体" w:eastAsia="宋体" w:hAnsi="宋体"/>
           <w:szCs w:val="21"/>
         </w:rPr>
-        <w:t>码为数字0-9，分别对应上述类别。</w:t>
+        <w:t>码为</w:t>
+      </w:r>
+      <w:proofErr w:type="gramEnd"/>
+      <w:r>
+        <w:rPr>
+          <w:rFonts w:ascii="宋体" w:eastAsia="宋体" w:hAnsi="宋体"/>
+          <w:szCs w:val="21"/>
+        </w:rPr>
+        <w:t>数字0-9，分别对应上述类别。</w:t>
       </w:r>
       <w:r>
         <w:rPr>
@@ -6710,7 +7684,23 @@
           <w:rFonts w:ascii="宋体" w:eastAsia="宋体" w:hAnsi="宋体"/>
           <w:szCs w:val="21"/>
         </w:rPr>
-        <w:t>独体字现代字形必须像独体字——这是判断复形独体字的重要标准。</w:t>
+        <w:t>独体</w:t>
+      </w:r>
+      <w:proofErr w:type="gramStart"/>
+      <w:r>
+        <w:rPr>
+          <w:rFonts w:ascii="宋体" w:eastAsia="宋体" w:hAnsi="宋体"/>
+          <w:szCs w:val="21"/>
+        </w:rPr>
+        <w:t>字现代</w:t>
+      </w:r>
+      <w:proofErr w:type="gramEnd"/>
+      <w:r>
+        <w:rPr>
+          <w:rFonts w:ascii="宋体" w:eastAsia="宋体" w:hAnsi="宋体"/>
+          <w:szCs w:val="21"/>
+        </w:rPr>
+        <w:t>字形必须像独体字——这是判断复形独体字的重要标准。</w:t>
       </w:r>
     </w:p>
     <w:p>
@@ -6745,7 +7735,15 @@
           <w:rFonts w:ascii="宋体" w:eastAsia="宋体" w:hAnsi="宋体"/>
           <w:szCs w:val="21"/>
         </w:rPr>
-        <w:t>合体字的</w:t>
+        <w:t>合体字</w:t>
+      </w:r>
+      <w:proofErr w:type="gramStart"/>
+      <w:r>
+        <w:rPr>
+          <w:rFonts w:ascii="宋体" w:eastAsia="宋体" w:hAnsi="宋体"/>
+          <w:szCs w:val="21"/>
+        </w:rPr>
+        <w:t>的</w:t>
       </w:r>
       <w:r>
         <w:rPr>
@@ -6759,7 +7757,15 @@
           <w:rFonts w:ascii="宋体" w:eastAsia="宋体" w:hAnsi="宋体"/>
           <w:szCs w:val="21"/>
         </w:rPr>
-        <w:t>码为其</w:t>
+        <w:t>码为</w:t>
+      </w:r>
+      <w:proofErr w:type="gramEnd"/>
+      <w:r>
+        <w:rPr>
+          <w:rFonts w:ascii="宋体" w:eastAsia="宋体" w:hAnsi="宋体"/>
+          <w:szCs w:val="21"/>
+        </w:rPr>
+        <w:t>其</w:t>
       </w:r>
       <w:r>
         <w:rPr>
@@ -7231,7 +8237,21 @@
         <w:rPr>
           <w:rFonts w:ascii="宋体" w:eastAsia="宋体" w:hAnsi="宋体" w:hint="eastAsia"/>
         </w:rPr>
-        <w:t>：丶一丨丿乙</w:t>
+        <w:t>：</w:t>
+      </w:r>
+      <w:proofErr w:type="gramStart"/>
+      <w:r>
+        <w:rPr>
+          <w:rFonts w:ascii="宋体" w:eastAsia="宋体" w:hAnsi="宋体" w:hint="eastAsia"/>
+        </w:rPr>
+        <w:t>丶一丨丿</w:t>
+      </w:r>
+      <w:proofErr w:type="gramEnd"/>
+      <w:r>
+        <w:rPr>
+          <w:rFonts w:ascii="宋体" w:eastAsia="宋体" w:hAnsi="宋体" w:hint="eastAsia"/>
+        </w:rPr>
+        <w:t>乙</w:t>
       </w:r>
       <w:r>
         <w:rPr>
@@ -7275,6 +8295,7 @@
         </w:rPr>
         <w:t>：</w:t>
       </w:r>
+      <w:proofErr w:type="gramStart"/>
       <w:r>
         <w:rPr>
           <w:rFonts w:ascii="宋体" w:eastAsia="宋体" w:hAnsi="宋体" w:hint="eastAsia"/>
@@ -7295,8 +8316,16 @@
         <w:rPr>
           <w:rFonts w:ascii="宋体" w:eastAsia="宋体" w:hAnsi="宋体" w:hint="eastAsia"/>
         </w:rPr>
-        <w:t>冫贝</w:t>
-      </w:r>
+        <w:t>冫</w:t>
+      </w:r>
+      <w:proofErr w:type="gramEnd"/>
+      <w:r>
+        <w:rPr>
+          <w:rFonts w:ascii="宋体" w:eastAsia="宋体" w:hAnsi="宋体" w:hint="eastAsia"/>
+        </w:rPr>
+        <w:t>贝</w:t>
+      </w:r>
+      <w:proofErr w:type="gramStart"/>
       <w:r>
         <w:rPr>
           <w:rFonts w:ascii="宋体" w:eastAsia="宋体" w:hAnsi="宋体" w:hint="eastAsia"/>
@@ -7310,6 +8339,7 @@
         </w:rPr>
         <w:t>白卜八匕</w:t>
       </w:r>
+      <w:proofErr w:type="gramEnd"/>
       <w:r>
         <w:rPr>
           <w:rFonts w:ascii="宋体" w:eastAsia="宋体" w:hAnsi="宋体" w:cs="宋体" w:hint="eastAsia"/>
@@ -7345,12 +8375,14 @@
         </w:rPr>
         <w:t>车</w:t>
       </w:r>
+      <w:proofErr w:type="gramStart"/>
       <w:r>
         <w:rPr>
           <w:rFonts w:ascii="宋体" w:eastAsia="宋体" w:hAnsi="宋体" w:hint="eastAsia"/>
         </w:rPr>
         <w:t>艹</w:t>
       </w:r>
+      <w:proofErr w:type="gramEnd"/>
       <w:r>
         <w:rPr>
           <w:rFonts w:ascii="宋体" w:eastAsia="宋体" w:hAnsi="宋体" w:hint="eastAsia"/>
@@ -7358,8 +8390,19 @@
           <w:bCs/>
           <w:color w:val="EE0000"/>
         </w:rPr>
-        <w:t>厂凵</w:t>
-      </w:r>
+        <w:t>厂</w:t>
+      </w:r>
+      <w:proofErr w:type="gramStart"/>
+      <w:r>
+        <w:rPr>
+          <w:rFonts w:ascii="宋体" w:eastAsia="宋体" w:hAnsi="宋体" w:hint="eastAsia"/>
+          <w:b/>
+          <w:bCs/>
+          <w:color w:val="EE0000"/>
+        </w:rPr>
+        <w:t>凵</w:t>
+      </w:r>
+      <w:proofErr w:type="gramEnd"/>
       <w:r>
         <w:rPr>
           <w:rFonts w:ascii="宋体" w:eastAsia="宋体" w:hAnsi="宋体" w:hint="eastAsia"/>
@@ -7373,11 +8416,19 @@
         </w:rPr>
         <w:t>卄</w:t>
       </w:r>
+      <w:proofErr w:type="gramStart"/>
       <w:r>
         <w:rPr>
           <w:rFonts w:ascii="宋体" w:eastAsia="宋体" w:hAnsi="宋体" w:cs="华文新魏" w:hint="eastAsia"/>
         </w:rPr>
-        <w:t xml:space="preserve">屮           </w:t>
+        <w:t>屮</w:t>
+      </w:r>
+      <w:proofErr w:type="gramEnd"/>
+      <w:r>
+        <w:rPr>
+          <w:rFonts w:ascii="宋体" w:eastAsia="宋体" w:hAnsi="宋体" w:cs="华文新魏" w:hint="eastAsia"/>
+        </w:rPr>
+        <w:t xml:space="preserve">           </w:t>
       </w:r>
       <w:r>
         <w:rPr>
@@ -7389,8 +8440,23 @@
         <w:rPr>
           <w:rFonts w:ascii="宋体" w:eastAsia="宋体" w:hAnsi="宋体" w:hint="eastAsia"/>
         </w:rPr>
-        <w:t>：刀歹大</w:t>
-      </w:r>
+        <w:t>：刀</w:t>
+      </w:r>
+      <w:proofErr w:type="gramStart"/>
+      <w:r>
+        <w:rPr>
+          <w:rFonts w:ascii="宋体" w:eastAsia="宋体" w:hAnsi="宋体" w:hint="eastAsia"/>
+        </w:rPr>
+        <w:t>歹</w:t>
+      </w:r>
+      <w:proofErr w:type="gramEnd"/>
+      <w:r>
+        <w:rPr>
+          <w:rFonts w:ascii="宋体" w:eastAsia="宋体" w:hAnsi="宋体" w:hint="eastAsia"/>
+        </w:rPr>
+        <w:t>大</w:t>
+      </w:r>
+      <w:proofErr w:type="gramStart"/>
       <w:r>
         <w:rPr>
           <w:rFonts w:ascii="宋体" w:eastAsia="宋体" w:hAnsi="宋体" w:hint="eastAsia"/>
@@ -7400,6 +8466,7 @@
         </w:rPr>
         <w:t>亠冖</w:t>
       </w:r>
+      <w:proofErr w:type="gramEnd"/>
       <w:r>
         <w:rPr>
           <w:rFonts w:ascii="宋体" w:eastAsia="宋体" w:hAnsi="宋体" w:cs="宋体" w:hint="eastAsia"/>
@@ -7474,8 +8541,16 @@
         <w:rPr>
           <w:rFonts w:ascii="宋体" w:eastAsia="宋体" w:hAnsi="宋体" w:hint="eastAsia"/>
         </w:rPr>
-        <w:t>：风方父缶</w:t>
-      </w:r>
+        <w:t>：</w:t>
+      </w:r>
+      <w:proofErr w:type="gramStart"/>
+      <w:r>
+        <w:rPr>
+          <w:rFonts w:ascii="宋体" w:eastAsia="宋体" w:hAnsi="宋体" w:hint="eastAsia"/>
+        </w:rPr>
+        <w:t>风方父缶</w:t>
+      </w:r>
+      <w:proofErr w:type="gramEnd"/>
       <w:r>
         <w:rPr>
           <w:rFonts w:ascii="宋体" w:eastAsia="宋体" w:hAnsi="宋体" w:hint="eastAsia"/>
@@ -7509,8 +8584,16 @@
         <w:rPr>
           <w:rFonts w:ascii="宋体" w:eastAsia="宋体" w:hAnsi="宋体" w:hint="eastAsia"/>
         </w:rPr>
-        <w:t>：工广弓光囗革戈瓜艮谷骨</w:t>
-      </w:r>
+        <w:t>：</w:t>
+      </w:r>
+      <w:proofErr w:type="gramStart"/>
+      <w:r>
+        <w:rPr>
+          <w:rFonts w:ascii="宋体" w:eastAsia="宋体" w:hAnsi="宋体" w:hint="eastAsia"/>
+        </w:rPr>
+        <w:t>工广弓光囗革戈瓜艮谷骨</w:t>
+      </w:r>
+      <w:proofErr w:type="gramEnd"/>
       <w:r>
         <w:rPr>
           <w:rFonts w:ascii="宋体" w:eastAsia="宋体" w:hAnsi="宋体" w:hint="eastAsia"/>
@@ -7533,8 +8616,16 @@
         <w:rPr>
           <w:rFonts w:ascii="宋体" w:eastAsia="宋体" w:hAnsi="宋体" w:hint="eastAsia"/>
         </w:rPr>
-        <w:t>：火户禾</w:t>
-      </w:r>
+        <w:t>：</w:t>
+      </w:r>
+      <w:proofErr w:type="gramStart"/>
+      <w:r>
+        <w:rPr>
+          <w:rFonts w:ascii="宋体" w:eastAsia="宋体" w:hAnsi="宋体" w:hint="eastAsia"/>
+        </w:rPr>
+        <w:t>火户禾</w:t>
+      </w:r>
+      <w:proofErr w:type="gramEnd"/>
       <w:r>
         <w:rPr>
           <w:rFonts w:ascii="宋体" w:eastAsia="宋体" w:hAnsi="宋体" w:cs="宋体" w:hint="eastAsia"/>
@@ -7553,30 +8644,47 @@
         </w:rPr>
         <w:t>羊</w:t>
       </w:r>
+      <w:proofErr w:type="gramStart"/>
       <w:r>
         <w:rPr>
           <w:rFonts w:ascii="宋体" w:eastAsia="宋体" w:hAnsi="宋体" w:cs="华文新魏" w:hint="eastAsia"/>
         </w:rPr>
-        <w:t>虍黑</w:t>
-      </w:r>
-    </w:p>
-    <w:p>
-      <w:pPr>
-        <w:rPr>
-          <w:rFonts w:ascii="宋体" w:eastAsia="宋体" w:hAnsi="宋体" w:hint="eastAsia"/>
-        </w:rPr>
-      </w:pPr>
+        <w:t>虍</w:t>
+      </w:r>
+      <w:proofErr w:type="gramEnd"/>
+      <w:r>
+        <w:rPr>
+          <w:rFonts w:ascii="宋体" w:eastAsia="宋体" w:hAnsi="宋体" w:cs="华文新魏" w:hint="eastAsia"/>
+        </w:rPr>
+        <w:t>黑</w:t>
+      </w:r>
+    </w:p>
+    <w:p>
+      <w:pPr>
+        <w:rPr>
+          <w:rFonts w:ascii="宋体" w:eastAsia="宋体" w:hAnsi="宋体" w:hint="eastAsia"/>
+        </w:rPr>
+      </w:pPr>
+      <w:proofErr w:type="spellStart"/>
       <w:r>
         <w:rPr>
           <w:rFonts w:ascii="宋体" w:eastAsia="宋体" w:hAnsi="宋体"/>
         </w:rPr>
         <w:t>i</w:t>
       </w:r>
-      <w:r>
-        <w:rPr>
-          <w:rFonts w:ascii="宋体" w:eastAsia="宋体" w:hAnsi="宋体" w:hint="eastAsia"/>
-        </w:rPr>
-        <w:t>：虫</w:t>
+      <w:proofErr w:type="spellEnd"/>
+      <w:r>
+        <w:rPr>
+          <w:rFonts w:ascii="宋体" w:eastAsia="宋体" w:hAnsi="宋体" w:hint="eastAsia"/>
+        </w:rPr>
+        <w:t>：</w:t>
+      </w:r>
+      <w:proofErr w:type="gramStart"/>
+      <w:r>
+        <w:rPr>
+          <w:rFonts w:ascii="宋体" w:eastAsia="宋体" w:hAnsi="宋体" w:hint="eastAsia"/>
+        </w:rPr>
+        <w:t>虫</w:t>
       </w:r>
       <w:r>
         <w:rPr>
@@ -7587,6 +8695,7 @@
         </w:rPr>
         <w:t>页雨弋彐</w:t>
       </w:r>
+      <w:proofErr w:type="gramEnd"/>
       <w:r>
         <w:rPr>
           <w:rFonts w:ascii="宋体" w:eastAsia="宋体" w:hAnsi="宋体" w:cs="宋体" w:hint="eastAsia"/>
@@ -7600,12 +8709,26 @@
         <w:rPr>
           <w:rFonts w:ascii="宋体" w:eastAsia="宋体" w:hAnsi="宋体" w:cs="华文新魏" w:hint="eastAsia"/>
         </w:rPr>
-        <w:t>臣赤</w:t>
-      </w:r>
+        <w:t>臣</w:t>
+      </w:r>
+      <w:proofErr w:type="gramStart"/>
       <w:r>
         <w:rPr>
           <w:rFonts w:ascii="宋体" w:eastAsia="宋体" w:hAnsi="宋体" w:cs="华文新魏" w:hint="eastAsia"/>
         </w:rPr>
+        <w:t>赤</w:t>
+      </w:r>
+      <w:proofErr w:type="gramEnd"/>
+      <w:r>
+        <w:rPr>
+          <w:rFonts w:ascii="宋体" w:eastAsia="宋体" w:hAnsi="宋体" w:cs="华文新魏" w:hint="eastAsia"/>
+        </w:rPr>
+        <w:t></w:t>
+      </w:r>
+      <w:r>
+        <w:rPr>
+          <w:rFonts w:ascii="宋体" w:eastAsia="宋体" w:hAnsi="宋体" w:cs="华文新魏" w:hint="eastAsia"/>
+        </w:rPr>
         <w:t>尺</w:t>
       </w:r>
       <w:r>
@@ -7624,7 +8747,14 @@
         <w:rPr>
           <w:rFonts w:ascii="宋体" w:eastAsia="宋体" w:hAnsi="宋体" w:hint="eastAsia"/>
         </w:rPr>
-        <w:t>：金巾廴</w:t>
+        <w:t>：金巾</w:t>
+      </w:r>
+      <w:proofErr w:type="gramStart"/>
+      <w:r>
+        <w:rPr>
+          <w:rFonts w:ascii="宋体" w:eastAsia="宋体" w:hAnsi="宋体" w:hint="eastAsia"/>
+        </w:rPr>
+        <w:t>廴</w:t>
       </w:r>
       <w:r>
         <w:rPr>
@@ -7632,6 +8762,7 @@
         </w:rPr>
         <w:t>冂</w:t>
       </w:r>
+      <w:proofErr w:type="gramEnd"/>
       <w:r>
         <w:rPr>
           <w:rFonts w:ascii="宋体" w:eastAsia="宋体" w:hAnsi="宋体" w:cs="华文新魏" w:hint="eastAsia"/>
@@ -7645,6 +8776,7 @@
         </w:rPr>
         <w:t>𠘨</w:t>
       </w:r>
+      <w:proofErr w:type="gramStart"/>
       <w:r>
         <w:rPr>
           <w:rFonts w:ascii="宋体" w:eastAsia="宋体" w:hAnsi="宋体" w:hint="eastAsia"/>
@@ -7652,6 +8784,7 @@
         </w:rPr>
         <w:t>卩</w:t>
       </w:r>
+      <w:proofErr w:type="gramEnd"/>
       <w:r>
         <w:rPr>
           <w:rFonts w:ascii="宋体" w:eastAsia="宋体" w:hAnsi="宋体" w:hint="eastAsia"/>
@@ -7718,20 +8851,33 @@
           <w:bCs/>
           <w:color w:val="EE0000"/>
         </w:rPr>
-        <w:t>云勹</w:t>
-      </w:r>
+        <w:t>云</w:t>
+      </w:r>
+      <w:proofErr w:type="gramStart"/>
+      <w:r>
+        <w:rPr>
+          <w:rFonts w:ascii="宋体" w:eastAsia="宋体" w:hAnsi="宋体" w:hint="eastAsia"/>
+          <w:b/>
+          <w:bCs/>
+          <w:color w:val="EE0000"/>
+        </w:rPr>
+        <w:t>勹</w:t>
+      </w:r>
+      <w:proofErr w:type="gramEnd"/>
       <w:r>
         <w:rPr>
           <w:rFonts w:ascii="宋体" w:eastAsia="宋体" w:hAnsi="宋体" w:hint="eastAsia"/>
         </w:rPr>
         <w:t>力龙老卤里</w:t>
       </w:r>
+      <w:proofErr w:type="gramStart"/>
       <w:r>
         <w:rPr>
           <w:rFonts w:ascii="宋体" w:eastAsia="宋体" w:hAnsi="宋体" w:hint="eastAsia"/>
         </w:rPr>
         <w:t>卵</w:t>
       </w:r>
+      <w:proofErr w:type="gramEnd"/>
     </w:p>
     <w:p>
       <w:pPr>
@@ -7751,6 +8897,7 @@
         </w:rPr>
         <w:t>：木</w:t>
       </w:r>
+      <w:proofErr w:type="gramStart"/>
       <w:r>
         <w:rPr>
           <w:rFonts w:ascii="宋体" w:eastAsia="宋体" w:hAnsi="宋体" w:hint="eastAsia"/>
@@ -7760,6 +8907,7 @@
         </w:rPr>
         <w:t>彡</w:t>
       </w:r>
+      <w:proofErr w:type="gramEnd"/>
       <w:r>
         <w:rPr>
           <w:rFonts w:ascii="宋体" w:eastAsia="宋体" w:hAnsi="宋体" w:cs="宋体" w:hint="eastAsia"/>
@@ -7773,13 +8921,27 @@
         <w:rPr>
           <w:rFonts w:ascii="宋体" w:eastAsia="宋体" w:hAnsi="宋体" w:cs="华文新魏" w:hint="eastAsia"/>
         </w:rPr>
-        <w:t>马门皿毛目矛米</w:t>
-      </w:r>
-      <w:r>
-        <w:rPr>
-          <w:rFonts w:ascii="宋体" w:eastAsia="宋体" w:hAnsi="宋体" w:hint="eastAsia"/>
-        </w:rPr>
-        <w:t xml:space="preserve">麦   </w:t>
+        <w:t>马门</w:t>
+      </w:r>
+      <w:proofErr w:type="gramStart"/>
+      <w:r>
+        <w:rPr>
+          <w:rFonts w:ascii="宋体" w:eastAsia="宋体" w:hAnsi="宋体" w:cs="华文新魏" w:hint="eastAsia"/>
+        </w:rPr>
+        <w:t>皿毛目矛米</w:t>
+      </w:r>
+      <w:r>
+        <w:rPr>
+          <w:rFonts w:ascii="宋体" w:eastAsia="宋体" w:hAnsi="宋体" w:hint="eastAsia"/>
+        </w:rPr>
+        <w:t>麦</w:t>
+      </w:r>
+      <w:proofErr w:type="gramEnd"/>
+      <w:r>
+        <w:rPr>
+          <w:rFonts w:ascii="宋体" w:eastAsia="宋体" w:hAnsi="宋体" w:hint="eastAsia"/>
+        </w:rPr>
+        <w:t xml:space="preserve">   </w:t>
       </w:r>
       <w:r>
         <w:rPr>
@@ -7791,7 +8953,14 @@
         <w:rPr>
           <w:rFonts w:ascii="宋体" w:eastAsia="宋体" w:hAnsi="宋体" w:hint="eastAsia"/>
         </w:rPr>
-        <w:t>：女牛鸟</w:t>
+        <w:t>：</w:t>
+      </w:r>
+      <w:proofErr w:type="gramStart"/>
+      <w:r>
+        <w:rPr>
+          <w:rFonts w:ascii="宋体" w:eastAsia="宋体" w:hAnsi="宋体" w:hint="eastAsia"/>
+        </w:rPr>
+        <w:t>女牛鸟</w:t>
       </w:r>
       <w:r>
         <w:rPr>
@@ -7800,7 +8969,17 @@
           <w:bCs/>
           <w:color w:val="EE0000"/>
         </w:rPr>
-        <w:t>耒齿</w:t>
+        <w:t>耒</w:t>
+      </w:r>
+      <w:proofErr w:type="gramEnd"/>
+      <w:r>
+        <w:rPr>
+          <w:rFonts w:ascii="宋体" w:eastAsia="宋体" w:hAnsi="宋体" w:hint="eastAsia"/>
+          <w:b/>
+          <w:bCs/>
+          <w:color w:val="EE0000"/>
+        </w:rPr>
+        <w:t>齿</w:t>
       </w:r>
       <w:r>
         <w:rPr>
@@ -7828,6 +9007,7 @@
         </w:rPr>
         <w:t>：耳</w:t>
       </w:r>
+      <w:proofErr w:type="gramStart"/>
       <w:r>
         <w:rPr>
           <w:rFonts w:ascii="宋体" w:eastAsia="宋体" w:hAnsi="宋体" w:hint="eastAsia"/>
@@ -7837,6 +9017,7 @@
         </w:rPr>
         <w:t>匚</w:t>
       </w:r>
+      <w:proofErr w:type="gramEnd"/>
       <w:r>
         <w:rPr>
           <w:rFonts w:ascii="宋体" w:eastAsia="宋体" w:hAnsi="宋体" w:hint="eastAsia"/>
@@ -7868,6 +9049,7 @@
         </w:rPr>
         <w:t>：</w:t>
       </w:r>
+      <w:proofErr w:type="gramStart"/>
       <w:r>
         <w:rPr>
           <w:rFonts w:ascii="宋体" w:eastAsia="宋体" w:hAnsi="宋体" w:hint="eastAsia"/>
@@ -7875,12 +9057,14 @@
         </w:rPr>
         <w:t>攴</w:t>
       </w:r>
+      <w:proofErr w:type="gramEnd"/>
       <w:r>
         <w:rPr>
           <w:rFonts w:ascii="宋体" w:eastAsia="宋体" w:hAnsi="宋体" w:hint="eastAsia"/>
         </w:rPr>
         <w:t>片</w:t>
       </w:r>
+      <w:proofErr w:type="gramStart"/>
       <w:r>
         <w:rPr>
           <w:rFonts w:ascii="宋体" w:eastAsia="宋体" w:hAnsi="宋体" w:hint="eastAsia"/>
@@ -7896,6 +9080,7 @@
         </w:rPr>
         <w:t>丬</w:t>
       </w:r>
+      <w:proofErr w:type="gramEnd"/>
       <w:r>
         <w:rPr>
           <w:rFonts w:ascii="宋体" w:eastAsia="宋体" w:hAnsi="宋体" w:hint="eastAsia"/>
@@ -7903,6 +9088,7 @@
         </w:rPr>
         <w:t>皮</w:t>
       </w:r>
+      <w:proofErr w:type="gramStart"/>
       <w:r>
         <w:rPr>
           <w:rFonts w:ascii="宋体" w:eastAsia="宋体" w:hAnsi="宋体" w:hint="eastAsia"/>
@@ -7910,7 +9096,17 @@
           <w:bCs/>
           <w:color w:val="EE0000"/>
         </w:rPr>
-        <w:t>髟㐅</w:t>
+        <w:t>髟</w:t>
+      </w:r>
+      <w:proofErr w:type="gramEnd"/>
+      <w:r>
+        <w:rPr>
+          <w:rFonts w:ascii="宋体" w:eastAsia="宋体" w:hAnsi="宋体" w:hint="eastAsia"/>
+          <w:b/>
+          <w:bCs/>
+          <w:color w:val="EE0000"/>
+        </w:rPr>
+        <w:t>㐅</w:t>
       </w:r>
     </w:p>
     <w:p>
@@ -8008,6 +9204,7 @@
         </w:rPr>
         <w:t>：</w:t>
       </w:r>
+      <w:proofErr w:type="gramStart"/>
       <w:r>
         <w:rPr>
           <w:rFonts w:ascii="宋体" w:eastAsia="宋体" w:hAnsi="宋体" w:hint="eastAsia"/>
@@ -8036,7 +9233,14 @@
         <w:rPr>
           <w:rFonts w:ascii="宋体" w:eastAsia="宋体" w:hAnsi="宋体" w:hint="eastAsia"/>
         </w:rPr>
-        <w:t xml:space="preserve">厶巳           </w:t>
+        <w:t>厶巳</w:t>
+      </w:r>
+      <w:proofErr w:type="gramEnd"/>
+      <w:r>
+        <w:rPr>
+          <w:rFonts w:ascii="宋体" w:eastAsia="宋体" w:hAnsi="宋体" w:hint="eastAsia"/>
+        </w:rPr>
+        <w:t xml:space="preserve">           </w:t>
       </w:r>
       <w:r>
         <w:rPr>
@@ -8050,6 +9254,7 @@
         </w:rPr>
         <w:t>：土</w:t>
       </w:r>
+      <w:proofErr w:type="gramStart"/>
       <w:r>
         <w:rPr>
           <w:rFonts w:ascii="宋体" w:eastAsia="宋体" w:hAnsi="宋体" w:hint="eastAsia"/>
@@ -8065,6 +9270,7 @@
         </w:rPr>
         <w:t>田</w:t>
       </w:r>
+      <w:proofErr w:type="gramEnd"/>
     </w:p>
     <w:p>
       <w:pPr>
@@ -8084,6 +9290,7 @@
         </w:rPr>
         <w:t>：</w:t>
       </w:r>
+      <w:proofErr w:type="gramStart"/>
       <w:r>
         <w:rPr>
           <w:rFonts w:ascii="宋体" w:eastAsia="宋体" w:hAnsi="宋体" w:hint="eastAsia"/>
@@ -8093,11 +9300,40 @@
         </w:rPr>
         <w:t>攵</w:t>
       </w:r>
-      <w:r>
-        <w:rPr>
-          <w:rFonts w:ascii="宋体" w:eastAsia="宋体" w:hAnsi="宋体" w:hint="eastAsia"/>
-        </w:rPr>
-        <w:t xml:space="preserve">水矢手食山士豕身       </w:t>
+      <w:proofErr w:type="gramEnd"/>
+      <w:r>
+        <w:rPr>
+          <w:rFonts w:ascii="宋体" w:eastAsia="宋体" w:hAnsi="宋体" w:hint="eastAsia"/>
+        </w:rPr>
+        <w:t>水</w:t>
+      </w:r>
+      <w:proofErr w:type="gramStart"/>
+      <w:r>
+        <w:rPr>
+          <w:rFonts w:ascii="宋体" w:eastAsia="宋体" w:hAnsi="宋体" w:hint="eastAsia"/>
+        </w:rPr>
+        <w:t>矢</w:t>
+      </w:r>
+      <w:proofErr w:type="gramEnd"/>
+      <w:r>
+        <w:rPr>
+          <w:rFonts w:ascii="宋体" w:eastAsia="宋体" w:hAnsi="宋体" w:hint="eastAsia"/>
+        </w:rPr>
+        <w:t>手</w:t>
+      </w:r>
+      <w:proofErr w:type="gramStart"/>
+      <w:r>
+        <w:rPr>
+          <w:rFonts w:ascii="宋体" w:eastAsia="宋体" w:hAnsi="宋体" w:hint="eastAsia"/>
+        </w:rPr>
+        <w:t>食山士豕身</w:t>
+      </w:r>
+      <w:proofErr w:type="gramEnd"/>
+      <w:r>
+        <w:rPr>
+          <w:rFonts w:ascii="宋体" w:eastAsia="宋体" w:hAnsi="宋体" w:hint="eastAsia"/>
+        </w:rPr>
+        <w:t xml:space="preserve">       </w:t>
       </w:r>
       <w:r>
         <w:rPr>
@@ -8120,6 +9356,7 @@
         </w:rPr>
         <w:t>乑</w:t>
       </w:r>
+      <w:proofErr w:type="gramStart"/>
       <w:r>
         <w:rPr>
           <w:rFonts w:ascii="宋体" w:eastAsia="宋体" w:hAnsi="宋体" w:hint="eastAsia"/>
@@ -8141,6 +9378,7 @@
         </w:rPr>
         <w:t>支</w:t>
       </w:r>
+      <w:proofErr w:type="gramEnd"/>
     </w:p>
     <w:p>
       <w:pPr>
@@ -8158,7 +9396,14 @@
         <w:rPr>
           <w:rFonts w:ascii="宋体" w:eastAsia="宋体" w:hAnsi="宋体" w:hint="eastAsia"/>
         </w:rPr>
-        <w:t>：王网瓦韦</w:t>
+        <w:t>：</w:t>
+      </w:r>
+      <w:proofErr w:type="gramStart"/>
+      <w:r>
+        <w:rPr>
+          <w:rFonts w:ascii="宋体" w:eastAsia="宋体" w:hAnsi="宋体" w:hint="eastAsia"/>
+        </w:rPr>
+        <w:t>王网瓦韦</w:t>
       </w:r>
       <w:r>
         <w:rPr>
@@ -8169,6 +9414,7 @@
         </w:rPr>
         <w:t>隹</w:t>
       </w:r>
+      <w:proofErr w:type="gramEnd"/>
       <w:r>
         <w:rPr>
           <w:rFonts w:ascii="宋体" w:eastAsia="宋体" w:hAnsi="宋体" w:hint="eastAsia"/>
@@ -8185,14 +9431,23 @@
         <w:rPr>
           <w:rFonts w:ascii="宋体" w:eastAsia="宋体" w:hAnsi="宋体" w:hint="eastAsia"/>
         </w:rPr>
-        <w:t>：穴</w:t>
-      </w:r>
+        <w:t>：</w:t>
+      </w:r>
+      <w:proofErr w:type="gramStart"/>
+      <w:r>
+        <w:rPr>
+          <w:rFonts w:ascii="宋体" w:eastAsia="宋体" w:hAnsi="宋体" w:hint="eastAsia"/>
+        </w:rPr>
+        <w:t>穴</w:t>
+      </w:r>
+      <w:proofErr w:type="gramEnd"/>
       <w:r>
         <w:rPr>
           <w:rFonts w:ascii="SimSun-ExtG" w:eastAsia="SimSun-ExtG" w:hAnsi="SimSun-ExtG" w:cs="SimSun-ExtG" w:hint="eastAsia"/>
         </w:rPr>
         <w:t>𰃮</w:t>
       </w:r>
+      <w:proofErr w:type="gramStart"/>
       <w:r>
         <w:rPr>
           <w:rFonts w:ascii="宋体" w:eastAsia="宋体" w:hAnsi="宋体" w:hint="eastAsia"/>
@@ -8220,6 +9475,7 @@
         </w:rPr>
         <w:t>习</w:t>
       </w:r>
+      <w:proofErr w:type="gramEnd"/>
     </w:p>
     <w:p>
       <w:pPr>
@@ -8237,8 +9493,37 @@
         <w:rPr>
           <w:rFonts w:ascii="宋体" w:eastAsia="宋体" w:hAnsi="宋体" w:hint="eastAsia"/>
         </w:rPr>
-        <w:t>：言酉月鱼衣尢聿业羽</w:t>
-      </w:r>
+        <w:t>：言</w:t>
+      </w:r>
+      <w:proofErr w:type="gramStart"/>
+      <w:r>
+        <w:rPr>
+          <w:rFonts w:ascii="宋体" w:eastAsia="宋体" w:hAnsi="宋体" w:hint="eastAsia"/>
+        </w:rPr>
+        <w:t>酉</w:t>
+      </w:r>
+      <w:proofErr w:type="gramEnd"/>
+      <w:r>
+        <w:rPr>
+          <w:rFonts w:ascii="宋体" w:eastAsia="宋体" w:hAnsi="宋体" w:hint="eastAsia"/>
+        </w:rPr>
+        <w:t>月鱼衣</w:t>
+      </w:r>
+      <w:proofErr w:type="gramStart"/>
+      <w:r>
+        <w:rPr>
+          <w:rFonts w:ascii="宋体" w:eastAsia="宋体" w:hAnsi="宋体" w:hint="eastAsia"/>
+        </w:rPr>
+        <w:t>尢聿</w:t>
+      </w:r>
+      <w:proofErr w:type="gramEnd"/>
+      <w:r>
+        <w:rPr>
+          <w:rFonts w:ascii="宋体" w:eastAsia="宋体" w:hAnsi="宋体" w:hint="eastAsia"/>
+        </w:rPr>
+        <w:t>业羽</w:t>
+      </w:r>
+      <w:proofErr w:type="gramStart"/>
       <w:r>
         <w:rPr>
           <w:rFonts w:ascii="宋体" w:eastAsia="宋体" w:hAnsi="宋体" w:hint="eastAsia"/>
@@ -8248,6 +9533,7 @@
         </w:rPr>
         <w:t>黾</w:t>
       </w:r>
+      <w:proofErr w:type="gramEnd"/>
       <w:r>
         <w:rPr>
           <w:rFonts w:ascii="宋体" w:eastAsia="宋体" w:hAnsi="宋体" w:hint="eastAsia"/>
@@ -8278,6 +9564,7 @@
         </w:rPr>
         <w:t>：</w:t>
       </w:r>
+      <w:proofErr w:type="gramStart"/>
       <w:r>
         <w:rPr>
           <w:rFonts w:ascii="宋体" w:eastAsia="宋体" w:hAnsi="宋体" w:hint="eastAsia"/>
@@ -8291,53 +9578,113 @@
         <w:rPr>
           <w:rFonts w:ascii="宋体" w:eastAsia="宋体" w:hAnsi="宋体" w:hint="eastAsia"/>
         </w:rPr>
-        <w:t>足子自走</w:t>
-      </w:r>
-    </w:p>
-    <w:p>
-      <w:pPr>
-        <w:rPr>
-          <w:rFonts w:ascii="宋体" w:eastAsia="宋体" w:hAnsi="宋体" w:hint="eastAsia"/>
-        </w:rPr>
-      </w:pPr>
-    </w:p>
-    <w:p>
-      <w:pPr>
-        <w:rPr>
-          <w:rFonts w:ascii="宋体" w:eastAsia="宋体" w:hAnsi="宋体" w:hint="eastAsia"/>
-        </w:rPr>
-      </w:pPr>
-      <w:r>
-        <w:rPr>
-          <w:rFonts w:ascii="宋体" w:eastAsia="宋体" w:hAnsi="宋体" w:hint="eastAsia"/>
-        </w:rPr>
-        <w:t>a: dhupygkwv                b: ku;zglsaio</w:t>
-      </w:r>
-    </w:p>
-    <w:p>
-      <w:pPr>
-        <w:rPr>
-          <w:rFonts w:ascii="宋体" w:eastAsia="宋体" w:hAnsi="宋体" w:hint="eastAsia"/>
-        </w:rPr>
-      </w:pPr>
-      <w:r>
-        <w:rPr>
-          <w:rFonts w:ascii="宋体" w:eastAsia="宋体" w:hAnsi="宋体" w:hint="eastAsia"/>
-        </w:rPr>
-        <w:t>c: ekhypgi                  d: klahpmbu</w:t>
-      </w:r>
-    </w:p>
-    <w:p>
-      <w:pPr>
-        <w:rPr>
-          <w:rFonts w:ascii="宋体" w:eastAsia="宋体" w:hAnsi="宋体" w:hint="eastAsia"/>
-        </w:rPr>
-      </w:pPr>
-      <w:r>
-        <w:rPr>
-          <w:rFonts w:ascii="宋体" w:eastAsia="宋体" w:hAnsi="宋体" w:hint="eastAsia"/>
-        </w:rPr>
-        <w:t>e:                          f: ghubqi</w:t>
+        <w:t>足子</w:t>
+      </w:r>
+      <w:proofErr w:type="gramEnd"/>
+      <w:r>
+        <w:rPr>
+          <w:rFonts w:ascii="宋体" w:eastAsia="宋体" w:hAnsi="宋体" w:hint="eastAsia"/>
+        </w:rPr>
+        <w:t>自走</w:t>
+      </w:r>
+    </w:p>
+    <w:p>
+      <w:pPr>
+        <w:rPr>
+          <w:rFonts w:ascii="宋体" w:eastAsia="宋体" w:hAnsi="宋体" w:hint="eastAsia"/>
+        </w:rPr>
+      </w:pPr>
+    </w:p>
+    <w:p>
+      <w:pPr>
+        <w:rPr>
+          <w:rFonts w:ascii="宋体" w:eastAsia="宋体" w:hAnsi="宋体" w:hint="eastAsia"/>
+        </w:rPr>
+      </w:pPr>
+      <w:r>
+        <w:rPr>
+          <w:rFonts w:ascii="宋体" w:eastAsia="宋体" w:hAnsi="宋体" w:hint="eastAsia"/>
+        </w:rPr>
+        <w:t xml:space="preserve">a: </w:t>
+      </w:r>
+      <w:proofErr w:type="spellStart"/>
+      <w:r>
+        <w:rPr>
+          <w:rFonts w:ascii="宋体" w:eastAsia="宋体" w:hAnsi="宋体" w:hint="eastAsia"/>
+        </w:rPr>
+        <w:t>dhupygkwv</w:t>
+      </w:r>
+      <w:proofErr w:type="spellEnd"/>
+      <w:r>
+        <w:rPr>
+          <w:rFonts w:ascii="宋体" w:eastAsia="宋体" w:hAnsi="宋体" w:hint="eastAsia"/>
+        </w:rPr>
+        <w:t xml:space="preserve">                b: </w:t>
+      </w:r>
+      <w:proofErr w:type="spellStart"/>
+      <w:proofErr w:type="gramStart"/>
+      <w:r>
+        <w:rPr>
+          <w:rFonts w:ascii="宋体" w:eastAsia="宋体" w:hAnsi="宋体" w:hint="eastAsia"/>
+        </w:rPr>
+        <w:t>ku;zglsaio</w:t>
+      </w:r>
+      <w:proofErr w:type="spellEnd"/>
+      <w:proofErr w:type="gramEnd"/>
+    </w:p>
+    <w:p>
+      <w:pPr>
+        <w:rPr>
+          <w:rFonts w:ascii="宋体" w:eastAsia="宋体" w:hAnsi="宋体" w:hint="eastAsia"/>
+        </w:rPr>
+      </w:pPr>
+      <w:r>
+        <w:rPr>
+          <w:rFonts w:ascii="宋体" w:eastAsia="宋体" w:hAnsi="宋体" w:hint="eastAsia"/>
+        </w:rPr>
+        <w:t xml:space="preserve">c: </w:t>
+      </w:r>
+      <w:proofErr w:type="spellStart"/>
+      <w:r>
+        <w:rPr>
+          <w:rFonts w:ascii="宋体" w:eastAsia="宋体" w:hAnsi="宋体" w:hint="eastAsia"/>
+        </w:rPr>
+        <w:t>ekhypgi</w:t>
+      </w:r>
+      <w:proofErr w:type="spellEnd"/>
+      <w:r>
+        <w:rPr>
+          <w:rFonts w:ascii="宋体" w:eastAsia="宋体" w:hAnsi="宋体" w:hint="eastAsia"/>
+        </w:rPr>
+        <w:t xml:space="preserve">                  d: </w:t>
+      </w:r>
+      <w:proofErr w:type="spellStart"/>
+      <w:r>
+        <w:rPr>
+          <w:rFonts w:ascii="宋体" w:eastAsia="宋体" w:hAnsi="宋体" w:hint="eastAsia"/>
+        </w:rPr>
+        <w:t>klahpmbu</w:t>
+      </w:r>
+      <w:proofErr w:type="spellEnd"/>
+    </w:p>
+    <w:p>
+      <w:pPr>
+        <w:rPr>
+          <w:rFonts w:ascii="宋体" w:eastAsia="宋体" w:hAnsi="宋体" w:hint="eastAsia"/>
+        </w:rPr>
+      </w:pPr>
+      <w:r>
+        <w:rPr>
+          <w:rFonts w:ascii="宋体" w:eastAsia="宋体" w:hAnsi="宋体" w:hint="eastAsia"/>
+        </w:rPr>
+        <w:t xml:space="preserve">e:                          f: </w:t>
+      </w:r>
+      <w:proofErr w:type="spellStart"/>
+      <w:r>
+        <w:rPr>
+          <w:rFonts w:ascii="宋体" w:eastAsia="宋体" w:hAnsi="宋体" w:hint="eastAsia"/>
+        </w:rPr>
+        <w:t>ghubqi</w:t>
       </w:r>
       <w:r>
         <w:rPr>
@@ -8345,18 +9692,26 @@
         </w:rPr>
         <w:t>z</w:t>
       </w:r>
-    </w:p>
-    <w:p>
-      <w:pPr>
-        <w:rPr>
-          <w:rFonts w:ascii="宋体" w:eastAsia="宋体" w:hAnsi="宋体" w:hint="eastAsia"/>
-        </w:rPr>
-      </w:pPr>
-      <w:r>
-        <w:rPr>
-          <w:rFonts w:ascii="宋体" w:eastAsia="宋体" w:hAnsi="宋体" w:hint="eastAsia"/>
-        </w:rPr>
-        <w:t>g: sdvmoexwf</w:t>
+      <w:proofErr w:type="spellEnd"/>
+    </w:p>
+    <w:p>
+      <w:pPr>
+        <w:rPr>
+          <w:rFonts w:ascii="宋体" w:eastAsia="宋体" w:hAnsi="宋体" w:hint="eastAsia"/>
+        </w:rPr>
+      </w:pPr>
+      <w:r>
+        <w:rPr>
+          <w:rFonts w:ascii="宋体" w:eastAsia="宋体" w:hAnsi="宋体" w:hint="eastAsia"/>
+        </w:rPr>
+        <w:t xml:space="preserve">g: </w:t>
+      </w:r>
+      <w:proofErr w:type="spellStart"/>
+      <w:r>
+        <w:rPr>
+          <w:rFonts w:ascii="宋体" w:eastAsia="宋体" w:hAnsi="宋体" w:hint="eastAsia"/>
+        </w:rPr>
+        <w:t>sdvmoexwf</w:t>
       </w:r>
       <w:r>
         <w:rPr>
@@ -8368,7 +9723,14 @@
         <w:rPr>
           <w:rFonts w:ascii="宋体" w:eastAsia="宋体" w:hAnsi="宋体" w:hint="eastAsia"/>
         </w:rPr>
-        <w:t xml:space="preserve">r  </w:t>
+        <w:t>r</w:t>
+      </w:r>
+      <w:proofErr w:type="spellEnd"/>
+      <w:r>
+        <w:rPr>
+          <w:rFonts w:ascii="宋体" w:eastAsia="宋体" w:hAnsi="宋体" w:hint="eastAsia"/>
+        </w:rPr>
+        <w:t xml:space="preserve">  </w:t>
       </w:r>
       <w:r>
         <w:rPr>
@@ -8380,20 +9742,35 @@
         <w:rPr>
           <w:rFonts w:ascii="宋体" w:eastAsia="宋体" w:hAnsi="宋体" w:hint="eastAsia"/>
         </w:rPr>
-        <w:t xml:space="preserve">           h: ouedylz</w:t>
-      </w:r>
-    </w:p>
-    <w:p>
-      <w:pPr>
-        <w:rPr>
-          <w:rFonts w:ascii="宋体" w:eastAsia="宋体" w:hAnsi="宋体" w:hint="eastAsia"/>
-        </w:rPr>
-      </w:pPr>
-      <w:r>
-        <w:rPr>
-          <w:rFonts w:ascii="宋体" w:eastAsia="宋体" w:hAnsi="宋体" w:hint="eastAsia"/>
-        </w:rPr>
-        <w:t>i: seuxohftp</w:t>
+        <w:t xml:space="preserve">           h: </w:t>
+      </w:r>
+      <w:proofErr w:type="spellStart"/>
+      <w:r>
+        <w:rPr>
+          <w:rFonts w:ascii="宋体" w:eastAsia="宋体" w:hAnsi="宋体" w:hint="eastAsia"/>
+        </w:rPr>
+        <w:t>ouedylz</w:t>
+      </w:r>
+      <w:proofErr w:type="spellEnd"/>
+    </w:p>
+    <w:p>
+      <w:pPr>
+        <w:rPr>
+          <w:rFonts w:ascii="宋体" w:eastAsia="宋体" w:hAnsi="宋体" w:hint="eastAsia"/>
+        </w:rPr>
+      </w:pPr>
+      <w:r>
+        <w:rPr>
+          <w:rFonts w:ascii="宋体" w:eastAsia="宋体" w:hAnsi="宋体" w:hint="eastAsia"/>
+        </w:rPr>
+        <w:t xml:space="preserve">i: </w:t>
+      </w:r>
+      <w:proofErr w:type="spellStart"/>
+      <w:r>
+        <w:rPr>
+          <w:rFonts w:ascii="宋体" w:eastAsia="宋体" w:hAnsi="宋体" w:hint="eastAsia"/>
+        </w:rPr>
+        <w:t>seuxohftp</w:t>
       </w:r>
       <w:r>
         <w:rPr>
@@ -8401,24 +9778,54 @@
         </w:rPr>
         <w:t>i</w:t>
       </w:r>
-      <w:r>
-        <w:rPr>
-          <w:rFonts w:ascii="宋体" w:eastAsia="宋体" w:hAnsi="宋体" w:hint="eastAsia"/>
-        </w:rPr>
-        <w:t xml:space="preserve">               j: rnztifswmpd</w:t>
-      </w:r>
-    </w:p>
-    <w:p>
-      <w:pPr>
-        <w:rPr>
-          <w:rFonts w:ascii="宋体" w:eastAsia="宋体" w:hAnsi="宋体" w:hint="eastAsia"/>
-        </w:rPr>
-      </w:pPr>
-      <w:r>
-        <w:rPr>
-          <w:rFonts w:ascii="宋体" w:eastAsia="宋体" w:hAnsi="宋体" w:hint="eastAsia"/>
-        </w:rPr>
-        <w:t>k: byusj                    l: bypiskut</w:t>
+      <w:proofErr w:type="spellEnd"/>
+      <w:r>
+        <w:rPr>
+          <w:rFonts w:ascii="宋体" w:eastAsia="宋体" w:hAnsi="宋体" w:hint="eastAsia"/>
+        </w:rPr>
+        <w:t xml:space="preserve">               j: </w:t>
+      </w:r>
+      <w:proofErr w:type="spellStart"/>
+      <w:r>
+        <w:rPr>
+          <w:rFonts w:ascii="宋体" w:eastAsia="宋体" w:hAnsi="宋体" w:hint="eastAsia"/>
+        </w:rPr>
+        <w:t>rnztifswmpd</w:t>
+      </w:r>
+      <w:proofErr w:type="spellEnd"/>
+    </w:p>
+    <w:p>
+      <w:pPr>
+        <w:rPr>
+          <w:rFonts w:ascii="宋体" w:eastAsia="宋体" w:hAnsi="宋体" w:hint="eastAsia"/>
+        </w:rPr>
+      </w:pPr>
+      <w:r>
+        <w:rPr>
+          <w:rFonts w:ascii="宋体" w:eastAsia="宋体" w:hAnsi="宋体" w:hint="eastAsia"/>
+        </w:rPr>
+        <w:t xml:space="preserve">k: </w:t>
+      </w:r>
+      <w:proofErr w:type="spellStart"/>
+      <w:r>
+        <w:rPr>
+          <w:rFonts w:ascii="宋体" w:eastAsia="宋体" w:hAnsi="宋体" w:hint="eastAsia"/>
+        </w:rPr>
+        <w:t>byusj</w:t>
+      </w:r>
+      <w:proofErr w:type="spellEnd"/>
+      <w:r>
+        <w:rPr>
+          <w:rFonts w:ascii="宋体" w:eastAsia="宋体" w:hAnsi="宋体" w:hint="eastAsia"/>
+        </w:rPr>
+        <w:t xml:space="preserve">                    l: </w:t>
+      </w:r>
+      <w:proofErr w:type="spellStart"/>
+      <w:r>
+        <w:rPr>
+          <w:rFonts w:ascii="宋体" w:eastAsia="宋体" w:hAnsi="宋体" w:hint="eastAsia"/>
+        </w:rPr>
+        <w:t>bypiskut</w:t>
       </w:r>
       <w:r>
         <w:rPr>
@@ -8426,44 +9833,104 @@
         </w:rPr>
         <w:t>r</w:t>
       </w:r>
-    </w:p>
-    <w:p>
-      <w:pPr>
-        <w:rPr>
-          <w:rFonts w:ascii="宋体" w:eastAsia="宋体" w:hAnsi="宋体" w:hint="eastAsia"/>
-        </w:rPr>
-      </w:pPr>
-      <w:r>
-        <w:rPr>
-          <w:rFonts w:ascii="宋体" w:eastAsia="宋体" w:hAnsi="宋体" w:hint="eastAsia"/>
-        </w:rPr>
-        <w:t>m: usbafnkoyil              n: yqcli</w:t>
-      </w:r>
-    </w:p>
-    <w:p>
-      <w:pPr>
-        <w:rPr>
-          <w:rFonts w:ascii="宋体" w:eastAsia="宋体" w:hAnsi="宋体" w:hint="eastAsia"/>
-        </w:rPr>
-      </w:pPr>
-      <w:r>
-        <w:rPr>
-          <w:rFonts w:ascii="宋体" w:eastAsia="宋体" w:hAnsi="宋体" w:hint="eastAsia"/>
-        </w:rPr>
-        <w:t>o: rbhpe                    p: umyjibn</w:t>
-      </w:r>
-    </w:p>
-    <w:p>
-      <w:pPr>
-        <w:rPr>
-          <w:rFonts w:ascii="宋体" w:eastAsia="宋体" w:hAnsi="宋体" w:hint="eastAsia"/>
-        </w:rPr>
-      </w:pPr>
-      <w:r>
-        <w:rPr>
-          <w:rFonts w:ascii="宋体" w:eastAsia="宋体" w:hAnsi="宋体" w:hint="eastAsia"/>
-        </w:rPr>
-        <w:t>q: irvm;</w:t>
+      <w:proofErr w:type="spellEnd"/>
+    </w:p>
+    <w:p>
+      <w:pPr>
+        <w:rPr>
+          <w:rFonts w:ascii="宋体" w:eastAsia="宋体" w:hAnsi="宋体" w:hint="eastAsia"/>
+        </w:rPr>
+      </w:pPr>
+      <w:r>
+        <w:rPr>
+          <w:rFonts w:ascii="宋体" w:eastAsia="宋体" w:hAnsi="宋体" w:hint="eastAsia"/>
+        </w:rPr>
+        <w:t xml:space="preserve">m: </w:t>
+      </w:r>
+      <w:proofErr w:type="spellStart"/>
+      <w:r>
+        <w:rPr>
+          <w:rFonts w:ascii="宋体" w:eastAsia="宋体" w:hAnsi="宋体" w:hint="eastAsia"/>
+        </w:rPr>
+        <w:t>usbafnkoyil</w:t>
+      </w:r>
+      <w:proofErr w:type="spellEnd"/>
+      <w:r>
+        <w:rPr>
+          <w:rFonts w:ascii="宋体" w:eastAsia="宋体" w:hAnsi="宋体" w:hint="eastAsia"/>
+        </w:rPr>
+        <w:t xml:space="preserve">              n: </w:t>
+      </w:r>
+      <w:proofErr w:type="spellStart"/>
+      <w:r>
+        <w:rPr>
+          <w:rFonts w:ascii="宋体" w:eastAsia="宋体" w:hAnsi="宋体" w:hint="eastAsia"/>
+        </w:rPr>
+        <w:t>yqcli</w:t>
+      </w:r>
+      <w:proofErr w:type="spellEnd"/>
+    </w:p>
+    <w:p>
+      <w:pPr>
+        <w:rPr>
+          <w:rFonts w:ascii="宋体" w:eastAsia="宋体" w:hAnsi="宋体" w:hint="eastAsia"/>
+        </w:rPr>
+      </w:pPr>
+      <w:r>
+        <w:rPr>
+          <w:rFonts w:ascii="宋体" w:eastAsia="宋体" w:hAnsi="宋体" w:hint="eastAsia"/>
+        </w:rPr>
+        <w:t xml:space="preserve">o: </w:t>
+      </w:r>
+      <w:proofErr w:type="spellStart"/>
+      <w:r>
+        <w:rPr>
+          <w:rFonts w:ascii="宋体" w:eastAsia="宋体" w:hAnsi="宋体" w:hint="eastAsia"/>
+        </w:rPr>
+        <w:t>rbhpe</w:t>
+      </w:r>
+      <w:proofErr w:type="spellEnd"/>
+      <w:r>
+        <w:rPr>
+          <w:rFonts w:ascii="宋体" w:eastAsia="宋体" w:hAnsi="宋体" w:hint="eastAsia"/>
+        </w:rPr>
+        <w:t xml:space="preserve">                    p: </w:t>
+      </w:r>
+      <w:proofErr w:type="spellStart"/>
+      <w:r>
+        <w:rPr>
+          <w:rFonts w:ascii="宋体" w:eastAsia="宋体" w:hAnsi="宋体" w:hint="eastAsia"/>
+        </w:rPr>
+        <w:t>umyjibn</w:t>
+      </w:r>
+      <w:proofErr w:type="spellEnd"/>
+    </w:p>
+    <w:p>
+      <w:pPr>
+        <w:rPr>
+          <w:rFonts w:ascii="宋体" w:eastAsia="宋体" w:hAnsi="宋体" w:hint="eastAsia"/>
+        </w:rPr>
+      </w:pPr>
+      <w:r>
+        <w:rPr>
+          <w:rFonts w:ascii="宋体" w:eastAsia="宋体" w:hAnsi="宋体" w:hint="eastAsia"/>
+        </w:rPr>
+        <w:t xml:space="preserve">q: </w:t>
+      </w:r>
+      <w:proofErr w:type="spellStart"/>
+      <w:proofErr w:type="gramStart"/>
+      <w:r>
+        <w:rPr>
+          <w:rFonts w:ascii="宋体" w:eastAsia="宋体" w:hAnsi="宋体" w:hint="eastAsia"/>
+        </w:rPr>
+        <w:t>irvm</w:t>
+      </w:r>
+      <w:proofErr w:type="spellEnd"/>
+      <w:r>
+        <w:rPr>
+          <w:rFonts w:ascii="宋体" w:eastAsia="宋体" w:hAnsi="宋体" w:hint="eastAsia"/>
+        </w:rPr>
+        <w:t>;</w:t>
       </w:r>
       <w:r>
         <w:rPr>
@@ -8475,46 +9942,126 @@
         <w:rPr>
           <w:rFonts w:ascii="宋体" w:eastAsia="宋体" w:hAnsi="宋体" w:hint="eastAsia"/>
         </w:rPr>
-        <w:t xml:space="preserve">                   r: fbuil</w:t>
-      </w:r>
-    </w:p>
-    <w:p>
-      <w:pPr>
-        <w:rPr>
-          <w:rFonts w:ascii="宋体" w:eastAsia="宋体" w:hAnsi="宋体" w:hint="eastAsia"/>
-        </w:rPr>
-      </w:pPr>
-      <w:r>
-        <w:rPr>
-          <w:rFonts w:ascii="宋体" w:eastAsia="宋体" w:hAnsi="宋体" w:hint="eastAsia"/>
-        </w:rPr>
-        <w:t>s: uikpjmw                  t: uiyxm</w:t>
-      </w:r>
-    </w:p>
-    <w:p>
-      <w:pPr>
-        <w:rPr>
-          <w:rFonts w:ascii="宋体" w:eastAsia="宋体" w:hAnsi="宋体" w:hint="eastAsia"/>
-        </w:rPr>
-      </w:pPr>
-      <w:r>
-        <w:rPr>
-          <w:rFonts w:ascii="宋体" w:eastAsia="宋体" w:hAnsi="宋体" w:hint="eastAsia"/>
-        </w:rPr>
-        <w:t>u: wvibrjhnf                v: sgbiwmk</w:t>
-      </w:r>
-    </w:p>
-    <w:p>
-      <w:pPr>
-        <w:rPr>
-          <w:rFonts w:ascii="宋体" w:eastAsia="宋体" w:hAnsi="宋体" w:hint="eastAsia"/>
-        </w:rPr>
-      </w:pPr>
-      <w:r>
-        <w:rPr>
-          <w:rFonts w:ascii="宋体" w:eastAsia="宋体" w:hAnsi="宋体" w:hint="eastAsia"/>
-        </w:rPr>
-        <w:t>w: hxazvf                   x: tdnicpms</w:t>
+        <w:t xml:space="preserve">  </w:t>
+      </w:r>
+      <w:proofErr w:type="gramEnd"/>
+      <w:r>
+        <w:rPr>
+          <w:rFonts w:ascii="宋体" w:eastAsia="宋体" w:hAnsi="宋体" w:hint="eastAsia"/>
+        </w:rPr>
+        <w:t xml:space="preserve">                 r: </w:t>
+      </w:r>
+      <w:proofErr w:type="spellStart"/>
+      <w:r>
+        <w:rPr>
+          <w:rFonts w:ascii="宋体" w:eastAsia="宋体" w:hAnsi="宋体" w:hint="eastAsia"/>
+        </w:rPr>
+        <w:t>fbuil</w:t>
+      </w:r>
+      <w:proofErr w:type="spellEnd"/>
+    </w:p>
+    <w:p>
+      <w:pPr>
+        <w:rPr>
+          <w:rFonts w:ascii="宋体" w:eastAsia="宋体" w:hAnsi="宋体" w:hint="eastAsia"/>
+        </w:rPr>
+      </w:pPr>
+      <w:r>
+        <w:rPr>
+          <w:rFonts w:ascii="宋体" w:eastAsia="宋体" w:hAnsi="宋体" w:hint="eastAsia"/>
+        </w:rPr>
+        <w:t xml:space="preserve">s: </w:t>
+      </w:r>
+      <w:proofErr w:type="spellStart"/>
+      <w:r>
+        <w:rPr>
+          <w:rFonts w:ascii="宋体" w:eastAsia="宋体" w:hAnsi="宋体" w:hint="eastAsia"/>
+        </w:rPr>
+        <w:t>uikpjmw</w:t>
+      </w:r>
+      <w:proofErr w:type="spellEnd"/>
+      <w:r>
+        <w:rPr>
+          <w:rFonts w:ascii="宋体" w:eastAsia="宋体" w:hAnsi="宋体" w:hint="eastAsia"/>
+        </w:rPr>
+        <w:t xml:space="preserve">                  t: </w:t>
+      </w:r>
+      <w:proofErr w:type="spellStart"/>
+      <w:r>
+        <w:rPr>
+          <w:rFonts w:ascii="宋体" w:eastAsia="宋体" w:hAnsi="宋体" w:hint="eastAsia"/>
+        </w:rPr>
+        <w:t>uiyxm</w:t>
+      </w:r>
+      <w:proofErr w:type="spellEnd"/>
+    </w:p>
+    <w:p>
+      <w:pPr>
+        <w:rPr>
+          <w:rFonts w:ascii="宋体" w:eastAsia="宋体" w:hAnsi="宋体" w:hint="eastAsia"/>
+        </w:rPr>
+      </w:pPr>
+      <w:r>
+        <w:rPr>
+          <w:rFonts w:ascii="宋体" w:eastAsia="宋体" w:hAnsi="宋体" w:hint="eastAsia"/>
+        </w:rPr>
+        <w:t xml:space="preserve">u: </w:t>
+      </w:r>
+      <w:proofErr w:type="spellStart"/>
+      <w:r>
+        <w:rPr>
+          <w:rFonts w:ascii="宋体" w:eastAsia="宋体" w:hAnsi="宋体" w:hint="eastAsia"/>
+        </w:rPr>
+        <w:t>wvibrjhnf</w:t>
+      </w:r>
+      <w:proofErr w:type="spellEnd"/>
+      <w:r>
+        <w:rPr>
+          <w:rFonts w:ascii="宋体" w:eastAsia="宋体" w:hAnsi="宋体" w:hint="eastAsia"/>
+        </w:rPr>
+        <w:t xml:space="preserve">                v: </w:t>
+      </w:r>
+      <w:proofErr w:type="spellStart"/>
+      <w:r>
+        <w:rPr>
+          <w:rFonts w:ascii="宋体" w:eastAsia="宋体" w:hAnsi="宋体" w:hint="eastAsia"/>
+        </w:rPr>
+        <w:t>sgbiwmk</w:t>
+      </w:r>
+      <w:proofErr w:type="spellEnd"/>
+    </w:p>
+    <w:p>
+      <w:pPr>
+        <w:rPr>
+          <w:rFonts w:ascii="宋体" w:eastAsia="宋体" w:hAnsi="宋体" w:hint="eastAsia"/>
+        </w:rPr>
+      </w:pPr>
+      <w:r>
+        <w:rPr>
+          <w:rFonts w:ascii="宋体" w:eastAsia="宋体" w:hAnsi="宋体" w:hint="eastAsia"/>
+        </w:rPr>
+        <w:t xml:space="preserve">w: </w:t>
+      </w:r>
+      <w:proofErr w:type="spellStart"/>
+      <w:r>
+        <w:rPr>
+          <w:rFonts w:ascii="宋体" w:eastAsia="宋体" w:hAnsi="宋体" w:hint="eastAsia"/>
+        </w:rPr>
+        <w:t>hxazvf</w:t>
+      </w:r>
+      <w:proofErr w:type="spellEnd"/>
+      <w:r>
+        <w:rPr>
+          <w:rFonts w:ascii="宋体" w:eastAsia="宋体" w:hAnsi="宋体" w:hint="eastAsia"/>
+        </w:rPr>
+        <w:t xml:space="preserve">                   x: </w:t>
+      </w:r>
+      <w:proofErr w:type="spellStart"/>
+      <w:r>
+        <w:rPr>
+          <w:rFonts w:ascii="宋体" w:eastAsia="宋体" w:hAnsi="宋体" w:hint="eastAsia"/>
+        </w:rPr>
+        <w:t>tdnicpms</w:t>
       </w:r>
       <w:r>
         <w:rPr>
@@ -8522,19 +10069,28 @@
         </w:rPr>
         <w:t>b</w:t>
       </w:r>
-    </w:p>
-    <w:p>
-      <w:pPr>
-        <w:rPr>
-          <w:rFonts w:ascii="宋体" w:eastAsia="宋体" w:hAnsi="宋体" w:hint="eastAsia"/>
-        </w:rPr>
-      </w:pPr>
-      <w:r>
-        <w:rPr>
-          <w:rFonts w:ascii="宋体" w:eastAsia="宋体" w:hAnsi="宋体" w:hint="eastAsia"/>
-        </w:rPr>
-        <w:t>y: jbtuihlexkn</w:t>
-      </w:r>
+      <w:proofErr w:type="spellEnd"/>
+    </w:p>
+    <w:p>
+      <w:pPr>
+        <w:rPr>
+          <w:rFonts w:ascii="宋体" w:eastAsia="宋体" w:hAnsi="宋体" w:hint="eastAsia"/>
+        </w:rPr>
+      </w:pPr>
+      <w:r>
+        <w:rPr>
+          <w:rFonts w:ascii="宋体" w:eastAsia="宋体" w:hAnsi="宋体" w:hint="eastAsia"/>
+        </w:rPr>
+        <w:t xml:space="preserve">y: </w:t>
+      </w:r>
+      <w:proofErr w:type="spellStart"/>
+      <w:r>
+        <w:rPr>
+          <w:rFonts w:ascii="宋体" w:eastAsia="宋体" w:hAnsi="宋体" w:hint="eastAsia"/>
+        </w:rPr>
+        <w:t>jbtuihlexkn</w:t>
+      </w:r>
+      <w:proofErr w:type="spellEnd"/>
       <w:r>
         <w:rPr>
           <w:rFonts w:ascii="宋体" w:eastAsia="宋体" w:hAnsi="宋体" w:hint="eastAsia"/>
@@ -8545,8 +10101,16 @@
         <w:rPr>
           <w:rFonts w:ascii="宋体" w:eastAsia="宋体" w:hAnsi="宋体" w:hint="eastAsia"/>
         </w:rPr>
-        <w:t xml:space="preserve">             z: vruipb</w:t>
-      </w:r>
+        <w:t xml:space="preserve">             z: </w:t>
+      </w:r>
+      <w:proofErr w:type="spellStart"/>
+      <w:r>
+        <w:rPr>
+          <w:rFonts w:ascii="宋体" w:eastAsia="宋体" w:hAnsi="宋体" w:hint="eastAsia"/>
+        </w:rPr>
+        <w:t>vruipb</w:t>
+      </w:r>
+      <w:proofErr w:type="spellEnd"/>
     </w:p>
     <w:p>
       <w:pPr>
@@ -8747,6 +10311,7 @@
           <w:szCs w:val="21"/>
         </w:rPr>
       </w:pPr>
+      <w:proofErr w:type="gramStart"/>
       <w:r>
         <w:rPr>
           <w:rFonts w:ascii="宋体" w:eastAsia="宋体" w:hAnsi="宋体" w:hint="eastAsia"/>
@@ -8765,6 +10330,7 @@
         </w:rPr>
         <w:t>码冲突</w:t>
       </w:r>
+      <w:proofErr w:type="gramEnd"/>
       <w:r>
         <w:rPr>
           <w:rFonts w:ascii="宋体" w:eastAsia="宋体" w:hAnsi="宋体"/>
@@ -8875,8 +10441,65 @@
           <w:rFonts w:ascii="宋体" w:eastAsia="宋体" w:hAnsi="宋体" w:hint="eastAsia"/>
           <w:szCs w:val="21"/>
         </w:rPr>
-        <w:t>如含彳取彳，含廾取廾</w:t>
-      </w:r>
+        <w:t>如含</w:t>
+      </w:r>
+      <w:proofErr w:type="gramStart"/>
+      <w:r>
+        <w:rPr>
+          <w:rFonts w:ascii="宋体" w:eastAsia="宋体" w:hAnsi="宋体" w:hint="eastAsia"/>
+          <w:szCs w:val="21"/>
+        </w:rPr>
+        <w:t>彳</w:t>
+      </w:r>
+      <w:proofErr w:type="gramEnd"/>
+      <w:r>
+        <w:rPr>
+          <w:rFonts w:ascii="宋体" w:eastAsia="宋体" w:hAnsi="宋体" w:hint="eastAsia"/>
+          <w:szCs w:val="21"/>
+        </w:rPr>
+        <w:t>取</w:t>
+      </w:r>
+      <w:proofErr w:type="gramStart"/>
+      <w:r>
+        <w:rPr>
+          <w:rFonts w:ascii="宋体" w:eastAsia="宋体" w:hAnsi="宋体" w:hint="eastAsia"/>
+          <w:szCs w:val="21"/>
+        </w:rPr>
+        <w:t>彳</w:t>
+      </w:r>
+      <w:proofErr w:type="gramEnd"/>
+      <w:r>
+        <w:rPr>
+          <w:rFonts w:ascii="宋体" w:eastAsia="宋体" w:hAnsi="宋体" w:hint="eastAsia"/>
+          <w:szCs w:val="21"/>
+        </w:rPr>
+        <w:t>，含</w:t>
+      </w:r>
+      <w:proofErr w:type="gramStart"/>
+      <w:r>
+        <w:rPr>
+          <w:rFonts w:ascii="宋体" w:eastAsia="宋体" w:hAnsi="宋体" w:hint="eastAsia"/>
+          <w:szCs w:val="21"/>
+        </w:rPr>
+        <w:t>廾</w:t>
+      </w:r>
+      <w:proofErr w:type="gramEnd"/>
+      <w:r>
+        <w:rPr>
+          <w:rFonts w:ascii="宋体" w:eastAsia="宋体" w:hAnsi="宋体" w:hint="eastAsia"/>
+          <w:szCs w:val="21"/>
+        </w:rPr>
+        <w:t>取</w:t>
+      </w:r>
+      <w:proofErr w:type="gramStart"/>
+      <w:r>
+        <w:rPr>
+          <w:rFonts w:ascii="宋体" w:eastAsia="宋体" w:hAnsi="宋体" w:hint="eastAsia"/>
+          <w:szCs w:val="21"/>
+        </w:rPr>
+        <w:t>廾</w:t>
+      </w:r>
+      <w:proofErr w:type="gramEnd"/>
       <w:r>
         <w:rPr>
           <w:rFonts w:ascii="宋体" w:eastAsia="宋体" w:hAnsi="宋体"/>
@@ -9126,16 +10749,36 @@
           <w:bCs/>
           <w:szCs w:val="21"/>
         </w:rPr>
-        <w:t>/非部首字</w:t>
-      </w:r>
-      <w:r>
-        <w:rPr>
-          <w:rFonts w:ascii="宋体" w:eastAsia="宋体" w:hAnsi="宋体"/>
-          <w:b/>
-          <w:bCs/>
-          <w:szCs w:val="21"/>
-        </w:rPr>
-        <w:t>合理跳过</w:t>
+        <w:t>/非部首</w:t>
+      </w:r>
+      <w:proofErr w:type="gramStart"/>
+      <w:r>
+        <w:rPr>
+          <w:rFonts w:ascii="宋体" w:eastAsia="宋体" w:hAnsi="宋体" w:hint="eastAsia"/>
+          <w:b/>
+          <w:bCs/>
+          <w:szCs w:val="21"/>
+        </w:rPr>
+        <w:t>字</w:t>
+      </w:r>
+      <w:r>
+        <w:rPr>
+          <w:rFonts w:ascii="宋体" w:eastAsia="宋体" w:hAnsi="宋体"/>
+          <w:b/>
+          <w:bCs/>
+          <w:szCs w:val="21"/>
+        </w:rPr>
+        <w:t>合理</w:t>
+      </w:r>
+      <w:proofErr w:type="gramEnd"/>
+      <w:r>
+        <w:rPr>
+          <w:rFonts w:ascii="宋体" w:eastAsia="宋体" w:hAnsi="宋体"/>
+          <w:b/>
+          <w:bCs/>
+          <w:szCs w:val="21"/>
+        </w:rPr>
+        <w:t>跳过</w:t>
       </w:r>
       <w:r>
         <w:rPr>
@@ -9259,7 +10902,21 @@
         <w:rPr>
           <w:rFonts w:ascii="宋体" w:eastAsia="宋体" w:hAnsi="宋体"/>
         </w:rPr>
-        <w:t>巨5 平5 养d 就d 利h 临i 所j</w:t>
+        <w:t>巨5 平5 养d 就d 利h 临</w:t>
+      </w:r>
+      <w:proofErr w:type="spellStart"/>
+      <w:r>
+        <w:rPr>
+          <w:rFonts w:ascii="宋体" w:eastAsia="宋体" w:hAnsi="宋体"/>
+        </w:rPr>
+        <w:t>i</w:t>
+      </w:r>
+      <w:proofErr w:type="spellEnd"/>
+      <w:r>
+        <w:rPr>
+          <w:rFonts w:ascii="宋体" w:eastAsia="宋体" w:hAnsi="宋体"/>
+        </w:rPr>
+        <w:t xml:space="preserve"> 所j</w:t>
       </w:r>
       <w:r>
         <w:rPr>
@@ -9297,7 +10954,21 @@
         <w:rPr>
           <w:rFonts w:ascii="宋体" w:eastAsia="宋体" w:hAnsi="宋体"/>
         </w:rPr>
-        <w:t>音r 有r 旧r 旦r 更</w:t>
+        <w:t xml:space="preserve">音r 有r 旧r </w:t>
+      </w:r>
+      <w:proofErr w:type="gramStart"/>
+      <w:r>
+        <w:rPr>
+          <w:rFonts w:ascii="宋体" w:eastAsia="宋体" w:hAnsi="宋体"/>
+        </w:rPr>
+        <w:t>旦</w:t>
+      </w:r>
+      <w:proofErr w:type="gramEnd"/>
+      <w:r>
+        <w:rPr>
+          <w:rFonts w:ascii="宋体" w:eastAsia="宋体" w:hAnsi="宋体"/>
+        </w:rPr>
+        <w:t>r 更</w:t>
       </w:r>
       <w:r>
         <w:rPr>
@@ -9382,8 +11053,97 @@
           <w:rFonts w:ascii="宋体" w:eastAsia="宋体" w:hAnsi="宋体"/>
           <w:szCs w:val="21"/>
         </w:rPr>
-        <w:t>亅→丨，夊夂→攵，廾→卄，⺈→刀，冃→日，疋</w:t>
-      </w:r>
+        <w:t>亅→</w:t>
+      </w:r>
+      <w:proofErr w:type="gramStart"/>
+      <w:r>
+        <w:rPr>
+          <w:rFonts w:ascii="宋体" w:eastAsia="宋体" w:hAnsi="宋体"/>
+          <w:szCs w:val="21"/>
+        </w:rPr>
+        <w:t>丨</w:t>
+      </w:r>
+      <w:proofErr w:type="gramEnd"/>
+      <w:r>
+        <w:rPr>
+          <w:rFonts w:ascii="宋体" w:eastAsia="宋体" w:hAnsi="宋体"/>
+          <w:szCs w:val="21"/>
+        </w:rPr>
+        <w:t>，</w:t>
+      </w:r>
+      <w:proofErr w:type="gramStart"/>
+      <w:r>
+        <w:rPr>
+          <w:rFonts w:ascii="宋体" w:eastAsia="宋体" w:hAnsi="宋体"/>
+          <w:szCs w:val="21"/>
+        </w:rPr>
+        <w:t>夊夂</w:t>
+      </w:r>
+      <w:proofErr w:type="gramEnd"/>
+      <w:r>
+        <w:rPr>
+          <w:rFonts w:ascii="宋体" w:eastAsia="宋体" w:hAnsi="宋体"/>
+          <w:szCs w:val="21"/>
+        </w:rPr>
+        <w:t>→</w:t>
+      </w:r>
+      <w:proofErr w:type="gramStart"/>
+      <w:r>
+        <w:rPr>
+          <w:rFonts w:ascii="宋体" w:eastAsia="宋体" w:hAnsi="宋体"/>
+          <w:szCs w:val="21"/>
+        </w:rPr>
+        <w:t>攵</w:t>
+      </w:r>
+      <w:proofErr w:type="gramEnd"/>
+      <w:r>
+        <w:rPr>
+          <w:rFonts w:ascii="宋体" w:eastAsia="宋体" w:hAnsi="宋体"/>
+          <w:szCs w:val="21"/>
+        </w:rPr>
+        <w:t>，</w:t>
+      </w:r>
+      <w:proofErr w:type="gramStart"/>
+      <w:r>
+        <w:rPr>
+          <w:rFonts w:ascii="宋体" w:eastAsia="宋体" w:hAnsi="宋体"/>
+          <w:szCs w:val="21"/>
+        </w:rPr>
+        <w:t>廾</w:t>
+      </w:r>
+      <w:proofErr w:type="gramEnd"/>
+      <w:r>
+        <w:rPr>
+          <w:rFonts w:ascii="宋体" w:eastAsia="宋体" w:hAnsi="宋体"/>
+          <w:szCs w:val="21"/>
+        </w:rPr>
+        <w:t>→卄，⺈→刀，</w:t>
+      </w:r>
+      <w:proofErr w:type="gramStart"/>
+      <w:r>
+        <w:rPr>
+          <w:rFonts w:ascii="宋体" w:eastAsia="宋体" w:hAnsi="宋体"/>
+          <w:szCs w:val="21"/>
+        </w:rPr>
+        <w:t>冃</w:t>
+      </w:r>
+      <w:proofErr w:type="gramEnd"/>
+      <w:r>
+        <w:rPr>
+          <w:rFonts w:ascii="宋体" w:eastAsia="宋体" w:hAnsi="宋体"/>
+          <w:szCs w:val="21"/>
+        </w:rPr>
+        <w:t>→日，</w:t>
+      </w:r>
+      <w:proofErr w:type="gramStart"/>
+      <w:r>
+        <w:rPr>
+          <w:rFonts w:ascii="宋体" w:eastAsia="宋体" w:hAnsi="宋体"/>
+          <w:szCs w:val="21"/>
+        </w:rPr>
+        <w:t>疋</w:t>
+      </w:r>
+      <w:proofErr w:type="gramEnd"/>
       <w:r>
         <w:rPr>
           <w:rFonts w:ascii="SimSun-ExtB" w:eastAsia="SimSun-ExtB" w:hAnsi="SimSun-ExtB" w:cs="SimSun-ExtB" w:hint="eastAsia"/>
@@ -9396,7 +11156,39 @@
           <w:rFonts w:ascii="宋体" w:eastAsia="宋体" w:hAnsi="宋体"/>
           <w:szCs w:val="21"/>
         </w:rPr>
-        <w:t>龰→止，匸→匚，襾→西，龶→青，耂→老，灬→火</w:t>
+        <w:t>龰→止，匸→</w:t>
+      </w:r>
+      <w:proofErr w:type="gramStart"/>
+      <w:r>
+        <w:rPr>
+          <w:rFonts w:ascii="宋体" w:eastAsia="宋体" w:hAnsi="宋体"/>
+          <w:szCs w:val="21"/>
+        </w:rPr>
+        <w:t>匚</w:t>
+      </w:r>
+      <w:proofErr w:type="gramEnd"/>
+      <w:r>
+        <w:rPr>
+          <w:rFonts w:ascii="宋体" w:eastAsia="宋体" w:hAnsi="宋体"/>
+          <w:szCs w:val="21"/>
+        </w:rPr>
+        <w:t>，襾→西，龶→青，耂→老，</w:t>
+      </w:r>
+      <w:proofErr w:type="gramStart"/>
+      <w:r>
+        <w:rPr>
+          <w:rFonts w:ascii="宋体" w:eastAsia="宋体" w:hAnsi="宋体"/>
+          <w:szCs w:val="21"/>
+        </w:rPr>
+        <w:t>灬</w:t>
+      </w:r>
+      <w:proofErr w:type="gramEnd"/>
+      <w:r>
+        <w:rPr>
+          <w:rFonts w:ascii="宋体" w:eastAsia="宋体" w:hAnsi="宋体"/>
+          <w:szCs w:val="21"/>
+        </w:rPr>
+        <w:t>→火</w:t>
       </w:r>
       <w:r>
         <w:rPr>
@@ -9471,7 +11263,119 @@
           <w:rFonts w:ascii="宋体" w:eastAsia="宋体" w:hAnsi="宋体"/>
           <w:szCs w:val="21"/>
         </w:rPr>
-        <w:t>夫→矢，正→止，长長镸→髟，玉→王，曰→日，申→田，干→十，无→二，牙→寸，甘→革，生→青，隶→聿，面→囗，韭→耒，飞→疒，鬥→门......</w:t>
+        <w:t>夫→</w:t>
+      </w:r>
+      <w:proofErr w:type="gramStart"/>
+      <w:r>
+        <w:rPr>
+          <w:rFonts w:ascii="宋体" w:eastAsia="宋体" w:hAnsi="宋体"/>
+          <w:szCs w:val="21"/>
+        </w:rPr>
+        <w:t>矢</w:t>
+      </w:r>
+      <w:proofErr w:type="gramEnd"/>
+      <w:r>
+        <w:rPr>
+          <w:rFonts w:ascii="宋体" w:eastAsia="宋体" w:hAnsi="宋体"/>
+          <w:szCs w:val="21"/>
+        </w:rPr>
+        <w:t>，正→止，长長镸→</w:t>
+      </w:r>
+      <w:proofErr w:type="gramStart"/>
+      <w:r>
+        <w:rPr>
+          <w:rFonts w:ascii="宋体" w:eastAsia="宋体" w:hAnsi="宋体"/>
+          <w:szCs w:val="21"/>
+        </w:rPr>
+        <w:t>髟</w:t>
+      </w:r>
+      <w:proofErr w:type="gramEnd"/>
+      <w:r>
+        <w:rPr>
+          <w:rFonts w:ascii="宋体" w:eastAsia="宋体" w:hAnsi="宋体"/>
+          <w:szCs w:val="21"/>
+        </w:rPr>
+        <w:t>，玉→王，曰→日，申→田，干→十，无→二，牙→寸，甘→革，生→青，隶→</w:t>
+      </w:r>
+      <w:proofErr w:type="gramStart"/>
+      <w:r>
+        <w:rPr>
+          <w:rFonts w:ascii="宋体" w:eastAsia="宋体" w:hAnsi="宋体"/>
+          <w:szCs w:val="21"/>
+        </w:rPr>
+        <w:t>聿</w:t>
+      </w:r>
+      <w:proofErr w:type="gramEnd"/>
+      <w:r>
+        <w:rPr>
+          <w:rFonts w:ascii="宋体" w:eastAsia="宋体" w:hAnsi="宋体"/>
+          <w:szCs w:val="21"/>
+        </w:rPr>
+        <w:t>，面→</w:t>
+      </w:r>
+      <w:proofErr w:type="gramStart"/>
+      <w:r>
+        <w:rPr>
+          <w:rFonts w:ascii="宋体" w:eastAsia="宋体" w:hAnsi="宋体"/>
+          <w:szCs w:val="21"/>
+        </w:rPr>
+        <w:t>囗</w:t>
+      </w:r>
+      <w:proofErr w:type="gramEnd"/>
+      <w:r>
+        <w:rPr>
+          <w:rFonts w:ascii="宋体" w:eastAsia="宋体" w:hAnsi="宋体"/>
+          <w:szCs w:val="21"/>
+        </w:rPr>
+        <w:t>，</w:t>
+      </w:r>
+      <w:proofErr w:type="gramStart"/>
+      <w:r>
+        <w:rPr>
+          <w:rFonts w:ascii="宋体" w:eastAsia="宋体" w:hAnsi="宋体"/>
+          <w:szCs w:val="21"/>
+        </w:rPr>
+        <w:t>韭</w:t>
+      </w:r>
+      <w:proofErr w:type="gramEnd"/>
+      <w:r>
+        <w:rPr>
+          <w:rFonts w:ascii="宋体" w:eastAsia="宋体" w:hAnsi="宋体"/>
+          <w:szCs w:val="21"/>
+        </w:rPr>
+        <w:t>→</w:t>
+      </w:r>
+      <w:proofErr w:type="gramStart"/>
+      <w:r>
+        <w:rPr>
+          <w:rFonts w:ascii="宋体" w:eastAsia="宋体" w:hAnsi="宋体"/>
+          <w:szCs w:val="21"/>
+        </w:rPr>
+        <w:t>耒</w:t>
+      </w:r>
+      <w:proofErr w:type="gramEnd"/>
+      <w:r>
+        <w:rPr>
+          <w:rFonts w:ascii="宋体" w:eastAsia="宋体" w:hAnsi="宋体"/>
+          <w:szCs w:val="21"/>
+        </w:rPr>
+        <w:t>，飞→</w:t>
+      </w:r>
+      <w:proofErr w:type="gramStart"/>
+      <w:r>
+        <w:rPr>
+          <w:rFonts w:ascii="宋体" w:eastAsia="宋体" w:hAnsi="宋体"/>
+          <w:szCs w:val="21"/>
+        </w:rPr>
+        <w:t>疒</w:t>
+      </w:r>
+      <w:proofErr w:type="gramEnd"/>
+      <w:r>
+        <w:rPr>
+          <w:rFonts w:ascii="宋体" w:eastAsia="宋体" w:hAnsi="宋体"/>
+          <w:szCs w:val="21"/>
+        </w:rPr>
+        <w:t>，鬥→门......</w:t>
       </w:r>
     </w:p>
     <w:p>
@@ -9532,7 +11436,39 @@
           <w:rFonts w:ascii="宋体" w:eastAsia="宋体" w:hAnsi="宋体"/>
           <w:szCs w:val="21"/>
         </w:rPr>
-        <w:t>立→亠，鼠→臼，舛→夕，㫃→方，卧→臣，</w:t>
+        <w:t>立→</w:t>
+      </w:r>
+      <w:proofErr w:type="gramStart"/>
+      <w:r>
+        <w:rPr>
+          <w:rFonts w:ascii="宋体" w:eastAsia="宋体" w:hAnsi="宋体"/>
+          <w:szCs w:val="21"/>
+        </w:rPr>
+        <w:t>亠</w:t>
+      </w:r>
+      <w:proofErr w:type="gramEnd"/>
+      <w:r>
+        <w:rPr>
+          <w:rFonts w:ascii="宋体" w:eastAsia="宋体" w:hAnsi="宋体"/>
+          <w:szCs w:val="21"/>
+        </w:rPr>
+        <w:t>，鼠→臼，</w:t>
+      </w:r>
+      <w:proofErr w:type="gramStart"/>
+      <w:r>
+        <w:rPr>
+          <w:rFonts w:ascii="宋体" w:eastAsia="宋体" w:hAnsi="宋体"/>
+          <w:szCs w:val="21"/>
+        </w:rPr>
+        <w:t>舛</w:t>
+      </w:r>
+      <w:proofErr w:type="gramEnd"/>
+      <w:r>
+        <w:rPr>
+          <w:rFonts w:ascii="宋体" w:eastAsia="宋体" w:hAnsi="宋体"/>
+          <w:szCs w:val="21"/>
+        </w:rPr>
+        <w:t>→夕，㫃→方，卧→臣，</w:t>
       </w:r>
       <w:r>
         <w:rPr>
@@ -9546,7 +11482,23 @@
           <w:rFonts w:ascii="宋体" w:eastAsia="宋体" w:hAnsi="宋体"/>
           <w:szCs w:val="21"/>
         </w:rPr>
-        <w:t>→禾，行→彳，</w:t>
+        <w:t>→禾，行→</w:t>
+      </w:r>
+      <w:proofErr w:type="gramStart"/>
+      <w:r>
+        <w:rPr>
+          <w:rFonts w:ascii="宋体" w:eastAsia="宋体" w:hAnsi="宋体"/>
+          <w:szCs w:val="21"/>
+        </w:rPr>
+        <w:t>彳</w:t>
+      </w:r>
+      <w:proofErr w:type="gramEnd"/>
+      <w:r>
+        <w:rPr>
+          <w:rFonts w:ascii="宋体" w:eastAsia="宋体" w:hAnsi="宋体"/>
+          <w:szCs w:val="21"/>
+        </w:rPr>
+        <w:t>，</w:t>
       </w:r>
       <w:r>
         <w:rPr>
@@ -9560,24 +11512,249 @@
           <w:rFonts w:ascii="宋体" w:eastAsia="宋体" w:hAnsi="宋体"/>
           <w:szCs w:val="21"/>
         </w:rPr>
-        <w:t>→宀，亼→人，龠→人，鼻→自，齐（齊）→文，林→木，舍→人，多→夕，男→田，死→歹，比→匕，爻→㐅，玄→亠，禸→冂，至→土，色→刀，首→丷，香→禾，高→亠，鬯→匕，鬲→口，鹿→广，麻→广，黄黃→八，黍→禾，黹→业，鼎→目，鼓→支，龟→刀，厄→厂......</w:t>
-      </w:r>
-    </w:p>
-    <w:p>
-      <w:pPr>
-        <w:rPr>
-          <w:rFonts w:ascii="宋体" w:eastAsia="宋体" w:hAnsi="宋体" w:hint="eastAsia"/>
-          <w:szCs w:val="21"/>
-        </w:rPr>
-      </w:pPr>
-    </w:p>
-    <w:p>
-      <w:pPr>
-        <w:rPr>
-          <w:rFonts w:ascii="宋体" w:eastAsia="宋体" w:hAnsi="宋体" w:hint="eastAsia"/>
-          <w:szCs w:val="21"/>
-        </w:rPr>
-      </w:pPr>
+        <w:t>→</w:t>
+      </w:r>
+      <w:proofErr w:type="gramStart"/>
+      <w:r>
+        <w:rPr>
+          <w:rFonts w:ascii="宋体" w:eastAsia="宋体" w:hAnsi="宋体"/>
+          <w:szCs w:val="21"/>
+        </w:rPr>
+        <w:t>宀</w:t>
+      </w:r>
+      <w:proofErr w:type="gramEnd"/>
+      <w:r>
+        <w:rPr>
+          <w:rFonts w:ascii="宋体" w:eastAsia="宋体" w:hAnsi="宋体"/>
+          <w:szCs w:val="21"/>
+        </w:rPr>
+        <w:t>，亼→人，</w:t>
+      </w:r>
+      <w:proofErr w:type="gramStart"/>
+      <w:r>
+        <w:rPr>
+          <w:rFonts w:ascii="宋体" w:eastAsia="宋体" w:hAnsi="宋体"/>
+          <w:szCs w:val="21"/>
+        </w:rPr>
+        <w:t>龠</w:t>
+      </w:r>
+      <w:proofErr w:type="gramEnd"/>
+      <w:r>
+        <w:rPr>
+          <w:rFonts w:ascii="宋体" w:eastAsia="宋体" w:hAnsi="宋体"/>
+          <w:szCs w:val="21"/>
+        </w:rPr>
+        <w:t>→人，鼻→自，齐（齊）→文，林→木，舍→人，多→夕，男→田，死→</w:t>
+      </w:r>
+      <w:proofErr w:type="gramStart"/>
+      <w:r>
+        <w:rPr>
+          <w:rFonts w:ascii="宋体" w:eastAsia="宋体" w:hAnsi="宋体"/>
+          <w:szCs w:val="21"/>
+        </w:rPr>
+        <w:t>歹</w:t>
+      </w:r>
+      <w:proofErr w:type="gramEnd"/>
+      <w:r>
+        <w:rPr>
+          <w:rFonts w:ascii="宋体" w:eastAsia="宋体" w:hAnsi="宋体"/>
+          <w:szCs w:val="21"/>
+        </w:rPr>
+        <w:t>，比→</w:t>
+      </w:r>
+      <w:proofErr w:type="gramStart"/>
+      <w:r>
+        <w:rPr>
+          <w:rFonts w:ascii="宋体" w:eastAsia="宋体" w:hAnsi="宋体"/>
+          <w:szCs w:val="21"/>
+        </w:rPr>
+        <w:t>匕</w:t>
+      </w:r>
+      <w:proofErr w:type="gramEnd"/>
+      <w:r>
+        <w:rPr>
+          <w:rFonts w:ascii="宋体" w:eastAsia="宋体" w:hAnsi="宋体"/>
+          <w:szCs w:val="21"/>
+        </w:rPr>
+        <w:t>，</w:t>
+      </w:r>
+      <w:proofErr w:type="gramStart"/>
+      <w:r>
+        <w:rPr>
+          <w:rFonts w:ascii="宋体" w:eastAsia="宋体" w:hAnsi="宋体"/>
+          <w:szCs w:val="21"/>
+        </w:rPr>
+        <w:t>爻</w:t>
+      </w:r>
+      <w:proofErr w:type="gramEnd"/>
+      <w:r>
+        <w:rPr>
+          <w:rFonts w:ascii="宋体" w:eastAsia="宋体" w:hAnsi="宋体"/>
+          <w:szCs w:val="21"/>
+        </w:rPr>
+        <w:t>→㐅，玄→</w:t>
+      </w:r>
+      <w:proofErr w:type="gramStart"/>
+      <w:r>
+        <w:rPr>
+          <w:rFonts w:ascii="宋体" w:eastAsia="宋体" w:hAnsi="宋体"/>
+          <w:szCs w:val="21"/>
+        </w:rPr>
+        <w:t>亠</w:t>
+      </w:r>
+      <w:proofErr w:type="gramEnd"/>
+      <w:r>
+        <w:rPr>
+          <w:rFonts w:ascii="宋体" w:eastAsia="宋体" w:hAnsi="宋体"/>
+          <w:szCs w:val="21"/>
+        </w:rPr>
+        <w:t>，禸→</w:t>
+      </w:r>
+      <w:proofErr w:type="gramStart"/>
+      <w:r>
+        <w:rPr>
+          <w:rFonts w:ascii="宋体" w:eastAsia="宋体" w:hAnsi="宋体"/>
+          <w:szCs w:val="21"/>
+        </w:rPr>
+        <w:t>冂</w:t>
+      </w:r>
+      <w:proofErr w:type="gramEnd"/>
+      <w:r>
+        <w:rPr>
+          <w:rFonts w:ascii="宋体" w:eastAsia="宋体" w:hAnsi="宋体"/>
+          <w:szCs w:val="21"/>
+        </w:rPr>
+        <w:t>，至→土，色→刀，首→丷，香→禾，高→</w:t>
+      </w:r>
+      <w:proofErr w:type="gramStart"/>
+      <w:r>
+        <w:rPr>
+          <w:rFonts w:ascii="宋体" w:eastAsia="宋体" w:hAnsi="宋体"/>
+          <w:szCs w:val="21"/>
+        </w:rPr>
+        <w:t>亠</w:t>
+      </w:r>
+      <w:proofErr w:type="gramEnd"/>
+      <w:r>
+        <w:rPr>
+          <w:rFonts w:ascii="宋体" w:eastAsia="宋体" w:hAnsi="宋体"/>
+          <w:szCs w:val="21"/>
+        </w:rPr>
+        <w:t>，</w:t>
+      </w:r>
+      <w:proofErr w:type="gramStart"/>
+      <w:r>
+        <w:rPr>
+          <w:rFonts w:ascii="宋体" w:eastAsia="宋体" w:hAnsi="宋体"/>
+          <w:szCs w:val="21"/>
+        </w:rPr>
+        <w:t>鬯</w:t>
+      </w:r>
+      <w:proofErr w:type="gramEnd"/>
+      <w:r>
+        <w:rPr>
+          <w:rFonts w:ascii="宋体" w:eastAsia="宋体" w:hAnsi="宋体"/>
+          <w:szCs w:val="21"/>
+        </w:rPr>
+        <w:t>→</w:t>
+      </w:r>
+      <w:proofErr w:type="gramStart"/>
+      <w:r>
+        <w:rPr>
+          <w:rFonts w:ascii="宋体" w:eastAsia="宋体" w:hAnsi="宋体"/>
+          <w:szCs w:val="21"/>
+        </w:rPr>
+        <w:t>匕</w:t>
+      </w:r>
+      <w:proofErr w:type="gramEnd"/>
+      <w:r>
+        <w:rPr>
+          <w:rFonts w:ascii="宋体" w:eastAsia="宋体" w:hAnsi="宋体"/>
+          <w:szCs w:val="21"/>
+        </w:rPr>
+        <w:t>，</w:t>
+      </w:r>
+      <w:proofErr w:type="gramStart"/>
+      <w:r>
+        <w:rPr>
+          <w:rFonts w:ascii="宋体" w:eastAsia="宋体" w:hAnsi="宋体"/>
+          <w:szCs w:val="21"/>
+        </w:rPr>
+        <w:t>鬲</w:t>
+      </w:r>
+      <w:proofErr w:type="gramEnd"/>
+      <w:r>
+        <w:rPr>
+          <w:rFonts w:ascii="宋体" w:eastAsia="宋体" w:hAnsi="宋体"/>
+          <w:szCs w:val="21"/>
+        </w:rPr>
+        <w:t>→口，鹿→广，麻→广，黄黃→八，</w:t>
+      </w:r>
+      <w:proofErr w:type="gramStart"/>
+      <w:r>
+        <w:rPr>
+          <w:rFonts w:ascii="宋体" w:eastAsia="宋体" w:hAnsi="宋体"/>
+          <w:szCs w:val="21"/>
+        </w:rPr>
+        <w:t>黍</w:t>
+      </w:r>
+      <w:proofErr w:type="gramEnd"/>
+      <w:r>
+        <w:rPr>
+          <w:rFonts w:ascii="宋体" w:eastAsia="宋体" w:hAnsi="宋体"/>
+          <w:szCs w:val="21"/>
+        </w:rPr>
+        <w:t>→禾，</w:t>
+      </w:r>
+      <w:proofErr w:type="gramStart"/>
+      <w:r>
+        <w:rPr>
+          <w:rFonts w:ascii="宋体" w:eastAsia="宋体" w:hAnsi="宋体"/>
+          <w:szCs w:val="21"/>
+        </w:rPr>
+        <w:t>黹</w:t>
+      </w:r>
+      <w:proofErr w:type="gramEnd"/>
+      <w:r>
+        <w:rPr>
+          <w:rFonts w:ascii="宋体" w:eastAsia="宋体" w:hAnsi="宋体"/>
+          <w:szCs w:val="21"/>
+        </w:rPr>
+        <w:t>→业，鼎→目，鼓→支，龟→刀，</w:t>
+      </w:r>
+      <w:proofErr w:type="gramStart"/>
+      <w:r>
+        <w:rPr>
+          <w:rFonts w:ascii="宋体" w:eastAsia="宋体" w:hAnsi="宋体"/>
+          <w:szCs w:val="21"/>
+        </w:rPr>
+        <w:t>厄</w:t>
+      </w:r>
+      <w:proofErr w:type="gramEnd"/>
+      <w:r>
+        <w:rPr>
+          <w:rFonts w:ascii="宋体" w:eastAsia="宋体" w:hAnsi="宋体"/>
+          <w:szCs w:val="21"/>
+        </w:rPr>
+        <w:t>→厂......</w:t>
+      </w:r>
+    </w:p>
+    <w:p>
+      <w:pPr>
+        <w:rPr>
+          <w:rFonts w:ascii="宋体" w:eastAsia="宋体" w:hAnsi="宋体" w:hint="eastAsia"/>
+          <w:szCs w:val="21"/>
+        </w:rPr>
+      </w:pPr>
+    </w:p>
+    <w:p>
+      <w:pPr>
+        <w:rPr>
+          <w:rFonts w:ascii="宋体" w:eastAsia="宋体" w:hAnsi="宋体" w:hint="eastAsia"/>
+          <w:szCs w:val="21"/>
+        </w:rPr>
+      </w:pPr>
+      <w:proofErr w:type="gramStart"/>
       <w:r>
         <w:rPr>
           <w:rFonts w:ascii="宋体" w:eastAsia="宋体" w:hAnsi="宋体"/>
@@ -9587,6 +11764,7 @@
         </w:rPr>
         <w:t>罕部跳过</w:t>
       </w:r>
+      <w:proofErr w:type="gramEnd"/>
       <w:r>
         <w:rPr>
           <w:rFonts w:ascii="宋体" w:eastAsia="宋体" w:hAnsi="宋体"/>
@@ -9607,7 +11785,23 @@
           <w:rFonts w:ascii="宋体" w:eastAsia="宋体" w:hAnsi="宋体"/>
           <w:szCs w:val="21"/>
         </w:rPr>
-        <w:t>毋（母），氏，而。</w:t>
+        <w:t>毋（母），氏，</w:t>
+      </w:r>
+      <w:proofErr w:type="gramStart"/>
+      <w:r>
+        <w:rPr>
+          <w:rFonts w:ascii="宋体" w:eastAsia="宋体" w:hAnsi="宋体"/>
+          <w:szCs w:val="21"/>
+        </w:rPr>
+        <w:t>而</w:t>
+      </w:r>
+      <w:proofErr w:type="gramEnd"/>
+      <w:r>
+        <w:rPr>
+          <w:rFonts w:ascii="宋体" w:eastAsia="宋体" w:hAnsi="宋体"/>
+          <w:szCs w:val="21"/>
+        </w:rPr>
+        <w:t>。</w:t>
       </w:r>
     </w:p>
     <w:p>
@@ -9636,6 +11830,7 @@
         </w:rPr>
         <w:t xml:space="preserve">4 </w:t>
       </w:r>
+      <w:proofErr w:type="gramStart"/>
       <w:r>
         <w:rPr>
           <w:rFonts w:ascii="宋体" w:eastAsia="宋体" w:hAnsi="宋体" w:hint="eastAsia"/>
@@ -9652,7 +11847,17 @@
           <w:bCs/>
           <w:szCs w:val="21"/>
         </w:rPr>
-        <w:t>码编码总结</w:t>
+        <w:t>码编码</w:t>
+      </w:r>
+      <w:proofErr w:type="gramEnd"/>
+      <w:r>
+        <w:rPr>
+          <w:rFonts w:ascii="宋体" w:eastAsia="宋体" w:hAnsi="宋体"/>
+          <w:b/>
+          <w:bCs/>
+          <w:szCs w:val="21"/>
+        </w:rPr>
+        <w:t>总结</w:t>
       </w:r>
     </w:p>
     <w:p>
@@ -9682,6 +11887,7 @@
         </w:rPr>
         <w:t>：</w:t>
       </w:r>
+      <w:proofErr w:type="gramStart"/>
       <w:r>
         <w:rPr>
           <w:rFonts w:ascii="宋体" w:eastAsia="宋体" w:hAnsi="宋体" w:hint="eastAsia"/>
@@ -9694,7 +11900,15 @@
           <w:rFonts w:ascii="宋体" w:eastAsia="宋体" w:hAnsi="宋体"/>
           <w:szCs w:val="21"/>
         </w:rPr>
-        <w:t>码为数字（0-9），根据字形特征按优先级选取。</w:t>
+        <w:t>码为</w:t>
+      </w:r>
+      <w:proofErr w:type="gramEnd"/>
+      <w:r>
+        <w:rPr>
+          <w:rFonts w:ascii="宋体" w:eastAsia="宋体" w:hAnsi="宋体"/>
+          <w:szCs w:val="21"/>
+        </w:rPr>
+        <w:t>数字（0-9），根据字形特征按优先级选取。</w:t>
       </w:r>
     </w:p>
     <w:p>
@@ -9724,6 +11938,7 @@
         </w:rPr>
         <w:t>：</w:t>
       </w:r>
+      <w:proofErr w:type="gramStart"/>
       <w:r>
         <w:rPr>
           <w:rFonts w:ascii="宋体" w:eastAsia="宋体" w:hAnsi="宋体" w:hint="eastAsia"/>
@@ -9736,7 +11951,15 @@
           <w:rFonts w:ascii="宋体" w:eastAsia="宋体" w:hAnsi="宋体"/>
           <w:szCs w:val="21"/>
         </w:rPr>
-        <w:t>码为字母（b-z，不含a、e、;），对应</w:t>
+        <w:t>码为</w:t>
+      </w:r>
+      <w:proofErr w:type="gramEnd"/>
+      <w:r>
+        <w:rPr>
+          <w:rFonts w:ascii="宋体" w:eastAsia="宋体" w:hAnsi="宋体"/>
+          <w:szCs w:val="21"/>
+        </w:rPr>
+        <w:t>字母（b-z，不含a、e、;），对应</w:t>
       </w:r>
       <w:r>
         <w:rPr>
@@ -10016,7 +12239,23 @@
           <w:rFonts w:ascii="宋体" w:eastAsia="宋体" w:hAnsi="宋体"/>
           <w:szCs w:val="21"/>
         </w:rPr>
-        <w:t>：为缩短码长，最常用字</w:t>
+        <w:t>：为缩短码长，</w:t>
+      </w:r>
+      <w:proofErr w:type="gramStart"/>
+      <w:r>
+        <w:rPr>
+          <w:rFonts w:ascii="宋体" w:eastAsia="宋体" w:hAnsi="宋体"/>
+          <w:szCs w:val="21"/>
+        </w:rPr>
+        <w:t>最</w:t>
+      </w:r>
+      <w:proofErr w:type="gramEnd"/>
+      <w:r>
+        <w:rPr>
+          <w:rFonts w:ascii="宋体" w:eastAsia="宋体" w:hAnsi="宋体"/>
+          <w:szCs w:val="21"/>
+        </w:rPr>
+        <w:t>常用字</w:t>
       </w:r>
       <w:r>
         <w:rPr>
@@ -10050,7 +12289,15 @@
           <w:rFonts w:ascii="宋体" w:eastAsia="宋体" w:hAnsi="宋体"/>
           <w:szCs w:val="21"/>
         </w:rPr>
-        <w:t>（即空</w:t>
+        <w:t>（</w:t>
+      </w:r>
+      <w:proofErr w:type="gramStart"/>
+      <w:r>
+        <w:rPr>
+          <w:rFonts w:ascii="宋体" w:eastAsia="宋体" w:hAnsi="宋体"/>
+          <w:szCs w:val="21"/>
+        </w:rPr>
+        <w:t>即空</w:t>
       </w:r>
       <w:r>
         <w:rPr>
@@ -10064,7 +12311,15 @@
           <w:rFonts w:ascii="宋体" w:eastAsia="宋体" w:hAnsi="宋体"/>
           <w:szCs w:val="21"/>
         </w:rPr>
-        <w:t>码）。为统一码长，需要</w:t>
+        <w:t>码</w:t>
+      </w:r>
+      <w:proofErr w:type="gramEnd"/>
+      <w:r>
+        <w:rPr>
+          <w:rFonts w:ascii="宋体" w:eastAsia="宋体" w:hAnsi="宋体"/>
+          <w:szCs w:val="21"/>
+        </w:rPr>
+        <w:t>）。为统一码长，需要</w:t>
       </w:r>
       <w:r>
         <w:rPr>
@@ -10092,7 +12347,23 @@
           <w:rFonts w:ascii="宋体" w:eastAsia="宋体" w:hAnsi="宋体"/>
           <w:szCs w:val="21"/>
         </w:rPr>
-        <w:t>作为占空码，在码表中省略不写。</w:t>
+        <w:t>作为</w:t>
+      </w:r>
+      <w:proofErr w:type="gramStart"/>
+      <w:r>
+        <w:rPr>
+          <w:rFonts w:ascii="宋体" w:eastAsia="宋体" w:hAnsi="宋体"/>
+          <w:szCs w:val="21"/>
+        </w:rPr>
+        <w:t>占空码</w:t>
+      </w:r>
+      <w:proofErr w:type="gramEnd"/>
+      <w:r>
+        <w:rPr>
+          <w:rFonts w:ascii="宋体" w:eastAsia="宋体" w:hAnsi="宋体"/>
+          <w:szCs w:val="21"/>
+        </w:rPr>
+        <w:t>，在码表中省略不写。</w:t>
       </w:r>
       <w:r>
         <w:rPr>
@@ -10122,7 +12393,15 @@
           <w:rFonts w:ascii="宋体" w:eastAsia="宋体" w:hAnsi="宋体"/>
           <w:szCs w:val="21"/>
         </w:rPr>
-        <w:t>码一律为空，依靠</w:t>
+        <w:t>码一律为空，</w:t>
+      </w:r>
+      <w:proofErr w:type="gramStart"/>
+      <w:r>
+        <w:rPr>
+          <w:rFonts w:ascii="宋体" w:eastAsia="宋体" w:hAnsi="宋体"/>
+          <w:szCs w:val="21"/>
+        </w:rPr>
+        <w:t>依靠</w:t>
       </w:r>
       <w:r>
         <w:rPr>
@@ -10136,7 +12415,15 @@
           <w:rFonts w:ascii="宋体" w:eastAsia="宋体" w:hAnsi="宋体"/>
           <w:szCs w:val="21"/>
         </w:rPr>
-        <w:t>码数字区分实现零重码。</w:t>
+        <w:t>码数字</w:t>
+      </w:r>
+      <w:proofErr w:type="gramEnd"/>
+      <w:r>
+        <w:rPr>
+          <w:rFonts w:ascii="宋体" w:eastAsia="宋体" w:hAnsi="宋体"/>
+          <w:szCs w:val="21"/>
+        </w:rPr>
+        <w:t>区分实现零重码。</w:t>
       </w:r>
     </w:p>
     <w:p>
@@ -10191,7 +12478,15 @@
           <w:rFonts w:ascii="宋体" w:eastAsia="宋体" w:hAnsi="宋体"/>
           <w:szCs w:val="21"/>
         </w:rPr>
-        <w:t>最常用字：空</w:t>
+        <w:t>最常用字：</w:t>
+      </w:r>
+      <w:proofErr w:type="gramStart"/>
+      <w:r>
+        <w:rPr>
+          <w:rFonts w:ascii="宋体" w:eastAsia="宋体" w:hAnsi="宋体"/>
+          <w:szCs w:val="21"/>
+        </w:rPr>
+        <w:t>空</w:t>
       </w:r>
       <w:r>
         <w:rPr>
@@ -10207,6 +12502,7 @@
         </w:rPr>
         <w:t>码</w:t>
       </w:r>
+      <w:proofErr w:type="gramEnd"/>
     </w:p>
     <w:p>
       <w:pPr>
@@ -10434,21 +12730,37 @@
                 <w:rFonts w:ascii="宋体" w:eastAsia="宋体" w:hAnsi="宋体"/>
                 <w:szCs w:val="21"/>
               </w:rPr>
-              <w:t>汉字去除</w:t>
-            </w:r>
-            <w:r>
-              <w:rPr>
-                <w:rFonts w:ascii="宋体" w:eastAsia="宋体" w:hAnsi="宋体" w:hint="eastAsia"/>
-                <w:szCs w:val="21"/>
-              </w:rPr>
-              <w:t>主</w:t>
-            </w:r>
+              <w:t>汉字</w:t>
+            </w:r>
+            <w:proofErr w:type="gramStart"/>
             <w:r>
               <w:rPr>
                 <w:rFonts w:ascii="宋体" w:eastAsia="宋体" w:hAnsi="宋体"/>
                 <w:szCs w:val="21"/>
               </w:rPr>
-              <w:t>码部首后剩余的部分</w:t>
+              <w:t>去除</w:t>
+            </w:r>
+            <w:r>
+              <w:rPr>
+                <w:rFonts w:ascii="宋体" w:eastAsia="宋体" w:hAnsi="宋体" w:hint="eastAsia"/>
+                <w:szCs w:val="21"/>
+              </w:rPr>
+              <w:t>主</w:t>
+            </w:r>
+            <w:r>
+              <w:rPr>
+                <w:rFonts w:ascii="宋体" w:eastAsia="宋体" w:hAnsi="宋体"/>
+                <w:szCs w:val="21"/>
+              </w:rPr>
+              <w:t>码部首</w:t>
+            </w:r>
+            <w:proofErr w:type="gramEnd"/>
+            <w:r>
+              <w:rPr>
+                <w:rFonts w:ascii="宋体" w:eastAsia="宋体" w:hAnsi="宋体"/>
+                <w:szCs w:val="21"/>
+              </w:rPr>
+              <w:t>后剩余的部分</w:t>
             </w:r>
             <w:r>
               <w:rPr>
@@ -10592,14 +12904,30 @@
                 <w:rFonts w:ascii="宋体" w:eastAsia="宋体" w:hAnsi="宋体" w:hint="eastAsia"/>
                 <w:szCs w:val="21"/>
               </w:rPr>
-              <w:t>余集合</w:t>
+              <w:t>余</w:t>
+            </w:r>
+            <w:proofErr w:type="gramStart"/>
+            <w:r>
+              <w:rPr>
+                <w:rFonts w:ascii="宋体" w:eastAsia="宋体" w:hAnsi="宋体" w:hint="eastAsia"/>
+                <w:szCs w:val="21"/>
+              </w:rPr>
+              <w:t>集合</w:t>
             </w:r>
             <w:r>
               <w:rPr>
                 <w:rFonts w:ascii="宋体" w:eastAsia="宋体" w:hAnsi="宋体"/>
                 <w:szCs w:val="21"/>
               </w:rPr>
-              <w:t>按"</w:t>
+              <w:t>按</w:t>
+            </w:r>
+            <w:proofErr w:type="gramEnd"/>
+            <w:r>
+              <w:rPr>
+                <w:rFonts w:ascii="宋体" w:eastAsia="宋体" w:hAnsi="宋体"/>
+                <w:szCs w:val="21"/>
+              </w:rPr>
+              <w:t>"</w:t>
             </w:r>
             <w:r>
               <w:rPr>
@@ -10740,6 +13068,7 @@
               </w:rPr>
               <w:t>余字的其中一个</w:t>
             </w:r>
+            <w:proofErr w:type="gramStart"/>
             <w:r>
               <w:rPr>
                 <w:rFonts w:ascii="宋体" w:eastAsia="宋体" w:hAnsi="宋体" w:hint="eastAsia"/>
@@ -10752,7 +13081,15 @@
                 <w:rFonts w:ascii="宋体" w:eastAsia="宋体" w:hAnsi="宋体"/>
                 <w:szCs w:val="21"/>
               </w:rPr>
-              <w:t>初码与整字相同为音似，否则为音异</w:t>
+              <w:t>初码</w:t>
+            </w:r>
+            <w:proofErr w:type="gramEnd"/>
+            <w:r>
+              <w:rPr>
+                <w:rFonts w:ascii="宋体" w:eastAsia="宋体" w:hAnsi="宋体"/>
+                <w:szCs w:val="21"/>
+              </w:rPr>
+              <w:t>与整字相同为音似，否则为音异</w:t>
             </w:r>
           </w:p>
         </w:tc>
@@ -10786,14 +13123,25 @@
         </w:rPr>
         <w:t>副</w:t>
       </w:r>
-      <w:r>
-        <w:rPr>
-          <w:rFonts w:ascii="宋体" w:eastAsia="宋体" w:hAnsi="宋体"/>
-          <w:b/>
-          <w:bCs/>
-          <w:szCs w:val="21"/>
-        </w:rPr>
-        <w:t>码选择优先级</w:t>
+      <w:proofErr w:type="gramStart"/>
+      <w:r>
+        <w:rPr>
+          <w:rFonts w:ascii="宋体" w:eastAsia="宋体" w:hAnsi="宋体"/>
+          <w:b/>
+          <w:bCs/>
+          <w:szCs w:val="21"/>
+        </w:rPr>
+        <w:t>码选择</w:t>
+      </w:r>
+      <w:proofErr w:type="gramEnd"/>
+      <w:r>
+        <w:rPr>
+          <w:rFonts w:ascii="宋体" w:eastAsia="宋体" w:hAnsi="宋体"/>
+          <w:b/>
+          <w:bCs/>
+          <w:szCs w:val="21"/>
+        </w:rPr>
+        <w:t>优先级</w:t>
       </w:r>
     </w:p>
     <w:p>
@@ -10830,6 +13178,7 @@
           <w:szCs w:val="21"/>
         </w:rPr>
       </w:pPr>
+      <w:proofErr w:type="gramStart"/>
       <w:r>
         <w:rPr>
           <w:rFonts w:ascii="宋体" w:eastAsia="宋体" w:hAnsi="宋体"/>
@@ -10858,16 +13207,28 @@
           <w:color w:val="EE0000"/>
           <w:szCs w:val="21"/>
         </w:rPr>
-        <w:t xml:space="preserve">码 &gt; </w:t>
-      </w:r>
-      <w:r>
-        <w:rPr>
-          <w:rFonts w:ascii="宋体" w:eastAsia="宋体" w:hAnsi="宋体" w:hint="eastAsia"/>
+        <w:t>码</w:t>
+      </w:r>
+      <w:proofErr w:type="gramEnd"/>
+      <w:r>
+        <w:rPr>
+          <w:rFonts w:ascii="宋体" w:eastAsia="宋体" w:hAnsi="宋体"/>
           <w:b/>
           <w:bCs/>
           <w:color w:val="EE0000"/>
           <w:szCs w:val="21"/>
         </w:rPr>
+        <w:t xml:space="preserve"> &gt; </w:t>
+      </w:r>
+      <w:proofErr w:type="gramStart"/>
+      <w:r>
+        <w:rPr>
+          <w:rFonts w:ascii="宋体" w:eastAsia="宋体" w:hAnsi="宋体" w:hint="eastAsia"/>
+          <w:b/>
+          <w:bCs/>
+          <w:color w:val="EE0000"/>
+          <w:szCs w:val="21"/>
+        </w:rPr>
         <w:t>部首别</w:t>
       </w:r>
       <w:r>
@@ -10878,16 +13239,27 @@
           <w:color w:val="EE0000"/>
           <w:szCs w:val="21"/>
         </w:rPr>
-        <w:t xml:space="preserve">码 &gt; </w:t>
-      </w:r>
-      <w:r>
-        <w:rPr>
-          <w:rFonts w:ascii="宋体" w:eastAsia="宋体" w:hAnsi="宋体" w:hint="eastAsia"/>
+        <w:t>码</w:t>
+      </w:r>
+      <w:proofErr w:type="gramEnd"/>
+      <w:r>
+        <w:rPr>
+          <w:rFonts w:ascii="宋体" w:eastAsia="宋体" w:hAnsi="宋体"/>
           <w:b/>
           <w:bCs/>
           <w:color w:val="EE0000"/>
           <w:szCs w:val="21"/>
         </w:rPr>
+        <w:t xml:space="preserve"> &gt; </w:t>
+      </w:r>
+      <w:r>
+        <w:rPr>
+          <w:rFonts w:ascii="宋体" w:eastAsia="宋体" w:hAnsi="宋体" w:hint="eastAsia"/>
+          <w:b/>
+          <w:bCs/>
+          <w:color w:val="EE0000"/>
+          <w:szCs w:val="21"/>
+        </w:rPr>
         <w:t>余字解析码</w:t>
       </w:r>
       <w:r>
@@ -11078,14 +13450,46 @@
           <w:rFonts w:ascii="宋体" w:eastAsia="宋体" w:hAnsi="宋体" w:hint="eastAsia"/>
           <w:szCs w:val="21"/>
         </w:rPr>
-        <w:t>则其部首码亦称为部首别码。反之</w:t>
-      </w:r>
-      <w:r>
-        <w:rPr>
-          <w:rFonts w:ascii="宋体" w:eastAsia="宋体" w:hAnsi="宋体" w:hint="eastAsia"/>
-          <w:szCs w:val="21"/>
-        </w:rPr>
-        <w:t>若部首码与初码相同，</w:t>
+        <w:t>则其</w:t>
+      </w:r>
+      <w:proofErr w:type="gramStart"/>
+      <w:r>
+        <w:rPr>
+          <w:rFonts w:ascii="宋体" w:eastAsia="宋体" w:hAnsi="宋体" w:hint="eastAsia"/>
+          <w:szCs w:val="21"/>
+        </w:rPr>
+        <w:t>部首码亦称为</w:t>
+      </w:r>
+      <w:proofErr w:type="gramEnd"/>
+      <w:r>
+        <w:rPr>
+          <w:rFonts w:ascii="宋体" w:eastAsia="宋体" w:hAnsi="宋体" w:hint="eastAsia"/>
+          <w:szCs w:val="21"/>
+        </w:rPr>
+        <w:t>部首别码。反之</w:t>
+      </w:r>
+      <w:r>
+        <w:rPr>
+          <w:rFonts w:ascii="宋体" w:eastAsia="宋体" w:hAnsi="宋体" w:hint="eastAsia"/>
+          <w:szCs w:val="21"/>
+        </w:rPr>
+        <w:t>若部首码</w:t>
+      </w:r>
+      <w:proofErr w:type="gramStart"/>
+      <w:r>
+        <w:rPr>
+          <w:rFonts w:ascii="宋体" w:eastAsia="宋体" w:hAnsi="宋体" w:hint="eastAsia"/>
+          <w:szCs w:val="21"/>
+        </w:rPr>
+        <w:t>与初码相同</w:t>
+      </w:r>
+      <w:proofErr w:type="gramEnd"/>
+      <w:r>
+        <w:rPr>
+          <w:rFonts w:ascii="宋体" w:eastAsia="宋体" w:hAnsi="宋体" w:hint="eastAsia"/>
+          <w:szCs w:val="21"/>
+        </w:rPr>
+        <w:t>，</w:t>
       </w:r>
       <w:r>
         <w:rPr>
@@ -11099,7 +13503,23 @@
           <w:rFonts w:ascii="宋体" w:eastAsia="宋体" w:hAnsi="宋体" w:hint="eastAsia"/>
           <w:szCs w:val="21"/>
         </w:rPr>
-        <w:t>对于有部首别码的部首，称为“别码部首”，需要着重记忆。</w:t>
+        <w:t>对于有</w:t>
+      </w:r>
+      <w:proofErr w:type="gramStart"/>
+      <w:r>
+        <w:rPr>
+          <w:rFonts w:ascii="宋体" w:eastAsia="宋体" w:hAnsi="宋体" w:hint="eastAsia"/>
+          <w:szCs w:val="21"/>
+        </w:rPr>
+        <w:t>部首别码的</w:t>
+      </w:r>
+      <w:proofErr w:type="gramEnd"/>
+      <w:r>
+        <w:rPr>
+          <w:rFonts w:ascii="宋体" w:eastAsia="宋体" w:hAnsi="宋体" w:hint="eastAsia"/>
+          <w:szCs w:val="21"/>
+        </w:rPr>
+        <w:t>部首，称为“别码部首”，需要着重记忆。</w:t>
       </w:r>
     </w:p>
     <w:p>
@@ -11149,7 +13569,23 @@
           <w:rFonts w:ascii="宋体" w:eastAsia="宋体" w:hAnsi="宋体"/>
           <w:szCs w:val="21"/>
         </w:rPr>
-        <w:t>（如夫→矢）不在</w:t>
+        <w:t>（如夫→</w:t>
+      </w:r>
+      <w:proofErr w:type="gramStart"/>
+      <w:r>
+        <w:rPr>
+          <w:rFonts w:ascii="宋体" w:eastAsia="宋体" w:hAnsi="宋体"/>
+          <w:szCs w:val="21"/>
+        </w:rPr>
+        <w:t>矢</w:t>
+      </w:r>
+      <w:proofErr w:type="gramEnd"/>
+      <w:r>
+        <w:rPr>
+          <w:rFonts w:ascii="宋体" w:eastAsia="宋体" w:hAnsi="宋体"/>
+          <w:szCs w:val="21"/>
+        </w:rPr>
+        <w:t>）不在</w:t>
       </w:r>
       <w:r>
         <w:rPr>
@@ -11284,6 +13720,7 @@
         </w:rPr>
         <w:t>当无</w:t>
       </w:r>
+      <w:proofErr w:type="gramStart"/>
       <w:r>
         <w:rPr>
           <w:rFonts w:ascii="宋体" w:eastAsia="宋体" w:hAnsi="宋体" w:hint="eastAsia"/>
@@ -11296,7 +13733,15 @@
           <w:rFonts w:ascii="宋体" w:eastAsia="宋体" w:hAnsi="宋体"/>
           <w:szCs w:val="21"/>
         </w:rPr>
-        <w:t>码时，按以下逻辑选择：</w:t>
+        <w:t>码时</w:t>
+      </w:r>
+      <w:proofErr w:type="gramEnd"/>
+      <w:r>
+        <w:rPr>
+          <w:rFonts w:ascii="宋体" w:eastAsia="宋体" w:hAnsi="宋体"/>
+          <w:szCs w:val="21"/>
+        </w:rPr>
+        <w:t>，按以下逻辑选择：</w:t>
       </w:r>
       <w:r>
         <w:rPr>
@@ -11419,6 +13864,7 @@
                 <w:szCs w:val="21"/>
               </w:rPr>
             </w:pPr>
+            <w:proofErr w:type="gramStart"/>
             <w:r>
               <w:rPr>
                 <w:rFonts w:ascii="宋体" w:eastAsia="宋体" w:hAnsi="宋体" w:hint="eastAsia"/>
@@ -11426,7 +13872,17 @@
                 <w:bCs/>
                 <w:szCs w:val="21"/>
               </w:rPr>
-              <w:t>余集合音似</w:t>
+              <w:t>余集合音</w:t>
+            </w:r>
+            <w:proofErr w:type="gramEnd"/>
+            <w:r>
+              <w:rPr>
+                <w:rFonts w:ascii="宋体" w:eastAsia="宋体" w:hAnsi="宋体" w:hint="eastAsia"/>
+                <w:b/>
+                <w:bCs/>
+                <w:szCs w:val="21"/>
+              </w:rPr>
+              <w:t>似</w:t>
             </w:r>
             <w:r>
               <w:rPr>
@@ -11514,7 +13970,17 @@
                 <w:bCs/>
                 <w:szCs w:val="21"/>
               </w:rPr>
-              <w:t>余字音异</w:t>
+              <w:t>余字音</w:t>
+            </w:r>
+            <w:proofErr w:type="gramStart"/>
+            <w:r>
+              <w:rPr>
+                <w:rFonts w:ascii="宋体" w:eastAsia="宋体" w:hAnsi="宋体" w:hint="eastAsia"/>
+                <w:b/>
+                <w:bCs/>
+                <w:szCs w:val="21"/>
+              </w:rPr>
+              <w:t>异</w:t>
             </w:r>
             <w:r>
               <w:rPr>
@@ -11525,6 +13991,7 @@
               </w:rPr>
               <w:t>且易读</w:t>
             </w:r>
+            <w:proofErr w:type="gramEnd"/>
           </w:p>
         </w:tc>
         <w:tc>
@@ -11609,17 +14076,9 @@
                 <w:bCs/>
                 <w:szCs w:val="21"/>
               </w:rPr>
-              <w:t>独体字作</w:t>
-            </w:r>
-            <w:r>
-              <w:rPr>
-                <w:rFonts w:ascii="宋体" w:eastAsia="宋体" w:hAnsi="宋体" w:hint="eastAsia"/>
-                <w:b/>
-                <w:bCs/>
-                <w:szCs w:val="21"/>
-              </w:rPr>
-              <w:t>余</w:t>
-            </w:r>
+              <w:t>独体</w:t>
+            </w:r>
+            <w:proofErr w:type="gramStart"/>
             <w:r>
               <w:rPr>
                 <w:rFonts w:ascii="宋体" w:eastAsia="宋体" w:hAnsi="宋体"/>
@@ -11627,8 +14086,27 @@
                 <w:bCs/>
                 <w:szCs w:val="21"/>
               </w:rPr>
+              <w:t>字作</w:t>
+            </w:r>
+            <w:r>
+              <w:rPr>
+                <w:rFonts w:ascii="宋体" w:eastAsia="宋体" w:hAnsi="宋体" w:hint="eastAsia"/>
+                <w:b/>
+                <w:bCs/>
+                <w:szCs w:val="21"/>
+              </w:rPr>
+              <w:t>余</w:t>
+            </w:r>
+            <w:r>
+              <w:rPr>
+                <w:rFonts w:ascii="宋体" w:eastAsia="宋体" w:hAnsi="宋体"/>
+                <w:b/>
+                <w:bCs/>
+                <w:szCs w:val="21"/>
+              </w:rPr>
               <w:t>字</w:t>
             </w:r>
+            <w:proofErr w:type="gramEnd"/>
           </w:p>
         </w:tc>
         <w:tc>
@@ -11661,7 +14139,23 @@
                 <w:rFonts w:ascii="宋体" w:eastAsia="宋体" w:hAnsi="宋体" w:hint="eastAsia"/>
                 <w:szCs w:val="21"/>
               </w:rPr>
-              <w:t>（见特殊规则3）</w:t>
+              <w:t>（</w:t>
+            </w:r>
+            <w:proofErr w:type="gramStart"/>
+            <w:r>
+              <w:rPr>
+                <w:rFonts w:ascii="宋体" w:eastAsia="宋体" w:hAnsi="宋体" w:hint="eastAsia"/>
+                <w:szCs w:val="21"/>
+              </w:rPr>
+              <w:t>见特殊</w:t>
+            </w:r>
+            <w:proofErr w:type="gramEnd"/>
+            <w:r>
+              <w:rPr>
+                <w:rFonts w:ascii="宋体" w:eastAsia="宋体" w:hAnsi="宋体" w:hint="eastAsia"/>
+                <w:szCs w:val="21"/>
+              </w:rPr>
+              <w:t>规则3）</w:t>
             </w:r>
             <w:r>
               <w:rPr>
@@ -11682,7 +14176,23 @@
                 <w:rFonts w:ascii="宋体" w:eastAsia="宋体" w:hAnsi="宋体" w:hint="eastAsia"/>
                 <w:szCs w:val="21"/>
               </w:rPr>
-              <w:t>进入音似性+易读性判断，</w:t>
+              <w:t>进入</w:t>
+            </w:r>
+            <w:proofErr w:type="gramStart"/>
+            <w:r>
+              <w:rPr>
+                <w:rFonts w:ascii="宋体" w:eastAsia="宋体" w:hAnsi="宋体" w:hint="eastAsia"/>
+                <w:szCs w:val="21"/>
+              </w:rPr>
+              <w:t>音似性</w:t>
+            </w:r>
+            <w:proofErr w:type="gramEnd"/>
+            <w:r>
+              <w:rPr>
+                <w:rFonts w:ascii="宋体" w:eastAsia="宋体" w:hAnsi="宋体" w:hint="eastAsia"/>
+                <w:szCs w:val="21"/>
+              </w:rPr>
+              <w:t>+易读性判断，</w:t>
             </w:r>
             <w:r>
               <w:rPr>
@@ -11820,7 +14330,23 @@
           <w:rFonts w:ascii="宋体" w:eastAsia="宋体" w:hAnsi="宋体"/>
           <w:szCs w:val="21"/>
         </w:rPr>
-        <w:t>部"亠"，</w:t>
+        <w:t>部"</w:t>
+      </w:r>
+      <w:proofErr w:type="gramStart"/>
+      <w:r>
+        <w:rPr>
+          <w:rFonts w:ascii="宋体" w:eastAsia="宋体" w:hAnsi="宋体"/>
+          <w:szCs w:val="21"/>
+        </w:rPr>
+        <w:t>亠</w:t>
+      </w:r>
+      <w:proofErr w:type="gramEnd"/>
+      <w:r>
+        <w:rPr>
+          <w:rFonts w:ascii="宋体" w:eastAsia="宋体" w:hAnsi="宋体"/>
+          <w:szCs w:val="21"/>
+        </w:rPr>
+        <w:t>"，</w:t>
       </w:r>
       <w:r>
         <w:rPr>
@@ -11897,6 +14423,7 @@
         </w:rPr>
         <w:t xml:space="preserve">字 → </w:t>
       </w:r>
+      <w:proofErr w:type="gramStart"/>
       <w:r>
         <w:rPr>
           <w:rFonts w:ascii="宋体" w:eastAsia="宋体" w:hAnsi="宋体" w:hint="eastAsia"/>
@@ -11909,7 +14436,15 @@
           <w:rFonts w:ascii="宋体" w:eastAsia="宋体" w:hAnsi="宋体"/>
           <w:szCs w:val="21"/>
         </w:rPr>
-        <w:t>码t，</w:t>
+        <w:t>码</w:t>
+      </w:r>
+      <w:proofErr w:type="gramEnd"/>
+      <w:r>
+        <w:rPr>
+          <w:rFonts w:ascii="宋体" w:eastAsia="宋体" w:hAnsi="宋体"/>
+          <w:szCs w:val="21"/>
+        </w:rPr>
+        <w:t>t，</w:t>
       </w:r>
       <w:r>
         <w:rPr>
@@ -12031,7 +14566,23 @@
           <w:rFonts w:ascii="宋体" w:eastAsia="宋体" w:hAnsi="宋体" w:hint="eastAsia"/>
           <w:szCs w:val="21"/>
         </w:rPr>
-        <w:t>取余部时，如果余集合成字，则通常优先取余字的部首作为副码来源</w:t>
+        <w:t>取余部时，如果余集合成字，则通常</w:t>
+      </w:r>
+      <w:proofErr w:type="gramStart"/>
+      <w:r>
+        <w:rPr>
+          <w:rFonts w:ascii="宋体" w:eastAsia="宋体" w:hAnsi="宋体" w:hint="eastAsia"/>
+          <w:szCs w:val="21"/>
+        </w:rPr>
+        <w:t>优先取余字</w:t>
+      </w:r>
+      <w:proofErr w:type="gramEnd"/>
+      <w:r>
+        <w:rPr>
+          <w:rFonts w:ascii="宋体" w:eastAsia="宋体" w:hAnsi="宋体" w:hint="eastAsia"/>
+          <w:szCs w:val="21"/>
+        </w:rPr>
+        <w:t>的部首作为副码来源</w:t>
       </w:r>
       <w:r>
         <w:rPr>
@@ -12106,6 +14657,7 @@
         </w:rPr>
         <w:t>"：部首"</w:t>
       </w:r>
+      <w:proofErr w:type="gramStart"/>
       <w:r>
         <w:rPr>
           <w:rFonts w:ascii="宋体" w:eastAsia="宋体" w:hAnsi="宋体" w:hint="eastAsia"/>
@@ -12113,6 +14665,7 @@
         </w:rPr>
         <w:t>钅</w:t>
       </w:r>
+      <w:proofErr w:type="gramEnd"/>
       <w:r>
         <w:rPr>
           <w:rFonts w:ascii="宋体" w:eastAsia="宋体" w:hAnsi="宋体"/>
@@ -12134,6 +14687,7 @@
         </w:rPr>
         <w:t xml:space="preserve">）→ </w:t>
       </w:r>
+      <w:proofErr w:type="gramStart"/>
       <w:r>
         <w:rPr>
           <w:rFonts w:ascii="宋体" w:eastAsia="宋体" w:hAnsi="宋体" w:hint="eastAsia"/>
@@ -12148,6 +14702,7 @@
         </w:rPr>
         <w:t>码</w:t>
       </w:r>
+      <w:proofErr w:type="gramEnd"/>
       <w:r>
         <w:rPr>
           <w:rFonts w:ascii="宋体" w:eastAsia="宋体" w:hAnsi="宋体" w:hint="eastAsia"/>
@@ -12230,6 +14785,7 @@
         </w:rPr>
         <w:t>"的</w:t>
       </w:r>
+      <w:proofErr w:type="gramStart"/>
       <w:r>
         <w:rPr>
           <w:rFonts w:ascii="宋体" w:eastAsia="宋体" w:hAnsi="宋体" w:hint="eastAsia"/>
@@ -12244,6 +14800,7 @@
         </w:rPr>
         <w:t>码取</w:t>
       </w:r>
+      <w:proofErr w:type="gramEnd"/>
       <w:r>
         <w:rPr>
           <w:rFonts w:ascii="宋体" w:eastAsia="宋体" w:hAnsi="宋体" w:hint="eastAsia"/>
@@ -12322,7 +14879,55 @@
           <w:rFonts w:ascii="宋体" w:eastAsia="宋体" w:hAnsi="宋体"/>
           <w:szCs w:val="21"/>
         </w:rPr>
-        <w:t>余集合不成字时，按解书顺序（左上→左下→右上→右下）依次考察各非单笔画部件。对每一部件，先查是否有部首别码；若无，则辨其初码是否与整字音似。无别码且音似者</w:t>
+        <w:t>余集合不成字时，按解书顺序（左上→左下→右上→右下）依次考察各非单笔画部件。对每一部件，先查是否有部首别码；若无，</w:t>
+      </w:r>
+      <w:proofErr w:type="gramStart"/>
+      <w:r>
+        <w:rPr>
+          <w:rFonts w:ascii="宋体" w:eastAsia="宋体" w:hAnsi="宋体"/>
+          <w:szCs w:val="21"/>
+        </w:rPr>
+        <w:t>则辨其初码是否</w:t>
+      </w:r>
+      <w:proofErr w:type="gramEnd"/>
+      <w:r>
+        <w:rPr>
+          <w:rFonts w:ascii="宋体" w:eastAsia="宋体" w:hAnsi="宋体"/>
+          <w:szCs w:val="21"/>
+        </w:rPr>
+        <w:t>与整字音</w:t>
+      </w:r>
+      <w:proofErr w:type="gramStart"/>
+      <w:r>
+        <w:rPr>
+          <w:rFonts w:ascii="宋体" w:eastAsia="宋体" w:hAnsi="宋体"/>
+          <w:szCs w:val="21"/>
+        </w:rPr>
+        <w:t>似</w:t>
+      </w:r>
+      <w:proofErr w:type="gramEnd"/>
+      <w:r>
+        <w:rPr>
+          <w:rFonts w:ascii="宋体" w:eastAsia="宋体" w:hAnsi="宋体"/>
+          <w:szCs w:val="21"/>
+        </w:rPr>
+        <w:t>。无</w:t>
+      </w:r>
+      <w:proofErr w:type="gramStart"/>
+      <w:r>
+        <w:rPr>
+          <w:rFonts w:ascii="宋体" w:eastAsia="宋体" w:hAnsi="宋体"/>
+          <w:szCs w:val="21"/>
+        </w:rPr>
+        <w:t>别码且音</w:t>
+      </w:r>
+      <w:proofErr w:type="gramEnd"/>
+      <w:r>
+        <w:rPr>
+          <w:rFonts w:ascii="宋体" w:eastAsia="宋体" w:hAnsi="宋体"/>
+          <w:szCs w:val="21"/>
+        </w:rPr>
+        <w:t>似者</w:t>
       </w:r>
       <w:r>
         <w:rPr>
@@ -12358,14 +14963,46 @@
           <w:rFonts w:ascii="宋体" w:eastAsia="宋体" w:hAnsi="宋体" w:hint="eastAsia"/>
           <w:szCs w:val="21"/>
         </w:rPr>
-        <w:t>(或别码)</w:t>
-      </w:r>
-      <w:r>
-        <w:rPr>
-          <w:rFonts w:ascii="宋体" w:eastAsia="宋体" w:hAnsi="宋体"/>
-          <w:szCs w:val="21"/>
-        </w:rPr>
-        <w:t>部件的部首码或初码为副码。</w:t>
+        <w:t>(</w:t>
+      </w:r>
+      <w:proofErr w:type="gramStart"/>
+      <w:r>
+        <w:rPr>
+          <w:rFonts w:ascii="宋体" w:eastAsia="宋体" w:hAnsi="宋体" w:hint="eastAsia"/>
+          <w:szCs w:val="21"/>
+        </w:rPr>
+        <w:t>或别码</w:t>
+      </w:r>
+      <w:proofErr w:type="gramEnd"/>
+      <w:r>
+        <w:rPr>
+          <w:rFonts w:ascii="宋体" w:eastAsia="宋体" w:hAnsi="宋体" w:hint="eastAsia"/>
+          <w:szCs w:val="21"/>
+        </w:rPr>
+        <w:t>)</w:t>
+      </w:r>
+      <w:r>
+        <w:rPr>
+          <w:rFonts w:ascii="宋体" w:eastAsia="宋体" w:hAnsi="宋体"/>
+          <w:szCs w:val="21"/>
+        </w:rPr>
+        <w:t>部件的部首码</w:t>
+      </w:r>
+      <w:proofErr w:type="gramStart"/>
+      <w:r>
+        <w:rPr>
+          <w:rFonts w:ascii="宋体" w:eastAsia="宋体" w:hAnsi="宋体"/>
+          <w:szCs w:val="21"/>
+        </w:rPr>
+        <w:t>或初码为</w:t>
+      </w:r>
+      <w:proofErr w:type="gramEnd"/>
+      <w:r>
+        <w:rPr>
+          <w:rFonts w:ascii="宋体" w:eastAsia="宋体" w:hAnsi="宋体"/>
+          <w:szCs w:val="21"/>
+        </w:rPr>
+        <w:t>副码。</w:t>
       </w:r>
       <w:bookmarkEnd w:id="0"/>
       <w:r>
@@ -12509,6 +15146,7 @@
         </w:rPr>
         <w:t>部为</w:t>
       </w:r>
+      <w:proofErr w:type="gramStart"/>
       <w:r>
         <w:rPr>
           <w:rFonts w:ascii="宋体" w:eastAsia="宋体" w:hAnsi="宋体" w:hint="eastAsia"/>
@@ -12523,6 +15161,7 @@
         </w:rPr>
         <w:t>字</w:t>
       </w:r>
+      <w:proofErr w:type="gramEnd"/>
     </w:p>
     <w:p>
       <w:pPr>
@@ -12586,6 +15225,7 @@
           <w:szCs w:val="21"/>
         </w:rPr>
       </w:pPr>
+      <w:proofErr w:type="gramStart"/>
       <w:r>
         <w:rPr>
           <w:rFonts w:ascii="宋体" w:eastAsia="宋体" w:hAnsi="宋体"/>
@@ -12609,7 +15249,17 @@
           <w:bCs/>
           <w:szCs w:val="21"/>
         </w:rPr>
-        <w:t>字上</w:t>
+        <w:t>字</w:t>
+      </w:r>
+      <w:proofErr w:type="gramEnd"/>
+      <w:r>
+        <w:rPr>
+          <w:rFonts w:ascii="宋体" w:eastAsia="宋体" w:hAnsi="宋体"/>
+          <w:b/>
+          <w:bCs/>
+          <w:szCs w:val="21"/>
+        </w:rPr>
+        <w:t>上</w:t>
       </w:r>
       <w:r>
         <w:rPr>
@@ -12715,6 +15365,7 @@
           <w:szCs w:val="21"/>
         </w:rPr>
       </w:pPr>
+      <w:proofErr w:type="gramStart"/>
       <w:r>
         <w:rPr>
           <w:rFonts w:ascii="宋体" w:eastAsia="宋体" w:hAnsi="宋体" w:hint="eastAsia"/>
@@ -12727,7 +15378,15 @@
           <w:rFonts w:ascii="宋体" w:eastAsia="宋体" w:hAnsi="宋体"/>
           <w:szCs w:val="21"/>
         </w:rPr>
-        <w:t>分析：</w:t>
+        <w:t>分析</w:t>
+      </w:r>
+      <w:proofErr w:type="gramEnd"/>
+      <w:r>
+        <w:rPr>
+          <w:rFonts w:ascii="宋体" w:eastAsia="宋体" w:hAnsi="宋体"/>
+          <w:szCs w:val="21"/>
+        </w:rPr>
+        <w:t>：</w:t>
       </w:r>
     </w:p>
     <w:p>
@@ -12784,7 +15443,23 @@
           <w:rFonts w:ascii="宋体" w:eastAsia="宋体" w:hAnsi="宋体"/>
           <w:szCs w:val="21"/>
         </w:rPr>
-        <w:t>"立"是简并部首（立→亠），"日"是</w:t>
+        <w:t>"立"是简并部首（立→</w:t>
+      </w:r>
+      <w:proofErr w:type="gramStart"/>
+      <w:r>
+        <w:rPr>
+          <w:rFonts w:ascii="宋体" w:eastAsia="宋体" w:hAnsi="宋体"/>
+          <w:szCs w:val="21"/>
+        </w:rPr>
+        <w:t>亠</w:t>
+      </w:r>
+      <w:proofErr w:type="gramEnd"/>
+      <w:r>
+        <w:rPr>
+          <w:rFonts w:ascii="宋体" w:eastAsia="宋体" w:hAnsi="宋体"/>
+          <w:szCs w:val="21"/>
+        </w:rPr>
+        <w:t>），"日"是</w:t>
       </w:r>
       <w:r>
         <w:rPr>
@@ -12819,6 +15494,7 @@
         </w:rPr>
         <w:t xml:space="preserve">根据"简并部首跳过"原则，取"日"为部首 → </w:t>
       </w:r>
+      <w:proofErr w:type="gramStart"/>
       <w:r>
         <w:rPr>
           <w:rFonts w:ascii="宋体" w:eastAsia="宋体" w:hAnsi="宋体" w:hint="eastAsia"/>
@@ -12831,7 +15507,15 @@
           <w:rFonts w:ascii="宋体" w:eastAsia="宋体" w:hAnsi="宋体"/>
           <w:szCs w:val="21"/>
         </w:rPr>
-        <w:t>码r</w:t>
+        <w:t>码</w:t>
+      </w:r>
+      <w:proofErr w:type="gramEnd"/>
+      <w:r>
+        <w:rPr>
+          <w:rFonts w:ascii="宋体" w:eastAsia="宋体" w:hAnsi="宋体"/>
+          <w:szCs w:val="21"/>
+        </w:rPr>
+        <w:t>r</w:t>
       </w:r>
     </w:p>
     <w:p>
@@ -12942,7 +15626,23 @@
           <w:rFonts w:ascii="宋体" w:eastAsia="宋体" w:hAnsi="宋体"/>
           <w:szCs w:val="21"/>
         </w:rPr>
-        <w:t>为"立"+"日"，取上部"立"</w:t>
+        <w:t>为"立"+"日"，取</w:t>
+      </w:r>
+      <w:proofErr w:type="gramStart"/>
+      <w:r>
+        <w:rPr>
+          <w:rFonts w:ascii="宋体" w:eastAsia="宋体" w:hAnsi="宋体"/>
+          <w:szCs w:val="21"/>
+        </w:rPr>
+        <w:t>上部"</w:t>
+      </w:r>
+      <w:proofErr w:type="gramEnd"/>
+      <w:r>
+        <w:rPr>
+          <w:rFonts w:ascii="宋体" w:eastAsia="宋体" w:hAnsi="宋体"/>
+          <w:szCs w:val="21"/>
+        </w:rPr>
+        <w:t>立"</w:t>
       </w:r>
     </w:p>
     <w:p>
@@ -12996,6 +15696,7 @@
         </w:rPr>
         <w:t>"意"的</w:t>
       </w:r>
+      <w:proofErr w:type="gramStart"/>
       <w:r>
         <w:rPr>
           <w:rFonts w:ascii="宋体" w:eastAsia="宋体" w:hAnsi="宋体" w:hint="eastAsia"/>
@@ -13008,7 +15709,15 @@
           <w:rFonts w:ascii="宋体" w:eastAsia="宋体" w:hAnsi="宋体"/>
           <w:szCs w:val="21"/>
         </w:rPr>
-        <w:t>码取l（"立"的</w:t>
+        <w:t>码取</w:t>
+      </w:r>
+      <w:proofErr w:type="gramEnd"/>
+      <w:r>
+        <w:rPr>
+          <w:rFonts w:ascii="宋体" w:eastAsia="宋体" w:hAnsi="宋体"/>
+          <w:szCs w:val="21"/>
+        </w:rPr>
+        <w:t>l（"立"的</w:t>
       </w:r>
       <w:r>
         <w:rPr>
@@ -13328,6 +16037,7 @@
         </w:rPr>
         <w:t xml:space="preserve">2 </w:t>
       </w:r>
+      <w:proofErr w:type="gramStart"/>
       <w:r>
         <w:rPr>
           <w:rFonts w:ascii="宋体" w:eastAsia="宋体" w:hAnsi="宋体" w:hint="eastAsia"/>
@@ -13344,7 +16054,17 @@
           <w:bCs/>
           <w:szCs w:val="21"/>
         </w:rPr>
-        <w:t>单笔画处理</w:t>
+        <w:t>单笔画</w:t>
+      </w:r>
+      <w:proofErr w:type="gramEnd"/>
+      <w:r>
+        <w:rPr>
+          <w:rFonts w:ascii="宋体" w:eastAsia="宋体" w:hAnsi="宋体"/>
+          <w:b/>
+          <w:bCs/>
+          <w:szCs w:val="21"/>
+        </w:rPr>
+        <w:t>处理</w:t>
       </w:r>
     </w:p>
     <w:p>
@@ -13362,6 +16082,7 @@
         </w:rPr>
         <w:t>当一个字取完部首后</w:t>
       </w:r>
+      <w:proofErr w:type="gramStart"/>
       <w:r>
         <w:rPr>
           <w:rFonts w:ascii="宋体" w:eastAsia="宋体" w:hAnsi="宋体"/>
@@ -13371,6 +16092,7 @@
         </w:rPr>
         <w:t>仅剩单笔画</w:t>
       </w:r>
+      <w:proofErr w:type="gramEnd"/>
       <w:r>
         <w:rPr>
           <w:rFonts w:ascii="宋体" w:eastAsia="宋体" w:hAnsi="宋体"/>
@@ -13415,7 +16137,23 @@
           <w:rFonts w:ascii="宋体" w:eastAsia="宋体" w:hAnsi="宋体"/>
           <w:szCs w:val="21"/>
         </w:rPr>
-        <w:t>：“丶一丨丿乙乛</w:t>
+        <w:t>：“</w:t>
+      </w:r>
+      <w:proofErr w:type="gramStart"/>
+      <w:r>
+        <w:rPr>
+          <w:rFonts w:ascii="宋体" w:eastAsia="宋体" w:hAnsi="宋体"/>
+          <w:szCs w:val="21"/>
+        </w:rPr>
+        <w:t>丶一丨丿</w:t>
+      </w:r>
+      <w:proofErr w:type="gramEnd"/>
+      <w:r>
+        <w:rPr>
+          <w:rFonts w:ascii="宋体" w:eastAsia="宋体" w:hAnsi="宋体"/>
+          <w:szCs w:val="21"/>
+        </w:rPr>
+        <w:t>乙乛</w:t>
       </w:r>
       <w:r>
         <w:rPr>
@@ -13443,7 +16181,23 @@
           <w:rFonts w:ascii="宋体" w:eastAsia="宋体" w:hAnsi="宋体"/>
           <w:szCs w:val="21"/>
         </w:rPr>
-        <w:t>”分别对应“dhupygkwv”。</w:t>
+        <w:t>”分别对应“</w:t>
+      </w:r>
+      <w:proofErr w:type="spellStart"/>
+      <w:r>
+        <w:rPr>
+          <w:rFonts w:ascii="宋体" w:eastAsia="宋体" w:hAnsi="宋体"/>
+          <w:szCs w:val="21"/>
+        </w:rPr>
+        <w:t>dhupygkwv</w:t>
+      </w:r>
+      <w:proofErr w:type="spellEnd"/>
+      <w:r>
+        <w:rPr>
+          <w:rFonts w:ascii="宋体" w:eastAsia="宋体" w:hAnsi="宋体"/>
+          <w:szCs w:val="21"/>
+        </w:rPr>
+        <w:t>”。</w:t>
       </w:r>
     </w:p>
     <w:p>
@@ -13477,7 +16231,27 @@
           <w:szCs w:val="21"/>
         </w:rPr>
         <w:lastRenderedPageBreak/>
-        <w:t>3 独体字余字拆分</w:t>
+        <w:t xml:space="preserve">3 </w:t>
+      </w:r>
+      <w:proofErr w:type="gramStart"/>
+      <w:r>
+        <w:rPr>
+          <w:rFonts w:ascii="宋体" w:eastAsia="宋体" w:hAnsi="宋体"/>
+          <w:b/>
+          <w:bCs/>
+          <w:szCs w:val="21"/>
+        </w:rPr>
+        <w:t>独体字余字</w:t>
+      </w:r>
+      <w:proofErr w:type="gramEnd"/>
+      <w:r>
+        <w:rPr>
+          <w:rFonts w:ascii="宋体" w:eastAsia="宋体" w:hAnsi="宋体"/>
+          <w:b/>
+          <w:bCs/>
+          <w:szCs w:val="21"/>
+        </w:rPr>
+        <w:t>拆分</w:t>
       </w:r>
     </w:p>
     <w:p>
@@ -13524,7 +16298,23 @@
           <w:rFonts w:ascii="宋体" w:eastAsia="宋体" w:hAnsi="宋体"/>
           <w:szCs w:val="21"/>
         </w:rPr>
-        <w:t>关系，满足任意一条即可判定为可拆分。若某字同时满足多条规则，以最先满足的规则为准，结果一致。</w:t>
+        <w:t>关系，满足任意一条即可判定为可拆分。若某</w:t>
+      </w:r>
+      <w:proofErr w:type="gramStart"/>
+      <w:r>
+        <w:rPr>
+          <w:rFonts w:ascii="宋体" w:eastAsia="宋体" w:hAnsi="宋体"/>
+          <w:szCs w:val="21"/>
+        </w:rPr>
+        <w:t>字同时</w:t>
+      </w:r>
+      <w:proofErr w:type="gramEnd"/>
+      <w:r>
+        <w:rPr>
+          <w:rFonts w:ascii="宋体" w:eastAsia="宋体" w:hAnsi="宋体"/>
+          <w:szCs w:val="21"/>
+        </w:rPr>
+        <w:t>满足多条规则，以最先满足的规则为准，结果一致。</w:t>
       </w:r>
       <w:r>
         <w:rPr>
@@ -13708,12 +16498,21 @@
         </w:rPr>
         <w:t>（</w:t>
       </w:r>
-      <w:r>
-        <w:rPr>
-          <w:rFonts w:ascii="宋体" w:eastAsia="宋体" w:hAnsi="宋体"/>
-          <w:szCs w:val="21"/>
-        </w:rPr>
-        <w:t>主码为6</w:t>
+      <w:proofErr w:type="gramStart"/>
+      <w:r>
+        <w:rPr>
+          <w:rFonts w:ascii="宋体" w:eastAsia="宋体" w:hAnsi="宋体"/>
+          <w:szCs w:val="21"/>
+        </w:rPr>
+        <w:t>主码为</w:t>
+      </w:r>
+      <w:proofErr w:type="gramEnd"/>
+      <w:r>
+        <w:rPr>
+          <w:rFonts w:ascii="宋体" w:eastAsia="宋体" w:hAnsi="宋体"/>
+          <w:szCs w:val="21"/>
+        </w:rPr>
+        <w:t>6</w:t>
       </w:r>
       <w:r>
         <w:rPr>
@@ -13855,7 +16654,23 @@
           <w:rFonts w:ascii="宋体" w:eastAsia="宋体" w:hAnsi="宋体"/>
           <w:szCs w:val="21"/>
         </w:rPr>
-        <w:t>汉字顶部存在"冖"部件，</w:t>
+        <w:t>汉字顶部存在"</w:t>
+      </w:r>
+      <w:proofErr w:type="gramStart"/>
+      <w:r>
+        <w:rPr>
+          <w:rFonts w:ascii="宋体" w:eastAsia="宋体" w:hAnsi="宋体"/>
+          <w:szCs w:val="21"/>
+        </w:rPr>
+        <w:t>冖</w:t>
+      </w:r>
+      <w:proofErr w:type="gramEnd"/>
+      <w:r>
+        <w:rPr>
+          <w:rFonts w:ascii="宋体" w:eastAsia="宋体" w:hAnsi="宋体"/>
+          <w:szCs w:val="21"/>
+        </w:rPr>
+        <w:t>"部件，</w:t>
       </w:r>
       <w:r>
         <w:rPr>
@@ -13899,7 +16714,55 @@
           <w:rFonts w:ascii="宋体" w:eastAsia="宋体" w:hAnsi="宋体"/>
           <w:szCs w:val="21"/>
         </w:rPr>
-        <w:t>：汉字以“勹”作为包围外框（其他半包围外框如匚、凵、冂等均不适用）。</w:t>
+        <w:t>：汉字以“勹”作为包围外框（其他半包围外框如</w:t>
+      </w:r>
+      <w:proofErr w:type="gramStart"/>
+      <w:r>
+        <w:rPr>
+          <w:rFonts w:ascii="宋体" w:eastAsia="宋体" w:hAnsi="宋体"/>
+          <w:szCs w:val="21"/>
+        </w:rPr>
+        <w:t>匚</w:t>
+      </w:r>
+      <w:proofErr w:type="gramEnd"/>
+      <w:r>
+        <w:rPr>
+          <w:rFonts w:ascii="宋体" w:eastAsia="宋体" w:hAnsi="宋体"/>
+          <w:szCs w:val="21"/>
+        </w:rPr>
+        <w:t>、</w:t>
+      </w:r>
+      <w:proofErr w:type="gramStart"/>
+      <w:r>
+        <w:rPr>
+          <w:rFonts w:ascii="宋体" w:eastAsia="宋体" w:hAnsi="宋体"/>
+          <w:szCs w:val="21"/>
+        </w:rPr>
+        <w:t>凵</w:t>
+      </w:r>
+      <w:proofErr w:type="gramEnd"/>
+      <w:r>
+        <w:rPr>
+          <w:rFonts w:ascii="宋体" w:eastAsia="宋体" w:hAnsi="宋体"/>
+          <w:szCs w:val="21"/>
+        </w:rPr>
+        <w:t>、</w:t>
+      </w:r>
+      <w:proofErr w:type="gramStart"/>
+      <w:r>
+        <w:rPr>
+          <w:rFonts w:ascii="宋体" w:eastAsia="宋体" w:hAnsi="宋体"/>
+          <w:szCs w:val="21"/>
+        </w:rPr>
+        <w:t>冂</w:t>
+      </w:r>
+      <w:proofErr w:type="gramEnd"/>
+      <w:r>
+        <w:rPr>
+          <w:rFonts w:ascii="宋体" w:eastAsia="宋体" w:hAnsi="宋体"/>
+          <w:szCs w:val="21"/>
+        </w:rPr>
+        <w:t>等均不适用）。</w:t>
       </w:r>
       <w:r>
         <w:rPr>
@@ -13922,7 +16785,23 @@
           <w:rFonts w:ascii="宋体" w:eastAsia="宋体" w:hAnsi="宋体"/>
           <w:szCs w:val="21"/>
         </w:rPr>
-        <w:t>满足任一结构特征即可拆分</w:t>
+        <w:t>满足任</w:t>
+      </w:r>
+      <w:proofErr w:type="gramStart"/>
+      <w:r>
+        <w:rPr>
+          <w:rFonts w:ascii="宋体" w:eastAsia="宋体" w:hAnsi="宋体"/>
+          <w:szCs w:val="21"/>
+        </w:rPr>
+        <w:t>一</w:t>
+      </w:r>
+      <w:proofErr w:type="gramEnd"/>
+      <w:r>
+        <w:rPr>
+          <w:rFonts w:ascii="宋体" w:eastAsia="宋体" w:hAnsi="宋体"/>
+          <w:szCs w:val="21"/>
+        </w:rPr>
+        <w:t>结构特征即可拆分</w:t>
       </w:r>
     </w:p>
     <w:p>
@@ -14083,7 +16962,23 @@
           <w:rFonts w:ascii="宋体" w:eastAsia="宋体" w:hAnsi="宋体"/>
           <w:szCs w:val="21"/>
         </w:rPr>
-        <w:t>在规则冲突时，以实际编码效果和用户记忆负担为最终考量。</w:t>
+        <w:t>在规则冲突时，以实际编码效果和用户记忆负担为最终</w:t>
+      </w:r>
+      <w:proofErr w:type="gramStart"/>
+      <w:r>
+        <w:rPr>
+          <w:rFonts w:ascii="宋体" w:eastAsia="宋体" w:hAnsi="宋体"/>
+          <w:szCs w:val="21"/>
+        </w:rPr>
+        <w:t>考量</w:t>
+      </w:r>
+      <w:proofErr w:type="gramEnd"/>
+      <w:r>
+        <w:rPr>
+          <w:rFonts w:ascii="宋体" w:eastAsia="宋体" w:hAnsi="宋体"/>
+          <w:szCs w:val="21"/>
+        </w:rPr>
+        <w:t>。</w:t>
       </w:r>
     </w:p>
     <w:p>
@@ -14117,7 +17012,23 @@
           <w:rFonts w:ascii="宋体" w:eastAsia="宋体" w:hAnsi="宋体" w:hint="eastAsia"/>
           <w:color w:val="000000" w:themeColor="text1"/>
         </w:rPr>
-        <w:t xml:space="preserve">    类似主码，副码也有适当优化分配。需要理解的字例有：进zw。</w:t>
+        <w:t xml:space="preserve">    类似主码，副码也有适当优化分配。需要理解的字例有：进</w:t>
+      </w:r>
+      <w:proofErr w:type="spellStart"/>
+      <w:r>
+        <w:rPr>
+          <w:rFonts w:ascii="宋体" w:eastAsia="宋体" w:hAnsi="宋体" w:hint="eastAsia"/>
+          <w:color w:val="000000" w:themeColor="text1"/>
+        </w:rPr>
+        <w:t>zw</w:t>
+      </w:r>
+      <w:proofErr w:type="spellEnd"/>
+      <w:r>
+        <w:rPr>
+          <w:rFonts w:ascii="宋体" w:eastAsia="宋体" w:hAnsi="宋体" w:hint="eastAsia"/>
+          <w:color w:val="000000" w:themeColor="text1"/>
+        </w:rPr>
+        <w:t>。</w:t>
       </w:r>
     </w:p>
     <w:p>
@@ -14486,11 +17397,19 @@
                 <w:rFonts w:ascii="宋体" w:eastAsia="宋体" w:hAnsi="宋体" w:hint="eastAsia"/>
               </w:rPr>
             </w:pPr>
+            <w:proofErr w:type="spellStart"/>
             <w:r>
               <w:rPr>
                 <w:rFonts w:ascii="宋体" w:eastAsia="宋体" w:hAnsi="宋体"/>
               </w:rPr>
-              <w:t>rr.</w:t>
+              <w:t>rr</w:t>
+            </w:r>
+            <w:proofErr w:type="spellEnd"/>
+            <w:r>
+              <w:rPr>
+                <w:rFonts w:ascii="宋体" w:eastAsia="宋体" w:hAnsi="宋体"/>
+              </w:rPr>
+              <w:t>.</w:t>
             </w:r>
           </w:p>
         </w:tc>
@@ -14563,11 +17482,19 @@
                 <w:rFonts w:ascii="宋体" w:eastAsia="宋体" w:hAnsi="宋体" w:hint="eastAsia"/>
               </w:rPr>
             </w:pPr>
+            <w:proofErr w:type="spellStart"/>
             <w:r>
               <w:rPr>
                 <w:rFonts w:ascii="宋体" w:eastAsia="宋体" w:hAnsi="宋体"/>
               </w:rPr>
-              <w:t>i.</w:t>
+              <w:t>i</w:t>
+            </w:r>
+            <w:proofErr w:type="spellEnd"/>
+            <w:r>
+              <w:rPr>
+                <w:rFonts w:ascii="宋体" w:eastAsia="宋体" w:hAnsi="宋体"/>
+              </w:rPr>
+              <w:t>.</w:t>
             </w:r>
           </w:p>
         </w:tc>
@@ -15004,6 +17931,7 @@
                 <w:rFonts w:ascii="宋体" w:eastAsia="宋体" w:hAnsi="宋体" w:hint="eastAsia"/>
               </w:rPr>
             </w:pPr>
+            <w:proofErr w:type="gramStart"/>
             <w:r>
               <w:rPr>
                 <w:rFonts w:ascii="宋体" w:eastAsia="宋体" w:hAnsi="宋体" w:hint="eastAsia"/>
@@ -15016,6 +17944,7 @@
               </w:rPr>
               <w:t>码</w:t>
             </w:r>
+            <w:proofErr w:type="gramEnd"/>
           </w:p>
         </w:tc>
         <w:tc>
@@ -15088,13 +18017,27 @@
               <w:rPr>
                 <w:rFonts w:ascii="宋体" w:eastAsia="宋体" w:hAnsi="宋体"/>
               </w:rPr>
-              <w:t>表中的位置对应</w:t>
-            </w:r>
-            <w:r>
-              <w:rPr>
-                <w:rFonts w:ascii="宋体" w:eastAsia="宋体" w:hAnsi="宋体" w:hint="eastAsia"/>
-              </w:rPr>
-              <w:t>部首次码</w:t>
+              <w:t>表中的位置</w:t>
+            </w:r>
+            <w:proofErr w:type="gramStart"/>
+            <w:r>
+              <w:rPr>
+                <w:rFonts w:ascii="宋体" w:eastAsia="宋体" w:hAnsi="宋体"/>
+              </w:rPr>
+              <w:t>对应</w:t>
+            </w:r>
+            <w:r>
+              <w:rPr>
+                <w:rFonts w:ascii="宋体" w:eastAsia="宋体" w:hAnsi="宋体" w:hint="eastAsia"/>
+              </w:rPr>
+              <w:t>部</w:t>
+            </w:r>
+            <w:proofErr w:type="gramEnd"/>
+            <w:r>
+              <w:rPr>
+                <w:rFonts w:ascii="宋体" w:eastAsia="宋体" w:hAnsi="宋体" w:hint="eastAsia"/>
+              </w:rPr>
+              <w:t>首次码</w:t>
             </w:r>
           </w:p>
         </w:tc>
@@ -15119,8 +18062,16 @@
               <w:rPr>
                 <w:rFonts w:ascii="宋体" w:eastAsia="宋体" w:hAnsi="宋体"/>
               </w:rPr>
-              <w:t>贝 → bz</w:t>
-            </w:r>
+              <w:t xml:space="preserve">贝 → </w:t>
+            </w:r>
+            <w:proofErr w:type="spellStart"/>
+            <w:r>
+              <w:rPr>
+                <w:rFonts w:ascii="宋体" w:eastAsia="宋体" w:hAnsi="宋体"/>
+              </w:rPr>
+              <w:t>bz</w:t>
+            </w:r>
+            <w:proofErr w:type="spellEnd"/>
           </w:p>
         </w:tc>
       </w:tr>
@@ -15392,8 +18343,18 @@
                 <w:b/>
                 <w:bCs/>
               </w:rPr>
-              <w:t>立 → ld</w:t>
-            </w:r>
+              <w:t xml:space="preserve">立 → </w:t>
+            </w:r>
+            <w:proofErr w:type="spellStart"/>
+            <w:r>
+              <w:rPr>
+                <w:rFonts w:ascii="宋体" w:eastAsia="宋体" w:hAnsi="宋体"/>
+                <w:b/>
+                <w:bCs/>
+              </w:rPr>
+              <w:t>ld</w:t>
+            </w:r>
+            <w:proofErr w:type="spellEnd"/>
           </w:p>
         </w:tc>
       </w:tr>
@@ -15500,14 +18461,30 @@
               <w:rPr>
                 <w:rFonts w:ascii="宋体" w:eastAsia="宋体" w:hAnsi="宋体"/>
               </w:rPr>
-              <w:t>贝 → bb，立 → dj</w:t>
-            </w:r>
-            <w:r>
-              <w:rPr>
-                <w:rFonts w:ascii="宋体" w:eastAsia="宋体" w:hAnsi="宋体" w:hint="eastAsia"/>
-              </w:rPr>
-              <w:t>/lh</w:t>
-            </w:r>
+              <w:t xml:space="preserve">贝 → bb，立 → </w:t>
+            </w:r>
+            <w:proofErr w:type="spellStart"/>
+            <w:r>
+              <w:rPr>
+                <w:rFonts w:ascii="宋体" w:eastAsia="宋体" w:hAnsi="宋体"/>
+              </w:rPr>
+              <w:t>dj</w:t>
+            </w:r>
+            <w:proofErr w:type="spellEnd"/>
+            <w:r>
+              <w:rPr>
+                <w:rFonts w:ascii="宋体" w:eastAsia="宋体" w:hAnsi="宋体" w:hint="eastAsia"/>
+              </w:rPr>
+              <w:t>/</w:t>
+            </w:r>
+            <w:proofErr w:type="spellStart"/>
+            <w:r>
+              <w:rPr>
+                <w:rFonts w:ascii="宋体" w:eastAsia="宋体" w:hAnsi="宋体" w:hint="eastAsia"/>
+              </w:rPr>
+              <w:t>lh</w:t>
+            </w:r>
+            <w:proofErr w:type="spellEnd"/>
           </w:p>
         </w:tc>
       </w:tr>
@@ -16177,7 +19154,35 @@
               <w:rPr>
                 <w:rFonts w:ascii="宋体" w:eastAsia="宋体" w:hAnsi="宋体"/>
               </w:rPr>
-              <w:t>[i. sj kb 4] 表示一个上下结构</w:t>
+              <w:t>[</w:t>
+            </w:r>
+            <w:proofErr w:type="spellStart"/>
+            <w:r>
+              <w:rPr>
+                <w:rFonts w:ascii="宋体" w:eastAsia="宋体" w:hAnsi="宋体"/>
+              </w:rPr>
+              <w:t>i</w:t>
+            </w:r>
+            <w:proofErr w:type="spellEnd"/>
+            <w:r>
+              <w:rPr>
+                <w:rFonts w:ascii="宋体" w:eastAsia="宋体" w:hAnsi="宋体"/>
+              </w:rPr>
+              <w:t xml:space="preserve">. </w:t>
+            </w:r>
+            <w:proofErr w:type="spellStart"/>
+            <w:r>
+              <w:rPr>
+                <w:rFonts w:ascii="宋体" w:eastAsia="宋体" w:hAnsi="宋体"/>
+              </w:rPr>
+              <w:t>sj</w:t>
+            </w:r>
+            <w:proofErr w:type="spellEnd"/>
+            <w:r>
+              <w:rPr>
+                <w:rFonts w:ascii="宋体" w:eastAsia="宋体" w:hAnsi="宋体"/>
+              </w:rPr>
+              <w:t xml:space="preserve"> kb 4] 表示一个上下结构</w:t>
             </w:r>
           </w:p>
         </w:tc>
@@ -16585,14 +19590,30 @@
         <w:rPr>
           <w:rFonts w:ascii="宋体" w:eastAsia="宋体" w:hAnsi="宋体"/>
         </w:rPr>
-        <w:t>按结构码递归拆分汉字至基础部件，直到所有部件都可用</w:t>
-      </w:r>
+        <w:t>按结构码递归拆分汉字</w:t>
+      </w:r>
+      <w:proofErr w:type="gramStart"/>
+      <w:r>
+        <w:rPr>
+          <w:rFonts w:ascii="宋体" w:eastAsia="宋体" w:hAnsi="宋体"/>
+        </w:rPr>
+        <w:t>至基础</w:t>
+      </w:r>
+      <w:proofErr w:type="gramEnd"/>
+      <w:r>
+        <w:rPr>
+          <w:rFonts w:ascii="宋体" w:eastAsia="宋体" w:hAnsi="宋体"/>
+        </w:rPr>
+        <w:t>部件，直到所有部件都可用</w:t>
+      </w:r>
+      <w:proofErr w:type="gramStart"/>
       <w:r>
         <w:rPr>
           <w:rFonts w:ascii="宋体" w:eastAsia="宋体" w:hAnsi="宋体" w:hint="eastAsia"/>
         </w:rPr>
         <w:t>部首双码</w:t>
       </w:r>
+      <w:proofErr w:type="gramEnd"/>
       <w:r>
         <w:rPr>
           <w:rFonts w:ascii="宋体" w:eastAsia="宋体" w:hAnsi="宋体"/>
@@ -16647,7 +19668,21 @@
         <w:rPr>
           <w:rFonts w:ascii="宋体" w:eastAsia="宋体" w:hAnsi="宋体"/>
         </w:rPr>
-        <w:t>优先按明显结构拆分（左右→上下→包围）</w:t>
+        <w:t>优先</w:t>
+      </w:r>
+      <w:proofErr w:type="gramStart"/>
+      <w:r>
+        <w:rPr>
+          <w:rFonts w:ascii="宋体" w:eastAsia="宋体" w:hAnsi="宋体"/>
+        </w:rPr>
+        <w:t>按明显</w:t>
+      </w:r>
+      <w:proofErr w:type="gramEnd"/>
+      <w:r>
+        <w:rPr>
+          <w:rFonts w:ascii="宋体" w:eastAsia="宋体" w:hAnsi="宋体"/>
+        </w:rPr>
+        <w:t>结构拆分（左右→上下→包围）</w:t>
       </w:r>
     </w:p>
     <w:p>
@@ -16739,12 +19774,14 @@
         </w:rPr>
         <w:t>：用</w:t>
       </w:r>
+      <w:proofErr w:type="gramStart"/>
       <w:r>
         <w:rPr>
           <w:rFonts w:ascii="宋体" w:eastAsia="宋体" w:hAnsi="宋体" w:hint="eastAsia"/>
         </w:rPr>
         <w:t>部首双码</w:t>
       </w:r>
+      <w:proofErr w:type="gramEnd"/>
       <w:r>
         <w:rPr>
           <w:rFonts w:ascii="宋体" w:eastAsia="宋体" w:hAnsi="宋体"/>
@@ -16802,20 +19839,42 @@
         <w:rPr>
           <w:rFonts w:ascii="宋体" w:eastAsia="宋体" w:hAnsi="宋体"/>
         </w:rPr>
-        <w:t>表中x的第三个部首，对应</w:t>
-      </w:r>
-      <w:r>
-        <w:rPr>
-          <w:rFonts w:ascii="宋体" w:eastAsia="宋体" w:hAnsi="宋体" w:hint="eastAsia"/>
-        </w:rPr>
-        <w:t>部首次</w:t>
-      </w:r>
-      <w:r>
-        <w:rPr>
-          <w:rFonts w:ascii="宋体" w:eastAsia="宋体" w:hAnsi="宋体"/>
-        </w:rPr>
-        <w:t>表中x的第三个字母n，组合为xn</w:t>
-      </w:r>
+        <w:t>表中x的第三个部首，</w:t>
+      </w:r>
+      <w:proofErr w:type="gramStart"/>
+      <w:r>
+        <w:rPr>
+          <w:rFonts w:ascii="宋体" w:eastAsia="宋体" w:hAnsi="宋体"/>
+        </w:rPr>
+        <w:t>对应</w:t>
+      </w:r>
+      <w:r>
+        <w:rPr>
+          <w:rFonts w:ascii="宋体" w:eastAsia="宋体" w:hAnsi="宋体" w:hint="eastAsia"/>
+        </w:rPr>
+        <w:t>部</w:t>
+      </w:r>
+      <w:proofErr w:type="gramEnd"/>
+      <w:r>
+        <w:rPr>
+          <w:rFonts w:ascii="宋体" w:eastAsia="宋体" w:hAnsi="宋体" w:hint="eastAsia"/>
+        </w:rPr>
+        <w:t>首次</w:t>
+      </w:r>
+      <w:r>
+        <w:rPr>
+          <w:rFonts w:ascii="宋体" w:eastAsia="宋体" w:hAnsi="宋体"/>
+        </w:rPr>
+        <w:t>表中x的第三个字母n，组合为</w:t>
+      </w:r>
+      <w:proofErr w:type="spellStart"/>
+      <w:r>
+        <w:rPr>
+          <w:rFonts w:ascii="宋体" w:eastAsia="宋体" w:hAnsi="宋体"/>
+        </w:rPr>
+        <w:t>xn</w:t>
+      </w:r>
+      <w:proofErr w:type="spellEnd"/>
     </w:p>
     <w:p>
       <w:pPr>
@@ -16933,7 +19992,21 @@
         <w:rPr>
           <w:rFonts w:ascii="宋体" w:eastAsia="宋体" w:hAnsi="宋体"/>
         </w:rPr>
-        <w:t>"对"：r. ky cp</w:t>
+        <w:t xml:space="preserve">"对"：r. </w:t>
+      </w:r>
+      <w:proofErr w:type="spellStart"/>
+      <w:r>
+        <w:rPr>
+          <w:rFonts w:ascii="宋体" w:eastAsia="宋体" w:hAnsi="宋体"/>
+        </w:rPr>
+        <w:t>ky</w:t>
+      </w:r>
+      <w:proofErr w:type="spellEnd"/>
+      <w:r>
+        <w:rPr>
+          <w:rFonts w:ascii="宋体" w:eastAsia="宋体" w:hAnsi="宋体"/>
+        </w:rPr>
+        <w:t xml:space="preserve"> cp</w:t>
       </w:r>
     </w:p>
     <w:p>
@@ -16957,12 +20030,21 @@
           <w:rFonts w:ascii="宋体" w:eastAsia="宋体" w:hAnsi="宋体" w:hint="eastAsia"/>
         </w:rPr>
       </w:pPr>
-      <w:r>
-        <w:rPr>
-          <w:rFonts w:ascii="宋体" w:eastAsia="宋体" w:hAnsi="宋体"/>
-        </w:rPr>
-        <w:t>ky："又"的</w:t>
-      </w:r>
+      <w:proofErr w:type="spellStart"/>
+      <w:r>
+        <w:rPr>
+          <w:rFonts w:ascii="宋体" w:eastAsia="宋体" w:hAnsi="宋体"/>
+        </w:rPr>
+        <w:t>ky</w:t>
+      </w:r>
+      <w:proofErr w:type="spellEnd"/>
+      <w:r>
+        <w:rPr>
+          <w:rFonts w:ascii="宋体" w:eastAsia="宋体" w:hAnsi="宋体"/>
+        </w:rPr>
+        <w:t>："又"的</w:t>
+      </w:r>
+      <w:proofErr w:type="gramStart"/>
       <w:r>
         <w:rPr>
           <w:rFonts w:ascii="宋体" w:eastAsia="宋体" w:hAnsi="宋体" w:hint="eastAsia"/>
@@ -16975,6 +20057,7 @@
         </w:rPr>
         <w:t>码</w:t>
       </w:r>
+      <w:proofErr w:type="gramEnd"/>
     </w:p>
     <w:p>
       <w:pPr>
@@ -16989,6 +20072,7 @@
         </w:rPr>
         <w:t>cp："寸"的</w:t>
       </w:r>
+      <w:proofErr w:type="gramStart"/>
       <w:r>
         <w:rPr>
           <w:rFonts w:ascii="宋体" w:eastAsia="宋体" w:hAnsi="宋体" w:hint="eastAsia"/>
@@ -17001,6 +20085,7 @@
         </w:rPr>
         <w:t>码</w:t>
       </w:r>
+      <w:proofErr w:type="gramEnd"/>
     </w:p>
     <w:p>
       <w:pPr>
@@ -17387,12 +20472,14 @@
                 <w:rFonts w:ascii="宋体" w:eastAsia="宋体" w:hAnsi="宋体" w:hint="eastAsia"/>
               </w:rPr>
             </w:pPr>
+            <w:proofErr w:type="spellStart"/>
             <w:r>
               <w:rPr>
                 <w:rFonts w:ascii="宋体" w:eastAsia="宋体" w:hAnsi="宋体"/>
               </w:rPr>
               <w:t>oj</w:t>
             </w:r>
+            <w:proofErr w:type="spellEnd"/>
           </w:p>
         </w:tc>
         <w:tc>
@@ -17439,12 +20526,14 @@
                 <w:rFonts w:ascii="宋体" w:eastAsia="宋体" w:hAnsi="宋体" w:hint="eastAsia"/>
               </w:rPr>
             </w:pPr>
+            <w:proofErr w:type="spellStart"/>
             <w:r>
               <w:rPr>
                 <w:rFonts w:ascii="宋体" w:eastAsia="宋体" w:hAnsi="宋体"/>
               </w:rPr>
               <w:t>ld</w:t>
             </w:r>
+            <w:proofErr w:type="spellEnd"/>
           </w:p>
         </w:tc>
         <w:tc>
@@ -17489,12 +20578,14 @@
                 <w:rFonts w:ascii="宋体" w:eastAsia="宋体" w:hAnsi="宋体" w:hint="eastAsia"/>
               </w:rPr>
             </w:pPr>
+            <w:proofErr w:type="spellStart"/>
             <w:r>
               <w:rPr>
                 <w:rFonts w:ascii="宋体" w:eastAsia="宋体" w:hAnsi="宋体"/>
               </w:rPr>
               <w:t>gc</w:t>
             </w:r>
+            <w:proofErr w:type="spellEnd"/>
           </w:p>
         </w:tc>
         <w:tc>
@@ -17539,12 +20630,14 @@
                 <w:rFonts w:ascii="宋体" w:eastAsia="宋体" w:hAnsi="宋体" w:hint="eastAsia"/>
               </w:rPr>
             </w:pPr>
+            <w:proofErr w:type="spellStart"/>
             <w:r>
               <w:rPr>
                 <w:rFonts w:ascii="宋体" w:eastAsia="宋体" w:hAnsi="宋体"/>
               </w:rPr>
               <w:t>bh</w:t>
             </w:r>
+            <w:proofErr w:type="spellEnd"/>
           </w:p>
         </w:tc>
         <w:tc>
@@ -17691,12 +20784,14 @@
                 <w:rFonts w:ascii="宋体" w:eastAsia="宋体" w:hAnsi="宋体" w:hint="eastAsia"/>
               </w:rPr>
             </w:pPr>
+            <w:proofErr w:type="spellStart"/>
             <w:r>
               <w:rPr>
                 <w:rFonts w:ascii="宋体" w:eastAsia="宋体" w:hAnsi="宋体"/>
               </w:rPr>
               <w:t>hh</w:t>
             </w:r>
+            <w:proofErr w:type="spellEnd"/>
           </w:p>
         </w:tc>
         <w:tc>
@@ -17743,12 +20838,14 @@
                 <w:rFonts w:ascii="宋体" w:eastAsia="宋体" w:hAnsi="宋体" w:hint="eastAsia"/>
               </w:rPr>
             </w:pPr>
+            <w:proofErr w:type="spellStart"/>
             <w:r>
               <w:rPr>
                 <w:rFonts w:ascii="宋体" w:eastAsia="宋体" w:hAnsi="宋体"/>
               </w:rPr>
               <w:t>ju</w:t>
             </w:r>
+            <w:proofErr w:type="spellEnd"/>
           </w:p>
         </w:tc>
         <w:tc>
@@ -17895,12 +20992,14 @@
                 <w:rFonts w:ascii="宋体" w:eastAsia="宋体" w:hAnsi="宋体" w:hint="eastAsia"/>
               </w:rPr>
             </w:pPr>
+            <w:proofErr w:type="spellStart"/>
             <w:r>
               <w:rPr>
                 <w:rFonts w:ascii="宋体" w:eastAsia="宋体" w:hAnsi="宋体"/>
               </w:rPr>
               <w:t>fd</w:t>
             </w:r>
+            <w:proofErr w:type="spellEnd"/>
           </w:p>
         </w:tc>
         <w:tc>
@@ -17995,12 +21094,14 @@
                 <w:rFonts w:ascii="宋体" w:eastAsia="宋体" w:hAnsi="宋体" w:hint="eastAsia"/>
               </w:rPr>
             </w:pPr>
+            <w:proofErr w:type="spellStart"/>
             <w:r>
               <w:rPr>
                 <w:rFonts w:ascii="宋体" w:eastAsia="宋体" w:hAnsi="宋体"/>
               </w:rPr>
               <w:t>nt</w:t>
             </w:r>
+            <w:proofErr w:type="spellEnd"/>
           </w:p>
         </w:tc>
         <w:tc>
@@ -18047,6 +21148,7 @@
                 <w:rFonts w:ascii="宋体" w:eastAsia="宋体" w:hAnsi="宋体" w:hint="eastAsia"/>
               </w:rPr>
             </w:pPr>
+            <w:proofErr w:type="spellStart"/>
             <w:r>
               <w:rPr>
                 <w:rFonts w:ascii="宋体" w:eastAsia="宋体" w:hAnsi="宋体"/>
@@ -18054,6 +21156,7 @@
               <w:lastRenderedPageBreak/>
               <w:t>hb</w:t>
             </w:r>
+            <w:proofErr w:type="spellEnd"/>
           </w:p>
         </w:tc>
         <w:tc>
@@ -18073,12 +21176,14 @@
                 <w:rFonts w:ascii="宋体" w:eastAsia="宋体" w:hAnsi="宋体" w:hint="eastAsia"/>
               </w:rPr>
             </w:pPr>
+            <w:proofErr w:type="gramStart"/>
             <w:r>
               <w:rPr>
                 <w:rFonts w:ascii="宋体" w:eastAsia="宋体" w:hAnsi="宋体"/>
               </w:rPr>
               <w:t>丌</w:t>
             </w:r>
+            <w:proofErr w:type="gramEnd"/>
           </w:p>
         </w:tc>
         <w:tc>
@@ -18098,12 +21203,14 @@
                 <w:rFonts w:ascii="宋体" w:eastAsia="宋体" w:hAnsi="宋体" w:hint="eastAsia"/>
               </w:rPr>
             </w:pPr>
+            <w:proofErr w:type="spellStart"/>
             <w:r>
               <w:rPr>
                 <w:rFonts w:ascii="宋体" w:eastAsia="宋体" w:hAnsi="宋体"/>
               </w:rPr>
               <w:t>wu</w:t>
             </w:r>
+            <w:proofErr w:type="spellEnd"/>
           </w:p>
         </w:tc>
         <w:tc>
@@ -18250,12 +21357,14 @@
                 <w:rFonts w:ascii="宋体" w:eastAsia="宋体" w:hAnsi="宋体" w:hint="eastAsia"/>
               </w:rPr>
             </w:pPr>
+            <w:proofErr w:type="spellStart"/>
             <w:r>
               <w:rPr>
                 <w:rFonts w:ascii="宋体" w:eastAsia="宋体" w:hAnsi="宋体"/>
               </w:rPr>
               <w:t>jq</w:t>
             </w:r>
+            <w:proofErr w:type="spellEnd"/>
           </w:p>
         </w:tc>
         <w:tc>
@@ -18275,12 +21384,14 @@
                 <w:rFonts w:ascii="宋体" w:eastAsia="宋体" w:hAnsi="宋体" w:hint="eastAsia"/>
               </w:rPr>
             </w:pPr>
+            <w:proofErr w:type="gramStart"/>
             <w:r>
               <w:rPr>
                 <w:rFonts w:ascii="宋体" w:eastAsia="宋体" w:hAnsi="宋体"/>
               </w:rPr>
               <w:t>介</w:t>
             </w:r>
+            <w:proofErr w:type="gramEnd"/>
           </w:p>
         </w:tc>
         <w:tc>
@@ -18300,12 +21411,14 @@
                 <w:rFonts w:ascii="宋体" w:eastAsia="宋体" w:hAnsi="宋体" w:hint="eastAsia"/>
               </w:rPr>
             </w:pPr>
+            <w:proofErr w:type="spellStart"/>
             <w:r>
               <w:rPr>
                 <w:rFonts w:ascii="宋体" w:eastAsia="宋体" w:hAnsi="宋体"/>
               </w:rPr>
               <w:t>yw</w:t>
             </w:r>
+            <w:proofErr w:type="spellEnd"/>
           </w:p>
         </w:tc>
         <w:tc>
@@ -18352,12 +21465,14 @@
                 <w:rFonts w:ascii="宋体" w:eastAsia="宋体" w:hAnsi="宋体" w:hint="eastAsia"/>
               </w:rPr>
             </w:pPr>
+            <w:proofErr w:type="spellStart"/>
             <w:r>
               <w:rPr>
                 <w:rFonts w:ascii="宋体" w:eastAsia="宋体" w:hAnsi="宋体"/>
               </w:rPr>
               <w:t>nd</w:t>
             </w:r>
+            <w:proofErr w:type="spellEnd"/>
           </w:p>
         </w:tc>
         <w:tc>
@@ -18377,12 +21492,14 @@
                 <w:rFonts w:ascii="宋体" w:eastAsia="宋体" w:hAnsi="宋体" w:hint="eastAsia"/>
               </w:rPr>
             </w:pPr>
+            <w:proofErr w:type="gramStart"/>
             <w:r>
               <w:rPr>
                 <w:rFonts w:ascii="宋体" w:eastAsia="宋体" w:hAnsi="宋体"/>
               </w:rPr>
               <w:t>犮</w:t>
             </w:r>
+            <w:proofErr w:type="gramEnd"/>
           </w:p>
         </w:tc>
         <w:tc>
@@ -18402,12 +21519,14 @@
                 <w:rFonts w:ascii="宋体" w:eastAsia="宋体" w:hAnsi="宋体" w:hint="eastAsia"/>
               </w:rPr>
             </w:pPr>
+            <w:proofErr w:type="spellStart"/>
             <w:r>
               <w:rPr>
                 <w:rFonts w:ascii="宋体" w:eastAsia="宋体" w:hAnsi="宋体"/>
               </w:rPr>
               <w:t>mz</w:t>
             </w:r>
+            <w:proofErr w:type="spellEnd"/>
           </w:p>
         </w:tc>
         <w:tc>
@@ -18516,12 +21635,14 @@
                 <w:rFonts w:ascii="宋体" w:eastAsia="宋体" w:hAnsi="宋体" w:hint="eastAsia"/>
               </w:rPr>
             </w:pPr>
+            <w:proofErr w:type="spellStart"/>
             <w:r>
               <w:rPr>
                 <w:rFonts w:ascii="宋体" w:eastAsia="宋体" w:hAnsi="宋体"/>
               </w:rPr>
               <w:t>mh</w:t>
             </w:r>
+            <w:proofErr w:type="spellEnd"/>
           </w:p>
         </w:tc>
         <w:tc>
@@ -18566,12 +21687,14 @@
                 <w:rFonts w:ascii="宋体" w:eastAsia="宋体" w:hAnsi="宋体" w:hint="eastAsia"/>
               </w:rPr>
             </w:pPr>
+            <w:proofErr w:type="spellStart"/>
             <w:r>
               <w:rPr>
                 <w:rFonts w:ascii="宋体" w:eastAsia="宋体" w:hAnsi="宋体"/>
               </w:rPr>
               <w:t>cj</w:t>
             </w:r>
+            <w:proofErr w:type="spellEnd"/>
           </w:p>
         </w:tc>
         <w:tc>
@@ -18616,12 +21739,14 @@
                 <w:rFonts w:ascii="宋体" w:eastAsia="宋体" w:hAnsi="宋体" w:hint="eastAsia"/>
               </w:rPr>
             </w:pPr>
+            <w:proofErr w:type="spellStart"/>
             <w:r>
               <w:rPr>
                 <w:rFonts w:ascii="宋体" w:eastAsia="宋体" w:hAnsi="宋体"/>
               </w:rPr>
               <w:t>ib</w:t>
             </w:r>
+            <w:proofErr w:type="spellEnd"/>
           </w:p>
         </w:tc>
         <w:tc>
@@ -18668,12 +21793,14 @@
                 <w:rFonts w:ascii="宋体" w:eastAsia="宋体" w:hAnsi="宋体" w:hint="eastAsia"/>
               </w:rPr>
             </w:pPr>
+            <w:proofErr w:type="spellStart"/>
             <w:r>
               <w:rPr>
                 <w:rFonts w:ascii="宋体" w:eastAsia="宋体" w:hAnsi="宋体"/>
               </w:rPr>
               <w:t>ll</w:t>
             </w:r>
+            <w:proofErr w:type="spellEnd"/>
           </w:p>
         </w:tc>
         <w:tc>
@@ -18826,12 +21953,14 @@
                 <w:rFonts w:ascii="宋体" w:eastAsia="宋体" w:hAnsi="宋体" w:hint="eastAsia"/>
               </w:rPr>
             </w:pPr>
+            <w:proofErr w:type="spellStart"/>
             <w:r>
               <w:rPr>
                 <w:rFonts w:ascii="宋体" w:eastAsia="宋体" w:hAnsi="宋体"/>
               </w:rPr>
               <w:t>jk</w:t>
             </w:r>
+            <w:proofErr w:type="spellEnd"/>
           </w:p>
         </w:tc>
         <w:tc>
@@ -18851,12 +21980,14 @@
                 <w:rFonts w:ascii="宋体" w:eastAsia="宋体" w:hAnsi="宋体" w:hint="eastAsia"/>
               </w:rPr>
             </w:pPr>
+            <w:proofErr w:type="gramStart"/>
             <w:r>
               <w:rPr>
                 <w:rFonts w:ascii="宋体" w:eastAsia="宋体" w:hAnsi="宋体"/>
               </w:rPr>
               <w:t>叚</w:t>
             </w:r>
+            <w:proofErr w:type="gramEnd"/>
           </w:p>
         </w:tc>
         <w:tc>
@@ -18876,12 +22007,14 @@
                 <w:rFonts w:ascii="宋体" w:eastAsia="宋体" w:hAnsi="宋体" w:hint="eastAsia"/>
               </w:rPr>
             </w:pPr>
+            <w:proofErr w:type="spellStart"/>
             <w:r>
               <w:rPr>
                 <w:rFonts w:ascii="宋体" w:eastAsia="宋体" w:hAnsi="宋体"/>
               </w:rPr>
               <w:t>bj</w:t>
             </w:r>
+            <w:proofErr w:type="spellEnd"/>
           </w:p>
         </w:tc>
         <w:tc>
@@ -18926,12 +22059,14 @@
                 <w:rFonts w:ascii="宋体" w:eastAsia="宋体" w:hAnsi="宋体" w:hint="eastAsia"/>
               </w:rPr>
             </w:pPr>
+            <w:proofErr w:type="spellStart"/>
             <w:r>
               <w:rPr>
                 <w:rFonts w:ascii="宋体" w:eastAsia="宋体" w:hAnsi="宋体"/>
               </w:rPr>
               <w:t>ts</w:t>
             </w:r>
+            <w:proofErr w:type="spellEnd"/>
           </w:p>
         </w:tc>
         <w:tc>
@@ -18978,12 +22113,14 @@
                 <w:rFonts w:ascii="宋体" w:eastAsia="宋体" w:hAnsi="宋体" w:hint="eastAsia"/>
               </w:rPr>
             </w:pPr>
+            <w:proofErr w:type="spellStart"/>
             <w:r>
               <w:rPr>
                 <w:rFonts w:ascii="宋体" w:eastAsia="宋体" w:hAnsi="宋体"/>
               </w:rPr>
               <w:t>kv</w:t>
             </w:r>
+            <w:proofErr w:type="spellEnd"/>
           </w:p>
         </w:tc>
         <w:tc>
@@ -19028,12 +22165,14 @@
                 <w:rFonts w:ascii="宋体" w:eastAsia="宋体" w:hAnsi="宋体" w:hint="eastAsia"/>
               </w:rPr>
             </w:pPr>
+            <w:proofErr w:type="spellStart"/>
             <w:r>
               <w:rPr>
                 <w:rFonts w:ascii="宋体" w:eastAsia="宋体" w:hAnsi="宋体"/>
               </w:rPr>
               <w:t>jj</w:t>
             </w:r>
+            <w:proofErr w:type="spellEnd"/>
           </w:p>
         </w:tc>
         <w:tc>
@@ -19130,12 +22269,14 @@
                 <w:rFonts w:ascii="宋体" w:eastAsia="宋体" w:hAnsi="宋体" w:hint="eastAsia"/>
               </w:rPr>
             </w:pPr>
+            <w:proofErr w:type="spellStart"/>
             <w:r>
               <w:rPr>
                 <w:rFonts w:ascii="宋体" w:eastAsia="宋体" w:hAnsi="宋体"/>
               </w:rPr>
               <w:t>wm</w:t>
             </w:r>
+            <w:proofErr w:type="spellEnd"/>
           </w:p>
         </w:tc>
         <w:tc>
@@ -19205,12 +22346,14 @@
                 <w:rFonts w:ascii="宋体" w:eastAsia="宋体" w:hAnsi="宋体" w:hint="eastAsia"/>
               </w:rPr>
             </w:pPr>
+            <w:proofErr w:type="gramStart"/>
             <w:r>
               <w:rPr>
                 <w:rFonts w:ascii="宋体" w:eastAsia="宋体" w:hAnsi="宋体"/>
               </w:rPr>
               <w:t>囟</w:t>
             </w:r>
+            <w:proofErr w:type="gramEnd"/>
           </w:p>
         </w:tc>
         <w:tc>
@@ -19230,12 +22373,14 @@
                 <w:rFonts w:ascii="宋体" w:eastAsia="宋体" w:hAnsi="宋体" w:hint="eastAsia"/>
               </w:rPr>
             </w:pPr>
+            <w:proofErr w:type="spellStart"/>
             <w:r>
               <w:rPr>
                 <w:rFonts w:ascii="宋体" w:eastAsia="宋体" w:hAnsi="宋体"/>
               </w:rPr>
               <w:t>bt</w:t>
             </w:r>
+            <w:proofErr w:type="spellEnd"/>
           </w:p>
         </w:tc>
         <w:tc>
@@ -19332,12 +22477,14 @@
                 <w:rFonts w:ascii="宋体" w:eastAsia="宋体" w:hAnsi="宋体" w:hint="eastAsia"/>
               </w:rPr>
             </w:pPr>
+            <w:proofErr w:type="spellStart"/>
             <w:r>
               <w:rPr>
                 <w:rFonts w:ascii="宋体" w:eastAsia="宋体" w:hAnsi="宋体"/>
               </w:rPr>
               <w:t>sd</w:t>
             </w:r>
+            <w:proofErr w:type="spellEnd"/>
           </w:p>
         </w:tc>
         <w:tc>
@@ -19382,12 +22529,14 @@
                 <w:rFonts w:ascii="宋体" w:eastAsia="宋体" w:hAnsi="宋体" w:hint="eastAsia"/>
               </w:rPr>
             </w:pPr>
+            <w:proofErr w:type="spellStart"/>
             <w:r>
               <w:rPr>
                 <w:rFonts w:ascii="宋体" w:eastAsia="宋体" w:hAnsi="宋体"/>
               </w:rPr>
               <w:t>cn</w:t>
             </w:r>
+            <w:proofErr w:type="spellEnd"/>
           </w:p>
         </w:tc>
         <w:tc>
@@ -19434,12 +22583,14 @@
                 <w:rFonts w:ascii="宋体" w:eastAsia="宋体" w:hAnsi="宋体" w:hint="eastAsia"/>
               </w:rPr>
             </w:pPr>
+            <w:proofErr w:type="spellStart"/>
             <w:r>
               <w:rPr>
                 <w:rFonts w:ascii="宋体" w:eastAsia="宋体" w:hAnsi="宋体"/>
               </w:rPr>
               <w:t>na</w:t>
             </w:r>
+            <w:proofErr w:type="spellEnd"/>
           </w:p>
         </w:tc>
         <w:tc>
@@ -19484,12 +22635,14 @@
                 <w:rFonts w:ascii="宋体" w:eastAsia="宋体" w:hAnsi="宋体" w:hint="eastAsia"/>
               </w:rPr>
             </w:pPr>
+            <w:proofErr w:type="spellStart"/>
             <w:r>
               <w:rPr>
                 <w:rFonts w:ascii="宋体" w:eastAsia="宋体" w:hAnsi="宋体"/>
               </w:rPr>
               <w:t>ir</w:t>
             </w:r>
+            <w:proofErr w:type="spellEnd"/>
           </w:p>
         </w:tc>
         <w:tc>
@@ -19534,12 +22687,14 @@
                 <w:rFonts w:ascii="宋体" w:eastAsia="宋体" w:hAnsi="宋体" w:hint="eastAsia"/>
               </w:rPr>
             </w:pPr>
+            <w:proofErr w:type="spellStart"/>
             <w:r>
               <w:rPr>
                 <w:rFonts w:ascii="宋体" w:eastAsia="宋体" w:hAnsi="宋体"/>
               </w:rPr>
               <w:t>qw</w:t>
             </w:r>
+            <w:proofErr w:type="spellEnd"/>
           </w:p>
         </w:tc>
         <w:tc>
@@ -19586,12 +22741,14 @@
                 <w:rFonts w:ascii="宋体" w:eastAsia="宋体" w:hAnsi="宋体" w:hint="eastAsia"/>
               </w:rPr>
             </w:pPr>
+            <w:proofErr w:type="spellStart"/>
             <w:r>
               <w:rPr>
                 <w:rFonts w:ascii="宋体" w:eastAsia="宋体" w:hAnsi="宋体"/>
               </w:rPr>
               <w:t>vc</w:t>
             </w:r>
+            <w:proofErr w:type="spellEnd"/>
           </w:p>
         </w:tc>
         <w:tc>
@@ -19726,12 +22883,14 @@
                 <w:rFonts w:ascii="宋体" w:eastAsia="宋体" w:hAnsi="宋体" w:hint="eastAsia"/>
               </w:rPr>
             </w:pPr>
+            <w:proofErr w:type="spellStart"/>
             <w:r>
               <w:rPr>
                 <w:rFonts w:ascii="宋体" w:eastAsia="宋体" w:hAnsi="宋体"/>
               </w:rPr>
               <w:t>vp</w:t>
             </w:r>
+            <w:proofErr w:type="spellEnd"/>
           </w:p>
         </w:tc>
         <w:tc>
@@ -19936,7 +23095,76 @@
           <w:b/>
           <w:bCs/>
         </w:rPr>
-        <w:t>1.部首双</w:t>
+        <w:t>1.</w:t>
+      </w:r>
+      <w:proofErr w:type="gramStart"/>
+      <w:r>
+        <w:rPr>
+          <w:rFonts w:ascii="宋体" w:eastAsia="宋体" w:hAnsi="宋体" w:hint="eastAsia"/>
+          <w:b/>
+          <w:bCs/>
+        </w:rPr>
+        <w:t>部首双</w:t>
+      </w:r>
+      <w:r>
+        <w:rPr>
+          <w:rFonts w:ascii="宋体" w:eastAsia="宋体" w:hAnsi="宋体"/>
+          <w:b/>
+          <w:bCs/>
+        </w:rPr>
+        <w:t>码</w:t>
+      </w:r>
+      <w:proofErr w:type="gramEnd"/>
+      <w:r>
+        <w:rPr>
+          <w:rFonts w:ascii="宋体" w:eastAsia="宋体" w:hAnsi="宋体"/>
+          <w:b/>
+          <w:bCs/>
+        </w:rPr>
+        <w:t>简化</w:t>
+      </w:r>
+      <w:r>
+        <w:rPr>
+          <w:rFonts w:ascii="宋体" w:eastAsia="宋体" w:hAnsi="宋体" w:hint="eastAsia"/>
+          <w:b/>
+          <w:bCs/>
+        </w:rPr>
+        <w:t>：</w:t>
+      </w:r>
+      <w:r>
+        <w:rPr>
+          <w:rFonts w:ascii="宋体" w:eastAsia="宋体" w:hAnsi="宋体"/>
+        </w:rPr>
+        <w:t>部首</w:t>
+      </w:r>
+      <w:r>
+        <w:rPr>
+          <w:rFonts w:ascii="宋体" w:eastAsia="宋体" w:hAnsi="宋体" w:hint="eastAsia"/>
+        </w:rPr>
+        <w:t>码</w:t>
+      </w:r>
+      <w:r>
+        <w:rPr>
+          <w:rFonts w:ascii="宋体" w:eastAsia="宋体" w:hAnsi="宋体"/>
+        </w:rPr>
+        <w:t xml:space="preserve"> + b（作为部首提示）</w:t>
+      </w:r>
+    </w:p>
+    <w:p>
+      <w:pPr>
+        <w:rPr>
+          <w:rFonts w:ascii="宋体" w:eastAsia="宋体" w:hAnsi="宋体" w:hint="eastAsia"/>
+          <w:b/>
+          <w:bCs/>
+        </w:rPr>
+      </w:pPr>
+      <w:r>
+        <w:rPr>
+          <w:rFonts w:ascii="宋体" w:eastAsia="宋体" w:hAnsi="宋体" w:hint="eastAsia"/>
+          <w:b/>
+          <w:bCs/>
+        </w:rPr>
+        <w:t>2.前四</w:t>
       </w:r>
       <w:r>
         <w:rPr>
@@ -19958,44 +23186,75 @@
         <w:rPr>
           <w:rFonts w:ascii="宋体" w:eastAsia="宋体" w:hAnsi="宋体"/>
         </w:rPr>
-        <w:t>部首</w:t>
-      </w:r>
-      <w:r>
-        <w:rPr>
-          <w:rFonts w:ascii="宋体" w:eastAsia="宋体" w:hAnsi="宋体" w:hint="eastAsia"/>
+        <w:t>独体字：</w:t>
+      </w:r>
+      <w:proofErr w:type="gramStart"/>
+      <w:r>
+        <w:rPr>
+          <w:rFonts w:ascii="宋体" w:eastAsia="宋体" w:hAnsi="宋体"/>
+        </w:rPr>
+        <w:t>取</w:t>
+      </w:r>
+      <w:r>
+        <w:rPr>
+          <w:rFonts w:ascii="宋体" w:eastAsia="宋体" w:hAnsi="宋体" w:hint="eastAsia"/>
+        </w:rPr>
+        <w:t>初</w:t>
+      </w:r>
+      <w:r>
+        <w:rPr>
+          <w:rFonts w:ascii="宋体" w:eastAsia="宋体" w:hAnsi="宋体"/>
         </w:rPr>
         <w:t>码</w:t>
       </w:r>
-      <w:r>
-        <w:rPr>
-          <w:rFonts w:ascii="宋体" w:eastAsia="宋体" w:hAnsi="宋体"/>
-        </w:rPr>
-        <w:t xml:space="preserve"> + b（作为部首提示）</w:t>
-      </w:r>
-    </w:p>
-    <w:p>
-      <w:pPr>
-        <w:rPr>
-          <w:rFonts w:ascii="宋体" w:eastAsia="宋体" w:hAnsi="宋体" w:hint="eastAsia"/>
-          <w:b/>
-          <w:bCs/>
-        </w:rPr>
-      </w:pPr>
-      <w:r>
-        <w:rPr>
-          <w:rFonts w:ascii="宋体" w:eastAsia="宋体" w:hAnsi="宋体" w:hint="eastAsia"/>
-          <w:b/>
-          <w:bCs/>
-        </w:rPr>
-        <w:t>2.前四</w:t>
-      </w:r>
-      <w:r>
-        <w:rPr>
-          <w:rFonts w:ascii="宋体" w:eastAsia="宋体" w:hAnsi="宋体"/>
-          <w:b/>
-          <w:bCs/>
-        </w:rPr>
-        <w:t>码简化</w:t>
+      <w:proofErr w:type="gramEnd"/>
+      <w:r>
+        <w:rPr>
+          <w:rFonts w:ascii="宋体" w:eastAsia="宋体" w:hAnsi="宋体"/>
+        </w:rPr>
+        <w:t xml:space="preserve"> + d（独体标记）合体字作部件：</w:t>
+      </w:r>
+      <w:proofErr w:type="gramStart"/>
+      <w:r>
+        <w:rPr>
+          <w:rFonts w:ascii="宋体" w:eastAsia="宋体" w:hAnsi="宋体"/>
+        </w:rPr>
+        <w:t>取</w:t>
+      </w:r>
+      <w:r>
+        <w:rPr>
+          <w:rFonts w:ascii="宋体" w:eastAsia="宋体" w:hAnsi="宋体" w:hint="eastAsia"/>
+        </w:rPr>
+        <w:t>初</w:t>
+      </w:r>
+      <w:r>
+        <w:rPr>
+          <w:rFonts w:ascii="宋体" w:eastAsia="宋体" w:hAnsi="宋体"/>
+        </w:rPr>
+        <w:t>码</w:t>
+      </w:r>
+      <w:proofErr w:type="gramEnd"/>
+      <w:r>
+        <w:rPr>
+          <w:rFonts w:ascii="宋体" w:eastAsia="宋体" w:hAnsi="宋体"/>
+        </w:rPr>
+        <w:t xml:space="preserve"> + h（合体标记）</w:t>
+      </w:r>
+      <w:r>
+        <w:rPr>
+          <w:rFonts w:ascii="宋体" w:eastAsia="宋体" w:hAnsi="宋体" w:hint="eastAsia"/>
+          <w:b/>
+          <w:bCs/>
+        </w:rPr>
+        <w:t>3.扩展</w:t>
+      </w:r>
+      <w:r>
+        <w:rPr>
+          <w:rFonts w:ascii="宋体" w:eastAsia="宋体" w:hAnsi="宋体"/>
+          <w:b/>
+          <w:bCs/>
+        </w:rPr>
+        <w:t>字根简化</w:t>
       </w:r>
       <w:r>
         <w:rPr>
@@ -20005,60 +23264,6 @@
         </w:rPr>
         <w:t>：</w:t>
       </w:r>
-      <w:r>
-        <w:rPr>
-          <w:rFonts w:ascii="宋体" w:eastAsia="宋体" w:hAnsi="宋体"/>
-        </w:rPr>
-        <w:t>独体字：取</w:t>
-      </w:r>
-      <w:r>
-        <w:rPr>
-          <w:rFonts w:ascii="宋体" w:eastAsia="宋体" w:hAnsi="宋体" w:hint="eastAsia"/>
-        </w:rPr>
-        <w:t>初</w:t>
-      </w:r>
-      <w:r>
-        <w:rPr>
-          <w:rFonts w:ascii="宋体" w:eastAsia="宋体" w:hAnsi="宋体"/>
-        </w:rPr>
-        <w:t>码 + d（独体标记）合体字作部件：取</w:t>
-      </w:r>
-      <w:r>
-        <w:rPr>
-          <w:rFonts w:ascii="宋体" w:eastAsia="宋体" w:hAnsi="宋体" w:hint="eastAsia"/>
-        </w:rPr>
-        <w:t>初</w:t>
-      </w:r>
-      <w:r>
-        <w:rPr>
-          <w:rFonts w:ascii="宋体" w:eastAsia="宋体" w:hAnsi="宋体"/>
-        </w:rPr>
-        <w:t>码 + h（合体标记）</w:t>
-      </w:r>
-      <w:r>
-        <w:rPr>
-          <w:rFonts w:ascii="宋体" w:eastAsia="宋体" w:hAnsi="宋体" w:hint="eastAsia"/>
-          <w:b/>
-          <w:bCs/>
-        </w:rPr>
-        <w:t>3.扩展</w:t>
-      </w:r>
-      <w:r>
-        <w:rPr>
-          <w:rFonts w:ascii="宋体" w:eastAsia="宋体" w:hAnsi="宋体"/>
-          <w:b/>
-          <w:bCs/>
-        </w:rPr>
-        <w:t>字根简化</w:t>
-      </w:r>
-      <w:r>
-        <w:rPr>
-          <w:rFonts w:ascii="宋体" w:eastAsia="宋体" w:hAnsi="宋体" w:hint="eastAsia"/>
-          <w:b/>
-          <w:bCs/>
-        </w:rPr>
-        <w:t>：</w:t>
-      </w:r>
     </w:p>
     <w:p>
       <w:pPr>
@@ -20081,7 +23286,21 @@
         <w:rPr>
           <w:rFonts w:ascii="宋体" w:eastAsia="宋体" w:hAnsi="宋体"/>
         </w:rPr>
-        <w:t>：用简并部母 + j</w:t>
+        <w:t>：用</w:t>
+      </w:r>
+      <w:proofErr w:type="gramStart"/>
+      <w:r>
+        <w:rPr>
+          <w:rFonts w:ascii="宋体" w:eastAsia="宋体" w:hAnsi="宋体"/>
+        </w:rPr>
+        <w:t>简并部母</w:t>
+      </w:r>
+      <w:proofErr w:type="gramEnd"/>
+      <w:r>
+        <w:rPr>
+          <w:rFonts w:ascii="宋体" w:eastAsia="宋体" w:hAnsi="宋体"/>
+        </w:rPr>
+        <w:t xml:space="preserve"> + j</w:t>
       </w:r>
     </w:p>
     <w:p>
@@ -20093,6 +23312,7 @@
           <w:bCs/>
         </w:rPr>
       </w:pPr>
+      <w:proofErr w:type="gramStart"/>
       <w:r>
         <w:rPr>
           <w:rFonts w:ascii="宋体" w:eastAsia="宋体" w:hAnsi="宋体"/>
@@ -20109,6 +23329,7 @@
         </w:rPr>
         <w:t>跳过</w:t>
       </w:r>
+      <w:proofErr w:type="gramEnd"/>
       <w:r>
         <w:rPr>
           <w:rFonts w:ascii="宋体" w:eastAsia="宋体" w:hAnsi="宋体"/>
@@ -20539,7 +23760,14 @@
         <w:rPr>
           <w:rFonts w:ascii="宋体" w:eastAsia="宋体" w:hAnsi="宋体"/>
         </w:rPr>
-        <w:t>拆分识别"可再分、表意强"的部首，为合体字的</w:t>
+        <w:t>拆分识别"可再分、表意强"的部首，为合体字</w:t>
+      </w:r>
+      <w:proofErr w:type="gramStart"/>
+      <w:r>
+        <w:rPr>
+          <w:rFonts w:ascii="宋体" w:eastAsia="宋体" w:hAnsi="宋体"/>
+        </w:rPr>
+        <w:t>的</w:t>
       </w:r>
       <w:r>
         <w:rPr>
@@ -20551,7 +23779,14 @@
         <w:rPr>
           <w:rFonts w:ascii="宋体" w:eastAsia="宋体" w:hAnsi="宋体"/>
         </w:rPr>
-        <w:t>码选取提供依据</w:t>
+        <w:t>码选取</w:t>
+      </w:r>
+      <w:proofErr w:type="gramEnd"/>
+      <w:r>
+        <w:rPr>
+          <w:rFonts w:ascii="宋体" w:eastAsia="宋体" w:hAnsi="宋体"/>
+        </w:rPr>
+        <w:t>提供依据</w:t>
       </w:r>
     </w:p>
     <w:p>
@@ -20705,7 +23940,21 @@
         <w:rPr>
           <w:rFonts w:ascii="宋体" w:eastAsia="宋体" w:hAnsi="宋体"/>
         </w:rPr>
-        <w:t>相似结构的字采用相似的拆分方式</w:t>
+        <w:t>相似结构的</w:t>
+      </w:r>
+      <w:proofErr w:type="gramStart"/>
+      <w:r>
+        <w:rPr>
+          <w:rFonts w:ascii="宋体" w:eastAsia="宋体" w:hAnsi="宋体"/>
+        </w:rPr>
+        <w:t>字采用</w:t>
+      </w:r>
+      <w:proofErr w:type="gramEnd"/>
+      <w:r>
+        <w:rPr>
+          <w:rFonts w:ascii="宋体" w:eastAsia="宋体" w:hAnsi="宋体"/>
+        </w:rPr>
+        <w:t>相似的拆分方式</w:t>
       </w:r>
     </w:p>
     <w:p>
@@ -20736,7 +23985,14 @@
         <w:rPr>
           <w:rFonts w:ascii="宋体" w:eastAsia="宋体" w:hAnsi="宋体"/>
         </w:rPr>
-        <w:t>提供了坚实的字形分析基础，使</w:t>
+        <w:t>提供了坚实的字形分析基础，</w:t>
+      </w:r>
+      <w:proofErr w:type="gramStart"/>
+      <w:r>
+        <w:rPr>
+          <w:rFonts w:ascii="宋体" w:eastAsia="宋体" w:hAnsi="宋体"/>
+        </w:rPr>
+        <w:t>使</w:t>
       </w:r>
       <w:r>
         <w:rPr>
@@ -20750,6 +24006,7 @@
         </w:rPr>
         <w:t>码和</w:t>
       </w:r>
+      <w:proofErr w:type="gramEnd"/>
       <w:r>
         <w:rPr>
           <w:rFonts w:ascii="宋体" w:eastAsia="宋体" w:hAnsi="宋体" w:hint="eastAsia"/>
@@ -21063,6 +24320,7 @@
         </w:rPr>
         <w:t>：ABCDE.F形式的</w:t>
       </w:r>
+      <w:proofErr w:type="gramStart"/>
       <w:r>
         <w:rPr>
           <w:rFonts w:ascii="宋体" w:eastAsia="宋体" w:hAnsi="宋体" w:hint="eastAsia"/>
@@ -21083,7 +24341,28 @@
         <w:rPr>
           <w:rFonts w:ascii="宋体" w:eastAsia="宋体" w:hAnsi="宋体"/>
         </w:rPr>
-        <w:t>可覆盖Unicode收录的所有汉字（不包括喃字等独立文字系统），并保持全局零重码。</w:t>
+        <w:t>可覆盖</w:t>
+      </w:r>
+      <w:proofErr w:type="gramEnd"/>
+      <w:r>
+        <w:rPr>
+          <w:rFonts w:ascii="宋体" w:eastAsia="宋体" w:hAnsi="宋体"/>
+        </w:rPr>
+        <w:t>Unicode收录的所有汉字（不包括</w:t>
+      </w:r>
+      <w:proofErr w:type="gramStart"/>
+      <w:r>
+        <w:rPr>
+          <w:rFonts w:ascii="宋体" w:eastAsia="宋体" w:hAnsi="宋体"/>
+        </w:rPr>
+        <w:t>喃</w:t>
+      </w:r>
+      <w:proofErr w:type="gramEnd"/>
+      <w:r>
+        <w:rPr>
+          <w:rFonts w:ascii="宋体" w:eastAsia="宋体" w:hAnsi="宋体"/>
+        </w:rPr>
+        <w:t>字等独立文字系统），并保持全局零重码。</w:t>
       </w:r>
     </w:p>
     <w:p>
@@ -21277,7 +24556,14 @@
           <w:rFonts w:ascii="宋体" w:eastAsia="宋体" w:hAnsi="宋体" w:hint="eastAsia"/>
           <w:szCs w:val="21"/>
         </w:rPr>
-        <w:t>这三位</w:t>
+        <w:t>前</w:t>
+      </w:r>
+      <w:r>
+        <w:rPr>
+          <w:rFonts w:ascii="宋体" w:eastAsia="宋体" w:hAnsi="宋体" w:hint="eastAsia"/>
+          <w:szCs w:val="21"/>
+        </w:rPr>
+        <w:t>三位</w:t>
       </w:r>
       <w:r>
         <w:rPr>
@@ -21312,7 +24598,23 @@
           <w:rFonts w:ascii="宋体" w:eastAsia="宋体" w:hAnsi="宋体"/>
           <w:szCs w:val="21"/>
         </w:rPr>
-        <w:t>：一个编码仅对应一个词语（但一个词语可对应多个编码）</w:t>
+        <w:t>：一个</w:t>
+      </w:r>
+      <w:proofErr w:type="gramStart"/>
+      <w:r>
+        <w:rPr>
+          <w:rFonts w:ascii="宋体" w:eastAsia="宋体" w:hAnsi="宋体"/>
+          <w:szCs w:val="21"/>
+        </w:rPr>
+        <w:t>编码仅</w:t>
+      </w:r>
+      <w:proofErr w:type="gramEnd"/>
+      <w:r>
+        <w:rPr>
+          <w:rFonts w:ascii="宋体" w:eastAsia="宋体" w:hAnsi="宋体"/>
+          <w:szCs w:val="21"/>
+        </w:rPr>
+        <w:t>对应一个词语（但一个词语可对应多个编码）</w:t>
       </w:r>
     </w:p>
     <w:p>
@@ -21414,14 +24716,38 @@
           <w:rFonts w:ascii="宋体" w:eastAsia="宋体" w:hAnsi="宋体" w:hint="eastAsia"/>
           <w:szCs w:val="21"/>
         </w:rPr>
-        <w:t>（即初码+韵码组合）</w:t>
-      </w:r>
-      <w:r>
-        <w:rPr>
-          <w:rFonts w:ascii="宋体" w:eastAsia="宋体" w:hAnsi="宋体"/>
-          <w:szCs w:val="21"/>
-        </w:rPr>
-        <w:t xml:space="preserve"> + 第二字</w:t>
+        <w:t>（</w:t>
+      </w:r>
+      <w:proofErr w:type="gramStart"/>
+      <w:r>
+        <w:rPr>
+          <w:rFonts w:ascii="宋体" w:eastAsia="宋体" w:hAnsi="宋体" w:hint="eastAsia"/>
+          <w:szCs w:val="21"/>
+        </w:rPr>
+        <w:t>即初码</w:t>
+      </w:r>
+      <w:proofErr w:type="gramEnd"/>
+      <w:r>
+        <w:rPr>
+          <w:rFonts w:ascii="宋体" w:eastAsia="宋体" w:hAnsi="宋体" w:hint="eastAsia"/>
+          <w:szCs w:val="21"/>
+        </w:rPr>
+        <w:t>+韵码组合）</w:t>
+      </w:r>
+      <w:r>
+        <w:rPr>
+          <w:rFonts w:ascii="宋体" w:eastAsia="宋体" w:hAnsi="宋体"/>
+          <w:szCs w:val="21"/>
+        </w:rPr>
+        <w:t xml:space="preserve"> + 第二</w:t>
+      </w:r>
+      <w:proofErr w:type="gramStart"/>
+      <w:r>
+        <w:rPr>
+          <w:rFonts w:ascii="宋体" w:eastAsia="宋体" w:hAnsi="宋体"/>
+          <w:szCs w:val="21"/>
+        </w:rPr>
+        <w:t>字</w:t>
       </w:r>
       <w:r>
         <w:rPr>
@@ -21437,6 +24763,7 @@
         </w:rPr>
         <w:t>码</w:t>
       </w:r>
+      <w:proofErr w:type="gramEnd"/>
     </w:p>
     <w:p>
       <w:pPr>
@@ -21478,6 +24805,36 @@
           <w:rFonts w:ascii="宋体" w:eastAsia="宋体" w:hAnsi="宋体"/>
           <w:szCs w:val="21"/>
         </w:rPr>
+        <w:t xml:space="preserve"> → 补充第二字</w:t>
+      </w:r>
+      <w:proofErr w:type="gramStart"/>
+      <w:r>
+        <w:rPr>
+          <w:rFonts w:ascii="宋体" w:eastAsia="宋体" w:hAnsi="宋体"/>
+          <w:szCs w:val="21"/>
+        </w:rPr>
+        <w:t>的</w:t>
+      </w:r>
+      <w:r>
+        <w:rPr>
+          <w:rFonts w:ascii="宋体" w:eastAsia="宋体" w:hAnsi="宋体" w:hint="eastAsia"/>
+          <w:szCs w:val="21"/>
+        </w:rPr>
+        <w:t>调</w:t>
+      </w:r>
+      <w:r>
+        <w:rPr>
+          <w:rFonts w:ascii="宋体" w:eastAsia="宋体" w:hAnsi="宋体"/>
+          <w:szCs w:val="21"/>
+        </w:rPr>
+        <w:t>码</w:t>
+      </w:r>
+      <w:proofErr w:type="gramEnd"/>
+      <w:r>
+        <w:rPr>
+          <w:rFonts w:ascii="宋体" w:eastAsia="宋体" w:hAnsi="宋体"/>
+          <w:szCs w:val="21"/>
+        </w:rPr>
         <w:t xml:space="preserve"> → 补充第二字的</w:t>
       </w:r>
       <w:r>
@@ -21485,20 +24842,6 @@
           <w:rFonts w:ascii="宋体" w:eastAsia="宋体" w:hAnsi="宋体" w:hint="eastAsia"/>
           <w:szCs w:val="21"/>
         </w:rPr>
-        <w:t>调</w:t>
-      </w:r>
-      <w:r>
-        <w:rPr>
-          <w:rFonts w:ascii="宋体" w:eastAsia="宋体" w:hAnsi="宋体"/>
-          <w:szCs w:val="21"/>
-        </w:rPr>
-        <w:t>码 → 补充第二字的</w:t>
-      </w:r>
-      <w:r>
-        <w:rPr>
-          <w:rFonts w:ascii="宋体" w:eastAsia="宋体" w:hAnsi="宋体" w:hint="eastAsia"/>
-          <w:szCs w:val="21"/>
-        </w:rPr>
         <w:t>主</w:t>
       </w:r>
       <w:r>
@@ -21540,7 +24883,15 @@
           <w:rFonts w:ascii="宋体" w:eastAsia="宋体" w:hAnsi="宋体"/>
           <w:szCs w:val="21"/>
         </w:rPr>
-        <w:t>最简码 = 第一字</w:t>
+        <w:t>最简码 = 第一</w:t>
+      </w:r>
+      <w:proofErr w:type="gramStart"/>
+      <w:r>
+        <w:rPr>
+          <w:rFonts w:ascii="宋体" w:eastAsia="宋体" w:hAnsi="宋体"/>
+          <w:szCs w:val="21"/>
+        </w:rPr>
+        <w:t>字</w:t>
       </w:r>
       <w:r>
         <w:rPr>
@@ -21554,7 +24905,23 @@
           <w:rFonts w:ascii="宋体" w:eastAsia="宋体" w:hAnsi="宋体"/>
           <w:szCs w:val="21"/>
         </w:rPr>
-        <w:t>码 + 第二字</w:t>
+        <w:t>码</w:t>
+      </w:r>
+      <w:proofErr w:type="gramEnd"/>
+      <w:r>
+        <w:rPr>
+          <w:rFonts w:ascii="宋体" w:eastAsia="宋体" w:hAnsi="宋体"/>
+          <w:szCs w:val="21"/>
+        </w:rPr>
+        <w:t xml:space="preserve"> + 第二</w:t>
+      </w:r>
+      <w:proofErr w:type="gramStart"/>
+      <w:r>
+        <w:rPr>
+          <w:rFonts w:ascii="宋体" w:eastAsia="宋体" w:hAnsi="宋体"/>
+          <w:szCs w:val="21"/>
+        </w:rPr>
+        <w:t>字</w:t>
       </w:r>
       <w:r>
         <w:rPr>
@@ -21568,7 +24935,23 @@
           <w:rFonts w:ascii="宋体" w:eastAsia="宋体" w:hAnsi="宋体"/>
           <w:szCs w:val="21"/>
         </w:rPr>
-        <w:t>码 + 第三字</w:t>
+        <w:t>码</w:t>
+      </w:r>
+      <w:proofErr w:type="gramEnd"/>
+      <w:r>
+        <w:rPr>
+          <w:rFonts w:ascii="宋体" w:eastAsia="宋体" w:hAnsi="宋体"/>
+          <w:szCs w:val="21"/>
+        </w:rPr>
+        <w:t xml:space="preserve"> + 第三</w:t>
+      </w:r>
+      <w:proofErr w:type="gramStart"/>
+      <w:r>
+        <w:rPr>
+          <w:rFonts w:ascii="宋体" w:eastAsia="宋体" w:hAnsi="宋体"/>
+          <w:szCs w:val="21"/>
+        </w:rPr>
+        <w:t>字</w:t>
       </w:r>
       <w:r>
         <w:rPr>
@@ -21584,20 +24967,29 @@
         </w:rPr>
         <w:t>码</w:t>
       </w:r>
-    </w:p>
-    <w:p>
-      <w:pPr>
-        <w:rPr>
-          <w:rFonts w:ascii="宋体" w:eastAsia="宋体" w:hAnsi="宋体" w:hint="eastAsia"/>
-          <w:szCs w:val="21"/>
-        </w:rPr>
-      </w:pPr>
-      <w:r>
-        <w:rPr>
-          <w:rFonts w:ascii="宋体" w:eastAsia="宋体" w:hAnsi="宋体"/>
-          <w:szCs w:val="21"/>
-        </w:rPr>
-        <w:t>扩展顺序：补第一字</w:t>
+      <w:proofErr w:type="gramEnd"/>
+    </w:p>
+    <w:p>
+      <w:pPr>
+        <w:rPr>
+          <w:rFonts w:ascii="宋体" w:eastAsia="宋体" w:hAnsi="宋体" w:hint="eastAsia"/>
+          <w:szCs w:val="21"/>
+        </w:rPr>
+      </w:pPr>
+      <w:r>
+        <w:rPr>
+          <w:rFonts w:ascii="宋体" w:eastAsia="宋体" w:hAnsi="宋体"/>
+          <w:szCs w:val="21"/>
+        </w:rPr>
+        <w:t>扩展顺序：补第一</w:t>
+      </w:r>
+      <w:proofErr w:type="gramStart"/>
+      <w:r>
+        <w:rPr>
+          <w:rFonts w:ascii="宋体" w:eastAsia="宋体" w:hAnsi="宋体"/>
+          <w:szCs w:val="21"/>
+        </w:rPr>
+        <w:t>字</w:t>
       </w:r>
       <w:r>
         <w:rPr>
@@ -21611,7 +25003,15 @@
           <w:rFonts w:ascii="宋体" w:eastAsia="宋体" w:hAnsi="宋体"/>
           <w:szCs w:val="21"/>
         </w:rPr>
-        <w:t>码 → 补第二字</w:t>
+        <w:t>码</w:t>
+      </w:r>
+      <w:proofErr w:type="gramEnd"/>
+      <w:r>
+        <w:rPr>
+          <w:rFonts w:ascii="宋体" w:eastAsia="宋体" w:hAnsi="宋体"/>
+          <w:szCs w:val="21"/>
+        </w:rPr>
+        <w:t xml:space="preserve"> → 补第二字</w:t>
       </w:r>
       <w:r>
         <w:rPr>
@@ -21639,21 +25039,37 @@
           <w:rFonts w:ascii="宋体" w:eastAsia="宋体" w:hAnsi="宋体"/>
           <w:szCs w:val="21"/>
         </w:rPr>
+        <w:t xml:space="preserve"> → 补第三</w:t>
+      </w:r>
+      <w:proofErr w:type="gramStart"/>
+      <w:r>
+        <w:rPr>
+          <w:rFonts w:ascii="宋体" w:eastAsia="宋体" w:hAnsi="宋体"/>
+          <w:szCs w:val="21"/>
+        </w:rPr>
+        <w:t>字</w:t>
+      </w:r>
+      <w:r>
+        <w:rPr>
+          <w:rFonts w:ascii="宋体" w:eastAsia="宋体" w:hAnsi="宋体" w:hint="eastAsia"/>
+          <w:szCs w:val="21"/>
+        </w:rPr>
+        <w:t>韵</w:t>
+      </w:r>
+      <w:r>
+        <w:rPr>
+          <w:rFonts w:ascii="宋体" w:eastAsia="宋体" w:hAnsi="宋体"/>
+          <w:szCs w:val="21"/>
+        </w:rPr>
+        <w:t>码</w:t>
+      </w:r>
+      <w:proofErr w:type="gramEnd"/>
+      <w:r>
+        <w:rPr>
+          <w:rFonts w:ascii="宋体" w:eastAsia="宋体" w:hAnsi="宋体"/>
+          <w:szCs w:val="21"/>
+        </w:rPr>
         <w:t xml:space="preserve"> → 补第三字</w:t>
-      </w:r>
-      <w:r>
-        <w:rPr>
-          <w:rFonts w:ascii="宋体" w:eastAsia="宋体" w:hAnsi="宋体" w:hint="eastAsia"/>
-          <w:szCs w:val="21"/>
-        </w:rPr>
-        <w:t>韵</w:t>
-      </w:r>
-      <w:r>
-        <w:rPr>
-          <w:rFonts w:ascii="宋体" w:eastAsia="宋体" w:hAnsi="宋体"/>
-          <w:szCs w:val="21"/>
-        </w:rPr>
-        <w:t>码 → 补第三字</w:t>
       </w:r>
       <w:r>
         <w:rPr>
@@ -21716,7 +25132,15 @@
           <w:rFonts w:ascii="宋体" w:eastAsia="宋体" w:hAnsi="宋体"/>
           <w:szCs w:val="21"/>
         </w:rPr>
-        <w:t>）：第一字</w:t>
+        <w:t>）：第一</w:t>
+      </w:r>
+      <w:proofErr w:type="gramStart"/>
+      <w:r>
+        <w:rPr>
+          <w:rFonts w:ascii="宋体" w:eastAsia="宋体" w:hAnsi="宋体"/>
+          <w:szCs w:val="21"/>
+        </w:rPr>
+        <w:t>字</w:t>
       </w:r>
       <w:r>
         <w:rPr>
@@ -21730,7 +25154,23 @@
           <w:rFonts w:ascii="宋体" w:eastAsia="宋体" w:hAnsi="宋体"/>
           <w:szCs w:val="21"/>
         </w:rPr>
-        <w:t>码 + 第二字</w:t>
+        <w:t>码</w:t>
+      </w:r>
+      <w:proofErr w:type="gramEnd"/>
+      <w:r>
+        <w:rPr>
+          <w:rFonts w:ascii="宋体" w:eastAsia="宋体" w:hAnsi="宋体"/>
+          <w:szCs w:val="21"/>
+        </w:rPr>
+        <w:t xml:space="preserve"> + 第二</w:t>
+      </w:r>
+      <w:proofErr w:type="gramStart"/>
+      <w:r>
+        <w:rPr>
+          <w:rFonts w:ascii="宋体" w:eastAsia="宋体" w:hAnsi="宋体"/>
+          <w:szCs w:val="21"/>
+        </w:rPr>
+        <w:t>字</w:t>
       </w:r>
       <w:r>
         <w:rPr>
@@ -21744,7 +25184,23 @@
           <w:rFonts w:ascii="宋体" w:eastAsia="宋体" w:hAnsi="宋体"/>
           <w:szCs w:val="21"/>
         </w:rPr>
-        <w:t>码 + 第四字</w:t>
+        <w:t>码</w:t>
+      </w:r>
+      <w:proofErr w:type="gramEnd"/>
+      <w:r>
+        <w:rPr>
+          <w:rFonts w:ascii="宋体" w:eastAsia="宋体" w:hAnsi="宋体"/>
+          <w:szCs w:val="21"/>
+        </w:rPr>
+        <w:t xml:space="preserve"> + 第四</w:t>
+      </w:r>
+      <w:proofErr w:type="gramStart"/>
+      <w:r>
+        <w:rPr>
+          <w:rFonts w:ascii="宋体" w:eastAsia="宋体" w:hAnsi="宋体"/>
+          <w:szCs w:val="21"/>
+        </w:rPr>
+        <w:t>字</w:t>
       </w:r>
       <w:r>
         <w:rPr>
@@ -21760,6 +25216,7 @@
         </w:rPr>
         <w:t>码</w:t>
       </w:r>
+      <w:proofErr w:type="gramEnd"/>
     </w:p>
     <w:p>
       <w:pPr>
@@ -21816,7 +25273,23 @@
           <w:rFonts w:ascii="宋体" w:eastAsia="宋体" w:hAnsi="宋体"/>
           <w:szCs w:val="21"/>
         </w:rPr>
-        <w:t>扩展顺序：补前三字</w:t>
+        <w:t>扩展顺序：</w:t>
+      </w:r>
+      <w:proofErr w:type="gramStart"/>
+      <w:r>
+        <w:rPr>
+          <w:rFonts w:ascii="宋体" w:eastAsia="宋体" w:hAnsi="宋体"/>
+          <w:szCs w:val="21"/>
+        </w:rPr>
+        <w:t>补前三</w:t>
+      </w:r>
+      <w:proofErr w:type="gramEnd"/>
+      <w:r>
+        <w:rPr>
+          <w:rFonts w:ascii="宋体" w:eastAsia="宋体" w:hAnsi="宋体"/>
+          <w:szCs w:val="21"/>
+        </w:rPr>
+        <w:t>字</w:t>
       </w:r>
       <w:r>
         <w:rPr>
@@ -21844,6 +25317,36 @@
           <w:rFonts w:ascii="宋体" w:eastAsia="宋体" w:hAnsi="宋体"/>
           <w:szCs w:val="21"/>
         </w:rPr>
+        <w:t xml:space="preserve"> → 补第四</w:t>
+      </w:r>
+      <w:proofErr w:type="gramStart"/>
+      <w:r>
+        <w:rPr>
+          <w:rFonts w:ascii="宋体" w:eastAsia="宋体" w:hAnsi="宋体"/>
+          <w:szCs w:val="21"/>
+        </w:rPr>
+        <w:t>字</w:t>
+      </w:r>
+      <w:r>
+        <w:rPr>
+          <w:rFonts w:ascii="宋体" w:eastAsia="宋体" w:hAnsi="宋体" w:hint="eastAsia"/>
+          <w:szCs w:val="21"/>
+        </w:rPr>
+        <w:t>韵</w:t>
+      </w:r>
+      <w:r>
+        <w:rPr>
+          <w:rFonts w:ascii="宋体" w:eastAsia="宋体" w:hAnsi="宋体"/>
+          <w:szCs w:val="21"/>
+        </w:rPr>
+        <w:t>码</w:t>
+      </w:r>
+      <w:proofErr w:type="gramEnd"/>
+      <w:r>
+        <w:rPr>
+          <w:rFonts w:ascii="宋体" w:eastAsia="宋体" w:hAnsi="宋体"/>
+          <w:szCs w:val="21"/>
+        </w:rPr>
         <w:t xml:space="preserve"> → 补第四字</w:t>
       </w:r>
       <w:r>
@@ -21851,6 +25354,309 @@
           <w:rFonts w:ascii="宋体" w:eastAsia="宋体" w:hAnsi="宋体" w:hint="eastAsia"/>
           <w:szCs w:val="21"/>
         </w:rPr>
+        <w:t>调</w:t>
+      </w:r>
+      <w:r>
+        <w:rPr>
+          <w:rFonts w:ascii="宋体" w:eastAsia="宋体" w:hAnsi="宋体"/>
+          <w:szCs w:val="21"/>
+        </w:rPr>
+        <w:t>/</w:t>
+      </w:r>
+      <w:r>
+        <w:rPr>
+          <w:rFonts w:ascii="宋体" w:eastAsia="宋体" w:hAnsi="宋体" w:hint="eastAsia"/>
+          <w:szCs w:val="21"/>
+        </w:rPr>
+        <w:t>主</w:t>
+      </w:r>
+      <w:r>
+        <w:rPr>
+          <w:rFonts w:ascii="宋体" w:eastAsia="宋体" w:hAnsi="宋体"/>
+          <w:szCs w:val="21"/>
+        </w:rPr>
+        <w:t>码</w:t>
+      </w:r>
+    </w:p>
+    <w:p>
+      <w:pPr>
+        <w:rPr>
+          <w:rFonts w:ascii="宋体" w:eastAsia="宋体" w:hAnsi="宋体" w:hint="eastAsia"/>
+          <w:b/>
+          <w:bCs/>
+          <w:szCs w:val="21"/>
+        </w:rPr>
+      </w:pPr>
+      <w:r>
+        <w:rPr>
+          <w:rFonts w:ascii="宋体" w:eastAsia="宋体" w:hAnsi="宋体"/>
+          <w:b/>
+          <w:bCs/>
+          <w:szCs w:val="21"/>
+        </w:rPr>
+        <w:t>4. 五字及以上</w:t>
+      </w:r>
+    </w:p>
+    <w:p>
+      <w:pPr>
+        <w:rPr>
+          <w:rFonts w:ascii="宋体" w:eastAsia="宋体" w:hAnsi="宋体" w:hint="eastAsia"/>
+          <w:szCs w:val="21"/>
+        </w:rPr>
+      </w:pPr>
+      <w:r>
+        <w:rPr>
+          <w:rFonts w:ascii="宋体" w:eastAsia="宋体" w:hAnsi="宋体"/>
+          <w:szCs w:val="21"/>
+        </w:rPr>
+        <w:t>方案1：第一</w:t>
+      </w:r>
+      <w:proofErr w:type="gramStart"/>
+      <w:r>
+        <w:rPr>
+          <w:rFonts w:ascii="宋体" w:eastAsia="宋体" w:hAnsi="宋体"/>
+          <w:szCs w:val="21"/>
+        </w:rPr>
+        <w:t>字</w:t>
+      </w:r>
+      <w:r>
+        <w:rPr>
+          <w:rFonts w:ascii="宋体" w:eastAsia="宋体" w:hAnsi="宋体" w:hint="eastAsia"/>
+          <w:szCs w:val="21"/>
+        </w:rPr>
+        <w:t>初</w:t>
+      </w:r>
+      <w:r>
+        <w:rPr>
+          <w:rFonts w:ascii="宋体" w:eastAsia="宋体" w:hAnsi="宋体"/>
+          <w:szCs w:val="21"/>
+        </w:rPr>
+        <w:t>码</w:t>
+      </w:r>
+      <w:proofErr w:type="gramEnd"/>
+      <w:r>
+        <w:rPr>
+          <w:rFonts w:ascii="宋体" w:eastAsia="宋体" w:hAnsi="宋体"/>
+          <w:szCs w:val="21"/>
+        </w:rPr>
+        <w:t xml:space="preserve"> + 第二</w:t>
+      </w:r>
+      <w:proofErr w:type="gramStart"/>
+      <w:r>
+        <w:rPr>
+          <w:rFonts w:ascii="宋体" w:eastAsia="宋体" w:hAnsi="宋体"/>
+          <w:szCs w:val="21"/>
+        </w:rPr>
+        <w:t>字</w:t>
+      </w:r>
+      <w:r>
+        <w:rPr>
+          <w:rFonts w:ascii="宋体" w:eastAsia="宋体" w:hAnsi="宋体" w:hint="eastAsia"/>
+          <w:szCs w:val="21"/>
+        </w:rPr>
+        <w:t>初</w:t>
+      </w:r>
+      <w:r>
+        <w:rPr>
+          <w:rFonts w:ascii="宋体" w:eastAsia="宋体" w:hAnsi="宋体"/>
+          <w:szCs w:val="21"/>
+        </w:rPr>
+        <w:t>码</w:t>
+      </w:r>
+      <w:proofErr w:type="gramEnd"/>
+      <w:r>
+        <w:rPr>
+          <w:rFonts w:ascii="宋体" w:eastAsia="宋体" w:hAnsi="宋体"/>
+          <w:szCs w:val="21"/>
+        </w:rPr>
+        <w:t xml:space="preserve"> + </w:t>
+      </w:r>
+      <w:proofErr w:type="gramStart"/>
+      <w:r>
+        <w:rPr>
+          <w:rFonts w:ascii="宋体" w:eastAsia="宋体" w:hAnsi="宋体"/>
+          <w:szCs w:val="21"/>
+        </w:rPr>
+        <w:t>最后字</w:t>
+      </w:r>
+      <w:r>
+        <w:rPr>
+          <w:rFonts w:ascii="宋体" w:eastAsia="宋体" w:hAnsi="宋体" w:hint="eastAsia"/>
+          <w:szCs w:val="21"/>
+        </w:rPr>
+        <w:t>初</w:t>
+      </w:r>
+      <w:r>
+        <w:rPr>
+          <w:rFonts w:ascii="宋体" w:eastAsia="宋体" w:hAnsi="宋体"/>
+          <w:szCs w:val="21"/>
+        </w:rPr>
+        <w:t>码</w:t>
+      </w:r>
+      <w:proofErr w:type="gramEnd"/>
+    </w:p>
+    <w:p>
+      <w:pPr>
+        <w:rPr>
+          <w:rFonts w:ascii="宋体" w:eastAsia="宋体" w:hAnsi="宋体" w:hint="eastAsia"/>
+          <w:szCs w:val="21"/>
+        </w:rPr>
+      </w:pPr>
+      <w:r>
+        <w:rPr>
+          <w:rFonts w:ascii="宋体" w:eastAsia="宋体" w:hAnsi="宋体"/>
+          <w:szCs w:val="21"/>
+        </w:rPr>
+        <w:t>方案2（适应习惯</w:t>
+      </w:r>
+      <w:r>
+        <w:rPr>
+          <w:rFonts w:ascii="宋体" w:eastAsia="宋体" w:hAnsi="宋体" w:hint="eastAsia"/>
+          <w:szCs w:val="21"/>
+        </w:rPr>
+        <w:t>，常用</w:t>
+      </w:r>
+      <w:r>
+        <w:rPr>
+          <w:rFonts w:ascii="宋体" w:eastAsia="宋体" w:hAnsi="宋体"/>
+          <w:szCs w:val="21"/>
+        </w:rPr>
+        <w:t>）：前三</w:t>
+      </w:r>
+      <w:proofErr w:type="gramStart"/>
+      <w:r>
+        <w:rPr>
+          <w:rFonts w:ascii="宋体" w:eastAsia="宋体" w:hAnsi="宋体"/>
+          <w:szCs w:val="21"/>
+        </w:rPr>
+        <w:t>字</w:t>
+      </w:r>
+      <w:r>
+        <w:rPr>
+          <w:rFonts w:ascii="宋体" w:eastAsia="宋体" w:hAnsi="宋体" w:hint="eastAsia"/>
+          <w:szCs w:val="21"/>
+        </w:rPr>
+        <w:t>初</w:t>
+      </w:r>
+      <w:r>
+        <w:rPr>
+          <w:rFonts w:ascii="宋体" w:eastAsia="宋体" w:hAnsi="宋体"/>
+          <w:szCs w:val="21"/>
+        </w:rPr>
+        <w:t>码</w:t>
+      </w:r>
+      <w:proofErr w:type="gramEnd"/>
+      <w:r>
+        <w:rPr>
+          <w:rFonts w:ascii="宋体" w:eastAsia="宋体" w:hAnsi="宋体"/>
+          <w:szCs w:val="21"/>
+        </w:rPr>
+        <w:t xml:space="preserve"> + </w:t>
+      </w:r>
+      <w:proofErr w:type="gramStart"/>
+      <w:r>
+        <w:rPr>
+          <w:rFonts w:ascii="宋体" w:eastAsia="宋体" w:hAnsi="宋体"/>
+          <w:szCs w:val="21"/>
+        </w:rPr>
+        <w:t>最后字</w:t>
+      </w:r>
+      <w:r>
+        <w:rPr>
+          <w:rFonts w:ascii="宋体" w:eastAsia="宋体" w:hAnsi="宋体" w:hint="eastAsia"/>
+          <w:szCs w:val="21"/>
+        </w:rPr>
+        <w:t>初</w:t>
+      </w:r>
+      <w:r>
+        <w:rPr>
+          <w:rFonts w:ascii="宋体" w:eastAsia="宋体" w:hAnsi="宋体"/>
+          <w:szCs w:val="21"/>
+        </w:rPr>
+        <w:t>码</w:t>
+      </w:r>
+      <w:proofErr w:type="gramEnd"/>
+    </w:p>
+    <w:p>
+      <w:pPr>
+        <w:rPr>
+          <w:rFonts w:ascii="宋体" w:eastAsia="宋体" w:hAnsi="宋体" w:hint="eastAsia"/>
+          <w:szCs w:val="21"/>
+        </w:rPr>
+      </w:pPr>
+      <w:r>
+        <w:rPr>
+          <w:rFonts w:ascii="宋体" w:eastAsia="宋体" w:hAnsi="宋体"/>
+          <w:szCs w:val="21"/>
+        </w:rPr>
+        <w:t>扩展顺序：</w:t>
+      </w:r>
+      <w:proofErr w:type="gramStart"/>
+      <w:r>
+        <w:rPr>
+          <w:rFonts w:ascii="宋体" w:eastAsia="宋体" w:hAnsi="宋体"/>
+          <w:szCs w:val="21"/>
+        </w:rPr>
+        <w:t>补所有字</w:t>
+      </w:r>
+      <w:r>
+        <w:rPr>
+          <w:rFonts w:ascii="宋体" w:eastAsia="宋体" w:hAnsi="宋体" w:hint="eastAsia"/>
+          <w:szCs w:val="21"/>
+        </w:rPr>
+        <w:t>初</w:t>
+      </w:r>
+      <w:r>
+        <w:rPr>
+          <w:rFonts w:ascii="宋体" w:eastAsia="宋体" w:hAnsi="宋体"/>
+          <w:szCs w:val="21"/>
+        </w:rPr>
+        <w:t>码</w:t>
+      </w:r>
+      <w:proofErr w:type="gramEnd"/>
+      <w:r>
+        <w:rPr>
+          <w:rFonts w:ascii="宋体" w:eastAsia="宋体" w:hAnsi="宋体" w:hint="eastAsia"/>
+          <w:szCs w:val="21"/>
+        </w:rPr>
+        <w:t>（常用）</w:t>
+      </w:r>
+      <w:r>
+        <w:rPr>
+          <w:rFonts w:ascii="宋体" w:eastAsia="宋体" w:hAnsi="宋体"/>
+          <w:szCs w:val="21"/>
+        </w:rPr>
+        <w:t xml:space="preserve"> → </w:t>
+      </w:r>
+      <w:proofErr w:type="gramStart"/>
+      <w:r>
+        <w:rPr>
+          <w:rFonts w:ascii="宋体" w:eastAsia="宋体" w:hAnsi="宋体"/>
+          <w:szCs w:val="21"/>
+        </w:rPr>
+        <w:t>补最后</w:t>
+      </w:r>
+      <w:proofErr w:type="gramEnd"/>
+      <w:r>
+        <w:rPr>
+          <w:rFonts w:ascii="宋体" w:eastAsia="宋体" w:hAnsi="宋体"/>
+          <w:szCs w:val="21"/>
+        </w:rPr>
+        <w:t>字外</w:t>
+      </w:r>
+      <w:proofErr w:type="gramStart"/>
+      <w:r>
+        <w:rPr>
+          <w:rFonts w:ascii="宋体" w:eastAsia="宋体" w:hAnsi="宋体"/>
+          <w:szCs w:val="21"/>
+        </w:rPr>
+        <w:t>的</w:t>
+      </w:r>
+      <w:r>
+        <w:rPr>
+          <w:rFonts w:ascii="宋体" w:eastAsia="宋体" w:hAnsi="宋体" w:hint="eastAsia"/>
+          <w:szCs w:val="21"/>
+        </w:rPr>
         <w:t>韵</w:t>
       </w:r>
       <w:r>
@@ -21858,225 +25664,31 @@
           <w:rFonts w:ascii="宋体" w:eastAsia="宋体" w:hAnsi="宋体"/>
           <w:szCs w:val="21"/>
         </w:rPr>
-        <w:t>码 → 补第四字</w:t>
-      </w:r>
-      <w:r>
-        <w:rPr>
-          <w:rFonts w:ascii="宋体" w:eastAsia="宋体" w:hAnsi="宋体" w:hint="eastAsia"/>
-          <w:szCs w:val="21"/>
-        </w:rPr>
-        <w:t>调</w:t>
-      </w:r>
-      <w:r>
-        <w:rPr>
-          <w:rFonts w:ascii="宋体" w:eastAsia="宋体" w:hAnsi="宋体"/>
-          <w:szCs w:val="21"/>
-        </w:rPr>
-        <w:t>/</w:t>
-      </w:r>
-      <w:r>
-        <w:rPr>
-          <w:rFonts w:ascii="宋体" w:eastAsia="宋体" w:hAnsi="宋体" w:hint="eastAsia"/>
-          <w:szCs w:val="21"/>
-        </w:rPr>
-        <w:t>主</w:t>
-      </w:r>
-      <w:r>
-        <w:rPr>
-          <w:rFonts w:ascii="宋体" w:eastAsia="宋体" w:hAnsi="宋体"/>
-          <w:szCs w:val="21"/>
-        </w:rPr>
         <w:t>码</w:t>
       </w:r>
-    </w:p>
-    <w:p>
-      <w:pPr>
-        <w:rPr>
-          <w:rFonts w:ascii="宋体" w:eastAsia="宋体" w:hAnsi="宋体" w:hint="eastAsia"/>
-          <w:b/>
-          <w:bCs/>
-          <w:szCs w:val="21"/>
-        </w:rPr>
-      </w:pPr>
-      <w:r>
-        <w:rPr>
-          <w:rFonts w:ascii="宋体" w:eastAsia="宋体" w:hAnsi="宋体"/>
-          <w:b/>
-          <w:bCs/>
-          <w:szCs w:val="21"/>
-        </w:rPr>
-        <w:t>4. 五字及以上</w:t>
-      </w:r>
-    </w:p>
-    <w:p>
-      <w:pPr>
-        <w:rPr>
-          <w:rFonts w:ascii="宋体" w:eastAsia="宋体" w:hAnsi="宋体" w:hint="eastAsia"/>
-          <w:szCs w:val="21"/>
-        </w:rPr>
-      </w:pPr>
-      <w:r>
-        <w:rPr>
-          <w:rFonts w:ascii="宋体" w:eastAsia="宋体" w:hAnsi="宋体"/>
-          <w:szCs w:val="21"/>
-        </w:rPr>
-        <w:t>方案1：第一字</w:t>
-      </w:r>
-      <w:r>
-        <w:rPr>
-          <w:rFonts w:ascii="宋体" w:eastAsia="宋体" w:hAnsi="宋体" w:hint="eastAsia"/>
-          <w:szCs w:val="21"/>
-        </w:rPr>
-        <w:t>初</w:t>
-      </w:r>
-      <w:r>
-        <w:rPr>
-          <w:rFonts w:ascii="宋体" w:eastAsia="宋体" w:hAnsi="宋体"/>
-          <w:szCs w:val="21"/>
-        </w:rPr>
-        <w:t>码 + 第二字</w:t>
-      </w:r>
-      <w:r>
-        <w:rPr>
-          <w:rFonts w:ascii="宋体" w:eastAsia="宋体" w:hAnsi="宋体" w:hint="eastAsia"/>
-          <w:szCs w:val="21"/>
-        </w:rPr>
-        <w:t>初</w:t>
-      </w:r>
-      <w:r>
-        <w:rPr>
-          <w:rFonts w:ascii="宋体" w:eastAsia="宋体" w:hAnsi="宋体"/>
-          <w:szCs w:val="21"/>
-        </w:rPr>
-        <w:t>码 + 最后字</w:t>
-      </w:r>
-      <w:r>
-        <w:rPr>
-          <w:rFonts w:ascii="宋体" w:eastAsia="宋体" w:hAnsi="宋体" w:hint="eastAsia"/>
-          <w:szCs w:val="21"/>
-        </w:rPr>
-        <w:t>初</w:t>
-      </w:r>
-      <w:r>
-        <w:rPr>
-          <w:rFonts w:ascii="宋体" w:eastAsia="宋体" w:hAnsi="宋体"/>
-          <w:szCs w:val="21"/>
-        </w:rPr>
-        <w:t>码</w:t>
-      </w:r>
-    </w:p>
-    <w:p>
-      <w:pPr>
-        <w:rPr>
-          <w:rFonts w:ascii="宋体" w:eastAsia="宋体" w:hAnsi="宋体" w:hint="eastAsia"/>
-          <w:szCs w:val="21"/>
-        </w:rPr>
-      </w:pPr>
-      <w:r>
-        <w:rPr>
-          <w:rFonts w:ascii="宋体" w:eastAsia="宋体" w:hAnsi="宋体"/>
-          <w:szCs w:val="21"/>
-        </w:rPr>
-        <w:t>方案2（适应习惯</w:t>
-      </w:r>
-      <w:r>
-        <w:rPr>
-          <w:rFonts w:ascii="宋体" w:eastAsia="宋体" w:hAnsi="宋体" w:hint="eastAsia"/>
-          <w:szCs w:val="21"/>
-        </w:rPr>
-        <w:t>，常用</w:t>
-      </w:r>
-      <w:r>
-        <w:rPr>
-          <w:rFonts w:ascii="宋体" w:eastAsia="宋体" w:hAnsi="宋体"/>
-          <w:szCs w:val="21"/>
-        </w:rPr>
-        <w:t>）：前三字</w:t>
-      </w:r>
-      <w:r>
-        <w:rPr>
-          <w:rFonts w:ascii="宋体" w:eastAsia="宋体" w:hAnsi="宋体" w:hint="eastAsia"/>
-          <w:szCs w:val="21"/>
-        </w:rPr>
-        <w:t>初</w:t>
-      </w:r>
-      <w:r>
-        <w:rPr>
-          <w:rFonts w:ascii="宋体" w:eastAsia="宋体" w:hAnsi="宋体"/>
-          <w:szCs w:val="21"/>
-        </w:rPr>
-        <w:t>码 + 最后字</w:t>
-      </w:r>
-      <w:r>
-        <w:rPr>
-          <w:rFonts w:ascii="宋体" w:eastAsia="宋体" w:hAnsi="宋体" w:hint="eastAsia"/>
-          <w:szCs w:val="21"/>
-        </w:rPr>
-        <w:t>初</w:t>
-      </w:r>
-      <w:r>
-        <w:rPr>
-          <w:rFonts w:ascii="宋体" w:eastAsia="宋体" w:hAnsi="宋体"/>
-          <w:szCs w:val="21"/>
-        </w:rPr>
-        <w:t>码</w:t>
-      </w:r>
-    </w:p>
-    <w:p>
-      <w:pPr>
-        <w:rPr>
-          <w:rFonts w:ascii="宋体" w:eastAsia="宋体" w:hAnsi="宋体" w:hint="eastAsia"/>
-          <w:szCs w:val="21"/>
-        </w:rPr>
-      </w:pPr>
-      <w:r>
-        <w:rPr>
-          <w:rFonts w:ascii="宋体" w:eastAsia="宋体" w:hAnsi="宋体"/>
-          <w:szCs w:val="21"/>
-        </w:rPr>
-        <w:t>扩展顺序：补所有字</w:t>
-      </w:r>
-      <w:r>
-        <w:rPr>
-          <w:rFonts w:ascii="宋体" w:eastAsia="宋体" w:hAnsi="宋体" w:hint="eastAsia"/>
-          <w:szCs w:val="21"/>
-        </w:rPr>
-        <w:t>初</w:t>
-      </w:r>
-      <w:r>
-        <w:rPr>
-          <w:rFonts w:ascii="宋体" w:eastAsia="宋体" w:hAnsi="宋体"/>
-          <w:szCs w:val="21"/>
-        </w:rPr>
-        <w:t>码</w:t>
-      </w:r>
-      <w:r>
-        <w:rPr>
-          <w:rFonts w:ascii="宋体" w:eastAsia="宋体" w:hAnsi="宋体" w:hint="eastAsia"/>
-          <w:szCs w:val="21"/>
-        </w:rPr>
-        <w:t>（常用）</w:t>
-      </w:r>
-      <w:r>
-        <w:rPr>
-          <w:rFonts w:ascii="宋体" w:eastAsia="宋体" w:hAnsi="宋体"/>
-          <w:szCs w:val="21"/>
-        </w:rPr>
-        <w:t xml:space="preserve"> → 补最后字外的</w:t>
-      </w:r>
-      <w:r>
-        <w:rPr>
-          <w:rFonts w:ascii="宋体" w:eastAsia="宋体" w:hAnsi="宋体" w:hint="eastAsia"/>
-          <w:szCs w:val="21"/>
-        </w:rPr>
-        <w:t>韵</w:t>
-      </w:r>
-      <w:r>
-        <w:rPr>
-          <w:rFonts w:ascii="宋体" w:eastAsia="宋体" w:hAnsi="宋体"/>
-          <w:szCs w:val="21"/>
-        </w:rPr>
-        <w:t>码 → 补最后字编码</w:t>
+      <w:proofErr w:type="gramEnd"/>
+      <w:r>
+        <w:rPr>
+          <w:rFonts w:ascii="宋体" w:eastAsia="宋体" w:hAnsi="宋体"/>
+          <w:szCs w:val="21"/>
+        </w:rPr>
+        <w:t xml:space="preserve"> → </w:t>
+      </w:r>
+      <w:proofErr w:type="gramStart"/>
+      <w:r>
+        <w:rPr>
+          <w:rFonts w:ascii="宋体" w:eastAsia="宋体" w:hAnsi="宋体"/>
+          <w:szCs w:val="21"/>
+        </w:rPr>
+        <w:t>补最后字</w:t>
+      </w:r>
+      <w:proofErr w:type="gramEnd"/>
+      <w:r>
+        <w:rPr>
+          <w:rFonts w:ascii="宋体" w:eastAsia="宋体" w:hAnsi="宋体"/>
+          <w:szCs w:val="21"/>
+        </w:rPr>
+        <w:t>编码</w:t>
       </w:r>
     </w:p>
     <w:p>
@@ -22367,13 +25979,31 @@
                 <w:szCs w:val="21"/>
               </w:rPr>
             </w:pPr>
+            <w:proofErr w:type="spellStart"/>
             <w:r>
               <w:rPr>
                 <w:rFonts w:ascii="宋体" w:eastAsia="宋体" w:hAnsi="宋体"/>
                 <w:szCs w:val="21"/>
               </w:rPr>
-              <w:t>bdh → 亠</w:t>
-            </w:r>
+              <w:t>bdh</w:t>
+            </w:r>
+            <w:proofErr w:type="spellEnd"/>
+            <w:r>
+              <w:rPr>
+                <w:rFonts w:ascii="宋体" w:eastAsia="宋体" w:hAnsi="宋体"/>
+                <w:szCs w:val="21"/>
+              </w:rPr>
+              <w:t xml:space="preserve"> → </w:t>
+            </w:r>
+            <w:proofErr w:type="gramStart"/>
+            <w:r>
+              <w:rPr>
+                <w:rFonts w:ascii="宋体" w:eastAsia="宋体" w:hAnsi="宋体"/>
+                <w:szCs w:val="21"/>
+              </w:rPr>
+              <w:t>亠</w:t>
+            </w:r>
+            <w:proofErr w:type="gramEnd"/>
           </w:p>
         </w:tc>
       </w:tr>
@@ -22450,12 +26080,21 @@
                 <w:szCs w:val="21"/>
               </w:rPr>
             </w:pPr>
+            <w:proofErr w:type="spellStart"/>
             <w:r>
               <w:rPr>
                 <w:rFonts w:ascii="宋体" w:eastAsia="宋体" w:hAnsi="宋体"/>
                 <w:szCs w:val="21"/>
               </w:rPr>
-              <w:t>rka → か</w:t>
+              <w:t>rka</w:t>
+            </w:r>
+            <w:proofErr w:type="spellEnd"/>
+            <w:r>
+              <w:rPr>
+                <w:rFonts w:ascii="宋体" w:eastAsia="宋体" w:hAnsi="宋体"/>
+                <w:szCs w:val="21"/>
+              </w:rPr>
+              <w:t xml:space="preserve"> → か</w:t>
             </w:r>
           </w:p>
         </w:tc>
@@ -22616,12 +26255,21 @@
                 <w:szCs w:val="21"/>
               </w:rPr>
             </w:pPr>
+            <w:proofErr w:type="spellStart"/>
             <w:r>
               <w:rPr>
                 <w:rFonts w:ascii="宋体" w:eastAsia="宋体" w:hAnsi="宋体" w:hint="eastAsia"/>
                 <w:szCs w:val="21"/>
               </w:rPr>
-              <w:t>tzo→“←”</w:t>
+              <w:t>tzo</w:t>
+            </w:r>
+            <w:proofErr w:type="spellEnd"/>
+            <w:r>
+              <w:rPr>
+                <w:rFonts w:ascii="宋体" w:eastAsia="宋体" w:hAnsi="宋体" w:hint="eastAsia"/>
+                <w:szCs w:val="21"/>
+              </w:rPr>
+              <w:t>→“←”</w:t>
             </w:r>
           </w:p>
         </w:tc>
@@ -22789,12 +26437,21 @@
                 <w:szCs w:val="21"/>
               </w:rPr>
             </w:pPr>
+            <w:proofErr w:type="spellStart"/>
             <w:r>
               <w:rPr>
                 <w:rFonts w:ascii="宋体" w:eastAsia="宋体" w:hAnsi="宋体" w:hint="eastAsia"/>
                 <w:szCs w:val="21"/>
               </w:rPr>
-              <w:t>uqh→∑</w:t>
+              <w:t>uqh</w:t>
+            </w:r>
+            <w:proofErr w:type="spellEnd"/>
+            <w:r>
+              <w:rPr>
+                <w:rFonts w:ascii="宋体" w:eastAsia="宋体" w:hAnsi="宋体" w:hint="eastAsia"/>
+                <w:szCs w:val="21"/>
+              </w:rPr>
+              <w:t>→∑</w:t>
             </w:r>
           </w:p>
         </w:tc>
@@ -22872,19 +26529,37 @@
                 <w:szCs w:val="21"/>
               </w:rPr>
             </w:pPr>
+            <w:proofErr w:type="spellStart"/>
+            <w:proofErr w:type="gramStart"/>
             <w:r>
               <w:rPr>
                 <w:rFonts w:ascii="宋体" w:eastAsia="宋体" w:hAnsi="宋体" w:hint="eastAsia"/>
                 <w:szCs w:val="21"/>
               </w:rPr>
-              <w:t>vr.</w:t>
+              <w:t>vr</w:t>
+            </w:r>
+            <w:proofErr w:type="spellEnd"/>
+            <w:r>
+              <w:rPr>
+                <w:rFonts w:ascii="宋体" w:eastAsia="宋体" w:hAnsi="宋体" w:hint="eastAsia"/>
+                <w:szCs w:val="21"/>
+              </w:rPr>
+              <w:t>.</w:t>
             </w:r>
             <w:r>
               <w:rPr>
                 <w:rFonts w:ascii="宋体" w:eastAsia="宋体" w:hAnsi="宋体"/>
                 <w:szCs w:val="21"/>
               </w:rPr>
-              <w:t>→⿰</w:t>
+              <w:t>→</w:t>
+            </w:r>
+            <w:proofErr w:type="gramEnd"/>
+            <w:r>
+              <w:rPr>
+                <w:rFonts w:ascii="宋体" w:eastAsia="宋体" w:hAnsi="宋体"/>
+                <w:szCs w:val="21"/>
+              </w:rPr>
+              <w:t>⿰</w:t>
             </w:r>
           </w:p>
         </w:tc>
@@ -22955,6 +26630,7 @@
         </w:rPr>
         <w:t>：</w:t>
       </w:r>
+      <w:proofErr w:type="gramStart"/>
       <w:r>
         <w:rPr>
           <w:rFonts w:ascii="宋体" w:eastAsia="宋体" w:hAnsi="宋体" w:hint="eastAsia"/>
@@ -22967,7 +26643,47 @@
           <w:rFonts w:ascii="宋体" w:eastAsia="宋体" w:hAnsi="宋体"/>
           <w:szCs w:val="21"/>
         </w:rPr>
-        <w:t>码，如"亠"→ bdh（b</w:t>
+        <w:t>码</w:t>
+      </w:r>
+      <w:proofErr w:type="gramEnd"/>
+      <w:r>
+        <w:rPr>
+          <w:rFonts w:ascii="宋体" w:eastAsia="宋体" w:hAnsi="宋体"/>
+          <w:szCs w:val="21"/>
+        </w:rPr>
+        <w:t>，如"</w:t>
+      </w:r>
+      <w:proofErr w:type="gramStart"/>
+      <w:r>
+        <w:rPr>
+          <w:rFonts w:ascii="宋体" w:eastAsia="宋体" w:hAnsi="宋体"/>
+          <w:szCs w:val="21"/>
+        </w:rPr>
+        <w:t>亠</w:t>
+      </w:r>
+      <w:proofErr w:type="gramEnd"/>
+      <w:r>
+        <w:rPr>
+          <w:rFonts w:ascii="宋体" w:eastAsia="宋体" w:hAnsi="宋体"/>
+          <w:szCs w:val="21"/>
+        </w:rPr>
+        <w:t xml:space="preserve">"→ </w:t>
+      </w:r>
+      <w:proofErr w:type="spellStart"/>
+      <w:r>
+        <w:rPr>
+          <w:rFonts w:ascii="宋体" w:eastAsia="宋体" w:hAnsi="宋体"/>
+          <w:szCs w:val="21"/>
+        </w:rPr>
+        <w:t>bdh</w:t>
+      </w:r>
+      <w:proofErr w:type="spellEnd"/>
+      <w:r>
+        <w:rPr>
+          <w:rFonts w:ascii="宋体" w:eastAsia="宋体" w:hAnsi="宋体"/>
+          <w:szCs w:val="21"/>
+        </w:rPr>
+        <w:t>（b</w:t>
       </w:r>
       <w:r>
         <w:rPr>
@@ -22981,7 +26697,23 @@
           <w:rFonts w:ascii="宋体" w:eastAsia="宋体" w:hAnsi="宋体"/>
           <w:szCs w:val="21"/>
         </w:rPr>
-        <w:t>，d为"亠"在b</w:t>
+        <w:t>，d为"</w:t>
+      </w:r>
+      <w:proofErr w:type="gramStart"/>
+      <w:r>
+        <w:rPr>
+          <w:rFonts w:ascii="宋体" w:eastAsia="宋体" w:hAnsi="宋体"/>
+          <w:szCs w:val="21"/>
+        </w:rPr>
+        <w:t>亠</w:t>
+      </w:r>
+      <w:proofErr w:type="gramEnd"/>
+      <w:r>
+        <w:rPr>
+          <w:rFonts w:ascii="宋体" w:eastAsia="宋体" w:hAnsi="宋体"/>
+          <w:szCs w:val="21"/>
+        </w:rPr>
+        <w:t>"在b</w:t>
       </w:r>
       <w:r>
         <w:rPr>
@@ -23030,45 +26762,94 @@
           <w:rFonts w:ascii="宋体" w:eastAsia="宋体" w:hAnsi="宋体"/>
           <w:szCs w:val="21"/>
         </w:rPr>
-        <w:t>：罗马字转写，如"か"→ rka</w:t>
-      </w:r>
-    </w:p>
-    <w:p>
-      <w:pPr>
-        <w:rPr>
-          <w:rFonts w:ascii="宋体" w:eastAsia="宋体" w:hAnsi="宋体" w:hint="eastAsia"/>
-          <w:b/>
-          <w:bCs/>
-          <w:szCs w:val="21"/>
-        </w:rPr>
-      </w:pPr>
-      <w:r>
-        <w:rPr>
-          <w:rFonts w:ascii="宋体" w:eastAsia="宋体" w:hAnsi="宋体"/>
-          <w:b/>
-          <w:bCs/>
-          <w:szCs w:val="21"/>
-        </w:rPr>
-        <w:t>四、空码区的利用策略</w:t>
-      </w:r>
-    </w:p>
-    <w:p>
-      <w:pPr>
-        <w:rPr>
-          <w:rFonts w:ascii="宋体" w:eastAsia="宋体" w:hAnsi="宋体" w:hint="eastAsia"/>
-          <w:b/>
-          <w:bCs/>
-          <w:szCs w:val="21"/>
-        </w:rPr>
-      </w:pPr>
-      <w:r>
-        <w:rPr>
-          <w:rFonts w:ascii="宋体" w:eastAsia="宋体" w:hAnsi="宋体"/>
-          <w:b/>
-          <w:bCs/>
-          <w:szCs w:val="21"/>
-        </w:rPr>
-        <w:t>1. 空码区类型</w:t>
+        <w:t xml:space="preserve">：罗马字转写，如"か"→ </w:t>
+      </w:r>
+      <w:proofErr w:type="spellStart"/>
+      <w:r>
+        <w:rPr>
+          <w:rFonts w:ascii="宋体" w:eastAsia="宋体" w:hAnsi="宋体"/>
+          <w:szCs w:val="21"/>
+        </w:rPr>
+        <w:t>rka</w:t>
+      </w:r>
+      <w:proofErr w:type="spellEnd"/>
+    </w:p>
+    <w:p>
+      <w:pPr>
+        <w:rPr>
+          <w:rFonts w:ascii="宋体" w:eastAsia="宋体" w:hAnsi="宋体" w:hint="eastAsia"/>
+          <w:b/>
+          <w:bCs/>
+          <w:szCs w:val="21"/>
+        </w:rPr>
+      </w:pPr>
+      <w:r>
+        <w:rPr>
+          <w:rFonts w:ascii="宋体" w:eastAsia="宋体" w:hAnsi="宋体"/>
+          <w:b/>
+          <w:bCs/>
+          <w:szCs w:val="21"/>
+        </w:rPr>
+        <w:t>四、</w:t>
+      </w:r>
+      <w:proofErr w:type="gramStart"/>
+      <w:r>
+        <w:rPr>
+          <w:rFonts w:ascii="宋体" w:eastAsia="宋体" w:hAnsi="宋体"/>
+          <w:b/>
+          <w:bCs/>
+          <w:szCs w:val="21"/>
+        </w:rPr>
+        <w:t>空码区</w:t>
+      </w:r>
+      <w:proofErr w:type="gramEnd"/>
+      <w:r>
+        <w:rPr>
+          <w:rFonts w:ascii="宋体" w:eastAsia="宋体" w:hAnsi="宋体"/>
+          <w:b/>
+          <w:bCs/>
+          <w:szCs w:val="21"/>
+        </w:rPr>
+        <w:t>的利用策略</w:t>
+      </w:r>
+    </w:p>
+    <w:p>
+      <w:pPr>
+        <w:rPr>
+          <w:rFonts w:ascii="宋体" w:eastAsia="宋体" w:hAnsi="宋体" w:hint="eastAsia"/>
+          <w:b/>
+          <w:bCs/>
+          <w:szCs w:val="21"/>
+        </w:rPr>
+      </w:pPr>
+      <w:r>
+        <w:rPr>
+          <w:rFonts w:ascii="宋体" w:eastAsia="宋体" w:hAnsi="宋体"/>
+          <w:b/>
+          <w:bCs/>
+          <w:szCs w:val="21"/>
+        </w:rPr>
+        <w:t>1. </w:t>
+      </w:r>
+      <w:proofErr w:type="gramStart"/>
+      <w:r>
+        <w:rPr>
+          <w:rFonts w:ascii="宋体" w:eastAsia="宋体" w:hAnsi="宋体"/>
+          <w:b/>
+          <w:bCs/>
+          <w:szCs w:val="21"/>
+        </w:rPr>
+        <w:t>空码区</w:t>
+      </w:r>
+      <w:proofErr w:type="gramEnd"/>
+      <w:r>
+        <w:rPr>
+          <w:rFonts w:ascii="宋体" w:eastAsia="宋体" w:hAnsi="宋体"/>
+          <w:b/>
+          <w:bCs/>
+          <w:szCs w:val="21"/>
+        </w:rPr>
+        <w:t>类型</w:t>
       </w:r>
     </w:p>
     <w:p>
@@ -23096,7 +26877,23 @@
           <w:rFonts w:ascii="宋体" w:eastAsia="宋体" w:hAnsi="宋体"/>
           <w:szCs w:val="21"/>
         </w:rPr>
-        <w:t>：如"bb"（bou不存在）、"</w:t>
+        <w:t>：如"bb"（</w:t>
+      </w:r>
+      <w:proofErr w:type="spellStart"/>
+      <w:r>
+        <w:rPr>
+          <w:rFonts w:ascii="宋体" w:eastAsia="宋体" w:hAnsi="宋体"/>
+          <w:szCs w:val="21"/>
+        </w:rPr>
+        <w:t>bou</w:t>
+      </w:r>
+      <w:proofErr w:type="spellEnd"/>
+      <w:r>
+        <w:rPr>
+          <w:rFonts w:ascii="宋体" w:eastAsia="宋体" w:hAnsi="宋体"/>
+          <w:szCs w:val="21"/>
+        </w:rPr>
+        <w:t>不存在）、"</w:t>
       </w:r>
       <w:r>
         <w:rPr>
@@ -23140,6 +26937,7 @@
         </w:rPr>
         <w:t>：</w:t>
       </w:r>
+      <w:proofErr w:type="gramStart"/>
       <w:r>
         <w:rPr>
           <w:rFonts w:ascii="宋体" w:eastAsia="宋体" w:hAnsi="宋体" w:hint="eastAsia"/>
@@ -23152,7 +26950,15 @@
           <w:rFonts w:ascii="宋体" w:eastAsia="宋体" w:hAnsi="宋体"/>
           <w:szCs w:val="21"/>
         </w:rPr>
-        <w:t>码5-9（实际只有0-4）</w:t>
+        <w:t>码</w:t>
+      </w:r>
+      <w:proofErr w:type="gramEnd"/>
+      <w:r>
+        <w:rPr>
+          <w:rFonts w:ascii="宋体" w:eastAsia="宋体" w:hAnsi="宋体"/>
+          <w:szCs w:val="21"/>
+        </w:rPr>
+        <w:t>5-9（实际只有0-4）</w:t>
       </w:r>
     </w:p>
     <w:p>
@@ -23248,7 +27054,23 @@
           <w:rFonts w:ascii="宋体" w:eastAsia="宋体" w:hAnsi="宋体"/>
           <w:szCs w:val="21"/>
         </w:rPr>
-        <w:t>：其他空码区开放给用户自由定义</w:t>
+        <w:t>：其他</w:t>
+      </w:r>
+      <w:proofErr w:type="gramStart"/>
+      <w:r>
+        <w:rPr>
+          <w:rFonts w:ascii="宋体" w:eastAsia="宋体" w:hAnsi="宋体"/>
+          <w:szCs w:val="21"/>
+        </w:rPr>
+        <w:t>空码区开放</w:t>
+      </w:r>
+      <w:proofErr w:type="gramEnd"/>
+      <w:r>
+        <w:rPr>
+          <w:rFonts w:ascii="宋体" w:eastAsia="宋体" w:hAnsi="宋体"/>
+          <w:szCs w:val="21"/>
+        </w:rPr>
+        <w:t>给用户自由定义</w:t>
       </w:r>
     </w:p>
     <w:p>
@@ -23318,8 +27140,17 @@
           <w:rFonts w:ascii="宋体" w:eastAsia="宋体" w:hAnsi="宋体"/>
           <w:szCs w:val="21"/>
         </w:rPr>
-        <w:t>放入空码区</w:t>
-      </w:r>
+        <w:t>放入</w:t>
+      </w:r>
+      <w:proofErr w:type="gramStart"/>
+      <w:r>
+        <w:rPr>
+          <w:rFonts w:ascii="宋体" w:eastAsia="宋体" w:hAnsi="宋体"/>
+          <w:szCs w:val="21"/>
+        </w:rPr>
+        <w:t>空码区</w:t>
+      </w:r>
+      <w:proofErr w:type="gramEnd"/>
     </w:p>
     <w:p>
       <w:pPr>
@@ -23471,7 +27302,39 @@
           <w:rFonts w:ascii="宋体" w:eastAsia="宋体" w:hAnsi="宋体" w:hint="eastAsia"/>
           <w:szCs w:val="21"/>
         </w:rPr>
-        <w:t xml:space="preserve">    使用无数字版码表，便于主流输入法系统识别。无数字四位码实现如下：</w:t>
+        <w:t xml:space="preserve">    使用</w:t>
+      </w:r>
+      <w:proofErr w:type="gramStart"/>
+      <w:r>
+        <w:rPr>
+          <w:rFonts w:ascii="宋体" w:eastAsia="宋体" w:hAnsi="宋体" w:hint="eastAsia"/>
+          <w:szCs w:val="21"/>
+        </w:rPr>
+        <w:t>无数字版</w:t>
+      </w:r>
+      <w:proofErr w:type="gramEnd"/>
+      <w:r>
+        <w:rPr>
+          <w:rFonts w:ascii="宋体" w:eastAsia="宋体" w:hAnsi="宋体" w:hint="eastAsia"/>
+          <w:szCs w:val="21"/>
+        </w:rPr>
+        <w:t>码表，便于主流输入法系统识别。</w:t>
+      </w:r>
+      <w:proofErr w:type="gramStart"/>
+      <w:r>
+        <w:rPr>
+          <w:rFonts w:ascii="宋体" w:eastAsia="宋体" w:hAnsi="宋体" w:hint="eastAsia"/>
+          <w:szCs w:val="21"/>
+        </w:rPr>
+        <w:t>无数字四位码实现</w:t>
+      </w:r>
+      <w:proofErr w:type="gramEnd"/>
+      <w:r>
+        <w:rPr>
+          <w:rFonts w:ascii="宋体" w:eastAsia="宋体" w:hAnsi="宋体" w:hint="eastAsia"/>
+          <w:szCs w:val="21"/>
+        </w:rPr>
+        <w:t>如下：</w:t>
       </w:r>
     </w:p>
     <w:p>
@@ -23501,22 +27364,182 @@
           <w:rFonts w:ascii="宋体" w:eastAsia="宋体" w:hAnsi="宋体" w:hint="eastAsia"/>
           <w:szCs w:val="21"/>
         </w:rPr>
-        <w:t xml:space="preserve">    前面双拼两位基本不变，除了ing适配：b,d,p,t和y的ing为d。jqx的ing为a。lmn的ing为v。</w:t>
-      </w:r>
-    </w:p>
-    <w:p>
-      <w:pPr>
-        <w:rPr>
-          <w:rFonts w:ascii="宋体" w:eastAsia="宋体" w:hAnsi="宋体" w:hint="eastAsia"/>
-          <w:szCs w:val="21"/>
-        </w:rPr>
-      </w:pPr>
-      <w:r>
-        <w:rPr>
-          <w:rFonts w:ascii="宋体" w:eastAsia="宋体" w:hAnsi="宋体" w:hint="eastAsia"/>
-          <w:szCs w:val="21"/>
-        </w:rPr>
-        <w:t xml:space="preserve">    独体字：先平仄，再字形。每个平仄又分两到三声，第一声（平声中的阴平，仄声中的上声）字形字母（0-9）为pqwertyuio。第二声（平声中的阳平，仄声中的去声）字形字母为masdfghjkl。第三声（即仄声中的轻声）字形字母为zxcvbncvbn。</w:t>
+        <w:t xml:space="preserve">    前面双拼两位基本不变，除了</w:t>
+      </w:r>
+      <w:proofErr w:type="spellStart"/>
+      <w:r>
+        <w:rPr>
+          <w:rFonts w:ascii="宋体" w:eastAsia="宋体" w:hAnsi="宋体" w:hint="eastAsia"/>
+          <w:szCs w:val="21"/>
+        </w:rPr>
+        <w:t>ing</w:t>
+      </w:r>
+      <w:proofErr w:type="spellEnd"/>
+      <w:r>
+        <w:rPr>
+          <w:rFonts w:ascii="宋体" w:eastAsia="宋体" w:hAnsi="宋体" w:hint="eastAsia"/>
+          <w:szCs w:val="21"/>
+        </w:rPr>
+        <w:t>适配：</w:t>
+      </w:r>
+      <w:proofErr w:type="spellStart"/>
+      <w:r>
+        <w:rPr>
+          <w:rFonts w:ascii="宋体" w:eastAsia="宋体" w:hAnsi="宋体" w:hint="eastAsia"/>
+          <w:szCs w:val="21"/>
+        </w:rPr>
+        <w:t>b,d,p,t</w:t>
+      </w:r>
+      <w:proofErr w:type="spellEnd"/>
+      <w:r>
+        <w:rPr>
+          <w:rFonts w:ascii="宋体" w:eastAsia="宋体" w:hAnsi="宋体" w:hint="eastAsia"/>
+          <w:szCs w:val="21"/>
+        </w:rPr>
+        <w:t>和y的</w:t>
+      </w:r>
+      <w:proofErr w:type="spellStart"/>
+      <w:r>
+        <w:rPr>
+          <w:rFonts w:ascii="宋体" w:eastAsia="宋体" w:hAnsi="宋体" w:hint="eastAsia"/>
+          <w:szCs w:val="21"/>
+        </w:rPr>
+        <w:t>ing</w:t>
+      </w:r>
+      <w:proofErr w:type="spellEnd"/>
+      <w:r>
+        <w:rPr>
+          <w:rFonts w:ascii="宋体" w:eastAsia="宋体" w:hAnsi="宋体" w:hint="eastAsia"/>
+          <w:szCs w:val="21"/>
+        </w:rPr>
+        <w:t>为d。</w:t>
+      </w:r>
+      <w:proofErr w:type="spellStart"/>
+      <w:r>
+        <w:rPr>
+          <w:rFonts w:ascii="宋体" w:eastAsia="宋体" w:hAnsi="宋体" w:hint="eastAsia"/>
+          <w:szCs w:val="21"/>
+        </w:rPr>
+        <w:t>jqx</w:t>
+      </w:r>
+      <w:proofErr w:type="spellEnd"/>
+      <w:r>
+        <w:rPr>
+          <w:rFonts w:ascii="宋体" w:eastAsia="宋体" w:hAnsi="宋体" w:hint="eastAsia"/>
+          <w:szCs w:val="21"/>
+        </w:rPr>
+        <w:t>的</w:t>
+      </w:r>
+      <w:proofErr w:type="spellStart"/>
+      <w:r>
+        <w:rPr>
+          <w:rFonts w:ascii="宋体" w:eastAsia="宋体" w:hAnsi="宋体" w:hint="eastAsia"/>
+          <w:szCs w:val="21"/>
+        </w:rPr>
+        <w:t>ing</w:t>
+      </w:r>
+      <w:proofErr w:type="spellEnd"/>
+      <w:r>
+        <w:rPr>
+          <w:rFonts w:ascii="宋体" w:eastAsia="宋体" w:hAnsi="宋体" w:hint="eastAsia"/>
+          <w:szCs w:val="21"/>
+        </w:rPr>
+        <w:t>为a。</w:t>
+      </w:r>
+      <w:proofErr w:type="spellStart"/>
+      <w:r>
+        <w:rPr>
+          <w:rFonts w:ascii="宋体" w:eastAsia="宋体" w:hAnsi="宋体" w:hint="eastAsia"/>
+          <w:szCs w:val="21"/>
+        </w:rPr>
+        <w:t>lmn</w:t>
+      </w:r>
+      <w:proofErr w:type="spellEnd"/>
+      <w:r>
+        <w:rPr>
+          <w:rFonts w:ascii="宋体" w:eastAsia="宋体" w:hAnsi="宋体" w:hint="eastAsia"/>
+          <w:szCs w:val="21"/>
+        </w:rPr>
+        <w:t>的</w:t>
+      </w:r>
+      <w:proofErr w:type="spellStart"/>
+      <w:r>
+        <w:rPr>
+          <w:rFonts w:ascii="宋体" w:eastAsia="宋体" w:hAnsi="宋体" w:hint="eastAsia"/>
+          <w:szCs w:val="21"/>
+        </w:rPr>
+        <w:t>ing</w:t>
+      </w:r>
+      <w:proofErr w:type="spellEnd"/>
+      <w:r>
+        <w:rPr>
+          <w:rFonts w:ascii="宋体" w:eastAsia="宋体" w:hAnsi="宋体" w:hint="eastAsia"/>
+          <w:szCs w:val="21"/>
+        </w:rPr>
+        <w:t>为v。</w:t>
+      </w:r>
+    </w:p>
+    <w:p>
+      <w:pPr>
+        <w:rPr>
+          <w:rFonts w:ascii="宋体" w:eastAsia="宋体" w:hAnsi="宋体" w:hint="eastAsia"/>
+          <w:szCs w:val="21"/>
+        </w:rPr>
+      </w:pPr>
+      <w:r>
+        <w:rPr>
+          <w:rFonts w:ascii="宋体" w:eastAsia="宋体" w:hAnsi="宋体" w:hint="eastAsia"/>
+          <w:szCs w:val="21"/>
+        </w:rPr>
+        <w:t xml:space="preserve">    独体字：先平仄，再字形。每个平仄又分两到三声，第一声（平声中的阴平，仄声中的上声）字形字母（0-9）为</w:t>
+      </w:r>
+      <w:proofErr w:type="spellStart"/>
+      <w:r>
+        <w:rPr>
+          <w:rFonts w:ascii="宋体" w:eastAsia="宋体" w:hAnsi="宋体" w:hint="eastAsia"/>
+          <w:szCs w:val="21"/>
+        </w:rPr>
+        <w:t>pqwertyuio</w:t>
+      </w:r>
+      <w:proofErr w:type="spellEnd"/>
+      <w:r>
+        <w:rPr>
+          <w:rFonts w:ascii="宋体" w:eastAsia="宋体" w:hAnsi="宋体" w:hint="eastAsia"/>
+          <w:szCs w:val="21"/>
+        </w:rPr>
+        <w:t>。第二声（平声中的阳平，仄声中的去声）字形字母为</w:t>
+      </w:r>
+      <w:proofErr w:type="spellStart"/>
+      <w:r>
+        <w:rPr>
+          <w:rFonts w:ascii="宋体" w:eastAsia="宋体" w:hAnsi="宋体" w:hint="eastAsia"/>
+          <w:szCs w:val="21"/>
+        </w:rPr>
+        <w:t>masdfghjkl</w:t>
+      </w:r>
+      <w:proofErr w:type="spellEnd"/>
+      <w:r>
+        <w:rPr>
+          <w:rFonts w:ascii="宋体" w:eastAsia="宋体" w:hAnsi="宋体" w:hint="eastAsia"/>
+          <w:szCs w:val="21"/>
+        </w:rPr>
+        <w:t>。第三声（即仄声中的轻声）字形字母为</w:t>
+      </w:r>
+      <w:proofErr w:type="spellStart"/>
+      <w:r>
+        <w:rPr>
+          <w:rFonts w:ascii="宋体" w:eastAsia="宋体" w:hAnsi="宋体" w:hint="eastAsia"/>
+          <w:szCs w:val="21"/>
+        </w:rPr>
+        <w:t>zxcvbncvbn</w:t>
+      </w:r>
+      <w:proofErr w:type="spellEnd"/>
+      <w:r>
+        <w:rPr>
+          <w:rFonts w:ascii="宋体" w:eastAsia="宋体" w:hAnsi="宋体" w:hint="eastAsia"/>
+          <w:szCs w:val="21"/>
+        </w:rPr>
+        <w:t>。</w:t>
       </w:r>
     </w:p>
     <w:p>
@@ -23546,7 +27569,39 @@
           <w:rFonts w:ascii="宋体" w:eastAsia="宋体" w:hAnsi="宋体" w:hint="eastAsia"/>
           <w:szCs w:val="21"/>
         </w:rPr>
-        <w:t xml:space="preserve">    先部首码，再附加。附加分副码是否省略：省略副码：用平仄。副码不省略：用副码。</w:t>
+        <w:t xml:space="preserve">    先部首码，再附加。附加</w:t>
+      </w:r>
+      <w:proofErr w:type="gramStart"/>
+      <w:r>
+        <w:rPr>
+          <w:rFonts w:ascii="宋体" w:eastAsia="宋体" w:hAnsi="宋体" w:hint="eastAsia"/>
+          <w:szCs w:val="21"/>
+        </w:rPr>
+        <w:t>分副码是否</w:t>
+      </w:r>
+      <w:proofErr w:type="gramEnd"/>
+      <w:r>
+        <w:rPr>
+          <w:rFonts w:ascii="宋体" w:eastAsia="宋体" w:hAnsi="宋体" w:hint="eastAsia"/>
+          <w:szCs w:val="21"/>
+        </w:rPr>
+        <w:t>省略：省略副码：用平仄。</w:t>
+      </w:r>
+      <w:proofErr w:type="gramStart"/>
+      <w:r>
+        <w:rPr>
+          <w:rFonts w:ascii="宋体" w:eastAsia="宋体" w:hAnsi="宋体" w:hint="eastAsia"/>
+          <w:szCs w:val="21"/>
+        </w:rPr>
+        <w:t>副码不省略</w:t>
+      </w:r>
+      <w:proofErr w:type="gramEnd"/>
+      <w:r>
+        <w:rPr>
+          <w:rFonts w:ascii="宋体" w:eastAsia="宋体" w:hAnsi="宋体" w:hint="eastAsia"/>
+          <w:szCs w:val="21"/>
+        </w:rPr>
+        <w:t>：用副码。</w:t>
       </w:r>
     </w:p>
     <w:p>

--- a/help/解书音形规则文本.docx
+++ b/help/解书音形规则文本.docx
@@ -2927,7 +2927,21 @@
           <w:rFonts w:ascii="宋体" w:eastAsia="宋体" w:hAnsi="宋体" w:hint="eastAsia"/>
           <w:szCs w:val="21"/>
         </w:rPr>
-        <w:t>副码：余部/</w:t>
+        <w:t>副码：余</w:t>
+      </w:r>
+      <w:r>
+        <w:rPr>
+          <w:rFonts w:ascii="宋体" w:eastAsia="宋体" w:hAnsi="宋体" w:hint="eastAsia"/>
+          <w:szCs w:val="21"/>
+        </w:rPr>
+        <w:t>字</w:t>
+      </w:r>
+      <w:r>
+        <w:rPr>
+          <w:rFonts w:ascii="宋体" w:eastAsia="宋体" w:hAnsi="宋体" w:hint="eastAsia"/>
+          <w:szCs w:val="21"/>
+        </w:rPr>
+        <w:t>/</w:t>
       </w:r>
       <w:proofErr w:type="gramStart"/>
       <w:r>
@@ -3067,57 +3081,21 @@
           <w:szCs w:val="21"/>
         </w:rPr>
       </w:pPr>
-      <w:proofErr w:type="gramStart"/>
-      <w:r>
-        <w:rPr>
-          <w:rFonts w:ascii="宋体" w:eastAsia="宋体" w:hAnsi="宋体"/>
-          <w:b/>
-          <w:bCs/>
-          <w:szCs w:val="21"/>
-        </w:rPr>
-        <w:t>先音后</w:t>
-      </w:r>
-      <w:proofErr w:type="gramEnd"/>
-      <w:r>
-        <w:rPr>
-          <w:rFonts w:ascii="宋体" w:eastAsia="宋体" w:hAnsi="宋体"/>
-          <w:b/>
-          <w:bCs/>
-          <w:szCs w:val="21"/>
-        </w:rPr>
-        <w:t>形</w:t>
-      </w:r>
-      <w:r>
-        <w:rPr>
-          <w:rFonts w:ascii="宋体" w:eastAsia="宋体" w:hAnsi="宋体"/>
-          <w:szCs w:val="21"/>
-        </w:rPr>
-        <w:t>：前三位ABC是</w:t>
-      </w:r>
-      <w:r>
-        <w:rPr>
-          <w:rFonts w:ascii="宋体" w:eastAsia="宋体" w:hAnsi="宋体"/>
-          <w:b/>
-          <w:bCs/>
-          <w:szCs w:val="21"/>
-        </w:rPr>
-        <w:t>拼音</w:t>
-      </w:r>
-      <w:r>
-        <w:rPr>
-          <w:rFonts w:ascii="宋体" w:eastAsia="宋体" w:hAnsi="宋体"/>
-          <w:szCs w:val="21"/>
-        </w:rPr>
-        <w:t>，后几位DEF是</w:t>
-      </w:r>
-      <w:r>
-        <w:rPr>
-          <w:rFonts w:ascii="宋体" w:eastAsia="宋体" w:hAnsi="宋体"/>
-          <w:b/>
-          <w:bCs/>
-          <w:szCs w:val="21"/>
-        </w:rPr>
-        <w:t>字形</w:t>
+      <w:r>
+        <w:rPr>
+          <w:rFonts w:ascii="宋体" w:eastAsia="宋体" w:hAnsi="宋体"/>
+          <w:b/>
+          <w:bCs/>
+          <w:szCs w:val="21"/>
+        </w:rPr>
+        <w:t>常用优先</w:t>
+      </w:r>
+      <w:r>
+        <w:rPr>
+          <w:rFonts w:ascii="宋体" w:eastAsia="宋体" w:hAnsi="宋体"/>
+          <w:szCs w:val="21"/>
+        </w:rPr>
+        <w:t>：最常用字编码最短</w:t>
       </w:r>
     </w:p>
     <w:p>
@@ -3139,34 +3117,6 @@
           <w:szCs w:val="21"/>
         </w:rPr>
         <w:lastRenderedPageBreak/>
-        <w:t>常用优先</w:t>
-      </w:r>
-      <w:r>
-        <w:rPr>
-          <w:rFonts w:ascii="宋体" w:eastAsia="宋体" w:hAnsi="宋体"/>
-          <w:szCs w:val="21"/>
-        </w:rPr>
-        <w:t>：最常用字编码最短</w:t>
-      </w:r>
-    </w:p>
-    <w:p>
-      <w:pPr>
-        <w:numPr>
-          <w:ilvl w:val="0"/>
-          <w:numId w:val="15"/>
-        </w:numPr>
-        <w:rPr>
-          <w:rFonts w:ascii="宋体" w:eastAsia="宋体" w:hAnsi="宋体" w:hint="eastAsia"/>
-          <w:szCs w:val="21"/>
-        </w:rPr>
-      </w:pPr>
-      <w:r>
-        <w:rPr>
-          <w:rFonts w:ascii="宋体" w:eastAsia="宋体" w:hAnsi="宋体"/>
-          <w:b/>
-          <w:bCs/>
-          <w:szCs w:val="21"/>
-        </w:rPr>
         <w:t>零重码</w:t>
       </w:r>
       <w:r>
@@ -3363,13 +3313,15 @@
         </w:rPr>
         <w:t>(中) &gt; 1竖形(</w:t>
       </w:r>
-      <w:r>
-        <w:rPr>
-          <w:rFonts w:ascii="宋体" w:eastAsia="宋体" w:hAnsi="宋体" w:hint="eastAsia"/>
-          <w:szCs w:val="21"/>
-        </w:rPr>
-        <w:t>千</w:t>
-      </w:r>
+      <w:proofErr w:type="gramStart"/>
+      <w:r>
+        <w:rPr>
+          <w:rFonts w:ascii="宋体" w:eastAsia="宋体" w:hAnsi="宋体" w:hint="eastAsia"/>
+          <w:szCs w:val="21"/>
+        </w:rPr>
+        <w:t>丨</w:t>
+      </w:r>
+      <w:proofErr w:type="gramEnd"/>
       <w:r>
         <w:rPr>
           <w:rFonts w:ascii="宋体" w:eastAsia="宋体" w:hAnsi="宋体"/>
@@ -3437,7 +3389,7 @@
           <w:rFonts w:ascii="宋体" w:eastAsia="宋体" w:hAnsi="宋体" w:hint="eastAsia"/>
           <w:szCs w:val="21"/>
         </w:rPr>
-        <w:t>互</w:t>
+        <w:t>㐅</w:t>
       </w:r>
       <w:r>
         <w:rPr>
@@ -3481,14 +3433,28 @@
           <w:rFonts w:ascii="宋体" w:eastAsia="宋体" w:hAnsi="宋体" w:hint="eastAsia"/>
           <w:szCs w:val="21"/>
         </w:rPr>
-        <w:t>重</w:t>
-      </w:r>
-      <w:r>
-        <w:rPr>
-          <w:rFonts w:ascii="宋体" w:eastAsia="宋体" w:hAnsi="宋体"/>
-          <w:szCs w:val="21"/>
-        </w:rPr>
-        <w:t>) &gt; 8奇形(乂)</w:t>
+        <w:t>复</w:t>
+      </w:r>
+      <w:r>
+        <w:rPr>
+          <w:rFonts w:ascii="宋体" w:eastAsia="宋体" w:hAnsi="宋体"/>
+          <w:szCs w:val="21"/>
+        </w:rPr>
+        <w:t>) &gt; 8奇形(</w:t>
+      </w:r>
+      <w:r>
+        <w:rPr>
+          <w:rFonts w:ascii="宋体" w:eastAsia="宋体" w:hAnsi="宋体" w:hint="eastAsia"/>
+          <w:szCs w:val="21"/>
+        </w:rPr>
+        <w:t>乙</w:t>
+      </w:r>
+      <w:r>
+        <w:rPr>
+          <w:rFonts w:ascii="宋体" w:eastAsia="宋体" w:hAnsi="宋体"/>
+          <w:szCs w:val="21"/>
+        </w:rPr>
+        <w:t>)</w:t>
       </w:r>
     </w:p>
     <w:p>
@@ -3606,6 +3572,20 @@
         </w:rPr>
         <w:t>j=金，k=口，m=木，r=人，s=丝</w:t>
       </w:r>
+      <w:r>
+        <w:rPr>
+          <w:rFonts w:ascii="宋体" w:eastAsia="宋体" w:hAnsi="宋体" w:hint="eastAsia"/>
+          <w:szCs w:val="21"/>
+        </w:rPr>
+        <w:t>，</w:t>
+      </w:r>
+      <w:r>
+        <w:rPr>
+          <w:rFonts w:ascii="宋体" w:eastAsia="宋体" w:hAnsi="宋体" w:hint="eastAsia"/>
+          <w:szCs w:val="21"/>
+        </w:rPr>
+        <w:t>t=土，u=水，x=心，y=言</w:t>
+      </w:r>
     </w:p>
     <w:p>
       <w:pPr>
@@ -3620,25 +3600,6 @@
       </w:pPr>
       <w:r>
         <w:rPr>
-          <w:rFonts w:ascii="宋体" w:eastAsia="宋体" w:hAnsi="宋体" w:hint="eastAsia"/>
-          <w:szCs w:val="21"/>
-        </w:rPr>
-        <w:t>t=土，u=水，x=心，y=言</w:t>
-      </w:r>
-    </w:p>
-    <w:p>
-      <w:pPr>
-        <w:numPr>
-          <w:ilvl w:val="0"/>
-          <w:numId w:val="16"/>
-        </w:numPr>
-        <w:rPr>
-          <w:rFonts w:ascii="宋体" w:eastAsia="宋体" w:hAnsi="宋体" w:hint="eastAsia"/>
-          <w:szCs w:val="21"/>
-        </w:rPr>
-      </w:pPr>
-      <w:r>
-        <w:rPr>
           <w:rFonts w:ascii="宋体" w:eastAsia="宋体" w:hAnsi="宋体"/>
           <w:szCs w:val="21"/>
         </w:rPr>
@@ -3735,12 +3696,10 @@
     </w:p>
     <w:p>
       <w:pPr>
-        <w:numPr>
-          <w:ilvl w:val="0"/>
-          <w:numId w:val="17"/>
-        </w:numPr>
-        <w:rPr>
-          <w:rFonts w:ascii="宋体" w:eastAsia="宋体" w:hAnsi="宋体" w:hint="eastAsia"/>
+        <w:rPr>
+          <w:rFonts w:ascii="宋体" w:eastAsia="宋体" w:hAnsi="宋体" w:hint="eastAsia"/>
+          <w:b/>
+          <w:bCs/>
           <w:szCs w:val="21"/>
         </w:rPr>
       </w:pPr>
@@ -3770,14 +3729,14 @@
           <w:rFonts w:ascii="宋体" w:eastAsia="宋体" w:hAnsi="宋体" w:hint="eastAsia"/>
           <w:szCs w:val="21"/>
         </w:rPr>
-        <w:t>部首码</w:t>
-      </w:r>
-      <w:r>
-        <w:rPr>
-          <w:rFonts w:ascii="宋体" w:eastAsia="宋体" w:hAnsi="宋体"/>
-          <w:szCs w:val="21"/>
-        </w:rPr>
-        <w:t>的字（</w:t>
+        <w:t>主码</w:t>
+      </w:r>
+      <w:r>
+        <w:rPr>
+          <w:rFonts w:ascii="宋体" w:eastAsia="宋体" w:hAnsi="宋体"/>
+          <w:szCs w:val="21"/>
+        </w:rPr>
+        <w:t>（</w:t>
       </w:r>
       <w:r>
         <w:rPr>
@@ -3795,10 +3754,70 @@
       </w:r>
       <w:r>
         <w:rPr>
-          <w:rFonts w:ascii="宋体" w:eastAsia="宋体" w:hAnsi="宋体" w:hint="eastAsia"/>
-          <w:szCs w:val="21"/>
-        </w:rPr>
-        <w:t>（ABCD四位编码为“前四码”）</w:t>
+          <w:rFonts w:ascii="宋体" w:eastAsia="宋体" w:hAnsi="宋体"/>
+          <w:szCs w:val="21"/>
+        </w:rPr>
+        <w:t>的</w:t>
+      </w:r>
+      <w:r>
+        <w:rPr>
+          <w:rFonts w:ascii="宋体" w:eastAsia="宋体" w:hAnsi="宋体" w:hint="eastAsia"/>
+          <w:szCs w:val="21"/>
+        </w:rPr>
+        <w:t>若干</w:t>
+      </w:r>
+      <w:r>
+        <w:rPr>
+          <w:rFonts w:ascii="宋体" w:eastAsia="宋体" w:hAnsi="宋体" w:hint="eastAsia"/>
+          <w:szCs w:val="21"/>
+        </w:rPr>
+        <w:t>合体</w:t>
+      </w:r>
+      <w:r>
+        <w:rPr>
+          <w:rFonts w:ascii="宋体" w:eastAsia="宋体" w:hAnsi="宋体"/>
+          <w:szCs w:val="21"/>
+        </w:rPr>
+        <w:t>字</w:t>
+      </w:r>
+      <w:r>
+        <w:rPr>
+          <w:rFonts w:ascii="宋体" w:eastAsia="宋体" w:hAnsi="宋体" w:hint="eastAsia"/>
+          <w:szCs w:val="21"/>
+        </w:rPr>
+        <w:t>，除</w:t>
+      </w:r>
+      <w:proofErr w:type="gramStart"/>
+      <w:r>
+        <w:rPr>
+          <w:rFonts w:ascii="宋体" w:eastAsia="宋体" w:hAnsi="宋体" w:hint="eastAsia"/>
+          <w:szCs w:val="21"/>
+        </w:rPr>
+        <w:t>最</w:t>
+      </w:r>
+      <w:proofErr w:type="gramEnd"/>
+      <w:r>
+        <w:rPr>
+          <w:rFonts w:ascii="宋体" w:eastAsia="宋体" w:hAnsi="宋体" w:hint="eastAsia"/>
+          <w:szCs w:val="21"/>
+        </w:rPr>
+        <w:t>常用字，其余字</w:t>
+      </w:r>
+      <w:proofErr w:type="gramStart"/>
+      <w:r>
+        <w:rPr>
+          <w:rFonts w:ascii="宋体" w:eastAsia="宋体" w:hAnsi="宋体" w:hint="eastAsia"/>
+          <w:szCs w:val="21"/>
+        </w:rPr>
+        <w:t>都需副码</w:t>
+      </w:r>
+      <w:proofErr w:type="gramEnd"/>
+      <w:r>
+        <w:rPr>
+          <w:rFonts w:ascii="宋体" w:eastAsia="宋体" w:hAnsi="宋体" w:hint="eastAsia"/>
+          <w:szCs w:val="21"/>
+        </w:rPr>
+        <w:t>。</w:t>
       </w:r>
     </w:p>
     <w:p>
@@ -4128,7 +4147,15 @@
           <w:rFonts w:ascii="宋体" w:eastAsia="宋体" w:hAnsi="宋体"/>
           <w:szCs w:val="21"/>
         </w:rPr>
-        <w:t>最常用字没有</w:t>
+        <w:t>未</w:t>
+      </w:r>
+      <w:proofErr w:type="gramStart"/>
+      <w:r>
+        <w:rPr>
+          <w:rFonts w:ascii="宋体" w:eastAsia="宋体" w:hAnsi="宋体"/>
+          <w:szCs w:val="21"/>
+        </w:rPr>
+        <w:t>简字</w:t>
       </w:r>
       <w:r>
         <w:rPr>
@@ -4143,6 +4170,21 @@
           <w:szCs w:val="21"/>
         </w:rPr>
         <w:t>码</w:t>
+      </w:r>
+      <w:proofErr w:type="gramEnd"/>
+      <w:r>
+        <w:rPr>
+          <w:rFonts w:ascii="宋体" w:eastAsia="宋体" w:hAnsi="宋体" w:hint="eastAsia"/>
+          <w:szCs w:val="21"/>
+        </w:rPr>
+        <w:t>（若有）优先</w:t>
+      </w:r>
+      <w:r>
+        <w:rPr>
+          <w:rFonts w:ascii="宋体" w:eastAsia="宋体" w:hAnsi="宋体"/>
+          <w:szCs w:val="21"/>
+        </w:rPr>
+        <w:t>为;</w:t>
       </w:r>
     </w:p>
     <w:p>
@@ -4156,34 +4198,20 @@
           <w:szCs w:val="21"/>
         </w:rPr>
       </w:pPr>
-      <w:r>
-        <w:rPr>
-          <w:rFonts w:ascii="宋体" w:eastAsia="宋体" w:hAnsi="宋体"/>
-          <w:szCs w:val="21"/>
-        </w:rPr>
-        <w:t>未简</w:t>
-      </w:r>
       <w:proofErr w:type="gramStart"/>
       <w:r>
         <w:rPr>
-          <w:rFonts w:ascii="宋体" w:eastAsia="宋体" w:hAnsi="宋体"/>
-          <w:szCs w:val="21"/>
-        </w:rPr>
-        <w:t>字</w:t>
-      </w:r>
-      <w:r>
-        <w:rPr>
-          <w:rFonts w:ascii="宋体" w:eastAsia="宋体" w:hAnsi="宋体" w:hint="eastAsia"/>
-          <w:szCs w:val="21"/>
-        </w:rPr>
-        <w:t>副</w:t>
-      </w:r>
-      <w:r>
-        <w:rPr>
-          <w:rFonts w:ascii="宋体" w:eastAsia="宋体" w:hAnsi="宋体"/>
-          <w:szCs w:val="21"/>
-        </w:rPr>
-        <w:t>码固定</w:t>
+          <w:rFonts w:ascii="宋体" w:eastAsia="宋体" w:hAnsi="宋体" w:hint="eastAsia"/>
+          <w:szCs w:val="21"/>
+        </w:rPr>
+        <w:t>余</w:t>
+      </w:r>
+      <w:r>
+        <w:rPr>
+          <w:rFonts w:ascii="宋体" w:eastAsia="宋体" w:hAnsi="宋体"/>
+          <w:szCs w:val="21"/>
+        </w:rPr>
+        <w:t>单笔画</w:t>
       </w:r>
       <w:proofErr w:type="gramEnd"/>
       <w:r>
@@ -4191,732 +4219,22 @@
           <w:rFonts w:ascii="宋体" w:eastAsia="宋体" w:hAnsi="宋体"/>
           <w:szCs w:val="21"/>
         </w:rPr>
-        <w:t>为;</w:t>
-      </w:r>
-    </w:p>
-    <w:p>
-      <w:pPr>
-        <w:numPr>
-          <w:ilvl w:val="0"/>
-          <w:numId w:val="19"/>
-        </w:numPr>
-        <w:rPr>
-          <w:rFonts w:ascii="宋体" w:eastAsia="宋体" w:hAnsi="宋体" w:hint="eastAsia"/>
-          <w:szCs w:val="21"/>
-        </w:rPr>
-      </w:pPr>
-      <w:proofErr w:type="gramStart"/>
-      <w:r>
-        <w:rPr>
-          <w:rFonts w:ascii="宋体" w:eastAsia="宋体" w:hAnsi="宋体" w:hint="eastAsia"/>
-          <w:szCs w:val="21"/>
-        </w:rPr>
-        <w:t>余</w:t>
-      </w:r>
-      <w:r>
-        <w:rPr>
-          <w:rFonts w:ascii="宋体" w:eastAsia="宋体" w:hAnsi="宋体"/>
-          <w:szCs w:val="21"/>
-        </w:rPr>
-        <w:t>单笔画</w:t>
-      </w:r>
-      <w:proofErr w:type="gramEnd"/>
-      <w:r>
-        <w:rPr>
-          <w:rFonts w:ascii="宋体" w:eastAsia="宋体" w:hAnsi="宋体"/>
-          <w:szCs w:val="21"/>
-        </w:rPr>
         <w:t>有特殊编码</w:t>
       </w:r>
     </w:p>
     <w:p>
       <w:pPr>
-        <w:ind w:firstLineChars="200" w:firstLine="422"/>
-        <w:rPr>
-          <w:rFonts w:ascii="宋体" w:eastAsia="宋体" w:hAnsi="宋体" w:hint="eastAsia"/>
-          <w:b/>
-          <w:bCs/>
-          <w:szCs w:val="21"/>
-        </w:rPr>
-      </w:pPr>
-      <w:r>
-        <w:rPr>
-          <w:rFonts w:ascii="宋体" w:eastAsia="宋体" w:hAnsi="宋体"/>
-          <w:b/>
-          <w:bCs/>
-          <w:szCs w:val="21"/>
-        </w:rPr>
-        <w:t>快速入门路径</w:t>
-      </w:r>
-      <w:r>
-        <w:rPr>
-          <w:rFonts w:ascii="宋体" w:eastAsia="宋体" w:hAnsi="宋体" w:hint="eastAsia"/>
-          <w:b/>
-          <w:bCs/>
-          <w:szCs w:val="21"/>
-        </w:rPr>
-        <w:t>：</w:t>
-      </w:r>
-      <w:r>
-        <w:rPr>
-          <w:rFonts w:ascii="宋体" w:eastAsia="宋体" w:hAnsi="宋体"/>
-          <w:b/>
-          <w:bCs/>
-          <w:szCs w:val="21"/>
-        </w:rPr>
-        <w:t>第1步：掌</w:t>
-      </w:r>
-      <w:r>
-        <w:rPr>
-          <w:rFonts w:ascii="宋体" w:eastAsia="宋体" w:hAnsi="宋体" w:hint="eastAsia"/>
-          <w:b/>
-          <w:bCs/>
-          <w:szCs w:val="21"/>
-        </w:rPr>
-        <w:t>握</w:t>
-      </w:r>
-      <w:r>
-        <w:rPr>
-          <w:rFonts w:ascii="宋体" w:eastAsia="宋体" w:hAnsi="宋体"/>
-          <w:b/>
-          <w:bCs/>
-          <w:szCs w:val="21"/>
-        </w:rPr>
-        <w:t>音码</w:t>
-      </w:r>
-      <w:r>
-        <w:rPr>
-          <w:rFonts w:ascii="宋体" w:eastAsia="宋体" w:hAnsi="宋体" w:hint="eastAsia"/>
-          <w:b/>
-          <w:bCs/>
-          <w:szCs w:val="21"/>
-        </w:rPr>
-        <w:t>。</w:t>
-      </w:r>
-      <w:r>
-        <w:rPr>
-          <w:rFonts w:ascii="宋体" w:eastAsia="宋体" w:hAnsi="宋体"/>
-          <w:b/>
-          <w:bCs/>
-          <w:szCs w:val="21"/>
-        </w:rPr>
-        <w:t>第2步：</w:t>
-      </w:r>
-      <w:proofErr w:type="gramStart"/>
-      <w:r>
-        <w:rPr>
-          <w:rFonts w:ascii="宋体" w:eastAsia="宋体" w:hAnsi="宋体"/>
-          <w:b/>
-          <w:bCs/>
-          <w:szCs w:val="21"/>
-        </w:rPr>
-        <w:t>掌握</w:t>
-      </w:r>
-      <w:r>
-        <w:rPr>
-          <w:rFonts w:ascii="宋体" w:eastAsia="宋体" w:hAnsi="宋体" w:hint="eastAsia"/>
-          <w:b/>
-          <w:bCs/>
-          <w:szCs w:val="21"/>
-        </w:rPr>
-        <w:t>主</w:t>
-      </w:r>
-      <w:r>
-        <w:rPr>
-          <w:rFonts w:ascii="宋体" w:eastAsia="宋体" w:hAnsi="宋体"/>
-          <w:b/>
-          <w:bCs/>
-          <w:szCs w:val="21"/>
-        </w:rPr>
-        <w:t>码基础</w:t>
-      </w:r>
-      <w:proofErr w:type="gramEnd"/>
-      <w:r>
-        <w:rPr>
-          <w:rFonts w:ascii="宋体" w:eastAsia="宋体" w:hAnsi="宋体" w:hint="eastAsia"/>
-          <w:b/>
-          <w:bCs/>
-          <w:szCs w:val="21"/>
-        </w:rPr>
-        <w:t>。</w:t>
-      </w:r>
-      <w:r>
-        <w:rPr>
-          <w:rFonts w:ascii="宋体" w:eastAsia="宋体" w:hAnsi="宋体"/>
-          <w:b/>
-          <w:bCs/>
-          <w:szCs w:val="21"/>
-        </w:rPr>
-        <w:t>第3步：</w:t>
-      </w:r>
-      <w:r>
-        <w:rPr>
-          <w:rFonts w:ascii="宋体" w:eastAsia="宋体" w:hAnsi="宋体" w:hint="eastAsia"/>
-          <w:b/>
-          <w:bCs/>
-          <w:szCs w:val="21"/>
-        </w:rPr>
-        <w:t>常用字</w:t>
-      </w:r>
-      <w:r>
-        <w:rPr>
-          <w:rFonts w:ascii="宋体" w:eastAsia="宋体" w:hAnsi="宋体"/>
-          <w:b/>
-          <w:bCs/>
-          <w:szCs w:val="21"/>
-        </w:rPr>
-        <w:t>实战练习</w:t>
-      </w:r>
-      <w:r>
-        <w:rPr>
-          <w:rFonts w:ascii="宋体" w:eastAsia="宋体" w:hAnsi="宋体" w:hint="eastAsia"/>
-          <w:b/>
-          <w:bCs/>
-          <w:szCs w:val="21"/>
-        </w:rPr>
-        <w:t>。</w:t>
-      </w:r>
-      <w:r>
-        <w:rPr>
-          <w:rFonts w:ascii="宋体" w:eastAsia="宋体" w:hAnsi="宋体"/>
-          <w:b/>
-          <w:bCs/>
-          <w:szCs w:val="21"/>
-        </w:rPr>
-        <w:t>第4步：逐步学习</w:t>
-      </w:r>
-      <w:r>
-        <w:rPr>
-          <w:rFonts w:ascii="宋体" w:eastAsia="宋体" w:hAnsi="宋体" w:hint="eastAsia"/>
-          <w:b/>
-          <w:bCs/>
-          <w:szCs w:val="21"/>
-        </w:rPr>
-        <w:t>副</w:t>
-      </w:r>
-      <w:r>
-        <w:rPr>
-          <w:rFonts w:ascii="宋体" w:eastAsia="宋体" w:hAnsi="宋体"/>
-          <w:b/>
-          <w:bCs/>
-          <w:szCs w:val="21"/>
-        </w:rPr>
-        <w:t>码</w:t>
-      </w:r>
-      <w:r>
-        <w:rPr>
-          <w:rFonts w:ascii="宋体" w:eastAsia="宋体" w:hAnsi="宋体" w:hint="eastAsia"/>
-          <w:b/>
-          <w:bCs/>
-          <w:szCs w:val="21"/>
-        </w:rPr>
-        <w:t>。</w:t>
-      </w:r>
-    </w:p>
-    <w:p>
-      <w:pPr>
-        <w:ind w:firstLineChars="200" w:firstLine="422"/>
-        <w:rPr>
-          <w:rFonts w:ascii="宋体" w:eastAsia="宋体" w:hAnsi="宋体" w:hint="eastAsia"/>
-          <w:b/>
-          <w:bCs/>
-          <w:szCs w:val="21"/>
-        </w:rPr>
-      </w:pPr>
-      <w:r>
-        <w:rPr>
-          <w:rFonts w:ascii="宋体" w:eastAsia="宋体" w:hAnsi="宋体"/>
-          <w:b/>
-          <w:bCs/>
-          <w:szCs w:val="21"/>
-        </w:rPr>
-        <w:t>设计理念总结</w:t>
-      </w:r>
-    </w:p>
-    <w:p>
-      <w:pPr>
-        <w:rPr>
-          <w:rFonts w:ascii="宋体" w:eastAsia="宋体" w:hAnsi="宋体" w:hint="eastAsia"/>
-          <w:b/>
-          <w:bCs/>
-          <w:szCs w:val="21"/>
-        </w:rPr>
-      </w:pPr>
-      <w:r>
-        <w:rPr>
-          <w:rFonts w:ascii="宋体" w:eastAsia="宋体" w:hAnsi="宋体"/>
-          <w:b/>
-          <w:bCs/>
-          <w:szCs w:val="21"/>
-        </w:rPr>
-        <w:t>1. 三层结构</w:t>
-      </w:r>
-    </w:p>
-    <w:p>
-      <w:pPr>
-        <w:rPr>
-          <w:rFonts w:ascii="宋体" w:eastAsia="宋体" w:hAnsi="宋体" w:hint="eastAsia"/>
-          <w:szCs w:val="21"/>
-        </w:rPr>
-      </w:pPr>
-      <w:r>
-        <w:rPr>
-          <w:rFonts w:ascii="宋体" w:eastAsia="宋体" w:hAnsi="宋体"/>
-          <w:szCs w:val="21"/>
-        </w:rPr>
-        <w:t xml:space="preserve">音码(ABC) → </w:t>
-      </w:r>
-      <w:proofErr w:type="gramStart"/>
-      <w:r>
-        <w:rPr>
-          <w:rFonts w:ascii="宋体" w:eastAsia="宋体" w:hAnsi="宋体" w:hint="eastAsia"/>
-          <w:szCs w:val="21"/>
-        </w:rPr>
-        <w:t>形部</w:t>
-      </w:r>
-      <w:proofErr w:type="gramEnd"/>
-      <w:r>
-        <w:rPr>
-          <w:rFonts w:ascii="宋体" w:eastAsia="宋体" w:hAnsi="宋体"/>
-          <w:szCs w:val="21"/>
-        </w:rPr>
-        <w:t xml:space="preserve">(D) → </w:t>
-      </w:r>
-      <w:r>
-        <w:rPr>
-          <w:rFonts w:ascii="宋体" w:eastAsia="宋体" w:hAnsi="宋体" w:hint="eastAsia"/>
-          <w:szCs w:val="21"/>
-        </w:rPr>
-        <w:t>补充</w:t>
-      </w:r>
-      <w:r>
-        <w:rPr>
-          <w:rFonts w:ascii="宋体" w:eastAsia="宋体" w:hAnsi="宋体"/>
-          <w:szCs w:val="21"/>
-        </w:rPr>
-        <w:t>(E/F)</w:t>
-      </w:r>
-    </w:p>
-    <w:p>
-      <w:pPr>
-        <w:numPr>
-          <w:ilvl w:val="0"/>
-          <w:numId w:val="20"/>
-        </w:numPr>
-        <w:rPr>
-          <w:rFonts w:ascii="宋体" w:eastAsia="宋体" w:hAnsi="宋体" w:hint="eastAsia"/>
-          <w:szCs w:val="21"/>
-        </w:rPr>
-      </w:pPr>
-      <w:r>
-        <w:rPr>
-          <w:rFonts w:ascii="宋体" w:eastAsia="宋体" w:hAnsi="宋体"/>
-          <w:szCs w:val="21"/>
-        </w:rPr>
-        <w:t>知道读音就能输入</w:t>
-      </w:r>
-    </w:p>
-    <w:p>
-      <w:pPr>
-        <w:numPr>
-          <w:ilvl w:val="0"/>
-          <w:numId w:val="20"/>
-        </w:numPr>
-        <w:rPr>
-          <w:rFonts w:ascii="宋体" w:eastAsia="宋体" w:hAnsi="宋体" w:hint="eastAsia"/>
-          <w:szCs w:val="21"/>
-        </w:rPr>
-      </w:pPr>
-      <w:r>
-        <w:rPr>
-          <w:rFonts w:ascii="宋体" w:eastAsia="宋体" w:hAnsi="宋体"/>
-          <w:szCs w:val="21"/>
-        </w:rPr>
-        <w:t>记少量形码就能精确</w:t>
-      </w:r>
-    </w:p>
-    <w:p>
-      <w:pPr>
-        <w:rPr>
-          <w:rFonts w:ascii="宋体" w:eastAsia="宋体" w:hAnsi="宋体" w:hint="eastAsia"/>
-          <w:b/>
-          <w:bCs/>
-          <w:szCs w:val="21"/>
-        </w:rPr>
-      </w:pPr>
-      <w:r>
-        <w:rPr>
-          <w:rFonts w:ascii="宋体" w:eastAsia="宋体" w:hAnsi="宋体"/>
-          <w:b/>
-          <w:bCs/>
-          <w:szCs w:val="21"/>
-        </w:rPr>
-        <w:t>2. 渐进学习</w:t>
-      </w:r>
-    </w:p>
-    <w:p>
-      <w:pPr>
-        <w:numPr>
-          <w:ilvl w:val="0"/>
-          <w:numId w:val="21"/>
-        </w:numPr>
-        <w:rPr>
-          <w:rFonts w:ascii="宋体" w:eastAsia="宋体" w:hAnsi="宋体" w:hint="eastAsia"/>
-          <w:szCs w:val="21"/>
-        </w:rPr>
-      </w:pPr>
-      <w:r>
-        <w:rPr>
-          <w:rFonts w:ascii="宋体" w:eastAsia="宋体" w:hAnsi="宋体"/>
-          <w:szCs w:val="21"/>
-        </w:rPr>
-        <w:t>初期：只记</w:t>
-      </w:r>
-      <w:r>
-        <w:rPr>
-          <w:rFonts w:ascii="宋体" w:eastAsia="宋体" w:hAnsi="宋体" w:hint="eastAsia"/>
-          <w:szCs w:val="21"/>
-        </w:rPr>
-        <w:t>前四码</w:t>
-      </w:r>
-    </w:p>
-    <w:p>
-      <w:pPr>
-        <w:numPr>
-          <w:ilvl w:val="0"/>
-          <w:numId w:val="21"/>
-        </w:numPr>
-        <w:rPr>
-          <w:rFonts w:ascii="宋体" w:eastAsia="宋体" w:hAnsi="宋体" w:hint="eastAsia"/>
-          <w:szCs w:val="21"/>
-        </w:rPr>
-      </w:pPr>
-      <w:r>
-        <w:rPr>
-          <w:rFonts w:ascii="宋体" w:eastAsia="宋体" w:hAnsi="宋体"/>
-          <w:szCs w:val="21"/>
-        </w:rPr>
-        <w:t>中期：</w:t>
-      </w:r>
-      <w:proofErr w:type="gramStart"/>
-      <w:r>
-        <w:rPr>
-          <w:rFonts w:ascii="宋体" w:eastAsia="宋体" w:hAnsi="宋体"/>
-          <w:szCs w:val="21"/>
-        </w:rPr>
-        <w:t>加</w:t>
-      </w:r>
-      <w:r>
-        <w:rPr>
-          <w:rFonts w:ascii="宋体" w:eastAsia="宋体" w:hAnsi="宋体" w:hint="eastAsia"/>
-          <w:szCs w:val="21"/>
-        </w:rPr>
-        <w:t>副</w:t>
-      </w:r>
-      <w:r>
-        <w:rPr>
-          <w:rFonts w:ascii="宋体" w:eastAsia="宋体" w:hAnsi="宋体"/>
-          <w:szCs w:val="21"/>
-        </w:rPr>
-        <w:t>码</w:t>
-      </w:r>
-      <w:proofErr w:type="gramEnd"/>
-      <w:r>
-        <w:rPr>
-          <w:rFonts w:ascii="宋体" w:eastAsia="宋体" w:hAnsi="宋体"/>
-          <w:szCs w:val="21"/>
-        </w:rPr>
-        <w:t>区分重码</w:t>
-      </w:r>
-    </w:p>
-    <w:p>
-      <w:pPr>
-        <w:numPr>
-          <w:ilvl w:val="0"/>
-          <w:numId w:val="21"/>
-        </w:numPr>
-        <w:rPr>
-          <w:rFonts w:ascii="宋体" w:eastAsia="宋体" w:hAnsi="宋体" w:hint="eastAsia"/>
-          <w:szCs w:val="21"/>
-        </w:rPr>
-      </w:pPr>
-      <w:r>
-        <w:rPr>
-          <w:rFonts w:ascii="宋体" w:eastAsia="宋体" w:hAnsi="宋体"/>
-          <w:szCs w:val="21"/>
-        </w:rPr>
-        <w:t>高级：掌握全规则</w:t>
-      </w:r>
-    </w:p>
-    <w:p>
-      <w:pPr>
-        <w:rPr>
-          <w:rFonts w:ascii="宋体" w:eastAsia="宋体" w:hAnsi="宋体" w:hint="eastAsia"/>
-          <w:b/>
-          <w:bCs/>
-          <w:szCs w:val="21"/>
-        </w:rPr>
-      </w:pPr>
-      <w:r>
-        <w:rPr>
-          <w:rFonts w:ascii="宋体" w:eastAsia="宋体" w:hAnsi="宋体"/>
-          <w:b/>
-          <w:bCs/>
-          <w:szCs w:val="21"/>
-        </w:rPr>
-        <w:t>3. 实用主义</w:t>
-      </w:r>
-    </w:p>
-    <w:p>
-      <w:pPr>
-        <w:numPr>
-          <w:ilvl w:val="0"/>
-          <w:numId w:val="22"/>
-        </w:numPr>
-        <w:rPr>
-          <w:rFonts w:ascii="宋体" w:eastAsia="宋体" w:hAnsi="宋体" w:hint="eastAsia"/>
-          <w:szCs w:val="21"/>
-        </w:rPr>
-      </w:pPr>
-      <w:r>
-        <w:rPr>
-          <w:rFonts w:ascii="宋体" w:eastAsia="宋体" w:hAnsi="宋体"/>
-          <w:szCs w:val="21"/>
-        </w:rPr>
-        <w:t>规则为效率服务</w:t>
-      </w:r>
-    </w:p>
-    <w:p>
-      <w:pPr>
-        <w:numPr>
-          <w:ilvl w:val="0"/>
-          <w:numId w:val="22"/>
-        </w:numPr>
-        <w:rPr>
-          <w:rFonts w:ascii="宋体" w:eastAsia="宋体" w:hAnsi="宋体" w:hint="eastAsia"/>
-          <w:szCs w:val="21"/>
-        </w:rPr>
-      </w:pPr>
-      <w:r>
-        <w:rPr>
-          <w:rFonts w:ascii="宋体" w:eastAsia="宋体" w:hAnsi="宋体"/>
-          <w:szCs w:val="21"/>
-        </w:rPr>
-        <w:t>相似字编码模式一致</w:t>
-      </w:r>
-    </w:p>
-    <w:p>
-      <w:pPr>
-        <w:numPr>
-          <w:ilvl w:val="0"/>
-          <w:numId w:val="22"/>
-        </w:numPr>
-        <w:rPr>
-          <w:rFonts w:ascii="宋体" w:eastAsia="宋体" w:hAnsi="宋体" w:hint="eastAsia"/>
-          <w:szCs w:val="21"/>
-        </w:rPr>
-      </w:pPr>
-      <w:r>
-        <w:rPr>
-          <w:rFonts w:ascii="宋体" w:eastAsia="宋体" w:hAnsi="宋体"/>
-          <w:szCs w:val="21"/>
-        </w:rPr>
-        <w:t>最常用字编码最短</w:t>
-      </w:r>
-    </w:p>
-    <w:p>
-      <w:pPr>
-        <w:rPr>
-          <w:rFonts w:ascii="宋体" w:eastAsia="宋体" w:hAnsi="宋体" w:hint="eastAsia"/>
-          <w:szCs w:val="21"/>
-        </w:rPr>
-      </w:pPr>
-      <w:r>
-        <w:rPr>
-          <w:rFonts w:ascii="宋体" w:eastAsia="宋体" w:hAnsi="宋体"/>
-          <w:b/>
-          <w:bCs/>
-          <w:szCs w:val="21"/>
-        </w:rPr>
-        <w:lastRenderedPageBreak/>
-        <w:t>学习建议</w:t>
-      </w:r>
-      <w:r>
-        <w:rPr>
-          <w:rFonts w:ascii="宋体" w:eastAsia="宋体" w:hAnsi="宋体" w:hint="eastAsia"/>
-          <w:szCs w:val="21"/>
-        </w:rPr>
-        <w:t>：</w:t>
-      </w:r>
-      <w:r>
-        <w:rPr>
-          <w:rFonts w:ascii="宋体" w:eastAsia="宋体" w:hAnsi="宋体"/>
-          <w:b/>
-          <w:bCs/>
-          <w:szCs w:val="21"/>
-        </w:rPr>
-        <w:t>先用再</w:t>
-      </w:r>
-      <w:r>
-        <w:rPr>
-          <w:rFonts w:ascii="宋体" w:eastAsia="宋体" w:hAnsi="宋体" w:hint="eastAsia"/>
-          <w:b/>
-          <w:bCs/>
-          <w:szCs w:val="21"/>
-        </w:rPr>
-        <w:t>学</w:t>
-      </w:r>
-      <w:r>
-        <w:rPr>
-          <w:rFonts w:ascii="宋体" w:eastAsia="宋体" w:hAnsi="宋体" w:hint="eastAsia"/>
-          <w:szCs w:val="21"/>
-        </w:rPr>
-        <w:t>、</w:t>
-      </w:r>
-      <w:r>
-        <w:rPr>
-          <w:rFonts w:ascii="宋体" w:eastAsia="宋体" w:hAnsi="宋体"/>
-          <w:b/>
-          <w:bCs/>
-          <w:szCs w:val="21"/>
-        </w:rPr>
-        <w:t>实战为主</w:t>
-      </w:r>
-      <w:r>
-        <w:rPr>
-          <w:rFonts w:ascii="宋体" w:eastAsia="宋体" w:hAnsi="宋体" w:hint="eastAsia"/>
-          <w:szCs w:val="21"/>
-        </w:rPr>
-        <w:t>、</w:t>
-      </w:r>
-      <w:r>
-        <w:rPr>
-          <w:rFonts w:ascii="宋体" w:eastAsia="宋体" w:hAnsi="宋体"/>
-          <w:b/>
-          <w:bCs/>
-          <w:szCs w:val="21"/>
-        </w:rPr>
-        <w:t>善用工具</w:t>
-      </w:r>
-      <w:r>
-        <w:rPr>
-          <w:rFonts w:ascii="宋体" w:eastAsia="宋体" w:hAnsi="宋体" w:hint="eastAsia"/>
-          <w:szCs w:val="21"/>
-        </w:rPr>
-        <w:t>。</w:t>
-      </w:r>
-    </w:p>
-    <w:p>
-      <w:pPr>
-        <w:ind w:firstLineChars="200" w:firstLine="420"/>
-        <w:rPr>
-          <w:rFonts w:ascii="宋体" w:eastAsia="宋体" w:hAnsi="宋体" w:hint="eastAsia"/>
-          <w:szCs w:val="21"/>
-        </w:rPr>
-      </w:pPr>
-      <w:r>
-        <w:rPr>
-          <w:rFonts w:ascii="宋体" w:eastAsia="宋体" w:hAnsi="宋体"/>
-          <w:szCs w:val="21"/>
-        </w:rPr>
-        <w:t>这套输入法在</w:t>
-      </w:r>
-      <w:r>
-        <w:rPr>
-          <w:rFonts w:ascii="宋体" w:eastAsia="宋体" w:hAnsi="宋体"/>
-          <w:b/>
-          <w:bCs/>
-          <w:szCs w:val="21"/>
-        </w:rPr>
-        <w:t>易学性</w:t>
-      </w:r>
-      <w:r>
-        <w:rPr>
-          <w:rFonts w:ascii="宋体" w:eastAsia="宋体" w:hAnsi="宋体"/>
-          <w:szCs w:val="21"/>
-        </w:rPr>
-        <w:t>和</w:t>
-      </w:r>
-      <w:r>
-        <w:rPr>
-          <w:rFonts w:ascii="宋体" w:eastAsia="宋体" w:hAnsi="宋体"/>
-          <w:b/>
-          <w:bCs/>
-          <w:szCs w:val="21"/>
-        </w:rPr>
-        <w:t>效率</w:t>
-      </w:r>
-      <w:r>
-        <w:rPr>
-          <w:rFonts w:ascii="宋体" w:eastAsia="宋体" w:hAnsi="宋体"/>
-          <w:szCs w:val="21"/>
-        </w:rPr>
-        <w:t>之间取得了良好平衡：知道拼音就能打，记住少量形码就能快，适合追求效率又不愿死记硬背的用户。</w:t>
-      </w:r>
-      <w:r>
-        <w:rPr>
-          <w:rFonts w:ascii="宋体" w:eastAsia="宋体" w:hAnsi="宋体" w:hint="eastAsia"/>
-          <w:szCs w:val="21"/>
-        </w:rPr>
-        <w:t>最后，该</w:t>
-      </w:r>
-      <w:r>
-        <w:rPr>
-          <w:rFonts w:ascii="宋体" w:eastAsia="宋体" w:hAnsi="宋体"/>
-          <w:szCs w:val="21"/>
-        </w:rPr>
-        <w:t>规则是对既有编码状况的解释性归纳描述</w:t>
-      </w:r>
-      <w:r>
-        <w:rPr>
-          <w:rFonts w:ascii="宋体" w:eastAsia="宋体" w:hAnsi="宋体" w:hint="eastAsia"/>
-          <w:szCs w:val="21"/>
-        </w:rPr>
-        <w:t>，</w:t>
-      </w:r>
-      <w:r>
-        <w:rPr>
-          <w:rFonts w:ascii="宋体" w:eastAsia="宋体" w:hAnsi="宋体"/>
-          <w:szCs w:val="21"/>
-        </w:rPr>
-        <w:t>作用是帮助理解编码的内在逻辑和常见模式，而非机械地规定每个汉字必须如何编码。当</w:t>
-      </w:r>
-      <w:r>
-        <w:rPr>
-          <w:rFonts w:ascii="宋体" w:eastAsia="宋体" w:hAnsi="宋体" w:hint="eastAsia"/>
-          <w:szCs w:val="21"/>
-        </w:rPr>
-        <w:t>与实际编码不一致</w:t>
-      </w:r>
-      <w:r>
-        <w:rPr>
-          <w:rFonts w:ascii="宋体" w:eastAsia="宋体" w:hAnsi="宋体"/>
-          <w:szCs w:val="21"/>
-        </w:rPr>
-        <w:t>时，</w:t>
-      </w:r>
-      <w:r>
-        <w:rPr>
-          <w:rFonts w:ascii="宋体" w:eastAsia="宋体" w:hAnsi="宋体" w:hint="eastAsia"/>
-          <w:szCs w:val="21"/>
-        </w:rPr>
-        <w:t>以实际编码为准，并作为优化分配特例。</w:t>
-      </w:r>
-    </w:p>
-    <w:p>
-      <w:pPr>
-        <w:ind w:firstLineChars="200" w:firstLine="420"/>
-        <w:rPr>
-          <w:rFonts w:ascii="宋体" w:eastAsia="宋体" w:hAnsi="宋体" w:hint="eastAsia"/>
-          <w:szCs w:val="21"/>
-        </w:rPr>
-      </w:pPr>
-      <w:r>
-        <w:rPr>
-          <w:rFonts w:ascii="宋体" w:eastAsia="宋体" w:hAnsi="宋体" w:hint="eastAsia"/>
-          <w:szCs w:val="21"/>
-        </w:rPr>
-        <w:t>键位表：</w:t>
+        <w:rPr>
+          <w:rFonts w:ascii="宋体" w:eastAsia="宋体" w:hAnsi="宋体" w:hint="eastAsia"/>
+          <w:szCs w:val="21"/>
+        </w:rPr>
+      </w:pPr>
+      <w:r>
+        <w:rPr>
+          <w:rFonts w:ascii="宋体" w:eastAsia="宋体" w:hAnsi="宋体" w:hint="eastAsia"/>
+          <w:szCs w:val="21"/>
+        </w:rPr>
+        <w:t>键位图：</w:t>
       </w:r>
       <w:hyperlink r:id="rId9" w:history="1">
         <w:r>
@@ -4933,6 +4251,481 @@
       <w:pPr>
         <w:rPr>
           <w:rFonts w:ascii="宋体" w:eastAsia="宋体" w:hAnsi="宋体" w:hint="eastAsia"/>
+          <w:b/>
+          <w:bCs/>
+          <w:szCs w:val="21"/>
+        </w:rPr>
+      </w:pPr>
+    </w:p>
+    <w:p>
+      <w:pPr>
+        <w:rPr>
+          <w:rFonts w:ascii="宋体" w:eastAsia="宋体" w:hAnsi="宋体" w:hint="eastAsia"/>
+          <w:b/>
+          <w:bCs/>
+          <w:szCs w:val="21"/>
+        </w:rPr>
+      </w:pPr>
+      <w:r>
+        <w:rPr>
+          <w:rFonts w:ascii="宋体" w:eastAsia="宋体" w:hAnsi="宋体"/>
+          <w:b/>
+          <w:bCs/>
+          <w:szCs w:val="21"/>
+        </w:rPr>
+        <w:t>设计理念总结</w:t>
+      </w:r>
+    </w:p>
+    <w:p>
+      <w:pPr>
+        <w:rPr>
+          <w:rFonts w:ascii="宋体" w:eastAsia="宋体" w:hAnsi="宋体" w:hint="eastAsia"/>
+          <w:b/>
+          <w:bCs/>
+          <w:szCs w:val="21"/>
+        </w:rPr>
+      </w:pPr>
+      <w:r>
+        <w:rPr>
+          <w:rFonts w:ascii="宋体" w:eastAsia="宋体" w:hAnsi="宋体"/>
+          <w:b/>
+          <w:bCs/>
+          <w:szCs w:val="21"/>
+        </w:rPr>
+        <w:t>1. 三层结构</w:t>
+      </w:r>
+    </w:p>
+    <w:p>
+      <w:pPr>
+        <w:rPr>
+          <w:rFonts w:ascii="宋体" w:eastAsia="宋体" w:hAnsi="宋体" w:hint="eastAsia"/>
+          <w:szCs w:val="21"/>
+        </w:rPr>
+      </w:pPr>
+      <w:r>
+        <w:rPr>
+          <w:rFonts w:ascii="宋体" w:eastAsia="宋体" w:hAnsi="宋体"/>
+          <w:szCs w:val="21"/>
+        </w:rPr>
+        <w:t xml:space="preserve">音码(ABC) → </w:t>
+      </w:r>
+      <w:proofErr w:type="gramStart"/>
+      <w:r>
+        <w:rPr>
+          <w:rFonts w:ascii="宋体" w:eastAsia="宋体" w:hAnsi="宋体" w:hint="eastAsia"/>
+          <w:szCs w:val="21"/>
+        </w:rPr>
+        <w:t>形部</w:t>
+      </w:r>
+      <w:proofErr w:type="gramEnd"/>
+      <w:r>
+        <w:rPr>
+          <w:rFonts w:ascii="宋体" w:eastAsia="宋体" w:hAnsi="宋体"/>
+          <w:szCs w:val="21"/>
+        </w:rPr>
+        <w:t xml:space="preserve">(D) → </w:t>
+      </w:r>
+      <w:r>
+        <w:rPr>
+          <w:rFonts w:ascii="宋体" w:eastAsia="宋体" w:hAnsi="宋体" w:hint="eastAsia"/>
+          <w:szCs w:val="21"/>
+        </w:rPr>
+        <w:t>补充</w:t>
+      </w:r>
+      <w:r>
+        <w:rPr>
+          <w:rFonts w:ascii="宋体" w:eastAsia="宋体" w:hAnsi="宋体"/>
+          <w:szCs w:val="21"/>
+        </w:rPr>
+        <w:t>(E/F)</w:t>
+      </w:r>
+    </w:p>
+    <w:p>
+      <w:pPr>
+        <w:numPr>
+          <w:ilvl w:val="0"/>
+          <w:numId w:val="20"/>
+        </w:numPr>
+        <w:rPr>
+          <w:rFonts w:ascii="宋体" w:eastAsia="宋体" w:hAnsi="宋体" w:hint="eastAsia"/>
+          <w:szCs w:val="21"/>
+        </w:rPr>
+      </w:pPr>
+      <w:r>
+        <w:rPr>
+          <w:rFonts w:ascii="宋体" w:eastAsia="宋体" w:hAnsi="宋体"/>
+          <w:szCs w:val="21"/>
+        </w:rPr>
+        <w:t>知道读音就能输入</w:t>
+      </w:r>
+    </w:p>
+    <w:p>
+      <w:pPr>
+        <w:numPr>
+          <w:ilvl w:val="0"/>
+          <w:numId w:val="20"/>
+        </w:numPr>
+        <w:rPr>
+          <w:rFonts w:ascii="宋体" w:eastAsia="宋体" w:hAnsi="宋体" w:hint="eastAsia"/>
+          <w:szCs w:val="21"/>
+        </w:rPr>
+      </w:pPr>
+      <w:r>
+        <w:rPr>
+          <w:rFonts w:ascii="宋体" w:eastAsia="宋体" w:hAnsi="宋体"/>
+          <w:szCs w:val="21"/>
+        </w:rPr>
+        <w:t>记少量形码就能精确</w:t>
+      </w:r>
+    </w:p>
+    <w:p>
+      <w:pPr>
+        <w:rPr>
+          <w:rFonts w:ascii="宋体" w:eastAsia="宋体" w:hAnsi="宋体" w:hint="eastAsia"/>
+          <w:b/>
+          <w:bCs/>
+          <w:szCs w:val="21"/>
+        </w:rPr>
+      </w:pPr>
+      <w:r>
+        <w:rPr>
+          <w:rFonts w:ascii="宋体" w:eastAsia="宋体" w:hAnsi="宋体"/>
+          <w:b/>
+          <w:bCs/>
+          <w:szCs w:val="21"/>
+        </w:rPr>
+        <w:t>2. 渐进学习</w:t>
+      </w:r>
+    </w:p>
+    <w:p>
+      <w:pPr>
+        <w:numPr>
+          <w:ilvl w:val="0"/>
+          <w:numId w:val="21"/>
+        </w:numPr>
+        <w:rPr>
+          <w:rFonts w:ascii="宋体" w:eastAsia="宋体" w:hAnsi="宋体" w:hint="eastAsia"/>
+          <w:szCs w:val="21"/>
+        </w:rPr>
+      </w:pPr>
+      <w:r>
+        <w:rPr>
+          <w:rFonts w:ascii="宋体" w:eastAsia="宋体" w:hAnsi="宋体"/>
+          <w:szCs w:val="21"/>
+        </w:rPr>
+        <w:t>初期：</w:t>
+      </w:r>
+      <w:r>
+        <w:rPr>
+          <w:rFonts w:ascii="宋体" w:eastAsia="宋体" w:hAnsi="宋体" w:hint="eastAsia"/>
+          <w:szCs w:val="21"/>
+        </w:rPr>
+        <w:t>掌握音码，再</w:t>
+      </w:r>
+      <w:proofErr w:type="gramStart"/>
+      <w:r>
+        <w:rPr>
+          <w:rFonts w:ascii="宋体" w:eastAsia="宋体" w:hAnsi="宋体" w:hint="eastAsia"/>
+          <w:szCs w:val="21"/>
+        </w:rPr>
+        <w:t>掌握主码基础</w:t>
+      </w:r>
+      <w:proofErr w:type="gramEnd"/>
+      <w:r>
+        <w:rPr>
+          <w:rFonts w:ascii="宋体" w:eastAsia="宋体" w:hAnsi="宋体" w:hint="eastAsia"/>
+          <w:szCs w:val="21"/>
+        </w:rPr>
+        <w:t>，</w:t>
+      </w:r>
+      <w:r>
+        <w:rPr>
+          <w:rFonts w:ascii="宋体" w:eastAsia="宋体" w:hAnsi="宋体"/>
+          <w:szCs w:val="21"/>
+        </w:rPr>
+        <w:t>只记</w:t>
+      </w:r>
+      <w:r>
+        <w:rPr>
+          <w:rFonts w:ascii="宋体" w:eastAsia="宋体" w:hAnsi="宋体" w:hint="eastAsia"/>
+          <w:szCs w:val="21"/>
+        </w:rPr>
+        <w:t>前四码</w:t>
+      </w:r>
+    </w:p>
+    <w:p>
+      <w:pPr>
+        <w:numPr>
+          <w:ilvl w:val="0"/>
+          <w:numId w:val="21"/>
+        </w:numPr>
+        <w:rPr>
+          <w:rFonts w:ascii="宋体" w:eastAsia="宋体" w:hAnsi="宋体" w:hint="eastAsia"/>
+          <w:szCs w:val="21"/>
+        </w:rPr>
+      </w:pPr>
+      <w:r>
+        <w:rPr>
+          <w:rFonts w:ascii="宋体" w:eastAsia="宋体" w:hAnsi="宋体"/>
+          <w:szCs w:val="21"/>
+        </w:rPr>
+        <w:t>中期：</w:t>
+      </w:r>
+      <w:r>
+        <w:rPr>
+          <w:rFonts w:ascii="宋体" w:eastAsia="宋体" w:hAnsi="宋体" w:hint="eastAsia"/>
+          <w:szCs w:val="21"/>
+        </w:rPr>
+        <w:t>常用字实战练习，再逐步学习副码，</w:t>
+      </w:r>
+      <w:r>
+        <w:rPr>
+          <w:rFonts w:ascii="宋体" w:eastAsia="宋体" w:hAnsi="宋体"/>
+          <w:szCs w:val="21"/>
+        </w:rPr>
+        <w:t>区分重码</w:t>
+      </w:r>
+    </w:p>
+    <w:p>
+      <w:pPr>
+        <w:numPr>
+          <w:ilvl w:val="0"/>
+          <w:numId w:val="21"/>
+        </w:numPr>
+        <w:rPr>
+          <w:rFonts w:ascii="宋体" w:eastAsia="宋体" w:hAnsi="宋体" w:hint="eastAsia"/>
+          <w:szCs w:val="21"/>
+        </w:rPr>
+      </w:pPr>
+      <w:r>
+        <w:rPr>
+          <w:rFonts w:ascii="宋体" w:eastAsia="宋体" w:hAnsi="宋体"/>
+          <w:szCs w:val="21"/>
+        </w:rPr>
+        <w:t>高级：掌握全规则</w:t>
+      </w:r>
+    </w:p>
+    <w:p>
+      <w:pPr>
+        <w:rPr>
+          <w:rFonts w:ascii="宋体" w:eastAsia="宋体" w:hAnsi="宋体" w:hint="eastAsia"/>
+          <w:b/>
+          <w:bCs/>
+          <w:szCs w:val="21"/>
+        </w:rPr>
+      </w:pPr>
+      <w:r>
+        <w:rPr>
+          <w:rFonts w:ascii="宋体" w:eastAsia="宋体" w:hAnsi="宋体"/>
+          <w:b/>
+          <w:bCs/>
+          <w:szCs w:val="21"/>
+        </w:rPr>
+        <w:t>3. 实用主义</w:t>
+      </w:r>
+    </w:p>
+    <w:p>
+      <w:pPr>
+        <w:numPr>
+          <w:ilvl w:val="0"/>
+          <w:numId w:val="22"/>
+        </w:numPr>
+        <w:rPr>
+          <w:rFonts w:ascii="宋体" w:eastAsia="宋体" w:hAnsi="宋体" w:hint="eastAsia"/>
+          <w:szCs w:val="21"/>
+        </w:rPr>
+      </w:pPr>
+      <w:r>
+        <w:rPr>
+          <w:rFonts w:ascii="宋体" w:eastAsia="宋体" w:hAnsi="宋体"/>
+          <w:szCs w:val="21"/>
+        </w:rPr>
+        <w:t>规则为效率服务</w:t>
+      </w:r>
+    </w:p>
+    <w:p>
+      <w:pPr>
+        <w:numPr>
+          <w:ilvl w:val="0"/>
+          <w:numId w:val="22"/>
+        </w:numPr>
+        <w:rPr>
+          <w:rFonts w:ascii="宋体" w:eastAsia="宋体" w:hAnsi="宋体" w:hint="eastAsia"/>
+          <w:szCs w:val="21"/>
+        </w:rPr>
+      </w:pPr>
+      <w:r>
+        <w:rPr>
+          <w:rFonts w:ascii="宋体" w:eastAsia="宋体" w:hAnsi="宋体"/>
+          <w:szCs w:val="21"/>
+        </w:rPr>
+        <w:t>相似字编码模式一致</w:t>
+      </w:r>
+    </w:p>
+    <w:p>
+      <w:pPr>
+        <w:rPr>
+          <w:rFonts w:ascii="宋体" w:eastAsia="宋体" w:hAnsi="宋体" w:hint="eastAsia"/>
+          <w:szCs w:val="21"/>
+        </w:rPr>
+      </w:pPr>
+      <w:r>
+        <w:rPr>
+          <w:rFonts w:ascii="宋体" w:eastAsia="宋体" w:hAnsi="宋体"/>
+          <w:b/>
+          <w:bCs/>
+          <w:szCs w:val="21"/>
+        </w:rPr>
+        <w:t>学习建议</w:t>
+      </w:r>
+      <w:r>
+        <w:rPr>
+          <w:rFonts w:ascii="宋体" w:eastAsia="宋体" w:hAnsi="宋体" w:hint="eastAsia"/>
+          <w:szCs w:val="21"/>
+        </w:rPr>
+        <w:t>：</w:t>
+      </w:r>
+      <w:r>
+        <w:rPr>
+          <w:rFonts w:ascii="宋体" w:eastAsia="宋体" w:hAnsi="宋体"/>
+          <w:b/>
+          <w:bCs/>
+          <w:szCs w:val="21"/>
+        </w:rPr>
+        <w:t>先用再</w:t>
+      </w:r>
+      <w:r>
+        <w:rPr>
+          <w:rFonts w:ascii="宋体" w:eastAsia="宋体" w:hAnsi="宋体" w:hint="eastAsia"/>
+          <w:b/>
+          <w:bCs/>
+          <w:szCs w:val="21"/>
+        </w:rPr>
+        <w:t>学</w:t>
+      </w:r>
+      <w:r>
+        <w:rPr>
+          <w:rFonts w:ascii="宋体" w:eastAsia="宋体" w:hAnsi="宋体" w:hint="eastAsia"/>
+          <w:szCs w:val="21"/>
+        </w:rPr>
+        <w:t>、</w:t>
+      </w:r>
+      <w:r>
+        <w:rPr>
+          <w:rFonts w:ascii="宋体" w:eastAsia="宋体" w:hAnsi="宋体"/>
+          <w:b/>
+          <w:bCs/>
+          <w:szCs w:val="21"/>
+        </w:rPr>
+        <w:t>实战为主</w:t>
+      </w:r>
+      <w:r>
+        <w:rPr>
+          <w:rFonts w:ascii="宋体" w:eastAsia="宋体" w:hAnsi="宋体" w:hint="eastAsia"/>
+          <w:szCs w:val="21"/>
+        </w:rPr>
+        <w:t>、</w:t>
+      </w:r>
+      <w:r>
+        <w:rPr>
+          <w:rFonts w:ascii="宋体" w:eastAsia="宋体" w:hAnsi="宋体"/>
+          <w:b/>
+          <w:bCs/>
+          <w:szCs w:val="21"/>
+        </w:rPr>
+        <w:t>善用工具</w:t>
+      </w:r>
+      <w:r>
+        <w:rPr>
+          <w:rFonts w:ascii="宋体" w:eastAsia="宋体" w:hAnsi="宋体" w:hint="eastAsia"/>
+          <w:szCs w:val="21"/>
+        </w:rPr>
+        <w:t>。</w:t>
+      </w:r>
+    </w:p>
+    <w:p>
+      <w:pPr>
+        <w:ind w:firstLineChars="200" w:firstLine="420"/>
+        <w:rPr>
+          <w:rFonts w:ascii="宋体" w:eastAsia="宋体" w:hAnsi="宋体" w:hint="eastAsia"/>
+          <w:szCs w:val="21"/>
+        </w:rPr>
+      </w:pPr>
+      <w:r>
+        <w:rPr>
+          <w:rFonts w:ascii="宋体" w:eastAsia="宋体" w:hAnsi="宋体"/>
+          <w:szCs w:val="21"/>
+        </w:rPr>
+        <w:t>这套输入法适合追求</w:t>
+      </w:r>
+      <w:r>
+        <w:rPr>
+          <w:rFonts w:ascii="宋体" w:eastAsia="宋体" w:hAnsi="宋体" w:hint="eastAsia"/>
+          <w:szCs w:val="21"/>
+        </w:rPr>
+        <w:t>认知</w:t>
+      </w:r>
+      <w:r>
+        <w:rPr>
+          <w:rFonts w:ascii="宋体" w:eastAsia="宋体" w:hAnsi="宋体"/>
+          <w:szCs w:val="21"/>
+        </w:rPr>
+        <w:t>效率又不愿死记硬背的用户。</w:t>
+      </w:r>
+      <w:r>
+        <w:rPr>
+          <w:rFonts w:ascii="宋体" w:eastAsia="宋体" w:hAnsi="宋体" w:hint="eastAsia"/>
+          <w:szCs w:val="21"/>
+        </w:rPr>
+        <w:t>该</w:t>
+      </w:r>
+      <w:r>
+        <w:rPr>
+          <w:rFonts w:ascii="宋体" w:eastAsia="宋体" w:hAnsi="宋体"/>
+          <w:szCs w:val="21"/>
+        </w:rPr>
+        <w:t>规则是对既有编码状况的解释性归纳描述</w:t>
+      </w:r>
+      <w:r>
+        <w:rPr>
+          <w:rFonts w:ascii="宋体" w:eastAsia="宋体" w:hAnsi="宋体" w:hint="eastAsia"/>
+          <w:szCs w:val="21"/>
+        </w:rPr>
+        <w:t>，</w:t>
+      </w:r>
+      <w:r>
+        <w:rPr>
+          <w:rFonts w:ascii="宋体" w:eastAsia="宋体" w:hAnsi="宋体"/>
+          <w:szCs w:val="21"/>
+        </w:rPr>
+        <w:t>作用是帮助理解编码的内在逻辑和常见模式，而非机械地规定每个汉字必须如何编码。当</w:t>
+      </w:r>
+      <w:r>
+        <w:rPr>
+          <w:rFonts w:ascii="宋体" w:eastAsia="宋体" w:hAnsi="宋体" w:hint="eastAsia"/>
+          <w:szCs w:val="21"/>
+        </w:rPr>
+        <w:t>与实际编码不一致</w:t>
+      </w:r>
+      <w:r>
+        <w:rPr>
+          <w:rFonts w:ascii="宋体" w:eastAsia="宋体" w:hAnsi="宋体"/>
+          <w:szCs w:val="21"/>
+        </w:rPr>
+        <w:t>时，</w:t>
+      </w:r>
+      <w:r>
+        <w:rPr>
+          <w:rFonts w:ascii="宋体" w:eastAsia="宋体" w:hAnsi="宋体" w:hint="eastAsia"/>
+          <w:szCs w:val="21"/>
+        </w:rPr>
+        <w:t>以实际编码为准，并作为优化分配特例。</w:t>
+      </w:r>
+    </w:p>
+    <w:p>
+      <w:pPr>
+        <w:rPr>
+          <w:rFonts w:ascii="宋体" w:eastAsia="宋体" w:hAnsi="宋体" w:hint="eastAsia"/>
           <w:szCs w:val="21"/>
         </w:rPr>
       </w:pPr>
@@ -5015,7 +4808,7 @@
         <w:rPr>
           <w:rFonts w:ascii="宋体" w:eastAsia="宋体" w:hAnsi="宋体"/>
         </w:rPr>
-        <w:t>，不引入额外变化。</w:t>
+        <w:t>，不引入额外变化</w:t>
       </w:r>
       <w:r>
         <w:rPr>
@@ -5037,12 +4830,20 @@
         </w:rPr>
         <w:t>）</w:t>
       </w:r>
+      <w:r>
+        <w:rPr>
+          <w:rFonts w:ascii="宋体" w:eastAsia="宋体" w:hAnsi="宋体" w:hint="eastAsia"/>
+        </w:rPr>
+        <w:t>。</w:t>
+      </w:r>
     </w:p>
     <w:p>
       <w:pPr>
         <w:ind w:left="422" w:hangingChars="200" w:hanging="422"/>
         <w:rPr>
           <w:rFonts w:ascii="宋体" w:eastAsia="宋体" w:hAnsi="宋体" w:hint="eastAsia"/>
+          <w:b/>
+          <w:bCs/>
         </w:rPr>
       </w:pPr>
       <w:r>
@@ -5053,12 +4854,16 @@
         </w:rPr>
         <w:t>初码（A）声母：</w:t>
       </w:r>
-      <w:r>
-        <w:rPr>
-          <w:rFonts w:ascii="宋体" w:eastAsia="宋体" w:hAnsi="宋体"/>
-        </w:rPr>
-        <w:br/>
-      </w:r>
+    </w:p>
+    <w:p>
+      <w:pPr>
+        <w:ind w:leftChars="200" w:left="420"/>
+        <w:rPr>
+          <w:rFonts w:ascii="宋体" w:eastAsia="宋体" w:hAnsi="宋体" w:hint="eastAsia"/>
+          <w:b/>
+          <w:bCs/>
+        </w:rPr>
+      </w:pPr>
       <w:proofErr w:type="spellStart"/>
       <w:r>
         <w:rPr>
@@ -5285,7 +5090,7 @@
         <w:rPr>
           <w:rFonts w:ascii="宋体" w:eastAsia="宋体" w:hAnsi="宋体" w:hint="eastAsia"/>
         </w:rPr>
-        <w:t>/ü(v)an/er→r，ü(v)e→t，</w:t>
+        <w:t>/üan/er→r，üe→t，</w:t>
       </w:r>
       <w:proofErr w:type="spellStart"/>
       <w:r>
@@ -5299,7 +5104,7 @@
         <w:rPr>
           <w:rFonts w:ascii="宋体" w:eastAsia="宋体" w:hAnsi="宋体" w:hint="eastAsia"/>
         </w:rPr>
-        <w:t>/ü(v)→y（声母</w:t>
+        <w:t>/ü→y（声母</w:t>
       </w:r>
       <w:proofErr w:type="spellStart"/>
       <w:r>
@@ -5313,7 +5118,7 @@
         <w:rPr>
           <w:rFonts w:ascii="宋体" w:eastAsia="宋体" w:hAnsi="宋体" w:hint="eastAsia"/>
         </w:rPr>
-        <w:t>的，ü(v)→u），</w:t>
+        <w:t>的，ü→u），</w:t>
       </w:r>
       <w:proofErr w:type="spellStart"/>
       <w:r>
@@ -5327,7 +5132,7 @@
         <w:rPr>
           <w:rFonts w:ascii="宋体" w:eastAsia="宋体" w:hAnsi="宋体" w:hint="eastAsia"/>
         </w:rPr>
-        <w:t>→o，un/ü(v)n→p，</w:t>
+        <w:t>→o，un/ün→p，</w:t>
       </w:r>
       <w:proofErr w:type="spellStart"/>
       <w:r>
@@ -5564,7 +5369,7 @@
           <w14:ligatures w14:val="none"/>
         </w:rPr>
         <w:drawing>
-          <wp:inline distT="0" distB="0" distL="0" distR="0" wp14:anchorId="021093D3" wp14:editId="4A55CF03">
+          <wp:inline distT="0" distB="0" distL="0" distR="0" wp14:anchorId="021093D3" wp14:editId="6779CB3A">
             <wp:extent cx="3864293" cy="1155659"/>
             <wp:effectExtent l="0" t="0" r="3175" b="6985"/>
             <wp:docPr id="876378149" name="图片 2"/>
@@ -5759,6 +5564,13 @@
       <w:pPr>
         <w:rPr>
           <w:rFonts w:ascii="宋体" w:eastAsia="宋体" w:hAnsi="宋体" w:hint="eastAsia"/>
+        </w:rPr>
+      </w:pPr>
+    </w:p>
+    <w:p>
+      <w:pPr>
+        <w:rPr>
+          <w:rFonts w:ascii="宋体" w:eastAsia="宋体" w:hAnsi="宋体" w:hint="eastAsia"/>
           <w:b/>
           <w:bCs/>
           <w:sz w:val="32"/>
@@ -5837,7 +5649,7 @@
           <w:rFonts w:ascii="宋体" w:eastAsia="宋体" w:hAnsi="宋体"/>
           <w:szCs w:val="21"/>
         </w:rPr>
-        <w:t>编码中的第四位，用于区分同音字。它根据汉字的字形结构，将汉字分为</w:t>
+        <w:t>编码中的第四位，用于区分同音字。它将汉字分为</w:t>
       </w:r>
       <w:r>
         <w:rPr>
@@ -6099,7 +5911,6 @@
           <w:bCs/>
           <w:szCs w:val="21"/>
         </w:rPr>
-        <w:lastRenderedPageBreak/>
         <w:t>2. 独体字的分类与优先级</w:t>
       </w:r>
       <w:r>
@@ -6125,8 +5936,16 @@
           <w:rFonts w:ascii="宋体" w:eastAsia="宋体" w:hAnsi="宋体"/>
           <w:szCs w:val="21"/>
         </w:rPr>
-        <w:t>独体字根据其字形特征分为以下10类，并按照优先级从高到低排列（数字为</w:t>
-      </w:r>
+        <w:t>独体字根据其字形特征分为以下10类</w:t>
+      </w:r>
+      <w:r>
+        <w:rPr>
+          <w:rFonts w:ascii="宋体" w:eastAsia="宋体" w:hAnsi="宋体"/>
+          <w:szCs w:val="21"/>
+        </w:rPr>
+        <w:t>（</w:t>
+      </w:r>
+      <w:proofErr w:type="gramStart"/>
       <w:r>
         <w:rPr>
           <w:rFonts w:ascii="宋体" w:eastAsia="宋体" w:hAnsi="宋体" w:hint="eastAsia"/>
@@ -6139,7 +5958,36 @@
           <w:rFonts w:ascii="宋体" w:eastAsia="宋体" w:hAnsi="宋体"/>
           <w:szCs w:val="21"/>
         </w:rPr>
-        <w:t>码）：</w:t>
+        <w:t>码</w:t>
+      </w:r>
+      <w:r>
+        <w:rPr>
+          <w:rFonts w:ascii="宋体" w:eastAsia="宋体" w:hAnsi="宋体" w:hint="eastAsia"/>
+          <w:szCs w:val="21"/>
+        </w:rPr>
+        <w:t>为</w:t>
+      </w:r>
+      <w:proofErr w:type="gramEnd"/>
+      <w:r>
+        <w:rPr>
+          <w:rFonts w:ascii="宋体" w:eastAsia="宋体" w:hAnsi="宋体" w:hint="eastAsia"/>
+          <w:szCs w:val="21"/>
+        </w:rPr>
+        <w:t>数字</w:t>
+      </w:r>
+      <w:r>
+        <w:rPr>
+          <w:rFonts w:ascii="宋体" w:eastAsia="宋体" w:hAnsi="宋体"/>
+          <w:szCs w:val="21"/>
+        </w:rPr>
+        <w:t>）</w:t>
+      </w:r>
+      <w:r>
+        <w:rPr>
+          <w:rFonts w:ascii="宋体" w:eastAsia="宋体" w:hAnsi="宋体"/>
+          <w:szCs w:val="21"/>
+        </w:rPr>
+        <w:t>，并按照优先级从高到低排列：</w:t>
       </w:r>
     </w:p>
     <w:tbl>
@@ -6190,6 +6038,7 @@
                 <w:rFonts w:ascii="宋体" w:eastAsia="宋体" w:hAnsi="宋体"/>
                 <w:szCs w:val="21"/>
               </w:rPr>
+              <w:lastRenderedPageBreak/>
               <w:t>类别</w:t>
             </w:r>
           </w:p>
@@ -7640,29 +7489,6 @@
           <w:szCs w:val="21"/>
         </w:rPr>
       </w:pPr>
-      <w:proofErr w:type="gramStart"/>
-      <w:r>
-        <w:rPr>
-          <w:rFonts w:ascii="宋体" w:eastAsia="宋体" w:hAnsi="宋体" w:hint="eastAsia"/>
-          <w:szCs w:val="21"/>
-        </w:rPr>
-        <w:t>主</w:t>
-      </w:r>
-      <w:r>
-        <w:rPr>
-          <w:rFonts w:ascii="宋体" w:eastAsia="宋体" w:hAnsi="宋体"/>
-          <w:szCs w:val="21"/>
-        </w:rPr>
-        <w:t>码为</w:t>
-      </w:r>
-      <w:proofErr w:type="gramEnd"/>
-      <w:r>
-        <w:rPr>
-          <w:rFonts w:ascii="宋体" w:eastAsia="宋体" w:hAnsi="宋体"/>
-          <w:szCs w:val="21"/>
-        </w:rPr>
-        <w:t>数字0-9，分别对应上述类别。</w:t>
-      </w:r>
       <w:r>
         <w:rPr>
           <w:rFonts w:ascii="宋体" w:eastAsia="宋体" w:hAnsi="宋体" w:hint="eastAsia"/>
@@ -8006,7 +7832,21 @@
           <w:rFonts w:ascii="宋体" w:eastAsia="宋体" w:hAnsi="宋体" w:hint="eastAsia"/>
           <w:szCs w:val="21"/>
         </w:rPr>
-        <w:t>或者在现代字形中难以辨认；或者出于避重、历史编码因素考虑，需要进行部首的优化分配（3.</w:t>
+        <w:t>或者在现代字形中难以辨认</w:t>
+      </w:r>
+      <w:r>
+        <w:rPr>
+          <w:rFonts w:ascii="宋体" w:eastAsia="宋体" w:hAnsi="宋体" w:hint="eastAsia"/>
+          <w:szCs w:val="21"/>
+        </w:rPr>
+        <w:t>，</w:t>
+      </w:r>
+      <w:r>
+        <w:rPr>
+          <w:rFonts w:ascii="宋体" w:eastAsia="宋体" w:hAnsi="宋体" w:hint="eastAsia"/>
+          <w:szCs w:val="21"/>
+        </w:rPr>
+        <w:t>或者出于避重、历史编码因素考虑，需要进行部首的优化分配（3.</w:t>
       </w:r>
       <w:r>
         <w:rPr>
@@ -8217,20 +8057,37 @@
           <w:bCs/>
           <w:szCs w:val="21"/>
         </w:rPr>
-        <w:t>&amp;部首次表（红色需格外记忆）</w:t>
-      </w:r>
-    </w:p>
-    <w:p>
-      <w:pPr>
-        <w:rPr>
-          <w:rFonts w:ascii="宋体" w:eastAsia="宋体" w:hAnsi="宋体" w:hint="eastAsia"/>
-        </w:rPr>
-      </w:pPr>
-      <w:r>
-        <w:rPr>
-          <w:rFonts w:ascii="宋体" w:eastAsia="宋体" w:hAnsi="宋体"/>
-        </w:rPr>
-        <w:lastRenderedPageBreak/>
+        <w:t>&amp;部首次表（</w:t>
+      </w:r>
+      <w:r>
+        <w:rPr>
+          <w:rFonts w:ascii="宋体" w:eastAsia="宋体" w:hAnsi="宋体" w:hint="eastAsia"/>
+          <w:b/>
+          <w:bCs/>
+          <w:szCs w:val="21"/>
+        </w:rPr>
+        <w:t>加粗</w:t>
+      </w:r>
+      <w:r>
+        <w:rPr>
+          <w:rFonts w:ascii="宋体" w:eastAsia="宋体" w:hAnsi="宋体" w:hint="eastAsia"/>
+          <w:b/>
+          <w:bCs/>
+          <w:szCs w:val="21"/>
+        </w:rPr>
+        <w:t>需格外记忆）</w:t>
+      </w:r>
+    </w:p>
+    <w:p>
+      <w:pPr>
+        <w:rPr>
+          <w:rFonts w:ascii="宋体" w:eastAsia="宋体" w:hAnsi="宋体" w:hint="eastAsia"/>
+        </w:rPr>
+      </w:pPr>
+      <w:r>
+        <w:rPr>
+          <w:rFonts w:ascii="宋体" w:eastAsia="宋体" w:hAnsi="宋体"/>
+        </w:rPr>
         <w:t>a</w:t>
       </w:r>
       <w:r>
@@ -8499,6 +8356,7 @@
         <w:rPr>
           <w:rFonts w:ascii="宋体" w:eastAsia="宋体" w:hAnsi="宋体"/>
         </w:rPr>
+        <w:lastRenderedPageBreak/>
         <w:t>e</w:t>
       </w:r>
       <w:r>
@@ -10591,7 +10449,21 @@
           <w:rFonts w:ascii="宋体" w:eastAsia="宋体" w:hAnsi="宋体"/>
           <w:szCs w:val="21"/>
         </w:rPr>
-        <w:t>选取左上角部件。</w:t>
+        <w:t>选取左</w:t>
+      </w:r>
+      <w:r>
+        <w:rPr>
+          <w:rFonts w:ascii="宋体" w:eastAsia="宋体" w:hAnsi="宋体" w:hint="eastAsia"/>
+          <w:szCs w:val="21"/>
+        </w:rPr>
+        <w:t>/上/外</w:t>
+      </w:r>
+      <w:r>
+        <w:rPr>
+          <w:rFonts w:ascii="宋体" w:eastAsia="宋体" w:hAnsi="宋体"/>
+          <w:szCs w:val="21"/>
+        </w:rPr>
+        <w:t>部件。</w:t>
       </w:r>
       <w:r>
         <w:rPr>
@@ -10887,61 +10759,61 @@
           <w:rFonts w:ascii="宋体" w:eastAsia="宋体" w:hAnsi="宋体" w:hint="eastAsia"/>
           <w:szCs w:val="21"/>
         </w:rPr>
+        <w:t>根据优化分配规则，需要着重理解的字例有：</w:t>
+      </w:r>
+    </w:p>
+    <w:p>
+      <w:pPr>
+        <w:ind w:firstLineChars="200" w:firstLine="420"/>
+        <w:rPr>
+          <w:rFonts w:ascii="宋体" w:eastAsia="宋体" w:hAnsi="宋体" w:hint="eastAsia"/>
+        </w:rPr>
+      </w:pPr>
+      <w:r>
+        <w:rPr>
+          <w:rFonts w:ascii="宋体" w:eastAsia="宋体" w:hAnsi="宋体"/>
+        </w:rPr>
+        <w:t>巨5 平5 养d 就d 利h 临</w:t>
+      </w:r>
+      <w:proofErr w:type="spellStart"/>
+      <w:r>
+        <w:rPr>
+          <w:rFonts w:ascii="宋体" w:eastAsia="宋体" w:hAnsi="宋体"/>
+        </w:rPr>
+        <w:t>i</w:t>
+      </w:r>
+      <w:proofErr w:type="spellEnd"/>
+      <w:r>
+        <w:rPr>
+          <w:rFonts w:ascii="宋体" w:eastAsia="宋体" w:hAnsi="宋体"/>
+        </w:rPr>
+        <w:t xml:space="preserve"> 所j</w:t>
+      </w:r>
+      <w:r>
+        <w:rPr>
+          <w:rFonts w:ascii="宋体" w:eastAsia="宋体" w:hAnsi="宋体" w:hint="eastAsia"/>
+        </w:rPr>
+        <w:t xml:space="preserve"> 月j</w:t>
+      </w:r>
+      <w:r>
+        <w:rPr>
+          <w:rFonts w:ascii="宋体" w:eastAsia="宋体" w:hAnsi="宋体"/>
+        </w:rPr>
+        <w:t xml:space="preserve"> 束k 乔k 事k 吏k 史k 数l 见m 贝m </w:t>
+      </w:r>
+    </w:p>
+    <w:p>
+      <w:pPr>
+        <w:ind w:firstLineChars="200" w:firstLine="420"/>
+        <w:rPr>
+          <w:rFonts w:ascii="宋体" w:eastAsia="宋体" w:hAnsi="宋体" w:hint="eastAsia"/>
+        </w:rPr>
+      </w:pPr>
+      <w:r>
+        <w:rPr>
+          <w:rFonts w:ascii="宋体" w:eastAsia="宋体" w:hAnsi="宋体"/>
+        </w:rPr>
         <w:lastRenderedPageBreak/>
-        <w:t>根据优化分配规则，需要着重理解的字例有：</w:t>
-      </w:r>
-    </w:p>
-    <w:p>
-      <w:pPr>
-        <w:ind w:firstLineChars="200" w:firstLine="420"/>
-        <w:rPr>
-          <w:rFonts w:ascii="宋体" w:eastAsia="宋体" w:hAnsi="宋体" w:hint="eastAsia"/>
-        </w:rPr>
-      </w:pPr>
-      <w:r>
-        <w:rPr>
-          <w:rFonts w:ascii="宋体" w:eastAsia="宋体" w:hAnsi="宋体"/>
-        </w:rPr>
-        <w:t>巨5 平5 养d 就d 利h 临</w:t>
-      </w:r>
-      <w:proofErr w:type="spellStart"/>
-      <w:r>
-        <w:rPr>
-          <w:rFonts w:ascii="宋体" w:eastAsia="宋体" w:hAnsi="宋体"/>
-        </w:rPr>
-        <w:t>i</w:t>
-      </w:r>
-      <w:proofErr w:type="spellEnd"/>
-      <w:r>
-        <w:rPr>
-          <w:rFonts w:ascii="宋体" w:eastAsia="宋体" w:hAnsi="宋体"/>
-        </w:rPr>
-        <w:t xml:space="preserve"> 所j</w:t>
-      </w:r>
-      <w:r>
-        <w:rPr>
-          <w:rFonts w:ascii="宋体" w:eastAsia="宋体" w:hAnsi="宋体" w:hint="eastAsia"/>
-        </w:rPr>
-        <w:t xml:space="preserve"> 月j</w:t>
-      </w:r>
-      <w:r>
-        <w:rPr>
-          <w:rFonts w:ascii="宋体" w:eastAsia="宋体" w:hAnsi="宋体"/>
-        </w:rPr>
-        <w:t xml:space="preserve"> 束k 乔k 事k 吏k 史k 数l 见m 贝m </w:t>
-      </w:r>
-    </w:p>
-    <w:p>
-      <w:pPr>
-        <w:ind w:firstLineChars="200" w:firstLine="420"/>
-        <w:rPr>
-          <w:rFonts w:ascii="宋体" w:eastAsia="宋体" w:hAnsi="宋体" w:hint="eastAsia"/>
-        </w:rPr>
-      </w:pPr>
-      <w:r>
-        <w:rPr>
-          <w:rFonts w:ascii="宋体" w:eastAsia="宋体" w:hAnsi="宋体"/>
-        </w:rPr>
         <w:t>责q</w:t>
       </w:r>
       <w:r>
@@ -11770,7 +11642,7 @@
           <w:rFonts w:ascii="宋体" w:eastAsia="宋体" w:hAnsi="宋体"/>
           <w:szCs w:val="21"/>
         </w:rPr>
-        <w:t xml:space="preserve">（以下部首过于罕见，不采用，转而选取其他部件）： </w:t>
+        <w:t xml:space="preserve">（以下部首不采用，转而选取其他部件）： </w:t>
       </w:r>
     </w:p>
     <w:p>
@@ -11994,7 +11866,7 @@
           <w:bCs/>
           <w:szCs w:val="21"/>
         </w:rPr>
-        <w:t>禁用字母</w:t>
+        <w:t>禁用</w:t>
       </w:r>
       <w:r>
         <w:rPr>
@@ -12638,7 +12510,6 @@
                 <w:rFonts w:ascii="宋体" w:eastAsia="宋体" w:hAnsi="宋体"/>
                 <w:szCs w:val="21"/>
               </w:rPr>
-              <w:lastRenderedPageBreak/>
               <w:t>术语</w:t>
             </w:r>
           </w:p>
@@ -12798,6 +12669,7 @@
                 <w:bCs/>
                 <w:szCs w:val="21"/>
               </w:rPr>
+              <w:lastRenderedPageBreak/>
               <w:t>余音</w:t>
             </w:r>
           </w:p>
@@ -13489,6 +13361,13 @@
           <w:rFonts w:ascii="宋体" w:eastAsia="宋体" w:hAnsi="宋体" w:hint="eastAsia"/>
           <w:szCs w:val="21"/>
         </w:rPr>
+        <w:t>（音托）</w:t>
+      </w:r>
+      <w:r>
+        <w:rPr>
+          <w:rFonts w:ascii="宋体" w:eastAsia="宋体" w:hAnsi="宋体" w:hint="eastAsia"/>
+          <w:szCs w:val="21"/>
+        </w:rPr>
         <w:t>，</w:t>
       </w:r>
       <w:r>
@@ -13639,7 +13518,7 @@
           <w:rFonts w:ascii="宋体" w:eastAsia="宋体" w:hAnsi="宋体" w:hint="eastAsia"/>
           <w:szCs w:val="21"/>
         </w:rPr>
-        <w:t>如 龶</w:t>
+        <w:t>如龶</w:t>
       </w:r>
       <w:r>
         <w:rPr>
@@ -14566,7 +14445,21 @@
           <w:rFonts w:ascii="宋体" w:eastAsia="宋体" w:hAnsi="宋体" w:hint="eastAsia"/>
           <w:szCs w:val="21"/>
         </w:rPr>
-        <w:t>取余部时，如果余集合成字，则通常</w:t>
+        <w:t>取余部时，如果余集合成字</w:t>
+      </w:r>
+      <w:r>
+        <w:rPr>
+          <w:rFonts w:ascii="宋体" w:eastAsia="宋体" w:hAnsi="宋体" w:hint="eastAsia"/>
+          <w:szCs w:val="21"/>
+        </w:rPr>
+        <w:t>（合体字）</w:t>
+      </w:r>
+      <w:r>
+        <w:rPr>
+          <w:rFonts w:ascii="宋体" w:eastAsia="宋体" w:hAnsi="宋体" w:hint="eastAsia"/>
+          <w:szCs w:val="21"/>
+        </w:rPr>
+        <w:t>，则通常</w:t>
       </w:r>
       <w:proofErr w:type="gramStart"/>
       <w:r>
@@ -14582,7 +14475,37 @@
           <w:rFonts w:ascii="宋体" w:eastAsia="宋体" w:hAnsi="宋体" w:hint="eastAsia"/>
           <w:szCs w:val="21"/>
         </w:rPr>
-        <w:t>的部首作为副码来源</w:t>
+        <w:t>的部首</w:t>
+      </w:r>
+      <w:r>
+        <w:rPr>
+          <w:rFonts w:ascii="宋体" w:eastAsia="宋体" w:hAnsi="宋体" w:hint="eastAsia"/>
+          <w:szCs w:val="21"/>
+        </w:rPr>
+        <w:t>（参照</w:t>
+      </w:r>
+      <w:proofErr w:type="gramStart"/>
+      <w:r>
+        <w:rPr>
+          <w:rFonts w:ascii="宋体" w:eastAsia="宋体" w:hAnsi="宋体" w:hint="eastAsia"/>
+          <w:szCs w:val="21"/>
+        </w:rPr>
+        <w:t>主码取</w:t>
+      </w:r>
+      <w:proofErr w:type="gramEnd"/>
+      <w:r>
+        <w:rPr>
+          <w:rFonts w:ascii="宋体" w:eastAsia="宋体" w:hAnsi="宋体" w:hint="eastAsia"/>
+          <w:szCs w:val="21"/>
+        </w:rPr>
+        <w:t>部首逻辑）</w:t>
+      </w:r>
+      <w:r>
+        <w:rPr>
+          <w:rFonts w:ascii="宋体" w:eastAsia="宋体" w:hAnsi="宋体" w:hint="eastAsia"/>
+          <w:szCs w:val="21"/>
+        </w:rPr>
+        <w:t>作为副码来源</w:t>
       </w:r>
       <w:r>
         <w:rPr>
@@ -14596,7 +14519,37 @@
           <w:rFonts w:ascii="宋体" w:eastAsia="宋体" w:hAnsi="宋体" w:hint="eastAsia"/>
           <w:szCs w:val="21"/>
         </w:rPr>
-        <w:t>若部首不在部首表中，可取部首余音。</w:t>
+        <w:t>部首在部首表中则取部首码，</w:t>
+      </w:r>
+      <w:r>
+        <w:rPr>
+          <w:rFonts w:ascii="宋体" w:eastAsia="宋体" w:hAnsi="宋体" w:hint="eastAsia"/>
+          <w:szCs w:val="21"/>
+        </w:rPr>
+        <w:t>不在表中</w:t>
+      </w:r>
+      <w:proofErr w:type="gramStart"/>
+      <w:r>
+        <w:rPr>
+          <w:rFonts w:ascii="宋体" w:eastAsia="宋体" w:hAnsi="宋体" w:hint="eastAsia"/>
+          <w:szCs w:val="21"/>
+        </w:rPr>
+        <w:t>取</w:t>
+      </w:r>
+      <w:r>
+        <w:rPr>
+          <w:rFonts w:ascii="宋体" w:eastAsia="宋体" w:hAnsi="宋体" w:hint="eastAsia"/>
+          <w:szCs w:val="21"/>
+        </w:rPr>
+        <w:t>初码</w:t>
+      </w:r>
+      <w:proofErr w:type="gramEnd"/>
+      <w:r>
+        <w:rPr>
+          <w:rFonts w:ascii="宋体" w:eastAsia="宋体" w:hAnsi="宋体" w:hint="eastAsia"/>
+          <w:szCs w:val="21"/>
+        </w:rPr>
+        <w:t>。</w:t>
       </w:r>
     </w:p>
     <w:p>
@@ -14640,7 +14593,6 @@
           <w:rFonts w:ascii="宋体" w:eastAsia="宋体" w:hAnsi="宋体"/>
           <w:szCs w:val="21"/>
         </w:rPr>
-        <w:lastRenderedPageBreak/>
         <w:t>"</w:t>
       </w:r>
       <w:r>
@@ -14750,7 +14702,30 @@
           <w:rFonts w:ascii="宋体" w:eastAsia="宋体" w:hAnsi="宋体" w:hint="eastAsia"/>
           <w:szCs w:val="21"/>
         </w:rPr>
-        <w:t>“立”，不在部首表，取余音l。</w:t>
+        <w:t>“立”，不在部首表，</w:t>
+      </w:r>
+      <w:proofErr w:type="gramStart"/>
+      <w:r>
+        <w:rPr>
+          <w:rFonts w:ascii="宋体" w:eastAsia="宋体" w:hAnsi="宋体" w:hint="eastAsia"/>
+          <w:szCs w:val="21"/>
+        </w:rPr>
+        <w:t>取</w:t>
+      </w:r>
+      <w:r>
+        <w:rPr>
+          <w:rFonts w:ascii="宋体" w:eastAsia="宋体" w:hAnsi="宋体" w:hint="eastAsia"/>
+          <w:szCs w:val="21"/>
+        </w:rPr>
+        <w:t>初码</w:t>
+      </w:r>
+      <w:proofErr w:type="gramEnd"/>
+      <w:r>
+        <w:rPr>
+          <w:rFonts w:ascii="宋体" w:eastAsia="宋体" w:hAnsi="宋体" w:hint="eastAsia"/>
+          <w:szCs w:val="21"/>
+        </w:rPr>
+        <w:t>l。</w:t>
       </w:r>
     </w:p>
     <w:p>
@@ -14769,6 +14744,7 @@
           <w:rFonts w:ascii="宋体" w:eastAsia="宋体" w:hAnsi="宋体"/>
           <w:szCs w:val="21"/>
         </w:rPr>
+        <w:lastRenderedPageBreak/>
         <w:t>"</w:t>
       </w:r>
       <w:r>
@@ -14988,29 +14964,80 @@
         </w:rPr>
         <w:t>部件的部首码</w:t>
       </w:r>
+      <w:r>
+        <w:rPr>
+          <w:rFonts w:ascii="宋体" w:eastAsia="宋体" w:hAnsi="宋体" w:hint="eastAsia"/>
+          <w:szCs w:val="21"/>
+        </w:rPr>
+        <w:t>（如无，</w:t>
+      </w:r>
       <w:proofErr w:type="gramStart"/>
       <w:r>
         <w:rPr>
-          <w:rFonts w:ascii="宋体" w:eastAsia="宋体" w:hAnsi="宋体"/>
-          <w:szCs w:val="21"/>
-        </w:rPr>
-        <w:t>或初码为</w:t>
+          <w:rFonts w:ascii="宋体" w:eastAsia="宋体" w:hAnsi="宋体" w:hint="eastAsia"/>
+          <w:szCs w:val="21"/>
+        </w:rPr>
+        <w:t>则</w:t>
+      </w:r>
+      <w:r>
+        <w:rPr>
+          <w:rFonts w:ascii="宋体" w:eastAsia="宋体" w:hAnsi="宋体"/>
+          <w:szCs w:val="21"/>
+        </w:rPr>
+        <w:t>初码</w:t>
       </w:r>
       <w:proofErr w:type="gramEnd"/>
       <w:r>
         <w:rPr>
-          <w:rFonts w:ascii="宋体" w:eastAsia="宋体" w:hAnsi="宋体"/>
-          <w:szCs w:val="21"/>
-        </w:rPr>
-        <w:t>副码。</w:t>
+          <w:rFonts w:ascii="宋体" w:eastAsia="宋体" w:hAnsi="宋体" w:hint="eastAsia"/>
+          <w:szCs w:val="21"/>
+        </w:rPr>
+        <w:t>）</w:t>
+      </w:r>
+      <w:r>
+        <w:rPr>
+          <w:rFonts w:ascii="宋体" w:eastAsia="宋体" w:hAnsi="宋体"/>
+          <w:szCs w:val="21"/>
+        </w:rPr>
+        <w:t>为副码。</w:t>
       </w:r>
       <w:bookmarkEnd w:id="0"/>
       <w:r>
         <w:rPr>
-          <w:rFonts w:ascii="宋体" w:eastAsia="宋体" w:hAnsi="宋体"/>
-          <w:szCs w:val="21"/>
-        </w:rPr>
-        <w:t>必要时递归应用此流程。</w:t>
+          <w:rFonts w:ascii="宋体" w:eastAsia="宋体" w:hAnsi="宋体" w:hint="eastAsia"/>
+          <w:szCs w:val="21"/>
+        </w:rPr>
+        <w:t>无码可取</w:t>
+      </w:r>
+      <w:r>
+        <w:rPr>
+          <w:rFonts w:ascii="宋体" w:eastAsia="宋体" w:hAnsi="宋体"/>
+          <w:szCs w:val="21"/>
+        </w:rPr>
+        <w:t>时</w:t>
+      </w:r>
+      <w:r>
+        <w:rPr>
+          <w:rFonts w:ascii="宋体" w:eastAsia="宋体" w:hAnsi="宋体" w:hint="eastAsia"/>
+          <w:szCs w:val="21"/>
+        </w:rPr>
+        <w:t>可尝试进一步拆分，仍不可取时可逐步放开</w:t>
+      </w:r>
+      <w:proofErr w:type="gramStart"/>
+      <w:r>
+        <w:rPr>
+          <w:rFonts w:ascii="宋体" w:eastAsia="宋体" w:hAnsi="宋体" w:hint="eastAsia"/>
+          <w:szCs w:val="21"/>
+        </w:rPr>
+        <w:t>音似性和</w:t>
+      </w:r>
+      <w:proofErr w:type="gramEnd"/>
+      <w:r>
+        <w:rPr>
+          <w:rFonts w:ascii="宋体" w:eastAsia="宋体" w:hAnsi="宋体" w:hint="eastAsia"/>
+          <w:szCs w:val="21"/>
+        </w:rPr>
+        <w:t>单笔画要求。</w:t>
       </w:r>
     </w:p>
     <w:p>
@@ -15626,7 +15653,21 @@
           <w:rFonts w:ascii="宋体" w:eastAsia="宋体" w:hAnsi="宋体"/>
           <w:szCs w:val="21"/>
         </w:rPr>
-        <w:t>为"立"+"日"，取</w:t>
+        <w:t>为"立"</w:t>
+      </w:r>
+      <w:r>
+        <w:rPr>
+          <w:rFonts w:ascii="宋体" w:eastAsia="宋体" w:hAnsi="宋体" w:hint="eastAsia"/>
+          <w:szCs w:val="21"/>
+        </w:rPr>
+        <w:t>和</w:t>
+      </w:r>
+      <w:r>
+        <w:rPr>
+          <w:rFonts w:ascii="宋体" w:eastAsia="宋体" w:hAnsi="宋体"/>
+          <w:szCs w:val="21"/>
+        </w:rPr>
+        <w:t>"日"，取</w:t>
       </w:r>
       <w:proofErr w:type="gramStart"/>
       <w:r>
@@ -15661,21 +15702,37 @@
           <w:rFonts w:ascii="宋体" w:eastAsia="宋体" w:hAnsi="宋体"/>
           <w:szCs w:val="21"/>
         </w:rPr>
-        <w:t>"立"的</w:t>
-      </w:r>
-      <w:r>
-        <w:rPr>
-          <w:rFonts w:ascii="宋体" w:eastAsia="宋体" w:hAnsi="宋体" w:hint="eastAsia"/>
-          <w:szCs w:val="21"/>
-        </w:rPr>
-        <w:t>余音（初码）</w:t>
-      </w:r>
-      <w:r>
-        <w:rPr>
-          <w:rFonts w:ascii="宋体" w:eastAsia="宋体" w:hAnsi="宋体"/>
-          <w:szCs w:val="21"/>
-        </w:rPr>
-        <w:t>为l</w:t>
+        <w:t>"立"</w:t>
+      </w:r>
+      <w:proofErr w:type="gramStart"/>
+      <w:r>
+        <w:rPr>
+          <w:rFonts w:ascii="宋体" w:eastAsia="宋体" w:hAnsi="宋体"/>
+          <w:szCs w:val="21"/>
+        </w:rPr>
+        <w:t>的</w:t>
+      </w:r>
+      <w:r>
+        <w:rPr>
+          <w:rFonts w:ascii="宋体" w:eastAsia="宋体" w:hAnsi="宋体" w:hint="eastAsia"/>
+          <w:szCs w:val="21"/>
+        </w:rPr>
+        <w:t>初码</w:t>
+      </w:r>
+      <w:r>
+        <w:rPr>
+          <w:rFonts w:ascii="宋体" w:eastAsia="宋体" w:hAnsi="宋体"/>
+          <w:szCs w:val="21"/>
+        </w:rPr>
+        <w:t>为</w:t>
+      </w:r>
+      <w:proofErr w:type="gramEnd"/>
+      <w:r>
+        <w:rPr>
+          <w:rFonts w:ascii="宋体" w:eastAsia="宋体" w:hAnsi="宋体"/>
+          <w:szCs w:val="21"/>
+        </w:rPr>
+        <w:t>l</w:t>
       </w:r>
     </w:p>
     <w:p>
@@ -15717,7 +15774,21 @@
           <w:rFonts w:ascii="宋体" w:eastAsia="宋体" w:hAnsi="宋体"/>
           <w:szCs w:val="21"/>
         </w:rPr>
-        <w:t>l（"立"的</w:t>
+        <w:t>l（</w:t>
+      </w:r>
+      <w:r>
+        <w:rPr>
+          <w:rFonts w:ascii="宋体" w:eastAsia="宋体" w:hAnsi="宋体" w:hint="eastAsia"/>
+          <w:szCs w:val="21"/>
+        </w:rPr>
+        <w:t>余部</w:t>
+      </w:r>
+      <w:r>
+        <w:rPr>
+          <w:rFonts w:ascii="宋体" w:eastAsia="宋体" w:hAnsi="宋体"/>
+          <w:szCs w:val="21"/>
+        </w:rPr>
+        <w:t>"立"</w:t>
       </w:r>
       <w:r>
         <w:rPr>
@@ -16230,44 +16301,44 @@
           <w:bCs/>
           <w:szCs w:val="21"/>
         </w:rPr>
+        <w:t xml:space="preserve">3 </w:t>
+      </w:r>
+      <w:proofErr w:type="gramStart"/>
+      <w:r>
+        <w:rPr>
+          <w:rFonts w:ascii="宋体" w:eastAsia="宋体" w:hAnsi="宋体"/>
+          <w:b/>
+          <w:bCs/>
+          <w:szCs w:val="21"/>
+        </w:rPr>
+        <w:t>独体字余字</w:t>
+      </w:r>
+      <w:proofErr w:type="gramEnd"/>
+      <w:r>
+        <w:rPr>
+          <w:rFonts w:ascii="宋体" w:eastAsia="宋体" w:hAnsi="宋体"/>
+          <w:b/>
+          <w:bCs/>
+          <w:szCs w:val="21"/>
+        </w:rPr>
+        <w:t>拆分</w:t>
+      </w:r>
+    </w:p>
+    <w:p>
+      <w:pPr>
+        <w:rPr>
+          <w:rFonts w:ascii="宋体" w:eastAsia="宋体" w:hAnsi="宋体" w:hint="eastAsia"/>
+          <w:b/>
+          <w:bCs/>
+          <w:szCs w:val="21"/>
+        </w:rPr>
+      </w:pPr>
+      <w:r>
+        <w:rPr>
+          <w:rFonts w:ascii="宋体" w:eastAsia="宋体" w:hAnsi="宋体"/>
+          <w:szCs w:val="21"/>
+        </w:rPr>
         <w:lastRenderedPageBreak/>
-        <w:t xml:space="preserve">3 </w:t>
-      </w:r>
-      <w:proofErr w:type="gramStart"/>
-      <w:r>
-        <w:rPr>
-          <w:rFonts w:ascii="宋体" w:eastAsia="宋体" w:hAnsi="宋体"/>
-          <w:b/>
-          <w:bCs/>
-          <w:szCs w:val="21"/>
-        </w:rPr>
-        <w:t>独体字余字</w:t>
-      </w:r>
-      <w:proofErr w:type="gramEnd"/>
-      <w:r>
-        <w:rPr>
-          <w:rFonts w:ascii="宋体" w:eastAsia="宋体" w:hAnsi="宋体"/>
-          <w:b/>
-          <w:bCs/>
-          <w:szCs w:val="21"/>
-        </w:rPr>
-        <w:t>拆分</w:t>
-      </w:r>
-    </w:p>
-    <w:p>
-      <w:pPr>
-        <w:rPr>
-          <w:rFonts w:ascii="宋体" w:eastAsia="宋体" w:hAnsi="宋体" w:hint="eastAsia"/>
-          <w:b/>
-          <w:bCs/>
-          <w:szCs w:val="21"/>
-        </w:rPr>
-      </w:pPr>
-      <w:r>
-        <w:rPr>
-          <w:rFonts w:ascii="宋体" w:eastAsia="宋体" w:hAnsi="宋体"/>
-          <w:szCs w:val="21"/>
-        </w:rPr>
         <w:t>以</w:t>
       </w:r>
       <w:r>
@@ -16298,23 +16369,7 @@
           <w:rFonts w:ascii="宋体" w:eastAsia="宋体" w:hAnsi="宋体"/>
           <w:szCs w:val="21"/>
         </w:rPr>
-        <w:t>关系，满足任意一条即可判定为可拆分。若某</w:t>
-      </w:r>
-      <w:proofErr w:type="gramStart"/>
-      <w:r>
-        <w:rPr>
-          <w:rFonts w:ascii="宋体" w:eastAsia="宋体" w:hAnsi="宋体"/>
-          <w:szCs w:val="21"/>
-        </w:rPr>
-        <w:t>字同时</w:t>
-      </w:r>
-      <w:proofErr w:type="gramEnd"/>
-      <w:r>
-        <w:rPr>
-          <w:rFonts w:ascii="宋体" w:eastAsia="宋体" w:hAnsi="宋体"/>
-          <w:szCs w:val="21"/>
-        </w:rPr>
-        <w:t>满足多条规则，以最先满足的规则为准，结果一致。</w:t>
+        <w:t>关系，满足任意一条即可判定为可拆分。</w:t>
       </w:r>
       <w:r>
         <w:rPr>
@@ -17774,7 +17829,6 @@
           <w:b/>
           <w:bCs/>
         </w:rPr>
-        <w:lastRenderedPageBreak/>
         <w:t>部件表示法</w:t>
       </w:r>
     </w:p>
@@ -17824,6 +17878,7 @@
               <w:rPr>
                 <w:rFonts w:ascii="宋体" w:eastAsia="宋体" w:hAnsi="宋体" w:hint="eastAsia"/>
               </w:rPr>
+              <w:lastRenderedPageBreak/>
               <w:t>表示法</w:t>
             </w:r>
           </w:p>
@@ -19182,7 +19237,19 @@
               <w:rPr>
                 <w:rFonts w:ascii="宋体" w:eastAsia="宋体" w:hAnsi="宋体"/>
               </w:rPr>
-              <w:t xml:space="preserve"> kb 4] 表示一个上下结构</w:t>
+              <w:t xml:space="preserve"> kb 4] 表示一个</w:t>
+            </w:r>
+            <w:r>
+              <w:rPr>
+                <w:rFonts w:ascii="宋体" w:eastAsia="宋体" w:hAnsi="宋体" w:hint="eastAsia"/>
+              </w:rPr>
+              <w:t>交错</w:t>
+            </w:r>
+            <w:r>
+              <w:rPr>
+                <w:rFonts w:ascii="宋体" w:eastAsia="宋体" w:hAnsi="宋体"/>
+              </w:rPr>
+              <w:t>上下结构</w:t>
             </w:r>
           </w:p>
         </w:tc>
@@ -19738,216 +19805,19 @@
     </w:p>
     <w:p>
       <w:pPr>
-        <w:ind w:firstLineChars="200" w:firstLine="420"/>
-        <w:rPr>
-          <w:rFonts w:ascii="宋体" w:eastAsia="宋体" w:hAnsi="宋体" w:hint="eastAsia"/>
-        </w:rPr>
-      </w:pPr>
-      <w:r>
-        <w:rPr>
-          <w:rFonts w:ascii="宋体" w:eastAsia="宋体" w:hAnsi="宋体"/>
-        </w:rPr>
-        <w:t>部件用以下方式表示：</w:t>
-      </w:r>
-    </w:p>
-    <w:p>
-      <w:pPr>
-        <w:numPr>
-          <w:ilvl w:val="0"/>
-          <w:numId w:val="33"/>
-        </w:numPr>
-        <w:rPr>
-          <w:rFonts w:ascii="宋体" w:eastAsia="宋体" w:hAnsi="宋体" w:hint="eastAsia"/>
-        </w:rPr>
-      </w:pPr>
-      <w:r>
-        <w:rPr>
-          <w:rFonts w:ascii="宋体" w:eastAsia="宋体" w:hAnsi="宋体"/>
-          <w:b/>
-          <w:bCs/>
-        </w:rPr>
-        <w:t>部首部件</w:t>
-      </w:r>
-      <w:r>
-        <w:rPr>
-          <w:rFonts w:ascii="宋体" w:eastAsia="宋体" w:hAnsi="宋体"/>
-        </w:rPr>
-        <w:t>：用</w:t>
-      </w:r>
-      <w:proofErr w:type="gramStart"/>
-      <w:r>
-        <w:rPr>
-          <w:rFonts w:ascii="宋体" w:eastAsia="宋体" w:hAnsi="宋体" w:hint="eastAsia"/>
-        </w:rPr>
-        <w:t>部首双码</w:t>
-      </w:r>
-      <w:proofErr w:type="gramEnd"/>
-      <w:r>
-        <w:rPr>
-          <w:rFonts w:ascii="宋体" w:eastAsia="宋体" w:hAnsi="宋体"/>
-        </w:rPr>
-        <w:t>表示（部首</w:t>
-      </w:r>
-      <w:r>
-        <w:rPr>
-          <w:rFonts w:ascii="宋体" w:eastAsia="宋体" w:hAnsi="宋体" w:hint="eastAsia"/>
-        </w:rPr>
-        <w:t>码</w:t>
-      </w:r>
-      <w:r>
-        <w:rPr>
-          <w:rFonts w:ascii="宋体" w:eastAsia="宋体" w:hAnsi="宋体"/>
-        </w:rPr>
-        <w:t>+</w:t>
-      </w:r>
-      <w:r>
-        <w:rPr>
-          <w:rFonts w:ascii="宋体" w:eastAsia="宋体" w:hAnsi="宋体" w:hint="eastAsia"/>
-        </w:rPr>
-        <w:t>部首次码</w:t>
-      </w:r>
-      <w:r>
-        <w:rPr>
-          <w:rFonts w:ascii="宋体" w:eastAsia="宋体" w:hAnsi="宋体"/>
-        </w:rPr>
-        <w:t>）</w:t>
-      </w:r>
-    </w:p>
-    <w:p>
-      <w:pPr>
-        <w:numPr>
-          <w:ilvl w:val="1"/>
-          <w:numId w:val="33"/>
-        </w:numPr>
-        <w:rPr>
-          <w:rFonts w:ascii="宋体" w:eastAsia="宋体" w:hAnsi="宋体" w:hint="eastAsia"/>
-        </w:rPr>
-      </w:pPr>
-      <w:r>
-        <w:rPr>
-          <w:rFonts w:ascii="宋体" w:eastAsia="宋体" w:hAnsi="宋体"/>
-        </w:rPr>
-        <w:t>"心"是</w:t>
-      </w:r>
-      <w:r>
-        <w:rPr>
-          <w:rFonts w:ascii="宋体" w:eastAsia="宋体" w:hAnsi="宋体" w:hint="eastAsia"/>
-        </w:rPr>
-        <w:t>部首</w:t>
-      </w:r>
-      <w:r>
-        <w:rPr>
-          <w:rFonts w:ascii="宋体" w:eastAsia="宋体" w:hAnsi="宋体"/>
-        </w:rPr>
-        <w:t>表中x的第三个部首，</w:t>
-      </w:r>
-      <w:proofErr w:type="gramStart"/>
-      <w:r>
-        <w:rPr>
-          <w:rFonts w:ascii="宋体" w:eastAsia="宋体" w:hAnsi="宋体"/>
-        </w:rPr>
-        <w:t>对应</w:t>
-      </w:r>
-      <w:r>
-        <w:rPr>
-          <w:rFonts w:ascii="宋体" w:eastAsia="宋体" w:hAnsi="宋体" w:hint="eastAsia"/>
-        </w:rPr>
-        <w:t>部</w:t>
-      </w:r>
-      <w:proofErr w:type="gramEnd"/>
-      <w:r>
-        <w:rPr>
-          <w:rFonts w:ascii="宋体" w:eastAsia="宋体" w:hAnsi="宋体" w:hint="eastAsia"/>
-        </w:rPr>
-        <w:t>首次</w:t>
-      </w:r>
-      <w:r>
-        <w:rPr>
-          <w:rFonts w:ascii="宋体" w:eastAsia="宋体" w:hAnsi="宋体"/>
-        </w:rPr>
-        <w:t>表中x的第三个字母n，组合为</w:t>
-      </w:r>
-      <w:proofErr w:type="spellStart"/>
-      <w:r>
-        <w:rPr>
-          <w:rFonts w:ascii="宋体" w:eastAsia="宋体" w:hAnsi="宋体"/>
-        </w:rPr>
-        <w:t>xn</w:t>
-      </w:r>
-      <w:proofErr w:type="spellEnd"/>
-    </w:p>
-    <w:p>
-      <w:pPr>
-        <w:numPr>
-          <w:ilvl w:val="0"/>
-          <w:numId w:val="33"/>
-        </w:numPr>
-        <w:rPr>
-          <w:rFonts w:ascii="宋体" w:eastAsia="宋体" w:hAnsi="宋体" w:hint="eastAsia"/>
-        </w:rPr>
-      </w:pPr>
-      <w:r>
-        <w:rPr>
-          <w:rFonts w:ascii="宋体" w:eastAsia="宋体" w:hAnsi="宋体"/>
-          <w:b/>
-          <w:bCs/>
-        </w:rPr>
-        <w:t>独体字部件</w:t>
-      </w:r>
-      <w:r>
-        <w:rPr>
-          <w:rFonts w:ascii="宋体" w:eastAsia="宋体" w:hAnsi="宋体"/>
-        </w:rPr>
-        <w:t>：用</w:t>
-      </w:r>
-      <w:r>
-        <w:rPr>
-          <w:rFonts w:ascii="宋体" w:eastAsia="宋体" w:hAnsi="宋体" w:hint="eastAsia"/>
-        </w:rPr>
-        <w:t>前四</w:t>
-      </w:r>
-      <w:r>
-        <w:rPr>
-          <w:rFonts w:ascii="宋体" w:eastAsia="宋体" w:hAnsi="宋体"/>
-        </w:rPr>
-        <w:t>码表示</w:t>
-      </w:r>
-    </w:p>
-    <w:p>
-      <w:pPr>
-        <w:numPr>
-          <w:ilvl w:val="0"/>
-          <w:numId w:val="33"/>
-        </w:numPr>
-        <w:rPr>
-          <w:rFonts w:ascii="宋体" w:eastAsia="宋体" w:hAnsi="宋体" w:hint="eastAsia"/>
-        </w:rPr>
-      </w:pPr>
-      <w:r>
-        <w:rPr>
-          <w:rFonts w:ascii="宋体" w:eastAsia="宋体" w:hAnsi="宋体"/>
-          <w:b/>
-          <w:bCs/>
-        </w:rPr>
-        <w:t>特殊部件</w:t>
-      </w:r>
-      <w:r>
-        <w:rPr>
-          <w:rFonts w:ascii="宋体" w:eastAsia="宋体" w:hAnsi="宋体"/>
-        </w:rPr>
-        <w:t>：用</w:t>
-      </w:r>
-      <w:r>
-        <w:rPr>
-          <w:rFonts w:ascii="宋体" w:eastAsia="宋体" w:hAnsi="宋体" w:hint="eastAsia"/>
-        </w:rPr>
-        <w:t>扩展</w:t>
-      </w:r>
-      <w:r>
-        <w:rPr>
-          <w:rFonts w:ascii="宋体" w:eastAsia="宋体" w:hAnsi="宋体"/>
-        </w:rPr>
-        <w:t>字根表示</w:t>
+        <w:rPr>
+          <w:rFonts w:ascii="宋体" w:eastAsia="宋体" w:hAnsi="宋体" w:hint="eastAsia"/>
+          <w:b/>
+          <w:bCs/>
+        </w:rPr>
+      </w:pPr>
+      <w:r>
+        <w:rPr>
+          <w:rFonts w:ascii="宋体" w:eastAsia="宋体" w:hAnsi="宋体" w:hint="eastAsia"/>
+          <w:b/>
+          <w:bCs/>
+        </w:rPr>
+        <w:t xml:space="preserve">    见上方“部件表示法”</w:t>
       </w:r>
     </w:p>
     <w:p>
@@ -21153,7 +21023,6 @@
               <w:rPr>
                 <w:rFonts w:ascii="宋体" w:eastAsia="宋体" w:hAnsi="宋体"/>
               </w:rPr>
-              <w:lastRenderedPageBreak/>
               <w:t>hb</w:t>
             </w:r>
             <w:proofErr w:type="spellEnd"/>
@@ -21640,6 +21509,7 @@
               <w:rPr>
                 <w:rFonts w:ascii="宋体" w:eastAsia="宋体" w:hAnsi="宋体"/>
               </w:rPr>
+              <w:lastRenderedPageBreak/>
               <w:t>mh</w:t>
             </w:r>
             <w:proofErr w:type="spellEnd"/>
@@ -23286,21 +23156,61 @@
         <w:rPr>
           <w:rFonts w:ascii="宋体" w:eastAsia="宋体" w:hAnsi="宋体"/>
         </w:rPr>
-        <w:t>：用</w:t>
-      </w:r>
+        <w:t>：用简并部</w:t>
+      </w:r>
+      <w:r>
+        <w:rPr>
+          <w:rFonts w:ascii="宋体" w:eastAsia="宋体" w:hAnsi="宋体" w:hint="eastAsia"/>
+        </w:rPr>
+        <w:t>首码</w:t>
+      </w:r>
+      <w:r>
+        <w:rPr>
+          <w:rFonts w:ascii="宋体" w:eastAsia="宋体" w:hAnsi="宋体"/>
+        </w:rPr>
+        <w:t xml:space="preserve"> + j</w:t>
+      </w:r>
+    </w:p>
+    <w:p>
+      <w:pPr>
+        <w:ind w:firstLineChars="200" w:firstLine="422"/>
+        <w:rPr>
+          <w:rFonts w:ascii="宋体" w:eastAsia="宋体" w:hAnsi="宋体" w:hint="eastAsia"/>
+          <w:b/>
+          <w:bCs/>
+        </w:rPr>
+      </w:pPr>
       <w:proofErr w:type="gramStart"/>
       <w:r>
         <w:rPr>
           <w:rFonts w:ascii="宋体" w:eastAsia="宋体" w:hAnsi="宋体"/>
-        </w:rPr>
-        <w:t>简并部母</w:t>
+          <w:b/>
+          <w:bCs/>
+        </w:rPr>
+        <w:t>罕部</w:t>
+      </w:r>
+      <w:r>
+        <w:rPr>
+          <w:rFonts w:ascii="宋体" w:eastAsia="宋体" w:hAnsi="宋体" w:hint="eastAsia"/>
+          <w:b/>
+          <w:bCs/>
+        </w:rPr>
+        <w:t>跳过</w:t>
       </w:r>
       <w:proofErr w:type="gramEnd"/>
       <w:r>
         <w:rPr>
           <w:rFonts w:ascii="宋体" w:eastAsia="宋体" w:hAnsi="宋体"/>
-        </w:rPr>
-        <w:t xml:space="preserve"> + j</w:t>
+          <w:b/>
+          <w:bCs/>
+        </w:rPr>
+        <w:t>的</w:t>
+      </w:r>
+      <w:r>
+        <w:rPr>
+          <w:rFonts w:ascii="宋体" w:eastAsia="宋体" w:hAnsi="宋体"/>
+        </w:rPr>
+        <w:t>：并入独体字表示</w:t>
       </w:r>
     </w:p>
     <w:p>
@@ -23308,41 +23218,37 @@
         <w:ind w:firstLineChars="200" w:firstLine="422"/>
         <w:rPr>
           <w:rFonts w:ascii="宋体" w:eastAsia="宋体" w:hAnsi="宋体" w:hint="eastAsia"/>
-          <w:b/>
-          <w:bCs/>
-        </w:rPr>
-      </w:pPr>
-      <w:proofErr w:type="gramStart"/>
-      <w:r>
-        <w:rPr>
-          <w:rFonts w:ascii="宋体" w:eastAsia="宋体" w:hAnsi="宋体"/>
-          <w:b/>
-          <w:bCs/>
-        </w:rPr>
-        <w:t>罕部</w:t>
-      </w:r>
-      <w:r>
-        <w:rPr>
-          <w:rFonts w:ascii="宋体" w:eastAsia="宋体" w:hAnsi="宋体" w:hint="eastAsia"/>
-          <w:b/>
-          <w:bCs/>
-        </w:rPr>
-        <w:t>跳过</w:t>
-      </w:r>
-      <w:proofErr w:type="gramEnd"/>
-      <w:r>
-        <w:rPr>
-          <w:rFonts w:ascii="宋体" w:eastAsia="宋体" w:hAnsi="宋体"/>
-          <w:b/>
-          <w:bCs/>
-        </w:rPr>
-        <w:t>的</w:t>
-      </w:r>
-      <w:r>
-        <w:rPr>
-          <w:rFonts w:ascii="宋体" w:eastAsia="宋体" w:hAnsi="宋体"/>
-        </w:rPr>
-        <w:t>：并入独体字表示</w:t>
+        </w:rPr>
+      </w:pPr>
+      <w:r>
+        <w:rPr>
+          <w:rFonts w:ascii="宋体" w:eastAsia="宋体" w:hAnsi="宋体"/>
+          <w:b/>
+          <w:bCs/>
+        </w:rPr>
+        <w:t>其他</w:t>
+      </w:r>
+      <w:r>
+        <w:rPr>
+          <w:rFonts w:ascii="宋体" w:eastAsia="宋体" w:hAnsi="宋体" w:hint="eastAsia"/>
+          <w:b/>
+          <w:bCs/>
+        </w:rPr>
+        <w:t>扩展</w:t>
+      </w:r>
+      <w:r>
+        <w:rPr>
+          <w:rFonts w:ascii="宋体" w:eastAsia="宋体" w:hAnsi="宋体"/>
+          <w:b/>
+          <w:bCs/>
+        </w:rPr>
+        <w:t>字根</w:t>
+      </w:r>
+      <w:r>
+        <w:rPr>
+          <w:rFonts w:ascii="宋体" w:eastAsia="宋体" w:hAnsi="宋体"/>
+        </w:rPr>
+        <w:t>：用占位符号ee</w:t>
       </w:r>
     </w:p>
     <w:p>
@@ -23358,7 +23264,7 @@
           <w:b/>
           <w:bCs/>
         </w:rPr>
-        <w:t>其他</w:t>
+        <w:t>可进一步拆分的</w:t>
       </w:r>
       <w:r>
         <w:rPr>
@@ -23378,9 +23284,106 @@
       </w:r>
       <w:r>
         <w:rPr>
-          <w:rFonts w:ascii="宋体" w:eastAsia="宋体" w:hAnsi="宋体"/>
-        </w:rPr>
-        <w:t>：用占位符号ee</w:t>
+          <w:rFonts w:ascii="宋体" w:eastAsia="宋体" w:hAnsi="宋体" w:hint="eastAsia"/>
+          <w:b/>
+          <w:bCs/>
+        </w:rPr>
+        <w:t>：</w:t>
+      </w:r>
+      <w:r>
+        <w:rPr>
+          <w:rFonts w:ascii="宋体" w:eastAsia="宋体" w:hAnsi="宋体" w:hint="eastAsia"/>
+        </w:rPr>
+        <w:t>拆分表示</w:t>
+      </w:r>
+      <w:r>
+        <w:rPr>
+          <w:rFonts w:ascii="宋体" w:eastAsia="宋体" w:hAnsi="宋体"/>
+        </w:rPr>
+        <w:t xml:space="preserve"> </w:t>
+      </w:r>
+    </w:p>
+    <w:p>
+      <w:pPr>
+        <w:rPr>
+          <w:rFonts w:ascii="宋体" w:eastAsia="宋体" w:hAnsi="宋体" w:hint="eastAsia"/>
+        </w:rPr>
+      </w:pPr>
+      <w:r>
+        <w:rPr>
+          <w:rFonts w:ascii="宋体" w:eastAsia="宋体" w:hAnsi="宋体" w:hint="eastAsia"/>
+          <w:b/>
+          <w:bCs/>
+        </w:rPr>
+        <w:t>4.</w:t>
+      </w:r>
+      <w:r>
+        <w:rPr>
+          <w:rFonts w:ascii="宋体" w:eastAsia="宋体" w:hAnsi="宋体"/>
+          <w:b/>
+          <w:bCs/>
+        </w:rPr>
+        <w:t>笔画简化</w:t>
+      </w:r>
+      <w:r>
+        <w:rPr>
+          <w:rFonts w:ascii="宋体" w:eastAsia="宋体" w:hAnsi="宋体" w:hint="eastAsia"/>
+          <w:b/>
+          <w:bCs/>
+        </w:rPr>
+        <w:t>：</w:t>
+      </w:r>
+      <w:r>
+        <w:rPr>
+          <w:rFonts w:ascii="宋体" w:eastAsia="宋体" w:hAnsi="宋体"/>
+        </w:rPr>
+        <w:t>根据</w:t>
+      </w:r>
+      <w:r>
+        <w:rPr>
+          <w:rFonts w:ascii="宋体" w:eastAsia="宋体" w:hAnsi="宋体" w:hint="eastAsia"/>
+        </w:rPr>
+        <w:t>副</w:t>
+      </w:r>
+      <w:r>
+        <w:rPr>
+          <w:rFonts w:ascii="宋体" w:eastAsia="宋体" w:hAnsi="宋体"/>
+        </w:rPr>
+        <w:t>码的单笔画对应字母 + a</w:t>
+      </w:r>
+    </w:p>
+    <w:p>
+      <w:pPr>
+        <w:rPr>
+          <w:rFonts w:ascii="宋体" w:eastAsia="宋体" w:hAnsi="宋体" w:hint="eastAsia"/>
+          <w:b/>
+          <w:bCs/>
+        </w:rPr>
+      </w:pPr>
+    </w:p>
+    <w:p>
+      <w:pPr>
+        <w:rPr>
+          <w:rFonts w:ascii="宋体" w:eastAsia="宋体" w:hAnsi="宋体" w:hint="eastAsia"/>
+          <w:b/>
+          <w:bCs/>
+        </w:rPr>
+      </w:pPr>
+      <w:r>
+        <w:rPr>
+          <w:rFonts w:ascii="宋体" w:eastAsia="宋体" w:hAnsi="宋体"/>
+          <w:b/>
+          <w:bCs/>
+        </w:rPr>
+        <w:t>核心原则</w:t>
+      </w:r>
+      <w:r>
+        <w:rPr>
+          <w:rFonts w:ascii="宋体" w:eastAsia="宋体" w:hAnsi="宋体" w:hint="eastAsia"/>
+          <w:b/>
+          <w:bCs/>
+        </w:rPr>
+        <w:t>：</w:t>
       </w:r>
     </w:p>
     <w:p>
@@ -23388,141 +23391,6 @@
         <w:ind w:firstLineChars="200" w:firstLine="422"/>
         <w:rPr>
           <w:rFonts w:ascii="宋体" w:eastAsia="宋体" w:hAnsi="宋体" w:hint="eastAsia"/>
-        </w:rPr>
-      </w:pPr>
-      <w:r>
-        <w:rPr>
-          <w:rFonts w:ascii="宋体" w:eastAsia="宋体" w:hAnsi="宋体"/>
-          <w:b/>
-          <w:bCs/>
-        </w:rPr>
-        <w:t>可进一步拆分的</w:t>
-      </w:r>
-      <w:r>
-        <w:rPr>
-          <w:rFonts w:ascii="宋体" w:eastAsia="宋体" w:hAnsi="宋体" w:hint="eastAsia"/>
-          <w:b/>
-          <w:bCs/>
-        </w:rPr>
-        <w:t>扩展</w:t>
-      </w:r>
-      <w:r>
-        <w:rPr>
-          <w:rFonts w:ascii="宋体" w:eastAsia="宋体" w:hAnsi="宋体"/>
-          <w:b/>
-          <w:bCs/>
-        </w:rPr>
-        <w:t>字根</w:t>
-      </w:r>
-      <w:r>
-        <w:rPr>
-          <w:rFonts w:ascii="宋体" w:eastAsia="宋体" w:hAnsi="宋体" w:hint="eastAsia"/>
-          <w:b/>
-          <w:bCs/>
-        </w:rPr>
-        <w:t>：</w:t>
-      </w:r>
-      <w:r>
-        <w:rPr>
-          <w:rFonts w:ascii="宋体" w:eastAsia="宋体" w:hAnsi="宋体" w:hint="eastAsia"/>
-        </w:rPr>
-        <w:t>拆分表示</w:t>
-      </w:r>
-      <w:r>
-        <w:rPr>
-          <w:rFonts w:ascii="宋体" w:eastAsia="宋体" w:hAnsi="宋体"/>
-        </w:rPr>
-        <w:t xml:space="preserve"> </w:t>
-      </w:r>
-    </w:p>
-    <w:p>
-      <w:pPr>
-        <w:rPr>
-          <w:rFonts w:ascii="宋体" w:eastAsia="宋体" w:hAnsi="宋体" w:hint="eastAsia"/>
-        </w:rPr>
-      </w:pPr>
-      <w:r>
-        <w:rPr>
-          <w:rFonts w:ascii="宋体" w:eastAsia="宋体" w:hAnsi="宋体" w:hint="eastAsia"/>
-          <w:b/>
-          <w:bCs/>
-        </w:rPr>
-        <w:t>4.</w:t>
-      </w:r>
-      <w:r>
-        <w:rPr>
-          <w:rFonts w:ascii="宋体" w:eastAsia="宋体" w:hAnsi="宋体"/>
-          <w:b/>
-          <w:bCs/>
-        </w:rPr>
-        <w:t>笔画简化</w:t>
-      </w:r>
-      <w:r>
-        <w:rPr>
-          <w:rFonts w:ascii="宋体" w:eastAsia="宋体" w:hAnsi="宋体" w:hint="eastAsia"/>
-          <w:b/>
-          <w:bCs/>
-        </w:rPr>
-        <w:t>：</w:t>
-      </w:r>
-      <w:r>
-        <w:rPr>
-          <w:rFonts w:ascii="宋体" w:eastAsia="宋体" w:hAnsi="宋体"/>
-        </w:rPr>
-        <w:t>根据</w:t>
-      </w:r>
-      <w:r>
-        <w:rPr>
-          <w:rFonts w:ascii="宋体" w:eastAsia="宋体" w:hAnsi="宋体" w:hint="eastAsia"/>
-        </w:rPr>
-        <w:t>副</w:t>
-      </w:r>
-      <w:r>
-        <w:rPr>
-          <w:rFonts w:ascii="宋体" w:eastAsia="宋体" w:hAnsi="宋体"/>
-        </w:rPr>
-        <w:t>码的单笔画对应字母 + a</w:t>
-      </w:r>
-    </w:p>
-    <w:p>
-      <w:pPr>
-        <w:rPr>
-          <w:rFonts w:ascii="宋体" w:eastAsia="宋体" w:hAnsi="宋体" w:hint="eastAsia"/>
-          <w:b/>
-          <w:bCs/>
-        </w:rPr>
-      </w:pPr>
-    </w:p>
-    <w:p>
-      <w:pPr>
-        <w:rPr>
-          <w:rFonts w:ascii="宋体" w:eastAsia="宋体" w:hAnsi="宋体" w:hint="eastAsia"/>
-          <w:b/>
-          <w:bCs/>
-        </w:rPr>
-      </w:pPr>
-      <w:r>
-        <w:rPr>
-          <w:rFonts w:ascii="宋体" w:eastAsia="宋体" w:hAnsi="宋体"/>
-          <w:b/>
-          <w:bCs/>
-        </w:rPr>
-        <w:t>核心原则</w:t>
-      </w:r>
-      <w:r>
-        <w:rPr>
-          <w:rFonts w:ascii="宋体" w:eastAsia="宋体" w:hAnsi="宋体" w:hint="eastAsia"/>
-          <w:b/>
-          <w:bCs/>
-        </w:rPr>
-        <w:t>：</w:t>
-      </w:r>
-    </w:p>
-    <w:p>
-      <w:pPr>
-        <w:ind w:firstLineChars="200" w:firstLine="422"/>
-        <w:rPr>
-          <w:rFonts w:ascii="宋体" w:eastAsia="宋体" w:hAnsi="宋体" w:hint="eastAsia"/>
           <w:b/>
           <w:bCs/>
         </w:rPr>
@@ -23534,40 +23402,6 @@
           <w:bCs/>
         </w:rPr>
         <w:t>实用性优先</w:t>
-      </w:r>
-    </w:p>
-    <w:p>
-      <w:pPr>
-        <w:numPr>
-          <w:ilvl w:val="0"/>
-          <w:numId w:val="34"/>
-        </w:numPr>
-        <w:rPr>
-          <w:rFonts w:ascii="宋体" w:eastAsia="宋体" w:hAnsi="宋体" w:hint="eastAsia"/>
-        </w:rPr>
-      </w:pPr>
-      <w:r>
-        <w:rPr>
-          <w:rFonts w:ascii="宋体" w:eastAsia="宋体" w:hAnsi="宋体"/>
-        </w:rPr>
-        <w:t>包围结构统一用l.表示，不区分具体包围类型</w:t>
-      </w:r>
-    </w:p>
-    <w:p>
-      <w:pPr>
-        <w:numPr>
-          <w:ilvl w:val="0"/>
-          <w:numId w:val="34"/>
-        </w:numPr>
-        <w:rPr>
-          <w:rFonts w:ascii="宋体" w:eastAsia="宋体" w:hAnsi="宋体" w:hint="eastAsia"/>
-        </w:rPr>
-      </w:pPr>
-      <w:r>
-        <w:rPr>
-          <w:rFonts w:ascii="宋体" w:eastAsia="宋体" w:hAnsi="宋体"/>
-        </w:rPr>
-        <w:t>允许编码简写，如用已有字的编码表示重复部件</w:t>
       </w:r>
     </w:p>
     <w:p>
@@ -23655,7 +23489,6 @@
         <w:rPr>
           <w:rFonts w:ascii="宋体" w:eastAsia="宋体" w:hAnsi="宋体" w:hint="eastAsia"/>
         </w:rPr>
-        <w:lastRenderedPageBreak/>
         <w:t>扩展</w:t>
       </w:r>
       <w:r>
@@ -23916,6 +23749,7 @@
         <w:rPr>
           <w:rFonts w:ascii="宋体" w:eastAsia="宋体" w:hAnsi="宋体"/>
         </w:rPr>
+        <w:lastRenderedPageBreak/>
         <w:t>确保拆分可追溯、可讨论，贯彻"以义定形"理念</w:t>
       </w:r>
       <w:r>
@@ -24230,13 +24064,13 @@
         <w:rPr>
           <w:rFonts w:ascii="宋体" w:eastAsia="宋体" w:hAnsi="宋体" w:hint="eastAsia"/>
         </w:rPr>
-        <w:t>.k（韩国用字）、</w:t>
-      </w:r>
-      <w:r>
-        <w:rPr>
-          <w:rFonts w:ascii="宋体" w:eastAsia="宋体" w:hAnsi="宋体"/>
-        </w:rPr>
-        <w:t>.z（并字）等。</w:t>
+        <w:t>.k（韩国用字）</w:t>
+      </w:r>
+      <w:r>
+        <w:rPr>
+          <w:rFonts w:ascii="宋体" w:eastAsia="宋体" w:hAnsi="宋体"/>
+        </w:rPr>
+        <w:t>等。</w:t>
       </w:r>
     </w:p>
     <w:p>
@@ -24695,7 +24529,21 @@
           <w:rFonts w:ascii="宋体" w:eastAsia="宋体" w:hAnsi="宋体"/>
           <w:szCs w:val="21"/>
         </w:rPr>
-        <w:t>最简码 = 第一字</w:t>
+        <w:t>最简码</w:t>
+      </w:r>
+      <w:r>
+        <w:rPr>
+          <w:rFonts w:ascii="宋体" w:eastAsia="宋体" w:hAnsi="宋体" w:hint="eastAsia"/>
+          <w:szCs w:val="21"/>
+        </w:rPr>
+        <w:t>（基本不用）</w:t>
+      </w:r>
+      <w:r>
+        <w:rPr>
+          <w:rFonts w:ascii="宋体" w:eastAsia="宋体" w:hAnsi="宋体"/>
+          <w:szCs w:val="21"/>
+        </w:rPr>
+        <w:t xml:space="preserve"> = 第一字</w:t>
       </w:r>
       <w:r>
         <w:rPr>
@@ -24807,9 +24655,793 @@
         </w:rPr>
         <w:t xml:space="preserve"> → 补充第二字</w:t>
       </w:r>
+      <w:r>
+        <w:rPr>
+          <w:rFonts w:ascii="宋体" w:eastAsia="宋体" w:hAnsi="宋体" w:hint="eastAsia"/>
+          <w:szCs w:val="21"/>
+        </w:rPr>
+        <w:t>调</w:t>
+      </w:r>
+      <w:r>
+        <w:rPr>
+          <w:rFonts w:ascii="宋体" w:eastAsia="宋体" w:hAnsi="宋体" w:hint="eastAsia"/>
+          <w:szCs w:val="21"/>
+        </w:rPr>
+        <w:t>→</w:t>
+      </w:r>
+      <w:r>
+        <w:rPr>
+          <w:rFonts w:ascii="宋体" w:eastAsia="宋体" w:hAnsi="宋体" w:hint="eastAsia"/>
+          <w:szCs w:val="21"/>
+        </w:rPr>
+        <w:t>主</w:t>
+      </w:r>
+      <w:r>
+        <w:rPr>
+          <w:rFonts w:ascii="宋体" w:eastAsia="宋体" w:hAnsi="宋体"/>
+          <w:szCs w:val="21"/>
+        </w:rPr>
+        <w:t>码</w:t>
+      </w:r>
+    </w:p>
+    <w:p>
+      <w:pPr>
+        <w:rPr>
+          <w:rFonts w:ascii="宋体" w:eastAsia="宋体" w:hAnsi="宋体" w:hint="eastAsia"/>
+          <w:b/>
+          <w:bCs/>
+          <w:szCs w:val="21"/>
+        </w:rPr>
+      </w:pPr>
+      <w:r>
+        <w:rPr>
+          <w:rFonts w:ascii="宋体" w:eastAsia="宋体" w:hAnsi="宋体"/>
+          <w:b/>
+          <w:bCs/>
+          <w:szCs w:val="21"/>
+        </w:rPr>
+        <w:t>2. 三字词</w:t>
+      </w:r>
+    </w:p>
+    <w:p>
+      <w:pPr>
+        <w:rPr>
+          <w:rFonts w:ascii="宋体" w:eastAsia="宋体" w:hAnsi="宋体" w:hint="eastAsia"/>
+          <w:szCs w:val="21"/>
+        </w:rPr>
+      </w:pPr>
+      <w:r>
+        <w:rPr>
+          <w:rFonts w:ascii="宋体" w:eastAsia="宋体" w:hAnsi="宋体"/>
+          <w:szCs w:val="21"/>
+        </w:rPr>
+        <w:t>最简码</w:t>
+      </w:r>
+      <w:r>
+        <w:rPr>
+          <w:rFonts w:ascii="宋体" w:eastAsia="宋体" w:hAnsi="宋体" w:hint="eastAsia"/>
+          <w:szCs w:val="21"/>
+        </w:rPr>
+        <w:t>（基本不用）</w:t>
+      </w:r>
+      <w:r>
+        <w:rPr>
+          <w:rFonts w:ascii="宋体" w:eastAsia="宋体" w:hAnsi="宋体"/>
+          <w:szCs w:val="21"/>
+        </w:rPr>
+        <w:t xml:space="preserve"> = </w:t>
+      </w:r>
       <w:proofErr w:type="gramStart"/>
       <w:r>
         <w:rPr>
+          <w:rFonts w:ascii="宋体" w:eastAsia="宋体" w:hAnsi="宋体" w:hint="eastAsia"/>
+          <w:szCs w:val="21"/>
+        </w:rPr>
+        <w:t>每个字</w:t>
+      </w:r>
+      <w:r>
+        <w:rPr>
+          <w:rFonts w:ascii="宋体" w:eastAsia="宋体" w:hAnsi="宋体" w:hint="eastAsia"/>
+          <w:szCs w:val="21"/>
+        </w:rPr>
+        <w:t>初</w:t>
+      </w:r>
+      <w:r>
+        <w:rPr>
+          <w:rFonts w:ascii="宋体" w:eastAsia="宋体" w:hAnsi="宋体"/>
+          <w:szCs w:val="21"/>
+        </w:rPr>
+        <w:t>码</w:t>
+      </w:r>
+      <w:r>
+        <w:rPr>
+          <w:rFonts w:ascii="宋体" w:eastAsia="宋体" w:hAnsi="宋体" w:hint="eastAsia"/>
+          <w:szCs w:val="21"/>
+        </w:rPr>
+        <w:t>组</w:t>
+      </w:r>
+      <w:proofErr w:type="gramEnd"/>
+      <w:r>
+        <w:rPr>
+          <w:rFonts w:ascii="宋体" w:eastAsia="宋体" w:hAnsi="宋体" w:hint="eastAsia"/>
+          <w:szCs w:val="21"/>
+        </w:rPr>
+        <w:t>合</w:t>
+      </w:r>
+    </w:p>
+    <w:p>
+      <w:pPr>
+        <w:rPr>
+          <w:rFonts w:ascii="宋体" w:eastAsia="宋体" w:hAnsi="宋体" w:hint="eastAsia"/>
+          <w:szCs w:val="21"/>
+        </w:rPr>
+      </w:pPr>
+      <w:r>
+        <w:rPr>
+          <w:rFonts w:ascii="宋体" w:eastAsia="宋体" w:hAnsi="宋体"/>
+          <w:szCs w:val="21"/>
+        </w:rPr>
+        <w:t>扩展顺序：补第一</w:t>
+      </w:r>
+      <w:proofErr w:type="gramStart"/>
+      <w:r>
+        <w:rPr>
+          <w:rFonts w:ascii="宋体" w:eastAsia="宋体" w:hAnsi="宋体"/>
+          <w:szCs w:val="21"/>
+        </w:rPr>
+        <w:t>字</w:t>
+      </w:r>
+      <w:r>
+        <w:rPr>
+          <w:rFonts w:ascii="宋体" w:eastAsia="宋体" w:hAnsi="宋体" w:hint="eastAsia"/>
+          <w:szCs w:val="21"/>
+        </w:rPr>
+        <w:t>韵</w:t>
+      </w:r>
+      <w:r>
+        <w:rPr>
+          <w:rFonts w:ascii="宋体" w:eastAsia="宋体" w:hAnsi="宋体"/>
+          <w:szCs w:val="21"/>
+        </w:rPr>
+        <w:t>码</w:t>
+      </w:r>
+      <w:proofErr w:type="gramEnd"/>
+      <w:r>
+        <w:rPr>
+          <w:rFonts w:ascii="宋体" w:eastAsia="宋体" w:hAnsi="宋体"/>
+          <w:szCs w:val="21"/>
+        </w:rPr>
+        <w:t xml:space="preserve"> → 补第二字</w:t>
+      </w:r>
+      <w:r>
+        <w:rPr>
+          <w:rFonts w:ascii="宋体" w:eastAsia="宋体" w:hAnsi="宋体" w:hint="eastAsia"/>
+          <w:szCs w:val="21"/>
+        </w:rPr>
+        <w:t>韵</w:t>
+      </w:r>
+      <w:r>
+        <w:rPr>
+          <w:rFonts w:ascii="宋体" w:eastAsia="宋体" w:hAnsi="宋体"/>
+          <w:szCs w:val="21"/>
+        </w:rPr>
+        <w:t>码</w:t>
+      </w:r>
+      <w:r>
+        <w:rPr>
+          <w:rFonts w:ascii="宋体" w:eastAsia="宋体" w:hAnsi="宋体" w:hint="eastAsia"/>
+          <w:szCs w:val="21"/>
+        </w:rPr>
+        <w:t>（最常用）</w:t>
+      </w:r>
+      <w:r>
+        <w:rPr>
+          <w:rFonts w:ascii="宋体" w:eastAsia="宋体" w:hAnsi="宋体"/>
+          <w:szCs w:val="21"/>
+        </w:rPr>
+        <w:t xml:space="preserve"> → 补第三字</w:t>
+      </w:r>
+      <w:r>
+        <w:rPr>
+          <w:rFonts w:ascii="宋体" w:eastAsia="宋体" w:hAnsi="宋体" w:hint="eastAsia"/>
+          <w:szCs w:val="21"/>
+        </w:rPr>
+        <w:t>韵</w:t>
+      </w:r>
+      <w:r>
+        <w:rPr>
+          <w:rFonts w:ascii="宋体" w:eastAsia="宋体" w:hAnsi="宋体" w:hint="eastAsia"/>
+          <w:szCs w:val="21"/>
+        </w:rPr>
+        <w:t>→</w:t>
+      </w:r>
+      <w:r>
+        <w:rPr>
+          <w:rFonts w:ascii="宋体" w:eastAsia="宋体" w:hAnsi="宋体" w:hint="eastAsia"/>
+          <w:szCs w:val="21"/>
+        </w:rPr>
+        <w:t>调</w:t>
+      </w:r>
+      <w:r>
+        <w:rPr>
+          <w:rFonts w:ascii="宋体" w:eastAsia="宋体" w:hAnsi="宋体" w:hint="eastAsia"/>
+          <w:szCs w:val="21"/>
+        </w:rPr>
+        <w:t>→</w:t>
+      </w:r>
+      <w:r>
+        <w:rPr>
+          <w:rFonts w:ascii="宋体" w:eastAsia="宋体" w:hAnsi="宋体" w:hint="eastAsia"/>
+          <w:szCs w:val="21"/>
+        </w:rPr>
+        <w:t>主</w:t>
+      </w:r>
+      <w:r>
+        <w:rPr>
+          <w:rFonts w:ascii="宋体" w:eastAsia="宋体" w:hAnsi="宋体"/>
+          <w:szCs w:val="21"/>
+        </w:rPr>
+        <w:t>码</w:t>
+      </w:r>
+    </w:p>
+    <w:p>
+      <w:pPr>
+        <w:rPr>
+          <w:rFonts w:ascii="宋体" w:eastAsia="宋体" w:hAnsi="宋体" w:hint="eastAsia"/>
+          <w:b/>
+          <w:bCs/>
+          <w:szCs w:val="21"/>
+        </w:rPr>
+      </w:pPr>
+      <w:r>
+        <w:rPr>
+          <w:rFonts w:ascii="宋体" w:eastAsia="宋体" w:hAnsi="宋体"/>
+          <w:b/>
+          <w:bCs/>
+          <w:szCs w:val="21"/>
+        </w:rPr>
+        <w:t>3. 四字词</w:t>
+      </w:r>
+    </w:p>
+    <w:p>
+      <w:pPr>
+        <w:rPr>
+          <w:rFonts w:ascii="宋体" w:eastAsia="宋体" w:hAnsi="宋体" w:hint="eastAsia"/>
+          <w:szCs w:val="21"/>
+        </w:rPr>
+      </w:pPr>
+      <w:r>
+        <w:rPr>
+          <w:rFonts w:ascii="宋体" w:eastAsia="宋体" w:hAnsi="宋体"/>
+          <w:szCs w:val="21"/>
+        </w:rPr>
+        <w:t>方案1（</w:t>
+      </w:r>
+      <w:r>
+        <w:rPr>
+          <w:rFonts w:ascii="宋体" w:eastAsia="宋体" w:hAnsi="宋体" w:hint="eastAsia"/>
+          <w:szCs w:val="21"/>
+        </w:rPr>
+        <w:t>基本不</w:t>
+      </w:r>
+      <w:r>
+        <w:rPr>
+          <w:rFonts w:ascii="宋体" w:eastAsia="宋体" w:hAnsi="宋体" w:hint="eastAsia"/>
+          <w:szCs w:val="21"/>
+        </w:rPr>
+        <w:t>用</w:t>
+      </w:r>
+      <w:r>
+        <w:rPr>
+          <w:rFonts w:ascii="宋体" w:eastAsia="宋体" w:hAnsi="宋体"/>
+          <w:szCs w:val="21"/>
+        </w:rPr>
+        <w:t>）：第一</w:t>
+      </w:r>
+      <w:proofErr w:type="gramStart"/>
+      <w:r>
+        <w:rPr>
+          <w:rFonts w:ascii="宋体" w:eastAsia="宋体" w:hAnsi="宋体"/>
+          <w:szCs w:val="21"/>
+        </w:rPr>
+        <w:t>字</w:t>
+      </w:r>
+      <w:r>
+        <w:rPr>
+          <w:rFonts w:ascii="宋体" w:eastAsia="宋体" w:hAnsi="宋体" w:hint="eastAsia"/>
+          <w:szCs w:val="21"/>
+        </w:rPr>
+        <w:t>初</w:t>
+      </w:r>
+      <w:r>
+        <w:rPr>
+          <w:rFonts w:ascii="宋体" w:eastAsia="宋体" w:hAnsi="宋体"/>
+          <w:szCs w:val="21"/>
+        </w:rPr>
+        <w:t>码</w:t>
+      </w:r>
+      <w:proofErr w:type="gramEnd"/>
+      <w:r>
+        <w:rPr>
+          <w:rFonts w:ascii="宋体" w:eastAsia="宋体" w:hAnsi="宋体"/>
+          <w:szCs w:val="21"/>
+        </w:rPr>
+        <w:t xml:space="preserve"> + 第二</w:t>
+      </w:r>
+      <w:proofErr w:type="gramStart"/>
+      <w:r>
+        <w:rPr>
+          <w:rFonts w:ascii="宋体" w:eastAsia="宋体" w:hAnsi="宋体"/>
+          <w:szCs w:val="21"/>
+        </w:rPr>
+        <w:t>字</w:t>
+      </w:r>
+      <w:r>
+        <w:rPr>
+          <w:rFonts w:ascii="宋体" w:eastAsia="宋体" w:hAnsi="宋体" w:hint="eastAsia"/>
+          <w:szCs w:val="21"/>
+        </w:rPr>
+        <w:t>初</w:t>
+      </w:r>
+      <w:r>
+        <w:rPr>
+          <w:rFonts w:ascii="宋体" w:eastAsia="宋体" w:hAnsi="宋体"/>
+          <w:szCs w:val="21"/>
+        </w:rPr>
+        <w:t>码</w:t>
+      </w:r>
+      <w:proofErr w:type="gramEnd"/>
+      <w:r>
+        <w:rPr>
+          <w:rFonts w:ascii="宋体" w:eastAsia="宋体" w:hAnsi="宋体"/>
+          <w:szCs w:val="21"/>
+        </w:rPr>
+        <w:t xml:space="preserve"> + 第四</w:t>
+      </w:r>
+      <w:proofErr w:type="gramStart"/>
+      <w:r>
+        <w:rPr>
+          <w:rFonts w:ascii="宋体" w:eastAsia="宋体" w:hAnsi="宋体"/>
+          <w:szCs w:val="21"/>
+        </w:rPr>
+        <w:t>字</w:t>
+      </w:r>
+      <w:r>
+        <w:rPr>
+          <w:rFonts w:ascii="宋体" w:eastAsia="宋体" w:hAnsi="宋体" w:hint="eastAsia"/>
+          <w:szCs w:val="21"/>
+        </w:rPr>
+        <w:t>初</w:t>
+      </w:r>
+      <w:r>
+        <w:rPr>
+          <w:rFonts w:ascii="宋体" w:eastAsia="宋体" w:hAnsi="宋体"/>
+          <w:szCs w:val="21"/>
+        </w:rPr>
+        <w:t>码</w:t>
+      </w:r>
+      <w:proofErr w:type="gramEnd"/>
+    </w:p>
+    <w:p>
+      <w:pPr>
+        <w:rPr>
+          <w:rFonts w:ascii="宋体" w:eastAsia="宋体" w:hAnsi="宋体" w:hint="eastAsia"/>
+          <w:szCs w:val="21"/>
+        </w:rPr>
+      </w:pPr>
+      <w:r>
+        <w:rPr>
+          <w:rFonts w:ascii="宋体" w:eastAsia="宋体" w:hAnsi="宋体"/>
+          <w:szCs w:val="21"/>
+        </w:rPr>
+        <w:t>方案2（</w:t>
+      </w:r>
+      <w:r>
+        <w:rPr>
+          <w:rFonts w:ascii="宋体" w:eastAsia="宋体" w:hAnsi="宋体" w:hint="eastAsia"/>
+          <w:szCs w:val="21"/>
+        </w:rPr>
+        <w:t>常用</w:t>
+      </w:r>
+      <w:r>
+        <w:rPr>
+          <w:rFonts w:ascii="宋体" w:eastAsia="宋体" w:hAnsi="宋体"/>
+          <w:szCs w:val="21"/>
+        </w:rPr>
+        <w:t>）：四个字各取</w:t>
+      </w:r>
+      <w:r>
+        <w:rPr>
+          <w:rFonts w:ascii="宋体" w:eastAsia="宋体" w:hAnsi="宋体" w:hint="eastAsia"/>
+          <w:szCs w:val="21"/>
+        </w:rPr>
+        <w:t>初</w:t>
+      </w:r>
+      <w:r>
+        <w:rPr>
+          <w:rFonts w:ascii="宋体" w:eastAsia="宋体" w:hAnsi="宋体"/>
+          <w:szCs w:val="21"/>
+        </w:rPr>
+        <w:t>码</w:t>
+      </w:r>
+    </w:p>
+    <w:p>
+      <w:pPr>
+        <w:rPr>
+          <w:rFonts w:ascii="宋体" w:eastAsia="宋体" w:hAnsi="宋体" w:hint="eastAsia"/>
+          <w:szCs w:val="21"/>
+        </w:rPr>
+      </w:pPr>
+      <w:r>
+        <w:rPr>
+          <w:rFonts w:ascii="宋体" w:eastAsia="宋体" w:hAnsi="宋体"/>
+          <w:szCs w:val="21"/>
+        </w:rPr>
+        <w:t>扩展顺序：</w:t>
+      </w:r>
+      <w:proofErr w:type="gramStart"/>
+      <w:r>
+        <w:rPr>
+          <w:rFonts w:ascii="宋体" w:eastAsia="宋体" w:hAnsi="宋体"/>
+          <w:szCs w:val="21"/>
+        </w:rPr>
+        <w:t>补前三</w:t>
+      </w:r>
+      <w:proofErr w:type="gramEnd"/>
+      <w:r>
+        <w:rPr>
+          <w:rFonts w:ascii="宋体" w:eastAsia="宋体" w:hAnsi="宋体"/>
+          <w:szCs w:val="21"/>
+        </w:rPr>
+        <w:t>字</w:t>
+      </w:r>
+      <w:r>
+        <w:rPr>
+          <w:rFonts w:ascii="宋体" w:eastAsia="宋体" w:hAnsi="宋体" w:hint="eastAsia"/>
+          <w:szCs w:val="21"/>
+        </w:rPr>
+        <w:t>韵</w:t>
+      </w:r>
+      <w:r>
+        <w:rPr>
+          <w:rFonts w:ascii="宋体" w:eastAsia="宋体" w:hAnsi="宋体"/>
+          <w:szCs w:val="21"/>
+        </w:rPr>
+        <w:t>码</w:t>
+      </w:r>
+      <w:r>
+        <w:rPr>
+          <w:rFonts w:ascii="宋体" w:eastAsia="宋体" w:hAnsi="宋体" w:hint="eastAsia"/>
+          <w:szCs w:val="21"/>
+        </w:rPr>
+        <w:t>（常用）</w:t>
+      </w:r>
+      <w:r>
+        <w:rPr>
+          <w:rFonts w:ascii="宋体" w:eastAsia="宋体" w:hAnsi="宋体"/>
+          <w:szCs w:val="21"/>
+        </w:rPr>
+        <w:t xml:space="preserve"> → 补第四字</w:t>
+      </w:r>
+      <w:r>
+        <w:rPr>
+          <w:rFonts w:ascii="宋体" w:eastAsia="宋体" w:hAnsi="宋体" w:hint="eastAsia"/>
+          <w:szCs w:val="21"/>
+        </w:rPr>
+        <w:t>韵→</w:t>
+      </w:r>
+      <w:r>
+        <w:rPr>
+          <w:rFonts w:ascii="宋体" w:eastAsia="宋体" w:hAnsi="宋体" w:hint="eastAsia"/>
+          <w:szCs w:val="21"/>
+        </w:rPr>
+        <w:t>调</w:t>
+      </w:r>
+      <w:r>
+        <w:rPr>
+          <w:rFonts w:ascii="宋体" w:eastAsia="宋体" w:hAnsi="宋体" w:hint="eastAsia"/>
+          <w:szCs w:val="21"/>
+        </w:rPr>
+        <w:t>→</w:t>
+      </w:r>
+      <w:r>
+        <w:rPr>
+          <w:rFonts w:ascii="宋体" w:eastAsia="宋体" w:hAnsi="宋体" w:hint="eastAsia"/>
+          <w:szCs w:val="21"/>
+        </w:rPr>
+        <w:t>主</w:t>
+      </w:r>
+      <w:r>
+        <w:rPr>
+          <w:rFonts w:ascii="宋体" w:eastAsia="宋体" w:hAnsi="宋体"/>
+          <w:szCs w:val="21"/>
+        </w:rPr>
+        <w:t>码</w:t>
+      </w:r>
+    </w:p>
+    <w:p>
+      <w:pPr>
+        <w:rPr>
+          <w:rFonts w:ascii="宋体" w:eastAsia="宋体" w:hAnsi="宋体" w:hint="eastAsia"/>
+          <w:b/>
+          <w:bCs/>
+          <w:szCs w:val="21"/>
+        </w:rPr>
+      </w:pPr>
+      <w:r>
+        <w:rPr>
+          <w:rFonts w:ascii="宋体" w:eastAsia="宋体" w:hAnsi="宋体"/>
+          <w:b/>
+          <w:bCs/>
+          <w:szCs w:val="21"/>
+        </w:rPr>
+        <w:t>4. 五字及以上</w:t>
+      </w:r>
+    </w:p>
+    <w:p>
+      <w:pPr>
+        <w:rPr>
+          <w:rFonts w:ascii="宋体" w:eastAsia="宋体" w:hAnsi="宋体" w:hint="eastAsia"/>
+          <w:szCs w:val="21"/>
+        </w:rPr>
+      </w:pPr>
+      <w:r>
+        <w:rPr>
+          <w:rFonts w:ascii="宋体" w:eastAsia="宋体" w:hAnsi="宋体"/>
+          <w:szCs w:val="21"/>
+        </w:rPr>
+        <w:t>方案1</w:t>
+      </w:r>
+      <w:r>
+        <w:rPr>
+          <w:rFonts w:ascii="宋体" w:eastAsia="宋体" w:hAnsi="宋体" w:hint="eastAsia"/>
+          <w:szCs w:val="21"/>
+        </w:rPr>
+        <w:t>（基本不用）</w:t>
+      </w:r>
+      <w:r>
+        <w:rPr>
+          <w:rFonts w:ascii="宋体" w:eastAsia="宋体" w:hAnsi="宋体"/>
+          <w:szCs w:val="21"/>
+        </w:rPr>
+        <w:t>：第一</w:t>
+      </w:r>
+      <w:proofErr w:type="gramStart"/>
+      <w:r>
+        <w:rPr>
+          <w:rFonts w:ascii="宋体" w:eastAsia="宋体" w:hAnsi="宋体"/>
+          <w:szCs w:val="21"/>
+        </w:rPr>
+        <w:t>字</w:t>
+      </w:r>
+      <w:r>
+        <w:rPr>
+          <w:rFonts w:ascii="宋体" w:eastAsia="宋体" w:hAnsi="宋体" w:hint="eastAsia"/>
+          <w:szCs w:val="21"/>
+        </w:rPr>
+        <w:t>初</w:t>
+      </w:r>
+      <w:r>
+        <w:rPr>
+          <w:rFonts w:ascii="宋体" w:eastAsia="宋体" w:hAnsi="宋体"/>
+          <w:szCs w:val="21"/>
+        </w:rPr>
+        <w:t>码</w:t>
+      </w:r>
+      <w:proofErr w:type="gramEnd"/>
+      <w:r>
+        <w:rPr>
+          <w:rFonts w:ascii="宋体" w:eastAsia="宋体" w:hAnsi="宋体"/>
+          <w:szCs w:val="21"/>
+        </w:rPr>
+        <w:t xml:space="preserve"> + 第二</w:t>
+      </w:r>
+      <w:proofErr w:type="gramStart"/>
+      <w:r>
+        <w:rPr>
+          <w:rFonts w:ascii="宋体" w:eastAsia="宋体" w:hAnsi="宋体"/>
+          <w:szCs w:val="21"/>
+        </w:rPr>
+        <w:t>字</w:t>
+      </w:r>
+      <w:r>
+        <w:rPr>
+          <w:rFonts w:ascii="宋体" w:eastAsia="宋体" w:hAnsi="宋体" w:hint="eastAsia"/>
+          <w:szCs w:val="21"/>
+        </w:rPr>
+        <w:t>初</w:t>
+      </w:r>
+      <w:r>
+        <w:rPr>
+          <w:rFonts w:ascii="宋体" w:eastAsia="宋体" w:hAnsi="宋体"/>
+          <w:szCs w:val="21"/>
+        </w:rPr>
+        <w:t>码</w:t>
+      </w:r>
+      <w:proofErr w:type="gramEnd"/>
+      <w:r>
+        <w:rPr>
+          <w:rFonts w:ascii="宋体" w:eastAsia="宋体" w:hAnsi="宋体"/>
+          <w:szCs w:val="21"/>
+        </w:rPr>
+        <w:t xml:space="preserve"> + </w:t>
+      </w:r>
+      <w:proofErr w:type="gramStart"/>
+      <w:r>
+        <w:rPr>
+          <w:rFonts w:ascii="宋体" w:eastAsia="宋体" w:hAnsi="宋体"/>
+          <w:szCs w:val="21"/>
+        </w:rPr>
+        <w:t>最后字</w:t>
+      </w:r>
+      <w:r>
+        <w:rPr>
+          <w:rFonts w:ascii="宋体" w:eastAsia="宋体" w:hAnsi="宋体" w:hint="eastAsia"/>
+          <w:szCs w:val="21"/>
+        </w:rPr>
+        <w:t>初</w:t>
+      </w:r>
+      <w:r>
+        <w:rPr>
+          <w:rFonts w:ascii="宋体" w:eastAsia="宋体" w:hAnsi="宋体"/>
+          <w:szCs w:val="21"/>
+        </w:rPr>
+        <w:t>码</w:t>
+      </w:r>
+      <w:proofErr w:type="gramEnd"/>
+    </w:p>
+    <w:p>
+      <w:pPr>
+        <w:rPr>
+          <w:rFonts w:ascii="宋体" w:eastAsia="宋体" w:hAnsi="宋体" w:hint="eastAsia"/>
+          <w:szCs w:val="21"/>
+        </w:rPr>
+      </w:pPr>
+      <w:r>
+        <w:rPr>
+          <w:rFonts w:ascii="宋体" w:eastAsia="宋体" w:hAnsi="宋体"/>
+          <w:szCs w:val="21"/>
+        </w:rPr>
+        <w:t>方案2（适应习惯</w:t>
+      </w:r>
+      <w:r>
+        <w:rPr>
+          <w:rFonts w:ascii="宋体" w:eastAsia="宋体" w:hAnsi="宋体" w:hint="eastAsia"/>
+          <w:szCs w:val="21"/>
+        </w:rPr>
+        <w:t>，常用</w:t>
+      </w:r>
+      <w:r>
+        <w:rPr>
+          <w:rFonts w:ascii="宋体" w:eastAsia="宋体" w:hAnsi="宋体"/>
+          <w:szCs w:val="21"/>
+        </w:rPr>
+        <w:t>）：前三</w:t>
+      </w:r>
+      <w:proofErr w:type="gramStart"/>
+      <w:r>
+        <w:rPr>
+          <w:rFonts w:ascii="宋体" w:eastAsia="宋体" w:hAnsi="宋体"/>
+          <w:szCs w:val="21"/>
+        </w:rPr>
+        <w:t>字</w:t>
+      </w:r>
+      <w:r>
+        <w:rPr>
+          <w:rFonts w:ascii="宋体" w:eastAsia="宋体" w:hAnsi="宋体" w:hint="eastAsia"/>
+          <w:szCs w:val="21"/>
+        </w:rPr>
+        <w:t>初</w:t>
+      </w:r>
+      <w:r>
+        <w:rPr>
+          <w:rFonts w:ascii="宋体" w:eastAsia="宋体" w:hAnsi="宋体"/>
+          <w:szCs w:val="21"/>
+        </w:rPr>
+        <w:t>码</w:t>
+      </w:r>
+      <w:proofErr w:type="gramEnd"/>
+      <w:r>
+        <w:rPr>
+          <w:rFonts w:ascii="宋体" w:eastAsia="宋体" w:hAnsi="宋体"/>
+          <w:szCs w:val="21"/>
+        </w:rPr>
+        <w:t xml:space="preserve"> + </w:t>
+      </w:r>
+      <w:proofErr w:type="gramStart"/>
+      <w:r>
+        <w:rPr>
+          <w:rFonts w:ascii="宋体" w:eastAsia="宋体" w:hAnsi="宋体"/>
+          <w:szCs w:val="21"/>
+        </w:rPr>
+        <w:t>最后字</w:t>
+      </w:r>
+      <w:r>
+        <w:rPr>
+          <w:rFonts w:ascii="宋体" w:eastAsia="宋体" w:hAnsi="宋体" w:hint="eastAsia"/>
+          <w:szCs w:val="21"/>
+        </w:rPr>
+        <w:t>初</w:t>
+      </w:r>
+      <w:r>
+        <w:rPr>
+          <w:rFonts w:ascii="宋体" w:eastAsia="宋体" w:hAnsi="宋体"/>
+          <w:szCs w:val="21"/>
+        </w:rPr>
+        <w:t>码</w:t>
+      </w:r>
+      <w:proofErr w:type="gramEnd"/>
+    </w:p>
+    <w:p>
+      <w:pPr>
+        <w:rPr>
+          <w:rFonts w:ascii="宋体" w:eastAsia="宋体" w:hAnsi="宋体" w:hint="eastAsia"/>
+          <w:szCs w:val="21"/>
+        </w:rPr>
+      </w:pPr>
+      <w:r>
+        <w:rPr>
+          <w:rFonts w:ascii="宋体" w:eastAsia="宋体" w:hAnsi="宋体"/>
+          <w:szCs w:val="21"/>
+        </w:rPr>
+        <w:t>扩展顺序：</w:t>
+      </w:r>
+      <w:proofErr w:type="gramStart"/>
+      <w:r>
+        <w:rPr>
+          <w:rFonts w:ascii="宋体" w:eastAsia="宋体" w:hAnsi="宋体"/>
+          <w:szCs w:val="21"/>
+        </w:rPr>
+        <w:t>补所有字</w:t>
+      </w:r>
+      <w:r>
+        <w:rPr>
+          <w:rFonts w:ascii="宋体" w:eastAsia="宋体" w:hAnsi="宋体" w:hint="eastAsia"/>
+          <w:szCs w:val="21"/>
+        </w:rPr>
+        <w:t>初</w:t>
+      </w:r>
+      <w:r>
+        <w:rPr>
+          <w:rFonts w:ascii="宋体" w:eastAsia="宋体" w:hAnsi="宋体"/>
+          <w:szCs w:val="21"/>
+        </w:rPr>
+        <w:t>码</w:t>
+      </w:r>
+      <w:proofErr w:type="gramEnd"/>
+      <w:r>
+        <w:rPr>
+          <w:rFonts w:ascii="宋体" w:eastAsia="宋体" w:hAnsi="宋体" w:hint="eastAsia"/>
+          <w:szCs w:val="21"/>
+        </w:rPr>
+        <w:t>（常用）</w:t>
+      </w:r>
+      <w:r>
+        <w:rPr>
+          <w:rFonts w:ascii="宋体" w:eastAsia="宋体" w:hAnsi="宋体"/>
+          <w:szCs w:val="21"/>
+        </w:rPr>
+        <w:t xml:space="preserve"> → </w:t>
+      </w:r>
+      <w:proofErr w:type="gramStart"/>
+      <w:r>
+        <w:rPr>
+          <w:rFonts w:ascii="宋体" w:eastAsia="宋体" w:hAnsi="宋体"/>
+          <w:szCs w:val="21"/>
+        </w:rPr>
+        <w:t>补最后</w:t>
+      </w:r>
+      <w:proofErr w:type="gramEnd"/>
+      <w:r>
+        <w:rPr>
+          <w:rFonts w:ascii="宋体" w:eastAsia="宋体" w:hAnsi="宋体"/>
+          <w:szCs w:val="21"/>
+        </w:rPr>
+        <w:t>字外</w:t>
+      </w:r>
+      <w:proofErr w:type="gramStart"/>
+      <w:r>
+        <w:rPr>
           <w:rFonts w:ascii="宋体" w:eastAsia="宋体" w:hAnsi="宋体"/>
           <w:szCs w:val="21"/>
         </w:rPr>
@@ -24820,7 +25452,7 @@
           <w:rFonts w:ascii="宋体" w:eastAsia="宋体" w:hAnsi="宋体" w:hint="eastAsia"/>
           <w:szCs w:val="21"/>
         </w:rPr>
-        <w:t>调</w:t>
+        <w:t>韵</w:t>
       </w:r>
       <w:r>
         <w:rPr>
@@ -24835,55 +25467,7 @@
           <w:rFonts w:ascii="宋体" w:eastAsia="宋体" w:hAnsi="宋体"/>
           <w:szCs w:val="21"/>
         </w:rPr>
-        <w:t xml:space="preserve"> → 补充第二字的</w:t>
-      </w:r>
-      <w:r>
-        <w:rPr>
-          <w:rFonts w:ascii="宋体" w:eastAsia="宋体" w:hAnsi="宋体" w:hint="eastAsia"/>
-          <w:szCs w:val="21"/>
-        </w:rPr>
-        <w:t>主</w:t>
-      </w:r>
-      <w:r>
-        <w:rPr>
-          <w:rFonts w:ascii="宋体" w:eastAsia="宋体" w:hAnsi="宋体"/>
-          <w:szCs w:val="21"/>
-        </w:rPr>
-        <w:t>码</w:t>
-      </w:r>
-    </w:p>
-    <w:p>
-      <w:pPr>
-        <w:rPr>
-          <w:rFonts w:ascii="宋体" w:eastAsia="宋体" w:hAnsi="宋体" w:hint="eastAsia"/>
-          <w:b/>
-          <w:bCs/>
-          <w:szCs w:val="21"/>
-        </w:rPr>
-      </w:pPr>
-      <w:r>
-        <w:rPr>
-          <w:rFonts w:ascii="宋体" w:eastAsia="宋体" w:hAnsi="宋体"/>
-          <w:b/>
-          <w:bCs/>
-          <w:szCs w:val="21"/>
-        </w:rPr>
-        <w:t>2. 三字词</w:t>
-      </w:r>
-    </w:p>
-    <w:p>
-      <w:pPr>
-        <w:rPr>
-          <w:rFonts w:ascii="宋体" w:eastAsia="宋体" w:hAnsi="宋体" w:hint="eastAsia"/>
-          <w:szCs w:val="21"/>
-        </w:rPr>
-      </w:pPr>
-      <w:r>
-        <w:rPr>
-          <w:rFonts w:ascii="宋体" w:eastAsia="宋体" w:hAnsi="宋体"/>
-          <w:szCs w:val="21"/>
-        </w:rPr>
-        <w:t>最简码 = 第一</w:t>
+        <w:t xml:space="preserve"> → </w:t>
       </w:r>
       <w:proofErr w:type="gramStart"/>
       <w:r>
@@ -24891,21 +25475,7 @@
           <w:rFonts w:ascii="宋体" w:eastAsia="宋体" w:hAnsi="宋体"/>
           <w:szCs w:val="21"/>
         </w:rPr>
-        <w:t>字</w:t>
-      </w:r>
-      <w:r>
-        <w:rPr>
-          <w:rFonts w:ascii="宋体" w:eastAsia="宋体" w:hAnsi="宋体" w:hint="eastAsia"/>
-          <w:szCs w:val="21"/>
-        </w:rPr>
-        <w:t>初</w:t>
-      </w:r>
-      <w:r>
-        <w:rPr>
-          <w:rFonts w:ascii="宋体" w:eastAsia="宋体" w:hAnsi="宋体"/>
-          <w:szCs w:val="21"/>
-        </w:rPr>
-        <w:t>码</w:t>
+        <w:t>补最后字</w:t>
       </w:r>
       <w:proofErr w:type="gramEnd"/>
       <w:r>
@@ -24913,834 +25483,60 @@
           <w:rFonts w:ascii="宋体" w:eastAsia="宋体" w:hAnsi="宋体"/>
           <w:szCs w:val="21"/>
         </w:rPr>
-        <w:t xml:space="preserve"> + 第二</w:t>
-      </w:r>
-      <w:proofErr w:type="gramStart"/>
-      <w:r>
-        <w:rPr>
-          <w:rFonts w:ascii="宋体" w:eastAsia="宋体" w:hAnsi="宋体"/>
-          <w:szCs w:val="21"/>
-        </w:rPr>
-        <w:t>字</w:t>
-      </w:r>
-      <w:r>
-        <w:rPr>
-          <w:rFonts w:ascii="宋体" w:eastAsia="宋体" w:hAnsi="宋体" w:hint="eastAsia"/>
-          <w:szCs w:val="21"/>
-        </w:rPr>
-        <w:t>初</w:t>
-      </w:r>
-      <w:r>
-        <w:rPr>
-          <w:rFonts w:ascii="宋体" w:eastAsia="宋体" w:hAnsi="宋体"/>
-          <w:szCs w:val="21"/>
-        </w:rPr>
-        <w:t>码</w:t>
-      </w:r>
-      <w:proofErr w:type="gramEnd"/>
-      <w:r>
-        <w:rPr>
-          <w:rFonts w:ascii="宋体" w:eastAsia="宋体" w:hAnsi="宋体"/>
-          <w:szCs w:val="21"/>
-        </w:rPr>
-        <w:t xml:space="preserve"> + 第三</w:t>
-      </w:r>
-      <w:proofErr w:type="gramStart"/>
-      <w:r>
-        <w:rPr>
-          <w:rFonts w:ascii="宋体" w:eastAsia="宋体" w:hAnsi="宋体"/>
-          <w:szCs w:val="21"/>
-        </w:rPr>
-        <w:t>字</w:t>
-      </w:r>
-      <w:r>
-        <w:rPr>
-          <w:rFonts w:ascii="宋体" w:eastAsia="宋体" w:hAnsi="宋体" w:hint="eastAsia"/>
-          <w:szCs w:val="21"/>
-        </w:rPr>
-        <w:t>初</w:t>
-      </w:r>
-      <w:r>
-        <w:rPr>
-          <w:rFonts w:ascii="宋体" w:eastAsia="宋体" w:hAnsi="宋体"/>
-          <w:szCs w:val="21"/>
-        </w:rPr>
-        <w:t>码</w:t>
-      </w:r>
-      <w:proofErr w:type="gramEnd"/>
-    </w:p>
-    <w:p>
-      <w:pPr>
-        <w:rPr>
-          <w:rFonts w:ascii="宋体" w:eastAsia="宋体" w:hAnsi="宋体" w:hint="eastAsia"/>
-          <w:szCs w:val="21"/>
-        </w:rPr>
-      </w:pPr>
-      <w:r>
-        <w:rPr>
-          <w:rFonts w:ascii="宋体" w:eastAsia="宋体" w:hAnsi="宋体"/>
-          <w:szCs w:val="21"/>
-        </w:rPr>
-        <w:t>扩展顺序：补第一</w:t>
-      </w:r>
-      <w:proofErr w:type="gramStart"/>
-      <w:r>
-        <w:rPr>
-          <w:rFonts w:ascii="宋体" w:eastAsia="宋体" w:hAnsi="宋体"/>
-          <w:szCs w:val="21"/>
-        </w:rPr>
-        <w:t>字</w:t>
-      </w:r>
-      <w:r>
-        <w:rPr>
-          <w:rFonts w:ascii="宋体" w:eastAsia="宋体" w:hAnsi="宋体" w:hint="eastAsia"/>
-          <w:szCs w:val="21"/>
-        </w:rPr>
-        <w:t>韵</w:t>
-      </w:r>
-      <w:r>
-        <w:rPr>
-          <w:rFonts w:ascii="宋体" w:eastAsia="宋体" w:hAnsi="宋体"/>
-          <w:szCs w:val="21"/>
-        </w:rPr>
-        <w:t>码</w:t>
-      </w:r>
-      <w:proofErr w:type="gramEnd"/>
-      <w:r>
-        <w:rPr>
-          <w:rFonts w:ascii="宋体" w:eastAsia="宋体" w:hAnsi="宋体"/>
-          <w:szCs w:val="21"/>
-        </w:rPr>
-        <w:t xml:space="preserve"> → 补第二字</w:t>
-      </w:r>
-      <w:r>
-        <w:rPr>
-          <w:rFonts w:ascii="宋体" w:eastAsia="宋体" w:hAnsi="宋体" w:hint="eastAsia"/>
-          <w:szCs w:val="21"/>
-        </w:rPr>
-        <w:t>韵</w:t>
-      </w:r>
-      <w:r>
-        <w:rPr>
-          <w:rFonts w:ascii="宋体" w:eastAsia="宋体" w:hAnsi="宋体"/>
-          <w:szCs w:val="21"/>
-        </w:rPr>
-        <w:t>码</w:t>
-      </w:r>
-      <w:r>
-        <w:rPr>
-          <w:rFonts w:ascii="宋体" w:eastAsia="宋体" w:hAnsi="宋体" w:hint="eastAsia"/>
-          <w:szCs w:val="21"/>
-        </w:rPr>
-        <w:t>（最常用）</w:t>
-      </w:r>
-      <w:r>
-        <w:rPr>
-          <w:rFonts w:ascii="宋体" w:eastAsia="宋体" w:hAnsi="宋体"/>
-          <w:szCs w:val="21"/>
-        </w:rPr>
-        <w:t xml:space="preserve"> → 补第三</w:t>
-      </w:r>
-      <w:proofErr w:type="gramStart"/>
-      <w:r>
-        <w:rPr>
-          <w:rFonts w:ascii="宋体" w:eastAsia="宋体" w:hAnsi="宋体"/>
-          <w:szCs w:val="21"/>
-        </w:rPr>
-        <w:t>字</w:t>
-      </w:r>
-      <w:r>
-        <w:rPr>
-          <w:rFonts w:ascii="宋体" w:eastAsia="宋体" w:hAnsi="宋体" w:hint="eastAsia"/>
-          <w:szCs w:val="21"/>
-        </w:rPr>
-        <w:t>韵</w:t>
-      </w:r>
-      <w:r>
-        <w:rPr>
-          <w:rFonts w:ascii="宋体" w:eastAsia="宋体" w:hAnsi="宋体"/>
-          <w:szCs w:val="21"/>
-        </w:rPr>
-        <w:t>码</w:t>
-      </w:r>
-      <w:proofErr w:type="gramEnd"/>
-      <w:r>
-        <w:rPr>
-          <w:rFonts w:ascii="宋体" w:eastAsia="宋体" w:hAnsi="宋体"/>
-          <w:szCs w:val="21"/>
-        </w:rPr>
-        <w:t xml:space="preserve"> → 补第三字</w:t>
-      </w:r>
-      <w:r>
-        <w:rPr>
-          <w:rFonts w:ascii="宋体" w:eastAsia="宋体" w:hAnsi="宋体" w:hint="eastAsia"/>
-          <w:szCs w:val="21"/>
-        </w:rPr>
-        <w:t>调/主</w:t>
-      </w:r>
-      <w:r>
-        <w:rPr>
-          <w:rFonts w:ascii="宋体" w:eastAsia="宋体" w:hAnsi="宋体"/>
-          <w:szCs w:val="21"/>
-        </w:rPr>
-        <w:t>码</w:t>
-      </w:r>
-    </w:p>
-    <w:p>
-      <w:pPr>
-        <w:rPr>
-          <w:rFonts w:ascii="宋体" w:eastAsia="宋体" w:hAnsi="宋体" w:hint="eastAsia"/>
-          <w:b/>
-          <w:bCs/>
-          <w:szCs w:val="21"/>
-        </w:rPr>
-      </w:pPr>
-      <w:r>
-        <w:rPr>
-          <w:rFonts w:ascii="宋体" w:eastAsia="宋体" w:hAnsi="宋体"/>
-          <w:b/>
-          <w:bCs/>
+        <w:t>编码</w:t>
+      </w:r>
+    </w:p>
+    <w:p>
+      <w:pPr>
+        <w:rPr>
+          <w:rFonts w:ascii="宋体" w:eastAsia="宋体" w:hAnsi="宋体" w:hint="eastAsia"/>
+          <w:b/>
+          <w:bCs/>
+          <w:szCs w:val="21"/>
+        </w:rPr>
+      </w:pPr>
+      <w:r>
+        <w:rPr>
+          <w:rFonts w:ascii="宋体" w:eastAsia="宋体" w:hAnsi="宋体"/>
+          <w:b/>
+          <w:bCs/>
+          <w:szCs w:val="21"/>
+        </w:rPr>
+        <w:t>三、通用符号编码方案</w:t>
+      </w:r>
+    </w:p>
+    <w:p>
+      <w:pPr>
+        <w:rPr>
+          <w:rFonts w:ascii="宋体" w:eastAsia="宋体" w:hAnsi="宋体" w:hint="eastAsia"/>
+          <w:b/>
+          <w:bCs/>
+          <w:szCs w:val="21"/>
+        </w:rPr>
+      </w:pPr>
+      <w:r>
+        <w:rPr>
+          <w:rFonts w:ascii="宋体" w:eastAsia="宋体" w:hAnsi="宋体"/>
+          <w:b/>
+          <w:bCs/>
+          <w:szCs w:val="21"/>
+        </w:rPr>
+        <w:t>1. 编码结构</w:t>
+      </w:r>
+    </w:p>
+    <w:p>
+      <w:pPr>
+        <w:rPr>
+          <w:rFonts w:ascii="宋体" w:eastAsia="宋体" w:hAnsi="宋体" w:hint="eastAsia"/>
+          <w:szCs w:val="21"/>
+        </w:rPr>
+      </w:pPr>
+      <w:r>
+        <w:rPr>
+          <w:rFonts w:ascii="宋体" w:eastAsia="宋体" w:hAnsi="宋体" w:hint="eastAsia"/>
           <w:szCs w:val="21"/>
         </w:rPr>
         <w:lastRenderedPageBreak/>
-        <w:t>3. 四字词</w:t>
-      </w:r>
-    </w:p>
-    <w:p>
-      <w:pPr>
-        <w:rPr>
-          <w:rFonts w:ascii="宋体" w:eastAsia="宋体" w:hAnsi="宋体" w:hint="eastAsia"/>
-          <w:szCs w:val="21"/>
-        </w:rPr>
-      </w:pPr>
-      <w:r>
-        <w:rPr>
-          <w:rFonts w:ascii="宋体" w:eastAsia="宋体" w:hAnsi="宋体"/>
-          <w:szCs w:val="21"/>
-        </w:rPr>
-        <w:t>方案1（</w:t>
-      </w:r>
-      <w:r>
-        <w:rPr>
-          <w:rFonts w:ascii="宋体" w:eastAsia="宋体" w:hAnsi="宋体" w:hint="eastAsia"/>
-          <w:szCs w:val="21"/>
-        </w:rPr>
-        <w:t>备用</w:t>
-      </w:r>
-      <w:r>
-        <w:rPr>
-          <w:rFonts w:ascii="宋体" w:eastAsia="宋体" w:hAnsi="宋体"/>
-          <w:szCs w:val="21"/>
-        </w:rPr>
-        <w:t>）：第一</w:t>
-      </w:r>
-      <w:proofErr w:type="gramStart"/>
-      <w:r>
-        <w:rPr>
-          <w:rFonts w:ascii="宋体" w:eastAsia="宋体" w:hAnsi="宋体"/>
-          <w:szCs w:val="21"/>
-        </w:rPr>
-        <w:t>字</w:t>
-      </w:r>
-      <w:r>
-        <w:rPr>
-          <w:rFonts w:ascii="宋体" w:eastAsia="宋体" w:hAnsi="宋体" w:hint="eastAsia"/>
-          <w:szCs w:val="21"/>
-        </w:rPr>
-        <w:t>初</w:t>
-      </w:r>
-      <w:r>
-        <w:rPr>
-          <w:rFonts w:ascii="宋体" w:eastAsia="宋体" w:hAnsi="宋体"/>
-          <w:szCs w:val="21"/>
-        </w:rPr>
-        <w:t>码</w:t>
-      </w:r>
-      <w:proofErr w:type="gramEnd"/>
-      <w:r>
-        <w:rPr>
-          <w:rFonts w:ascii="宋体" w:eastAsia="宋体" w:hAnsi="宋体"/>
-          <w:szCs w:val="21"/>
-        </w:rPr>
-        <w:t xml:space="preserve"> + 第二</w:t>
-      </w:r>
-      <w:proofErr w:type="gramStart"/>
-      <w:r>
-        <w:rPr>
-          <w:rFonts w:ascii="宋体" w:eastAsia="宋体" w:hAnsi="宋体"/>
-          <w:szCs w:val="21"/>
-        </w:rPr>
-        <w:t>字</w:t>
-      </w:r>
-      <w:r>
-        <w:rPr>
-          <w:rFonts w:ascii="宋体" w:eastAsia="宋体" w:hAnsi="宋体" w:hint="eastAsia"/>
-          <w:szCs w:val="21"/>
-        </w:rPr>
-        <w:t>初</w:t>
-      </w:r>
-      <w:r>
-        <w:rPr>
-          <w:rFonts w:ascii="宋体" w:eastAsia="宋体" w:hAnsi="宋体"/>
-          <w:szCs w:val="21"/>
-        </w:rPr>
-        <w:t>码</w:t>
-      </w:r>
-      <w:proofErr w:type="gramEnd"/>
-      <w:r>
-        <w:rPr>
-          <w:rFonts w:ascii="宋体" w:eastAsia="宋体" w:hAnsi="宋体"/>
-          <w:szCs w:val="21"/>
-        </w:rPr>
-        <w:t xml:space="preserve"> + 第四</w:t>
-      </w:r>
-      <w:proofErr w:type="gramStart"/>
-      <w:r>
-        <w:rPr>
-          <w:rFonts w:ascii="宋体" w:eastAsia="宋体" w:hAnsi="宋体"/>
-          <w:szCs w:val="21"/>
-        </w:rPr>
-        <w:t>字</w:t>
-      </w:r>
-      <w:r>
-        <w:rPr>
-          <w:rFonts w:ascii="宋体" w:eastAsia="宋体" w:hAnsi="宋体" w:hint="eastAsia"/>
-          <w:szCs w:val="21"/>
-        </w:rPr>
-        <w:t>初</w:t>
-      </w:r>
-      <w:r>
-        <w:rPr>
-          <w:rFonts w:ascii="宋体" w:eastAsia="宋体" w:hAnsi="宋体"/>
-          <w:szCs w:val="21"/>
-        </w:rPr>
-        <w:t>码</w:t>
-      </w:r>
-      <w:proofErr w:type="gramEnd"/>
-    </w:p>
-    <w:p>
-      <w:pPr>
-        <w:rPr>
-          <w:rFonts w:ascii="宋体" w:eastAsia="宋体" w:hAnsi="宋体" w:hint="eastAsia"/>
-          <w:szCs w:val="21"/>
-        </w:rPr>
-      </w:pPr>
-      <w:r>
-        <w:rPr>
-          <w:rFonts w:ascii="宋体" w:eastAsia="宋体" w:hAnsi="宋体"/>
-          <w:szCs w:val="21"/>
-        </w:rPr>
-        <w:t>方案2（</w:t>
-      </w:r>
-      <w:r>
-        <w:rPr>
-          <w:rFonts w:ascii="宋体" w:eastAsia="宋体" w:hAnsi="宋体" w:hint="eastAsia"/>
-          <w:szCs w:val="21"/>
-        </w:rPr>
-        <w:t>常用</w:t>
-      </w:r>
-      <w:r>
-        <w:rPr>
-          <w:rFonts w:ascii="宋体" w:eastAsia="宋体" w:hAnsi="宋体"/>
-          <w:szCs w:val="21"/>
-        </w:rPr>
-        <w:t>）：四个字各取</w:t>
-      </w:r>
-      <w:r>
-        <w:rPr>
-          <w:rFonts w:ascii="宋体" w:eastAsia="宋体" w:hAnsi="宋体" w:hint="eastAsia"/>
-          <w:szCs w:val="21"/>
-        </w:rPr>
-        <w:t>初</w:t>
-      </w:r>
-      <w:r>
-        <w:rPr>
-          <w:rFonts w:ascii="宋体" w:eastAsia="宋体" w:hAnsi="宋体"/>
-          <w:szCs w:val="21"/>
-        </w:rPr>
-        <w:t>码</w:t>
-      </w:r>
-    </w:p>
-    <w:p>
-      <w:pPr>
-        <w:rPr>
-          <w:rFonts w:ascii="宋体" w:eastAsia="宋体" w:hAnsi="宋体" w:hint="eastAsia"/>
-          <w:szCs w:val="21"/>
-        </w:rPr>
-      </w:pPr>
-      <w:r>
-        <w:rPr>
-          <w:rFonts w:ascii="宋体" w:eastAsia="宋体" w:hAnsi="宋体"/>
-          <w:szCs w:val="21"/>
-        </w:rPr>
-        <w:t>扩展顺序：</w:t>
-      </w:r>
-      <w:proofErr w:type="gramStart"/>
-      <w:r>
-        <w:rPr>
-          <w:rFonts w:ascii="宋体" w:eastAsia="宋体" w:hAnsi="宋体"/>
-          <w:szCs w:val="21"/>
-        </w:rPr>
-        <w:t>补前三</w:t>
-      </w:r>
-      <w:proofErr w:type="gramEnd"/>
-      <w:r>
-        <w:rPr>
-          <w:rFonts w:ascii="宋体" w:eastAsia="宋体" w:hAnsi="宋体"/>
-          <w:szCs w:val="21"/>
-        </w:rPr>
-        <w:t>字</w:t>
-      </w:r>
-      <w:r>
-        <w:rPr>
-          <w:rFonts w:ascii="宋体" w:eastAsia="宋体" w:hAnsi="宋体" w:hint="eastAsia"/>
-          <w:szCs w:val="21"/>
-        </w:rPr>
-        <w:t>韵</w:t>
-      </w:r>
-      <w:r>
-        <w:rPr>
-          <w:rFonts w:ascii="宋体" w:eastAsia="宋体" w:hAnsi="宋体"/>
-          <w:szCs w:val="21"/>
-        </w:rPr>
-        <w:t>码</w:t>
-      </w:r>
-      <w:r>
-        <w:rPr>
-          <w:rFonts w:ascii="宋体" w:eastAsia="宋体" w:hAnsi="宋体" w:hint="eastAsia"/>
-          <w:szCs w:val="21"/>
-        </w:rPr>
-        <w:t>（常用）</w:t>
-      </w:r>
-      <w:r>
-        <w:rPr>
-          <w:rFonts w:ascii="宋体" w:eastAsia="宋体" w:hAnsi="宋体"/>
-          <w:szCs w:val="21"/>
-        </w:rPr>
-        <w:t xml:space="preserve"> → 补第四</w:t>
-      </w:r>
-      <w:proofErr w:type="gramStart"/>
-      <w:r>
-        <w:rPr>
-          <w:rFonts w:ascii="宋体" w:eastAsia="宋体" w:hAnsi="宋体"/>
-          <w:szCs w:val="21"/>
-        </w:rPr>
-        <w:t>字</w:t>
-      </w:r>
-      <w:r>
-        <w:rPr>
-          <w:rFonts w:ascii="宋体" w:eastAsia="宋体" w:hAnsi="宋体" w:hint="eastAsia"/>
-          <w:szCs w:val="21"/>
-        </w:rPr>
-        <w:t>韵</w:t>
-      </w:r>
-      <w:r>
-        <w:rPr>
-          <w:rFonts w:ascii="宋体" w:eastAsia="宋体" w:hAnsi="宋体"/>
-          <w:szCs w:val="21"/>
-        </w:rPr>
-        <w:t>码</w:t>
-      </w:r>
-      <w:proofErr w:type="gramEnd"/>
-      <w:r>
-        <w:rPr>
-          <w:rFonts w:ascii="宋体" w:eastAsia="宋体" w:hAnsi="宋体"/>
-          <w:szCs w:val="21"/>
-        </w:rPr>
-        <w:t xml:space="preserve"> → 补第四字</w:t>
-      </w:r>
-      <w:r>
-        <w:rPr>
-          <w:rFonts w:ascii="宋体" w:eastAsia="宋体" w:hAnsi="宋体" w:hint="eastAsia"/>
-          <w:szCs w:val="21"/>
-        </w:rPr>
-        <w:t>调</w:t>
-      </w:r>
-      <w:r>
-        <w:rPr>
-          <w:rFonts w:ascii="宋体" w:eastAsia="宋体" w:hAnsi="宋体"/>
-          <w:szCs w:val="21"/>
-        </w:rPr>
-        <w:t>/</w:t>
-      </w:r>
-      <w:r>
-        <w:rPr>
-          <w:rFonts w:ascii="宋体" w:eastAsia="宋体" w:hAnsi="宋体" w:hint="eastAsia"/>
-          <w:szCs w:val="21"/>
-        </w:rPr>
-        <w:t>主</w:t>
-      </w:r>
-      <w:r>
-        <w:rPr>
-          <w:rFonts w:ascii="宋体" w:eastAsia="宋体" w:hAnsi="宋体"/>
-          <w:szCs w:val="21"/>
-        </w:rPr>
-        <w:t>码</w:t>
-      </w:r>
-    </w:p>
-    <w:p>
-      <w:pPr>
-        <w:rPr>
-          <w:rFonts w:ascii="宋体" w:eastAsia="宋体" w:hAnsi="宋体" w:hint="eastAsia"/>
-          <w:b/>
-          <w:bCs/>
-          <w:szCs w:val="21"/>
-        </w:rPr>
-      </w:pPr>
-      <w:r>
-        <w:rPr>
-          <w:rFonts w:ascii="宋体" w:eastAsia="宋体" w:hAnsi="宋体"/>
-          <w:b/>
-          <w:bCs/>
-          <w:szCs w:val="21"/>
-        </w:rPr>
-        <w:t>4. 五字及以上</w:t>
-      </w:r>
-    </w:p>
-    <w:p>
-      <w:pPr>
-        <w:rPr>
-          <w:rFonts w:ascii="宋体" w:eastAsia="宋体" w:hAnsi="宋体" w:hint="eastAsia"/>
-          <w:szCs w:val="21"/>
-        </w:rPr>
-      </w:pPr>
-      <w:r>
-        <w:rPr>
-          <w:rFonts w:ascii="宋体" w:eastAsia="宋体" w:hAnsi="宋体"/>
-          <w:szCs w:val="21"/>
-        </w:rPr>
-        <w:t>方案1：第一</w:t>
-      </w:r>
-      <w:proofErr w:type="gramStart"/>
-      <w:r>
-        <w:rPr>
-          <w:rFonts w:ascii="宋体" w:eastAsia="宋体" w:hAnsi="宋体"/>
-          <w:szCs w:val="21"/>
-        </w:rPr>
-        <w:t>字</w:t>
-      </w:r>
-      <w:r>
-        <w:rPr>
-          <w:rFonts w:ascii="宋体" w:eastAsia="宋体" w:hAnsi="宋体" w:hint="eastAsia"/>
-          <w:szCs w:val="21"/>
-        </w:rPr>
-        <w:t>初</w:t>
-      </w:r>
-      <w:r>
-        <w:rPr>
-          <w:rFonts w:ascii="宋体" w:eastAsia="宋体" w:hAnsi="宋体"/>
-          <w:szCs w:val="21"/>
-        </w:rPr>
-        <w:t>码</w:t>
-      </w:r>
-      <w:proofErr w:type="gramEnd"/>
-      <w:r>
-        <w:rPr>
-          <w:rFonts w:ascii="宋体" w:eastAsia="宋体" w:hAnsi="宋体"/>
-          <w:szCs w:val="21"/>
-        </w:rPr>
-        <w:t xml:space="preserve"> + 第二</w:t>
-      </w:r>
-      <w:proofErr w:type="gramStart"/>
-      <w:r>
-        <w:rPr>
-          <w:rFonts w:ascii="宋体" w:eastAsia="宋体" w:hAnsi="宋体"/>
-          <w:szCs w:val="21"/>
-        </w:rPr>
-        <w:t>字</w:t>
-      </w:r>
-      <w:r>
-        <w:rPr>
-          <w:rFonts w:ascii="宋体" w:eastAsia="宋体" w:hAnsi="宋体" w:hint="eastAsia"/>
-          <w:szCs w:val="21"/>
-        </w:rPr>
-        <w:t>初</w:t>
-      </w:r>
-      <w:r>
-        <w:rPr>
-          <w:rFonts w:ascii="宋体" w:eastAsia="宋体" w:hAnsi="宋体"/>
-          <w:szCs w:val="21"/>
-        </w:rPr>
-        <w:t>码</w:t>
-      </w:r>
-      <w:proofErr w:type="gramEnd"/>
-      <w:r>
-        <w:rPr>
-          <w:rFonts w:ascii="宋体" w:eastAsia="宋体" w:hAnsi="宋体"/>
-          <w:szCs w:val="21"/>
-        </w:rPr>
-        <w:t xml:space="preserve"> + </w:t>
-      </w:r>
-      <w:proofErr w:type="gramStart"/>
-      <w:r>
-        <w:rPr>
-          <w:rFonts w:ascii="宋体" w:eastAsia="宋体" w:hAnsi="宋体"/>
-          <w:szCs w:val="21"/>
-        </w:rPr>
-        <w:t>最后字</w:t>
-      </w:r>
-      <w:r>
-        <w:rPr>
-          <w:rFonts w:ascii="宋体" w:eastAsia="宋体" w:hAnsi="宋体" w:hint="eastAsia"/>
-          <w:szCs w:val="21"/>
-        </w:rPr>
-        <w:t>初</w:t>
-      </w:r>
-      <w:r>
-        <w:rPr>
-          <w:rFonts w:ascii="宋体" w:eastAsia="宋体" w:hAnsi="宋体"/>
-          <w:szCs w:val="21"/>
-        </w:rPr>
-        <w:t>码</w:t>
-      </w:r>
-      <w:proofErr w:type="gramEnd"/>
-    </w:p>
-    <w:p>
-      <w:pPr>
-        <w:rPr>
-          <w:rFonts w:ascii="宋体" w:eastAsia="宋体" w:hAnsi="宋体" w:hint="eastAsia"/>
-          <w:szCs w:val="21"/>
-        </w:rPr>
-      </w:pPr>
-      <w:r>
-        <w:rPr>
-          <w:rFonts w:ascii="宋体" w:eastAsia="宋体" w:hAnsi="宋体"/>
-          <w:szCs w:val="21"/>
-        </w:rPr>
-        <w:t>方案2（适应习惯</w:t>
-      </w:r>
-      <w:r>
-        <w:rPr>
-          <w:rFonts w:ascii="宋体" w:eastAsia="宋体" w:hAnsi="宋体" w:hint="eastAsia"/>
-          <w:szCs w:val="21"/>
-        </w:rPr>
-        <w:t>，常用</w:t>
-      </w:r>
-      <w:r>
-        <w:rPr>
-          <w:rFonts w:ascii="宋体" w:eastAsia="宋体" w:hAnsi="宋体"/>
-          <w:szCs w:val="21"/>
-        </w:rPr>
-        <w:t>）：前三</w:t>
-      </w:r>
-      <w:proofErr w:type="gramStart"/>
-      <w:r>
-        <w:rPr>
-          <w:rFonts w:ascii="宋体" w:eastAsia="宋体" w:hAnsi="宋体"/>
-          <w:szCs w:val="21"/>
-        </w:rPr>
-        <w:t>字</w:t>
-      </w:r>
-      <w:r>
-        <w:rPr>
-          <w:rFonts w:ascii="宋体" w:eastAsia="宋体" w:hAnsi="宋体" w:hint="eastAsia"/>
-          <w:szCs w:val="21"/>
-        </w:rPr>
-        <w:t>初</w:t>
-      </w:r>
-      <w:r>
-        <w:rPr>
-          <w:rFonts w:ascii="宋体" w:eastAsia="宋体" w:hAnsi="宋体"/>
-          <w:szCs w:val="21"/>
-        </w:rPr>
-        <w:t>码</w:t>
-      </w:r>
-      <w:proofErr w:type="gramEnd"/>
-      <w:r>
-        <w:rPr>
-          <w:rFonts w:ascii="宋体" w:eastAsia="宋体" w:hAnsi="宋体"/>
-          <w:szCs w:val="21"/>
-        </w:rPr>
-        <w:t xml:space="preserve"> + </w:t>
-      </w:r>
-      <w:proofErr w:type="gramStart"/>
-      <w:r>
-        <w:rPr>
-          <w:rFonts w:ascii="宋体" w:eastAsia="宋体" w:hAnsi="宋体"/>
-          <w:szCs w:val="21"/>
-        </w:rPr>
-        <w:t>最后字</w:t>
-      </w:r>
-      <w:r>
-        <w:rPr>
-          <w:rFonts w:ascii="宋体" w:eastAsia="宋体" w:hAnsi="宋体" w:hint="eastAsia"/>
-          <w:szCs w:val="21"/>
-        </w:rPr>
-        <w:t>初</w:t>
-      </w:r>
-      <w:r>
-        <w:rPr>
-          <w:rFonts w:ascii="宋体" w:eastAsia="宋体" w:hAnsi="宋体"/>
-          <w:szCs w:val="21"/>
-        </w:rPr>
-        <w:t>码</w:t>
-      </w:r>
-      <w:proofErr w:type="gramEnd"/>
-    </w:p>
-    <w:p>
-      <w:pPr>
-        <w:rPr>
-          <w:rFonts w:ascii="宋体" w:eastAsia="宋体" w:hAnsi="宋体" w:hint="eastAsia"/>
-          <w:szCs w:val="21"/>
-        </w:rPr>
-      </w:pPr>
-      <w:r>
-        <w:rPr>
-          <w:rFonts w:ascii="宋体" w:eastAsia="宋体" w:hAnsi="宋体"/>
-          <w:szCs w:val="21"/>
-        </w:rPr>
-        <w:t>扩展顺序：</w:t>
-      </w:r>
-      <w:proofErr w:type="gramStart"/>
-      <w:r>
-        <w:rPr>
-          <w:rFonts w:ascii="宋体" w:eastAsia="宋体" w:hAnsi="宋体"/>
-          <w:szCs w:val="21"/>
-        </w:rPr>
-        <w:t>补所有字</w:t>
-      </w:r>
-      <w:r>
-        <w:rPr>
-          <w:rFonts w:ascii="宋体" w:eastAsia="宋体" w:hAnsi="宋体" w:hint="eastAsia"/>
-          <w:szCs w:val="21"/>
-        </w:rPr>
-        <w:t>初</w:t>
-      </w:r>
-      <w:r>
-        <w:rPr>
-          <w:rFonts w:ascii="宋体" w:eastAsia="宋体" w:hAnsi="宋体"/>
-          <w:szCs w:val="21"/>
-        </w:rPr>
-        <w:t>码</w:t>
-      </w:r>
-      <w:proofErr w:type="gramEnd"/>
-      <w:r>
-        <w:rPr>
-          <w:rFonts w:ascii="宋体" w:eastAsia="宋体" w:hAnsi="宋体" w:hint="eastAsia"/>
-          <w:szCs w:val="21"/>
-        </w:rPr>
-        <w:t>（常用）</w:t>
-      </w:r>
-      <w:r>
-        <w:rPr>
-          <w:rFonts w:ascii="宋体" w:eastAsia="宋体" w:hAnsi="宋体"/>
-          <w:szCs w:val="21"/>
-        </w:rPr>
-        <w:t xml:space="preserve"> → </w:t>
-      </w:r>
-      <w:proofErr w:type="gramStart"/>
-      <w:r>
-        <w:rPr>
-          <w:rFonts w:ascii="宋体" w:eastAsia="宋体" w:hAnsi="宋体"/>
-          <w:szCs w:val="21"/>
-        </w:rPr>
-        <w:t>补最后</w:t>
-      </w:r>
-      <w:proofErr w:type="gramEnd"/>
-      <w:r>
-        <w:rPr>
-          <w:rFonts w:ascii="宋体" w:eastAsia="宋体" w:hAnsi="宋体"/>
-          <w:szCs w:val="21"/>
-        </w:rPr>
-        <w:t>字外</w:t>
-      </w:r>
-      <w:proofErr w:type="gramStart"/>
-      <w:r>
-        <w:rPr>
-          <w:rFonts w:ascii="宋体" w:eastAsia="宋体" w:hAnsi="宋体"/>
-          <w:szCs w:val="21"/>
-        </w:rPr>
-        <w:t>的</w:t>
-      </w:r>
-      <w:r>
-        <w:rPr>
-          <w:rFonts w:ascii="宋体" w:eastAsia="宋体" w:hAnsi="宋体" w:hint="eastAsia"/>
-          <w:szCs w:val="21"/>
-        </w:rPr>
-        <w:t>韵</w:t>
-      </w:r>
-      <w:r>
-        <w:rPr>
-          <w:rFonts w:ascii="宋体" w:eastAsia="宋体" w:hAnsi="宋体"/>
-          <w:szCs w:val="21"/>
-        </w:rPr>
-        <w:t>码</w:t>
-      </w:r>
-      <w:proofErr w:type="gramEnd"/>
-      <w:r>
-        <w:rPr>
-          <w:rFonts w:ascii="宋体" w:eastAsia="宋体" w:hAnsi="宋体"/>
-          <w:szCs w:val="21"/>
-        </w:rPr>
-        <w:t xml:space="preserve"> → </w:t>
-      </w:r>
-      <w:proofErr w:type="gramStart"/>
-      <w:r>
-        <w:rPr>
-          <w:rFonts w:ascii="宋体" w:eastAsia="宋体" w:hAnsi="宋体"/>
-          <w:szCs w:val="21"/>
-        </w:rPr>
-        <w:t>补最后字</w:t>
-      </w:r>
-      <w:proofErr w:type="gramEnd"/>
-      <w:r>
-        <w:rPr>
-          <w:rFonts w:ascii="宋体" w:eastAsia="宋体" w:hAnsi="宋体"/>
-          <w:szCs w:val="21"/>
-        </w:rPr>
-        <w:t>编码</w:t>
-      </w:r>
-    </w:p>
-    <w:p>
-      <w:pPr>
-        <w:rPr>
-          <w:rFonts w:ascii="宋体" w:eastAsia="宋体" w:hAnsi="宋体" w:hint="eastAsia"/>
-          <w:b/>
-          <w:bCs/>
-          <w:szCs w:val="21"/>
-        </w:rPr>
-      </w:pPr>
-      <w:r>
-        <w:rPr>
-          <w:rFonts w:ascii="宋体" w:eastAsia="宋体" w:hAnsi="宋体"/>
-          <w:b/>
-          <w:bCs/>
-          <w:szCs w:val="21"/>
-        </w:rPr>
-        <w:t>三、通用符号编码方案</w:t>
-      </w:r>
-    </w:p>
-    <w:p>
-      <w:pPr>
-        <w:rPr>
-          <w:rFonts w:ascii="宋体" w:eastAsia="宋体" w:hAnsi="宋体" w:hint="eastAsia"/>
-          <w:b/>
-          <w:bCs/>
-          <w:szCs w:val="21"/>
-        </w:rPr>
-      </w:pPr>
-      <w:r>
-        <w:rPr>
-          <w:rFonts w:ascii="宋体" w:eastAsia="宋体" w:hAnsi="宋体"/>
-          <w:b/>
-          <w:bCs/>
-          <w:szCs w:val="21"/>
-        </w:rPr>
-        <w:t>1. 编码结构</w:t>
-      </w:r>
-    </w:p>
-    <w:p>
-      <w:pPr>
-        <w:rPr>
-          <w:rFonts w:ascii="宋体" w:eastAsia="宋体" w:hAnsi="宋体" w:hint="eastAsia"/>
-          <w:szCs w:val="21"/>
-        </w:rPr>
-      </w:pPr>
-      <w:r>
-        <w:rPr>
-          <w:rFonts w:ascii="宋体" w:eastAsia="宋体" w:hAnsi="宋体" w:hint="eastAsia"/>
-          <w:szCs w:val="21"/>
-        </w:rPr>
         <w:t>类型符</w:t>
       </w:r>
       <w:r>
@@ -26683,7 +26479,14 @@
           <w:rFonts w:ascii="宋体" w:eastAsia="宋体" w:hAnsi="宋体"/>
           <w:szCs w:val="21"/>
         </w:rPr>
-        <w:t>（b</w:t>
+        <w:t>（</w:t>
+      </w:r>
+      <w:r>
+        <w:rPr>
+          <w:rFonts w:ascii="宋体" w:eastAsia="宋体" w:hAnsi="宋体" w:hint="eastAsia"/>
+          <w:szCs w:val="21"/>
+        </w:rPr>
+        <w:t>d</w:t>
       </w:r>
       <w:r>
         <w:rPr>
@@ -26697,7 +26500,21 @@
           <w:rFonts w:ascii="宋体" w:eastAsia="宋体" w:hAnsi="宋体"/>
           <w:szCs w:val="21"/>
         </w:rPr>
-        <w:t>，d为"</w:t>
+        <w:t>，</w:t>
+      </w:r>
+      <w:r>
+        <w:rPr>
+          <w:rFonts w:ascii="宋体" w:eastAsia="宋体" w:hAnsi="宋体" w:hint="eastAsia"/>
+          <w:szCs w:val="21"/>
+        </w:rPr>
+        <w:t>h</w:t>
+      </w:r>
+      <w:r>
+        <w:rPr>
+          <w:rFonts w:ascii="宋体" w:eastAsia="宋体" w:hAnsi="宋体"/>
+          <w:szCs w:val="21"/>
+        </w:rPr>
+        <w:t>为"</w:t>
       </w:r>
       <w:proofErr w:type="gramStart"/>
       <w:r>
@@ -26713,7 +26530,14 @@
           <w:rFonts w:ascii="宋体" w:eastAsia="宋体" w:hAnsi="宋体"/>
           <w:szCs w:val="21"/>
         </w:rPr>
-        <w:t>"在b</w:t>
+        <w:t>"在</w:t>
+      </w:r>
+      <w:r>
+        <w:rPr>
+          <w:rFonts w:ascii="宋体" w:eastAsia="宋体" w:hAnsi="宋体" w:hint="eastAsia"/>
+          <w:szCs w:val="21"/>
+        </w:rPr>
+        <w:t>d</w:t>
       </w:r>
       <w:r>
         <w:rPr>
@@ -26776,6 +26600,43 @@
     </w:p>
     <w:p>
       <w:pPr>
+        <w:numPr>
+          <w:ilvl w:val="0"/>
+          <w:numId w:val="39"/>
+        </w:numPr>
+        <w:rPr>
+          <w:rFonts w:ascii="宋体" w:eastAsia="宋体" w:hAnsi="宋体" w:hint="eastAsia"/>
+          <w:szCs w:val="21"/>
+        </w:rPr>
+      </w:pPr>
+      <w:r>
+        <w:rPr>
+          <w:rFonts w:ascii="宋体" w:eastAsia="宋体" w:hAnsi="宋体" w:hint="eastAsia"/>
+          <w:b/>
+          <w:bCs/>
+          <w:szCs w:val="21"/>
+        </w:rPr>
+        <w:t>其他：</w:t>
+      </w:r>
+      <w:proofErr w:type="gramStart"/>
+      <w:r>
+        <w:rPr>
+          <w:rFonts w:ascii="宋体" w:eastAsia="宋体" w:hAnsi="宋体" w:hint="eastAsia"/>
+          <w:szCs w:val="21"/>
+        </w:rPr>
+        <w:t>根据初码或</w:t>
+      </w:r>
+      <w:proofErr w:type="gramEnd"/>
+      <w:r>
+        <w:rPr>
+          <w:rFonts w:ascii="宋体" w:eastAsia="宋体" w:hAnsi="宋体" w:hint="eastAsia"/>
+          <w:szCs w:val="21"/>
+        </w:rPr>
+        <w:t>双拼码组合转写</w:t>
+      </w:r>
+    </w:p>
+    <w:p>
+      <w:pPr>
         <w:rPr>
           <w:rFonts w:ascii="宋体" w:eastAsia="宋体" w:hAnsi="宋体" w:hint="eastAsia"/>
           <w:b/>
@@ -27286,274 +27147,274 @@
           <w:sz w:val="52"/>
           <w:szCs w:val="52"/>
         </w:rPr>
+        <w:t>码表挂接</w:t>
+      </w:r>
+    </w:p>
+    <w:p>
+      <w:pPr>
+        <w:rPr>
+          <w:rFonts w:ascii="宋体" w:eastAsia="宋体" w:hAnsi="宋体" w:hint="eastAsia"/>
+          <w:szCs w:val="21"/>
+        </w:rPr>
+      </w:pPr>
+      <w:r>
+        <w:rPr>
+          <w:rFonts w:ascii="宋体" w:eastAsia="宋体" w:hAnsi="宋体" w:hint="eastAsia"/>
+          <w:szCs w:val="21"/>
+        </w:rPr>
+        <w:t xml:space="preserve">    使用</w:t>
+      </w:r>
+      <w:proofErr w:type="gramStart"/>
+      <w:r>
+        <w:rPr>
+          <w:rFonts w:ascii="宋体" w:eastAsia="宋体" w:hAnsi="宋体" w:hint="eastAsia"/>
+          <w:szCs w:val="21"/>
+        </w:rPr>
+        <w:t>无数字版</w:t>
+      </w:r>
+      <w:proofErr w:type="gramEnd"/>
+      <w:r>
+        <w:rPr>
+          <w:rFonts w:ascii="宋体" w:eastAsia="宋体" w:hAnsi="宋体" w:hint="eastAsia"/>
+          <w:szCs w:val="21"/>
+        </w:rPr>
+        <w:t>码表，便于主流输入法系统识别。</w:t>
+      </w:r>
+      <w:proofErr w:type="gramStart"/>
+      <w:r>
+        <w:rPr>
+          <w:rFonts w:ascii="宋体" w:eastAsia="宋体" w:hAnsi="宋体" w:hint="eastAsia"/>
+          <w:szCs w:val="21"/>
+        </w:rPr>
+        <w:t>无数字四位码实现</w:t>
+      </w:r>
+      <w:proofErr w:type="gramEnd"/>
+      <w:r>
+        <w:rPr>
+          <w:rFonts w:ascii="宋体" w:eastAsia="宋体" w:hAnsi="宋体" w:hint="eastAsia"/>
+          <w:szCs w:val="21"/>
+        </w:rPr>
+        <w:t>如下：</w:t>
+      </w:r>
+    </w:p>
+    <w:p>
+      <w:pPr>
+        <w:rPr>
+          <w:rFonts w:ascii="宋体" w:eastAsia="宋体" w:hAnsi="宋体" w:hint="eastAsia"/>
+          <w:szCs w:val="21"/>
+        </w:rPr>
+      </w:pPr>
+      <w:r>
+        <w:rPr>
+          <w:rFonts w:ascii="宋体" w:eastAsia="宋体" w:hAnsi="宋体" w:hint="eastAsia"/>
+          <w:szCs w:val="21"/>
+        </w:rPr>
+        <w:t xml:space="preserve">    首先将五个音调改为两个平仄：12→a，340→e。</w:t>
+      </w:r>
+    </w:p>
+    <w:p>
+      <w:pPr>
+        <w:rPr>
+          <w:rFonts w:ascii="宋体" w:eastAsia="宋体" w:hAnsi="宋体" w:hint="eastAsia"/>
+          <w:szCs w:val="21"/>
+        </w:rPr>
+      </w:pPr>
+      <w:r>
+        <w:rPr>
+          <w:rFonts w:ascii="宋体" w:eastAsia="宋体" w:hAnsi="宋体" w:hint="eastAsia"/>
+          <w:szCs w:val="21"/>
+        </w:rPr>
+        <w:t xml:space="preserve">    前面双拼两位基本不变，除了</w:t>
+      </w:r>
+      <w:proofErr w:type="spellStart"/>
+      <w:r>
+        <w:rPr>
+          <w:rFonts w:ascii="宋体" w:eastAsia="宋体" w:hAnsi="宋体" w:hint="eastAsia"/>
+          <w:szCs w:val="21"/>
+        </w:rPr>
+        <w:t>ing</w:t>
+      </w:r>
+      <w:proofErr w:type="spellEnd"/>
+      <w:r>
+        <w:rPr>
+          <w:rFonts w:ascii="宋体" w:eastAsia="宋体" w:hAnsi="宋体" w:hint="eastAsia"/>
+          <w:szCs w:val="21"/>
+        </w:rPr>
+        <w:t>适配：</w:t>
+      </w:r>
+      <w:proofErr w:type="spellStart"/>
+      <w:r>
+        <w:rPr>
+          <w:rFonts w:ascii="宋体" w:eastAsia="宋体" w:hAnsi="宋体" w:hint="eastAsia"/>
+          <w:szCs w:val="21"/>
+        </w:rPr>
+        <w:t>b,d,p,t</w:t>
+      </w:r>
+      <w:proofErr w:type="spellEnd"/>
+      <w:r>
+        <w:rPr>
+          <w:rFonts w:ascii="宋体" w:eastAsia="宋体" w:hAnsi="宋体" w:hint="eastAsia"/>
+          <w:szCs w:val="21"/>
+        </w:rPr>
+        <w:t>和y的</w:t>
+      </w:r>
+      <w:proofErr w:type="spellStart"/>
+      <w:r>
+        <w:rPr>
+          <w:rFonts w:ascii="宋体" w:eastAsia="宋体" w:hAnsi="宋体" w:hint="eastAsia"/>
+          <w:szCs w:val="21"/>
+        </w:rPr>
+        <w:t>ing</w:t>
+      </w:r>
+      <w:proofErr w:type="spellEnd"/>
+      <w:r>
+        <w:rPr>
+          <w:rFonts w:ascii="宋体" w:eastAsia="宋体" w:hAnsi="宋体" w:hint="eastAsia"/>
+          <w:szCs w:val="21"/>
+        </w:rPr>
+        <w:t>为d。</w:t>
+      </w:r>
+      <w:proofErr w:type="spellStart"/>
+      <w:r>
+        <w:rPr>
+          <w:rFonts w:ascii="宋体" w:eastAsia="宋体" w:hAnsi="宋体" w:hint="eastAsia"/>
+          <w:szCs w:val="21"/>
+        </w:rPr>
+        <w:t>jqx</w:t>
+      </w:r>
+      <w:proofErr w:type="spellEnd"/>
+      <w:r>
+        <w:rPr>
+          <w:rFonts w:ascii="宋体" w:eastAsia="宋体" w:hAnsi="宋体" w:hint="eastAsia"/>
+          <w:szCs w:val="21"/>
+        </w:rPr>
+        <w:t>的</w:t>
+      </w:r>
+      <w:proofErr w:type="spellStart"/>
+      <w:r>
+        <w:rPr>
+          <w:rFonts w:ascii="宋体" w:eastAsia="宋体" w:hAnsi="宋体" w:hint="eastAsia"/>
+          <w:szCs w:val="21"/>
+        </w:rPr>
+        <w:t>ing</w:t>
+      </w:r>
+      <w:proofErr w:type="spellEnd"/>
+      <w:r>
+        <w:rPr>
+          <w:rFonts w:ascii="宋体" w:eastAsia="宋体" w:hAnsi="宋体" w:hint="eastAsia"/>
+          <w:szCs w:val="21"/>
+        </w:rPr>
+        <w:t>为a。</w:t>
+      </w:r>
+      <w:proofErr w:type="spellStart"/>
+      <w:r>
+        <w:rPr>
+          <w:rFonts w:ascii="宋体" w:eastAsia="宋体" w:hAnsi="宋体" w:hint="eastAsia"/>
+          <w:szCs w:val="21"/>
+        </w:rPr>
+        <w:t>lmn</w:t>
+      </w:r>
+      <w:proofErr w:type="spellEnd"/>
+      <w:r>
+        <w:rPr>
+          <w:rFonts w:ascii="宋体" w:eastAsia="宋体" w:hAnsi="宋体" w:hint="eastAsia"/>
+          <w:szCs w:val="21"/>
+        </w:rPr>
+        <w:t>的</w:t>
+      </w:r>
+      <w:proofErr w:type="spellStart"/>
+      <w:r>
+        <w:rPr>
+          <w:rFonts w:ascii="宋体" w:eastAsia="宋体" w:hAnsi="宋体" w:hint="eastAsia"/>
+          <w:szCs w:val="21"/>
+        </w:rPr>
+        <w:t>ing</w:t>
+      </w:r>
+      <w:proofErr w:type="spellEnd"/>
+      <w:r>
+        <w:rPr>
+          <w:rFonts w:ascii="宋体" w:eastAsia="宋体" w:hAnsi="宋体" w:hint="eastAsia"/>
+          <w:szCs w:val="21"/>
+        </w:rPr>
+        <w:t>为v。</w:t>
+      </w:r>
+    </w:p>
+    <w:p>
+      <w:pPr>
+        <w:rPr>
+          <w:rFonts w:ascii="宋体" w:eastAsia="宋体" w:hAnsi="宋体" w:hint="eastAsia"/>
+          <w:szCs w:val="21"/>
+        </w:rPr>
+      </w:pPr>
+      <w:r>
+        <w:rPr>
+          <w:rFonts w:ascii="宋体" w:eastAsia="宋体" w:hAnsi="宋体" w:hint="eastAsia"/>
+          <w:szCs w:val="21"/>
+        </w:rPr>
+        <w:t xml:space="preserve">    独体字：先平仄，再字形。每个平仄又分两到三声，第一声（平声中的阴平，仄声中的上声）字形字母（0-9）为</w:t>
+      </w:r>
+      <w:proofErr w:type="spellStart"/>
+      <w:r>
+        <w:rPr>
+          <w:rFonts w:ascii="宋体" w:eastAsia="宋体" w:hAnsi="宋体" w:hint="eastAsia"/>
+          <w:szCs w:val="21"/>
+        </w:rPr>
+        <w:t>pqwertyuio</w:t>
+      </w:r>
+      <w:proofErr w:type="spellEnd"/>
+      <w:r>
+        <w:rPr>
+          <w:rFonts w:ascii="宋体" w:eastAsia="宋体" w:hAnsi="宋体" w:hint="eastAsia"/>
+          <w:szCs w:val="21"/>
+        </w:rPr>
+        <w:t>。第二声（平声中的阳平，仄声中的去声）字形字母为</w:t>
+      </w:r>
+      <w:proofErr w:type="spellStart"/>
+      <w:r>
+        <w:rPr>
+          <w:rFonts w:ascii="宋体" w:eastAsia="宋体" w:hAnsi="宋体" w:hint="eastAsia"/>
+          <w:szCs w:val="21"/>
+        </w:rPr>
+        <w:t>masdfghjkl</w:t>
+      </w:r>
+      <w:proofErr w:type="spellEnd"/>
+      <w:r>
+        <w:rPr>
+          <w:rFonts w:ascii="宋体" w:eastAsia="宋体" w:hAnsi="宋体" w:hint="eastAsia"/>
+          <w:szCs w:val="21"/>
+        </w:rPr>
+        <w:t>。第三声（即仄声中的轻声）字形字母为</w:t>
+      </w:r>
+      <w:proofErr w:type="spellStart"/>
+      <w:r>
+        <w:rPr>
+          <w:rFonts w:ascii="宋体" w:eastAsia="宋体" w:hAnsi="宋体" w:hint="eastAsia"/>
+          <w:szCs w:val="21"/>
+        </w:rPr>
+        <w:t>zxcvbncvbn</w:t>
+      </w:r>
+      <w:proofErr w:type="spellEnd"/>
+      <w:r>
+        <w:rPr>
+          <w:rFonts w:ascii="宋体" w:eastAsia="宋体" w:hAnsi="宋体" w:hint="eastAsia"/>
+          <w:szCs w:val="21"/>
+        </w:rPr>
+        <w:t>。</w:t>
+      </w:r>
+    </w:p>
+    <w:p>
+      <w:pPr>
+        <w:rPr>
+          <w:rFonts w:ascii="宋体" w:eastAsia="宋体" w:hAnsi="宋体" w:hint="eastAsia"/>
+          <w:szCs w:val="21"/>
+        </w:rPr>
+      </w:pPr>
+      <w:r>
+        <w:rPr>
+          <w:rFonts w:ascii="宋体" w:eastAsia="宋体" w:hAnsi="宋体" w:hint="eastAsia"/>
+          <w:szCs w:val="21"/>
+        </w:rPr>
         <w:lastRenderedPageBreak/>
-        <w:t>码表挂接</w:t>
-      </w:r>
-    </w:p>
-    <w:p>
-      <w:pPr>
-        <w:rPr>
-          <w:rFonts w:ascii="宋体" w:eastAsia="宋体" w:hAnsi="宋体" w:hint="eastAsia"/>
-          <w:szCs w:val="21"/>
-        </w:rPr>
-      </w:pPr>
-      <w:r>
-        <w:rPr>
-          <w:rFonts w:ascii="宋体" w:eastAsia="宋体" w:hAnsi="宋体" w:hint="eastAsia"/>
-          <w:szCs w:val="21"/>
-        </w:rPr>
-        <w:t xml:space="preserve">    使用</w:t>
-      </w:r>
-      <w:proofErr w:type="gramStart"/>
-      <w:r>
-        <w:rPr>
-          <w:rFonts w:ascii="宋体" w:eastAsia="宋体" w:hAnsi="宋体" w:hint="eastAsia"/>
-          <w:szCs w:val="21"/>
-        </w:rPr>
-        <w:t>无数字版</w:t>
-      </w:r>
-      <w:proofErr w:type="gramEnd"/>
-      <w:r>
-        <w:rPr>
-          <w:rFonts w:ascii="宋体" w:eastAsia="宋体" w:hAnsi="宋体" w:hint="eastAsia"/>
-          <w:szCs w:val="21"/>
-        </w:rPr>
-        <w:t>码表，便于主流输入法系统识别。</w:t>
-      </w:r>
-      <w:proofErr w:type="gramStart"/>
-      <w:r>
-        <w:rPr>
-          <w:rFonts w:ascii="宋体" w:eastAsia="宋体" w:hAnsi="宋体" w:hint="eastAsia"/>
-          <w:szCs w:val="21"/>
-        </w:rPr>
-        <w:t>无数字四位码实现</w:t>
-      </w:r>
-      <w:proofErr w:type="gramEnd"/>
-      <w:r>
-        <w:rPr>
-          <w:rFonts w:ascii="宋体" w:eastAsia="宋体" w:hAnsi="宋体" w:hint="eastAsia"/>
-          <w:szCs w:val="21"/>
-        </w:rPr>
-        <w:t>如下：</w:t>
-      </w:r>
-    </w:p>
-    <w:p>
-      <w:pPr>
-        <w:rPr>
-          <w:rFonts w:ascii="宋体" w:eastAsia="宋体" w:hAnsi="宋体" w:hint="eastAsia"/>
-          <w:szCs w:val="21"/>
-        </w:rPr>
-      </w:pPr>
-      <w:r>
-        <w:rPr>
-          <w:rFonts w:ascii="宋体" w:eastAsia="宋体" w:hAnsi="宋体" w:hint="eastAsia"/>
-          <w:szCs w:val="21"/>
-        </w:rPr>
-        <w:t xml:space="preserve">    首先将五个音调改为两个平仄：12→a，340→e。</w:t>
-      </w:r>
-    </w:p>
-    <w:p>
-      <w:pPr>
-        <w:rPr>
-          <w:rFonts w:ascii="宋体" w:eastAsia="宋体" w:hAnsi="宋体" w:hint="eastAsia"/>
-          <w:szCs w:val="21"/>
-        </w:rPr>
-      </w:pPr>
-      <w:r>
-        <w:rPr>
-          <w:rFonts w:ascii="宋体" w:eastAsia="宋体" w:hAnsi="宋体" w:hint="eastAsia"/>
-          <w:szCs w:val="21"/>
-        </w:rPr>
-        <w:t xml:space="preserve">    前面双拼两位基本不变，除了</w:t>
-      </w:r>
-      <w:proofErr w:type="spellStart"/>
-      <w:r>
-        <w:rPr>
-          <w:rFonts w:ascii="宋体" w:eastAsia="宋体" w:hAnsi="宋体" w:hint="eastAsia"/>
-          <w:szCs w:val="21"/>
-        </w:rPr>
-        <w:t>ing</w:t>
-      </w:r>
-      <w:proofErr w:type="spellEnd"/>
-      <w:r>
-        <w:rPr>
-          <w:rFonts w:ascii="宋体" w:eastAsia="宋体" w:hAnsi="宋体" w:hint="eastAsia"/>
-          <w:szCs w:val="21"/>
-        </w:rPr>
-        <w:t>适配：</w:t>
-      </w:r>
-      <w:proofErr w:type="spellStart"/>
-      <w:r>
-        <w:rPr>
-          <w:rFonts w:ascii="宋体" w:eastAsia="宋体" w:hAnsi="宋体" w:hint="eastAsia"/>
-          <w:szCs w:val="21"/>
-        </w:rPr>
-        <w:t>b,d,p,t</w:t>
-      </w:r>
-      <w:proofErr w:type="spellEnd"/>
-      <w:r>
-        <w:rPr>
-          <w:rFonts w:ascii="宋体" w:eastAsia="宋体" w:hAnsi="宋体" w:hint="eastAsia"/>
-          <w:szCs w:val="21"/>
-        </w:rPr>
-        <w:t>和y的</w:t>
-      </w:r>
-      <w:proofErr w:type="spellStart"/>
-      <w:r>
-        <w:rPr>
-          <w:rFonts w:ascii="宋体" w:eastAsia="宋体" w:hAnsi="宋体" w:hint="eastAsia"/>
-          <w:szCs w:val="21"/>
-        </w:rPr>
-        <w:t>ing</w:t>
-      </w:r>
-      <w:proofErr w:type="spellEnd"/>
-      <w:r>
-        <w:rPr>
-          <w:rFonts w:ascii="宋体" w:eastAsia="宋体" w:hAnsi="宋体" w:hint="eastAsia"/>
-          <w:szCs w:val="21"/>
-        </w:rPr>
-        <w:t>为d。</w:t>
-      </w:r>
-      <w:proofErr w:type="spellStart"/>
-      <w:r>
-        <w:rPr>
-          <w:rFonts w:ascii="宋体" w:eastAsia="宋体" w:hAnsi="宋体" w:hint="eastAsia"/>
-          <w:szCs w:val="21"/>
-        </w:rPr>
-        <w:t>jqx</w:t>
-      </w:r>
-      <w:proofErr w:type="spellEnd"/>
-      <w:r>
-        <w:rPr>
-          <w:rFonts w:ascii="宋体" w:eastAsia="宋体" w:hAnsi="宋体" w:hint="eastAsia"/>
-          <w:szCs w:val="21"/>
-        </w:rPr>
-        <w:t>的</w:t>
-      </w:r>
-      <w:proofErr w:type="spellStart"/>
-      <w:r>
-        <w:rPr>
-          <w:rFonts w:ascii="宋体" w:eastAsia="宋体" w:hAnsi="宋体" w:hint="eastAsia"/>
-          <w:szCs w:val="21"/>
-        </w:rPr>
-        <w:t>ing</w:t>
-      </w:r>
-      <w:proofErr w:type="spellEnd"/>
-      <w:r>
-        <w:rPr>
-          <w:rFonts w:ascii="宋体" w:eastAsia="宋体" w:hAnsi="宋体" w:hint="eastAsia"/>
-          <w:szCs w:val="21"/>
-        </w:rPr>
-        <w:t>为a。</w:t>
-      </w:r>
-      <w:proofErr w:type="spellStart"/>
-      <w:r>
-        <w:rPr>
-          <w:rFonts w:ascii="宋体" w:eastAsia="宋体" w:hAnsi="宋体" w:hint="eastAsia"/>
-          <w:szCs w:val="21"/>
-        </w:rPr>
-        <w:t>lmn</w:t>
-      </w:r>
-      <w:proofErr w:type="spellEnd"/>
-      <w:r>
-        <w:rPr>
-          <w:rFonts w:ascii="宋体" w:eastAsia="宋体" w:hAnsi="宋体" w:hint="eastAsia"/>
-          <w:szCs w:val="21"/>
-        </w:rPr>
-        <w:t>的</w:t>
-      </w:r>
-      <w:proofErr w:type="spellStart"/>
-      <w:r>
-        <w:rPr>
-          <w:rFonts w:ascii="宋体" w:eastAsia="宋体" w:hAnsi="宋体" w:hint="eastAsia"/>
-          <w:szCs w:val="21"/>
-        </w:rPr>
-        <w:t>ing</w:t>
-      </w:r>
-      <w:proofErr w:type="spellEnd"/>
-      <w:r>
-        <w:rPr>
-          <w:rFonts w:ascii="宋体" w:eastAsia="宋体" w:hAnsi="宋体" w:hint="eastAsia"/>
-          <w:szCs w:val="21"/>
-        </w:rPr>
-        <w:t>为v。</w:t>
-      </w:r>
-    </w:p>
-    <w:p>
-      <w:pPr>
-        <w:rPr>
-          <w:rFonts w:ascii="宋体" w:eastAsia="宋体" w:hAnsi="宋体" w:hint="eastAsia"/>
-          <w:szCs w:val="21"/>
-        </w:rPr>
-      </w:pPr>
-      <w:r>
-        <w:rPr>
-          <w:rFonts w:ascii="宋体" w:eastAsia="宋体" w:hAnsi="宋体" w:hint="eastAsia"/>
-          <w:szCs w:val="21"/>
-        </w:rPr>
-        <w:t xml:space="preserve">    独体字：先平仄，再字形。每个平仄又分两到三声，第一声（平声中的阴平，仄声中的上声）字形字母（0-9）为</w:t>
-      </w:r>
-      <w:proofErr w:type="spellStart"/>
-      <w:r>
-        <w:rPr>
-          <w:rFonts w:ascii="宋体" w:eastAsia="宋体" w:hAnsi="宋体" w:hint="eastAsia"/>
-          <w:szCs w:val="21"/>
-        </w:rPr>
-        <w:t>pqwertyuio</w:t>
-      </w:r>
-      <w:proofErr w:type="spellEnd"/>
-      <w:r>
-        <w:rPr>
-          <w:rFonts w:ascii="宋体" w:eastAsia="宋体" w:hAnsi="宋体" w:hint="eastAsia"/>
-          <w:szCs w:val="21"/>
-        </w:rPr>
-        <w:t>。第二声（平声中的阳平，仄声中的去声）字形字母为</w:t>
-      </w:r>
-      <w:proofErr w:type="spellStart"/>
-      <w:r>
-        <w:rPr>
-          <w:rFonts w:ascii="宋体" w:eastAsia="宋体" w:hAnsi="宋体" w:hint="eastAsia"/>
-          <w:szCs w:val="21"/>
-        </w:rPr>
-        <w:t>masdfghjkl</w:t>
-      </w:r>
-      <w:proofErr w:type="spellEnd"/>
-      <w:r>
-        <w:rPr>
-          <w:rFonts w:ascii="宋体" w:eastAsia="宋体" w:hAnsi="宋体" w:hint="eastAsia"/>
-          <w:szCs w:val="21"/>
-        </w:rPr>
-        <w:t>。第三声（即仄声中的轻声）字形字母为</w:t>
-      </w:r>
-      <w:proofErr w:type="spellStart"/>
-      <w:r>
-        <w:rPr>
-          <w:rFonts w:ascii="宋体" w:eastAsia="宋体" w:hAnsi="宋体" w:hint="eastAsia"/>
-          <w:szCs w:val="21"/>
-        </w:rPr>
-        <w:t>zxcvbncvbn</w:t>
-      </w:r>
-      <w:proofErr w:type="spellEnd"/>
-      <w:r>
-        <w:rPr>
-          <w:rFonts w:ascii="宋体" w:eastAsia="宋体" w:hAnsi="宋体" w:hint="eastAsia"/>
-          <w:szCs w:val="21"/>
-        </w:rPr>
-        <w:t>。</w:t>
-      </w:r>
-    </w:p>
-    <w:p>
-      <w:pPr>
-        <w:rPr>
-          <w:rFonts w:ascii="宋体" w:eastAsia="宋体" w:hAnsi="宋体" w:hint="eastAsia"/>
-          <w:szCs w:val="21"/>
-        </w:rPr>
-      </w:pPr>
-      <w:r>
-        <w:rPr>
-          <w:rFonts w:ascii="宋体" w:eastAsia="宋体" w:hAnsi="宋体" w:hint="eastAsia"/>
-          <w:szCs w:val="21"/>
-        </w:rPr>
         <w:t xml:space="preserve">    合体字：</w:t>
       </w:r>
     </w:p>
@@ -35169,6 +35030,18 @@
       <w:shd w:val="clear" w:color="auto" w:fill="E1DFDD"/>
     </w:rPr>
   </w:style>
+  <w:style w:type="character" w:styleId="af3">
+    <w:name w:val="FollowedHyperlink"/>
+    <w:basedOn w:val="a0"/>
+    <w:uiPriority w:val="99"/>
+    <w:semiHidden/>
+    <w:unhideWhenUsed/>
+    <w:rsid w:val="0079534A"/>
+    <w:rPr>
+      <w:color w:val="96607D" w:themeColor="followedHyperlink"/>
+      <w:u w:val="single"/>
+    </w:rPr>
+  </w:style>
 </w:styles>
 </file>
 

--- a/help/解书音形规则文本.docx
+++ b/help/解书音形规则文本.docx
@@ -61,7 +61,39 @@
           <w:rFonts w:ascii="宋体" w:eastAsia="宋体" w:hAnsi="宋体"/>
           <w:szCs w:val="21"/>
         </w:rPr>
-        <w:t>pip install pypinyin keyboard pyperclip pywin32。所有文件需放在同一目录下。</w:t>
+        <w:t xml:space="preserve">pip install </w:t>
+      </w:r>
+      <w:proofErr w:type="spellStart"/>
+      <w:r>
+        <w:rPr>
+          <w:rFonts w:ascii="宋体" w:eastAsia="宋体" w:hAnsi="宋体"/>
+          <w:szCs w:val="21"/>
+        </w:rPr>
+        <w:t>pypinyin</w:t>
+      </w:r>
+      <w:proofErr w:type="spellEnd"/>
+      <w:r>
+        <w:rPr>
+          <w:rFonts w:ascii="宋体" w:eastAsia="宋体" w:hAnsi="宋体"/>
+          <w:szCs w:val="21"/>
+        </w:rPr>
+        <w:t xml:space="preserve"> keyboard </w:t>
+      </w:r>
+      <w:proofErr w:type="spellStart"/>
+      <w:r>
+        <w:rPr>
+          <w:rFonts w:ascii="宋体" w:eastAsia="宋体" w:hAnsi="宋体"/>
+          <w:szCs w:val="21"/>
+        </w:rPr>
+        <w:t>pyperclip</w:t>
+      </w:r>
+      <w:proofErr w:type="spellEnd"/>
+      <w:r>
+        <w:rPr>
+          <w:rFonts w:ascii="宋体" w:eastAsia="宋体" w:hAnsi="宋体"/>
+          <w:szCs w:val="21"/>
+        </w:rPr>
+        <w:t xml:space="preserve"> pywin32。所有文件需放在同一目录下。</w:t>
       </w:r>
     </w:p>
     <w:p>
@@ -918,14 +950,30 @@
           <w:rFonts w:ascii="宋体" w:eastAsia="宋体" w:hAnsi="宋体"/>
           <w:szCs w:val="21"/>
         </w:rPr>
-        <w:t>按空格上屏</w:t>
-      </w:r>
-      <w:r>
-        <w:rPr>
-          <w:rFonts w:ascii="宋体" w:eastAsia="宋体" w:hAnsi="宋体" w:hint="eastAsia"/>
-          <w:szCs w:val="21"/>
-        </w:rPr>
-        <w:t>所有首选字（若优先上词开启,则为词语）</w:t>
+        <w:t>按空格上</w:t>
+      </w:r>
+      <w:proofErr w:type="gramStart"/>
+      <w:r>
+        <w:rPr>
+          <w:rFonts w:ascii="宋体" w:eastAsia="宋体" w:hAnsi="宋体"/>
+          <w:szCs w:val="21"/>
+        </w:rPr>
+        <w:t>屏</w:t>
+      </w:r>
+      <w:r>
+        <w:rPr>
+          <w:rFonts w:ascii="宋体" w:eastAsia="宋体" w:hAnsi="宋体" w:hint="eastAsia"/>
+          <w:szCs w:val="21"/>
+        </w:rPr>
+        <w:t>所有</w:t>
+      </w:r>
+      <w:proofErr w:type="gramEnd"/>
+      <w:r>
+        <w:rPr>
+          <w:rFonts w:ascii="宋体" w:eastAsia="宋体" w:hAnsi="宋体" w:hint="eastAsia"/>
+          <w:szCs w:val="21"/>
+        </w:rPr>
+        <w:t>首选字（若优先上词开启,则为词语）</w:t>
       </w:r>
     </w:p>
     <w:p>
@@ -1018,12 +1066,21 @@
           <w:szCs w:val="21"/>
         </w:rPr>
       </w:pPr>
-      <w:r>
-        <w:rPr>
-          <w:rFonts w:ascii="宋体" w:eastAsia="宋体" w:hAnsi="宋体" w:hint="eastAsia"/>
-          <w:szCs w:val="21"/>
-        </w:rPr>
-        <w:t>内输/外输：仅在输入法程序预设的框内输入/在任意全局输入框输入，用←</w:t>
+      <w:proofErr w:type="gramStart"/>
+      <w:r>
+        <w:rPr>
+          <w:rFonts w:ascii="宋体" w:eastAsia="宋体" w:hAnsi="宋体" w:hint="eastAsia"/>
+          <w:szCs w:val="21"/>
+        </w:rPr>
+        <w:t>内输</w:t>
+      </w:r>
+      <w:proofErr w:type="gramEnd"/>
+      <w:r>
+        <w:rPr>
+          <w:rFonts w:ascii="宋体" w:eastAsia="宋体" w:hAnsi="宋体" w:hint="eastAsia"/>
+          <w:szCs w:val="21"/>
+        </w:rPr>
+        <w:t>/外输：仅在输入法程序预设的框内输入/在任意全局输入框输入，用←</w:t>
       </w:r>
       <w:r>
         <w:rPr>
@@ -1074,6 +1131,7 @@
         </w:rPr>
         <w:t>+1</w:t>
       </w:r>
+      <w:proofErr w:type="gramStart"/>
       <w:r>
         <w:rPr>
           <w:rFonts w:ascii="宋体" w:eastAsia="宋体" w:hAnsi="宋体" w:hint="eastAsia"/>
@@ -1086,7 +1144,15 @@
           <w:rFonts w:ascii="宋体" w:eastAsia="宋体" w:hAnsi="宋体" w:hint="eastAsia"/>
           <w:szCs w:val="21"/>
         </w:rPr>
-        <w:t>内输外输切换功能，此时仅支持内输</w:t>
+        <w:t>内输外</w:t>
+      </w:r>
+      <w:proofErr w:type="gramEnd"/>
+      <w:r>
+        <w:rPr>
+          <w:rFonts w:ascii="宋体" w:eastAsia="宋体" w:hAnsi="宋体" w:hint="eastAsia"/>
+          <w:szCs w:val="21"/>
+        </w:rPr>
+        <w:t>输切换功能，此时仅支持内输</w:t>
       </w:r>
       <w:r>
         <w:rPr>
@@ -1126,7 +1192,23 @@
           <w:rFonts w:ascii="宋体" w:eastAsia="宋体" w:hAnsi="宋体" w:hint="eastAsia"/>
           <w:szCs w:val="21"/>
         </w:rPr>
-        <w:t>外输模式下，如果按enter键，则保留原来的编码上屏，不替代为相应汉字等字符。</w:t>
+        <w:t>外</w:t>
+      </w:r>
+      <w:proofErr w:type="gramStart"/>
+      <w:r>
+        <w:rPr>
+          <w:rFonts w:ascii="宋体" w:eastAsia="宋体" w:hAnsi="宋体" w:hint="eastAsia"/>
+          <w:szCs w:val="21"/>
+        </w:rPr>
+        <w:t>输模式</w:t>
+      </w:r>
+      <w:proofErr w:type="gramEnd"/>
+      <w:r>
+        <w:rPr>
+          <w:rFonts w:ascii="宋体" w:eastAsia="宋体" w:hAnsi="宋体" w:hint="eastAsia"/>
+          <w:szCs w:val="21"/>
+        </w:rPr>
+        <w:t>下，如果按enter键，则保留原来的编码上屏，不替代为相应汉字等字符。</w:t>
       </w:r>
     </w:p>
     <w:p>
@@ -1547,8 +1629,17 @@
           <w:rFonts w:ascii="宋体" w:eastAsia="宋体" w:hAnsi="宋体" w:hint="eastAsia"/>
           <w:szCs w:val="21"/>
         </w:rPr>
-        <w:t>音码码</w:t>
-      </w:r>
+        <w:t>音码</w:t>
+      </w:r>
+      <w:proofErr w:type="gramStart"/>
+      <w:r>
+        <w:rPr>
+          <w:rFonts w:ascii="宋体" w:eastAsia="宋体" w:hAnsi="宋体" w:hint="eastAsia"/>
+          <w:szCs w:val="21"/>
+        </w:rPr>
+        <w:t>码</w:t>
+      </w:r>
+      <w:proofErr w:type="gramEnd"/>
       <w:r>
         <w:rPr>
           <w:rFonts w:ascii="宋体" w:eastAsia="宋体" w:hAnsi="宋体"/>
@@ -1627,6 +1718,7 @@
         </w:rPr>
         <w:t>统计独体率、</w:t>
       </w:r>
+      <w:proofErr w:type="gramStart"/>
       <w:r>
         <w:rPr>
           <w:rFonts w:ascii="宋体" w:eastAsia="宋体" w:hAnsi="宋体" w:hint="eastAsia"/>
@@ -1639,7 +1731,15 @@
           <w:rFonts w:ascii="宋体" w:eastAsia="宋体" w:hAnsi="宋体"/>
           <w:szCs w:val="21"/>
         </w:rPr>
-        <w:t>码分布、</w:t>
+        <w:t>码分布</w:t>
+      </w:r>
+      <w:proofErr w:type="gramEnd"/>
+      <w:r>
+        <w:rPr>
+          <w:rFonts w:ascii="宋体" w:eastAsia="宋体" w:hAnsi="宋体"/>
+          <w:szCs w:val="21"/>
+        </w:rPr>
+        <w:t>、</w:t>
       </w:r>
       <w:r>
         <w:rPr>
@@ -1793,7 +1893,23 @@
           <w:rFonts w:ascii="宋体" w:eastAsia="宋体" w:hAnsi="宋体"/>
           <w:szCs w:val="21"/>
         </w:rPr>
-        <w:t>创建无数字简码版本</w:t>
+        <w:t>创建</w:t>
+      </w:r>
+      <w:proofErr w:type="gramStart"/>
+      <w:r>
+        <w:rPr>
+          <w:rFonts w:ascii="宋体" w:eastAsia="宋体" w:hAnsi="宋体"/>
+          <w:szCs w:val="21"/>
+        </w:rPr>
+        <w:t>无数字</w:t>
+      </w:r>
+      <w:proofErr w:type="gramEnd"/>
+      <w:r>
+        <w:rPr>
+          <w:rFonts w:ascii="宋体" w:eastAsia="宋体" w:hAnsi="宋体"/>
+          <w:szCs w:val="21"/>
+        </w:rPr>
+        <w:t>简码版本</w:t>
       </w:r>
     </w:p>
     <w:p>
@@ -2256,6 +2372,7 @@
           <w:szCs w:val="21"/>
         </w:rPr>
       </w:pPr>
+      <w:proofErr w:type="gramStart"/>
       <w:r>
         <w:rPr>
           <w:rFonts w:ascii="宋体" w:eastAsia="宋体" w:hAnsi="宋体"/>
@@ -2263,6 +2380,7 @@
         </w:rPr>
         <w:t>猜主码</w:t>
       </w:r>
+      <w:proofErr w:type="gramEnd"/>
       <w:r>
         <w:rPr>
           <w:rFonts w:ascii="宋体" w:eastAsia="宋体" w:hAnsi="宋体" w:hint="eastAsia"/>
@@ -2290,6 +2408,7 @@
           <w:szCs w:val="21"/>
         </w:rPr>
       </w:pPr>
+      <w:proofErr w:type="gramStart"/>
       <w:r>
         <w:rPr>
           <w:rFonts w:ascii="宋体" w:eastAsia="宋体" w:hAnsi="宋体"/>
@@ -2297,6 +2416,7 @@
         </w:rPr>
         <w:t>猜副码</w:t>
       </w:r>
+      <w:proofErr w:type="gramEnd"/>
       <w:r>
         <w:rPr>
           <w:rFonts w:ascii="宋体" w:eastAsia="宋体" w:hAnsi="宋体" w:hint="eastAsia"/>
@@ -2309,7 +2429,23 @@
           <w:rFonts w:ascii="宋体" w:eastAsia="宋体" w:hAnsi="宋体"/>
           <w:szCs w:val="21"/>
         </w:rPr>
-        <w:t>显示汉字和音码，输入副码，若多次错误会提示主码作为辅助</w:t>
+        <w:t>显示汉字和音码，输入副码，若多次错误会</w:t>
+      </w:r>
+      <w:proofErr w:type="gramStart"/>
+      <w:r>
+        <w:rPr>
+          <w:rFonts w:ascii="宋体" w:eastAsia="宋体" w:hAnsi="宋体"/>
+          <w:szCs w:val="21"/>
+        </w:rPr>
+        <w:t>提示主码作为</w:t>
+      </w:r>
+      <w:proofErr w:type="gramEnd"/>
+      <w:r>
+        <w:rPr>
+          <w:rFonts w:ascii="宋体" w:eastAsia="宋体" w:hAnsi="宋体"/>
+          <w:szCs w:val="21"/>
+        </w:rPr>
+        <w:t>辅助</w:t>
       </w:r>
     </w:p>
     <w:p>
@@ -2597,7 +2733,25 @@
           <w:sz w:val="28"/>
           <w:szCs w:val="28"/>
         </w:rPr>
-        <w:t>ABCD(E)(.F)</w:t>
+        <w:t>ABCD(E)</w:t>
+      </w:r>
+      <w:proofErr w:type="gramStart"/>
+      <w:r>
+        <w:rPr>
+          <w:rFonts w:ascii="华文中宋" w:eastAsia="华文中宋" w:hAnsi="华文中宋" w:hint="eastAsia"/>
+          <w:sz w:val="28"/>
+          <w:szCs w:val="28"/>
+        </w:rPr>
+        <w:t>(.F</w:t>
+      </w:r>
+      <w:proofErr w:type="gramEnd"/>
+      <w:r>
+        <w:rPr>
+          <w:rFonts w:ascii="华文中宋" w:eastAsia="华文中宋" w:hAnsi="华文中宋" w:hint="eastAsia"/>
+          <w:sz w:val="28"/>
+          <w:szCs w:val="28"/>
+        </w:rPr>
+        <w:t>)</w:t>
       </w:r>
     </w:p>
     <w:p>
@@ -2787,8 +2941,17 @@
           <w:rFonts w:ascii="宋体" w:eastAsia="宋体" w:hAnsi="宋体" w:hint="eastAsia"/>
           <w:szCs w:val="21"/>
         </w:rPr>
-        <w:t>/查重注释</w:t>
-      </w:r>
+        <w:t>/</w:t>
+      </w:r>
+      <w:proofErr w:type="gramStart"/>
+      <w:r>
+        <w:rPr>
+          <w:rFonts w:ascii="宋体" w:eastAsia="宋体" w:hAnsi="宋体" w:hint="eastAsia"/>
+          <w:szCs w:val="21"/>
+        </w:rPr>
+        <w:t>查重注释</w:t>
+      </w:r>
+      <w:proofErr w:type="gramEnd"/>
       <w:r>
         <w:rPr>
           <w:rFonts w:ascii="宋体" w:eastAsia="宋体" w:hAnsi="宋体"/>
@@ -2828,6 +2991,7 @@
         </w:rPr>
         <w:t>补码：</w:t>
       </w:r>
+      <w:proofErr w:type="gramStart"/>
       <w:r>
         <w:rPr>
           <w:rFonts w:ascii="宋体" w:eastAsia="宋体" w:hAnsi="宋体"/>
@@ -2835,6 +2999,7 @@
         </w:rPr>
         <w:t>繁异</w:t>
       </w:r>
+      <w:proofErr w:type="gramEnd"/>
       <w:r>
         <w:rPr>
           <w:rFonts w:ascii="宋体" w:eastAsia="宋体" w:hAnsi="宋体" w:hint="eastAsia"/>
@@ -3006,7 +3171,27 @@
           <w:bCs/>
           <w:szCs w:val="21"/>
         </w:rPr>
-        <w:t>：搜狗双拼+声调，0轻声。</w:t>
+        <w:t>：</w:t>
+      </w:r>
+      <w:proofErr w:type="gramStart"/>
+      <w:r>
+        <w:rPr>
+          <w:rFonts w:ascii="宋体" w:eastAsia="宋体" w:hAnsi="宋体" w:hint="eastAsia"/>
+          <w:b/>
+          <w:bCs/>
+          <w:szCs w:val="21"/>
+        </w:rPr>
+        <w:t>搜狗双拼</w:t>
+      </w:r>
+      <w:proofErr w:type="gramEnd"/>
+      <w:r>
+        <w:rPr>
+          <w:rFonts w:ascii="宋体" w:eastAsia="宋体" w:hAnsi="宋体" w:hint="eastAsia"/>
+          <w:b/>
+          <w:bCs/>
+          <w:szCs w:val="21"/>
+        </w:rPr>
+        <w:t>+声调，0轻声。</w:t>
       </w:r>
     </w:p>
     <w:p>
@@ -3087,8 +3272,25 @@
           <w:rFonts w:ascii="宋体" w:eastAsia="宋体" w:hAnsi="宋体"/>
           <w:szCs w:val="21"/>
         </w:rPr>
-        <w:t>3开形(八) &gt; 6大形(大) &gt; 0闭形(口) &gt; 5</w:t>
-      </w:r>
+        <w:t>3开形(八) &gt; 6大形(大) &gt; 0</w:t>
+      </w:r>
+      <w:proofErr w:type="gramStart"/>
+      <w:r>
+        <w:rPr>
+          <w:rFonts w:ascii="宋体" w:eastAsia="宋体" w:hAnsi="宋体"/>
+          <w:szCs w:val="21"/>
+        </w:rPr>
+        <w:t>闭形</w:t>
+      </w:r>
+      <w:proofErr w:type="gramEnd"/>
+      <w:r>
+        <w:rPr>
+          <w:rFonts w:ascii="宋体" w:eastAsia="宋体" w:hAnsi="宋体"/>
+          <w:szCs w:val="21"/>
+        </w:rPr>
+        <w:t>(口) &gt; 5</w:t>
+      </w:r>
+      <w:proofErr w:type="gramStart"/>
       <w:r>
         <w:rPr>
           <w:rFonts w:ascii="宋体" w:eastAsia="宋体" w:hAnsi="宋体" w:hint="eastAsia"/>
@@ -3101,8 +3303,17 @@
           <w:rFonts w:ascii="宋体" w:eastAsia="宋体" w:hAnsi="宋体"/>
           <w:szCs w:val="21"/>
         </w:rPr>
-        <w:t>形(中) &gt; 1竖形(</w:t>
-      </w:r>
+        <w:t>形</w:t>
+      </w:r>
+      <w:proofErr w:type="gramEnd"/>
+      <w:r>
+        <w:rPr>
+          <w:rFonts w:ascii="宋体" w:eastAsia="宋体" w:hAnsi="宋体"/>
+          <w:szCs w:val="21"/>
+        </w:rPr>
+        <w:t>(中) &gt; 1竖形(</w:t>
+      </w:r>
+      <w:proofErr w:type="gramStart"/>
       <w:r>
         <w:rPr>
           <w:rFonts w:ascii="宋体" w:eastAsia="宋体" w:hAnsi="宋体" w:hint="eastAsia"/>
@@ -3110,6 +3321,7 @@
         </w:rPr>
         <w:t>丨</w:t>
       </w:r>
+      <w:proofErr w:type="gramEnd"/>
       <w:r>
         <w:rPr>
           <w:rFonts w:ascii="宋体" w:eastAsia="宋体" w:hAnsi="宋体"/>
@@ -3140,6 +3352,7 @@
         </w:rPr>
         <w:t xml:space="preserve"> 2横形(</w:t>
       </w:r>
+      <w:proofErr w:type="gramStart"/>
       <w:r>
         <w:rPr>
           <w:rFonts w:ascii="宋体" w:eastAsia="宋体" w:hAnsi="宋体" w:hint="eastAsia"/>
@@ -3147,12 +3360,29 @@
         </w:rPr>
         <w:t>一</w:t>
       </w:r>
-      <w:r>
-        <w:rPr>
-          <w:rFonts w:ascii="宋体" w:eastAsia="宋体" w:hAnsi="宋体"/>
-          <w:szCs w:val="21"/>
-        </w:rPr>
-        <w:t>) &gt; 4错形(</w:t>
+      <w:proofErr w:type="gramEnd"/>
+      <w:r>
+        <w:rPr>
+          <w:rFonts w:ascii="宋体" w:eastAsia="宋体" w:hAnsi="宋体"/>
+          <w:szCs w:val="21"/>
+        </w:rPr>
+        <w:t>) &gt; 4</w:t>
+      </w:r>
+      <w:proofErr w:type="gramStart"/>
+      <w:r>
+        <w:rPr>
+          <w:rFonts w:ascii="宋体" w:eastAsia="宋体" w:hAnsi="宋体"/>
+          <w:szCs w:val="21"/>
+        </w:rPr>
+        <w:t>错形</w:t>
+      </w:r>
+      <w:proofErr w:type="gramEnd"/>
+      <w:r>
+        <w:rPr>
+          <w:rFonts w:ascii="宋体" w:eastAsia="宋体" w:hAnsi="宋体"/>
+          <w:szCs w:val="21"/>
+        </w:rPr>
+        <w:t>(</w:t>
       </w:r>
       <w:r>
         <w:rPr>
@@ -3166,7 +3396,23 @@
           <w:rFonts w:ascii="宋体" w:eastAsia="宋体" w:hAnsi="宋体"/>
           <w:szCs w:val="21"/>
         </w:rPr>
-        <w:t>) &gt; 7偏形(</w:t>
+        <w:t>) &gt; 7</w:t>
+      </w:r>
+      <w:proofErr w:type="gramStart"/>
+      <w:r>
+        <w:rPr>
+          <w:rFonts w:ascii="宋体" w:eastAsia="宋体" w:hAnsi="宋体"/>
+          <w:szCs w:val="21"/>
+        </w:rPr>
+        <w:t>偏形</w:t>
+      </w:r>
+      <w:proofErr w:type="gramEnd"/>
+      <w:r>
+        <w:rPr>
+          <w:rFonts w:ascii="宋体" w:eastAsia="宋体" w:hAnsi="宋体"/>
+          <w:szCs w:val="21"/>
+        </w:rPr>
+        <w:t>(</w:t>
       </w:r>
       <w:r>
         <w:rPr>
@@ -3539,7 +3785,39 @@
           <w:rFonts w:ascii="宋体" w:eastAsia="宋体" w:hAnsi="宋体" w:hint="eastAsia"/>
           <w:szCs w:val="21"/>
         </w:rPr>
-        <w:t>，除最常用字，其余字都需副码。</w:t>
+        <w:t>，除</w:t>
+      </w:r>
+      <w:proofErr w:type="gramStart"/>
+      <w:r>
+        <w:rPr>
+          <w:rFonts w:ascii="宋体" w:eastAsia="宋体" w:hAnsi="宋体" w:hint="eastAsia"/>
+          <w:szCs w:val="21"/>
+        </w:rPr>
+        <w:t>最</w:t>
+      </w:r>
+      <w:proofErr w:type="gramEnd"/>
+      <w:r>
+        <w:rPr>
+          <w:rFonts w:ascii="宋体" w:eastAsia="宋体" w:hAnsi="宋体" w:hint="eastAsia"/>
+          <w:szCs w:val="21"/>
+        </w:rPr>
+        <w:t>常用字，其余字</w:t>
+      </w:r>
+      <w:proofErr w:type="gramStart"/>
+      <w:r>
+        <w:rPr>
+          <w:rFonts w:ascii="宋体" w:eastAsia="宋体" w:hAnsi="宋体" w:hint="eastAsia"/>
+          <w:szCs w:val="21"/>
+        </w:rPr>
+        <w:t>都需副码</w:t>
+      </w:r>
+      <w:proofErr w:type="gramEnd"/>
+      <w:r>
+        <w:rPr>
+          <w:rFonts w:ascii="宋体" w:eastAsia="宋体" w:hAnsi="宋体" w:hint="eastAsia"/>
+          <w:szCs w:val="21"/>
+        </w:rPr>
+        <w:t>。</w:t>
       </w:r>
     </w:p>
     <w:p>
@@ -3569,14 +3847,25 @@
         </w:rPr>
         <w:t>副</w:t>
       </w:r>
-      <w:r>
-        <w:rPr>
-          <w:rFonts w:ascii="宋体" w:eastAsia="宋体" w:hAnsi="宋体"/>
-          <w:b/>
-          <w:bCs/>
-          <w:szCs w:val="21"/>
-        </w:rPr>
-        <w:t>码选择顺序</w:t>
+      <w:proofErr w:type="gramStart"/>
+      <w:r>
+        <w:rPr>
+          <w:rFonts w:ascii="宋体" w:eastAsia="宋体" w:hAnsi="宋体"/>
+          <w:b/>
+          <w:bCs/>
+          <w:szCs w:val="21"/>
+        </w:rPr>
+        <w:t>码选择</w:t>
+      </w:r>
+      <w:proofErr w:type="gramEnd"/>
+      <w:r>
+        <w:rPr>
+          <w:rFonts w:ascii="宋体" w:eastAsia="宋体" w:hAnsi="宋体"/>
+          <w:b/>
+          <w:bCs/>
+          <w:szCs w:val="21"/>
+        </w:rPr>
+        <w:t>顺序</w:t>
       </w:r>
     </w:p>
     <w:p>
@@ -3593,6 +3882,7 @@
         </w:rPr>
         <w:t xml:space="preserve">空 &gt; </w:t>
       </w:r>
+      <w:proofErr w:type="gramStart"/>
       <w:r>
         <w:rPr>
           <w:rFonts w:ascii="宋体" w:eastAsia="宋体" w:hAnsi="宋体" w:hint="eastAsia"/>
@@ -3605,7 +3895,15 @@
           <w:rFonts w:ascii="宋体" w:eastAsia="宋体" w:hAnsi="宋体"/>
           <w:szCs w:val="21"/>
         </w:rPr>
-        <w:t xml:space="preserve">码 &gt; </w:t>
+        <w:t>码</w:t>
+      </w:r>
+      <w:proofErr w:type="gramEnd"/>
+      <w:r>
+        <w:rPr>
+          <w:rFonts w:ascii="宋体" w:eastAsia="宋体" w:hAnsi="宋体"/>
+          <w:szCs w:val="21"/>
+        </w:rPr>
+        <w:t xml:space="preserve"> &gt; </w:t>
       </w:r>
       <w:r>
         <w:rPr>
@@ -3849,7 +4147,15 @@
           <w:rFonts w:ascii="宋体" w:eastAsia="宋体" w:hAnsi="宋体"/>
           <w:szCs w:val="21"/>
         </w:rPr>
-        <w:t>未简字</w:t>
+        <w:t>未</w:t>
+      </w:r>
+      <w:proofErr w:type="gramStart"/>
+      <w:r>
+        <w:rPr>
+          <w:rFonts w:ascii="宋体" w:eastAsia="宋体" w:hAnsi="宋体"/>
+          <w:szCs w:val="21"/>
+        </w:rPr>
+        <w:t>简字</w:t>
       </w:r>
       <w:r>
         <w:rPr>
@@ -3865,6 +4171,7 @@
         </w:rPr>
         <w:t>码</w:t>
       </w:r>
+      <w:proofErr w:type="gramEnd"/>
       <w:r>
         <w:rPr>
           <w:rFonts w:ascii="宋体" w:eastAsia="宋体" w:hAnsi="宋体" w:hint="eastAsia"/>
@@ -3891,6 +4198,7 @@
           <w:szCs w:val="21"/>
         </w:rPr>
       </w:pPr>
+      <w:proofErr w:type="gramStart"/>
       <w:r>
         <w:rPr>
           <w:rFonts w:ascii="宋体" w:eastAsia="宋体" w:hAnsi="宋体" w:hint="eastAsia"/>
@@ -3903,7 +4211,15 @@
           <w:rFonts w:ascii="宋体" w:eastAsia="宋体" w:hAnsi="宋体"/>
           <w:szCs w:val="21"/>
         </w:rPr>
-        <w:t>单笔画有特殊编码</w:t>
+        <w:t>单笔画</w:t>
+      </w:r>
+      <w:proofErr w:type="gramEnd"/>
+      <w:r>
+        <w:rPr>
+          <w:rFonts w:ascii="宋体" w:eastAsia="宋体" w:hAnsi="宋体"/>
+          <w:szCs w:val="21"/>
+        </w:rPr>
+        <w:t>有特殊编码</w:t>
       </w:r>
     </w:p>
     <w:p>
@@ -3920,16 +4236,26 @@
         </w:rPr>
         <w:t>键位图：</w:t>
       </w:r>
-      <w:hyperlink r:id="rId9" w:history="1">
-        <w:r>
-          <w:rPr>
-            <w:rStyle w:val="af1"/>
-            <w:rFonts w:ascii="宋体" w:eastAsia="宋体" w:hAnsi="宋体"/>
-            <w:szCs w:val="21"/>
-          </w:rPr>
-          <w:t>解书音形 · 交互式键位图</w:t>
-        </w:r>
-      </w:hyperlink>
+      <w:r>
+        <w:fldChar w:fldCharType="begin"/>
+      </w:r>
+      <w:r>
+        <w:instrText>HYPERLINK "https://jmwztu.netlify.app/"</w:instrText>
+      </w:r>
+      <w:r>
+        <w:fldChar w:fldCharType="separate"/>
+      </w:r>
+      <w:r>
+        <w:rPr>
+          <w:rStyle w:val="af1"/>
+          <w:rFonts w:ascii="宋体" w:eastAsia="宋体" w:hAnsi="宋体"/>
+          <w:szCs w:val="21"/>
+        </w:rPr>
+        <w:t>解书音形 · 交互式键位图</w:t>
+      </w:r>
+      <w:r>
+        <w:fldChar w:fldCharType="end"/>
+      </w:r>
     </w:p>
     <w:p>
       <w:pPr>
@@ -3993,6 +4319,7 @@
         </w:rPr>
         <w:t xml:space="preserve">音码(ABC) → </w:t>
       </w:r>
+      <w:proofErr w:type="gramStart"/>
       <w:r>
         <w:rPr>
           <w:rFonts w:ascii="宋体" w:eastAsia="宋体" w:hAnsi="宋体" w:hint="eastAsia"/>
@@ -4000,6 +4327,7 @@
         </w:rPr>
         <w:t>形部</w:t>
       </w:r>
+      <w:proofErr w:type="gramEnd"/>
       <w:r>
         <w:rPr>
           <w:rFonts w:ascii="宋体" w:eastAsia="宋体" w:hAnsi="宋体"/>
@@ -4102,7 +4430,23 @@
           <w:rFonts w:ascii="宋体" w:eastAsia="宋体" w:hAnsi="宋体" w:hint="eastAsia"/>
           <w:szCs w:val="21"/>
         </w:rPr>
-        <w:t>掌握音码，再掌握主码基础，</w:t>
+        <w:t>掌握音码，再</w:t>
+      </w:r>
+      <w:proofErr w:type="gramStart"/>
+      <w:r>
+        <w:rPr>
+          <w:rFonts w:ascii="宋体" w:eastAsia="宋体" w:hAnsi="宋体" w:hint="eastAsia"/>
+          <w:szCs w:val="21"/>
+        </w:rPr>
+        <w:t>掌握主码基础</w:t>
+      </w:r>
+      <w:proofErr w:type="gramEnd"/>
+      <w:r>
+        <w:rPr>
+          <w:rFonts w:ascii="宋体" w:eastAsia="宋体" w:hAnsi="宋体" w:hint="eastAsia"/>
+          <w:szCs w:val="21"/>
+        </w:rPr>
+        <w:t>，</w:t>
       </w:r>
       <w:r>
         <w:rPr>
@@ -4480,7 +4824,21 @@
         <w:rPr>
           <w:rFonts w:ascii="宋体" w:eastAsia="宋体" w:hAnsi="宋体"/>
         </w:rPr>
-        <w:t>（严格使用搜狗双拼）</w:t>
+        <w:t>（严格</w:t>
+      </w:r>
+      <w:proofErr w:type="gramStart"/>
+      <w:r>
+        <w:rPr>
+          <w:rFonts w:ascii="宋体" w:eastAsia="宋体" w:hAnsi="宋体"/>
+        </w:rPr>
+        <w:t>使用搜狗双拼</w:t>
+      </w:r>
+      <w:proofErr w:type="gramEnd"/>
+      <w:r>
+        <w:rPr>
+          <w:rFonts w:ascii="宋体" w:eastAsia="宋体" w:hAnsi="宋体"/>
+        </w:rPr>
+        <w:t>）</w:t>
       </w:r>
       <w:r>
         <w:rPr>
@@ -4516,11 +4874,47 @@
           <w:bCs/>
         </w:rPr>
       </w:pPr>
-      <w:r>
-        <w:rPr>
-          <w:rFonts w:ascii="宋体" w:eastAsia="宋体" w:hAnsi="宋体" w:hint="eastAsia"/>
-        </w:rPr>
-        <w:t>zh，ch，sh→v，i，u。</w:t>
+      <w:proofErr w:type="spellStart"/>
+      <w:r>
+        <w:rPr>
+          <w:rFonts w:ascii="宋体" w:eastAsia="宋体" w:hAnsi="宋体" w:hint="eastAsia"/>
+        </w:rPr>
+        <w:t>zh</w:t>
+      </w:r>
+      <w:proofErr w:type="spellEnd"/>
+      <w:r>
+        <w:rPr>
+          <w:rFonts w:ascii="宋体" w:eastAsia="宋体" w:hAnsi="宋体" w:hint="eastAsia"/>
+        </w:rPr>
+        <w:t>，ch，</w:t>
+      </w:r>
+      <w:proofErr w:type="spellStart"/>
+      <w:r>
+        <w:rPr>
+          <w:rFonts w:ascii="宋体" w:eastAsia="宋体" w:hAnsi="宋体" w:hint="eastAsia"/>
+        </w:rPr>
+        <w:t>sh</w:t>
+      </w:r>
+      <w:proofErr w:type="spellEnd"/>
+      <w:r>
+        <w:rPr>
+          <w:rFonts w:ascii="宋体" w:eastAsia="宋体" w:hAnsi="宋体" w:hint="eastAsia"/>
+        </w:rPr>
+        <w:t>→v，</w:t>
+      </w:r>
+      <w:proofErr w:type="spellStart"/>
+      <w:r>
+        <w:rPr>
+          <w:rFonts w:ascii="宋体" w:eastAsia="宋体" w:hAnsi="宋体" w:hint="eastAsia"/>
+        </w:rPr>
+        <w:t>i</w:t>
+      </w:r>
+      <w:proofErr w:type="spellEnd"/>
+      <w:r>
+        <w:rPr>
+          <w:rFonts w:ascii="宋体" w:eastAsia="宋体" w:hAnsi="宋体" w:hint="eastAsia"/>
+        </w:rPr>
+        <w:t>，u。</w:t>
       </w:r>
     </w:p>
     <w:p>
@@ -4540,7 +4934,21 @@
         <w:rPr>
           <w:rFonts w:ascii="宋体" w:eastAsia="宋体" w:hAnsi="宋体" w:hint="eastAsia"/>
         </w:rPr>
-        <w:t>。全拼中不存在以i,u,</w:t>
+        <w:t>。全拼中不存在以</w:t>
+      </w:r>
+      <w:proofErr w:type="spellStart"/>
+      <w:r>
+        <w:rPr>
+          <w:rFonts w:ascii="宋体" w:eastAsia="宋体" w:hAnsi="宋体" w:hint="eastAsia"/>
+        </w:rPr>
+        <w:t>i,u</w:t>
+      </w:r>
+      <w:proofErr w:type="spellEnd"/>
+      <w:r>
+        <w:rPr>
+          <w:rFonts w:ascii="宋体" w:eastAsia="宋体" w:hAnsi="宋体" w:hint="eastAsia"/>
+        </w:rPr>
+        <w:t>,</w:t>
       </w:r>
       <w:r>
         <w:rPr>
@@ -4595,20 +5003,314 @@
         <w:rPr>
           <w:rFonts w:ascii="宋体" w:eastAsia="宋体" w:hAnsi="宋体" w:hint="eastAsia"/>
         </w:rPr>
-        <w:t xml:space="preserve">    a，e，i，o，u同全拼。</w:t>
-      </w:r>
-    </w:p>
-    <w:p>
-      <w:pPr>
-        <w:rPr>
-          <w:rFonts w:ascii="宋体" w:eastAsia="宋体" w:hAnsi="宋体" w:hint="eastAsia"/>
-        </w:rPr>
-      </w:pPr>
-      <w:r>
-        <w:rPr>
-          <w:rFonts w:ascii="宋体" w:eastAsia="宋体" w:hAnsi="宋体" w:hint="eastAsia"/>
-        </w:rPr>
-        <w:t xml:space="preserve">    iu→q，ua/ia→w，uan/üan/er→r，üe→t，uai/ü→y（声母jqxy的，ü→u），uo→o，un/ün→p，ong/iong→s，uang/iang→d，en→f，eng→g，ang→h，an→j，ao→k，ai→l，ei→z，ie→x，iao→c，ui→v，ou→b，in→n，ian→m，ing→；</w:t>
+        <w:t xml:space="preserve">    a，e，</w:t>
+      </w:r>
+      <w:proofErr w:type="spellStart"/>
+      <w:r>
+        <w:rPr>
+          <w:rFonts w:ascii="宋体" w:eastAsia="宋体" w:hAnsi="宋体" w:hint="eastAsia"/>
+        </w:rPr>
+        <w:t>i</w:t>
+      </w:r>
+      <w:proofErr w:type="spellEnd"/>
+      <w:r>
+        <w:rPr>
+          <w:rFonts w:ascii="宋体" w:eastAsia="宋体" w:hAnsi="宋体" w:hint="eastAsia"/>
+        </w:rPr>
+        <w:t>，o，u同全拼。</w:t>
+      </w:r>
+    </w:p>
+    <w:p>
+      <w:pPr>
+        <w:rPr>
+          <w:rFonts w:ascii="宋体" w:eastAsia="宋体" w:hAnsi="宋体" w:hint="eastAsia"/>
+        </w:rPr>
+      </w:pPr>
+      <w:r>
+        <w:rPr>
+          <w:rFonts w:ascii="宋体" w:eastAsia="宋体" w:hAnsi="宋体" w:hint="eastAsia"/>
+        </w:rPr>
+        <w:t xml:space="preserve">    </w:t>
+      </w:r>
+      <w:proofErr w:type="spellStart"/>
+      <w:r>
+        <w:rPr>
+          <w:rFonts w:ascii="宋体" w:eastAsia="宋体" w:hAnsi="宋体" w:hint="eastAsia"/>
+        </w:rPr>
+        <w:t>iu</w:t>
+      </w:r>
+      <w:proofErr w:type="spellEnd"/>
+      <w:r>
+        <w:rPr>
+          <w:rFonts w:ascii="宋体" w:eastAsia="宋体" w:hAnsi="宋体" w:hint="eastAsia"/>
+        </w:rPr>
+        <w:t>→q，</w:t>
+      </w:r>
+      <w:proofErr w:type="spellStart"/>
+      <w:r>
+        <w:rPr>
+          <w:rFonts w:ascii="宋体" w:eastAsia="宋体" w:hAnsi="宋体" w:hint="eastAsia"/>
+        </w:rPr>
+        <w:t>ua</w:t>
+      </w:r>
+      <w:proofErr w:type="spellEnd"/>
+      <w:r>
+        <w:rPr>
+          <w:rFonts w:ascii="宋体" w:eastAsia="宋体" w:hAnsi="宋体" w:hint="eastAsia"/>
+        </w:rPr>
+        <w:t>/</w:t>
+      </w:r>
+      <w:proofErr w:type="spellStart"/>
+      <w:r>
+        <w:rPr>
+          <w:rFonts w:ascii="宋体" w:eastAsia="宋体" w:hAnsi="宋体" w:hint="eastAsia"/>
+        </w:rPr>
+        <w:t>ia</w:t>
+      </w:r>
+      <w:proofErr w:type="spellEnd"/>
+      <w:r>
+        <w:rPr>
+          <w:rFonts w:ascii="宋体" w:eastAsia="宋体" w:hAnsi="宋体" w:hint="eastAsia"/>
+        </w:rPr>
+        <w:t>→w，</w:t>
+      </w:r>
+      <w:proofErr w:type="spellStart"/>
+      <w:r>
+        <w:rPr>
+          <w:rFonts w:ascii="宋体" w:eastAsia="宋体" w:hAnsi="宋体" w:hint="eastAsia"/>
+        </w:rPr>
+        <w:t>uan</w:t>
+      </w:r>
+      <w:proofErr w:type="spellEnd"/>
+      <w:r>
+        <w:rPr>
+          <w:rFonts w:ascii="宋体" w:eastAsia="宋体" w:hAnsi="宋体" w:hint="eastAsia"/>
+        </w:rPr>
+        <w:t>/üan/er→r，üe→t，</w:t>
+      </w:r>
+      <w:proofErr w:type="spellStart"/>
+      <w:r>
+        <w:rPr>
+          <w:rFonts w:ascii="宋体" w:eastAsia="宋体" w:hAnsi="宋体" w:hint="eastAsia"/>
+        </w:rPr>
+        <w:t>uai</w:t>
+      </w:r>
+      <w:proofErr w:type="spellEnd"/>
+      <w:r>
+        <w:rPr>
+          <w:rFonts w:ascii="宋体" w:eastAsia="宋体" w:hAnsi="宋体" w:hint="eastAsia"/>
+        </w:rPr>
+        <w:t>/ü→y（声母</w:t>
+      </w:r>
+      <w:proofErr w:type="spellStart"/>
+      <w:r>
+        <w:rPr>
+          <w:rFonts w:ascii="宋体" w:eastAsia="宋体" w:hAnsi="宋体" w:hint="eastAsia"/>
+        </w:rPr>
+        <w:t>jqxy</w:t>
+      </w:r>
+      <w:proofErr w:type="spellEnd"/>
+      <w:r>
+        <w:rPr>
+          <w:rFonts w:ascii="宋体" w:eastAsia="宋体" w:hAnsi="宋体" w:hint="eastAsia"/>
+        </w:rPr>
+        <w:t>的，ü→u），</w:t>
+      </w:r>
+      <w:proofErr w:type="spellStart"/>
+      <w:r>
+        <w:rPr>
+          <w:rFonts w:ascii="宋体" w:eastAsia="宋体" w:hAnsi="宋体" w:hint="eastAsia"/>
+        </w:rPr>
+        <w:t>uo</w:t>
+      </w:r>
+      <w:proofErr w:type="spellEnd"/>
+      <w:r>
+        <w:rPr>
+          <w:rFonts w:ascii="宋体" w:eastAsia="宋体" w:hAnsi="宋体" w:hint="eastAsia"/>
+        </w:rPr>
+        <w:t>→o，un/ün→p，</w:t>
+      </w:r>
+      <w:proofErr w:type="spellStart"/>
+      <w:r>
+        <w:rPr>
+          <w:rFonts w:ascii="宋体" w:eastAsia="宋体" w:hAnsi="宋体" w:hint="eastAsia"/>
+        </w:rPr>
+        <w:t>ong</w:t>
+      </w:r>
+      <w:proofErr w:type="spellEnd"/>
+      <w:r>
+        <w:rPr>
+          <w:rFonts w:ascii="宋体" w:eastAsia="宋体" w:hAnsi="宋体" w:hint="eastAsia"/>
+        </w:rPr>
+        <w:t>/</w:t>
+      </w:r>
+      <w:proofErr w:type="spellStart"/>
+      <w:r>
+        <w:rPr>
+          <w:rFonts w:ascii="宋体" w:eastAsia="宋体" w:hAnsi="宋体" w:hint="eastAsia"/>
+        </w:rPr>
+        <w:t>iong</w:t>
+      </w:r>
+      <w:proofErr w:type="spellEnd"/>
+      <w:r>
+        <w:rPr>
+          <w:rFonts w:ascii="宋体" w:eastAsia="宋体" w:hAnsi="宋体" w:hint="eastAsia"/>
+        </w:rPr>
+        <w:t>→s，uang/</w:t>
+      </w:r>
+      <w:proofErr w:type="spellStart"/>
+      <w:r>
+        <w:rPr>
+          <w:rFonts w:ascii="宋体" w:eastAsia="宋体" w:hAnsi="宋体" w:hint="eastAsia"/>
+        </w:rPr>
+        <w:t>iang</w:t>
+      </w:r>
+      <w:proofErr w:type="spellEnd"/>
+      <w:r>
+        <w:rPr>
+          <w:rFonts w:ascii="宋体" w:eastAsia="宋体" w:hAnsi="宋体" w:hint="eastAsia"/>
+        </w:rPr>
+        <w:t>→d，</w:t>
+      </w:r>
+      <w:proofErr w:type="spellStart"/>
+      <w:r>
+        <w:rPr>
+          <w:rFonts w:ascii="宋体" w:eastAsia="宋体" w:hAnsi="宋体" w:hint="eastAsia"/>
+        </w:rPr>
+        <w:t>en</w:t>
+      </w:r>
+      <w:proofErr w:type="spellEnd"/>
+      <w:r>
+        <w:rPr>
+          <w:rFonts w:ascii="宋体" w:eastAsia="宋体" w:hAnsi="宋体" w:hint="eastAsia"/>
+        </w:rPr>
+        <w:t>→f，</w:t>
+      </w:r>
+      <w:proofErr w:type="spellStart"/>
+      <w:r>
+        <w:rPr>
+          <w:rFonts w:ascii="宋体" w:eastAsia="宋体" w:hAnsi="宋体" w:hint="eastAsia"/>
+        </w:rPr>
+        <w:t>eng</w:t>
+      </w:r>
+      <w:proofErr w:type="spellEnd"/>
+      <w:r>
+        <w:rPr>
+          <w:rFonts w:ascii="宋体" w:eastAsia="宋体" w:hAnsi="宋体" w:hint="eastAsia"/>
+        </w:rPr>
+        <w:t>→g，ang→h，an→j，</w:t>
+      </w:r>
+      <w:proofErr w:type="spellStart"/>
+      <w:r>
+        <w:rPr>
+          <w:rFonts w:ascii="宋体" w:eastAsia="宋体" w:hAnsi="宋体" w:hint="eastAsia"/>
+        </w:rPr>
+        <w:t>ao</w:t>
+      </w:r>
+      <w:proofErr w:type="spellEnd"/>
+      <w:r>
+        <w:rPr>
+          <w:rFonts w:ascii="宋体" w:eastAsia="宋体" w:hAnsi="宋体" w:hint="eastAsia"/>
+        </w:rPr>
+        <w:t>→k，ai→l，</w:t>
+      </w:r>
+      <w:proofErr w:type="spellStart"/>
+      <w:r>
+        <w:rPr>
+          <w:rFonts w:ascii="宋体" w:eastAsia="宋体" w:hAnsi="宋体" w:hint="eastAsia"/>
+        </w:rPr>
+        <w:t>ei</w:t>
+      </w:r>
+      <w:proofErr w:type="spellEnd"/>
+      <w:r>
+        <w:rPr>
+          <w:rFonts w:ascii="宋体" w:eastAsia="宋体" w:hAnsi="宋体" w:hint="eastAsia"/>
+        </w:rPr>
+        <w:t>→z，</w:t>
+      </w:r>
+      <w:proofErr w:type="spellStart"/>
+      <w:r>
+        <w:rPr>
+          <w:rFonts w:ascii="宋体" w:eastAsia="宋体" w:hAnsi="宋体" w:hint="eastAsia"/>
+        </w:rPr>
+        <w:t>ie</w:t>
+      </w:r>
+      <w:proofErr w:type="spellEnd"/>
+      <w:r>
+        <w:rPr>
+          <w:rFonts w:ascii="宋体" w:eastAsia="宋体" w:hAnsi="宋体" w:hint="eastAsia"/>
+        </w:rPr>
+        <w:t>→x，</w:t>
+      </w:r>
+      <w:proofErr w:type="spellStart"/>
+      <w:r>
+        <w:rPr>
+          <w:rFonts w:ascii="宋体" w:eastAsia="宋体" w:hAnsi="宋体" w:hint="eastAsia"/>
+        </w:rPr>
+        <w:t>iao</w:t>
+      </w:r>
+      <w:proofErr w:type="spellEnd"/>
+      <w:r>
+        <w:rPr>
+          <w:rFonts w:ascii="宋体" w:eastAsia="宋体" w:hAnsi="宋体" w:hint="eastAsia"/>
+        </w:rPr>
+        <w:t>→c，</w:t>
+      </w:r>
+      <w:proofErr w:type="spellStart"/>
+      <w:r>
+        <w:rPr>
+          <w:rFonts w:ascii="宋体" w:eastAsia="宋体" w:hAnsi="宋体" w:hint="eastAsia"/>
+        </w:rPr>
+        <w:t>ui</w:t>
+      </w:r>
+      <w:proofErr w:type="spellEnd"/>
+      <w:r>
+        <w:rPr>
+          <w:rFonts w:ascii="宋体" w:eastAsia="宋体" w:hAnsi="宋体" w:hint="eastAsia"/>
+        </w:rPr>
+        <w:t>→v，</w:t>
+      </w:r>
+      <w:proofErr w:type="spellStart"/>
+      <w:r>
+        <w:rPr>
+          <w:rFonts w:ascii="宋体" w:eastAsia="宋体" w:hAnsi="宋体" w:hint="eastAsia"/>
+        </w:rPr>
+        <w:t>ou</w:t>
+      </w:r>
+      <w:proofErr w:type="spellEnd"/>
+      <w:r>
+        <w:rPr>
+          <w:rFonts w:ascii="宋体" w:eastAsia="宋体" w:hAnsi="宋体" w:hint="eastAsia"/>
+        </w:rPr>
+        <w:t>→b，in→n，</w:t>
+      </w:r>
+      <w:proofErr w:type="spellStart"/>
+      <w:r>
+        <w:rPr>
+          <w:rFonts w:ascii="宋体" w:eastAsia="宋体" w:hAnsi="宋体" w:hint="eastAsia"/>
+        </w:rPr>
+        <w:t>ian</w:t>
+      </w:r>
+      <w:proofErr w:type="spellEnd"/>
+      <w:r>
+        <w:rPr>
+          <w:rFonts w:ascii="宋体" w:eastAsia="宋体" w:hAnsi="宋体" w:hint="eastAsia"/>
+        </w:rPr>
+        <w:t>→m，</w:t>
+      </w:r>
+      <w:proofErr w:type="spellStart"/>
+      <w:r>
+        <w:rPr>
+          <w:rFonts w:ascii="宋体" w:eastAsia="宋体" w:hAnsi="宋体" w:hint="eastAsia"/>
+        </w:rPr>
+        <w:t>ing</w:t>
+      </w:r>
+      <w:proofErr w:type="spellEnd"/>
+      <w:r>
+        <w:rPr>
+          <w:rFonts w:ascii="宋体" w:eastAsia="宋体" w:hAnsi="宋体" w:hint="eastAsia"/>
+        </w:rPr>
+        <w:t>→；</w:t>
       </w:r>
     </w:p>
     <w:p>
@@ -4625,7 +5327,25 @@
           <w:i/>
           <w:iCs/>
         </w:rPr>
-        <w:t>以下是搜狗双拼对照表</w:t>
+        <w:t>以下</w:t>
+      </w:r>
+      <w:proofErr w:type="gramStart"/>
+      <w:r>
+        <w:rPr>
+          <w:rFonts w:ascii="宋体" w:eastAsia="宋体" w:hAnsi="宋体" w:hint="eastAsia"/>
+          <w:i/>
+          <w:iCs/>
+        </w:rPr>
+        <w:t>是搜狗双拼</w:t>
+      </w:r>
+      <w:proofErr w:type="gramEnd"/>
+      <w:r>
+        <w:rPr>
+          <w:rFonts w:ascii="宋体" w:eastAsia="宋体" w:hAnsi="宋体" w:hint="eastAsia"/>
+          <w:i/>
+          <w:iCs/>
+        </w:rPr>
+        <w:t>对照表</w:t>
       </w:r>
     </w:p>
     <w:p>
@@ -4645,7 +5365,7 @@
           <w14:ligatures w14:val="none"/>
         </w:rPr>
         <w:drawing>
-          <wp:inline distT="0" distB="0" distL="0" distR="0" wp14:anchorId="021093D3" wp14:editId="0D4D1904">
+          <wp:inline distT="0" distB="0" distL="0" distR="0" wp14:anchorId="021093D3" wp14:editId="09DEACA4">
             <wp:extent cx="3864293" cy="1155659"/>
             <wp:effectExtent l="0" t="0" r="3175" b="6985"/>
             <wp:docPr id="876378149" name="图片 2"/>
@@ -4660,7 +5380,7 @@
                     <pic:cNvPicPr/>
                   </pic:nvPicPr>
                   <pic:blipFill>
-                    <a:blip r:embed="rId10" cstate="print">
+                    <a:blip r:embed="rId9" cstate="print">
                       <a:extLst>
                         <a:ext uri="{28A0092B-C50C-407E-A947-70E740481C1C}">
                           <a14:useLocalDpi xmlns:a14="http://schemas.microsoft.com/office/drawing/2010/main" val="0"/>
@@ -4793,11 +5513,47 @@
           <w:rFonts w:ascii="宋体" w:eastAsia="宋体" w:hAnsi="宋体" w:hint="eastAsia"/>
         </w:rPr>
       </w:pPr>
-      <w:r>
-        <w:rPr>
-          <w:rFonts w:ascii="宋体" w:eastAsia="宋体" w:hAnsi="宋体" w:hint="eastAsia"/>
-        </w:rPr>
-        <w:t>hng→hn，hm→hm，ng→nv，m→mv。</w:t>
+      <w:proofErr w:type="spellStart"/>
+      <w:r>
+        <w:rPr>
+          <w:rFonts w:ascii="宋体" w:eastAsia="宋体" w:hAnsi="宋体" w:hint="eastAsia"/>
+        </w:rPr>
+        <w:t>hng</w:t>
+      </w:r>
+      <w:proofErr w:type="spellEnd"/>
+      <w:r>
+        <w:rPr>
+          <w:rFonts w:ascii="宋体" w:eastAsia="宋体" w:hAnsi="宋体" w:hint="eastAsia"/>
+        </w:rPr>
+        <w:t>→</w:t>
+      </w:r>
+      <w:proofErr w:type="spellStart"/>
+      <w:r>
+        <w:rPr>
+          <w:rFonts w:ascii="宋体" w:eastAsia="宋体" w:hAnsi="宋体" w:hint="eastAsia"/>
+        </w:rPr>
+        <w:t>hn</w:t>
+      </w:r>
+      <w:proofErr w:type="spellEnd"/>
+      <w:r>
+        <w:rPr>
+          <w:rFonts w:ascii="宋体" w:eastAsia="宋体" w:hAnsi="宋体" w:hint="eastAsia"/>
+        </w:rPr>
+        <w:t>，hm→hm，ng→</w:t>
+      </w:r>
+      <w:proofErr w:type="spellStart"/>
+      <w:r>
+        <w:rPr>
+          <w:rFonts w:ascii="宋体" w:eastAsia="宋体" w:hAnsi="宋体" w:hint="eastAsia"/>
+        </w:rPr>
+        <w:t>nv</w:t>
+      </w:r>
+      <w:proofErr w:type="spellEnd"/>
+      <w:r>
+        <w:rPr>
+          <w:rFonts w:ascii="宋体" w:eastAsia="宋体" w:hAnsi="宋体" w:hint="eastAsia"/>
+        </w:rPr>
+        <w:t>，m→mv。</w:t>
       </w:r>
     </w:p>
     <w:p>
@@ -4825,17 +5581,39 @@
           <w:sz w:val="32"/>
           <w:szCs w:val="32"/>
         </w:rPr>
-        <w:t>三、主</w:t>
-      </w:r>
-      <w:r>
-        <w:rPr>
-          <w:rFonts w:ascii="宋体" w:eastAsia="宋体" w:hAnsi="宋体"/>
+        <w:t>三、</w:t>
+      </w:r>
+      <w:proofErr w:type="gramStart"/>
+      <w:r>
+        <w:rPr>
+          <w:rFonts w:ascii="宋体" w:eastAsia="宋体" w:hAnsi="宋体" w:hint="eastAsia"/>
           <w:b/>
           <w:bCs/>
           <w:sz w:val="32"/>
           <w:szCs w:val="32"/>
         </w:rPr>
-        <w:t>码编码规则</w:t>
+        <w:t>主</w:t>
+      </w:r>
+      <w:r>
+        <w:rPr>
+          <w:rFonts w:ascii="宋体" w:eastAsia="宋体" w:hAnsi="宋体"/>
+          <w:b/>
+          <w:bCs/>
+          <w:sz w:val="32"/>
+          <w:szCs w:val="32"/>
+        </w:rPr>
+        <w:t>码编码</w:t>
+      </w:r>
+      <w:proofErr w:type="gramEnd"/>
+      <w:r>
+        <w:rPr>
+          <w:rFonts w:ascii="宋体" w:eastAsia="宋体" w:hAnsi="宋体"/>
+          <w:b/>
+          <w:bCs/>
+          <w:sz w:val="32"/>
+          <w:szCs w:val="32"/>
+        </w:rPr>
+        <w:t>规则</w:t>
       </w:r>
     </w:p>
     <w:p>
@@ -4846,6 +5624,7 @@
           <w:szCs w:val="21"/>
         </w:rPr>
       </w:pPr>
+      <w:proofErr w:type="gramStart"/>
       <w:r>
         <w:rPr>
           <w:rFonts w:ascii="宋体" w:eastAsia="宋体" w:hAnsi="宋体" w:hint="eastAsia"/>
@@ -4858,7 +5637,15 @@
           <w:rFonts w:ascii="宋体" w:eastAsia="宋体" w:hAnsi="宋体"/>
           <w:szCs w:val="21"/>
         </w:rPr>
-        <w:t>码是编码中的第四位，用于区分同音字。它将汉字分为</w:t>
+        <w:t>码是</w:t>
+      </w:r>
+      <w:proofErr w:type="gramEnd"/>
+      <w:r>
+        <w:rPr>
+          <w:rFonts w:ascii="宋体" w:eastAsia="宋体" w:hAnsi="宋体"/>
+          <w:szCs w:val="21"/>
+        </w:rPr>
+        <w:t>编码中的第四位，用于区分同音字。它将汉字分为</w:t>
       </w:r>
       <w:r>
         <w:rPr>
@@ -4897,7 +5684,23 @@
           <w:rFonts w:ascii="宋体" w:eastAsia="宋体" w:hAnsi="宋体" w:hint="eastAsia"/>
           <w:szCs w:val="21"/>
         </w:rPr>
-        <w:t>。因此，主码又称“形部码”。</w:t>
+        <w:t>。因此，</w:t>
+      </w:r>
+      <w:proofErr w:type="gramStart"/>
+      <w:r>
+        <w:rPr>
+          <w:rFonts w:ascii="宋体" w:eastAsia="宋体" w:hAnsi="宋体" w:hint="eastAsia"/>
+          <w:szCs w:val="21"/>
+        </w:rPr>
+        <w:t>主码又</w:t>
+      </w:r>
+      <w:proofErr w:type="gramEnd"/>
+      <w:r>
+        <w:rPr>
+          <w:rFonts w:ascii="宋体" w:eastAsia="宋体" w:hAnsi="宋体" w:hint="eastAsia"/>
+          <w:szCs w:val="21"/>
+        </w:rPr>
+        <w:t>称“形部码”。</w:t>
       </w:r>
     </w:p>
     <w:p>
@@ -4982,7 +5785,23 @@
           <w:rFonts w:ascii="宋体" w:eastAsia="宋体" w:hAnsi="宋体"/>
           <w:szCs w:val="21"/>
         </w:rPr>
-        <w:t>的字，视为合体字；否则为独体字。"拆"要求独立明显，不交错、不穿插、不粘连。取完部首后，剩下的部件应尽量成字，避免拆分出无意义的部件。</w:t>
+        <w:t>的字，视为合体字；否则为独体字。"拆"要求独立明显，不交错、</w:t>
+      </w:r>
+      <w:proofErr w:type="gramStart"/>
+      <w:r>
+        <w:rPr>
+          <w:rFonts w:ascii="宋体" w:eastAsia="宋体" w:hAnsi="宋体"/>
+          <w:szCs w:val="21"/>
+        </w:rPr>
+        <w:t>不</w:t>
+      </w:r>
+      <w:proofErr w:type="gramEnd"/>
+      <w:r>
+        <w:rPr>
+          <w:rFonts w:ascii="宋体" w:eastAsia="宋体" w:hAnsi="宋体"/>
+          <w:szCs w:val="21"/>
+        </w:rPr>
+        <w:t>穿插、不粘连。取完部首后，剩下的部件应尽量成字，避免拆分出无意义的部件。</w:t>
       </w:r>
     </w:p>
     <w:p>
@@ -5122,6 +5941,7 @@
         </w:rPr>
         <w:t>（</w:t>
       </w:r>
+      <w:proofErr w:type="gramStart"/>
       <w:r>
         <w:rPr>
           <w:rFonts w:ascii="宋体" w:eastAsia="宋体" w:hAnsi="宋体" w:hint="eastAsia"/>
@@ -5141,7 +5961,15 @@
           <w:rFonts w:ascii="宋体" w:eastAsia="宋体" w:hAnsi="宋体" w:hint="eastAsia"/>
           <w:szCs w:val="21"/>
         </w:rPr>
-        <w:t>为数字</w:t>
+        <w:t>为</w:t>
+      </w:r>
+      <w:proofErr w:type="gramEnd"/>
+      <w:r>
+        <w:rPr>
+          <w:rFonts w:ascii="宋体" w:eastAsia="宋体" w:hAnsi="宋体" w:hint="eastAsia"/>
+          <w:szCs w:val="21"/>
+        </w:rPr>
+        <w:t>数字</w:t>
       </w:r>
       <w:r>
         <w:rPr>
@@ -5232,6 +6060,7 @@
                 <w:szCs w:val="21"/>
               </w:rPr>
             </w:pPr>
+            <w:proofErr w:type="gramStart"/>
             <w:r>
               <w:rPr>
                 <w:rFonts w:ascii="宋体" w:eastAsia="宋体" w:hAnsi="宋体" w:hint="eastAsia"/>
@@ -5246,6 +6075,7 @@
               </w:rPr>
               <w:t>码</w:t>
             </w:r>
+            <w:proofErr w:type="gramEnd"/>
           </w:p>
         </w:tc>
         <w:tc>
@@ -5498,6 +6328,7 @@
               </w:rPr>
               <w:t>横、撇、</w:t>
             </w:r>
+            <w:proofErr w:type="gramStart"/>
             <w:r>
               <w:rPr>
                 <w:rFonts w:ascii="宋体" w:eastAsia="宋体" w:hAnsi="宋体" w:hint="eastAsia"/>
@@ -5510,7 +6341,15 @@
                 <w:rFonts w:ascii="宋体" w:eastAsia="宋体" w:hAnsi="宋体"/>
                 <w:szCs w:val="21"/>
               </w:rPr>
-              <w:t>构成汉字主要框架</w:t>
+              <w:t>构成</w:t>
+            </w:r>
+            <w:proofErr w:type="gramEnd"/>
+            <w:r>
+              <w:rPr>
+                <w:rFonts w:ascii="宋体" w:eastAsia="宋体" w:hAnsi="宋体"/>
+                <w:szCs w:val="21"/>
+              </w:rPr>
+              <w:t>汉字主要框架</w:t>
             </w:r>
           </w:p>
         </w:tc>
@@ -5532,12 +6371,28 @@
                 <w:szCs w:val="21"/>
               </w:rPr>
             </w:pPr>
-            <w:r>
-              <w:rPr>
-                <w:rFonts w:ascii="宋体" w:eastAsia="宋体" w:hAnsi="宋体" w:hint="eastAsia"/>
-              </w:rPr>
-              <w:t>矢水米乘求</w:t>
-            </w:r>
+            <w:proofErr w:type="gramStart"/>
+            <w:r>
+              <w:rPr>
+                <w:rFonts w:ascii="宋体" w:eastAsia="宋体" w:hAnsi="宋体" w:hint="eastAsia"/>
+              </w:rPr>
+              <w:t>矢</w:t>
+            </w:r>
+            <w:proofErr w:type="gramEnd"/>
+            <w:r>
+              <w:rPr>
+                <w:rFonts w:ascii="宋体" w:eastAsia="宋体" w:hAnsi="宋体" w:hint="eastAsia"/>
+              </w:rPr>
+              <w:t>水</w:t>
+            </w:r>
+            <w:proofErr w:type="gramStart"/>
+            <w:r>
+              <w:rPr>
+                <w:rFonts w:ascii="宋体" w:eastAsia="宋体" w:hAnsi="宋体" w:hint="eastAsia"/>
+              </w:rPr>
+              <w:t>米乘求</w:t>
+            </w:r>
+            <w:proofErr w:type="gramEnd"/>
           </w:p>
         </w:tc>
       </w:tr>
@@ -5560,6 +6415,7 @@
                 <w:szCs w:val="21"/>
               </w:rPr>
             </w:pPr>
+            <w:proofErr w:type="gramStart"/>
             <w:r>
               <w:rPr>
                 <w:rFonts w:ascii="宋体" w:eastAsia="宋体" w:hAnsi="宋体"/>
@@ -5567,6 +6423,7 @@
               </w:rPr>
               <w:t>闭形</w:t>
             </w:r>
+            <w:proofErr w:type="gramEnd"/>
           </w:p>
         </w:tc>
         <w:tc>
@@ -5645,7 +6502,35 @@
               <w:rPr>
                 <w:rFonts w:ascii="宋体" w:eastAsia="宋体" w:hAnsi="宋体" w:hint="eastAsia"/>
               </w:rPr>
-              <w:t>自酉曲凸甘</w:t>
+              <w:t>自</w:t>
+            </w:r>
+            <w:proofErr w:type="gramStart"/>
+            <w:r>
+              <w:rPr>
+                <w:rFonts w:ascii="宋体" w:eastAsia="宋体" w:hAnsi="宋体" w:hint="eastAsia"/>
+              </w:rPr>
+              <w:t>酉</w:t>
+            </w:r>
+            <w:proofErr w:type="gramEnd"/>
+            <w:r>
+              <w:rPr>
+                <w:rFonts w:ascii="宋体" w:eastAsia="宋体" w:hAnsi="宋体" w:hint="eastAsia"/>
+              </w:rPr>
+              <w:t>曲</w:t>
+            </w:r>
+            <w:proofErr w:type="gramStart"/>
+            <w:r>
+              <w:rPr>
+                <w:rFonts w:ascii="宋体" w:eastAsia="宋体" w:hAnsi="宋体" w:hint="eastAsia"/>
+              </w:rPr>
+              <w:t>凸</w:t>
+            </w:r>
+            <w:proofErr w:type="gramEnd"/>
+            <w:r>
+              <w:rPr>
+                <w:rFonts w:ascii="宋体" w:eastAsia="宋体" w:hAnsi="宋体" w:hint="eastAsia"/>
+              </w:rPr>
+              <w:t>甘</w:t>
             </w:r>
           </w:p>
         </w:tc>
@@ -5669,6 +6554,7 @@
                 <w:szCs w:val="21"/>
               </w:rPr>
             </w:pPr>
+            <w:proofErr w:type="gramStart"/>
             <w:r>
               <w:rPr>
                 <w:rFonts w:ascii="宋体" w:eastAsia="宋体" w:hAnsi="宋体" w:hint="eastAsia"/>
@@ -5683,6 +6569,7 @@
               </w:rPr>
               <w:t>形</w:t>
             </w:r>
+            <w:proofErr w:type="gramEnd"/>
           </w:p>
         </w:tc>
         <w:tc>
@@ -5761,7 +6648,21 @@
               <w:rPr>
                 <w:rFonts w:ascii="宋体" w:eastAsia="宋体" w:hAnsi="宋体" w:hint="eastAsia"/>
               </w:rPr>
-              <w:t>中且臣丞丽</w:t>
+              <w:t>中且臣</w:t>
+            </w:r>
+            <w:proofErr w:type="gramStart"/>
+            <w:r>
+              <w:rPr>
+                <w:rFonts w:ascii="宋体" w:eastAsia="宋体" w:hAnsi="宋体" w:hint="eastAsia"/>
+              </w:rPr>
+              <w:t>丞</w:t>
+            </w:r>
+            <w:proofErr w:type="gramEnd"/>
+            <w:r>
+              <w:rPr>
+                <w:rFonts w:ascii="宋体" w:eastAsia="宋体" w:hAnsi="宋体" w:hint="eastAsia"/>
+              </w:rPr>
+              <w:t>丽</w:t>
             </w:r>
           </w:p>
         </w:tc>
@@ -5873,8 +6774,16 @@
               <w:rPr>
                 <w:rFonts w:ascii="宋体" w:eastAsia="宋体" w:hAnsi="宋体" w:hint="eastAsia"/>
               </w:rPr>
-              <w:t>生主已幺毛</w:t>
-            </w:r>
+              <w:t>生主</w:t>
+            </w:r>
+            <w:proofErr w:type="gramStart"/>
+            <w:r>
+              <w:rPr>
+                <w:rFonts w:ascii="宋体" w:eastAsia="宋体" w:hAnsi="宋体" w:hint="eastAsia"/>
+              </w:rPr>
+              <w:t>已幺毛</w:t>
+            </w:r>
+            <w:proofErr w:type="gramEnd"/>
           </w:p>
         </w:tc>
       </w:tr>
@@ -5982,8 +6891,16 @@
               <w:rPr>
                 <w:rFonts w:ascii="宋体" w:eastAsia="宋体" w:hAnsi="宋体" w:hint="eastAsia"/>
               </w:rPr>
-              <w:t>人之而瓜也</w:t>
-            </w:r>
+              <w:t>人</w:t>
+            </w:r>
+            <w:proofErr w:type="gramStart"/>
+            <w:r>
+              <w:rPr>
+                <w:rFonts w:ascii="宋体" w:eastAsia="宋体" w:hAnsi="宋体" w:hint="eastAsia"/>
+              </w:rPr>
+              <w:t>之而瓜也</w:t>
+            </w:r>
+            <w:proofErr w:type="gramEnd"/>
           </w:p>
         </w:tc>
       </w:tr>
@@ -6006,6 +6923,7 @@
                 <w:szCs w:val="21"/>
               </w:rPr>
             </w:pPr>
+            <w:proofErr w:type="gramStart"/>
             <w:r>
               <w:rPr>
                 <w:rFonts w:ascii="宋体" w:eastAsia="宋体" w:hAnsi="宋体"/>
@@ -6013,6 +6931,7 @@
               </w:rPr>
               <w:t>错形</w:t>
             </w:r>
+            <w:proofErr w:type="gramEnd"/>
           </w:p>
         </w:tc>
         <w:tc>
@@ -6087,6 +7006,7 @@
                 <w:szCs w:val="21"/>
               </w:rPr>
             </w:pPr>
+            <w:proofErr w:type="gramStart"/>
             <w:r>
               <w:rPr>
                 <w:rFonts w:ascii="宋体" w:eastAsia="宋体" w:hAnsi="宋体" w:hint="eastAsia"/>
@@ -6111,7 +7031,14 @@
               <w:rPr>
                 <w:rFonts w:ascii="宋体" w:eastAsia="宋体" w:hAnsi="宋体" w:hint="eastAsia"/>
               </w:rPr>
-              <w:t>不壬</w:t>
+              <w:t>不</w:t>
+            </w:r>
+            <w:proofErr w:type="gramEnd"/>
+            <w:r>
+              <w:rPr>
+                <w:rFonts w:ascii="宋体" w:eastAsia="宋体" w:hAnsi="宋体" w:hint="eastAsia"/>
+              </w:rPr>
+              <w:t>壬</w:t>
             </w:r>
           </w:p>
         </w:tc>
@@ -6135,6 +7062,7 @@
                 <w:szCs w:val="21"/>
               </w:rPr>
             </w:pPr>
+            <w:proofErr w:type="gramStart"/>
             <w:r>
               <w:rPr>
                 <w:rFonts w:ascii="宋体" w:eastAsia="宋体" w:hAnsi="宋体"/>
@@ -6142,6 +7070,7 @@
               </w:rPr>
               <w:t>偏形</w:t>
             </w:r>
+            <w:proofErr w:type="gramEnd"/>
           </w:p>
         </w:tc>
         <w:tc>
@@ -6220,7 +7149,21 @@
               <w:rPr>
                 <w:rFonts w:ascii="宋体" w:eastAsia="宋体" w:hAnsi="宋体" w:hint="eastAsia"/>
               </w:rPr>
-              <w:t>产勿今母耳</w:t>
+              <w:t>产</w:t>
+            </w:r>
+            <w:proofErr w:type="gramStart"/>
+            <w:r>
+              <w:rPr>
+                <w:rFonts w:ascii="宋体" w:eastAsia="宋体" w:hAnsi="宋体" w:hint="eastAsia"/>
+              </w:rPr>
+              <w:t>勿今母</w:t>
+            </w:r>
+            <w:proofErr w:type="gramEnd"/>
+            <w:r>
+              <w:rPr>
+                <w:rFonts w:ascii="宋体" w:eastAsia="宋体" w:hAnsi="宋体" w:hint="eastAsia"/>
+              </w:rPr>
+              <w:t>耳</w:t>
             </w:r>
           </w:p>
         </w:tc>
@@ -6303,7 +7246,23 @@
                 <w:rFonts w:ascii="宋体" w:eastAsia="宋体" w:hAnsi="宋体"/>
                 <w:szCs w:val="21"/>
               </w:rPr>
-              <w:t>结构复杂，包含多个符合上述形状的结构；或隶变后无法辨认拆形而导致的独体字</w:t>
+              <w:t>结构复杂，包含多个符合上述形状的结构；或隶变后无法</w:t>
+            </w:r>
+            <w:proofErr w:type="gramStart"/>
+            <w:r>
+              <w:rPr>
+                <w:rFonts w:ascii="宋体" w:eastAsia="宋体" w:hAnsi="宋体"/>
+                <w:szCs w:val="21"/>
+              </w:rPr>
+              <w:t>辨认拆形而</w:t>
+            </w:r>
+            <w:proofErr w:type="gramEnd"/>
+            <w:r>
+              <w:rPr>
+                <w:rFonts w:ascii="宋体" w:eastAsia="宋体" w:hAnsi="宋体"/>
+                <w:szCs w:val="21"/>
+              </w:rPr>
+              <w:t>导致的独体字</w:t>
             </w:r>
           </w:p>
         </w:tc>
@@ -6329,7 +7288,21 @@
               <w:rPr>
                 <w:rFonts w:ascii="宋体" w:eastAsia="宋体" w:hAnsi="宋体" w:hint="eastAsia"/>
               </w:rPr>
-              <w:t>南先弗巳重</w:t>
+              <w:t>南先</w:t>
+            </w:r>
+            <w:proofErr w:type="gramStart"/>
+            <w:r>
+              <w:rPr>
+                <w:rFonts w:ascii="宋体" w:eastAsia="宋体" w:hAnsi="宋体" w:hint="eastAsia"/>
+              </w:rPr>
+              <w:t>弗巳</w:t>
+            </w:r>
+            <w:proofErr w:type="gramEnd"/>
+            <w:r>
+              <w:rPr>
+                <w:rFonts w:ascii="宋体" w:eastAsia="宋体" w:hAnsi="宋体" w:hint="eastAsia"/>
+              </w:rPr>
+              <w:t>重</w:t>
             </w:r>
           </w:p>
         </w:tc>
@@ -6443,6 +7416,7 @@
               </w:rPr>
               <w:t>乙</w:t>
             </w:r>
+            <w:proofErr w:type="gramStart"/>
             <w:r>
               <w:rPr>
                 <w:rFonts w:ascii="宋体" w:eastAsia="宋体" w:hAnsi="宋体"/>
@@ -6451,6 +7425,7 @@
               </w:rPr>
               <w:t>乂</w:t>
             </w:r>
+            <w:proofErr w:type="gramEnd"/>
           </w:p>
         </w:tc>
       </w:tr>
@@ -6531,7 +7506,23 @@
           <w:rFonts w:ascii="宋体" w:eastAsia="宋体" w:hAnsi="宋体"/>
           <w:szCs w:val="21"/>
         </w:rPr>
-        <w:t>独体字现代字形必须像独体字——这是判断复形独体字的重要标准。</w:t>
+        <w:t>独体</w:t>
+      </w:r>
+      <w:proofErr w:type="gramStart"/>
+      <w:r>
+        <w:rPr>
+          <w:rFonts w:ascii="宋体" w:eastAsia="宋体" w:hAnsi="宋体"/>
+          <w:szCs w:val="21"/>
+        </w:rPr>
+        <w:t>字现代</w:t>
+      </w:r>
+      <w:proofErr w:type="gramEnd"/>
+      <w:r>
+        <w:rPr>
+          <w:rFonts w:ascii="宋体" w:eastAsia="宋体" w:hAnsi="宋体"/>
+          <w:szCs w:val="21"/>
+        </w:rPr>
+        <w:t>字形必须像独体字——这是判断复形独体字的重要标准。</w:t>
       </w:r>
     </w:p>
     <w:p>
@@ -6566,7 +7557,15 @@
           <w:rFonts w:ascii="宋体" w:eastAsia="宋体" w:hAnsi="宋体"/>
           <w:szCs w:val="21"/>
         </w:rPr>
-        <w:t>合体字的</w:t>
+        <w:t>合体字</w:t>
+      </w:r>
+      <w:proofErr w:type="gramStart"/>
+      <w:r>
+        <w:rPr>
+          <w:rFonts w:ascii="宋体" w:eastAsia="宋体" w:hAnsi="宋体"/>
+          <w:szCs w:val="21"/>
+        </w:rPr>
+        <w:t>的</w:t>
       </w:r>
       <w:r>
         <w:rPr>
@@ -6580,7 +7579,15 @@
           <w:rFonts w:ascii="宋体" w:eastAsia="宋体" w:hAnsi="宋体"/>
           <w:szCs w:val="21"/>
         </w:rPr>
-        <w:t>码为其</w:t>
+        <w:t>码为</w:t>
+      </w:r>
+      <w:proofErr w:type="gramEnd"/>
+      <w:r>
+        <w:rPr>
+          <w:rFonts w:ascii="宋体" w:eastAsia="宋体" w:hAnsi="宋体"/>
+          <w:szCs w:val="21"/>
+        </w:rPr>
+        <w:t>其</w:t>
       </w:r>
       <w:r>
         <w:rPr>
@@ -7083,7 +8090,21 @@
         <w:rPr>
           <w:rFonts w:ascii="宋体" w:eastAsia="宋体" w:hAnsi="宋体" w:hint="eastAsia"/>
         </w:rPr>
-        <w:t>：丶一丨丿乙</w:t>
+        <w:t>：</w:t>
+      </w:r>
+      <w:proofErr w:type="gramStart"/>
+      <w:r>
+        <w:rPr>
+          <w:rFonts w:ascii="宋体" w:eastAsia="宋体" w:hAnsi="宋体" w:hint="eastAsia"/>
+        </w:rPr>
+        <w:t>丶一丨丿</w:t>
+      </w:r>
+      <w:proofErr w:type="gramEnd"/>
+      <w:r>
+        <w:rPr>
+          <w:rFonts w:ascii="宋体" w:eastAsia="宋体" w:hAnsi="宋体" w:hint="eastAsia"/>
+        </w:rPr>
+        <w:t>乙</w:t>
       </w:r>
       <w:r>
         <w:rPr>
@@ -7127,6 +8148,7 @@
         </w:rPr>
         <w:t>：</w:t>
       </w:r>
+      <w:proofErr w:type="gramStart"/>
       <w:r>
         <w:rPr>
           <w:rFonts w:ascii="宋体" w:eastAsia="宋体" w:hAnsi="宋体" w:hint="eastAsia"/>
@@ -7147,8 +8169,16 @@
         <w:rPr>
           <w:rFonts w:ascii="宋体" w:eastAsia="宋体" w:hAnsi="宋体" w:hint="eastAsia"/>
         </w:rPr>
-        <w:t>冫贝</w:t>
-      </w:r>
+        <w:t>冫</w:t>
+      </w:r>
+      <w:proofErr w:type="gramEnd"/>
+      <w:r>
+        <w:rPr>
+          <w:rFonts w:ascii="宋体" w:eastAsia="宋体" w:hAnsi="宋体" w:hint="eastAsia"/>
+        </w:rPr>
+        <w:t>贝</w:t>
+      </w:r>
+      <w:proofErr w:type="gramStart"/>
       <w:r>
         <w:rPr>
           <w:rFonts w:ascii="宋体" w:eastAsia="宋体" w:hAnsi="宋体" w:hint="eastAsia"/>
@@ -7162,6 +8192,7 @@
         </w:rPr>
         <w:t>白卜八匕</w:t>
       </w:r>
+      <w:proofErr w:type="gramEnd"/>
       <w:r>
         <w:rPr>
           <w:rFonts w:ascii="宋体" w:eastAsia="宋体" w:hAnsi="宋体" w:cs="宋体" w:hint="eastAsia"/>
@@ -7197,12 +8228,14 @@
         </w:rPr>
         <w:t>车</w:t>
       </w:r>
+      <w:proofErr w:type="gramStart"/>
       <w:r>
         <w:rPr>
           <w:rFonts w:ascii="宋体" w:eastAsia="宋体" w:hAnsi="宋体" w:hint="eastAsia"/>
         </w:rPr>
         <w:t>艹</w:t>
       </w:r>
+      <w:proofErr w:type="gramEnd"/>
       <w:r>
         <w:rPr>
           <w:rFonts w:ascii="宋体" w:eastAsia="宋体" w:hAnsi="宋体" w:hint="eastAsia"/>
@@ -7210,8 +8243,19 @@
           <w:bCs/>
           <w:color w:val="EE0000"/>
         </w:rPr>
-        <w:t>厂凵</w:t>
-      </w:r>
+        <w:t>厂</w:t>
+      </w:r>
+      <w:proofErr w:type="gramStart"/>
+      <w:r>
+        <w:rPr>
+          <w:rFonts w:ascii="宋体" w:eastAsia="宋体" w:hAnsi="宋体" w:hint="eastAsia"/>
+          <w:b/>
+          <w:bCs/>
+          <w:color w:val="EE0000"/>
+        </w:rPr>
+        <w:t>凵</w:t>
+      </w:r>
+      <w:proofErr w:type="gramEnd"/>
       <w:r>
         <w:rPr>
           <w:rFonts w:ascii="宋体" w:eastAsia="宋体" w:hAnsi="宋体" w:hint="eastAsia"/>
@@ -7225,11 +8269,19 @@
         </w:rPr>
         <w:t>卄</w:t>
       </w:r>
+      <w:proofErr w:type="gramStart"/>
       <w:r>
         <w:rPr>
           <w:rFonts w:ascii="宋体" w:eastAsia="宋体" w:hAnsi="宋体" w:cs="华文新魏" w:hint="eastAsia"/>
         </w:rPr>
-        <w:t xml:space="preserve">屮           </w:t>
+        <w:t>屮</w:t>
+      </w:r>
+      <w:proofErr w:type="gramEnd"/>
+      <w:r>
+        <w:rPr>
+          <w:rFonts w:ascii="宋体" w:eastAsia="宋体" w:hAnsi="宋体" w:cs="华文新魏" w:hint="eastAsia"/>
+        </w:rPr>
+        <w:t xml:space="preserve">           </w:t>
       </w:r>
       <w:r>
         <w:rPr>
@@ -7241,8 +8293,23 @@
         <w:rPr>
           <w:rFonts w:ascii="宋体" w:eastAsia="宋体" w:hAnsi="宋体" w:hint="eastAsia"/>
         </w:rPr>
-        <w:t>：刀歹大</w:t>
-      </w:r>
+        <w:t>：刀</w:t>
+      </w:r>
+      <w:proofErr w:type="gramStart"/>
+      <w:r>
+        <w:rPr>
+          <w:rFonts w:ascii="宋体" w:eastAsia="宋体" w:hAnsi="宋体" w:hint="eastAsia"/>
+        </w:rPr>
+        <w:t>歹</w:t>
+      </w:r>
+      <w:proofErr w:type="gramEnd"/>
+      <w:r>
+        <w:rPr>
+          <w:rFonts w:ascii="宋体" w:eastAsia="宋体" w:hAnsi="宋体" w:hint="eastAsia"/>
+        </w:rPr>
+        <w:t>大</w:t>
+      </w:r>
+      <w:proofErr w:type="gramStart"/>
       <w:r>
         <w:rPr>
           <w:rFonts w:ascii="宋体" w:eastAsia="宋体" w:hAnsi="宋体" w:hint="eastAsia"/>
@@ -7252,6 +8319,7 @@
         </w:rPr>
         <w:t>亠冖</w:t>
       </w:r>
+      <w:proofErr w:type="gramEnd"/>
       <w:r>
         <w:rPr>
           <w:rFonts w:ascii="宋体" w:eastAsia="宋体" w:hAnsi="宋体" w:cs="宋体" w:hint="eastAsia"/>
@@ -7327,8 +8395,16 @@
         <w:rPr>
           <w:rFonts w:ascii="宋体" w:eastAsia="宋体" w:hAnsi="宋体" w:hint="eastAsia"/>
         </w:rPr>
-        <w:t>：风方父缶</w:t>
-      </w:r>
+        <w:t>：</w:t>
+      </w:r>
+      <w:proofErr w:type="gramStart"/>
+      <w:r>
+        <w:rPr>
+          <w:rFonts w:ascii="宋体" w:eastAsia="宋体" w:hAnsi="宋体" w:hint="eastAsia"/>
+        </w:rPr>
+        <w:t>风方父缶</w:t>
+      </w:r>
+      <w:proofErr w:type="gramEnd"/>
       <w:r>
         <w:rPr>
           <w:rFonts w:ascii="宋体" w:eastAsia="宋体" w:hAnsi="宋体" w:hint="eastAsia"/>
@@ -7362,8 +8438,16 @@
         <w:rPr>
           <w:rFonts w:ascii="宋体" w:eastAsia="宋体" w:hAnsi="宋体" w:hint="eastAsia"/>
         </w:rPr>
-        <w:t>：工广弓光囗革戈瓜艮谷骨</w:t>
-      </w:r>
+        <w:t>：</w:t>
+      </w:r>
+      <w:proofErr w:type="gramStart"/>
+      <w:r>
+        <w:rPr>
+          <w:rFonts w:ascii="宋体" w:eastAsia="宋体" w:hAnsi="宋体" w:hint="eastAsia"/>
+        </w:rPr>
+        <w:t>工广弓光囗革戈瓜艮谷骨</w:t>
+      </w:r>
+      <w:proofErr w:type="gramEnd"/>
       <w:r>
         <w:rPr>
           <w:rFonts w:ascii="宋体" w:eastAsia="宋体" w:hAnsi="宋体" w:hint="eastAsia"/>
@@ -7386,8 +8470,16 @@
         <w:rPr>
           <w:rFonts w:ascii="宋体" w:eastAsia="宋体" w:hAnsi="宋体" w:hint="eastAsia"/>
         </w:rPr>
-        <w:t>：火户禾</w:t>
-      </w:r>
+        <w:t>：</w:t>
+      </w:r>
+      <w:proofErr w:type="gramStart"/>
+      <w:r>
+        <w:rPr>
+          <w:rFonts w:ascii="宋体" w:eastAsia="宋体" w:hAnsi="宋体" w:hint="eastAsia"/>
+        </w:rPr>
+        <w:t>火户禾</w:t>
+      </w:r>
+      <w:proofErr w:type="gramEnd"/>
       <w:r>
         <w:rPr>
           <w:rFonts w:ascii="宋体" w:eastAsia="宋体" w:hAnsi="宋体" w:cs="宋体" w:hint="eastAsia"/>
@@ -7406,30 +8498,47 @@
         </w:rPr>
         <w:t>羊</w:t>
       </w:r>
+      <w:proofErr w:type="gramStart"/>
       <w:r>
         <w:rPr>
           <w:rFonts w:ascii="宋体" w:eastAsia="宋体" w:hAnsi="宋体" w:cs="华文新魏" w:hint="eastAsia"/>
         </w:rPr>
-        <w:t>虍黑</w:t>
-      </w:r>
-    </w:p>
-    <w:p>
-      <w:pPr>
-        <w:rPr>
-          <w:rFonts w:ascii="宋体" w:eastAsia="宋体" w:hAnsi="宋体" w:hint="eastAsia"/>
-        </w:rPr>
-      </w:pPr>
+        <w:t>虍</w:t>
+      </w:r>
+      <w:proofErr w:type="gramEnd"/>
+      <w:r>
+        <w:rPr>
+          <w:rFonts w:ascii="宋体" w:eastAsia="宋体" w:hAnsi="宋体" w:cs="华文新魏" w:hint="eastAsia"/>
+        </w:rPr>
+        <w:t>黑</w:t>
+      </w:r>
+    </w:p>
+    <w:p>
+      <w:pPr>
+        <w:rPr>
+          <w:rFonts w:ascii="宋体" w:eastAsia="宋体" w:hAnsi="宋体" w:hint="eastAsia"/>
+        </w:rPr>
+      </w:pPr>
+      <w:proofErr w:type="spellStart"/>
       <w:r>
         <w:rPr>
           <w:rFonts w:ascii="宋体" w:eastAsia="宋体" w:hAnsi="宋体"/>
         </w:rPr>
         <w:t>i</w:t>
       </w:r>
-      <w:r>
-        <w:rPr>
-          <w:rFonts w:ascii="宋体" w:eastAsia="宋体" w:hAnsi="宋体" w:hint="eastAsia"/>
-        </w:rPr>
-        <w:t>：虫</w:t>
+      <w:proofErr w:type="spellEnd"/>
+      <w:r>
+        <w:rPr>
+          <w:rFonts w:ascii="宋体" w:eastAsia="宋体" w:hAnsi="宋体" w:hint="eastAsia"/>
+        </w:rPr>
+        <w:t>：</w:t>
+      </w:r>
+      <w:proofErr w:type="gramStart"/>
+      <w:r>
+        <w:rPr>
+          <w:rFonts w:ascii="宋体" w:eastAsia="宋体" w:hAnsi="宋体" w:hint="eastAsia"/>
+        </w:rPr>
+        <w:t>虫</w:t>
       </w:r>
       <w:r>
         <w:rPr>
@@ -7440,6 +8549,7 @@
         </w:rPr>
         <w:t>页雨弋彐</w:t>
       </w:r>
+      <w:proofErr w:type="gramEnd"/>
       <w:r>
         <w:rPr>
           <w:rFonts w:ascii="宋体" w:eastAsia="宋体" w:hAnsi="宋体" w:cs="宋体" w:hint="eastAsia"/>
@@ -7453,12 +8563,26 @@
         <w:rPr>
           <w:rFonts w:ascii="宋体" w:eastAsia="宋体" w:hAnsi="宋体" w:cs="华文新魏" w:hint="eastAsia"/>
         </w:rPr>
-        <w:t>臣赤</w:t>
-      </w:r>
+        <w:t>臣</w:t>
+      </w:r>
+      <w:proofErr w:type="gramStart"/>
       <w:r>
         <w:rPr>
           <w:rFonts w:ascii="宋体" w:eastAsia="宋体" w:hAnsi="宋体" w:cs="华文新魏" w:hint="eastAsia"/>
         </w:rPr>
+        <w:t>赤</w:t>
+      </w:r>
+      <w:proofErr w:type="gramEnd"/>
+      <w:r>
+        <w:rPr>
+          <w:rFonts w:ascii="宋体" w:eastAsia="宋体" w:hAnsi="宋体" w:cs="华文新魏" w:hint="eastAsia"/>
+        </w:rPr>
+        <w:t></w:t>
+      </w:r>
+      <w:r>
+        <w:rPr>
+          <w:rFonts w:ascii="宋体" w:eastAsia="宋体" w:hAnsi="宋体" w:cs="华文新魏" w:hint="eastAsia"/>
+        </w:rPr>
         <w:t>尺</w:t>
       </w:r>
       <w:r>
@@ -7477,7 +8601,14 @@
         <w:rPr>
           <w:rFonts w:ascii="宋体" w:eastAsia="宋体" w:hAnsi="宋体" w:hint="eastAsia"/>
         </w:rPr>
-        <w:t>：金巾廴</w:t>
+        <w:t>：金巾</w:t>
+      </w:r>
+      <w:proofErr w:type="gramStart"/>
+      <w:r>
+        <w:rPr>
+          <w:rFonts w:ascii="宋体" w:eastAsia="宋体" w:hAnsi="宋体" w:hint="eastAsia"/>
+        </w:rPr>
+        <w:t>廴</w:t>
       </w:r>
       <w:r>
         <w:rPr>
@@ -7485,6 +8616,7 @@
         </w:rPr>
         <w:t>冂</w:t>
       </w:r>
+      <w:proofErr w:type="gramEnd"/>
       <w:r>
         <w:rPr>
           <w:rFonts w:ascii="宋体" w:eastAsia="宋体" w:hAnsi="宋体" w:cs="华文新魏" w:hint="eastAsia"/>
@@ -7498,6 +8630,7 @@
         </w:rPr>
         <w:t>𠘨</w:t>
       </w:r>
+      <w:proofErr w:type="gramStart"/>
       <w:r>
         <w:rPr>
           <w:rFonts w:ascii="宋体" w:eastAsia="宋体" w:hAnsi="宋体" w:hint="eastAsia"/>
@@ -7505,6 +8638,7 @@
         </w:rPr>
         <w:t>卩</w:t>
       </w:r>
+      <w:proofErr w:type="gramEnd"/>
       <w:r>
         <w:rPr>
           <w:rFonts w:ascii="宋体" w:eastAsia="宋体" w:hAnsi="宋体" w:hint="eastAsia"/>
@@ -7571,20 +8705,33 @@
           <w:bCs/>
           <w:color w:val="EE0000"/>
         </w:rPr>
-        <w:t>云勹</w:t>
-      </w:r>
+        <w:t>云</w:t>
+      </w:r>
+      <w:proofErr w:type="gramStart"/>
+      <w:r>
+        <w:rPr>
+          <w:rFonts w:ascii="宋体" w:eastAsia="宋体" w:hAnsi="宋体" w:hint="eastAsia"/>
+          <w:b/>
+          <w:bCs/>
+          <w:color w:val="EE0000"/>
+        </w:rPr>
+        <w:t>勹</w:t>
+      </w:r>
+      <w:proofErr w:type="gramEnd"/>
       <w:r>
         <w:rPr>
           <w:rFonts w:ascii="宋体" w:eastAsia="宋体" w:hAnsi="宋体" w:hint="eastAsia"/>
         </w:rPr>
         <w:t>力龙老卤里</w:t>
       </w:r>
+      <w:proofErr w:type="gramStart"/>
       <w:r>
         <w:rPr>
           <w:rFonts w:ascii="宋体" w:eastAsia="宋体" w:hAnsi="宋体" w:hint="eastAsia"/>
         </w:rPr>
         <w:t>卵</w:t>
       </w:r>
+      <w:proofErr w:type="gramEnd"/>
     </w:p>
     <w:p>
       <w:pPr>
@@ -7604,6 +8751,7 @@
         </w:rPr>
         <w:t>：木</w:t>
       </w:r>
+      <w:proofErr w:type="gramStart"/>
       <w:r>
         <w:rPr>
           <w:rFonts w:ascii="宋体" w:eastAsia="宋体" w:hAnsi="宋体" w:hint="eastAsia"/>
@@ -7613,6 +8761,7 @@
         </w:rPr>
         <w:t>彡</w:t>
       </w:r>
+      <w:proofErr w:type="gramEnd"/>
       <w:r>
         <w:rPr>
           <w:rFonts w:ascii="宋体" w:eastAsia="宋体" w:hAnsi="宋体" w:cs="宋体" w:hint="eastAsia"/>
@@ -7626,13 +8775,27 @@
         <w:rPr>
           <w:rFonts w:ascii="宋体" w:eastAsia="宋体" w:hAnsi="宋体" w:cs="华文新魏" w:hint="eastAsia"/>
         </w:rPr>
-        <w:t>马门皿毛目矛米</w:t>
-      </w:r>
-      <w:r>
-        <w:rPr>
-          <w:rFonts w:ascii="宋体" w:eastAsia="宋体" w:hAnsi="宋体" w:hint="eastAsia"/>
-        </w:rPr>
-        <w:t xml:space="preserve">麦   </w:t>
+        <w:t>马门</w:t>
+      </w:r>
+      <w:proofErr w:type="gramStart"/>
+      <w:r>
+        <w:rPr>
+          <w:rFonts w:ascii="宋体" w:eastAsia="宋体" w:hAnsi="宋体" w:cs="华文新魏" w:hint="eastAsia"/>
+        </w:rPr>
+        <w:t>皿毛目矛米</w:t>
+      </w:r>
+      <w:r>
+        <w:rPr>
+          <w:rFonts w:ascii="宋体" w:eastAsia="宋体" w:hAnsi="宋体" w:hint="eastAsia"/>
+        </w:rPr>
+        <w:t>麦</w:t>
+      </w:r>
+      <w:proofErr w:type="gramEnd"/>
+      <w:r>
+        <w:rPr>
+          <w:rFonts w:ascii="宋体" w:eastAsia="宋体" w:hAnsi="宋体" w:hint="eastAsia"/>
+        </w:rPr>
+        <w:t xml:space="preserve">   </w:t>
       </w:r>
       <w:r>
         <w:rPr>
@@ -7644,7 +8807,14 @@
         <w:rPr>
           <w:rFonts w:ascii="宋体" w:eastAsia="宋体" w:hAnsi="宋体" w:hint="eastAsia"/>
         </w:rPr>
-        <w:t>：女牛鸟</w:t>
+        <w:t>：</w:t>
+      </w:r>
+      <w:proofErr w:type="gramStart"/>
+      <w:r>
+        <w:rPr>
+          <w:rFonts w:ascii="宋体" w:eastAsia="宋体" w:hAnsi="宋体" w:hint="eastAsia"/>
+        </w:rPr>
+        <w:t>女牛鸟</w:t>
       </w:r>
       <w:r>
         <w:rPr>
@@ -7653,7 +8823,17 @@
           <w:bCs/>
           <w:color w:val="EE0000"/>
         </w:rPr>
-        <w:t>耒齿</w:t>
+        <w:t>耒</w:t>
+      </w:r>
+      <w:proofErr w:type="gramEnd"/>
+      <w:r>
+        <w:rPr>
+          <w:rFonts w:ascii="宋体" w:eastAsia="宋体" w:hAnsi="宋体" w:hint="eastAsia"/>
+          <w:b/>
+          <w:bCs/>
+          <w:color w:val="EE0000"/>
+        </w:rPr>
+        <w:t>齿</w:t>
       </w:r>
       <w:r>
         <w:rPr>
@@ -7681,6 +8861,7 @@
         </w:rPr>
         <w:t>：耳</w:t>
       </w:r>
+      <w:proofErr w:type="gramStart"/>
       <w:r>
         <w:rPr>
           <w:rFonts w:ascii="宋体" w:eastAsia="宋体" w:hAnsi="宋体" w:hint="eastAsia"/>
@@ -7690,6 +8871,7 @@
         </w:rPr>
         <w:t>匚</w:t>
       </w:r>
+      <w:proofErr w:type="gramEnd"/>
       <w:r>
         <w:rPr>
           <w:rFonts w:ascii="宋体" w:eastAsia="宋体" w:hAnsi="宋体" w:hint="eastAsia"/>
@@ -7721,6 +8903,7 @@
         </w:rPr>
         <w:t>：</w:t>
       </w:r>
+      <w:proofErr w:type="gramStart"/>
       <w:r>
         <w:rPr>
           <w:rFonts w:ascii="宋体" w:eastAsia="宋体" w:hAnsi="宋体" w:hint="eastAsia"/>
@@ -7728,12 +8911,14 @@
         </w:rPr>
         <w:t>攴</w:t>
       </w:r>
+      <w:proofErr w:type="gramEnd"/>
       <w:r>
         <w:rPr>
           <w:rFonts w:ascii="宋体" w:eastAsia="宋体" w:hAnsi="宋体" w:hint="eastAsia"/>
         </w:rPr>
         <w:t>片</w:t>
       </w:r>
+      <w:proofErr w:type="gramStart"/>
       <w:r>
         <w:rPr>
           <w:rFonts w:ascii="宋体" w:eastAsia="宋体" w:hAnsi="宋体" w:hint="eastAsia"/>
@@ -7749,6 +8934,7 @@
         </w:rPr>
         <w:t>丬</w:t>
       </w:r>
+      <w:proofErr w:type="gramEnd"/>
       <w:r>
         <w:rPr>
           <w:rFonts w:ascii="宋体" w:eastAsia="宋体" w:hAnsi="宋体" w:hint="eastAsia"/>
@@ -7756,6 +8942,7 @@
         </w:rPr>
         <w:t>皮</w:t>
       </w:r>
+      <w:proofErr w:type="gramStart"/>
       <w:r>
         <w:rPr>
           <w:rFonts w:ascii="宋体" w:eastAsia="宋体" w:hAnsi="宋体" w:hint="eastAsia"/>
@@ -7763,7 +8950,17 @@
           <w:bCs/>
           <w:color w:val="EE0000"/>
         </w:rPr>
-        <w:t>髟㐅</w:t>
+        <w:t>髟</w:t>
+      </w:r>
+      <w:proofErr w:type="gramEnd"/>
+      <w:r>
+        <w:rPr>
+          <w:rFonts w:ascii="宋体" w:eastAsia="宋体" w:hAnsi="宋体" w:hint="eastAsia"/>
+          <w:b/>
+          <w:bCs/>
+          <w:color w:val="EE0000"/>
+        </w:rPr>
+        <w:t>㐅</w:t>
       </w:r>
     </w:p>
     <w:p>
@@ -7861,6 +9058,7 @@
         </w:rPr>
         <w:t>：</w:t>
       </w:r>
+      <w:proofErr w:type="gramStart"/>
       <w:r>
         <w:rPr>
           <w:rFonts w:ascii="宋体" w:eastAsia="宋体" w:hAnsi="宋体" w:hint="eastAsia"/>
@@ -7889,7 +9087,14 @@
         <w:rPr>
           <w:rFonts w:ascii="宋体" w:eastAsia="宋体" w:hAnsi="宋体" w:hint="eastAsia"/>
         </w:rPr>
-        <w:t xml:space="preserve">厶巳           </w:t>
+        <w:t>厶巳</w:t>
+      </w:r>
+      <w:proofErr w:type="gramEnd"/>
+      <w:r>
+        <w:rPr>
+          <w:rFonts w:ascii="宋体" w:eastAsia="宋体" w:hAnsi="宋体" w:hint="eastAsia"/>
+        </w:rPr>
+        <w:t xml:space="preserve">           </w:t>
       </w:r>
       <w:r>
         <w:rPr>
@@ -7903,6 +9108,7 @@
         </w:rPr>
         <w:t>：土</w:t>
       </w:r>
+      <w:proofErr w:type="gramStart"/>
       <w:r>
         <w:rPr>
           <w:rFonts w:ascii="宋体" w:eastAsia="宋体" w:hAnsi="宋体" w:hint="eastAsia"/>
@@ -7918,6 +9124,7 @@
         </w:rPr>
         <w:t>田</w:t>
       </w:r>
+      <w:proofErr w:type="gramEnd"/>
     </w:p>
     <w:p>
       <w:pPr>
@@ -7937,6 +9144,7 @@
         </w:rPr>
         <w:t>：</w:t>
       </w:r>
+      <w:proofErr w:type="gramStart"/>
       <w:r>
         <w:rPr>
           <w:rFonts w:ascii="宋体" w:eastAsia="宋体" w:hAnsi="宋体" w:hint="eastAsia"/>
@@ -7946,11 +9154,40 @@
         </w:rPr>
         <w:t>攵</w:t>
       </w:r>
-      <w:r>
-        <w:rPr>
-          <w:rFonts w:ascii="宋体" w:eastAsia="宋体" w:hAnsi="宋体" w:hint="eastAsia"/>
-        </w:rPr>
-        <w:t xml:space="preserve">水矢手食山士豕身       </w:t>
+      <w:proofErr w:type="gramEnd"/>
+      <w:r>
+        <w:rPr>
+          <w:rFonts w:ascii="宋体" w:eastAsia="宋体" w:hAnsi="宋体" w:hint="eastAsia"/>
+        </w:rPr>
+        <w:t>水</w:t>
+      </w:r>
+      <w:proofErr w:type="gramStart"/>
+      <w:r>
+        <w:rPr>
+          <w:rFonts w:ascii="宋体" w:eastAsia="宋体" w:hAnsi="宋体" w:hint="eastAsia"/>
+        </w:rPr>
+        <w:t>矢</w:t>
+      </w:r>
+      <w:proofErr w:type="gramEnd"/>
+      <w:r>
+        <w:rPr>
+          <w:rFonts w:ascii="宋体" w:eastAsia="宋体" w:hAnsi="宋体" w:hint="eastAsia"/>
+        </w:rPr>
+        <w:t>手</w:t>
+      </w:r>
+      <w:proofErr w:type="gramStart"/>
+      <w:r>
+        <w:rPr>
+          <w:rFonts w:ascii="宋体" w:eastAsia="宋体" w:hAnsi="宋体" w:hint="eastAsia"/>
+        </w:rPr>
+        <w:t>食山士豕身</w:t>
+      </w:r>
+      <w:proofErr w:type="gramEnd"/>
+      <w:r>
+        <w:rPr>
+          <w:rFonts w:ascii="宋体" w:eastAsia="宋体" w:hAnsi="宋体" w:hint="eastAsia"/>
+        </w:rPr>
+        <w:t xml:space="preserve">       </w:t>
       </w:r>
       <w:r>
         <w:rPr>
@@ -7973,6 +9210,7 @@
         </w:rPr>
         <w:t>乑</w:t>
       </w:r>
+      <w:proofErr w:type="gramStart"/>
       <w:r>
         <w:rPr>
           <w:rFonts w:ascii="宋体" w:eastAsia="宋体" w:hAnsi="宋体" w:hint="eastAsia"/>
@@ -7994,6 +9232,7 @@
         </w:rPr>
         <w:t>支</w:t>
       </w:r>
+      <w:proofErr w:type="gramEnd"/>
     </w:p>
     <w:p>
       <w:pPr>
@@ -8011,7 +9250,14 @@
         <w:rPr>
           <w:rFonts w:ascii="宋体" w:eastAsia="宋体" w:hAnsi="宋体" w:hint="eastAsia"/>
         </w:rPr>
-        <w:t>：王网瓦韦</w:t>
+        <w:t>：</w:t>
+      </w:r>
+      <w:proofErr w:type="gramStart"/>
+      <w:r>
+        <w:rPr>
+          <w:rFonts w:ascii="宋体" w:eastAsia="宋体" w:hAnsi="宋体" w:hint="eastAsia"/>
+        </w:rPr>
+        <w:t>王网瓦韦</w:t>
       </w:r>
       <w:r>
         <w:rPr>
@@ -8022,6 +9268,7 @@
         </w:rPr>
         <w:t>隹</w:t>
       </w:r>
+      <w:proofErr w:type="gramEnd"/>
       <w:r>
         <w:rPr>
           <w:rFonts w:ascii="宋体" w:eastAsia="宋体" w:hAnsi="宋体" w:hint="eastAsia"/>
@@ -8038,14 +9285,23 @@
         <w:rPr>
           <w:rFonts w:ascii="宋体" w:eastAsia="宋体" w:hAnsi="宋体" w:hint="eastAsia"/>
         </w:rPr>
-        <w:t>：穴</w:t>
-      </w:r>
+        <w:t>：</w:t>
+      </w:r>
+      <w:proofErr w:type="gramStart"/>
+      <w:r>
+        <w:rPr>
+          <w:rFonts w:ascii="宋体" w:eastAsia="宋体" w:hAnsi="宋体" w:hint="eastAsia"/>
+        </w:rPr>
+        <w:t>穴</w:t>
+      </w:r>
+      <w:proofErr w:type="gramEnd"/>
       <w:r>
         <w:rPr>
           <w:rFonts w:ascii="SimSun-ExtG" w:eastAsia="SimSun-ExtG" w:hAnsi="SimSun-ExtG" w:cs="SimSun-ExtG" w:hint="eastAsia"/>
         </w:rPr>
         <w:t>𰃮</w:t>
       </w:r>
+      <w:proofErr w:type="gramStart"/>
       <w:r>
         <w:rPr>
           <w:rFonts w:ascii="宋体" w:eastAsia="宋体" w:hAnsi="宋体" w:hint="eastAsia"/>
@@ -8073,6 +9329,7 @@
         </w:rPr>
         <w:t>习</w:t>
       </w:r>
+      <w:proofErr w:type="gramEnd"/>
     </w:p>
     <w:p>
       <w:pPr>
@@ -8090,8 +9347,37 @@
         <w:rPr>
           <w:rFonts w:ascii="宋体" w:eastAsia="宋体" w:hAnsi="宋体" w:hint="eastAsia"/>
         </w:rPr>
-        <w:t>：言酉月鱼衣尢聿业羽</w:t>
-      </w:r>
+        <w:t>：言</w:t>
+      </w:r>
+      <w:proofErr w:type="gramStart"/>
+      <w:r>
+        <w:rPr>
+          <w:rFonts w:ascii="宋体" w:eastAsia="宋体" w:hAnsi="宋体" w:hint="eastAsia"/>
+        </w:rPr>
+        <w:t>酉</w:t>
+      </w:r>
+      <w:proofErr w:type="gramEnd"/>
+      <w:r>
+        <w:rPr>
+          <w:rFonts w:ascii="宋体" w:eastAsia="宋体" w:hAnsi="宋体" w:hint="eastAsia"/>
+        </w:rPr>
+        <w:t>月鱼衣</w:t>
+      </w:r>
+      <w:proofErr w:type="gramStart"/>
+      <w:r>
+        <w:rPr>
+          <w:rFonts w:ascii="宋体" w:eastAsia="宋体" w:hAnsi="宋体" w:hint="eastAsia"/>
+        </w:rPr>
+        <w:t>尢聿</w:t>
+      </w:r>
+      <w:proofErr w:type="gramEnd"/>
+      <w:r>
+        <w:rPr>
+          <w:rFonts w:ascii="宋体" w:eastAsia="宋体" w:hAnsi="宋体" w:hint="eastAsia"/>
+        </w:rPr>
+        <w:t>业羽</w:t>
+      </w:r>
+      <w:proofErr w:type="gramStart"/>
       <w:r>
         <w:rPr>
           <w:rFonts w:ascii="宋体" w:eastAsia="宋体" w:hAnsi="宋体" w:hint="eastAsia"/>
@@ -8101,6 +9387,7 @@
         </w:rPr>
         <w:t>黾</w:t>
       </w:r>
+      <w:proofErr w:type="gramEnd"/>
       <w:r>
         <w:rPr>
           <w:rFonts w:ascii="宋体" w:eastAsia="宋体" w:hAnsi="宋体" w:hint="eastAsia"/>
@@ -8131,6 +9418,7 @@
         </w:rPr>
         <w:t>：</w:t>
       </w:r>
+      <w:proofErr w:type="gramStart"/>
       <w:r>
         <w:rPr>
           <w:rFonts w:ascii="宋体" w:eastAsia="宋体" w:hAnsi="宋体" w:hint="eastAsia"/>
@@ -8144,53 +9432,113 @@
         <w:rPr>
           <w:rFonts w:ascii="宋体" w:eastAsia="宋体" w:hAnsi="宋体" w:hint="eastAsia"/>
         </w:rPr>
-        <w:t>足子自走</w:t>
-      </w:r>
-    </w:p>
-    <w:p>
-      <w:pPr>
-        <w:rPr>
-          <w:rFonts w:ascii="宋体" w:eastAsia="宋体" w:hAnsi="宋体" w:hint="eastAsia"/>
-        </w:rPr>
-      </w:pPr>
-    </w:p>
-    <w:p>
-      <w:pPr>
-        <w:rPr>
-          <w:rFonts w:ascii="宋体" w:eastAsia="宋体" w:hAnsi="宋体" w:hint="eastAsia"/>
-        </w:rPr>
-      </w:pPr>
-      <w:r>
-        <w:rPr>
-          <w:rFonts w:ascii="宋体" w:eastAsia="宋体" w:hAnsi="宋体" w:hint="eastAsia"/>
-        </w:rPr>
-        <w:t>a: dhupygkwv                b: ku;zglsaio</w:t>
-      </w:r>
-    </w:p>
-    <w:p>
-      <w:pPr>
-        <w:rPr>
-          <w:rFonts w:ascii="宋体" w:eastAsia="宋体" w:hAnsi="宋体" w:hint="eastAsia"/>
-        </w:rPr>
-      </w:pPr>
-      <w:r>
-        <w:rPr>
-          <w:rFonts w:ascii="宋体" w:eastAsia="宋体" w:hAnsi="宋体" w:hint="eastAsia"/>
-        </w:rPr>
-        <w:t>c: ekhypgi                  d: klahpmbu</w:t>
-      </w:r>
-    </w:p>
-    <w:p>
-      <w:pPr>
-        <w:rPr>
-          <w:rFonts w:ascii="宋体" w:eastAsia="宋体" w:hAnsi="宋体" w:hint="eastAsia"/>
-        </w:rPr>
-      </w:pPr>
-      <w:r>
-        <w:rPr>
-          <w:rFonts w:ascii="宋体" w:eastAsia="宋体" w:hAnsi="宋体" w:hint="eastAsia"/>
-        </w:rPr>
-        <w:t>e:                          f: ghubqi</w:t>
+        <w:t>足子</w:t>
+      </w:r>
+      <w:proofErr w:type="gramEnd"/>
+      <w:r>
+        <w:rPr>
+          <w:rFonts w:ascii="宋体" w:eastAsia="宋体" w:hAnsi="宋体" w:hint="eastAsia"/>
+        </w:rPr>
+        <w:t>自走</w:t>
+      </w:r>
+    </w:p>
+    <w:p>
+      <w:pPr>
+        <w:rPr>
+          <w:rFonts w:ascii="宋体" w:eastAsia="宋体" w:hAnsi="宋体" w:hint="eastAsia"/>
+        </w:rPr>
+      </w:pPr>
+    </w:p>
+    <w:p>
+      <w:pPr>
+        <w:rPr>
+          <w:rFonts w:ascii="宋体" w:eastAsia="宋体" w:hAnsi="宋体" w:hint="eastAsia"/>
+        </w:rPr>
+      </w:pPr>
+      <w:r>
+        <w:rPr>
+          <w:rFonts w:ascii="宋体" w:eastAsia="宋体" w:hAnsi="宋体" w:hint="eastAsia"/>
+        </w:rPr>
+        <w:t xml:space="preserve">a: </w:t>
+      </w:r>
+      <w:proofErr w:type="spellStart"/>
+      <w:r>
+        <w:rPr>
+          <w:rFonts w:ascii="宋体" w:eastAsia="宋体" w:hAnsi="宋体" w:hint="eastAsia"/>
+        </w:rPr>
+        <w:t>dhupygkwv</w:t>
+      </w:r>
+      <w:proofErr w:type="spellEnd"/>
+      <w:r>
+        <w:rPr>
+          <w:rFonts w:ascii="宋体" w:eastAsia="宋体" w:hAnsi="宋体" w:hint="eastAsia"/>
+        </w:rPr>
+        <w:t xml:space="preserve">                b: </w:t>
+      </w:r>
+      <w:proofErr w:type="spellStart"/>
+      <w:proofErr w:type="gramStart"/>
+      <w:r>
+        <w:rPr>
+          <w:rFonts w:ascii="宋体" w:eastAsia="宋体" w:hAnsi="宋体" w:hint="eastAsia"/>
+        </w:rPr>
+        <w:t>ku;zglsaio</w:t>
+      </w:r>
+      <w:proofErr w:type="spellEnd"/>
+      <w:proofErr w:type="gramEnd"/>
+    </w:p>
+    <w:p>
+      <w:pPr>
+        <w:rPr>
+          <w:rFonts w:ascii="宋体" w:eastAsia="宋体" w:hAnsi="宋体" w:hint="eastAsia"/>
+        </w:rPr>
+      </w:pPr>
+      <w:r>
+        <w:rPr>
+          <w:rFonts w:ascii="宋体" w:eastAsia="宋体" w:hAnsi="宋体" w:hint="eastAsia"/>
+        </w:rPr>
+        <w:t xml:space="preserve">c: </w:t>
+      </w:r>
+      <w:proofErr w:type="spellStart"/>
+      <w:r>
+        <w:rPr>
+          <w:rFonts w:ascii="宋体" w:eastAsia="宋体" w:hAnsi="宋体" w:hint="eastAsia"/>
+        </w:rPr>
+        <w:t>ekhypgi</w:t>
+      </w:r>
+      <w:proofErr w:type="spellEnd"/>
+      <w:r>
+        <w:rPr>
+          <w:rFonts w:ascii="宋体" w:eastAsia="宋体" w:hAnsi="宋体" w:hint="eastAsia"/>
+        </w:rPr>
+        <w:t xml:space="preserve">                  d: </w:t>
+      </w:r>
+      <w:proofErr w:type="spellStart"/>
+      <w:r>
+        <w:rPr>
+          <w:rFonts w:ascii="宋体" w:eastAsia="宋体" w:hAnsi="宋体" w:hint="eastAsia"/>
+        </w:rPr>
+        <w:t>klahpmbu</w:t>
+      </w:r>
+      <w:proofErr w:type="spellEnd"/>
+    </w:p>
+    <w:p>
+      <w:pPr>
+        <w:rPr>
+          <w:rFonts w:ascii="宋体" w:eastAsia="宋体" w:hAnsi="宋体" w:hint="eastAsia"/>
+        </w:rPr>
+      </w:pPr>
+      <w:r>
+        <w:rPr>
+          <w:rFonts w:ascii="宋体" w:eastAsia="宋体" w:hAnsi="宋体" w:hint="eastAsia"/>
+        </w:rPr>
+        <w:t xml:space="preserve">e:                          f: </w:t>
+      </w:r>
+      <w:proofErr w:type="spellStart"/>
+      <w:r>
+        <w:rPr>
+          <w:rFonts w:ascii="宋体" w:eastAsia="宋体" w:hAnsi="宋体" w:hint="eastAsia"/>
+        </w:rPr>
+        <w:t>ghubqi</w:t>
       </w:r>
       <w:r>
         <w:rPr>
@@ -8198,18 +9546,26 @@
         </w:rPr>
         <w:t>z</w:t>
       </w:r>
-    </w:p>
-    <w:p>
-      <w:pPr>
-        <w:rPr>
-          <w:rFonts w:ascii="宋体" w:eastAsia="宋体" w:hAnsi="宋体" w:hint="eastAsia"/>
-        </w:rPr>
-      </w:pPr>
-      <w:r>
-        <w:rPr>
-          <w:rFonts w:ascii="宋体" w:eastAsia="宋体" w:hAnsi="宋体" w:hint="eastAsia"/>
-        </w:rPr>
-        <w:t>g: sdvmoexwf</w:t>
+      <w:proofErr w:type="spellEnd"/>
+    </w:p>
+    <w:p>
+      <w:pPr>
+        <w:rPr>
+          <w:rFonts w:ascii="宋体" w:eastAsia="宋体" w:hAnsi="宋体" w:hint="eastAsia"/>
+        </w:rPr>
+      </w:pPr>
+      <w:r>
+        <w:rPr>
+          <w:rFonts w:ascii="宋体" w:eastAsia="宋体" w:hAnsi="宋体" w:hint="eastAsia"/>
+        </w:rPr>
+        <w:t xml:space="preserve">g: </w:t>
+      </w:r>
+      <w:proofErr w:type="spellStart"/>
+      <w:r>
+        <w:rPr>
+          <w:rFonts w:ascii="宋体" w:eastAsia="宋体" w:hAnsi="宋体" w:hint="eastAsia"/>
+        </w:rPr>
+        <w:t>sdvmoexwf</w:t>
       </w:r>
       <w:r>
         <w:rPr>
@@ -8221,7 +9577,14 @@
         <w:rPr>
           <w:rFonts w:ascii="宋体" w:eastAsia="宋体" w:hAnsi="宋体" w:hint="eastAsia"/>
         </w:rPr>
-        <w:t xml:space="preserve">r  </w:t>
+        <w:t>r</w:t>
+      </w:r>
+      <w:proofErr w:type="spellEnd"/>
+      <w:r>
+        <w:rPr>
+          <w:rFonts w:ascii="宋体" w:eastAsia="宋体" w:hAnsi="宋体" w:hint="eastAsia"/>
+        </w:rPr>
+        <w:t xml:space="preserve">  </w:t>
       </w:r>
       <w:r>
         <w:rPr>
@@ -8233,20 +9596,35 @@
         <w:rPr>
           <w:rFonts w:ascii="宋体" w:eastAsia="宋体" w:hAnsi="宋体" w:hint="eastAsia"/>
         </w:rPr>
-        <w:t xml:space="preserve">           h: ouedylz</w:t>
-      </w:r>
-    </w:p>
-    <w:p>
-      <w:pPr>
-        <w:rPr>
-          <w:rFonts w:ascii="宋体" w:eastAsia="宋体" w:hAnsi="宋体" w:hint="eastAsia"/>
-        </w:rPr>
-      </w:pPr>
-      <w:r>
-        <w:rPr>
-          <w:rFonts w:ascii="宋体" w:eastAsia="宋体" w:hAnsi="宋体" w:hint="eastAsia"/>
-        </w:rPr>
-        <w:t>i: seuxohftp</w:t>
+        <w:t xml:space="preserve">           h: </w:t>
+      </w:r>
+      <w:proofErr w:type="spellStart"/>
+      <w:r>
+        <w:rPr>
+          <w:rFonts w:ascii="宋体" w:eastAsia="宋体" w:hAnsi="宋体" w:hint="eastAsia"/>
+        </w:rPr>
+        <w:t>ouedylz</w:t>
+      </w:r>
+      <w:proofErr w:type="spellEnd"/>
+    </w:p>
+    <w:p>
+      <w:pPr>
+        <w:rPr>
+          <w:rFonts w:ascii="宋体" w:eastAsia="宋体" w:hAnsi="宋体" w:hint="eastAsia"/>
+        </w:rPr>
+      </w:pPr>
+      <w:r>
+        <w:rPr>
+          <w:rFonts w:ascii="宋体" w:eastAsia="宋体" w:hAnsi="宋体" w:hint="eastAsia"/>
+        </w:rPr>
+        <w:t xml:space="preserve">i: </w:t>
+      </w:r>
+      <w:proofErr w:type="spellStart"/>
+      <w:r>
+        <w:rPr>
+          <w:rFonts w:ascii="宋体" w:eastAsia="宋体" w:hAnsi="宋体" w:hint="eastAsia"/>
+        </w:rPr>
+        <w:t>seuxohftp</w:t>
       </w:r>
       <w:r>
         <w:rPr>
@@ -8254,24 +9632,54 @@
         </w:rPr>
         <w:t>i</w:t>
       </w:r>
-      <w:r>
-        <w:rPr>
-          <w:rFonts w:ascii="宋体" w:eastAsia="宋体" w:hAnsi="宋体" w:hint="eastAsia"/>
-        </w:rPr>
-        <w:t xml:space="preserve">               j: rnztifswmpd</w:t>
-      </w:r>
-    </w:p>
-    <w:p>
-      <w:pPr>
-        <w:rPr>
-          <w:rFonts w:ascii="宋体" w:eastAsia="宋体" w:hAnsi="宋体" w:hint="eastAsia"/>
-        </w:rPr>
-      </w:pPr>
-      <w:r>
-        <w:rPr>
-          <w:rFonts w:ascii="宋体" w:eastAsia="宋体" w:hAnsi="宋体" w:hint="eastAsia"/>
-        </w:rPr>
-        <w:t>k: byusj                    l: bypiskut</w:t>
+      <w:proofErr w:type="spellEnd"/>
+      <w:r>
+        <w:rPr>
+          <w:rFonts w:ascii="宋体" w:eastAsia="宋体" w:hAnsi="宋体" w:hint="eastAsia"/>
+        </w:rPr>
+        <w:t xml:space="preserve">               j: </w:t>
+      </w:r>
+      <w:proofErr w:type="spellStart"/>
+      <w:r>
+        <w:rPr>
+          <w:rFonts w:ascii="宋体" w:eastAsia="宋体" w:hAnsi="宋体" w:hint="eastAsia"/>
+        </w:rPr>
+        <w:t>rnztifswmpd</w:t>
+      </w:r>
+      <w:proofErr w:type="spellEnd"/>
+    </w:p>
+    <w:p>
+      <w:pPr>
+        <w:rPr>
+          <w:rFonts w:ascii="宋体" w:eastAsia="宋体" w:hAnsi="宋体" w:hint="eastAsia"/>
+        </w:rPr>
+      </w:pPr>
+      <w:r>
+        <w:rPr>
+          <w:rFonts w:ascii="宋体" w:eastAsia="宋体" w:hAnsi="宋体" w:hint="eastAsia"/>
+        </w:rPr>
+        <w:t xml:space="preserve">k: </w:t>
+      </w:r>
+      <w:proofErr w:type="spellStart"/>
+      <w:r>
+        <w:rPr>
+          <w:rFonts w:ascii="宋体" w:eastAsia="宋体" w:hAnsi="宋体" w:hint="eastAsia"/>
+        </w:rPr>
+        <w:t>byusj</w:t>
+      </w:r>
+      <w:proofErr w:type="spellEnd"/>
+      <w:r>
+        <w:rPr>
+          <w:rFonts w:ascii="宋体" w:eastAsia="宋体" w:hAnsi="宋体" w:hint="eastAsia"/>
+        </w:rPr>
+        <w:t xml:space="preserve">                    l: </w:t>
+      </w:r>
+      <w:proofErr w:type="spellStart"/>
+      <w:r>
+        <w:rPr>
+          <w:rFonts w:ascii="宋体" w:eastAsia="宋体" w:hAnsi="宋体" w:hint="eastAsia"/>
+        </w:rPr>
+        <w:t>bypiskut</w:t>
       </w:r>
       <w:r>
         <w:rPr>
@@ -8279,44 +9687,104 @@
         </w:rPr>
         <w:t>r</w:t>
       </w:r>
-    </w:p>
-    <w:p>
-      <w:pPr>
-        <w:rPr>
-          <w:rFonts w:ascii="宋体" w:eastAsia="宋体" w:hAnsi="宋体" w:hint="eastAsia"/>
-        </w:rPr>
-      </w:pPr>
-      <w:r>
-        <w:rPr>
-          <w:rFonts w:ascii="宋体" w:eastAsia="宋体" w:hAnsi="宋体" w:hint="eastAsia"/>
-        </w:rPr>
-        <w:t>m: usbafnkoyil              n: yqcli</w:t>
-      </w:r>
-    </w:p>
-    <w:p>
-      <w:pPr>
-        <w:rPr>
-          <w:rFonts w:ascii="宋体" w:eastAsia="宋体" w:hAnsi="宋体" w:hint="eastAsia"/>
-        </w:rPr>
-      </w:pPr>
-      <w:r>
-        <w:rPr>
-          <w:rFonts w:ascii="宋体" w:eastAsia="宋体" w:hAnsi="宋体" w:hint="eastAsia"/>
-        </w:rPr>
-        <w:t>o: rbhpe                    p: umyjibn</w:t>
-      </w:r>
-    </w:p>
-    <w:p>
-      <w:pPr>
-        <w:rPr>
-          <w:rFonts w:ascii="宋体" w:eastAsia="宋体" w:hAnsi="宋体" w:hint="eastAsia"/>
-        </w:rPr>
-      </w:pPr>
-      <w:r>
-        <w:rPr>
-          <w:rFonts w:ascii="宋体" w:eastAsia="宋体" w:hAnsi="宋体" w:hint="eastAsia"/>
-        </w:rPr>
-        <w:t>q: irvm;</w:t>
+      <w:proofErr w:type="spellEnd"/>
+    </w:p>
+    <w:p>
+      <w:pPr>
+        <w:rPr>
+          <w:rFonts w:ascii="宋体" w:eastAsia="宋体" w:hAnsi="宋体" w:hint="eastAsia"/>
+        </w:rPr>
+      </w:pPr>
+      <w:r>
+        <w:rPr>
+          <w:rFonts w:ascii="宋体" w:eastAsia="宋体" w:hAnsi="宋体" w:hint="eastAsia"/>
+        </w:rPr>
+        <w:t xml:space="preserve">m: </w:t>
+      </w:r>
+      <w:proofErr w:type="spellStart"/>
+      <w:r>
+        <w:rPr>
+          <w:rFonts w:ascii="宋体" w:eastAsia="宋体" w:hAnsi="宋体" w:hint="eastAsia"/>
+        </w:rPr>
+        <w:t>usbafnkoyil</w:t>
+      </w:r>
+      <w:proofErr w:type="spellEnd"/>
+      <w:r>
+        <w:rPr>
+          <w:rFonts w:ascii="宋体" w:eastAsia="宋体" w:hAnsi="宋体" w:hint="eastAsia"/>
+        </w:rPr>
+        <w:t xml:space="preserve">              n: </w:t>
+      </w:r>
+      <w:proofErr w:type="spellStart"/>
+      <w:r>
+        <w:rPr>
+          <w:rFonts w:ascii="宋体" w:eastAsia="宋体" w:hAnsi="宋体" w:hint="eastAsia"/>
+        </w:rPr>
+        <w:t>yqcli</w:t>
+      </w:r>
+      <w:proofErr w:type="spellEnd"/>
+    </w:p>
+    <w:p>
+      <w:pPr>
+        <w:rPr>
+          <w:rFonts w:ascii="宋体" w:eastAsia="宋体" w:hAnsi="宋体" w:hint="eastAsia"/>
+        </w:rPr>
+      </w:pPr>
+      <w:r>
+        <w:rPr>
+          <w:rFonts w:ascii="宋体" w:eastAsia="宋体" w:hAnsi="宋体" w:hint="eastAsia"/>
+        </w:rPr>
+        <w:t xml:space="preserve">o: </w:t>
+      </w:r>
+      <w:proofErr w:type="spellStart"/>
+      <w:r>
+        <w:rPr>
+          <w:rFonts w:ascii="宋体" w:eastAsia="宋体" w:hAnsi="宋体" w:hint="eastAsia"/>
+        </w:rPr>
+        <w:t>rbhpe</w:t>
+      </w:r>
+      <w:proofErr w:type="spellEnd"/>
+      <w:r>
+        <w:rPr>
+          <w:rFonts w:ascii="宋体" w:eastAsia="宋体" w:hAnsi="宋体" w:hint="eastAsia"/>
+        </w:rPr>
+        <w:t xml:space="preserve">                    p: </w:t>
+      </w:r>
+      <w:proofErr w:type="spellStart"/>
+      <w:r>
+        <w:rPr>
+          <w:rFonts w:ascii="宋体" w:eastAsia="宋体" w:hAnsi="宋体" w:hint="eastAsia"/>
+        </w:rPr>
+        <w:t>umyjibn</w:t>
+      </w:r>
+      <w:proofErr w:type="spellEnd"/>
+    </w:p>
+    <w:p>
+      <w:pPr>
+        <w:rPr>
+          <w:rFonts w:ascii="宋体" w:eastAsia="宋体" w:hAnsi="宋体" w:hint="eastAsia"/>
+        </w:rPr>
+      </w:pPr>
+      <w:r>
+        <w:rPr>
+          <w:rFonts w:ascii="宋体" w:eastAsia="宋体" w:hAnsi="宋体" w:hint="eastAsia"/>
+        </w:rPr>
+        <w:t xml:space="preserve">q: </w:t>
+      </w:r>
+      <w:proofErr w:type="spellStart"/>
+      <w:proofErr w:type="gramStart"/>
+      <w:r>
+        <w:rPr>
+          <w:rFonts w:ascii="宋体" w:eastAsia="宋体" w:hAnsi="宋体" w:hint="eastAsia"/>
+        </w:rPr>
+        <w:t>irvm</w:t>
+      </w:r>
+      <w:proofErr w:type="spellEnd"/>
+      <w:r>
+        <w:rPr>
+          <w:rFonts w:ascii="宋体" w:eastAsia="宋体" w:hAnsi="宋体" w:hint="eastAsia"/>
+        </w:rPr>
+        <w:t>;</w:t>
       </w:r>
       <w:r>
         <w:rPr>
@@ -8328,46 +9796,126 @@
         <w:rPr>
           <w:rFonts w:ascii="宋体" w:eastAsia="宋体" w:hAnsi="宋体" w:hint="eastAsia"/>
         </w:rPr>
-        <w:t xml:space="preserve">                   r: fbuil</w:t>
-      </w:r>
-    </w:p>
-    <w:p>
-      <w:pPr>
-        <w:rPr>
-          <w:rFonts w:ascii="宋体" w:eastAsia="宋体" w:hAnsi="宋体" w:hint="eastAsia"/>
-        </w:rPr>
-      </w:pPr>
-      <w:r>
-        <w:rPr>
-          <w:rFonts w:ascii="宋体" w:eastAsia="宋体" w:hAnsi="宋体" w:hint="eastAsia"/>
-        </w:rPr>
-        <w:t>s: uikpjmw                  t: uiyxm</w:t>
-      </w:r>
-    </w:p>
-    <w:p>
-      <w:pPr>
-        <w:rPr>
-          <w:rFonts w:ascii="宋体" w:eastAsia="宋体" w:hAnsi="宋体" w:hint="eastAsia"/>
-        </w:rPr>
-      </w:pPr>
-      <w:r>
-        <w:rPr>
-          <w:rFonts w:ascii="宋体" w:eastAsia="宋体" w:hAnsi="宋体" w:hint="eastAsia"/>
-        </w:rPr>
-        <w:t>u: wvibrjhnf                v: sgbiwmk</w:t>
-      </w:r>
-    </w:p>
-    <w:p>
-      <w:pPr>
-        <w:rPr>
-          <w:rFonts w:ascii="宋体" w:eastAsia="宋体" w:hAnsi="宋体" w:hint="eastAsia"/>
-        </w:rPr>
-      </w:pPr>
-      <w:r>
-        <w:rPr>
-          <w:rFonts w:ascii="宋体" w:eastAsia="宋体" w:hAnsi="宋体" w:hint="eastAsia"/>
-        </w:rPr>
-        <w:t>w: hxazvf                   x: tdnicpms</w:t>
+        <w:t xml:space="preserve">  </w:t>
+      </w:r>
+      <w:proofErr w:type="gramEnd"/>
+      <w:r>
+        <w:rPr>
+          <w:rFonts w:ascii="宋体" w:eastAsia="宋体" w:hAnsi="宋体" w:hint="eastAsia"/>
+        </w:rPr>
+        <w:t xml:space="preserve">                 r: </w:t>
+      </w:r>
+      <w:proofErr w:type="spellStart"/>
+      <w:r>
+        <w:rPr>
+          <w:rFonts w:ascii="宋体" w:eastAsia="宋体" w:hAnsi="宋体" w:hint="eastAsia"/>
+        </w:rPr>
+        <w:t>fbuil</w:t>
+      </w:r>
+      <w:proofErr w:type="spellEnd"/>
+    </w:p>
+    <w:p>
+      <w:pPr>
+        <w:rPr>
+          <w:rFonts w:ascii="宋体" w:eastAsia="宋体" w:hAnsi="宋体" w:hint="eastAsia"/>
+        </w:rPr>
+      </w:pPr>
+      <w:r>
+        <w:rPr>
+          <w:rFonts w:ascii="宋体" w:eastAsia="宋体" w:hAnsi="宋体" w:hint="eastAsia"/>
+        </w:rPr>
+        <w:t xml:space="preserve">s: </w:t>
+      </w:r>
+      <w:proofErr w:type="spellStart"/>
+      <w:r>
+        <w:rPr>
+          <w:rFonts w:ascii="宋体" w:eastAsia="宋体" w:hAnsi="宋体" w:hint="eastAsia"/>
+        </w:rPr>
+        <w:t>uikpjmw</w:t>
+      </w:r>
+      <w:proofErr w:type="spellEnd"/>
+      <w:r>
+        <w:rPr>
+          <w:rFonts w:ascii="宋体" w:eastAsia="宋体" w:hAnsi="宋体" w:hint="eastAsia"/>
+        </w:rPr>
+        <w:t xml:space="preserve">                  t: </w:t>
+      </w:r>
+      <w:proofErr w:type="spellStart"/>
+      <w:r>
+        <w:rPr>
+          <w:rFonts w:ascii="宋体" w:eastAsia="宋体" w:hAnsi="宋体" w:hint="eastAsia"/>
+        </w:rPr>
+        <w:t>uiyxm</w:t>
+      </w:r>
+      <w:proofErr w:type="spellEnd"/>
+    </w:p>
+    <w:p>
+      <w:pPr>
+        <w:rPr>
+          <w:rFonts w:ascii="宋体" w:eastAsia="宋体" w:hAnsi="宋体" w:hint="eastAsia"/>
+        </w:rPr>
+      </w:pPr>
+      <w:r>
+        <w:rPr>
+          <w:rFonts w:ascii="宋体" w:eastAsia="宋体" w:hAnsi="宋体" w:hint="eastAsia"/>
+        </w:rPr>
+        <w:t xml:space="preserve">u: </w:t>
+      </w:r>
+      <w:proofErr w:type="spellStart"/>
+      <w:r>
+        <w:rPr>
+          <w:rFonts w:ascii="宋体" w:eastAsia="宋体" w:hAnsi="宋体" w:hint="eastAsia"/>
+        </w:rPr>
+        <w:t>wvibrjhnf</w:t>
+      </w:r>
+      <w:proofErr w:type="spellEnd"/>
+      <w:r>
+        <w:rPr>
+          <w:rFonts w:ascii="宋体" w:eastAsia="宋体" w:hAnsi="宋体" w:hint="eastAsia"/>
+        </w:rPr>
+        <w:t xml:space="preserve">                v: </w:t>
+      </w:r>
+      <w:proofErr w:type="spellStart"/>
+      <w:r>
+        <w:rPr>
+          <w:rFonts w:ascii="宋体" w:eastAsia="宋体" w:hAnsi="宋体" w:hint="eastAsia"/>
+        </w:rPr>
+        <w:t>sgbiwmk</w:t>
+      </w:r>
+      <w:proofErr w:type="spellEnd"/>
+    </w:p>
+    <w:p>
+      <w:pPr>
+        <w:rPr>
+          <w:rFonts w:ascii="宋体" w:eastAsia="宋体" w:hAnsi="宋体" w:hint="eastAsia"/>
+        </w:rPr>
+      </w:pPr>
+      <w:r>
+        <w:rPr>
+          <w:rFonts w:ascii="宋体" w:eastAsia="宋体" w:hAnsi="宋体" w:hint="eastAsia"/>
+        </w:rPr>
+        <w:t xml:space="preserve">w: </w:t>
+      </w:r>
+      <w:proofErr w:type="spellStart"/>
+      <w:r>
+        <w:rPr>
+          <w:rFonts w:ascii="宋体" w:eastAsia="宋体" w:hAnsi="宋体" w:hint="eastAsia"/>
+        </w:rPr>
+        <w:t>hxazvf</w:t>
+      </w:r>
+      <w:proofErr w:type="spellEnd"/>
+      <w:r>
+        <w:rPr>
+          <w:rFonts w:ascii="宋体" w:eastAsia="宋体" w:hAnsi="宋体" w:hint="eastAsia"/>
+        </w:rPr>
+        <w:t xml:space="preserve">                   x: </w:t>
+      </w:r>
+      <w:proofErr w:type="spellStart"/>
+      <w:r>
+        <w:rPr>
+          <w:rFonts w:ascii="宋体" w:eastAsia="宋体" w:hAnsi="宋体" w:hint="eastAsia"/>
+        </w:rPr>
+        <w:t>tdnicpms</w:t>
       </w:r>
       <w:r>
         <w:rPr>
@@ -8375,19 +9923,28 @@
         </w:rPr>
         <w:t>b</w:t>
       </w:r>
-    </w:p>
-    <w:p>
-      <w:pPr>
-        <w:rPr>
-          <w:rFonts w:ascii="宋体" w:eastAsia="宋体" w:hAnsi="宋体" w:hint="eastAsia"/>
-        </w:rPr>
-      </w:pPr>
-      <w:r>
-        <w:rPr>
-          <w:rFonts w:ascii="宋体" w:eastAsia="宋体" w:hAnsi="宋体" w:hint="eastAsia"/>
-        </w:rPr>
-        <w:t>y: jbtuihlexkn</w:t>
-      </w:r>
+      <w:proofErr w:type="spellEnd"/>
+    </w:p>
+    <w:p>
+      <w:pPr>
+        <w:rPr>
+          <w:rFonts w:ascii="宋体" w:eastAsia="宋体" w:hAnsi="宋体" w:hint="eastAsia"/>
+        </w:rPr>
+      </w:pPr>
+      <w:r>
+        <w:rPr>
+          <w:rFonts w:ascii="宋体" w:eastAsia="宋体" w:hAnsi="宋体" w:hint="eastAsia"/>
+        </w:rPr>
+        <w:t xml:space="preserve">y: </w:t>
+      </w:r>
+      <w:proofErr w:type="spellStart"/>
+      <w:r>
+        <w:rPr>
+          <w:rFonts w:ascii="宋体" w:eastAsia="宋体" w:hAnsi="宋体" w:hint="eastAsia"/>
+        </w:rPr>
+        <w:t>jbtuihlexkn</w:t>
+      </w:r>
+      <w:proofErr w:type="spellEnd"/>
       <w:r>
         <w:rPr>
           <w:rFonts w:ascii="宋体" w:eastAsia="宋体" w:hAnsi="宋体" w:hint="eastAsia"/>
@@ -8398,8 +9955,16 @@
         <w:rPr>
           <w:rFonts w:ascii="宋体" w:eastAsia="宋体" w:hAnsi="宋体" w:hint="eastAsia"/>
         </w:rPr>
-        <w:t xml:space="preserve">             z: vruipb</w:t>
-      </w:r>
+        <w:t xml:space="preserve">             z: </w:t>
+      </w:r>
+      <w:proofErr w:type="spellStart"/>
+      <w:r>
+        <w:rPr>
+          <w:rFonts w:ascii="宋体" w:eastAsia="宋体" w:hAnsi="宋体" w:hint="eastAsia"/>
+        </w:rPr>
+        <w:t>vruipb</w:t>
+      </w:r>
+      <w:proofErr w:type="spellEnd"/>
     </w:p>
     <w:p>
       <w:pPr>
@@ -8600,6 +10165,7 @@
           <w:szCs w:val="21"/>
         </w:rPr>
       </w:pPr>
+      <w:proofErr w:type="gramStart"/>
       <w:r>
         <w:rPr>
           <w:rFonts w:ascii="宋体" w:eastAsia="宋体" w:hAnsi="宋体" w:hint="eastAsia"/>
@@ -8618,6 +10184,7 @@
         </w:rPr>
         <w:t>码冲突</w:t>
       </w:r>
+      <w:proofErr w:type="gramEnd"/>
       <w:r>
         <w:rPr>
           <w:rFonts w:ascii="宋体" w:eastAsia="宋体" w:hAnsi="宋体"/>
@@ -8728,8 +10295,65 @@
           <w:rFonts w:ascii="宋体" w:eastAsia="宋体" w:hAnsi="宋体" w:hint="eastAsia"/>
           <w:szCs w:val="21"/>
         </w:rPr>
-        <w:t>如含彳取彳，含廾取廾</w:t>
-      </w:r>
+        <w:t>如含</w:t>
+      </w:r>
+      <w:proofErr w:type="gramStart"/>
+      <w:r>
+        <w:rPr>
+          <w:rFonts w:ascii="宋体" w:eastAsia="宋体" w:hAnsi="宋体" w:hint="eastAsia"/>
+          <w:szCs w:val="21"/>
+        </w:rPr>
+        <w:t>彳</w:t>
+      </w:r>
+      <w:proofErr w:type="gramEnd"/>
+      <w:r>
+        <w:rPr>
+          <w:rFonts w:ascii="宋体" w:eastAsia="宋体" w:hAnsi="宋体" w:hint="eastAsia"/>
+          <w:szCs w:val="21"/>
+        </w:rPr>
+        <w:t>取</w:t>
+      </w:r>
+      <w:proofErr w:type="gramStart"/>
+      <w:r>
+        <w:rPr>
+          <w:rFonts w:ascii="宋体" w:eastAsia="宋体" w:hAnsi="宋体" w:hint="eastAsia"/>
+          <w:szCs w:val="21"/>
+        </w:rPr>
+        <w:t>彳</w:t>
+      </w:r>
+      <w:proofErr w:type="gramEnd"/>
+      <w:r>
+        <w:rPr>
+          <w:rFonts w:ascii="宋体" w:eastAsia="宋体" w:hAnsi="宋体" w:hint="eastAsia"/>
+          <w:szCs w:val="21"/>
+        </w:rPr>
+        <w:t>，含</w:t>
+      </w:r>
+      <w:proofErr w:type="gramStart"/>
+      <w:r>
+        <w:rPr>
+          <w:rFonts w:ascii="宋体" w:eastAsia="宋体" w:hAnsi="宋体" w:hint="eastAsia"/>
+          <w:szCs w:val="21"/>
+        </w:rPr>
+        <w:t>廾</w:t>
+      </w:r>
+      <w:proofErr w:type="gramEnd"/>
+      <w:r>
+        <w:rPr>
+          <w:rFonts w:ascii="宋体" w:eastAsia="宋体" w:hAnsi="宋体" w:hint="eastAsia"/>
+          <w:szCs w:val="21"/>
+        </w:rPr>
+        <w:t>取</w:t>
+      </w:r>
+      <w:proofErr w:type="gramStart"/>
+      <w:r>
+        <w:rPr>
+          <w:rFonts w:ascii="宋体" w:eastAsia="宋体" w:hAnsi="宋体" w:hint="eastAsia"/>
+          <w:szCs w:val="21"/>
+        </w:rPr>
+        <w:t>廾</w:t>
+      </w:r>
+      <w:proofErr w:type="gramEnd"/>
       <w:r>
         <w:rPr>
           <w:rFonts w:ascii="宋体" w:eastAsia="宋体" w:hAnsi="宋体"/>
@@ -8993,16 +10617,36 @@
           <w:bCs/>
           <w:szCs w:val="21"/>
         </w:rPr>
-        <w:t>/非部首字</w:t>
-      </w:r>
-      <w:r>
-        <w:rPr>
-          <w:rFonts w:ascii="宋体" w:eastAsia="宋体" w:hAnsi="宋体"/>
-          <w:b/>
-          <w:bCs/>
-          <w:szCs w:val="21"/>
-        </w:rPr>
-        <w:t>合理跳过</w:t>
+        <w:t>/非部首</w:t>
+      </w:r>
+      <w:proofErr w:type="gramStart"/>
+      <w:r>
+        <w:rPr>
+          <w:rFonts w:ascii="宋体" w:eastAsia="宋体" w:hAnsi="宋体" w:hint="eastAsia"/>
+          <w:b/>
+          <w:bCs/>
+          <w:szCs w:val="21"/>
+        </w:rPr>
+        <w:t>字</w:t>
+      </w:r>
+      <w:r>
+        <w:rPr>
+          <w:rFonts w:ascii="宋体" w:eastAsia="宋体" w:hAnsi="宋体"/>
+          <w:b/>
+          <w:bCs/>
+          <w:szCs w:val="21"/>
+        </w:rPr>
+        <w:t>合理</w:t>
+      </w:r>
+      <w:proofErr w:type="gramEnd"/>
+      <w:r>
+        <w:rPr>
+          <w:rFonts w:ascii="宋体" w:eastAsia="宋体" w:hAnsi="宋体"/>
+          <w:b/>
+          <w:bCs/>
+          <w:szCs w:val="21"/>
+        </w:rPr>
+        <w:t>跳过</w:t>
       </w:r>
       <w:r>
         <w:rPr>
@@ -9125,7 +10769,21 @@
         <w:rPr>
           <w:rFonts w:ascii="宋体" w:eastAsia="宋体" w:hAnsi="宋体"/>
         </w:rPr>
-        <w:t>巨5 平5 养d 就d 利h 临i 所j</w:t>
+        <w:t>巨5 平5 养d 就d 利h 临</w:t>
+      </w:r>
+      <w:proofErr w:type="spellStart"/>
+      <w:r>
+        <w:rPr>
+          <w:rFonts w:ascii="宋体" w:eastAsia="宋体" w:hAnsi="宋体"/>
+        </w:rPr>
+        <w:t>i</w:t>
+      </w:r>
+      <w:proofErr w:type="spellEnd"/>
+      <w:r>
+        <w:rPr>
+          <w:rFonts w:ascii="宋体" w:eastAsia="宋体" w:hAnsi="宋体"/>
+        </w:rPr>
+        <w:t xml:space="preserve"> 所j</w:t>
       </w:r>
       <w:r>
         <w:rPr>
@@ -9164,7 +10822,21 @@
         <w:rPr>
           <w:rFonts w:ascii="宋体" w:eastAsia="宋体" w:hAnsi="宋体"/>
         </w:rPr>
-        <w:t>音r 有r 旧r 旦r 更</w:t>
+        <w:t xml:space="preserve">音r 有r 旧r </w:t>
+      </w:r>
+      <w:proofErr w:type="gramStart"/>
+      <w:r>
+        <w:rPr>
+          <w:rFonts w:ascii="宋体" w:eastAsia="宋体" w:hAnsi="宋体"/>
+        </w:rPr>
+        <w:t>旦</w:t>
+      </w:r>
+      <w:proofErr w:type="gramEnd"/>
+      <w:r>
+        <w:rPr>
+          <w:rFonts w:ascii="宋体" w:eastAsia="宋体" w:hAnsi="宋体"/>
+        </w:rPr>
+        <w:t>r 更</w:t>
       </w:r>
       <w:r>
         <w:rPr>
@@ -9249,8 +10921,97 @@
           <w:rFonts w:ascii="宋体" w:eastAsia="宋体" w:hAnsi="宋体"/>
           <w:szCs w:val="21"/>
         </w:rPr>
-        <w:t>亅→丨，夊夂→攵，廾→卄，⺈→刀，冃→日，疋</w:t>
-      </w:r>
+        <w:t>亅→</w:t>
+      </w:r>
+      <w:proofErr w:type="gramStart"/>
+      <w:r>
+        <w:rPr>
+          <w:rFonts w:ascii="宋体" w:eastAsia="宋体" w:hAnsi="宋体"/>
+          <w:szCs w:val="21"/>
+        </w:rPr>
+        <w:t>丨</w:t>
+      </w:r>
+      <w:proofErr w:type="gramEnd"/>
+      <w:r>
+        <w:rPr>
+          <w:rFonts w:ascii="宋体" w:eastAsia="宋体" w:hAnsi="宋体"/>
+          <w:szCs w:val="21"/>
+        </w:rPr>
+        <w:t>，</w:t>
+      </w:r>
+      <w:proofErr w:type="gramStart"/>
+      <w:r>
+        <w:rPr>
+          <w:rFonts w:ascii="宋体" w:eastAsia="宋体" w:hAnsi="宋体"/>
+          <w:szCs w:val="21"/>
+        </w:rPr>
+        <w:t>夊夂</w:t>
+      </w:r>
+      <w:proofErr w:type="gramEnd"/>
+      <w:r>
+        <w:rPr>
+          <w:rFonts w:ascii="宋体" w:eastAsia="宋体" w:hAnsi="宋体"/>
+          <w:szCs w:val="21"/>
+        </w:rPr>
+        <w:t>→</w:t>
+      </w:r>
+      <w:proofErr w:type="gramStart"/>
+      <w:r>
+        <w:rPr>
+          <w:rFonts w:ascii="宋体" w:eastAsia="宋体" w:hAnsi="宋体"/>
+          <w:szCs w:val="21"/>
+        </w:rPr>
+        <w:t>攵</w:t>
+      </w:r>
+      <w:proofErr w:type="gramEnd"/>
+      <w:r>
+        <w:rPr>
+          <w:rFonts w:ascii="宋体" w:eastAsia="宋体" w:hAnsi="宋体"/>
+          <w:szCs w:val="21"/>
+        </w:rPr>
+        <w:t>，</w:t>
+      </w:r>
+      <w:proofErr w:type="gramStart"/>
+      <w:r>
+        <w:rPr>
+          <w:rFonts w:ascii="宋体" w:eastAsia="宋体" w:hAnsi="宋体"/>
+          <w:szCs w:val="21"/>
+        </w:rPr>
+        <w:t>廾</w:t>
+      </w:r>
+      <w:proofErr w:type="gramEnd"/>
+      <w:r>
+        <w:rPr>
+          <w:rFonts w:ascii="宋体" w:eastAsia="宋体" w:hAnsi="宋体"/>
+          <w:szCs w:val="21"/>
+        </w:rPr>
+        <w:t>→卄，⺈→刀，</w:t>
+      </w:r>
+      <w:proofErr w:type="gramStart"/>
+      <w:r>
+        <w:rPr>
+          <w:rFonts w:ascii="宋体" w:eastAsia="宋体" w:hAnsi="宋体"/>
+          <w:szCs w:val="21"/>
+        </w:rPr>
+        <w:t>冃</w:t>
+      </w:r>
+      <w:proofErr w:type="gramEnd"/>
+      <w:r>
+        <w:rPr>
+          <w:rFonts w:ascii="宋体" w:eastAsia="宋体" w:hAnsi="宋体"/>
+          <w:szCs w:val="21"/>
+        </w:rPr>
+        <w:t>→日，</w:t>
+      </w:r>
+      <w:proofErr w:type="gramStart"/>
+      <w:r>
+        <w:rPr>
+          <w:rFonts w:ascii="宋体" w:eastAsia="宋体" w:hAnsi="宋体"/>
+          <w:szCs w:val="21"/>
+        </w:rPr>
+        <w:t>疋</w:t>
+      </w:r>
+      <w:proofErr w:type="gramEnd"/>
       <w:r>
         <w:rPr>
           <w:rFonts w:ascii="SimSun-ExtB" w:eastAsia="SimSun-ExtB" w:hAnsi="SimSun-ExtB" w:cs="SimSun-ExtB" w:hint="eastAsia"/>
@@ -9263,7 +11024,39 @@
           <w:rFonts w:ascii="宋体" w:eastAsia="宋体" w:hAnsi="宋体"/>
           <w:szCs w:val="21"/>
         </w:rPr>
-        <w:t>龰→止，匸→匚，襾→西，龶→青，耂→老，灬→火</w:t>
+        <w:t>龰→止，匸→</w:t>
+      </w:r>
+      <w:proofErr w:type="gramStart"/>
+      <w:r>
+        <w:rPr>
+          <w:rFonts w:ascii="宋体" w:eastAsia="宋体" w:hAnsi="宋体"/>
+          <w:szCs w:val="21"/>
+        </w:rPr>
+        <w:t>匚</w:t>
+      </w:r>
+      <w:proofErr w:type="gramEnd"/>
+      <w:r>
+        <w:rPr>
+          <w:rFonts w:ascii="宋体" w:eastAsia="宋体" w:hAnsi="宋体"/>
+          <w:szCs w:val="21"/>
+        </w:rPr>
+        <w:t>，襾→西，龶→青，耂→老，</w:t>
+      </w:r>
+      <w:proofErr w:type="gramStart"/>
+      <w:r>
+        <w:rPr>
+          <w:rFonts w:ascii="宋体" w:eastAsia="宋体" w:hAnsi="宋体"/>
+          <w:szCs w:val="21"/>
+        </w:rPr>
+        <w:t>灬</w:t>
+      </w:r>
+      <w:proofErr w:type="gramEnd"/>
+      <w:r>
+        <w:rPr>
+          <w:rFonts w:ascii="宋体" w:eastAsia="宋体" w:hAnsi="宋体"/>
+          <w:szCs w:val="21"/>
+        </w:rPr>
+        <w:t>→火</w:t>
       </w:r>
       <w:r>
         <w:rPr>
@@ -9312,8 +11105,17 @@
           <w:rFonts w:ascii="宋体" w:eastAsia="宋体" w:hAnsi="宋体" w:hint="eastAsia"/>
           <w:szCs w:val="21"/>
         </w:rPr>
-        <w:t>→巛</w:t>
-      </w:r>
+        <w:t>→</w:t>
+      </w:r>
+      <w:proofErr w:type="gramStart"/>
+      <w:r>
+        <w:rPr>
+          <w:rFonts w:ascii="宋体" w:eastAsia="宋体" w:hAnsi="宋体" w:hint="eastAsia"/>
+          <w:szCs w:val="21"/>
+        </w:rPr>
+        <w:t>巛</w:t>
+      </w:r>
+      <w:proofErr w:type="gramEnd"/>
       <w:r>
         <w:rPr>
           <w:rFonts w:ascii="宋体" w:eastAsia="宋体" w:hAnsi="宋体"/>
@@ -9380,21 +11182,142 @@
           <w:rFonts w:ascii="宋体" w:eastAsia="宋体" w:hAnsi="宋体"/>
           <w:szCs w:val="21"/>
         </w:rPr>
-        <w:t>夫→矢，正→止，长長镸→髟，玉→王，曰→日，申→田，干→十，无→二，牙→寸，甘→革，生→青，隶→聿，面→囗，韭→耒，飞→疒，鬥→门</w:t>
-      </w:r>
-      <w:r>
-        <w:rPr>
-          <w:rFonts w:ascii="宋体" w:eastAsia="宋体" w:hAnsi="宋体" w:hint="eastAsia"/>
+        <w:t>夫→</w:t>
+      </w:r>
+      <w:proofErr w:type="gramStart"/>
+      <w:r>
+        <w:rPr>
+          <w:rFonts w:ascii="宋体" w:eastAsia="宋体" w:hAnsi="宋体"/>
+          <w:szCs w:val="21"/>
+        </w:rPr>
+        <w:t>矢</w:t>
+      </w:r>
+      <w:proofErr w:type="gramEnd"/>
+      <w:r>
+        <w:rPr>
+          <w:rFonts w:ascii="宋体" w:eastAsia="宋体" w:hAnsi="宋体"/>
+          <w:szCs w:val="21"/>
+        </w:rPr>
+        <w:t>，正→止，长長镸→</w:t>
+      </w:r>
+      <w:proofErr w:type="gramStart"/>
+      <w:r>
+        <w:rPr>
+          <w:rFonts w:ascii="宋体" w:eastAsia="宋体" w:hAnsi="宋体"/>
+          <w:szCs w:val="21"/>
+        </w:rPr>
+        <w:t>髟</w:t>
+      </w:r>
+      <w:proofErr w:type="gramEnd"/>
+      <w:r>
+        <w:rPr>
+          <w:rFonts w:ascii="宋体" w:eastAsia="宋体" w:hAnsi="宋体"/>
+          <w:szCs w:val="21"/>
+        </w:rPr>
+        <w:t>，玉→王，曰→日，申→田，干→十，无→二，牙→寸，甘→革，生→青，隶→</w:t>
+      </w:r>
+      <w:proofErr w:type="gramStart"/>
+      <w:r>
+        <w:rPr>
+          <w:rFonts w:ascii="宋体" w:eastAsia="宋体" w:hAnsi="宋体"/>
+          <w:szCs w:val="21"/>
+        </w:rPr>
+        <w:t>聿</w:t>
+      </w:r>
+      <w:proofErr w:type="gramEnd"/>
+      <w:r>
+        <w:rPr>
+          <w:rFonts w:ascii="宋体" w:eastAsia="宋体" w:hAnsi="宋体"/>
+          <w:szCs w:val="21"/>
+        </w:rPr>
+        <w:t>，面→</w:t>
+      </w:r>
+      <w:proofErr w:type="gramStart"/>
+      <w:r>
+        <w:rPr>
+          <w:rFonts w:ascii="宋体" w:eastAsia="宋体" w:hAnsi="宋体"/>
+          <w:szCs w:val="21"/>
+        </w:rPr>
+        <w:t>囗</w:t>
+      </w:r>
+      <w:proofErr w:type="gramEnd"/>
+      <w:r>
+        <w:rPr>
+          <w:rFonts w:ascii="宋体" w:eastAsia="宋体" w:hAnsi="宋体"/>
           <w:szCs w:val="21"/>
         </w:rPr>
         <w:t>，</w:t>
       </w:r>
-      <w:r>
-        <w:rPr>
-          <w:rFonts w:ascii="宋体" w:eastAsia="宋体" w:hAnsi="宋体"/>
-          <w:szCs w:val="21"/>
-        </w:rPr>
-        <w:t>兀→儿</w:t>
+      <w:proofErr w:type="gramStart"/>
+      <w:r>
+        <w:rPr>
+          <w:rFonts w:ascii="宋体" w:eastAsia="宋体" w:hAnsi="宋体"/>
+          <w:szCs w:val="21"/>
+        </w:rPr>
+        <w:t>韭</w:t>
+      </w:r>
+      <w:proofErr w:type="gramEnd"/>
+      <w:r>
+        <w:rPr>
+          <w:rFonts w:ascii="宋体" w:eastAsia="宋体" w:hAnsi="宋体"/>
+          <w:szCs w:val="21"/>
+        </w:rPr>
+        <w:t>→</w:t>
+      </w:r>
+      <w:proofErr w:type="gramStart"/>
+      <w:r>
+        <w:rPr>
+          <w:rFonts w:ascii="宋体" w:eastAsia="宋体" w:hAnsi="宋体"/>
+          <w:szCs w:val="21"/>
+        </w:rPr>
+        <w:t>耒</w:t>
+      </w:r>
+      <w:proofErr w:type="gramEnd"/>
+      <w:r>
+        <w:rPr>
+          <w:rFonts w:ascii="宋体" w:eastAsia="宋体" w:hAnsi="宋体"/>
+          <w:szCs w:val="21"/>
+        </w:rPr>
+        <w:t>，飞→</w:t>
+      </w:r>
+      <w:proofErr w:type="gramStart"/>
+      <w:r>
+        <w:rPr>
+          <w:rFonts w:ascii="宋体" w:eastAsia="宋体" w:hAnsi="宋体"/>
+          <w:szCs w:val="21"/>
+        </w:rPr>
+        <w:t>疒</w:t>
+      </w:r>
+      <w:proofErr w:type="gramEnd"/>
+      <w:r>
+        <w:rPr>
+          <w:rFonts w:ascii="宋体" w:eastAsia="宋体" w:hAnsi="宋体"/>
+          <w:szCs w:val="21"/>
+        </w:rPr>
+        <w:t>，鬥→门</w:t>
+      </w:r>
+      <w:r>
+        <w:rPr>
+          <w:rFonts w:ascii="宋体" w:eastAsia="宋体" w:hAnsi="宋体" w:hint="eastAsia"/>
+          <w:szCs w:val="21"/>
+        </w:rPr>
+        <w:t>，</w:t>
+      </w:r>
+      <w:proofErr w:type="gramStart"/>
+      <w:r>
+        <w:rPr>
+          <w:rFonts w:ascii="宋体" w:eastAsia="宋体" w:hAnsi="宋体"/>
+          <w:szCs w:val="21"/>
+        </w:rPr>
+        <w:t>兀</w:t>
+      </w:r>
+      <w:proofErr w:type="gramEnd"/>
+      <w:r>
+        <w:rPr>
+          <w:rFonts w:ascii="宋体" w:eastAsia="宋体" w:hAnsi="宋体"/>
+          <w:szCs w:val="21"/>
+        </w:rPr>
+        <w:t>→儿</w:t>
       </w:r>
       <w:r>
         <w:rPr>
@@ -9462,7 +11385,39 @@
           <w:rFonts w:ascii="宋体" w:eastAsia="宋体" w:hAnsi="宋体"/>
           <w:szCs w:val="21"/>
         </w:rPr>
-        <w:t>立→亠，鼠→臼，舛→夕，㫃→方，卧→臣，</w:t>
+        <w:t>立→</w:t>
+      </w:r>
+      <w:proofErr w:type="gramStart"/>
+      <w:r>
+        <w:rPr>
+          <w:rFonts w:ascii="宋体" w:eastAsia="宋体" w:hAnsi="宋体"/>
+          <w:szCs w:val="21"/>
+        </w:rPr>
+        <w:t>亠</w:t>
+      </w:r>
+      <w:proofErr w:type="gramEnd"/>
+      <w:r>
+        <w:rPr>
+          <w:rFonts w:ascii="宋体" w:eastAsia="宋体" w:hAnsi="宋体"/>
+          <w:szCs w:val="21"/>
+        </w:rPr>
+        <w:t>，鼠→臼，</w:t>
+      </w:r>
+      <w:proofErr w:type="gramStart"/>
+      <w:r>
+        <w:rPr>
+          <w:rFonts w:ascii="宋体" w:eastAsia="宋体" w:hAnsi="宋体"/>
+          <w:szCs w:val="21"/>
+        </w:rPr>
+        <w:t>舛</w:t>
+      </w:r>
+      <w:proofErr w:type="gramEnd"/>
+      <w:r>
+        <w:rPr>
+          <w:rFonts w:ascii="宋体" w:eastAsia="宋体" w:hAnsi="宋体"/>
+          <w:szCs w:val="21"/>
+        </w:rPr>
+        <w:t>→夕，㫃→方，卧→臣，</w:t>
       </w:r>
       <w:r>
         <w:rPr>
@@ -9476,7 +11431,23 @@
           <w:rFonts w:ascii="宋体" w:eastAsia="宋体" w:hAnsi="宋体"/>
           <w:szCs w:val="21"/>
         </w:rPr>
-        <w:t>→禾，行→彳，</w:t>
+        <w:t>→禾，行→</w:t>
+      </w:r>
+      <w:proofErr w:type="gramStart"/>
+      <w:r>
+        <w:rPr>
+          <w:rFonts w:ascii="宋体" w:eastAsia="宋体" w:hAnsi="宋体"/>
+          <w:szCs w:val="21"/>
+        </w:rPr>
+        <w:t>彳</w:t>
+      </w:r>
+      <w:proofErr w:type="gramEnd"/>
+      <w:r>
+        <w:rPr>
+          <w:rFonts w:ascii="宋体" w:eastAsia="宋体" w:hAnsi="宋体"/>
+          <w:szCs w:val="21"/>
+        </w:rPr>
+        <w:t>，</w:t>
       </w:r>
       <w:r>
         <w:rPr>
@@ -9490,24 +11461,249 @@
           <w:rFonts w:ascii="宋体" w:eastAsia="宋体" w:hAnsi="宋体"/>
           <w:szCs w:val="21"/>
         </w:rPr>
-        <w:t>→宀，亼→人，龠→人，鼻→自，齐（齊）→文，林→木，舍→人，多→夕，男→田，死→歹，比→匕，爻→㐅，玄→亠，禸→冂，至→土，色→刀，首→丷，香→禾，高→亠，鬯→匕，鬲→口，鹿→广，麻→广，黄黃→八，黍→禾，黹→业，鼎→目，鼓→支，龟→刀，厄→厂......</w:t>
-      </w:r>
-    </w:p>
-    <w:p>
-      <w:pPr>
-        <w:rPr>
-          <w:rFonts w:ascii="宋体" w:eastAsia="宋体" w:hAnsi="宋体" w:hint="eastAsia"/>
-          <w:szCs w:val="21"/>
-        </w:rPr>
-      </w:pPr>
-    </w:p>
-    <w:p>
-      <w:pPr>
-        <w:rPr>
-          <w:rFonts w:ascii="宋体" w:eastAsia="宋体" w:hAnsi="宋体" w:hint="eastAsia"/>
-          <w:szCs w:val="21"/>
-        </w:rPr>
-      </w:pPr>
+        <w:t>→</w:t>
+      </w:r>
+      <w:proofErr w:type="gramStart"/>
+      <w:r>
+        <w:rPr>
+          <w:rFonts w:ascii="宋体" w:eastAsia="宋体" w:hAnsi="宋体"/>
+          <w:szCs w:val="21"/>
+        </w:rPr>
+        <w:t>宀</w:t>
+      </w:r>
+      <w:proofErr w:type="gramEnd"/>
+      <w:r>
+        <w:rPr>
+          <w:rFonts w:ascii="宋体" w:eastAsia="宋体" w:hAnsi="宋体"/>
+          <w:szCs w:val="21"/>
+        </w:rPr>
+        <w:t>，亼→人，</w:t>
+      </w:r>
+      <w:proofErr w:type="gramStart"/>
+      <w:r>
+        <w:rPr>
+          <w:rFonts w:ascii="宋体" w:eastAsia="宋体" w:hAnsi="宋体"/>
+          <w:szCs w:val="21"/>
+        </w:rPr>
+        <w:t>龠</w:t>
+      </w:r>
+      <w:proofErr w:type="gramEnd"/>
+      <w:r>
+        <w:rPr>
+          <w:rFonts w:ascii="宋体" w:eastAsia="宋体" w:hAnsi="宋体"/>
+          <w:szCs w:val="21"/>
+        </w:rPr>
+        <w:t>→人，鼻→自，齐（齊）→文，林→木，舍→人，多→夕，男→田，死→</w:t>
+      </w:r>
+      <w:proofErr w:type="gramStart"/>
+      <w:r>
+        <w:rPr>
+          <w:rFonts w:ascii="宋体" w:eastAsia="宋体" w:hAnsi="宋体"/>
+          <w:szCs w:val="21"/>
+        </w:rPr>
+        <w:t>歹</w:t>
+      </w:r>
+      <w:proofErr w:type="gramEnd"/>
+      <w:r>
+        <w:rPr>
+          <w:rFonts w:ascii="宋体" w:eastAsia="宋体" w:hAnsi="宋体"/>
+          <w:szCs w:val="21"/>
+        </w:rPr>
+        <w:t>，比→</w:t>
+      </w:r>
+      <w:proofErr w:type="gramStart"/>
+      <w:r>
+        <w:rPr>
+          <w:rFonts w:ascii="宋体" w:eastAsia="宋体" w:hAnsi="宋体"/>
+          <w:szCs w:val="21"/>
+        </w:rPr>
+        <w:t>匕</w:t>
+      </w:r>
+      <w:proofErr w:type="gramEnd"/>
+      <w:r>
+        <w:rPr>
+          <w:rFonts w:ascii="宋体" w:eastAsia="宋体" w:hAnsi="宋体"/>
+          <w:szCs w:val="21"/>
+        </w:rPr>
+        <w:t>，</w:t>
+      </w:r>
+      <w:proofErr w:type="gramStart"/>
+      <w:r>
+        <w:rPr>
+          <w:rFonts w:ascii="宋体" w:eastAsia="宋体" w:hAnsi="宋体"/>
+          <w:szCs w:val="21"/>
+        </w:rPr>
+        <w:t>爻</w:t>
+      </w:r>
+      <w:proofErr w:type="gramEnd"/>
+      <w:r>
+        <w:rPr>
+          <w:rFonts w:ascii="宋体" w:eastAsia="宋体" w:hAnsi="宋体"/>
+          <w:szCs w:val="21"/>
+        </w:rPr>
+        <w:t>→㐅，玄→</w:t>
+      </w:r>
+      <w:proofErr w:type="gramStart"/>
+      <w:r>
+        <w:rPr>
+          <w:rFonts w:ascii="宋体" w:eastAsia="宋体" w:hAnsi="宋体"/>
+          <w:szCs w:val="21"/>
+        </w:rPr>
+        <w:t>亠</w:t>
+      </w:r>
+      <w:proofErr w:type="gramEnd"/>
+      <w:r>
+        <w:rPr>
+          <w:rFonts w:ascii="宋体" w:eastAsia="宋体" w:hAnsi="宋体"/>
+          <w:szCs w:val="21"/>
+        </w:rPr>
+        <w:t>，禸→</w:t>
+      </w:r>
+      <w:proofErr w:type="gramStart"/>
+      <w:r>
+        <w:rPr>
+          <w:rFonts w:ascii="宋体" w:eastAsia="宋体" w:hAnsi="宋体"/>
+          <w:szCs w:val="21"/>
+        </w:rPr>
+        <w:t>冂</w:t>
+      </w:r>
+      <w:proofErr w:type="gramEnd"/>
+      <w:r>
+        <w:rPr>
+          <w:rFonts w:ascii="宋体" w:eastAsia="宋体" w:hAnsi="宋体"/>
+          <w:szCs w:val="21"/>
+        </w:rPr>
+        <w:t>，至→土，色→刀，首→丷，香→禾，高→</w:t>
+      </w:r>
+      <w:proofErr w:type="gramStart"/>
+      <w:r>
+        <w:rPr>
+          <w:rFonts w:ascii="宋体" w:eastAsia="宋体" w:hAnsi="宋体"/>
+          <w:szCs w:val="21"/>
+        </w:rPr>
+        <w:t>亠</w:t>
+      </w:r>
+      <w:proofErr w:type="gramEnd"/>
+      <w:r>
+        <w:rPr>
+          <w:rFonts w:ascii="宋体" w:eastAsia="宋体" w:hAnsi="宋体"/>
+          <w:szCs w:val="21"/>
+        </w:rPr>
+        <w:t>，</w:t>
+      </w:r>
+      <w:proofErr w:type="gramStart"/>
+      <w:r>
+        <w:rPr>
+          <w:rFonts w:ascii="宋体" w:eastAsia="宋体" w:hAnsi="宋体"/>
+          <w:szCs w:val="21"/>
+        </w:rPr>
+        <w:t>鬯</w:t>
+      </w:r>
+      <w:proofErr w:type="gramEnd"/>
+      <w:r>
+        <w:rPr>
+          <w:rFonts w:ascii="宋体" w:eastAsia="宋体" w:hAnsi="宋体"/>
+          <w:szCs w:val="21"/>
+        </w:rPr>
+        <w:t>→</w:t>
+      </w:r>
+      <w:proofErr w:type="gramStart"/>
+      <w:r>
+        <w:rPr>
+          <w:rFonts w:ascii="宋体" w:eastAsia="宋体" w:hAnsi="宋体"/>
+          <w:szCs w:val="21"/>
+        </w:rPr>
+        <w:t>匕</w:t>
+      </w:r>
+      <w:proofErr w:type="gramEnd"/>
+      <w:r>
+        <w:rPr>
+          <w:rFonts w:ascii="宋体" w:eastAsia="宋体" w:hAnsi="宋体"/>
+          <w:szCs w:val="21"/>
+        </w:rPr>
+        <w:t>，</w:t>
+      </w:r>
+      <w:proofErr w:type="gramStart"/>
+      <w:r>
+        <w:rPr>
+          <w:rFonts w:ascii="宋体" w:eastAsia="宋体" w:hAnsi="宋体"/>
+          <w:szCs w:val="21"/>
+        </w:rPr>
+        <w:t>鬲</w:t>
+      </w:r>
+      <w:proofErr w:type="gramEnd"/>
+      <w:r>
+        <w:rPr>
+          <w:rFonts w:ascii="宋体" w:eastAsia="宋体" w:hAnsi="宋体"/>
+          <w:szCs w:val="21"/>
+        </w:rPr>
+        <w:t>→口，鹿→广，麻→广，黄黃→八，</w:t>
+      </w:r>
+      <w:proofErr w:type="gramStart"/>
+      <w:r>
+        <w:rPr>
+          <w:rFonts w:ascii="宋体" w:eastAsia="宋体" w:hAnsi="宋体"/>
+          <w:szCs w:val="21"/>
+        </w:rPr>
+        <w:t>黍</w:t>
+      </w:r>
+      <w:proofErr w:type="gramEnd"/>
+      <w:r>
+        <w:rPr>
+          <w:rFonts w:ascii="宋体" w:eastAsia="宋体" w:hAnsi="宋体"/>
+          <w:szCs w:val="21"/>
+        </w:rPr>
+        <w:t>→禾，</w:t>
+      </w:r>
+      <w:proofErr w:type="gramStart"/>
+      <w:r>
+        <w:rPr>
+          <w:rFonts w:ascii="宋体" w:eastAsia="宋体" w:hAnsi="宋体"/>
+          <w:szCs w:val="21"/>
+        </w:rPr>
+        <w:t>黹</w:t>
+      </w:r>
+      <w:proofErr w:type="gramEnd"/>
+      <w:r>
+        <w:rPr>
+          <w:rFonts w:ascii="宋体" w:eastAsia="宋体" w:hAnsi="宋体"/>
+          <w:szCs w:val="21"/>
+        </w:rPr>
+        <w:t>→业，鼎→目，鼓→支，龟→刀，</w:t>
+      </w:r>
+      <w:proofErr w:type="gramStart"/>
+      <w:r>
+        <w:rPr>
+          <w:rFonts w:ascii="宋体" w:eastAsia="宋体" w:hAnsi="宋体"/>
+          <w:szCs w:val="21"/>
+        </w:rPr>
+        <w:t>厄</w:t>
+      </w:r>
+      <w:proofErr w:type="gramEnd"/>
+      <w:r>
+        <w:rPr>
+          <w:rFonts w:ascii="宋体" w:eastAsia="宋体" w:hAnsi="宋体"/>
+          <w:szCs w:val="21"/>
+        </w:rPr>
+        <w:t>→厂......</w:t>
+      </w:r>
+    </w:p>
+    <w:p>
+      <w:pPr>
+        <w:rPr>
+          <w:rFonts w:ascii="宋体" w:eastAsia="宋体" w:hAnsi="宋体" w:hint="eastAsia"/>
+          <w:szCs w:val="21"/>
+        </w:rPr>
+      </w:pPr>
+    </w:p>
+    <w:p>
+      <w:pPr>
+        <w:rPr>
+          <w:rFonts w:ascii="宋体" w:eastAsia="宋体" w:hAnsi="宋体" w:hint="eastAsia"/>
+          <w:szCs w:val="21"/>
+        </w:rPr>
+      </w:pPr>
+      <w:proofErr w:type="gramStart"/>
       <w:r>
         <w:rPr>
           <w:rFonts w:ascii="宋体" w:eastAsia="宋体" w:hAnsi="宋体"/>
@@ -9517,6 +11713,7 @@
         </w:rPr>
         <w:t>罕部跳过</w:t>
       </w:r>
+      <w:proofErr w:type="gramEnd"/>
       <w:r>
         <w:rPr>
           <w:rFonts w:ascii="宋体" w:eastAsia="宋体" w:hAnsi="宋体"/>
@@ -9537,7 +11734,23 @@
           <w:rFonts w:ascii="宋体" w:eastAsia="宋体" w:hAnsi="宋体"/>
           <w:szCs w:val="21"/>
         </w:rPr>
-        <w:t>毋（母），氏，而。</w:t>
+        <w:t>毋（母），氏，</w:t>
+      </w:r>
+      <w:proofErr w:type="gramStart"/>
+      <w:r>
+        <w:rPr>
+          <w:rFonts w:ascii="宋体" w:eastAsia="宋体" w:hAnsi="宋体"/>
+          <w:szCs w:val="21"/>
+        </w:rPr>
+        <w:t>而</w:t>
+      </w:r>
+      <w:proofErr w:type="gramEnd"/>
+      <w:r>
+        <w:rPr>
+          <w:rFonts w:ascii="宋体" w:eastAsia="宋体" w:hAnsi="宋体"/>
+          <w:szCs w:val="21"/>
+        </w:rPr>
+        <w:t>。</w:t>
       </w:r>
     </w:p>
     <w:p>
@@ -9566,6 +11779,7 @@
         </w:rPr>
         <w:t xml:space="preserve">4 </w:t>
       </w:r>
+      <w:proofErr w:type="gramStart"/>
       <w:r>
         <w:rPr>
           <w:rFonts w:ascii="宋体" w:eastAsia="宋体" w:hAnsi="宋体" w:hint="eastAsia"/>
@@ -9582,7 +11796,17 @@
           <w:bCs/>
           <w:szCs w:val="21"/>
         </w:rPr>
-        <w:t>码编码总结</w:t>
+        <w:t>码编码</w:t>
+      </w:r>
+      <w:proofErr w:type="gramEnd"/>
+      <w:r>
+        <w:rPr>
+          <w:rFonts w:ascii="宋体" w:eastAsia="宋体" w:hAnsi="宋体"/>
+          <w:b/>
+          <w:bCs/>
+          <w:szCs w:val="21"/>
+        </w:rPr>
+        <w:t>总结</w:t>
       </w:r>
     </w:p>
     <w:p>
@@ -9612,6 +11836,7 @@
         </w:rPr>
         <w:t>：</w:t>
       </w:r>
+      <w:proofErr w:type="gramStart"/>
       <w:r>
         <w:rPr>
           <w:rFonts w:ascii="宋体" w:eastAsia="宋体" w:hAnsi="宋体" w:hint="eastAsia"/>
@@ -9624,7 +11849,15 @@
           <w:rFonts w:ascii="宋体" w:eastAsia="宋体" w:hAnsi="宋体"/>
           <w:szCs w:val="21"/>
         </w:rPr>
-        <w:t>码为数字（0-9），根据字形特征按优先级选取。</w:t>
+        <w:t>码为</w:t>
+      </w:r>
+      <w:proofErr w:type="gramEnd"/>
+      <w:r>
+        <w:rPr>
+          <w:rFonts w:ascii="宋体" w:eastAsia="宋体" w:hAnsi="宋体"/>
+          <w:szCs w:val="21"/>
+        </w:rPr>
+        <w:t>数字（0-9），根据字形特征按优先级选取。</w:t>
       </w:r>
     </w:p>
     <w:p>
@@ -9654,6 +11887,7 @@
         </w:rPr>
         <w:t>：</w:t>
       </w:r>
+      <w:proofErr w:type="gramStart"/>
       <w:r>
         <w:rPr>
           <w:rFonts w:ascii="宋体" w:eastAsia="宋体" w:hAnsi="宋体" w:hint="eastAsia"/>
@@ -9666,7 +11900,15 @@
           <w:rFonts w:ascii="宋体" w:eastAsia="宋体" w:hAnsi="宋体"/>
           <w:szCs w:val="21"/>
         </w:rPr>
-        <w:t>码为字母（b-z，不含a、e、;），对应</w:t>
+        <w:t>码为</w:t>
+      </w:r>
+      <w:proofErr w:type="gramEnd"/>
+      <w:r>
+        <w:rPr>
+          <w:rFonts w:ascii="宋体" w:eastAsia="宋体" w:hAnsi="宋体"/>
+          <w:szCs w:val="21"/>
+        </w:rPr>
+        <w:t>字母（b-z，不含a、e、;），对应</w:t>
       </w:r>
       <w:r>
         <w:rPr>
@@ -9946,7 +12188,23 @@
           <w:rFonts w:ascii="宋体" w:eastAsia="宋体" w:hAnsi="宋体"/>
           <w:szCs w:val="21"/>
         </w:rPr>
-        <w:t>：为缩短码长，最常用字</w:t>
+        <w:t>：为缩短码长，</w:t>
+      </w:r>
+      <w:proofErr w:type="gramStart"/>
+      <w:r>
+        <w:rPr>
+          <w:rFonts w:ascii="宋体" w:eastAsia="宋体" w:hAnsi="宋体"/>
+          <w:szCs w:val="21"/>
+        </w:rPr>
+        <w:t>最</w:t>
+      </w:r>
+      <w:proofErr w:type="gramEnd"/>
+      <w:r>
+        <w:rPr>
+          <w:rFonts w:ascii="宋体" w:eastAsia="宋体" w:hAnsi="宋体"/>
+          <w:szCs w:val="21"/>
+        </w:rPr>
+        <w:t>常用字</w:t>
       </w:r>
       <w:r>
         <w:rPr>
@@ -9980,7 +12238,15 @@
           <w:rFonts w:ascii="宋体" w:eastAsia="宋体" w:hAnsi="宋体"/>
           <w:szCs w:val="21"/>
         </w:rPr>
-        <w:t>（即空</w:t>
+        <w:t>（</w:t>
+      </w:r>
+      <w:proofErr w:type="gramStart"/>
+      <w:r>
+        <w:rPr>
+          <w:rFonts w:ascii="宋体" w:eastAsia="宋体" w:hAnsi="宋体"/>
+          <w:szCs w:val="21"/>
+        </w:rPr>
+        <w:t>即空</w:t>
       </w:r>
       <w:r>
         <w:rPr>
@@ -9994,7 +12260,15 @@
           <w:rFonts w:ascii="宋体" w:eastAsia="宋体" w:hAnsi="宋体"/>
           <w:szCs w:val="21"/>
         </w:rPr>
-        <w:t>码）。为统一码长，需要</w:t>
+        <w:t>码</w:t>
+      </w:r>
+      <w:proofErr w:type="gramEnd"/>
+      <w:r>
+        <w:rPr>
+          <w:rFonts w:ascii="宋体" w:eastAsia="宋体" w:hAnsi="宋体"/>
+          <w:szCs w:val="21"/>
+        </w:rPr>
+        <w:t>）。为统一码长，需要</w:t>
       </w:r>
       <w:r>
         <w:rPr>
@@ -10022,7 +12296,23 @@
           <w:rFonts w:ascii="宋体" w:eastAsia="宋体" w:hAnsi="宋体"/>
           <w:szCs w:val="21"/>
         </w:rPr>
-        <w:t>作为占空码，在码表中省略不写。</w:t>
+        <w:t>作为</w:t>
+      </w:r>
+      <w:proofErr w:type="gramStart"/>
+      <w:r>
+        <w:rPr>
+          <w:rFonts w:ascii="宋体" w:eastAsia="宋体" w:hAnsi="宋体"/>
+          <w:szCs w:val="21"/>
+        </w:rPr>
+        <w:t>占空码</w:t>
+      </w:r>
+      <w:proofErr w:type="gramEnd"/>
+      <w:r>
+        <w:rPr>
+          <w:rFonts w:ascii="宋体" w:eastAsia="宋体" w:hAnsi="宋体"/>
+          <w:szCs w:val="21"/>
+        </w:rPr>
+        <w:t>，在码表中省略不写。</w:t>
       </w:r>
       <w:r>
         <w:rPr>
@@ -10052,7 +12342,15 @@
           <w:rFonts w:ascii="宋体" w:eastAsia="宋体" w:hAnsi="宋体"/>
           <w:szCs w:val="21"/>
         </w:rPr>
-        <w:t>码一律为空，依靠</w:t>
+        <w:t>码一律为空，</w:t>
+      </w:r>
+      <w:proofErr w:type="gramStart"/>
+      <w:r>
+        <w:rPr>
+          <w:rFonts w:ascii="宋体" w:eastAsia="宋体" w:hAnsi="宋体"/>
+          <w:szCs w:val="21"/>
+        </w:rPr>
+        <w:t>依靠</w:t>
       </w:r>
       <w:r>
         <w:rPr>
@@ -10066,7 +12364,15 @@
           <w:rFonts w:ascii="宋体" w:eastAsia="宋体" w:hAnsi="宋体"/>
           <w:szCs w:val="21"/>
         </w:rPr>
-        <w:t>码数字区分实现零重码。</w:t>
+        <w:t>码数字</w:t>
+      </w:r>
+      <w:proofErr w:type="gramEnd"/>
+      <w:r>
+        <w:rPr>
+          <w:rFonts w:ascii="宋体" w:eastAsia="宋体" w:hAnsi="宋体"/>
+          <w:szCs w:val="21"/>
+        </w:rPr>
+        <w:t>区分实现零重码。</w:t>
       </w:r>
     </w:p>
     <w:p>
@@ -10121,7 +12427,15 @@
           <w:rFonts w:ascii="宋体" w:eastAsia="宋体" w:hAnsi="宋体"/>
           <w:szCs w:val="21"/>
         </w:rPr>
-        <w:t>最常用字：空</w:t>
+        <w:t>最常用字：</w:t>
+      </w:r>
+      <w:proofErr w:type="gramStart"/>
+      <w:r>
+        <w:rPr>
+          <w:rFonts w:ascii="宋体" w:eastAsia="宋体" w:hAnsi="宋体"/>
+          <w:szCs w:val="21"/>
+        </w:rPr>
+        <w:t>空</w:t>
       </w:r>
       <w:r>
         <w:rPr>
@@ -10137,6 +12451,7 @@
         </w:rPr>
         <w:t>码</w:t>
       </w:r>
+      <w:proofErr w:type="gramEnd"/>
     </w:p>
     <w:p>
       <w:pPr>
@@ -10363,21 +12678,37 @@
                 <w:rFonts w:ascii="宋体" w:eastAsia="宋体" w:hAnsi="宋体"/>
                 <w:szCs w:val="21"/>
               </w:rPr>
-              <w:t>汉字去除</w:t>
-            </w:r>
-            <w:r>
-              <w:rPr>
-                <w:rFonts w:ascii="宋体" w:eastAsia="宋体" w:hAnsi="宋体" w:hint="eastAsia"/>
-                <w:szCs w:val="21"/>
-              </w:rPr>
-              <w:t>主</w:t>
-            </w:r>
+              <w:t>汉字</w:t>
+            </w:r>
+            <w:proofErr w:type="gramStart"/>
             <w:r>
               <w:rPr>
                 <w:rFonts w:ascii="宋体" w:eastAsia="宋体" w:hAnsi="宋体"/>
                 <w:szCs w:val="21"/>
               </w:rPr>
-              <w:t>码部首后剩余的部分</w:t>
+              <w:t>去除</w:t>
+            </w:r>
+            <w:r>
+              <w:rPr>
+                <w:rFonts w:ascii="宋体" w:eastAsia="宋体" w:hAnsi="宋体" w:hint="eastAsia"/>
+                <w:szCs w:val="21"/>
+              </w:rPr>
+              <w:t>主</w:t>
+            </w:r>
+            <w:r>
+              <w:rPr>
+                <w:rFonts w:ascii="宋体" w:eastAsia="宋体" w:hAnsi="宋体"/>
+                <w:szCs w:val="21"/>
+              </w:rPr>
+              <w:t>码部首</w:t>
+            </w:r>
+            <w:proofErr w:type="gramEnd"/>
+            <w:r>
+              <w:rPr>
+                <w:rFonts w:ascii="宋体" w:eastAsia="宋体" w:hAnsi="宋体"/>
+                <w:szCs w:val="21"/>
+              </w:rPr>
+              <w:t>后剩余的部分</w:t>
             </w:r>
             <w:r>
               <w:rPr>
@@ -10522,14 +12853,30 @@
                 <w:rFonts w:ascii="宋体" w:eastAsia="宋体" w:hAnsi="宋体" w:hint="eastAsia"/>
                 <w:szCs w:val="21"/>
               </w:rPr>
-              <w:t>余集合</w:t>
+              <w:t>余</w:t>
+            </w:r>
+            <w:proofErr w:type="gramStart"/>
+            <w:r>
+              <w:rPr>
+                <w:rFonts w:ascii="宋体" w:eastAsia="宋体" w:hAnsi="宋体" w:hint="eastAsia"/>
+                <w:szCs w:val="21"/>
+              </w:rPr>
+              <w:t>集合</w:t>
             </w:r>
             <w:r>
               <w:rPr>
                 <w:rFonts w:ascii="宋体" w:eastAsia="宋体" w:hAnsi="宋体"/>
                 <w:szCs w:val="21"/>
               </w:rPr>
-              <w:t>按"</w:t>
+              <w:t>按</w:t>
+            </w:r>
+            <w:proofErr w:type="gramEnd"/>
+            <w:r>
+              <w:rPr>
+                <w:rFonts w:ascii="宋体" w:eastAsia="宋体" w:hAnsi="宋体"/>
+                <w:szCs w:val="21"/>
+              </w:rPr>
+              <w:t>"</w:t>
             </w:r>
             <w:r>
               <w:rPr>
@@ -10670,6 +13017,7 @@
               </w:rPr>
               <w:t>余字的其中一个</w:t>
             </w:r>
+            <w:proofErr w:type="gramStart"/>
             <w:r>
               <w:rPr>
                 <w:rFonts w:ascii="宋体" w:eastAsia="宋体" w:hAnsi="宋体" w:hint="eastAsia"/>
@@ -10682,7 +13030,15 @@
                 <w:rFonts w:ascii="宋体" w:eastAsia="宋体" w:hAnsi="宋体"/>
                 <w:szCs w:val="21"/>
               </w:rPr>
-              <w:t>初码与整字相同为音似，否则为音异</w:t>
+              <w:t>初码</w:t>
+            </w:r>
+            <w:proofErr w:type="gramEnd"/>
+            <w:r>
+              <w:rPr>
+                <w:rFonts w:ascii="宋体" w:eastAsia="宋体" w:hAnsi="宋体"/>
+                <w:szCs w:val="21"/>
+              </w:rPr>
+              <w:t>与整字相同为音似，否则为音异</w:t>
             </w:r>
           </w:p>
         </w:tc>
@@ -10716,14 +13072,25 @@
         </w:rPr>
         <w:t>副</w:t>
       </w:r>
-      <w:r>
-        <w:rPr>
-          <w:rFonts w:ascii="宋体" w:eastAsia="宋体" w:hAnsi="宋体"/>
-          <w:b/>
-          <w:bCs/>
-          <w:szCs w:val="21"/>
-        </w:rPr>
-        <w:t>码选择优先级</w:t>
+      <w:proofErr w:type="gramStart"/>
+      <w:r>
+        <w:rPr>
+          <w:rFonts w:ascii="宋体" w:eastAsia="宋体" w:hAnsi="宋体"/>
+          <w:b/>
+          <w:bCs/>
+          <w:szCs w:val="21"/>
+        </w:rPr>
+        <w:t>码选择</w:t>
+      </w:r>
+      <w:proofErr w:type="gramEnd"/>
+      <w:r>
+        <w:rPr>
+          <w:rFonts w:ascii="宋体" w:eastAsia="宋体" w:hAnsi="宋体"/>
+          <w:b/>
+          <w:bCs/>
+          <w:szCs w:val="21"/>
+        </w:rPr>
+        <w:t>优先级</w:t>
       </w:r>
     </w:p>
     <w:p>
@@ -10760,6 +13127,7 @@
           <w:szCs w:val="21"/>
         </w:rPr>
       </w:pPr>
+      <w:proofErr w:type="gramStart"/>
       <w:r>
         <w:rPr>
           <w:rFonts w:ascii="宋体" w:eastAsia="宋体" w:hAnsi="宋体"/>
@@ -10788,16 +13156,28 @@
           <w:color w:val="EE0000"/>
           <w:szCs w:val="21"/>
         </w:rPr>
-        <w:t xml:space="preserve">码 &gt; </w:t>
-      </w:r>
-      <w:r>
-        <w:rPr>
-          <w:rFonts w:ascii="宋体" w:eastAsia="宋体" w:hAnsi="宋体" w:hint="eastAsia"/>
+        <w:t>码</w:t>
+      </w:r>
+      <w:proofErr w:type="gramEnd"/>
+      <w:r>
+        <w:rPr>
+          <w:rFonts w:ascii="宋体" w:eastAsia="宋体" w:hAnsi="宋体"/>
           <w:b/>
           <w:bCs/>
           <w:color w:val="EE0000"/>
           <w:szCs w:val="21"/>
         </w:rPr>
+        <w:t xml:space="preserve"> &gt; </w:t>
+      </w:r>
+      <w:proofErr w:type="gramStart"/>
+      <w:r>
+        <w:rPr>
+          <w:rFonts w:ascii="宋体" w:eastAsia="宋体" w:hAnsi="宋体" w:hint="eastAsia"/>
+          <w:b/>
+          <w:bCs/>
+          <w:color w:val="EE0000"/>
+          <w:szCs w:val="21"/>
+        </w:rPr>
         <w:t>部首别</w:t>
       </w:r>
       <w:r>
@@ -10808,16 +13188,27 @@
           <w:color w:val="EE0000"/>
           <w:szCs w:val="21"/>
         </w:rPr>
-        <w:t xml:space="preserve">码 &gt; </w:t>
-      </w:r>
-      <w:r>
-        <w:rPr>
-          <w:rFonts w:ascii="宋体" w:eastAsia="宋体" w:hAnsi="宋体" w:hint="eastAsia"/>
+        <w:t>码</w:t>
+      </w:r>
+      <w:proofErr w:type="gramEnd"/>
+      <w:r>
+        <w:rPr>
+          <w:rFonts w:ascii="宋体" w:eastAsia="宋体" w:hAnsi="宋体"/>
           <w:b/>
           <w:bCs/>
           <w:color w:val="EE0000"/>
           <w:szCs w:val="21"/>
         </w:rPr>
+        <w:t xml:space="preserve"> &gt; </w:t>
+      </w:r>
+      <w:r>
+        <w:rPr>
+          <w:rFonts w:ascii="宋体" w:eastAsia="宋体" w:hAnsi="宋体" w:hint="eastAsia"/>
+          <w:b/>
+          <w:bCs/>
+          <w:color w:val="EE0000"/>
+          <w:szCs w:val="21"/>
+        </w:rPr>
         <w:t>余字解析码</w:t>
       </w:r>
       <w:r>
@@ -11008,15 +13399,40 @@
           <w:rFonts w:ascii="宋体" w:eastAsia="宋体" w:hAnsi="宋体" w:hint="eastAsia"/>
           <w:szCs w:val="21"/>
         </w:rPr>
-        <w:t>则其部首码亦称为部首别码。反之</w:t>
-      </w:r>
-      <w:r>
-        <w:rPr>
-          <w:rFonts w:ascii="宋体" w:eastAsia="宋体" w:hAnsi="宋体" w:hint="eastAsia"/>
-          <w:szCs w:val="21"/>
-        </w:rPr>
-        <w:t>若部首码与初码相同</w:t>
-      </w:r>
+        <w:t>则其</w:t>
+      </w:r>
+      <w:proofErr w:type="gramStart"/>
+      <w:r>
+        <w:rPr>
+          <w:rFonts w:ascii="宋体" w:eastAsia="宋体" w:hAnsi="宋体" w:hint="eastAsia"/>
+          <w:szCs w:val="21"/>
+        </w:rPr>
+        <w:t>部首码亦称为</w:t>
+      </w:r>
+      <w:proofErr w:type="gramEnd"/>
+      <w:r>
+        <w:rPr>
+          <w:rFonts w:ascii="宋体" w:eastAsia="宋体" w:hAnsi="宋体" w:hint="eastAsia"/>
+          <w:szCs w:val="21"/>
+        </w:rPr>
+        <w:t>部首别码。反之</w:t>
+      </w:r>
+      <w:r>
+        <w:rPr>
+          <w:rFonts w:ascii="宋体" w:eastAsia="宋体" w:hAnsi="宋体" w:hint="eastAsia"/>
+          <w:szCs w:val="21"/>
+        </w:rPr>
+        <w:t>若部首码</w:t>
+      </w:r>
+      <w:proofErr w:type="gramStart"/>
+      <w:r>
+        <w:rPr>
+          <w:rFonts w:ascii="宋体" w:eastAsia="宋体" w:hAnsi="宋体" w:hint="eastAsia"/>
+          <w:szCs w:val="21"/>
+        </w:rPr>
+        <w:t>与初码相同</w:t>
+      </w:r>
+      <w:proofErr w:type="gramEnd"/>
       <w:r>
         <w:rPr>
           <w:rFonts w:ascii="宋体" w:eastAsia="宋体" w:hAnsi="宋体" w:hint="eastAsia"/>
@@ -11043,7 +13459,23 @@
           <w:rFonts w:ascii="宋体" w:eastAsia="宋体" w:hAnsi="宋体" w:hint="eastAsia"/>
           <w:szCs w:val="21"/>
         </w:rPr>
-        <w:t>对于有部首别码的部首，称为“别码部首”，需要着重记忆。</w:t>
+        <w:t>对于有</w:t>
+      </w:r>
+      <w:proofErr w:type="gramStart"/>
+      <w:r>
+        <w:rPr>
+          <w:rFonts w:ascii="宋体" w:eastAsia="宋体" w:hAnsi="宋体" w:hint="eastAsia"/>
+          <w:szCs w:val="21"/>
+        </w:rPr>
+        <w:t>部首别码的</w:t>
+      </w:r>
+      <w:proofErr w:type="gramEnd"/>
+      <w:r>
+        <w:rPr>
+          <w:rFonts w:ascii="宋体" w:eastAsia="宋体" w:hAnsi="宋体" w:hint="eastAsia"/>
+          <w:szCs w:val="21"/>
+        </w:rPr>
+        <w:t>部首，称为“别码部首”，需要着重记忆。</w:t>
       </w:r>
     </w:p>
     <w:p>
@@ -11093,7 +13525,23 @@
           <w:rFonts w:ascii="宋体" w:eastAsia="宋体" w:hAnsi="宋体"/>
           <w:szCs w:val="21"/>
         </w:rPr>
-        <w:t>（如夫→矢）不在</w:t>
+        <w:t>（如夫→</w:t>
+      </w:r>
+      <w:proofErr w:type="gramStart"/>
+      <w:r>
+        <w:rPr>
+          <w:rFonts w:ascii="宋体" w:eastAsia="宋体" w:hAnsi="宋体"/>
+          <w:szCs w:val="21"/>
+        </w:rPr>
+        <w:t>矢</w:t>
+      </w:r>
+      <w:proofErr w:type="gramEnd"/>
+      <w:r>
+        <w:rPr>
+          <w:rFonts w:ascii="宋体" w:eastAsia="宋体" w:hAnsi="宋体"/>
+          <w:szCs w:val="21"/>
+        </w:rPr>
+        <w:t>）不在</w:t>
       </w:r>
       <w:r>
         <w:rPr>
@@ -11228,6 +13676,7 @@
         </w:rPr>
         <w:t>当无</w:t>
       </w:r>
+      <w:proofErr w:type="gramStart"/>
       <w:r>
         <w:rPr>
           <w:rFonts w:ascii="宋体" w:eastAsia="宋体" w:hAnsi="宋体" w:hint="eastAsia"/>
@@ -11240,7 +13689,15 @@
           <w:rFonts w:ascii="宋体" w:eastAsia="宋体" w:hAnsi="宋体"/>
           <w:szCs w:val="21"/>
         </w:rPr>
-        <w:t>码时，按以下逻辑选择：</w:t>
+        <w:t>码时</w:t>
+      </w:r>
+      <w:proofErr w:type="gramEnd"/>
+      <w:r>
+        <w:rPr>
+          <w:rFonts w:ascii="宋体" w:eastAsia="宋体" w:hAnsi="宋体"/>
+          <w:szCs w:val="21"/>
+        </w:rPr>
+        <w:t>，按以下逻辑选择：</w:t>
       </w:r>
       <w:r>
         <w:rPr>
@@ -11363,6 +13820,7 @@
                 <w:szCs w:val="21"/>
               </w:rPr>
             </w:pPr>
+            <w:proofErr w:type="gramStart"/>
             <w:r>
               <w:rPr>
                 <w:rFonts w:ascii="宋体" w:eastAsia="宋体" w:hAnsi="宋体" w:hint="eastAsia"/>
@@ -11370,7 +13828,17 @@
                 <w:bCs/>
                 <w:szCs w:val="21"/>
               </w:rPr>
-              <w:t>余集合音似</w:t>
+              <w:t>余集合音</w:t>
+            </w:r>
+            <w:proofErr w:type="gramEnd"/>
+            <w:r>
+              <w:rPr>
+                <w:rFonts w:ascii="宋体" w:eastAsia="宋体" w:hAnsi="宋体" w:hint="eastAsia"/>
+                <w:b/>
+                <w:bCs/>
+                <w:szCs w:val="21"/>
+              </w:rPr>
+              <w:t>似</w:t>
             </w:r>
             <w:r>
               <w:rPr>
@@ -11458,7 +13926,17 @@
                 <w:bCs/>
                 <w:szCs w:val="21"/>
               </w:rPr>
-              <w:t>余字音异</w:t>
+              <w:t>余字音</w:t>
+            </w:r>
+            <w:proofErr w:type="gramStart"/>
+            <w:r>
+              <w:rPr>
+                <w:rFonts w:ascii="宋体" w:eastAsia="宋体" w:hAnsi="宋体" w:hint="eastAsia"/>
+                <w:b/>
+                <w:bCs/>
+                <w:szCs w:val="21"/>
+              </w:rPr>
+              <w:t>异</w:t>
             </w:r>
             <w:r>
               <w:rPr>
@@ -11469,6 +13947,7 @@
               </w:rPr>
               <w:t>且易读</w:t>
             </w:r>
+            <w:proofErr w:type="gramEnd"/>
           </w:p>
         </w:tc>
         <w:tc>
@@ -11553,17 +14032,9 @@
                 <w:bCs/>
                 <w:szCs w:val="21"/>
               </w:rPr>
-              <w:t>独体字作</w:t>
-            </w:r>
-            <w:r>
-              <w:rPr>
-                <w:rFonts w:ascii="宋体" w:eastAsia="宋体" w:hAnsi="宋体" w:hint="eastAsia"/>
-                <w:b/>
-                <w:bCs/>
-                <w:szCs w:val="21"/>
-              </w:rPr>
-              <w:t>余</w:t>
-            </w:r>
+              <w:t>独体</w:t>
+            </w:r>
+            <w:proofErr w:type="gramStart"/>
             <w:r>
               <w:rPr>
                 <w:rFonts w:ascii="宋体" w:eastAsia="宋体" w:hAnsi="宋体"/>
@@ -11571,8 +14042,27 @@
                 <w:bCs/>
                 <w:szCs w:val="21"/>
               </w:rPr>
+              <w:t>字作</w:t>
+            </w:r>
+            <w:r>
+              <w:rPr>
+                <w:rFonts w:ascii="宋体" w:eastAsia="宋体" w:hAnsi="宋体" w:hint="eastAsia"/>
+                <w:b/>
+                <w:bCs/>
+                <w:szCs w:val="21"/>
+              </w:rPr>
+              <w:t>余</w:t>
+            </w:r>
+            <w:r>
+              <w:rPr>
+                <w:rFonts w:ascii="宋体" w:eastAsia="宋体" w:hAnsi="宋体"/>
+                <w:b/>
+                <w:bCs/>
+                <w:szCs w:val="21"/>
+              </w:rPr>
               <w:t>字</w:t>
             </w:r>
+            <w:proofErr w:type="gramEnd"/>
           </w:p>
         </w:tc>
         <w:tc>
@@ -11605,7 +14095,23 @@
                 <w:rFonts w:ascii="宋体" w:eastAsia="宋体" w:hAnsi="宋体" w:hint="eastAsia"/>
                 <w:szCs w:val="21"/>
               </w:rPr>
-              <w:t>（见特殊规则3）</w:t>
+              <w:t>（</w:t>
+            </w:r>
+            <w:proofErr w:type="gramStart"/>
+            <w:r>
+              <w:rPr>
+                <w:rFonts w:ascii="宋体" w:eastAsia="宋体" w:hAnsi="宋体" w:hint="eastAsia"/>
+                <w:szCs w:val="21"/>
+              </w:rPr>
+              <w:t>见特殊</w:t>
+            </w:r>
+            <w:proofErr w:type="gramEnd"/>
+            <w:r>
+              <w:rPr>
+                <w:rFonts w:ascii="宋体" w:eastAsia="宋体" w:hAnsi="宋体" w:hint="eastAsia"/>
+                <w:szCs w:val="21"/>
+              </w:rPr>
+              <w:t>规则3）</w:t>
             </w:r>
             <w:r>
               <w:rPr>
@@ -11626,7 +14132,23 @@
                 <w:rFonts w:ascii="宋体" w:eastAsia="宋体" w:hAnsi="宋体" w:hint="eastAsia"/>
                 <w:szCs w:val="21"/>
               </w:rPr>
-              <w:t>进入音似性+易读性判断，</w:t>
+              <w:t>进入</w:t>
+            </w:r>
+            <w:proofErr w:type="gramStart"/>
+            <w:r>
+              <w:rPr>
+                <w:rFonts w:ascii="宋体" w:eastAsia="宋体" w:hAnsi="宋体" w:hint="eastAsia"/>
+                <w:szCs w:val="21"/>
+              </w:rPr>
+              <w:t>音似性</w:t>
+            </w:r>
+            <w:proofErr w:type="gramEnd"/>
+            <w:r>
+              <w:rPr>
+                <w:rFonts w:ascii="宋体" w:eastAsia="宋体" w:hAnsi="宋体" w:hint="eastAsia"/>
+                <w:szCs w:val="21"/>
+              </w:rPr>
+              <w:t>+易读性判断，</w:t>
             </w:r>
             <w:r>
               <w:rPr>
@@ -11764,7 +14286,23 @@
           <w:rFonts w:ascii="宋体" w:eastAsia="宋体" w:hAnsi="宋体"/>
           <w:szCs w:val="21"/>
         </w:rPr>
-        <w:t>部"亠"，</w:t>
+        <w:t>部"</w:t>
+      </w:r>
+      <w:proofErr w:type="gramStart"/>
+      <w:r>
+        <w:rPr>
+          <w:rFonts w:ascii="宋体" w:eastAsia="宋体" w:hAnsi="宋体"/>
+          <w:szCs w:val="21"/>
+        </w:rPr>
+        <w:t>亠</w:t>
+      </w:r>
+      <w:proofErr w:type="gramEnd"/>
+      <w:r>
+        <w:rPr>
+          <w:rFonts w:ascii="宋体" w:eastAsia="宋体" w:hAnsi="宋体"/>
+          <w:szCs w:val="21"/>
+        </w:rPr>
+        <w:t>"，</w:t>
       </w:r>
       <w:r>
         <w:rPr>
@@ -11841,6 +14379,7 @@
         </w:rPr>
         <w:t xml:space="preserve">字 → </w:t>
       </w:r>
+      <w:proofErr w:type="gramStart"/>
       <w:r>
         <w:rPr>
           <w:rFonts w:ascii="宋体" w:eastAsia="宋体" w:hAnsi="宋体" w:hint="eastAsia"/>
@@ -11853,7 +14392,15 @@
           <w:rFonts w:ascii="宋体" w:eastAsia="宋体" w:hAnsi="宋体"/>
           <w:szCs w:val="21"/>
         </w:rPr>
-        <w:t>码t，</w:t>
+        <w:t>码</w:t>
+      </w:r>
+      <w:proofErr w:type="gramEnd"/>
+      <w:r>
+        <w:rPr>
+          <w:rFonts w:ascii="宋体" w:eastAsia="宋体" w:hAnsi="宋体"/>
+          <w:szCs w:val="21"/>
+        </w:rPr>
+        <w:t>t，</w:t>
       </w:r>
       <w:r>
         <w:rPr>
@@ -11989,14 +14536,46 @@
           <w:rFonts w:ascii="宋体" w:eastAsia="宋体" w:hAnsi="宋体" w:hint="eastAsia"/>
           <w:szCs w:val="21"/>
         </w:rPr>
-        <w:t>，则通常优先取余字的部首</w:t>
-      </w:r>
-      <w:r>
-        <w:rPr>
-          <w:rFonts w:ascii="宋体" w:eastAsia="宋体" w:hAnsi="宋体" w:hint="eastAsia"/>
-          <w:szCs w:val="21"/>
-        </w:rPr>
-        <w:t>（参照主码取部首逻辑）</w:t>
+        <w:t>，则通常</w:t>
+      </w:r>
+      <w:proofErr w:type="gramStart"/>
+      <w:r>
+        <w:rPr>
+          <w:rFonts w:ascii="宋体" w:eastAsia="宋体" w:hAnsi="宋体" w:hint="eastAsia"/>
+          <w:szCs w:val="21"/>
+        </w:rPr>
+        <w:t>优先取余字</w:t>
+      </w:r>
+      <w:proofErr w:type="gramEnd"/>
+      <w:r>
+        <w:rPr>
+          <w:rFonts w:ascii="宋体" w:eastAsia="宋体" w:hAnsi="宋体" w:hint="eastAsia"/>
+          <w:szCs w:val="21"/>
+        </w:rPr>
+        <w:t>的部首</w:t>
+      </w:r>
+      <w:r>
+        <w:rPr>
+          <w:rFonts w:ascii="宋体" w:eastAsia="宋体" w:hAnsi="宋体" w:hint="eastAsia"/>
+          <w:szCs w:val="21"/>
+        </w:rPr>
+        <w:t>（参照</w:t>
+      </w:r>
+      <w:proofErr w:type="gramStart"/>
+      <w:r>
+        <w:rPr>
+          <w:rFonts w:ascii="宋体" w:eastAsia="宋体" w:hAnsi="宋体" w:hint="eastAsia"/>
+          <w:szCs w:val="21"/>
+        </w:rPr>
+        <w:t>主码取</w:t>
+      </w:r>
+      <w:proofErr w:type="gramEnd"/>
+      <w:r>
+        <w:rPr>
+          <w:rFonts w:ascii="宋体" w:eastAsia="宋体" w:hAnsi="宋体" w:hint="eastAsia"/>
+          <w:szCs w:val="21"/>
+        </w:rPr>
+        <w:t>部首逻辑）</w:t>
       </w:r>
       <w:r>
         <w:rPr>
@@ -12024,7 +14603,22 @@
           <w:rFonts w:ascii="宋体" w:eastAsia="宋体" w:hAnsi="宋体" w:hint="eastAsia"/>
           <w:szCs w:val="21"/>
         </w:rPr>
-        <w:t>不在表中取</w:t>
+        <w:t>不在表中</w:t>
+      </w:r>
+      <w:r>
+        <w:rPr>
+          <w:rFonts w:ascii="宋体" w:eastAsia="宋体" w:hAnsi="宋体" w:hint="eastAsia"/>
+          <w:szCs w:val="21"/>
+        </w:rPr>
+        <w:t>则</w:t>
+      </w:r>
+      <w:proofErr w:type="gramStart"/>
+      <w:r>
+        <w:rPr>
+          <w:rFonts w:ascii="宋体" w:eastAsia="宋体" w:hAnsi="宋体" w:hint="eastAsia"/>
+          <w:szCs w:val="21"/>
+        </w:rPr>
+        <w:t>取</w:t>
       </w:r>
       <w:r>
         <w:rPr>
@@ -12033,6 +14627,7 @@
         </w:rPr>
         <w:t>初码</w:t>
       </w:r>
+      <w:proofErr w:type="gramEnd"/>
       <w:r>
         <w:rPr>
           <w:rFonts w:ascii="宋体" w:eastAsia="宋体" w:hAnsi="宋体" w:hint="eastAsia"/>
@@ -12098,6 +14693,7 @@
         </w:rPr>
         <w:t>"：部首"</w:t>
       </w:r>
+      <w:proofErr w:type="gramStart"/>
       <w:r>
         <w:rPr>
           <w:rFonts w:ascii="宋体" w:eastAsia="宋体" w:hAnsi="宋体" w:hint="eastAsia"/>
@@ -12105,6 +14701,7 @@
         </w:rPr>
         <w:t>钅</w:t>
       </w:r>
+      <w:proofErr w:type="gramEnd"/>
       <w:r>
         <w:rPr>
           <w:rFonts w:ascii="宋体" w:eastAsia="宋体" w:hAnsi="宋体"/>
@@ -12126,6 +14723,7 @@
         </w:rPr>
         <w:t xml:space="preserve">）→ </w:t>
       </w:r>
+      <w:proofErr w:type="gramStart"/>
       <w:r>
         <w:rPr>
           <w:rFonts w:ascii="宋体" w:eastAsia="宋体" w:hAnsi="宋体" w:hint="eastAsia"/>
@@ -12140,6 +14738,7 @@
         </w:rPr>
         <w:t>码</w:t>
       </w:r>
+      <w:proofErr w:type="gramEnd"/>
       <w:r>
         <w:rPr>
           <w:rFonts w:ascii="宋体" w:eastAsia="宋体" w:hAnsi="宋体" w:hint="eastAsia"/>
@@ -12187,7 +14786,15 @@
           <w:rFonts w:ascii="宋体" w:eastAsia="宋体" w:hAnsi="宋体" w:hint="eastAsia"/>
           <w:szCs w:val="21"/>
         </w:rPr>
-        <w:t>“立”，不在部首表，取</w:t>
+        <w:t>“立”，不在部首表，</w:t>
+      </w:r>
+      <w:proofErr w:type="gramStart"/>
+      <w:r>
+        <w:rPr>
+          <w:rFonts w:ascii="宋体" w:eastAsia="宋体" w:hAnsi="宋体" w:hint="eastAsia"/>
+          <w:szCs w:val="21"/>
+        </w:rPr>
+        <w:t>取</w:t>
       </w:r>
       <w:r>
         <w:rPr>
@@ -12196,6 +14803,7 @@
         </w:rPr>
         <w:t>初码</w:t>
       </w:r>
+      <w:proofErr w:type="gramEnd"/>
       <w:r>
         <w:rPr>
           <w:rFonts w:ascii="宋体" w:eastAsia="宋体" w:hAnsi="宋体" w:hint="eastAsia"/>
@@ -12237,6 +14845,7 @@
         </w:rPr>
         <w:t>"的</w:t>
       </w:r>
+      <w:proofErr w:type="gramStart"/>
       <w:r>
         <w:rPr>
           <w:rFonts w:ascii="宋体" w:eastAsia="宋体" w:hAnsi="宋体" w:hint="eastAsia"/>
@@ -12251,6 +14860,7 @@
         </w:rPr>
         <w:t>码取</w:t>
       </w:r>
+      <w:proofErr w:type="gramEnd"/>
       <w:r>
         <w:rPr>
           <w:rFonts w:ascii="宋体" w:eastAsia="宋体" w:hAnsi="宋体" w:hint="eastAsia"/>
@@ -12329,7 +14939,55 @@
           <w:rFonts w:ascii="宋体" w:eastAsia="宋体" w:hAnsi="宋体"/>
           <w:szCs w:val="21"/>
         </w:rPr>
-        <w:t>余集合不成字时，按解书顺序（左上→左下→右上→右下）依次考察各非单笔画部件。对每一部件，先查是否有部首别码；若无，则辨其初码是否与整字音似。无别码且音似者</w:t>
+        <w:t>余集合不成字时，按解书顺序（左上→左下→右上→右下）依次考察各非单笔画部件。对每一部件，先查是否有部首别码；若无，</w:t>
+      </w:r>
+      <w:proofErr w:type="gramStart"/>
+      <w:r>
+        <w:rPr>
+          <w:rFonts w:ascii="宋体" w:eastAsia="宋体" w:hAnsi="宋体"/>
+          <w:szCs w:val="21"/>
+        </w:rPr>
+        <w:t>则辨其初码是否</w:t>
+      </w:r>
+      <w:proofErr w:type="gramEnd"/>
+      <w:r>
+        <w:rPr>
+          <w:rFonts w:ascii="宋体" w:eastAsia="宋体" w:hAnsi="宋体"/>
+          <w:szCs w:val="21"/>
+        </w:rPr>
+        <w:t>与整字音</w:t>
+      </w:r>
+      <w:proofErr w:type="gramStart"/>
+      <w:r>
+        <w:rPr>
+          <w:rFonts w:ascii="宋体" w:eastAsia="宋体" w:hAnsi="宋体"/>
+          <w:szCs w:val="21"/>
+        </w:rPr>
+        <w:t>似</w:t>
+      </w:r>
+      <w:proofErr w:type="gramEnd"/>
+      <w:r>
+        <w:rPr>
+          <w:rFonts w:ascii="宋体" w:eastAsia="宋体" w:hAnsi="宋体"/>
+          <w:szCs w:val="21"/>
+        </w:rPr>
+        <w:t>。无</w:t>
+      </w:r>
+      <w:proofErr w:type="gramStart"/>
+      <w:r>
+        <w:rPr>
+          <w:rFonts w:ascii="宋体" w:eastAsia="宋体" w:hAnsi="宋体"/>
+          <w:szCs w:val="21"/>
+        </w:rPr>
+        <w:t>别码且音</w:t>
+      </w:r>
+      <w:proofErr w:type="gramEnd"/>
+      <w:r>
+        <w:rPr>
+          <w:rFonts w:ascii="宋体" w:eastAsia="宋体" w:hAnsi="宋体"/>
+          <w:szCs w:val="21"/>
+        </w:rPr>
+        <w:t>似者</w:t>
       </w:r>
       <w:r>
         <w:rPr>
@@ -12365,7 +15023,23 @@
           <w:rFonts w:ascii="宋体" w:eastAsia="宋体" w:hAnsi="宋体" w:hint="eastAsia"/>
           <w:szCs w:val="21"/>
         </w:rPr>
-        <w:t>(或别码)</w:t>
+        <w:t>(</w:t>
+      </w:r>
+      <w:proofErr w:type="gramStart"/>
+      <w:r>
+        <w:rPr>
+          <w:rFonts w:ascii="宋体" w:eastAsia="宋体" w:hAnsi="宋体" w:hint="eastAsia"/>
+          <w:szCs w:val="21"/>
+        </w:rPr>
+        <w:t>或别码</w:t>
+      </w:r>
+      <w:proofErr w:type="gramEnd"/>
+      <w:r>
+        <w:rPr>
+          <w:rFonts w:ascii="宋体" w:eastAsia="宋体" w:hAnsi="宋体" w:hint="eastAsia"/>
+          <w:szCs w:val="21"/>
+        </w:rPr>
+        <w:t>)</w:t>
       </w:r>
       <w:r>
         <w:rPr>
@@ -12379,7 +15053,15 @@
           <w:rFonts w:ascii="宋体" w:eastAsia="宋体" w:hAnsi="宋体" w:hint="eastAsia"/>
           <w:szCs w:val="21"/>
         </w:rPr>
-        <w:t>（如无，则</w:t>
+        <w:t>（如无，</w:t>
+      </w:r>
+      <w:proofErr w:type="gramStart"/>
+      <w:r>
+        <w:rPr>
+          <w:rFonts w:ascii="宋体" w:eastAsia="宋体" w:hAnsi="宋体" w:hint="eastAsia"/>
+          <w:szCs w:val="21"/>
+        </w:rPr>
+        <w:t>则</w:t>
       </w:r>
       <w:r>
         <w:rPr>
@@ -12388,6 +15070,7 @@
         </w:rPr>
         <w:t>初码</w:t>
       </w:r>
+      <w:proofErr w:type="gramEnd"/>
       <w:r>
         <w:rPr>
           <w:rFonts w:ascii="宋体" w:eastAsia="宋体" w:hAnsi="宋体" w:hint="eastAsia"/>
@@ -12422,7 +15105,23 @@
           <w:rFonts w:ascii="宋体" w:eastAsia="宋体" w:hAnsi="宋体" w:hint="eastAsia"/>
           <w:szCs w:val="21"/>
         </w:rPr>
-        <w:t>可尝试进一步拆分，仍不可取时可逐步放开音似性和单笔画要求。</w:t>
+        <w:t>可尝试进一步拆分，仍不可取时可逐步放开</w:t>
+      </w:r>
+      <w:proofErr w:type="gramStart"/>
+      <w:r>
+        <w:rPr>
+          <w:rFonts w:ascii="宋体" w:eastAsia="宋体" w:hAnsi="宋体" w:hint="eastAsia"/>
+          <w:szCs w:val="21"/>
+        </w:rPr>
+        <w:t>音似性和</w:t>
+      </w:r>
+      <w:proofErr w:type="gramEnd"/>
+      <w:r>
+        <w:rPr>
+          <w:rFonts w:ascii="宋体" w:eastAsia="宋体" w:hAnsi="宋体" w:hint="eastAsia"/>
+          <w:szCs w:val="21"/>
+        </w:rPr>
+        <w:t>单笔画要求。</w:t>
       </w:r>
     </w:p>
     <w:p>
@@ -12558,6 +15257,7 @@
         </w:rPr>
         <w:t>部为</w:t>
       </w:r>
+      <w:proofErr w:type="gramStart"/>
       <w:r>
         <w:rPr>
           <w:rFonts w:ascii="宋体" w:eastAsia="宋体" w:hAnsi="宋体" w:hint="eastAsia"/>
@@ -12572,6 +15272,7 @@
         </w:rPr>
         <w:t>字</w:t>
       </w:r>
+      <w:proofErr w:type="gramEnd"/>
     </w:p>
     <w:p>
       <w:pPr>
@@ -12635,6 +15336,7 @@
           <w:szCs w:val="21"/>
         </w:rPr>
       </w:pPr>
+      <w:proofErr w:type="gramStart"/>
       <w:r>
         <w:rPr>
           <w:rFonts w:ascii="宋体" w:eastAsia="宋体" w:hAnsi="宋体"/>
@@ -12658,7 +15360,17 @@
           <w:bCs/>
           <w:szCs w:val="21"/>
         </w:rPr>
-        <w:t>字上</w:t>
+        <w:t>字</w:t>
+      </w:r>
+      <w:proofErr w:type="gramEnd"/>
+      <w:r>
+        <w:rPr>
+          <w:rFonts w:ascii="宋体" w:eastAsia="宋体" w:hAnsi="宋体"/>
+          <w:b/>
+          <w:bCs/>
+          <w:szCs w:val="21"/>
+        </w:rPr>
+        <w:t>上</w:t>
       </w:r>
       <w:r>
         <w:rPr>
@@ -12764,6 +15476,7 @@
           <w:szCs w:val="21"/>
         </w:rPr>
       </w:pPr>
+      <w:proofErr w:type="gramStart"/>
       <w:r>
         <w:rPr>
           <w:rFonts w:ascii="宋体" w:eastAsia="宋体" w:hAnsi="宋体" w:hint="eastAsia"/>
@@ -12776,7 +15489,15 @@
           <w:rFonts w:ascii="宋体" w:eastAsia="宋体" w:hAnsi="宋体"/>
           <w:szCs w:val="21"/>
         </w:rPr>
-        <w:t>分析：</w:t>
+        <w:t>分析</w:t>
+      </w:r>
+      <w:proofErr w:type="gramEnd"/>
+      <w:r>
+        <w:rPr>
+          <w:rFonts w:ascii="宋体" w:eastAsia="宋体" w:hAnsi="宋体"/>
+          <w:szCs w:val="21"/>
+        </w:rPr>
+        <w:t>：</w:t>
       </w:r>
     </w:p>
     <w:p>
@@ -12833,7 +15554,23 @@
           <w:rFonts w:ascii="宋体" w:eastAsia="宋体" w:hAnsi="宋体"/>
           <w:szCs w:val="21"/>
         </w:rPr>
-        <w:t>"立"是简并部首（立→亠），"日"是</w:t>
+        <w:t>"立"是简并部首（立→</w:t>
+      </w:r>
+      <w:proofErr w:type="gramStart"/>
+      <w:r>
+        <w:rPr>
+          <w:rFonts w:ascii="宋体" w:eastAsia="宋体" w:hAnsi="宋体"/>
+          <w:szCs w:val="21"/>
+        </w:rPr>
+        <w:t>亠</w:t>
+      </w:r>
+      <w:proofErr w:type="gramEnd"/>
+      <w:r>
+        <w:rPr>
+          <w:rFonts w:ascii="宋体" w:eastAsia="宋体" w:hAnsi="宋体"/>
+          <w:szCs w:val="21"/>
+        </w:rPr>
+        <w:t>），"日"是</w:t>
       </w:r>
       <w:r>
         <w:rPr>
@@ -12868,6 +15605,7 @@
         </w:rPr>
         <w:t xml:space="preserve">根据"简并部首跳过"原则，取"日"为部首 → </w:t>
       </w:r>
+      <w:proofErr w:type="gramStart"/>
       <w:r>
         <w:rPr>
           <w:rFonts w:ascii="宋体" w:eastAsia="宋体" w:hAnsi="宋体" w:hint="eastAsia"/>
@@ -12880,7 +15618,15 @@
           <w:rFonts w:ascii="宋体" w:eastAsia="宋体" w:hAnsi="宋体"/>
           <w:szCs w:val="21"/>
         </w:rPr>
-        <w:t>码r</w:t>
+        <w:t>码</w:t>
+      </w:r>
+      <w:proofErr w:type="gramEnd"/>
+      <w:r>
+        <w:rPr>
+          <w:rFonts w:ascii="宋体" w:eastAsia="宋体" w:hAnsi="宋体"/>
+          <w:szCs w:val="21"/>
+        </w:rPr>
+        <w:t>r</w:t>
       </w:r>
     </w:p>
     <w:p>
@@ -13005,7 +15751,23 @@
           <w:rFonts w:ascii="宋体" w:eastAsia="宋体" w:hAnsi="宋体"/>
           <w:szCs w:val="21"/>
         </w:rPr>
-        <w:t>"日"，取上部"立"</w:t>
+        <w:t>"日"，取</w:t>
+      </w:r>
+      <w:proofErr w:type="gramStart"/>
+      <w:r>
+        <w:rPr>
+          <w:rFonts w:ascii="宋体" w:eastAsia="宋体" w:hAnsi="宋体"/>
+          <w:szCs w:val="21"/>
+        </w:rPr>
+        <w:t>上部"</w:t>
+      </w:r>
+      <w:proofErr w:type="gramEnd"/>
+      <w:r>
+        <w:rPr>
+          <w:rFonts w:ascii="宋体" w:eastAsia="宋体" w:hAnsi="宋体"/>
+          <w:szCs w:val="21"/>
+        </w:rPr>
+        <w:t>立"</w:t>
       </w:r>
     </w:p>
     <w:p>
@@ -13024,7 +15786,15 @@
           <w:rFonts w:ascii="宋体" w:eastAsia="宋体" w:hAnsi="宋体"/>
           <w:szCs w:val="21"/>
         </w:rPr>
-        <w:t>"立"的</w:t>
+        <w:t>"立"</w:t>
+      </w:r>
+      <w:proofErr w:type="gramStart"/>
+      <w:r>
+        <w:rPr>
+          <w:rFonts w:ascii="宋体" w:eastAsia="宋体" w:hAnsi="宋体"/>
+          <w:szCs w:val="21"/>
+        </w:rPr>
+        <w:t>的</w:t>
       </w:r>
       <w:r>
         <w:rPr>
@@ -13038,7 +15808,15 @@
           <w:rFonts w:ascii="宋体" w:eastAsia="宋体" w:hAnsi="宋体"/>
           <w:szCs w:val="21"/>
         </w:rPr>
-        <w:t>为l</w:t>
+        <w:t>为</w:t>
+      </w:r>
+      <w:proofErr w:type="gramEnd"/>
+      <w:r>
+        <w:rPr>
+          <w:rFonts w:ascii="宋体" w:eastAsia="宋体" w:hAnsi="宋体"/>
+          <w:szCs w:val="21"/>
+        </w:rPr>
+        <w:t>l</w:t>
       </w:r>
     </w:p>
     <w:p>
@@ -13059,6 +15837,7 @@
         </w:rPr>
         <w:t>"意"的</w:t>
       </w:r>
+      <w:proofErr w:type="gramStart"/>
       <w:r>
         <w:rPr>
           <w:rFonts w:ascii="宋体" w:eastAsia="宋体" w:hAnsi="宋体" w:hint="eastAsia"/>
@@ -13071,7 +15850,15 @@
           <w:rFonts w:ascii="宋体" w:eastAsia="宋体" w:hAnsi="宋体"/>
           <w:szCs w:val="21"/>
         </w:rPr>
-        <w:t>码取l（</w:t>
+        <w:t>码取</w:t>
+      </w:r>
+      <w:proofErr w:type="gramEnd"/>
+      <w:r>
+        <w:rPr>
+          <w:rFonts w:ascii="宋体" w:eastAsia="宋体" w:hAnsi="宋体"/>
+          <w:szCs w:val="21"/>
+        </w:rPr>
+        <w:t>l（</w:t>
       </w:r>
       <w:r>
         <w:rPr>
@@ -13405,6 +16192,7 @@
         </w:rPr>
         <w:t xml:space="preserve">2 </w:t>
       </w:r>
+      <w:proofErr w:type="gramStart"/>
       <w:r>
         <w:rPr>
           <w:rFonts w:ascii="宋体" w:eastAsia="宋体" w:hAnsi="宋体" w:hint="eastAsia"/>
@@ -13421,7 +16209,17 @@
           <w:bCs/>
           <w:szCs w:val="21"/>
         </w:rPr>
-        <w:t>单笔画处理</w:t>
+        <w:t>单笔画</w:t>
+      </w:r>
+      <w:proofErr w:type="gramEnd"/>
+      <w:r>
+        <w:rPr>
+          <w:rFonts w:ascii="宋体" w:eastAsia="宋体" w:hAnsi="宋体"/>
+          <w:b/>
+          <w:bCs/>
+          <w:szCs w:val="21"/>
+        </w:rPr>
+        <w:t>处理</w:t>
       </w:r>
     </w:p>
     <w:p>
@@ -13439,6 +16237,7 @@
         </w:rPr>
         <w:t>当一个字取完部首后</w:t>
       </w:r>
+      <w:proofErr w:type="gramStart"/>
       <w:r>
         <w:rPr>
           <w:rFonts w:ascii="宋体" w:eastAsia="宋体" w:hAnsi="宋体"/>
@@ -13448,6 +16247,7 @@
         </w:rPr>
         <w:t>仅剩单笔画</w:t>
       </w:r>
+      <w:proofErr w:type="gramEnd"/>
       <w:r>
         <w:rPr>
           <w:rFonts w:ascii="宋体" w:eastAsia="宋体" w:hAnsi="宋体"/>
@@ -13492,7 +16292,23 @@
           <w:rFonts w:ascii="宋体" w:eastAsia="宋体" w:hAnsi="宋体"/>
           <w:szCs w:val="21"/>
         </w:rPr>
-        <w:t>：“丶一丨丿乙乛</w:t>
+        <w:t>：“</w:t>
+      </w:r>
+      <w:proofErr w:type="gramStart"/>
+      <w:r>
+        <w:rPr>
+          <w:rFonts w:ascii="宋体" w:eastAsia="宋体" w:hAnsi="宋体"/>
+          <w:szCs w:val="21"/>
+        </w:rPr>
+        <w:t>丶一丨丿</w:t>
+      </w:r>
+      <w:proofErr w:type="gramEnd"/>
+      <w:r>
+        <w:rPr>
+          <w:rFonts w:ascii="宋体" w:eastAsia="宋体" w:hAnsi="宋体"/>
+          <w:szCs w:val="21"/>
+        </w:rPr>
+        <w:t>乙乛</w:t>
       </w:r>
       <w:r>
         <w:rPr>
@@ -13520,7 +16336,23 @@
           <w:rFonts w:ascii="宋体" w:eastAsia="宋体" w:hAnsi="宋体"/>
           <w:szCs w:val="21"/>
         </w:rPr>
-        <w:t>”分别对应“dhupygkwv”。</w:t>
+        <w:t>”分别对应“</w:t>
+      </w:r>
+      <w:proofErr w:type="spellStart"/>
+      <w:r>
+        <w:rPr>
+          <w:rFonts w:ascii="宋体" w:eastAsia="宋体" w:hAnsi="宋体"/>
+          <w:szCs w:val="21"/>
+        </w:rPr>
+        <w:t>dhupygkwv</w:t>
+      </w:r>
+      <w:proofErr w:type="spellEnd"/>
+      <w:r>
+        <w:rPr>
+          <w:rFonts w:ascii="宋体" w:eastAsia="宋体" w:hAnsi="宋体"/>
+          <w:szCs w:val="21"/>
+        </w:rPr>
+        <w:t>”。</w:t>
       </w:r>
     </w:p>
     <w:p>
@@ -13540,28 +16372,46 @@
     <w:p>
       <w:pPr>
         <w:rPr>
-          <w:rFonts w:ascii="宋体" w:eastAsia="宋体" w:hAnsi="宋体" w:hint="eastAsia"/>
-          <w:b/>
-          <w:bCs/>
-          <w:szCs w:val="21"/>
-        </w:rPr>
-      </w:pPr>
-      <w:r>
-        <w:rPr>
-          <w:rFonts w:ascii="宋体" w:eastAsia="宋体" w:hAnsi="宋体"/>
-          <w:b/>
-          <w:bCs/>
-          <w:szCs w:val="21"/>
-        </w:rPr>
-        <w:t>3 独体字余字拆分</w:t>
-      </w:r>
-    </w:p>
-    <w:p>
-      <w:pPr>
-        <w:rPr>
-          <w:rFonts w:ascii="宋体" w:eastAsia="宋体" w:hAnsi="宋体" w:hint="eastAsia"/>
-          <w:b/>
-          <w:bCs/>
+          <w:rFonts w:ascii="宋体" w:eastAsia="宋体" w:hAnsi="宋体"/>
+          <w:b/>
+          <w:bCs/>
+          <w:szCs w:val="21"/>
+        </w:rPr>
+      </w:pPr>
+      <w:r>
+        <w:rPr>
+          <w:rFonts w:ascii="宋体" w:eastAsia="宋体" w:hAnsi="宋体"/>
+          <w:b/>
+          <w:bCs/>
+          <w:szCs w:val="21"/>
+        </w:rPr>
+        <w:t xml:space="preserve">3 </w:t>
+      </w:r>
+      <w:proofErr w:type="gramStart"/>
+      <w:r>
+        <w:rPr>
+          <w:rFonts w:ascii="宋体" w:eastAsia="宋体" w:hAnsi="宋体"/>
+          <w:b/>
+          <w:bCs/>
+          <w:szCs w:val="21"/>
+        </w:rPr>
+        <w:t>独体字余字</w:t>
+      </w:r>
+      <w:proofErr w:type="gramEnd"/>
+      <w:r>
+        <w:rPr>
+          <w:rFonts w:ascii="宋体" w:eastAsia="宋体" w:hAnsi="宋体"/>
+          <w:b/>
+          <w:bCs/>
+          <w:szCs w:val="21"/>
+        </w:rPr>
+        <w:t>拆分</w:t>
+      </w:r>
+    </w:p>
+    <w:p>
+      <w:pPr>
+        <w:rPr>
+          <w:rFonts w:ascii="宋体" w:eastAsia="宋体" w:hAnsi="宋体"/>
           <w:szCs w:val="21"/>
         </w:rPr>
       </w:pPr>
@@ -13571,21 +16421,7 @@
           <w:szCs w:val="21"/>
         </w:rPr>
         <w:lastRenderedPageBreak/>
-        <w:t>以</w:t>
-      </w:r>
-      <w:r>
-        <w:rPr>
-          <w:rFonts w:ascii="宋体" w:eastAsia="宋体" w:hAnsi="宋体" w:hint="eastAsia"/>
-          <w:szCs w:val="21"/>
-        </w:rPr>
-        <w:t>下</w:t>
-      </w:r>
-      <w:r>
-        <w:rPr>
-          <w:rFonts w:ascii="宋体" w:eastAsia="宋体" w:hAnsi="宋体"/>
-          <w:szCs w:val="21"/>
-        </w:rPr>
-        <w:t>三条规则为</w:t>
+        <w:t>以下①-③条规则为</w:t>
       </w:r>
       <w:r>
         <w:rPr>
@@ -13601,120 +16437,462 @@
           <w:rFonts w:ascii="宋体" w:eastAsia="宋体" w:hAnsi="宋体"/>
           <w:szCs w:val="21"/>
         </w:rPr>
-        <w:t>关系，满足任意一条即可判定为可拆分。</w:t>
-      </w:r>
-      <w:r>
-        <w:rPr>
-          <w:rFonts w:ascii="宋体" w:eastAsia="宋体" w:hAnsi="宋体" w:hint="eastAsia"/>
-          <w:szCs w:val="21"/>
-        </w:rPr>
-        <w:t>为了增大拆分可能性，拆分时尽量拆成非单笔画结构。</w:t>
-      </w:r>
-    </w:p>
-    <w:p>
-      <w:pPr>
-        <w:pStyle w:val="ad"/>
-        <w:numPr>
-          <w:ilvl w:val="0"/>
-          <w:numId w:val="44"/>
-        </w:numPr>
-        <w:rPr>
-          <w:rFonts w:ascii="宋体" w:eastAsia="宋体" w:hAnsi="宋体" w:hint="eastAsia"/>
-          <w:szCs w:val="21"/>
-        </w:rPr>
-      </w:pPr>
-      <w:r>
-        <w:rPr>
-          <w:rFonts w:ascii="宋体" w:eastAsia="宋体" w:hAnsi="宋体"/>
-          <w:b/>
-          <w:bCs/>
-          <w:szCs w:val="21"/>
-        </w:rPr>
-        <w:t>分离性可拆</w:t>
-      </w:r>
-      <w:r>
-        <w:rPr>
-          <w:rFonts w:ascii="宋体" w:eastAsia="宋体" w:hAnsi="宋体" w:hint="eastAsia"/>
-          <w:b/>
-          <w:bCs/>
-          <w:szCs w:val="21"/>
-        </w:rPr>
-        <w:t>：</w:t>
-      </w:r>
-      <w:r>
-        <w:rPr>
-          <w:rFonts w:ascii="宋体" w:eastAsia="宋体" w:hAnsi="宋体"/>
-          <w:szCs w:val="21"/>
-        </w:rPr>
-        <w:t>汉字可分解为两个部件，至少其中一个部件不是单笔画且属于《部首表》，两个部件之间</w:t>
-      </w:r>
-      <w:r>
-        <w:rPr>
-          <w:rFonts w:ascii="宋体" w:eastAsia="宋体" w:hAnsi="宋体"/>
-          <w:b/>
-          <w:bCs/>
-          <w:szCs w:val="21"/>
-        </w:rPr>
-        <w:t>严格</w:t>
-      </w:r>
-      <w:r>
-        <w:rPr>
-          <w:rFonts w:ascii="宋体" w:eastAsia="宋体" w:hAnsi="宋体" w:hint="eastAsia"/>
-          <w:b/>
-          <w:bCs/>
-          <w:szCs w:val="21"/>
-        </w:rPr>
-        <w:t>分离</w:t>
-      </w:r>
-      <w:r>
-        <w:rPr>
-          <w:rFonts w:ascii="宋体" w:eastAsia="宋体" w:hAnsi="宋体"/>
-          <w:szCs w:val="21"/>
-        </w:rPr>
-        <w:t>（即</w:t>
-      </w:r>
-      <w:r>
-        <w:rPr>
-          <w:rFonts w:ascii="宋体" w:eastAsia="宋体" w:hAnsi="宋体" w:hint="eastAsia"/>
-          <w:szCs w:val="21"/>
-        </w:rPr>
-        <w:t>不粘连交错穿插</w:t>
-      </w:r>
-      <w:r>
-        <w:rPr>
-          <w:rFonts w:ascii="宋体" w:eastAsia="宋体" w:hAnsi="宋体"/>
-          <w:szCs w:val="21"/>
-        </w:rPr>
-        <w:t>，点接触</w:t>
-      </w:r>
-      <w:r>
-        <w:rPr>
-          <w:rFonts w:ascii="宋体" w:eastAsia="宋体" w:hAnsi="宋体" w:hint="eastAsia"/>
-          <w:szCs w:val="21"/>
-        </w:rPr>
-        <w:t>也不行</w:t>
-      </w:r>
-      <w:r>
-        <w:rPr>
-          <w:rFonts w:ascii="宋体" w:eastAsia="宋体" w:hAnsi="宋体"/>
-          <w:szCs w:val="21"/>
-        </w:rPr>
-        <w:t>）</w:t>
-      </w:r>
-      <w:r>
-        <w:rPr>
-          <w:rFonts w:ascii="宋体" w:eastAsia="宋体" w:hAnsi="宋体" w:hint="eastAsia"/>
-          <w:szCs w:val="21"/>
-        </w:rPr>
-        <w:t>，</w:t>
-      </w:r>
-      <w:r>
-        <w:rPr>
-          <w:rFonts w:ascii="宋体" w:eastAsia="宋体" w:hAnsi="宋体"/>
-          <w:szCs w:val="21"/>
-        </w:rPr>
-        <w:t>即可拆分</w:t>
-      </w:r>
+        <w:t>关系,满足任意一条即可判定为可拆分。为了增大拆分可能性,拆分时尽量拆成非单笔画结构。</w:t>
+      </w:r>
+    </w:p>
+    <w:p>
+      <w:pPr>
+        <w:rPr>
+          <w:rFonts w:ascii="宋体" w:eastAsia="宋体" w:hAnsi="宋体"/>
+          <w:szCs w:val="21"/>
+        </w:rPr>
+      </w:pPr>
+      <w:r>
+        <w:rPr>
+          <w:rFonts w:ascii="宋体" w:eastAsia="宋体" w:hAnsi="宋体"/>
+          <w:szCs w:val="21"/>
+        </w:rPr>
+        <w:t>① 分离性可拆:汉字可分解为两个部件,至少其中一个部件不是单笔画且属于《部首表》,两个部件之间严格分离(即不粘连交错穿插,点接触也不行),即可拆分。</w:t>
+      </w:r>
+    </w:p>
+    <w:p>
+      <w:pPr>
+        <w:rPr>
+          <w:rFonts w:ascii="宋体" w:eastAsia="宋体" w:hAnsi="宋体"/>
+          <w:szCs w:val="21"/>
+        </w:rPr>
+      </w:pPr>
+      <w:r>
+        <w:rPr>
+          <w:rFonts w:ascii="宋体" w:eastAsia="宋体" w:hAnsi="宋体"/>
+          <w:szCs w:val="21"/>
+        </w:rPr>
+        <w:t>② 字源性可拆:汉字可分解为两个部件,至少其中一个部件不是单笔画(若整字属于大</w:t>
+      </w:r>
+      <w:proofErr w:type="gramStart"/>
+      <w:r>
+        <w:rPr>
+          <w:rFonts w:ascii="宋体" w:eastAsia="宋体" w:hAnsi="宋体"/>
+          <w:szCs w:val="21"/>
+        </w:rPr>
+        <w:t>形字(主码</w:t>
+      </w:r>
+      <w:proofErr w:type="gramEnd"/>
+      <w:r>
+        <w:rPr>
+          <w:rFonts w:ascii="宋体" w:eastAsia="宋体" w:hAnsi="宋体"/>
+          <w:szCs w:val="21"/>
+        </w:rPr>
+        <w:t>为6),则要求所有部件均不是单笔画),且康熙部首(不是单笔画)为两个部件之一,即可拆分。</w:t>
+      </w:r>
+    </w:p>
+    <w:p>
+      <w:pPr>
+        <w:rPr>
+          <w:rFonts w:ascii="宋体" w:eastAsia="宋体" w:hAnsi="宋体"/>
+          <w:szCs w:val="21"/>
+        </w:rPr>
+      </w:pPr>
+      <w:r>
+        <w:rPr>
+          <w:rFonts w:ascii="宋体" w:eastAsia="宋体" w:hAnsi="宋体"/>
+          <w:szCs w:val="21"/>
+        </w:rPr>
+        <w:t>③ 结构性可拆： "丷</w:t>
+      </w:r>
+      <w:proofErr w:type="gramStart"/>
+      <w:r>
+        <w:rPr>
+          <w:rFonts w:ascii="宋体" w:eastAsia="宋体" w:hAnsi="宋体"/>
+          <w:szCs w:val="21"/>
+        </w:rPr>
+        <w:t>亠</w:t>
+      </w:r>
+      <w:proofErr w:type="gramEnd"/>
+      <w:r>
+        <w:rPr>
+          <w:rFonts w:ascii="宋体" w:eastAsia="宋体" w:hAnsi="宋体"/>
+          <w:szCs w:val="21"/>
+        </w:rPr>
+        <w:t>"：汉字顶部存在"丷"或"</w:t>
+      </w:r>
+      <w:proofErr w:type="gramStart"/>
+      <w:r>
+        <w:rPr>
+          <w:rFonts w:ascii="宋体" w:eastAsia="宋体" w:hAnsi="宋体"/>
+          <w:szCs w:val="21"/>
+        </w:rPr>
+        <w:t>亠</w:t>
+      </w:r>
+      <w:proofErr w:type="gramEnd"/>
+      <w:r>
+        <w:rPr>
+          <w:rFonts w:ascii="宋体" w:eastAsia="宋体" w:hAnsi="宋体"/>
+          <w:szCs w:val="21"/>
+        </w:rPr>
+        <w:t>"部件，且该部件未被其他笔画穿插或交错（允许外围粘连）。"</w:t>
+      </w:r>
+      <w:proofErr w:type="gramStart"/>
+      <w:r>
+        <w:rPr>
+          <w:rFonts w:ascii="宋体" w:eastAsia="宋体" w:hAnsi="宋体"/>
+          <w:szCs w:val="21"/>
+        </w:rPr>
+        <w:t>冖</w:t>
+      </w:r>
+      <w:proofErr w:type="gramEnd"/>
+      <w:r>
+        <w:rPr>
+          <w:rFonts w:ascii="宋体" w:eastAsia="宋体" w:hAnsi="宋体"/>
+          <w:szCs w:val="21"/>
+        </w:rPr>
+        <w:t>"：汉字顶部存在"</w:t>
+      </w:r>
+      <w:proofErr w:type="gramStart"/>
+      <w:r>
+        <w:rPr>
+          <w:rFonts w:ascii="宋体" w:eastAsia="宋体" w:hAnsi="宋体"/>
+          <w:szCs w:val="21"/>
+        </w:rPr>
+        <w:t>冖</w:t>
+      </w:r>
+      <w:proofErr w:type="gramEnd"/>
+      <w:r>
+        <w:rPr>
+          <w:rFonts w:ascii="宋体" w:eastAsia="宋体" w:hAnsi="宋体"/>
+          <w:szCs w:val="21"/>
+        </w:rPr>
+        <w:t>"部件，且其笔画是连续书写的，即可拆分，不受粘连/穿插/交错的限制。"</w:t>
+      </w:r>
+      <w:proofErr w:type="gramStart"/>
+      <w:r>
+        <w:rPr>
+          <w:rFonts w:ascii="宋体" w:eastAsia="宋体" w:hAnsi="宋体"/>
+          <w:szCs w:val="21"/>
+        </w:rPr>
+        <w:t>勹</w:t>
+      </w:r>
+      <w:proofErr w:type="gramEnd"/>
+      <w:r>
+        <w:rPr>
+          <w:rFonts w:ascii="宋体" w:eastAsia="宋体" w:hAnsi="宋体"/>
+          <w:szCs w:val="21"/>
+        </w:rPr>
+        <w:t>"：汉字以"</w:t>
+      </w:r>
+      <w:proofErr w:type="gramStart"/>
+      <w:r>
+        <w:rPr>
+          <w:rFonts w:ascii="宋体" w:eastAsia="宋体" w:hAnsi="宋体"/>
+          <w:szCs w:val="21"/>
+        </w:rPr>
+        <w:t>勹</w:t>
+      </w:r>
+      <w:proofErr w:type="gramEnd"/>
+      <w:r>
+        <w:rPr>
+          <w:rFonts w:ascii="宋体" w:eastAsia="宋体" w:hAnsi="宋体"/>
+          <w:szCs w:val="21"/>
+        </w:rPr>
+        <w:t>"作为包围外框（其他半包围外框如</w:t>
+      </w:r>
+      <w:proofErr w:type="gramStart"/>
+      <w:r>
+        <w:rPr>
+          <w:rFonts w:ascii="宋体" w:eastAsia="宋体" w:hAnsi="宋体"/>
+          <w:szCs w:val="21"/>
+        </w:rPr>
+        <w:t>匚</w:t>
+      </w:r>
+      <w:proofErr w:type="gramEnd"/>
+      <w:r>
+        <w:rPr>
+          <w:rFonts w:ascii="宋体" w:eastAsia="宋体" w:hAnsi="宋体"/>
+          <w:szCs w:val="21"/>
+        </w:rPr>
+        <w:t>、</w:t>
+      </w:r>
+      <w:proofErr w:type="gramStart"/>
+      <w:r>
+        <w:rPr>
+          <w:rFonts w:ascii="宋体" w:eastAsia="宋体" w:hAnsi="宋体"/>
+          <w:szCs w:val="21"/>
+        </w:rPr>
+        <w:t>凵</w:t>
+      </w:r>
+      <w:proofErr w:type="gramEnd"/>
+      <w:r>
+        <w:rPr>
+          <w:rFonts w:ascii="宋体" w:eastAsia="宋体" w:hAnsi="宋体"/>
+          <w:szCs w:val="21"/>
+        </w:rPr>
+        <w:t>、</w:t>
+      </w:r>
+      <w:proofErr w:type="gramStart"/>
+      <w:r>
+        <w:rPr>
+          <w:rFonts w:ascii="宋体" w:eastAsia="宋体" w:hAnsi="宋体"/>
+          <w:szCs w:val="21"/>
+        </w:rPr>
+        <w:t>冂</w:t>
+      </w:r>
+      <w:proofErr w:type="gramEnd"/>
+      <w:r>
+        <w:rPr>
+          <w:rFonts w:ascii="宋体" w:eastAsia="宋体" w:hAnsi="宋体"/>
+          <w:szCs w:val="21"/>
+        </w:rPr>
+        <w:t>等均不适用）。"口"：汉字仅由两个部件组成，其中一个部件必须是"口"（不能是"日""田"等变形），另一个部件必须是成字。满足任</w:t>
+      </w:r>
+      <w:proofErr w:type="gramStart"/>
+      <w:r>
+        <w:rPr>
+          <w:rFonts w:ascii="宋体" w:eastAsia="宋体" w:hAnsi="宋体"/>
+          <w:szCs w:val="21"/>
+        </w:rPr>
+        <w:t>一</w:t>
+      </w:r>
+      <w:proofErr w:type="gramEnd"/>
+      <w:r>
+        <w:rPr>
+          <w:rFonts w:ascii="宋体" w:eastAsia="宋体" w:hAnsi="宋体"/>
+          <w:szCs w:val="21"/>
+        </w:rPr>
+        <w:t>结构特征即可拆分。</w:t>
+      </w:r>
+    </w:p>
+    <w:p>
+      <w:pPr>
+        <w:rPr>
+          <w:rFonts w:ascii="宋体" w:eastAsia="宋体" w:hAnsi="宋体"/>
+          <w:szCs w:val="21"/>
+        </w:rPr>
+      </w:pPr>
+      <w:r>
+        <w:rPr>
+          <w:rFonts w:ascii="宋体" w:eastAsia="宋体" w:hAnsi="宋体"/>
+          <w:szCs w:val="21"/>
+        </w:rPr>
+        <w:t>④ 代替</w:t>
+      </w:r>
+      <w:proofErr w:type="gramStart"/>
+      <w:r>
+        <w:rPr>
+          <w:rFonts w:ascii="宋体" w:eastAsia="宋体" w:hAnsi="宋体"/>
+          <w:szCs w:val="21"/>
+        </w:rPr>
+        <w:t>部首码次选</w:t>
+      </w:r>
+      <w:proofErr w:type="gramEnd"/>
+      <w:r>
+        <w:rPr>
+          <w:rFonts w:ascii="宋体" w:eastAsia="宋体" w:hAnsi="宋体"/>
+          <w:szCs w:val="21"/>
+        </w:rPr>
+        <w:t>：若</w:t>
+      </w:r>
+      <w:proofErr w:type="gramStart"/>
+      <w:r>
+        <w:rPr>
+          <w:rFonts w:ascii="宋体" w:eastAsia="宋体" w:hAnsi="宋体"/>
+          <w:szCs w:val="21"/>
+        </w:rPr>
+        <w:t>独体余</w:t>
+      </w:r>
+      <w:proofErr w:type="gramEnd"/>
+      <w:r>
+        <w:rPr>
+          <w:rFonts w:ascii="宋体" w:eastAsia="宋体" w:hAnsi="宋体"/>
+          <w:szCs w:val="21"/>
+        </w:rPr>
+        <w:t>字在前三条均不可拆分，且其属于“非部首字代替”表（如干→十、</w:t>
+      </w:r>
+      <w:proofErr w:type="gramStart"/>
+      <w:r>
+        <w:rPr>
+          <w:rFonts w:ascii="宋体" w:eastAsia="宋体" w:hAnsi="宋体"/>
+          <w:szCs w:val="21"/>
+        </w:rPr>
+        <w:t>兀</w:t>
+      </w:r>
+      <w:proofErr w:type="gramEnd"/>
+      <w:r>
+        <w:rPr>
+          <w:rFonts w:ascii="宋体" w:eastAsia="宋体" w:hAnsi="宋体"/>
+          <w:szCs w:val="21"/>
+        </w:rPr>
+        <w:t>→儿），当余音被更高优先级字占据时，可取代替目标的部首码作为副码。余音未被占据时仍取余音。</w:t>
+      </w:r>
+    </w:p>
+    <w:p>
+      <w:pPr>
+        <w:rPr>
+          <w:rFonts w:ascii="宋体" w:eastAsia="宋体" w:hAnsi="宋体" w:hint="eastAsia"/>
+          <w:szCs w:val="21"/>
+        </w:rPr>
+      </w:pPr>
+    </w:p>
+    <w:p>
+      <w:pPr>
+        <w:rPr>
+          <w:rFonts w:ascii="宋体" w:eastAsia="宋体" w:hAnsi="宋体" w:hint="eastAsia"/>
+          <w:b/>
+          <w:bCs/>
+          <w:szCs w:val="21"/>
+        </w:rPr>
+      </w:pPr>
+      <w:r>
+        <w:rPr>
+          <w:rFonts w:ascii="宋体" w:eastAsia="宋体" w:hAnsi="宋体"/>
+          <w:b/>
+          <w:bCs/>
+          <w:szCs w:val="21"/>
+        </w:rPr>
+        <w:t>宏观验证原则</w:t>
+      </w:r>
+    </w:p>
+    <w:p>
+      <w:pPr>
+        <w:ind w:firstLineChars="200" w:firstLine="420"/>
+        <w:rPr>
+          <w:rFonts w:ascii="宋体" w:eastAsia="宋体" w:hAnsi="宋体" w:hint="eastAsia"/>
+          <w:szCs w:val="21"/>
+        </w:rPr>
+      </w:pPr>
+      <w:r>
+        <w:rPr>
+          <w:rFonts w:ascii="宋体" w:eastAsia="宋体" w:hAnsi="宋体"/>
+          <w:szCs w:val="21"/>
+        </w:rPr>
+        <w:t>为确保编码系统的一致性和合理性，设置以下验证原则：</w:t>
+      </w:r>
+    </w:p>
+    <w:p>
+      <w:pPr>
+        <w:rPr>
+          <w:rFonts w:ascii="宋体" w:eastAsia="宋体" w:hAnsi="宋体" w:hint="eastAsia"/>
+          <w:b/>
+          <w:bCs/>
+          <w:szCs w:val="21"/>
+        </w:rPr>
+      </w:pPr>
+      <w:r>
+        <w:rPr>
+          <w:rFonts w:ascii="宋体" w:eastAsia="宋体" w:hAnsi="宋体"/>
+          <w:b/>
+          <w:bCs/>
+          <w:szCs w:val="21"/>
+        </w:rPr>
+        <w:t>1 对称性原则</w:t>
+      </w:r>
+    </w:p>
+    <w:p>
+      <w:pPr>
+        <w:ind w:firstLineChars="200" w:firstLine="422"/>
+        <w:rPr>
+          <w:rFonts w:ascii="宋体" w:eastAsia="宋体" w:hAnsi="宋体" w:hint="eastAsia"/>
+          <w:szCs w:val="21"/>
+        </w:rPr>
+      </w:pPr>
+      <w:r>
+        <w:rPr>
+          <w:rFonts w:ascii="宋体" w:eastAsia="宋体" w:hAnsi="宋体"/>
+          <w:b/>
+          <w:bCs/>
+          <w:szCs w:val="21"/>
+        </w:rPr>
+        <w:t>字形、结构相似的字，其编码模式应尽量保持一致。</w:t>
+      </w:r>
+    </w:p>
+    <w:p>
+      <w:pPr>
+        <w:rPr>
+          <w:rFonts w:ascii="宋体" w:eastAsia="宋体" w:hAnsi="宋体" w:hint="eastAsia"/>
+          <w:b/>
+          <w:bCs/>
+          <w:szCs w:val="21"/>
+        </w:rPr>
+      </w:pPr>
+      <w:r>
+        <w:rPr>
+          <w:rFonts w:ascii="宋体" w:eastAsia="宋体" w:hAnsi="宋体" w:hint="eastAsia"/>
+          <w:b/>
+          <w:bCs/>
+          <w:szCs w:val="21"/>
+        </w:rPr>
+        <w:t>2 多条件优先</w:t>
+      </w:r>
+    </w:p>
+    <w:p>
+      <w:pPr>
+        <w:ind w:firstLineChars="200" w:firstLine="422"/>
+        <w:rPr>
+          <w:rFonts w:ascii="宋体" w:eastAsia="宋体" w:hAnsi="宋体" w:hint="eastAsia"/>
+          <w:szCs w:val="21"/>
+        </w:rPr>
+      </w:pPr>
+      <w:r>
+        <w:rPr>
+          <w:rFonts w:ascii="宋体" w:eastAsia="宋体" w:hAnsi="宋体"/>
+          <w:b/>
+          <w:bCs/>
+          <w:szCs w:val="21"/>
+        </w:rPr>
+        <w:t>同时满足两个条件时，优先取支持原因多的条件。</w:t>
+      </w:r>
+    </w:p>
+    <w:p>
+      <w:pPr>
+        <w:rPr>
+          <w:rFonts w:ascii="宋体" w:eastAsia="宋体" w:hAnsi="宋体" w:hint="eastAsia"/>
+          <w:szCs w:val="21"/>
+        </w:rPr>
+      </w:pPr>
+      <w:r>
+        <w:rPr>
+          <w:rFonts w:ascii="宋体" w:eastAsia="宋体" w:hAnsi="宋体" w:hint="eastAsia"/>
+          <w:b/>
+          <w:bCs/>
+          <w:szCs w:val="21"/>
+        </w:rPr>
+        <w:t xml:space="preserve">3 </w:t>
+      </w:r>
+      <w:r>
+        <w:rPr>
+          <w:rFonts w:ascii="宋体" w:eastAsia="宋体" w:hAnsi="宋体"/>
+          <w:b/>
+          <w:bCs/>
+          <w:szCs w:val="21"/>
+        </w:rPr>
+        <w:t>实用主义</w:t>
+      </w:r>
+    </w:p>
+    <w:p>
+      <w:pPr>
+        <w:ind w:firstLineChars="200" w:firstLine="420"/>
+        <w:rPr>
+          <w:rFonts w:ascii="宋体" w:eastAsia="宋体" w:hAnsi="宋体" w:hint="eastAsia"/>
+          <w:b/>
+          <w:bCs/>
+          <w:szCs w:val="21"/>
+        </w:rPr>
+      </w:pPr>
+      <w:r>
+        <w:rPr>
+          <w:rFonts w:ascii="宋体" w:eastAsia="宋体" w:hAnsi="宋体"/>
+          <w:szCs w:val="21"/>
+        </w:rPr>
+        <w:t>在规则冲突时，以实际编码效果和用户记忆负担为最终</w:t>
+      </w:r>
+      <w:proofErr w:type="gramStart"/>
+      <w:r>
+        <w:rPr>
+          <w:rFonts w:ascii="宋体" w:eastAsia="宋体" w:hAnsi="宋体"/>
+          <w:szCs w:val="21"/>
+        </w:rPr>
+        <w:t>考量</w:t>
+      </w:r>
+      <w:proofErr w:type="gramEnd"/>
       <w:r>
         <w:rPr>
           <w:rFonts w:ascii="宋体" w:eastAsia="宋体" w:hAnsi="宋体"/>
@@ -13725,476 +16903,52 @@
     </w:p>
     <w:p>
       <w:pPr>
-        <w:pStyle w:val="ad"/>
-        <w:numPr>
-          <w:ilvl w:val="0"/>
-          <w:numId w:val="44"/>
-        </w:numPr>
-        <w:rPr>
-          <w:rFonts w:ascii="宋体" w:eastAsia="宋体" w:hAnsi="宋体" w:hint="eastAsia"/>
-          <w:szCs w:val="21"/>
-        </w:rPr>
-      </w:pPr>
-      <w:r>
-        <w:rPr>
-          <w:rFonts w:ascii="宋体" w:eastAsia="宋体" w:hAnsi="宋体"/>
-          <w:b/>
-          <w:bCs/>
-          <w:szCs w:val="21"/>
-        </w:rPr>
-        <w:t>字源性可拆</w:t>
-      </w:r>
-      <w:r>
-        <w:rPr>
-          <w:rFonts w:ascii="宋体" w:eastAsia="宋体" w:hAnsi="宋体" w:hint="eastAsia"/>
-          <w:b/>
-          <w:bCs/>
-          <w:szCs w:val="21"/>
-        </w:rPr>
-        <w:t>：</w:t>
-      </w:r>
-      <w:r>
-        <w:rPr>
-          <w:rFonts w:ascii="宋体" w:eastAsia="宋体" w:hAnsi="宋体"/>
-          <w:szCs w:val="21"/>
-        </w:rPr>
-        <w:t>汉字可分解为两个部件，至少其中一个部件不是单笔画（若整字属于</w:t>
-      </w:r>
-      <w:r>
-        <w:rPr>
-          <w:rFonts w:ascii="宋体" w:eastAsia="宋体" w:hAnsi="宋体"/>
-          <w:b/>
-          <w:bCs/>
-          <w:szCs w:val="21"/>
-        </w:rPr>
-        <w:t>大形</w:t>
-      </w:r>
-      <w:r>
-        <w:rPr>
-          <w:rFonts w:ascii="宋体" w:eastAsia="宋体" w:hAnsi="宋体" w:hint="eastAsia"/>
-          <w:b/>
-          <w:bCs/>
-          <w:szCs w:val="21"/>
-        </w:rPr>
-        <w:t>字</w:t>
-      </w:r>
-      <w:r>
-        <w:rPr>
-          <w:rFonts w:ascii="宋体" w:eastAsia="宋体" w:hAnsi="宋体" w:hint="eastAsia"/>
-          <w:szCs w:val="21"/>
-        </w:rPr>
-        <w:t>（</w:t>
-      </w:r>
-      <w:r>
-        <w:rPr>
-          <w:rFonts w:ascii="宋体" w:eastAsia="宋体" w:hAnsi="宋体"/>
-          <w:szCs w:val="21"/>
-        </w:rPr>
-        <w:t>主码为6</w:t>
-      </w:r>
-      <w:r>
-        <w:rPr>
-          <w:rFonts w:ascii="宋体" w:eastAsia="宋体" w:hAnsi="宋体" w:hint="eastAsia"/>
-          <w:szCs w:val="21"/>
-        </w:rPr>
-        <w:t>）</w:t>
-      </w:r>
-      <w:r>
-        <w:rPr>
-          <w:rFonts w:ascii="宋体" w:eastAsia="宋体" w:hAnsi="宋体"/>
-          <w:szCs w:val="21"/>
-        </w:rPr>
-        <w:t>，则要求</w:t>
-      </w:r>
-      <w:r>
-        <w:rPr>
-          <w:rFonts w:ascii="宋体" w:eastAsia="宋体" w:hAnsi="宋体" w:hint="eastAsia"/>
-          <w:szCs w:val="21"/>
-        </w:rPr>
-        <w:t>所有</w:t>
-      </w:r>
-      <w:r>
-        <w:rPr>
-          <w:rFonts w:ascii="宋体" w:eastAsia="宋体" w:hAnsi="宋体"/>
-          <w:szCs w:val="21"/>
-        </w:rPr>
-        <w:t>部件均不是单笔画），且康熙部首</w:t>
-      </w:r>
-      <w:r>
-        <w:rPr>
-          <w:rFonts w:ascii="宋体" w:eastAsia="宋体" w:hAnsi="宋体" w:hint="eastAsia"/>
-          <w:szCs w:val="21"/>
-        </w:rPr>
-        <w:t>（不是单笔画）</w:t>
-      </w:r>
-      <w:r>
-        <w:rPr>
-          <w:rFonts w:ascii="宋体" w:eastAsia="宋体" w:hAnsi="宋体"/>
-          <w:szCs w:val="21"/>
-        </w:rPr>
-        <w:t>为两个部件之一</w:t>
-      </w:r>
-      <w:r>
-        <w:rPr>
-          <w:rFonts w:ascii="宋体" w:eastAsia="宋体" w:hAnsi="宋体" w:hint="eastAsia"/>
-          <w:szCs w:val="21"/>
-        </w:rPr>
-        <w:t>，</w:t>
-      </w:r>
-      <w:r>
-        <w:rPr>
-          <w:rFonts w:ascii="宋体" w:eastAsia="宋体" w:hAnsi="宋体"/>
-          <w:szCs w:val="21"/>
-        </w:rPr>
-        <w:t>即可拆分</w:t>
-      </w:r>
-      <w:r>
-        <w:rPr>
-          <w:rFonts w:ascii="宋体" w:eastAsia="宋体" w:hAnsi="宋体"/>
-          <w:szCs w:val="21"/>
+        <w:rPr>
+          <w:rFonts w:ascii="宋体" w:eastAsia="宋体" w:hAnsi="宋体" w:hint="eastAsia"/>
+          <w:b/>
+          <w:bCs/>
+          <w:szCs w:val="21"/>
+        </w:rPr>
+      </w:pPr>
+      <w:r>
+        <w:rPr>
+          <w:rFonts w:ascii="宋体" w:eastAsia="宋体" w:hAnsi="宋体" w:hint="eastAsia"/>
+          <w:b/>
+          <w:bCs/>
+          <w:szCs w:val="21"/>
+        </w:rPr>
+        <w:t>4 副码优化分配</w:t>
+      </w:r>
+    </w:p>
+    <w:p>
+      <w:pPr>
+        <w:rPr>
+          <w:rFonts w:ascii="宋体" w:eastAsia="宋体" w:hAnsi="宋体" w:hint="eastAsia"/>
+          <w:color w:val="000000" w:themeColor="text1"/>
+        </w:rPr>
+      </w:pPr>
+      <w:r>
+        <w:rPr>
+          <w:rFonts w:ascii="宋体" w:eastAsia="宋体" w:hAnsi="宋体" w:hint="eastAsia"/>
+          <w:color w:val="000000" w:themeColor="text1"/>
+        </w:rPr>
+        <w:t xml:space="preserve">    类似主码，副码也有适当优化分配。需要理解的字例有：进</w:t>
+      </w:r>
+      <w:proofErr w:type="spellStart"/>
+      <w:r>
+        <w:rPr>
+          <w:rFonts w:ascii="宋体" w:eastAsia="宋体" w:hAnsi="宋体" w:hint="eastAsia"/>
+          <w:color w:val="000000" w:themeColor="text1"/>
+        </w:rPr>
+        <w:t>zw</w:t>
+      </w:r>
+      <w:proofErr w:type="spellEnd"/>
+      <w:r>
+        <w:rPr>
+          <w:rFonts w:ascii="宋体" w:eastAsia="宋体" w:hAnsi="宋体" w:hint="eastAsia"/>
+          <w:color w:val="000000" w:themeColor="text1"/>
         </w:rPr>
         <w:t>。</w:t>
-      </w:r>
-    </w:p>
-    <w:p>
-      <w:pPr>
-        <w:pStyle w:val="ad"/>
-        <w:numPr>
-          <w:ilvl w:val="0"/>
-          <w:numId w:val="44"/>
-        </w:numPr>
-        <w:rPr>
-          <w:rFonts w:ascii="宋体" w:eastAsia="宋体" w:hAnsi="宋体" w:hint="eastAsia"/>
-          <w:szCs w:val="21"/>
-        </w:rPr>
-      </w:pPr>
-      <w:r>
-        <w:rPr>
-          <w:rFonts w:ascii="宋体" w:eastAsia="宋体" w:hAnsi="宋体"/>
-          <w:b/>
-          <w:bCs/>
-          <w:szCs w:val="21"/>
-        </w:rPr>
-        <w:t>结构性可拆</w:t>
-      </w:r>
-      <w:r>
-        <w:rPr>
-          <w:rFonts w:ascii="宋体" w:eastAsia="宋体" w:hAnsi="宋体" w:hint="eastAsia"/>
-          <w:b/>
-          <w:bCs/>
-          <w:szCs w:val="21"/>
-        </w:rPr>
-        <w:t>：</w:t>
-      </w:r>
-      <w:r>
-        <w:rPr>
-          <w:rFonts w:ascii="宋体" w:eastAsia="宋体" w:hAnsi="宋体" w:hint="eastAsia"/>
-          <w:b/>
-          <w:bCs/>
-          <w:szCs w:val="21"/>
-        </w:rPr>
-        <w:t xml:space="preserve"> “丷亠”</w:t>
-      </w:r>
-      <w:r>
-        <w:rPr>
-          <w:rFonts w:ascii="宋体" w:eastAsia="宋体" w:hAnsi="宋体" w:hint="eastAsia"/>
-          <w:szCs w:val="21"/>
-        </w:rPr>
-        <w:t>：</w:t>
-      </w:r>
-      <w:r>
-        <w:rPr>
-          <w:rFonts w:ascii="宋体" w:eastAsia="宋体" w:hAnsi="宋体"/>
-          <w:szCs w:val="21"/>
-        </w:rPr>
-        <w:t>汉字顶部存在“丷”或“亠”部件，且该部件未被其他笔画穿插或交错（允许外围粘连）。</w:t>
-      </w:r>
-      <w:r>
-        <w:rPr>
-          <w:rFonts w:ascii="宋体" w:eastAsia="宋体" w:hAnsi="宋体" w:hint="eastAsia"/>
-          <w:b/>
-          <w:bCs/>
-          <w:szCs w:val="21"/>
-        </w:rPr>
-        <w:t>“冖”</w:t>
-      </w:r>
-      <w:r>
-        <w:rPr>
-          <w:rFonts w:ascii="宋体" w:eastAsia="宋体" w:hAnsi="宋体"/>
-          <w:b/>
-          <w:bCs/>
-          <w:szCs w:val="21"/>
-        </w:rPr>
-        <w:t>：</w:t>
-      </w:r>
-      <w:r>
-        <w:rPr>
-          <w:rFonts w:ascii="宋体" w:eastAsia="宋体" w:hAnsi="宋体"/>
-          <w:szCs w:val="21"/>
-        </w:rPr>
-        <w:t>汉字顶部存在"冖"部件，</w:t>
-      </w:r>
-      <w:r>
-        <w:rPr>
-          <w:rFonts w:ascii="宋体" w:eastAsia="宋体" w:hAnsi="宋体" w:hint="eastAsia"/>
-          <w:szCs w:val="21"/>
-        </w:rPr>
-        <w:t>且其</w:t>
-      </w:r>
-      <w:r>
-        <w:rPr>
-          <w:rFonts w:ascii="宋体" w:eastAsia="宋体" w:hAnsi="宋体"/>
-          <w:szCs w:val="21"/>
-        </w:rPr>
-        <w:t>笔画是连续书写的，即可拆分</w:t>
-      </w:r>
-      <w:r>
-        <w:rPr>
-          <w:rFonts w:ascii="宋体" w:eastAsia="宋体" w:hAnsi="宋体" w:hint="eastAsia"/>
-          <w:szCs w:val="21"/>
-        </w:rPr>
-        <w:t>，</w:t>
-      </w:r>
-      <w:r>
-        <w:rPr>
-          <w:rFonts w:ascii="宋体" w:eastAsia="宋体" w:hAnsi="宋体"/>
-          <w:szCs w:val="21"/>
-        </w:rPr>
-        <w:t>不受粘连/穿插/交错的限制。</w:t>
-      </w:r>
-      <w:r>
-        <w:rPr>
-          <w:rFonts w:ascii="宋体" w:eastAsia="宋体" w:hAnsi="宋体"/>
-          <w:b/>
-          <w:bCs/>
-          <w:szCs w:val="21"/>
-        </w:rPr>
-        <w:t>“勹”</w:t>
-      </w:r>
-      <w:r>
-        <w:rPr>
-          <w:rFonts w:ascii="宋体" w:eastAsia="宋体" w:hAnsi="宋体"/>
-          <w:szCs w:val="21"/>
-        </w:rPr>
-        <w:t>：汉字以“勹”作为包围外框（其他半包围外框如匚、凵、冂等均不适用）。</w:t>
-      </w:r>
-      <w:r>
-        <w:rPr>
-          <w:rFonts w:ascii="宋体" w:eastAsia="宋体" w:hAnsi="宋体"/>
-          <w:b/>
-          <w:bCs/>
-          <w:szCs w:val="21"/>
-        </w:rPr>
-        <w:t>“口”</w:t>
-      </w:r>
-      <w:r>
-        <w:rPr>
-          <w:rFonts w:ascii="宋体" w:eastAsia="宋体" w:hAnsi="宋体"/>
-          <w:szCs w:val="21"/>
-        </w:rPr>
-        <w:t>：汉字仅由两个部件组成，其中一个部件必须是“口”（不能是“日”“田”等变形），另一个部件必须是成字。</w:t>
-      </w:r>
-      <w:r>
-        <w:rPr>
-          <w:rFonts w:ascii="宋体" w:eastAsia="宋体" w:hAnsi="宋体"/>
-          <w:szCs w:val="21"/>
-        </w:rPr>
-        <w:t>满足任一结构特征即可拆分</w:t>
-      </w:r>
-    </w:p>
-    <w:p>
-      <w:pPr>
-        <w:rPr>
-          <w:rFonts w:ascii="宋体" w:eastAsia="宋体" w:hAnsi="宋体" w:hint="eastAsia"/>
-          <w:szCs w:val="21"/>
-        </w:rPr>
-      </w:pPr>
-    </w:p>
-    <w:p>
-      <w:pPr>
-        <w:rPr>
-          <w:rFonts w:ascii="宋体" w:eastAsia="宋体" w:hAnsi="宋体" w:hint="eastAsia"/>
-          <w:b/>
-          <w:bCs/>
-          <w:szCs w:val="21"/>
-        </w:rPr>
-      </w:pPr>
-      <w:r>
-        <w:rPr>
-          <w:rFonts w:ascii="宋体" w:eastAsia="宋体" w:hAnsi="宋体"/>
-          <w:b/>
-          <w:bCs/>
-          <w:szCs w:val="21"/>
-        </w:rPr>
-        <w:t>宏观验证原则</w:t>
-      </w:r>
-    </w:p>
-    <w:p>
-      <w:pPr>
-        <w:ind w:firstLineChars="200" w:firstLine="420"/>
-        <w:rPr>
-          <w:rFonts w:ascii="宋体" w:eastAsia="宋体" w:hAnsi="宋体" w:hint="eastAsia"/>
-          <w:szCs w:val="21"/>
-        </w:rPr>
-      </w:pPr>
-      <w:r>
-        <w:rPr>
-          <w:rFonts w:ascii="宋体" w:eastAsia="宋体" w:hAnsi="宋体"/>
-          <w:szCs w:val="21"/>
-        </w:rPr>
-        <w:t>为确保编码系统的一致性和合理性，设置以下验证原则：</w:t>
-      </w:r>
-    </w:p>
-    <w:p>
-      <w:pPr>
-        <w:rPr>
-          <w:rFonts w:ascii="宋体" w:eastAsia="宋体" w:hAnsi="宋体" w:hint="eastAsia"/>
-          <w:b/>
-          <w:bCs/>
-          <w:szCs w:val="21"/>
-        </w:rPr>
-      </w:pPr>
-      <w:r>
-        <w:rPr>
-          <w:rFonts w:ascii="宋体" w:eastAsia="宋体" w:hAnsi="宋体"/>
-          <w:b/>
-          <w:bCs/>
-          <w:szCs w:val="21"/>
-        </w:rPr>
-        <w:t>1 对称性原则</w:t>
-      </w:r>
-    </w:p>
-    <w:p>
-      <w:pPr>
-        <w:ind w:firstLineChars="200" w:firstLine="422"/>
-        <w:rPr>
-          <w:rFonts w:ascii="宋体" w:eastAsia="宋体" w:hAnsi="宋体" w:hint="eastAsia"/>
-          <w:szCs w:val="21"/>
-        </w:rPr>
-      </w:pPr>
-      <w:r>
-        <w:rPr>
-          <w:rFonts w:ascii="宋体" w:eastAsia="宋体" w:hAnsi="宋体"/>
-          <w:b/>
-          <w:bCs/>
-          <w:szCs w:val="21"/>
-        </w:rPr>
-        <w:t>字形、结构相似的字，其编码模式应尽量保持一致。</w:t>
-      </w:r>
-    </w:p>
-    <w:p>
-      <w:pPr>
-        <w:rPr>
-          <w:rFonts w:ascii="宋体" w:eastAsia="宋体" w:hAnsi="宋体" w:hint="eastAsia"/>
-          <w:b/>
-          <w:bCs/>
-          <w:szCs w:val="21"/>
-        </w:rPr>
-      </w:pPr>
-      <w:r>
-        <w:rPr>
-          <w:rFonts w:ascii="宋体" w:eastAsia="宋体" w:hAnsi="宋体" w:hint="eastAsia"/>
-          <w:b/>
-          <w:bCs/>
-          <w:szCs w:val="21"/>
-        </w:rPr>
-        <w:t>2 多条件优先</w:t>
-      </w:r>
-    </w:p>
-    <w:p>
-      <w:pPr>
-        <w:ind w:firstLineChars="200" w:firstLine="422"/>
-        <w:rPr>
-          <w:rFonts w:ascii="宋体" w:eastAsia="宋体" w:hAnsi="宋体" w:hint="eastAsia"/>
-          <w:szCs w:val="21"/>
-        </w:rPr>
-      </w:pPr>
-      <w:r>
-        <w:rPr>
-          <w:rFonts w:ascii="宋体" w:eastAsia="宋体" w:hAnsi="宋体"/>
-          <w:b/>
-          <w:bCs/>
-          <w:szCs w:val="21"/>
-        </w:rPr>
-        <w:t>同时满足两个条件时，优先取支持原因多的条件。</w:t>
-      </w:r>
-    </w:p>
-    <w:p>
-      <w:pPr>
-        <w:rPr>
-          <w:rFonts w:ascii="宋体" w:eastAsia="宋体" w:hAnsi="宋体" w:hint="eastAsia"/>
-          <w:szCs w:val="21"/>
-        </w:rPr>
-      </w:pPr>
-      <w:r>
-        <w:rPr>
-          <w:rFonts w:ascii="宋体" w:eastAsia="宋体" w:hAnsi="宋体" w:hint="eastAsia"/>
-          <w:b/>
-          <w:bCs/>
-          <w:szCs w:val="21"/>
-        </w:rPr>
-        <w:t xml:space="preserve">3 </w:t>
-      </w:r>
-      <w:r>
-        <w:rPr>
-          <w:rFonts w:ascii="宋体" w:eastAsia="宋体" w:hAnsi="宋体"/>
-          <w:b/>
-          <w:bCs/>
-          <w:szCs w:val="21"/>
-        </w:rPr>
-        <w:t>实用主义</w:t>
-      </w:r>
-    </w:p>
-    <w:p>
-      <w:pPr>
-        <w:ind w:firstLineChars="200" w:firstLine="420"/>
-        <w:rPr>
-          <w:rFonts w:ascii="宋体" w:eastAsia="宋体" w:hAnsi="宋体" w:hint="eastAsia"/>
-          <w:b/>
-          <w:bCs/>
-          <w:szCs w:val="21"/>
-        </w:rPr>
-      </w:pPr>
-      <w:r>
-        <w:rPr>
-          <w:rFonts w:ascii="宋体" w:eastAsia="宋体" w:hAnsi="宋体"/>
-          <w:szCs w:val="21"/>
-        </w:rPr>
-        <w:t>在规则冲突时，以实际编码效果和用户记忆负担为最终考量。</w:t>
-      </w:r>
-    </w:p>
-    <w:p>
-      <w:pPr>
-        <w:rPr>
-          <w:rFonts w:ascii="宋体" w:eastAsia="宋体" w:hAnsi="宋体" w:hint="eastAsia"/>
-          <w:b/>
-          <w:bCs/>
-          <w:szCs w:val="21"/>
-        </w:rPr>
-      </w:pPr>
-      <w:r>
-        <w:rPr>
-          <w:rFonts w:ascii="宋体" w:eastAsia="宋体" w:hAnsi="宋体" w:hint="eastAsia"/>
-          <w:b/>
-          <w:bCs/>
-          <w:szCs w:val="21"/>
-        </w:rPr>
-        <w:t>4 副码优化分配</w:t>
-      </w:r>
-    </w:p>
-    <w:p>
-      <w:pPr>
-        <w:rPr>
-          <w:rFonts w:ascii="宋体" w:eastAsia="宋体" w:hAnsi="宋体" w:hint="eastAsia"/>
-          <w:color w:val="000000" w:themeColor="text1"/>
-        </w:rPr>
-      </w:pPr>
-      <w:r>
-        <w:rPr>
-          <w:rFonts w:ascii="宋体" w:eastAsia="宋体" w:hAnsi="宋体" w:hint="eastAsia"/>
-          <w:color w:val="000000" w:themeColor="text1"/>
-        </w:rPr>
-        <w:t xml:space="preserve">    类似主码，副码也有适当优化分配。需要理解的字例有：进zw。</w:t>
       </w:r>
     </w:p>
     <w:p>
@@ -14563,11 +17317,19 @@
                 <w:rFonts w:ascii="宋体" w:eastAsia="宋体" w:hAnsi="宋体" w:hint="eastAsia"/>
               </w:rPr>
             </w:pPr>
+            <w:proofErr w:type="spellStart"/>
             <w:r>
               <w:rPr>
                 <w:rFonts w:ascii="宋体" w:eastAsia="宋体" w:hAnsi="宋体"/>
               </w:rPr>
-              <w:t>rr.</w:t>
+              <w:t>rr</w:t>
+            </w:r>
+            <w:proofErr w:type="spellEnd"/>
+            <w:r>
+              <w:rPr>
+                <w:rFonts w:ascii="宋体" w:eastAsia="宋体" w:hAnsi="宋体"/>
+              </w:rPr>
+              <w:t>.</w:t>
             </w:r>
           </w:p>
         </w:tc>
@@ -14640,11 +17402,19 @@
                 <w:rFonts w:ascii="宋体" w:eastAsia="宋体" w:hAnsi="宋体" w:hint="eastAsia"/>
               </w:rPr>
             </w:pPr>
+            <w:proofErr w:type="spellStart"/>
             <w:r>
               <w:rPr>
                 <w:rFonts w:ascii="宋体" w:eastAsia="宋体" w:hAnsi="宋体"/>
               </w:rPr>
-              <w:t>i.</w:t>
+              <w:t>i</w:t>
+            </w:r>
+            <w:proofErr w:type="spellEnd"/>
+            <w:r>
+              <w:rPr>
+                <w:rFonts w:ascii="宋体" w:eastAsia="宋体" w:hAnsi="宋体"/>
+              </w:rPr>
+              <w:t>.</w:t>
             </w:r>
           </w:p>
         </w:tc>
@@ -14850,6 +17620,7 @@
               <w:rPr>
                 <w:rFonts w:ascii="宋体" w:eastAsia="宋体" w:hAnsi="宋体"/>
               </w:rPr>
+              <w:lastRenderedPageBreak/>
               <w:t>交错结构</w:t>
             </w:r>
           </w:p>
@@ -14973,7 +17744,6 @@
               <w:rPr>
                 <w:rFonts w:ascii="宋体" w:eastAsia="宋体" w:hAnsi="宋体" w:hint="eastAsia"/>
               </w:rPr>
-              <w:lastRenderedPageBreak/>
               <w:t>表示法</w:t>
             </w:r>
           </w:p>
@@ -15081,6 +17851,7 @@
                 <w:rFonts w:ascii="宋体" w:eastAsia="宋体" w:hAnsi="宋体" w:hint="eastAsia"/>
               </w:rPr>
             </w:pPr>
+            <w:proofErr w:type="gramStart"/>
             <w:r>
               <w:rPr>
                 <w:rFonts w:ascii="宋体" w:eastAsia="宋体" w:hAnsi="宋体" w:hint="eastAsia"/>
@@ -15093,6 +17864,7 @@
               </w:rPr>
               <w:t>码</w:t>
             </w:r>
+            <w:proofErr w:type="gramEnd"/>
           </w:p>
         </w:tc>
         <w:tc>
@@ -15165,13 +17937,27 @@
               <w:rPr>
                 <w:rFonts w:ascii="宋体" w:eastAsia="宋体" w:hAnsi="宋体"/>
               </w:rPr>
-              <w:t>表中的位置对应</w:t>
-            </w:r>
-            <w:r>
-              <w:rPr>
-                <w:rFonts w:ascii="宋体" w:eastAsia="宋体" w:hAnsi="宋体" w:hint="eastAsia"/>
-              </w:rPr>
-              <w:t>部首次码</w:t>
+              <w:t>表中的位置</w:t>
+            </w:r>
+            <w:proofErr w:type="gramStart"/>
+            <w:r>
+              <w:rPr>
+                <w:rFonts w:ascii="宋体" w:eastAsia="宋体" w:hAnsi="宋体"/>
+              </w:rPr>
+              <w:t>对应</w:t>
+            </w:r>
+            <w:r>
+              <w:rPr>
+                <w:rFonts w:ascii="宋体" w:eastAsia="宋体" w:hAnsi="宋体" w:hint="eastAsia"/>
+              </w:rPr>
+              <w:t>部</w:t>
+            </w:r>
+            <w:proofErr w:type="gramEnd"/>
+            <w:r>
+              <w:rPr>
+                <w:rFonts w:ascii="宋体" w:eastAsia="宋体" w:hAnsi="宋体" w:hint="eastAsia"/>
+              </w:rPr>
+              <w:t>首次码</w:t>
             </w:r>
           </w:p>
         </w:tc>
@@ -15196,8 +17982,16 @@
               <w:rPr>
                 <w:rFonts w:ascii="宋体" w:eastAsia="宋体" w:hAnsi="宋体"/>
               </w:rPr>
-              <w:t>贝 → bz</w:t>
-            </w:r>
+              <w:t xml:space="preserve">贝 → </w:t>
+            </w:r>
+            <w:proofErr w:type="spellStart"/>
+            <w:r>
+              <w:rPr>
+                <w:rFonts w:ascii="宋体" w:eastAsia="宋体" w:hAnsi="宋体"/>
+              </w:rPr>
+              <w:t>bz</w:t>
+            </w:r>
+            <w:proofErr w:type="spellEnd"/>
           </w:p>
         </w:tc>
       </w:tr>
@@ -15469,8 +18263,18 @@
                 <w:b/>
                 <w:bCs/>
               </w:rPr>
-              <w:t>立 → ld</w:t>
-            </w:r>
+              <w:t xml:space="preserve">立 → </w:t>
+            </w:r>
+            <w:proofErr w:type="spellStart"/>
+            <w:r>
+              <w:rPr>
+                <w:rFonts w:ascii="宋体" w:eastAsia="宋体" w:hAnsi="宋体"/>
+                <w:b/>
+                <w:bCs/>
+              </w:rPr>
+              <w:t>ld</w:t>
+            </w:r>
+            <w:proofErr w:type="spellEnd"/>
           </w:p>
         </w:tc>
       </w:tr>
@@ -15577,14 +18381,30 @@
               <w:rPr>
                 <w:rFonts w:ascii="宋体" w:eastAsia="宋体" w:hAnsi="宋体"/>
               </w:rPr>
-              <w:t>贝 → bb，立 → dj</w:t>
-            </w:r>
-            <w:r>
-              <w:rPr>
-                <w:rFonts w:ascii="宋体" w:eastAsia="宋体" w:hAnsi="宋体" w:hint="eastAsia"/>
-              </w:rPr>
-              <w:t>/lh</w:t>
-            </w:r>
+              <w:t xml:space="preserve">贝 → bb，立 → </w:t>
+            </w:r>
+            <w:proofErr w:type="spellStart"/>
+            <w:r>
+              <w:rPr>
+                <w:rFonts w:ascii="宋体" w:eastAsia="宋体" w:hAnsi="宋体"/>
+              </w:rPr>
+              <w:t>dj</w:t>
+            </w:r>
+            <w:proofErr w:type="spellEnd"/>
+            <w:r>
+              <w:rPr>
+                <w:rFonts w:ascii="宋体" w:eastAsia="宋体" w:hAnsi="宋体" w:hint="eastAsia"/>
+              </w:rPr>
+              <w:t>/</w:t>
+            </w:r>
+            <w:proofErr w:type="spellStart"/>
+            <w:r>
+              <w:rPr>
+                <w:rFonts w:ascii="宋体" w:eastAsia="宋体" w:hAnsi="宋体" w:hint="eastAsia"/>
+              </w:rPr>
+              <w:t>lh</w:t>
+            </w:r>
+            <w:proofErr w:type="spellEnd"/>
           </w:p>
         </w:tc>
       </w:tr>
@@ -16254,7 +19074,35 @@
               <w:rPr>
                 <w:rFonts w:ascii="宋体" w:eastAsia="宋体" w:hAnsi="宋体"/>
               </w:rPr>
-              <w:t>[i. sj kb 4] 表示一个</w:t>
+              <w:t>[</w:t>
+            </w:r>
+            <w:proofErr w:type="spellStart"/>
+            <w:r>
+              <w:rPr>
+                <w:rFonts w:ascii="宋体" w:eastAsia="宋体" w:hAnsi="宋体"/>
+              </w:rPr>
+              <w:t>i</w:t>
+            </w:r>
+            <w:proofErr w:type="spellEnd"/>
+            <w:r>
+              <w:rPr>
+                <w:rFonts w:ascii="宋体" w:eastAsia="宋体" w:hAnsi="宋体"/>
+              </w:rPr>
+              <w:t xml:space="preserve">. </w:t>
+            </w:r>
+            <w:proofErr w:type="spellStart"/>
+            <w:r>
+              <w:rPr>
+                <w:rFonts w:ascii="宋体" w:eastAsia="宋体" w:hAnsi="宋体"/>
+              </w:rPr>
+              <w:t>sj</w:t>
+            </w:r>
+            <w:proofErr w:type="spellEnd"/>
+            <w:r>
+              <w:rPr>
+                <w:rFonts w:ascii="宋体" w:eastAsia="宋体" w:hAnsi="宋体"/>
+              </w:rPr>
+              <w:t xml:space="preserve"> kb 4] 表示一个</w:t>
             </w:r>
             <w:r>
               <w:rPr>
@@ -16386,6 +19234,7 @@
               <w:rPr>
                 <w:rFonts w:ascii="宋体" w:eastAsia="宋体" w:hAnsi="宋体"/>
               </w:rPr>
+              <w:lastRenderedPageBreak/>
               <w:t>数字</w:t>
             </w:r>
           </w:p>
@@ -16493,7 +19342,6 @@
               <w:rPr>
                 <w:rFonts w:ascii="宋体" w:eastAsia="宋体" w:hAnsi="宋体"/>
               </w:rPr>
-              <w:lastRenderedPageBreak/>
               <w:t>2</w:t>
             </w:r>
           </w:p>
@@ -16674,14 +19522,30 @@
         <w:rPr>
           <w:rFonts w:ascii="宋体" w:eastAsia="宋体" w:hAnsi="宋体"/>
         </w:rPr>
-        <w:t>按结构码递归拆分汉字至基础部件，直到所有部件都可用</w:t>
-      </w:r>
+        <w:t>按结构码递归拆分汉字</w:t>
+      </w:r>
+      <w:proofErr w:type="gramStart"/>
+      <w:r>
+        <w:rPr>
+          <w:rFonts w:ascii="宋体" w:eastAsia="宋体" w:hAnsi="宋体"/>
+        </w:rPr>
+        <w:t>至基础</w:t>
+      </w:r>
+      <w:proofErr w:type="gramEnd"/>
+      <w:r>
+        <w:rPr>
+          <w:rFonts w:ascii="宋体" w:eastAsia="宋体" w:hAnsi="宋体"/>
+        </w:rPr>
+        <w:t>部件，直到所有部件都可用</w:t>
+      </w:r>
+      <w:proofErr w:type="gramStart"/>
       <w:r>
         <w:rPr>
           <w:rFonts w:ascii="宋体" w:eastAsia="宋体" w:hAnsi="宋体" w:hint="eastAsia"/>
         </w:rPr>
         <w:t>部首双码</w:t>
       </w:r>
+      <w:proofErr w:type="gramEnd"/>
       <w:r>
         <w:rPr>
           <w:rFonts w:ascii="宋体" w:eastAsia="宋体" w:hAnsi="宋体"/>
@@ -16736,7 +19600,21 @@
         <w:rPr>
           <w:rFonts w:ascii="宋体" w:eastAsia="宋体" w:hAnsi="宋体"/>
         </w:rPr>
-        <w:t>优先按明显结构拆分（左右→上下→包围）</w:t>
+        <w:t>优先</w:t>
+      </w:r>
+      <w:proofErr w:type="gramStart"/>
+      <w:r>
+        <w:rPr>
+          <w:rFonts w:ascii="宋体" w:eastAsia="宋体" w:hAnsi="宋体"/>
+        </w:rPr>
+        <w:t>按明显</w:t>
+      </w:r>
+      <w:proofErr w:type="gramEnd"/>
+      <w:r>
+        <w:rPr>
+          <w:rFonts w:ascii="宋体" w:eastAsia="宋体" w:hAnsi="宋体"/>
+        </w:rPr>
+        <w:t>结构拆分（左右→上下→包围）</w:t>
       </w:r>
     </w:p>
     <w:p>
@@ -16849,7 +19727,21 @@
         <w:rPr>
           <w:rFonts w:ascii="宋体" w:eastAsia="宋体" w:hAnsi="宋体"/>
         </w:rPr>
-        <w:t>"对"：r. ky cp</w:t>
+        <w:t xml:space="preserve">"对"：r. </w:t>
+      </w:r>
+      <w:proofErr w:type="spellStart"/>
+      <w:r>
+        <w:rPr>
+          <w:rFonts w:ascii="宋体" w:eastAsia="宋体" w:hAnsi="宋体"/>
+        </w:rPr>
+        <w:t>ky</w:t>
+      </w:r>
+      <w:proofErr w:type="spellEnd"/>
+      <w:r>
+        <w:rPr>
+          <w:rFonts w:ascii="宋体" w:eastAsia="宋体" w:hAnsi="宋体"/>
+        </w:rPr>
+        <w:t xml:space="preserve"> cp</w:t>
       </w:r>
     </w:p>
     <w:p>
@@ -16873,12 +19765,21 @@
           <w:rFonts w:ascii="宋体" w:eastAsia="宋体" w:hAnsi="宋体" w:hint="eastAsia"/>
         </w:rPr>
       </w:pPr>
-      <w:r>
-        <w:rPr>
-          <w:rFonts w:ascii="宋体" w:eastAsia="宋体" w:hAnsi="宋体"/>
-        </w:rPr>
-        <w:t>ky："又"的</w:t>
-      </w:r>
+      <w:proofErr w:type="spellStart"/>
+      <w:r>
+        <w:rPr>
+          <w:rFonts w:ascii="宋体" w:eastAsia="宋体" w:hAnsi="宋体"/>
+        </w:rPr>
+        <w:t>ky</w:t>
+      </w:r>
+      <w:proofErr w:type="spellEnd"/>
+      <w:r>
+        <w:rPr>
+          <w:rFonts w:ascii="宋体" w:eastAsia="宋体" w:hAnsi="宋体"/>
+        </w:rPr>
+        <w:t>："又"的</w:t>
+      </w:r>
+      <w:proofErr w:type="gramStart"/>
       <w:r>
         <w:rPr>
           <w:rFonts w:ascii="宋体" w:eastAsia="宋体" w:hAnsi="宋体" w:hint="eastAsia"/>
@@ -16891,6 +19792,7 @@
         </w:rPr>
         <w:t>码</w:t>
       </w:r>
+      <w:proofErr w:type="gramEnd"/>
     </w:p>
     <w:p>
       <w:pPr>
@@ -16905,6 +19807,7 @@
         </w:rPr>
         <w:t>cp："寸"的</w:t>
       </w:r>
+      <w:proofErr w:type="gramStart"/>
       <w:r>
         <w:rPr>
           <w:rFonts w:ascii="宋体" w:eastAsia="宋体" w:hAnsi="宋体" w:hint="eastAsia"/>
@@ -16917,6 +19820,7 @@
         </w:rPr>
         <w:t>码</w:t>
       </w:r>
+      <w:proofErr w:type="gramEnd"/>
     </w:p>
     <w:p>
       <w:pPr>
@@ -17303,12 +20207,14 @@
                 <w:rFonts w:ascii="宋体" w:eastAsia="宋体" w:hAnsi="宋体" w:hint="eastAsia"/>
               </w:rPr>
             </w:pPr>
+            <w:proofErr w:type="spellStart"/>
             <w:r>
               <w:rPr>
                 <w:rFonts w:ascii="宋体" w:eastAsia="宋体" w:hAnsi="宋体"/>
               </w:rPr>
               <w:t>oj</w:t>
             </w:r>
+            <w:proofErr w:type="spellEnd"/>
           </w:p>
         </w:tc>
         <w:tc>
@@ -17355,12 +20261,14 @@
                 <w:rFonts w:ascii="宋体" w:eastAsia="宋体" w:hAnsi="宋体" w:hint="eastAsia"/>
               </w:rPr>
             </w:pPr>
+            <w:proofErr w:type="spellStart"/>
             <w:r>
               <w:rPr>
                 <w:rFonts w:ascii="宋体" w:eastAsia="宋体" w:hAnsi="宋体"/>
               </w:rPr>
               <w:t>ld</w:t>
             </w:r>
+            <w:proofErr w:type="spellEnd"/>
           </w:p>
         </w:tc>
         <w:tc>
@@ -17405,12 +20313,14 @@
                 <w:rFonts w:ascii="宋体" w:eastAsia="宋体" w:hAnsi="宋体" w:hint="eastAsia"/>
               </w:rPr>
             </w:pPr>
+            <w:proofErr w:type="spellStart"/>
             <w:r>
               <w:rPr>
                 <w:rFonts w:ascii="宋体" w:eastAsia="宋体" w:hAnsi="宋体"/>
               </w:rPr>
               <w:t>gc</w:t>
             </w:r>
+            <w:proofErr w:type="spellEnd"/>
           </w:p>
         </w:tc>
         <w:tc>
@@ -17455,12 +20365,14 @@
                 <w:rFonts w:ascii="宋体" w:eastAsia="宋体" w:hAnsi="宋体" w:hint="eastAsia"/>
               </w:rPr>
             </w:pPr>
+            <w:proofErr w:type="spellStart"/>
             <w:r>
               <w:rPr>
                 <w:rFonts w:ascii="宋体" w:eastAsia="宋体" w:hAnsi="宋体"/>
               </w:rPr>
               <w:t>bh</w:t>
             </w:r>
+            <w:proofErr w:type="spellEnd"/>
           </w:p>
         </w:tc>
         <w:tc>
@@ -17607,12 +20519,14 @@
                 <w:rFonts w:ascii="宋体" w:eastAsia="宋体" w:hAnsi="宋体" w:hint="eastAsia"/>
               </w:rPr>
             </w:pPr>
+            <w:proofErr w:type="spellStart"/>
             <w:r>
               <w:rPr>
                 <w:rFonts w:ascii="宋体" w:eastAsia="宋体" w:hAnsi="宋体"/>
               </w:rPr>
               <w:t>hh</w:t>
             </w:r>
+            <w:proofErr w:type="spellEnd"/>
           </w:p>
         </w:tc>
         <w:tc>
@@ -17659,12 +20573,14 @@
                 <w:rFonts w:ascii="宋体" w:eastAsia="宋体" w:hAnsi="宋体" w:hint="eastAsia"/>
               </w:rPr>
             </w:pPr>
+            <w:proofErr w:type="spellStart"/>
             <w:r>
               <w:rPr>
                 <w:rFonts w:ascii="宋体" w:eastAsia="宋体" w:hAnsi="宋体"/>
               </w:rPr>
               <w:t>ju</w:t>
             </w:r>
+            <w:proofErr w:type="spellEnd"/>
           </w:p>
         </w:tc>
         <w:tc>
@@ -17811,12 +20727,14 @@
                 <w:rFonts w:ascii="宋体" w:eastAsia="宋体" w:hAnsi="宋体" w:hint="eastAsia"/>
               </w:rPr>
             </w:pPr>
+            <w:proofErr w:type="spellStart"/>
             <w:r>
               <w:rPr>
                 <w:rFonts w:ascii="宋体" w:eastAsia="宋体" w:hAnsi="宋体"/>
               </w:rPr>
               <w:t>fd</w:t>
             </w:r>
+            <w:proofErr w:type="spellEnd"/>
           </w:p>
         </w:tc>
         <w:tc>
@@ -17911,12 +20829,14 @@
                 <w:rFonts w:ascii="宋体" w:eastAsia="宋体" w:hAnsi="宋体" w:hint="eastAsia"/>
               </w:rPr>
             </w:pPr>
+            <w:proofErr w:type="spellStart"/>
             <w:r>
               <w:rPr>
                 <w:rFonts w:ascii="宋体" w:eastAsia="宋体" w:hAnsi="宋体"/>
               </w:rPr>
               <w:t>nt</w:t>
             </w:r>
+            <w:proofErr w:type="spellEnd"/>
           </w:p>
         </w:tc>
         <w:tc>
@@ -17963,12 +20883,14 @@
                 <w:rFonts w:ascii="宋体" w:eastAsia="宋体" w:hAnsi="宋体" w:hint="eastAsia"/>
               </w:rPr>
             </w:pPr>
+            <w:proofErr w:type="spellStart"/>
             <w:r>
               <w:rPr>
                 <w:rFonts w:ascii="宋体" w:eastAsia="宋体" w:hAnsi="宋体"/>
               </w:rPr>
               <w:t>hb</w:t>
             </w:r>
+            <w:proofErr w:type="spellEnd"/>
           </w:p>
         </w:tc>
         <w:tc>
@@ -17988,12 +20910,14 @@
                 <w:rFonts w:ascii="宋体" w:eastAsia="宋体" w:hAnsi="宋体" w:hint="eastAsia"/>
               </w:rPr>
             </w:pPr>
+            <w:proofErr w:type="gramStart"/>
             <w:r>
               <w:rPr>
                 <w:rFonts w:ascii="宋体" w:eastAsia="宋体" w:hAnsi="宋体"/>
               </w:rPr>
               <w:t>丌</w:t>
             </w:r>
+            <w:proofErr w:type="gramEnd"/>
           </w:p>
         </w:tc>
         <w:tc>
@@ -18013,12 +20937,14 @@
                 <w:rFonts w:ascii="宋体" w:eastAsia="宋体" w:hAnsi="宋体" w:hint="eastAsia"/>
               </w:rPr>
             </w:pPr>
+            <w:proofErr w:type="spellStart"/>
             <w:r>
               <w:rPr>
                 <w:rFonts w:ascii="宋体" w:eastAsia="宋体" w:hAnsi="宋体"/>
               </w:rPr>
               <w:t>wu</w:t>
             </w:r>
+            <w:proofErr w:type="spellEnd"/>
           </w:p>
         </w:tc>
         <w:tc>
@@ -18165,12 +21091,14 @@
                 <w:rFonts w:ascii="宋体" w:eastAsia="宋体" w:hAnsi="宋体" w:hint="eastAsia"/>
               </w:rPr>
             </w:pPr>
+            <w:proofErr w:type="spellStart"/>
             <w:r>
               <w:rPr>
                 <w:rFonts w:ascii="宋体" w:eastAsia="宋体" w:hAnsi="宋体"/>
               </w:rPr>
               <w:t>jq</w:t>
             </w:r>
+            <w:proofErr w:type="spellEnd"/>
           </w:p>
         </w:tc>
         <w:tc>
@@ -18190,12 +21118,14 @@
                 <w:rFonts w:ascii="宋体" w:eastAsia="宋体" w:hAnsi="宋体" w:hint="eastAsia"/>
               </w:rPr>
             </w:pPr>
+            <w:proofErr w:type="gramStart"/>
             <w:r>
               <w:rPr>
                 <w:rFonts w:ascii="宋体" w:eastAsia="宋体" w:hAnsi="宋体"/>
               </w:rPr>
               <w:t>介</w:t>
             </w:r>
+            <w:proofErr w:type="gramEnd"/>
           </w:p>
         </w:tc>
         <w:tc>
@@ -18215,12 +21145,14 @@
                 <w:rFonts w:ascii="宋体" w:eastAsia="宋体" w:hAnsi="宋体" w:hint="eastAsia"/>
               </w:rPr>
             </w:pPr>
+            <w:proofErr w:type="spellStart"/>
             <w:r>
               <w:rPr>
                 <w:rFonts w:ascii="宋体" w:eastAsia="宋体" w:hAnsi="宋体"/>
               </w:rPr>
               <w:t>yw</w:t>
             </w:r>
+            <w:proofErr w:type="spellEnd"/>
           </w:p>
         </w:tc>
         <w:tc>
@@ -18267,12 +21199,15 @@
                 <w:rFonts w:ascii="宋体" w:eastAsia="宋体" w:hAnsi="宋体" w:hint="eastAsia"/>
               </w:rPr>
             </w:pPr>
+            <w:proofErr w:type="spellStart"/>
             <w:r>
               <w:rPr>
                 <w:rFonts w:ascii="宋体" w:eastAsia="宋体" w:hAnsi="宋体"/>
               </w:rPr>
+              <w:lastRenderedPageBreak/>
               <w:t>nd</w:t>
             </w:r>
+            <w:proofErr w:type="spellEnd"/>
           </w:p>
         </w:tc>
         <w:tc>
@@ -18292,12 +21227,14 @@
                 <w:rFonts w:ascii="宋体" w:eastAsia="宋体" w:hAnsi="宋体" w:hint="eastAsia"/>
               </w:rPr>
             </w:pPr>
+            <w:proofErr w:type="gramStart"/>
             <w:r>
               <w:rPr>
                 <w:rFonts w:ascii="宋体" w:eastAsia="宋体" w:hAnsi="宋体"/>
               </w:rPr>
               <w:t>犮</w:t>
             </w:r>
+            <w:proofErr w:type="gramEnd"/>
           </w:p>
         </w:tc>
         <w:tc>
@@ -18317,12 +21254,14 @@
                 <w:rFonts w:ascii="宋体" w:eastAsia="宋体" w:hAnsi="宋体" w:hint="eastAsia"/>
               </w:rPr>
             </w:pPr>
+            <w:proofErr w:type="spellStart"/>
             <w:r>
               <w:rPr>
                 <w:rFonts w:ascii="宋体" w:eastAsia="宋体" w:hAnsi="宋体"/>
               </w:rPr>
               <w:t>mz</w:t>
             </w:r>
+            <w:proofErr w:type="spellEnd"/>
           </w:p>
         </w:tc>
         <w:tc>
@@ -18431,13 +21370,14 @@
                 <w:rFonts w:ascii="宋体" w:eastAsia="宋体" w:hAnsi="宋体" w:hint="eastAsia"/>
               </w:rPr>
             </w:pPr>
+            <w:proofErr w:type="spellStart"/>
             <w:r>
               <w:rPr>
                 <w:rFonts w:ascii="宋体" w:eastAsia="宋体" w:hAnsi="宋体"/>
               </w:rPr>
-              <w:lastRenderedPageBreak/>
               <w:t>mh</w:t>
             </w:r>
+            <w:proofErr w:type="spellEnd"/>
           </w:p>
         </w:tc>
         <w:tc>
@@ -18482,12 +21422,14 @@
                 <w:rFonts w:ascii="宋体" w:eastAsia="宋体" w:hAnsi="宋体" w:hint="eastAsia"/>
               </w:rPr>
             </w:pPr>
+            <w:proofErr w:type="spellStart"/>
             <w:r>
               <w:rPr>
                 <w:rFonts w:ascii="宋体" w:eastAsia="宋体" w:hAnsi="宋体"/>
               </w:rPr>
               <w:t>cj</w:t>
             </w:r>
+            <w:proofErr w:type="spellEnd"/>
           </w:p>
         </w:tc>
         <w:tc>
@@ -18532,12 +21474,14 @@
                 <w:rFonts w:ascii="宋体" w:eastAsia="宋体" w:hAnsi="宋体" w:hint="eastAsia"/>
               </w:rPr>
             </w:pPr>
+            <w:proofErr w:type="spellStart"/>
             <w:r>
               <w:rPr>
                 <w:rFonts w:ascii="宋体" w:eastAsia="宋体" w:hAnsi="宋体"/>
               </w:rPr>
               <w:t>ib</w:t>
             </w:r>
+            <w:proofErr w:type="spellEnd"/>
           </w:p>
         </w:tc>
         <w:tc>
@@ -18584,12 +21528,14 @@
                 <w:rFonts w:ascii="宋体" w:eastAsia="宋体" w:hAnsi="宋体" w:hint="eastAsia"/>
               </w:rPr>
             </w:pPr>
+            <w:proofErr w:type="spellStart"/>
             <w:r>
               <w:rPr>
                 <w:rFonts w:ascii="宋体" w:eastAsia="宋体" w:hAnsi="宋体"/>
               </w:rPr>
               <w:t>ll</w:t>
             </w:r>
+            <w:proofErr w:type="spellEnd"/>
           </w:p>
         </w:tc>
         <w:tc>
@@ -18742,12 +21688,14 @@
                 <w:rFonts w:ascii="宋体" w:eastAsia="宋体" w:hAnsi="宋体" w:hint="eastAsia"/>
               </w:rPr>
             </w:pPr>
+            <w:proofErr w:type="spellStart"/>
             <w:r>
               <w:rPr>
                 <w:rFonts w:ascii="宋体" w:eastAsia="宋体" w:hAnsi="宋体"/>
               </w:rPr>
               <w:t>jk</w:t>
             </w:r>
+            <w:proofErr w:type="spellEnd"/>
           </w:p>
         </w:tc>
         <w:tc>
@@ -18767,12 +21715,14 @@
                 <w:rFonts w:ascii="宋体" w:eastAsia="宋体" w:hAnsi="宋体" w:hint="eastAsia"/>
               </w:rPr>
             </w:pPr>
+            <w:proofErr w:type="gramStart"/>
             <w:r>
               <w:rPr>
                 <w:rFonts w:ascii="宋体" w:eastAsia="宋体" w:hAnsi="宋体"/>
               </w:rPr>
               <w:t>叚</w:t>
             </w:r>
+            <w:proofErr w:type="gramEnd"/>
           </w:p>
         </w:tc>
         <w:tc>
@@ -18792,12 +21742,14 @@
                 <w:rFonts w:ascii="宋体" w:eastAsia="宋体" w:hAnsi="宋体" w:hint="eastAsia"/>
               </w:rPr>
             </w:pPr>
+            <w:proofErr w:type="spellStart"/>
             <w:r>
               <w:rPr>
                 <w:rFonts w:ascii="宋体" w:eastAsia="宋体" w:hAnsi="宋体"/>
               </w:rPr>
               <w:t>bj</w:t>
             </w:r>
+            <w:proofErr w:type="spellEnd"/>
           </w:p>
         </w:tc>
         <w:tc>
@@ -18842,12 +21794,14 @@
                 <w:rFonts w:ascii="宋体" w:eastAsia="宋体" w:hAnsi="宋体" w:hint="eastAsia"/>
               </w:rPr>
             </w:pPr>
+            <w:proofErr w:type="spellStart"/>
             <w:r>
               <w:rPr>
                 <w:rFonts w:ascii="宋体" w:eastAsia="宋体" w:hAnsi="宋体"/>
               </w:rPr>
               <w:t>ts</w:t>
             </w:r>
+            <w:proofErr w:type="spellEnd"/>
           </w:p>
         </w:tc>
         <w:tc>
@@ -18894,12 +21848,14 @@
                 <w:rFonts w:ascii="宋体" w:eastAsia="宋体" w:hAnsi="宋体" w:hint="eastAsia"/>
               </w:rPr>
             </w:pPr>
+            <w:proofErr w:type="spellStart"/>
             <w:r>
               <w:rPr>
                 <w:rFonts w:ascii="宋体" w:eastAsia="宋体" w:hAnsi="宋体"/>
               </w:rPr>
               <w:t>kv</w:t>
             </w:r>
+            <w:proofErr w:type="spellEnd"/>
           </w:p>
         </w:tc>
         <w:tc>
@@ -18944,12 +21900,14 @@
                 <w:rFonts w:ascii="宋体" w:eastAsia="宋体" w:hAnsi="宋体" w:hint="eastAsia"/>
               </w:rPr>
             </w:pPr>
+            <w:proofErr w:type="spellStart"/>
             <w:r>
               <w:rPr>
                 <w:rFonts w:ascii="宋体" w:eastAsia="宋体" w:hAnsi="宋体"/>
               </w:rPr>
               <w:t>jj</w:t>
             </w:r>
+            <w:proofErr w:type="spellEnd"/>
           </w:p>
         </w:tc>
         <w:tc>
@@ -19046,12 +22004,14 @@
                 <w:rFonts w:ascii="宋体" w:eastAsia="宋体" w:hAnsi="宋体" w:hint="eastAsia"/>
               </w:rPr>
             </w:pPr>
+            <w:proofErr w:type="spellStart"/>
             <w:r>
               <w:rPr>
                 <w:rFonts w:ascii="宋体" w:eastAsia="宋体" w:hAnsi="宋体"/>
               </w:rPr>
               <w:t>wm</w:t>
             </w:r>
+            <w:proofErr w:type="spellEnd"/>
           </w:p>
         </w:tc>
         <w:tc>
@@ -19121,12 +22081,14 @@
                 <w:rFonts w:ascii="宋体" w:eastAsia="宋体" w:hAnsi="宋体" w:hint="eastAsia"/>
               </w:rPr>
             </w:pPr>
+            <w:proofErr w:type="gramStart"/>
             <w:r>
               <w:rPr>
                 <w:rFonts w:ascii="宋体" w:eastAsia="宋体" w:hAnsi="宋体"/>
               </w:rPr>
               <w:t>囟</w:t>
             </w:r>
+            <w:proofErr w:type="gramEnd"/>
           </w:p>
         </w:tc>
         <w:tc>
@@ -19146,12 +22108,14 @@
                 <w:rFonts w:ascii="宋体" w:eastAsia="宋体" w:hAnsi="宋体" w:hint="eastAsia"/>
               </w:rPr>
             </w:pPr>
+            <w:proofErr w:type="spellStart"/>
             <w:r>
               <w:rPr>
                 <w:rFonts w:ascii="宋体" w:eastAsia="宋体" w:hAnsi="宋体"/>
               </w:rPr>
               <w:t>bt</w:t>
             </w:r>
+            <w:proofErr w:type="spellEnd"/>
           </w:p>
         </w:tc>
         <w:tc>
@@ -19248,12 +22212,14 @@
                 <w:rFonts w:ascii="宋体" w:eastAsia="宋体" w:hAnsi="宋体" w:hint="eastAsia"/>
               </w:rPr>
             </w:pPr>
+            <w:proofErr w:type="spellStart"/>
             <w:r>
               <w:rPr>
                 <w:rFonts w:ascii="宋体" w:eastAsia="宋体" w:hAnsi="宋体"/>
               </w:rPr>
               <w:t>sd</w:t>
             </w:r>
+            <w:proofErr w:type="spellEnd"/>
           </w:p>
         </w:tc>
         <w:tc>
@@ -19298,12 +22264,14 @@
                 <w:rFonts w:ascii="宋体" w:eastAsia="宋体" w:hAnsi="宋体" w:hint="eastAsia"/>
               </w:rPr>
             </w:pPr>
+            <w:proofErr w:type="spellStart"/>
             <w:r>
               <w:rPr>
                 <w:rFonts w:ascii="宋体" w:eastAsia="宋体" w:hAnsi="宋体"/>
               </w:rPr>
               <w:t>cn</w:t>
             </w:r>
+            <w:proofErr w:type="spellEnd"/>
           </w:p>
         </w:tc>
         <w:tc>
@@ -19350,12 +22318,14 @@
                 <w:rFonts w:ascii="宋体" w:eastAsia="宋体" w:hAnsi="宋体" w:hint="eastAsia"/>
               </w:rPr>
             </w:pPr>
+            <w:proofErr w:type="spellStart"/>
             <w:r>
               <w:rPr>
                 <w:rFonts w:ascii="宋体" w:eastAsia="宋体" w:hAnsi="宋体"/>
               </w:rPr>
               <w:t>na</w:t>
             </w:r>
+            <w:proofErr w:type="spellEnd"/>
           </w:p>
         </w:tc>
         <w:tc>
@@ -19400,12 +22370,14 @@
                 <w:rFonts w:ascii="宋体" w:eastAsia="宋体" w:hAnsi="宋体" w:hint="eastAsia"/>
               </w:rPr>
             </w:pPr>
+            <w:proofErr w:type="spellStart"/>
             <w:r>
               <w:rPr>
                 <w:rFonts w:ascii="宋体" w:eastAsia="宋体" w:hAnsi="宋体"/>
               </w:rPr>
               <w:t>ir</w:t>
             </w:r>
+            <w:proofErr w:type="spellEnd"/>
           </w:p>
         </w:tc>
         <w:tc>
@@ -19450,12 +22422,14 @@
                 <w:rFonts w:ascii="宋体" w:eastAsia="宋体" w:hAnsi="宋体" w:hint="eastAsia"/>
               </w:rPr>
             </w:pPr>
+            <w:proofErr w:type="spellStart"/>
             <w:r>
               <w:rPr>
                 <w:rFonts w:ascii="宋体" w:eastAsia="宋体" w:hAnsi="宋体"/>
               </w:rPr>
               <w:t>qw</w:t>
             </w:r>
+            <w:proofErr w:type="spellEnd"/>
           </w:p>
         </w:tc>
         <w:tc>
@@ -19502,12 +22476,14 @@
                 <w:rFonts w:ascii="宋体" w:eastAsia="宋体" w:hAnsi="宋体" w:hint="eastAsia"/>
               </w:rPr>
             </w:pPr>
+            <w:proofErr w:type="spellStart"/>
             <w:r>
               <w:rPr>
                 <w:rFonts w:ascii="宋体" w:eastAsia="宋体" w:hAnsi="宋体"/>
               </w:rPr>
               <w:t>vc</w:t>
             </w:r>
+            <w:proofErr w:type="spellEnd"/>
           </w:p>
         </w:tc>
         <w:tc>
@@ -19642,12 +22618,14 @@
                 <w:rFonts w:ascii="宋体" w:eastAsia="宋体" w:hAnsi="宋体" w:hint="eastAsia"/>
               </w:rPr>
             </w:pPr>
+            <w:proofErr w:type="spellStart"/>
             <w:r>
               <w:rPr>
                 <w:rFonts w:ascii="宋体" w:eastAsia="宋体" w:hAnsi="宋体"/>
               </w:rPr>
               <w:t>vp</w:t>
             </w:r>
+            <w:proofErr w:type="spellEnd"/>
           </w:p>
         </w:tc>
         <w:tc>
@@ -19852,7 +22830,76 @@
           <w:b/>
           <w:bCs/>
         </w:rPr>
-        <w:t>1.部首双</w:t>
+        <w:t>1.</w:t>
+      </w:r>
+      <w:proofErr w:type="gramStart"/>
+      <w:r>
+        <w:rPr>
+          <w:rFonts w:ascii="宋体" w:eastAsia="宋体" w:hAnsi="宋体" w:hint="eastAsia"/>
+          <w:b/>
+          <w:bCs/>
+        </w:rPr>
+        <w:t>部首双</w:t>
+      </w:r>
+      <w:r>
+        <w:rPr>
+          <w:rFonts w:ascii="宋体" w:eastAsia="宋体" w:hAnsi="宋体"/>
+          <w:b/>
+          <w:bCs/>
+        </w:rPr>
+        <w:t>码</w:t>
+      </w:r>
+      <w:proofErr w:type="gramEnd"/>
+      <w:r>
+        <w:rPr>
+          <w:rFonts w:ascii="宋体" w:eastAsia="宋体" w:hAnsi="宋体"/>
+          <w:b/>
+          <w:bCs/>
+        </w:rPr>
+        <w:t>简化</w:t>
+      </w:r>
+      <w:r>
+        <w:rPr>
+          <w:rFonts w:ascii="宋体" w:eastAsia="宋体" w:hAnsi="宋体" w:hint="eastAsia"/>
+          <w:b/>
+          <w:bCs/>
+        </w:rPr>
+        <w:t>：</w:t>
+      </w:r>
+      <w:r>
+        <w:rPr>
+          <w:rFonts w:ascii="宋体" w:eastAsia="宋体" w:hAnsi="宋体"/>
+        </w:rPr>
+        <w:t>部首</w:t>
+      </w:r>
+      <w:r>
+        <w:rPr>
+          <w:rFonts w:ascii="宋体" w:eastAsia="宋体" w:hAnsi="宋体" w:hint="eastAsia"/>
+        </w:rPr>
+        <w:t>码</w:t>
+      </w:r>
+      <w:r>
+        <w:rPr>
+          <w:rFonts w:ascii="宋体" w:eastAsia="宋体" w:hAnsi="宋体"/>
+        </w:rPr>
+        <w:t xml:space="preserve"> + b（作为部首提示）</w:t>
+      </w:r>
+    </w:p>
+    <w:p>
+      <w:pPr>
+        <w:rPr>
+          <w:rFonts w:ascii="宋体" w:eastAsia="宋体" w:hAnsi="宋体" w:hint="eastAsia"/>
+          <w:b/>
+          <w:bCs/>
+        </w:rPr>
+      </w:pPr>
+      <w:r>
+        <w:rPr>
+          <w:rFonts w:ascii="宋体" w:eastAsia="宋体" w:hAnsi="宋体" w:hint="eastAsia"/>
+          <w:b/>
+          <w:bCs/>
+        </w:rPr>
+        <w:t>2.前四</w:t>
       </w:r>
       <w:r>
         <w:rPr>
@@ -19874,44 +22921,75 @@
         <w:rPr>
           <w:rFonts w:ascii="宋体" w:eastAsia="宋体" w:hAnsi="宋体"/>
         </w:rPr>
-        <w:t>部首</w:t>
-      </w:r>
-      <w:r>
-        <w:rPr>
-          <w:rFonts w:ascii="宋体" w:eastAsia="宋体" w:hAnsi="宋体" w:hint="eastAsia"/>
+        <w:t>独体字：</w:t>
+      </w:r>
+      <w:proofErr w:type="gramStart"/>
+      <w:r>
+        <w:rPr>
+          <w:rFonts w:ascii="宋体" w:eastAsia="宋体" w:hAnsi="宋体"/>
+        </w:rPr>
+        <w:t>取</w:t>
+      </w:r>
+      <w:r>
+        <w:rPr>
+          <w:rFonts w:ascii="宋体" w:eastAsia="宋体" w:hAnsi="宋体" w:hint="eastAsia"/>
+        </w:rPr>
+        <w:t>初</w:t>
+      </w:r>
+      <w:r>
+        <w:rPr>
+          <w:rFonts w:ascii="宋体" w:eastAsia="宋体" w:hAnsi="宋体"/>
         </w:rPr>
         <w:t>码</w:t>
       </w:r>
-      <w:r>
-        <w:rPr>
-          <w:rFonts w:ascii="宋体" w:eastAsia="宋体" w:hAnsi="宋体"/>
-        </w:rPr>
-        <w:t xml:space="preserve"> + b（作为部首提示）</w:t>
-      </w:r>
-    </w:p>
-    <w:p>
-      <w:pPr>
-        <w:rPr>
-          <w:rFonts w:ascii="宋体" w:eastAsia="宋体" w:hAnsi="宋体" w:hint="eastAsia"/>
-          <w:b/>
-          <w:bCs/>
-        </w:rPr>
-      </w:pPr>
-      <w:r>
-        <w:rPr>
-          <w:rFonts w:ascii="宋体" w:eastAsia="宋体" w:hAnsi="宋体" w:hint="eastAsia"/>
-          <w:b/>
-          <w:bCs/>
-        </w:rPr>
-        <w:t>2.前四</w:t>
-      </w:r>
-      <w:r>
-        <w:rPr>
-          <w:rFonts w:ascii="宋体" w:eastAsia="宋体" w:hAnsi="宋体"/>
-          <w:b/>
-          <w:bCs/>
-        </w:rPr>
-        <w:t>码简化</w:t>
+      <w:proofErr w:type="gramEnd"/>
+      <w:r>
+        <w:rPr>
+          <w:rFonts w:ascii="宋体" w:eastAsia="宋体" w:hAnsi="宋体"/>
+        </w:rPr>
+        <w:t xml:space="preserve"> + d（独体标记）合体字作部件：</w:t>
+      </w:r>
+      <w:proofErr w:type="gramStart"/>
+      <w:r>
+        <w:rPr>
+          <w:rFonts w:ascii="宋体" w:eastAsia="宋体" w:hAnsi="宋体"/>
+        </w:rPr>
+        <w:t>取</w:t>
+      </w:r>
+      <w:r>
+        <w:rPr>
+          <w:rFonts w:ascii="宋体" w:eastAsia="宋体" w:hAnsi="宋体" w:hint="eastAsia"/>
+        </w:rPr>
+        <w:t>初</w:t>
+      </w:r>
+      <w:r>
+        <w:rPr>
+          <w:rFonts w:ascii="宋体" w:eastAsia="宋体" w:hAnsi="宋体"/>
+        </w:rPr>
+        <w:t>码</w:t>
+      </w:r>
+      <w:proofErr w:type="gramEnd"/>
+      <w:r>
+        <w:rPr>
+          <w:rFonts w:ascii="宋体" w:eastAsia="宋体" w:hAnsi="宋体"/>
+        </w:rPr>
+        <w:t xml:space="preserve"> + h（合体标记）</w:t>
+      </w:r>
+      <w:r>
+        <w:rPr>
+          <w:rFonts w:ascii="宋体" w:eastAsia="宋体" w:hAnsi="宋体" w:hint="eastAsia"/>
+          <w:b/>
+          <w:bCs/>
+        </w:rPr>
+        <w:t>3.扩展</w:t>
+      </w:r>
+      <w:r>
+        <w:rPr>
+          <w:rFonts w:ascii="宋体" w:eastAsia="宋体" w:hAnsi="宋体"/>
+          <w:b/>
+          <w:bCs/>
+        </w:rPr>
+        <w:t>字根简化</w:t>
       </w:r>
       <w:r>
         <w:rPr>
@@ -19921,60 +22999,6 @@
         </w:rPr>
         <w:t>：</w:t>
       </w:r>
-      <w:r>
-        <w:rPr>
-          <w:rFonts w:ascii="宋体" w:eastAsia="宋体" w:hAnsi="宋体"/>
-        </w:rPr>
-        <w:t>独体字：取</w:t>
-      </w:r>
-      <w:r>
-        <w:rPr>
-          <w:rFonts w:ascii="宋体" w:eastAsia="宋体" w:hAnsi="宋体" w:hint="eastAsia"/>
-        </w:rPr>
-        <w:t>初</w:t>
-      </w:r>
-      <w:r>
-        <w:rPr>
-          <w:rFonts w:ascii="宋体" w:eastAsia="宋体" w:hAnsi="宋体"/>
-        </w:rPr>
-        <w:t>码 + d（独体标记）合体字作部件：取</w:t>
-      </w:r>
-      <w:r>
-        <w:rPr>
-          <w:rFonts w:ascii="宋体" w:eastAsia="宋体" w:hAnsi="宋体" w:hint="eastAsia"/>
-        </w:rPr>
-        <w:t>初</w:t>
-      </w:r>
-      <w:r>
-        <w:rPr>
-          <w:rFonts w:ascii="宋体" w:eastAsia="宋体" w:hAnsi="宋体"/>
-        </w:rPr>
-        <w:t>码 + h（合体标记）</w:t>
-      </w:r>
-      <w:r>
-        <w:rPr>
-          <w:rFonts w:ascii="宋体" w:eastAsia="宋体" w:hAnsi="宋体" w:hint="eastAsia"/>
-          <w:b/>
-          <w:bCs/>
-        </w:rPr>
-        <w:t>3.扩展</w:t>
-      </w:r>
-      <w:r>
-        <w:rPr>
-          <w:rFonts w:ascii="宋体" w:eastAsia="宋体" w:hAnsi="宋体"/>
-          <w:b/>
-          <w:bCs/>
-        </w:rPr>
-        <w:t>字根简化</w:t>
-      </w:r>
-      <w:r>
-        <w:rPr>
-          <w:rFonts w:ascii="宋体" w:eastAsia="宋体" w:hAnsi="宋体" w:hint="eastAsia"/>
-          <w:b/>
-          <w:bCs/>
-        </w:rPr>
-        <w:t>：</w:t>
-      </w:r>
     </w:p>
     <w:p>
       <w:pPr>
@@ -20021,6 +23045,7 @@
           <w:bCs/>
         </w:rPr>
       </w:pPr>
+      <w:proofErr w:type="gramStart"/>
       <w:r>
         <w:rPr>
           <w:rFonts w:ascii="宋体" w:eastAsia="宋体" w:hAnsi="宋体"/>
@@ -20037,6 +23062,7 @@
         </w:rPr>
         <w:t>跳过</w:t>
       </w:r>
+      <w:proofErr w:type="gramEnd"/>
       <w:r>
         <w:rPr>
           <w:rFonts w:ascii="宋体" w:eastAsia="宋体" w:hAnsi="宋体"/>
@@ -20432,7 +23458,14 @@
         <w:rPr>
           <w:rFonts w:ascii="宋体" w:eastAsia="宋体" w:hAnsi="宋体"/>
         </w:rPr>
-        <w:t>拆分识别"可再分、表意强"的部首，为合体字的</w:t>
+        <w:t>拆分识别"可再分、表意强"的部首，为合体字</w:t>
+      </w:r>
+      <w:proofErr w:type="gramStart"/>
+      <w:r>
+        <w:rPr>
+          <w:rFonts w:ascii="宋体" w:eastAsia="宋体" w:hAnsi="宋体"/>
+        </w:rPr>
+        <w:t>的</w:t>
       </w:r>
       <w:r>
         <w:rPr>
@@ -20444,7 +23477,14 @@
         <w:rPr>
           <w:rFonts w:ascii="宋体" w:eastAsia="宋体" w:hAnsi="宋体"/>
         </w:rPr>
-        <w:t>码选取提供依据</w:t>
+        <w:t>码选取</w:t>
+      </w:r>
+      <w:proofErr w:type="gramEnd"/>
+      <w:r>
+        <w:rPr>
+          <w:rFonts w:ascii="宋体" w:eastAsia="宋体" w:hAnsi="宋体"/>
+        </w:rPr>
+        <w:t>提供依据</w:t>
       </w:r>
     </w:p>
     <w:p>
@@ -20527,6 +23567,7 @@
         <w:rPr>
           <w:rFonts w:ascii="宋体" w:eastAsia="宋体" w:hAnsi="宋体"/>
         </w:rPr>
+        <w:lastRenderedPageBreak/>
         <w:t>在编码冲突时提供讨论和验证的基础</w:t>
       </w:r>
       <w:r>
@@ -20574,7 +23615,6 @@
         <w:rPr>
           <w:rFonts w:ascii="宋体" w:eastAsia="宋体" w:hAnsi="宋体"/>
         </w:rPr>
-        <w:lastRenderedPageBreak/>
         <w:t>确保拆分可追溯、可讨论，贯彻"以义定形"理念</w:t>
       </w:r>
       <w:r>
@@ -20599,7 +23639,21 @@
         <w:rPr>
           <w:rFonts w:ascii="宋体" w:eastAsia="宋体" w:hAnsi="宋体"/>
         </w:rPr>
-        <w:t>相似结构的字采用相似的拆分方式</w:t>
+        <w:t>相似结构的</w:t>
+      </w:r>
+      <w:proofErr w:type="gramStart"/>
+      <w:r>
+        <w:rPr>
+          <w:rFonts w:ascii="宋体" w:eastAsia="宋体" w:hAnsi="宋体"/>
+        </w:rPr>
+        <w:t>字采用</w:t>
+      </w:r>
+      <w:proofErr w:type="gramEnd"/>
+      <w:r>
+        <w:rPr>
+          <w:rFonts w:ascii="宋体" w:eastAsia="宋体" w:hAnsi="宋体"/>
+        </w:rPr>
+        <w:t>相似的拆分方式</w:t>
       </w:r>
     </w:p>
     <w:p>
@@ -20630,7 +23684,14 @@
         <w:rPr>
           <w:rFonts w:ascii="宋体" w:eastAsia="宋体" w:hAnsi="宋体"/>
         </w:rPr>
-        <w:t>提供了坚实的字形分析基础，使</w:t>
+        <w:t>提供了坚实的字形分析基础，</w:t>
+      </w:r>
+      <w:proofErr w:type="gramStart"/>
+      <w:r>
+        <w:rPr>
+          <w:rFonts w:ascii="宋体" w:eastAsia="宋体" w:hAnsi="宋体"/>
+        </w:rPr>
+        <w:t>使</w:t>
       </w:r>
       <w:r>
         <w:rPr>
@@ -20644,6 +23705,7 @@
         </w:rPr>
         <w:t>码和</w:t>
       </w:r>
+      <w:proofErr w:type="gramEnd"/>
       <w:r>
         <w:rPr>
           <w:rFonts w:ascii="宋体" w:eastAsia="宋体" w:hAnsi="宋体" w:hint="eastAsia"/>
@@ -20957,6 +24019,7 @@
         </w:rPr>
         <w:t>：ABCDE.F形式的</w:t>
       </w:r>
+      <w:proofErr w:type="gramStart"/>
       <w:r>
         <w:rPr>
           <w:rFonts w:ascii="宋体" w:eastAsia="宋体" w:hAnsi="宋体" w:hint="eastAsia"/>
@@ -20977,7 +24040,28 @@
         <w:rPr>
           <w:rFonts w:ascii="宋体" w:eastAsia="宋体" w:hAnsi="宋体"/>
         </w:rPr>
-        <w:t>可覆盖Unicode收录的所有汉字（不包括喃字等独立文字系统），并保持全局零重码。</w:t>
+        <w:t>可覆盖</w:t>
+      </w:r>
+      <w:proofErr w:type="gramEnd"/>
+      <w:r>
+        <w:rPr>
+          <w:rFonts w:ascii="宋体" w:eastAsia="宋体" w:hAnsi="宋体"/>
+        </w:rPr>
+        <w:t>Unicode收录的所有汉字（不包括</w:t>
+      </w:r>
+      <w:proofErr w:type="gramStart"/>
+      <w:r>
+        <w:rPr>
+          <w:rFonts w:ascii="宋体" w:eastAsia="宋体" w:hAnsi="宋体"/>
+        </w:rPr>
+        <w:t>喃</w:t>
+      </w:r>
+      <w:proofErr w:type="gramEnd"/>
+      <w:r>
+        <w:rPr>
+          <w:rFonts w:ascii="宋体" w:eastAsia="宋体" w:hAnsi="宋体"/>
+        </w:rPr>
+        <w:t>字等独立文字系统），并保持全局零重码。</w:t>
       </w:r>
     </w:p>
     <w:p>
@@ -21213,7 +24297,23 @@
           <w:rFonts w:ascii="宋体" w:eastAsia="宋体" w:hAnsi="宋体"/>
           <w:szCs w:val="21"/>
         </w:rPr>
-        <w:t>：一个编码仅对应一个词语（但一个词语可对应多个编码）</w:t>
+        <w:t>：一个</w:t>
+      </w:r>
+      <w:proofErr w:type="gramStart"/>
+      <w:r>
+        <w:rPr>
+          <w:rFonts w:ascii="宋体" w:eastAsia="宋体" w:hAnsi="宋体"/>
+          <w:szCs w:val="21"/>
+        </w:rPr>
+        <w:t>编码仅</w:t>
+      </w:r>
+      <w:proofErr w:type="gramEnd"/>
+      <w:r>
+        <w:rPr>
+          <w:rFonts w:ascii="宋体" w:eastAsia="宋体" w:hAnsi="宋体"/>
+          <w:szCs w:val="21"/>
+        </w:rPr>
+        <w:t>对应一个词语（但一个词语可对应多个编码）</w:t>
       </w:r>
     </w:p>
     <w:p>
@@ -21329,14 +24429,38 @@
           <w:rFonts w:ascii="宋体" w:eastAsia="宋体" w:hAnsi="宋体" w:hint="eastAsia"/>
           <w:szCs w:val="21"/>
         </w:rPr>
-        <w:t>（即初码+韵码组合）</w:t>
-      </w:r>
-      <w:r>
-        <w:rPr>
-          <w:rFonts w:ascii="宋体" w:eastAsia="宋体" w:hAnsi="宋体"/>
-          <w:szCs w:val="21"/>
-        </w:rPr>
-        <w:t xml:space="preserve"> + 第二字</w:t>
+        <w:t>（</w:t>
+      </w:r>
+      <w:proofErr w:type="gramStart"/>
+      <w:r>
+        <w:rPr>
+          <w:rFonts w:ascii="宋体" w:eastAsia="宋体" w:hAnsi="宋体" w:hint="eastAsia"/>
+          <w:szCs w:val="21"/>
+        </w:rPr>
+        <w:t>即初码</w:t>
+      </w:r>
+      <w:proofErr w:type="gramEnd"/>
+      <w:r>
+        <w:rPr>
+          <w:rFonts w:ascii="宋体" w:eastAsia="宋体" w:hAnsi="宋体" w:hint="eastAsia"/>
+          <w:szCs w:val="21"/>
+        </w:rPr>
+        <w:t>+韵码组合）</w:t>
+      </w:r>
+      <w:r>
+        <w:rPr>
+          <w:rFonts w:ascii="宋体" w:eastAsia="宋体" w:hAnsi="宋体"/>
+          <w:szCs w:val="21"/>
+        </w:rPr>
+        <w:t xml:space="preserve"> + 第二</w:t>
+      </w:r>
+      <w:proofErr w:type="gramStart"/>
+      <w:r>
+        <w:rPr>
+          <w:rFonts w:ascii="宋体" w:eastAsia="宋体" w:hAnsi="宋体"/>
+          <w:szCs w:val="21"/>
+        </w:rPr>
+        <w:t>字</w:t>
       </w:r>
       <w:r>
         <w:rPr>
@@ -21352,6 +24476,7 @@
         </w:rPr>
         <w:t>码</w:t>
       </w:r>
+      <w:proofErr w:type="gramEnd"/>
     </w:p>
     <w:p>
       <w:pPr>
@@ -21471,6 +24596,7 @@
         </w:rPr>
         <w:t xml:space="preserve"> = </w:t>
       </w:r>
+      <w:proofErr w:type="gramStart"/>
       <w:r>
         <w:rPr>
           <w:rFonts w:ascii="宋体" w:eastAsia="宋体" w:hAnsi="宋体" w:hint="eastAsia"/>
@@ -21497,22 +24623,38 @@
           <w:rFonts w:ascii="宋体" w:eastAsia="宋体" w:hAnsi="宋体" w:hint="eastAsia"/>
           <w:szCs w:val="21"/>
         </w:rPr>
-        <w:t>组合</w:t>
-      </w:r>
-    </w:p>
-    <w:p>
-      <w:pPr>
-        <w:rPr>
-          <w:rFonts w:ascii="宋体" w:eastAsia="宋体" w:hAnsi="宋体" w:hint="eastAsia"/>
-          <w:szCs w:val="21"/>
-        </w:rPr>
-      </w:pPr>
-      <w:r>
-        <w:rPr>
-          <w:rFonts w:ascii="宋体" w:eastAsia="宋体" w:hAnsi="宋体"/>
-          <w:szCs w:val="21"/>
-        </w:rPr>
-        <w:t>扩展顺序：补第一字</w:t>
+        <w:t>组</w:t>
+      </w:r>
+      <w:proofErr w:type="gramEnd"/>
+      <w:r>
+        <w:rPr>
+          <w:rFonts w:ascii="宋体" w:eastAsia="宋体" w:hAnsi="宋体" w:hint="eastAsia"/>
+          <w:szCs w:val="21"/>
+        </w:rPr>
+        <w:t>合</w:t>
+      </w:r>
+    </w:p>
+    <w:p>
+      <w:pPr>
+        <w:rPr>
+          <w:rFonts w:ascii="宋体" w:eastAsia="宋体" w:hAnsi="宋体" w:hint="eastAsia"/>
+          <w:szCs w:val="21"/>
+        </w:rPr>
+      </w:pPr>
+      <w:r>
+        <w:rPr>
+          <w:rFonts w:ascii="宋体" w:eastAsia="宋体" w:hAnsi="宋体"/>
+          <w:szCs w:val="21"/>
+        </w:rPr>
+        <w:t>扩展顺序：补第一</w:t>
+      </w:r>
+      <w:proofErr w:type="gramStart"/>
+      <w:r>
+        <w:rPr>
+          <w:rFonts w:ascii="宋体" w:eastAsia="宋体" w:hAnsi="宋体"/>
+          <w:szCs w:val="21"/>
+        </w:rPr>
+        <w:t>字</w:t>
       </w:r>
       <w:r>
         <w:rPr>
@@ -21526,7 +24668,15 @@
           <w:rFonts w:ascii="宋体" w:eastAsia="宋体" w:hAnsi="宋体"/>
           <w:szCs w:val="21"/>
         </w:rPr>
-        <w:t>码 → 补第二字</w:t>
+        <w:t>码</w:t>
+      </w:r>
+      <w:proofErr w:type="gramEnd"/>
+      <w:r>
+        <w:rPr>
+          <w:rFonts w:ascii="宋体" w:eastAsia="宋体" w:hAnsi="宋体"/>
+          <w:szCs w:val="21"/>
+        </w:rPr>
+        <w:t xml:space="preserve"> → 补第二字</w:t>
       </w:r>
       <w:r>
         <w:rPr>
@@ -21651,7 +24801,15 @@
           <w:rFonts w:ascii="宋体" w:eastAsia="宋体" w:hAnsi="宋体"/>
           <w:szCs w:val="21"/>
         </w:rPr>
-        <w:t>）：第一字</w:t>
+        <w:t>）：第一</w:t>
+      </w:r>
+      <w:proofErr w:type="gramStart"/>
+      <w:r>
+        <w:rPr>
+          <w:rFonts w:ascii="宋体" w:eastAsia="宋体" w:hAnsi="宋体"/>
+          <w:szCs w:val="21"/>
+        </w:rPr>
+        <w:t>字</w:t>
       </w:r>
       <w:r>
         <w:rPr>
@@ -21665,7 +24823,23 @@
           <w:rFonts w:ascii="宋体" w:eastAsia="宋体" w:hAnsi="宋体"/>
           <w:szCs w:val="21"/>
         </w:rPr>
-        <w:t>码 + 第二字</w:t>
+        <w:t>码</w:t>
+      </w:r>
+      <w:proofErr w:type="gramEnd"/>
+      <w:r>
+        <w:rPr>
+          <w:rFonts w:ascii="宋体" w:eastAsia="宋体" w:hAnsi="宋体"/>
+          <w:szCs w:val="21"/>
+        </w:rPr>
+        <w:t xml:space="preserve"> + 第二</w:t>
+      </w:r>
+      <w:proofErr w:type="gramStart"/>
+      <w:r>
+        <w:rPr>
+          <w:rFonts w:ascii="宋体" w:eastAsia="宋体" w:hAnsi="宋体"/>
+          <w:szCs w:val="21"/>
+        </w:rPr>
+        <w:t>字</w:t>
       </w:r>
       <w:r>
         <w:rPr>
@@ -21679,7 +24853,23 @@
           <w:rFonts w:ascii="宋体" w:eastAsia="宋体" w:hAnsi="宋体"/>
           <w:szCs w:val="21"/>
         </w:rPr>
-        <w:t>码 + 第四字</w:t>
+        <w:t>码</w:t>
+      </w:r>
+      <w:proofErr w:type="gramEnd"/>
+      <w:r>
+        <w:rPr>
+          <w:rFonts w:ascii="宋体" w:eastAsia="宋体" w:hAnsi="宋体"/>
+          <w:szCs w:val="21"/>
+        </w:rPr>
+        <w:t xml:space="preserve"> + 第四</w:t>
+      </w:r>
+      <w:proofErr w:type="gramStart"/>
+      <w:r>
+        <w:rPr>
+          <w:rFonts w:ascii="宋体" w:eastAsia="宋体" w:hAnsi="宋体"/>
+          <w:szCs w:val="21"/>
+        </w:rPr>
+        <w:t>字</w:t>
       </w:r>
       <w:r>
         <w:rPr>
@@ -21695,6 +24885,7 @@
         </w:rPr>
         <w:t>码</w:t>
       </w:r>
+      <w:proofErr w:type="gramEnd"/>
     </w:p>
     <w:p>
       <w:pPr>
@@ -21751,7 +24942,23 @@
           <w:rFonts w:ascii="宋体" w:eastAsia="宋体" w:hAnsi="宋体"/>
           <w:szCs w:val="21"/>
         </w:rPr>
-        <w:t>扩展顺序：补前三字</w:t>
+        <w:t>扩展顺序：</w:t>
+      </w:r>
+      <w:proofErr w:type="gramStart"/>
+      <w:r>
+        <w:rPr>
+          <w:rFonts w:ascii="宋体" w:eastAsia="宋体" w:hAnsi="宋体"/>
+          <w:szCs w:val="21"/>
+        </w:rPr>
+        <w:t>补前三</w:t>
+      </w:r>
+      <w:proofErr w:type="gramEnd"/>
+      <w:r>
+        <w:rPr>
+          <w:rFonts w:ascii="宋体" w:eastAsia="宋体" w:hAnsi="宋体"/>
+          <w:szCs w:val="21"/>
+        </w:rPr>
+        <w:t>字</w:t>
       </w:r>
       <w:r>
         <w:rPr>
@@ -21862,7 +25069,15 @@
           <w:rFonts w:ascii="宋体" w:eastAsia="宋体" w:hAnsi="宋体"/>
           <w:szCs w:val="21"/>
         </w:rPr>
-        <w:t>：第一字</w:t>
+        <w:t>：第一</w:t>
+      </w:r>
+      <w:proofErr w:type="gramStart"/>
+      <w:r>
+        <w:rPr>
+          <w:rFonts w:ascii="宋体" w:eastAsia="宋体" w:hAnsi="宋体"/>
+          <w:szCs w:val="21"/>
+        </w:rPr>
+        <w:t>字</w:t>
       </w:r>
       <w:r>
         <w:rPr>
@@ -21876,7 +25091,23 @@
           <w:rFonts w:ascii="宋体" w:eastAsia="宋体" w:hAnsi="宋体"/>
           <w:szCs w:val="21"/>
         </w:rPr>
-        <w:t>码 + 第二字</w:t>
+        <w:t>码</w:t>
+      </w:r>
+      <w:proofErr w:type="gramEnd"/>
+      <w:r>
+        <w:rPr>
+          <w:rFonts w:ascii="宋体" w:eastAsia="宋体" w:hAnsi="宋体"/>
+          <w:szCs w:val="21"/>
+        </w:rPr>
+        <w:t xml:space="preserve"> + 第二</w:t>
+      </w:r>
+      <w:proofErr w:type="gramStart"/>
+      <w:r>
+        <w:rPr>
+          <w:rFonts w:ascii="宋体" w:eastAsia="宋体" w:hAnsi="宋体"/>
+          <w:szCs w:val="21"/>
+        </w:rPr>
+        <w:t>字</w:t>
       </w:r>
       <w:r>
         <w:rPr>
@@ -21890,7 +25121,23 @@
           <w:rFonts w:ascii="宋体" w:eastAsia="宋体" w:hAnsi="宋体"/>
           <w:szCs w:val="21"/>
         </w:rPr>
-        <w:t>码 + 最后字</w:t>
+        <w:t>码</w:t>
+      </w:r>
+      <w:proofErr w:type="gramEnd"/>
+      <w:r>
+        <w:rPr>
+          <w:rFonts w:ascii="宋体" w:eastAsia="宋体" w:hAnsi="宋体"/>
+          <w:szCs w:val="21"/>
+        </w:rPr>
+        <w:t xml:space="preserve"> + </w:t>
+      </w:r>
+      <w:proofErr w:type="gramStart"/>
+      <w:r>
+        <w:rPr>
+          <w:rFonts w:ascii="宋体" w:eastAsia="宋体" w:hAnsi="宋体"/>
+          <w:szCs w:val="21"/>
+        </w:rPr>
+        <w:t>最后字</w:t>
       </w:r>
       <w:r>
         <w:rPr>
@@ -21906,6 +25153,7 @@
         </w:rPr>
         <w:t>码</w:t>
       </w:r>
+      <w:proofErr w:type="gramEnd"/>
     </w:p>
     <w:p>
       <w:pPr>
@@ -21933,7 +25181,15 @@
           <w:rFonts w:ascii="宋体" w:eastAsia="宋体" w:hAnsi="宋体"/>
           <w:szCs w:val="21"/>
         </w:rPr>
-        <w:t>）：前三字</w:t>
+        <w:t>）：前三</w:t>
+      </w:r>
+      <w:proofErr w:type="gramStart"/>
+      <w:r>
+        <w:rPr>
+          <w:rFonts w:ascii="宋体" w:eastAsia="宋体" w:hAnsi="宋体"/>
+          <w:szCs w:val="21"/>
+        </w:rPr>
+        <w:t>字</w:t>
       </w:r>
       <w:r>
         <w:rPr>
@@ -21947,7 +25203,23 @@
           <w:rFonts w:ascii="宋体" w:eastAsia="宋体" w:hAnsi="宋体"/>
           <w:szCs w:val="21"/>
         </w:rPr>
-        <w:t>码 + 最后字</w:t>
+        <w:t>码</w:t>
+      </w:r>
+      <w:proofErr w:type="gramEnd"/>
+      <w:r>
+        <w:rPr>
+          <w:rFonts w:ascii="宋体" w:eastAsia="宋体" w:hAnsi="宋体"/>
+          <w:szCs w:val="21"/>
+        </w:rPr>
+        <w:t xml:space="preserve"> + </w:t>
+      </w:r>
+      <w:proofErr w:type="gramStart"/>
+      <w:r>
+        <w:rPr>
+          <w:rFonts w:ascii="宋体" w:eastAsia="宋体" w:hAnsi="宋体"/>
+          <w:szCs w:val="21"/>
+        </w:rPr>
+        <w:t>最后字</w:t>
       </w:r>
       <w:r>
         <w:rPr>
@@ -21963,20 +25235,29 @@
         </w:rPr>
         <w:t>码</w:t>
       </w:r>
-    </w:p>
-    <w:p>
-      <w:pPr>
-        <w:rPr>
-          <w:rFonts w:ascii="宋体" w:eastAsia="宋体" w:hAnsi="宋体" w:hint="eastAsia"/>
-          <w:szCs w:val="21"/>
-        </w:rPr>
-      </w:pPr>
-      <w:r>
-        <w:rPr>
-          <w:rFonts w:ascii="宋体" w:eastAsia="宋体" w:hAnsi="宋体"/>
-          <w:szCs w:val="21"/>
-        </w:rPr>
-        <w:t>扩展顺序：补所有字</w:t>
+      <w:proofErr w:type="gramEnd"/>
+    </w:p>
+    <w:p>
+      <w:pPr>
+        <w:rPr>
+          <w:rFonts w:ascii="宋体" w:eastAsia="宋体" w:hAnsi="宋体" w:hint="eastAsia"/>
+          <w:szCs w:val="21"/>
+        </w:rPr>
+      </w:pPr>
+      <w:r>
+        <w:rPr>
+          <w:rFonts w:ascii="宋体" w:eastAsia="宋体" w:hAnsi="宋体"/>
+          <w:szCs w:val="21"/>
+        </w:rPr>
+        <w:t>扩展顺序：</w:t>
+      </w:r>
+      <w:proofErr w:type="gramStart"/>
+      <w:r>
+        <w:rPr>
+          <w:rFonts w:ascii="宋体" w:eastAsia="宋体" w:hAnsi="宋体"/>
+          <w:szCs w:val="21"/>
+        </w:rPr>
+        <w:t>补所有字</w:t>
       </w:r>
       <w:r>
         <w:rPr>
@@ -21992,6 +25273,7 @@
         </w:rPr>
         <w:t>码</w:t>
       </w:r>
+      <w:proofErr w:type="gramEnd"/>
       <w:r>
         <w:rPr>
           <w:rFonts w:ascii="宋体" w:eastAsia="宋体" w:hAnsi="宋体" w:hint="eastAsia"/>
@@ -22004,7 +25286,31 @@
           <w:rFonts w:ascii="宋体" w:eastAsia="宋体" w:hAnsi="宋体"/>
           <w:szCs w:val="21"/>
         </w:rPr>
-        <w:t xml:space="preserve"> → 补最后字外的</w:t>
+        <w:t xml:space="preserve"> → </w:t>
+      </w:r>
+      <w:proofErr w:type="gramStart"/>
+      <w:r>
+        <w:rPr>
+          <w:rFonts w:ascii="宋体" w:eastAsia="宋体" w:hAnsi="宋体"/>
+          <w:szCs w:val="21"/>
+        </w:rPr>
+        <w:t>补最后</w:t>
+      </w:r>
+      <w:proofErr w:type="gramEnd"/>
+      <w:r>
+        <w:rPr>
+          <w:rFonts w:ascii="宋体" w:eastAsia="宋体" w:hAnsi="宋体"/>
+          <w:szCs w:val="21"/>
+        </w:rPr>
+        <w:t>字外</w:t>
+      </w:r>
+      <w:proofErr w:type="gramStart"/>
+      <w:r>
+        <w:rPr>
+          <w:rFonts w:ascii="宋体" w:eastAsia="宋体" w:hAnsi="宋体"/>
+          <w:szCs w:val="21"/>
+        </w:rPr>
+        <w:t>的</w:t>
       </w:r>
       <w:r>
         <w:rPr>
@@ -22018,25 +25324,50 @@
           <w:rFonts w:ascii="宋体" w:eastAsia="宋体" w:hAnsi="宋体"/>
           <w:szCs w:val="21"/>
         </w:rPr>
-        <w:t>码 → 补最后字编码</w:t>
-      </w:r>
-    </w:p>
-    <w:p>
-      <w:pPr>
-        <w:rPr>
-          <w:rFonts w:ascii="宋体" w:eastAsia="宋体" w:hAnsi="宋体" w:hint="eastAsia"/>
-          <w:b/>
-          <w:bCs/>
-          <w:szCs w:val="21"/>
-        </w:rPr>
-      </w:pPr>
-      <w:r>
-        <w:rPr>
-          <w:rFonts w:ascii="宋体" w:eastAsia="宋体" w:hAnsi="宋体"/>
-          <w:b/>
-          <w:bCs/>
-          <w:szCs w:val="21"/>
-        </w:rPr>
+        <w:t>码</w:t>
+      </w:r>
+      <w:proofErr w:type="gramEnd"/>
+      <w:r>
+        <w:rPr>
+          <w:rFonts w:ascii="宋体" w:eastAsia="宋体" w:hAnsi="宋体"/>
+          <w:szCs w:val="21"/>
+        </w:rPr>
+        <w:t xml:space="preserve"> → </w:t>
+      </w:r>
+      <w:proofErr w:type="gramStart"/>
+      <w:r>
+        <w:rPr>
+          <w:rFonts w:ascii="宋体" w:eastAsia="宋体" w:hAnsi="宋体"/>
+          <w:szCs w:val="21"/>
+        </w:rPr>
+        <w:t>补最后字</w:t>
+      </w:r>
+      <w:proofErr w:type="gramEnd"/>
+      <w:r>
+        <w:rPr>
+          <w:rFonts w:ascii="宋体" w:eastAsia="宋体" w:hAnsi="宋体"/>
+          <w:szCs w:val="21"/>
+        </w:rPr>
+        <w:t>编码</w:t>
+      </w:r>
+    </w:p>
+    <w:p>
+      <w:pPr>
+        <w:rPr>
+          <w:rFonts w:ascii="宋体" w:eastAsia="宋体" w:hAnsi="宋体" w:hint="eastAsia"/>
+          <w:b/>
+          <w:bCs/>
+          <w:szCs w:val="21"/>
+        </w:rPr>
+      </w:pPr>
+      <w:r>
+        <w:rPr>
+          <w:rFonts w:ascii="宋体" w:eastAsia="宋体" w:hAnsi="宋体"/>
+          <w:b/>
+          <w:bCs/>
+          <w:szCs w:val="21"/>
+        </w:rPr>
+        <w:lastRenderedPageBreak/>
         <w:t>三、通用符号编码方案</w:t>
       </w:r>
     </w:p>
@@ -22071,7 +25402,6 @@
           <w:rFonts w:ascii="宋体" w:eastAsia="宋体" w:hAnsi="宋体" w:hint="eastAsia"/>
           <w:szCs w:val="21"/>
         </w:rPr>
-        <w:lastRenderedPageBreak/>
         <w:t>类型符</w:t>
       </w:r>
       <w:r>
@@ -22310,13 +25640,31 @@
                 <w:szCs w:val="21"/>
               </w:rPr>
             </w:pPr>
+            <w:proofErr w:type="spellStart"/>
             <w:r>
               <w:rPr>
                 <w:rFonts w:ascii="宋体" w:eastAsia="宋体" w:hAnsi="宋体"/>
                 <w:szCs w:val="21"/>
               </w:rPr>
-              <w:t>bdh → 亠</w:t>
-            </w:r>
+              <w:t>bdh</w:t>
+            </w:r>
+            <w:proofErr w:type="spellEnd"/>
+            <w:r>
+              <w:rPr>
+                <w:rFonts w:ascii="宋体" w:eastAsia="宋体" w:hAnsi="宋体"/>
+                <w:szCs w:val="21"/>
+              </w:rPr>
+              <w:t xml:space="preserve"> → </w:t>
+            </w:r>
+            <w:proofErr w:type="gramStart"/>
+            <w:r>
+              <w:rPr>
+                <w:rFonts w:ascii="宋体" w:eastAsia="宋体" w:hAnsi="宋体"/>
+                <w:szCs w:val="21"/>
+              </w:rPr>
+              <w:t>亠</w:t>
+            </w:r>
+            <w:proofErr w:type="gramEnd"/>
           </w:p>
         </w:tc>
       </w:tr>
@@ -22393,12 +25741,21 @@
                 <w:szCs w:val="21"/>
               </w:rPr>
             </w:pPr>
+            <w:proofErr w:type="spellStart"/>
             <w:r>
               <w:rPr>
                 <w:rFonts w:ascii="宋体" w:eastAsia="宋体" w:hAnsi="宋体"/>
                 <w:szCs w:val="21"/>
               </w:rPr>
-              <w:t>rka → か</w:t>
+              <w:t>rka</w:t>
+            </w:r>
+            <w:proofErr w:type="spellEnd"/>
+            <w:r>
+              <w:rPr>
+                <w:rFonts w:ascii="宋体" w:eastAsia="宋体" w:hAnsi="宋体"/>
+                <w:szCs w:val="21"/>
+              </w:rPr>
+              <w:t xml:space="preserve"> → か</w:t>
             </w:r>
           </w:p>
         </w:tc>
@@ -22559,12 +25916,21 @@
                 <w:szCs w:val="21"/>
               </w:rPr>
             </w:pPr>
+            <w:proofErr w:type="spellStart"/>
             <w:r>
               <w:rPr>
                 <w:rFonts w:ascii="宋体" w:eastAsia="宋体" w:hAnsi="宋体" w:hint="eastAsia"/>
                 <w:szCs w:val="21"/>
               </w:rPr>
-              <w:t>tzo→“←”</w:t>
+              <w:t>tzo</w:t>
+            </w:r>
+            <w:proofErr w:type="spellEnd"/>
+            <w:r>
+              <w:rPr>
+                <w:rFonts w:ascii="宋体" w:eastAsia="宋体" w:hAnsi="宋体" w:hint="eastAsia"/>
+                <w:szCs w:val="21"/>
+              </w:rPr>
+              <w:t>→“←”</w:t>
             </w:r>
           </w:p>
         </w:tc>
@@ -22732,12 +26098,21 @@
                 <w:szCs w:val="21"/>
               </w:rPr>
             </w:pPr>
+            <w:proofErr w:type="spellStart"/>
             <w:r>
               <w:rPr>
                 <w:rFonts w:ascii="宋体" w:eastAsia="宋体" w:hAnsi="宋体" w:hint="eastAsia"/>
                 <w:szCs w:val="21"/>
               </w:rPr>
-              <w:t>uqh→∑</w:t>
+              <w:t>uqh</w:t>
+            </w:r>
+            <w:proofErr w:type="spellEnd"/>
+            <w:r>
+              <w:rPr>
+                <w:rFonts w:ascii="宋体" w:eastAsia="宋体" w:hAnsi="宋体" w:hint="eastAsia"/>
+                <w:szCs w:val="21"/>
+              </w:rPr>
+              <w:t>→∑</w:t>
             </w:r>
           </w:p>
         </w:tc>
@@ -22815,19 +26190,37 @@
                 <w:szCs w:val="21"/>
               </w:rPr>
             </w:pPr>
+            <w:proofErr w:type="spellStart"/>
+            <w:proofErr w:type="gramStart"/>
             <w:r>
               <w:rPr>
                 <w:rFonts w:ascii="宋体" w:eastAsia="宋体" w:hAnsi="宋体" w:hint="eastAsia"/>
                 <w:szCs w:val="21"/>
               </w:rPr>
-              <w:t>vr.</w:t>
+              <w:t>vr</w:t>
+            </w:r>
+            <w:proofErr w:type="spellEnd"/>
+            <w:r>
+              <w:rPr>
+                <w:rFonts w:ascii="宋体" w:eastAsia="宋体" w:hAnsi="宋体" w:hint="eastAsia"/>
+                <w:szCs w:val="21"/>
+              </w:rPr>
+              <w:t>.</w:t>
             </w:r>
             <w:r>
               <w:rPr>
                 <w:rFonts w:ascii="宋体" w:eastAsia="宋体" w:hAnsi="宋体"/>
                 <w:szCs w:val="21"/>
               </w:rPr>
-              <w:t>→⿰</w:t>
+              <w:t>→</w:t>
+            </w:r>
+            <w:proofErr w:type="gramEnd"/>
+            <w:r>
+              <w:rPr>
+                <w:rFonts w:ascii="宋体" w:eastAsia="宋体" w:hAnsi="宋体"/>
+                <w:szCs w:val="21"/>
+              </w:rPr>
+              <w:t>⿰</w:t>
             </w:r>
           </w:p>
         </w:tc>
@@ -22898,6 +26291,7 @@
         </w:rPr>
         <w:t>：</w:t>
       </w:r>
+      <w:proofErr w:type="gramStart"/>
       <w:r>
         <w:rPr>
           <w:rFonts w:ascii="宋体" w:eastAsia="宋体" w:hAnsi="宋体" w:hint="eastAsia"/>
@@ -22910,7 +26304,47 @@
           <w:rFonts w:ascii="宋体" w:eastAsia="宋体" w:hAnsi="宋体"/>
           <w:szCs w:val="21"/>
         </w:rPr>
-        <w:t>码，如"亠"→ bdh（</w:t>
+        <w:t>码</w:t>
+      </w:r>
+      <w:proofErr w:type="gramEnd"/>
+      <w:r>
+        <w:rPr>
+          <w:rFonts w:ascii="宋体" w:eastAsia="宋体" w:hAnsi="宋体"/>
+          <w:szCs w:val="21"/>
+        </w:rPr>
+        <w:t>，如"</w:t>
+      </w:r>
+      <w:proofErr w:type="gramStart"/>
+      <w:r>
+        <w:rPr>
+          <w:rFonts w:ascii="宋体" w:eastAsia="宋体" w:hAnsi="宋体"/>
+          <w:szCs w:val="21"/>
+        </w:rPr>
+        <w:t>亠</w:t>
+      </w:r>
+      <w:proofErr w:type="gramEnd"/>
+      <w:r>
+        <w:rPr>
+          <w:rFonts w:ascii="宋体" w:eastAsia="宋体" w:hAnsi="宋体"/>
+          <w:szCs w:val="21"/>
+        </w:rPr>
+        <w:t xml:space="preserve">"→ </w:t>
+      </w:r>
+      <w:proofErr w:type="spellStart"/>
+      <w:r>
+        <w:rPr>
+          <w:rFonts w:ascii="宋体" w:eastAsia="宋体" w:hAnsi="宋体"/>
+          <w:szCs w:val="21"/>
+        </w:rPr>
+        <w:t>bdh</w:t>
+      </w:r>
+      <w:proofErr w:type="spellEnd"/>
+      <w:r>
+        <w:rPr>
+          <w:rFonts w:ascii="宋体" w:eastAsia="宋体" w:hAnsi="宋体"/>
+          <w:szCs w:val="21"/>
+        </w:rPr>
+        <w:t>（</w:t>
       </w:r>
       <w:r>
         <w:rPr>
@@ -22945,7 +26379,23 @@
           <w:rFonts w:ascii="宋体" w:eastAsia="宋体" w:hAnsi="宋体"/>
           <w:szCs w:val="21"/>
         </w:rPr>
-        <w:t>为"亠"在</w:t>
+        <w:t>为"</w:t>
+      </w:r>
+      <w:proofErr w:type="gramStart"/>
+      <w:r>
+        <w:rPr>
+          <w:rFonts w:ascii="宋体" w:eastAsia="宋体" w:hAnsi="宋体"/>
+          <w:szCs w:val="21"/>
+        </w:rPr>
+        <w:t>亠</w:t>
+      </w:r>
+      <w:proofErr w:type="gramEnd"/>
+      <w:r>
+        <w:rPr>
+          <w:rFonts w:ascii="宋体" w:eastAsia="宋体" w:hAnsi="宋体"/>
+          <w:szCs w:val="21"/>
+        </w:rPr>
+        <w:t>"在</w:t>
       </w:r>
       <w:r>
         <w:rPr>
@@ -23001,8 +26451,17 @@
           <w:rFonts w:ascii="宋体" w:eastAsia="宋体" w:hAnsi="宋体"/>
           <w:szCs w:val="21"/>
         </w:rPr>
-        <w:t>：罗马字转写，如"か"→ rka</w:t>
-      </w:r>
+        <w:t xml:space="preserve">：罗马字转写，如"か"→ </w:t>
+      </w:r>
+      <w:proofErr w:type="spellStart"/>
+      <w:r>
+        <w:rPr>
+          <w:rFonts w:ascii="宋体" w:eastAsia="宋体" w:hAnsi="宋体"/>
+          <w:szCs w:val="21"/>
+        </w:rPr>
+        <w:t>rka</w:t>
+      </w:r>
+      <w:proofErr w:type="spellEnd"/>
     </w:p>
     <w:p>
       <w:pPr>
@@ -23024,50 +26483,99 @@
         </w:rPr>
         <w:t>其他：</w:t>
       </w:r>
-      <w:r>
-        <w:rPr>
-          <w:rFonts w:ascii="宋体" w:eastAsia="宋体" w:hAnsi="宋体" w:hint="eastAsia"/>
-          <w:szCs w:val="21"/>
-        </w:rPr>
-        <w:t>根据初码或双拼码组合转写</w:t>
-      </w:r>
-    </w:p>
-    <w:p>
-      <w:pPr>
-        <w:rPr>
-          <w:rFonts w:ascii="宋体" w:eastAsia="宋体" w:hAnsi="宋体" w:hint="eastAsia"/>
-          <w:b/>
-          <w:bCs/>
-          <w:szCs w:val="21"/>
-        </w:rPr>
-      </w:pPr>
-      <w:r>
-        <w:rPr>
-          <w:rFonts w:ascii="宋体" w:eastAsia="宋体" w:hAnsi="宋体"/>
-          <w:b/>
-          <w:bCs/>
-          <w:szCs w:val="21"/>
-        </w:rPr>
-        <w:t>四、空码区的利用策略</w:t>
-      </w:r>
-    </w:p>
-    <w:p>
-      <w:pPr>
-        <w:rPr>
-          <w:rFonts w:ascii="宋体" w:eastAsia="宋体" w:hAnsi="宋体" w:hint="eastAsia"/>
-          <w:b/>
-          <w:bCs/>
-          <w:szCs w:val="21"/>
-        </w:rPr>
-      </w:pPr>
-      <w:r>
-        <w:rPr>
-          <w:rFonts w:ascii="宋体" w:eastAsia="宋体" w:hAnsi="宋体"/>
-          <w:b/>
-          <w:bCs/>
-          <w:szCs w:val="21"/>
-        </w:rPr>
-        <w:t>1. 空码区类型</w:t>
+      <w:proofErr w:type="gramStart"/>
+      <w:r>
+        <w:rPr>
+          <w:rFonts w:ascii="宋体" w:eastAsia="宋体" w:hAnsi="宋体" w:hint="eastAsia"/>
+          <w:szCs w:val="21"/>
+        </w:rPr>
+        <w:t>根据初码或</w:t>
+      </w:r>
+      <w:proofErr w:type="gramEnd"/>
+      <w:r>
+        <w:rPr>
+          <w:rFonts w:ascii="宋体" w:eastAsia="宋体" w:hAnsi="宋体" w:hint="eastAsia"/>
+          <w:szCs w:val="21"/>
+        </w:rPr>
+        <w:t>双拼码组合转写</w:t>
+      </w:r>
+    </w:p>
+    <w:p>
+      <w:pPr>
+        <w:rPr>
+          <w:rFonts w:ascii="宋体" w:eastAsia="宋体" w:hAnsi="宋体" w:hint="eastAsia"/>
+          <w:b/>
+          <w:bCs/>
+          <w:szCs w:val="21"/>
+        </w:rPr>
+      </w:pPr>
+      <w:r>
+        <w:rPr>
+          <w:rFonts w:ascii="宋体" w:eastAsia="宋体" w:hAnsi="宋体"/>
+          <w:b/>
+          <w:bCs/>
+          <w:szCs w:val="21"/>
+        </w:rPr>
+        <w:t>四、</w:t>
+      </w:r>
+      <w:proofErr w:type="gramStart"/>
+      <w:r>
+        <w:rPr>
+          <w:rFonts w:ascii="宋体" w:eastAsia="宋体" w:hAnsi="宋体"/>
+          <w:b/>
+          <w:bCs/>
+          <w:szCs w:val="21"/>
+        </w:rPr>
+        <w:t>空码区</w:t>
+      </w:r>
+      <w:proofErr w:type="gramEnd"/>
+      <w:r>
+        <w:rPr>
+          <w:rFonts w:ascii="宋体" w:eastAsia="宋体" w:hAnsi="宋体"/>
+          <w:b/>
+          <w:bCs/>
+          <w:szCs w:val="21"/>
+        </w:rPr>
+        <w:t>的利用策略</w:t>
+      </w:r>
+    </w:p>
+    <w:p>
+      <w:pPr>
+        <w:rPr>
+          <w:rFonts w:ascii="宋体" w:eastAsia="宋体" w:hAnsi="宋体" w:hint="eastAsia"/>
+          <w:b/>
+          <w:bCs/>
+          <w:szCs w:val="21"/>
+        </w:rPr>
+      </w:pPr>
+      <w:r>
+        <w:rPr>
+          <w:rFonts w:ascii="宋体" w:eastAsia="宋体" w:hAnsi="宋体"/>
+          <w:b/>
+          <w:bCs/>
+          <w:szCs w:val="21"/>
+        </w:rPr>
+        <w:t>1. </w:t>
+      </w:r>
+      <w:proofErr w:type="gramStart"/>
+      <w:r>
+        <w:rPr>
+          <w:rFonts w:ascii="宋体" w:eastAsia="宋体" w:hAnsi="宋体"/>
+          <w:b/>
+          <w:bCs/>
+          <w:szCs w:val="21"/>
+        </w:rPr>
+        <w:t>空码区</w:t>
+      </w:r>
+      <w:proofErr w:type="gramEnd"/>
+      <w:r>
+        <w:rPr>
+          <w:rFonts w:ascii="宋体" w:eastAsia="宋体" w:hAnsi="宋体"/>
+          <w:b/>
+          <w:bCs/>
+          <w:szCs w:val="21"/>
+        </w:rPr>
+        <w:t>类型</w:t>
       </w:r>
     </w:p>
     <w:p>
@@ -23095,7 +26603,23 @@
           <w:rFonts w:ascii="宋体" w:eastAsia="宋体" w:hAnsi="宋体"/>
           <w:szCs w:val="21"/>
         </w:rPr>
-        <w:t>：如"bb"（bou不存在）、"</w:t>
+        <w:t>：如"bb"（</w:t>
+      </w:r>
+      <w:proofErr w:type="spellStart"/>
+      <w:r>
+        <w:rPr>
+          <w:rFonts w:ascii="宋体" w:eastAsia="宋体" w:hAnsi="宋体"/>
+          <w:szCs w:val="21"/>
+        </w:rPr>
+        <w:t>bou</w:t>
+      </w:r>
+      <w:proofErr w:type="spellEnd"/>
+      <w:r>
+        <w:rPr>
+          <w:rFonts w:ascii="宋体" w:eastAsia="宋体" w:hAnsi="宋体"/>
+          <w:szCs w:val="21"/>
+        </w:rPr>
+        <w:t>不存在）、"</w:t>
       </w:r>
       <w:r>
         <w:rPr>
@@ -23139,6 +26663,7 @@
         </w:rPr>
         <w:t>：</w:t>
       </w:r>
+      <w:proofErr w:type="gramStart"/>
       <w:r>
         <w:rPr>
           <w:rFonts w:ascii="宋体" w:eastAsia="宋体" w:hAnsi="宋体" w:hint="eastAsia"/>
@@ -23151,7 +26676,15 @@
           <w:rFonts w:ascii="宋体" w:eastAsia="宋体" w:hAnsi="宋体"/>
           <w:szCs w:val="21"/>
         </w:rPr>
-        <w:t>码5-9（实际只有0-4）</w:t>
+        <w:t>码</w:t>
+      </w:r>
+      <w:proofErr w:type="gramEnd"/>
+      <w:r>
+        <w:rPr>
+          <w:rFonts w:ascii="宋体" w:eastAsia="宋体" w:hAnsi="宋体"/>
+          <w:szCs w:val="21"/>
+        </w:rPr>
+        <w:t>5-9（实际只有0-4）</w:t>
       </w:r>
     </w:p>
     <w:p>
@@ -23247,7 +26780,23 @@
           <w:rFonts w:ascii="宋体" w:eastAsia="宋体" w:hAnsi="宋体"/>
           <w:szCs w:val="21"/>
         </w:rPr>
-        <w:t>：其他空码区开放给用户自由定义</w:t>
+        <w:t>：其他</w:t>
+      </w:r>
+      <w:proofErr w:type="gramStart"/>
+      <w:r>
+        <w:rPr>
+          <w:rFonts w:ascii="宋体" w:eastAsia="宋体" w:hAnsi="宋体"/>
+          <w:szCs w:val="21"/>
+        </w:rPr>
+        <w:t>空码区开放</w:t>
+      </w:r>
+      <w:proofErr w:type="gramEnd"/>
+      <w:r>
+        <w:rPr>
+          <w:rFonts w:ascii="宋体" w:eastAsia="宋体" w:hAnsi="宋体"/>
+          <w:szCs w:val="21"/>
+        </w:rPr>
+        <w:t>给用户自由定义</w:t>
       </w:r>
     </w:p>
     <w:p>
@@ -23317,8 +26866,17 @@
           <w:rFonts w:ascii="宋体" w:eastAsia="宋体" w:hAnsi="宋体"/>
           <w:szCs w:val="21"/>
         </w:rPr>
-        <w:t>放入空码区</w:t>
-      </w:r>
+        <w:t>放入</w:t>
+      </w:r>
+      <w:proofErr w:type="gramStart"/>
+      <w:r>
+        <w:rPr>
+          <w:rFonts w:ascii="宋体" w:eastAsia="宋体" w:hAnsi="宋体"/>
+          <w:szCs w:val="21"/>
+        </w:rPr>
+        <w:t>空码区</w:t>
+      </w:r>
+      <w:proofErr w:type="gramEnd"/>
     </w:p>
     <w:p>
       <w:pPr>
@@ -23469,7 +27027,39 @@
           <w:rFonts w:ascii="宋体" w:eastAsia="宋体" w:hAnsi="宋体" w:hint="eastAsia"/>
           <w:szCs w:val="21"/>
         </w:rPr>
-        <w:t xml:space="preserve">    使用无数字版码表，便于主流输入法系统识别。无数字四位码实现如下：</w:t>
+        <w:t xml:space="preserve">    使用</w:t>
+      </w:r>
+      <w:proofErr w:type="gramStart"/>
+      <w:r>
+        <w:rPr>
+          <w:rFonts w:ascii="宋体" w:eastAsia="宋体" w:hAnsi="宋体" w:hint="eastAsia"/>
+          <w:szCs w:val="21"/>
+        </w:rPr>
+        <w:t>无数字版</w:t>
+      </w:r>
+      <w:proofErr w:type="gramEnd"/>
+      <w:r>
+        <w:rPr>
+          <w:rFonts w:ascii="宋体" w:eastAsia="宋体" w:hAnsi="宋体" w:hint="eastAsia"/>
+          <w:szCs w:val="21"/>
+        </w:rPr>
+        <w:t>码表，便于主流输入法系统识别。</w:t>
+      </w:r>
+      <w:proofErr w:type="gramStart"/>
+      <w:r>
+        <w:rPr>
+          <w:rFonts w:ascii="宋体" w:eastAsia="宋体" w:hAnsi="宋体" w:hint="eastAsia"/>
+          <w:szCs w:val="21"/>
+        </w:rPr>
+        <w:t>无数字四位码实现</w:t>
+      </w:r>
+      <w:proofErr w:type="gramEnd"/>
+      <w:r>
+        <w:rPr>
+          <w:rFonts w:ascii="宋体" w:eastAsia="宋体" w:hAnsi="宋体" w:hint="eastAsia"/>
+          <w:szCs w:val="21"/>
+        </w:rPr>
+        <w:t>如下：</w:t>
       </w:r>
     </w:p>
     <w:p>
@@ -23499,37 +27089,204 @@
           <w:rFonts w:ascii="宋体" w:eastAsia="宋体" w:hAnsi="宋体" w:hint="eastAsia"/>
           <w:szCs w:val="21"/>
         </w:rPr>
-        <w:t xml:space="preserve">    前面双拼两位基本不变，除了ing适配：b,d,p,t和y的ing为d。jqx的ing为a。lmn的ing为v。</w:t>
-      </w:r>
-    </w:p>
-    <w:p>
-      <w:pPr>
-        <w:rPr>
-          <w:rFonts w:ascii="宋体" w:eastAsia="宋体" w:hAnsi="宋体" w:hint="eastAsia"/>
-          <w:szCs w:val="21"/>
-        </w:rPr>
-      </w:pPr>
-      <w:r>
-        <w:rPr>
-          <w:rFonts w:ascii="宋体" w:eastAsia="宋体" w:hAnsi="宋体" w:hint="eastAsia"/>
-          <w:szCs w:val="21"/>
-        </w:rPr>
-        <w:t xml:space="preserve">    独体字：先平仄，再字形。每个平仄又分两到三声，第一声（平声中的阴平，仄声中的上声）字形字母（0-9）为pqwertyuio。第二声（平声中的阳平，仄声中的去声）字形字母为masdfghjkl。第三声（即仄声中的轻声）字形字母为zxcvbncvbn。</w:t>
-      </w:r>
-    </w:p>
-    <w:p>
-      <w:pPr>
-        <w:rPr>
-          <w:rFonts w:ascii="宋体" w:eastAsia="宋体" w:hAnsi="宋体" w:hint="eastAsia"/>
-          <w:szCs w:val="21"/>
-        </w:rPr>
-      </w:pPr>
+        <w:t xml:space="preserve">    前面双拼两位基本不变，除了</w:t>
+      </w:r>
+      <w:proofErr w:type="spellStart"/>
+      <w:r>
+        <w:rPr>
+          <w:rFonts w:ascii="宋体" w:eastAsia="宋体" w:hAnsi="宋体" w:hint="eastAsia"/>
+          <w:szCs w:val="21"/>
+        </w:rPr>
+        <w:t>ing</w:t>
+      </w:r>
+      <w:proofErr w:type="spellEnd"/>
+      <w:r>
+        <w:rPr>
+          <w:rFonts w:ascii="宋体" w:eastAsia="宋体" w:hAnsi="宋体" w:hint="eastAsia"/>
+          <w:szCs w:val="21"/>
+        </w:rPr>
+        <w:t>适配：</w:t>
+      </w:r>
+      <w:proofErr w:type="spellStart"/>
+      <w:r>
+        <w:rPr>
+          <w:rFonts w:ascii="宋体" w:eastAsia="宋体" w:hAnsi="宋体" w:hint="eastAsia"/>
+          <w:szCs w:val="21"/>
+        </w:rPr>
+        <w:t>b,d,p,t</w:t>
+      </w:r>
+      <w:proofErr w:type="spellEnd"/>
+      <w:r>
+        <w:rPr>
+          <w:rFonts w:ascii="宋体" w:eastAsia="宋体" w:hAnsi="宋体" w:hint="eastAsia"/>
+          <w:szCs w:val="21"/>
+        </w:rPr>
+        <w:t>和y的</w:t>
+      </w:r>
+      <w:proofErr w:type="spellStart"/>
+      <w:r>
+        <w:rPr>
+          <w:rFonts w:ascii="宋体" w:eastAsia="宋体" w:hAnsi="宋体" w:hint="eastAsia"/>
+          <w:szCs w:val="21"/>
+        </w:rPr>
+        <w:t>ing</w:t>
+      </w:r>
+      <w:proofErr w:type="spellEnd"/>
+      <w:r>
+        <w:rPr>
+          <w:rFonts w:ascii="宋体" w:eastAsia="宋体" w:hAnsi="宋体" w:hint="eastAsia"/>
+          <w:szCs w:val="21"/>
+        </w:rPr>
+        <w:t>为d。</w:t>
+      </w:r>
+      <w:proofErr w:type="spellStart"/>
+      <w:r>
+        <w:rPr>
+          <w:rFonts w:ascii="宋体" w:eastAsia="宋体" w:hAnsi="宋体" w:hint="eastAsia"/>
+          <w:szCs w:val="21"/>
+        </w:rPr>
+        <w:t>jqx</w:t>
+      </w:r>
+      <w:proofErr w:type="spellEnd"/>
+      <w:r>
+        <w:rPr>
+          <w:rFonts w:ascii="宋体" w:eastAsia="宋体" w:hAnsi="宋体" w:hint="eastAsia"/>
+          <w:szCs w:val="21"/>
+        </w:rPr>
+        <w:t>的</w:t>
+      </w:r>
+      <w:proofErr w:type="spellStart"/>
+      <w:r>
+        <w:rPr>
+          <w:rFonts w:ascii="宋体" w:eastAsia="宋体" w:hAnsi="宋体" w:hint="eastAsia"/>
+          <w:szCs w:val="21"/>
+        </w:rPr>
+        <w:t>ing</w:t>
+      </w:r>
+      <w:proofErr w:type="spellEnd"/>
+      <w:r>
+        <w:rPr>
+          <w:rFonts w:ascii="宋体" w:eastAsia="宋体" w:hAnsi="宋体" w:hint="eastAsia"/>
+          <w:szCs w:val="21"/>
+        </w:rPr>
+        <w:t>为a。</w:t>
+      </w:r>
+      <w:proofErr w:type="spellStart"/>
+      <w:r>
+        <w:rPr>
+          <w:rFonts w:ascii="宋体" w:eastAsia="宋体" w:hAnsi="宋体" w:hint="eastAsia"/>
+          <w:szCs w:val="21"/>
+        </w:rPr>
+        <w:t>lmn</w:t>
+      </w:r>
+      <w:proofErr w:type="spellEnd"/>
+      <w:r>
+        <w:rPr>
+          <w:rFonts w:ascii="宋体" w:eastAsia="宋体" w:hAnsi="宋体" w:hint="eastAsia"/>
+          <w:szCs w:val="21"/>
+        </w:rPr>
+        <w:t>的</w:t>
+      </w:r>
+      <w:proofErr w:type="spellStart"/>
+      <w:r>
+        <w:rPr>
+          <w:rFonts w:ascii="宋体" w:eastAsia="宋体" w:hAnsi="宋体" w:hint="eastAsia"/>
+          <w:szCs w:val="21"/>
+        </w:rPr>
+        <w:t>ing</w:t>
+      </w:r>
+      <w:proofErr w:type="spellEnd"/>
+      <w:r>
+        <w:rPr>
+          <w:rFonts w:ascii="宋体" w:eastAsia="宋体" w:hAnsi="宋体" w:hint="eastAsia"/>
+          <w:szCs w:val="21"/>
+        </w:rPr>
+        <w:t>为v。</w:t>
+      </w:r>
+    </w:p>
+    <w:p>
+      <w:pPr>
+        <w:rPr>
+          <w:rFonts w:ascii="宋体" w:eastAsia="宋体" w:hAnsi="宋体" w:hint="eastAsia"/>
+          <w:szCs w:val="21"/>
+        </w:rPr>
+      </w:pPr>
+      <w:r>
+        <w:rPr>
+          <w:rFonts w:ascii="宋体" w:eastAsia="宋体" w:hAnsi="宋体" w:hint="eastAsia"/>
+          <w:szCs w:val="21"/>
+        </w:rPr>
+        <w:t xml:space="preserve">    独体字：先平仄，再字形。每个平仄又分两到三声，第一声（平声中的阴平，仄声中的</w:t>
+      </w:r>
       <w:r>
         <w:rPr>
           <w:rFonts w:ascii="宋体" w:eastAsia="宋体" w:hAnsi="宋体" w:hint="eastAsia"/>
           <w:szCs w:val="21"/>
         </w:rPr>
         <w:lastRenderedPageBreak/>
+        <w:t>上声）字形字母（0-9）为</w:t>
+      </w:r>
+      <w:proofErr w:type="spellStart"/>
+      <w:r>
+        <w:rPr>
+          <w:rFonts w:ascii="宋体" w:eastAsia="宋体" w:hAnsi="宋体" w:hint="eastAsia"/>
+          <w:szCs w:val="21"/>
+        </w:rPr>
+        <w:t>pqwertyuio</w:t>
+      </w:r>
+      <w:proofErr w:type="spellEnd"/>
+      <w:r>
+        <w:rPr>
+          <w:rFonts w:ascii="宋体" w:eastAsia="宋体" w:hAnsi="宋体" w:hint="eastAsia"/>
+          <w:szCs w:val="21"/>
+        </w:rPr>
+        <w:t>。第二声（平声中的阳平，仄声中的去声）字形字母为</w:t>
+      </w:r>
+      <w:proofErr w:type="spellStart"/>
+      <w:r>
+        <w:rPr>
+          <w:rFonts w:ascii="宋体" w:eastAsia="宋体" w:hAnsi="宋体" w:hint="eastAsia"/>
+          <w:szCs w:val="21"/>
+        </w:rPr>
+        <w:t>masdfghjkl</w:t>
+      </w:r>
+      <w:proofErr w:type="spellEnd"/>
+      <w:r>
+        <w:rPr>
+          <w:rFonts w:ascii="宋体" w:eastAsia="宋体" w:hAnsi="宋体" w:hint="eastAsia"/>
+          <w:szCs w:val="21"/>
+        </w:rPr>
+        <w:t>。第三声（即仄声中的轻声）字形字母为</w:t>
+      </w:r>
+      <w:proofErr w:type="spellStart"/>
+      <w:r>
+        <w:rPr>
+          <w:rFonts w:ascii="宋体" w:eastAsia="宋体" w:hAnsi="宋体" w:hint="eastAsia"/>
+          <w:szCs w:val="21"/>
+        </w:rPr>
+        <w:t>zxcvbncvbn</w:t>
+      </w:r>
+      <w:proofErr w:type="spellEnd"/>
+      <w:r>
+        <w:rPr>
+          <w:rFonts w:ascii="宋体" w:eastAsia="宋体" w:hAnsi="宋体" w:hint="eastAsia"/>
+          <w:szCs w:val="21"/>
+        </w:rPr>
+        <w:t>。</w:t>
+      </w:r>
+    </w:p>
+    <w:p>
+      <w:pPr>
+        <w:rPr>
+          <w:rFonts w:ascii="宋体" w:eastAsia="宋体" w:hAnsi="宋体" w:hint="eastAsia"/>
+          <w:szCs w:val="21"/>
+        </w:rPr>
+      </w:pPr>
+      <w:r>
+        <w:rPr>
+          <w:rFonts w:ascii="宋体" w:eastAsia="宋体" w:hAnsi="宋体" w:hint="eastAsia"/>
+          <w:szCs w:val="21"/>
+        </w:rPr>
         <w:t xml:space="preserve">    合体字：</w:t>
       </w:r>
     </w:p>
@@ -23545,7 +27302,39 @@
           <w:rFonts w:ascii="宋体" w:eastAsia="宋体" w:hAnsi="宋体" w:hint="eastAsia"/>
           <w:szCs w:val="21"/>
         </w:rPr>
-        <w:t xml:space="preserve">    先部首码，再附加。附加分副码是否省略：省略副码：用平仄。副码不省略：用副码。</w:t>
+        <w:t xml:space="preserve">    先部首码，再附加。附加</w:t>
+      </w:r>
+      <w:proofErr w:type="gramStart"/>
+      <w:r>
+        <w:rPr>
+          <w:rFonts w:ascii="宋体" w:eastAsia="宋体" w:hAnsi="宋体" w:hint="eastAsia"/>
+          <w:szCs w:val="21"/>
+        </w:rPr>
+        <w:t>分副码是否</w:t>
+      </w:r>
+      <w:proofErr w:type="gramEnd"/>
+      <w:r>
+        <w:rPr>
+          <w:rFonts w:ascii="宋体" w:eastAsia="宋体" w:hAnsi="宋体" w:hint="eastAsia"/>
+          <w:szCs w:val="21"/>
+        </w:rPr>
+        <w:t>省略：省略副码：用平仄。</w:t>
+      </w:r>
+      <w:proofErr w:type="gramStart"/>
+      <w:r>
+        <w:rPr>
+          <w:rFonts w:ascii="宋体" w:eastAsia="宋体" w:hAnsi="宋体" w:hint="eastAsia"/>
+          <w:szCs w:val="21"/>
+        </w:rPr>
+        <w:t>副码不省略</w:t>
+      </w:r>
+      <w:proofErr w:type="gramEnd"/>
+      <w:r>
+        <w:rPr>
+          <w:rFonts w:ascii="宋体" w:eastAsia="宋体" w:hAnsi="宋体" w:hint="eastAsia"/>
+          <w:szCs w:val="21"/>
+        </w:rPr>
+        <w:t>：用副码。</w:t>
       </w:r>
     </w:p>
     <w:p>

--- a/help/解书音形规则文本.docx
+++ b/help/解书音形规则文本.docx
@@ -5365,7 +5365,7 @@
           <w14:ligatures w14:val="none"/>
         </w:rPr>
         <w:drawing>
-          <wp:inline distT="0" distB="0" distL="0" distR="0" wp14:anchorId="021093D3" wp14:editId="09DEACA4">
+          <wp:inline distT="0" distB="0" distL="0" distR="0" wp14:anchorId="021093D3" wp14:editId="6B2E930D">
             <wp:extent cx="3864293" cy="1155659"/>
             <wp:effectExtent l="0" t="0" r="3175" b="6985"/>
             <wp:docPr id="876378149" name="图片 2"/>
@@ -16372,7 +16372,7 @@
     <w:p>
       <w:pPr>
         <w:rPr>
-          <w:rFonts w:ascii="宋体" w:eastAsia="宋体" w:hAnsi="宋体"/>
+          <w:rFonts w:ascii="宋体" w:eastAsia="宋体" w:hAnsi="宋体" w:hint="eastAsia"/>
           <w:b/>
           <w:bCs/>
           <w:szCs w:val="21"/>
@@ -16411,7 +16411,7 @@
     <w:p>
       <w:pPr>
         <w:rPr>
-          <w:rFonts w:ascii="宋体" w:eastAsia="宋体" w:hAnsi="宋体"/>
+          <w:rFonts w:ascii="宋体" w:eastAsia="宋体" w:hAnsi="宋体" w:hint="eastAsia"/>
           <w:szCs w:val="21"/>
         </w:rPr>
       </w:pPr>
@@ -16443,7 +16443,7 @@
     <w:p>
       <w:pPr>
         <w:rPr>
-          <w:rFonts w:ascii="宋体" w:eastAsia="宋体" w:hAnsi="宋体"/>
+          <w:rFonts w:ascii="宋体" w:eastAsia="宋体" w:hAnsi="宋体" w:hint="eastAsia"/>
           <w:szCs w:val="21"/>
         </w:rPr>
       </w:pPr>
@@ -16458,7 +16458,7 @@
     <w:p>
       <w:pPr>
         <w:rPr>
-          <w:rFonts w:ascii="宋体" w:eastAsia="宋体" w:hAnsi="宋体"/>
+          <w:rFonts w:ascii="宋体" w:eastAsia="宋体" w:hAnsi="宋体" w:hint="eastAsia"/>
           <w:szCs w:val="21"/>
         </w:rPr>
       </w:pPr>
@@ -16489,7 +16489,7 @@
     <w:p>
       <w:pPr>
         <w:rPr>
-          <w:rFonts w:ascii="宋体" w:eastAsia="宋体" w:hAnsi="宋体"/>
+          <w:rFonts w:ascii="宋体" w:eastAsia="宋体" w:hAnsi="宋体" w:hint="eastAsia"/>
           <w:szCs w:val="21"/>
         </w:rPr>
       </w:pPr>
@@ -16664,7 +16664,7 @@
     <w:p>
       <w:pPr>
         <w:rPr>
-          <w:rFonts w:ascii="宋体" w:eastAsia="宋体" w:hAnsi="宋体"/>
+          <w:rFonts w:ascii="宋体" w:eastAsia="宋体" w:hAnsi="宋体" w:hint="eastAsia"/>
           <w:szCs w:val="21"/>
         </w:rPr>
       </w:pPr>
@@ -19851,7 +19851,7 @@
       <w:pPr>
         <w:ind w:firstLineChars="200" w:firstLine="420"/>
         <w:rPr>
-          <w:rFonts w:ascii="宋体" w:eastAsia="宋体" w:hAnsi="宋体" w:hint="eastAsia"/>
+          <w:rFonts w:ascii="宋体" w:eastAsia="宋体" w:hAnsi="宋体"/>
         </w:rPr>
       </w:pPr>
       <w:r>
@@ -19899,50 +19899,44 @@
     </w:p>
     <w:tbl>
       <w:tblPr>
-        <w:tblW w:w="0" w:type="auto"/>
-        <w:tblCellMar>
-          <w:top w:w="15" w:type="dxa"/>
-          <w:left w:w="15" w:type="dxa"/>
-          <w:bottom w:w="15" w:type="dxa"/>
-          <w:right w:w="15" w:type="dxa"/>
-        </w:tblCellMar>
+        <w:tblStyle w:val="af5"/>
+        <w:tblW w:w="7824" w:type="dxa"/>
+        <w:tblBorders>
+          <w:top w:val="none" w:sz="0" w:space="0" w:color="auto"/>
+          <w:left w:val="none" w:sz="0" w:space="0" w:color="auto"/>
+          <w:bottom w:val="none" w:sz="0" w:space="0" w:color="auto"/>
+          <w:right w:val="none" w:sz="0" w:space="0" w:color="auto"/>
+          <w:insideH w:val="none" w:sz="0" w:space="0" w:color="auto"/>
+          <w:insideV w:val="none" w:sz="0" w:space="0" w:color="auto"/>
+        </w:tblBorders>
         <w:tblLook w:val="04A0" w:firstRow="1" w:lastRow="0" w:firstColumn="1" w:lastColumn="0" w:noHBand="0" w:noVBand="1"/>
       </w:tblPr>
       <w:tblGrid>
-        <w:gridCol w:w="870"/>
-        <w:gridCol w:w="1320"/>
-        <w:gridCol w:w="1110"/>
-        <w:gridCol w:w="1320"/>
-        <w:gridCol w:w="1110"/>
-        <w:gridCol w:w="1320"/>
+        <w:gridCol w:w="1304"/>
+        <w:gridCol w:w="1304"/>
+        <w:gridCol w:w="1304"/>
+        <w:gridCol w:w="1304"/>
+        <w:gridCol w:w="1304"/>
+        <w:gridCol w:w="1304"/>
       </w:tblGrid>
       <w:tr>
         <w:trPr>
-          <w:tblHeader/>
+          <w:trHeight w:val="170"/>
         </w:trPr>
         <w:tc>
           <w:tcPr>
-            <w:tcW w:w="0" w:type="auto"/>
-            <w:tcBorders>
-              <w:top w:val="nil"/>
-            </w:tcBorders>
-            <w:tcMar>
-              <w:top w:w="150" w:type="dxa"/>
-              <w:left w:w="0" w:type="dxa"/>
-              <w:bottom w:w="150" w:type="dxa"/>
-              <w:right w:w="240" w:type="dxa"/>
-            </w:tcMar>
-            <w:vAlign w:val="center"/>
+            <w:tcW w:w="1304" w:type="dxa"/>
           </w:tcPr>
           <w:p>
             <w:pPr>
+              <w:spacing w:line="360" w:lineRule="auto"/>
               <w:rPr>
                 <w:rFonts w:ascii="宋体" w:eastAsia="宋体" w:hAnsi="宋体" w:hint="eastAsia"/>
               </w:rPr>
             </w:pPr>
             <w:r>
               <w:rPr>
-                <w:rFonts w:ascii="宋体" w:eastAsia="宋体" w:hAnsi="宋体"/>
+                <w:rFonts w:ascii="宋体" w:eastAsia="宋体" w:hAnsi="宋体" w:hint="eastAsia"/>
               </w:rPr>
               <w:t>字根码</w:t>
             </w:r>
@@ -19950,27 +19944,18 @@
         </w:tc>
         <w:tc>
           <w:tcPr>
-            <w:tcW w:w="0" w:type="auto"/>
-            <w:tcBorders>
-              <w:top w:val="nil"/>
-            </w:tcBorders>
-            <w:tcMar>
-              <w:top w:w="150" w:type="dxa"/>
-              <w:left w:w="240" w:type="dxa"/>
-              <w:bottom w:w="150" w:type="dxa"/>
-              <w:right w:w="240" w:type="dxa"/>
-            </w:tcMar>
-            <w:vAlign w:val="center"/>
+            <w:tcW w:w="1304" w:type="dxa"/>
           </w:tcPr>
           <w:p>
             <w:pPr>
+              <w:spacing w:line="360" w:lineRule="auto"/>
               <w:rPr>
                 <w:rFonts w:ascii="宋体" w:eastAsia="宋体" w:hAnsi="宋体" w:hint="eastAsia"/>
               </w:rPr>
             </w:pPr>
             <w:r>
               <w:rPr>
-                <w:rFonts w:ascii="宋体" w:eastAsia="宋体" w:hAnsi="宋体"/>
+                <w:rFonts w:ascii="宋体" w:eastAsia="宋体" w:hAnsi="宋体" w:hint="eastAsia"/>
               </w:rPr>
               <w:t>对应部件</w:t>
             </w:r>
@@ -19978,27 +19963,18 @@
         </w:tc>
         <w:tc>
           <w:tcPr>
-            <w:tcW w:w="0" w:type="auto"/>
-            <w:tcBorders>
-              <w:top w:val="nil"/>
-            </w:tcBorders>
-            <w:tcMar>
-              <w:top w:w="150" w:type="dxa"/>
-              <w:left w:w="240" w:type="dxa"/>
-              <w:bottom w:w="150" w:type="dxa"/>
-              <w:right w:w="240" w:type="dxa"/>
-            </w:tcMar>
-            <w:vAlign w:val="center"/>
+            <w:tcW w:w="1304" w:type="dxa"/>
           </w:tcPr>
           <w:p>
             <w:pPr>
+              <w:spacing w:line="360" w:lineRule="auto"/>
               <w:rPr>
                 <w:rFonts w:ascii="宋体" w:eastAsia="宋体" w:hAnsi="宋体" w:hint="eastAsia"/>
               </w:rPr>
             </w:pPr>
             <w:r>
               <w:rPr>
-                <w:rFonts w:ascii="宋体" w:eastAsia="宋体" w:hAnsi="宋体"/>
+                <w:rFonts w:ascii="宋体" w:eastAsia="宋体" w:hAnsi="宋体" w:hint="eastAsia"/>
               </w:rPr>
               <w:t>字根码</w:t>
             </w:r>
@@ -20006,27 +19982,18 @@
         </w:tc>
         <w:tc>
           <w:tcPr>
-            <w:tcW w:w="0" w:type="auto"/>
-            <w:tcBorders>
-              <w:top w:val="nil"/>
-            </w:tcBorders>
-            <w:tcMar>
-              <w:top w:w="150" w:type="dxa"/>
-              <w:left w:w="240" w:type="dxa"/>
-              <w:bottom w:w="150" w:type="dxa"/>
-              <w:right w:w="240" w:type="dxa"/>
-            </w:tcMar>
-            <w:vAlign w:val="center"/>
+            <w:tcW w:w="1304" w:type="dxa"/>
           </w:tcPr>
           <w:p>
             <w:pPr>
+              <w:spacing w:line="360" w:lineRule="auto"/>
               <w:rPr>
                 <w:rFonts w:ascii="宋体" w:eastAsia="宋体" w:hAnsi="宋体" w:hint="eastAsia"/>
               </w:rPr>
             </w:pPr>
             <w:r>
               <w:rPr>
-                <w:rFonts w:ascii="宋体" w:eastAsia="宋体" w:hAnsi="宋体"/>
+                <w:rFonts w:ascii="宋体" w:eastAsia="宋体" w:hAnsi="宋体" w:hint="eastAsia"/>
               </w:rPr>
               <w:t>对应部件</w:t>
             </w:r>
@@ -20034,27 +20001,18 @@
         </w:tc>
         <w:tc>
           <w:tcPr>
-            <w:tcW w:w="0" w:type="auto"/>
-            <w:tcBorders>
-              <w:top w:val="nil"/>
-            </w:tcBorders>
-            <w:tcMar>
-              <w:top w:w="150" w:type="dxa"/>
-              <w:left w:w="240" w:type="dxa"/>
-              <w:bottom w:w="150" w:type="dxa"/>
-              <w:right w:w="240" w:type="dxa"/>
-            </w:tcMar>
-            <w:vAlign w:val="center"/>
+            <w:tcW w:w="1304" w:type="dxa"/>
           </w:tcPr>
           <w:p>
             <w:pPr>
+              <w:spacing w:line="360" w:lineRule="auto"/>
               <w:rPr>
                 <w:rFonts w:ascii="宋体" w:eastAsia="宋体" w:hAnsi="宋体" w:hint="eastAsia"/>
               </w:rPr>
             </w:pPr>
             <w:r>
               <w:rPr>
-                <w:rFonts w:ascii="宋体" w:eastAsia="宋体" w:hAnsi="宋体"/>
+                <w:rFonts w:ascii="宋体" w:eastAsia="宋体" w:hAnsi="宋体" w:hint="eastAsia"/>
               </w:rPr>
               <w:t>字根码</w:t>
             </w:r>
@@ -20062,27 +20020,18 @@
         </w:tc>
         <w:tc>
           <w:tcPr>
-            <w:tcW w:w="0" w:type="auto"/>
-            <w:tcBorders>
-              <w:top w:val="nil"/>
-            </w:tcBorders>
-            <w:tcMar>
-              <w:top w:w="150" w:type="dxa"/>
-              <w:left w:w="240" w:type="dxa"/>
-              <w:bottom w:w="150" w:type="dxa"/>
-              <w:right w:w="240" w:type="dxa"/>
-            </w:tcMar>
-            <w:vAlign w:val="center"/>
+            <w:tcW w:w="1304" w:type="dxa"/>
           </w:tcPr>
           <w:p>
             <w:pPr>
+              <w:spacing w:line="360" w:lineRule="auto"/>
               <w:rPr>
                 <w:rFonts w:ascii="宋体" w:eastAsia="宋体" w:hAnsi="宋体" w:hint="eastAsia"/>
               </w:rPr>
             </w:pPr>
             <w:r>
               <w:rPr>
-                <w:rFonts w:ascii="宋体" w:eastAsia="宋体" w:hAnsi="宋体"/>
+                <w:rFonts w:ascii="宋体" w:eastAsia="宋体" w:hAnsi="宋体" w:hint="eastAsia"/>
               </w:rPr>
               <w:t>对应部件</w:t>
             </w:r>
@@ -20090,121 +20039,18 @@
         </w:tc>
       </w:tr>
       <w:tr>
+        <w:trPr>
+          <w:trHeight w:val="170"/>
+        </w:trPr>
         <w:tc>
           <w:tcPr>
-            <w:tcW w:w="0" w:type="auto"/>
-            <w:tcMar>
-              <w:top w:w="150" w:type="dxa"/>
-              <w:left w:w="0" w:type="dxa"/>
-              <w:bottom w:w="150" w:type="dxa"/>
-              <w:right w:w="240" w:type="dxa"/>
-            </w:tcMar>
-            <w:vAlign w:val="center"/>
+            <w:tcW w:w="1304" w:type="dxa"/>
           </w:tcPr>
           <w:p>
             <w:pPr>
-              <w:rPr>
-                <w:rFonts w:ascii="宋体" w:eastAsia="宋体" w:hAnsi="宋体" w:hint="eastAsia"/>
-              </w:rPr>
-            </w:pPr>
-            <w:r>
+              <w:spacing w:line="360" w:lineRule="auto"/>
               <w:rPr>
                 <w:rFonts w:ascii="宋体" w:eastAsia="宋体" w:hAnsi="宋体"/>
-              </w:rPr>
-              <w:t>se</w:t>
-            </w:r>
-          </w:p>
-        </w:tc>
-        <w:tc>
-          <w:tcPr>
-            <w:tcW w:w="0" w:type="auto"/>
-            <w:tcMar>
-              <w:top w:w="150" w:type="dxa"/>
-              <w:left w:w="240" w:type="dxa"/>
-              <w:bottom w:w="150" w:type="dxa"/>
-              <w:right w:w="240" w:type="dxa"/>
-            </w:tcMar>
-            <w:vAlign w:val="center"/>
-          </w:tcPr>
-          <w:p>
-            <w:pPr>
-              <w:rPr>
-                <w:rFonts w:ascii="宋体" w:eastAsia="宋体" w:hAnsi="宋体" w:hint="eastAsia"/>
-              </w:rPr>
-            </w:pPr>
-            <w:r>
-              <w:rPr>
-                <w:rFonts w:ascii="SimSun-ExtB" w:eastAsia="SimSun-ExtB" w:hAnsi="SimSun-ExtB" w:cs="SimSun-ExtB" w:hint="eastAsia"/>
-              </w:rPr>
-              <w:t>𢀖</w:t>
-            </w:r>
-          </w:p>
-        </w:tc>
-        <w:tc>
-          <w:tcPr>
-            <w:tcW w:w="0" w:type="auto"/>
-            <w:tcMar>
-              <w:top w:w="150" w:type="dxa"/>
-              <w:left w:w="240" w:type="dxa"/>
-              <w:bottom w:w="150" w:type="dxa"/>
-              <w:right w:w="240" w:type="dxa"/>
-            </w:tcMar>
-            <w:vAlign w:val="center"/>
-          </w:tcPr>
-          <w:p>
-            <w:pPr>
-              <w:rPr>
-                <w:rFonts w:ascii="宋体" w:eastAsia="宋体" w:hAnsi="宋体" w:hint="eastAsia"/>
-              </w:rPr>
-            </w:pPr>
-            <w:r>
-              <w:rPr>
-                <w:rFonts w:ascii="宋体" w:eastAsia="宋体" w:hAnsi="宋体"/>
-              </w:rPr>
-              <w:t>sb</w:t>
-            </w:r>
-          </w:p>
-        </w:tc>
-        <w:tc>
-          <w:tcPr>
-            <w:tcW w:w="0" w:type="auto"/>
-            <w:tcMar>
-              <w:top w:w="150" w:type="dxa"/>
-              <w:left w:w="240" w:type="dxa"/>
-              <w:bottom w:w="150" w:type="dxa"/>
-              <w:right w:w="240" w:type="dxa"/>
-            </w:tcMar>
-            <w:vAlign w:val="center"/>
-          </w:tcPr>
-          <w:p>
-            <w:pPr>
-              <w:rPr>
-                <w:rFonts w:ascii="宋体" w:eastAsia="宋体" w:hAnsi="宋体" w:hint="eastAsia"/>
-              </w:rPr>
-            </w:pPr>
-            <w:r>
-              <w:rPr>
-                <w:rFonts w:ascii="SimSun-ExtG" w:eastAsia="SimSun-ExtG" w:hAnsi="SimSun-ExtG" w:cs="SimSun-ExtG" w:hint="eastAsia"/>
-              </w:rPr>
-              <w:t>𰀉</w:t>
-            </w:r>
-          </w:p>
-        </w:tc>
-        <w:tc>
-          <w:tcPr>
-            <w:tcW w:w="0" w:type="auto"/>
-            <w:tcMar>
-              <w:top w:w="150" w:type="dxa"/>
-              <w:left w:w="240" w:type="dxa"/>
-              <w:bottom w:w="150" w:type="dxa"/>
-              <w:right w:w="240" w:type="dxa"/>
-            </w:tcMar>
-            <w:vAlign w:val="center"/>
-          </w:tcPr>
-          <w:p>
-            <w:pPr>
-              <w:rPr>
-                <w:rFonts w:ascii="宋体" w:eastAsia="宋体" w:hAnsi="宋体" w:hint="eastAsia"/>
               </w:rPr>
             </w:pPr>
             <w:proofErr w:type="spellStart"/>
@@ -20212,53 +20058,39 @@
               <w:rPr>
                 <w:rFonts w:ascii="宋体" w:eastAsia="宋体" w:hAnsi="宋体"/>
               </w:rPr>
-              <w:t>oj</w:t>
+              <w:t>bh</w:t>
             </w:r>
             <w:proofErr w:type="spellEnd"/>
           </w:p>
         </w:tc>
         <w:tc>
           <w:tcPr>
-            <w:tcW w:w="0" w:type="auto"/>
-            <w:tcMar>
-              <w:top w:w="150" w:type="dxa"/>
-              <w:left w:w="240" w:type="dxa"/>
-              <w:bottom w:w="150" w:type="dxa"/>
-              <w:right w:w="0" w:type="dxa"/>
-            </w:tcMar>
-            <w:vAlign w:val="center"/>
+            <w:tcW w:w="1304" w:type="dxa"/>
           </w:tcPr>
           <w:p>
             <w:pPr>
-              <w:rPr>
-                <w:rFonts w:ascii="宋体" w:eastAsia="宋体" w:hAnsi="宋体" w:hint="eastAsia"/>
+              <w:spacing w:line="360" w:lineRule="auto"/>
+              <w:rPr>
+                <w:rFonts w:ascii="宋体" w:eastAsia="宋体" w:hAnsi="宋体"/>
               </w:rPr>
             </w:pPr>
             <w:r>
               <w:rPr>
-                <w:rFonts w:ascii="宋体" w:eastAsia="宋体" w:hAnsi="宋体"/>
-              </w:rPr>
-              <w:t>卬</w:t>
+                <w:rFonts w:ascii="宋体" w:eastAsia="宋体" w:hAnsi="宋体" w:hint="eastAsia"/>
+              </w:rPr>
+              <w:t>㡀</w:t>
             </w:r>
           </w:p>
         </w:tc>
-      </w:tr>
-      <w:tr>
         <w:tc>
           <w:tcPr>
-            <w:tcW w:w="0" w:type="auto"/>
-            <w:tcMar>
-              <w:top w:w="150" w:type="dxa"/>
-              <w:left w:w="0" w:type="dxa"/>
-              <w:bottom w:w="150" w:type="dxa"/>
-              <w:right w:w="240" w:type="dxa"/>
-            </w:tcMar>
-            <w:vAlign w:val="center"/>
+            <w:tcW w:w="1304" w:type="dxa"/>
           </w:tcPr>
           <w:p>
             <w:pPr>
-              <w:rPr>
-                <w:rFonts w:ascii="宋体" w:eastAsia="宋体" w:hAnsi="宋体" w:hint="eastAsia"/>
+              <w:spacing w:line="360" w:lineRule="auto"/>
+              <w:rPr>
+                <w:rFonts w:ascii="宋体" w:eastAsia="宋体" w:hAnsi="宋体"/>
               </w:rPr>
             </w:pPr>
             <w:proofErr w:type="spellStart"/>
@@ -20266,49 +20098,80 @@
               <w:rPr>
                 <w:rFonts w:ascii="宋体" w:eastAsia="宋体" w:hAnsi="宋体"/>
               </w:rPr>
-              <w:t>ld</w:t>
+              <w:t>bj</w:t>
             </w:r>
             <w:proofErr w:type="spellEnd"/>
           </w:p>
         </w:tc>
         <w:tc>
           <w:tcPr>
-            <w:tcW w:w="0" w:type="auto"/>
-            <w:tcMar>
-              <w:top w:w="150" w:type="dxa"/>
-              <w:left w:w="240" w:type="dxa"/>
-              <w:bottom w:w="150" w:type="dxa"/>
-              <w:right w:w="240" w:type="dxa"/>
-            </w:tcMar>
-            <w:vAlign w:val="center"/>
+            <w:tcW w:w="1304" w:type="dxa"/>
           </w:tcPr>
           <w:p>
             <w:pPr>
-              <w:rPr>
-                <w:rFonts w:ascii="宋体" w:eastAsia="宋体" w:hAnsi="宋体" w:hint="eastAsia"/>
+              <w:spacing w:line="360" w:lineRule="auto"/>
+              <w:rPr>
+                <w:rFonts w:ascii="宋体" w:eastAsia="宋体" w:hAnsi="宋体"/>
               </w:rPr>
             </w:pPr>
             <w:r>
               <w:rPr>
-                <w:rFonts w:ascii="宋体" w:eastAsia="宋体" w:hAnsi="宋体"/>
-              </w:rPr>
-              <w:t>立</w:t>
+                <w:rFonts w:ascii="SimSun-ExtB" w:eastAsia="SimSun-ExtB" w:hAnsi="SimSun-ExtB" w:cs="SimSun-ExtB" w:hint="eastAsia"/>
+              </w:rPr>
+              <w:t>𠬝</w:t>
             </w:r>
           </w:p>
         </w:tc>
         <w:tc>
           <w:tcPr>
-            <w:tcW w:w="0" w:type="auto"/>
-            <w:tcMar>
-              <w:top w:w="150" w:type="dxa"/>
-              <w:left w:w="240" w:type="dxa"/>
-              <w:bottom w:w="150" w:type="dxa"/>
-              <w:right w:w="240" w:type="dxa"/>
-            </w:tcMar>
-            <w:vAlign w:val="center"/>
+            <w:tcW w:w="1304" w:type="dxa"/>
           </w:tcPr>
           <w:p>
             <w:pPr>
+              <w:spacing w:line="360" w:lineRule="auto"/>
+              <w:rPr>
+                <w:rFonts w:ascii="宋体" w:eastAsia="宋体" w:hAnsi="宋体"/>
+              </w:rPr>
+            </w:pPr>
+            <w:r>
+              <w:rPr>
+                <w:rFonts w:ascii="宋体" w:eastAsia="宋体" w:hAnsi="宋体"/>
+              </w:rPr>
+              <w:t>bp</w:t>
+            </w:r>
+          </w:p>
+        </w:tc>
+        <w:tc>
+          <w:tcPr>
+            <w:tcW w:w="1304" w:type="dxa"/>
+          </w:tcPr>
+          <w:p>
+            <w:pPr>
+              <w:spacing w:line="360" w:lineRule="auto"/>
+              <w:rPr>
+                <w:rFonts w:ascii="宋体" w:eastAsia="宋体" w:hAnsi="宋体"/>
+              </w:rPr>
+            </w:pPr>
+            <w:r>
+              <w:rPr>
+                <w:rFonts w:ascii="宋体" w:eastAsia="宋体" w:hAnsi="宋体"/>
+              </w:rPr>
+              <w:t>卑</w:t>
+            </w:r>
+          </w:p>
+        </w:tc>
+      </w:tr>
+      <w:tr>
+        <w:trPr>
+          <w:trHeight w:val="170"/>
+        </w:trPr>
+        <w:tc>
+          <w:tcPr>
+            <w:tcW w:w="1304" w:type="dxa"/>
+          </w:tcPr>
+          <w:p>
+            <w:pPr>
+              <w:spacing w:line="360" w:lineRule="auto"/>
               <w:rPr>
                 <w:rFonts w:ascii="宋体" w:eastAsia="宋体" w:hAnsi="宋体" w:hint="eastAsia"/>
               </w:rPr>
@@ -20316,51 +20179,39 @@
             <w:proofErr w:type="spellStart"/>
             <w:r>
               <w:rPr>
-                <w:rFonts w:ascii="宋体" w:eastAsia="宋体" w:hAnsi="宋体"/>
-              </w:rPr>
-              <w:t>gc</w:t>
+                <w:rFonts w:ascii="宋体" w:eastAsia="宋体" w:hAnsi="宋体" w:hint="eastAsia"/>
+              </w:rPr>
+              <w:t>bt</w:t>
             </w:r>
             <w:proofErr w:type="spellEnd"/>
           </w:p>
         </w:tc>
         <w:tc>
           <w:tcPr>
-            <w:tcW w:w="0" w:type="auto"/>
-            <w:tcMar>
-              <w:top w:w="150" w:type="dxa"/>
-              <w:left w:w="240" w:type="dxa"/>
-              <w:bottom w:w="150" w:type="dxa"/>
-              <w:right w:w="240" w:type="dxa"/>
-            </w:tcMar>
-            <w:vAlign w:val="center"/>
+            <w:tcW w:w="1304" w:type="dxa"/>
           </w:tcPr>
           <w:p>
             <w:pPr>
+              <w:spacing w:line="360" w:lineRule="auto"/>
               <w:rPr>
                 <w:rFonts w:ascii="宋体" w:eastAsia="宋体" w:hAnsi="宋体" w:hint="eastAsia"/>
               </w:rPr>
             </w:pPr>
             <w:r>
               <w:rPr>
-                <w:rFonts w:ascii="SimSun-ExtB" w:eastAsia="SimSun-ExtB" w:hAnsi="SimSun-ExtB" w:cs="SimSun-ExtB" w:hint="eastAsia"/>
-              </w:rPr>
-              <w:t>𢦏</w:t>
+                <w:rFonts w:ascii="宋体" w:eastAsia="宋体" w:hAnsi="宋体" w:hint="eastAsia"/>
+              </w:rPr>
+              <w:t>鼻</w:t>
             </w:r>
           </w:p>
         </w:tc>
         <w:tc>
           <w:tcPr>
-            <w:tcW w:w="0" w:type="auto"/>
-            <w:tcMar>
-              <w:top w:w="150" w:type="dxa"/>
-              <w:left w:w="240" w:type="dxa"/>
-              <w:bottom w:w="150" w:type="dxa"/>
-              <w:right w:w="240" w:type="dxa"/>
-            </w:tcMar>
-            <w:vAlign w:val="center"/>
+            <w:tcW w:w="1304" w:type="dxa"/>
           </w:tcPr>
           <w:p>
             <w:pPr>
+              <w:spacing w:line="360" w:lineRule="auto"/>
               <w:rPr>
                 <w:rFonts w:ascii="宋体" w:eastAsia="宋体" w:hAnsi="宋体" w:hint="eastAsia"/>
               </w:rPr>
@@ -20368,153 +20219,39 @@
             <w:proofErr w:type="spellStart"/>
             <w:r>
               <w:rPr>
-                <w:rFonts w:ascii="宋体" w:eastAsia="宋体" w:hAnsi="宋体"/>
-              </w:rPr>
-              <w:t>bh</w:t>
+                <w:rFonts w:ascii="宋体" w:eastAsia="宋体" w:hAnsi="宋体" w:hint="eastAsia"/>
+              </w:rPr>
+              <w:t>cj</w:t>
             </w:r>
             <w:proofErr w:type="spellEnd"/>
           </w:p>
         </w:tc>
         <w:tc>
           <w:tcPr>
-            <w:tcW w:w="0" w:type="auto"/>
-            <w:tcMar>
-              <w:top w:w="150" w:type="dxa"/>
-              <w:left w:w="240" w:type="dxa"/>
-              <w:bottom w:w="150" w:type="dxa"/>
-              <w:right w:w="0" w:type="dxa"/>
-            </w:tcMar>
-            <w:vAlign w:val="center"/>
+            <w:tcW w:w="1304" w:type="dxa"/>
           </w:tcPr>
           <w:p>
             <w:pPr>
+              <w:spacing w:line="360" w:lineRule="auto"/>
               <w:rPr>
                 <w:rFonts w:ascii="宋体" w:eastAsia="宋体" w:hAnsi="宋体" w:hint="eastAsia"/>
               </w:rPr>
             </w:pPr>
             <w:r>
               <w:rPr>
-                <w:rFonts w:ascii="宋体" w:eastAsia="宋体" w:hAnsi="宋体"/>
-              </w:rPr>
-              <w:t>㡀</w:t>
-            </w:r>
-          </w:p>
-        </w:tc>
-      </w:tr>
-      <w:tr>
-        <w:tc>
-          <w:tcPr>
-            <w:tcW w:w="0" w:type="auto"/>
-            <w:tcMar>
-              <w:top w:w="150" w:type="dxa"/>
-              <w:left w:w="0" w:type="dxa"/>
-              <w:bottom w:w="150" w:type="dxa"/>
-              <w:right w:w="240" w:type="dxa"/>
-            </w:tcMar>
-            <w:vAlign w:val="center"/>
-          </w:tcPr>
-          <w:p>
-            <w:pPr>
-              <w:rPr>
-                <w:rFonts w:ascii="宋体" w:eastAsia="宋体" w:hAnsi="宋体" w:hint="eastAsia"/>
-              </w:rPr>
-            </w:pPr>
-            <w:r>
-              <w:rPr>
-                <w:rFonts w:ascii="宋体" w:eastAsia="宋体" w:hAnsi="宋体"/>
-              </w:rPr>
-              <w:t>lg</w:t>
+                <w:rFonts w:ascii="宋体" w:eastAsia="宋体" w:hAnsi="宋体" w:hint="eastAsia"/>
+              </w:rPr>
+              <w:t>册</w:t>
             </w:r>
           </w:p>
         </w:tc>
         <w:tc>
           <w:tcPr>
-            <w:tcW w:w="0" w:type="auto"/>
-            <w:tcMar>
-              <w:top w:w="150" w:type="dxa"/>
-              <w:left w:w="240" w:type="dxa"/>
-              <w:bottom w:w="150" w:type="dxa"/>
-              <w:right w:w="240" w:type="dxa"/>
-            </w:tcMar>
-            <w:vAlign w:val="center"/>
+            <w:tcW w:w="1304" w:type="dxa"/>
           </w:tcPr>
           <w:p>
             <w:pPr>
-              <w:rPr>
-                <w:rFonts w:ascii="宋体" w:eastAsia="宋体" w:hAnsi="宋体" w:hint="eastAsia"/>
-              </w:rPr>
-            </w:pPr>
-            <w:r>
-              <w:rPr>
-                <w:rFonts w:ascii="宋体" w:eastAsia="宋体" w:hAnsi="宋体"/>
-              </w:rPr>
-              <w:t>鹿</w:t>
-            </w:r>
-          </w:p>
-        </w:tc>
-        <w:tc>
-          <w:tcPr>
-            <w:tcW w:w="0" w:type="auto"/>
-            <w:tcMar>
-              <w:top w:w="150" w:type="dxa"/>
-              <w:left w:w="240" w:type="dxa"/>
-              <w:bottom w:w="150" w:type="dxa"/>
-              <w:right w:w="240" w:type="dxa"/>
-            </w:tcMar>
-            <w:vAlign w:val="center"/>
-          </w:tcPr>
-          <w:p>
-            <w:pPr>
-              <w:rPr>
-                <w:rFonts w:ascii="宋体" w:eastAsia="宋体" w:hAnsi="宋体" w:hint="eastAsia"/>
-              </w:rPr>
-            </w:pPr>
-            <w:r>
-              <w:rPr>
-                <w:rFonts w:ascii="宋体" w:eastAsia="宋体" w:hAnsi="宋体"/>
-              </w:rPr>
-              <w:t>ko</w:t>
-            </w:r>
-          </w:p>
-        </w:tc>
-        <w:tc>
-          <w:tcPr>
-            <w:tcW w:w="0" w:type="auto"/>
-            <w:tcMar>
-              <w:top w:w="150" w:type="dxa"/>
-              <w:left w:w="240" w:type="dxa"/>
-              <w:bottom w:w="150" w:type="dxa"/>
-              <w:right w:w="240" w:type="dxa"/>
-            </w:tcMar>
-            <w:vAlign w:val="center"/>
-          </w:tcPr>
-          <w:p>
-            <w:pPr>
-              <w:rPr>
-                <w:rFonts w:ascii="宋体" w:eastAsia="宋体" w:hAnsi="宋体" w:hint="eastAsia"/>
-              </w:rPr>
-            </w:pPr>
-            <w:r>
-              <w:rPr>
-                <w:rFonts w:ascii="宋体" w:eastAsia="宋体" w:hAnsi="宋体"/>
-              </w:rPr>
-              <w:t>コ</w:t>
-            </w:r>
-          </w:p>
-        </w:tc>
-        <w:tc>
-          <w:tcPr>
-            <w:tcW w:w="0" w:type="auto"/>
-            <w:tcMar>
-              <w:top w:w="150" w:type="dxa"/>
-              <w:left w:w="240" w:type="dxa"/>
-              <w:bottom w:w="150" w:type="dxa"/>
-              <w:right w:w="240" w:type="dxa"/>
-            </w:tcMar>
-            <w:vAlign w:val="center"/>
-          </w:tcPr>
-          <w:p>
-            <w:pPr>
+              <w:spacing w:line="360" w:lineRule="auto"/>
               <w:rPr>
                 <w:rFonts w:ascii="宋体" w:eastAsia="宋体" w:hAnsi="宋体" w:hint="eastAsia"/>
               </w:rPr>
@@ -20522,53 +20259,175 @@
             <w:proofErr w:type="spellStart"/>
             <w:r>
               <w:rPr>
-                <w:rFonts w:ascii="宋体" w:eastAsia="宋体" w:hAnsi="宋体"/>
-              </w:rPr>
-              <w:t>hh</w:t>
+                <w:rFonts w:ascii="宋体" w:eastAsia="宋体" w:hAnsi="宋体" w:hint="eastAsia"/>
+              </w:rPr>
+              <w:t>cn</w:t>
             </w:r>
             <w:proofErr w:type="spellEnd"/>
           </w:p>
         </w:tc>
         <w:tc>
           <w:tcPr>
-            <w:tcW w:w="0" w:type="auto"/>
-            <w:tcMar>
-              <w:top w:w="150" w:type="dxa"/>
-              <w:left w:w="240" w:type="dxa"/>
-              <w:bottom w:w="150" w:type="dxa"/>
-              <w:right w:w="0" w:type="dxa"/>
-            </w:tcMar>
-            <w:vAlign w:val="center"/>
+            <w:tcW w:w="1304" w:type="dxa"/>
           </w:tcPr>
           <w:p>
             <w:pPr>
+              <w:spacing w:line="360" w:lineRule="auto"/>
               <w:rPr>
                 <w:rFonts w:ascii="宋体" w:eastAsia="宋体" w:hAnsi="宋体" w:hint="eastAsia"/>
               </w:rPr>
             </w:pPr>
             <w:r>
               <w:rPr>
-                <w:rFonts w:ascii="SimSun-ExtG" w:eastAsia="SimSun-ExtG" w:hAnsi="SimSun-ExtG" w:cs="SimSun-ExtG" w:hint="eastAsia"/>
-              </w:rPr>
-              <w:t>𰀁</w:t>
+                <w:rFonts w:ascii="SimSun-ExtB" w:eastAsia="SimSun-ExtB" w:hAnsi="SimSun-ExtB" w:cs="SimSun-ExtB" w:hint="eastAsia"/>
+              </w:rPr>
+              <w:t>𢆉</w:t>
             </w:r>
           </w:p>
         </w:tc>
       </w:tr>
       <w:tr>
+        <w:trPr>
+          <w:trHeight w:val="170"/>
+        </w:trPr>
         <w:tc>
           <w:tcPr>
-            <w:tcW w:w="0" w:type="auto"/>
-            <w:tcMar>
-              <w:top w:w="150" w:type="dxa"/>
-              <w:left w:w="0" w:type="dxa"/>
-              <w:bottom w:w="150" w:type="dxa"/>
-              <w:right w:w="240" w:type="dxa"/>
-            </w:tcMar>
-            <w:vAlign w:val="center"/>
+            <w:tcW w:w="1304" w:type="dxa"/>
           </w:tcPr>
           <w:p>
             <w:pPr>
+              <w:spacing w:line="360" w:lineRule="auto"/>
+              <w:rPr>
+                <w:rFonts w:ascii="宋体" w:eastAsia="宋体" w:hAnsi="宋体" w:hint="eastAsia"/>
+              </w:rPr>
+            </w:pPr>
+            <w:r>
+              <w:rPr>
+                <w:rFonts w:ascii="宋体" w:eastAsia="宋体" w:hAnsi="宋体" w:hint="eastAsia"/>
+              </w:rPr>
+              <w:t>di</w:t>
+            </w:r>
+          </w:p>
+        </w:tc>
+        <w:tc>
+          <w:tcPr>
+            <w:tcW w:w="1304" w:type="dxa"/>
+          </w:tcPr>
+          <w:p>
+            <w:pPr>
+              <w:spacing w:line="360" w:lineRule="auto"/>
+              <w:rPr>
+                <w:rFonts w:ascii="宋体" w:eastAsia="宋体" w:hAnsi="宋体" w:hint="eastAsia"/>
+              </w:rPr>
+            </w:pPr>
+            <w:r>
+              <w:rPr>
+                <w:rFonts w:ascii="SimSun-ExtB" w:eastAsia="SimSun-ExtB" w:hAnsi="SimSun-ExtB" w:cs="SimSun-ExtB" w:hint="eastAsia"/>
+              </w:rPr>
+              <w:t>𠂔</w:t>
+            </w:r>
+            <w:r>
+              <w:rPr>
+                <w:rFonts w:ascii="宋体" w:eastAsia="宋体" w:hAnsi="宋体" w:hint="eastAsia"/>
+              </w:rPr>
+              <w:t>/</w:t>
+            </w:r>
+            <w:r>
+              <w:rPr>
+                <w:rFonts w:ascii="SimSun-ExtB" w:eastAsia="SimSun-ExtB" w:hAnsi="SimSun-ExtB" w:cs="SimSun-ExtB" w:hint="eastAsia"/>
+              </w:rPr>
+              <w:t>𢎨</w:t>
+            </w:r>
+          </w:p>
+        </w:tc>
+        <w:tc>
+          <w:tcPr>
+            <w:tcW w:w="1304" w:type="dxa"/>
+          </w:tcPr>
+          <w:p>
+            <w:pPr>
+              <w:spacing w:line="360" w:lineRule="auto"/>
+              <w:rPr>
+                <w:rFonts w:ascii="宋体" w:eastAsia="宋体" w:hAnsi="宋体" w:hint="eastAsia"/>
+              </w:rPr>
+            </w:pPr>
+            <w:r>
+              <w:rPr>
+                <w:rFonts w:ascii="宋体" w:eastAsia="宋体" w:hAnsi="宋体" w:hint="eastAsia"/>
+              </w:rPr>
+              <w:t>dr</w:t>
+            </w:r>
+          </w:p>
+        </w:tc>
+        <w:tc>
+          <w:tcPr>
+            <w:tcW w:w="1304" w:type="dxa"/>
+          </w:tcPr>
+          <w:p>
+            <w:pPr>
+              <w:spacing w:line="360" w:lineRule="auto"/>
+              <w:rPr>
+                <w:rFonts w:ascii="宋体" w:eastAsia="宋体" w:hAnsi="宋体" w:hint="eastAsia"/>
+              </w:rPr>
+            </w:pPr>
+            <w:r>
+              <w:rPr>
+                <w:rFonts w:ascii="宋体" w:eastAsia="宋体" w:hAnsi="宋体" w:hint="eastAsia"/>
+              </w:rPr>
+              <w:t>段(左)</w:t>
+            </w:r>
+          </w:p>
+        </w:tc>
+        <w:tc>
+          <w:tcPr>
+            <w:tcW w:w="1304" w:type="dxa"/>
+          </w:tcPr>
+          <w:p>
+            <w:pPr>
+              <w:spacing w:line="360" w:lineRule="auto"/>
+              <w:rPr>
+                <w:rFonts w:ascii="宋体" w:eastAsia="宋体" w:hAnsi="宋体" w:hint="eastAsia"/>
+              </w:rPr>
+            </w:pPr>
+            <w:r>
+              <w:rPr>
+                <w:rFonts w:ascii="宋体" w:eastAsia="宋体" w:hAnsi="宋体" w:hint="eastAsia"/>
+              </w:rPr>
+              <w:t>d;</w:t>
+            </w:r>
+          </w:p>
+        </w:tc>
+        <w:tc>
+          <w:tcPr>
+            <w:tcW w:w="1304" w:type="dxa"/>
+          </w:tcPr>
+          <w:p>
+            <w:pPr>
+              <w:spacing w:line="360" w:lineRule="auto"/>
+              <w:rPr>
+                <w:rFonts w:ascii="宋体" w:eastAsia="宋体" w:hAnsi="宋体" w:hint="eastAsia"/>
+              </w:rPr>
+            </w:pPr>
+            <w:r>
+              <w:rPr>
+                <w:rFonts w:ascii="宋体" w:eastAsia="宋体" w:hAnsi="宋体" w:hint="eastAsia"/>
+              </w:rPr>
+              <w:t>鼎</w:t>
+            </w:r>
+          </w:p>
+        </w:tc>
+      </w:tr>
+      <w:tr>
+        <w:trPr>
+          <w:trHeight w:val="170"/>
+        </w:trPr>
+        <w:tc>
+          <w:tcPr>
+            <w:tcW w:w="1304" w:type="dxa"/>
+          </w:tcPr>
+          <w:p>
+            <w:pPr>
+              <w:spacing w:line="360" w:lineRule="auto"/>
               <w:rPr>
                 <w:rFonts w:ascii="宋体" w:eastAsia="宋体" w:hAnsi="宋体" w:hint="eastAsia"/>
               </w:rPr>
@@ -20576,153 +20435,39 @@
             <w:proofErr w:type="spellStart"/>
             <w:r>
               <w:rPr>
-                <w:rFonts w:ascii="宋体" w:eastAsia="宋体" w:hAnsi="宋体"/>
-              </w:rPr>
-              <w:t>ju</w:t>
+                <w:rFonts w:ascii="宋体" w:eastAsia="宋体" w:hAnsi="宋体" w:hint="eastAsia"/>
+              </w:rPr>
+              <w:t>fd</w:t>
             </w:r>
             <w:proofErr w:type="spellEnd"/>
           </w:p>
         </w:tc>
         <w:tc>
           <w:tcPr>
-            <w:tcW w:w="0" w:type="auto"/>
-            <w:tcMar>
-              <w:top w:w="150" w:type="dxa"/>
-              <w:left w:w="240" w:type="dxa"/>
-              <w:bottom w:w="150" w:type="dxa"/>
-              <w:right w:w="240" w:type="dxa"/>
-            </w:tcMar>
-            <w:vAlign w:val="center"/>
+            <w:tcW w:w="1304" w:type="dxa"/>
           </w:tcPr>
           <w:p>
             <w:pPr>
+              <w:spacing w:line="360" w:lineRule="auto"/>
               <w:rPr>
                 <w:rFonts w:ascii="宋体" w:eastAsia="宋体" w:hAnsi="宋体" w:hint="eastAsia"/>
               </w:rPr>
             </w:pPr>
             <w:r>
               <w:rPr>
-                <w:rFonts w:ascii="宋体" w:eastAsia="宋体" w:hAnsi="宋体"/>
-              </w:rPr>
-              <w:t>丩</w:t>
+                <w:rFonts w:ascii="宋体" w:eastAsia="宋体" w:hAnsi="宋体" w:hint="eastAsia"/>
+              </w:rPr>
+              <w:t>负</w:t>
             </w:r>
           </w:p>
         </w:tc>
         <w:tc>
           <w:tcPr>
-            <w:tcW w:w="0" w:type="auto"/>
-            <w:tcMar>
-              <w:top w:w="150" w:type="dxa"/>
-              <w:left w:w="240" w:type="dxa"/>
-              <w:bottom w:w="150" w:type="dxa"/>
-              <w:right w:w="240" w:type="dxa"/>
-            </w:tcMar>
-            <w:vAlign w:val="center"/>
+            <w:tcW w:w="1304" w:type="dxa"/>
           </w:tcPr>
           <w:p>
             <w:pPr>
-              <w:rPr>
-                <w:rFonts w:ascii="宋体" w:eastAsia="宋体" w:hAnsi="宋体" w:hint="eastAsia"/>
-              </w:rPr>
-            </w:pPr>
-            <w:r>
-              <w:rPr>
-                <w:rFonts w:ascii="宋体" w:eastAsia="宋体" w:hAnsi="宋体"/>
-              </w:rPr>
-              <w:t>dr</w:t>
-            </w:r>
-          </w:p>
-        </w:tc>
-        <w:tc>
-          <w:tcPr>
-            <w:tcW w:w="0" w:type="auto"/>
-            <w:tcMar>
-              <w:top w:w="150" w:type="dxa"/>
-              <w:left w:w="240" w:type="dxa"/>
-              <w:bottom w:w="150" w:type="dxa"/>
-              <w:right w:w="240" w:type="dxa"/>
-            </w:tcMar>
-            <w:vAlign w:val="center"/>
-          </w:tcPr>
-          <w:p>
-            <w:pPr>
-              <w:rPr>
-                <w:rFonts w:ascii="宋体" w:eastAsia="宋体" w:hAnsi="宋体" w:hint="eastAsia"/>
-              </w:rPr>
-            </w:pPr>
-            <w:r>
-              <w:rPr>
-                <w:rFonts w:ascii="宋体" w:eastAsia="宋体" w:hAnsi="宋体"/>
-              </w:rPr>
-              <w:t>段(左)</w:t>
-            </w:r>
-          </w:p>
-        </w:tc>
-        <w:tc>
-          <w:tcPr>
-            <w:tcW w:w="0" w:type="auto"/>
-            <w:tcMar>
-              <w:top w:w="150" w:type="dxa"/>
-              <w:left w:w="240" w:type="dxa"/>
-              <w:bottom w:w="150" w:type="dxa"/>
-              <w:right w:w="240" w:type="dxa"/>
-            </w:tcMar>
-            <w:vAlign w:val="center"/>
-          </w:tcPr>
-          <w:p>
-            <w:pPr>
-              <w:rPr>
-                <w:rFonts w:ascii="宋体" w:eastAsia="宋体" w:hAnsi="宋体" w:hint="eastAsia"/>
-              </w:rPr>
-            </w:pPr>
-            <w:r>
-              <w:rPr>
-                <w:rFonts w:ascii="宋体" w:eastAsia="宋体" w:hAnsi="宋体"/>
-              </w:rPr>
-              <w:t>wd</w:t>
-            </w:r>
-          </w:p>
-        </w:tc>
-        <w:tc>
-          <w:tcPr>
-            <w:tcW w:w="0" w:type="auto"/>
-            <w:tcMar>
-              <w:top w:w="150" w:type="dxa"/>
-              <w:left w:w="240" w:type="dxa"/>
-              <w:bottom w:w="150" w:type="dxa"/>
-              <w:right w:w="0" w:type="dxa"/>
-            </w:tcMar>
-            <w:vAlign w:val="center"/>
-          </w:tcPr>
-          <w:p>
-            <w:pPr>
-              <w:rPr>
-                <w:rFonts w:ascii="宋体" w:eastAsia="宋体" w:hAnsi="宋体" w:hint="eastAsia"/>
-              </w:rPr>
-            </w:pPr>
-            <w:r>
-              <w:rPr>
-                <w:rFonts w:ascii="宋体" w:eastAsia="宋体" w:hAnsi="宋体"/>
-              </w:rPr>
-              <w:t>亡</w:t>
-            </w:r>
-          </w:p>
-        </w:tc>
-      </w:tr>
-      <w:tr>
-        <w:tc>
-          <w:tcPr>
-            <w:tcW w:w="0" w:type="auto"/>
-            <w:tcMar>
-              <w:top w:w="150" w:type="dxa"/>
-              <w:left w:w="0" w:type="dxa"/>
-              <w:bottom w:w="150" w:type="dxa"/>
-              <w:right w:w="240" w:type="dxa"/>
-            </w:tcMar>
-            <w:vAlign w:val="center"/>
-          </w:tcPr>
-          <w:p>
-            <w:pPr>
+              <w:spacing w:line="360" w:lineRule="auto"/>
               <w:rPr>
                 <w:rFonts w:ascii="宋体" w:eastAsia="宋体" w:hAnsi="宋体" w:hint="eastAsia"/>
               </w:rPr>
@@ -20730,101 +20475,39 @@
             <w:proofErr w:type="spellStart"/>
             <w:r>
               <w:rPr>
-                <w:rFonts w:ascii="宋体" w:eastAsia="宋体" w:hAnsi="宋体"/>
-              </w:rPr>
-              <w:t>fd</w:t>
+                <w:rFonts w:ascii="宋体" w:eastAsia="宋体" w:hAnsi="宋体" w:hint="eastAsia"/>
+              </w:rPr>
+              <w:t>gc</w:t>
             </w:r>
             <w:proofErr w:type="spellEnd"/>
           </w:p>
         </w:tc>
         <w:tc>
           <w:tcPr>
-            <w:tcW w:w="0" w:type="auto"/>
-            <w:tcMar>
-              <w:top w:w="150" w:type="dxa"/>
-              <w:left w:w="240" w:type="dxa"/>
-              <w:bottom w:w="150" w:type="dxa"/>
-              <w:right w:w="240" w:type="dxa"/>
-            </w:tcMar>
-            <w:vAlign w:val="center"/>
+            <w:tcW w:w="1304" w:type="dxa"/>
           </w:tcPr>
           <w:p>
             <w:pPr>
+              <w:spacing w:line="360" w:lineRule="auto"/>
               <w:rPr>
                 <w:rFonts w:ascii="宋体" w:eastAsia="宋体" w:hAnsi="宋体" w:hint="eastAsia"/>
               </w:rPr>
             </w:pPr>
             <w:r>
               <w:rPr>
-                <w:rFonts w:ascii="宋体" w:eastAsia="宋体" w:hAnsi="宋体"/>
-              </w:rPr>
-              <w:t>负</w:t>
+                <w:rFonts w:ascii="SimSun-ExtB" w:eastAsia="SimSun-ExtB" w:hAnsi="SimSun-ExtB" w:cs="SimSun-ExtB" w:hint="eastAsia"/>
+              </w:rPr>
+              <w:t>𢦏</w:t>
             </w:r>
           </w:p>
         </w:tc>
         <w:tc>
           <w:tcPr>
-            <w:tcW w:w="0" w:type="auto"/>
-            <w:tcMar>
-              <w:top w:w="150" w:type="dxa"/>
-              <w:left w:w="240" w:type="dxa"/>
-              <w:bottom w:w="150" w:type="dxa"/>
-              <w:right w:w="240" w:type="dxa"/>
-            </w:tcMar>
-            <w:vAlign w:val="center"/>
+            <w:tcW w:w="1304" w:type="dxa"/>
           </w:tcPr>
           <w:p>
             <w:pPr>
-              <w:rPr>
-                <w:rFonts w:ascii="宋体" w:eastAsia="宋体" w:hAnsi="宋体" w:hint="eastAsia"/>
-              </w:rPr>
-            </w:pPr>
-            <w:r>
-              <w:rPr>
-                <w:rFonts w:ascii="宋体" w:eastAsia="宋体" w:hAnsi="宋体"/>
-              </w:rPr>
-              <w:t>mb</w:t>
-            </w:r>
-          </w:p>
-        </w:tc>
-        <w:tc>
-          <w:tcPr>
-            <w:tcW w:w="0" w:type="auto"/>
-            <w:tcMar>
-              <w:top w:w="150" w:type="dxa"/>
-              <w:left w:w="240" w:type="dxa"/>
-              <w:bottom w:w="150" w:type="dxa"/>
-              <w:right w:w="240" w:type="dxa"/>
-            </w:tcMar>
-            <w:vAlign w:val="center"/>
-          </w:tcPr>
-          <w:p>
-            <w:pPr>
-              <w:rPr>
-                <w:rFonts w:ascii="宋体" w:eastAsia="宋体" w:hAnsi="宋体" w:hint="eastAsia"/>
-              </w:rPr>
-            </w:pPr>
-            <w:r>
-              <w:rPr>
-                <w:rFonts w:ascii="宋体" w:eastAsia="宋体" w:hAnsi="宋体"/>
-              </w:rPr>
-              <w:t>买</w:t>
-            </w:r>
-          </w:p>
-        </w:tc>
-        <w:tc>
-          <w:tcPr>
-            <w:tcW w:w="0" w:type="auto"/>
-            <w:tcMar>
-              <w:top w:w="150" w:type="dxa"/>
-              <w:left w:w="240" w:type="dxa"/>
-              <w:bottom w:w="150" w:type="dxa"/>
-              <w:right w:w="240" w:type="dxa"/>
-            </w:tcMar>
-            <w:vAlign w:val="center"/>
-          </w:tcPr>
-          <w:p>
-            <w:pPr>
+              <w:spacing w:line="360" w:lineRule="auto"/>
               <w:rPr>
                 <w:rFonts w:ascii="宋体" w:eastAsia="宋体" w:hAnsi="宋体" w:hint="eastAsia"/>
               </w:rPr>
@@ -20832,55 +20515,48 @@
             <w:proofErr w:type="spellStart"/>
             <w:r>
               <w:rPr>
-                <w:rFonts w:ascii="宋体" w:eastAsia="宋体" w:hAnsi="宋体"/>
-              </w:rPr>
-              <w:t>nt</w:t>
+                <w:rFonts w:ascii="宋体" w:eastAsia="宋体" w:hAnsi="宋体" w:hint="eastAsia"/>
+              </w:rPr>
+              <w:t>hb</w:t>
             </w:r>
             <w:proofErr w:type="spellEnd"/>
           </w:p>
         </w:tc>
         <w:tc>
           <w:tcPr>
-            <w:tcW w:w="0" w:type="auto"/>
-            <w:tcMar>
-              <w:top w:w="150" w:type="dxa"/>
-              <w:left w:w="240" w:type="dxa"/>
-              <w:bottom w:w="150" w:type="dxa"/>
-              <w:right w:w="0" w:type="dxa"/>
-            </w:tcMar>
-            <w:vAlign w:val="center"/>
+            <w:tcW w:w="1304" w:type="dxa"/>
           </w:tcPr>
           <w:p>
             <w:pPr>
+              <w:spacing w:line="360" w:lineRule="auto"/>
               <w:rPr>
                 <w:rFonts w:ascii="宋体" w:eastAsia="宋体" w:hAnsi="宋体" w:hint="eastAsia"/>
               </w:rPr>
             </w:pPr>
-            <w:r>
-              <w:rPr>
-                <w:rFonts w:ascii="SimSun-ExtG" w:eastAsia="SimSun-ExtG" w:hAnsi="SimSun-ExtG" w:cs="SimSun-ExtG" w:hint="eastAsia"/>
-              </w:rPr>
-              <w:t>𰀂</w:t>
-            </w:r>
+            <w:proofErr w:type="gramStart"/>
+            <w:r>
+              <w:rPr>
+                <w:rFonts w:ascii="宋体" w:eastAsia="宋体" w:hAnsi="宋体" w:hint="eastAsia"/>
+              </w:rPr>
+              <w:t>丌</w:t>
+            </w:r>
+            <w:proofErr w:type="gramEnd"/>
           </w:p>
         </w:tc>
       </w:tr>
       <w:tr>
+        <w:trPr>
+          <w:trHeight w:val="170"/>
+        </w:trPr>
         <w:tc>
           <w:tcPr>
-            <w:tcW w:w="0" w:type="auto"/>
-            <w:tcMar>
-              <w:top w:w="150" w:type="dxa"/>
-              <w:left w:w="0" w:type="dxa"/>
-              <w:bottom w:w="150" w:type="dxa"/>
-              <w:right w:w="240" w:type="dxa"/>
-            </w:tcMar>
-            <w:vAlign w:val="center"/>
+            <w:tcW w:w="1304" w:type="dxa"/>
           </w:tcPr>
           <w:p>
             <w:pPr>
-              <w:rPr>
-                <w:rFonts w:ascii="宋体" w:eastAsia="宋体" w:hAnsi="宋体" w:hint="eastAsia"/>
+              <w:spacing w:line="360" w:lineRule="auto"/>
+              <w:rPr>
+                <w:rFonts w:ascii="宋体" w:eastAsia="宋体" w:hAnsi="宋体"/>
               </w:rPr>
             </w:pPr>
             <w:proofErr w:type="spellStart"/>
@@ -20888,26 +20564,225 @@
               <w:rPr>
                 <w:rFonts w:ascii="宋体" w:eastAsia="宋体" w:hAnsi="宋体"/>
               </w:rPr>
-              <w:t>hb</w:t>
+              <w:t>hh</w:t>
             </w:r>
             <w:proofErr w:type="spellEnd"/>
           </w:p>
         </w:tc>
         <w:tc>
           <w:tcPr>
-            <w:tcW w:w="0" w:type="auto"/>
-            <w:tcMar>
-              <w:top w:w="150" w:type="dxa"/>
-              <w:left w:w="240" w:type="dxa"/>
-              <w:bottom w:w="150" w:type="dxa"/>
-              <w:right w:w="240" w:type="dxa"/>
-            </w:tcMar>
-            <w:vAlign w:val="center"/>
+            <w:tcW w:w="1304" w:type="dxa"/>
           </w:tcPr>
           <w:p>
             <w:pPr>
-              <w:rPr>
-                <w:rFonts w:ascii="宋体" w:eastAsia="宋体" w:hAnsi="宋体" w:hint="eastAsia"/>
+              <w:spacing w:line="360" w:lineRule="auto"/>
+              <w:rPr>
+                <w:rFonts w:ascii="宋体" w:eastAsia="宋体" w:hAnsi="宋体"/>
+              </w:rPr>
+            </w:pPr>
+            <w:r>
+              <w:rPr>
+                <w:rFonts w:ascii="SimSun-ExtG" w:eastAsia="SimSun-ExtG" w:hAnsi="SimSun-ExtG" w:cs="SimSun-ExtG" w:hint="eastAsia"/>
+              </w:rPr>
+              <w:t>𰀁</w:t>
+            </w:r>
+          </w:p>
+        </w:tc>
+        <w:tc>
+          <w:tcPr>
+            <w:tcW w:w="1304" w:type="dxa"/>
+          </w:tcPr>
+          <w:p>
+            <w:pPr>
+              <w:spacing w:line="360" w:lineRule="auto"/>
+              <w:rPr>
+                <w:rFonts w:ascii="宋体" w:eastAsia="宋体" w:hAnsi="宋体"/>
+              </w:rPr>
+            </w:pPr>
+            <w:proofErr w:type="spellStart"/>
+            <w:r>
+              <w:rPr>
+                <w:rFonts w:ascii="宋体" w:eastAsia="宋体" w:hAnsi="宋体"/>
+              </w:rPr>
+              <w:t>ib</w:t>
+            </w:r>
+            <w:proofErr w:type="spellEnd"/>
+          </w:p>
+        </w:tc>
+        <w:tc>
+          <w:tcPr>
+            <w:tcW w:w="1304" w:type="dxa"/>
+          </w:tcPr>
+          <w:p>
+            <w:pPr>
+              <w:spacing w:line="360" w:lineRule="auto"/>
+              <w:rPr>
+                <w:rFonts w:ascii="宋体" w:eastAsia="宋体" w:hAnsi="宋体"/>
+              </w:rPr>
+            </w:pPr>
+            <w:r>
+              <w:rPr>
+                <w:rFonts w:ascii="宋体" w:eastAsia="宋体" w:hAnsi="宋体"/>
+              </w:rPr>
+              <w:t>鼠(下)</w:t>
+            </w:r>
+          </w:p>
+        </w:tc>
+        <w:tc>
+          <w:tcPr>
+            <w:tcW w:w="1304" w:type="dxa"/>
+          </w:tcPr>
+          <w:p>
+            <w:pPr>
+              <w:spacing w:line="360" w:lineRule="auto"/>
+              <w:rPr>
+                <w:rFonts w:ascii="宋体" w:eastAsia="宋体" w:hAnsi="宋体"/>
+              </w:rPr>
+            </w:pPr>
+            <w:proofErr w:type="spellStart"/>
+            <w:r>
+              <w:rPr>
+                <w:rFonts w:ascii="宋体" w:eastAsia="宋体" w:hAnsi="宋体"/>
+              </w:rPr>
+              <w:t>ir</w:t>
+            </w:r>
+            <w:proofErr w:type="spellEnd"/>
+          </w:p>
+        </w:tc>
+        <w:tc>
+          <w:tcPr>
+            <w:tcW w:w="1304" w:type="dxa"/>
+          </w:tcPr>
+          <w:p>
+            <w:pPr>
+              <w:spacing w:line="360" w:lineRule="auto"/>
+              <w:rPr>
+                <w:rFonts w:ascii="宋体" w:eastAsia="宋体" w:hAnsi="宋体"/>
+              </w:rPr>
+            </w:pPr>
+            <w:r>
+              <w:rPr>
+                <w:rFonts w:ascii="宋体" w:eastAsia="宋体" w:hAnsi="宋体" w:hint="eastAsia"/>
+              </w:rPr>
+              <w:t>㐄</w:t>
+            </w:r>
+          </w:p>
+        </w:tc>
+      </w:tr>
+      <w:tr>
+        <w:trPr>
+          <w:trHeight w:val="170"/>
+        </w:trPr>
+        <w:tc>
+          <w:tcPr>
+            <w:tcW w:w="1304" w:type="dxa"/>
+          </w:tcPr>
+          <w:p>
+            <w:pPr>
+              <w:spacing w:line="360" w:lineRule="auto"/>
+              <w:rPr>
+                <w:rFonts w:ascii="宋体" w:eastAsia="宋体" w:hAnsi="宋体"/>
+              </w:rPr>
+            </w:pPr>
+            <w:proofErr w:type="spellStart"/>
+            <w:r>
+              <w:rPr>
+                <w:rFonts w:ascii="宋体" w:eastAsia="宋体" w:hAnsi="宋体"/>
+              </w:rPr>
+              <w:t>jc</w:t>
+            </w:r>
+            <w:proofErr w:type="spellEnd"/>
+          </w:p>
+        </w:tc>
+        <w:tc>
+          <w:tcPr>
+            <w:tcW w:w="1304" w:type="dxa"/>
+          </w:tcPr>
+          <w:p>
+            <w:pPr>
+              <w:spacing w:line="360" w:lineRule="auto"/>
+              <w:rPr>
+                <w:rFonts w:ascii="宋体" w:eastAsia="宋体" w:hAnsi="宋体"/>
+              </w:rPr>
+            </w:pPr>
+            <w:r>
+              <w:rPr>
+                <w:rFonts w:ascii="宋体" w:eastAsia="宋体" w:hAnsi="宋体" w:hint="eastAsia"/>
+              </w:rPr>
+              <w:t>龹</w:t>
+            </w:r>
+          </w:p>
+        </w:tc>
+        <w:tc>
+          <w:tcPr>
+            <w:tcW w:w="1304" w:type="dxa"/>
+          </w:tcPr>
+          <w:p>
+            <w:pPr>
+              <w:spacing w:line="360" w:lineRule="auto"/>
+              <w:rPr>
+                <w:rFonts w:ascii="宋体" w:eastAsia="宋体" w:hAnsi="宋体"/>
+              </w:rPr>
+            </w:pPr>
+            <w:proofErr w:type="spellStart"/>
+            <w:r>
+              <w:rPr>
+                <w:rFonts w:ascii="宋体" w:eastAsia="宋体" w:hAnsi="宋体"/>
+              </w:rPr>
+              <w:t>jj</w:t>
+            </w:r>
+            <w:proofErr w:type="spellEnd"/>
+          </w:p>
+        </w:tc>
+        <w:tc>
+          <w:tcPr>
+            <w:tcW w:w="1304" w:type="dxa"/>
+          </w:tcPr>
+          <w:p>
+            <w:pPr>
+              <w:spacing w:line="360" w:lineRule="auto"/>
+              <w:rPr>
+                <w:rFonts w:ascii="宋体" w:eastAsia="宋体" w:hAnsi="宋体"/>
+              </w:rPr>
+            </w:pPr>
+            <w:r>
+              <w:rPr>
+                <w:rFonts w:ascii="宋体" w:eastAsia="宋体" w:hAnsi="宋体"/>
+              </w:rPr>
+              <w:t>巿</w:t>
+            </w:r>
+          </w:p>
+        </w:tc>
+        <w:tc>
+          <w:tcPr>
+            <w:tcW w:w="1304" w:type="dxa"/>
+          </w:tcPr>
+          <w:p>
+            <w:pPr>
+              <w:spacing w:line="360" w:lineRule="auto"/>
+              <w:rPr>
+                <w:rFonts w:ascii="宋体" w:eastAsia="宋体" w:hAnsi="宋体"/>
+              </w:rPr>
+            </w:pPr>
+            <w:proofErr w:type="spellStart"/>
+            <w:r>
+              <w:rPr>
+                <w:rFonts w:ascii="宋体" w:eastAsia="宋体" w:hAnsi="宋体"/>
+              </w:rPr>
+              <w:t>jk</w:t>
+            </w:r>
+            <w:proofErr w:type="spellEnd"/>
+          </w:p>
+        </w:tc>
+        <w:tc>
+          <w:tcPr>
+            <w:tcW w:w="1304" w:type="dxa"/>
+          </w:tcPr>
+          <w:p>
+            <w:pPr>
+              <w:spacing w:line="360" w:lineRule="auto"/>
+              <w:rPr>
+                <w:rFonts w:ascii="宋体" w:eastAsia="宋体" w:hAnsi="宋体"/>
               </w:rPr>
             </w:pPr>
             <w:proofErr w:type="gramStart"/>
@@ -20915,24 +20790,65 @@
               <w:rPr>
                 <w:rFonts w:ascii="宋体" w:eastAsia="宋体" w:hAnsi="宋体"/>
               </w:rPr>
-              <w:t>丌</w:t>
+              <w:t>叚</w:t>
+            </w:r>
+            <w:proofErr w:type="gramEnd"/>
+          </w:p>
+        </w:tc>
+      </w:tr>
+      <w:tr>
+        <w:trPr>
+          <w:trHeight w:val="170"/>
+        </w:trPr>
+        <w:tc>
+          <w:tcPr>
+            <w:tcW w:w="1304" w:type="dxa"/>
+          </w:tcPr>
+          <w:p>
+            <w:pPr>
+              <w:spacing w:line="360" w:lineRule="auto"/>
+              <w:rPr>
+                <w:rFonts w:ascii="宋体" w:eastAsia="宋体" w:hAnsi="宋体" w:hint="eastAsia"/>
+              </w:rPr>
+            </w:pPr>
+            <w:proofErr w:type="spellStart"/>
+            <w:r>
+              <w:rPr>
+                <w:rFonts w:ascii="宋体" w:eastAsia="宋体" w:hAnsi="宋体" w:hint="eastAsia"/>
+              </w:rPr>
+              <w:t>jq</w:t>
+            </w:r>
+            <w:proofErr w:type="spellEnd"/>
+          </w:p>
+        </w:tc>
+        <w:tc>
+          <w:tcPr>
+            <w:tcW w:w="1304" w:type="dxa"/>
+          </w:tcPr>
+          <w:p>
+            <w:pPr>
+              <w:spacing w:line="360" w:lineRule="auto"/>
+              <w:rPr>
+                <w:rFonts w:ascii="宋体" w:eastAsia="宋体" w:hAnsi="宋体" w:hint="eastAsia"/>
+              </w:rPr>
+            </w:pPr>
+            <w:proofErr w:type="gramStart"/>
+            <w:r>
+              <w:rPr>
+                <w:rFonts w:ascii="宋体" w:eastAsia="宋体" w:hAnsi="宋体" w:hint="eastAsia"/>
+              </w:rPr>
+              <w:t>介</w:t>
             </w:r>
             <w:proofErr w:type="gramEnd"/>
           </w:p>
         </w:tc>
         <w:tc>
           <w:tcPr>
-            <w:tcW w:w="0" w:type="auto"/>
-            <w:tcMar>
-              <w:top w:w="150" w:type="dxa"/>
-              <w:left w:w="240" w:type="dxa"/>
-              <w:bottom w:w="150" w:type="dxa"/>
-              <w:right w:w="240" w:type="dxa"/>
-            </w:tcMar>
-            <w:vAlign w:val="center"/>
+            <w:tcW w:w="1304" w:type="dxa"/>
           </w:tcPr>
           <w:p>
             <w:pPr>
+              <w:spacing w:line="360" w:lineRule="auto"/>
               <w:rPr>
                 <w:rFonts w:ascii="宋体" w:eastAsia="宋体" w:hAnsi="宋体" w:hint="eastAsia"/>
               </w:rPr>
@@ -20940,153 +20856,82 @@
             <w:proofErr w:type="spellStart"/>
             <w:r>
               <w:rPr>
-                <w:rFonts w:ascii="宋体" w:eastAsia="宋体" w:hAnsi="宋体"/>
-              </w:rPr>
-              <w:t>wu</w:t>
+                <w:rFonts w:ascii="宋体" w:eastAsia="宋体" w:hAnsi="宋体" w:hint="eastAsia"/>
+              </w:rPr>
+              <w:t>ju</w:t>
             </w:r>
             <w:proofErr w:type="spellEnd"/>
           </w:p>
         </w:tc>
         <w:tc>
           <w:tcPr>
-            <w:tcW w:w="0" w:type="auto"/>
-            <w:tcMar>
-              <w:top w:w="150" w:type="dxa"/>
-              <w:left w:w="240" w:type="dxa"/>
-              <w:bottom w:w="150" w:type="dxa"/>
-              <w:right w:w="240" w:type="dxa"/>
-            </w:tcMar>
-            <w:vAlign w:val="center"/>
+            <w:tcW w:w="1304" w:type="dxa"/>
           </w:tcPr>
           <w:p>
             <w:pPr>
+              <w:spacing w:line="360" w:lineRule="auto"/>
               <w:rPr>
                 <w:rFonts w:ascii="宋体" w:eastAsia="宋体" w:hAnsi="宋体" w:hint="eastAsia"/>
               </w:rPr>
             </w:pPr>
             <w:r>
               <w:rPr>
-                <w:rFonts w:ascii="宋体" w:eastAsia="宋体" w:hAnsi="宋体"/>
-              </w:rPr>
-              <w:t>戊</w:t>
+                <w:rFonts w:ascii="宋体" w:eastAsia="宋体" w:hAnsi="宋体" w:hint="eastAsia"/>
+              </w:rPr>
+              <w:t>丩</w:t>
             </w:r>
           </w:p>
         </w:tc>
         <w:tc>
           <w:tcPr>
-            <w:tcW w:w="0" w:type="auto"/>
-            <w:tcMar>
-              <w:top w:w="150" w:type="dxa"/>
-              <w:left w:w="240" w:type="dxa"/>
-              <w:bottom w:w="150" w:type="dxa"/>
-              <w:right w:w="240" w:type="dxa"/>
-            </w:tcMar>
-            <w:vAlign w:val="center"/>
+            <w:tcW w:w="1304" w:type="dxa"/>
           </w:tcPr>
           <w:p>
             <w:pPr>
+              <w:spacing w:line="360" w:lineRule="auto"/>
               <w:rPr>
                 <w:rFonts w:ascii="宋体" w:eastAsia="宋体" w:hAnsi="宋体" w:hint="eastAsia"/>
               </w:rPr>
             </w:pPr>
             <w:r>
               <w:rPr>
-                <w:rFonts w:ascii="宋体" w:eastAsia="宋体" w:hAnsi="宋体"/>
-              </w:rPr>
-              <w:t>xu</w:t>
+                <w:rFonts w:ascii="宋体" w:eastAsia="宋体" w:hAnsi="宋体" w:hint="eastAsia"/>
+              </w:rPr>
+              <w:t>ko</w:t>
             </w:r>
           </w:p>
         </w:tc>
         <w:tc>
           <w:tcPr>
-            <w:tcW w:w="0" w:type="auto"/>
-            <w:tcMar>
-              <w:top w:w="150" w:type="dxa"/>
-              <w:left w:w="240" w:type="dxa"/>
-              <w:bottom w:w="150" w:type="dxa"/>
-              <w:right w:w="0" w:type="dxa"/>
-            </w:tcMar>
-            <w:vAlign w:val="center"/>
+            <w:tcW w:w="1304" w:type="dxa"/>
           </w:tcPr>
           <w:p>
             <w:pPr>
+              <w:spacing w:line="360" w:lineRule="auto"/>
               <w:rPr>
                 <w:rFonts w:ascii="宋体" w:eastAsia="宋体" w:hAnsi="宋体" w:hint="eastAsia"/>
               </w:rPr>
             </w:pPr>
             <w:r>
               <w:rPr>
-                <w:rFonts w:ascii="宋体" w:eastAsia="宋体" w:hAnsi="宋体"/>
-              </w:rPr>
-              <w:t>卂</w:t>
+                <w:rFonts w:ascii="宋体" w:eastAsia="宋体" w:hAnsi="宋体" w:hint="eastAsia"/>
+              </w:rPr>
+              <w:t>コ</w:t>
             </w:r>
           </w:p>
         </w:tc>
       </w:tr>
       <w:tr>
+        <w:trPr>
+          <w:trHeight w:val="170"/>
+        </w:trPr>
         <w:tc>
           <w:tcPr>
-            <w:tcW w:w="0" w:type="auto"/>
-            <w:tcMar>
-              <w:top w:w="150" w:type="dxa"/>
-              <w:left w:w="0" w:type="dxa"/>
-              <w:bottom w:w="150" w:type="dxa"/>
-              <w:right w:w="240" w:type="dxa"/>
-            </w:tcMar>
-            <w:vAlign w:val="center"/>
+            <w:tcW w:w="1304" w:type="dxa"/>
           </w:tcPr>
           <w:p>
             <w:pPr>
-              <w:rPr>
-                <w:rFonts w:ascii="宋体" w:eastAsia="宋体" w:hAnsi="宋体" w:hint="eastAsia"/>
-              </w:rPr>
-            </w:pPr>
-            <w:r>
-              <w:rPr>
-                <w:rFonts w:ascii="宋体" w:eastAsia="宋体" w:hAnsi="宋体"/>
-              </w:rPr>
-              <w:t>md</w:t>
-            </w:r>
-          </w:p>
-        </w:tc>
-        <w:tc>
-          <w:tcPr>
-            <w:tcW w:w="0" w:type="auto"/>
-            <w:tcMar>
-              <w:top w:w="150" w:type="dxa"/>
-              <w:left w:w="240" w:type="dxa"/>
-              <w:bottom w:w="150" w:type="dxa"/>
-              <w:right w:w="240" w:type="dxa"/>
-            </w:tcMar>
-            <w:vAlign w:val="center"/>
-          </w:tcPr>
-          <w:p>
-            <w:pPr>
-              <w:rPr>
-                <w:rFonts w:ascii="宋体" w:eastAsia="宋体" w:hAnsi="宋体" w:hint="eastAsia"/>
-              </w:rPr>
-            </w:pPr>
-            <w:r>
-              <w:rPr>
-                <w:rFonts w:ascii="宋体" w:eastAsia="宋体" w:hAnsi="宋体"/>
-              </w:rPr>
-              <w:t>マ</w:t>
-            </w:r>
-          </w:p>
-        </w:tc>
-        <w:tc>
-          <w:tcPr>
-            <w:tcW w:w="0" w:type="auto"/>
-            <w:tcMar>
-              <w:top w:w="150" w:type="dxa"/>
-              <w:left w:w="240" w:type="dxa"/>
-              <w:bottom w:w="150" w:type="dxa"/>
-              <w:right w:w="240" w:type="dxa"/>
-            </w:tcMar>
-            <w:vAlign w:val="center"/>
-          </w:tcPr>
-          <w:p>
-            <w:pPr>
+              <w:spacing w:line="360" w:lineRule="auto"/>
               <w:rPr>
                 <w:rFonts w:ascii="宋体" w:eastAsia="宋体" w:hAnsi="宋体" w:hint="eastAsia"/>
               </w:rPr>
@@ -21094,26 +20939,434 @@
             <w:proofErr w:type="spellStart"/>
             <w:r>
               <w:rPr>
-                <w:rFonts w:ascii="宋体" w:eastAsia="宋体" w:hAnsi="宋体"/>
-              </w:rPr>
-              <w:t>jq</w:t>
+                <w:rFonts w:ascii="宋体" w:eastAsia="宋体" w:hAnsi="宋体" w:hint="eastAsia"/>
+              </w:rPr>
+              <w:t>kv</w:t>
             </w:r>
             <w:proofErr w:type="spellEnd"/>
           </w:p>
         </w:tc>
         <w:tc>
           <w:tcPr>
-            <w:tcW w:w="0" w:type="auto"/>
-            <w:tcMar>
-              <w:top w:w="150" w:type="dxa"/>
-              <w:left w:w="240" w:type="dxa"/>
-              <w:bottom w:w="150" w:type="dxa"/>
-              <w:right w:w="240" w:type="dxa"/>
-            </w:tcMar>
-            <w:vAlign w:val="center"/>
+            <w:tcW w:w="1304" w:type="dxa"/>
           </w:tcPr>
           <w:p>
             <w:pPr>
+              <w:spacing w:line="360" w:lineRule="auto"/>
+              <w:rPr>
+                <w:rFonts w:ascii="宋体" w:eastAsia="宋体" w:hAnsi="宋体" w:hint="eastAsia"/>
+              </w:rPr>
+            </w:pPr>
+            <w:r>
+              <w:rPr>
+                <w:rFonts w:ascii="宋体" w:eastAsia="宋体" w:hAnsi="宋体" w:hint="eastAsia"/>
+              </w:rPr>
+              <w:t>亏</w:t>
+            </w:r>
+          </w:p>
+        </w:tc>
+        <w:tc>
+          <w:tcPr>
+            <w:tcW w:w="1304" w:type="dxa"/>
+          </w:tcPr>
+          <w:p>
+            <w:pPr>
+              <w:spacing w:line="360" w:lineRule="auto"/>
+              <w:rPr>
+                <w:rFonts w:ascii="宋体" w:eastAsia="宋体" w:hAnsi="宋体" w:hint="eastAsia"/>
+              </w:rPr>
+            </w:pPr>
+            <w:proofErr w:type="spellStart"/>
+            <w:r>
+              <w:rPr>
+                <w:rFonts w:ascii="宋体" w:eastAsia="宋体" w:hAnsi="宋体" w:hint="eastAsia"/>
+              </w:rPr>
+              <w:t>ld</w:t>
+            </w:r>
+            <w:proofErr w:type="spellEnd"/>
+          </w:p>
+        </w:tc>
+        <w:tc>
+          <w:tcPr>
+            <w:tcW w:w="1304" w:type="dxa"/>
+          </w:tcPr>
+          <w:p>
+            <w:pPr>
+              <w:spacing w:line="360" w:lineRule="auto"/>
+              <w:rPr>
+                <w:rFonts w:ascii="宋体" w:eastAsia="宋体" w:hAnsi="宋体" w:hint="eastAsia"/>
+              </w:rPr>
+            </w:pPr>
+            <w:r>
+              <w:rPr>
+                <w:rFonts w:ascii="宋体" w:eastAsia="宋体" w:hAnsi="宋体" w:hint="eastAsia"/>
+              </w:rPr>
+              <w:t>立</w:t>
+            </w:r>
+          </w:p>
+        </w:tc>
+        <w:tc>
+          <w:tcPr>
+            <w:tcW w:w="1304" w:type="dxa"/>
+          </w:tcPr>
+          <w:p>
+            <w:pPr>
+              <w:spacing w:line="360" w:lineRule="auto"/>
+              <w:rPr>
+                <w:rFonts w:ascii="宋体" w:eastAsia="宋体" w:hAnsi="宋体" w:hint="eastAsia"/>
+              </w:rPr>
+            </w:pPr>
+            <w:r>
+              <w:rPr>
+                <w:rFonts w:ascii="宋体" w:eastAsia="宋体" w:hAnsi="宋体" w:hint="eastAsia"/>
+              </w:rPr>
+              <w:t>lg</w:t>
+            </w:r>
+          </w:p>
+        </w:tc>
+        <w:tc>
+          <w:tcPr>
+            <w:tcW w:w="1304" w:type="dxa"/>
+          </w:tcPr>
+          <w:p>
+            <w:pPr>
+              <w:spacing w:line="360" w:lineRule="auto"/>
+              <w:rPr>
+                <w:rFonts w:ascii="宋体" w:eastAsia="宋体" w:hAnsi="宋体" w:hint="eastAsia"/>
+              </w:rPr>
+            </w:pPr>
+            <w:r>
+              <w:rPr>
+                <w:rFonts w:ascii="宋体" w:eastAsia="宋体" w:hAnsi="宋体" w:hint="eastAsia"/>
+              </w:rPr>
+              <w:t>鹿</w:t>
+            </w:r>
+          </w:p>
+        </w:tc>
+      </w:tr>
+      <w:tr>
+        <w:trPr>
+          <w:trHeight w:val="170"/>
+        </w:trPr>
+        <w:tc>
+          <w:tcPr>
+            <w:tcW w:w="1304" w:type="dxa"/>
+          </w:tcPr>
+          <w:p>
+            <w:pPr>
+              <w:spacing w:line="360" w:lineRule="auto"/>
+              <w:rPr>
+                <w:rFonts w:ascii="宋体" w:eastAsia="宋体" w:hAnsi="宋体" w:hint="eastAsia"/>
+              </w:rPr>
+            </w:pPr>
+            <w:proofErr w:type="spellStart"/>
+            <w:r>
+              <w:rPr>
+                <w:rFonts w:ascii="宋体" w:eastAsia="宋体" w:hAnsi="宋体" w:hint="eastAsia"/>
+              </w:rPr>
+              <w:t>ll</w:t>
+            </w:r>
+            <w:proofErr w:type="spellEnd"/>
+          </w:p>
+        </w:tc>
+        <w:tc>
+          <w:tcPr>
+            <w:tcW w:w="1304" w:type="dxa"/>
+          </w:tcPr>
+          <w:p>
+            <w:pPr>
+              <w:spacing w:line="360" w:lineRule="auto"/>
+              <w:rPr>
+                <w:rFonts w:ascii="宋体" w:eastAsia="宋体" w:hAnsi="宋体" w:hint="eastAsia"/>
+              </w:rPr>
+            </w:pPr>
+            <w:r>
+              <w:rPr>
+                <w:rFonts w:ascii="SimSun-ExtB" w:eastAsia="SimSun-ExtB" w:hAnsi="SimSun-ExtB" w:cs="SimSun-ExtB" w:hint="eastAsia"/>
+              </w:rPr>
+              <w:t>𠂢</w:t>
+            </w:r>
+            <w:r>
+              <w:rPr>
+                <w:rFonts w:ascii="宋体" w:eastAsia="宋体" w:hAnsi="宋体" w:hint="eastAsia"/>
+              </w:rPr>
+              <w:t>(内)</w:t>
+            </w:r>
+          </w:p>
+        </w:tc>
+        <w:tc>
+          <w:tcPr>
+            <w:tcW w:w="1304" w:type="dxa"/>
+          </w:tcPr>
+          <w:p>
+            <w:pPr>
+              <w:spacing w:line="360" w:lineRule="auto"/>
+              <w:rPr>
+                <w:rFonts w:ascii="宋体" w:eastAsia="宋体" w:hAnsi="宋体" w:hint="eastAsia"/>
+              </w:rPr>
+            </w:pPr>
+            <w:r>
+              <w:rPr>
+                <w:rFonts w:ascii="宋体" w:eastAsia="宋体" w:hAnsi="宋体" w:hint="eastAsia"/>
+              </w:rPr>
+              <w:t>mb</w:t>
+            </w:r>
+          </w:p>
+        </w:tc>
+        <w:tc>
+          <w:tcPr>
+            <w:tcW w:w="1304" w:type="dxa"/>
+          </w:tcPr>
+          <w:p>
+            <w:pPr>
+              <w:spacing w:line="360" w:lineRule="auto"/>
+              <w:rPr>
+                <w:rFonts w:ascii="宋体" w:eastAsia="宋体" w:hAnsi="宋体" w:hint="eastAsia"/>
+              </w:rPr>
+            </w:pPr>
+            <w:r>
+              <w:rPr>
+                <w:rFonts w:ascii="宋体" w:eastAsia="宋体" w:hAnsi="宋体" w:hint="eastAsia"/>
+              </w:rPr>
+              <w:t>买</w:t>
+            </w:r>
+          </w:p>
+        </w:tc>
+        <w:tc>
+          <w:tcPr>
+            <w:tcW w:w="1304" w:type="dxa"/>
+          </w:tcPr>
+          <w:p>
+            <w:pPr>
+              <w:spacing w:line="360" w:lineRule="auto"/>
+              <w:rPr>
+                <w:rFonts w:ascii="宋体" w:eastAsia="宋体" w:hAnsi="宋体" w:hint="eastAsia"/>
+              </w:rPr>
+            </w:pPr>
+            <w:r>
+              <w:rPr>
+                <w:rFonts w:ascii="宋体" w:eastAsia="宋体" w:hAnsi="宋体" w:hint="eastAsia"/>
+              </w:rPr>
+              <w:t>md</w:t>
+            </w:r>
+          </w:p>
+        </w:tc>
+        <w:tc>
+          <w:tcPr>
+            <w:tcW w:w="1304" w:type="dxa"/>
+          </w:tcPr>
+          <w:p>
+            <w:pPr>
+              <w:spacing w:line="360" w:lineRule="auto"/>
+              <w:rPr>
+                <w:rFonts w:ascii="宋体" w:eastAsia="宋体" w:hAnsi="宋体" w:hint="eastAsia"/>
+              </w:rPr>
+            </w:pPr>
+            <w:r>
+              <w:rPr>
+                <w:rFonts w:ascii="宋体" w:eastAsia="宋体" w:hAnsi="宋体" w:hint="eastAsia"/>
+              </w:rPr>
+              <w:t>マ</w:t>
+            </w:r>
+          </w:p>
+        </w:tc>
+      </w:tr>
+      <w:tr>
+        <w:trPr>
+          <w:trHeight w:val="170"/>
+        </w:trPr>
+        <w:tc>
+          <w:tcPr>
+            <w:tcW w:w="1304" w:type="dxa"/>
+          </w:tcPr>
+          <w:p>
+            <w:pPr>
+              <w:spacing w:line="360" w:lineRule="auto"/>
+              <w:rPr>
+                <w:rFonts w:ascii="宋体" w:eastAsia="宋体" w:hAnsi="宋体" w:hint="eastAsia"/>
+              </w:rPr>
+            </w:pPr>
+            <w:r>
+              <w:rPr>
+                <w:rFonts w:ascii="宋体" w:eastAsia="宋体" w:hAnsi="宋体" w:hint="eastAsia"/>
+              </w:rPr>
+              <w:lastRenderedPageBreak/>
+              <w:t>mg</w:t>
+            </w:r>
+          </w:p>
+        </w:tc>
+        <w:tc>
+          <w:tcPr>
+            <w:tcW w:w="1304" w:type="dxa"/>
+          </w:tcPr>
+          <w:p>
+            <w:pPr>
+              <w:spacing w:line="360" w:lineRule="auto"/>
+              <w:rPr>
+                <w:rFonts w:ascii="宋体" w:eastAsia="宋体" w:hAnsi="宋体" w:hint="eastAsia"/>
+              </w:rPr>
+            </w:pPr>
+            <w:r>
+              <w:rPr>
+                <w:rFonts w:ascii="宋体" w:eastAsia="宋体" w:hAnsi="宋体" w:hint="eastAsia"/>
+              </w:rPr>
+              <w:t>麻</w:t>
+            </w:r>
+          </w:p>
+        </w:tc>
+        <w:tc>
+          <w:tcPr>
+            <w:tcW w:w="1304" w:type="dxa"/>
+          </w:tcPr>
+          <w:p>
+            <w:pPr>
+              <w:spacing w:line="360" w:lineRule="auto"/>
+              <w:rPr>
+                <w:rFonts w:ascii="宋体" w:eastAsia="宋体" w:hAnsi="宋体" w:hint="eastAsia"/>
+              </w:rPr>
+            </w:pPr>
+            <w:proofErr w:type="spellStart"/>
+            <w:r>
+              <w:rPr>
+                <w:rFonts w:ascii="宋体" w:eastAsia="宋体" w:hAnsi="宋体" w:hint="eastAsia"/>
+              </w:rPr>
+              <w:t>mh</w:t>
+            </w:r>
+            <w:proofErr w:type="spellEnd"/>
+          </w:p>
+        </w:tc>
+        <w:tc>
+          <w:tcPr>
+            <w:tcW w:w="1304" w:type="dxa"/>
+          </w:tcPr>
+          <w:p>
+            <w:pPr>
+              <w:spacing w:line="360" w:lineRule="auto"/>
+              <w:rPr>
+                <w:rFonts w:ascii="宋体" w:eastAsia="宋体" w:hAnsi="宋体" w:hint="eastAsia"/>
+              </w:rPr>
+            </w:pPr>
+            <w:r>
+              <w:rPr>
+                <w:rFonts w:ascii="宋体" w:eastAsia="宋体" w:hAnsi="宋体" w:hint="eastAsia"/>
+              </w:rPr>
+              <w:t>母</w:t>
+            </w:r>
+          </w:p>
+        </w:tc>
+        <w:tc>
+          <w:tcPr>
+            <w:tcW w:w="1304" w:type="dxa"/>
+          </w:tcPr>
+          <w:p>
+            <w:pPr>
+              <w:spacing w:line="360" w:lineRule="auto"/>
+              <w:rPr>
+                <w:rFonts w:ascii="宋体" w:eastAsia="宋体" w:hAnsi="宋体" w:hint="eastAsia"/>
+              </w:rPr>
+            </w:pPr>
+            <w:proofErr w:type="spellStart"/>
+            <w:r>
+              <w:rPr>
+                <w:rFonts w:ascii="宋体" w:eastAsia="宋体" w:hAnsi="宋体" w:hint="eastAsia"/>
+              </w:rPr>
+              <w:t>mz</w:t>
+            </w:r>
+            <w:proofErr w:type="spellEnd"/>
+          </w:p>
+        </w:tc>
+        <w:tc>
+          <w:tcPr>
+            <w:tcW w:w="1304" w:type="dxa"/>
+          </w:tcPr>
+          <w:p>
+            <w:pPr>
+              <w:spacing w:line="360" w:lineRule="auto"/>
+              <w:rPr>
+                <w:rFonts w:ascii="宋体" w:eastAsia="宋体" w:hAnsi="宋体" w:hint="eastAsia"/>
+              </w:rPr>
+            </w:pPr>
+            <w:r>
+              <w:rPr>
+                <w:rFonts w:ascii="SimSun-ExtB" w:eastAsia="SimSun-ExtB" w:hAnsi="SimSun-ExtB" w:cs="SimSun-ExtB" w:hint="eastAsia"/>
+              </w:rPr>
+              <w:t>𠃜</w:t>
+            </w:r>
+          </w:p>
+        </w:tc>
+      </w:tr>
+      <w:tr>
+        <w:trPr>
+          <w:trHeight w:val="170"/>
+        </w:trPr>
+        <w:tc>
+          <w:tcPr>
+            <w:tcW w:w="1304" w:type="dxa"/>
+          </w:tcPr>
+          <w:p>
+            <w:pPr>
+              <w:spacing w:line="360" w:lineRule="auto"/>
+              <w:rPr>
+                <w:rFonts w:ascii="宋体" w:eastAsia="宋体" w:hAnsi="宋体" w:hint="eastAsia"/>
+              </w:rPr>
+            </w:pPr>
+            <w:proofErr w:type="spellStart"/>
+            <w:r>
+              <w:rPr>
+                <w:rFonts w:ascii="宋体" w:eastAsia="宋体" w:hAnsi="宋体" w:hint="eastAsia"/>
+              </w:rPr>
+              <w:t>na</w:t>
+            </w:r>
+            <w:proofErr w:type="spellEnd"/>
+          </w:p>
+        </w:tc>
+        <w:tc>
+          <w:tcPr>
+            <w:tcW w:w="1304" w:type="dxa"/>
+          </w:tcPr>
+          <w:p>
+            <w:pPr>
+              <w:spacing w:line="360" w:lineRule="auto"/>
+              <w:rPr>
+                <w:rFonts w:ascii="宋体" w:eastAsia="宋体" w:hAnsi="宋体" w:hint="eastAsia"/>
+              </w:rPr>
+            </w:pPr>
+            <w:r>
+              <w:rPr>
+                <w:rFonts w:ascii="宋体" w:eastAsia="宋体" w:hAnsi="宋体" w:hint="eastAsia"/>
+              </w:rPr>
+              <w:t>ナ</w:t>
+            </w:r>
+          </w:p>
+        </w:tc>
+        <w:tc>
+          <w:tcPr>
+            <w:tcW w:w="1304" w:type="dxa"/>
+          </w:tcPr>
+          <w:p>
+            <w:pPr>
+              <w:spacing w:line="360" w:lineRule="auto"/>
+              <w:rPr>
+                <w:rFonts w:ascii="宋体" w:eastAsia="宋体" w:hAnsi="宋体" w:hint="eastAsia"/>
+              </w:rPr>
+            </w:pPr>
+            <w:proofErr w:type="spellStart"/>
+            <w:r>
+              <w:rPr>
+                <w:rFonts w:ascii="宋体" w:eastAsia="宋体" w:hAnsi="宋体" w:hint="eastAsia"/>
+              </w:rPr>
+              <w:t>nd</w:t>
+            </w:r>
+            <w:proofErr w:type="spellEnd"/>
+          </w:p>
+        </w:tc>
+        <w:tc>
+          <w:tcPr>
+            <w:tcW w:w="1304" w:type="dxa"/>
+          </w:tcPr>
+          <w:p>
+            <w:pPr>
+              <w:spacing w:line="360" w:lineRule="auto"/>
               <w:rPr>
                 <w:rFonts w:ascii="宋体" w:eastAsia="宋体" w:hAnsi="宋体" w:hint="eastAsia"/>
               </w:rPr>
@@ -21121,26 +21374,20 @@
             <w:proofErr w:type="gramStart"/>
             <w:r>
               <w:rPr>
-                <w:rFonts w:ascii="宋体" w:eastAsia="宋体" w:hAnsi="宋体"/>
-              </w:rPr>
-              <w:t>介</w:t>
+                <w:rFonts w:ascii="宋体" w:eastAsia="宋体" w:hAnsi="宋体" w:hint="eastAsia"/>
+              </w:rPr>
+              <w:t>犮</w:t>
             </w:r>
             <w:proofErr w:type="gramEnd"/>
           </w:p>
         </w:tc>
         <w:tc>
           <w:tcPr>
-            <w:tcW w:w="0" w:type="auto"/>
-            <w:tcMar>
-              <w:top w:w="150" w:type="dxa"/>
-              <w:left w:w="240" w:type="dxa"/>
-              <w:bottom w:w="150" w:type="dxa"/>
-              <w:right w:w="240" w:type="dxa"/>
-            </w:tcMar>
-            <w:vAlign w:val="center"/>
+            <w:tcW w:w="1304" w:type="dxa"/>
           </w:tcPr>
           <w:p>
             <w:pPr>
+              <w:spacing w:line="360" w:lineRule="auto"/>
               <w:rPr>
                 <w:rFonts w:ascii="宋体" w:eastAsia="宋体" w:hAnsi="宋体" w:hint="eastAsia"/>
               </w:rPr>
@@ -21148,53 +21395,82 @@
             <w:proofErr w:type="spellStart"/>
             <w:r>
               <w:rPr>
-                <w:rFonts w:ascii="宋体" w:eastAsia="宋体" w:hAnsi="宋体"/>
-              </w:rPr>
-              <w:t>yw</w:t>
+                <w:rFonts w:ascii="宋体" w:eastAsia="宋体" w:hAnsi="宋体" w:hint="eastAsia"/>
+              </w:rPr>
+              <w:t>nt</w:t>
             </w:r>
             <w:proofErr w:type="spellEnd"/>
           </w:p>
         </w:tc>
         <w:tc>
           <w:tcPr>
-            <w:tcW w:w="0" w:type="auto"/>
-            <w:tcMar>
-              <w:top w:w="150" w:type="dxa"/>
-              <w:left w:w="240" w:type="dxa"/>
-              <w:bottom w:w="150" w:type="dxa"/>
-              <w:right w:w="0" w:type="dxa"/>
-            </w:tcMar>
-            <w:vAlign w:val="center"/>
+            <w:tcW w:w="1304" w:type="dxa"/>
           </w:tcPr>
           <w:p>
             <w:pPr>
+              <w:spacing w:line="360" w:lineRule="auto"/>
               <w:rPr>
                 <w:rFonts w:ascii="宋体" w:eastAsia="宋体" w:hAnsi="宋体" w:hint="eastAsia"/>
               </w:rPr>
             </w:pPr>
             <w:r>
               <w:rPr>
-                <w:rFonts w:ascii="SimSun-ExtB" w:eastAsia="SimSun-ExtB" w:hAnsi="SimSun-ExtB" w:cs="SimSun-ExtB" w:hint="eastAsia"/>
-              </w:rPr>
-              <w:t>𠃓</w:t>
+                <w:rFonts w:ascii="SimSun-ExtG" w:eastAsia="SimSun-ExtG" w:hAnsi="SimSun-ExtG" w:cs="SimSun-ExtG" w:hint="eastAsia"/>
+              </w:rPr>
+              <w:t>𰀂</w:t>
             </w:r>
           </w:p>
         </w:tc>
       </w:tr>
       <w:tr>
+        <w:trPr>
+          <w:trHeight w:val="170"/>
+        </w:trPr>
         <w:tc>
           <w:tcPr>
-            <w:tcW w:w="0" w:type="auto"/>
-            <w:tcMar>
-              <w:top w:w="150" w:type="dxa"/>
-              <w:left w:w="0" w:type="dxa"/>
-              <w:bottom w:w="150" w:type="dxa"/>
-              <w:right w:w="240" w:type="dxa"/>
-            </w:tcMar>
-            <w:vAlign w:val="center"/>
+            <w:tcW w:w="1304" w:type="dxa"/>
           </w:tcPr>
           <w:p>
             <w:pPr>
+              <w:spacing w:line="360" w:lineRule="auto"/>
+              <w:rPr>
+                <w:rFonts w:ascii="宋体" w:eastAsia="宋体" w:hAnsi="宋体" w:hint="eastAsia"/>
+              </w:rPr>
+            </w:pPr>
+            <w:r>
+              <w:rPr>
+                <w:rFonts w:ascii="宋体" w:eastAsia="宋体" w:hAnsi="宋体" w:hint="eastAsia"/>
+              </w:rPr>
+              <w:t>nu</w:t>
+            </w:r>
+          </w:p>
+        </w:tc>
+        <w:tc>
+          <w:tcPr>
+            <w:tcW w:w="1304" w:type="dxa"/>
+          </w:tcPr>
+          <w:p>
+            <w:pPr>
+              <w:spacing w:line="360" w:lineRule="auto"/>
+              <w:rPr>
+                <w:rFonts w:ascii="宋体" w:eastAsia="宋体" w:hAnsi="宋体" w:hint="eastAsia"/>
+              </w:rPr>
+            </w:pPr>
+            <w:r>
+              <w:rPr>
+                <w:rFonts w:ascii="宋体" w:eastAsia="宋体" w:hAnsi="宋体" w:hint="eastAsia"/>
+              </w:rPr>
+              <w:t>在(外)</w:t>
+            </w:r>
+          </w:p>
+        </w:tc>
+        <w:tc>
+          <w:tcPr>
+            <w:tcW w:w="1304" w:type="dxa"/>
+          </w:tcPr>
+          <w:p>
+            <w:pPr>
+              <w:spacing w:line="360" w:lineRule="auto"/>
               <w:rPr>
                 <w:rFonts w:ascii="宋体" w:eastAsia="宋体" w:hAnsi="宋体" w:hint="eastAsia"/>
               </w:rPr>
@@ -21202,27 +21478,347 @@
             <w:proofErr w:type="spellStart"/>
             <w:r>
               <w:rPr>
-                <w:rFonts w:ascii="宋体" w:eastAsia="宋体" w:hAnsi="宋体"/>
-              </w:rPr>
-              <w:lastRenderedPageBreak/>
-              <w:t>nd</w:t>
+                <w:rFonts w:ascii="宋体" w:eastAsia="宋体" w:hAnsi="宋体" w:hint="eastAsia"/>
+              </w:rPr>
+              <w:t>oj</w:t>
             </w:r>
             <w:proofErr w:type="spellEnd"/>
           </w:p>
         </w:tc>
         <w:tc>
           <w:tcPr>
-            <w:tcW w:w="0" w:type="auto"/>
-            <w:tcMar>
-              <w:top w:w="150" w:type="dxa"/>
-              <w:left w:w="240" w:type="dxa"/>
-              <w:bottom w:w="150" w:type="dxa"/>
-              <w:right w:w="240" w:type="dxa"/>
-            </w:tcMar>
-            <w:vAlign w:val="center"/>
+            <w:tcW w:w="1304" w:type="dxa"/>
           </w:tcPr>
           <w:p>
             <w:pPr>
+              <w:spacing w:line="360" w:lineRule="auto"/>
+              <w:rPr>
+                <w:rFonts w:ascii="宋体" w:eastAsia="宋体" w:hAnsi="宋体" w:hint="eastAsia"/>
+              </w:rPr>
+            </w:pPr>
+            <w:r>
+              <w:rPr>
+                <w:rFonts w:ascii="宋体" w:eastAsia="宋体" w:hAnsi="宋体" w:hint="eastAsia"/>
+              </w:rPr>
+              <w:t>卬</w:t>
+            </w:r>
+          </w:p>
+        </w:tc>
+        <w:tc>
+          <w:tcPr>
+            <w:tcW w:w="1304" w:type="dxa"/>
+          </w:tcPr>
+          <w:p>
+            <w:pPr>
+              <w:spacing w:line="360" w:lineRule="auto"/>
+              <w:rPr>
+                <w:rFonts w:ascii="宋体" w:eastAsia="宋体" w:hAnsi="宋体" w:hint="eastAsia"/>
+              </w:rPr>
+            </w:pPr>
+            <w:r>
+              <w:rPr>
+                <w:rFonts w:ascii="宋体" w:eastAsia="宋体" w:hAnsi="宋体" w:hint="eastAsia"/>
+              </w:rPr>
+              <w:t>ok</w:t>
+            </w:r>
+          </w:p>
+        </w:tc>
+        <w:tc>
+          <w:tcPr>
+            <w:tcW w:w="1304" w:type="dxa"/>
+          </w:tcPr>
+          <w:p>
+            <w:pPr>
+              <w:spacing w:line="360" w:lineRule="auto"/>
+              <w:rPr>
+                <w:rFonts w:ascii="宋体" w:eastAsia="宋体" w:hAnsi="宋体" w:hint="eastAsia"/>
+              </w:rPr>
+            </w:pPr>
+            <w:r>
+              <w:rPr>
+                <w:rFonts w:ascii="SimSun-ExtB" w:eastAsia="SimSun-ExtB" w:hAnsi="SimSun-ExtB" w:cs="SimSun-ExtB" w:hint="eastAsia"/>
+              </w:rPr>
+              <w:t>𫠤</w:t>
+            </w:r>
+          </w:p>
+        </w:tc>
+      </w:tr>
+      <w:tr>
+        <w:trPr>
+          <w:trHeight w:val="170"/>
+        </w:trPr>
+        <w:tc>
+          <w:tcPr>
+            <w:tcW w:w="1304" w:type="dxa"/>
+          </w:tcPr>
+          <w:p>
+            <w:pPr>
+              <w:spacing w:line="360" w:lineRule="auto"/>
+              <w:rPr>
+                <w:rFonts w:ascii="宋体" w:eastAsia="宋体" w:hAnsi="宋体" w:hint="eastAsia"/>
+              </w:rPr>
+            </w:pPr>
+            <w:r>
+              <w:rPr>
+                <w:rFonts w:ascii="宋体" w:eastAsia="宋体" w:hAnsi="宋体" w:hint="eastAsia"/>
+              </w:rPr>
+              <w:t>qc</w:t>
+            </w:r>
+          </w:p>
+        </w:tc>
+        <w:tc>
+          <w:tcPr>
+            <w:tcW w:w="1304" w:type="dxa"/>
+          </w:tcPr>
+          <w:p>
+            <w:pPr>
+              <w:spacing w:line="360" w:lineRule="auto"/>
+              <w:rPr>
+                <w:rFonts w:ascii="宋体" w:eastAsia="宋体" w:hAnsi="宋体" w:hint="eastAsia"/>
+              </w:rPr>
+            </w:pPr>
+            <w:r>
+              <w:rPr>
+                <w:rFonts w:ascii="宋体" w:eastAsia="宋体" w:hAnsi="宋体" w:hint="eastAsia"/>
+              </w:rPr>
+              <w:t>乔</w:t>
+            </w:r>
+          </w:p>
+        </w:tc>
+        <w:tc>
+          <w:tcPr>
+            <w:tcW w:w="1304" w:type="dxa"/>
+          </w:tcPr>
+          <w:p>
+            <w:pPr>
+              <w:spacing w:line="360" w:lineRule="auto"/>
+              <w:rPr>
+                <w:rFonts w:ascii="宋体" w:eastAsia="宋体" w:hAnsi="宋体" w:hint="eastAsia"/>
+              </w:rPr>
+            </w:pPr>
+            <w:proofErr w:type="spellStart"/>
+            <w:r>
+              <w:rPr>
+                <w:rFonts w:ascii="宋体" w:eastAsia="宋体" w:hAnsi="宋体" w:hint="eastAsia"/>
+              </w:rPr>
+              <w:t>qw</w:t>
+            </w:r>
+            <w:proofErr w:type="spellEnd"/>
+          </w:p>
+        </w:tc>
+        <w:tc>
+          <w:tcPr>
+            <w:tcW w:w="1304" w:type="dxa"/>
+          </w:tcPr>
+          <w:p>
+            <w:pPr>
+              <w:spacing w:line="360" w:lineRule="auto"/>
+              <w:rPr>
+                <w:rFonts w:ascii="宋体" w:eastAsia="宋体" w:hAnsi="宋体" w:hint="eastAsia"/>
+              </w:rPr>
+            </w:pPr>
+            <w:r>
+              <w:rPr>
+                <w:rFonts w:ascii="宋体" w:eastAsia="宋体" w:hAnsi="宋体" w:hint="eastAsia"/>
+              </w:rPr>
+              <w:t>齐</w:t>
+            </w:r>
+          </w:p>
+        </w:tc>
+        <w:tc>
+          <w:tcPr>
+            <w:tcW w:w="1304" w:type="dxa"/>
+          </w:tcPr>
+          <w:p>
+            <w:pPr>
+              <w:spacing w:line="360" w:lineRule="auto"/>
+              <w:rPr>
+                <w:rFonts w:ascii="宋体" w:eastAsia="宋体" w:hAnsi="宋体" w:hint="eastAsia"/>
+              </w:rPr>
+            </w:pPr>
+            <w:r>
+              <w:rPr>
+                <w:rFonts w:ascii="宋体" w:eastAsia="宋体" w:hAnsi="宋体" w:hint="eastAsia"/>
+              </w:rPr>
+              <w:t>sb</w:t>
+            </w:r>
+          </w:p>
+        </w:tc>
+        <w:tc>
+          <w:tcPr>
+            <w:tcW w:w="1304" w:type="dxa"/>
+          </w:tcPr>
+          <w:p>
+            <w:pPr>
+              <w:spacing w:line="360" w:lineRule="auto"/>
+              <w:rPr>
+                <w:rFonts w:ascii="宋体" w:eastAsia="宋体" w:hAnsi="宋体" w:hint="eastAsia"/>
+              </w:rPr>
+            </w:pPr>
+            <w:r>
+              <w:rPr>
+                <w:rFonts w:ascii="SimSun-ExtG" w:eastAsia="SimSun-ExtG" w:hAnsi="SimSun-ExtG" w:cs="SimSun-ExtG" w:hint="eastAsia"/>
+              </w:rPr>
+              <w:t>𰀉</w:t>
+            </w:r>
+          </w:p>
+        </w:tc>
+      </w:tr>
+      <w:tr>
+        <w:trPr>
+          <w:trHeight w:val="170"/>
+        </w:trPr>
+        <w:tc>
+          <w:tcPr>
+            <w:tcW w:w="1304" w:type="dxa"/>
+          </w:tcPr>
+          <w:p>
+            <w:pPr>
+              <w:spacing w:line="360" w:lineRule="auto"/>
+              <w:rPr>
+                <w:rFonts w:ascii="宋体" w:eastAsia="宋体" w:hAnsi="宋体" w:hint="eastAsia"/>
+              </w:rPr>
+            </w:pPr>
+            <w:proofErr w:type="spellStart"/>
+            <w:r>
+              <w:rPr>
+                <w:rFonts w:ascii="宋体" w:eastAsia="宋体" w:hAnsi="宋体" w:hint="eastAsia"/>
+              </w:rPr>
+              <w:t>sd</w:t>
+            </w:r>
+            <w:proofErr w:type="spellEnd"/>
+          </w:p>
+        </w:tc>
+        <w:tc>
+          <w:tcPr>
+            <w:tcW w:w="1304" w:type="dxa"/>
+          </w:tcPr>
+          <w:p>
+            <w:pPr>
+              <w:spacing w:line="360" w:lineRule="auto"/>
+              <w:rPr>
+                <w:rFonts w:ascii="宋体" w:eastAsia="宋体" w:hAnsi="宋体" w:hint="eastAsia"/>
+              </w:rPr>
+            </w:pPr>
+            <w:r>
+              <w:rPr>
+                <w:rFonts w:ascii="SimSun-ExtB" w:eastAsia="SimSun-ExtB" w:hAnsi="SimSun-ExtB" w:cs="SimSun-ExtB" w:hint="eastAsia"/>
+              </w:rPr>
+              <w:t>𣶒</w:t>
+            </w:r>
+          </w:p>
+        </w:tc>
+        <w:tc>
+          <w:tcPr>
+            <w:tcW w:w="1304" w:type="dxa"/>
+          </w:tcPr>
+          <w:p>
+            <w:pPr>
+              <w:spacing w:line="360" w:lineRule="auto"/>
+              <w:rPr>
+                <w:rFonts w:ascii="宋体" w:eastAsia="宋体" w:hAnsi="宋体" w:hint="eastAsia"/>
+              </w:rPr>
+            </w:pPr>
+            <w:r>
+              <w:rPr>
+                <w:rFonts w:ascii="宋体" w:eastAsia="宋体" w:hAnsi="宋体" w:hint="eastAsia"/>
+              </w:rPr>
+              <w:t>se</w:t>
+            </w:r>
+          </w:p>
+        </w:tc>
+        <w:tc>
+          <w:tcPr>
+            <w:tcW w:w="1304" w:type="dxa"/>
+          </w:tcPr>
+          <w:p>
+            <w:pPr>
+              <w:spacing w:line="360" w:lineRule="auto"/>
+              <w:rPr>
+                <w:rFonts w:ascii="宋体" w:eastAsia="宋体" w:hAnsi="宋体" w:hint="eastAsia"/>
+              </w:rPr>
+            </w:pPr>
+            <w:r>
+              <w:rPr>
+                <w:rFonts w:ascii="SimSun-ExtB" w:eastAsia="SimSun-ExtB" w:hAnsi="SimSun-ExtB" w:cs="SimSun-ExtB" w:hint="eastAsia"/>
+              </w:rPr>
+              <w:t>𢀖</w:t>
+            </w:r>
+          </w:p>
+        </w:tc>
+        <w:tc>
+          <w:tcPr>
+            <w:tcW w:w="1304" w:type="dxa"/>
+          </w:tcPr>
+          <w:p>
+            <w:pPr>
+              <w:spacing w:line="360" w:lineRule="auto"/>
+              <w:rPr>
+                <w:rFonts w:ascii="宋体" w:eastAsia="宋体" w:hAnsi="宋体" w:hint="eastAsia"/>
+              </w:rPr>
+            </w:pPr>
+            <w:proofErr w:type="spellStart"/>
+            <w:r>
+              <w:rPr>
+                <w:rFonts w:ascii="宋体" w:eastAsia="宋体" w:hAnsi="宋体" w:hint="eastAsia"/>
+              </w:rPr>
+              <w:t>ts</w:t>
+            </w:r>
+            <w:proofErr w:type="spellEnd"/>
+          </w:p>
+        </w:tc>
+        <w:tc>
+          <w:tcPr>
+            <w:tcW w:w="1304" w:type="dxa"/>
+          </w:tcPr>
+          <w:p>
+            <w:pPr>
+              <w:spacing w:line="360" w:lineRule="auto"/>
+              <w:rPr>
+                <w:rFonts w:ascii="宋体" w:eastAsia="宋体" w:hAnsi="宋体" w:hint="eastAsia"/>
+              </w:rPr>
+            </w:pPr>
+            <w:r>
+              <w:rPr>
+                <w:rFonts w:ascii="宋体" w:eastAsia="宋体" w:hAnsi="宋体" w:hint="eastAsia"/>
+              </w:rPr>
+              <w:t>ツ</w:t>
+            </w:r>
+          </w:p>
+        </w:tc>
+      </w:tr>
+      <w:tr>
+        <w:trPr>
+          <w:trHeight w:val="170"/>
+        </w:trPr>
+        <w:tc>
+          <w:tcPr>
+            <w:tcW w:w="1304" w:type="dxa"/>
+          </w:tcPr>
+          <w:p>
+            <w:pPr>
+              <w:spacing w:line="360" w:lineRule="auto"/>
+              <w:rPr>
+                <w:rFonts w:ascii="宋体" w:eastAsia="宋体" w:hAnsi="宋体" w:hint="eastAsia"/>
+              </w:rPr>
+            </w:pPr>
+            <w:proofErr w:type="spellStart"/>
+            <w:r>
+              <w:rPr>
+                <w:rFonts w:ascii="宋体" w:eastAsia="宋体" w:hAnsi="宋体" w:hint="eastAsia"/>
+              </w:rPr>
+              <w:t>ud</w:t>
+            </w:r>
+            <w:proofErr w:type="spellEnd"/>
+          </w:p>
+        </w:tc>
+        <w:tc>
+          <w:tcPr>
+            <w:tcW w:w="1304" w:type="dxa"/>
+          </w:tcPr>
+          <w:p>
+            <w:pPr>
+              <w:spacing w:line="360" w:lineRule="auto"/>
               <w:rPr>
                 <w:rFonts w:ascii="宋体" w:eastAsia="宋体" w:hAnsi="宋体" w:hint="eastAsia"/>
               </w:rPr>
@@ -21230,26 +21826,20 @@
             <w:proofErr w:type="gramStart"/>
             <w:r>
               <w:rPr>
-                <w:rFonts w:ascii="宋体" w:eastAsia="宋体" w:hAnsi="宋体"/>
-              </w:rPr>
-              <w:t>犮</w:t>
+                <w:rFonts w:ascii="宋体" w:eastAsia="宋体" w:hAnsi="宋体" w:hint="eastAsia"/>
+              </w:rPr>
+              <w:t>冘</w:t>
             </w:r>
             <w:proofErr w:type="gramEnd"/>
           </w:p>
         </w:tc>
         <w:tc>
           <w:tcPr>
-            <w:tcW w:w="0" w:type="auto"/>
-            <w:tcMar>
-              <w:top w:w="150" w:type="dxa"/>
-              <w:left w:w="240" w:type="dxa"/>
-              <w:bottom w:w="150" w:type="dxa"/>
-              <w:right w:w="240" w:type="dxa"/>
-            </w:tcMar>
-            <w:vAlign w:val="center"/>
+            <w:tcW w:w="1304" w:type="dxa"/>
           </w:tcPr>
           <w:p>
             <w:pPr>
+              <w:spacing w:line="360" w:lineRule="auto"/>
               <w:rPr>
                 <w:rFonts w:ascii="宋体" w:eastAsia="宋体" w:hAnsi="宋体" w:hint="eastAsia"/>
               </w:rPr>
@@ -21257,26 +21847,20 @@
             <w:proofErr w:type="spellStart"/>
             <w:r>
               <w:rPr>
-                <w:rFonts w:ascii="宋体" w:eastAsia="宋体" w:hAnsi="宋体"/>
-              </w:rPr>
-              <w:t>mz</w:t>
+                <w:rFonts w:ascii="宋体" w:eastAsia="宋体" w:hAnsi="宋体" w:hint="eastAsia"/>
+              </w:rPr>
+              <w:t>vc</w:t>
             </w:r>
             <w:proofErr w:type="spellEnd"/>
           </w:p>
         </w:tc>
         <w:tc>
           <w:tcPr>
-            <w:tcW w:w="0" w:type="auto"/>
-            <w:tcMar>
-              <w:top w:w="150" w:type="dxa"/>
-              <w:left w:w="240" w:type="dxa"/>
-              <w:bottom w:w="150" w:type="dxa"/>
-              <w:right w:w="240" w:type="dxa"/>
-            </w:tcMar>
-            <w:vAlign w:val="center"/>
+            <w:tcW w:w="1304" w:type="dxa"/>
           </w:tcPr>
           <w:p>
             <w:pPr>
+              <w:spacing w:line="360" w:lineRule="auto"/>
               <w:rPr>
                 <w:rFonts w:ascii="宋体" w:eastAsia="宋体" w:hAnsi="宋体" w:hint="eastAsia"/>
               </w:rPr>
@@ -21285,87 +21869,17 @@
               <w:rPr>
                 <w:rFonts w:ascii="SimSun-ExtB" w:eastAsia="SimSun-ExtB" w:hAnsi="SimSun-ExtB" w:cs="SimSun-ExtB" w:hint="eastAsia"/>
               </w:rPr>
-              <w:t>𠃜</w:t>
+              <w:t>𠂋</w:t>
             </w:r>
           </w:p>
         </w:tc>
         <w:tc>
           <w:tcPr>
-            <w:tcW w:w="0" w:type="auto"/>
-            <w:tcMar>
-              <w:top w:w="150" w:type="dxa"/>
-              <w:left w:w="240" w:type="dxa"/>
-              <w:bottom w:w="150" w:type="dxa"/>
-              <w:right w:w="240" w:type="dxa"/>
-            </w:tcMar>
-            <w:vAlign w:val="center"/>
+            <w:tcW w:w="1304" w:type="dxa"/>
           </w:tcPr>
           <w:p>
             <w:pPr>
-              <w:rPr>
-                <w:rFonts w:ascii="宋体" w:eastAsia="宋体" w:hAnsi="宋体" w:hint="eastAsia"/>
-              </w:rPr>
-            </w:pPr>
-            <w:r>
-              <w:rPr>
-                <w:rFonts w:ascii="宋体" w:eastAsia="宋体" w:hAnsi="宋体"/>
-              </w:rPr>
-              <w:t>di</w:t>
-            </w:r>
-          </w:p>
-        </w:tc>
-        <w:tc>
-          <w:tcPr>
-            <w:tcW w:w="0" w:type="auto"/>
-            <w:tcMar>
-              <w:top w:w="150" w:type="dxa"/>
-              <w:left w:w="240" w:type="dxa"/>
-              <w:bottom w:w="150" w:type="dxa"/>
-              <w:right w:w="0" w:type="dxa"/>
-            </w:tcMar>
-            <w:vAlign w:val="center"/>
-          </w:tcPr>
-          <w:p>
-            <w:pPr>
-              <w:rPr>
-                <w:rFonts w:ascii="宋体" w:eastAsia="宋体" w:hAnsi="宋体" w:hint="eastAsia"/>
-              </w:rPr>
-            </w:pPr>
-            <w:r>
-              <w:rPr>
-                <w:rFonts w:ascii="SimSun-ExtB" w:eastAsia="SimSun-ExtB" w:hAnsi="SimSun-ExtB" w:cs="SimSun-ExtB" w:hint="eastAsia"/>
-              </w:rPr>
-              <w:t>𠂔</w:t>
-            </w:r>
-            <w:r>
-              <w:rPr>
-                <w:rFonts w:ascii="宋体" w:eastAsia="宋体" w:hAnsi="宋体"/>
-              </w:rPr>
-              <w:t>/</w:t>
-            </w:r>
-            <w:r>
-              <w:rPr>
-                <w:rFonts w:ascii="SimSun-ExtB" w:eastAsia="SimSun-ExtB" w:hAnsi="SimSun-ExtB" w:cs="SimSun-ExtB" w:hint="eastAsia"/>
-              </w:rPr>
-              <w:t>𢎨</w:t>
-            </w:r>
-          </w:p>
-        </w:tc>
-      </w:tr>
-      <w:tr>
-        <w:tc>
-          <w:tcPr>
-            <w:tcW w:w="0" w:type="auto"/>
-            <w:tcMar>
-              <w:top w:w="150" w:type="dxa"/>
-              <w:left w:w="0" w:type="dxa"/>
-              <w:bottom w:w="150" w:type="dxa"/>
-              <w:right w:w="240" w:type="dxa"/>
-            </w:tcMar>
-            <w:vAlign w:val="center"/>
-          </w:tcPr>
-          <w:p>
-            <w:pPr>
+              <w:spacing w:line="360" w:lineRule="auto"/>
               <w:rPr>
                 <w:rFonts w:ascii="宋体" w:eastAsia="宋体" w:hAnsi="宋体" w:hint="eastAsia"/>
               </w:rPr>
@@ -21373,51 +21887,82 @@
             <w:proofErr w:type="spellStart"/>
             <w:r>
               <w:rPr>
-                <w:rFonts w:ascii="宋体" w:eastAsia="宋体" w:hAnsi="宋体"/>
-              </w:rPr>
-              <w:t>mh</w:t>
+                <w:rFonts w:ascii="宋体" w:eastAsia="宋体" w:hAnsi="宋体" w:hint="eastAsia"/>
+              </w:rPr>
+              <w:t>vp</w:t>
             </w:r>
             <w:proofErr w:type="spellEnd"/>
           </w:p>
         </w:tc>
         <w:tc>
           <w:tcPr>
-            <w:tcW w:w="0" w:type="auto"/>
-            <w:tcMar>
-              <w:top w:w="150" w:type="dxa"/>
-              <w:left w:w="240" w:type="dxa"/>
-              <w:bottom w:w="150" w:type="dxa"/>
-              <w:right w:w="240" w:type="dxa"/>
-            </w:tcMar>
-            <w:vAlign w:val="center"/>
+            <w:tcW w:w="1304" w:type="dxa"/>
           </w:tcPr>
           <w:p>
             <w:pPr>
+              <w:spacing w:line="360" w:lineRule="auto"/>
               <w:rPr>
                 <w:rFonts w:ascii="宋体" w:eastAsia="宋体" w:hAnsi="宋体" w:hint="eastAsia"/>
               </w:rPr>
             </w:pPr>
             <w:r>
               <w:rPr>
-                <w:rFonts w:ascii="宋体" w:eastAsia="宋体" w:hAnsi="宋体"/>
-              </w:rPr>
-              <w:t>母</w:t>
+                <w:rFonts w:ascii="SimSun-ExtB" w:eastAsia="SimSun-ExtB" w:hAnsi="SimSun-ExtB" w:cs="SimSun-ExtB" w:hint="eastAsia"/>
+              </w:rPr>
+              <w:t>𠂤</w:t>
+            </w:r>
+          </w:p>
+        </w:tc>
+      </w:tr>
+      <w:tr>
+        <w:trPr>
+          <w:trHeight w:val="170"/>
+        </w:trPr>
+        <w:tc>
+          <w:tcPr>
+            <w:tcW w:w="1304" w:type="dxa"/>
+          </w:tcPr>
+          <w:p>
+            <w:pPr>
+              <w:spacing w:line="360" w:lineRule="auto"/>
+              <w:rPr>
+                <w:rFonts w:ascii="宋体" w:eastAsia="宋体" w:hAnsi="宋体" w:hint="eastAsia"/>
+              </w:rPr>
+            </w:pPr>
+            <w:r>
+              <w:rPr>
+                <w:rFonts w:ascii="宋体" w:eastAsia="宋体" w:hAnsi="宋体" w:hint="eastAsia"/>
+              </w:rPr>
+              <w:t>wd</w:t>
             </w:r>
           </w:p>
         </w:tc>
         <w:tc>
           <w:tcPr>
-            <w:tcW w:w="0" w:type="auto"/>
-            <w:tcMar>
-              <w:top w:w="150" w:type="dxa"/>
-              <w:left w:w="240" w:type="dxa"/>
-              <w:bottom w:w="150" w:type="dxa"/>
-              <w:right w:w="240" w:type="dxa"/>
-            </w:tcMar>
-            <w:vAlign w:val="center"/>
+            <w:tcW w:w="1304" w:type="dxa"/>
           </w:tcPr>
           <w:p>
             <w:pPr>
+              <w:spacing w:line="360" w:lineRule="auto"/>
+              <w:rPr>
+                <w:rFonts w:ascii="宋体" w:eastAsia="宋体" w:hAnsi="宋体" w:hint="eastAsia"/>
+              </w:rPr>
+            </w:pPr>
+            <w:r>
+              <w:rPr>
+                <w:rFonts w:ascii="宋体" w:eastAsia="宋体" w:hAnsi="宋体" w:hint="eastAsia"/>
+              </w:rPr>
+              <w:t>亡</w:t>
+            </w:r>
+          </w:p>
+        </w:tc>
+        <w:tc>
+          <w:tcPr>
+            <w:tcW w:w="1304" w:type="dxa"/>
+          </w:tcPr>
+          <w:p>
+            <w:pPr>
+              <w:spacing w:line="360" w:lineRule="auto"/>
               <w:rPr>
                 <w:rFonts w:ascii="宋体" w:eastAsia="宋体" w:hAnsi="宋体" w:hint="eastAsia"/>
               </w:rPr>
@@ -21425,51 +21970,39 @@
             <w:proofErr w:type="spellStart"/>
             <w:r>
               <w:rPr>
-                <w:rFonts w:ascii="宋体" w:eastAsia="宋体" w:hAnsi="宋体"/>
-              </w:rPr>
-              <w:t>cj</w:t>
+                <w:rFonts w:ascii="宋体" w:eastAsia="宋体" w:hAnsi="宋体" w:hint="eastAsia"/>
+              </w:rPr>
+              <w:t>wm</w:t>
             </w:r>
             <w:proofErr w:type="spellEnd"/>
           </w:p>
         </w:tc>
         <w:tc>
           <w:tcPr>
-            <w:tcW w:w="0" w:type="auto"/>
-            <w:tcMar>
-              <w:top w:w="150" w:type="dxa"/>
-              <w:left w:w="240" w:type="dxa"/>
-              <w:bottom w:w="150" w:type="dxa"/>
-              <w:right w:w="240" w:type="dxa"/>
-            </w:tcMar>
-            <w:vAlign w:val="center"/>
+            <w:tcW w:w="1304" w:type="dxa"/>
           </w:tcPr>
           <w:p>
             <w:pPr>
+              <w:spacing w:line="360" w:lineRule="auto"/>
               <w:rPr>
                 <w:rFonts w:ascii="宋体" w:eastAsia="宋体" w:hAnsi="宋体" w:hint="eastAsia"/>
               </w:rPr>
             </w:pPr>
             <w:r>
               <w:rPr>
-                <w:rFonts w:ascii="宋体" w:eastAsia="宋体" w:hAnsi="宋体"/>
-              </w:rPr>
-              <w:t>册</w:t>
+                <w:rFonts w:ascii="宋体" w:eastAsia="宋体" w:hAnsi="宋体" w:hint="eastAsia"/>
+              </w:rPr>
+              <w:t>毋</w:t>
             </w:r>
           </w:p>
         </w:tc>
         <w:tc>
           <w:tcPr>
-            <w:tcW w:w="0" w:type="auto"/>
-            <w:tcMar>
-              <w:top w:w="150" w:type="dxa"/>
-              <w:left w:w="240" w:type="dxa"/>
-              <w:bottom w:w="150" w:type="dxa"/>
-              <w:right w:w="240" w:type="dxa"/>
-            </w:tcMar>
-            <w:vAlign w:val="center"/>
+            <w:tcW w:w="1304" w:type="dxa"/>
           </w:tcPr>
           <w:p>
             <w:pPr>
+              <w:spacing w:line="360" w:lineRule="auto"/>
               <w:rPr>
                 <w:rFonts w:ascii="宋体" w:eastAsia="宋体" w:hAnsi="宋体" w:hint="eastAsia"/>
               </w:rPr>
@@ -21477,53 +22010,122 @@
             <w:proofErr w:type="spellStart"/>
             <w:r>
               <w:rPr>
-                <w:rFonts w:ascii="宋体" w:eastAsia="宋体" w:hAnsi="宋体"/>
-              </w:rPr>
-              <w:t>ib</w:t>
+                <w:rFonts w:ascii="宋体" w:eastAsia="宋体" w:hAnsi="宋体" w:hint="eastAsia"/>
+              </w:rPr>
+              <w:t>wu</w:t>
             </w:r>
             <w:proofErr w:type="spellEnd"/>
           </w:p>
         </w:tc>
         <w:tc>
           <w:tcPr>
-            <w:tcW w:w="0" w:type="auto"/>
-            <w:tcMar>
-              <w:top w:w="150" w:type="dxa"/>
-              <w:left w:w="240" w:type="dxa"/>
-              <w:bottom w:w="150" w:type="dxa"/>
-              <w:right w:w="0" w:type="dxa"/>
-            </w:tcMar>
-            <w:vAlign w:val="center"/>
+            <w:tcW w:w="1304" w:type="dxa"/>
           </w:tcPr>
           <w:p>
             <w:pPr>
+              <w:spacing w:line="360" w:lineRule="auto"/>
               <w:rPr>
                 <w:rFonts w:ascii="宋体" w:eastAsia="宋体" w:hAnsi="宋体" w:hint="eastAsia"/>
               </w:rPr>
             </w:pPr>
             <w:r>
               <w:rPr>
-                <w:rFonts w:ascii="宋体" w:eastAsia="宋体" w:hAnsi="宋体"/>
-              </w:rPr>
-              <w:t>鼠(下)</w:t>
+                <w:rFonts w:ascii="宋体" w:eastAsia="宋体" w:hAnsi="宋体" w:hint="eastAsia"/>
+              </w:rPr>
+              <w:t>戊</w:t>
             </w:r>
           </w:p>
         </w:tc>
       </w:tr>
       <w:tr>
+        <w:trPr>
+          <w:trHeight w:val="170"/>
+        </w:trPr>
         <w:tc>
           <w:tcPr>
-            <w:tcW w:w="0" w:type="auto"/>
-            <w:tcMar>
-              <w:top w:w="150" w:type="dxa"/>
-              <w:left w:w="0" w:type="dxa"/>
-              <w:bottom w:w="150" w:type="dxa"/>
-              <w:right w:w="240" w:type="dxa"/>
-            </w:tcMar>
-            <w:vAlign w:val="center"/>
+            <w:tcW w:w="1304" w:type="dxa"/>
           </w:tcPr>
           <w:p>
             <w:pPr>
+              <w:spacing w:line="360" w:lineRule="auto"/>
+              <w:rPr>
+                <w:rFonts w:ascii="宋体" w:eastAsia="宋体" w:hAnsi="宋体" w:hint="eastAsia"/>
+              </w:rPr>
+            </w:pPr>
+            <w:r>
+              <w:rPr>
+                <w:rFonts w:ascii="宋体" w:eastAsia="宋体" w:hAnsi="宋体" w:hint="eastAsia"/>
+              </w:rPr>
+              <w:t>xl</w:t>
+            </w:r>
+          </w:p>
+        </w:tc>
+        <w:tc>
+          <w:tcPr>
+            <w:tcW w:w="1304" w:type="dxa"/>
+          </w:tcPr>
+          <w:p>
+            <w:pPr>
+              <w:spacing w:line="360" w:lineRule="auto"/>
+              <w:rPr>
+                <w:rFonts w:ascii="宋体" w:eastAsia="宋体" w:hAnsi="宋体" w:hint="eastAsia"/>
+              </w:rPr>
+            </w:pPr>
+            <w:proofErr w:type="gramStart"/>
+            <w:r>
+              <w:rPr>
+                <w:rFonts w:ascii="宋体" w:eastAsia="宋体" w:hAnsi="宋体" w:hint="eastAsia"/>
+              </w:rPr>
+              <w:t>囟</w:t>
+            </w:r>
+            <w:proofErr w:type="gramEnd"/>
+          </w:p>
+        </w:tc>
+        <w:tc>
+          <w:tcPr>
+            <w:tcW w:w="1304" w:type="dxa"/>
+          </w:tcPr>
+          <w:p>
+            <w:pPr>
+              <w:spacing w:line="360" w:lineRule="auto"/>
+              <w:rPr>
+                <w:rFonts w:ascii="宋体" w:eastAsia="宋体" w:hAnsi="宋体" w:hint="eastAsia"/>
+              </w:rPr>
+            </w:pPr>
+            <w:r>
+              <w:rPr>
+                <w:rFonts w:ascii="宋体" w:eastAsia="宋体" w:hAnsi="宋体" w:hint="eastAsia"/>
+              </w:rPr>
+              <w:t>xu</w:t>
+            </w:r>
+          </w:p>
+        </w:tc>
+        <w:tc>
+          <w:tcPr>
+            <w:tcW w:w="1304" w:type="dxa"/>
+          </w:tcPr>
+          <w:p>
+            <w:pPr>
+              <w:spacing w:line="360" w:lineRule="auto"/>
+              <w:rPr>
+                <w:rFonts w:ascii="宋体" w:eastAsia="宋体" w:hAnsi="宋体" w:hint="eastAsia"/>
+              </w:rPr>
+            </w:pPr>
+            <w:r>
+              <w:rPr>
+                <w:rFonts w:ascii="宋体" w:eastAsia="宋体" w:hAnsi="宋体" w:hint="eastAsia"/>
+              </w:rPr>
+              <w:t>卂</w:t>
+            </w:r>
+          </w:p>
+        </w:tc>
+        <w:tc>
+          <w:tcPr>
+            <w:tcW w:w="1304" w:type="dxa"/>
+          </w:tcPr>
+          <w:p>
+            <w:pPr>
+              <w:spacing w:line="360" w:lineRule="auto"/>
               <w:rPr>
                 <w:rFonts w:ascii="宋体" w:eastAsia="宋体" w:hAnsi="宋体" w:hint="eastAsia"/>
               </w:rPr>
@@ -21531,26 +22133,20 @@
             <w:proofErr w:type="spellStart"/>
             <w:r>
               <w:rPr>
-                <w:rFonts w:ascii="宋体" w:eastAsia="宋体" w:hAnsi="宋体"/>
-              </w:rPr>
-              <w:t>ll</w:t>
+                <w:rFonts w:ascii="宋体" w:eastAsia="宋体" w:hAnsi="宋体" w:hint="eastAsia"/>
+              </w:rPr>
+              <w:t>yw</w:t>
             </w:r>
             <w:proofErr w:type="spellEnd"/>
           </w:p>
         </w:tc>
         <w:tc>
           <w:tcPr>
-            <w:tcW w:w="0" w:type="auto"/>
-            <w:tcMar>
-              <w:top w:w="150" w:type="dxa"/>
-              <w:left w:w="240" w:type="dxa"/>
-              <w:bottom w:w="150" w:type="dxa"/>
-              <w:right w:w="240" w:type="dxa"/>
-            </w:tcMar>
-            <w:vAlign w:val="center"/>
+            <w:tcW w:w="1304" w:type="dxa"/>
           </w:tcPr>
           <w:p>
             <w:pPr>
+              <w:spacing w:line="360" w:lineRule="auto"/>
               <w:rPr>
                 <w:rFonts w:ascii="宋体" w:eastAsia="宋体" w:hAnsi="宋体" w:hint="eastAsia"/>
               </w:rPr>
@@ -21559,1186 +22155,8 @@
               <w:rPr>
                 <w:rFonts w:ascii="SimSun-ExtB" w:eastAsia="SimSun-ExtB" w:hAnsi="SimSun-ExtB" w:cs="SimSun-ExtB" w:hint="eastAsia"/>
               </w:rPr>
-              <w:t>𠂢</w:t>
-            </w:r>
-            <w:r>
-              <w:rPr>
-                <w:rFonts w:ascii="宋体" w:eastAsia="宋体" w:hAnsi="宋体"/>
-              </w:rPr>
-              <w:t>(内)</w:t>
-            </w:r>
-          </w:p>
-        </w:tc>
-        <w:tc>
-          <w:tcPr>
-            <w:tcW w:w="0" w:type="auto"/>
-            <w:tcMar>
-              <w:top w:w="150" w:type="dxa"/>
-              <w:left w:w="240" w:type="dxa"/>
-              <w:bottom w:w="150" w:type="dxa"/>
-              <w:right w:w="240" w:type="dxa"/>
-            </w:tcMar>
-            <w:vAlign w:val="center"/>
-          </w:tcPr>
-          <w:p>
-            <w:pPr>
-              <w:rPr>
-                <w:rFonts w:ascii="宋体" w:eastAsia="宋体" w:hAnsi="宋体" w:hint="eastAsia"/>
-              </w:rPr>
-            </w:pPr>
-            <w:r>
-              <w:rPr>
-                <w:rFonts w:ascii="宋体" w:eastAsia="宋体" w:hAnsi="宋体"/>
-              </w:rPr>
-              <w:t>nu</w:t>
-            </w:r>
-          </w:p>
-        </w:tc>
-        <w:tc>
-          <w:tcPr>
-            <w:tcW w:w="0" w:type="auto"/>
-            <w:tcMar>
-              <w:top w:w="150" w:type="dxa"/>
-              <w:left w:w="240" w:type="dxa"/>
-              <w:bottom w:w="150" w:type="dxa"/>
-              <w:right w:w="240" w:type="dxa"/>
-            </w:tcMar>
-            <w:vAlign w:val="center"/>
-          </w:tcPr>
-          <w:p>
-            <w:pPr>
-              <w:rPr>
-                <w:rFonts w:ascii="宋体" w:eastAsia="宋体" w:hAnsi="宋体" w:hint="eastAsia"/>
-              </w:rPr>
-            </w:pPr>
-            <w:r>
-              <w:rPr>
-                <w:rFonts w:ascii="宋体" w:eastAsia="宋体" w:hAnsi="宋体"/>
-              </w:rPr>
-              <w:t>在(外)</w:t>
-            </w:r>
-          </w:p>
-        </w:tc>
-        <w:tc>
-          <w:tcPr>
-            <w:tcW w:w="0" w:type="auto"/>
-            <w:tcMar>
-              <w:top w:w="150" w:type="dxa"/>
-              <w:left w:w="240" w:type="dxa"/>
-              <w:bottom w:w="150" w:type="dxa"/>
-              <w:right w:w="240" w:type="dxa"/>
-            </w:tcMar>
-            <w:vAlign w:val="center"/>
-          </w:tcPr>
-          <w:p>
-            <w:pPr>
-              <w:rPr>
-                <w:rFonts w:ascii="宋体" w:eastAsia="宋体" w:hAnsi="宋体" w:hint="eastAsia"/>
-              </w:rPr>
-            </w:pPr>
-            <w:r>
-              <w:rPr>
-                <w:rFonts w:ascii="宋体" w:eastAsia="宋体" w:hAnsi="宋体"/>
-              </w:rPr>
-              <w:t>d;</w:t>
-            </w:r>
-          </w:p>
-        </w:tc>
-        <w:tc>
-          <w:tcPr>
-            <w:tcW w:w="0" w:type="auto"/>
-            <w:tcMar>
-              <w:top w:w="150" w:type="dxa"/>
-              <w:left w:w="240" w:type="dxa"/>
-              <w:bottom w:w="150" w:type="dxa"/>
-              <w:right w:w="0" w:type="dxa"/>
-            </w:tcMar>
-            <w:vAlign w:val="center"/>
-          </w:tcPr>
-          <w:p>
-            <w:pPr>
-              <w:rPr>
-                <w:rFonts w:ascii="宋体" w:eastAsia="宋体" w:hAnsi="宋体" w:hint="eastAsia"/>
-              </w:rPr>
-            </w:pPr>
-            <w:r>
-              <w:rPr>
-                <w:rFonts w:ascii="宋体" w:eastAsia="宋体" w:hAnsi="宋体"/>
-              </w:rPr>
-              <w:t>鼎</w:t>
-            </w:r>
-          </w:p>
-        </w:tc>
-      </w:tr>
-      <w:tr>
-        <w:tc>
-          <w:tcPr>
-            <w:tcW w:w="0" w:type="auto"/>
-            <w:tcMar>
-              <w:top w:w="150" w:type="dxa"/>
-              <w:left w:w="0" w:type="dxa"/>
-              <w:bottom w:w="150" w:type="dxa"/>
-              <w:right w:w="240" w:type="dxa"/>
-            </w:tcMar>
-            <w:vAlign w:val="center"/>
-          </w:tcPr>
-          <w:p>
-            <w:pPr>
-              <w:rPr>
-                <w:rFonts w:ascii="宋体" w:eastAsia="宋体" w:hAnsi="宋体" w:hint="eastAsia"/>
-              </w:rPr>
-            </w:pPr>
-            <w:proofErr w:type="spellStart"/>
-            <w:r>
-              <w:rPr>
-                <w:rFonts w:ascii="宋体" w:eastAsia="宋体" w:hAnsi="宋体"/>
-              </w:rPr>
-              <w:t>jk</w:t>
-            </w:r>
-            <w:proofErr w:type="spellEnd"/>
-          </w:p>
-        </w:tc>
-        <w:tc>
-          <w:tcPr>
-            <w:tcW w:w="0" w:type="auto"/>
-            <w:tcMar>
-              <w:top w:w="150" w:type="dxa"/>
-              <w:left w:w="240" w:type="dxa"/>
-              <w:bottom w:w="150" w:type="dxa"/>
-              <w:right w:w="240" w:type="dxa"/>
-            </w:tcMar>
-            <w:vAlign w:val="center"/>
-          </w:tcPr>
-          <w:p>
-            <w:pPr>
-              <w:rPr>
-                <w:rFonts w:ascii="宋体" w:eastAsia="宋体" w:hAnsi="宋体" w:hint="eastAsia"/>
-              </w:rPr>
-            </w:pPr>
-            <w:proofErr w:type="gramStart"/>
-            <w:r>
-              <w:rPr>
-                <w:rFonts w:ascii="宋体" w:eastAsia="宋体" w:hAnsi="宋体"/>
-              </w:rPr>
-              <w:t>叚</w:t>
-            </w:r>
-            <w:proofErr w:type="gramEnd"/>
-          </w:p>
-        </w:tc>
-        <w:tc>
-          <w:tcPr>
-            <w:tcW w:w="0" w:type="auto"/>
-            <w:tcMar>
-              <w:top w:w="150" w:type="dxa"/>
-              <w:left w:w="240" w:type="dxa"/>
-              <w:bottom w:w="150" w:type="dxa"/>
-              <w:right w:w="240" w:type="dxa"/>
-            </w:tcMar>
-            <w:vAlign w:val="center"/>
-          </w:tcPr>
-          <w:p>
-            <w:pPr>
-              <w:rPr>
-                <w:rFonts w:ascii="宋体" w:eastAsia="宋体" w:hAnsi="宋体" w:hint="eastAsia"/>
-              </w:rPr>
-            </w:pPr>
-            <w:proofErr w:type="spellStart"/>
-            <w:r>
-              <w:rPr>
-                <w:rFonts w:ascii="宋体" w:eastAsia="宋体" w:hAnsi="宋体"/>
-              </w:rPr>
-              <w:t>bj</w:t>
-            </w:r>
-            <w:proofErr w:type="spellEnd"/>
-          </w:p>
-        </w:tc>
-        <w:tc>
-          <w:tcPr>
-            <w:tcW w:w="0" w:type="auto"/>
-            <w:tcMar>
-              <w:top w:w="150" w:type="dxa"/>
-              <w:left w:w="240" w:type="dxa"/>
-              <w:bottom w:w="150" w:type="dxa"/>
-              <w:right w:w="240" w:type="dxa"/>
-            </w:tcMar>
-            <w:vAlign w:val="center"/>
-          </w:tcPr>
-          <w:p>
-            <w:pPr>
-              <w:rPr>
-                <w:rFonts w:ascii="宋体" w:eastAsia="宋体" w:hAnsi="宋体" w:hint="eastAsia"/>
-              </w:rPr>
-            </w:pPr>
-            <w:r>
-              <w:rPr>
-                <w:rFonts w:ascii="SimSun-ExtB" w:eastAsia="SimSun-ExtB" w:hAnsi="SimSun-ExtB" w:cs="SimSun-ExtB" w:hint="eastAsia"/>
-              </w:rPr>
-              <w:t>𠬝</w:t>
-            </w:r>
-          </w:p>
-        </w:tc>
-        <w:tc>
-          <w:tcPr>
-            <w:tcW w:w="0" w:type="auto"/>
-            <w:tcMar>
-              <w:top w:w="150" w:type="dxa"/>
-              <w:left w:w="240" w:type="dxa"/>
-              <w:bottom w:w="150" w:type="dxa"/>
-              <w:right w:w="240" w:type="dxa"/>
-            </w:tcMar>
-            <w:vAlign w:val="center"/>
-          </w:tcPr>
-          <w:p>
-            <w:pPr>
-              <w:rPr>
-                <w:rFonts w:ascii="宋体" w:eastAsia="宋体" w:hAnsi="宋体" w:hint="eastAsia"/>
-              </w:rPr>
-            </w:pPr>
-            <w:proofErr w:type="spellStart"/>
-            <w:r>
-              <w:rPr>
-                <w:rFonts w:ascii="宋体" w:eastAsia="宋体" w:hAnsi="宋体"/>
-              </w:rPr>
-              <w:t>ts</w:t>
-            </w:r>
-            <w:proofErr w:type="spellEnd"/>
-          </w:p>
-        </w:tc>
-        <w:tc>
-          <w:tcPr>
-            <w:tcW w:w="0" w:type="auto"/>
-            <w:tcMar>
-              <w:top w:w="150" w:type="dxa"/>
-              <w:left w:w="240" w:type="dxa"/>
-              <w:bottom w:w="150" w:type="dxa"/>
-              <w:right w:w="0" w:type="dxa"/>
-            </w:tcMar>
-            <w:vAlign w:val="center"/>
-          </w:tcPr>
-          <w:p>
-            <w:pPr>
-              <w:rPr>
-                <w:rFonts w:ascii="宋体" w:eastAsia="宋体" w:hAnsi="宋体" w:hint="eastAsia"/>
-              </w:rPr>
-            </w:pPr>
-            <w:r>
-              <w:rPr>
-                <w:rFonts w:ascii="宋体" w:eastAsia="宋体" w:hAnsi="宋体"/>
-              </w:rPr>
-              <w:t>ツ</w:t>
-            </w:r>
-          </w:p>
-        </w:tc>
-      </w:tr>
-      <w:tr>
-        <w:tc>
-          <w:tcPr>
-            <w:tcW w:w="0" w:type="auto"/>
-            <w:tcMar>
-              <w:top w:w="150" w:type="dxa"/>
-              <w:left w:w="0" w:type="dxa"/>
-              <w:bottom w:w="150" w:type="dxa"/>
-              <w:right w:w="240" w:type="dxa"/>
-            </w:tcMar>
-            <w:vAlign w:val="center"/>
-          </w:tcPr>
-          <w:p>
-            <w:pPr>
-              <w:rPr>
-                <w:rFonts w:ascii="宋体" w:eastAsia="宋体" w:hAnsi="宋体" w:hint="eastAsia"/>
-              </w:rPr>
-            </w:pPr>
-            <w:proofErr w:type="spellStart"/>
-            <w:r>
-              <w:rPr>
-                <w:rFonts w:ascii="宋体" w:eastAsia="宋体" w:hAnsi="宋体"/>
-              </w:rPr>
-              <w:t>kv</w:t>
-            </w:r>
-            <w:proofErr w:type="spellEnd"/>
-          </w:p>
-        </w:tc>
-        <w:tc>
-          <w:tcPr>
-            <w:tcW w:w="0" w:type="auto"/>
-            <w:tcMar>
-              <w:top w:w="150" w:type="dxa"/>
-              <w:left w:w="240" w:type="dxa"/>
-              <w:bottom w:w="150" w:type="dxa"/>
-              <w:right w:w="240" w:type="dxa"/>
-            </w:tcMar>
-            <w:vAlign w:val="center"/>
-          </w:tcPr>
-          <w:p>
-            <w:pPr>
-              <w:rPr>
-                <w:rFonts w:ascii="宋体" w:eastAsia="宋体" w:hAnsi="宋体" w:hint="eastAsia"/>
-              </w:rPr>
-            </w:pPr>
-            <w:r>
-              <w:rPr>
-                <w:rFonts w:ascii="宋体" w:eastAsia="宋体" w:hAnsi="宋体"/>
-              </w:rPr>
-              <w:t>亏</w:t>
-            </w:r>
-          </w:p>
-        </w:tc>
-        <w:tc>
-          <w:tcPr>
-            <w:tcW w:w="0" w:type="auto"/>
-            <w:tcMar>
-              <w:top w:w="150" w:type="dxa"/>
-              <w:left w:w="240" w:type="dxa"/>
-              <w:bottom w:w="150" w:type="dxa"/>
-              <w:right w:w="240" w:type="dxa"/>
-            </w:tcMar>
-            <w:vAlign w:val="center"/>
-          </w:tcPr>
-          <w:p>
-            <w:pPr>
-              <w:rPr>
-                <w:rFonts w:ascii="宋体" w:eastAsia="宋体" w:hAnsi="宋体" w:hint="eastAsia"/>
-              </w:rPr>
-            </w:pPr>
-            <w:proofErr w:type="spellStart"/>
-            <w:r>
-              <w:rPr>
-                <w:rFonts w:ascii="宋体" w:eastAsia="宋体" w:hAnsi="宋体"/>
-              </w:rPr>
-              <w:t>jj</w:t>
-            </w:r>
-            <w:proofErr w:type="spellEnd"/>
-          </w:p>
-        </w:tc>
-        <w:tc>
-          <w:tcPr>
-            <w:tcW w:w="0" w:type="auto"/>
-            <w:tcMar>
-              <w:top w:w="150" w:type="dxa"/>
-              <w:left w:w="240" w:type="dxa"/>
-              <w:bottom w:w="150" w:type="dxa"/>
-              <w:right w:w="240" w:type="dxa"/>
-            </w:tcMar>
-            <w:vAlign w:val="center"/>
-          </w:tcPr>
-          <w:p>
-            <w:pPr>
-              <w:rPr>
-                <w:rFonts w:ascii="宋体" w:eastAsia="宋体" w:hAnsi="宋体" w:hint="eastAsia"/>
-              </w:rPr>
-            </w:pPr>
-            <w:r>
-              <w:rPr>
-                <w:rFonts w:ascii="宋体" w:eastAsia="宋体" w:hAnsi="宋体"/>
-              </w:rPr>
-              <w:t>巿</w:t>
-            </w:r>
-          </w:p>
-        </w:tc>
-        <w:tc>
-          <w:tcPr>
-            <w:tcW w:w="0" w:type="auto"/>
-            <w:tcMar>
-              <w:top w:w="150" w:type="dxa"/>
-              <w:left w:w="240" w:type="dxa"/>
-              <w:bottom w:w="150" w:type="dxa"/>
-              <w:right w:w="240" w:type="dxa"/>
-            </w:tcMar>
-            <w:vAlign w:val="center"/>
-          </w:tcPr>
-          <w:p>
-            <w:pPr>
-              <w:rPr>
-                <w:rFonts w:ascii="宋体" w:eastAsia="宋体" w:hAnsi="宋体" w:hint="eastAsia"/>
-              </w:rPr>
-            </w:pPr>
-            <w:r>
-              <w:rPr>
-                <w:rFonts w:ascii="宋体" w:eastAsia="宋体" w:hAnsi="宋体"/>
-              </w:rPr>
-              <w:t>bp</w:t>
-            </w:r>
-          </w:p>
-        </w:tc>
-        <w:tc>
-          <w:tcPr>
-            <w:tcW w:w="0" w:type="auto"/>
-            <w:tcMar>
-              <w:top w:w="150" w:type="dxa"/>
-              <w:left w:w="240" w:type="dxa"/>
-              <w:bottom w:w="150" w:type="dxa"/>
-              <w:right w:w="0" w:type="dxa"/>
-            </w:tcMar>
-            <w:vAlign w:val="center"/>
-          </w:tcPr>
-          <w:p>
-            <w:pPr>
-              <w:rPr>
-                <w:rFonts w:ascii="宋体" w:eastAsia="宋体" w:hAnsi="宋体" w:hint="eastAsia"/>
-              </w:rPr>
-            </w:pPr>
-            <w:r>
-              <w:rPr>
-                <w:rFonts w:ascii="宋体" w:eastAsia="宋体" w:hAnsi="宋体"/>
-              </w:rPr>
-              <w:t>卑</w:t>
-            </w:r>
-          </w:p>
-        </w:tc>
-      </w:tr>
-      <w:tr>
-        <w:tc>
-          <w:tcPr>
-            <w:tcW w:w="0" w:type="auto"/>
-            <w:tcMar>
-              <w:top w:w="150" w:type="dxa"/>
-              <w:left w:w="0" w:type="dxa"/>
-              <w:bottom w:w="150" w:type="dxa"/>
-              <w:right w:w="240" w:type="dxa"/>
-            </w:tcMar>
-            <w:vAlign w:val="center"/>
-          </w:tcPr>
-          <w:p>
-            <w:pPr>
-              <w:rPr>
-                <w:rFonts w:ascii="宋体" w:eastAsia="宋体" w:hAnsi="宋体" w:hint="eastAsia"/>
-              </w:rPr>
-            </w:pPr>
-            <w:proofErr w:type="spellStart"/>
-            <w:r>
-              <w:rPr>
-                <w:rFonts w:ascii="宋体" w:eastAsia="宋体" w:hAnsi="宋体"/>
-              </w:rPr>
-              <w:t>wm</w:t>
-            </w:r>
-            <w:proofErr w:type="spellEnd"/>
-          </w:p>
-        </w:tc>
-        <w:tc>
-          <w:tcPr>
-            <w:tcW w:w="0" w:type="auto"/>
-            <w:tcMar>
-              <w:top w:w="150" w:type="dxa"/>
-              <w:left w:w="240" w:type="dxa"/>
-              <w:bottom w:w="150" w:type="dxa"/>
-              <w:right w:w="240" w:type="dxa"/>
-            </w:tcMar>
-            <w:vAlign w:val="center"/>
-          </w:tcPr>
-          <w:p>
-            <w:pPr>
-              <w:rPr>
-                <w:rFonts w:ascii="宋体" w:eastAsia="宋体" w:hAnsi="宋体" w:hint="eastAsia"/>
-              </w:rPr>
-            </w:pPr>
-            <w:r>
-              <w:rPr>
-                <w:rFonts w:ascii="宋体" w:eastAsia="宋体" w:hAnsi="宋体"/>
-              </w:rPr>
-              <w:t>毋</w:t>
-            </w:r>
-          </w:p>
-        </w:tc>
-        <w:tc>
-          <w:tcPr>
-            <w:tcW w:w="0" w:type="auto"/>
-            <w:tcMar>
-              <w:top w:w="150" w:type="dxa"/>
-              <w:left w:w="240" w:type="dxa"/>
-              <w:bottom w:w="150" w:type="dxa"/>
-              <w:right w:w="240" w:type="dxa"/>
-            </w:tcMar>
-            <w:vAlign w:val="center"/>
-          </w:tcPr>
-          <w:p>
-            <w:pPr>
-              <w:rPr>
-                <w:rFonts w:ascii="宋体" w:eastAsia="宋体" w:hAnsi="宋体" w:hint="eastAsia"/>
-              </w:rPr>
-            </w:pPr>
-            <w:r>
-              <w:rPr>
-                <w:rFonts w:ascii="宋体" w:eastAsia="宋体" w:hAnsi="宋体"/>
-              </w:rPr>
-              <w:t>xl</w:t>
-            </w:r>
-          </w:p>
-        </w:tc>
-        <w:tc>
-          <w:tcPr>
-            <w:tcW w:w="0" w:type="auto"/>
-            <w:tcMar>
-              <w:top w:w="150" w:type="dxa"/>
-              <w:left w:w="240" w:type="dxa"/>
-              <w:bottom w:w="150" w:type="dxa"/>
-              <w:right w:w="240" w:type="dxa"/>
-            </w:tcMar>
-            <w:vAlign w:val="center"/>
-          </w:tcPr>
-          <w:p>
-            <w:pPr>
-              <w:rPr>
-                <w:rFonts w:ascii="宋体" w:eastAsia="宋体" w:hAnsi="宋体" w:hint="eastAsia"/>
-              </w:rPr>
-            </w:pPr>
-            <w:proofErr w:type="gramStart"/>
-            <w:r>
-              <w:rPr>
-                <w:rFonts w:ascii="宋体" w:eastAsia="宋体" w:hAnsi="宋体"/>
-              </w:rPr>
-              <w:t>囟</w:t>
-            </w:r>
-            <w:proofErr w:type="gramEnd"/>
-          </w:p>
-        </w:tc>
-        <w:tc>
-          <w:tcPr>
-            <w:tcW w:w="0" w:type="auto"/>
-            <w:tcMar>
-              <w:top w:w="150" w:type="dxa"/>
-              <w:left w:w="240" w:type="dxa"/>
-              <w:bottom w:w="150" w:type="dxa"/>
-              <w:right w:w="240" w:type="dxa"/>
-            </w:tcMar>
-            <w:vAlign w:val="center"/>
-          </w:tcPr>
-          <w:p>
-            <w:pPr>
-              <w:rPr>
-                <w:rFonts w:ascii="宋体" w:eastAsia="宋体" w:hAnsi="宋体" w:hint="eastAsia"/>
-              </w:rPr>
-            </w:pPr>
-            <w:proofErr w:type="spellStart"/>
-            <w:r>
-              <w:rPr>
-                <w:rFonts w:ascii="宋体" w:eastAsia="宋体" w:hAnsi="宋体"/>
-              </w:rPr>
-              <w:t>bt</w:t>
-            </w:r>
-            <w:proofErr w:type="spellEnd"/>
-          </w:p>
-        </w:tc>
-        <w:tc>
-          <w:tcPr>
-            <w:tcW w:w="0" w:type="auto"/>
-            <w:tcMar>
-              <w:top w:w="150" w:type="dxa"/>
-              <w:left w:w="240" w:type="dxa"/>
-              <w:bottom w:w="150" w:type="dxa"/>
-              <w:right w:w="0" w:type="dxa"/>
-            </w:tcMar>
-            <w:vAlign w:val="center"/>
-          </w:tcPr>
-          <w:p>
-            <w:pPr>
-              <w:rPr>
-                <w:rFonts w:ascii="宋体" w:eastAsia="宋体" w:hAnsi="宋体" w:hint="eastAsia"/>
-              </w:rPr>
-            </w:pPr>
-            <w:r>
-              <w:rPr>
-                <w:rFonts w:ascii="宋体" w:eastAsia="宋体" w:hAnsi="宋体"/>
-              </w:rPr>
-              <w:t>鼻</w:t>
-            </w:r>
-          </w:p>
-        </w:tc>
-      </w:tr>
-      <w:tr>
-        <w:tc>
-          <w:tcPr>
-            <w:tcW w:w="0" w:type="auto"/>
-            <w:tcMar>
-              <w:top w:w="150" w:type="dxa"/>
-              <w:left w:w="0" w:type="dxa"/>
-              <w:bottom w:w="150" w:type="dxa"/>
-              <w:right w:w="240" w:type="dxa"/>
-            </w:tcMar>
-            <w:vAlign w:val="center"/>
-          </w:tcPr>
-          <w:p>
-            <w:pPr>
-              <w:rPr>
-                <w:rFonts w:ascii="宋体" w:eastAsia="宋体" w:hAnsi="宋体" w:hint="eastAsia"/>
-              </w:rPr>
-            </w:pPr>
-            <w:r>
-              <w:rPr>
-                <w:rFonts w:ascii="宋体" w:eastAsia="宋体" w:hAnsi="宋体"/>
-              </w:rPr>
-              <w:t>qc</w:t>
-            </w:r>
-          </w:p>
-        </w:tc>
-        <w:tc>
-          <w:tcPr>
-            <w:tcW w:w="0" w:type="auto"/>
-            <w:tcMar>
-              <w:top w:w="150" w:type="dxa"/>
-              <w:left w:w="240" w:type="dxa"/>
-              <w:bottom w:w="150" w:type="dxa"/>
-              <w:right w:w="240" w:type="dxa"/>
-            </w:tcMar>
-            <w:vAlign w:val="center"/>
-          </w:tcPr>
-          <w:p>
-            <w:pPr>
-              <w:rPr>
-                <w:rFonts w:ascii="宋体" w:eastAsia="宋体" w:hAnsi="宋体" w:hint="eastAsia"/>
-              </w:rPr>
-            </w:pPr>
-            <w:r>
-              <w:rPr>
-                <w:rFonts w:ascii="宋体" w:eastAsia="宋体" w:hAnsi="宋体"/>
-              </w:rPr>
-              <w:t>乔</w:t>
-            </w:r>
-          </w:p>
-        </w:tc>
-        <w:tc>
-          <w:tcPr>
-            <w:tcW w:w="0" w:type="auto"/>
-            <w:tcMar>
-              <w:top w:w="150" w:type="dxa"/>
-              <w:left w:w="240" w:type="dxa"/>
-              <w:bottom w:w="150" w:type="dxa"/>
-              <w:right w:w="240" w:type="dxa"/>
-            </w:tcMar>
-            <w:vAlign w:val="center"/>
-          </w:tcPr>
-          <w:p>
-            <w:pPr>
-              <w:rPr>
-                <w:rFonts w:ascii="宋体" w:eastAsia="宋体" w:hAnsi="宋体" w:hint="eastAsia"/>
-              </w:rPr>
-            </w:pPr>
-            <w:proofErr w:type="spellStart"/>
-            <w:r>
-              <w:rPr>
-                <w:rFonts w:ascii="宋体" w:eastAsia="宋体" w:hAnsi="宋体"/>
-              </w:rPr>
-              <w:t>sd</w:t>
-            </w:r>
-            <w:proofErr w:type="spellEnd"/>
-          </w:p>
-        </w:tc>
-        <w:tc>
-          <w:tcPr>
-            <w:tcW w:w="0" w:type="auto"/>
-            <w:tcMar>
-              <w:top w:w="150" w:type="dxa"/>
-              <w:left w:w="240" w:type="dxa"/>
-              <w:bottom w:w="150" w:type="dxa"/>
-              <w:right w:w="240" w:type="dxa"/>
-            </w:tcMar>
-            <w:vAlign w:val="center"/>
-          </w:tcPr>
-          <w:p>
-            <w:pPr>
-              <w:rPr>
-                <w:rFonts w:ascii="宋体" w:eastAsia="宋体" w:hAnsi="宋体" w:hint="eastAsia"/>
-              </w:rPr>
-            </w:pPr>
-            <w:r>
-              <w:rPr>
-                <w:rFonts w:ascii="SimSun-ExtB" w:eastAsia="SimSun-ExtB" w:hAnsi="SimSun-ExtB" w:cs="SimSun-ExtB" w:hint="eastAsia"/>
-              </w:rPr>
-              <w:t>𣶒</w:t>
-            </w:r>
-          </w:p>
-        </w:tc>
-        <w:tc>
-          <w:tcPr>
-            <w:tcW w:w="0" w:type="auto"/>
-            <w:tcMar>
-              <w:top w:w="150" w:type="dxa"/>
-              <w:left w:w="240" w:type="dxa"/>
-              <w:bottom w:w="150" w:type="dxa"/>
-              <w:right w:w="240" w:type="dxa"/>
-            </w:tcMar>
-            <w:vAlign w:val="center"/>
-          </w:tcPr>
-          <w:p>
-            <w:pPr>
-              <w:rPr>
-                <w:rFonts w:ascii="宋体" w:eastAsia="宋体" w:hAnsi="宋体" w:hint="eastAsia"/>
-              </w:rPr>
-            </w:pPr>
-            <w:proofErr w:type="spellStart"/>
-            <w:r>
-              <w:rPr>
-                <w:rFonts w:ascii="宋体" w:eastAsia="宋体" w:hAnsi="宋体"/>
-              </w:rPr>
-              <w:t>cn</w:t>
-            </w:r>
-            <w:proofErr w:type="spellEnd"/>
-          </w:p>
-        </w:tc>
-        <w:tc>
-          <w:tcPr>
-            <w:tcW w:w="0" w:type="auto"/>
-            <w:tcMar>
-              <w:top w:w="150" w:type="dxa"/>
-              <w:left w:w="240" w:type="dxa"/>
-              <w:bottom w:w="150" w:type="dxa"/>
-              <w:right w:w="0" w:type="dxa"/>
-            </w:tcMar>
-            <w:vAlign w:val="center"/>
-          </w:tcPr>
-          <w:p>
-            <w:pPr>
-              <w:rPr>
-                <w:rFonts w:ascii="宋体" w:eastAsia="宋体" w:hAnsi="宋体" w:hint="eastAsia"/>
-              </w:rPr>
-            </w:pPr>
-            <w:r>
-              <w:rPr>
-                <w:rFonts w:ascii="宋体" w:eastAsia="宋体" w:hAnsi="宋体"/>
-              </w:rPr>
-              <w:t>￥</w:t>
-            </w:r>
-          </w:p>
-        </w:tc>
-      </w:tr>
-      <w:tr>
-        <w:tc>
-          <w:tcPr>
-            <w:tcW w:w="0" w:type="auto"/>
-            <w:tcMar>
-              <w:top w:w="150" w:type="dxa"/>
-              <w:left w:w="0" w:type="dxa"/>
-              <w:bottom w:w="150" w:type="dxa"/>
-              <w:right w:w="240" w:type="dxa"/>
-            </w:tcMar>
-            <w:vAlign w:val="center"/>
-          </w:tcPr>
-          <w:p>
-            <w:pPr>
-              <w:rPr>
-                <w:rFonts w:ascii="宋体" w:eastAsia="宋体" w:hAnsi="宋体" w:hint="eastAsia"/>
-              </w:rPr>
-            </w:pPr>
-            <w:proofErr w:type="spellStart"/>
-            <w:r>
-              <w:rPr>
-                <w:rFonts w:ascii="宋体" w:eastAsia="宋体" w:hAnsi="宋体"/>
-              </w:rPr>
-              <w:t>na</w:t>
-            </w:r>
-            <w:proofErr w:type="spellEnd"/>
-          </w:p>
-        </w:tc>
-        <w:tc>
-          <w:tcPr>
-            <w:tcW w:w="0" w:type="auto"/>
-            <w:tcMar>
-              <w:top w:w="150" w:type="dxa"/>
-              <w:left w:w="240" w:type="dxa"/>
-              <w:bottom w:w="150" w:type="dxa"/>
-              <w:right w:w="240" w:type="dxa"/>
-            </w:tcMar>
-            <w:vAlign w:val="center"/>
-          </w:tcPr>
-          <w:p>
-            <w:pPr>
-              <w:rPr>
-                <w:rFonts w:ascii="宋体" w:eastAsia="宋体" w:hAnsi="宋体" w:hint="eastAsia"/>
-              </w:rPr>
-            </w:pPr>
-            <w:r>
-              <w:rPr>
-                <w:rFonts w:ascii="宋体" w:eastAsia="宋体" w:hAnsi="宋体"/>
-              </w:rPr>
-              <w:t>ナ</w:t>
-            </w:r>
-          </w:p>
-        </w:tc>
-        <w:tc>
-          <w:tcPr>
-            <w:tcW w:w="0" w:type="auto"/>
-            <w:tcMar>
-              <w:top w:w="150" w:type="dxa"/>
-              <w:left w:w="240" w:type="dxa"/>
-              <w:bottom w:w="150" w:type="dxa"/>
-              <w:right w:w="240" w:type="dxa"/>
-            </w:tcMar>
-            <w:vAlign w:val="center"/>
-          </w:tcPr>
-          <w:p>
-            <w:pPr>
-              <w:rPr>
-                <w:rFonts w:ascii="宋体" w:eastAsia="宋体" w:hAnsi="宋体" w:hint="eastAsia"/>
-              </w:rPr>
-            </w:pPr>
-            <w:proofErr w:type="spellStart"/>
-            <w:r>
-              <w:rPr>
-                <w:rFonts w:ascii="宋体" w:eastAsia="宋体" w:hAnsi="宋体"/>
-              </w:rPr>
-              <w:t>ir</w:t>
-            </w:r>
-            <w:proofErr w:type="spellEnd"/>
-          </w:p>
-        </w:tc>
-        <w:tc>
-          <w:tcPr>
-            <w:tcW w:w="0" w:type="auto"/>
-            <w:tcMar>
-              <w:top w:w="150" w:type="dxa"/>
-              <w:left w:w="240" w:type="dxa"/>
-              <w:bottom w:w="150" w:type="dxa"/>
-              <w:right w:w="240" w:type="dxa"/>
-            </w:tcMar>
-            <w:vAlign w:val="center"/>
-          </w:tcPr>
-          <w:p>
-            <w:pPr>
-              <w:rPr>
-                <w:rFonts w:ascii="宋体" w:eastAsia="宋体" w:hAnsi="宋体" w:hint="eastAsia"/>
-              </w:rPr>
-            </w:pPr>
-            <w:r>
-              <w:rPr>
-                <w:rFonts w:ascii="宋体" w:eastAsia="宋体" w:hAnsi="宋体"/>
-              </w:rPr>
-              <w:t>㐄</w:t>
-            </w:r>
-          </w:p>
-        </w:tc>
-        <w:tc>
-          <w:tcPr>
-            <w:tcW w:w="0" w:type="auto"/>
-            <w:tcMar>
-              <w:top w:w="150" w:type="dxa"/>
-              <w:left w:w="240" w:type="dxa"/>
-              <w:bottom w:w="150" w:type="dxa"/>
-              <w:right w:w="240" w:type="dxa"/>
-            </w:tcMar>
-            <w:vAlign w:val="center"/>
-          </w:tcPr>
-          <w:p>
-            <w:pPr>
-              <w:rPr>
-                <w:rFonts w:ascii="宋体" w:eastAsia="宋体" w:hAnsi="宋体" w:hint="eastAsia"/>
-              </w:rPr>
-            </w:pPr>
-            <w:proofErr w:type="spellStart"/>
-            <w:r>
-              <w:rPr>
-                <w:rFonts w:ascii="宋体" w:eastAsia="宋体" w:hAnsi="宋体"/>
-              </w:rPr>
-              <w:t>qw</w:t>
-            </w:r>
-            <w:proofErr w:type="spellEnd"/>
-          </w:p>
-        </w:tc>
-        <w:tc>
-          <w:tcPr>
-            <w:tcW w:w="0" w:type="auto"/>
-            <w:tcMar>
-              <w:top w:w="150" w:type="dxa"/>
-              <w:left w:w="240" w:type="dxa"/>
-              <w:bottom w:w="150" w:type="dxa"/>
-              <w:right w:w="0" w:type="dxa"/>
-            </w:tcMar>
-            <w:vAlign w:val="center"/>
-          </w:tcPr>
-          <w:p>
-            <w:pPr>
-              <w:rPr>
-                <w:rFonts w:ascii="宋体" w:eastAsia="宋体" w:hAnsi="宋体" w:hint="eastAsia"/>
-              </w:rPr>
-            </w:pPr>
-            <w:r>
-              <w:rPr>
-                <w:rFonts w:ascii="宋体" w:eastAsia="宋体" w:hAnsi="宋体"/>
-              </w:rPr>
-              <w:t>齐</w:t>
-            </w:r>
-          </w:p>
-        </w:tc>
-      </w:tr>
-      <w:tr>
-        <w:tc>
-          <w:tcPr>
-            <w:tcW w:w="0" w:type="auto"/>
-            <w:tcMar>
-              <w:top w:w="150" w:type="dxa"/>
-              <w:left w:w="0" w:type="dxa"/>
-              <w:bottom w:w="150" w:type="dxa"/>
-              <w:right w:w="240" w:type="dxa"/>
-            </w:tcMar>
-            <w:vAlign w:val="center"/>
-          </w:tcPr>
-          <w:p>
-            <w:pPr>
-              <w:rPr>
-                <w:rFonts w:ascii="宋体" w:eastAsia="宋体" w:hAnsi="宋体" w:hint="eastAsia"/>
-              </w:rPr>
-            </w:pPr>
-            <w:proofErr w:type="spellStart"/>
-            <w:r>
-              <w:rPr>
-                <w:rFonts w:ascii="宋体" w:eastAsia="宋体" w:hAnsi="宋体"/>
-              </w:rPr>
-              <w:t>vc</w:t>
-            </w:r>
-            <w:proofErr w:type="spellEnd"/>
-          </w:p>
-        </w:tc>
-        <w:tc>
-          <w:tcPr>
-            <w:tcW w:w="0" w:type="auto"/>
-            <w:tcMar>
-              <w:top w:w="150" w:type="dxa"/>
-              <w:left w:w="240" w:type="dxa"/>
-              <w:bottom w:w="150" w:type="dxa"/>
-              <w:right w:w="240" w:type="dxa"/>
-            </w:tcMar>
-            <w:vAlign w:val="center"/>
-          </w:tcPr>
-          <w:p>
-            <w:pPr>
-              <w:rPr>
-                <w:rFonts w:ascii="宋体" w:eastAsia="宋体" w:hAnsi="宋体" w:hint="eastAsia"/>
-              </w:rPr>
-            </w:pPr>
-            <w:r>
-              <w:rPr>
-                <w:rFonts w:ascii="SimSun-ExtB" w:eastAsia="SimSun-ExtB" w:hAnsi="SimSun-ExtB" w:cs="SimSun-ExtB" w:hint="eastAsia"/>
-              </w:rPr>
-              <w:t>𠂋</w:t>
-            </w:r>
-          </w:p>
-        </w:tc>
-        <w:tc>
-          <w:tcPr>
-            <w:tcW w:w="0" w:type="auto"/>
-            <w:tcMar>
-              <w:top w:w="150" w:type="dxa"/>
-              <w:left w:w="240" w:type="dxa"/>
-              <w:bottom w:w="150" w:type="dxa"/>
-              <w:right w:w="240" w:type="dxa"/>
-            </w:tcMar>
-            <w:vAlign w:val="center"/>
-          </w:tcPr>
-          <w:p>
-            <w:pPr>
-              <w:rPr>
-                <w:rFonts w:ascii="宋体" w:eastAsia="宋体" w:hAnsi="宋体" w:hint="eastAsia"/>
-              </w:rPr>
-            </w:pPr>
-            <w:r>
-              <w:rPr>
-                <w:rFonts w:ascii="宋体" w:eastAsia="宋体" w:hAnsi="宋体"/>
-              </w:rPr>
-              <w:t>mg</w:t>
-            </w:r>
-          </w:p>
-        </w:tc>
-        <w:tc>
-          <w:tcPr>
-            <w:tcW w:w="0" w:type="auto"/>
-            <w:tcMar>
-              <w:top w:w="150" w:type="dxa"/>
-              <w:left w:w="240" w:type="dxa"/>
-              <w:bottom w:w="150" w:type="dxa"/>
-              <w:right w:w="240" w:type="dxa"/>
-            </w:tcMar>
-            <w:vAlign w:val="center"/>
-          </w:tcPr>
-          <w:p>
-            <w:pPr>
-              <w:rPr>
-                <w:rFonts w:ascii="宋体" w:eastAsia="宋体" w:hAnsi="宋体" w:hint="eastAsia"/>
-              </w:rPr>
-            </w:pPr>
-            <w:r>
-              <w:rPr>
-                <w:rFonts w:ascii="宋体" w:eastAsia="宋体" w:hAnsi="宋体"/>
-              </w:rPr>
-              <w:t>麻</w:t>
-            </w:r>
-          </w:p>
-        </w:tc>
-        <w:tc>
-          <w:tcPr>
-            <w:tcW w:w="0" w:type="auto"/>
-            <w:tcMar>
-              <w:top w:w="150" w:type="dxa"/>
-              <w:left w:w="240" w:type="dxa"/>
-              <w:bottom w:w="150" w:type="dxa"/>
-              <w:right w:w="240" w:type="dxa"/>
-            </w:tcMar>
-            <w:vAlign w:val="center"/>
-          </w:tcPr>
-          <w:p>
-            <w:pPr>
-              <w:rPr>
-                <w:rFonts w:ascii="宋体" w:eastAsia="宋体" w:hAnsi="宋体" w:hint="eastAsia"/>
-              </w:rPr>
-            </w:pPr>
-          </w:p>
-        </w:tc>
-        <w:tc>
-          <w:tcPr>
-            <w:tcW w:w="0" w:type="auto"/>
-            <w:tcMar>
-              <w:top w:w="150" w:type="dxa"/>
-              <w:left w:w="240" w:type="dxa"/>
-              <w:bottom w:w="150" w:type="dxa"/>
-              <w:right w:w="0" w:type="dxa"/>
-            </w:tcMar>
-            <w:vAlign w:val="center"/>
-          </w:tcPr>
-          <w:p>
-            <w:pPr>
-              <w:rPr>
-                <w:rFonts w:ascii="宋体" w:eastAsia="宋体" w:hAnsi="宋体" w:hint="eastAsia"/>
-              </w:rPr>
-            </w:pPr>
-          </w:p>
-        </w:tc>
-      </w:tr>
-      <w:tr>
-        <w:tc>
-          <w:tcPr>
-            <w:tcW w:w="0" w:type="auto"/>
-            <w:tcMar>
-              <w:top w:w="150" w:type="dxa"/>
-              <w:left w:w="0" w:type="dxa"/>
-              <w:bottom w:w="150" w:type="dxa"/>
-              <w:right w:w="240" w:type="dxa"/>
-            </w:tcMar>
-            <w:vAlign w:val="center"/>
-          </w:tcPr>
-          <w:p>
-            <w:pPr>
-              <w:rPr>
-                <w:rFonts w:ascii="宋体" w:eastAsia="宋体" w:hAnsi="宋体" w:hint="eastAsia"/>
-              </w:rPr>
-            </w:pPr>
-            <w:proofErr w:type="spellStart"/>
-            <w:r>
-              <w:rPr>
-                <w:rFonts w:ascii="宋体" w:eastAsia="宋体" w:hAnsi="宋体"/>
-              </w:rPr>
-              <w:t>vp</w:t>
-            </w:r>
-            <w:proofErr w:type="spellEnd"/>
-          </w:p>
-        </w:tc>
-        <w:tc>
-          <w:tcPr>
-            <w:tcW w:w="0" w:type="auto"/>
-            <w:tcMar>
-              <w:top w:w="150" w:type="dxa"/>
-              <w:left w:w="240" w:type="dxa"/>
-              <w:bottom w:w="150" w:type="dxa"/>
-              <w:right w:w="240" w:type="dxa"/>
-            </w:tcMar>
-            <w:vAlign w:val="center"/>
-          </w:tcPr>
-          <w:p>
-            <w:pPr>
-              <w:rPr>
-                <w:rFonts w:ascii="宋体" w:eastAsia="宋体" w:hAnsi="宋体" w:hint="eastAsia"/>
-              </w:rPr>
-            </w:pPr>
-            <w:r>
-              <w:rPr>
-                <w:rFonts w:ascii="SimSun-ExtB" w:eastAsia="SimSun-ExtB" w:hAnsi="SimSun-ExtB" w:cs="SimSun-ExtB" w:hint="eastAsia"/>
-              </w:rPr>
-              <w:t>𠂤</w:t>
-            </w:r>
-          </w:p>
-        </w:tc>
-        <w:tc>
-          <w:tcPr>
-            <w:tcW w:w="0" w:type="auto"/>
-            <w:tcMar>
-              <w:top w:w="150" w:type="dxa"/>
-              <w:left w:w="240" w:type="dxa"/>
-              <w:bottom w:w="150" w:type="dxa"/>
-              <w:right w:w="240" w:type="dxa"/>
-            </w:tcMar>
-            <w:vAlign w:val="center"/>
-          </w:tcPr>
-          <w:p>
-            <w:pPr>
-              <w:rPr>
-                <w:rFonts w:ascii="宋体" w:eastAsia="宋体" w:hAnsi="宋体" w:hint="eastAsia"/>
-              </w:rPr>
-            </w:pPr>
-            <w:r>
-              <w:rPr>
-                <w:rFonts w:ascii="宋体" w:eastAsia="宋体" w:hAnsi="宋体"/>
-              </w:rPr>
-              <w:t>ok</w:t>
-            </w:r>
-          </w:p>
-        </w:tc>
-        <w:tc>
-          <w:tcPr>
-            <w:tcW w:w="0" w:type="auto"/>
-            <w:tcMar>
-              <w:top w:w="150" w:type="dxa"/>
-              <w:left w:w="240" w:type="dxa"/>
-              <w:bottom w:w="150" w:type="dxa"/>
-              <w:right w:w="240" w:type="dxa"/>
-            </w:tcMar>
-            <w:vAlign w:val="center"/>
-          </w:tcPr>
-          <w:p>
-            <w:pPr>
-              <w:rPr>
-                <w:rFonts w:ascii="宋体" w:eastAsia="宋体" w:hAnsi="宋体" w:hint="eastAsia"/>
-              </w:rPr>
-            </w:pPr>
-            <w:r>
-              <w:rPr>
-                <w:rFonts w:ascii="SimSun-ExtB" w:eastAsia="SimSun-ExtB" w:hAnsi="SimSun-ExtB" w:cs="SimSun-ExtB" w:hint="eastAsia"/>
-              </w:rPr>
-              <w:t>𫠤</w:t>
-            </w:r>
-          </w:p>
-        </w:tc>
-        <w:tc>
-          <w:tcPr>
-            <w:tcW w:w="0" w:type="auto"/>
-            <w:tcMar>
-              <w:top w:w="150" w:type="dxa"/>
-              <w:left w:w="240" w:type="dxa"/>
-              <w:bottom w:w="150" w:type="dxa"/>
-              <w:right w:w="240" w:type="dxa"/>
-            </w:tcMar>
-            <w:vAlign w:val="center"/>
-          </w:tcPr>
-          <w:p>
-            <w:pPr>
-              <w:rPr>
-                <w:rFonts w:ascii="宋体" w:eastAsia="宋体" w:hAnsi="宋体" w:hint="eastAsia"/>
-              </w:rPr>
-            </w:pPr>
-          </w:p>
-        </w:tc>
-        <w:tc>
-          <w:tcPr>
-            <w:tcW w:w="0" w:type="auto"/>
-            <w:tcMar>
-              <w:top w:w="150" w:type="dxa"/>
-              <w:left w:w="240" w:type="dxa"/>
-              <w:bottom w:w="150" w:type="dxa"/>
-              <w:right w:w="0" w:type="dxa"/>
-            </w:tcMar>
-            <w:vAlign w:val="center"/>
-          </w:tcPr>
-          <w:p>
-            <w:pPr>
-              <w:rPr>
-                <w:rFonts w:ascii="宋体" w:eastAsia="宋体" w:hAnsi="宋体" w:hint="eastAsia"/>
-              </w:rPr>
-            </w:pPr>
+              <w:t>𠃓</w:t>
+            </w:r>
           </w:p>
         </w:tc>
       </w:tr>
@@ -23567,7 +22985,6 @@
         <w:rPr>
           <w:rFonts w:ascii="宋体" w:eastAsia="宋体" w:hAnsi="宋体"/>
         </w:rPr>
-        <w:lastRenderedPageBreak/>
         <w:t>在编码冲突时提供讨论和验证的基础</w:t>
       </w:r>
       <w:r>
@@ -23804,7 +23221,14 @@
         <w:rPr>
           <w:rFonts w:ascii="宋体" w:eastAsia="宋体" w:hAnsi="宋体" w:hint="eastAsia"/>
         </w:rPr>
-        <w:t>，包括同义异写字、大写数字、通假古音字等</w:t>
+        <w:t>，包括同义异写字、大写数字、</w:t>
+      </w:r>
+      <w:r>
+        <w:rPr>
+          <w:rFonts w:ascii="宋体" w:eastAsia="宋体" w:hAnsi="宋体" w:hint="eastAsia"/>
+        </w:rPr>
+        <w:lastRenderedPageBreak/>
+        <w:t>通假古音字等</w:t>
       </w:r>
       <w:r>
         <w:rPr>
@@ -25367,7 +24791,6 @@
           <w:bCs/>
           <w:szCs w:val="21"/>
         </w:rPr>
-        <w:lastRenderedPageBreak/>
         <w:t>三、通用符号编码方案</w:t>
       </w:r>
     </w:p>
@@ -25692,6 +25115,7 @@
                 <w:rFonts w:ascii="宋体" w:eastAsia="宋体" w:hAnsi="宋体"/>
                 <w:szCs w:val="21"/>
               </w:rPr>
+              <w:lastRenderedPageBreak/>
               <w:t>r</w:t>
             </w:r>
           </w:p>
@@ -27216,15 +26640,7 @@
           <w:rFonts w:ascii="宋体" w:eastAsia="宋体" w:hAnsi="宋体" w:hint="eastAsia"/>
           <w:szCs w:val="21"/>
         </w:rPr>
-        <w:t xml:space="preserve">    独体字：先平仄，再字形。每个平仄又分两到三声，第一声（平声中的阴平，仄声中的</w:t>
-      </w:r>
-      <w:r>
-        <w:rPr>
-          <w:rFonts w:ascii="宋体" w:eastAsia="宋体" w:hAnsi="宋体" w:hint="eastAsia"/>
-          <w:szCs w:val="21"/>
-        </w:rPr>
-        <w:lastRenderedPageBreak/>
-        <w:t>上声）字形字母（0-9）为</w:t>
+        <w:t xml:space="preserve">    独体字：先平仄，再字形。每个平仄又分两到三声，第一声（平声中的阴平，仄声中的上声）字形字母（0-9）为</w:t>
       </w:r>
       <w:proofErr w:type="spellStart"/>
       <w:r>
@@ -34461,6 +33877,7 @@
   <w:style w:type="character" w:default="1" w:styleId="a0">
     <w:name w:val="Default Paragraph Font"/>
     <w:uiPriority w:val="1"/>
+    <w:semiHidden/>
     <w:unhideWhenUsed/>
   </w:style>
   <w:style w:type="table" w:default="1" w:styleId="a1">
@@ -34913,6 +34330,33 @@
       <w:u w:val="single"/>
     </w:rPr>
   </w:style>
+  <w:style w:type="character" w:styleId="af4">
+    <w:name w:val="Strong"/>
+    <w:basedOn w:val="a0"/>
+    <w:uiPriority w:val="22"/>
+    <w:qFormat/>
+    <w:rsid w:val="00126C2E"/>
+    <w:rPr>
+      <w:b/>
+      <w:bCs/>
+    </w:rPr>
+  </w:style>
+  <w:style w:type="table" w:styleId="af5">
+    <w:name w:val="Table Grid"/>
+    <w:basedOn w:val="a1"/>
+    <w:uiPriority w:val="39"/>
+    <w:rsid w:val="007631DD"/>
+    <w:tblPr>
+      <w:tblBorders>
+        <w:top w:val="single" w:sz="4" w:space="0" w:color="auto"/>
+        <w:left w:val="single" w:sz="4" w:space="0" w:color="auto"/>
+        <w:bottom w:val="single" w:sz="4" w:space="0" w:color="auto"/>
+        <w:right w:val="single" w:sz="4" w:space="0" w:color="auto"/>
+        <w:insideH w:val="single" w:sz="4" w:space="0" w:color="auto"/>
+        <w:insideV w:val="single" w:sz="4" w:space="0" w:color="auto"/>
+      </w:tblBorders>
+    </w:tblPr>
+  </w:style>
 </w:styles>
 </file>
 

--- a/help/解书音形规则文本.docx
+++ b/help/解书音形规则文本.docx
@@ -1214,6 +1214,119 @@
     <w:p>
       <w:pPr>
         <w:rPr>
+          <w:rFonts w:ascii="宋体" w:eastAsia="宋体" w:hAnsi="宋体"/>
+          <w:szCs w:val="21"/>
+        </w:rPr>
+      </w:pPr>
+      <w:proofErr w:type="gramStart"/>
+      <w:r>
+        <w:rPr>
+          <w:rFonts w:ascii="宋体" w:eastAsia="宋体" w:hAnsi="宋体"/>
+          <w:b/>
+          <w:bCs/>
+          <w:szCs w:val="21"/>
+        </w:rPr>
+        <w:t>简打核心</w:t>
+      </w:r>
+      <w:proofErr w:type="gramEnd"/>
+      <w:r>
+        <w:rPr>
+          <w:rFonts w:ascii="宋体" w:eastAsia="宋体" w:hAnsi="宋体"/>
+          <w:b/>
+          <w:bCs/>
+          <w:szCs w:val="21"/>
+        </w:rPr>
+        <w:t>要点</w:t>
+      </w:r>
+    </w:p>
+    <w:p>
+      <w:pPr>
+        <w:numPr>
+          <w:ilvl w:val="0"/>
+          <w:numId w:val="46"/>
+        </w:numPr>
+        <w:rPr>
+          <w:rFonts w:ascii="宋体" w:eastAsia="宋体" w:hAnsi="宋体"/>
+          <w:szCs w:val="21"/>
+        </w:rPr>
+      </w:pPr>
+      <w:r>
+        <w:rPr>
+          <w:rFonts w:ascii="宋体" w:eastAsia="宋体" w:hAnsi="宋体"/>
+          <w:b/>
+          <w:bCs/>
+          <w:szCs w:val="21"/>
+        </w:rPr>
+        <w:t>基本理念</w:t>
+      </w:r>
+      <w:r>
+        <w:rPr>
+          <w:rFonts w:ascii="宋体" w:eastAsia="宋体" w:hAnsi="宋体"/>
+          <w:szCs w:val="21"/>
+        </w:rPr>
+        <w:t>：根据 码表排序+前缀匹配+自动上字+自动拆分+优先上词 五大机制协同实现唯一确定的同时编码更短。</w:t>
+      </w:r>
+    </w:p>
+    <w:p>
+      <w:pPr>
+        <w:numPr>
+          <w:ilvl w:val="0"/>
+          <w:numId w:val="46"/>
+        </w:numPr>
+        <w:rPr>
+          <w:rFonts w:ascii="宋体" w:eastAsia="宋体" w:hAnsi="宋体"/>
+          <w:szCs w:val="21"/>
+        </w:rPr>
+      </w:pPr>
+      <w:r>
+        <w:rPr>
+          <w:rFonts w:ascii="宋体" w:eastAsia="宋体" w:hAnsi="宋体"/>
+          <w:szCs w:val="21"/>
+        </w:rPr>
+        <w:t>单字简码注意后切，防止与后字编码意外组合导致自动上字成其他字</w:t>
+      </w:r>
+    </w:p>
+    <w:p>
+      <w:pPr>
+        <w:numPr>
+          <w:ilvl w:val="0"/>
+          <w:numId w:val="46"/>
+        </w:numPr>
+        <w:rPr>
+          <w:rFonts w:ascii="宋体" w:eastAsia="宋体" w:hAnsi="宋体"/>
+          <w:szCs w:val="21"/>
+        </w:rPr>
+      </w:pPr>
+      <w:r>
+        <w:rPr>
+          <w:rFonts w:ascii="宋体" w:eastAsia="宋体" w:hAnsi="宋体"/>
+          <w:szCs w:val="21"/>
+        </w:rPr>
+        <w:t>单字简码注意前切，避免自动拆分失败</w:t>
+      </w:r>
+    </w:p>
+    <w:p>
+      <w:pPr>
+        <w:numPr>
+          <w:ilvl w:val="0"/>
+          <w:numId w:val="46"/>
+        </w:numPr>
+        <w:rPr>
+          <w:rFonts w:ascii="宋体" w:eastAsia="宋体" w:hAnsi="宋体"/>
+          <w:szCs w:val="21"/>
+        </w:rPr>
+      </w:pPr>
+      <w:r>
+        <w:rPr>
+          <w:rFonts w:ascii="宋体" w:eastAsia="宋体" w:hAnsi="宋体"/>
+          <w:szCs w:val="21"/>
+        </w:rPr>
+        <w:t>词语编码注意前后切，可使用人工单引号分段查询</w:t>
+      </w:r>
+    </w:p>
+    <w:p>
+      <w:pPr>
+        <w:rPr>
           <w:rFonts w:ascii="宋体" w:eastAsia="宋体" w:hAnsi="宋体" w:hint="eastAsia"/>
           <w:b/>
           <w:bCs/>
@@ -1893,6 +2006,7 @@
           <w:rFonts w:ascii="宋体" w:eastAsia="宋体" w:hAnsi="宋体"/>
           <w:szCs w:val="21"/>
         </w:rPr>
+        <w:lastRenderedPageBreak/>
         <w:t>创建</w:t>
       </w:r>
       <w:proofErr w:type="gramStart"/>
@@ -2054,7 +2168,6 @@
           <w:rFonts w:ascii="宋体" w:eastAsia="宋体" w:hAnsi="宋体"/>
           <w:szCs w:val="21"/>
         </w:rPr>
-        <w:lastRenderedPageBreak/>
         <w:t>验证字典更新结果</w:t>
       </w:r>
     </w:p>
@@ -2913,6 +3026,7 @@
           <w:bCs/>
           <w:szCs w:val="21"/>
         </w:rPr>
+        <w:lastRenderedPageBreak/>
         <w:t>E</w:t>
       </w:r>
       <w:r>
@@ -3116,7 +3230,6 @@
           <w:bCs/>
           <w:szCs w:val="21"/>
         </w:rPr>
-        <w:lastRenderedPageBreak/>
         <w:t>零重码</w:t>
       </w:r>
       <w:r>
@@ -4243,6 +4356,9 @@
         <w:instrText>HYPERLINK "https://jmwztu.netlify.app/"</w:instrText>
       </w:r>
       <w:r>
+        <w:rPr>
+          <w:rFonts w:hint="eastAsia"/>
+        </w:rPr>
         <w:fldChar w:fldCharType="separate"/>
       </w:r>
       <w:r>
@@ -4550,6 +4666,7 @@
           <w:rFonts w:ascii="宋体" w:eastAsia="宋体" w:hAnsi="宋体"/>
           <w:szCs w:val="21"/>
         </w:rPr>
+        <w:lastRenderedPageBreak/>
         <w:t>规则为效率服务</w:t>
       </w:r>
     </w:p>
@@ -5365,7 +5482,7 @@
           <w14:ligatures w14:val="none"/>
         </w:rPr>
         <w:drawing>
-          <wp:inline distT="0" distB="0" distL="0" distR="0" wp14:anchorId="021093D3" wp14:editId="6B2E930D">
+          <wp:inline distT="0" distB="0" distL="0" distR="0" wp14:anchorId="021093D3" wp14:editId="29107BF5">
             <wp:extent cx="3864293" cy="1155659"/>
             <wp:effectExtent l="0" t="0" r="3175" b="6985"/>
             <wp:docPr id="876378149" name="图片 2"/>
@@ -5851,6 +5968,7 @@
           <w:bCs/>
           <w:szCs w:val="21"/>
         </w:rPr>
+        <w:lastRenderedPageBreak/>
         <w:t>解书</w:t>
       </w:r>
       <w:r>
@@ -6034,7 +6152,6 @@
                 <w:rFonts w:ascii="宋体" w:eastAsia="宋体" w:hAnsi="宋体"/>
                 <w:szCs w:val="21"/>
               </w:rPr>
-              <w:lastRenderedPageBreak/>
               <w:t>类别</w:t>
             </w:r>
           </w:p>
@@ -8026,6 +8143,7 @@
           <w:bCs/>
           <w:szCs w:val="21"/>
         </w:rPr>
+        <w:lastRenderedPageBreak/>
         <w:t xml:space="preserve">3.2 </w:t>
       </w:r>
       <w:r>
@@ -8352,7 +8470,6 @@
         <w:rPr>
           <w:rFonts w:ascii="宋体" w:eastAsia="宋体" w:hAnsi="宋体"/>
         </w:rPr>
-        <w:lastRenderedPageBreak/>
         <w:t>e</w:t>
       </w:r>
       <w:r>
@@ -10295,28 +10412,19 @@
           <w:rFonts w:ascii="宋体" w:eastAsia="宋体" w:hAnsi="宋体" w:hint="eastAsia"/>
           <w:szCs w:val="21"/>
         </w:rPr>
-        <w:t>如含</w:t>
+        <w:t>如</w:t>
+      </w:r>
+      <w:r>
+        <w:rPr>
+          <w:rFonts w:ascii="宋体" w:eastAsia="宋体" w:hAnsi="宋体"/>
+          <w:szCs w:val="21"/>
+        </w:rPr>
+        <w:t>外“行”取</w:t>
       </w:r>
       <w:proofErr w:type="gramStart"/>
       <w:r>
         <w:rPr>
-          <w:rFonts w:ascii="宋体" w:eastAsia="宋体" w:hAnsi="宋体" w:hint="eastAsia"/>
-          <w:szCs w:val="21"/>
-        </w:rPr>
-        <w:t>彳</w:t>
-      </w:r>
-      <w:proofErr w:type="gramEnd"/>
-      <w:r>
-        <w:rPr>
-          <w:rFonts w:ascii="宋体" w:eastAsia="宋体" w:hAnsi="宋体" w:hint="eastAsia"/>
-          <w:szCs w:val="21"/>
-        </w:rPr>
-        <w:t>取</w:t>
-      </w:r>
-      <w:proofErr w:type="gramStart"/>
-      <w:r>
-        <w:rPr>
-          <w:rFonts w:ascii="宋体" w:eastAsia="宋体" w:hAnsi="宋体" w:hint="eastAsia"/>
+          <w:rFonts w:ascii="宋体" w:eastAsia="宋体" w:hAnsi="宋体"/>
           <w:szCs w:val="21"/>
         </w:rPr>
         <w:t>彳</w:t>
@@ -10725,6 +10833,7 @@
           <w:rFonts w:ascii="宋体" w:eastAsia="宋体" w:hAnsi="宋体"/>
           <w:szCs w:val="21"/>
         </w:rPr>
+        <w:lastRenderedPageBreak/>
         <w:t>尽管</w:t>
       </w:r>
       <w:r>
@@ -10809,7 +10918,6 @@
         <w:rPr>
           <w:rFonts w:ascii="宋体" w:eastAsia="宋体" w:hAnsi="宋体"/>
         </w:rPr>
-        <w:lastRenderedPageBreak/>
         <w:t>责q</w:t>
       </w:r>
       <w:r>
@@ -12587,6 +12695,7 @@
                 <w:rFonts w:ascii="宋体" w:eastAsia="宋体" w:hAnsi="宋体"/>
                 <w:szCs w:val="21"/>
               </w:rPr>
+              <w:lastRenderedPageBreak/>
               <w:t>术语</w:t>
             </w:r>
           </w:p>
@@ -12746,7 +12855,6 @@
                 <w:bCs/>
                 <w:szCs w:val="21"/>
               </w:rPr>
-              <w:lastRenderedPageBreak/>
               <w:t>余音</w:t>
             </w:r>
           </w:p>
@@ -14677,6 +14785,7 @@
           <w:rFonts w:ascii="宋体" w:eastAsia="宋体" w:hAnsi="宋体"/>
           <w:szCs w:val="21"/>
         </w:rPr>
+        <w:lastRenderedPageBreak/>
         <w:t>"</w:t>
       </w:r>
       <w:r>
@@ -14828,7 +14937,6 @@
           <w:rFonts w:ascii="宋体" w:eastAsia="宋体" w:hAnsi="宋体"/>
           <w:szCs w:val="21"/>
         </w:rPr>
-        <w:lastRenderedPageBreak/>
         <w:t>"</w:t>
       </w:r>
       <w:r>
@@ -16366,6 +16474,7 @@
         <w:rPr>
           <w:rFonts w:ascii="宋体" w:eastAsia="宋体" w:hAnsi="宋体" w:hint="eastAsia"/>
         </w:rPr>
+        <w:lastRenderedPageBreak/>
         <w:t>有：系xi4sp/ji4sp。</w:t>
       </w:r>
     </w:p>
@@ -16420,7 +16529,6 @@
           <w:rFonts w:ascii="宋体" w:eastAsia="宋体" w:hAnsi="宋体"/>
           <w:szCs w:val="21"/>
         </w:rPr>
-        <w:lastRenderedPageBreak/>
         <w:t>以下①-③条规则为</w:t>
       </w:r>
       <w:r>
@@ -17543,6 +17651,7 @@
               <w:rPr>
                 <w:rFonts w:ascii="宋体" w:eastAsia="宋体" w:hAnsi="宋体"/>
               </w:rPr>
+              <w:lastRenderedPageBreak/>
               <w:t>包围结构</w:t>
             </w:r>
           </w:p>
@@ -17620,7 +17729,6 @@
               <w:rPr>
                 <w:rFonts w:ascii="宋体" w:eastAsia="宋体" w:hAnsi="宋体"/>
               </w:rPr>
-              <w:lastRenderedPageBreak/>
               <w:t>交错结构</w:t>
             </w:r>
           </w:p>
@@ -19141,6 +19249,7 @@
               <w:rPr>
                 <w:rFonts w:ascii="宋体" w:eastAsia="宋体" w:hAnsi="宋体"/>
               </w:rPr>
+              <w:lastRenderedPageBreak/>
               <w:t>々</w:t>
             </w:r>
           </w:p>
@@ -19234,7 +19343,6 @@
               <w:rPr>
                 <w:rFonts w:ascii="宋体" w:eastAsia="宋体" w:hAnsi="宋体"/>
               </w:rPr>
-              <w:lastRenderedPageBreak/>
               <w:t>数字</w:t>
             </w:r>
           </w:p>
@@ -19851,7 +19959,7 @@
       <w:pPr>
         <w:ind w:firstLineChars="200" w:firstLine="420"/>
         <w:rPr>
-          <w:rFonts w:ascii="宋体" w:eastAsia="宋体" w:hAnsi="宋体"/>
+          <w:rFonts w:ascii="宋体" w:eastAsia="宋体" w:hAnsi="宋体" w:hint="eastAsia"/>
         </w:rPr>
       </w:pPr>
       <w:r>
@@ -20050,7 +20158,7 @@
             <w:pPr>
               <w:spacing w:line="360" w:lineRule="auto"/>
               <w:rPr>
-                <w:rFonts w:ascii="宋体" w:eastAsia="宋体" w:hAnsi="宋体"/>
+                <w:rFonts w:ascii="宋体" w:eastAsia="宋体" w:hAnsi="宋体" w:hint="eastAsia"/>
               </w:rPr>
             </w:pPr>
             <w:proofErr w:type="spellStart"/>
@@ -20071,7 +20179,7 @@
             <w:pPr>
               <w:spacing w:line="360" w:lineRule="auto"/>
               <w:rPr>
-                <w:rFonts w:ascii="宋体" w:eastAsia="宋体" w:hAnsi="宋体"/>
+                <w:rFonts w:ascii="宋体" w:eastAsia="宋体" w:hAnsi="宋体" w:hint="eastAsia"/>
               </w:rPr>
             </w:pPr>
             <w:r>
@@ -20090,7 +20198,7 @@
             <w:pPr>
               <w:spacing w:line="360" w:lineRule="auto"/>
               <w:rPr>
-                <w:rFonts w:ascii="宋体" w:eastAsia="宋体" w:hAnsi="宋体"/>
+                <w:rFonts w:ascii="宋体" w:eastAsia="宋体" w:hAnsi="宋体" w:hint="eastAsia"/>
               </w:rPr>
             </w:pPr>
             <w:proofErr w:type="spellStart"/>
@@ -20111,7 +20219,7 @@
             <w:pPr>
               <w:spacing w:line="360" w:lineRule="auto"/>
               <w:rPr>
-                <w:rFonts w:ascii="宋体" w:eastAsia="宋体" w:hAnsi="宋体"/>
+                <w:rFonts w:ascii="宋体" w:eastAsia="宋体" w:hAnsi="宋体" w:hint="eastAsia"/>
               </w:rPr>
             </w:pPr>
             <w:r>
@@ -20130,7 +20238,7 @@
             <w:pPr>
               <w:spacing w:line="360" w:lineRule="auto"/>
               <w:rPr>
-                <w:rFonts w:ascii="宋体" w:eastAsia="宋体" w:hAnsi="宋体"/>
+                <w:rFonts w:ascii="宋体" w:eastAsia="宋体" w:hAnsi="宋体" w:hint="eastAsia"/>
               </w:rPr>
             </w:pPr>
             <w:r>
@@ -20149,7 +20257,7 @@
             <w:pPr>
               <w:spacing w:line="360" w:lineRule="auto"/>
               <w:rPr>
-                <w:rFonts w:ascii="宋体" w:eastAsia="宋体" w:hAnsi="宋体"/>
+                <w:rFonts w:ascii="宋体" w:eastAsia="宋体" w:hAnsi="宋体" w:hint="eastAsia"/>
               </w:rPr>
             </w:pPr>
             <w:r>
@@ -20556,7 +20664,7 @@
             <w:pPr>
               <w:spacing w:line="360" w:lineRule="auto"/>
               <w:rPr>
-                <w:rFonts w:ascii="宋体" w:eastAsia="宋体" w:hAnsi="宋体"/>
+                <w:rFonts w:ascii="宋体" w:eastAsia="宋体" w:hAnsi="宋体" w:hint="eastAsia"/>
               </w:rPr>
             </w:pPr>
             <w:proofErr w:type="spellStart"/>
@@ -20577,7 +20685,7 @@
             <w:pPr>
               <w:spacing w:line="360" w:lineRule="auto"/>
               <w:rPr>
-                <w:rFonts w:ascii="宋体" w:eastAsia="宋体" w:hAnsi="宋体"/>
+                <w:rFonts w:ascii="宋体" w:eastAsia="宋体" w:hAnsi="宋体" w:hint="eastAsia"/>
               </w:rPr>
             </w:pPr>
             <w:r>
@@ -20596,7 +20704,7 @@
             <w:pPr>
               <w:spacing w:line="360" w:lineRule="auto"/>
               <w:rPr>
-                <w:rFonts w:ascii="宋体" w:eastAsia="宋体" w:hAnsi="宋体"/>
+                <w:rFonts w:ascii="宋体" w:eastAsia="宋体" w:hAnsi="宋体" w:hint="eastAsia"/>
               </w:rPr>
             </w:pPr>
             <w:proofErr w:type="spellStart"/>
@@ -20617,7 +20725,7 @@
             <w:pPr>
               <w:spacing w:line="360" w:lineRule="auto"/>
               <w:rPr>
-                <w:rFonts w:ascii="宋体" w:eastAsia="宋体" w:hAnsi="宋体"/>
+                <w:rFonts w:ascii="宋体" w:eastAsia="宋体" w:hAnsi="宋体" w:hint="eastAsia"/>
               </w:rPr>
             </w:pPr>
             <w:r>
@@ -20636,7 +20744,7 @@
             <w:pPr>
               <w:spacing w:line="360" w:lineRule="auto"/>
               <w:rPr>
-                <w:rFonts w:ascii="宋体" w:eastAsia="宋体" w:hAnsi="宋体"/>
+                <w:rFonts w:ascii="宋体" w:eastAsia="宋体" w:hAnsi="宋体" w:hint="eastAsia"/>
               </w:rPr>
             </w:pPr>
             <w:proofErr w:type="spellStart"/>
@@ -20657,7 +20765,7 @@
             <w:pPr>
               <w:spacing w:line="360" w:lineRule="auto"/>
               <w:rPr>
-                <w:rFonts w:ascii="宋体" w:eastAsia="宋体" w:hAnsi="宋体"/>
+                <w:rFonts w:ascii="宋体" w:eastAsia="宋体" w:hAnsi="宋体" w:hint="eastAsia"/>
               </w:rPr>
             </w:pPr>
             <w:r>
@@ -20681,7 +20789,7 @@
             <w:pPr>
               <w:spacing w:line="360" w:lineRule="auto"/>
               <w:rPr>
-                <w:rFonts w:ascii="宋体" w:eastAsia="宋体" w:hAnsi="宋体"/>
+                <w:rFonts w:ascii="宋体" w:eastAsia="宋体" w:hAnsi="宋体" w:hint="eastAsia"/>
               </w:rPr>
             </w:pPr>
             <w:proofErr w:type="spellStart"/>
@@ -20702,7 +20810,7 @@
             <w:pPr>
               <w:spacing w:line="360" w:lineRule="auto"/>
               <w:rPr>
-                <w:rFonts w:ascii="宋体" w:eastAsia="宋体" w:hAnsi="宋体"/>
+                <w:rFonts w:ascii="宋体" w:eastAsia="宋体" w:hAnsi="宋体" w:hint="eastAsia"/>
               </w:rPr>
             </w:pPr>
             <w:r>
@@ -20721,7 +20829,7 @@
             <w:pPr>
               <w:spacing w:line="360" w:lineRule="auto"/>
               <w:rPr>
-                <w:rFonts w:ascii="宋体" w:eastAsia="宋体" w:hAnsi="宋体"/>
+                <w:rFonts w:ascii="宋体" w:eastAsia="宋体" w:hAnsi="宋体" w:hint="eastAsia"/>
               </w:rPr>
             </w:pPr>
             <w:proofErr w:type="spellStart"/>
@@ -20742,7 +20850,7 @@
             <w:pPr>
               <w:spacing w:line="360" w:lineRule="auto"/>
               <w:rPr>
-                <w:rFonts w:ascii="宋体" w:eastAsia="宋体" w:hAnsi="宋体"/>
+                <w:rFonts w:ascii="宋体" w:eastAsia="宋体" w:hAnsi="宋体" w:hint="eastAsia"/>
               </w:rPr>
             </w:pPr>
             <w:r>
@@ -20761,7 +20869,7 @@
             <w:pPr>
               <w:spacing w:line="360" w:lineRule="auto"/>
               <w:rPr>
-                <w:rFonts w:ascii="宋体" w:eastAsia="宋体" w:hAnsi="宋体"/>
+                <w:rFonts w:ascii="宋体" w:eastAsia="宋体" w:hAnsi="宋体" w:hint="eastAsia"/>
               </w:rPr>
             </w:pPr>
             <w:proofErr w:type="spellStart"/>
@@ -20782,7 +20890,7 @@
             <w:pPr>
               <w:spacing w:line="360" w:lineRule="auto"/>
               <w:rPr>
-                <w:rFonts w:ascii="宋体" w:eastAsia="宋体" w:hAnsi="宋体"/>
+                <w:rFonts w:ascii="宋体" w:eastAsia="宋体" w:hAnsi="宋体" w:hint="eastAsia"/>
               </w:rPr>
             </w:pPr>
             <w:proofErr w:type="gramStart"/>
@@ -20816,6 +20924,7 @@
               <w:rPr>
                 <w:rFonts w:ascii="宋体" w:eastAsia="宋体" w:hAnsi="宋体" w:hint="eastAsia"/>
               </w:rPr>
+              <w:lastRenderedPageBreak/>
               <w:t>jq</w:t>
             </w:r>
             <w:proofErr w:type="spellEnd"/>
@@ -21190,7 +21299,6 @@
               <w:rPr>
                 <w:rFonts w:ascii="宋体" w:eastAsia="宋体" w:hAnsi="宋体" w:hint="eastAsia"/>
               </w:rPr>
-              <w:lastRenderedPageBreak/>
               <w:t>mg</w:t>
             </w:r>
           </w:p>
@@ -23133,7 +23241,14 @@
         <w:rPr>
           <w:rFonts w:ascii="宋体" w:eastAsia="宋体" w:hAnsi="宋体"/>
         </w:rPr>
-        <w:t>码的选取不再依赖于直觉，而是有章可循的系统工程。它体现了本输入法"形音义结合，理据性优先"的设计哲学。</w:t>
+        <w:t>码的选取不再依赖于直觉，而</w:t>
+      </w:r>
+      <w:r>
+        <w:rPr>
+          <w:rFonts w:ascii="宋体" w:eastAsia="宋体" w:hAnsi="宋体"/>
+        </w:rPr>
+        <w:lastRenderedPageBreak/>
+        <w:t>是有章可循的系统工程。它体现了本输入法"形音义结合，理据性优先"的设计哲学。</w:t>
       </w:r>
     </w:p>
     <w:p>
@@ -23221,14 +23336,7 @@
         <w:rPr>
           <w:rFonts w:ascii="宋体" w:eastAsia="宋体" w:hAnsi="宋体" w:hint="eastAsia"/>
         </w:rPr>
-        <w:t>，包括同义异写字、大写数字、</w:t>
-      </w:r>
-      <w:r>
-        <w:rPr>
-          <w:rFonts w:ascii="宋体" w:eastAsia="宋体" w:hAnsi="宋体" w:hint="eastAsia"/>
-        </w:rPr>
-        <w:lastRenderedPageBreak/>
-        <w:t>通假古音字等</w:t>
+        <w:t>，包括同义异写字、大写数字、通假古音字等</w:t>
       </w:r>
       <w:r>
         <w:rPr>
@@ -24918,6 +25026,7 @@
                 <w:rFonts w:ascii="宋体" w:eastAsia="宋体" w:hAnsi="宋体" w:hint="eastAsia"/>
                 <w:szCs w:val="21"/>
               </w:rPr>
+              <w:lastRenderedPageBreak/>
               <w:t>类型</w:t>
             </w:r>
             <w:r>
@@ -25115,7 +25224,6 @@
                 <w:rFonts w:ascii="宋体" w:eastAsia="宋体" w:hAnsi="宋体"/>
                 <w:szCs w:val="21"/>
               </w:rPr>
-              <w:lastRenderedPageBreak/>
               <w:t>r</w:t>
             </w:r>
           </w:p>
@@ -30768,6 +30876,155 @@
     </w:lvl>
   </w:abstractNum>
   <w:abstractNum w:abstractNumId="28" w15:restartNumberingAfterBreak="0">
+    <w:nsid w:val="56C63261"/>
+    <w:multiLevelType w:val="multilevel"/>
+    <w:tmpl w:val="F45C1FD8"/>
+    <w:lvl w:ilvl="0">
+      <w:start w:val="1"/>
+      <w:numFmt w:val="bullet"/>
+      <w:lvlText w:val=""/>
+      <w:lvlJc w:val="left"/>
+      <w:pPr>
+        <w:tabs>
+          <w:tab w:val="num" w:pos="720"/>
+        </w:tabs>
+        <w:ind w:left="720" w:hanging="360"/>
+      </w:pPr>
+      <w:rPr>
+        <w:rFonts w:ascii="Symbol" w:hAnsi="Symbol" w:hint="default"/>
+        <w:sz w:val="20"/>
+      </w:rPr>
+    </w:lvl>
+    <w:lvl w:ilvl="1" w:tentative="1">
+      <w:start w:val="1"/>
+      <w:numFmt w:val="bullet"/>
+      <w:lvlText w:val="o"/>
+      <w:lvlJc w:val="left"/>
+      <w:pPr>
+        <w:tabs>
+          <w:tab w:val="num" w:pos="1440"/>
+        </w:tabs>
+        <w:ind w:left="1440" w:hanging="360"/>
+      </w:pPr>
+      <w:rPr>
+        <w:rFonts w:ascii="Courier New" w:hAnsi="Courier New" w:hint="default"/>
+        <w:sz w:val="20"/>
+      </w:rPr>
+    </w:lvl>
+    <w:lvl w:ilvl="2" w:tentative="1">
+      <w:start w:val="1"/>
+      <w:numFmt w:val="bullet"/>
+      <w:lvlText w:val=""/>
+      <w:lvlJc w:val="left"/>
+      <w:pPr>
+        <w:tabs>
+          <w:tab w:val="num" w:pos="2160"/>
+        </w:tabs>
+        <w:ind w:left="2160" w:hanging="360"/>
+      </w:pPr>
+      <w:rPr>
+        <w:rFonts w:ascii="Wingdings" w:hAnsi="Wingdings" w:hint="default"/>
+        <w:sz w:val="20"/>
+      </w:rPr>
+    </w:lvl>
+    <w:lvl w:ilvl="3" w:tentative="1">
+      <w:start w:val="1"/>
+      <w:numFmt w:val="bullet"/>
+      <w:lvlText w:val=""/>
+      <w:lvlJc w:val="left"/>
+      <w:pPr>
+        <w:tabs>
+          <w:tab w:val="num" w:pos="2880"/>
+        </w:tabs>
+        <w:ind w:left="2880" w:hanging="360"/>
+      </w:pPr>
+      <w:rPr>
+        <w:rFonts w:ascii="Wingdings" w:hAnsi="Wingdings" w:hint="default"/>
+        <w:sz w:val="20"/>
+      </w:rPr>
+    </w:lvl>
+    <w:lvl w:ilvl="4" w:tentative="1">
+      <w:start w:val="1"/>
+      <w:numFmt w:val="bullet"/>
+      <w:lvlText w:val=""/>
+      <w:lvlJc w:val="left"/>
+      <w:pPr>
+        <w:tabs>
+          <w:tab w:val="num" w:pos="3600"/>
+        </w:tabs>
+        <w:ind w:left="3600" w:hanging="360"/>
+      </w:pPr>
+      <w:rPr>
+        <w:rFonts w:ascii="Wingdings" w:hAnsi="Wingdings" w:hint="default"/>
+        <w:sz w:val="20"/>
+      </w:rPr>
+    </w:lvl>
+    <w:lvl w:ilvl="5" w:tentative="1">
+      <w:start w:val="1"/>
+      <w:numFmt w:val="bullet"/>
+      <w:lvlText w:val=""/>
+      <w:lvlJc w:val="left"/>
+      <w:pPr>
+        <w:tabs>
+          <w:tab w:val="num" w:pos="4320"/>
+        </w:tabs>
+        <w:ind w:left="4320" w:hanging="360"/>
+      </w:pPr>
+      <w:rPr>
+        <w:rFonts w:ascii="Wingdings" w:hAnsi="Wingdings" w:hint="default"/>
+        <w:sz w:val="20"/>
+      </w:rPr>
+    </w:lvl>
+    <w:lvl w:ilvl="6" w:tentative="1">
+      <w:start w:val="1"/>
+      <w:numFmt w:val="bullet"/>
+      <w:lvlText w:val=""/>
+      <w:lvlJc w:val="left"/>
+      <w:pPr>
+        <w:tabs>
+          <w:tab w:val="num" w:pos="5040"/>
+        </w:tabs>
+        <w:ind w:left="5040" w:hanging="360"/>
+      </w:pPr>
+      <w:rPr>
+        <w:rFonts w:ascii="Wingdings" w:hAnsi="Wingdings" w:hint="default"/>
+        <w:sz w:val="20"/>
+      </w:rPr>
+    </w:lvl>
+    <w:lvl w:ilvl="7" w:tentative="1">
+      <w:start w:val="1"/>
+      <w:numFmt w:val="bullet"/>
+      <w:lvlText w:val=""/>
+      <w:lvlJc w:val="left"/>
+      <w:pPr>
+        <w:tabs>
+          <w:tab w:val="num" w:pos="5760"/>
+        </w:tabs>
+        <w:ind w:left="5760" w:hanging="360"/>
+      </w:pPr>
+      <w:rPr>
+        <w:rFonts w:ascii="Wingdings" w:hAnsi="Wingdings" w:hint="default"/>
+        <w:sz w:val="20"/>
+      </w:rPr>
+    </w:lvl>
+    <w:lvl w:ilvl="8" w:tentative="1">
+      <w:start w:val="1"/>
+      <w:numFmt w:val="bullet"/>
+      <w:lvlText w:val=""/>
+      <w:lvlJc w:val="left"/>
+      <w:pPr>
+        <w:tabs>
+          <w:tab w:val="num" w:pos="6480"/>
+        </w:tabs>
+        <w:ind w:left="6480" w:hanging="360"/>
+      </w:pPr>
+      <w:rPr>
+        <w:rFonts w:ascii="Wingdings" w:hAnsi="Wingdings" w:hint="default"/>
+        <w:sz w:val="20"/>
+      </w:rPr>
+    </w:lvl>
+  </w:abstractNum>
+  <w:abstractNum w:abstractNumId="29" w15:restartNumberingAfterBreak="0">
     <w:nsid w:val="596F4C65"/>
     <w:multiLevelType w:val="multilevel"/>
     <w:tmpl w:val="596F4C65"/>
@@ -30884,7 +31141,7 @@
       </w:pPr>
     </w:lvl>
   </w:abstractNum>
-  <w:abstractNum w:abstractNumId="29" w15:restartNumberingAfterBreak="0">
+  <w:abstractNum w:abstractNumId="30" w15:restartNumberingAfterBreak="0">
     <w:nsid w:val="59985B18"/>
     <w:multiLevelType w:val="hybridMultilevel"/>
     <w:tmpl w:val="0DF6F740"/>
@@ -30974,7 +31231,7 @@
       </w:pPr>
     </w:lvl>
   </w:abstractNum>
-  <w:abstractNum w:abstractNumId="30" w15:restartNumberingAfterBreak="0">
+  <w:abstractNum w:abstractNumId="31" w15:restartNumberingAfterBreak="0">
     <w:nsid w:val="5C0A2356"/>
     <w:multiLevelType w:val="multilevel"/>
     <w:tmpl w:val="5C0A2356"/>
@@ -31123,7 +31380,7 @@
       </w:rPr>
     </w:lvl>
   </w:abstractNum>
-  <w:abstractNum w:abstractNumId="31" w15:restartNumberingAfterBreak="0">
+  <w:abstractNum w:abstractNumId="32" w15:restartNumberingAfterBreak="0">
     <w:nsid w:val="5C585843"/>
     <w:multiLevelType w:val="multilevel"/>
     <w:tmpl w:val="5C585843"/>
@@ -31272,7 +31529,7 @@
       </w:rPr>
     </w:lvl>
   </w:abstractNum>
-  <w:abstractNum w:abstractNumId="32" w15:restartNumberingAfterBreak="0">
+  <w:abstractNum w:abstractNumId="33" w15:restartNumberingAfterBreak="0">
     <w:nsid w:val="5D7B06C8"/>
     <w:multiLevelType w:val="multilevel"/>
     <w:tmpl w:val="5D7B06C8"/>
@@ -31421,7 +31678,7 @@
       </w:rPr>
     </w:lvl>
   </w:abstractNum>
-  <w:abstractNum w:abstractNumId="33" w15:restartNumberingAfterBreak="0">
+  <w:abstractNum w:abstractNumId="34" w15:restartNumberingAfterBreak="0">
     <w:nsid w:val="5EEF3AA8"/>
     <w:multiLevelType w:val="multilevel"/>
     <w:tmpl w:val="5EEF3AA8"/>
@@ -31570,7 +31827,7 @@
       </w:rPr>
     </w:lvl>
   </w:abstractNum>
-  <w:abstractNum w:abstractNumId="34" w15:restartNumberingAfterBreak="0">
+  <w:abstractNum w:abstractNumId="35" w15:restartNumberingAfterBreak="0">
     <w:nsid w:val="5FFE595B"/>
     <w:multiLevelType w:val="multilevel"/>
     <w:tmpl w:val="5FFE595B"/>
@@ -31715,7 +31972,7 @@
       </w:rPr>
     </w:lvl>
   </w:abstractNum>
-  <w:abstractNum w:abstractNumId="35" w15:restartNumberingAfterBreak="0">
+  <w:abstractNum w:abstractNumId="36" w15:restartNumberingAfterBreak="0">
     <w:nsid w:val="682527DD"/>
     <w:multiLevelType w:val="multilevel"/>
     <w:tmpl w:val="682527DD"/>
@@ -31832,7 +32089,7 @@
       </w:pPr>
     </w:lvl>
   </w:abstractNum>
-  <w:abstractNum w:abstractNumId="36" w15:restartNumberingAfterBreak="0">
+  <w:abstractNum w:abstractNumId="37" w15:restartNumberingAfterBreak="0">
     <w:nsid w:val="6EDB2323"/>
     <w:multiLevelType w:val="multilevel"/>
     <w:tmpl w:val="6EDB2323"/>
@@ -31981,7 +32238,7 @@
       </w:rPr>
     </w:lvl>
   </w:abstractNum>
-  <w:abstractNum w:abstractNumId="37" w15:restartNumberingAfterBreak="0">
+  <w:abstractNum w:abstractNumId="38" w15:restartNumberingAfterBreak="0">
     <w:nsid w:val="6EF80006"/>
     <w:multiLevelType w:val="multilevel"/>
     <w:tmpl w:val="6EF80006"/>
@@ -32098,7 +32355,7 @@
       </w:pPr>
     </w:lvl>
   </w:abstractNum>
-  <w:abstractNum w:abstractNumId="38" w15:restartNumberingAfterBreak="0">
+  <w:abstractNum w:abstractNumId="39" w15:restartNumberingAfterBreak="0">
     <w:nsid w:val="717603EE"/>
     <w:multiLevelType w:val="multilevel"/>
     <w:tmpl w:val="717603EE"/>
@@ -32247,7 +32504,7 @@
       </w:rPr>
     </w:lvl>
   </w:abstractNum>
-  <w:abstractNum w:abstractNumId="39" w15:restartNumberingAfterBreak="0">
+  <w:abstractNum w:abstractNumId="40" w15:restartNumberingAfterBreak="0">
     <w:nsid w:val="7CA3549B"/>
     <w:multiLevelType w:val="multilevel"/>
     <w:tmpl w:val="7CA3549B"/>
@@ -32396,7 +32653,7 @@
       </w:rPr>
     </w:lvl>
   </w:abstractNum>
-  <w:abstractNum w:abstractNumId="40" w15:restartNumberingAfterBreak="0">
+  <w:abstractNum w:abstractNumId="41" w15:restartNumberingAfterBreak="0">
     <w:nsid w:val="7CEF3160"/>
     <w:multiLevelType w:val="multilevel"/>
     <w:tmpl w:val="7CEF3160"/>
@@ -32545,7 +32802,7 @@
       </w:rPr>
     </w:lvl>
   </w:abstractNum>
-  <w:abstractNum w:abstractNumId="41" w15:restartNumberingAfterBreak="0">
+  <w:abstractNum w:abstractNumId="42" w15:restartNumberingAfterBreak="0">
     <w:nsid w:val="7CFB099B"/>
     <w:multiLevelType w:val="multilevel"/>
     <w:tmpl w:val="7CFB099B"/>
@@ -32694,7 +32951,7 @@
       </w:rPr>
     </w:lvl>
   </w:abstractNum>
-  <w:abstractNum w:abstractNumId="42" w15:restartNumberingAfterBreak="0">
+  <w:abstractNum w:abstractNumId="43" w15:restartNumberingAfterBreak="0">
     <w:nsid w:val="7D032C6C"/>
     <w:multiLevelType w:val="multilevel"/>
     <w:tmpl w:val="7D032C6C"/>
@@ -32843,7 +33100,7 @@
       </w:rPr>
     </w:lvl>
   </w:abstractNum>
-  <w:abstractNum w:abstractNumId="43" w15:restartNumberingAfterBreak="0">
+  <w:abstractNum w:abstractNumId="44" w15:restartNumberingAfterBreak="0">
     <w:nsid w:val="7D0A48A3"/>
     <w:multiLevelType w:val="multilevel"/>
     <w:tmpl w:val="7D0A48A3"/>
@@ -32992,7 +33249,7 @@
       </w:rPr>
     </w:lvl>
   </w:abstractNum>
-  <w:abstractNum w:abstractNumId="44" w15:restartNumberingAfterBreak="0">
+  <w:abstractNum w:abstractNumId="45" w15:restartNumberingAfterBreak="0">
     <w:nsid w:val="7F0414C5"/>
     <w:multiLevelType w:val="multilevel"/>
     <w:tmpl w:val="7F0414C5"/>
@@ -33142,10 +33399,10 @@
     </w:lvl>
   </w:abstractNum>
   <w:num w:numId="1" w16cid:durableId="1557859966">
-    <w:abstractNumId w:val="34"/>
+    <w:abstractNumId w:val="35"/>
   </w:num>
   <w:num w:numId="2" w16cid:durableId="1898466263">
-    <w:abstractNumId w:val="41"/>
+    <w:abstractNumId w:val="42"/>
   </w:num>
   <w:num w:numId="3" w16cid:durableId="869879360">
     <w:abstractNumId w:val="10"/>
@@ -33154,19 +33411,19 @@
     <w:abstractNumId w:val="6"/>
   </w:num>
   <w:num w:numId="5" w16cid:durableId="446894633">
-    <w:abstractNumId w:val="35"/>
+    <w:abstractNumId w:val="36"/>
   </w:num>
   <w:num w:numId="6" w16cid:durableId="402411753">
     <w:abstractNumId w:val="23"/>
   </w:num>
   <w:num w:numId="7" w16cid:durableId="390345503">
-    <w:abstractNumId w:val="39"/>
+    <w:abstractNumId w:val="40"/>
   </w:num>
   <w:num w:numId="8" w16cid:durableId="955062277">
     <w:abstractNumId w:val="12"/>
   </w:num>
   <w:num w:numId="9" w16cid:durableId="695885004">
-    <w:abstractNumId w:val="36"/>
+    <w:abstractNumId w:val="37"/>
   </w:num>
   <w:num w:numId="10" w16cid:durableId="1497644927">
     <w:abstractNumId w:val="13"/>
@@ -33178,16 +33435,16 @@
     <w:abstractNumId w:val="25"/>
   </w:num>
   <w:num w:numId="13" w16cid:durableId="1976979802">
-    <w:abstractNumId w:val="38"/>
+    <w:abstractNumId w:val="39"/>
   </w:num>
   <w:num w:numId="14" w16cid:durableId="1820725203">
     <w:abstractNumId w:val="5"/>
   </w:num>
   <w:num w:numId="15" w16cid:durableId="856699432">
-    <w:abstractNumId w:val="42"/>
+    <w:abstractNumId w:val="43"/>
   </w:num>
   <w:num w:numId="16" w16cid:durableId="1382632786">
-    <w:abstractNumId w:val="44"/>
+    <w:abstractNumId w:val="45"/>
   </w:num>
   <w:num w:numId="17" w16cid:durableId="41951121">
     <w:abstractNumId w:val="20"/>
@@ -33196,7 +33453,7 @@
     <w:abstractNumId w:val="7"/>
   </w:num>
   <w:num w:numId="19" w16cid:durableId="805122147">
-    <w:abstractNumId w:val="43"/>
+    <w:abstractNumId w:val="44"/>
   </w:num>
   <w:num w:numId="20" w16cid:durableId="1433666660">
     <w:abstractNumId w:val="11"/>
@@ -33205,7 +33462,7 @@
     <w:abstractNumId w:val="24"/>
   </w:num>
   <w:num w:numId="22" w16cid:durableId="1950894768">
-    <w:abstractNumId w:val="32"/>
+    <w:abstractNumId w:val="33"/>
   </w:num>
   <w:num w:numId="23" w16cid:durableId="1573461906">
     <w:abstractNumId w:val="3"/>
@@ -33214,7 +33471,7 @@
     <w:abstractNumId w:val="19"/>
   </w:num>
   <w:num w:numId="25" w16cid:durableId="1973901577">
-    <w:abstractNumId w:val="31"/>
+    <w:abstractNumId w:val="32"/>
   </w:num>
   <w:num w:numId="26" w16cid:durableId="783962644">
     <w:abstractNumId w:val="9"/>
@@ -33229,7 +33486,7 @@
     <w:abstractNumId w:val="26"/>
   </w:num>
   <w:num w:numId="30" w16cid:durableId="1852136156">
-    <w:abstractNumId w:val="37"/>
+    <w:abstractNumId w:val="38"/>
   </w:num>
   <w:num w:numId="31" w16cid:durableId="88433868">
     <w:abstractNumId w:val="17"/>
@@ -33238,10 +33495,10 @@
     <w:abstractNumId w:val="4"/>
   </w:num>
   <w:num w:numId="33" w16cid:durableId="826096728">
-    <w:abstractNumId w:val="28"/>
+    <w:abstractNumId w:val="29"/>
   </w:num>
   <w:num w:numId="34" w16cid:durableId="677197021">
-    <w:abstractNumId w:val="30"/>
+    <w:abstractNumId w:val="31"/>
   </w:num>
   <w:num w:numId="35" w16cid:durableId="1558515120">
     <w:abstractNumId w:val="2"/>
@@ -33250,13 +33507,13 @@
     <w:abstractNumId w:val="21"/>
   </w:num>
   <w:num w:numId="37" w16cid:durableId="1203640839">
-    <w:abstractNumId w:val="33"/>
+    <w:abstractNumId w:val="34"/>
   </w:num>
   <w:num w:numId="38" w16cid:durableId="1108891598">
     <w:abstractNumId w:val="27"/>
   </w:num>
   <w:num w:numId="39" w16cid:durableId="1133330483">
-    <w:abstractNumId w:val="40"/>
+    <w:abstractNumId w:val="41"/>
   </w:num>
   <w:num w:numId="40" w16cid:durableId="1644970962">
     <w:abstractNumId w:val="0"/>
@@ -33271,10 +33528,13 @@
     <w:abstractNumId w:val="8"/>
   </w:num>
   <w:num w:numId="44" w16cid:durableId="1420177711">
-    <w:abstractNumId w:val="29"/>
+    <w:abstractNumId w:val="30"/>
   </w:num>
   <w:num w:numId="45" w16cid:durableId="466121384">
     <w:abstractNumId w:val="18"/>
+  </w:num>
+  <w:num w:numId="46" w16cid:durableId="84159104">
+    <w:abstractNumId w:val="28"/>
   </w:num>
   <w:numIdMacAtCleanup w:val="45"/>
 </w:numbering>
@@ -33877,7 +34137,6 @@
   <w:style w:type="character" w:default="1" w:styleId="a0">
     <w:name w:val="Default Paragraph Font"/>
     <w:uiPriority w:val="1"/>
-    <w:semiHidden/>
     <w:unhideWhenUsed/>
   </w:style>
   <w:style w:type="table" w:default="1" w:styleId="a1">

--- a/help/解书音形规则文本.docx
+++ b/help/解书音形规则文本.docx
@@ -1214,7 +1214,7 @@
     <w:p>
       <w:pPr>
         <w:rPr>
-          <w:rFonts w:ascii="宋体" w:eastAsia="宋体" w:hAnsi="宋体"/>
+          <w:rFonts w:ascii="宋体" w:eastAsia="宋体" w:hAnsi="宋体" w:hint="eastAsia"/>
           <w:szCs w:val="21"/>
         </w:rPr>
       </w:pPr>
@@ -1246,7 +1246,7 @@
           <w:numId w:val="46"/>
         </w:numPr>
         <w:rPr>
-          <w:rFonts w:ascii="宋体" w:eastAsia="宋体" w:hAnsi="宋体"/>
+          <w:rFonts w:ascii="宋体" w:eastAsia="宋体" w:hAnsi="宋体" w:hint="eastAsia"/>
           <w:szCs w:val="21"/>
         </w:rPr>
       </w:pPr>
@@ -1274,7 +1274,7 @@
           <w:numId w:val="46"/>
         </w:numPr>
         <w:rPr>
-          <w:rFonts w:ascii="宋体" w:eastAsia="宋体" w:hAnsi="宋体"/>
+          <w:rFonts w:ascii="宋体" w:eastAsia="宋体" w:hAnsi="宋体" w:hint="eastAsia"/>
           <w:szCs w:val="21"/>
         </w:rPr>
       </w:pPr>
@@ -1293,7 +1293,7 @@
           <w:numId w:val="46"/>
         </w:numPr>
         <w:rPr>
-          <w:rFonts w:ascii="宋体" w:eastAsia="宋体" w:hAnsi="宋体"/>
+          <w:rFonts w:ascii="宋体" w:eastAsia="宋体" w:hAnsi="宋体" w:hint="eastAsia"/>
           <w:szCs w:val="21"/>
         </w:rPr>
       </w:pPr>
@@ -1312,7 +1312,7 @@
           <w:numId w:val="46"/>
         </w:numPr>
         <w:rPr>
-          <w:rFonts w:ascii="宋体" w:eastAsia="宋体" w:hAnsi="宋体"/>
+          <w:rFonts w:ascii="宋体" w:eastAsia="宋体" w:hAnsi="宋体" w:hint="eastAsia"/>
           <w:szCs w:val="21"/>
         </w:rPr>
       </w:pPr>
@@ -4356,9 +4356,6 @@
         <w:instrText>HYPERLINK "https://jmwztu.netlify.app/"</w:instrText>
       </w:r>
       <w:r>
-        <w:rPr>
-          <w:rFonts w:hint="eastAsia"/>
-        </w:rPr>
         <w:fldChar w:fldCharType="separate"/>
       </w:r>
       <w:r>
@@ -5482,7 +5479,7 @@
           <w14:ligatures w14:val="none"/>
         </w:rPr>
         <w:drawing>
-          <wp:inline distT="0" distB="0" distL="0" distR="0" wp14:anchorId="021093D3" wp14:editId="29107BF5">
+          <wp:inline distT="0" distB="0" distL="0" distR="0" wp14:anchorId="021093D3" wp14:editId="7442F342">
             <wp:extent cx="3864293" cy="1155659"/>
             <wp:effectExtent l="0" t="0" r="3175" b="6985"/>
             <wp:docPr id="876378149" name="图片 2"/>
@@ -16781,7 +16778,21 @@
           <w:rFonts w:ascii="宋体" w:eastAsia="宋体" w:hAnsi="宋体"/>
           <w:szCs w:val="21"/>
         </w:rPr>
-        <w:t>④ 代替</w:t>
+        <w:t xml:space="preserve">④ </w:t>
+      </w:r>
+      <w:r>
+        <w:rPr>
+          <w:rFonts w:ascii="宋体" w:eastAsia="宋体" w:hAnsi="宋体" w:hint="eastAsia"/>
+          <w:szCs w:val="21"/>
+        </w:rPr>
+        <w:t>余音被占时</w:t>
+      </w:r>
+      <w:r>
+        <w:rPr>
+          <w:rFonts w:ascii="宋体" w:eastAsia="宋体" w:hAnsi="宋体"/>
+          <w:szCs w:val="21"/>
+        </w:rPr>
+        <w:t>次选：</w:t>
       </w:r>
       <w:proofErr w:type="gramStart"/>
       <w:r>
@@ -16789,7 +16800,7 @@
           <w:rFonts w:ascii="宋体" w:eastAsia="宋体" w:hAnsi="宋体"/>
           <w:szCs w:val="21"/>
         </w:rPr>
-        <w:t>部首码次选</w:t>
+        <w:t>独体余</w:t>
       </w:r>
       <w:proofErr w:type="gramEnd"/>
       <w:r>
@@ -16797,15 +16808,43 @@
           <w:rFonts w:ascii="宋体" w:eastAsia="宋体" w:hAnsi="宋体"/>
           <w:szCs w:val="21"/>
         </w:rPr>
+        <w:t>字在前三条均不可拆分，</w:t>
+      </w:r>
+      <w:r>
+        <w:rPr>
+          <w:rFonts w:ascii="宋体" w:eastAsia="宋体" w:hAnsi="宋体" w:hint="eastAsia"/>
+          <w:szCs w:val="21"/>
+        </w:rPr>
+        <w:t>但</w:t>
+      </w:r>
+      <w:r>
+        <w:rPr>
+          <w:rFonts w:ascii="宋体" w:eastAsia="宋体" w:hAnsi="宋体"/>
+          <w:szCs w:val="21"/>
+        </w:rPr>
+        <w:t>当余音被更高优先级字占据时</w:t>
+      </w:r>
+      <w:r>
+        <w:rPr>
+          <w:rFonts w:ascii="宋体" w:eastAsia="宋体" w:hAnsi="宋体" w:hint="eastAsia"/>
+          <w:szCs w:val="21"/>
+        </w:rPr>
         <w:t>：若</w:t>
       </w:r>
+      <w:r>
+        <w:rPr>
+          <w:rFonts w:ascii="宋体" w:eastAsia="宋体" w:hAnsi="宋体"/>
+          <w:szCs w:val="21"/>
+        </w:rPr>
+        <w:t>其属于“非部首字代替”表（如干→十、</w:t>
+      </w:r>
       <w:proofErr w:type="gramStart"/>
       <w:r>
         <w:rPr>
           <w:rFonts w:ascii="宋体" w:eastAsia="宋体" w:hAnsi="宋体"/>
           <w:szCs w:val="21"/>
         </w:rPr>
-        <w:t>独体余</w:t>
+        <w:t>兀</w:t>
       </w:r>
       <w:proofErr w:type="gramEnd"/>
       <w:r>
@@ -16813,7 +16852,35 @@
           <w:rFonts w:ascii="宋体" w:eastAsia="宋体" w:hAnsi="宋体"/>
           <w:szCs w:val="21"/>
         </w:rPr>
-        <w:t>字在前三条均不可拆分，且其属于“非部首字代替”表（如干→十、</w:t>
+        <w:t>→儿），可取代替目标的部首码作为副码</w:t>
+      </w:r>
+      <w:r>
+        <w:rPr>
+          <w:rFonts w:ascii="宋体" w:eastAsia="宋体" w:hAnsi="宋体" w:hint="eastAsia"/>
+          <w:szCs w:val="21"/>
+        </w:rPr>
+        <w:t>；若不在</w:t>
+      </w:r>
+      <w:r>
+        <w:rPr>
+          <w:rFonts w:ascii="宋体" w:eastAsia="宋体" w:hAnsi="宋体"/>
+          <w:szCs w:val="21"/>
+        </w:rPr>
+        <w:t>“非部首字代替”表</w:t>
+      </w:r>
+      <w:r>
+        <w:rPr>
+          <w:rFonts w:ascii="宋体" w:eastAsia="宋体" w:hAnsi="宋体" w:hint="eastAsia"/>
+          <w:szCs w:val="21"/>
+        </w:rPr>
+        <w:t>，但</w:t>
+      </w:r>
+      <w:r>
+        <w:rPr>
+          <w:rFonts w:ascii="宋体" w:eastAsia="宋体" w:hAnsi="宋体"/>
+          <w:szCs w:val="21"/>
+        </w:rPr>
+        <w:t>整字属于大</w:t>
       </w:r>
       <w:proofErr w:type="gramStart"/>
       <w:r>
@@ -16821,7 +16888,7 @@
           <w:rFonts w:ascii="宋体" w:eastAsia="宋体" w:hAnsi="宋体"/>
           <w:szCs w:val="21"/>
         </w:rPr>
-        <w:t>兀</w:t>
+        <w:t>形字(主码</w:t>
       </w:r>
       <w:proofErr w:type="gramEnd"/>
       <w:r>
@@ -16829,7 +16896,35 @@
           <w:rFonts w:ascii="宋体" w:eastAsia="宋体" w:hAnsi="宋体"/>
           <w:szCs w:val="21"/>
         </w:rPr>
-        <w:t>→儿），当余音被更高优先级字占据时，可取代替目标的部首码作为副码。余音未被占据时仍取余音。</w:t>
+        <w:t>为6</w:t>
+      </w:r>
+      <w:r>
+        <w:rPr>
+          <w:rFonts w:ascii="宋体" w:eastAsia="宋体" w:hAnsi="宋体" w:hint="eastAsia"/>
+          <w:szCs w:val="21"/>
+        </w:rPr>
+        <w:t>，即由于存在单笔画而被②筛掉的，比如“夬”</w:t>
+      </w:r>
+      <w:r>
+        <w:rPr>
+          <w:rFonts w:ascii="宋体" w:eastAsia="宋体" w:hAnsi="宋体"/>
+          <w:szCs w:val="21"/>
+        </w:rPr>
+        <w:t>)</w:t>
+      </w:r>
+      <w:r>
+        <w:rPr>
+          <w:rFonts w:ascii="宋体" w:eastAsia="宋体" w:hAnsi="宋体" w:hint="eastAsia"/>
+          <w:szCs w:val="21"/>
+        </w:rPr>
+        <w:t>，可取“大”部首码d。</w:t>
+      </w:r>
+      <w:r>
+        <w:rPr>
+          <w:rFonts w:ascii="宋体" w:eastAsia="宋体" w:hAnsi="宋体"/>
+          <w:szCs w:val="21"/>
+        </w:rPr>
+        <w:t>余音未被占据时仍取余音。</w:t>
       </w:r>
     </w:p>
     <w:p>
@@ -17574,6 +17669,7 @@
               <w:rPr>
                 <w:rFonts w:ascii="宋体" w:eastAsia="宋体" w:hAnsi="宋体"/>
               </w:rPr>
+              <w:lastRenderedPageBreak/>
               <w:t>上中下结构</w:t>
             </w:r>
           </w:p>
@@ -17651,7 +17747,6 @@
               <w:rPr>
                 <w:rFonts w:ascii="宋体" w:eastAsia="宋体" w:hAnsi="宋体"/>
               </w:rPr>
-              <w:lastRenderedPageBreak/>
               <w:t>包围结构</w:t>
             </w:r>
           </w:p>
@@ -19222,7 +19317,14 @@
               <w:rPr>
                 <w:rFonts w:ascii="宋体" w:eastAsia="宋体" w:hAnsi="宋体"/>
               </w:rPr>
-              <w:t>上下结构</w:t>
+              <w:t>上下结</w:t>
+            </w:r>
+            <w:r>
+              <w:rPr>
+                <w:rFonts w:ascii="宋体" w:eastAsia="宋体" w:hAnsi="宋体"/>
+              </w:rPr>
+              <w:lastRenderedPageBreak/>
+              <w:t>构</w:t>
             </w:r>
           </w:p>
         </w:tc>
@@ -20797,6 +20899,7 @@
               <w:rPr>
                 <w:rFonts w:ascii="宋体" w:eastAsia="宋体" w:hAnsi="宋体"/>
               </w:rPr>
+              <w:lastRenderedPageBreak/>
               <w:t>jc</w:t>
             </w:r>
             <w:proofErr w:type="spellEnd"/>
@@ -20924,7 +21027,6 @@
               <w:rPr>
                 <w:rFonts w:ascii="宋体" w:eastAsia="宋体" w:hAnsi="宋体" w:hint="eastAsia"/>
               </w:rPr>
-              <w:lastRenderedPageBreak/>
               <w:t>jq</w:t>
             </w:r>
             <w:proofErr w:type="spellEnd"/>
@@ -23152,7 +23254,14 @@
         <w:rPr>
           <w:rFonts w:ascii="宋体" w:eastAsia="宋体" w:hAnsi="宋体"/>
         </w:rPr>
-        <w:t>每个拆分步骤都有明确的结构依据</w:t>
+        <w:t>每个拆分步骤都有明确的结构依</w:t>
+      </w:r>
+      <w:r>
+        <w:rPr>
+          <w:rFonts w:ascii="宋体" w:eastAsia="宋体" w:hAnsi="宋体"/>
+        </w:rPr>
+        <w:lastRenderedPageBreak/>
+        <w:t>据</w:t>
       </w:r>
       <w:r>
         <w:rPr>
@@ -23241,14 +23350,7 @@
         <w:rPr>
           <w:rFonts w:ascii="宋体" w:eastAsia="宋体" w:hAnsi="宋体"/>
         </w:rPr>
-        <w:t>码的选取不再依赖于直觉，而</w:t>
-      </w:r>
-      <w:r>
-        <w:rPr>
-          <w:rFonts w:ascii="宋体" w:eastAsia="宋体" w:hAnsi="宋体"/>
-        </w:rPr>
-        <w:lastRenderedPageBreak/>
-        <w:t>是有章可循的系统工程。它体现了本输入法"形音义结合，理据性优先"的设计哲学。</w:t>
+        <w:t>码的选取不再依赖于直觉，而是有章可循的系统工程。它体现了本输入法"形音义结合，理据性优先"的设计哲学。</w:t>
       </w:r>
     </w:p>
     <w:p>
@@ -24959,6 +25061,7 @@
           <w:bCs/>
           <w:szCs w:val="21"/>
         </w:rPr>
+        <w:lastRenderedPageBreak/>
         <w:t>2. </w:t>
       </w:r>
       <w:r>
@@ -25026,7 +25129,6 @@
                 <w:rFonts w:ascii="宋体" w:eastAsia="宋体" w:hAnsi="宋体" w:hint="eastAsia"/>
                 <w:szCs w:val="21"/>
               </w:rPr>
-              <w:lastRenderedPageBreak/>
               <w:t>类型</w:t>
             </w:r>
             <w:r>
@@ -26826,6 +26928,7 @@
           <w:rFonts w:ascii="宋体" w:eastAsia="宋体" w:hAnsi="宋体" w:hint="eastAsia"/>
           <w:szCs w:val="21"/>
         </w:rPr>
+        <w:lastRenderedPageBreak/>
         <w:t xml:space="preserve">    先部首码，再附加。附加</w:t>
       </w:r>
       <w:proofErr w:type="gramStart"/>
@@ -34137,6 +34240,7 @@
   <w:style w:type="character" w:default="1" w:styleId="a0">
     <w:name w:val="Default Paragraph Font"/>
     <w:uiPriority w:val="1"/>
+    <w:semiHidden/>
     <w:unhideWhenUsed/>
   </w:style>
   <w:style w:type="table" w:default="1" w:styleId="a1">

--- a/help/解书音形规则文本.docx
+++ b/help/解书音形规则文本.docx
@@ -4373,6 +4373,30 @@
     <w:p>
       <w:pPr>
         <w:rPr>
+          <w:rFonts w:ascii="宋体" w:eastAsia="宋体" w:hAnsi="宋体"/>
+          <w:szCs w:val="21"/>
+        </w:rPr>
+      </w:pPr>
+      <w:r>
+        <w:rPr>
+          <w:rFonts w:ascii="宋体" w:eastAsia="宋体" w:hAnsi="宋体" w:hint="eastAsia"/>
+          <w:szCs w:val="21"/>
+        </w:rPr>
+        <w:t>查询汉字：</w:t>
+      </w:r>
+      <w:hyperlink r:id="rId9" w:history="1">
+        <w:r>
+          <w:rPr>
+            <w:rStyle w:val="af1"/>
+            <w:rFonts w:ascii="宋体" w:eastAsia="宋体" w:hAnsi="宋体"/>
+          </w:rPr>
+          <w:t>解书音形 · 编码查询</w:t>
+        </w:r>
+      </w:hyperlink>
+    </w:p>
+    <w:p>
+      <w:pPr>
+        <w:rPr>
           <w:rFonts w:ascii="宋体" w:eastAsia="宋体" w:hAnsi="宋体" w:hint="eastAsia"/>
           <w:b/>
           <w:bCs/>
@@ -4644,6 +4668,7 @@
           <w:bCs/>
           <w:szCs w:val="21"/>
         </w:rPr>
+        <w:lastRenderedPageBreak/>
         <w:t>3. 实用主义</w:t>
       </w:r>
     </w:p>
@@ -4663,7 +4688,6 @@
           <w:rFonts w:ascii="宋体" w:eastAsia="宋体" w:hAnsi="宋体"/>
           <w:szCs w:val="21"/>
         </w:rPr>
-        <w:lastRenderedPageBreak/>
         <w:t>规则为效率服务</w:t>
       </w:r>
     </w:p>
@@ -5479,7 +5503,7 @@
           <w14:ligatures w14:val="none"/>
         </w:rPr>
         <w:drawing>
-          <wp:inline distT="0" distB="0" distL="0" distR="0" wp14:anchorId="021093D3" wp14:editId="7442F342">
+          <wp:inline distT="0" distB="0" distL="0" distR="0" wp14:anchorId="021093D3" wp14:editId="2FC0ECBA">
             <wp:extent cx="3864293" cy="1155659"/>
             <wp:effectExtent l="0" t="0" r="3175" b="6985"/>
             <wp:docPr id="876378149" name="图片 2"/>
@@ -5494,7 +5518,7 @@
                     <pic:cNvPicPr/>
                   </pic:nvPicPr>
                   <pic:blipFill>
-                    <a:blip r:embed="rId9" cstate="print">
+                    <a:blip r:embed="rId10" cstate="print">
                       <a:extLst>
                         <a:ext uri="{28A0092B-C50C-407E-A947-70E740481C1C}">
                           <a14:useLocalDpi xmlns:a14="http://schemas.microsoft.com/office/drawing/2010/main" val="0"/>
@@ -5940,7 +5964,15 @@
           <w:rFonts w:ascii="宋体" w:eastAsia="宋体" w:hAnsi="宋体"/>
           <w:szCs w:val="21"/>
         </w:rPr>
-        <w:t>：所有字源不清的字（包括错释、模棱两可、关系复杂、隶变等），统一按现代字形处理。</w:t>
+        <w:t>：所有字源不清的字（包括错释、模棱两可、关系复杂、隶变等），统一</w:t>
+      </w:r>
+      <w:r>
+        <w:rPr>
+          <w:rFonts w:ascii="宋体" w:eastAsia="宋体" w:hAnsi="宋体"/>
+          <w:szCs w:val="21"/>
+        </w:rPr>
+        <w:lastRenderedPageBreak/>
+        <w:t>按现代字形处理。</w:t>
       </w:r>
       <w:r>
         <w:rPr>
@@ -5965,7 +5997,6 @@
           <w:bCs/>
           <w:szCs w:val="21"/>
         </w:rPr>
-        <w:lastRenderedPageBreak/>
         <w:t>解书</w:t>
       </w:r>
       <w:r>
@@ -6630,21 +6661,7 @@
               <w:rPr>
                 <w:rFonts w:ascii="宋体" w:eastAsia="宋体" w:hAnsi="宋体" w:hint="eastAsia"/>
               </w:rPr>
-              <w:t>曲</w:t>
-            </w:r>
-            <w:proofErr w:type="gramStart"/>
-            <w:r>
-              <w:rPr>
-                <w:rFonts w:ascii="宋体" w:eastAsia="宋体" w:hAnsi="宋体" w:hint="eastAsia"/>
-              </w:rPr>
-              <w:t>凸</w:t>
-            </w:r>
-            <w:proofErr w:type="gramEnd"/>
-            <w:r>
-              <w:rPr>
-                <w:rFonts w:ascii="宋体" w:eastAsia="宋体" w:hAnsi="宋体" w:hint="eastAsia"/>
-              </w:rPr>
-              <w:t>甘</w:t>
+              <w:t>曲凸甘</w:t>
             </w:r>
           </w:p>
         </w:tc>
@@ -7141,18 +7158,12 @@
               </w:rPr>
               <w:t>正</w:t>
             </w:r>
-            <w:r>
-              <w:rPr>
-                <w:rFonts w:ascii="宋体" w:eastAsia="宋体" w:hAnsi="宋体" w:hint="eastAsia"/>
-              </w:rPr>
-              <w:t>不</w:t>
-            </w:r>
             <w:proofErr w:type="gramEnd"/>
             <w:r>
               <w:rPr>
                 <w:rFonts w:ascii="宋体" w:eastAsia="宋体" w:hAnsi="宋体" w:hint="eastAsia"/>
               </w:rPr>
-              <w:t>壬</w:t>
+              <w:t>不壬</w:t>
             </w:r>
           </w:p>
         </w:tc>
@@ -7409,14 +7420,14 @@
               <w:rPr>
                 <w:rFonts w:ascii="宋体" w:eastAsia="宋体" w:hAnsi="宋体" w:hint="eastAsia"/>
               </w:rPr>
-              <w:t>弗巳</w:t>
+              <w:t>弗</w:t>
             </w:r>
             <w:proofErr w:type="gramEnd"/>
             <w:r>
               <w:rPr>
                 <w:rFonts w:ascii="宋体" w:eastAsia="宋体" w:hAnsi="宋体" w:hint="eastAsia"/>
               </w:rPr>
-              <w:t>重</w:t>
+              <w:t>巳重</w:t>
             </w:r>
           </w:p>
         </w:tc>
@@ -8079,7 +8090,15 @@
           <w:rFonts w:ascii="宋体" w:eastAsia="宋体" w:hAnsi="宋体" w:hint="eastAsia"/>
           <w:szCs w:val="21"/>
         </w:rPr>
-        <w:t>如果不在部首表中</w:t>
+        <w:t>如</w:t>
+      </w:r>
+      <w:r>
+        <w:rPr>
+          <w:rFonts w:ascii="宋体" w:eastAsia="宋体" w:hAnsi="宋体" w:hint="eastAsia"/>
+          <w:szCs w:val="21"/>
+        </w:rPr>
+        <w:lastRenderedPageBreak/>
+        <w:t>果不在部首表中</w:t>
       </w:r>
       <w:r>
         <w:rPr>
@@ -8140,7 +8159,6 @@
           <w:bCs/>
           <w:szCs w:val="21"/>
         </w:rPr>
-        <w:lastRenderedPageBreak/>
         <w:t xml:space="preserve">3.2 </w:t>
       </w:r>
       <w:r>
@@ -8212,14 +8230,14 @@
         <w:rPr>
           <w:rFonts w:ascii="宋体" w:eastAsia="宋体" w:hAnsi="宋体" w:hint="eastAsia"/>
         </w:rPr>
-        <w:t>丶一丨丿</w:t>
+        <w:t>丶</w:t>
       </w:r>
       <w:proofErr w:type="gramEnd"/>
       <w:r>
         <w:rPr>
           <w:rFonts w:ascii="宋体" w:eastAsia="宋体" w:hAnsi="宋体" w:hint="eastAsia"/>
         </w:rPr>
-        <w:t>乙</w:t>
+        <w:t>一丨丿乙</w:t>
       </w:r>
       <w:r>
         <w:rPr>
@@ -8271,6 +8289,7 @@
         </w:rPr>
         <w:t>宀</w:t>
       </w:r>
+      <w:proofErr w:type="gramEnd"/>
       <w:r>
         <w:rPr>
           <w:rFonts w:ascii="宋体" w:eastAsia="宋体" w:hAnsi="宋体" w:hint="eastAsia"/>
@@ -8284,14 +8303,7 @@
         <w:rPr>
           <w:rFonts w:ascii="宋体" w:eastAsia="宋体" w:hAnsi="宋体" w:hint="eastAsia"/>
         </w:rPr>
-        <w:t>冫</w:t>
-      </w:r>
-      <w:proofErr w:type="gramEnd"/>
-      <w:r>
-        <w:rPr>
-          <w:rFonts w:ascii="宋体" w:eastAsia="宋体" w:hAnsi="宋体" w:hint="eastAsia"/>
-        </w:rPr>
-        <w:t>贝</w:t>
+        <w:t>冫贝</w:t>
       </w:r>
       <w:proofErr w:type="gramStart"/>
       <w:r>
@@ -8358,19 +8370,8 @@
           <w:bCs/>
           <w:color w:val="EE0000"/>
         </w:rPr>
-        <w:t>厂</w:t>
-      </w:r>
-      <w:proofErr w:type="gramStart"/>
-      <w:r>
-        <w:rPr>
-          <w:rFonts w:ascii="宋体" w:eastAsia="宋体" w:hAnsi="宋体" w:hint="eastAsia"/>
-          <w:b/>
-          <w:bCs/>
-          <w:color w:val="EE0000"/>
-        </w:rPr>
-        <w:t>凵</w:t>
-      </w:r>
-      <w:proofErr w:type="gramEnd"/>
+        <w:t>厂凵</w:t>
+      </w:r>
       <w:r>
         <w:rPr>
           <w:rFonts w:ascii="宋体" w:eastAsia="宋体" w:hAnsi="宋体" w:hint="eastAsia"/>
@@ -8384,353 +8385,321 @@
         </w:rPr>
         <w:t>卄</w:t>
       </w:r>
+      <w:r>
+        <w:rPr>
+          <w:rFonts w:ascii="宋体" w:eastAsia="宋体" w:hAnsi="宋体" w:cs="华文新魏" w:hint="eastAsia"/>
+        </w:rPr>
+        <w:t xml:space="preserve">屮           </w:t>
+      </w:r>
+      <w:r>
+        <w:rPr>
+          <w:rFonts w:ascii="宋体" w:eastAsia="宋体" w:hAnsi="宋体"/>
+        </w:rPr>
+        <w:t>d</w:t>
+      </w:r>
+      <w:r>
+        <w:rPr>
+          <w:rFonts w:ascii="宋体" w:eastAsia="宋体" w:hAnsi="宋体" w:hint="eastAsia"/>
+        </w:rPr>
+        <w:t>：刀</w:t>
+      </w:r>
       <w:proofErr w:type="gramStart"/>
       <w:r>
         <w:rPr>
+          <w:rFonts w:ascii="宋体" w:eastAsia="宋体" w:hAnsi="宋体" w:hint="eastAsia"/>
+        </w:rPr>
+        <w:t>歹</w:t>
+      </w:r>
+      <w:proofErr w:type="gramEnd"/>
+      <w:r>
+        <w:rPr>
+          <w:rFonts w:ascii="宋体" w:eastAsia="宋体" w:hAnsi="宋体" w:hint="eastAsia"/>
+        </w:rPr>
+        <w:t>大</w:t>
+      </w:r>
+      <w:r>
+        <w:rPr>
+          <w:rFonts w:ascii="宋体" w:eastAsia="宋体" w:hAnsi="宋体" w:hint="eastAsia"/>
+          <w:b/>
+          <w:bCs/>
+          <w:color w:val="EE0000"/>
+        </w:rPr>
+        <w:t>亠冖</w:t>
+      </w:r>
+      <w:r>
+        <w:rPr>
+          <w:rFonts w:ascii="宋体" w:eastAsia="宋体" w:hAnsi="宋体" w:cs="宋体" w:hint="eastAsia"/>
+          <w:b/>
+          <w:bCs/>
+          <w:color w:val="EE0000"/>
+        </w:rPr>
+        <w:t>丷</w:t>
+      </w:r>
+      <w:r>
+        <w:rPr>
           <w:rFonts w:ascii="宋体" w:eastAsia="宋体" w:hAnsi="宋体" w:cs="华文新魏" w:hint="eastAsia"/>
         </w:rPr>
-        <w:t>屮</w:t>
+        <w:t>斗</w:t>
+      </w:r>
+      <w:r>
+        <w:rPr>
+          <w:rFonts w:ascii="宋体" w:eastAsia="宋体" w:hAnsi="宋体" w:hint="eastAsia"/>
+        </w:rPr>
+        <w:t>豆</w:t>
+      </w:r>
+    </w:p>
+    <w:p>
+      <w:pPr>
+        <w:rPr>
+          <w:rFonts w:ascii="宋体" w:eastAsia="宋体" w:hAnsi="宋体" w:hint="eastAsia"/>
+        </w:rPr>
+      </w:pPr>
+      <w:r>
+        <w:rPr>
+          <w:rFonts w:ascii="宋体" w:eastAsia="宋体" w:hAnsi="宋体"/>
+        </w:rPr>
+        <w:t>e</w:t>
+      </w:r>
+      <w:r>
+        <w:rPr>
+          <w:rFonts w:ascii="宋体" w:eastAsia="宋体" w:hAnsi="宋体" w:hint="eastAsia"/>
+        </w:rPr>
+        <w:t>：</w:t>
+      </w:r>
+      <w:r>
+        <w:rPr>
+          <w:rFonts w:ascii="宋体" w:eastAsia="宋体" w:hAnsi="宋体"/>
+        </w:rPr>
+        <w:t>&lt;</w:t>
+      </w:r>
+      <w:r>
+        <w:rPr>
+          <w:rFonts w:ascii="宋体" w:eastAsia="宋体" w:hAnsi="宋体" w:hint="eastAsia"/>
+        </w:rPr>
+        <w:t>无</w:t>
+      </w:r>
+      <w:r>
+        <w:rPr>
+          <w:rFonts w:ascii="宋体" w:eastAsia="宋体" w:hAnsi="宋体"/>
+        </w:rPr>
+        <w:t>&gt;</w:t>
+      </w:r>
+      <w:r>
+        <w:rPr>
+          <w:rFonts w:ascii="宋体" w:eastAsia="宋体" w:hAnsi="宋体" w:hint="eastAsia"/>
+        </w:rPr>
+        <w:t xml:space="preserve">                     </w:t>
+      </w:r>
+      <w:r>
+        <w:rPr>
+          <w:rFonts w:ascii="宋体" w:eastAsia="宋体" w:hAnsi="宋体"/>
+        </w:rPr>
+        <w:t>f</w:t>
+      </w:r>
+      <w:r>
+        <w:rPr>
+          <w:rFonts w:ascii="宋体" w:eastAsia="宋体" w:hAnsi="宋体" w:hint="eastAsia"/>
+        </w:rPr>
+        <w:t>：</w:t>
+      </w:r>
+      <w:proofErr w:type="gramStart"/>
+      <w:r>
+        <w:rPr>
+          <w:rFonts w:ascii="宋体" w:eastAsia="宋体" w:hAnsi="宋体" w:hint="eastAsia"/>
+        </w:rPr>
+        <w:t>风方父缶</w:t>
       </w:r>
       <w:proofErr w:type="gramEnd"/>
       <w:r>
         <w:rPr>
+          <w:rFonts w:ascii="宋体" w:eastAsia="宋体" w:hAnsi="宋体" w:hint="eastAsia"/>
+          <w:b/>
+          <w:bCs/>
+          <w:color w:val="EE0000"/>
+        </w:rPr>
+        <w:t>臼辰</w:t>
+      </w:r>
+      <w:r>
+        <w:rPr>
+          <w:rFonts w:ascii="宋体" w:eastAsia="宋体" w:hAnsi="宋体" w:hint="eastAsia"/>
+          <w:color w:val="000000" w:themeColor="text1"/>
+        </w:rPr>
+        <w:t>非</w:t>
+      </w:r>
+    </w:p>
+    <w:p>
+      <w:pPr>
+        <w:rPr>
+          <w:rFonts w:ascii="宋体" w:eastAsia="宋体" w:hAnsi="宋体" w:hint="eastAsia"/>
+        </w:rPr>
+      </w:pPr>
+      <w:r>
+        <w:rPr>
+          <w:rFonts w:ascii="宋体" w:eastAsia="宋体" w:hAnsi="宋体"/>
+        </w:rPr>
+        <w:t>g</w:t>
+      </w:r>
+      <w:r>
+        <w:rPr>
+          <w:rFonts w:ascii="宋体" w:eastAsia="宋体" w:hAnsi="宋体" w:hint="eastAsia"/>
+        </w:rPr>
+        <w:t>：</w:t>
+      </w:r>
+      <w:proofErr w:type="gramStart"/>
+      <w:r>
+        <w:rPr>
+          <w:rFonts w:ascii="宋体" w:eastAsia="宋体" w:hAnsi="宋体" w:hint="eastAsia"/>
+        </w:rPr>
+        <w:t>工广弓光囗革戈瓜艮谷骨</w:t>
+      </w:r>
+      <w:proofErr w:type="gramEnd"/>
+      <w:r>
+        <w:rPr>
+          <w:rFonts w:ascii="宋体" w:eastAsia="宋体" w:hAnsi="宋体" w:hint="eastAsia"/>
+        </w:rPr>
+        <w:t xml:space="preserve">  </w:t>
+      </w:r>
+      <w:r>
+        <w:rPr>
+          <w:rFonts w:ascii="宋体" w:eastAsia="宋体" w:hAnsi="宋体" w:hint="eastAsia"/>
+        </w:rPr>
+        <w:t xml:space="preserve"> </w:t>
+      </w:r>
+      <w:r>
+        <w:rPr>
+          <w:rFonts w:ascii="宋体" w:eastAsia="宋体" w:hAnsi="宋体"/>
+        </w:rPr>
+        <w:t>h</w:t>
+      </w:r>
+      <w:r>
+        <w:rPr>
+          <w:rFonts w:ascii="宋体" w:eastAsia="宋体" w:hAnsi="宋体" w:hint="eastAsia"/>
+        </w:rPr>
+        <w:t>：</w:t>
+      </w:r>
+      <w:proofErr w:type="gramStart"/>
+      <w:r>
+        <w:rPr>
+          <w:rFonts w:ascii="宋体" w:eastAsia="宋体" w:hAnsi="宋体" w:hint="eastAsia"/>
+        </w:rPr>
+        <w:t>火户禾</w:t>
+      </w:r>
+      <w:proofErr w:type="gramEnd"/>
+      <w:r>
+        <w:rPr>
+          <w:rFonts w:ascii="宋体" w:eastAsia="宋体" w:hAnsi="宋体" w:cs="宋体" w:hint="eastAsia"/>
+          <w:b/>
+          <w:bCs/>
+          <w:color w:val="EE0000"/>
+        </w:rPr>
+        <w:t>⺌</w:t>
+      </w:r>
+      <w:r>
+        <w:rPr>
           <w:rFonts w:ascii="宋体" w:eastAsia="宋体" w:hAnsi="宋体" w:cs="华文新魏" w:hint="eastAsia"/>
-        </w:rPr>
-        <w:t xml:space="preserve">           </w:t>
-      </w:r>
-      <w:r>
-        <w:rPr>
-          <w:rFonts w:ascii="宋体" w:eastAsia="宋体" w:hAnsi="宋体"/>
-        </w:rPr>
-        <w:t>d</w:t>
-      </w:r>
-      <w:r>
-        <w:rPr>
-          <w:rFonts w:ascii="宋体" w:eastAsia="宋体" w:hAnsi="宋体" w:hint="eastAsia"/>
-        </w:rPr>
-        <w:t>：刀</w:t>
+          <w:b/>
+          <w:bCs/>
+          <w:color w:val="EE0000"/>
+        </w:rPr>
+        <w:t>羊</w:t>
+      </w:r>
+      <w:r>
+        <w:rPr>
+          <w:rFonts w:ascii="宋体" w:eastAsia="宋体" w:hAnsi="宋体" w:cs="华文新魏" w:hint="eastAsia"/>
+        </w:rPr>
+        <w:t>虍黑</w:t>
+      </w:r>
+    </w:p>
+    <w:p>
+      <w:pPr>
+        <w:rPr>
+          <w:rFonts w:ascii="宋体" w:eastAsia="宋体" w:hAnsi="宋体" w:hint="eastAsia"/>
+        </w:rPr>
+      </w:pPr>
+      <w:proofErr w:type="spellStart"/>
+      <w:r>
+        <w:rPr>
+          <w:rFonts w:ascii="宋体" w:eastAsia="宋体" w:hAnsi="宋体"/>
+        </w:rPr>
+        <w:t>i</w:t>
+      </w:r>
+      <w:proofErr w:type="spellEnd"/>
+      <w:r>
+        <w:rPr>
+          <w:rFonts w:ascii="宋体" w:eastAsia="宋体" w:hAnsi="宋体" w:hint="eastAsia"/>
+        </w:rPr>
+        <w:t>：</w:t>
       </w:r>
       <w:proofErr w:type="gramStart"/>
       <w:r>
         <w:rPr>
           <w:rFonts w:ascii="宋体" w:eastAsia="宋体" w:hAnsi="宋体" w:hint="eastAsia"/>
         </w:rPr>
-        <w:t>歹</w:t>
+        <w:t>虫</w:t>
+      </w:r>
+      <w:r>
+        <w:rPr>
+          <w:rFonts w:ascii="宋体" w:eastAsia="宋体" w:hAnsi="宋体" w:hint="eastAsia"/>
+          <w:b/>
+          <w:bCs/>
+          <w:color w:val="EE0000"/>
+        </w:rPr>
+        <w:t>页雨弋彐</w:t>
       </w:r>
       <w:proofErr w:type="gramEnd"/>
       <w:r>
         <w:rPr>
-          <w:rFonts w:ascii="宋体" w:eastAsia="宋体" w:hAnsi="宋体" w:hint="eastAsia"/>
-        </w:rPr>
-        <w:t>大</w:t>
+          <w:rFonts w:ascii="宋体" w:eastAsia="宋体" w:hAnsi="宋体" w:cs="宋体" w:hint="eastAsia"/>
+          <w:b/>
+          <w:bCs/>
+          <w:color w:val="EE0000"/>
+        </w:rPr>
+        <w:t>彑</w:t>
+      </w:r>
+      <w:r>
+        <w:rPr>
+          <w:rFonts w:ascii="宋体" w:eastAsia="宋体" w:hAnsi="宋体" w:cs="华文新魏" w:hint="eastAsia"/>
+        </w:rPr>
+        <w:t>臣赤</w:t>
+      </w:r>
+      <w:r>
+        <w:rPr>
+          <w:rFonts w:ascii="宋体" w:eastAsia="宋体" w:hAnsi="宋体" w:cs="华文新魏" w:hint="eastAsia"/>
+        </w:rPr>
+        <w:t>尺</w:t>
+      </w:r>
+      <w:r>
+        <w:rPr>
+          <w:rFonts w:ascii="宋体" w:eastAsia="宋体" w:hAnsi="宋体" w:cs="华文新魏" w:hint="eastAsia"/>
+        </w:rPr>
+        <w:t xml:space="preserve">     </w:t>
+      </w:r>
+      <w:r>
+        <w:rPr>
+          <w:rFonts w:ascii="宋体" w:eastAsia="宋体" w:hAnsi="宋体"/>
+        </w:rPr>
+        <w:t>j</w:t>
+      </w:r>
+      <w:r>
+        <w:rPr>
+          <w:rFonts w:ascii="宋体" w:eastAsia="宋体" w:hAnsi="宋体" w:hint="eastAsia"/>
+        </w:rPr>
+        <w:t>：金巾</w:t>
       </w:r>
       <w:proofErr w:type="gramStart"/>
       <w:r>
         <w:rPr>
           <w:rFonts w:ascii="宋体" w:eastAsia="宋体" w:hAnsi="宋体" w:hint="eastAsia"/>
-          <w:b/>
-          <w:bCs/>
-          <w:color w:val="EE0000"/>
-        </w:rPr>
-        <w:t>亠冖</w:t>
+        </w:rPr>
+        <w:t>廴</w:t>
       </w:r>
       <w:proofErr w:type="gramEnd"/>
       <w:r>
         <w:rPr>
-          <w:rFonts w:ascii="宋体" w:eastAsia="宋体" w:hAnsi="宋体" w:cs="宋体" w:hint="eastAsia"/>
-          <w:b/>
-          <w:bCs/>
-          <w:color w:val="EE0000"/>
-        </w:rPr>
-        <w:t>丷</w:t>
-      </w:r>
-      <w:r>
-        <w:rPr>
-          <w:rFonts w:ascii="宋体" w:eastAsia="宋体" w:hAnsi="宋体" w:cs="华文新魏" w:hint="eastAsia"/>
-        </w:rPr>
-        <w:t>斗</w:t>
-      </w:r>
-      <w:r>
-        <w:rPr>
-          <w:rFonts w:ascii="宋体" w:eastAsia="宋体" w:hAnsi="宋体" w:hint="eastAsia"/>
-        </w:rPr>
-        <w:t>豆</w:t>
-      </w:r>
-    </w:p>
-    <w:p>
-      <w:pPr>
-        <w:rPr>
-          <w:rFonts w:ascii="宋体" w:eastAsia="宋体" w:hAnsi="宋体" w:hint="eastAsia"/>
-        </w:rPr>
-      </w:pPr>
-      <w:r>
-        <w:rPr>
-          <w:rFonts w:ascii="宋体" w:eastAsia="宋体" w:hAnsi="宋体"/>
-        </w:rPr>
-        <w:t>e</w:t>
-      </w:r>
-      <w:r>
-        <w:rPr>
-          <w:rFonts w:ascii="宋体" w:eastAsia="宋体" w:hAnsi="宋体" w:hint="eastAsia"/>
-        </w:rPr>
-        <w:t>：</w:t>
-      </w:r>
-      <w:r>
-        <w:rPr>
-          <w:rFonts w:ascii="宋体" w:eastAsia="宋体" w:hAnsi="宋体"/>
-        </w:rPr>
-        <w:t>&lt;</w:t>
-      </w:r>
-      <w:r>
-        <w:rPr>
-          <w:rFonts w:ascii="宋体" w:eastAsia="宋体" w:hAnsi="宋体" w:hint="eastAsia"/>
-        </w:rPr>
-        <w:t>无</w:t>
-      </w:r>
-      <w:r>
-        <w:rPr>
-          <w:rFonts w:ascii="宋体" w:eastAsia="宋体" w:hAnsi="宋体"/>
-        </w:rPr>
-        <w:t>&gt;</w:t>
-      </w:r>
-      <w:r>
-        <w:rPr>
-          <w:rFonts w:ascii="宋体" w:eastAsia="宋体" w:hAnsi="宋体" w:hint="eastAsia"/>
-        </w:rPr>
-        <w:t xml:space="preserve">                     </w:t>
-      </w:r>
-      <w:r>
-        <w:rPr>
-          <w:rFonts w:ascii="宋体" w:eastAsia="宋体" w:hAnsi="宋体"/>
-        </w:rPr>
-        <w:t>f</w:t>
-      </w:r>
-      <w:r>
-        <w:rPr>
-          <w:rFonts w:ascii="宋体" w:eastAsia="宋体" w:hAnsi="宋体" w:hint="eastAsia"/>
-        </w:rPr>
-        <w:t>：</w:t>
-      </w:r>
-      <w:proofErr w:type="gramStart"/>
-      <w:r>
-        <w:rPr>
-          <w:rFonts w:ascii="宋体" w:eastAsia="宋体" w:hAnsi="宋体" w:hint="eastAsia"/>
-        </w:rPr>
-        <w:t>风方父缶</w:t>
-      </w:r>
-      <w:proofErr w:type="gramEnd"/>
-      <w:r>
-        <w:rPr>
-          <w:rFonts w:ascii="宋体" w:eastAsia="宋体" w:hAnsi="宋体" w:hint="eastAsia"/>
-          <w:b/>
-          <w:bCs/>
-          <w:color w:val="EE0000"/>
-        </w:rPr>
-        <w:t>臼辰</w:t>
-      </w:r>
-      <w:r>
-        <w:rPr>
-          <w:rFonts w:ascii="宋体" w:eastAsia="宋体" w:hAnsi="宋体" w:hint="eastAsia"/>
-          <w:color w:val="000000" w:themeColor="text1"/>
-        </w:rPr>
-        <w:t>非</w:t>
-      </w:r>
-    </w:p>
-    <w:p>
-      <w:pPr>
-        <w:rPr>
-          <w:rFonts w:ascii="宋体" w:eastAsia="宋体" w:hAnsi="宋体" w:hint="eastAsia"/>
-        </w:rPr>
-      </w:pPr>
-      <w:r>
-        <w:rPr>
-          <w:rFonts w:ascii="宋体" w:eastAsia="宋体" w:hAnsi="宋体"/>
-        </w:rPr>
-        <w:t>g</w:t>
-      </w:r>
-      <w:r>
-        <w:rPr>
-          <w:rFonts w:ascii="宋体" w:eastAsia="宋体" w:hAnsi="宋体" w:hint="eastAsia"/>
-        </w:rPr>
-        <w:t>：</w:t>
-      </w:r>
-      <w:proofErr w:type="gramStart"/>
-      <w:r>
-        <w:rPr>
-          <w:rFonts w:ascii="宋体" w:eastAsia="宋体" w:hAnsi="宋体" w:hint="eastAsia"/>
-        </w:rPr>
-        <w:t>工广弓光囗革戈瓜艮谷骨</w:t>
-      </w:r>
-      <w:proofErr w:type="gramEnd"/>
-      <w:r>
-        <w:rPr>
-          <w:rFonts w:ascii="宋体" w:eastAsia="宋体" w:hAnsi="宋体" w:hint="eastAsia"/>
-        </w:rPr>
-        <w:t xml:space="preserve">  </w:t>
-      </w:r>
-      <w:r>
-        <w:rPr>
-          <w:rFonts w:ascii="宋体" w:eastAsia="宋体" w:hAnsi="宋体" w:hint="eastAsia"/>
-        </w:rPr>
-        <w:t xml:space="preserve"> </w:t>
-      </w:r>
-      <w:r>
-        <w:rPr>
-          <w:rFonts w:ascii="宋体" w:eastAsia="宋体" w:hAnsi="宋体"/>
-        </w:rPr>
-        <w:t>h</w:t>
-      </w:r>
-      <w:r>
-        <w:rPr>
-          <w:rFonts w:ascii="宋体" w:eastAsia="宋体" w:hAnsi="宋体" w:hint="eastAsia"/>
-        </w:rPr>
-        <w:t>：</w:t>
-      </w:r>
-      <w:proofErr w:type="gramStart"/>
-      <w:r>
-        <w:rPr>
-          <w:rFonts w:ascii="宋体" w:eastAsia="宋体" w:hAnsi="宋体" w:hint="eastAsia"/>
-        </w:rPr>
-        <w:t>火户禾</w:t>
-      </w:r>
-      <w:proofErr w:type="gramEnd"/>
-      <w:r>
-        <w:rPr>
-          <w:rFonts w:ascii="宋体" w:eastAsia="宋体" w:hAnsi="宋体" w:cs="宋体" w:hint="eastAsia"/>
-          <w:b/>
-          <w:bCs/>
-          <w:color w:val="EE0000"/>
-        </w:rPr>
-        <w:t>⺌</w:t>
-      </w:r>
-      <w:r>
-        <w:rPr>
-          <w:rFonts w:ascii="宋体" w:eastAsia="宋体" w:hAnsi="宋体" w:cs="华文新魏" w:hint="eastAsia"/>
-          <w:b/>
-          <w:bCs/>
-          <w:color w:val="EE0000"/>
-        </w:rPr>
-        <w:t>羊</w:t>
-      </w:r>
-      <w:proofErr w:type="gramStart"/>
-      <w:r>
-        <w:rPr>
-          <w:rFonts w:ascii="宋体" w:eastAsia="宋体" w:hAnsi="宋体" w:cs="华文新魏" w:hint="eastAsia"/>
-        </w:rPr>
-        <w:t>虍</w:t>
-      </w:r>
-      <w:proofErr w:type="gramEnd"/>
-      <w:r>
-        <w:rPr>
-          <w:rFonts w:ascii="宋体" w:eastAsia="宋体" w:hAnsi="宋体" w:cs="华文新魏" w:hint="eastAsia"/>
-        </w:rPr>
-        <w:t>黑</w:t>
-      </w:r>
-    </w:p>
-    <w:p>
-      <w:pPr>
-        <w:rPr>
-          <w:rFonts w:ascii="宋体" w:eastAsia="宋体" w:hAnsi="宋体" w:hint="eastAsia"/>
-        </w:rPr>
-      </w:pPr>
-      <w:proofErr w:type="spellStart"/>
-      <w:r>
-        <w:rPr>
-          <w:rFonts w:ascii="宋体" w:eastAsia="宋体" w:hAnsi="宋体"/>
-        </w:rPr>
-        <w:t>i</w:t>
-      </w:r>
-      <w:proofErr w:type="spellEnd"/>
-      <w:r>
-        <w:rPr>
-          <w:rFonts w:ascii="宋体" w:eastAsia="宋体" w:hAnsi="宋体" w:hint="eastAsia"/>
-        </w:rPr>
-        <w:t>：</w:t>
-      </w:r>
-      <w:proofErr w:type="gramStart"/>
-      <w:r>
-        <w:rPr>
-          <w:rFonts w:ascii="宋体" w:eastAsia="宋体" w:hAnsi="宋体" w:hint="eastAsia"/>
-        </w:rPr>
-        <w:t>虫</w:t>
-      </w:r>
-      <w:r>
-        <w:rPr>
-          <w:rFonts w:ascii="宋体" w:eastAsia="宋体" w:hAnsi="宋体" w:hint="eastAsia"/>
-          <w:b/>
-          <w:bCs/>
-          <w:color w:val="EE0000"/>
-        </w:rPr>
-        <w:t>页雨弋彐</w:t>
-      </w:r>
-      <w:proofErr w:type="gramEnd"/>
-      <w:r>
-        <w:rPr>
-          <w:rFonts w:ascii="宋体" w:eastAsia="宋体" w:hAnsi="宋体" w:cs="宋体" w:hint="eastAsia"/>
-          <w:b/>
-          <w:bCs/>
-          <w:color w:val="EE0000"/>
-        </w:rPr>
-        <w:t>彑</w:t>
-      </w:r>
-      <w:r>
-        <w:rPr>
-          <w:rFonts w:ascii="宋体" w:eastAsia="宋体" w:hAnsi="宋体" w:cs="华文新魏" w:hint="eastAsia"/>
-        </w:rPr>
-        <w:t>臣</w:t>
-      </w:r>
-      <w:proofErr w:type="gramStart"/>
-      <w:r>
-        <w:rPr>
-          <w:rFonts w:ascii="宋体" w:eastAsia="宋体" w:hAnsi="宋体" w:cs="华文新魏" w:hint="eastAsia"/>
-        </w:rPr>
-        <w:t>赤</w:t>
-      </w:r>
-      <w:proofErr w:type="gramEnd"/>
-      <w:r>
-        <w:rPr>
-          <w:rFonts w:ascii="宋体" w:eastAsia="宋体" w:hAnsi="宋体" w:cs="华文新魏" w:hint="eastAsia"/>
-        </w:rPr>
-        <w:t></w:t>
-      </w:r>
-      <w:r>
-        <w:rPr>
-          <w:rFonts w:ascii="宋体" w:eastAsia="宋体" w:hAnsi="宋体" w:cs="华文新魏" w:hint="eastAsia"/>
-        </w:rPr>
-        <w:t>尺</w:t>
-      </w:r>
-      <w:r>
-        <w:rPr>
-          <w:rFonts w:ascii="宋体" w:eastAsia="宋体" w:hAnsi="宋体" w:cs="华文新魏" w:hint="eastAsia"/>
-        </w:rPr>
-        <w:t xml:space="preserve">     </w:t>
-      </w:r>
-      <w:r>
-        <w:rPr>
-          <w:rFonts w:ascii="宋体" w:eastAsia="宋体" w:hAnsi="宋体"/>
-        </w:rPr>
-        <w:t>j</w:t>
-      </w:r>
-      <w:r>
-        <w:rPr>
-          <w:rFonts w:ascii="宋体" w:eastAsia="宋体" w:hAnsi="宋体" w:hint="eastAsia"/>
-        </w:rPr>
-        <w:t>：金巾</w:t>
-      </w:r>
-      <w:proofErr w:type="gramStart"/>
-      <w:r>
-        <w:rPr>
-          <w:rFonts w:ascii="宋体" w:eastAsia="宋体" w:hAnsi="宋体" w:hint="eastAsia"/>
-        </w:rPr>
-        <w:t>廴</w:t>
-      </w:r>
-      <w:r>
-        <w:rPr>
           <w:rFonts w:ascii="宋体" w:eastAsia="宋体" w:hAnsi="宋体"/>
         </w:rPr>
         <w:t>冂</w:t>
       </w:r>
-      <w:proofErr w:type="gramEnd"/>
       <w:r>
         <w:rPr>
           <w:rFonts w:ascii="宋体" w:eastAsia="宋体" w:hAnsi="宋体" w:cs="华文新魏" w:hint="eastAsia"/>
@@ -8744,7 +8713,6 @@
         </w:rPr>
         <w:t>𠘨</w:t>
       </w:r>
-      <w:proofErr w:type="gramStart"/>
       <w:r>
         <w:rPr>
           <w:rFonts w:ascii="宋体" w:eastAsia="宋体" w:hAnsi="宋体" w:hint="eastAsia"/>
@@ -8752,7 +8720,6 @@
         </w:rPr>
         <w:t>卩</w:t>
       </w:r>
-      <w:proofErr w:type="gramEnd"/>
       <w:r>
         <w:rPr>
           <w:rFonts w:ascii="宋体" w:eastAsia="宋体" w:hAnsi="宋体" w:hint="eastAsia"/>
@@ -8838,65 +8805,63 @@
         </w:rPr>
         <w:t>力龙老卤里</w:t>
       </w:r>
+      <w:r>
+        <w:rPr>
+          <w:rFonts w:ascii="宋体" w:eastAsia="宋体" w:hAnsi="宋体" w:hint="eastAsia"/>
+        </w:rPr>
+        <w:t>卵</w:t>
+      </w:r>
+    </w:p>
+    <w:p>
+      <w:pPr>
+        <w:rPr>
+          <w:rFonts w:ascii="宋体" w:hAnsi="宋体" w:hint="eastAsia"/>
+        </w:rPr>
+      </w:pPr>
+      <w:r>
+        <w:rPr>
+          <w:rFonts w:ascii="宋体" w:eastAsia="宋体" w:hAnsi="宋体"/>
+        </w:rPr>
+        <w:t>m</w:t>
+      </w:r>
+      <w:r>
+        <w:rPr>
+          <w:rFonts w:ascii="宋体" w:eastAsia="宋体" w:hAnsi="宋体" w:hint="eastAsia"/>
+        </w:rPr>
+        <w:t>：木</w:t>
+      </w:r>
       <w:proofErr w:type="gramStart"/>
       <w:r>
         <w:rPr>
           <w:rFonts w:ascii="宋体" w:eastAsia="宋体" w:hAnsi="宋体" w:hint="eastAsia"/>
-        </w:rPr>
-        <w:t>卵</w:t>
+          <w:b/>
+          <w:bCs/>
+          <w:color w:val="EE0000"/>
+        </w:rPr>
+        <w:t>彡</w:t>
       </w:r>
       <w:proofErr w:type="gramEnd"/>
-    </w:p>
-    <w:p>
-      <w:pPr>
-        <w:rPr>
-          <w:rFonts w:ascii="宋体" w:hAnsi="宋体" w:hint="eastAsia"/>
-        </w:rPr>
-      </w:pPr>
-      <w:r>
-        <w:rPr>
-          <w:rFonts w:ascii="宋体" w:eastAsia="宋体" w:hAnsi="宋体"/>
-        </w:rPr>
-        <w:t>m</w:t>
-      </w:r>
-      <w:r>
-        <w:rPr>
-          <w:rFonts w:ascii="宋体" w:eastAsia="宋体" w:hAnsi="宋体" w:hint="eastAsia"/>
-        </w:rPr>
-        <w:t>：木</w:t>
+      <w:r>
+        <w:rPr>
+          <w:rFonts w:ascii="宋体" w:eastAsia="宋体" w:hAnsi="宋体" w:cs="宋体" w:hint="eastAsia"/>
+          <w:b/>
+          <w:bCs/>
+          <w:color w:val="EE0000"/>
+        </w:rPr>
+        <w:t>釆</w:t>
+      </w:r>
+      <w:r>
+        <w:rPr>
+          <w:rFonts w:ascii="宋体" w:eastAsia="宋体" w:hAnsi="宋体" w:cs="华文新魏" w:hint="eastAsia"/>
+        </w:rPr>
+        <w:t>马门皿</w:t>
       </w:r>
       <w:proofErr w:type="gramStart"/>
       <w:r>
         <w:rPr>
-          <w:rFonts w:ascii="宋体" w:eastAsia="宋体" w:hAnsi="宋体" w:hint="eastAsia"/>
-          <w:b/>
-          <w:bCs/>
-          <w:color w:val="EE0000"/>
-        </w:rPr>
-        <w:t>彡</w:t>
-      </w:r>
-      <w:proofErr w:type="gramEnd"/>
-      <w:r>
-        <w:rPr>
-          <w:rFonts w:ascii="宋体" w:eastAsia="宋体" w:hAnsi="宋体" w:cs="宋体" w:hint="eastAsia"/>
-          <w:b/>
-          <w:bCs/>
-          <w:color w:val="EE0000"/>
-        </w:rPr>
-        <w:t>釆</w:t>
-      </w:r>
-      <w:r>
-        <w:rPr>
           <w:rFonts w:ascii="宋体" w:eastAsia="宋体" w:hAnsi="宋体" w:cs="华文新魏" w:hint="eastAsia"/>
         </w:rPr>
-        <w:t>马门</w:t>
-      </w:r>
-      <w:proofErr w:type="gramStart"/>
-      <w:r>
-        <w:rPr>
-          <w:rFonts w:ascii="宋体" w:eastAsia="宋体" w:hAnsi="宋体" w:cs="华文新魏" w:hint="eastAsia"/>
-        </w:rPr>
-        <w:t>皿毛目矛米</w:t>
+        <w:t>毛目矛米</w:t>
       </w:r>
       <w:r>
         <w:rPr>
@@ -9032,7 +8997,6 @@
         </w:rPr>
         <w:t>片</w:t>
       </w:r>
-      <w:proofErr w:type="gramStart"/>
       <w:r>
         <w:rPr>
           <w:rFonts w:ascii="宋体" w:eastAsia="宋体" w:hAnsi="宋体" w:hint="eastAsia"/>
@@ -9048,7 +9012,6 @@
         </w:rPr>
         <w:t>丬</w:t>
       </w:r>
-      <w:proofErr w:type="gramEnd"/>
       <w:r>
         <w:rPr>
           <w:rFonts w:ascii="宋体" w:eastAsia="宋体" w:hAnsi="宋体" w:hint="eastAsia"/>
@@ -9056,7 +9019,6 @@
         </w:rPr>
         <w:t>皮</w:t>
       </w:r>
-      <w:proofErr w:type="gramStart"/>
       <w:r>
         <w:rPr>
           <w:rFonts w:ascii="宋体" w:eastAsia="宋体" w:hAnsi="宋体" w:hint="eastAsia"/>
@@ -9064,17 +9026,7 @@
           <w:bCs/>
           <w:color w:val="EE0000"/>
         </w:rPr>
-        <w:t>髟</w:t>
-      </w:r>
-      <w:proofErr w:type="gramEnd"/>
-      <w:r>
-        <w:rPr>
-          <w:rFonts w:ascii="宋体" w:eastAsia="宋体" w:hAnsi="宋体" w:hint="eastAsia"/>
-          <w:b/>
-          <w:bCs/>
-          <w:color w:val="EE0000"/>
-        </w:rPr>
-        <w:t>㐅</w:t>
+        <w:t>髟㐅</w:t>
       </w:r>
     </w:p>
     <w:p>
@@ -9273,41 +9225,78 @@
         <w:rPr>
           <w:rFonts w:ascii="宋体" w:eastAsia="宋体" w:hAnsi="宋体" w:hint="eastAsia"/>
         </w:rPr>
-        <w:t>水</w:t>
+        <w:t>水矢手</w:t>
       </w:r>
       <w:proofErr w:type="gramStart"/>
       <w:r>
         <w:rPr>
           <w:rFonts w:ascii="宋体" w:eastAsia="宋体" w:hAnsi="宋体" w:hint="eastAsia"/>
         </w:rPr>
-        <w:t>矢</w:t>
+        <w:t>食山士豕身</w:t>
       </w:r>
       <w:proofErr w:type="gramEnd"/>
       <w:r>
         <w:rPr>
           <w:rFonts w:ascii="宋体" w:eastAsia="宋体" w:hAnsi="宋体" w:hint="eastAsia"/>
         </w:rPr>
-        <w:t>手</w:t>
+        <w:t xml:space="preserve">       </w:t>
+      </w:r>
+      <w:r>
+        <w:rPr>
+          <w:rFonts w:ascii="宋体" w:eastAsia="宋体" w:hAnsi="宋体"/>
+        </w:rPr>
+        <w:t>v</w:t>
+      </w:r>
+      <w:r>
+        <w:rPr>
+          <w:rFonts w:ascii="宋体" w:eastAsia="宋体" w:hAnsi="宋体" w:hint="eastAsia"/>
+        </w:rPr>
+        <w:t>：</w:t>
+      </w:r>
+      <w:r>
+        <w:rPr>
+          <w:rFonts w:ascii="宋体" w:eastAsia="宋体" w:hAnsi="宋体" w:hint="eastAsia"/>
+          <w:b/>
+          <w:bCs/>
+          <w:color w:val="EE0000"/>
+        </w:rPr>
+        <w:t>乑</w:t>
       </w:r>
       <w:proofErr w:type="gramStart"/>
       <w:r>
         <w:rPr>
           <w:rFonts w:ascii="宋体" w:eastAsia="宋体" w:hAnsi="宋体" w:hint="eastAsia"/>
         </w:rPr>
-        <w:t>食山士豕身</w:t>
+        <w:t>争舟止爪</w:t>
+      </w:r>
+      <w:r>
+        <w:rPr>
+          <w:rFonts w:ascii="宋体" w:eastAsia="宋体" w:hAnsi="宋体" w:hint="eastAsia"/>
+          <w:b/>
+          <w:bCs/>
+          <w:color w:val="EE0000"/>
+        </w:rPr>
+        <w:t>鬼</w:t>
+      </w:r>
+      <w:r>
+        <w:rPr>
+          <w:rFonts w:ascii="宋体" w:eastAsia="宋体" w:hAnsi="宋体" w:hint="eastAsia"/>
+        </w:rPr>
+        <w:t>支</w:t>
       </w:r>
       <w:proofErr w:type="gramEnd"/>
-      <w:r>
-        <w:rPr>
-          <w:rFonts w:ascii="宋体" w:eastAsia="宋体" w:hAnsi="宋体" w:hint="eastAsia"/>
-        </w:rPr>
-        <w:t xml:space="preserve">       </w:t>
-      </w:r>
-      <w:r>
-        <w:rPr>
-          <w:rFonts w:ascii="宋体" w:eastAsia="宋体" w:hAnsi="宋体"/>
-        </w:rPr>
-        <w:t>v</w:t>
+    </w:p>
+    <w:p>
+      <w:pPr>
+        <w:rPr>
+          <w:rFonts w:ascii="宋体" w:eastAsia="宋体" w:hAnsi="宋体" w:hint="eastAsia"/>
+        </w:rPr>
+      </w:pPr>
+      <w:r>
+        <w:rPr>
+          <w:rFonts w:ascii="宋体" w:eastAsia="宋体" w:hAnsi="宋体"/>
+        </w:rPr>
+        <w:t>w</w:t>
       </w:r>
       <w:r>
         <w:rPr>
@@ -9315,6 +9304,13 @@
         </w:rPr>
         <w:t>：</w:t>
       </w:r>
+      <w:proofErr w:type="gramStart"/>
+      <w:r>
+        <w:rPr>
+          <w:rFonts w:ascii="宋体" w:eastAsia="宋体" w:hAnsi="宋体" w:hint="eastAsia"/>
+        </w:rPr>
+        <w:t>王网瓦韦</w:t>
+      </w:r>
       <w:r>
         <w:rPr>
           <w:rFonts w:ascii="宋体" w:eastAsia="宋体" w:hAnsi="宋体" w:hint="eastAsia"/>
@@ -9322,14 +9318,47 @@
           <w:bCs/>
           <w:color w:val="EE0000"/>
         </w:rPr>
-        <w:t>乑</w:t>
+        <w:t>隹</w:t>
+      </w:r>
+      <w:proofErr w:type="gramEnd"/>
+      <w:r>
+        <w:rPr>
+          <w:rFonts w:ascii="宋体" w:eastAsia="宋体" w:hAnsi="宋体" w:hint="eastAsia"/>
+        </w:rPr>
+        <w:t xml:space="preserve">文             </w:t>
+      </w:r>
+      <w:r>
+        <w:rPr>
+          <w:rFonts w:ascii="宋体" w:eastAsia="宋体" w:hAnsi="宋体"/>
+        </w:rPr>
+        <w:t>x</w:t>
+      </w:r>
+      <w:r>
+        <w:rPr>
+          <w:rFonts w:ascii="宋体" w:eastAsia="宋体" w:hAnsi="宋体" w:hint="eastAsia"/>
+        </w:rPr>
+        <w:t>：</w:t>
       </w:r>
       <w:proofErr w:type="gramStart"/>
       <w:r>
         <w:rPr>
           <w:rFonts w:ascii="宋体" w:eastAsia="宋体" w:hAnsi="宋体" w:hint="eastAsia"/>
         </w:rPr>
-        <w:t>争舟止爪</w:t>
+        <w:t>穴</w:t>
+      </w:r>
+      <w:proofErr w:type="gramEnd"/>
+      <w:r>
+        <w:rPr>
+          <w:rFonts w:ascii="SimSun-ExtG" w:eastAsia="SimSun-ExtG" w:hAnsi="SimSun-ExtG" w:cs="SimSun-ExtG" w:hint="eastAsia"/>
+        </w:rPr>
+        <w:t>𰃮</w:t>
+      </w:r>
+      <w:proofErr w:type="gramStart"/>
+      <w:r>
+        <w:rPr>
+          <w:rFonts w:ascii="宋体" w:eastAsia="宋体" w:hAnsi="宋体" w:hint="eastAsia"/>
+        </w:rPr>
+        <w:t>心西小</w:t>
       </w:r>
       <w:r>
         <w:rPr>
@@ -9338,13 +9367,19 @@
           <w:bCs/>
           <w:color w:val="EE0000"/>
         </w:rPr>
-        <w:t>鬼</w:t>
-      </w:r>
-      <w:r>
-        <w:rPr>
-          <w:rFonts w:ascii="宋体" w:eastAsia="宋体" w:hAnsi="宋体" w:hint="eastAsia"/>
-        </w:rPr>
-        <w:t>支</w:t>
+        <w:t>巛</w:t>
+      </w:r>
+      <w:r>
+        <w:rPr>
+          <w:rFonts w:ascii="宋体" w:eastAsia="宋体" w:hAnsi="宋体" w:hint="eastAsia"/>
+        </w:rPr>
+        <w:t>血辛</w:t>
+      </w:r>
+      <w:r>
+        <w:rPr>
+          <w:rFonts w:ascii="宋体" w:eastAsia="宋体" w:hAnsi="宋体" w:hint="eastAsia"/>
+        </w:rPr>
+        <w:t>习</w:t>
       </w:r>
       <w:proofErr w:type="gramEnd"/>
     </w:p>
@@ -9358,20 +9393,27 @@
         <w:rPr>
           <w:rFonts w:ascii="宋体" w:eastAsia="宋体" w:hAnsi="宋体"/>
         </w:rPr>
-        <w:t>w</w:t>
-      </w:r>
-      <w:r>
-        <w:rPr>
-          <w:rFonts w:ascii="宋体" w:eastAsia="宋体" w:hAnsi="宋体" w:hint="eastAsia"/>
-        </w:rPr>
-        <w:t>：</w:t>
+        <w:t>y</w:t>
+      </w:r>
+      <w:r>
+        <w:rPr>
+          <w:rFonts w:ascii="宋体" w:eastAsia="宋体" w:hAnsi="宋体" w:hint="eastAsia"/>
+        </w:rPr>
+        <w:t>：言</w:t>
       </w:r>
       <w:proofErr w:type="gramStart"/>
       <w:r>
         <w:rPr>
           <w:rFonts w:ascii="宋体" w:eastAsia="宋体" w:hAnsi="宋体" w:hint="eastAsia"/>
         </w:rPr>
-        <w:t>王网瓦韦</w:t>
+        <w:t>酉</w:t>
+      </w:r>
+      <w:proofErr w:type="gramEnd"/>
+      <w:r>
+        <w:rPr>
+          <w:rFonts w:ascii="宋体" w:eastAsia="宋体" w:hAnsi="宋体" w:hint="eastAsia"/>
+        </w:rPr>
+        <w:t>月鱼衣尢聿业羽</w:t>
       </w:r>
       <w:r>
         <w:rPr>
@@ -9380,128 +9422,8 @@
           <w:bCs/>
           <w:color w:val="EE0000"/>
         </w:rPr>
-        <w:t>隹</w:t>
-      </w:r>
-      <w:proofErr w:type="gramEnd"/>
-      <w:r>
-        <w:rPr>
-          <w:rFonts w:ascii="宋体" w:eastAsia="宋体" w:hAnsi="宋体" w:hint="eastAsia"/>
-        </w:rPr>
-        <w:t xml:space="preserve">文             </w:t>
-      </w:r>
-      <w:r>
-        <w:rPr>
-          <w:rFonts w:ascii="宋体" w:eastAsia="宋体" w:hAnsi="宋体"/>
-        </w:rPr>
-        <w:t>x</w:t>
-      </w:r>
-      <w:r>
-        <w:rPr>
-          <w:rFonts w:ascii="宋体" w:eastAsia="宋体" w:hAnsi="宋体" w:hint="eastAsia"/>
-        </w:rPr>
-        <w:t>：</w:t>
-      </w:r>
-      <w:proofErr w:type="gramStart"/>
-      <w:r>
-        <w:rPr>
-          <w:rFonts w:ascii="宋体" w:eastAsia="宋体" w:hAnsi="宋体" w:hint="eastAsia"/>
-        </w:rPr>
-        <w:t>穴</w:t>
-      </w:r>
-      <w:proofErr w:type="gramEnd"/>
-      <w:r>
-        <w:rPr>
-          <w:rFonts w:ascii="SimSun-ExtG" w:eastAsia="SimSun-ExtG" w:hAnsi="SimSun-ExtG" w:cs="SimSun-ExtG" w:hint="eastAsia"/>
-        </w:rPr>
-        <w:t>𰃮</w:t>
-      </w:r>
-      <w:proofErr w:type="gramStart"/>
-      <w:r>
-        <w:rPr>
-          <w:rFonts w:ascii="宋体" w:eastAsia="宋体" w:hAnsi="宋体" w:hint="eastAsia"/>
-        </w:rPr>
-        <w:t>心西小</w:t>
-      </w:r>
-      <w:r>
-        <w:rPr>
-          <w:rFonts w:ascii="宋体" w:eastAsia="宋体" w:hAnsi="宋体" w:hint="eastAsia"/>
-          <w:b/>
-          <w:bCs/>
-          <w:color w:val="EE0000"/>
-        </w:rPr>
-        <w:t>巛</w:t>
-      </w:r>
-      <w:r>
-        <w:rPr>
-          <w:rFonts w:ascii="宋体" w:eastAsia="宋体" w:hAnsi="宋体" w:hint="eastAsia"/>
-        </w:rPr>
-        <w:t>血辛</w:t>
-      </w:r>
-      <w:r>
-        <w:rPr>
-          <w:rFonts w:ascii="宋体" w:eastAsia="宋体" w:hAnsi="宋体" w:hint="eastAsia"/>
-        </w:rPr>
-        <w:t>习</w:t>
-      </w:r>
-      <w:proofErr w:type="gramEnd"/>
-    </w:p>
-    <w:p>
-      <w:pPr>
-        <w:rPr>
-          <w:rFonts w:ascii="宋体" w:eastAsia="宋体" w:hAnsi="宋体" w:hint="eastAsia"/>
-        </w:rPr>
-      </w:pPr>
-      <w:r>
-        <w:rPr>
-          <w:rFonts w:ascii="宋体" w:eastAsia="宋体" w:hAnsi="宋体"/>
-        </w:rPr>
-        <w:t>y</w:t>
-      </w:r>
-      <w:r>
-        <w:rPr>
-          <w:rFonts w:ascii="宋体" w:eastAsia="宋体" w:hAnsi="宋体" w:hint="eastAsia"/>
-        </w:rPr>
-        <w:t>：言</w:t>
-      </w:r>
-      <w:proofErr w:type="gramStart"/>
-      <w:r>
-        <w:rPr>
-          <w:rFonts w:ascii="宋体" w:eastAsia="宋体" w:hAnsi="宋体" w:hint="eastAsia"/>
-        </w:rPr>
-        <w:t>酉</w:t>
-      </w:r>
-      <w:proofErr w:type="gramEnd"/>
-      <w:r>
-        <w:rPr>
-          <w:rFonts w:ascii="宋体" w:eastAsia="宋体" w:hAnsi="宋体" w:hint="eastAsia"/>
-        </w:rPr>
-        <w:t>月鱼衣</w:t>
-      </w:r>
-      <w:proofErr w:type="gramStart"/>
-      <w:r>
-        <w:rPr>
-          <w:rFonts w:ascii="宋体" w:eastAsia="宋体" w:hAnsi="宋体" w:hint="eastAsia"/>
-        </w:rPr>
-        <w:t>尢聿</w:t>
-      </w:r>
-      <w:proofErr w:type="gramEnd"/>
-      <w:r>
-        <w:rPr>
-          <w:rFonts w:ascii="宋体" w:eastAsia="宋体" w:hAnsi="宋体" w:hint="eastAsia"/>
-        </w:rPr>
-        <w:t>业羽</w:t>
-      </w:r>
-      <w:proofErr w:type="gramStart"/>
-      <w:r>
-        <w:rPr>
-          <w:rFonts w:ascii="宋体" w:eastAsia="宋体" w:hAnsi="宋体" w:hint="eastAsia"/>
-          <w:b/>
-          <w:bCs/>
-          <w:color w:val="EE0000"/>
-        </w:rPr>
         <w:t>黾</w:t>
       </w:r>
-      <w:proofErr w:type="gramEnd"/>
       <w:r>
         <w:rPr>
           <w:rFonts w:ascii="宋体" w:eastAsia="宋体" w:hAnsi="宋体" w:hint="eastAsia"/>
@@ -10432,33 +10354,8 @@
           <w:rFonts w:ascii="宋体" w:eastAsia="宋体" w:hAnsi="宋体" w:hint="eastAsia"/>
           <w:szCs w:val="21"/>
         </w:rPr>
-        <w:t>，含</w:t>
-      </w:r>
-      <w:proofErr w:type="gramStart"/>
-      <w:r>
-        <w:rPr>
-          <w:rFonts w:ascii="宋体" w:eastAsia="宋体" w:hAnsi="宋体" w:hint="eastAsia"/>
-          <w:szCs w:val="21"/>
-        </w:rPr>
-        <w:t>廾</w:t>
-      </w:r>
-      <w:proofErr w:type="gramEnd"/>
-      <w:r>
-        <w:rPr>
-          <w:rFonts w:ascii="宋体" w:eastAsia="宋体" w:hAnsi="宋体" w:hint="eastAsia"/>
-          <w:szCs w:val="21"/>
-        </w:rPr>
-        <w:t>取</w:t>
-      </w:r>
-      <w:proofErr w:type="gramStart"/>
-      <w:r>
-        <w:rPr>
-          <w:rFonts w:ascii="宋体" w:eastAsia="宋体" w:hAnsi="宋体" w:hint="eastAsia"/>
-          <w:szCs w:val="21"/>
-        </w:rPr>
-        <w:t>廾</w:t>
-      </w:r>
-      <w:proofErr w:type="gramEnd"/>
+        <w:t>，含廾取廾</w:t>
+      </w:r>
       <w:r>
         <w:rPr>
           <w:rFonts w:ascii="宋体" w:eastAsia="宋体" w:hAnsi="宋体"/>
@@ -10807,6 +10704,7 @@
           <w:bCs/>
           <w:szCs w:val="21"/>
         </w:rPr>
+        <w:lastRenderedPageBreak/>
         <w:t>字源参考</w:t>
       </w:r>
       <w:r>
@@ -10830,7 +10728,6 @@
           <w:rFonts w:ascii="宋体" w:eastAsia="宋体" w:hAnsi="宋体"/>
           <w:szCs w:val="21"/>
         </w:rPr>
-        <w:lastRenderedPageBreak/>
         <w:t>尽管</w:t>
       </w:r>
       <w:r>
@@ -11042,15 +10939,146 @@
           <w:rFonts w:ascii="宋体" w:eastAsia="宋体" w:hAnsi="宋体"/>
           <w:szCs w:val="21"/>
         </w:rPr>
+        <w:t>，夊夂→攵，廾→卄，⺈→刀，冃→日，疋</w:t>
+      </w:r>
+      <w:r>
+        <w:rPr>
+          <w:rFonts w:ascii="SimSun-ExtB" w:eastAsia="SimSun-ExtB" w:hAnsi="SimSun-ExtB" w:cs="SimSun-ExtB" w:hint="eastAsia"/>
+          <w:szCs w:val="21"/>
+        </w:rPr>
+        <w:t>𤴔</w:t>
+      </w:r>
+      <w:r>
+        <w:rPr>
+          <w:rFonts w:ascii="宋体" w:eastAsia="宋体" w:hAnsi="宋体"/>
+          <w:szCs w:val="21"/>
+        </w:rPr>
+        <w:t>龰→止，匸→匚，襾→西，龶→青，耂→老，灬→火</w:t>
+      </w:r>
+      <w:r>
+        <w:rPr>
+          <w:rFonts w:ascii="宋体" w:eastAsia="宋体" w:hAnsi="宋体" w:hint="eastAsia"/>
+          <w:szCs w:val="21"/>
+        </w:rPr>
+        <w:t>，乂→㐅</w:t>
+      </w:r>
+      <w:r>
+        <w:rPr>
+          <w:rFonts w:ascii="宋体" w:eastAsia="宋体" w:hAnsi="宋体" w:hint="eastAsia"/>
+          <w:szCs w:val="21"/>
+        </w:rPr>
         <w:t>，</w:t>
       </w:r>
+      <w:r>
+        <w:rPr>
+          <w:rFonts w:ascii="SimSun-ExtB" w:eastAsia="SimSun-ExtB" w:hAnsi="SimSun-ExtB" w:cs="SimSun-ExtB" w:hint="eastAsia"/>
+          <w:szCs w:val="21"/>
+        </w:rPr>
+        <w:t>𭠍</w:t>
+      </w:r>
+      <w:r>
+        <w:rPr>
+          <w:rFonts w:ascii="宋体" w:eastAsia="宋体" w:hAnsi="宋体" w:hint="eastAsia"/>
+          <w:szCs w:val="21"/>
+        </w:rPr>
+        <w:t>→戈</w:t>
+      </w:r>
+      <w:r>
+        <w:rPr>
+          <w:rFonts w:ascii="宋体" w:eastAsia="宋体" w:hAnsi="宋体" w:hint="eastAsia"/>
+          <w:szCs w:val="21"/>
+        </w:rPr>
+        <w:t>，</w:t>
+      </w:r>
+      <w:r>
+        <w:rPr>
+          <w:rFonts w:ascii="宋体" w:eastAsia="宋体" w:hAnsi="宋体"/>
+          <w:szCs w:val="21"/>
+        </w:rPr>
+        <w:t>巜</w:t>
+      </w:r>
+      <w:r>
+        <w:rPr>
+          <w:rFonts w:ascii="宋体" w:eastAsia="宋体" w:hAnsi="宋体" w:hint="eastAsia"/>
+          <w:szCs w:val="21"/>
+        </w:rPr>
+        <w:t>→巛</w:t>
+      </w:r>
+      <w:r>
+        <w:rPr>
+          <w:rFonts w:ascii="宋体" w:eastAsia="宋体" w:hAnsi="宋体"/>
+          <w:szCs w:val="21"/>
+        </w:rPr>
+        <w:t>......</w:t>
+      </w:r>
+    </w:p>
+    <w:p>
+      <w:pPr>
+        <w:rPr>
+          <w:rFonts w:ascii="宋体" w:eastAsia="宋体" w:hAnsi="宋体" w:hint="eastAsia"/>
+          <w:szCs w:val="21"/>
+        </w:rPr>
+      </w:pPr>
+    </w:p>
+    <w:p>
+      <w:pPr>
+        <w:rPr>
+          <w:rFonts w:ascii="宋体" w:eastAsia="宋体" w:hAnsi="宋体" w:hint="eastAsia"/>
+          <w:szCs w:val="21"/>
+        </w:rPr>
+      </w:pPr>
+      <w:r>
+        <w:rPr>
+          <w:rFonts w:ascii="宋体" w:eastAsia="宋体" w:hAnsi="宋体"/>
+          <w:b/>
+          <w:bCs/>
+          <w:szCs w:val="21"/>
+        </w:rPr>
+        <w:t>非部首字代替</w:t>
+      </w:r>
+      <w:r>
+        <w:rPr>
+          <w:rFonts w:ascii="宋体" w:eastAsia="宋体" w:hAnsi="宋体"/>
+          <w:szCs w:val="21"/>
+        </w:rPr>
+        <w:t>（未收录的成字部首</w:t>
+      </w:r>
+      <w:r>
+        <w:rPr>
+          <w:rFonts w:ascii="宋体" w:eastAsia="宋体" w:hAnsi="宋体" w:hint="eastAsia"/>
+          <w:szCs w:val="21"/>
+        </w:rPr>
+        <w:t>（独体）</w:t>
+      </w:r>
+      <w:r>
+        <w:rPr>
+          <w:rFonts w:ascii="宋体" w:eastAsia="宋体" w:hAnsi="宋体"/>
+          <w:szCs w:val="21"/>
+        </w:rPr>
+        <w:t xml:space="preserve">，用其他的部首代替）： </w:t>
+      </w:r>
+    </w:p>
+    <w:p>
+      <w:pPr>
+        <w:rPr>
+          <w:rFonts w:ascii="宋体" w:eastAsia="宋体" w:hAnsi="宋体" w:hint="eastAsia"/>
+          <w:szCs w:val="21"/>
+        </w:rPr>
+      </w:pPr>
+      <w:r>
+        <w:rPr>
+          <w:rFonts w:ascii="宋体" w:eastAsia="宋体" w:hAnsi="宋体"/>
+          <w:szCs w:val="21"/>
+        </w:rPr>
+        <w:t>夫→</w:t>
+      </w:r>
       <w:proofErr w:type="gramStart"/>
       <w:r>
         <w:rPr>
           <w:rFonts w:ascii="宋体" w:eastAsia="宋体" w:hAnsi="宋体"/>
           <w:szCs w:val="21"/>
         </w:rPr>
-        <w:t>夊夂</w:t>
+        <w:t>矢</w:t>
       </w:r>
       <w:proofErr w:type="gramEnd"/>
       <w:r>
@@ -11058,7 +11086,89 @@
           <w:rFonts w:ascii="宋体" w:eastAsia="宋体" w:hAnsi="宋体"/>
           <w:szCs w:val="21"/>
         </w:rPr>
-        <w:t>→</w:t>
+        <w:t>，正→止，长長镸→髟，玉→王，曰→日，申→田，干→十，无→二，牙→寸，甘→革，生→青，隶→聿，面→囗，韭→耒，飞→疒，鬥→门</w:t>
+      </w:r>
+      <w:r>
+        <w:rPr>
+          <w:rFonts w:ascii="宋体" w:eastAsia="宋体" w:hAnsi="宋体" w:hint="eastAsia"/>
+          <w:szCs w:val="21"/>
+        </w:rPr>
+        <w:t>，</w:t>
+      </w:r>
+      <w:r>
+        <w:rPr>
+          <w:rFonts w:ascii="宋体" w:eastAsia="宋体" w:hAnsi="宋体"/>
+          <w:szCs w:val="21"/>
+        </w:rPr>
+        <w:t>兀→儿</w:t>
+      </w:r>
+      <w:r>
+        <w:rPr>
+          <w:rFonts w:ascii="宋体" w:eastAsia="宋体" w:hAnsi="宋体"/>
+          <w:szCs w:val="21"/>
+        </w:rPr>
+        <w:t>......</w:t>
+      </w:r>
+    </w:p>
+    <w:p>
+      <w:pPr>
+        <w:rPr>
+          <w:rFonts w:ascii="宋体" w:eastAsia="宋体" w:hAnsi="宋体" w:hint="eastAsia"/>
+          <w:szCs w:val="21"/>
+        </w:rPr>
+      </w:pPr>
+    </w:p>
+    <w:p>
+      <w:pPr>
+        <w:rPr>
+          <w:rFonts w:ascii="宋体" w:eastAsia="宋体" w:hAnsi="宋体" w:hint="eastAsia"/>
+          <w:szCs w:val="21"/>
+        </w:rPr>
+      </w:pPr>
+      <w:r>
+        <w:rPr>
+          <w:rFonts w:ascii="宋体" w:eastAsia="宋体" w:hAnsi="宋体"/>
+          <w:b/>
+          <w:bCs/>
+          <w:szCs w:val="21"/>
+        </w:rPr>
+        <w:t>部首简并</w:t>
+      </w:r>
+      <w:r>
+        <w:rPr>
+          <w:rFonts w:ascii="宋体" w:eastAsia="宋体" w:hAnsi="宋体"/>
+          <w:szCs w:val="21"/>
+        </w:rPr>
+        <w:t>（部首本身包含其他部首</w:t>
+      </w:r>
+      <w:r>
+        <w:rPr>
+          <w:rFonts w:ascii="宋体" w:eastAsia="宋体" w:hAnsi="宋体" w:hint="eastAsia"/>
+          <w:szCs w:val="21"/>
+        </w:rPr>
+        <w:t>（合体）</w:t>
+      </w:r>
+      <w:r>
+        <w:rPr>
+          <w:rFonts w:ascii="宋体" w:eastAsia="宋体" w:hAnsi="宋体"/>
+          <w:szCs w:val="21"/>
+        </w:rPr>
+        <w:t>，进行简化合并）：</w:t>
+      </w:r>
+    </w:p>
+    <w:p>
+      <w:pPr>
+        <w:rPr>
+          <w:rFonts w:ascii="宋体" w:eastAsia="宋体" w:hAnsi="宋体" w:hint="eastAsia"/>
+          <w:szCs w:val="21"/>
+        </w:rPr>
+      </w:pPr>
+      <w:r>
+        <w:rPr>
+          <w:rFonts w:ascii="宋体" w:eastAsia="宋体" w:hAnsi="宋体"/>
+          <w:szCs w:val="21"/>
+        </w:rPr>
+        <w:t>立→</w:t>
       </w:r>
       <w:proofErr w:type="gramStart"/>
       <w:r>
@@ -11066,7 +11176,7 @@
           <w:rFonts w:ascii="宋体" w:eastAsia="宋体" w:hAnsi="宋体"/>
           <w:szCs w:val="21"/>
         </w:rPr>
-        <w:t>攵</w:t>
+        <w:t>亠</w:t>
       </w:r>
       <w:proofErr w:type="gramEnd"/>
       <w:r>
@@ -11074,491 +11184,27 @@
           <w:rFonts w:ascii="宋体" w:eastAsia="宋体" w:hAnsi="宋体"/>
           <w:szCs w:val="21"/>
         </w:rPr>
-        <w:t>，</w:t>
-      </w:r>
-      <w:proofErr w:type="gramStart"/>
-      <w:r>
-        <w:rPr>
-          <w:rFonts w:ascii="宋体" w:eastAsia="宋体" w:hAnsi="宋体"/>
-          <w:szCs w:val="21"/>
-        </w:rPr>
-        <w:t>廾</w:t>
-      </w:r>
-      <w:proofErr w:type="gramEnd"/>
-      <w:r>
-        <w:rPr>
-          <w:rFonts w:ascii="宋体" w:eastAsia="宋体" w:hAnsi="宋体"/>
-          <w:szCs w:val="21"/>
-        </w:rPr>
-        <w:t>→卄，⺈→刀，</w:t>
-      </w:r>
-      <w:proofErr w:type="gramStart"/>
-      <w:r>
-        <w:rPr>
-          <w:rFonts w:ascii="宋体" w:eastAsia="宋体" w:hAnsi="宋体"/>
-          <w:szCs w:val="21"/>
-        </w:rPr>
-        <w:t>冃</w:t>
-      </w:r>
-      <w:proofErr w:type="gramEnd"/>
-      <w:r>
-        <w:rPr>
-          <w:rFonts w:ascii="宋体" w:eastAsia="宋体" w:hAnsi="宋体"/>
-          <w:szCs w:val="21"/>
-        </w:rPr>
-        <w:t>→日，</w:t>
-      </w:r>
-      <w:proofErr w:type="gramStart"/>
-      <w:r>
-        <w:rPr>
-          <w:rFonts w:ascii="宋体" w:eastAsia="宋体" w:hAnsi="宋体"/>
-          <w:szCs w:val="21"/>
-        </w:rPr>
-        <w:t>疋</w:t>
-      </w:r>
-      <w:proofErr w:type="gramEnd"/>
+        <w:t>，鼠→臼，舛→夕，㫃→方，卧→臣，</w:t>
+      </w:r>
       <w:r>
         <w:rPr>
           <w:rFonts w:ascii="SimSun-ExtB" w:eastAsia="SimSun-ExtB" w:hAnsi="SimSun-ExtB" w:cs="SimSun-ExtB" w:hint="eastAsia"/>
           <w:szCs w:val="21"/>
         </w:rPr>
-        <w:t>𤴔</w:t>
-      </w:r>
-      <w:r>
-        <w:rPr>
-          <w:rFonts w:ascii="宋体" w:eastAsia="宋体" w:hAnsi="宋体"/>
-          <w:szCs w:val="21"/>
-        </w:rPr>
-        <w:t>龰→止，匸→</w:t>
-      </w:r>
-      <w:proofErr w:type="gramStart"/>
-      <w:r>
-        <w:rPr>
-          <w:rFonts w:ascii="宋体" w:eastAsia="宋体" w:hAnsi="宋体"/>
-          <w:szCs w:val="21"/>
-        </w:rPr>
-        <w:t>匚</w:t>
-      </w:r>
-      <w:proofErr w:type="gramEnd"/>
-      <w:r>
-        <w:rPr>
-          <w:rFonts w:ascii="宋体" w:eastAsia="宋体" w:hAnsi="宋体"/>
-          <w:szCs w:val="21"/>
-        </w:rPr>
-        <w:t>，襾→西，龶→青，耂→老，</w:t>
-      </w:r>
-      <w:proofErr w:type="gramStart"/>
-      <w:r>
-        <w:rPr>
-          <w:rFonts w:ascii="宋体" w:eastAsia="宋体" w:hAnsi="宋体"/>
-          <w:szCs w:val="21"/>
-        </w:rPr>
-        <w:t>灬</w:t>
-      </w:r>
-      <w:proofErr w:type="gramEnd"/>
-      <w:r>
-        <w:rPr>
-          <w:rFonts w:ascii="宋体" w:eastAsia="宋体" w:hAnsi="宋体"/>
-          <w:szCs w:val="21"/>
-        </w:rPr>
-        <w:t>→火</w:t>
-      </w:r>
-      <w:r>
-        <w:rPr>
-          <w:rFonts w:ascii="宋体" w:eastAsia="宋体" w:hAnsi="宋体" w:hint="eastAsia"/>
-          <w:szCs w:val="21"/>
-        </w:rPr>
-        <w:t>，乂→㐅</w:t>
-      </w:r>
-      <w:r>
-        <w:rPr>
-          <w:rFonts w:ascii="宋体" w:eastAsia="宋体" w:hAnsi="宋体" w:hint="eastAsia"/>
-          <w:szCs w:val="21"/>
-        </w:rPr>
-        <w:t>，</w:t>
+        <w:t>𮂱</w:t>
+      </w:r>
+      <w:r>
+        <w:rPr>
+          <w:rFonts w:ascii="宋体" w:eastAsia="宋体" w:hAnsi="宋体"/>
+          <w:szCs w:val="21"/>
+        </w:rPr>
+        <w:t>→禾，行→彳，</w:t>
       </w:r>
       <w:r>
         <w:rPr>
           <w:rFonts w:ascii="SimSun-ExtB" w:eastAsia="SimSun-ExtB" w:hAnsi="SimSun-ExtB" w:cs="SimSun-ExtB" w:hint="eastAsia"/>
           <w:szCs w:val="21"/>
         </w:rPr>
-        <w:t>𭠍</w:t>
-      </w:r>
-      <w:r>
-        <w:rPr>
-          <w:rFonts w:ascii="宋体" w:eastAsia="宋体" w:hAnsi="宋体" w:hint="eastAsia"/>
-          <w:szCs w:val="21"/>
-        </w:rPr>
-        <w:t>→戈</w:t>
-      </w:r>
-      <w:r>
-        <w:rPr>
-          <w:rFonts w:ascii="宋体" w:eastAsia="宋体" w:hAnsi="宋体" w:hint="eastAsia"/>
-          <w:szCs w:val="21"/>
-        </w:rPr>
-        <w:t>，</w:t>
-      </w:r>
-      <w:r>
-        <w:rPr>
-          <w:rFonts w:ascii="宋体" w:eastAsia="宋体" w:hAnsi="宋体"/>
-          <w:szCs w:val="21"/>
-        </w:rPr>
-        <w:t>巜</w:t>
-      </w:r>
-      <w:r>
-        <w:rPr>
-          <w:rFonts w:ascii="宋体" w:eastAsia="宋体" w:hAnsi="宋体" w:hint="eastAsia"/>
-          <w:szCs w:val="21"/>
-        </w:rPr>
-        <w:t>→</w:t>
-      </w:r>
-      <w:proofErr w:type="gramStart"/>
-      <w:r>
-        <w:rPr>
-          <w:rFonts w:ascii="宋体" w:eastAsia="宋体" w:hAnsi="宋体" w:hint="eastAsia"/>
-          <w:szCs w:val="21"/>
-        </w:rPr>
-        <w:t>巛</w:t>
-      </w:r>
-      <w:proofErr w:type="gramEnd"/>
-      <w:r>
-        <w:rPr>
-          <w:rFonts w:ascii="宋体" w:eastAsia="宋体" w:hAnsi="宋体"/>
-          <w:szCs w:val="21"/>
-        </w:rPr>
-        <w:t>......</w:t>
-      </w:r>
-    </w:p>
-    <w:p>
-      <w:pPr>
-        <w:rPr>
-          <w:rFonts w:ascii="宋体" w:eastAsia="宋体" w:hAnsi="宋体" w:hint="eastAsia"/>
-          <w:szCs w:val="21"/>
-        </w:rPr>
-      </w:pPr>
-    </w:p>
-    <w:p>
-      <w:pPr>
-        <w:rPr>
-          <w:rFonts w:ascii="宋体" w:eastAsia="宋体" w:hAnsi="宋体" w:hint="eastAsia"/>
-          <w:szCs w:val="21"/>
-        </w:rPr>
-      </w:pPr>
-      <w:r>
-        <w:rPr>
-          <w:rFonts w:ascii="宋体" w:eastAsia="宋体" w:hAnsi="宋体"/>
-          <w:b/>
-          <w:bCs/>
-          <w:szCs w:val="21"/>
-        </w:rPr>
-        <w:t>非部首字代替</w:t>
-      </w:r>
-      <w:r>
-        <w:rPr>
-          <w:rFonts w:ascii="宋体" w:eastAsia="宋体" w:hAnsi="宋体"/>
-          <w:szCs w:val="21"/>
-        </w:rPr>
-        <w:t>（未收录的成字部首</w:t>
-      </w:r>
-      <w:r>
-        <w:rPr>
-          <w:rFonts w:ascii="宋体" w:eastAsia="宋体" w:hAnsi="宋体" w:hint="eastAsia"/>
-          <w:szCs w:val="21"/>
-        </w:rPr>
-        <w:t>（独体）</w:t>
-      </w:r>
-      <w:r>
-        <w:rPr>
-          <w:rFonts w:ascii="宋体" w:eastAsia="宋体" w:hAnsi="宋体"/>
-          <w:szCs w:val="21"/>
-        </w:rPr>
-        <w:t xml:space="preserve">，用其他的部首代替）： </w:t>
-      </w:r>
-    </w:p>
-    <w:p>
-      <w:pPr>
-        <w:rPr>
-          <w:rFonts w:ascii="宋体" w:eastAsia="宋体" w:hAnsi="宋体" w:hint="eastAsia"/>
-          <w:szCs w:val="21"/>
-        </w:rPr>
-      </w:pPr>
-      <w:r>
-        <w:rPr>
-          <w:rFonts w:ascii="宋体" w:eastAsia="宋体" w:hAnsi="宋体"/>
-          <w:szCs w:val="21"/>
-        </w:rPr>
-        <w:t>夫→</w:t>
-      </w:r>
-      <w:proofErr w:type="gramStart"/>
-      <w:r>
-        <w:rPr>
-          <w:rFonts w:ascii="宋体" w:eastAsia="宋体" w:hAnsi="宋体"/>
-          <w:szCs w:val="21"/>
-        </w:rPr>
-        <w:t>矢</w:t>
-      </w:r>
-      <w:proofErr w:type="gramEnd"/>
-      <w:r>
-        <w:rPr>
-          <w:rFonts w:ascii="宋体" w:eastAsia="宋体" w:hAnsi="宋体"/>
-          <w:szCs w:val="21"/>
-        </w:rPr>
-        <w:t>，正→止，长長镸→</w:t>
-      </w:r>
-      <w:proofErr w:type="gramStart"/>
-      <w:r>
-        <w:rPr>
-          <w:rFonts w:ascii="宋体" w:eastAsia="宋体" w:hAnsi="宋体"/>
-          <w:szCs w:val="21"/>
-        </w:rPr>
-        <w:t>髟</w:t>
-      </w:r>
-      <w:proofErr w:type="gramEnd"/>
-      <w:r>
-        <w:rPr>
-          <w:rFonts w:ascii="宋体" w:eastAsia="宋体" w:hAnsi="宋体"/>
-          <w:szCs w:val="21"/>
-        </w:rPr>
-        <w:t>，玉→王，曰→日，申→田，干→十，无→二，牙→寸，甘→革，生→青，隶→</w:t>
-      </w:r>
-      <w:proofErr w:type="gramStart"/>
-      <w:r>
-        <w:rPr>
-          <w:rFonts w:ascii="宋体" w:eastAsia="宋体" w:hAnsi="宋体"/>
-          <w:szCs w:val="21"/>
-        </w:rPr>
-        <w:t>聿</w:t>
-      </w:r>
-      <w:proofErr w:type="gramEnd"/>
-      <w:r>
-        <w:rPr>
-          <w:rFonts w:ascii="宋体" w:eastAsia="宋体" w:hAnsi="宋体"/>
-          <w:szCs w:val="21"/>
-        </w:rPr>
-        <w:t>，面→</w:t>
-      </w:r>
-      <w:proofErr w:type="gramStart"/>
-      <w:r>
-        <w:rPr>
-          <w:rFonts w:ascii="宋体" w:eastAsia="宋体" w:hAnsi="宋体"/>
-          <w:szCs w:val="21"/>
-        </w:rPr>
-        <w:t>囗</w:t>
-      </w:r>
-      <w:proofErr w:type="gramEnd"/>
-      <w:r>
-        <w:rPr>
-          <w:rFonts w:ascii="宋体" w:eastAsia="宋体" w:hAnsi="宋体"/>
-          <w:szCs w:val="21"/>
-        </w:rPr>
-        <w:t>，</w:t>
-      </w:r>
-      <w:proofErr w:type="gramStart"/>
-      <w:r>
-        <w:rPr>
-          <w:rFonts w:ascii="宋体" w:eastAsia="宋体" w:hAnsi="宋体"/>
-          <w:szCs w:val="21"/>
-        </w:rPr>
-        <w:t>韭</w:t>
-      </w:r>
-      <w:proofErr w:type="gramEnd"/>
-      <w:r>
-        <w:rPr>
-          <w:rFonts w:ascii="宋体" w:eastAsia="宋体" w:hAnsi="宋体"/>
-          <w:szCs w:val="21"/>
-        </w:rPr>
-        <w:t>→</w:t>
-      </w:r>
-      <w:proofErr w:type="gramStart"/>
-      <w:r>
-        <w:rPr>
-          <w:rFonts w:ascii="宋体" w:eastAsia="宋体" w:hAnsi="宋体"/>
-          <w:szCs w:val="21"/>
-        </w:rPr>
-        <w:t>耒</w:t>
-      </w:r>
-      <w:proofErr w:type="gramEnd"/>
-      <w:r>
-        <w:rPr>
-          <w:rFonts w:ascii="宋体" w:eastAsia="宋体" w:hAnsi="宋体"/>
-          <w:szCs w:val="21"/>
-        </w:rPr>
-        <w:t>，飞→</w:t>
-      </w:r>
-      <w:proofErr w:type="gramStart"/>
-      <w:r>
-        <w:rPr>
-          <w:rFonts w:ascii="宋体" w:eastAsia="宋体" w:hAnsi="宋体"/>
-          <w:szCs w:val="21"/>
-        </w:rPr>
-        <w:t>疒</w:t>
-      </w:r>
-      <w:proofErr w:type="gramEnd"/>
-      <w:r>
-        <w:rPr>
-          <w:rFonts w:ascii="宋体" w:eastAsia="宋体" w:hAnsi="宋体"/>
-          <w:szCs w:val="21"/>
-        </w:rPr>
-        <w:t>，鬥→门</w:t>
-      </w:r>
-      <w:r>
-        <w:rPr>
-          <w:rFonts w:ascii="宋体" w:eastAsia="宋体" w:hAnsi="宋体" w:hint="eastAsia"/>
-          <w:szCs w:val="21"/>
-        </w:rPr>
-        <w:t>，</w:t>
-      </w:r>
-      <w:proofErr w:type="gramStart"/>
-      <w:r>
-        <w:rPr>
-          <w:rFonts w:ascii="宋体" w:eastAsia="宋体" w:hAnsi="宋体"/>
-          <w:szCs w:val="21"/>
-        </w:rPr>
-        <w:t>兀</w:t>
-      </w:r>
-      <w:proofErr w:type="gramEnd"/>
-      <w:r>
-        <w:rPr>
-          <w:rFonts w:ascii="宋体" w:eastAsia="宋体" w:hAnsi="宋体"/>
-          <w:szCs w:val="21"/>
-        </w:rPr>
-        <w:t>→儿</w:t>
-      </w:r>
-      <w:r>
-        <w:rPr>
-          <w:rFonts w:ascii="宋体" w:eastAsia="宋体" w:hAnsi="宋体"/>
-          <w:szCs w:val="21"/>
-        </w:rPr>
-        <w:t>......</w:t>
-      </w:r>
-    </w:p>
-    <w:p>
-      <w:pPr>
-        <w:rPr>
-          <w:rFonts w:ascii="宋体" w:eastAsia="宋体" w:hAnsi="宋体" w:hint="eastAsia"/>
-          <w:szCs w:val="21"/>
-        </w:rPr>
-      </w:pPr>
-    </w:p>
-    <w:p>
-      <w:pPr>
-        <w:rPr>
-          <w:rFonts w:ascii="宋体" w:eastAsia="宋体" w:hAnsi="宋体" w:hint="eastAsia"/>
-          <w:szCs w:val="21"/>
-        </w:rPr>
-      </w:pPr>
-      <w:r>
-        <w:rPr>
-          <w:rFonts w:ascii="宋体" w:eastAsia="宋体" w:hAnsi="宋体"/>
-          <w:b/>
-          <w:bCs/>
-          <w:szCs w:val="21"/>
-        </w:rPr>
-        <w:t>部首简并</w:t>
-      </w:r>
-      <w:r>
-        <w:rPr>
-          <w:rFonts w:ascii="宋体" w:eastAsia="宋体" w:hAnsi="宋体"/>
-          <w:szCs w:val="21"/>
-        </w:rPr>
-        <w:t>（部首本身包含其他部首</w:t>
-      </w:r>
-      <w:r>
-        <w:rPr>
-          <w:rFonts w:ascii="宋体" w:eastAsia="宋体" w:hAnsi="宋体" w:hint="eastAsia"/>
-          <w:szCs w:val="21"/>
-        </w:rPr>
-        <w:t>（合体）</w:t>
-      </w:r>
-      <w:r>
-        <w:rPr>
-          <w:rFonts w:ascii="宋体" w:eastAsia="宋体" w:hAnsi="宋体"/>
-          <w:szCs w:val="21"/>
-        </w:rPr>
-        <w:t>，进行简化合并）：</w:t>
-      </w:r>
-    </w:p>
-    <w:p>
-      <w:pPr>
-        <w:rPr>
-          <w:rFonts w:ascii="宋体" w:eastAsia="宋体" w:hAnsi="宋体" w:hint="eastAsia"/>
-          <w:szCs w:val="21"/>
-        </w:rPr>
-      </w:pPr>
-      <w:r>
-        <w:rPr>
-          <w:rFonts w:ascii="宋体" w:eastAsia="宋体" w:hAnsi="宋体"/>
-          <w:szCs w:val="21"/>
-        </w:rPr>
-        <w:t>立→</w:t>
-      </w:r>
-      <w:proofErr w:type="gramStart"/>
-      <w:r>
-        <w:rPr>
-          <w:rFonts w:ascii="宋体" w:eastAsia="宋体" w:hAnsi="宋体"/>
-          <w:szCs w:val="21"/>
-        </w:rPr>
-        <w:t>亠</w:t>
-      </w:r>
-      <w:proofErr w:type="gramEnd"/>
-      <w:r>
-        <w:rPr>
-          <w:rFonts w:ascii="宋体" w:eastAsia="宋体" w:hAnsi="宋体"/>
-          <w:szCs w:val="21"/>
-        </w:rPr>
-        <w:t>，鼠→臼，</w:t>
-      </w:r>
-      <w:proofErr w:type="gramStart"/>
-      <w:r>
-        <w:rPr>
-          <w:rFonts w:ascii="宋体" w:eastAsia="宋体" w:hAnsi="宋体"/>
-          <w:szCs w:val="21"/>
-        </w:rPr>
-        <w:t>舛</w:t>
-      </w:r>
-      <w:proofErr w:type="gramEnd"/>
-      <w:r>
-        <w:rPr>
-          <w:rFonts w:ascii="宋体" w:eastAsia="宋体" w:hAnsi="宋体"/>
-          <w:szCs w:val="21"/>
-        </w:rPr>
-        <w:t>→夕，㫃→方，卧→臣，</w:t>
-      </w:r>
-      <w:r>
-        <w:rPr>
-          <w:rFonts w:ascii="SimSun-ExtB" w:eastAsia="SimSun-ExtB" w:hAnsi="SimSun-ExtB" w:cs="SimSun-ExtB" w:hint="eastAsia"/>
-          <w:szCs w:val="21"/>
-        </w:rPr>
-        <w:t>𮂱</w:t>
-      </w:r>
-      <w:r>
-        <w:rPr>
-          <w:rFonts w:ascii="宋体" w:eastAsia="宋体" w:hAnsi="宋体"/>
-          <w:szCs w:val="21"/>
-        </w:rPr>
-        <w:t>→禾，行→</w:t>
-      </w:r>
-      <w:proofErr w:type="gramStart"/>
-      <w:r>
-        <w:rPr>
-          <w:rFonts w:ascii="宋体" w:eastAsia="宋体" w:hAnsi="宋体"/>
-          <w:szCs w:val="21"/>
-        </w:rPr>
-        <w:t>彳</w:t>
-      </w:r>
-      <w:proofErr w:type="gramEnd"/>
-      <w:r>
-        <w:rPr>
-          <w:rFonts w:ascii="宋体" w:eastAsia="宋体" w:hAnsi="宋体"/>
-          <w:szCs w:val="21"/>
-        </w:rPr>
-        <w:t>，</w:t>
-      </w:r>
-      <w:r>
-        <w:rPr>
-          <w:rFonts w:ascii="SimSun-ExtB" w:eastAsia="SimSun-ExtB" w:hAnsi="SimSun-ExtB" w:cs="SimSun-ExtB" w:hint="eastAsia"/>
-          <w:szCs w:val="21"/>
-        </w:rPr>
         <w:t>𪧇</w:t>
       </w:r>
       <w:r>
@@ -11566,231 +11212,7 @@
           <w:rFonts w:ascii="宋体" w:eastAsia="宋体" w:hAnsi="宋体"/>
           <w:szCs w:val="21"/>
         </w:rPr>
-        <w:t>→</w:t>
-      </w:r>
-      <w:proofErr w:type="gramStart"/>
-      <w:r>
-        <w:rPr>
-          <w:rFonts w:ascii="宋体" w:eastAsia="宋体" w:hAnsi="宋体"/>
-          <w:szCs w:val="21"/>
-        </w:rPr>
-        <w:t>宀</w:t>
-      </w:r>
-      <w:proofErr w:type="gramEnd"/>
-      <w:r>
-        <w:rPr>
-          <w:rFonts w:ascii="宋体" w:eastAsia="宋体" w:hAnsi="宋体"/>
-          <w:szCs w:val="21"/>
-        </w:rPr>
-        <w:t>，亼→人，</w:t>
-      </w:r>
-      <w:proofErr w:type="gramStart"/>
-      <w:r>
-        <w:rPr>
-          <w:rFonts w:ascii="宋体" w:eastAsia="宋体" w:hAnsi="宋体"/>
-          <w:szCs w:val="21"/>
-        </w:rPr>
-        <w:t>龠</w:t>
-      </w:r>
-      <w:proofErr w:type="gramEnd"/>
-      <w:r>
-        <w:rPr>
-          <w:rFonts w:ascii="宋体" w:eastAsia="宋体" w:hAnsi="宋体"/>
-          <w:szCs w:val="21"/>
-        </w:rPr>
-        <w:t>→人，鼻→自，齐（齊）→文，林→木，舍→人，多→夕，男→田，死→</w:t>
-      </w:r>
-      <w:proofErr w:type="gramStart"/>
-      <w:r>
-        <w:rPr>
-          <w:rFonts w:ascii="宋体" w:eastAsia="宋体" w:hAnsi="宋体"/>
-          <w:szCs w:val="21"/>
-        </w:rPr>
-        <w:t>歹</w:t>
-      </w:r>
-      <w:proofErr w:type="gramEnd"/>
-      <w:r>
-        <w:rPr>
-          <w:rFonts w:ascii="宋体" w:eastAsia="宋体" w:hAnsi="宋体"/>
-          <w:szCs w:val="21"/>
-        </w:rPr>
-        <w:t>，比→</w:t>
-      </w:r>
-      <w:proofErr w:type="gramStart"/>
-      <w:r>
-        <w:rPr>
-          <w:rFonts w:ascii="宋体" w:eastAsia="宋体" w:hAnsi="宋体"/>
-          <w:szCs w:val="21"/>
-        </w:rPr>
-        <w:t>匕</w:t>
-      </w:r>
-      <w:proofErr w:type="gramEnd"/>
-      <w:r>
-        <w:rPr>
-          <w:rFonts w:ascii="宋体" w:eastAsia="宋体" w:hAnsi="宋体"/>
-          <w:szCs w:val="21"/>
-        </w:rPr>
-        <w:t>，</w:t>
-      </w:r>
-      <w:proofErr w:type="gramStart"/>
-      <w:r>
-        <w:rPr>
-          <w:rFonts w:ascii="宋体" w:eastAsia="宋体" w:hAnsi="宋体"/>
-          <w:szCs w:val="21"/>
-        </w:rPr>
-        <w:t>爻</w:t>
-      </w:r>
-      <w:proofErr w:type="gramEnd"/>
-      <w:r>
-        <w:rPr>
-          <w:rFonts w:ascii="宋体" w:eastAsia="宋体" w:hAnsi="宋体"/>
-          <w:szCs w:val="21"/>
-        </w:rPr>
-        <w:t>→㐅，玄→</w:t>
-      </w:r>
-      <w:proofErr w:type="gramStart"/>
-      <w:r>
-        <w:rPr>
-          <w:rFonts w:ascii="宋体" w:eastAsia="宋体" w:hAnsi="宋体"/>
-          <w:szCs w:val="21"/>
-        </w:rPr>
-        <w:t>亠</w:t>
-      </w:r>
-      <w:proofErr w:type="gramEnd"/>
-      <w:r>
-        <w:rPr>
-          <w:rFonts w:ascii="宋体" w:eastAsia="宋体" w:hAnsi="宋体"/>
-          <w:szCs w:val="21"/>
-        </w:rPr>
-        <w:t>，禸→</w:t>
-      </w:r>
-      <w:proofErr w:type="gramStart"/>
-      <w:r>
-        <w:rPr>
-          <w:rFonts w:ascii="宋体" w:eastAsia="宋体" w:hAnsi="宋体"/>
-          <w:szCs w:val="21"/>
-        </w:rPr>
-        <w:t>冂</w:t>
-      </w:r>
-      <w:proofErr w:type="gramEnd"/>
-      <w:r>
-        <w:rPr>
-          <w:rFonts w:ascii="宋体" w:eastAsia="宋体" w:hAnsi="宋体"/>
-          <w:szCs w:val="21"/>
-        </w:rPr>
-        <w:t>，至→土，色→刀，首→丷，香→禾，高→</w:t>
-      </w:r>
-      <w:proofErr w:type="gramStart"/>
-      <w:r>
-        <w:rPr>
-          <w:rFonts w:ascii="宋体" w:eastAsia="宋体" w:hAnsi="宋体"/>
-          <w:szCs w:val="21"/>
-        </w:rPr>
-        <w:t>亠</w:t>
-      </w:r>
-      <w:proofErr w:type="gramEnd"/>
-      <w:r>
-        <w:rPr>
-          <w:rFonts w:ascii="宋体" w:eastAsia="宋体" w:hAnsi="宋体"/>
-          <w:szCs w:val="21"/>
-        </w:rPr>
-        <w:t>，</w:t>
-      </w:r>
-      <w:proofErr w:type="gramStart"/>
-      <w:r>
-        <w:rPr>
-          <w:rFonts w:ascii="宋体" w:eastAsia="宋体" w:hAnsi="宋体"/>
-          <w:szCs w:val="21"/>
-        </w:rPr>
-        <w:t>鬯</w:t>
-      </w:r>
-      <w:proofErr w:type="gramEnd"/>
-      <w:r>
-        <w:rPr>
-          <w:rFonts w:ascii="宋体" w:eastAsia="宋体" w:hAnsi="宋体"/>
-          <w:szCs w:val="21"/>
-        </w:rPr>
-        <w:t>→</w:t>
-      </w:r>
-      <w:proofErr w:type="gramStart"/>
-      <w:r>
-        <w:rPr>
-          <w:rFonts w:ascii="宋体" w:eastAsia="宋体" w:hAnsi="宋体"/>
-          <w:szCs w:val="21"/>
-        </w:rPr>
-        <w:t>匕</w:t>
-      </w:r>
-      <w:proofErr w:type="gramEnd"/>
-      <w:r>
-        <w:rPr>
-          <w:rFonts w:ascii="宋体" w:eastAsia="宋体" w:hAnsi="宋体"/>
-          <w:szCs w:val="21"/>
-        </w:rPr>
-        <w:t>，</w:t>
-      </w:r>
-      <w:proofErr w:type="gramStart"/>
-      <w:r>
-        <w:rPr>
-          <w:rFonts w:ascii="宋体" w:eastAsia="宋体" w:hAnsi="宋体"/>
-          <w:szCs w:val="21"/>
-        </w:rPr>
-        <w:t>鬲</w:t>
-      </w:r>
-      <w:proofErr w:type="gramEnd"/>
-      <w:r>
-        <w:rPr>
-          <w:rFonts w:ascii="宋体" w:eastAsia="宋体" w:hAnsi="宋体"/>
-          <w:szCs w:val="21"/>
-        </w:rPr>
-        <w:t>→口，鹿→广，麻→广，黄黃→八，</w:t>
-      </w:r>
-      <w:proofErr w:type="gramStart"/>
-      <w:r>
-        <w:rPr>
-          <w:rFonts w:ascii="宋体" w:eastAsia="宋体" w:hAnsi="宋体"/>
-          <w:szCs w:val="21"/>
-        </w:rPr>
-        <w:t>黍</w:t>
-      </w:r>
-      <w:proofErr w:type="gramEnd"/>
-      <w:r>
-        <w:rPr>
-          <w:rFonts w:ascii="宋体" w:eastAsia="宋体" w:hAnsi="宋体"/>
-          <w:szCs w:val="21"/>
-        </w:rPr>
-        <w:t>→禾，</w:t>
-      </w:r>
-      <w:proofErr w:type="gramStart"/>
-      <w:r>
-        <w:rPr>
-          <w:rFonts w:ascii="宋体" w:eastAsia="宋体" w:hAnsi="宋体"/>
-          <w:szCs w:val="21"/>
-        </w:rPr>
-        <w:t>黹</w:t>
-      </w:r>
-      <w:proofErr w:type="gramEnd"/>
-      <w:r>
-        <w:rPr>
-          <w:rFonts w:ascii="宋体" w:eastAsia="宋体" w:hAnsi="宋体"/>
-          <w:szCs w:val="21"/>
-        </w:rPr>
-        <w:t>→业，鼎→目，鼓→支，龟→刀，</w:t>
-      </w:r>
-      <w:proofErr w:type="gramStart"/>
-      <w:r>
-        <w:rPr>
-          <w:rFonts w:ascii="宋体" w:eastAsia="宋体" w:hAnsi="宋体"/>
-          <w:szCs w:val="21"/>
-        </w:rPr>
-        <w:t>厄</w:t>
-      </w:r>
-      <w:proofErr w:type="gramEnd"/>
-      <w:r>
-        <w:rPr>
-          <w:rFonts w:ascii="宋体" w:eastAsia="宋体" w:hAnsi="宋体"/>
-          <w:szCs w:val="21"/>
-        </w:rPr>
-        <w:t>→厂......</w:t>
+        <w:t>→宀，亼→人，龠→人，鼻→自，齐（齊）→文，林→木，舍→人，多→夕，男→田，死→歹，比→匕，爻→㐅，玄→亠，禸→冂，至→土，色→刀，首→丷，香→禾，高→亠，鬯→匕，鬲→口，鹿→广，麻→广，黄黃→八，黍→禾，黹→业，鼎→目，鼓→支，龟→刀，厄→厂......</w:t>
       </w:r>
     </w:p>
     <w:p>
@@ -15060,23 +14482,7 @@
           <w:rFonts w:ascii="宋体" w:eastAsia="宋体" w:hAnsi="宋体"/>
           <w:szCs w:val="21"/>
         </w:rPr>
-        <w:t>与整字音</w:t>
-      </w:r>
-      <w:proofErr w:type="gramStart"/>
-      <w:r>
-        <w:rPr>
-          <w:rFonts w:ascii="宋体" w:eastAsia="宋体" w:hAnsi="宋体"/>
-          <w:szCs w:val="21"/>
-        </w:rPr>
-        <w:t>似</w:t>
-      </w:r>
-      <w:proofErr w:type="gramEnd"/>
-      <w:r>
-        <w:rPr>
-          <w:rFonts w:ascii="宋体" w:eastAsia="宋体" w:hAnsi="宋体"/>
-          <w:szCs w:val="21"/>
-        </w:rPr>
-        <w:t>。无</w:t>
+        <w:t>与整字音似。无</w:t>
       </w:r>
       <w:proofErr w:type="gramStart"/>
       <w:r>
@@ -16405,7 +15811,7 @@
           <w:rFonts w:ascii="宋体" w:eastAsia="宋体" w:hAnsi="宋体"/>
           <w:szCs w:val="21"/>
         </w:rPr>
-        <w:t>丶一丨丿</w:t>
+        <w:t>丶</w:t>
       </w:r>
       <w:proofErr w:type="gramEnd"/>
       <w:r>
@@ -16413,7 +15819,7 @@
           <w:rFonts w:ascii="宋体" w:eastAsia="宋体" w:hAnsi="宋体"/>
           <w:szCs w:val="21"/>
         </w:rPr>
-        <w:t>乙乛</w:t>
+        <w:t>一丨丿乙乛</w:t>
       </w:r>
       <w:r>
         <w:rPr>
@@ -16699,55 +16105,7 @@
           <w:rFonts w:ascii="宋体" w:eastAsia="宋体" w:hAnsi="宋体"/>
           <w:szCs w:val="21"/>
         </w:rPr>
-        <w:t>"作为包围外框（其他半包围外框如</w:t>
-      </w:r>
-      <w:proofErr w:type="gramStart"/>
-      <w:r>
-        <w:rPr>
-          <w:rFonts w:ascii="宋体" w:eastAsia="宋体" w:hAnsi="宋体"/>
-          <w:szCs w:val="21"/>
-        </w:rPr>
-        <w:t>匚</w:t>
-      </w:r>
-      <w:proofErr w:type="gramEnd"/>
-      <w:r>
-        <w:rPr>
-          <w:rFonts w:ascii="宋体" w:eastAsia="宋体" w:hAnsi="宋体"/>
-          <w:szCs w:val="21"/>
-        </w:rPr>
-        <w:t>、</w:t>
-      </w:r>
-      <w:proofErr w:type="gramStart"/>
-      <w:r>
-        <w:rPr>
-          <w:rFonts w:ascii="宋体" w:eastAsia="宋体" w:hAnsi="宋体"/>
-          <w:szCs w:val="21"/>
-        </w:rPr>
-        <w:t>凵</w:t>
-      </w:r>
-      <w:proofErr w:type="gramEnd"/>
-      <w:r>
-        <w:rPr>
-          <w:rFonts w:ascii="宋体" w:eastAsia="宋体" w:hAnsi="宋体"/>
-          <w:szCs w:val="21"/>
-        </w:rPr>
-        <w:t>、</w:t>
-      </w:r>
-      <w:proofErr w:type="gramStart"/>
-      <w:r>
-        <w:rPr>
-          <w:rFonts w:ascii="宋体" w:eastAsia="宋体" w:hAnsi="宋体"/>
-          <w:szCs w:val="21"/>
-        </w:rPr>
-        <w:t>冂</w:t>
-      </w:r>
-      <w:proofErr w:type="gramEnd"/>
-      <w:r>
-        <w:rPr>
-          <w:rFonts w:ascii="宋体" w:eastAsia="宋体" w:hAnsi="宋体"/>
-          <w:szCs w:val="21"/>
-        </w:rPr>
-        <w:t>等均不适用）。"口"：汉字仅由两个部件组成，其中一个部件必须是"口"（不能是"日""田"等变形），另一个部件必须是成字。满足任</w:t>
+        <w:t>"作为包围外框（其他半包围外框如匚、凵、冂等均不适用）。"口"：汉字仅由两个部件组成，其中一个部件必须是"口"（不能是"日""田"等变形），另一个部件必须是成字。满足任</w:t>
       </w:r>
       <w:proofErr w:type="gramStart"/>
       <w:r>
@@ -23681,21 +23039,7 @@
         <w:rPr>
           <w:rFonts w:ascii="宋体" w:eastAsia="宋体" w:hAnsi="宋体"/>
         </w:rPr>
-        <w:t>Unicode收录的所有汉字（不包括</w:t>
-      </w:r>
-      <w:proofErr w:type="gramStart"/>
-      <w:r>
-        <w:rPr>
-          <w:rFonts w:ascii="宋体" w:eastAsia="宋体" w:hAnsi="宋体"/>
-        </w:rPr>
-        <w:t>喃</w:t>
-      </w:r>
-      <w:proofErr w:type="gramEnd"/>
-      <w:r>
-        <w:rPr>
-          <w:rFonts w:ascii="宋体" w:eastAsia="宋体" w:hAnsi="宋体"/>
-        </w:rPr>
-        <w:t>字等独立文字系统），并保持全局零重码。</w:t>
+        <w:t>Unicode收录的所有汉字（不包括喃字等独立文字系统），并保持全局零重码。</w:t>
       </w:r>
     </w:p>
     <w:p>
@@ -25946,23 +25290,7 @@
           <w:rFonts w:ascii="宋体" w:eastAsia="宋体" w:hAnsi="宋体"/>
           <w:szCs w:val="21"/>
         </w:rPr>
-        <w:t>，如"</w:t>
-      </w:r>
-      <w:proofErr w:type="gramStart"/>
-      <w:r>
-        <w:rPr>
-          <w:rFonts w:ascii="宋体" w:eastAsia="宋体" w:hAnsi="宋体"/>
-          <w:szCs w:val="21"/>
-        </w:rPr>
-        <w:t>亠</w:t>
-      </w:r>
-      <w:proofErr w:type="gramEnd"/>
-      <w:r>
-        <w:rPr>
-          <w:rFonts w:ascii="宋体" w:eastAsia="宋体" w:hAnsi="宋体"/>
-          <w:szCs w:val="21"/>
-        </w:rPr>
-        <w:t xml:space="preserve">"→ </w:t>
+        <w:t xml:space="preserve">，如"亠"→ </w:t>
       </w:r>
       <w:proofErr w:type="spellStart"/>
       <w:r>
@@ -26013,23 +25341,7 @@
           <w:rFonts w:ascii="宋体" w:eastAsia="宋体" w:hAnsi="宋体"/>
           <w:szCs w:val="21"/>
         </w:rPr>
-        <w:t>为"</w:t>
-      </w:r>
-      <w:proofErr w:type="gramStart"/>
-      <w:r>
-        <w:rPr>
-          <w:rFonts w:ascii="宋体" w:eastAsia="宋体" w:hAnsi="宋体"/>
-          <w:szCs w:val="21"/>
-        </w:rPr>
-        <w:t>亠</w:t>
-      </w:r>
-      <w:proofErr w:type="gramEnd"/>
-      <w:r>
-        <w:rPr>
-          <w:rFonts w:ascii="宋体" w:eastAsia="宋体" w:hAnsi="宋体"/>
-          <w:szCs w:val="21"/>
-        </w:rPr>
-        <w:t>"在</w:t>
+        <w:t>为"亠"在</w:t>
       </w:r>
       <w:r>
         <w:rPr>
@@ -34240,7 +33552,6 @@
   <w:style w:type="character" w:default="1" w:styleId="a0">
     <w:name w:val="Default Paragraph Font"/>
     <w:uiPriority w:val="1"/>
-    <w:semiHidden/>
     <w:unhideWhenUsed/>
   </w:style>
   <w:style w:type="table" w:default="1" w:styleId="a1">

--- a/help/解书音形规则文本.docx
+++ b/help/解书音形规则文本.docx
@@ -3426,7 +3426,6 @@
         </w:rPr>
         <w:t>(中) &gt; 1竖形(</w:t>
       </w:r>
-      <w:proofErr w:type="gramStart"/>
       <w:r>
         <w:rPr>
           <w:rFonts w:ascii="宋体" w:eastAsia="宋体" w:hAnsi="宋体" w:hint="eastAsia"/>
@@ -3434,7 +3433,6 @@
         </w:rPr>
         <w:t>丨</w:t>
       </w:r>
-      <w:proofErr w:type="gramEnd"/>
       <w:r>
         <w:rPr>
           <w:rFonts w:ascii="宋体" w:eastAsia="宋体" w:hAnsi="宋体"/>
@@ -4356,6 +4354,9 @@
         <w:instrText>HYPERLINK "https://jmwztu.netlify.app/"</w:instrText>
       </w:r>
       <w:r>
+        <w:rPr>
+          <w:rFonts w:hint="eastAsia"/>
+        </w:rPr>
         <w:fldChar w:fldCharType="separate"/>
       </w:r>
       <w:r>
@@ -4373,7 +4374,7 @@
     <w:p>
       <w:pPr>
         <w:rPr>
-          <w:rFonts w:ascii="宋体" w:eastAsia="宋体" w:hAnsi="宋体"/>
+          <w:rFonts w:ascii="宋体" w:eastAsia="宋体" w:hAnsi="宋体" w:hint="eastAsia"/>
           <w:szCs w:val="21"/>
         </w:rPr>
       </w:pPr>
@@ -5503,7 +5504,7 @@
           <w14:ligatures w14:val="none"/>
         </w:rPr>
         <w:drawing>
-          <wp:inline distT="0" distB="0" distL="0" distR="0" wp14:anchorId="021093D3" wp14:editId="2FC0ECBA">
+          <wp:inline distT="0" distB="0" distL="0" distR="0" wp14:anchorId="021093D3" wp14:editId="35B3F2B8">
             <wp:extent cx="3864293" cy="1155659"/>
             <wp:effectExtent l="0" t="0" r="3175" b="6985"/>
             <wp:docPr id="876378149" name="图片 2"/>
@@ -8603,17 +8604,25 @@
         </w:rPr>
         <w:t>羊</w:t>
       </w:r>
+      <w:proofErr w:type="gramStart"/>
       <w:r>
         <w:rPr>
           <w:rFonts w:ascii="宋体" w:eastAsia="宋体" w:hAnsi="宋体" w:cs="华文新魏" w:hint="eastAsia"/>
         </w:rPr>
-        <w:t>虍黑</w:t>
-      </w:r>
-    </w:p>
-    <w:p>
-      <w:pPr>
-        <w:rPr>
-          <w:rFonts w:ascii="宋体" w:eastAsia="宋体" w:hAnsi="宋体" w:hint="eastAsia"/>
+        <w:t>虍</w:t>
+      </w:r>
+      <w:proofErr w:type="gramEnd"/>
+      <w:r>
+        <w:rPr>
+          <w:rFonts w:ascii="宋体" w:eastAsia="宋体" w:hAnsi="宋体" w:cs="华文新魏" w:hint="eastAsia"/>
+        </w:rPr>
+        <w:t>黑</w:t>
+      </w:r>
+    </w:p>
+    <w:p>
+      <w:pPr>
+        <w:rPr>
+          <w:rFonts w:ascii="宋体" w:eastAsia="宋体" w:hAnsi="宋体" w:cs="华文新魏" w:hint="eastAsia"/>
         </w:rPr>
       </w:pPr>
       <w:proofErr w:type="spellStart"/>
@@ -8660,14 +8669,30 @@
         <w:rPr>
           <w:rFonts w:ascii="宋体" w:eastAsia="宋体" w:hAnsi="宋体" w:cs="华文新魏" w:hint="eastAsia"/>
         </w:rPr>
-        <w:t>臣赤</w:t>
-      </w:r>
+        <w:t>臣</w:t>
+      </w:r>
+      <w:proofErr w:type="gramStart"/>
       <w:r>
         <w:rPr>
           <w:rFonts w:ascii="宋体" w:eastAsia="宋体" w:hAnsi="宋体" w:cs="华文新魏" w:hint="eastAsia"/>
         </w:rPr>
+        <w:t>赤</w:t>
+      </w:r>
+      <w:proofErr w:type="gramEnd"/>
+      <w:r>
+        <w:rPr>
+          <w:rFonts w:ascii="SimSun-ExtB" w:eastAsia="SimSun-ExtB" w:hAnsi="SimSun-ExtB" w:cs="SimSun-ExtB" w:hint="eastAsia"/>
+        </w:rPr>
+        <w:t>𡗗</w:t>
+      </w:r>
+      <w:proofErr w:type="gramStart"/>
+      <w:r>
+        <w:rPr>
+          <w:rFonts w:ascii="宋体" w:eastAsia="宋体" w:hAnsi="宋体" w:cs="华文新魏" w:hint="eastAsia"/>
+        </w:rPr>
         <w:t>尺</w:t>
       </w:r>
+      <w:proofErr w:type="gramEnd"/>
       <w:r>
         <w:rPr>
           <w:rFonts w:ascii="宋体" w:eastAsia="宋体" w:hAnsi="宋体" w:cs="华文新魏" w:hint="eastAsia"/>
@@ -8693,13 +8718,13 @@
         </w:rPr>
         <w:t>廴</w:t>
       </w:r>
+      <w:r>
+        <w:rPr>
+          <w:rFonts w:ascii="宋体" w:eastAsia="宋体" w:hAnsi="宋体"/>
+        </w:rPr>
+        <w:t>冂</w:t>
+      </w:r>
       <w:proofErr w:type="gramEnd"/>
-      <w:r>
-        <w:rPr>
-          <w:rFonts w:ascii="宋体" w:eastAsia="宋体" w:hAnsi="宋体"/>
-        </w:rPr>
-        <w:t>冂</w:t>
-      </w:r>
       <w:r>
         <w:rPr>
           <w:rFonts w:ascii="宋体" w:eastAsia="宋体" w:hAnsi="宋体" w:cs="华文新魏" w:hint="eastAsia"/>
@@ -8713,6 +8738,7 @@
         </w:rPr>
         <w:t>𠘨</w:t>
       </w:r>
+      <w:proofErr w:type="gramStart"/>
       <w:r>
         <w:rPr>
           <w:rFonts w:ascii="宋体" w:eastAsia="宋体" w:hAnsi="宋体" w:hint="eastAsia"/>
@@ -8720,6 +8746,7 @@
         </w:rPr>
         <w:t>卩</w:t>
       </w:r>
+      <w:proofErr w:type="gramEnd"/>
       <w:r>
         <w:rPr>
           <w:rFonts w:ascii="宋体" w:eastAsia="宋体" w:hAnsi="宋体" w:hint="eastAsia"/>
@@ -8805,12 +8832,14 @@
         </w:rPr>
         <w:t>力龙老卤里</w:t>
       </w:r>
+      <w:proofErr w:type="gramStart"/>
       <w:r>
         <w:rPr>
           <w:rFonts w:ascii="宋体" w:eastAsia="宋体" w:hAnsi="宋体" w:hint="eastAsia"/>
         </w:rPr>
         <w:t>卵</w:t>
       </w:r>
+      <w:proofErr w:type="gramEnd"/>
     </w:p>
     <w:p>
       <w:pPr>
@@ -8854,14 +8883,14 @@
         <w:rPr>
           <w:rFonts w:ascii="宋体" w:eastAsia="宋体" w:hAnsi="宋体" w:cs="华文新魏" w:hint="eastAsia"/>
         </w:rPr>
-        <w:t>马门皿</w:t>
+        <w:t>马门</w:t>
       </w:r>
       <w:proofErr w:type="gramStart"/>
       <w:r>
         <w:rPr>
           <w:rFonts w:ascii="宋体" w:eastAsia="宋体" w:hAnsi="宋体" w:cs="华文新魏" w:hint="eastAsia"/>
         </w:rPr>
-        <w:t>毛目矛米</w:t>
+        <w:t>皿毛目矛米</w:t>
       </w:r>
       <w:r>
         <w:rPr>
@@ -8997,6 +9026,7 @@
         </w:rPr>
         <w:t>片</w:t>
       </w:r>
+      <w:proofErr w:type="gramStart"/>
       <w:r>
         <w:rPr>
           <w:rFonts w:ascii="宋体" w:eastAsia="宋体" w:hAnsi="宋体" w:hint="eastAsia"/>
@@ -9012,6 +9042,7 @@
         </w:rPr>
         <w:t>丬</w:t>
       </w:r>
+      <w:proofErr w:type="gramEnd"/>
       <w:r>
         <w:rPr>
           <w:rFonts w:ascii="宋体" w:eastAsia="宋体" w:hAnsi="宋体" w:hint="eastAsia"/>
@@ -9019,6 +9050,7 @@
         </w:rPr>
         <w:t>皮</w:t>
       </w:r>
+      <w:proofErr w:type="gramStart"/>
       <w:r>
         <w:rPr>
           <w:rFonts w:ascii="宋体" w:eastAsia="宋体" w:hAnsi="宋体" w:hint="eastAsia"/>
@@ -9026,7 +9058,17 @@
           <w:bCs/>
           <w:color w:val="EE0000"/>
         </w:rPr>
-        <w:t>髟㐅</w:t>
+        <w:t>髟</w:t>
+      </w:r>
+      <w:proofErr w:type="gramEnd"/>
+      <w:r>
+        <w:rPr>
+          <w:rFonts w:ascii="宋体" w:eastAsia="宋体" w:hAnsi="宋体" w:hint="eastAsia"/>
+          <w:b/>
+          <w:bCs/>
+          <w:color w:val="EE0000"/>
+        </w:rPr>
+        <w:t>㐅</w:t>
       </w:r>
     </w:p>
     <w:p>
@@ -9225,13 +9267,27 @@
         <w:rPr>
           <w:rFonts w:ascii="宋体" w:eastAsia="宋体" w:hAnsi="宋体" w:hint="eastAsia"/>
         </w:rPr>
-        <w:t>水矢手</w:t>
+        <w:t>水</w:t>
       </w:r>
       <w:proofErr w:type="gramStart"/>
       <w:r>
         <w:rPr>
           <w:rFonts w:ascii="宋体" w:eastAsia="宋体" w:hAnsi="宋体" w:hint="eastAsia"/>
         </w:rPr>
+        <w:t>矢</w:t>
+      </w:r>
+      <w:proofErr w:type="gramEnd"/>
+      <w:r>
+        <w:rPr>
+          <w:rFonts w:ascii="宋体" w:eastAsia="宋体" w:hAnsi="宋体" w:hint="eastAsia"/>
+        </w:rPr>
+        <w:t>手</w:t>
+      </w:r>
+      <w:proofErr w:type="gramStart"/>
+      <w:r>
+        <w:rPr>
+          <w:rFonts w:ascii="宋体" w:eastAsia="宋体" w:hAnsi="宋体" w:hint="eastAsia"/>
+        </w:rPr>
         <w:t>食山士豕身</w:t>
       </w:r>
       <w:proofErr w:type="gramEnd"/>
@@ -9413,8 +9469,23 @@
         <w:rPr>
           <w:rFonts w:ascii="宋体" w:eastAsia="宋体" w:hAnsi="宋体" w:hint="eastAsia"/>
         </w:rPr>
-        <w:t>月鱼衣尢聿业羽</w:t>
-      </w:r>
+        <w:t>月鱼衣</w:t>
+      </w:r>
+      <w:proofErr w:type="gramStart"/>
+      <w:r>
+        <w:rPr>
+          <w:rFonts w:ascii="宋体" w:eastAsia="宋体" w:hAnsi="宋体" w:hint="eastAsia"/>
+        </w:rPr>
+        <w:t>尢聿</w:t>
+      </w:r>
+      <w:proofErr w:type="gramEnd"/>
+      <w:r>
+        <w:rPr>
+          <w:rFonts w:ascii="宋体" w:eastAsia="宋体" w:hAnsi="宋体" w:hint="eastAsia"/>
+        </w:rPr>
+        <w:t>业羽</w:t>
+      </w:r>
+      <w:proofErr w:type="gramStart"/>
       <w:r>
         <w:rPr>
           <w:rFonts w:ascii="宋体" w:eastAsia="宋体" w:hAnsi="宋体" w:hint="eastAsia"/>
@@ -9424,6 +9495,7 @@
         </w:rPr>
         <w:t>黾</w:t>
       </w:r>
+      <w:proofErr w:type="gramEnd"/>
       <w:r>
         <w:rPr>
           <w:rFonts w:ascii="宋体" w:eastAsia="宋体" w:hAnsi="宋体" w:hint="eastAsia"/>
@@ -10354,8 +10426,33 @@
           <w:rFonts w:ascii="宋体" w:eastAsia="宋体" w:hAnsi="宋体" w:hint="eastAsia"/>
           <w:szCs w:val="21"/>
         </w:rPr>
-        <w:t>，含廾取廾</w:t>
-      </w:r>
+        <w:t>，含</w:t>
+      </w:r>
+      <w:proofErr w:type="gramStart"/>
+      <w:r>
+        <w:rPr>
+          <w:rFonts w:ascii="宋体" w:eastAsia="宋体" w:hAnsi="宋体" w:hint="eastAsia"/>
+          <w:szCs w:val="21"/>
+        </w:rPr>
+        <w:t>廾</w:t>
+      </w:r>
+      <w:proofErr w:type="gramEnd"/>
+      <w:r>
+        <w:rPr>
+          <w:rFonts w:ascii="宋体" w:eastAsia="宋体" w:hAnsi="宋体" w:hint="eastAsia"/>
+          <w:szCs w:val="21"/>
+        </w:rPr>
+        <w:t>取</w:t>
+      </w:r>
+      <w:proofErr w:type="gramStart"/>
+      <w:r>
+        <w:rPr>
+          <w:rFonts w:ascii="宋体" w:eastAsia="宋体" w:hAnsi="宋体" w:hint="eastAsia"/>
+          <w:szCs w:val="21"/>
+        </w:rPr>
+        <w:t>廾</w:t>
+      </w:r>
+      <w:proofErr w:type="gramEnd"/>
       <w:r>
         <w:rPr>
           <w:rFonts w:ascii="宋体" w:eastAsia="宋体" w:hAnsi="宋体"/>
@@ -10939,8 +11036,81 @@
           <w:rFonts w:ascii="宋体" w:eastAsia="宋体" w:hAnsi="宋体"/>
           <w:szCs w:val="21"/>
         </w:rPr>
-        <w:t>，夊夂→攵，廾→卄，⺈→刀，冃→日，疋</w:t>
-      </w:r>
+        <w:t>，</w:t>
+      </w:r>
+      <w:proofErr w:type="gramStart"/>
+      <w:r>
+        <w:rPr>
+          <w:rFonts w:ascii="宋体" w:eastAsia="宋体" w:hAnsi="宋体"/>
+          <w:szCs w:val="21"/>
+        </w:rPr>
+        <w:t>夊夂</w:t>
+      </w:r>
+      <w:proofErr w:type="gramEnd"/>
+      <w:r>
+        <w:rPr>
+          <w:rFonts w:ascii="宋体" w:eastAsia="宋体" w:hAnsi="宋体"/>
+          <w:szCs w:val="21"/>
+        </w:rPr>
+        <w:t>→</w:t>
+      </w:r>
+      <w:proofErr w:type="gramStart"/>
+      <w:r>
+        <w:rPr>
+          <w:rFonts w:ascii="宋体" w:eastAsia="宋体" w:hAnsi="宋体"/>
+          <w:szCs w:val="21"/>
+        </w:rPr>
+        <w:t>攵</w:t>
+      </w:r>
+      <w:proofErr w:type="gramEnd"/>
+      <w:r>
+        <w:rPr>
+          <w:rFonts w:ascii="宋体" w:eastAsia="宋体" w:hAnsi="宋体"/>
+          <w:szCs w:val="21"/>
+        </w:rPr>
+        <w:t>，</w:t>
+      </w:r>
+      <w:proofErr w:type="gramStart"/>
+      <w:r>
+        <w:rPr>
+          <w:rFonts w:ascii="宋体" w:eastAsia="宋体" w:hAnsi="宋体"/>
+          <w:szCs w:val="21"/>
+        </w:rPr>
+        <w:t>廾</w:t>
+      </w:r>
+      <w:proofErr w:type="gramEnd"/>
+      <w:r>
+        <w:rPr>
+          <w:rFonts w:ascii="宋体" w:eastAsia="宋体" w:hAnsi="宋体"/>
+          <w:szCs w:val="21"/>
+        </w:rPr>
+        <w:t>→卄，⺈→刀，</w:t>
+      </w:r>
+      <w:proofErr w:type="gramStart"/>
+      <w:r>
+        <w:rPr>
+          <w:rFonts w:ascii="宋体" w:eastAsia="宋体" w:hAnsi="宋体"/>
+          <w:szCs w:val="21"/>
+        </w:rPr>
+        <w:t>冃</w:t>
+      </w:r>
+      <w:proofErr w:type="gramEnd"/>
+      <w:r>
+        <w:rPr>
+          <w:rFonts w:ascii="宋体" w:eastAsia="宋体" w:hAnsi="宋体"/>
+          <w:szCs w:val="21"/>
+        </w:rPr>
+        <w:t>→日，</w:t>
+      </w:r>
+      <w:proofErr w:type="gramStart"/>
+      <w:r>
+        <w:rPr>
+          <w:rFonts w:ascii="宋体" w:eastAsia="宋体" w:hAnsi="宋体"/>
+          <w:szCs w:val="21"/>
+        </w:rPr>
+        <w:t>疋</w:t>
+      </w:r>
+      <w:proofErr w:type="gramEnd"/>
       <w:r>
         <w:rPr>
           <w:rFonts w:ascii="SimSun-ExtB" w:eastAsia="SimSun-ExtB" w:hAnsi="SimSun-ExtB" w:cs="SimSun-ExtB" w:hint="eastAsia"/>
@@ -10953,7 +11123,39 @@
           <w:rFonts w:ascii="宋体" w:eastAsia="宋体" w:hAnsi="宋体"/>
           <w:szCs w:val="21"/>
         </w:rPr>
-        <w:t>龰→止，匸→匚，襾→西，龶→青，耂→老，灬→火</w:t>
+        <w:t>龰→止，匸→</w:t>
+      </w:r>
+      <w:proofErr w:type="gramStart"/>
+      <w:r>
+        <w:rPr>
+          <w:rFonts w:ascii="宋体" w:eastAsia="宋体" w:hAnsi="宋体"/>
+          <w:szCs w:val="21"/>
+        </w:rPr>
+        <w:t>匚</w:t>
+      </w:r>
+      <w:proofErr w:type="gramEnd"/>
+      <w:r>
+        <w:rPr>
+          <w:rFonts w:ascii="宋体" w:eastAsia="宋体" w:hAnsi="宋体"/>
+          <w:szCs w:val="21"/>
+        </w:rPr>
+        <w:t>，襾→西，龶→青，耂→老，</w:t>
+      </w:r>
+      <w:proofErr w:type="gramStart"/>
+      <w:r>
+        <w:rPr>
+          <w:rFonts w:ascii="宋体" w:eastAsia="宋体" w:hAnsi="宋体"/>
+          <w:szCs w:val="21"/>
+        </w:rPr>
+        <w:t>灬</w:t>
+      </w:r>
+      <w:proofErr w:type="gramEnd"/>
+      <w:r>
+        <w:rPr>
+          <w:rFonts w:ascii="宋体" w:eastAsia="宋体" w:hAnsi="宋体"/>
+          <w:szCs w:val="21"/>
+        </w:rPr>
+        <w:t>→火</w:t>
       </w:r>
       <w:r>
         <w:rPr>
@@ -11002,8 +11204,17 @@
           <w:rFonts w:ascii="宋体" w:eastAsia="宋体" w:hAnsi="宋体" w:hint="eastAsia"/>
           <w:szCs w:val="21"/>
         </w:rPr>
-        <w:t>→巛</w:t>
-      </w:r>
+        <w:t>→</w:t>
+      </w:r>
+      <w:proofErr w:type="gramStart"/>
+      <w:r>
+        <w:rPr>
+          <w:rFonts w:ascii="宋体" w:eastAsia="宋体" w:hAnsi="宋体" w:hint="eastAsia"/>
+          <w:szCs w:val="21"/>
+        </w:rPr>
+        <w:t>巛</w:t>
+      </w:r>
+      <w:proofErr w:type="gramEnd"/>
       <w:r>
         <w:rPr>
           <w:rFonts w:ascii="宋体" w:eastAsia="宋体" w:hAnsi="宋体"/>
@@ -11086,21 +11297,126 @@
           <w:rFonts w:ascii="宋体" w:eastAsia="宋体" w:hAnsi="宋体"/>
           <w:szCs w:val="21"/>
         </w:rPr>
-        <w:t>，正→止，长長镸→髟，玉→王，曰→日，申→田，干→十，无→二，牙→寸，甘→革，生→青，隶→聿，面→囗，韭→耒，飞→疒，鬥→门</w:t>
-      </w:r>
-      <w:r>
-        <w:rPr>
-          <w:rFonts w:ascii="宋体" w:eastAsia="宋体" w:hAnsi="宋体" w:hint="eastAsia"/>
+        <w:t>，正→止，长長镸→</w:t>
+      </w:r>
+      <w:proofErr w:type="gramStart"/>
+      <w:r>
+        <w:rPr>
+          <w:rFonts w:ascii="宋体" w:eastAsia="宋体" w:hAnsi="宋体"/>
+          <w:szCs w:val="21"/>
+        </w:rPr>
+        <w:t>髟</w:t>
+      </w:r>
+      <w:proofErr w:type="gramEnd"/>
+      <w:r>
+        <w:rPr>
+          <w:rFonts w:ascii="宋体" w:eastAsia="宋体" w:hAnsi="宋体"/>
+          <w:szCs w:val="21"/>
+        </w:rPr>
+        <w:t>，玉→王，曰→日，申→田，干→十，无→二，牙→寸，甘→革，生→青，隶→</w:t>
+      </w:r>
+      <w:proofErr w:type="gramStart"/>
+      <w:r>
+        <w:rPr>
+          <w:rFonts w:ascii="宋体" w:eastAsia="宋体" w:hAnsi="宋体"/>
+          <w:szCs w:val="21"/>
+        </w:rPr>
+        <w:t>聿</w:t>
+      </w:r>
+      <w:proofErr w:type="gramEnd"/>
+      <w:r>
+        <w:rPr>
+          <w:rFonts w:ascii="宋体" w:eastAsia="宋体" w:hAnsi="宋体"/>
+          <w:szCs w:val="21"/>
+        </w:rPr>
+        <w:t>，面→</w:t>
+      </w:r>
+      <w:proofErr w:type="gramStart"/>
+      <w:r>
+        <w:rPr>
+          <w:rFonts w:ascii="宋体" w:eastAsia="宋体" w:hAnsi="宋体"/>
+          <w:szCs w:val="21"/>
+        </w:rPr>
+        <w:t>囗</w:t>
+      </w:r>
+      <w:proofErr w:type="gramEnd"/>
+      <w:r>
+        <w:rPr>
+          <w:rFonts w:ascii="宋体" w:eastAsia="宋体" w:hAnsi="宋体"/>
           <w:szCs w:val="21"/>
         </w:rPr>
         <w:t>，</w:t>
       </w:r>
-      <w:r>
-        <w:rPr>
-          <w:rFonts w:ascii="宋体" w:eastAsia="宋体" w:hAnsi="宋体"/>
-          <w:szCs w:val="21"/>
-        </w:rPr>
-        <w:t>兀→儿</w:t>
+      <w:proofErr w:type="gramStart"/>
+      <w:r>
+        <w:rPr>
+          <w:rFonts w:ascii="宋体" w:eastAsia="宋体" w:hAnsi="宋体"/>
+          <w:szCs w:val="21"/>
+        </w:rPr>
+        <w:t>韭</w:t>
+      </w:r>
+      <w:proofErr w:type="gramEnd"/>
+      <w:r>
+        <w:rPr>
+          <w:rFonts w:ascii="宋体" w:eastAsia="宋体" w:hAnsi="宋体"/>
+          <w:szCs w:val="21"/>
+        </w:rPr>
+        <w:t>→</w:t>
+      </w:r>
+      <w:proofErr w:type="gramStart"/>
+      <w:r>
+        <w:rPr>
+          <w:rFonts w:ascii="宋体" w:eastAsia="宋体" w:hAnsi="宋体"/>
+          <w:szCs w:val="21"/>
+        </w:rPr>
+        <w:t>耒</w:t>
+      </w:r>
+      <w:proofErr w:type="gramEnd"/>
+      <w:r>
+        <w:rPr>
+          <w:rFonts w:ascii="宋体" w:eastAsia="宋体" w:hAnsi="宋体"/>
+          <w:szCs w:val="21"/>
+        </w:rPr>
+        <w:t>，飞→</w:t>
+      </w:r>
+      <w:proofErr w:type="gramStart"/>
+      <w:r>
+        <w:rPr>
+          <w:rFonts w:ascii="宋体" w:eastAsia="宋体" w:hAnsi="宋体"/>
+          <w:szCs w:val="21"/>
+        </w:rPr>
+        <w:t>疒</w:t>
+      </w:r>
+      <w:proofErr w:type="gramEnd"/>
+      <w:r>
+        <w:rPr>
+          <w:rFonts w:ascii="宋体" w:eastAsia="宋体" w:hAnsi="宋体"/>
+          <w:szCs w:val="21"/>
+        </w:rPr>
+        <w:t>，鬥→门</w:t>
+      </w:r>
+      <w:r>
+        <w:rPr>
+          <w:rFonts w:ascii="宋体" w:eastAsia="宋体" w:hAnsi="宋体" w:hint="eastAsia"/>
+          <w:szCs w:val="21"/>
+        </w:rPr>
+        <w:t>，</w:t>
+      </w:r>
+      <w:proofErr w:type="gramStart"/>
+      <w:r>
+        <w:rPr>
+          <w:rFonts w:ascii="宋体" w:eastAsia="宋体" w:hAnsi="宋体"/>
+          <w:szCs w:val="21"/>
+        </w:rPr>
+        <w:t>兀</w:t>
+      </w:r>
+      <w:proofErr w:type="gramEnd"/>
+      <w:r>
+        <w:rPr>
+          <w:rFonts w:ascii="宋体" w:eastAsia="宋体" w:hAnsi="宋体"/>
+          <w:szCs w:val="21"/>
+        </w:rPr>
+        <w:t>→儿</w:t>
       </w:r>
       <w:r>
         <w:rPr>
@@ -11184,7 +11500,23 @@
           <w:rFonts w:ascii="宋体" w:eastAsia="宋体" w:hAnsi="宋体"/>
           <w:szCs w:val="21"/>
         </w:rPr>
-        <w:t>，鼠→臼，舛→夕，㫃→方，卧→臣，</w:t>
+        <w:t>，鼠→臼，</w:t>
+      </w:r>
+      <w:proofErr w:type="gramStart"/>
+      <w:r>
+        <w:rPr>
+          <w:rFonts w:ascii="宋体" w:eastAsia="宋体" w:hAnsi="宋体"/>
+          <w:szCs w:val="21"/>
+        </w:rPr>
+        <w:t>舛</w:t>
+      </w:r>
+      <w:proofErr w:type="gramEnd"/>
+      <w:r>
+        <w:rPr>
+          <w:rFonts w:ascii="宋体" w:eastAsia="宋体" w:hAnsi="宋体"/>
+          <w:szCs w:val="21"/>
+        </w:rPr>
+        <w:t>→夕，㫃→方，卧→臣，</w:t>
       </w:r>
       <w:r>
         <w:rPr>
@@ -11198,7 +11530,23 @@
           <w:rFonts w:ascii="宋体" w:eastAsia="宋体" w:hAnsi="宋体"/>
           <w:szCs w:val="21"/>
         </w:rPr>
-        <w:t>→禾，行→彳，</w:t>
+        <w:t>→禾，行→</w:t>
+      </w:r>
+      <w:proofErr w:type="gramStart"/>
+      <w:r>
+        <w:rPr>
+          <w:rFonts w:ascii="宋体" w:eastAsia="宋体" w:hAnsi="宋体"/>
+          <w:szCs w:val="21"/>
+        </w:rPr>
+        <w:t>彳</w:t>
+      </w:r>
+      <w:proofErr w:type="gramEnd"/>
+      <w:r>
+        <w:rPr>
+          <w:rFonts w:ascii="宋体" w:eastAsia="宋体" w:hAnsi="宋体"/>
+          <w:szCs w:val="21"/>
+        </w:rPr>
+        <w:t>，</w:t>
       </w:r>
       <w:r>
         <w:rPr>
@@ -11212,7 +11560,231 @@
           <w:rFonts w:ascii="宋体" w:eastAsia="宋体" w:hAnsi="宋体"/>
           <w:szCs w:val="21"/>
         </w:rPr>
-        <w:t>→宀，亼→人，龠→人，鼻→自，齐（齊）→文，林→木，舍→人，多→夕，男→田，死→歹，比→匕，爻→㐅，玄→亠，禸→冂，至→土，色→刀，首→丷，香→禾，高→亠，鬯→匕，鬲→口，鹿→广，麻→广，黄黃→八，黍→禾，黹→业，鼎→目，鼓→支，龟→刀，厄→厂......</w:t>
+        <w:t>→</w:t>
+      </w:r>
+      <w:proofErr w:type="gramStart"/>
+      <w:r>
+        <w:rPr>
+          <w:rFonts w:ascii="宋体" w:eastAsia="宋体" w:hAnsi="宋体"/>
+          <w:szCs w:val="21"/>
+        </w:rPr>
+        <w:t>宀</w:t>
+      </w:r>
+      <w:proofErr w:type="gramEnd"/>
+      <w:r>
+        <w:rPr>
+          <w:rFonts w:ascii="宋体" w:eastAsia="宋体" w:hAnsi="宋体"/>
+          <w:szCs w:val="21"/>
+        </w:rPr>
+        <w:t>，亼→人，</w:t>
+      </w:r>
+      <w:proofErr w:type="gramStart"/>
+      <w:r>
+        <w:rPr>
+          <w:rFonts w:ascii="宋体" w:eastAsia="宋体" w:hAnsi="宋体"/>
+          <w:szCs w:val="21"/>
+        </w:rPr>
+        <w:t>龠</w:t>
+      </w:r>
+      <w:proofErr w:type="gramEnd"/>
+      <w:r>
+        <w:rPr>
+          <w:rFonts w:ascii="宋体" w:eastAsia="宋体" w:hAnsi="宋体"/>
+          <w:szCs w:val="21"/>
+        </w:rPr>
+        <w:t>→人，鼻→自，齐（齊）→文，林→木，舍→人，多→夕，男→田，死→</w:t>
+      </w:r>
+      <w:proofErr w:type="gramStart"/>
+      <w:r>
+        <w:rPr>
+          <w:rFonts w:ascii="宋体" w:eastAsia="宋体" w:hAnsi="宋体"/>
+          <w:szCs w:val="21"/>
+        </w:rPr>
+        <w:t>歹</w:t>
+      </w:r>
+      <w:proofErr w:type="gramEnd"/>
+      <w:r>
+        <w:rPr>
+          <w:rFonts w:ascii="宋体" w:eastAsia="宋体" w:hAnsi="宋体"/>
+          <w:szCs w:val="21"/>
+        </w:rPr>
+        <w:t>，比→</w:t>
+      </w:r>
+      <w:proofErr w:type="gramStart"/>
+      <w:r>
+        <w:rPr>
+          <w:rFonts w:ascii="宋体" w:eastAsia="宋体" w:hAnsi="宋体"/>
+          <w:szCs w:val="21"/>
+        </w:rPr>
+        <w:t>匕</w:t>
+      </w:r>
+      <w:proofErr w:type="gramEnd"/>
+      <w:r>
+        <w:rPr>
+          <w:rFonts w:ascii="宋体" w:eastAsia="宋体" w:hAnsi="宋体"/>
+          <w:szCs w:val="21"/>
+        </w:rPr>
+        <w:t>，</w:t>
+      </w:r>
+      <w:proofErr w:type="gramStart"/>
+      <w:r>
+        <w:rPr>
+          <w:rFonts w:ascii="宋体" w:eastAsia="宋体" w:hAnsi="宋体"/>
+          <w:szCs w:val="21"/>
+        </w:rPr>
+        <w:t>爻</w:t>
+      </w:r>
+      <w:proofErr w:type="gramEnd"/>
+      <w:r>
+        <w:rPr>
+          <w:rFonts w:ascii="宋体" w:eastAsia="宋体" w:hAnsi="宋体"/>
+          <w:szCs w:val="21"/>
+        </w:rPr>
+        <w:t>→㐅，玄→</w:t>
+      </w:r>
+      <w:proofErr w:type="gramStart"/>
+      <w:r>
+        <w:rPr>
+          <w:rFonts w:ascii="宋体" w:eastAsia="宋体" w:hAnsi="宋体"/>
+          <w:szCs w:val="21"/>
+        </w:rPr>
+        <w:t>亠</w:t>
+      </w:r>
+      <w:proofErr w:type="gramEnd"/>
+      <w:r>
+        <w:rPr>
+          <w:rFonts w:ascii="宋体" w:eastAsia="宋体" w:hAnsi="宋体"/>
+          <w:szCs w:val="21"/>
+        </w:rPr>
+        <w:t>，禸→</w:t>
+      </w:r>
+      <w:proofErr w:type="gramStart"/>
+      <w:r>
+        <w:rPr>
+          <w:rFonts w:ascii="宋体" w:eastAsia="宋体" w:hAnsi="宋体"/>
+          <w:szCs w:val="21"/>
+        </w:rPr>
+        <w:t>冂</w:t>
+      </w:r>
+      <w:proofErr w:type="gramEnd"/>
+      <w:r>
+        <w:rPr>
+          <w:rFonts w:ascii="宋体" w:eastAsia="宋体" w:hAnsi="宋体"/>
+          <w:szCs w:val="21"/>
+        </w:rPr>
+        <w:t>，至→土，色→刀，首→丷，香→禾，高→</w:t>
+      </w:r>
+      <w:proofErr w:type="gramStart"/>
+      <w:r>
+        <w:rPr>
+          <w:rFonts w:ascii="宋体" w:eastAsia="宋体" w:hAnsi="宋体"/>
+          <w:szCs w:val="21"/>
+        </w:rPr>
+        <w:t>亠</w:t>
+      </w:r>
+      <w:proofErr w:type="gramEnd"/>
+      <w:r>
+        <w:rPr>
+          <w:rFonts w:ascii="宋体" w:eastAsia="宋体" w:hAnsi="宋体"/>
+          <w:szCs w:val="21"/>
+        </w:rPr>
+        <w:t>，</w:t>
+      </w:r>
+      <w:proofErr w:type="gramStart"/>
+      <w:r>
+        <w:rPr>
+          <w:rFonts w:ascii="宋体" w:eastAsia="宋体" w:hAnsi="宋体"/>
+          <w:szCs w:val="21"/>
+        </w:rPr>
+        <w:t>鬯</w:t>
+      </w:r>
+      <w:proofErr w:type="gramEnd"/>
+      <w:r>
+        <w:rPr>
+          <w:rFonts w:ascii="宋体" w:eastAsia="宋体" w:hAnsi="宋体"/>
+          <w:szCs w:val="21"/>
+        </w:rPr>
+        <w:t>→</w:t>
+      </w:r>
+      <w:proofErr w:type="gramStart"/>
+      <w:r>
+        <w:rPr>
+          <w:rFonts w:ascii="宋体" w:eastAsia="宋体" w:hAnsi="宋体"/>
+          <w:szCs w:val="21"/>
+        </w:rPr>
+        <w:t>匕</w:t>
+      </w:r>
+      <w:proofErr w:type="gramEnd"/>
+      <w:r>
+        <w:rPr>
+          <w:rFonts w:ascii="宋体" w:eastAsia="宋体" w:hAnsi="宋体"/>
+          <w:szCs w:val="21"/>
+        </w:rPr>
+        <w:t>，</w:t>
+      </w:r>
+      <w:proofErr w:type="gramStart"/>
+      <w:r>
+        <w:rPr>
+          <w:rFonts w:ascii="宋体" w:eastAsia="宋体" w:hAnsi="宋体"/>
+          <w:szCs w:val="21"/>
+        </w:rPr>
+        <w:t>鬲</w:t>
+      </w:r>
+      <w:proofErr w:type="gramEnd"/>
+      <w:r>
+        <w:rPr>
+          <w:rFonts w:ascii="宋体" w:eastAsia="宋体" w:hAnsi="宋体"/>
+          <w:szCs w:val="21"/>
+        </w:rPr>
+        <w:t>→口，鹿→广，麻→广，黄黃→八，</w:t>
+      </w:r>
+      <w:proofErr w:type="gramStart"/>
+      <w:r>
+        <w:rPr>
+          <w:rFonts w:ascii="宋体" w:eastAsia="宋体" w:hAnsi="宋体"/>
+          <w:szCs w:val="21"/>
+        </w:rPr>
+        <w:t>黍</w:t>
+      </w:r>
+      <w:proofErr w:type="gramEnd"/>
+      <w:r>
+        <w:rPr>
+          <w:rFonts w:ascii="宋体" w:eastAsia="宋体" w:hAnsi="宋体"/>
+          <w:szCs w:val="21"/>
+        </w:rPr>
+        <w:t>→禾，</w:t>
+      </w:r>
+      <w:proofErr w:type="gramStart"/>
+      <w:r>
+        <w:rPr>
+          <w:rFonts w:ascii="宋体" w:eastAsia="宋体" w:hAnsi="宋体"/>
+          <w:szCs w:val="21"/>
+        </w:rPr>
+        <w:t>黹</w:t>
+      </w:r>
+      <w:proofErr w:type="gramEnd"/>
+      <w:r>
+        <w:rPr>
+          <w:rFonts w:ascii="宋体" w:eastAsia="宋体" w:hAnsi="宋体"/>
+          <w:szCs w:val="21"/>
+        </w:rPr>
+        <w:t>→业，鼎→目，鼓→支，龟→刀，</w:t>
+      </w:r>
+      <w:proofErr w:type="gramStart"/>
+      <w:r>
+        <w:rPr>
+          <w:rFonts w:ascii="宋体" w:eastAsia="宋体" w:hAnsi="宋体"/>
+          <w:szCs w:val="21"/>
+        </w:rPr>
+        <w:t>厄</w:t>
+      </w:r>
+      <w:proofErr w:type="gramEnd"/>
+      <w:r>
+        <w:rPr>
+          <w:rFonts w:ascii="宋体" w:eastAsia="宋体" w:hAnsi="宋体"/>
+          <w:szCs w:val="21"/>
+        </w:rPr>
+        <w:t>→厂......</w:t>
       </w:r>
     </w:p>
     <w:p>
@@ -14482,7 +15054,23 @@
           <w:rFonts w:ascii="宋体" w:eastAsia="宋体" w:hAnsi="宋体"/>
           <w:szCs w:val="21"/>
         </w:rPr>
-        <w:t>与整字音似。无</w:t>
+        <w:t>与整字音</w:t>
+      </w:r>
+      <w:proofErr w:type="gramStart"/>
+      <w:r>
+        <w:rPr>
+          <w:rFonts w:ascii="宋体" w:eastAsia="宋体" w:hAnsi="宋体"/>
+          <w:szCs w:val="21"/>
+        </w:rPr>
+        <w:t>似</w:t>
+      </w:r>
+      <w:proofErr w:type="gramEnd"/>
+      <w:r>
+        <w:rPr>
+          <w:rFonts w:ascii="宋体" w:eastAsia="宋体" w:hAnsi="宋体"/>
+          <w:szCs w:val="21"/>
+        </w:rPr>
+        <w:t>。无</w:t>
       </w:r>
       <w:proofErr w:type="gramStart"/>
       <w:r>
@@ -15811,7 +16399,7 @@
           <w:rFonts w:ascii="宋体" w:eastAsia="宋体" w:hAnsi="宋体"/>
           <w:szCs w:val="21"/>
         </w:rPr>
-        <w:t>丶</w:t>
+        <w:t>丶一丨丿</w:t>
       </w:r>
       <w:proofErr w:type="gramEnd"/>
       <w:r>
@@ -15819,7 +16407,7 @@
           <w:rFonts w:ascii="宋体" w:eastAsia="宋体" w:hAnsi="宋体"/>
           <w:szCs w:val="21"/>
         </w:rPr>
-        <w:t>一丨丿乙乛</w:t>
+        <w:t>乙乛</w:t>
       </w:r>
       <w:r>
         <w:rPr>
@@ -16105,7 +16693,55 @@
           <w:rFonts w:ascii="宋体" w:eastAsia="宋体" w:hAnsi="宋体"/>
           <w:szCs w:val="21"/>
         </w:rPr>
-        <w:t>"作为包围外框（其他半包围外框如匚、凵、冂等均不适用）。"口"：汉字仅由两个部件组成，其中一个部件必须是"口"（不能是"日""田"等变形），另一个部件必须是成字。满足任</w:t>
+        <w:t>"作为包围外框（其他半包围外框如</w:t>
+      </w:r>
+      <w:proofErr w:type="gramStart"/>
+      <w:r>
+        <w:rPr>
+          <w:rFonts w:ascii="宋体" w:eastAsia="宋体" w:hAnsi="宋体"/>
+          <w:szCs w:val="21"/>
+        </w:rPr>
+        <w:t>匚</w:t>
+      </w:r>
+      <w:proofErr w:type="gramEnd"/>
+      <w:r>
+        <w:rPr>
+          <w:rFonts w:ascii="宋体" w:eastAsia="宋体" w:hAnsi="宋体"/>
+          <w:szCs w:val="21"/>
+        </w:rPr>
+        <w:t>、</w:t>
+      </w:r>
+      <w:proofErr w:type="gramStart"/>
+      <w:r>
+        <w:rPr>
+          <w:rFonts w:ascii="宋体" w:eastAsia="宋体" w:hAnsi="宋体"/>
+          <w:szCs w:val="21"/>
+        </w:rPr>
+        <w:t>凵</w:t>
+      </w:r>
+      <w:proofErr w:type="gramEnd"/>
+      <w:r>
+        <w:rPr>
+          <w:rFonts w:ascii="宋体" w:eastAsia="宋体" w:hAnsi="宋体"/>
+          <w:szCs w:val="21"/>
+        </w:rPr>
+        <w:t>、</w:t>
+      </w:r>
+      <w:proofErr w:type="gramStart"/>
+      <w:r>
+        <w:rPr>
+          <w:rFonts w:ascii="宋体" w:eastAsia="宋体" w:hAnsi="宋体"/>
+          <w:szCs w:val="21"/>
+        </w:rPr>
+        <w:t>冂</w:t>
+      </w:r>
+      <w:proofErr w:type="gramEnd"/>
+      <w:r>
+        <w:rPr>
+          <w:rFonts w:ascii="宋体" w:eastAsia="宋体" w:hAnsi="宋体"/>
+          <w:szCs w:val="21"/>
+        </w:rPr>
+        <w:t>等均不适用）。"口"：汉字仅由两个部件组成，其中一个部件必须是"口"（不能是"日""田"等变形），另一个部件必须是成字。满足任</w:t>
       </w:r>
       <w:proofErr w:type="gramStart"/>
       <w:r>
@@ -20678,7 +21314,7 @@
               <w:rPr>
                 <w:rFonts w:ascii="宋体" w:eastAsia="宋体" w:hAnsi="宋体" w:hint="eastAsia"/>
               </w:rPr>
-              <w:t>mb</w:t>
+              <w:t>md</w:t>
             </w:r>
           </w:p>
         </w:tc>
@@ -20697,7 +21333,7 @@
               <w:rPr>
                 <w:rFonts w:ascii="宋体" w:eastAsia="宋体" w:hAnsi="宋体" w:hint="eastAsia"/>
               </w:rPr>
-              <w:t>买</w:t>
+              <w:t>マ</w:t>
             </w:r>
           </w:p>
         </w:tc>
@@ -20716,7 +21352,7 @@
               <w:rPr>
                 <w:rFonts w:ascii="宋体" w:eastAsia="宋体" w:hAnsi="宋体" w:hint="eastAsia"/>
               </w:rPr>
-              <w:t>md</w:t>
+              <w:t>mg</w:t>
             </w:r>
           </w:p>
         </w:tc>
@@ -20735,7 +21371,7 @@
               <w:rPr>
                 <w:rFonts w:ascii="宋体" w:eastAsia="宋体" w:hAnsi="宋体" w:hint="eastAsia"/>
               </w:rPr>
-              <w:t>マ</w:t>
+              <w:t>麻</w:t>
             </w:r>
           </w:p>
         </w:tc>
@@ -20755,44 +21391,6 @@
                 <w:rFonts w:ascii="宋体" w:eastAsia="宋体" w:hAnsi="宋体" w:hint="eastAsia"/>
               </w:rPr>
             </w:pPr>
-            <w:r>
-              <w:rPr>
-                <w:rFonts w:ascii="宋体" w:eastAsia="宋体" w:hAnsi="宋体" w:hint="eastAsia"/>
-              </w:rPr>
-              <w:t>mg</w:t>
-            </w:r>
-          </w:p>
-        </w:tc>
-        <w:tc>
-          <w:tcPr>
-            <w:tcW w:w="1304" w:type="dxa"/>
-          </w:tcPr>
-          <w:p>
-            <w:pPr>
-              <w:spacing w:line="360" w:lineRule="auto"/>
-              <w:rPr>
-                <w:rFonts w:ascii="宋体" w:eastAsia="宋体" w:hAnsi="宋体" w:hint="eastAsia"/>
-              </w:rPr>
-            </w:pPr>
-            <w:r>
-              <w:rPr>
-                <w:rFonts w:ascii="宋体" w:eastAsia="宋体" w:hAnsi="宋体" w:hint="eastAsia"/>
-              </w:rPr>
-              <w:t>麻</w:t>
-            </w:r>
-          </w:p>
-        </w:tc>
-        <w:tc>
-          <w:tcPr>
-            <w:tcW w:w="1304" w:type="dxa"/>
-          </w:tcPr>
-          <w:p>
-            <w:pPr>
-              <w:spacing w:line="360" w:lineRule="auto"/>
-              <w:rPr>
-                <w:rFonts w:ascii="宋体" w:eastAsia="宋体" w:hAnsi="宋体" w:hint="eastAsia"/>
-              </w:rPr>
-            </w:pPr>
             <w:proofErr w:type="spellStart"/>
             <w:r>
               <w:rPr>
@@ -20819,6 +21417,44 @@
                 <w:rFonts w:ascii="宋体" w:eastAsia="宋体" w:hAnsi="宋体" w:hint="eastAsia"/>
               </w:rPr>
               <w:t>母</w:t>
+            </w:r>
+          </w:p>
+        </w:tc>
+        <w:tc>
+          <w:tcPr>
+            <w:tcW w:w="1304" w:type="dxa"/>
+          </w:tcPr>
+          <w:p>
+            <w:pPr>
+              <w:spacing w:line="360" w:lineRule="auto"/>
+              <w:rPr>
+                <w:rFonts w:ascii="宋体" w:eastAsia="宋体" w:hAnsi="宋体" w:hint="eastAsia"/>
+              </w:rPr>
+            </w:pPr>
+            <w:r>
+              <w:rPr>
+                <w:rFonts w:ascii="宋体" w:eastAsia="宋体" w:hAnsi="宋体" w:hint="eastAsia"/>
+              </w:rPr>
+              <w:t>mt</w:t>
+            </w:r>
+          </w:p>
+        </w:tc>
+        <w:tc>
+          <w:tcPr>
+            <w:tcW w:w="1304" w:type="dxa"/>
+          </w:tcPr>
+          <w:p>
+            <w:pPr>
+              <w:spacing w:line="360" w:lineRule="auto"/>
+              <w:rPr>
+                <w:rFonts w:ascii="宋体" w:eastAsia="宋体" w:hAnsi="宋体" w:hint="eastAsia"/>
+              </w:rPr>
+            </w:pPr>
+            <w:r>
+              <w:rPr>
+                <w:rFonts w:ascii="宋体" w:eastAsia="宋体" w:hAnsi="宋体" w:hint="eastAsia"/>
+              </w:rPr>
+              <w:t>买</w:t>
             </w:r>
           </w:p>
         </w:tc>
@@ -33552,6 +34188,7 @@
   <w:style w:type="character" w:default="1" w:styleId="a0">
     <w:name w:val="Default Paragraph Font"/>
     <w:uiPriority w:val="1"/>
+    <w:semiHidden/>
     <w:unhideWhenUsed/>
   </w:style>
   <w:style w:type="table" w:default="1" w:styleId="a1">

--- a/help/解书音形规则文本.docx
+++ b/help/解书音形规则文本.docx
@@ -617,7 +617,7 @@
           <w:numId w:val="3"/>
         </w:numPr>
         <w:rPr>
-          <w:rFonts w:ascii="宋体" w:eastAsia="宋体" w:hAnsi="宋体" w:hint="eastAsia"/>
+          <w:rFonts w:ascii="宋体" w:eastAsia="宋体" w:hAnsi="宋体"/>
           <w:szCs w:val="21"/>
         </w:rPr>
       </w:pPr>
@@ -627,6 +627,59 @@
           <w:szCs w:val="21"/>
         </w:rPr>
         <w:t>半透明效果：95%透明度，不遮挡下方内容</w:t>
+      </w:r>
+    </w:p>
+    <w:p>
+      <w:pPr>
+        <w:rPr>
+          <w:rFonts w:ascii="宋体" w:eastAsia="宋体" w:hAnsi="宋体"/>
+          <w:szCs w:val="21"/>
+        </w:rPr>
+      </w:pPr>
+      <w:r>
+        <w:rPr>
+          <w:rFonts w:ascii="宋体" w:eastAsia="宋体" w:hAnsi="宋体" w:hint="eastAsia"/>
+          <w:szCs w:val="21"/>
+        </w:rPr>
+        <w:t>外输精简</w:t>
+      </w:r>
+    </w:p>
+    <w:p>
+      <w:pPr>
+        <w:numPr>
+          <w:ilvl w:val="0"/>
+          <w:numId w:val="3"/>
+        </w:numPr>
+        <w:rPr>
+          <w:rFonts w:ascii="宋体" w:eastAsia="宋体" w:hAnsi="宋体"/>
+          <w:szCs w:val="21"/>
+        </w:rPr>
+      </w:pPr>
+      <w:r>
+        <w:rPr>
+          <w:rFonts w:ascii="宋体" w:eastAsia="宋体" w:hAnsi="宋体" w:hint="eastAsia"/>
+          <w:szCs w:val="21"/>
+        </w:rPr>
+        <w:t>去掉标题栏和设置区</w:t>
+      </w:r>
+    </w:p>
+    <w:p>
+      <w:pPr>
+        <w:numPr>
+          <w:ilvl w:val="0"/>
+          <w:numId w:val="3"/>
+        </w:numPr>
+        <w:rPr>
+          <w:rFonts w:ascii="宋体" w:eastAsia="宋体" w:hAnsi="宋体" w:hint="eastAsia"/>
+          <w:szCs w:val="21"/>
+        </w:rPr>
+      </w:pPr>
+      <w:r>
+        <w:rPr>
+          <w:rFonts w:ascii="宋体" w:eastAsia="宋体" w:hAnsi="宋体" w:hint="eastAsia"/>
+          <w:szCs w:val="21"/>
+        </w:rPr>
+        <w:t>仅保留输入框和有内容的候选/预览</w:t>
       </w:r>
     </w:p>
     <w:p>
@@ -833,6 +886,7 @@
           <w:rFonts w:ascii="宋体" w:eastAsia="宋体" w:hAnsi="宋体"/>
           <w:szCs w:val="21"/>
         </w:rPr>
+        <w:lastRenderedPageBreak/>
         <w:t>自动拆分：系统自动将长编码拆分为多个字码</w:t>
       </w:r>
       <w:r>
@@ -892,7 +946,6 @@
           <w:rFonts w:ascii="宋体" w:eastAsia="宋体" w:hAnsi="宋体"/>
           <w:szCs w:val="21"/>
         </w:rPr>
-        <w:lastRenderedPageBreak/>
         <w:t>= 切换到下一个字的选择</w:t>
       </w:r>
     </w:p>
@@ -1928,6 +1981,7 @@
           <w:rFonts w:ascii="宋体" w:eastAsia="宋体" w:hAnsi="宋体"/>
           <w:szCs w:val="21"/>
         </w:rPr>
+        <w:lastRenderedPageBreak/>
         <w:t>5. 整理</w:t>
       </w:r>
       <w:r>
@@ -2006,7 +2060,6 @@
           <w:rFonts w:ascii="宋体" w:eastAsia="宋体" w:hAnsi="宋体"/>
           <w:szCs w:val="21"/>
         </w:rPr>
-        <w:lastRenderedPageBreak/>
         <w:t>创建</w:t>
       </w:r>
       <w:proofErr w:type="gramStart"/>
@@ -2073,52 +2126,24 @@
       </w:pPr>
       <w:r>
         <w:rPr>
-          <w:rFonts w:ascii="宋体" w:eastAsia="宋体" w:hAnsi="宋体"/>
-          <w:szCs w:val="21"/>
-        </w:rPr>
-        <w:t>6. 启动</w:t>
-      </w:r>
-      <w:r>
-        <w:rPr>
-          <w:rFonts w:ascii="宋体" w:eastAsia="宋体" w:hAnsi="宋体" w:hint="eastAsia"/>
-          <w:szCs w:val="21"/>
-        </w:rPr>
-        <w:t>输入</w:t>
-      </w:r>
-      <w:r>
-        <w:rPr>
-          <w:rFonts w:ascii="宋体" w:eastAsia="宋体" w:hAnsi="宋体"/>
-          <w:szCs w:val="21"/>
-        </w:rPr>
-        <w:t xml:space="preserve"> - 运行输入法</w:t>
-      </w:r>
-      <w:r>
-        <w:rPr>
-          <w:rFonts w:ascii="宋体" w:eastAsia="宋体" w:hAnsi="宋体" w:hint="eastAsia"/>
-          <w:szCs w:val="21"/>
-        </w:rPr>
-        <w:t xml:space="preserve"> (</w:t>
-      </w:r>
-      <w:r>
-        <w:rPr>
-          <w:rFonts w:ascii="宋体" w:eastAsia="宋体" w:hAnsi="宋体" w:hint="eastAsia"/>
-          <w:szCs w:val="21"/>
-        </w:rPr>
-        <w:t>ime</w:t>
-      </w:r>
-      <w:r>
-        <w:rPr>
-          <w:rFonts w:ascii="宋体" w:eastAsia="宋体" w:hAnsi="宋体" w:hint="eastAsia"/>
-          <w:szCs w:val="21"/>
-        </w:rPr>
-        <w:t>.py)</w:t>
+          <w:rFonts w:ascii="宋体" w:eastAsia="宋体" w:hAnsi="宋体" w:hint="eastAsia"/>
+          <w:szCs w:val="21"/>
+        </w:rPr>
+        <w:t>6</w:t>
+      </w:r>
+      <w:r>
+        <w:rPr>
+          <w:rFonts w:ascii="宋体" w:eastAsia="宋体" w:hAnsi="宋体"/>
+          <w:szCs w:val="21"/>
+        </w:rPr>
+        <w:t>. 添加理据 - 为汉字补充手工理据</w:t>
       </w:r>
     </w:p>
     <w:p>
       <w:pPr>
         <w:numPr>
           <w:ilvl w:val="0"/>
-          <w:numId w:val="12"/>
+          <w:numId w:val="49"/>
         </w:numPr>
         <w:rPr>
           <w:rFonts w:ascii="宋体" w:eastAsia="宋体" w:hAnsi="宋体" w:hint="eastAsia"/>
@@ -2130,14 +2155,14 @@
           <w:rFonts w:ascii="宋体" w:eastAsia="宋体" w:hAnsi="宋体"/>
           <w:szCs w:val="21"/>
         </w:rPr>
-        <w:t>直接启动主输入法程序</w:t>
+        <w:t>理据存储于dictionary-data.js的rationale对象。</w:t>
       </w:r>
     </w:p>
     <w:p>
       <w:pPr>
         <w:numPr>
           <w:ilvl w:val="0"/>
-          <w:numId w:val="12"/>
+          <w:numId w:val="49"/>
         </w:numPr>
         <w:rPr>
           <w:rFonts w:ascii="宋体" w:eastAsia="宋体" w:hAnsi="宋体" w:hint="eastAsia"/>
@@ -2149,14 +2174,44 @@
           <w:rFonts w:ascii="宋体" w:eastAsia="宋体" w:hAnsi="宋体"/>
           <w:szCs w:val="21"/>
         </w:rPr>
-        <w:t>测试编码录入效果</w:t>
+        <w:t>自动</w:t>
+      </w:r>
+      <w:proofErr w:type="gramStart"/>
+      <w:r>
+        <w:rPr>
+          <w:rFonts w:ascii="宋体" w:eastAsia="宋体" w:hAnsi="宋体"/>
+          <w:szCs w:val="21"/>
+        </w:rPr>
+        <w:t>判断需理据</w:t>
+      </w:r>
+      <w:proofErr w:type="gramEnd"/>
+      <w:r>
+        <w:rPr>
+          <w:rFonts w:ascii="宋体" w:eastAsia="宋体" w:hAnsi="宋体"/>
+          <w:szCs w:val="21"/>
+        </w:rPr>
+        <w:t>条目：合体字无补码、或有实质补码者</w:t>
+      </w:r>
+      <w:r>
+        <w:rPr>
+          <w:rFonts w:ascii="宋体" w:eastAsia="宋体" w:hAnsi="宋体" w:hint="eastAsia"/>
+          <w:szCs w:val="21"/>
+        </w:rPr>
+        <w:t>。</w:t>
+      </w:r>
+      <w:r>
+        <w:rPr>
+          <w:rFonts w:ascii="宋体" w:eastAsia="宋体" w:hAnsi="宋体"/>
+          <w:szCs w:val="21"/>
+        </w:rPr>
+        <w:t xml:space="preserve"> </w:t>
       </w:r>
     </w:p>
     <w:p>
       <w:pPr>
         <w:numPr>
           <w:ilvl w:val="0"/>
-          <w:numId w:val="12"/>
+          <w:numId w:val="49"/>
         </w:numPr>
         <w:rPr>
           <w:rFonts w:ascii="宋体" w:eastAsia="宋体" w:hAnsi="宋体" w:hint="eastAsia"/>
@@ -2168,7 +2223,54 @@
           <w:rFonts w:ascii="宋体" w:eastAsia="宋体" w:hAnsi="宋体"/>
           <w:szCs w:val="21"/>
         </w:rPr>
-        <w:t>验证字典更新结果</w:t>
+        <w:t>三种添加模式：按序（从首缺开始）、随机、指定汉字（可批量）。</w:t>
+      </w:r>
+    </w:p>
+    <w:p>
+      <w:pPr>
+        <w:numPr>
+          <w:ilvl w:val="0"/>
+          <w:numId w:val="49"/>
+        </w:numPr>
+        <w:rPr>
+          <w:rFonts w:ascii="宋体" w:eastAsia="宋体" w:hAnsi="宋体" w:hint="eastAsia"/>
+          <w:szCs w:val="21"/>
+        </w:rPr>
+      </w:pPr>
+      <w:proofErr w:type="gramStart"/>
+      <w:r>
+        <w:rPr>
+          <w:rFonts w:ascii="宋体" w:eastAsia="宋体" w:hAnsi="宋体"/>
+          <w:szCs w:val="21"/>
+        </w:rPr>
+        <w:t>交互时</w:t>
+      </w:r>
+      <w:proofErr w:type="gramEnd"/>
+      <w:r>
+        <w:rPr>
+          <w:rFonts w:ascii="宋体" w:eastAsia="宋体" w:hAnsi="宋体"/>
+          <w:szCs w:val="21"/>
+        </w:rPr>
+        <w:t>显示当前条目及已有理据，支持多行（\n），回车跳过，自动保存。</w:t>
+      </w:r>
+    </w:p>
+    <w:p>
+      <w:pPr>
+        <w:numPr>
+          <w:ilvl w:val="0"/>
+          <w:numId w:val="49"/>
+        </w:numPr>
+        <w:rPr>
+          <w:rFonts w:ascii="宋体" w:eastAsia="宋体" w:hAnsi="宋体" w:hint="eastAsia"/>
+          <w:szCs w:val="21"/>
+        </w:rPr>
+      </w:pPr>
+      <w:r>
+        <w:rPr>
+          <w:rFonts w:ascii="宋体" w:eastAsia="宋体" w:hAnsi="宋体"/>
+          <w:szCs w:val="21"/>
+        </w:rPr>
+        <w:t>启动显示码表总条目、已有理据数、待补数量等统计。</w:t>
       </w:r>
     </w:p>
     <w:p>
@@ -2880,6 +2982,7 @@
           <w:rFonts w:ascii="宋体" w:eastAsia="宋体" w:hAnsi="宋体"/>
           <w:szCs w:val="21"/>
         </w:rPr>
+        <w:lastRenderedPageBreak/>
         <w:t>其中：</w:t>
       </w:r>
     </w:p>
@@ -3026,7 +3129,6 @@
           <w:bCs/>
           <w:szCs w:val="21"/>
         </w:rPr>
-        <w:lastRenderedPageBreak/>
         <w:t>E</w:t>
       </w:r>
       <w:r>
@@ -4354,9 +4456,6 @@
         <w:instrText>HYPERLINK "https://jmwztu.netlify.app/"</w:instrText>
       </w:r>
       <w:r>
-        <w:rPr>
-          <w:rFonts w:hint="eastAsia"/>
-        </w:rPr>
         <w:fldChar w:fldCharType="separate"/>
       </w:r>
       <w:r>
@@ -4542,6 +4641,7 @@
           <w:bCs/>
           <w:szCs w:val="21"/>
         </w:rPr>
+        <w:lastRenderedPageBreak/>
         <w:t>2. 渐进学习</w:t>
       </w:r>
     </w:p>
@@ -4669,7 +4769,6 @@
           <w:bCs/>
           <w:szCs w:val="21"/>
         </w:rPr>
-        <w:lastRenderedPageBreak/>
         <w:t>3. 实用主义</w:t>
       </w:r>
     </w:p>
@@ -5504,7 +5603,7 @@
           <w14:ligatures w14:val="none"/>
         </w:rPr>
         <w:drawing>
-          <wp:inline distT="0" distB="0" distL="0" distR="0" wp14:anchorId="021093D3" wp14:editId="35B3F2B8">
+          <wp:inline distT="0" distB="0" distL="0" distR="0" wp14:anchorId="021093D3" wp14:editId="534E47B1">
             <wp:extent cx="3864293" cy="1155659"/>
             <wp:effectExtent l="0" t="0" r="3175" b="6985"/>
             <wp:docPr id="876378149" name="图片 2"/>
@@ -5901,6 +6000,7 @@
           <w:bCs/>
           <w:szCs w:val="21"/>
         </w:rPr>
+        <w:lastRenderedPageBreak/>
         <w:t>可拆分性</w:t>
       </w:r>
       <w:r>
@@ -5965,15 +6065,7 @@
           <w:rFonts w:ascii="宋体" w:eastAsia="宋体" w:hAnsi="宋体"/>
           <w:szCs w:val="21"/>
         </w:rPr>
-        <w:t>：所有字源不清的字（包括错释、模棱两可、关系复杂、隶变等），统一</w:t>
-      </w:r>
-      <w:r>
-        <w:rPr>
-          <w:rFonts w:ascii="宋体" w:eastAsia="宋体" w:hAnsi="宋体"/>
-          <w:szCs w:val="21"/>
-        </w:rPr>
-        <w:lastRenderedPageBreak/>
-        <w:t>按现代字形处理。</w:t>
+        <w:t>：所有字源不清的字（包括错释、模棱两可、关系复杂、隶变等），统一按现代字形处理。</w:t>
       </w:r>
       <w:r>
         <w:rPr>
@@ -7898,7 +7990,15 @@
           <w:rFonts w:ascii="宋体" w:eastAsia="宋体" w:hAnsi="宋体"/>
           <w:szCs w:val="21"/>
         </w:rPr>
-        <w:t>汉字的部首不能取自己（即不能用整个字作为自己的部首）</w:t>
+        <w:t>汉字的部首不能取自己（即</w:t>
+      </w:r>
+      <w:r>
+        <w:rPr>
+          <w:rFonts w:ascii="宋体" w:eastAsia="宋体" w:hAnsi="宋体"/>
+          <w:szCs w:val="21"/>
+        </w:rPr>
+        <w:lastRenderedPageBreak/>
+        <w:t>不能用整个字作为自己的部首）</w:t>
       </w:r>
       <w:r>
         <w:rPr>
@@ -8091,15 +8191,7 @@
           <w:rFonts w:ascii="宋体" w:eastAsia="宋体" w:hAnsi="宋体" w:hint="eastAsia"/>
           <w:szCs w:val="21"/>
         </w:rPr>
-        <w:t>如</w:t>
-      </w:r>
-      <w:r>
-        <w:rPr>
-          <w:rFonts w:ascii="宋体" w:eastAsia="宋体" w:hAnsi="宋体" w:hint="eastAsia"/>
-          <w:szCs w:val="21"/>
-        </w:rPr>
-        <w:lastRenderedPageBreak/>
-        <w:t>果不在部首表中</w:t>
+        <w:t>如果不在部首表中</w:t>
       </w:r>
       <w:r>
         <w:rPr>
@@ -8604,127 +8696,109 @@
         </w:rPr>
         <w:t>羊</w:t>
       </w:r>
+      <w:r>
+        <w:rPr>
+          <w:rFonts w:ascii="宋体" w:eastAsia="宋体" w:hAnsi="宋体" w:cs="华文新魏" w:hint="eastAsia"/>
+        </w:rPr>
+        <w:t>虍黑</w:t>
+      </w:r>
+    </w:p>
+    <w:p>
+      <w:pPr>
+        <w:rPr>
+          <w:rFonts w:ascii="宋体" w:eastAsia="宋体" w:hAnsi="宋体" w:cs="华文新魏" w:hint="eastAsia"/>
+        </w:rPr>
+      </w:pPr>
+      <w:proofErr w:type="spellStart"/>
+      <w:r>
+        <w:rPr>
+          <w:rFonts w:ascii="宋体" w:eastAsia="宋体" w:hAnsi="宋体"/>
+        </w:rPr>
+        <w:t>i</w:t>
+      </w:r>
+      <w:proofErr w:type="spellEnd"/>
+      <w:r>
+        <w:rPr>
+          <w:rFonts w:ascii="宋体" w:eastAsia="宋体" w:hAnsi="宋体" w:hint="eastAsia"/>
+        </w:rPr>
+        <w:t>：</w:t>
+      </w:r>
       <w:proofErr w:type="gramStart"/>
       <w:r>
         <w:rPr>
+          <w:rFonts w:ascii="宋体" w:eastAsia="宋体" w:hAnsi="宋体" w:hint="eastAsia"/>
+        </w:rPr>
+        <w:t>虫</w:t>
+      </w:r>
+      <w:r>
+        <w:rPr>
+          <w:rFonts w:ascii="宋体" w:eastAsia="宋体" w:hAnsi="宋体" w:hint="eastAsia"/>
+          <w:b/>
+          <w:bCs/>
+          <w:color w:val="EE0000"/>
+        </w:rPr>
+        <w:t>页雨弋彐</w:t>
+      </w:r>
+      <w:proofErr w:type="gramEnd"/>
+      <w:r>
+        <w:rPr>
+          <w:rFonts w:ascii="宋体" w:eastAsia="宋体" w:hAnsi="宋体" w:cs="宋体" w:hint="eastAsia"/>
+          <w:b/>
+          <w:bCs/>
+          <w:color w:val="EE0000"/>
+        </w:rPr>
+        <w:t>彑</w:t>
+      </w:r>
+      <w:r>
+        <w:rPr>
           <w:rFonts w:ascii="宋体" w:eastAsia="宋体" w:hAnsi="宋体" w:cs="华文新魏" w:hint="eastAsia"/>
         </w:rPr>
-        <w:t>虍</w:t>
+        <w:t>臣赤</w:t>
+      </w:r>
+      <w:r>
+        <w:rPr>
+          <w:rFonts w:ascii="SimSun-ExtB" w:eastAsia="SimSun-ExtB" w:hAnsi="SimSun-ExtB" w:cs="SimSun-ExtB" w:hint="eastAsia"/>
+        </w:rPr>
+        <w:t>𡗗</w:t>
+      </w:r>
+      <w:r>
+        <w:rPr>
+          <w:rFonts w:ascii="宋体" w:eastAsia="宋体" w:hAnsi="宋体" w:cs="华文新魏" w:hint="eastAsia"/>
+        </w:rPr>
+        <w:t>尺</w:t>
+      </w:r>
+      <w:r>
+        <w:rPr>
+          <w:rFonts w:ascii="宋体" w:eastAsia="宋体" w:hAnsi="宋体" w:cs="华文新魏" w:hint="eastAsia"/>
+        </w:rPr>
+        <w:t xml:space="preserve">     </w:t>
+      </w:r>
+      <w:r>
+        <w:rPr>
+          <w:rFonts w:ascii="宋体" w:eastAsia="宋体" w:hAnsi="宋体"/>
+        </w:rPr>
+        <w:t>j</w:t>
+      </w:r>
+      <w:r>
+        <w:rPr>
+          <w:rFonts w:ascii="宋体" w:eastAsia="宋体" w:hAnsi="宋体" w:hint="eastAsia"/>
+        </w:rPr>
+        <w:t>：金巾</w:t>
+      </w:r>
+      <w:proofErr w:type="gramStart"/>
+      <w:r>
+        <w:rPr>
+          <w:rFonts w:ascii="宋体" w:eastAsia="宋体" w:hAnsi="宋体" w:hint="eastAsia"/>
+        </w:rPr>
+        <w:t>廴</w:t>
       </w:r>
       <w:proofErr w:type="gramEnd"/>
       <w:r>
         <w:rPr>
-          <w:rFonts w:ascii="宋体" w:eastAsia="宋体" w:hAnsi="宋体" w:cs="华文新魏" w:hint="eastAsia"/>
-        </w:rPr>
-        <w:t>黑</w:t>
-      </w:r>
-    </w:p>
-    <w:p>
-      <w:pPr>
-        <w:rPr>
-          <w:rFonts w:ascii="宋体" w:eastAsia="宋体" w:hAnsi="宋体" w:cs="华文新魏" w:hint="eastAsia"/>
-        </w:rPr>
-      </w:pPr>
-      <w:proofErr w:type="spellStart"/>
-      <w:r>
-        <w:rPr>
-          <w:rFonts w:ascii="宋体" w:eastAsia="宋体" w:hAnsi="宋体"/>
-        </w:rPr>
-        <w:t>i</w:t>
-      </w:r>
-      <w:proofErr w:type="spellEnd"/>
-      <w:r>
-        <w:rPr>
-          <w:rFonts w:ascii="宋体" w:eastAsia="宋体" w:hAnsi="宋体" w:hint="eastAsia"/>
-        </w:rPr>
-        <w:t>：</w:t>
-      </w:r>
-      <w:proofErr w:type="gramStart"/>
-      <w:r>
-        <w:rPr>
-          <w:rFonts w:ascii="宋体" w:eastAsia="宋体" w:hAnsi="宋体" w:hint="eastAsia"/>
-        </w:rPr>
-        <w:t>虫</w:t>
-      </w:r>
-      <w:r>
-        <w:rPr>
-          <w:rFonts w:ascii="宋体" w:eastAsia="宋体" w:hAnsi="宋体" w:hint="eastAsia"/>
-          <w:b/>
-          <w:bCs/>
-          <w:color w:val="EE0000"/>
-        </w:rPr>
-        <w:t>页雨弋彐</w:t>
-      </w:r>
-      <w:proofErr w:type="gramEnd"/>
-      <w:r>
-        <w:rPr>
-          <w:rFonts w:ascii="宋体" w:eastAsia="宋体" w:hAnsi="宋体" w:cs="宋体" w:hint="eastAsia"/>
-          <w:b/>
-          <w:bCs/>
-          <w:color w:val="EE0000"/>
-        </w:rPr>
-        <w:t>彑</w:t>
-      </w:r>
-      <w:r>
-        <w:rPr>
-          <w:rFonts w:ascii="宋体" w:eastAsia="宋体" w:hAnsi="宋体" w:cs="华文新魏" w:hint="eastAsia"/>
-        </w:rPr>
-        <w:t>臣</w:t>
-      </w:r>
-      <w:proofErr w:type="gramStart"/>
-      <w:r>
-        <w:rPr>
-          <w:rFonts w:ascii="宋体" w:eastAsia="宋体" w:hAnsi="宋体" w:cs="华文新魏" w:hint="eastAsia"/>
-        </w:rPr>
-        <w:t>赤</w:t>
-      </w:r>
-      <w:proofErr w:type="gramEnd"/>
-      <w:r>
-        <w:rPr>
-          <w:rFonts w:ascii="SimSun-ExtB" w:eastAsia="SimSun-ExtB" w:hAnsi="SimSun-ExtB" w:cs="SimSun-ExtB" w:hint="eastAsia"/>
-        </w:rPr>
-        <w:t>𡗗</w:t>
-      </w:r>
-      <w:proofErr w:type="gramStart"/>
-      <w:r>
-        <w:rPr>
-          <w:rFonts w:ascii="宋体" w:eastAsia="宋体" w:hAnsi="宋体" w:cs="华文新魏" w:hint="eastAsia"/>
-        </w:rPr>
-        <w:t>尺</w:t>
-      </w:r>
-      <w:proofErr w:type="gramEnd"/>
-      <w:r>
-        <w:rPr>
-          <w:rFonts w:ascii="宋体" w:eastAsia="宋体" w:hAnsi="宋体" w:cs="华文新魏" w:hint="eastAsia"/>
-        </w:rPr>
-        <w:t xml:space="preserve">     </w:t>
-      </w:r>
-      <w:r>
-        <w:rPr>
-          <w:rFonts w:ascii="宋体" w:eastAsia="宋体" w:hAnsi="宋体"/>
-        </w:rPr>
-        <w:t>j</w:t>
-      </w:r>
-      <w:r>
-        <w:rPr>
-          <w:rFonts w:ascii="宋体" w:eastAsia="宋体" w:hAnsi="宋体" w:hint="eastAsia"/>
-        </w:rPr>
-        <w:t>：金巾</w:t>
-      </w:r>
-      <w:proofErr w:type="gramStart"/>
-      <w:r>
-        <w:rPr>
-          <w:rFonts w:ascii="宋体" w:eastAsia="宋体" w:hAnsi="宋体" w:hint="eastAsia"/>
-        </w:rPr>
-        <w:t>廴</w:t>
-      </w:r>
-      <w:r>
-        <w:rPr>
           <w:rFonts w:ascii="宋体" w:eastAsia="宋体" w:hAnsi="宋体"/>
         </w:rPr>
         <w:t>冂</w:t>
       </w:r>
-      <w:proofErr w:type="gramEnd"/>
       <w:r>
         <w:rPr>
           <w:rFonts w:ascii="宋体" w:eastAsia="宋体" w:hAnsi="宋体" w:cs="华文新魏" w:hint="eastAsia"/>
@@ -8738,7 +8812,6 @@
         </w:rPr>
         <w:t>𠘨</w:t>
       </w:r>
-      <w:proofErr w:type="gramStart"/>
       <w:r>
         <w:rPr>
           <w:rFonts w:ascii="宋体" w:eastAsia="宋体" w:hAnsi="宋体" w:hint="eastAsia"/>
@@ -8746,7 +8819,6 @@
         </w:rPr>
         <w:t>卩</w:t>
       </w:r>
-      <w:proofErr w:type="gramEnd"/>
       <w:r>
         <w:rPr>
           <w:rFonts w:ascii="宋体" w:eastAsia="宋体" w:hAnsi="宋体" w:hint="eastAsia"/>
@@ -8832,65 +8904,63 @@
         </w:rPr>
         <w:t>力龙老卤里</w:t>
       </w:r>
+      <w:r>
+        <w:rPr>
+          <w:rFonts w:ascii="宋体" w:eastAsia="宋体" w:hAnsi="宋体" w:hint="eastAsia"/>
+        </w:rPr>
+        <w:t>卵</w:t>
+      </w:r>
+    </w:p>
+    <w:p>
+      <w:pPr>
+        <w:rPr>
+          <w:rFonts w:ascii="宋体" w:hAnsi="宋体" w:hint="eastAsia"/>
+        </w:rPr>
+      </w:pPr>
+      <w:r>
+        <w:rPr>
+          <w:rFonts w:ascii="宋体" w:eastAsia="宋体" w:hAnsi="宋体"/>
+        </w:rPr>
+        <w:t>m</w:t>
+      </w:r>
+      <w:r>
+        <w:rPr>
+          <w:rFonts w:ascii="宋体" w:eastAsia="宋体" w:hAnsi="宋体" w:hint="eastAsia"/>
+        </w:rPr>
+        <w:t>：木</w:t>
+      </w:r>
       <w:proofErr w:type="gramStart"/>
       <w:r>
         <w:rPr>
           <w:rFonts w:ascii="宋体" w:eastAsia="宋体" w:hAnsi="宋体" w:hint="eastAsia"/>
-        </w:rPr>
-        <w:t>卵</w:t>
+          <w:b/>
+          <w:bCs/>
+          <w:color w:val="EE0000"/>
+        </w:rPr>
+        <w:t>彡</w:t>
       </w:r>
       <w:proofErr w:type="gramEnd"/>
-    </w:p>
-    <w:p>
-      <w:pPr>
-        <w:rPr>
-          <w:rFonts w:ascii="宋体" w:hAnsi="宋体" w:hint="eastAsia"/>
-        </w:rPr>
-      </w:pPr>
-      <w:r>
-        <w:rPr>
-          <w:rFonts w:ascii="宋体" w:eastAsia="宋体" w:hAnsi="宋体"/>
-        </w:rPr>
-        <w:t>m</w:t>
-      </w:r>
-      <w:r>
-        <w:rPr>
-          <w:rFonts w:ascii="宋体" w:eastAsia="宋体" w:hAnsi="宋体" w:hint="eastAsia"/>
-        </w:rPr>
-        <w:t>：木</w:t>
+      <w:r>
+        <w:rPr>
+          <w:rFonts w:ascii="宋体" w:eastAsia="宋体" w:hAnsi="宋体" w:cs="宋体" w:hint="eastAsia"/>
+          <w:b/>
+          <w:bCs/>
+          <w:color w:val="EE0000"/>
+        </w:rPr>
+        <w:t>釆</w:t>
+      </w:r>
+      <w:r>
+        <w:rPr>
+          <w:rFonts w:ascii="宋体" w:eastAsia="宋体" w:hAnsi="宋体" w:cs="华文新魏" w:hint="eastAsia"/>
+        </w:rPr>
+        <w:t>马门皿</w:t>
       </w:r>
       <w:proofErr w:type="gramStart"/>
       <w:r>
         <w:rPr>
-          <w:rFonts w:ascii="宋体" w:eastAsia="宋体" w:hAnsi="宋体" w:hint="eastAsia"/>
-          <w:b/>
-          <w:bCs/>
-          <w:color w:val="EE0000"/>
-        </w:rPr>
-        <w:t>彡</w:t>
-      </w:r>
-      <w:proofErr w:type="gramEnd"/>
-      <w:r>
-        <w:rPr>
-          <w:rFonts w:ascii="宋体" w:eastAsia="宋体" w:hAnsi="宋体" w:cs="宋体" w:hint="eastAsia"/>
-          <w:b/>
-          <w:bCs/>
-          <w:color w:val="EE0000"/>
-        </w:rPr>
-        <w:t>釆</w:t>
-      </w:r>
-      <w:r>
-        <w:rPr>
           <w:rFonts w:ascii="宋体" w:eastAsia="宋体" w:hAnsi="宋体" w:cs="华文新魏" w:hint="eastAsia"/>
         </w:rPr>
-        <w:t>马门</w:t>
-      </w:r>
-      <w:proofErr w:type="gramStart"/>
-      <w:r>
-        <w:rPr>
-          <w:rFonts w:ascii="宋体" w:eastAsia="宋体" w:hAnsi="宋体" w:cs="华文新魏" w:hint="eastAsia"/>
-        </w:rPr>
-        <w:t>皿毛目矛米</w:t>
+        <w:t>毛目矛米</w:t>
       </w:r>
       <w:r>
         <w:rPr>
@@ -9026,7 +9096,6 @@
         </w:rPr>
         <w:t>片</w:t>
       </w:r>
-      <w:proofErr w:type="gramStart"/>
       <w:r>
         <w:rPr>
           <w:rFonts w:ascii="宋体" w:eastAsia="宋体" w:hAnsi="宋体" w:hint="eastAsia"/>
@@ -9042,7 +9111,6 @@
         </w:rPr>
         <w:t>丬</w:t>
       </w:r>
-      <w:proofErr w:type="gramEnd"/>
       <w:r>
         <w:rPr>
           <w:rFonts w:ascii="宋体" w:eastAsia="宋体" w:hAnsi="宋体" w:hint="eastAsia"/>
@@ -9050,7 +9118,6 @@
         </w:rPr>
         <w:t>皮</w:t>
       </w:r>
-      <w:proofErr w:type="gramStart"/>
       <w:r>
         <w:rPr>
           <w:rFonts w:ascii="宋体" w:eastAsia="宋体" w:hAnsi="宋体" w:hint="eastAsia"/>
@@ -9058,17 +9125,7 @@
           <w:bCs/>
           <w:color w:val="EE0000"/>
         </w:rPr>
-        <w:t>髟</w:t>
-      </w:r>
-      <w:proofErr w:type="gramEnd"/>
-      <w:r>
-        <w:rPr>
-          <w:rFonts w:ascii="宋体" w:eastAsia="宋体" w:hAnsi="宋体" w:hint="eastAsia"/>
-          <w:b/>
-          <w:bCs/>
-          <w:color w:val="EE0000"/>
-        </w:rPr>
-        <w:t>㐅</w:t>
+        <w:t>髟㐅</w:t>
       </w:r>
     </w:p>
     <w:p>
@@ -9267,41 +9324,78 @@
         <w:rPr>
           <w:rFonts w:ascii="宋体" w:eastAsia="宋体" w:hAnsi="宋体" w:hint="eastAsia"/>
         </w:rPr>
-        <w:t>水</w:t>
+        <w:t>水矢手</w:t>
       </w:r>
       <w:proofErr w:type="gramStart"/>
       <w:r>
         <w:rPr>
           <w:rFonts w:ascii="宋体" w:eastAsia="宋体" w:hAnsi="宋体" w:hint="eastAsia"/>
         </w:rPr>
-        <w:t>矢</w:t>
+        <w:t>食山士豕身</w:t>
       </w:r>
       <w:proofErr w:type="gramEnd"/>
       <w:r>
         <w:rPr>
           <w:rFonts w:ascii="宋体" w:eastAsia="宋体" w:hAnsi="宋体" w:hint="eastAsia"/>
         </w:rPr>
-        <w:t>手</w:t>
+        <w:t xml:space="preserve">       </w:t>
+      </w:r>
+      <w:r>
+        <w:rPr>
+          <w:rFonts w:ascii="宋体" w:eastAsia="宋体" w:hAnsi="宋体"/>
+        </w:rPr>
+        <w:t>v</w:t>
+      </w:r>
+      <w:r>
+        <w:rPr>
+          <w:rFonts w:ascii="宋体" w:eastAsia="宋体" w:hAnsi="宋体" w:hint="eastAsia"/>
+        </w:rPr>
+        <w:t>：</w:t>
+      </w:r>
+      <w:r>
+        <w:rPr>
+          <w:rFonts w:ascii="宋体" w:eastAsia="宋体" w:hAnsi="宋体" w:hint="eastAsia"/>
+          <w:b/>
+          <w:bCs/>
+          <w:color w:val="EE0000"/>
+        </w:rPr>
+        <w:t>乑</w:t>
       </w:r>
       <w:proofErr w:type="gramStart"/>
       <w:r>
         <w:rPr>
           <w:rFonts w:ascii="宋体" w:eastAsia="宋体" w:hAnsi="宋体" w:hint="eastAsia"/>
         </w:rPr>
-        <w:t>食山士豕身</w:t>
+        <w:t>争舟止爪</w:t>
+      </w:r>
+      <w:r>
+        <w:rPr>
+          <w:rFonts w:ascii="宋体" w:eastAsia="宋体" w:hAnsi="宋体" w:hint="eastAsia"/>
+          <w:b/>
+          <w:bCs/>
+          <w:color w:val="EE0000"/>
+        </w:rPr>
+        <w:t>鬼</w:t>
+      </w:r>
+      <w:r>
+        <w:rPr>
+          <w:rFonts w:ascii="宋体" w:eastAsia="宋体" w:hAnsi="宋体" w:hint="eastAsia"/>
+        </w:rPr>
+        <w:t>支</w:t>
       </w:r>
       <w:proofErr w:type="gramEnd"/>
-      <w:r>
-        <w:rPr>
-          <w:rFonts w:ascii="宋体" w:eastAsia="宋体" w:hAnsi="宋体" w:hint="eastAsia"/>
-        </w:rPr>
-        <w:t xml:space="preserve">       </w:t>
-      </w:r>
-      <w:r>
-        <w:rPr>
-          <w:rFonts w:ascii="宋体" w:eastAsia="宋体" w:hAnsi="宋体"/>
-        </w:rPr>
-        <w:t>v</w:t>
+    </w:p>
+    <w:p>
+      <w:pPr>
+        <w:rPr>
+          <w:rFonts w:ascii="宋体" w:eastAsia="宋体" w:hAnsi="宋体" w:hint="eastAsia"/>
+        </w:rPr>
+      </w:pPr>
+      <w:r>
+        <w:rPr>
+          <w:rFonts w:ascii="宋体" w:eastAsia="宋体" w:hAnsi="宋体"/>
+        </w:rPr>
+        <w:t>w</w:t>
       </w:r>
       <w:r>
         <w:rPr>
@@ -9309,6 +9403,13 @@
         </w:rPr>
         <w:t>：</w:t>
       </w:r>
+      <w:proofErr w:type="gramStart"/>
+      <w:r>
+        <w:rPr>
+          <w:rFonts w:ascii="宋体" w:eastAsia="宋体" w:hAnsi="宋体" w:hint="eastAsia"/>
+        </w:rPr>
+        <w:t>王网瓦韦</w:t>
+      </w:r>
       <w:r>
         <w:rPr>
           <w:rFonts w:ascii="宋体" w:eastAsia="宋体" w:hAnsi="宋体" w:hint="eastAsia"/>
@@ -9316,14 +9417,47 @@
           <w:bCs/>
           <w:color w:val="EE0000"/>
         </w:rPr>
-        <w:t>乑</w:t>
+        <w:t>隹</w:t>
+      </w:r>
+      <w:proofErr w:type="gramEnd"/>
+      <w:r>
+        <w:rPr>
+          <w:rFonts w:ascii="宋体" w:eastAsia="宋体" w:hAnsi="宋体" w:hint="eastAsia"/>
+        </w:rPr>
+        <w:t xml:space="preserve">文             </w:t>
+      </w:r>
+      <w:r>
+        <w:rPr>
+          <w:rFonts w:ascii="宋体" w:eastAsia="宋体" w:hAnsi="宋体"/>
+        </w:rPr>
+        <w:t>x</w:t>
+      </w:r>
+      <w:r>
+        <w:rPr>
+          <w:rFonts w:ascii="宋体" w:eastAsia="宋体" w:hAnsi="宋体" w:hint="eastAsia"/>
+        </w:rPr>
+        <w:t>：</w:t>
       </w:r>
       <w:proofErr w:type="gramStart"/>
       <w:r>
         <w:rPr>
           <w:rFonts w:ascii="宋体" w:eastAsia="宋体" w:hAnsi="宋体" w:hint="eastAsia"/>
         </w:rPr>
-        <w:t>争舟止爪</w:t>
+        <w:t>穴</w:t>
+      </w:r>
+      <w:proofErr w:type="gramEnd"/>
+      <w:r>
+        <w:rPr>
+          <w:rFonts w:ascii="SimSun-ExtG" w:eastAsia="SimSun-ExtG" w:hAnsi="SimSun-ExtG" w:cs="SimSun-ExtG" w:hint="eastAsia"/>
+        </w:rPr>
+        <w:t>𰃮</w:t>
+      </w:r>
+      <w:proofErr w:type="gramStart"/>
+      <w:r>
+        <w:rPr>
+          <w:rFonts w:ascii="宋体" w:eastAsia="宋体" w:hAnsi="宋体" w:hint="eastAsia"/>
+        </w:rPr>
+        <w:t>心西小</w:t>
       </w:r>
       <w:r>
         <w:rPr>
@@ -9332,13 +9466,19 @@
           <w:bCs/>
           <w:color w:val="EE0000"/>
         </w:rPr>
-        <w:t>鬼</w:t>
-      </w:r>
-      <w:r>
-        <w:rPr>
-          <w:rFonts w:ascii="宋体" w:eastAsia="宋体" w:hAnsi="宋体" w:hint="eastAsia"/>
-        </w:rPr>
-        <w:t>支</w:t>
+        <w:t>巛</w:t>
+      </w:r>
+      <w:r>
+        <w:rPr>
+          <w:rFonts w:ascii="宋体" w:eastAsia="宋体" w:hAnsi="宋体" w:hint="eastAsia"/>
+        </w:rPr>
+        <w:t>血辛</w:t>
+      </w:r>
+      <w:r>
+        <w:rPr>
+          <w:rFonts w:ascii="宋体" w:eastAsia="宋体" w:hAnsi="宋体" w:hint="eastAsia"/>
+        </w:rPr>
+        <w:t>习</w:t>
       </w:r>
       <w:proofErr w:type="gramEnd"/>
     </w:p>
@@ -9352,20 +9492,27 @@
         <w:rPr>
           <w:rFonts w:ascii="宋体" w:eastAsia="宋体" w:hAnsi="宋体"/>
         </w:rPr>
-        <w:t>w</w:t>
-      </w:r>
-      <w:r>
-        <w:rPr>
-          <w:rFonts w:ascii="宋体" w:eastAsia="宋体" w:hAnsi="宋体" w:hint="eastAsia"/>
-        </w:rPr>
-        <w:t>：</w:t>
+        <w:t>y</w:t>
+      </w:r>
+      <w:r>
+        <w:rPr>
+          <w:rFonts w:ascii="宋体" w:eastAsia="宋体" w:hAnsi="宋体" w:hint="eastAsia"/>
+        </w:rPr>
+        <w:t>：言</w:t>
       </w:r>
       <w:proofErr w:type="gramStart"/>
       <w:r>
         <w:rPr>
           <w:rFonts w:ascii="宋体" w:eastAsia="宋体" w:hAnsi="宋体" w:hint="eastAsia"/>
         </w:rPr>
-        <w:t>王网瓦韦</w:t>
+        <w:t>酉</w:t>
+      </w:r>
+      <w:proofErr w:type="gramEnd"/>
+      <w:r>
+        <w:rPr>
+          <w:rFonts w:ascii="宋体" w:eastAsia="宋体" w:hAnsi="宋体" w:hint="eastAsia"/>
+        </w:rPr>
+        <w:t>月鱼衣尢聿业羽</w:t>
       </w:r>
       <w:r>
         <w:rPr>
@@ -9374,128 +9521,8 @@
           <w:bCs/>
           <w:color w:val="EE0000"/>
         </w:rPr>
-        <w:t>隹</w:t>
-      </w:r>
-      <w:proofErr w:type="gramEnd"/>
-      <w:r>
-        <w:rPr>
-          <w:rFonts w:ascii="宋体" w:eastAsia="宋体" w:hAnsi="宋体" w:hint="eastAsia"/>
-        </w:rPr>
-        <w:t xml:space="preserve">文             </w:t>
-      </w:r>
-      <w:r>
-        <w:rPr>
-          <w:rFonts w:ascii="宋体" w:eastAsia="宋体" w:hAnsi="宋体"/>
-        </w:rPr>
-        <w:t>x</w:t>
-      </w:r>
-      <w:r>
-        <w:rPr>
-          <w:rFonts w:ascii="宋体" w:eastAsia="宋体" w:hAnsi="宋体" w:hint="eastAsia"/>
-        </w:rPr>
-        <w:t>：</w:t>
-      </w:r>
-      <w:proofErr w:type="gramStart"/>
-      <w:r>
-        <w:rPr>
-          <w:rFonts w:ascii="宋体" w:eastAsia="宋体" w:hAnsi="宋体" w:hint="eastAsia"/>
-        </w:rPr>
-        <w:t>穴</w:t>
-      </w:r>
-      <w:proofErr w:type="gramEnd"/>
-      <w:r>
-        <w:rPr>
-          <w:rFonts w:ascii="SimSun-ExtG" w:eastAsia="SimSun-ExtG" w:hAnsi="SimSun-ExtG" w:cs="SimSun-ExtG" w:hint="eastAsia"/>
-        </w:rPr>
-        <w:t>𰃮</w:t>
-      </w:r>
-      <w:proofErr w:type="gramStart"/>
-      <w:r>
-        <w:rPr>
-          <w:rFonts w:ascii="宋体" w:eastAsia="宋体" w:hAnsi="宋体" w:hint="eastAsia"/>
-        </w:rPr>
-        <w:t>心西小</w:t>
-      </w:r>
-      <w:r>
-        <w:rPr>
-          <w:rFonts w:ascii="宋体" w:eastAsia="宋体" w:hAnsi="宋体" w:hint="eastAsia"/>
-          <w:b/>
-          <w:bCs/>
-          <w:color w:val="EE0000"/>
-        </w:rPr>
-        <w:t>巛</w:t>
-      </w:r>
-      <w:r>
-        <w:rPr>
-          <w:rFonts w:ascii="宋体" w:eastAsia="宋体" w:hAnsi="宋体" w:hint="eastAsia"/>
-        </w:rPr>
-        <w:t>血辛</w:t>
-      </w:r>
-      <w:r>
-        <w:rPr>
-          <w:rFonts w:ascii="宋体" w:eastAsia="宋体" w:hAnsi="宋体" w:hint="eastAsia"/>
-        </w:rPr>
-        <w:t>习</w:t>
-      </w:r>
-      <w:proofErr w:type="gramEnd"/>
-    </w:p>
-    <w:p>
-      <w:pPr>
-        <w:rPr>
-          <w:rFonts w:ascii="宋体" w:eastAsia="宋体" w:hAnsi="宋体" w:hint="eastAsia"/>
-        </w:rPr>
-      </w:pPr>
-      <w:r>
-        <w:rPr>
-          <w:rFonts w:ascii="宋体" w:eastAsia="宋体" w:hAnsi="宋体"/>
-        </w:rPr>
-        <w:t>y</w:t>
-      </w:r>
-      <w:r>
-        <w:rPr>
-          <w:rFonts w:ascii="宋体" w:eastAsia="宋体" w:hAnsi="宋体" w:hint="eastAsia"/>
-        </w:rPr>
-        <w:t>：言</w:t>
-      </w:r>
-      <w:proofErr w:type="gramStart"/>
-      <w:r>
-        <w:rPr>
-          <w:rFonts w:ascii="宋体" w:eastAsia="宋体" w:hAnsi="宋体" w:hint="eastAsia"/>
-        </w:rPr>
-        <w:t>酉</w:t>
-      </w:r>
-      <w:proofErr w:type="gramEnd"/>
-      <w:r>
-        <w:rPr>
-          <w:rFonts w:ascii="宋体" w:eastAsia="宋体" w:hAnsi="宋体" w:hint="eastAsia"/>
-        </w:rPr>
-        <w:t>月鱼衣</w:t>
-      </w:r>
-      <w:proofErr w:type="gramStart"/>
-      <w:r>
-        <w:rPr>
-          <w:rFonts w:ascii="宋体" w:eastAsia="宋体" w:hAnsi="宋体" w:hint="eastAsia"/>
-        </w:rPr>
-        <w:t>尢聿</w:t>
-      </w:r>
-      <w:proofErr w:type="gramEnd"/>
-      <w:r>
-        <w:rPr>
-          <w:rFonts w:ascii="宋体" w:eastAsia="宋体" w:hAnsi="宋体" w:hint="eastAsia"/>
-        </w:rPr>
-        <w:t>业羽</w:t>
-      </w:r>
-      <w:proofErr w:type="gramStart"/>
-      <w:r>
-        <w:rPr>
-          <w:rFonts w:ascii="宋体" w:eastAsia="宋体" w:hAnsi="宋体" w:hint="eastAsia"/>
-          <w:b/>
-          <w:bCs/>
-          <w:color w:val="EE0000"/>
-        </w:rPr>
         <w:t>黾</w:t>
       </w:r>
-      <w:proofErr w:type="gramEnd"/>
       <w:r>
         <w:rPr>
           <w:rFonts w:ascii="宋体" w:eastAsia="宋体" w:hAnsi="宋体" w:hint="eastAsia"/>
@@ -10426,33 +10453,8 @@
           <w:rFonts w:ascii="宋体" w:eastAsia="宋体" w:hAnsi="宋体" w:hint="eastAsia"/>
           <w:szCs w:val="21"/>
         </w:rPr>
-        <w:t>，含</w:t>
-      </w:r>
-      <w:proofErr w:type="gramStart"/>
-      <w:r>
-        <w:rPr>
-          <w:rFonts w:ascii="宋体" w:eastAsia="宋体" w:hAnsi="宋体" w:hint="eastAsia"/>
-          <w:szCs w:val="21"/>
-        </w:rPr>
-        <w:t>廾</w:t>
-      </w:r>
-      <w:proofErr w:type="gramEnd"/>
-      <w:r>
-        <w:rPr>
-          <w:rFonts w:ascii="宋体" w:eastAsia="宋体" w:hAnsi="宋体" w:hint="eastAsia"/>
-          <w:szCs w:val="21"/>
-        </w:rPr>
-        <w:t>取</w:t>
-      </w:r>
-      <w:proofErr w:type="gramStart"/>
-      <w:r>
-        <w:rPr>
-          <w:rFonts w:ascii="宋体" w:eastAsia="宋体" w:hAnsi="宋体" w:hint="eastAsia"/>
-          <w:szCs w:val="21"/>
-        </w:rPr>
-        <w:t>廾</w:t>
-      </w:r>
-      <w:proofErr w:type="gramEnd"/>
+        <w:t>，含廾取廾</w:t>
+      </w:r>
       <w:r>
         <w:rPr>
           <w:rFonts w:ascii="宋体" w:eastAsia="宋体" w:hAnsi="宋体"/>
@@ -10586,6 +10588,7 @@
           <w:bCs/>
           <w:szCs w:val="21"/>
         </w:rPr>
+        <w:lastRenderedPageBreak/>
         <w:t>包围</w:t>
       </w:r>
       <w:r>
@@ -10801,7 +10804,6 @@
           <w:bCs/>
           <w:szCs w:val="21"/>
         </w:rPr>
-        <w:lastRenderedPageBreak/>
         <w:t>字源参考</w:t>
       </w:r>
       <w:r>
@@ -11036,15 +11038,174 @@
           <w:rFonts w:ascii="宋体" w:eastAsia="宋体" w:hAnsi="宋体"/>
           <w:szCs w:val="21"/>
         </w:rPr>
+        <w:t>，夊夂→攵，廾→卄，⺈→刀，冃→日，疋</w:t>
+      </w:r>
+      <w:r>
+        <w:rPr>
+          <w:rFonts w:ascii="SimSun-ExtB" w:eastAsia="SimSun-ExtB" w:hAnsi="SimSun-ExtB" w:cs="SimSun-ExtB" w:hint="eastAsia"/>
+          <w:szCs w:val="21"/>
+        </w:rPr>
+        <w:t>𤴔</w:t>
+      </w:r>
+      <w:r>
+        <w:rPr>
+          <w:rFonts w:ascii="宋体" w:eastAsia="宋体" w:hAnsi="宋体"/>
+          <w:szCs w:val="21"/>
+        </w:rPr>
+        <w:t>龰→止，匸→匚，襾→西，龶→青，耂→老，灬→火</w:t>
+      </w:r>
+      <w:r>
+        <w:rPr>
+          <w:rFonts w:ascii="宋体" w:eastAsia="宋体" w:hAnsi="宋体" w:hint="eastAsia"/>
+          <w:szCs w:val="21"/>
+        </w:rPr>
+        <w:t>，乂→㐅</w:t>
+      </w:r>
+      <w:r>
+        <w:rPr>
+          <w:rFonts w:ascii="宋体" w:eastAsia="宋体" w:hAnsi="宋体" w:hint="eastAsia"/>
+          <w:szCs w:val="21"/>
+        </w:rPr>
         <w:t>，</w:t>
       </w:r>
+      <w:r>
+        <w:rPr>
+          <w:rFonts w:ascii="SimSun-ExtB" w:eastAsia="SimSun-ExtB" w:hAnsi="SimSun-ExtB" w:cs="SimSun-ExtB" w:hint="eastAsia"/>
+          <w:szCs w:val="21"/>
+        </w:rPr>
+        <w:t>𭠍</w:t>
+      </w:r>
+      <w:r>
+        <w:rPr>
+          <w:rFonts w:ascii="宋体" w:eastAsia="宋体" w:hAnsi="宋体" w:hint="eastAsia"/>
+          <w:szCs w:val="21"/>
+        </w:rPr>
+        <w:t>→戈</w:t>
+      </w:r>
+      <w:r>
+        <w:rPr>
+          <w:rFonts w:ascii="宋体" w:eastAsia="宋体" w:hAnsi="宋体" w:hint="eastAsia"/>
+          <w:szCs w:val="21"/>
+        </w:rPr>
+        <w:t>，</w:t>
+      </w:r>
+      <w:r>
+        <w:rPr>
+          <w:rFonts w:ascii="宋体" w:eastAsia="宋体" w:hAnsi="宋体"/>
+          <w:szCs w:val="21"/>
+        </w:rPr>
+        <w:t>巜</w:t>
+      </w:r>
+      <w:r>
+        <w:rPr>
+          <w:rFonts w:ascii="宋体" w:eastAsia="宋体" w:hAnsi="宋体" w:hint="eastAsia"/>
+          <w:szCs w:val="21"/>
+        </w:rPr>
+        <w:t>→巛</w:t>
+      </w:r>
+      <w:r>
+        <w:rPr>
+          <w:rFonts w:ascii="宋体" w:eastAsia="宋体" w:hAnsi="宋体" w:hint="eastAsia"/>
+          <w:szCs w:val="21"/>
+        </w:rPr>
+        <w:t>，</w:t>
+      </w:r>
+      <w:r>
+        <w:rPr>
+          <w:rFonts w:ascii="SimSun-ExtB" w:eastAsia="SimSun-ExtB" w:hAnsi="SimSun-ExtB" w:cs="SimSun-ExtB" w:hint="eastAsia"/>
+          <w:szCs w:val="21"/>
+        </w:rPr>
+        <w:t>𦣞</w:t>
+      </w:r>
+      <w:r>
+        <w:rPr>
+          <w:rFonts w:ascii="宋体" w:eastAsia="宋体" w:hAnsi="宋体" w:cs="Courier New"/>
+          <w:szCs w:val="21"/>
+        </w:rPr>
+        <w:t>→</w:t>
+      </w:r>
+      <w:r>
+        <w:rPr>
+          <w:rFonts w:ascii="宋体" w:eastAsia="宋体" w:hAnsi="宋体" w:cs="微软雅黑" w:hint="eastAsia"/>
+          <w:szCs w:val="21"/>
+        </w:rPr>
+        <w:t>臣</w:t>
+      </w:r>
+      <w:r>
+        <w:rPr>
+          <w:rFonts w:ascii="宋体" w:eastAsia="宋体" w:hAnsi="宋体"/>
+          <w:szCs w:val="21"/>
+        </w:rPr>
+        <w:t>......</w:t>
+      </w:r>
+    </w:p>
+    <w:p>
+      <w:pPr>
+        <w:rPr>
+          <w:rFonts w:ascii="宋体" w:eastAsia="宋体" w:hAnsi="宋体" w:hint="eastAsia"/>
+          <w:szCs w:val="21"/>
+        </w:rPr>
+      </w:pPr>
+    </w:p>
+    <w:p>
+      <w:pPr>
+        <w:rPr>
+          <w:rFonts w:ascii="宋体" w:eastAsia="宋体" w:hAnsi="宋体" w:hint="eastAsia"/>
+          <w:szCs w:val="21"/>
+        </w:rPr>
+      </w:pPr>
+      <w:r>
+        <w:rPr>
+          <w:rFonts w:ascii="宋体" w:eastAsia="宋体" w:hAnsi="宋体"/>
+          <w:b/>
+          <w:bCs/>
+          <w:szCs w:val="21"/>
+        </w:rPr>
+        <w:t>非部首字代替</w:t>
+      </w:r>
+      <w:r>
+        <w:rPr>
+          <w:rFonts w:ascii="宋体" w:eastAsia="宋体" w:hAnsi="宋体"/>
+          <w:szCs w:val="21"/>
+        </w:rPr>
+        <w:t>（未收录的成字部首</w:t>
+      </w:r>
+      <w:r>
+        <w:rPr>
+          <w:rFonts w:ascii="宋体" w:eastAsia="宋体" w:hAnsi="宋体" w:hint="eastAsia"/>
+          <w:szCs w:val="21"/>
+        </w:rPr>
+        <w:t>（独体）</w:t>
+      </w:r>
+      <w:r>
+        <w:rPr>
+          <w:rFonts w:ascii="宋体" w:eastAsia="宋体" w:hAnsi="宋体"/>
+          <w:szCs w:val="21"/>
+        </w:rPr>
+        <w:t xml:space="preserve">，用其他的部首代替）： </w:t>
+      </w:r>
+    </w:p>
+    <w:p>
+      <w:pPr>
+        <w:rPr>
+          <w:rFonts w:ascii="宋体" w:eastAsia="宋体" w:hAnsi="宋体" w:hint="eastAsia"/>
+          <w:szCs w:val="21"/>
+        </w:rPr>
+      </w:pPr>
+      <w:r>
+        <w:rPr>
+          <w:rFonts w:ascii="宋体" w:eastAsia="宋体" w:hAnsi="宋体"/>
+          <w:szCs w:val="21"/>
+        </w:rPr>
+        <w:t>夫→</w:t>
+      </w:r>
       <w:proofErr w:type="gramStart"/>
       <w:r>
         <w:rPr>
           <w:rFonts w:ascii="宋体" w:eastAsia="宋体" w:hAnsi="宋体"/>
           <w:szCs w:val="21"/>
         </w:rPr>
-        <w:t>夊夂</w:t>
+        <w:t>矢</w:t>
       </w:r>
       <w:proofErr w:type="gramEnd"/>
       <w:r>
@@ -11052,7 +11213,89 @@
           <w:rFonts w:ascii="宋体" w:eastAsia="宋体" w:hAnsi="宋体"/>
           <w:szCs w:val="21"/>
         </w:rPr>
-        <w:t>→</w:t>
+        <w:t>，正→止，长長镸→髟，玉→王，曰→日，申→田，干→十，无→二，牙→寸，甘→革，生→青，隶→聿，面→囗，韭→耒，飞→疒，鬥→门</w:t>
+      </w:r>
+      <w:r>
+        <w:rPr>
+          <w:rFonts w:ascii="宋体" w:eastAsia="宋体" w:hAnsi="宋体" w:hint="eastAsia"/>
+          <w:szCs w:val="21"/>
+        </w:rPr>
+        <w:t>，</w:t>
+      </w:r>
+      <w:r>
+        <w:rPr>
+          <w:rFonts w:ascii="宋体" w:eastAsia="宋体" w:hAnsi="宋体"/>
+          <w:szCs w:val="21"/>
+        </w:rPr>
+        <w:t>兀→儿</w:t>
+      </w:r>
+      <w:r>
+        <w:rPr>
+          <w:rFonts w:ascii="宋体" w:eastAsia="宋体" w:hAnsi="宋体"/>
+          <w:szCs w:val="21"/>
+        </w:rPr>
+        <w:t>......</w:t>
+      </w:r>
+    </w:p>
+    <w:p>
+      <w:pPr>
+        <w:rPr>
+          <w:rFonts w:ascii="宋体" w:eastAsia="宋体" w:hAnsi="宋体" w:hint="eastAsia"/>
+          <w:szCs w:val="21"/>
+        </w:rPr>
+      </w:pPr>
+    </w:p>
+    <w:p>
+      <w:pPr>
+        <w:rPr>
+          <w:rFonts w:ascii="宋体" w:eastAsia="宋体" w:hAnsi="宋体" w:hint="eastAsia"/>
+          <w:szCs w:val="21"/>
+        </w:rPr>
+      </w:pPr>
+      <w:r>
+        <w:rPr>
+          <w:rFonts w:ascii="宋体" w:eastAsia="宋体" w:hAnsi="宋体"/>
+          <w:b/>
+          <w:bCs/>
+          <w:szCs w:val="21"/>
+        </w:rPr>
+        <w:t>部首简并</w:t>
+      </w:r>
+      <w:r>
+        <w:rPr>
+          <w:rFonts w:ascii="宋体" w:eastAsia="宋体" w:hAnsi="宋体"/>
+          <w:szCs w:val="21"/>
+        </w:rPr>
+        <w:t>（部首本身包含其他部首</w:t>
+      </w:r>
+      <w:r>
+        <w:rPr>
+          <w:rFonts w:ascii="宋体" w:eastAsia="宋体" w:hAnsi="宋体" w:hint="eastAsia"/>
+          <w:szCs w:val="21"/>
+        </w:rPr>
+        <w:t>（合体）</w:t>
+      </w:r>
+      <w:r>
+        <w:rPr>
+          <w:rFonts w:ascii="宋体" w:eastAsia="宋体" w:hAnsi="宋体"/>
+          <w:szCs w:val="21"/>
+        </w:rPr>
+        <w:t>，进行简化合并）：</w:t>
+      </w:r>
+    </w:p>
+    <w:p>
+      <w:pPr>
+        <w:rPr>
+          <w:rFonts w:ascii="宋体" w:eastAsia="宋体" w:hAnsi="宋体" w:hint="eastAsia"/>
+          <w:szCs w:val="21"/>
+        </w:rPr>
+      </w:pPr>
+      <w:r>
+        <w:rPr>
+          <w:rFonts w:ascii="宋体" w:eastAsia="宋体" w:hAnsi="宋体"/>
+          <w:szCs w:val="21"/>
+        </w:rPr>
+        <w:t>立→</w:t>
       </w:r>
       <w:proofErr w:type="gramStart"/>
       <w:r>
@@ -11060,7 +11303,7 @@
           <w:rFonts w:ascii="宋体" w:eastAsia="宋体" w:hAnsi="宋体"/>
           <w:szCs w:val="21"/>
         </w:rPr>
-        <w:t>攵</w:t>
+        <w:t>亠</w:t>
       </w:r>
       <w:proofErr w:type="gramEnd"/>
       <w:r>
@@ -11068,491 +11311,27 @@
           <w:rFonts w:ascii="宋体" w:eastAsia="宋体" w:hAnsi="宋体"/>
           <w:szCs w:val="21"/>
         </w:rPr>
-        <w:t>，</w:t>
-      </w:r>
-      <w:proofErr w:type="gramStart"/>
-      <w:r>
-        <w:rPr>
-          <w:rFonts w:ascii="宋体" w:eastAsia="宋体" w:hAnsi="宋体"/>
-          <w:szCs w:val="21"/>
-        </w:rPr>
-        <w:t>廾</w:t>
-      </w:r>
-      <w:proofErr w:type="gramEnd"/>
-      <w:r>
-        <w:rPr>
-          <w:rFonts w:ascii="宋体" w:eastAsia="宋体" w:hAnsi="宋体"/>
-          <w:szCs w:val="21"/>
-        </w:rPr>
-        <w:t>→卄，⺈→刀，</w:t>
-      </w:r>
-      <w:proofErr w:type="gramStart"/>
-      <w:r>
-        <w:rPr>
-          <w:rFonts w:ascii="宋体" w:eastAsia="宋体" w:hAnsi="宋体"/>
-          <w:szCs w:val="21"/>
-        </w:rPr>
-        <w:t>冃</w:t>
-      </w:r>
-      <w:proofErr w:type="gramEnd"/>
-      <w:r>
-        <w:rPr>
-          <w:rFonts w:ascii="宋体" w:eastAsia="宋体" w:hAnsi="宋体"/>
-          <w:szCs w:val="21"/>
-        </w:rPr>
-        <w:t>→日，</w:t>
-      </w:r>
-      <w:proofErr w:type="gramStart"/>
-      <w:r>
-        <w:rPr>
-          <w:rFonts w:ascii="宋体" w:eastAsia="宋体" w:hAnsi="宋体"/>
-          <w:szCs w:val="21"/>
-        </w:rPr>
-        <w:t>疋</w:t>
-      </w:r>
-      <w:proofErr w:type="gramEnd"/>
+        <w:t>，鼠→臼，舛→夕，㫃→方，卧→臣，</w:t>
+      </w:r>
       <w:r>
         <w:rPr>
           <w:rFonts w:ascii="SimSun-ExtB" w:eastAsia="SimSun-ExtB" w:hAnsi="SimSun-ExtB" w:cs="SimSun-ExtB" w:hint="eastAsia"/>
           <w:szCs w:val="21"/>
         </w:rPr>
-        <w:t>𤴔</w:t>
-      </w:r>
-      <w:r>
-        <w:rPr>
-          <w:rFonts w:ascii="宋体" w:eastAsia="宋体" w:hAnsi="宋体"/>
-          <w:szCs w:val="21"/>
-        </w:rPr>
-        <w:t>龰→止，匸→</w:t>
-      </w:r>
-      <w:proofErr w:type="gramStart"/>
-      <w:r>
-        <w:rPr>
-          <w:rFonts w:ascii="宋体" w:eastAsia="宋体" w:hAnsi="宋体"/>
-          <w:szCs w:val="21"/>
-        </w:rPr>
-        <w:t>匚</w:t>
-      </w:r>
-      <w:proofErr w:type="gramEnd"/>
-      <w:r>
-        <w:rPr>
-          <w:rFonts w:ascii="宋体" w:eastAsia="宋体" w:hAnsi="宋体"/>
-          <w:szCs w:val="21"/>
-        </w:rPr>
-        <w:t>，襾→西，龶→青，耂→老，</w:t>
-      </w:r>
-      <w:proofErr w:type="gramStart"/>
-      <w:r>
-        <w:rPr>
-          <w:rFonts w:ascii="宋体" w:eastAsia="宋体" w:hAnsi="宋体"/>
-          <w:szCs w:val="21"/>
-        </w:rPr>
-        <w:t>灬</w:t>
-      </w:r>
-      <w:proofErr w:type="gramEnd"/>
-      <w:r>
-        <w:rPr>
-          <w:rFonts w:ascii="宋体" w:eastAsia="宋体" w:hAnsi="宋体"/>
-          <w:szCs w:val="21"/>
-        </w:rPr>
-        <w:t>→火</w:t>
-      </w:r>
-      <w:r>
-        <w:rPr>
-          <w:rFonts w:ascii="宋体" w:eastAsia="宋体" w:hAnsi="宋体" w:hint="eastAsia"/>
-          <w:szCs w:val="21"/>
-        </w:rPr>
-        <w:t>，乂→㐅</w:t>
-      </w:r>
-      <w:r>
-        <w:rPr>
-          <w:rFonts w:ascii="宋体" w:eastAsia="宋体" w:hAnsi="宋体" w:hint="eastAsia"/>
-          <w:szCs w:val="21"/>
-        </w:rPr>
-        <w:t>，</w:t>
+        <w:t>𮂱</w:t>
+      </w:r>
+      <w:r>
+        <w:rPr>
+          <w:rFonts w:ascii="宋体" w:eastAsia="宋体" w:hAnsi="宋体"/>
+          <w:szCs w:val="21"/>
+        </w:rPr>
+        <w:t>→禾，行→彳，</w:t>
       </w:r>
       <w:r>
         <w:rPr>
           <w:rFonts w:ascii="SimSun-ExtB" w:eastAsia="SimSun-ExtB" w:hAnsi="SimSun-ExtB" w:cs="SimSun-ExtB" w:hint="eastAsia"/>
           <w:szCs w:val="21"/>
         </w:rPr>
-        <w:t>𭠍</w:t>
-      </w:r>
-      <w:r>
-        <w:rPr>
-          <w:rFonts w:ascii="宋体" w:eastAsia="宋体" w:hAnsi="宋体" w:hint="eastAsia"/>
-          <w:szCs w:val="21"/>
-        </w:rPr>
-        <w:t>→戈</w:t>
-      </w:r>
-      <w:r>
-        <w:rPr>
-          <w:rFonts w:ascii="宋体" w:eastAsia="宋体" w:hAnsi="宋体" w:hint="eastAsia"/>
-          <w:szCs w:val="21"/>
-        </w:rPr>
-        <w:t>，</w:t>
-      </w:r>
-      <w:r>
-        <w:rPr>
-          <w:rFonts w:ascii="宋体" w:eastAsia="宋体" w:hAnsi="宋体"/>
-          <w:szCs w:val="21"/>
-        </w:rPr>
-        <w:t>巜</w:t>
-      </w:r>
-      <w:r>
-        <w:rPr>
-          <w:rFonts w:ascii="宋体" w:eastAsia="宋体" w:hAnsi="宋体" w:hint="eastAsia"/>
-          <w:szCs w:val="21"/>
-        </w:rPr>
-        <w:t>→</w:t>
-      </w:r>
-      <w:proofErr w:type="gramStart"/>
-      <w:r>
-        <w:rPr>
-          <w:rFonts w:ascii="宋体" w:eastAsia="宋体" w:hAnsi="宋体" w:hint="eastAsia"/>
-          <w:szCs w:val="21"/>
-        </w:rPr>
-        <w:t>巛</w:t>
-      </w:r>
-      <w:proofErr w:type="gramEnd"/>
-      <w:r>
-        <w:rPr>
-          <w:rFonts w:ascii="宋体" w:eastAsia="宋体" w:hAnsi="宋体"/>
-          <w:szCs w:val="21"/>
-        </w:rPr>
-        <w:t>......</w:t>
-      </w:r>
-    </w:p>
-    <w:p>
-      <w:pPr>
-        <w:rPr>
-          <w:rFonts w:ascii="宋体" w:eastAsia="宋体" w:hAnsi="宋体" w:hint="eastAsia"/>
-          <w:szCs w:val="21"/>
-        </w:rPr>
-      </w:pPr>
-    </w:p>
-    <w:p>
-      <w:pPr>
-        <w:rPr>
-          <w:rFonts w:ascii="宋体" w:eastAsia="宋体" w:hAnsi="宋体" w:hint="eastAsia"/>
-          <w:szCs w:val="21"/>
-        </w:rPr>
-      </w:pPr>
-      <w:r>
-        <w:rPr>
-          <w:rFonts w:ascii="宋体" w:eastAsia="宋体" w:hAnsi="宋体"/>
-          <w:b/>
-          <w:bCs/>
-          <w:szCs w:val="21"/>
-        </w:rPr>
-        <w:t>非部首字代替</w:t>
-      </w:r>
-      <w:r>
-        <w:rPr>
-          <w:rFonts w:ascii="宋体" w:eastAsia="宋体" w:hAnsi="宋体"/>
-          <w:szCs w:val="21"/>
-        </w:rPr>
-        <w:t>（未收录的成字部首</w:t>
-      </w:r>
-      <w:r>
-        <w:rPr>
-          <w:rFonts w:ascii="宋体" w:eastAsia="宋体" w:hAnsi="宋体" w:hint="eastAsia"/>
-          <w:szCs w:val="21"/>
-        </w:rPr>
-        <w:t>（独体）</w:t>
-      </w:r>
-      <w:r>
-        <w:rPr>
-          <w:rFonts w:ascii="宋体" w:eastAsia="宋体" w:hAnsi="宋体"/>
-          <w:szCs w:val="21"/>
-        </w:rPr>
-        <w:t xml:space="preserve">，用其他的部首代替）： </w:t>
-      </w:r>
-    </w:p>
-    <w:p>
-      <w:pPr>
-        <w:rPr>
-          <w:rFonts w:ascii="宋体" w:eastAsia="宋体" w:hAnsi="宋体" w:hint="eastAsia"/>
-          <w:szCs w:val="21"/>
-        </w:rPr>
-      </w:pPr>
-      <w:r>
-        <w:rPr>
-          <w:rFonts w:ascii="宋体" w:eastAsia="宋体" w:hAnsi="宋体"/>
-          <w:szCs w:val="21"/>
-        </w:rPr>
-        <w:t>夫→</w:t>
-      </w:r>
-      <w:proofErr w:type="gramStart"/>
-      <w:r>
-        <w:rPr>
-          <w:rFonts w:ascii="宋体" w:eastAsia="宋体" w:hAnsi="宋体"/>
-          <w:szCs w:val="21"/>
-        </w:rPr>
-        <w:t>矢</w:t>
-      </w:r>
-      <w:proofErr w:type="gramEnd"/>
-      <w:r>
-        <w:rPr>
-          <w:rFonts w:ascii="宋体" w:eastAsia="宋体" w:hAnsi="宋体"/>
-          <w:szCs w:val="21"/>
-        </w:rPr>
-        <w:t>，正→止，长長镸→</w:t>
-      </w:r>
-      <w:proofErr w:type="gramStart"/>
-      <w:r>
-        <w:rPr>
-          <w:rFonts w:ascii="宋体" w:eastAsia="宋体" w:hAnsi="宋体"/>
-          <w:szCs w:val="21"/>
-        </w:rPr>
-        <w:t>髟</w:t>
-      </w:r>
-      <w:proofErr w:type="gramEnd"/>
-      <w:r>
-        <w:rPr>
-          <w:rFonts w:ascii="宋体" w:eastAsia="宋体" w:hAnsi="宋体"/>
-          <w:szCs w:val="21"/>
-        </w:rPr>
-        <w:t>，玉→王，曰→日，申→田，干→十，无→二，牙→寸，甘→革，生→青，隶→</w:t>
-      </w:r>
-      <w:proofErr w:type="gramStart"/>
-      <w:r>
-        <w:rPr>
-          <w:rFonts w:ascii="宋体" w:eastAsia="宋体" w:hAnsi="宋体"/>
-          <w:szCs w:val="21"/>
-        </w:rPr>
-        <w:t>聿</w:t>
-      </w:r>
-      <w:proofErr w:type="gramEnd"/>
-      <w:r>
-        <w:rPr>
-          <w:rFonts w:ascii="宋体" w:eastAsia="宋体" w:hAnsi="宋体"/>
-          <w:szCs w:val="21"/>
-        </w:rPr>
-        <w:t>，面→</w:t>
-      </w:r>
-      <w:proofErr w:type="gramStart"/>
-      <w:r>
-        <w:rPr>
-          <w:rFonts w:ascii="宋体" w:eastAsia="宋体" w:hAnsi="宋体"/>
-          <w:szCs w:val="21"/>
-        </w:rPr>
-        <w:t>囗</w:t>
-      </w:r>
-      <w:proofErr w:type="gramEnd"/>
-      <w:r>
-        <w:rPr>
-          <w:rFonts w:ascii="宋体" w:eastAsia="宋体" w:hAnsi="宋体"/>
-          <w:szCs w:val="21"/>
-        </w:rPr>
-        <w:t>，</w:t>
-      </w:r>
-      <w:proofErr w:type="gramStart"/>
-      <w:r>
-        <w:rPr>
-          <w:rFonts w:ascii="宋体" w:eastAsia="宋体" w:hAnsi="宋体"/>
-          <w:szCs w:val="21"/>
-        </w:rPr>
-        <w:t>韭</w:t>
-      </w:r>
-      <w:proofErr w:type="gramEnd"/>
-      <w:r>
-        <w:rPr>
-          <w:rFonts w:ascii="宋体" w:eastAsia="宋体" w:hAnsi="宋体"/>
-          <w:szCs w:val="21"/>
-        </w:rPr>
-        <w:t>→</w:t>
-      </w:r>
-      <w:proofErr w:type="gramStart"/>
-      <w:r>
-        <w:rPr>
-          <w:rFonts w:ascii="宋体" w:eastAsia="宋体" w:hAnsi="宋体"/>
-          <w:szCs w:val="21"/>
-        </w:rPr>
-        <w:t>耒</w:t>
-      </w:r>
-      <w:proofErr w:type="gramEnd"/>
-      <w:r>
-        <w:rPr>
-          <w:rFonts w:ascii="宋体" w:eastAsia="宋体" w:hAnsi="宋体"/>
-          <w:szCs w:val="21"/>
-        </w:rPr>
-        <w:t>，飞→</w:t>
-      </w:r>
-      <w:proofErr w:type="gramStart"/>
-      <w:r>
-        <w:rPr>
-          <w:rFonts w:ascii="宋体" w:eastAsia="宋体" w:hAnsi="宋体"/>
-          <w:szCs w:val="21"/>
-        </w:rPr>
-        <w:t>疒</w:t>
-      </w:r>
-      <w:proofErr w:type="gramEnd"/>
-      <w:r>
-        <w:rPr>
-          <w:rFonts w:ascii="宋体" w:eastAsia="宋体" w:hAnsi="宋体"/>
-          <w:szCs w:val="21"/>
-        </w:rPr>
-        <w:t>，鬥→门</w:t>
-      </w:r>
-      <w:r>
-        <w:rPr>
-          <w:rFonts w:ascii="宋体" w:eastAsia="宋体" w:hAnsi="宋体" w:hint="eastAsia"/>
-          <w:szCs w:val="21"/>
-        </w:rPr>
-        <w:t>，</w:t>
-      </w:r>
-      <w:proofErr w:type="gramStart"/>
-      <w:r>
-        <w:rPr>
-          <w:rFonts w:ascii="宋体" w:eastAsia="宋体" w:hAnsi="宋体"/>
-          <w:szCs w:val="21"/>
-        </w:rPr>
-        <w:t>兀</w:t>
-      </w:r>
-      <w:proofErr w:type="gramEnd"/>
-      <w:r>
-        <w:rPr>
-          <w:rFonts w:ascii="宋体" w:eastAsia="宋体" w:hAnsi="宋体"/>
-          <w:szCs w:val="21"/>
-        </w:rPr>
-        <w:t>→儿</w:t>
-      </w:r>
-      <w:r>
-        <w:rPr>
-          <w:rFonts w:ascii="宋体" w:eastAsia="宋体" w:hAnsi="宋体"/>
-          <w:szCs w:val="21"/>
-        </w:rPr>
-        <w:t>......</w:t>
-      </w:r>
-    </w:p>
-    <w:p>
-      <w:pPr>
-        <w:rPr>
-          <w:rFonts w:ascii="宋体" w:eastAsia="宋体" w:hAnsi="宋体" w:hint="eastAsia"/>
-          <w:szCs w:val="21"/>
-        </w:rPr>
-      </w:pPr>
-    </w:p>
-    <w:p>
-      <w:pPr>
-        <w:rPr>
-          <w:rFonts w:ascii="宋体" w:eastAsia="宋体" w:hAnsi="宋体" w:hint="eastAsia"/>
-          <w:szCs w:val="21"/>
-        </w:rPr>
-      </w:pPr>
-      <w:r>
-        <w:rPr>
-          <w:rFonts w:ascii="宋体" w:eastAsia="宋体" w:hAnsi="宋体"/>
-          <w:b/>
-          <w:bCs/>
-          <w:szCs w:val="21"/>
-        </w:rPr>
-        <w:t>部首简并</w:t>
-      </w:r>
-      <w:r>
-        <w:rPr>
-          <w:rFonts w:ascii="宋体" w:eastAsia="宋体" w:hAnsi="宋体"/>
-          <w:szCs w:val="21"/>
-        </w:rPr>
-        <w:t>（部首本身包含其他部首</w:t>
-      </w:r>
-      <w:r>
-        <w:rPr>
-          <w:rFonts w:ascii="宋体" w:eastAsia="宋体" w:hAnsi="宋体" w:hint="eastAsia"/>
-          <w:szCs w:val="21"/>
-        </w:rPr>
-        <w:t>（合体）</w:t>
-      </w:r>
-      <w:r>
-        <w:rPr>
-          <w:rFonts w:ascii="宋体" w:eastAsia="宋体" w:hAnsi="宋体"/>
-          <w:szCs w:val="21"/>
-        </w:rPr>
-        <w:t>，进行简化合并）：</w:t>
-      </w:r>
-    </w:p>
-    <w:p>
-      <w:pPr>
-        <w:rPr>
-          <w:rFonts w:ascii="宋体" w:eastAsia="宋体" w:hAnsi="宋体" w:hint="eastAsia"/>
-          <w:szCs w:val="21"/>
-        </w:rPr>
-      </w:pPr>
-      <w:r>
-        <w:rPr>
-          <w:rFonts w:ascii="宋体" w:eastAsia="宋体" w:hAnsi="宋体"/>
-          <w:szCs w:val="21"/>
-        </w:rPr>
-        <w:t>立→</w:t>
-      </w:r>
-      <w:proofErr w:type="gramStart"/>
-      <w:r>
-        <w:rPr>
-          <w:rFonts w:ascii="宋体" w:eastAsia="宋体" w:hAnsi="宋体"/>
-          <w:szCs w:val="21"/>
-        </w:rPr>
-        <w:t>亠</w:t>
-      </w:r>
-      <w:proofErr w:type="gramEnd"/>
-      <w:r>
-        <w:rPr>
-          <w:rFonts w:ascii="宋体" w:eastAsia="宋体" w:hAnsi="宋体"/>
-          <w:szCs w:val="21"/>
-        </w:rPr>
-        <w:t>，鼠→臼，</w:t>
-      </w:r>
-      <w:proofErr w:type="gramStart"/>
-      <w:r>
-        <w:rPr>
-          <w:rFonts w:ascii="宋体" w:eastAsia="宋体" w:hAnsi="宋体"/>
-          <w:szCs w:val="21"/>
-        </w:rPr>
-        <w:t>舛</w:t>
-      </w:r>
-      <w:proofErr w:type="gramEnd"/>
-      <w:r>
-        <w:rPr>
-          <w:rFonts w:ascii="宋体" w:eastAsia="宋体" w:hAnsi="宋体"/>
-          <w:szCs w:val="21"/>
-        </w:rPr>
-        <w:t>→夕，㫃→方，卧→臣，</w:t>
-      </w:r>
-      <w:r>
-        <w:rPr>
-          <w:rFonts w:ascii="SimSun-ExtB" w:eastAsia="SimSun-ExtB" w:hAnsi="SimSun-ExtB" w:cs="SimSun-ExtB" w:hint="eastAsia"/>
-          <w:szCs w:val="21"/>
-        </w:rPr>
-        <w:t>𮂱</w:t>
-      </w:r>
-      <w:r>
-        <w:rPr>
-          <w:rFonts w:ascii="宋体" w:eastAsia="宋体" w:hAnsi="宋体"/>
-          <w:szCs w:val="21"/>
-        </w:rPr>
-        <w:t>→禾，行→</w:t>
-      </w:r>
-      <w:proofErr w:type="gramStart"/>
-      <w:r>
-        <w:rPr>
-          <w:rFonts w:ascii="宋体" w:eastAsia="宋体" w:hAnsi="宋体"/>
-          <w:szCs w:val="21"/>
-        </w:rPr>
-        <w:t>彳</w:t>
-      </w:r>
-      <w:proofErr w:type="gramEnd"/>
-      <w:r>
-        <w:rPr>
-          <w:rFonts w:ascii="宋体" w:eastAsia="宋体" w:hAnsi="宋体"/>
-          <w:szCs w:val="21"/>
-        </w:rPr>
-        <w:t>，</w:t>
-      </w:r>
-      <w:r>
-        <w:rPr>
-          <w:rFonts w:ascii="SimSun-ExtB" w:eastAsia="SimSun-ExtB" w:hAnsi="SimSun-ExtB" w:cs="SimSun-ExtB" w:hint="eastAsia"/>
-          <w:szCs w:val="21"/>
-        </w:rPr>
         <w:t>𪧇</w:t>
       </w:r>
       <w:r>
@@ -11560,231 +11339,7 @@
           <w:rFonts w:ascii="宋体" w:eastAsia="宋体" w:hAnsi="宋体"/>
           <w:szCs w:val="21"/>
         </w:rPr>
-        <w:t>→</w:t>
-      </w:r>
-      <w:proofErr w:type="gramStart"/>
-      <w:r>
-        <w:rPr>
-          <w:rFonts w:ascii="宋体" w:eastAsia="宋体" w:hAnsi="宋体"/>
-          <w:szCs w:val="21"/>
-        </w:rPr>
-        <w:t>宀</w:t>
-      </w:r>
-      <w:proofErr w:type="gramEnd"/>
-      <w:r>
-        <w:rPr>
-          <w:rFonts w:ascii="宋体" w:eastAsia="宋体" w:hAnsi="宋体"/>
-          <w:szCs w:val="21"/>
-        </w:rPr>
-        <w:t>，亼→人，</w:t>
-      </w:r>
-      <w:proofErr w:type="gramStart"/>
-      <w:r>
-        <w:rPr>
-          <w:rFonts w:ascii="宋体" w:eastAsia="宋体" w:hAnsi="宋体"/>
-          <w:szCs w:val="21"/>
-        </w:rPr>
-        <w:t>龠</w:t>
-      </w:r>
-      <w:proofErr w:type="gramEnd"/>
-      <w:r>
-        <w:rPr>
-          <w:rFonts w:ascii="宋体" w:eastAsia="宋体" w:hAnsi="宋体"/>
-          <w:szCs w:val="21"/>
-        </w:rPr>
-        <w:t>→人，鼻→自，齐（齊）→文，林→木，舍→人，多→夕，男→田，死→</w:t>
-      </w:r>
-      <w:proofErr w:type="gramStart"/>
-      <w:r>
-        <w:rPr>
-          <w:rFonts w:ascii="宋体" w:eastAsia="宋体" w:hAnsi="宋体"/>
-          <w:szCs w:val="21"/>
-        </w:rPr>
-        <w:t>歹</w:t>
-      </w:r>
-      <w:proofErr w:type="gramEnd"/>
-      <w:r>
-        <w:rPr>
-          <w:rFonts w:ascii="宋体" w:eastAsia="宋体" w:hAnsi="宋体"/>
-          <w:szCs w:val="21"/>
-        </w:rPr>
-        <w:t>，比→</w:t>
-      </w:r>
-      <w:proofErr w:type="gramStart"/>
-      <w:r>
-        <w:rPr>
-          <w:rFonts w:ascii="宋体" w:eastAsia="宋体" w:hAnsi="宋体"/>
-          <w:szCs w:val="21"/>
-        </w:rPr>
-        <w:t>匕</w:t>
-      </w:r>
-      <w:proofErr w:type="gramEnd"/>
-      <w:r>
-        <w:rPr>
-          <w:rFonts w:ascii="宋体" w:eastAsia="宋体" w:hAnsi="宋体"/>
-          <w:szCs w:val="21"/>
-        </w:rPr>
-        <w:t>，</w:t>
-      </w:r>
-      <w:proofErr w:type="gramStart"/>
-      <w:r>
-        <w:rPr>
-          <w:rFonts w:ascii="宋体" w:eastAsia="宋体" w:hAnsi="宋体"/>
-          <w:szCs w:val="21"/>
-        </w:rPr>
-        <w:t>爻</w:t>
-      </w:r>
-      <w:proofErr w:type="gramEnd"/>
-      <w:r>
-        <w:rPr>
-          <w:rFonts w:ascii="宋体" w:eastAsia="宋体" w:hAnsi="宋体"/>
-          <w:szCs w:val="21"/>
-        </w:rPr>
-        <w:t>→㐅，玄→</w:t>
-      </w:r>
-      <w:proofErr w:type="gramStart"/>
-      <w:r>
-        <w:rPr>
-          <w:rFonts w:ascii="宋体" w:eastAsia="宋体" w:hAnsi="宋体"/>
-          <w:szCs w:val="21"/>
-        </w:rPr>
-        <w:t>亠</w:t>
-      </w:r>
-      <w:proofErr w:type="gramEnd"/>
-      <w:r>
-        <w:rPr>
-          <w:rFonts w:ascii="宋体" w:eastAsia="宋体" w:hAnsi="宋体"/>
-          <w:szCs w:val="21"/>
-        </w:rPr>
-        <w:t>，禸→</w:t>
-      </w:r>
-      <w:proofErr w:type="gramStart"/>
-      <w:r>
-        <w:rPr>
-          <w:rFonts w:ascii="宋体" w:eastAsia="宋体" w:hAnsi="宋体"/>
-          <w:szCs w:val="21"/>
-        </w:rPr>
-        <w:t>冂</w:t>
-      </w:r>
-      <w:proofErr w:type="gramEnd"/>
-      <w:r>
-        <w:rPr>
-          <w:rFonts w:ascii="宋体" w:eastAsia="宋体" w:hAnsi="宋体"/>
-          <w:szCs w:val="21"/>
-        </w:rPr>
-        <w:t>，至→土，色→刀，首→丷，香→禾，高→</w:t>
-      </w:r>
-      <w:proofErr w:type="gramStart"/>
-      <w:r>
-        <w:rPr>
-          <w:rFonts w:ascii="宋体" w:eastAsia="宋体" w:hAnsi="宋体"/>
-          <w:szCs w:val="21"/>
-        </w:rPr>
-        <w:t>亠</w:t>
-      </w:r>
-      <w:proofErr w:type="gramEnd"/>
-      <w:r>
-        <w:rPr>
-          <w:rFonts w:ascii="宋体" w:eastAsia="宋体" w:hAnsi="宋体"/>
-          <w:szCs w:val="21"/>
-        </w:rPr>
-        <w:t>，</w:t>
-      </w:r>
-      <w:proofErr w:type="gramStart"/>
-      <w:r>
-        <w:rPr>
-          <w:rFonts w:ascii="宋体" w:eastAsia="宋体" w:hAnsi="宋体"/>
-          <w:szCs w:val="21"/>
-        </w:rPr>
-        <w:t>鬯</w:t>
-      </w:r>
-      <w:proofErr w:type="gramEnd"/>
-      <w:r>
-        <w:rPr>
-          <w:rFonts w:ascii="宋体" w:eastAsia="宋体" w:hAnsi="宋体"/>
-          <w:szCs w:val="21"/>
-        </w:rPr>
-        <w:t>→</w:t>
-      </w:r>
-      <w:proofErr w:type="gramStart"/>
-      <w:r>
-        <w:rPr>
-          <w:rFonts w:ascii="宋体" w:eastAsia="宋体" w:hAnsi="宋体"/>
-          <w:szCs w:val="21"/>
-        </w:rPr>
-        <w:t>匕</w:t>
-      </w:r>
-      <w:proofErr w:type="gramEnd"/>
-      <w:r>
-        <w:rPr>
-          <w:rFonts w:ascii="宋体" w:eastAsia="宋体" w:hAnsi="宋体"/>
-          <w:szCs w:val="21"/>
-        </w:rPr>
-        <w:t>，</w:t>
-      </w:r>
-      <w:proofErr w:type="gramStart"/>
-      <w:r>
-        <w:rPr>
-          <w:rFonts w:ascii="宋体" w:eastAsia="宋体" w:hAnsi="宋体"/>
-          <w:szCs w:val="21"/>
-        </w:rPr>
-        <w:t>鬲</w:t>
-      </w:r>
-      <w:proofErr w:type="gramEnd"/>
-      <w:r>
-        <w:rPr>
-          <w:rFonts w:ascii="宋体" w:eastAsia="宋体" w:hAnsi="宋体"/>
-          <w:szCs w:val="21"/>
-        </w:rPr>
-        <w:t>→口，鹿→广，麻→广，黄黃→八，</w:t>
-      </w:r>
-      <w:proofErr w:type="gramStart"/>
-      <w:r>
-        <w:rPr>
-          <w:rFonts w:ascii="宋体" w:eastAsia="宋体" w:hAnsi="宋体"/>
-          <w:szCs w:val="21"/>
-        </w:rPr>
-        <w:t>黍</w:t>
-      </w:r>
-      <w:proofErr w:type="gramEnd"/>
-      <w:r>
-        <w:rPr>
-          <w:rFonts w:ascii="宋体" w:eastAsia="宋体" w:hAnsi="宋体"/>
-          <w:szCs w:val="21"/>
-        </w:rPr>
-        <w:t>→禾，</w:t>
-      </w:r>
-      <w:proofErr w:type="gramStart"/>
-      <w:r>
-        <w:rPr>
-          <w:rFonts w:ascii="宋体" w:eastAsia="宋体" w:hAnsi="宋体"/>
-          <w:szCs w:val="21"/>
-        </w:rPr>
-        <w:t>黹</w:t>
-      </w:r>
-      <w:proofErr w:type="gramEnd"/>
-      <w:r>
-        <w:rPr>
-          <w:rFonts w:ascii="宋体" w:eastAsia="宋体" w:hAnsi="宋体"/>
-          <w:szCs w:val="21"/>
-        </w:rPr>
-        <w:t>→业，鼎→目，鼓→支，龟→刀，</w:t>
-      </w:r>
-      <w:proofErr w:type="gramStart"/>
-      <w:r>
-        <w:rPr>
-          <w:rFonts w:ascii="宋体" w:eastAsia="宋体" w:hAnsi="宋体"/>
-          <w:szCs w:val="21"/>
-        </w:rPr>
-        <w:t>厄</w:t>
-      </w:r>
-      <w:proofErr w:type="gramEnd"/>
-      <w:r>
-        <w:rPr>
-          <w:rFonts w:ascii="宋体" w:eastAsia="宋体" w:hAnsi="宋体"/>
-          <w:szCs w:val="21"/>
-        </w:rPr>
-        <w:t>→厂......</w:t>
+        <w:t>→宀，亼→人，龠→人，鼻→自，齐（齊）→文，林→木，舍→人，多→夕，男→田，死→歹，比→匕，爻→㐅，玄→亠，禸→冂，至→土，色→刀，首→丷，香→禾，高→亠，鬯→匕，鬲→口，鹿→广，麻→广，黄黃→八，黍→禾，黹→业，鼎→目，鼓→支，龟→刀，厄→厂......</w:t>
       </w:r>
     </w:p>
     <w:p>
@@ -12600,6 +12155,7 @@
           <w:bCs/>
           <w:szCs w:val="21"/>
         </w:rPr>
+        <w:lastRenderedPageBreak/>
         <w:t>常用度判定标准</w:t>
       </w:r>
     </w:p>
@@ -12686,7 +12242,6 @@
                 <w:rFonts w:ascii="宋体" w:eastAsia="宋体" w:hAnsi="宋体"/>
                 <w:szCs w:val="21"/>
               </w:rPr>
-              <w:lastRenderedPageBreak/>
               <w:t>术语</w:t>
             </w:r>
           </w:p>
@@ -14587,6 +14142,7 @@
           <w:bCs/>
           <w:szCs w:val="21"/>
         </w:rPr>
+        <w:lastRenderedPageBreak/>
         <w:t xml:space="preserve">1 </w:t>
       </w:r>
       <w:r>
@@ -14776,7 +14332,6 @@
           <w:rFonts w:ascii="宋体" w:eastAsia="宋体" w:hAnsi="宋体"/>
           <w:szCs w:val="21"/>
         </w:rPr>
-        <w:lastRenderedPageBreak/>
         <w:t>"</w:t>
       </w:r>
       <w:r>
@@ -15054,23 +14609,7 @@
           <w:rFonts w:ascii="宋体" w:eastAsia="宋体" w:hAnsi="宋体"/>
           <w:szCs w:val="21"/>
         </w:rPr>
-        <w:t>与整字音</w:t>
-      </w:r>
-      <w:proofErr w:type="gramStart"/>
-      <w:r>
-        <w:rPr>
-          <w:rFonts w:ascii="宋体" w:eastAsia="宋体" w:hAnsi="宋体"/>
-          <w:szCs w:val="21"/>
-        </w:rPr>
-        <w:t>似</w:t>
-      </w:r>
-      <w:proofErr w:type="gramEnd"/>
-      <w:r>
-        <w:rPr>
-          <w:rFonts w:ascii="宋体" w:eastAsia="宋体" w:hAnsi="宋体"/>
-          <w:szCs w:val="21"/>
-        </w:rPr>
-        <w:t>。无</w:t>
+        <w:t>与整字音似。无</w:t>
       </w:r>
       <w:proofErr w:type="gramStart"/>
       <w:r>
@@ -16242,6 +15781,7 @@
           <w:bCs/>
           <w:szCs w:val="21"/>
         </w:rPr>
+        <w:lastRenderedPageBreak/>
         <w:t>规则</w:t>
       </w:r>
       <w:r>
@@ -16399,7 +15939,7 @@
           <w:rFonts w:ascii="宋体" w:eastAsia="宋体" w:hAnsi="宋体"/>
           <w:szCs w:val="21"/>
         </w:rPr>
-        <w:t>丶一丨丿</w:t>
+        <w:t>丶</w:t>
       </w:r>
       <w:proofErr w:type="gramEnd"/>
       <w:r>
@@ -16407,7 +15947,7 @@
           <w:rFonts w:ascii="宋体" w:eastAsia="宋体" w:hAnsi="宋体"/>
           <w:szCs w:val="21"/>
         </w:rPr>
-        <w:t>乙乛</w:t>
+        <w:t>一丨丿乙乛</w:t>
       </w:r>
       <w:r>
         <w:rPr>
@@ -16465,7 +16005,6 @@
         <w:rPr>
           <w:rFonts w:ascii="宋体" w:eastAsia="宋体" w:hAnsi="宋体" w:hint="eastAsia"/>
         </w:rPr>
-        <w:lastRenderedPageBreak/>
         <w:t>有：系xi4sp/ji4sp。</w:t>
       </w:r>
     </w:p>
@@ -16693,55 +16232,7 @@
           <w:rFonts w:ascii="宋体" w:eastAsia="宋体" w:hAnsi="宋体"/>
           <w:szCs w:val="21"/>
         </w:rPr>
-        <w:t>"作为包围外框（其他半包围外框如</w:t>
-      </w:r>
-      <w:proofErr w:type="gramStart"/>
-      <w:r>
-        <w:rPr>
-          <w:rFonts w:ascii="宋体" w:eastAsia="宋体" w:hAnsi="宋体"/>
-          <w:szCs w:val="21"/>
-        </w:rPr>
-        <w:t>匚</w:t>
-      </w:r>
-      <w:proofErr w:type="gramEnd"/>
-      <w:r>
-        <w:rPr>
-          <w:rFonts w:ascii="宋体" w:eastAsia="宋体" w:hAnsi="宋体"/>
-          <w:szCs w:val="21"/>
-        </w:rPr>
-        <w:t>、</w:t>
-      </w:r>
-      <w:proofErr w:type="gramStart"/>
-      <w:r>
-        <w:rPr>
-          <w:rFonts w:ascii="宋体" w:eastAsia="宋体" w:hAnsi="宋体"/>
-          <w:szCs w:val="21"/>
-        </w:rPr>
-        <w:t>凵</w:t>
-      </w:r>
-      <w:proofErr w:type="gramEnd"/>
-      <w:r>
-        <w:rPr>
-          <w:rFonts w:ascii="宋体" w:eastAsia="宋体" w:hAnsi="宋体"/>
-          <w:szCs w:val="21"/>
-        </w:rPr>
-        <w:t>、</w:t>
-      </w:r>
-      <w:proofErr w:type="gramStart"/>
-      <w:r>
-        <w:rPr>
-          <w:rFonts w:ascii="宋体" w:eastAsia="宋体" w:hAnsi="宋体"/>
-          <w:szCs w:val="21"/>
-        </w:rPr>
-        <w:t>冂</w:t>
-      </w:r>
-      <w:proofErr w:type="gramEnd"/>
-      <w:r>
-        <w:rPr>
-          <w:rFonts w:ascii="宋体" w:eastAsia="宋体" w:hAnsi="宋体"/>
-          <w:szCs w:val="21"/>
-        </w:rPr>
-        <w:t>等均不适用）。"口"：汉字仅由两个部件组成，其中一个部件必须是"口"（不能是"日""田"等变形），另一个部件必须是成字。满足任</w:t>
+        <w:t>"作为包围外框（其他半包围外框如匚、凵、冂等均不适用）。"口"：汉字仅由两个部件组成，其中一个部件必须是"口"（不能是"日""田"等变形），另一个部件必须是成字。满足任</w:t>
       </w:r>
       <w:proofErr w:type="gramStart"/>
       <w:r>
@@ -17493,6 +16984,7 @@
               <w:rPr>
                 <w:rFonts w:ascii="宋体" w:eastAsia="宋体" w:hAnsi="宋体"/>
               </w:rPr>
+              <w:lastRenderedPageBreak/>
               <w:t>左中右结构</w:t>
             </w:r>
           </w:p>
@@ -17663,7 +17155,6 @@
               <w:rPr>
                 <w:rFonts w:ascii="宋体" w:eastAsia="宋体" w:hAnsi="宋体"/>
               </w:rPr>
-              <w:lastRenderedPageBreak/>
               <w:t>上中下结构</w:t>
             </w:r>
           </w:p>
@@ -19179,6 +18670,7 @@
               <w:rPr>
                 <w:rFonts w:ascii="宋体" w:eastAsia="宋体" w:hAnsi="宋体"/>
               </w:rPr>
+              <w:lastRenderedPageBreak/>
               <w:t>符号</w:t>
             </w:r>
           </w:p>
@@ -19311,14 +18803,7 @@
               <w:rPr>
                 <w:rFonts w:ascii="宋体" w:eastAsia="宋体" w:hAnsi="宋体"/>
               </w:rPr>
-              <w:t>上下结</w:t>
-            </w:r>
-            <w:r>
-              <w:rPr>
-                <w:rFonts w:ascii="宋体" w:eastAsia="宋体" w:hAnsi="宋体"/>
-              </w:rPr>
-              <w:lastRenderedPageBreak/>
-              <w:t>构</w:t>
+              <w:t>上下结构</w:t>
             </w:r>
           </w:p>
         </w:tc>
@@ -19345,7 +18830,6 @@
               <w:rPr>
                 <w:rFonts w:ascii="宋体" w:eastAsia="宋体" w:hAnsi="宋体"/>
               </w:rPr>
-              <w:lastRenderedPageBreak/>
               <w:t>々</w:t>
             </w:r>
           </w:p>
@@ -20768,6 +20252,7 @@
               <w:rPr>
                 <w:rFonts w:ascii="宋体" w:eastAsia="宋体" w:hAnsi="宋体"/>
               </w:rPr>
+              <w:lastRenderedPageBreak/>
               <w:t>hh</w:t>
             </w:r>
             <w:proofErr w:type="spellEnd"/>
@@ -20893,7 +20378,6 @@
               <w:rPr>
                 <w:rFonts w:ascii="宋体" w:eastAsia="宋体" w:hAnsi="宋体"/>
               </w:rPr>
-              <w:lastRenderedPageBreak/>
               <w:t>jc</w:t>
             </w:r>
             <w:proofErr w:type="spellEnd"/>
@@ -23236,6 +22720,7 @@
         <w:rPr>
           <w:rFonts w:ascii="宋体" w:eastAsia="宋体" w:hAnsi="宋体"/>
         </w:rPr>
+        <w:lastRenderedPageBreak/>
         <w:t>确保拆分可追溯、可讨论，贯彻"以义定形"理念</w:t>
       </w:r>
       <w:r>
@@ -23248,14 +22733,7 @@
         <w:rPr>
           <w:rFonts w:ascii="宋体" w:eastAsia="宋体" w:hAnsi="宋体"/>
         </w:rPr>
-        <w:t>每个拆分步骤都有明确的结构依</w:t>
-      </w:r>
-      <w:r>
-        <w:rPr>
-          <w:rFonts w:ascii="宋体" w:eastAsia="宋体" w:hAnsi="宋体"/>
-        </w:rPr>
-        <w:lastRenderedPageBreak/>
-        <w:t>据</w:t>
+        <w:t>每个拆分步骤都有明确的结构依据</w:t>
       </w:r>
       <w:r>
         <w:rPr>
@@ -25015,6 +24493,7 @@
           <w:rFonts w:ascii="宋体" w:eastAsia="宋体" w:hAnsi="宋体" w:hint="eastAsia"/>
           <w:szCs w:val="21"/>
         </w:rPr>
+        <w:lastRenderedPageBreak/>
         <w:t>类型符</w:t>
       </w:r>
       <w:r>
@@ -25041,7 +24520,6 @@
           <w:bCs/>
           <w:szCs w:val="21"/>
         </w:rPr>
-        <w:lastRenderedPageBreak/>
         <w:t>2. </w:t>
       </w:r>
       <w:r>
@@ -26861,6 +26339,7 @@
           <w:rFonts w:ascii="宋体" w:eastAsia="宋体" w:hAnsi="宋体" w:hint="eastAsia"/>
           <w:szCs w:val="21"/>
         </w:rPr>
+        <w:lastRenderedPageBreak/>
         <w:t xml:space="preserve">    合体字：</w:t>
       </w:r>
     </w:p>
@@ -26876,7 +26355,6 @@
           <w:rFonts w:ascii="宋体" w:eastAsia="宋体" w:hAnsi="宋体" w:hint="eastAsia"/>
           <w:szCs w:val="21"/>
         </w:rPr>
-        <w:lastRenderedPageBreak/>
         <w:t xml:space="preserve">    先部首码，再附加。附加</w:t>
       </w:r>
       <w:proofErr w:type="gramStart"/>
@@ -28972,6 +28450,119 @@
     </w:lvl>
   </w:abstractNum>
   <w:abstractNum w:abstractNumId="14" w15:restartNumberingAfterBreak="0">
+    <w:nsid w:val="2B8C49C5"/>
+    <w:multiLevelType w:val="hybridMultilevel"/>
+    <w:tmpl w:val="A984D084"/>
+    <w:lvl w:ilvl="0" w:tplc="04090001">
+      <w:start w:val="1"/>
+      <w:numFmt w:val="bullet"/>
+      <w:lvlText w:val=""/>
+      <w:lvlJc w:val="left"/>
+      <w:pPr>
+        <w:ind w:left="880" w:hanging="440"/>
+      </w:pPr>
+      <w:rPr>
+        <w:rFonts w:ascii="Wingdings" w:hAnsi="Wingdings" w:hint="default"/>
+      </w:rPr>
+    </w:lvl>
+    <w:lvl w:ilvl="1" w:tplc="04090003" w:tentative="1">
+      <w:start w:val="1"/>
+      <w:numFmt w:val="bullet"/>
+      <w:lvlText w:val=""/>
+      <w:lvlJc w:val="left"/>
+      <w:pPr>
+        <w:ind w:left="1320" w:hanging="440"/>
+      </w:pPr>
+      <w:rPr>
+        <w:rFonts w:ascii="Wingdings" w:hAnsi="Wingdings" w:hint="default"/>
+      </w:rPr>
+    </w:lvl>
+    <w:lvl w:ilvl="2" w:tplc="04090005" w:tentative="1">
+      <w:start w:val="1"/>
+      <w:numFmt w:val="bullet"/>
+      <w:lvlText w:val=""/>
+      <w:lvlJc w:val="left"/>
+      <w:pPr>
+        <w:ind w:left="1760" w:hanging="440"/>
+      </w:pPr>
+      <w:rPr>
+        <w:rFonts w:ascii="Wingdings" w:hAnsi="Wingdings" w:hint="default"/>
+      </w:rPr>
+    </w:lvl>
+    <w:lvl w:ilvl="3" w:tplc="04090001" w:tentative="1">
+      <w:start w:val="1"/>
+      <w:numFmt w:val="bullet"/>
+      <w:lvlText w:val=""/>
+      <w:lvlJc w:val="left"/>
+      <w:pPr>
+        <w:ind w:left="2200" w:hanging="440"/>
+      </w:pPr>
+      <w:rPr>
+        <w:rFonts w:ascii="Wingdings" w:hAnsi="Wingdings" w:hint="default"/>
+      </w:rPr>
+    </w:lvl>
+    <w:lvl w:ilvl="4" w:tplc="04090003" w:tentative="1">
+      <w:start w:val="1"/>
+      <w:numFmt w:val="bullet"/>
+      <w:lvlText w:val=""/>
+      <w:lvlJc w:val="left"/>
+      <w:pPr>
+        <w:ind w:left="2640" w:hanging="440"/>
+      </w:pPr>
+      <w:rPr>
+        <w:rFonts w:ascii="Wingdings" w:hAnsi="Wingdings" w:hint="default"/>
+      </w:rPr>
+    </w:lvl>
+    <w:lvl w:ilvl="5" w:tplc="04090005" w:tentative="1">
+      <w:start w:val="1"/>
+      <w:numFmt w:val="bullet"/>
+      <w:lvlText w:val=""/>
+      <w:lvlJc w:val="left"/>
+      <w:pPr>
+        <w:ind w:left="3080" w:hanging="440"/>
+      </w:pPr>
+      <w:rPr>
+        <w:rFonts w:ascii="Wingdings" w:hAnsi="Wingdings" w:hint="default"/>
+      </w:rPr>
+    </w:lvl>
+    <w:lvl w:ilvl="6" w:tplc="04090001" w:tentative="1">
+      <w:start w:val="1"/>
+      <w:numFmt w:val="bullet"/>
+      <w:lvlText w:val=""/>
+      <w:lvlJc w:val="left"/>
+      <w:pPr>
+        <w:ind w:left="3520" w:hanging="440"/>
+      </w:pPr>
+      <w:rPr>
+        <w:rFonts w:ascii="Wingdings" w:hAnsi="Wingdings" w:hint="default"/>
+      </w:rPr>
+    </w:lvl>
+    <w:lvl w:ilvl="7" w:tplc="04090003" w:tentative="1">
+      <w:start w:val="1"/>
+      <w:numFmt w:val="bullet"/>
+      <w:lvlText w:val=""/>
+      <w:lvlJc w:val="left"/>
+      <w:pPr>
+        <w:ind w:left="3960" w:hanging="440"/>
+      </w:pPr>
+      <w:rPr>
+        <w:rFonts w:ascii="Wingdings" w:hAnsi="Wingdings" w:hint="default"/>
+      </w:rPr>
+    </w:lvl>
+    <w:lvl w:ilvl="8" w:tplc="04090005" w:tentative="1">
+      <w:start w:val="1"/>
+      <w:numFmt w:val="bullet"/>
+      <w:lvlText w:val=""/>
+      <w:lvlJc w:val="left"/>
+      <w:pPr>
+        <w:ind w:left="4400" w:hanging="440"/>
+      </w:pPr>
+      <w:rPr>
+        <w:rFonts w:ascii="Wingdings" w:hAnsi="Wingdings" w:hint="default"/>
+      </w:rPr>
+    </w:lvl>
+  </w:abstractNum>
+  <w:abstractNum w:abstractNumId="15" w15:restartNumberingAfterBreak="0">
     <w:nsid w:val="2C0B6089"/>
     <w:multiLevelType w:val="multilevel"/>
     <w:tmpl w:val="2C0B6089"/>
@@ -29120,7 +28711,7 @@
       </w:rPr>
     </w:lvl>
   </w:abstractNum>
-  <w:abstractNum w:abstractNumId="15" w15:restartNumberingAfterBreak="0">
+  <w:abstractNum w:abstractNumId="16" w15:restartNumberingAfterBreak="0">
     <w:nsid w:val="2F047BA3"/>
     <w:multiLevelType w:val="multilevel"/>
     <w:tmpl w:val="2F047BA3"/>
@@ -29269,7 +28860,7 @@
       </w:rPr>
     </w:lvl>
   </w:abstractNum>
-  <w:abstractNum w:abstractNumId="16" w15:restartNumberingAfterBreak="0">
+  <w:abstractNum w:abstractNumId="17" w15:restartNumberingAfterBreak="0">
     <w:nsid w:val="2FE47B08"/>
     <w:multiLevelType w:val="multilevel"/>
     <w:tmpl w:val="2FE47B08"/>
@@ -29418,7 +29009,7 @@
       </w:rPr>
     </w:lvl>
   </w:abstractNum>
-  <w:abstractNum w:abstractNumId="17" w15:restartNumberingAfterBreak="0">
+  <w:abstractNum w:abstractNumId="18" w15:restartNumberingAfterBreak="0">
     <w:nsid w:val="30735F6A"/>
     <w:multiLevelType w:val="multilevel"/>
     <w:tmpl w:val="30735F6A"/>
@@ -29567,7 +29158,7 @@
       </w:rPr>
     </w:lvl>
   </w:abstractNum>
-  <w:abstractNum w:abstractNumId="18" w15:restartNumberingAfterBreak="0">
+  <w:abstractNum w:abstractNumId="19" w15:restartNumberingAfterBreak="0">
     <w:nsid w:val="30B53E78"/>
     <w:multiLevelType w:val="hybridMultilevel"/>
     <w:tmpl w:val="1D080A7A"/>
@@ -29657,7 +29248,7 @@
       </w:pPr>
     </w:lvl>
   </w:abstractNum>
-  <w:abstractNum w:abstractNumId="19" w15:restartNumberingAfterBreak="0">
+  <w:abstractNum w:abstractNumId="20" w15:restartNumberingAfterBreak="0">
     <w:nsid w:val="3942536E"/>
     <w:multiLevelType w:val="multilevel"/>
     <w:tmpl w:val="3942536E"/>
@@ -29770,7 +29361,7 @@
       </w:pPr>
     </w:lvl>
   </w:abstractNum>
-  <w:abstractNum w:abstractNumId="20" w15:restartNumberingAfterBreak="0">
+  <w:abstractNum w:abstractNumId="21" w15:restartNumberingAfterBreak="0">
     <w:nsid w:val="3F8512AE"/>
     <w:multiLevelType w:val="multilevel"/>
     <w:tmpl w:val="3F8512AE"/>
@@ -29919,7 +29510,7 @@
       </w:rPr>
     </w:lvl>
   </w:abstractNum>
-  <w:abstractNum w:abstractNumId="21" w15:restartNumberingAfterBreak="0">
+  <w:abstractNum w:abstractNumId="22" w15:restartNumberingAfterBreak="0">
     <w:nsid w:val="3FAA0C31"/>
     <w:multiLevelType w:val="multilevel"/>
     <w:tmpl w:val="3FAA0C31"/>
@@ -30068,7 +29659,7 @@
       </w:rPr>
     </w:lvl>
   </w:abstractNum>
-  <w:abstractNum w:abstractNumId="22" w15:restartNumberingAfterBreak="0">
+  <w:abstractNum w:abstractNumId="23" w15:restartNumberingAfterBreak="0">
     <w:nsid w:val="43E97FA1"/>
     <w:multiLevelType w:val="multilevel"/>
     <w:tmpl w:val="43E97FA1"/>
@@ -30217,7 +29808,156 @@
       </w:rPr>
     </w:lvl>
   </w:abstractNum>
-  <w:abstractNum w:abstractNumId="23" w15:restartNumberingAfterBreak="0">
+  <w:abstractNum w:abstractNumId="24" w15:restartNumberingAfterBreak="0">
+    <w:nsid w:val="44F51C28"/>
+    <w:multiLevelType w:val="multilevel"/>
+    <w:tmpl w:val="D6341E5E"/>
+    <w:lvl w:ilvl="0">
+      <w:start w:val="1"/>
+      <w:numFmt w:val="bullet"/>
+      <w:lvlText w:val=""/>
+      <w:lvlJc w:val="left"/>
+      <w:pPr>
+        <w:tabs>
+          <w:tab w:val="num" w:pos="720"/>
+        </w:tabs>
+        <w:ind w:left="720" w:hanging="360"/>
+      </w:pPr>
+      <w:rPr>
+        <w:rFonts w:ascii="Symbol" w:hAnsi="Symbol" w:hint="default"/>
+        <w:sz w:val="20"/>
+      </w:rPr>
+    </w:lvl>
+    <w:lvl w:ilvl="1" w:tentative="1">
+      <w:start w:val="1"/>
+      <w:numFmt w:val="bullet"/>
+      <w:lvlText w:val="o"/>
+      <w:lvlJc w:val="left"/>
+      <w:pPr>
+        <w:tabs>
+          <w:tab w:val="num" w:pos="1440"/>
+        </w:tabs>
+        <w:ind w:left="1440" w:hanging="360"/>
+      </w:pPr>
+      <w:rPr>
+        <w:rFonts w:ascii="Courier New" w:hAnsi="Courier New" w:hint="default"/>
+        <w:sz w:val="20"/>
+      </w:rPr>
+    </w:lvl>
+    <w:lvl w:ilvl="2" w:tentative="1">
+      <w:start w:val="1"/>
+      <w:numFmt w:val="bullet"/>
+      <w:lvlText w:val=""/>
+      <w:lvlJc w:val="left"/>
+      <w:pPr>
+        <w:tabs>
+          <w:tab w:val="num" w:pos="2160"/>
+        </w:tabs>
+        <w:ind w:left="2160" w:hanging="360"/>
+      </w:pPr>
+      <w:rPr>
+        <w:rFonts w:ascii="Wingdings" w:hAnsi="Wingdings" w:hint="default"/>
+        <w:sz w:val="20"/>
+      </w:rPr>
+    </w:lvl>
+    <w:lvl w:ilvl="3" w:tentative="1">
+      <w:start w:val="1"/>
+      <w:numFmt w:val="bullet"/>
+      <w:lvlText w:val=""/>
+      <w:lvlJc w:val="left"/>
+      <w:pPr>
+        <w:tabs>
+          <w:tab w:val="num" w:pos="2880"/>
+        </w:tabs>
+        <w:ind w:left="2880" w:hanging="360"/>
+      </w:pPr>
+      <w:rPr>
+        <w:rFonts w:ascii="Wingdings" w:hAnsi="Wingdings" w:hint="default"/>
+        <w:sz w:val="20"/>
+      </w:rPr>
+    </w:lvl>
+    <w:lvl w:ilvl="4" w:tentative="1">
+      <w:start w:val="1"/>
+      <w:numFmt w:val="bullet"/>
+      <w:lvlText w:val=""/>
+      <w:lvlJc w:val="left"/>
+      <w:pPr>
+        <w:tabs>
+          <w:tab w:val="num" w:pos="3600"/>
+        </w:tabs>
+        <w:ind w:left="3600" w:hanging="360"/>
+      </w:pPr>
+      <w:rPr>
+        <w:rFonts w:ascii="Wingdings" w:hAnsi="Wingdings" w:hint="default"/>
+        <w:sz w:val="20"/>
+      </w:rPr>
+    </w:lvl>
+    <w:lvl w:ilvl="5" w:tentative="1">
+      <w:start w:val="1"/>
+      <w:numFmt w:val="bullet"/>
+      <w:lvlText w:val=""/>
+      <w:lvlJc w:val="left"/>
+      <w:pPr>
+        <w:tabs>
+          <w:tab w:val="num" w:pos="4320"/>
+        </w:tabs>
+        <w:ind w:left="4320" w:hanging="360"/>
+      </w:pPr>
+      <w:rPr>
+        <w:rFonts w:ascii="Wingdings" w:hAnsi="Wingdings" w:hint="default"/>
+        <w:sz w:val="20"/>
+      </w:rPr>
+    </w:lvl>
+    <w:lvl w:ilvl="6" w:tentative="1">
+      <w:start w:val="1"/>
+      <w:numFmt w:val="bullet"/>
+      <w:lvlText w:val=""/>
+      <w:lvlJc w:val="left"/>
+      <w:pPr>
+        <w:tabs>
+          <w:tab w:val="num" w:pos="5040"/>
+        </w:tabs>
+        <w:ind w:left="5040" w:hanging="360"/>
+      </w:pPr>
+      <w:rPr>
+        <w:rFonts w:ascii="Wingdings" w:hAnsi="Wingdings" w:hint="default"/>
+        <w:sz w:val="20"/>
+      </w:rPr>
+    </w:lvl>
+    <w:lvl w:ilvl="7" w:tentative="1">
+      <w:start w:val="1"/>
+      <w:numFmt w:val="bullet"/>
+      <w:lvlText w:val=""/>
+      <w:lvlJc w:val="left"/>
+      <w:pPr>
+        <w:tabs>
+          <w:tab w:val="num" w:pos="5760"/>
+        </w:tabs>
+        <w:ind w:left="5760" w:hanging="360"/>
+      </w:pPr>
+      <w:rPr>
+        <w:rFonts w:ascii="Wingdings" w:hAnsi="Wingdings" w:hint="default"/>
+        <w:sz w:val="20"/>
+      </w:rPr>
+    </w:lvl>
+    <w:lvl w:ilvl="8" w:tentative="1">
+      <w:start w:val="1"/>
+      <w:numFmt w:val="bullet"/>
+      <w:lvlText w:val=""/>
+      <w:lvlJc w:val="left"/>
+      <w:pPr>
+        <w:tabs>
+          <w:tab w:val="num" w:pos="6480"/>
+        </w:tabs>
+        <w:ind w:left="6480" w:hanging="360"/>
+      </w:pPr>
+      <w:rPr>
+        <w:rFonts w:ascii="Wingdings" w:hAnsi="Wingdings" w:hint="default"/>
+        <w:sz w:val="20"/>
+      </w:rPr>
+    </w:lvl>
+  </w:abstractNum>
+  <w:abstractNum w:abstractNumId="25" w15:restartNumberingAfterBreak="0">
     <w:nsid w:val="484956A0"/>
     <w:multiLevelType w:val="multilevel"/>
     <w:tmpl w:val="484956A0"/>
@@ -30366,7 +30106,120 @@
       </w:rPr>
     </w:lvl>
   </w:abstractNum>
-  <w:abstractNum w:abstractNumId="24" w15:restartNumberingAfterBreak="0">
+  <w:abstractNum w:abstractNumId="26" w15:restartNumberingAfterBreak="0">
+    <w:nsid w:val="4E392749"/>
+    <w:multiLevelType w:val="hybridMultilevel"/>
+    <w:tmpl w:val="9AB23A32"/>
+    <w:lvl w:ilvl="0" w:tplc="04090001">
+      <w:start w:val="1"/>
+      <w:numFmt w:val="bullet"/>
+      <w:lvlText w:val=""/>
+      <w:lvlJc w:val="left"/>
+      <w:pPr>
+        <w:ind w:left="440" w:hanging="440"/>
+      </w:pPr>
+      <w:rPr>
+        <w:rFonts w:ascii="Wingdings" w:hAnsi="Wingdings" w:hint="default"/>
+      </w:rPr>
+    </w:lvl>
+    <w:lvl w:ilvl="1" w:tplc="04090003" w:tentative="1">
+      <w:start w:val="1"/>
+      <w:numFmt w:val="bullet"/>
+      <w:lvlText w:val=""/>
+      <w:lvlJc w:val="left"/>
+      <w:pPr>
+        <w:ind w:left="880" w:hanging="440"/>
+      </w:pPr>
+      <w:rPr>
+        <w:rFonts w:ascii="Wingdings" w:hAnsi="Wingdings" w:hint="default"/>
+      </w:rPr>
+    </w:lvl>
+    <w:lvl w:ilvl="2" w:tplc="04090005" w:tentative="1">
+      <w:start w:val="1"/>
+      <w:numFmt w:val="bullet"/>
+      <w:lvlText w:val=""/>
+      <w:lvlJc w:val="left"/>
+      <w:pPr>
+        <w:ind w:left="1320" w:hanging="440"/>
+      </w:pPr>
+      <w:rPr>
+        <w:rFonts w:ascii="Wingdings" w:hAnsi="Wingdings" w:hint="default"/>
+      </w:rPr>
+    </w:lvl>
+    <w:lvl w:ilvl="3" w:tplc="04090001" w:tentative="1">
+      <w:start w:val="1"/>
+      <w:numFmt w:val="bullet"/>
+      <w:lvlText w:val=""/>
+      <w:lvlJc w:val="left"/>
+      <w:pPr>
+        <w:ind w:left="1760" w:hanging="440"/>
+      </w:pPr>
+      <w:rPr>
+        <w:rFonts w:ascii="Wingdings" w:hAnsi="Wingdings" w:hint="default"/>
+      </w:rPr>
+    </w:lvl>
+    <w:lvl w:ilvl="4" w:tplc="04090003" w:tentative="1">
+      <w:start w:val="1"/>
+      <w:numFmt w:val="bullet"/>
+      <w:lvlText w:val=""/>
+      <w:lvlJc w:val="left"/>
+      <w:pPr>
+        <w:ind w:left="2200" w:hanging="440"/>
+      </w:pPr>
+      <w:rPr>
+        <w:rFonts w:ascii="Wingdings" w:hAnsi="Wingdings" w:hint="default"/>
+      </w:rPr>
+    </w:lvl>
+    <w:lvl w:ilvl="5" w:tplc="04090005" w:tentative="1">
+      <w:start w:val="1"/>
+      <w:numFmt w:val="bullet"/>
+      <w:lvlText w:val=""/>
+      <w:lvlJc w:val="left"/>
+      <w:pPr>
+        <w:ind w:left="2640" w:hanging="440"/>
+      </w:pPr>
+      <w:rPr>
+        <w:rFonts w:ascii="Wingdings" w:hAnsi="Wingdings" w:hint="default"/>
+      </w:rPr>
+    </w:lvl>
+    <w:lvl w:ilvl="6" w:tplc="04090001" w:tentative="1">
+      <w:start w:val="1"/>
+      <w:numFmt w:val="bullet"/>
+      <w:lvlText w:val=""/>
+      <w:lvlJc w:val="left"/>
+      <w:pPr>
+        <w:ind w:left="3080" w:hanging="440"/>
+      </w:pPr>
+      <w:rPr>
+        <w:rFonts w:ascii="Wingdings" w:hAnsi="Wingdings" w:hint="default"/>
+      </w:rPr>
+    </w:lvl>
+    <w:lvl w:ilvl="7" w:tplc="04090003" w:tentative="1">
+      <w:start w:val="1"/>
+      <w:numFmt w:val="bullet"/>
+      <w:lvlText w:val=""/>
+      <w:lvlJc w:val="left"/>
+      <w:pPr>
+        <w:ind w:left="3520" w:hanging="440"/>
+      </w:pPr>
+      <w:rPr>
+        <w:rFonts w:ascii="Wingdings" w:hAnsi="Wingdings" w:hint="default"/>
+      </w:rPr>
+    </w:lvl>
+    <w:lvl w:ilvl="8" w:tplc="04090005" w:tentative="1">
+      <w:start w:val="1"/>
+      <w:numFmt w:val="bullet"/>
+      <w:lvlText w:val=""/>
+      <w:lvlJc w:val="left"/>
+      <w:pPr>
+        <w:ind w:left="3960" w:hanging="440"/>
+      </w:pPr>
+      <w:rPr>
+        <w:rFonts w:ascii="Wingdings" w:hAnsi="Wingdings" w:hint="default"/>
+      </w:rPr>
+    </w:lvl>
+  </w:abstractNum>
+  <w:abstractNum w:abstractNumId="27" w15:restartNumberingAfterBreak="0">
     <w:nsid w:val="50064692"/>
     <w:multiLevelType w:val="multilevel"/>
     <w:tmpl w:val="50064692"/>
@@ -30515,7 +30368,7 @@
       </w:rPr>
     </w:lvl>
   </w:abstractNum>
-  <w:abstractNum w:abstractNumId="25" w15:restartNumberingAfterBreak="0">
+  <w:abstractNum w:abstractNumId="28" w15:restartNumberingAfterBreak="0">
     <w:nsid w:val="50DD71F9"/>
     <w:multiLevelType w:val="multilevel"/>
     <w:tmpl w:val="50DD71F9"/>
@@ -30664,7 +30517,7 @@
       </w:rPr>
     </w:lvl>
   </w:abstractNum>
-  <w:abstractNum w:abstractNumId="26" w15:restartNumberingAfterBreak="0">
+  <w:abstractNum w:abstractNumId="29" w15:restartNumberingAfterBreak="0">
     <w:nsid w:val="52107ADF"/>
     <w:multiLevelType w:val="multilevel"/>
     <w:tmpl w:val="52107ADF"/>
@@ -30777,7 +30630,7 @@
       </w:pPr>
     </w:lvl>
   </w:abstractNum>
-  <w:abstractNum w:abstractNumId="27" w15:restartNumberingAfterBreak="0">
+  <w:abstractNum w:abstractNumId="30" w15:restartNumberingAfterBreak="0">
     <w:nsid w:val="54F75AFD"/>
     <w:multiLevelType w:val="multilevel"/>
     <w:tmpl w:val="54F75AFD"/>
@@ -30926,7 +30779,7 @@
       </w:rPr>
     </w:lvl>
   </w:abstractNum>
-  <w:abstractNum w:abstractNumId="28" w15:restartNumberingAfterBreak="0">
+  <w:abstractNum w:abstractNumId="31" w15:restartNumberingAfterBreak="0">
     <w:nsid w:val="56C63261"/>
     <w:multiLevelType w:val="multilevel"/>
     <w:tmpl w:val="F45C1FD8"/>
@@ -31075,7 +30928,7 @@
       </w:rPr>
     </w:lvl>
   </w:abstractNum>
-  <w:abstractNum w:abstractNumId="29" w15:restartNumberingAfterBreak="0">
+  <w:abstractNum w:abstractNumId="32" w15:restartNumberingAfterBreak="0">
     <w:nsid w:val="596F4C65"/>
     <w:multiLevelType w:val="multilevel"/>
     <w:tmpl w:val="596F4C65"/>
@@ -31192,7 +31045,7 @@
       </w:pPr>
     </w:lvl>
   </w:abstractNum>
-  <w:abstractNum w:abstractNumId="30" w15:restartNumberingAfterBreak="0">
+  <w:abstractNum w:abstractNumId="33" w15:restartNumberingAfterBreak="0">
     <w:nsid w:val="59985B18"/>
     <w:multiLevelType w:val="hybridMultilevel"/>
     <w:tmpl w:val="0DF6F740"/>
@@ -31282,7 +31135,7 @@
       </w:pPr>
     </w:lvl>
   </w:abstractNum>
-  <w:abstractNum w:abstractNumId="31" w15:restartNumberingAfterBreak="0">
+  <w:abstractNum w:abstractNumId="34" w15:restartNumberingAfterBreak="0">
     <w:nsid w:val="5C0A2356"/>
     <w:multiLevelType w:val="multilevel"/>
     <w:tmpl w:val="5C0A2356"/>
@@ -31431,7 +31284,7 @@
       </w:rPr>
     </w:lvl>
   </w:abstractNum>
-  <w:abstractNum w:abstractNumId="32" w15:restartNumberingAfterBreak="0">
+  <w:abstractNum w:abstractNumId="35" w15:restartNumberingAfterBreak="0">
     <w:nsid w:val="5C585843"/>
     <w:multiLevelType w:val="multilevel"/>
     <w:tmpl w:val="5C585843"/>
@@ -31580,7 +31433,7 @@
       </w:rPr>
     </w:lvl>
   </w:abstractNum>
-  <w:abstractNum w:abstractNumId="33" w15:restartNumberingAfterBreak="0">
+  <w:abstractNum w:abstractNumId="36" w15:restartNumberingAfterBreak="0">
     <w:nsid w:val="5D7B06C8"/>
     <w:multiLevelType w:val="multilevel"/>
     <w:tmpl w:val="5D7B06C8"/>
@@ -31729,7 +31582,7 @@
       </w:rPr>
     </w:lvl>
   </w:abstractNum>
-  <w:abstractNum w:abstractNumId="34" w15:restartNumberingAfterBreak="0">
+  <w:abstractNum w:abstractNumId="37" w15:restartNumberingAfterBreak="0">
     <w:nsid w:val="5EEF3AA8"/>
     <w:multiLevelType w:val="multilevel"/>
     <w:tmpl w:val="5EEF3AA8"/>
@@ -31878,7 +31731,7 @@
       </w:rPr>
     </w:lvl>
   </w:abstractNum>
-  <w:abstractNum w:abstractNumId="35" w15:restartNumberingAfterBreak="0">
+  <w:abstractNum w:abstractNumId="38" w15:restartNumberingAfterBreak="0">
     <w:nsid w:val="5FFE595B"/>
     <w:multiLevelType w:val="multilevel"/>
     <w:tmpl w:val="5FFE595B"/>
@@ -32023,7 +31876,7 @@
       </w:rPr>
     </w:lvl>
   </w:abstractNum>
-  <w:abstractNum w:abstractNumId="36" w15:restartNumberingAfterBreak="0">
+  <w:abstractNum w:abstractNumId="39" w15:restartNumberingAfterBreak="0">
     <w:nsid w:val="682527DD"/>
     <w:multiLevelType w:val="multilevel"/>
     <w:tmpl w:val="682527DD"/>
@@ -32140,7 +31993,7 @@
       </w:pPr>
     </w:lvl>
   </w:abstractNum>
-  <w:abstractNum w:abstractNumId="37" w15:restartNumberingAfterBreak="0">
+  <w:abstractNum w:abstractNumId="40" w15:restartNumberingAfterBreak="0">
     <w:nsid w:val="6EDB2323"/>
     <w:multiLevelType w:val="multilevel"/>
     <w:tmpl w:val="6EDB2323"/>
@@ -32289,7 +32142,7 @@
       </w:rPr>
     </w:lvl>
   </w:abstractNum>
-  <w:abstractNum w:abstractNumId="38" w15:restartNumberingAfterBreak="0">
+  <w:abstractNum w:abstractNumId="41" w15:restartNumberingAfterBreak="0">
     <w:nsid w:val="6EF80006"/>
     <w:multiLevelType w:val="multilevel"/>
     <w:tmpl w:val="6EF80006"/>
@@ -32406,7 +32259,7 @@
       </w:pPr>
     </w:lvl>
   </w:abstractNum>
-  <w:abstractNum w:abstractNumId="39" w15:restartNumberingAfterBreak="0">
+  <w:abstractNum w:abstractNumId="42" w15:restartNumberingAfterBreak="0">
     <w:nsid w:val="717603EE"/>
     <w:multiLevelType w:val="multilevel"/>
     <w:tmpl w:val="717603EE"/>
@@ -32555,7 +32408,7 @@
       </w:rPr>
     </w:lvl>
   </w:abstractNum>
-  <w:abstractNum w:abstractNumId="40" w15:restartNumberingAfterBreak="0">
+  <w:abstractNum w:abstractNumId="43" w15:restartNumberingAfterBreak="0">
     <w:nsid w:val="7CA3549B"/>
     <w:multiLevelType w:val="multilevel"/>
     <w:tmpl w:val="7CA3549B"/>
@@ -32704,7 +32557,7 @@
       </w:rPr>
     </w:lvl>
   </w:abstractNum>
-  <w:abstractNum w:abstractNumId="41" w15:restartNumberingAfterBreak="0">
+  <w:abstractNum w:abstractNumId="44" w15:restartNumberingAfterBreak="0">
     <w:nsid w:val="7CEF3160"/>
     <w:multiLevelType w:val="multilevel"/>
     <w:tmpl w:val="7CEF3160"/>
@@ -32853,7 +32706,7 @@
       </w:rPr>
     </w:lvl>
   </w:abstractNum>
-  <w:abstractNum w:abstractNumId="42" w15:restartNumberingAfterBreak="0">
+  <w:abstractNum w:abstractNumId="45" w15:restartNumberingAfterBreak="0">
     <w:nsid w:val="7CFB099B"/>
     <w:multiLevelType w:val="multilevel"/>
     <w:tmpl w:val="7CFB099B"/>
@@ -33002,7 +32855,7 @@
       </w:rPr>
     </w:lvl>
   </w:abstractNum>
-  <w:abstractNum w:abstractNumId="43" w15:restartNumberingAfterBreak="0">
+  <w:abstractNum w:abstractNumId="46" w15:restartNumberingAfterBreak="0">
     <w:nsid w:val="7D032C6C"/>
     <w:multiLevelType w:val="multilevel"/>
     <w:tmpl w:val="7D032C6C"/>
@@ -33151,7 +33004,7 @@
       </w:rPr>
     </w:lvl>
   </w:abstractNum>
-  <w:abstractNum w:abstractNumId="44" w15:restartNumberingAfterBreak="0">
+  <w:abstractNum w:abstractNumId="47" w15:restartNumberingAfterBreak="0">
     <w:nsid w:val="7D0A48A3"/>
     <w:multiLevelType w:val="multilevel"/>
     <w:tmpl w:val="7D0A48A3"/>
@@ -33300,7 +33153,7 @@
       </w:rPr>
     </w:lvl>
   </w:abstractNum>
-  <w:abstractNum w:abstractNumId="45" w15:restartNumberingAfterBreak="0">
+  <w:abstractNum w:abstractNumId="48" w15:restartNumberingAfterBreak="0">
     <w:nsid w:val="7F0414C5"/>
     <w:multiLevelType w:val="multilevel"/>
     <w:tmpl w:val="7F0414C5"/>
@@ -33450,10 +33303,10 @@
     </w:lvl>
   </w:abstractNum>
   <w:num w:numId="1" w16cid:durableId="1557859966">
-    <w:abstractNumId w:val="35"/>
+    <w:abstractNumId w:val="38"/>
   </w:num>
   <w:num w:numId="2" w16cid:durableId="1898466263">
-    <w:abstractNumId w:val="42"/>
+    <w:abstractNumId w:val="45"/>
   </w:num>
   <w:num w:numId="3" w16cid:durableId="869879360">
     <w:abstractNumId w:val="10"/>
@@ -33462,67 +33315,67 @@
     <w:abstractNumId w:val="6"/>
   </w:num>
   <w:num w:numId="5" w16cid:durableId="446894633">
-    <w:abstractNumId w:val="36"/>
+    <w:abstractNumId w:val="39"/>
   </w:num>
   <w:num w:numId="6" w16cid:durableId="402411753">
-    <w:abstractNumId w:val="23"/>
+    <w:abstractNumId w:val="25"/>
   </w:num>
   <w:num w:numId="7" w16cid:durableId="390345503">
-    <w:abstractNumId w:val="40"/>
+    <w:abstractNumId w:val="43"/>
   </w:num>
   <w:num w:numId="8" w16cid:durableId="955062277">
     <w:abstractNumId w:val="12"/>
   </w:num>
   <w:num w:numId="9" w16cid:durableId="695885004">
-    <w:abstractNumId w:val="37"/>
+    <w:abstractNumId w:val="40"/>
   </w:num>
   <w:num w:numId="10" w16cid:durableId="1497644927">
     <w:abstractNumId w:val="13"/>
   </w:num>
   <w:num w:numId="11" w16cid:durableId="1572538453">
-    <w:abstractNumId w:val="14"/>
+    <w:abstractNumId w:val="15"/>
   </w:num>
   <w:num w:numId="12" w16cid:durableId="1810895716">
-    <w:abstractNumId w:val="25"/>
+    <w:abstractNumId w:val="28"/>
   </w:num>
   <w:num w:numId="13" w16cid:durableId="1976979802">
-    <w:abstractNumId w:val="39"/>
+    <w:abstractNumId w:val="42"/>
   </w:num>
   <w:num w:numId="14" w16cid:durableId="1820725203">
     <w:abstractNumId w:val="5"/>
   </w:num>
   <w:num w:numId="15" w16cid:durableId="856699432">
-    <w:abstractNumId w:val="43"/>
+    <w:abstractNumId w:val="46"/>
   </w:num>
   <w:num w:numId="16" w16cid:durableId="1382632786">
-    <w:abstractNumId w:val="45"/>
+    <w:abstractNumId w:val="48"/>
   </w:num>
   <w:num w:numId="17" w16cid:durableId="41951121">
-    <w:abstractNumId w:val="20"/>
+    <w:abstractNumId w:val="21"/>
   </w:num>
   <w:num w:numId="18" w16cid:durableId="636641402">
     <w:abstractNumId w:val="7"/>
   </w:num>
   <w:num w:numId="19" w16cid:durableId="805122147">
-    <w:abstractNumId w:val="44"/>
+    <w:abstractNumId w:val="47"/>
   </w:num>
   <w:num w:numId="20" w16cid:durableId="1433666660">
     <w:abstractNumId w:val="11"/>
   </w:num>
   <w:num w:numId="21" w16cid:durableId="921643225">
-    <w:abstractNumId w:val="24"/>
+    <w:abstractNumId w:val="27"/>
   </w:num>
   <w:num w:numId="22" w16cid:durableId="1950894768">
-    <w:abstractNumId w:val="33"/>
+    <w:abstractNumId w:val="36"/>
   </w:num>
   <w:num w:numId="23" w16cid:durableId="1573461906">
     <w:abstractNumId w:val="3"/>
   </w:num>
   <w:num w:numId="24" w16cid:durableId="694963481">
-    <w:abstractNumId w:val="19"/>
+    <w:abstractNumId w:val="20"/>
   </w:num>
   <w:num w:numId="25" w16cid:durableId="1973901577">
-    <w:abstractNumId w:val="32"/>
+    <w:abstractNumId w:val="35"/>
   </w:num>
   <w:num w:numId="26" w16cid:durableId="783962644">
     <w:abstractNumId w:val="9"/>
@@ -33531,61 +33384,70 @@
     <w:abstractNumId w:val="1"/>
   </w:num>
   <w:num w:numId="28" w16cid:durableId="40634343">
-    <w:abstractNumId w:val="22"/>
+    <w:abstractNumId w:val="23"/>
   </w:num>
   <w:num w:numId="29" w16cid:durableId="1343430125">
-    <w:abstractNumId w:val="26"/>
+    <w:abstractNumId w:val="29"/>
   </w:num>
   <w:num w:numId="30" w16cid:durableId="1852136156">
-    <w:abstractNumId w:val="38"/>
+    <w:abstractNumId w:val="41"/>
   </w:num>
   <w:num w:numId="31" w16cid:durableId="88433868">
-    <w:abstractNumId w:val="17"/>
+    <w:abstractNumId w:val="18"/>
   </w:num>
   <w:num w:numId="32" w16cid:durableId="1755122574">
     <w:abstractNumId w:val="4"/>
   </w:num>
   <w:num w:numId="33" w16cid:durableId="826096728">
-    <w:abstractNumId w:val="29"/>
+    <w:abstractNumId w:val="32"/>
   </w:num>
   <w:num w:numId="34" w16cid:durableId="677197021">
-    <w:abstractNumId w:val="31"/>
+    <w:abstractNumId w:val="34"/>
   </w:num>
   <w:num w:numId="35" w16cid:durableId="1558515120">
     <w:abstractNumId w:val="2"/>
   </w:num>
   <w:num w:numId="36" w16cid:durableId="1827086576">
-    <w:abstractNumId w:val="21"/>
+    <w:abstractNumId w:val="22"/>
   </w:num>
   <w:num w:numId="37" w16cid:durableId="1203640839">
-    <w:abstractNumId w:val="34"/>
+    <w:abstractNumId w:val="37"/>
   </w:num>
   <w:num w:numId="38" w16cid:durableId="1108891598">
-    <w:abstractNumId w:val="27"/>
+    <w:abstractNumId w:val="30"/>
   </w:num>
   <w:num w:numId="39" w16cid:durableId="1133330483">
-    <w:abstractNumId w:val="41"/>
+    <w:abstractNumId w:val="44"/>
   </w:num>
   <w:num w:numId="40" w16cid:durableId="1644970962">
     <w:abstractNumId w:val="0"/>
   </w:num>
   <w:num w:numId="41" w16cid:durableId="1219169421">
-    <w:abstractNumId w:val="16"/>
+    <w:abstractNumId w:val="17"/>
   </w:num>
   <w:num w:numId="42" w16cid:durableId="1869223286">
-    <w:abstractNumId w:val="15"/>
+    <w:abstractNumId w:val="16"/>
   </w:num>
   <w:num w:numId="43" w16cid:durableId="1841844763">
     <w:abstractNumId w:val="8"/>
   </w:num>
   <w:num w:numId="44" w16cid:durableId="1420177711">
-    <w:abstractNumId w:val="30"/>
+    <w:abstractNumId w:val="33"/>
   </w:num>
   <w:num w:numId="45" w16cid:durableId="466121384">
-    <w:abstractNumId w:val="18"/>
+    <w:abstractNumId w:val="19"/>
   </w:num>
   <w:num w:numId="46" w16cid:durableId="84159104">
-    <w:abstractNumId w:val="28"/>
+    <w:abstractNumId w:val="31"/>
+  </w:num>
+  <w:num w:numId="47" w16cid:durableId="713118747">
+    <w:abstractNumId w:val="26"/>
+  </w:num>
+  <w:num w:numId="48" w16cid:durableId="513886386">
+    <w:abstractNumId w:val="14"/>
+  </w:num>
+  <w:num w:numId="49" w16cid:durableId="1005399711">
+    <w:abstractNumId w:val="24"/>
   </w:num>
   <w:numIdMacAtCleanup w:val="45"/>
 </w:numbering>
@@ -33983,7 +33845,7 @@
   <w:style w:type="paragraph" w:default="1" w:styleId="a">
     <w:name w:val="Normal"/>
     <w:qFormat/>
-    <w:rsid w:val="00C323E8"/>
+    <w:rsid w:val="00692B16"/>
     <w:pPr>
       <w:widowControl w:val="0"/>
       <w:jc w:val="both"/>

--- a/help/解书音形规则文本.docx
+++ b/help/解书音形规则文本.docx
@@ -380,14 +380,46 @@
           <w:rFonts w:ascii="宋体" w:eastAsia="宋体" w:hAnsi="宋体"/>
           <w:szCs w:val="21"/>
         </w:rPr>
-        <w:t>第三行：状态提示（如"字 1/2 页 1"</w:t>
-      </w:r>
-      <w:r>
-        <w:rPr>
-          <w:rFonts w:ascii="宋体" w:eastAsia="宋体" w:hAnsi="宋体" w:hint="eastAsia"/>
-          <w:szCs w:val="21"/>
-        </w:rPr>
-        <w:t>，一般隐藏</w:t>
+        <w:t>第三行：状态提示（如</w:t>
+      </w:r>
+      <w:proofErr w:type="gramStart"/>
+      <w:r>
+        <w:rPr>
+          <w:rFonts w:ascii="宋体" w:eastAsia="宋体" w:hAnsi="宋体"/>
+          <w:szCs w:val="21"/>
+        </w:rPr>
+        <w:t>"字</w:t>
+      </w:r>
+      <w:proofErr w:type="gramEnd"/>
+      <w:r>
+        <w:rPr>
+          <w:rFonts w:ascii="宋体" w:eastAsia="宋体" w:hAnsi="宋体"/>
+          <w:szCs w:val="21"/>
+        </w:rPr>
+        <w:t xml:space="preserve"> 1/2 页 </w:t>
+      </w:r>
+      <w:proofErr w:type="gramStart"/>
+      <w:r>
+        <w:rPr>
+          <w:rFonts w:ascii="宋体" w:eastAsia="宋体" w:hAnsi="宋体"/>
+          <w:szCs w:val="21"/>
+        </w:rPr>
+        <w:t>1"</w:t>
+      </w:r>
+      <w:r>
+        <w:rPr>
+          <w:rFonts w:ascii="宋体" w:eastAsia="宋体" w:hAnsi="宋体" w:hint="eastAsia"/>
+          <w:szCs w:val="21"/>
+        </w:rPr>
+        <w:t>，</w:t>
+      </w:r>
+      <w:proofErr w:type="gramEnd"/>
+      <w:r>
+        <w:rPr>
+          <w:rFonts w:ascii="宋体" w:eastAsia="宋体" w:hAnsi="宋体" w:hint="eastAsia"/>
+          <w:szCs w:val="21"/>
+        </w:rPr>
+        <w:t>一般隐藏</w:t>
       </w:r>
       <w:r>
         <w:rPr>
@@ -1040,12 +1072,21 @@
           <w:szCs w:val="21"/>
         </w:rPr>
       </w:pPr>
-      <w:r>
-        <w:rPr>
-          <w:rFonts w:ascii="宋体" w:eastAsia="宋体" w:hAnsi="宋体"/>
-          <w:szCs w:val="21"/>
-        </w:rPr>
-        <w:t>按!快速上屏词语候选（如有）</w:t>
+      <w:proofErr w:type="gramStart"/>
+      <w:r>
+        <w:rPr>
+          <w:rFonts w:ascii="宋体" w:eastAsia="宋体" w:hAnsi="宋体"/>
+          <w:szCs w:val="21"/>
+        </w:rPr>
+        <w:t>按!</w:t>
+      </w:r>
+      <w:proofErr w:type="gramEnd"/>
+      <w:r>
+        <w:rPr>
+          <w:rFonts w:ascii="宋体" w:eastAsia="宋体" w:hAnsi="宋体"/>
+          <w:szCs w:val="21"/>
+        </w:rPr>
+        <w:t>快速上屏词语候选（如有）</w:t>
       </w:r>
     </w:p>
     <w:p>
@@ -2657,7 +2698,23 @@
           <w:rFonts w:ascii="宋体" w:eastAsia="宋体" w:hAnsi="宋体"/>
           <w:szCs w:val="21"/>
         </w:rPr>
-        <w:t>的现代汉字输入方案，采用ABCD(E)(.F)的编码结构，兼顾</w:t>
+        <w:t>的现代汉字输入方案，采用ABCD</w:t>
+      </w:r>
+      <w:proofErr w:type="gramStart"/>
+      <w:r>
+        <w:rPr>
+          <w:rFonts w:ascii="宋体" w:eastAsia="宋体" w:hAnsi="宋体"/>
+          <w:szCs w:val="21"/>
+        </w:rPr>
+        <w:t>(E)</w:t>
+      </w:r>
+      <w:proofErr w:type="gramEnd"/>
+      <w:r>
+        <w:rPr>
+          <w:rFonts w:ascii="宋体" w:eastAsia="宋体" w:hAnsi="宋体"/>
+          <w:szCs w:val="21"/>
+        </w:rPr>
+        <w:t>(.F)的编码结构，兼顾</w:t>
       </w:r>
       <w:r>
         <w:rPr>
@@ -2689,23 +2746,59 @@
           <w:rFonts w:ascii="宋体" w:eastAsia="宋体" w:hAnsi="宋体"/>
           <w:szCs w:val="21"/>
         </w:rPr>
-        <w:t>。本输入法秉承"</w:t>
-      </w:r>
-      <w:r>
-        <w:rPr>
-          <w:rFonts w:ascii="宋体" w:eastAsia="宋体" w:hAnsi="宋体"/>
-          <w:b/>
-          <w:bCs/>
-          <w:szCs w:val="21"/>
-        </w:rPr>
-        <w:t>知音辨形，高效输入</w:t>
-      </w:r>
-      <w:r>
-        <w:rPr>
-          <w:rFonts w:ascii="宋体" w:eastAsia="宋体" w:hAnsi="宋体"/>
-          <w:szCs w:val="21"/>
-        </w:rPr>
-        <w:t>"的理念，让用户在掌握拼音的基础上，通过少量形码规则即可实现高速盲打。</w:t>
+        <w:t>。本输入法秉承</w:t>
+      </w:r>
+      <w:proofErr w:type="gramStart"/>
+      <w:r>
+        <w:rPr>
+          <w:rFonts w:ascii="宋体" w:eastAsia="宋体" w:hAnsi="宋体"/>
+          <w:szCs w:val="21"/>
+        </w:rPr>
+        <w:t>"</w:t>
+      </w:r>
+      <w:r>
+        <w:rPr>
+          <w:rFonts w:ascii="宋体" w:eastAsia="宋体" w:hAnsi="宋体"/>
+          <w:b/>
+          <w:bCs/>
+          <w:szCs w:val="21"/>
+        </w:rPr>
+        <w:t>知音</w:t>
+      </w:r>
+      <w:proofErr w:type="gramEnd"/>
+      <w:r>
+        <w:rPr>
+          <w:rFonts w:ascii="宋体" w:eastAsia="宋体" w:hAnsi="宋体"/>
+          <w:b/>
+          <w:bCs/>
+          <w:szCs w:val="21"/>
+        </w:rPr>
+        <w:t>辨形，高效</w:t>
+      </w:r>
+      <w:proofErr w:type="gramStart"/>
+      <w:r>
+        <w:rPr>
+          <w:rFonts w:ascii="宋体" w:eastAsia="宋体" w:hAnsi="宋体"/>
+          <w:b/>
+          <w:bCs/>
+          <w:szCs w:val="21"/>
+        </w:rPr>
+        <w:t>输入</w:t>
+      </w:r>
+      <w:r>
+        <w:rPr>
+          <w:rFonts w:ascii="宋体" w:eastAsia="宋体" w:hAnsi="宋体"/>
+          <w:szCs w:val="21"/>
+        </w:rPr>
+        <w:t>"</w:t>
+      </w:r>
+      <w:proofErr w:type="gramEnd"/>
+      <w:r>
+        <w:rPr>
+          <w:rFonts w:ascii="宋体" w:eastAsia="宋体" w:hAnsi="宋体"/>
+          <w:szCs w:val="21"/>
+        </w:rPr>
+        <w:t>的理念，让用户在掌握拼音的基础上，通过少量形码规则即可实现高速盲打。</w:t>
       </w:r>
       <w:r>
         <w:rPr>
@@ -4343,6 +4436,9 @@
         <w:instrText>HYPERLINK "https://jmwztu.netlify.app/"</w:instrText>
       </w:r>
       <w:r>
+        <w:rPr>
+          <w:rFonts w:hint="eastAsia"/>
+        </w:rPr>
         <w:fldChar w:fldCharType="separate"/>
       </w:r>
       <w:r>
@@ -5467,7 +5563,7 @@
           <w14:ligatures w14:val="none"/>
         </w:rPr>
         <w:drawing>
-          <wp:inline distT="0" distB="0" distL="0" distR="0" wp14:anchorId="021093D3" wp14:editId="0A1AB9AD">
+          <wp:inline distT="0" distB="0" distL="0" distR="0" wp14:anchorId="021093D3" wp14:editId="24D898F1">
             <wp:extent cx="3864293" cy="1155659"/>
             <wp:effectExtent l="0" t="0" r="3175" b="6985"/>
             <wp:docPr id="876378149" name="图片 2"/>
@@ -5873,7 +5969,23 @@
           <w:rFonts w:ascii="宋体" w:eastAsia="宋体" w:hAnsi="宋体" w:hint="eastAsia"/>
           <w:szCs w:val="21"/>
         </w:rPr>
-        <w:t>※对于独体合体分辨不清的，也要优化分配(3.3)。</w:t>
+        <w:t>※对于独体合体分辨不清的，也要优化分配</w:t>
+      </w:r>
+      <w:proofErr w:type="gramStart"/>
+      <w:r>
+        <w:rPr>
+          <w:rFonts w:ascii="宋体" w:eastAsia="宋体" w:hAnsi="宋体" w:hint="eastAsia"/>
+          <w:szCs w:val="21"/>
+        </w:rPr>
+        <w:t>(3.3)</w:t>
+      </w:r>
+      <w:proofErr w:type="gramEnd"/>
+      <w:r>
+        <w:rPr>
+          <w:rFonts w:ascii="宋体" w:eastAsia="宋体" w:hAnsi="宋体" w:hint="eastAsia"/>
+          <w:szCs w:val="21"/>
+        </w:rPr>
+        <w:t>。</w:t>
       </w:r>
     </w:p>
     <w:p>
@@ -5907,7 +6019,15 @@
           <w:rFonts w:ascii="宋体" w:eastAsia="宋体" w:hAnsi="宋体"/>
           <w:szCs w:val="21"/>
         </w:rPr>
-        <w:t>：为了实现精确拆分，我们采用"</w:t>
+        <w:t>：为了实现精确拆分，我们采用</w:t>
+      </w:r>
+      <w:proofErr w:type="gramStart"/>
+      <w:r>
+        <w:rPr>
+          <w:rFonts w:ascii="宋体" w:eastAsia="宋体" w:hAnsi="宋体"/>
+          <w:szCs w:val="21"/>
+        </w:rPr>
+        <w:t>"</w:t>
       </w:r>
       <w:r>
         <w:rPr>
@@ -5921,7 +6041,15 @@
           <w:rFonts w:ascii="宋体" w:eastAsia="宋体" w:hAnsi="宋体"/>
           <w:szCs w:val="21"/>
         </w:rPr>
-        <w:t>"拆字法</w:t>
+        <w:t>"</w:t>
+      </w:r>
+      <w:proofErr w:type="gramEnd"/>
+      <w:r>
+        <w:rPr>
+          <w:rFonts w:ascii="宋体" w:eastAsia="宋体" w:hAnsi="宋体"/>
+          <w:szCs w:val="21"/>
+        </w:rPr>
+        <w:t>拆字法</w:t>
       </w:r>
       <w:r>
         <w:rPr>
@@ -7930,6 +8058,15 @@
           <w:bCs/>
           <w:szCs w:val="21"/>
         </w:rPr>
+        <w:t>为别码部首，</w:t>
+      </w:r>
+      <w:r>
+        <w:rPr>
+          <w:rFonts w:ascii="宋体" w:eastAsia="宋体" w:hAnsi="宋体" w:hint="eastAsia"/>
+          <w:b/>
+          <w:bCs/>
+          <w:szCs w:val="21"/>
+        </w:rPr>
         <w:t>需格外记忆）</w:t>
       </w:r>
     </w:p>
@@ -7960,6 +8097,7 @@
       <w:r>
         <w:rPr>
           <w:rFonts w:ascii="SimSun-ExtB" w:eastAsia="SimSun-ExtB" w:hAnsi="SimSun-ExtB" w:cs="SimSun-ExtB" w:hint="eastAsia"/>
+          <w:color w:val="EE0000"/>
         </w:rPr>
         <w:t>𠃌</w:t>
       </w:r>
@@ -9547,9 +9685,36 @@
     <w:p>
       <w:pPr>
         <w:rPr>
-          <w:rFonts w:ascii="宋体" w:eastAsia="宋体" w:hAnsi="宋体" w:hint="eastAsia"/>
-        </w:rPr>
-      </w:pPr>
+          <w:rFonts w:ascii="宋体" w:eastAsia="宋体" w:hAnsi="宋体"/>
+        </w:rPr>
+      </w:pPr>
+    </w:p>
+    <w:p>
+      <w:pPr>
+        <w:rPr>
+          <w:rFonts w:ascii="宋体" w:eastAsia="宋体" w:hAnsi="宋体" w:hint="eastAsia"/>
+        </w:rPr>
+      </w:pPr>
+      <w:r>
+        <w:rPr>
+          <w:rFonts w:ascii="宋体" w:eastAsia="宋体" w:hAnsi="宋体" w:hint="eastAsia"/>
+        </w:rPr>
+        <w:t>注：a行收录单笔画，通过</w:t>
+      </w:r>
+      <w:r>
+        <w:rPr>
+          <w:rFonts w:ascii="宋体" w:eastAsia="宋体" w:hAnsi="宋体" w:hint="eastAsia"/>
+          <w:b/>
+          <w:bCs/>
+        </w:rPr>
+        <w:t>部首次码</w:t>
+      </w:r>
+      <w:r>
+        <w:rPr>
+          <w:rFonts w:ascii="宋体" w:eastAsia="宋体" w:hAnsi="宋体" w:hint="eastAsia"/>
+        </w:rPr>
+        <w:t>在副码中得到应用，主码不能取单笔画部首，因此不取a。</w:t>
+      </w:r>
     </w:p>
     <w:p>
       <w:pPr>
@@ -9936,6 +10101,7 @@
           <w:rFonts w:ascii="宋体" w:eastAsia="宋体" w:hAnsi="宋体"/>
           <w:szCs w:val="21"/>
         </w:rPr>
+        <w:lastRenderedPageBreak/>
         <w:t>因隶变、简化等原因</w:t>
       </w:r>
       <w:r>
@@ -10020,7 +10186,6 @@
           <w:bCs/>
           <w:szCs w:val="21"/>
         </w:rPr>
-        <w:lastRenderedPageBreak/>
         <w:t>包围</w:t>
       </w:r>
       <w:r>
@@ -10597,23 +10762,7 @@
           <w:rFonts w:ascii="宋体" w:eastAsia="宋体" w:hAnsi="宋体"/>
           <w:szCs w:val="21"/>
         </w:rPr>
-        <w:t>镸→髟，玉→王，曰→日，申→田，干→十，无→二，牙→寸，甘→革，生→青，隶→聿，面→囗，韭→耒，飞→疒，</w:t>
-      </w:r>
-      <w:proofErr w:type="gramStart"/>
-      <w:r>
-        <w:rPr>
-          <w:rFonts w:ascii="宋体" w:eastAsia="宋体" w:hAnsi="宋体"/>
-          <w:szCs w:val="21"/>
-        </w:rPr>
-        <w:t>鬥</w:t>
-      </w:r>
-      <w:proofErr w:type="gramEnd"/>
-      <w:r>
-        <w:rPr>
-          <w:rFonts w:ascii="宋体" w:eastAsia="宋体" w:hAnsi="宋体"/>
-          <w:szCs w:val="21"/>
-        </w:rPr>
-        <w:t>→门</w:t>
+        <w:t>镸→髟，玉→王，曰→日，申→田，干→十，无→二，牙→寸，甘→革，生→青，隶→聿，面→囗，韭→耒，飞→疒，鬥→门</w:t>
       </w:r>
       <w:r>
         <w:rPr>
@@ -10991,7 +11140,23 @@
           <w:rFonts w:ascii="宋体" w:eastAsia="宋体" w:hAnsi="宋体"/>
           <w:szCs w:val="21"/>
         </w:rPr>
-        <w:t>：a、e、; 不用于</w:t>
+        <w:t>：a、e</w:t>
+      </w:r>
+      <w:proofErr w:type="gramStart"/>
+      <w:r>
+        <w:rPr>
+          <w:rFonts w:ascii="宋体" w:eastAsia="宋体" w:hAnsi="宋体"/>
+          <w:szCs w:val="21"/>
+        </w:rPr>
+        <w:t>、;</w:t>
+      </w:r>
+      <w:proofErr w:type="gramEnd"/>
+      <w:r>
+        <w:rPr>
+          <w:rFonts w:ascii="宋体" w:eastAsia="宋体" w:hAnsi="宋体"/>
+          <w:szCs w:val="21"/>
+        </w:rPr>
+        <w:t xml:space="preserve"> 不用于</w:t>
       </w:r>
       <w:r>
         <w:rPr>
@@ -11139,14 +11304,30 @@
           <w:rFonts w:ascii="宋体" w:eastAsia="宋体" w:hAnsi="宋体"/>
           <w:szCs w:val="21"/>
         </w:rPr>
-        <w:t>码的设计体现了"</w:t>
-      </w:r>
-      <w:r>
-        <w:rPr>
-          <w:rFonts w:ascii="宋体" w:eastAsia="宋体" w:hAnsi="宋体" w:hint="eastAsia"/>
-          <w:szCs w:val="21"/>
-        </w:rPr>
-        <w:t>余部集合</w:t>
+        <w:t>码的设计体现了</w:t>
+      </w:r>
+      <w:proofErr w:type="gramStart"/>
+      <w:r>
+        <w:rPr>
+          <w:rFonts w:ascii="宋体" w:eastAsia="宋体" w:hAnsi="宋体"/>
+          <w:szCs w:val="21"/>
+        </w:rPr>
+        <w:t>"</w:t>
+      </w:r>
+      <w:r>
+        <w:rPr>
+          <w:rFonts w:ascii="宋体" w:eastAsia="宋体" w:hAnsi="宋体" w:hint="eastAsia"/>
+          <w:szCs w:val="21"/>
+        </w:rPr>
+        <w:t>余</w:t>
+      </w:r>
+      <w:proofErr w:type="gramEnd"/>
+      <w:r>
+        <w:rPr>
+          <w:rFonts w:ascii="宋体" w:eastAsia="宋体" w:hAnsi="宋体" w:hint="eastAsia"/>
+          <w:szCs w:val="21"/>
+        </w:rPr>
+        <w:t>部集合</w:t>
       </w:r>
       <w:r>
         <w:rPr>
@@ -11155,6 +11336,7 @@
         </w:rPr>
         <w:t>、部首</w:t>
       </w:r>
+      <w:proofErr w:type="gramStart"/>
       <w:r>
         <w:rPr>
           <w:rFonts w:ascii="宋体" w:eastAsia="宋体" w:hAnsi="宋体" w:hint="eastAsia"/>
@@ -11167,7 +11349,15 @@
           <w:rFonts w:ascii="宋体" w:eastAsia="宋体" w:hAnsi="宋体"/>
           <w:szCs w:val="21"/>
         </w:rPr>
-        <w:t>"的核心思想。</w:t>
+        <w:t>"</w:t>
+      </w:r>
+      <w:proofErr w:type="gramEnd"/>
+      <w:r>
+        <w:rPr>
+          <w:rFonts w:ascii="宋体" w:eastAsia="宋体" w:hAnsi="宋体"/>
+          <w:szCs w:val="21"/>
+        </w:rPr>
+        <w:t>的核心思想。</w:t>
       </w:r>
     </w:p>
     <w:p>
@@ -11434,6 +11624,7 @@
           <w:rFonts w:ascii="宋体" w:eastAsia="宋体" w:hAnsi="宋体"/>
           <w:szCs w:val="21"/>
         </w:rPr>
+        <w:lastRenderedPageBreak/>
         <w:t>次常用字：优先占用高优先级字母</w:t>
       </w:r>
     </w:p>
@@ -11469,7 +11660,6 @@
           <w:bCs/>
           <w:szCs w:val="21"/>
         </w:rPr>
-        <w:lastRenderedPageBreak/>
         <w:t>常用度判定标准</w:t>
       </w:r>
     </w:p>
@@ -13376,7 +13566,6 @@
           <w:bCs/>
           <w:szCs w:val="21"/>
         </w:rPr>
-        <w:lastRenderedPageBreak/>
         <w:t xml:space="preserve">1 </w:t>
       </w:r>
       <w:r>
@@ -14307,13 +14496,47 @@
           <w:szCs w:val="21"/>
         </w:rPr>
       </w:pPr>
-      <w:r>
-        <w:rPr>
-          <w:rFonts w:ascii="宋体" w:eastAsia="宋体" w:hAnsi="宋体"/>
-          <w:szCs w:val="21"/>
-        </w:rPr>
-        <w:t>"音"在康熙字典中为"音部0画"</w:t>
-      </w:r>
+      <w:proofErr w:type="gramStart"/>
+      <w:r>
+        <w:rPr>
+          <w:rFonts w:ascii="宋体" w:eastAsia="宋体" w:hAnsi="宋体"/>
+          <w:szCs w:val="21"/>
+        </w:rPr>
+        <w:t>"音"</w:t>
+      </w:r>
+      <w:proofErr w:type="gramEnd"/>
+      <w:r>
+        <w:rPr>
+          <w:rFonts w:ascii="宋体" w:eastAsia="宋体" w:hAnsi="宋体"/>
+          <w:szCs w:val="21"/>
+        </w:rPr>
+        <w:t>在康熙字典中为</w:t>
+      </w:r>
+      <w:proofErr w:type="gramStart"/>
+      <w:r>
+        <w:rPr>
+          <w:rFonts w:ascii="宋体" w:eastAsia="宋体" w:hAnsi="宋体"/>
+          <w:szCs w:val="21"/>
+        </w:rPr>
+        <w:t>"音</w:t>
+      </w:r>
+      <w:proofErr w:type="gramEnd"/>
+      <w:r>
+        <w:rPr>
+          <w:rFonts w:ascii="宋体" w:eastAsia="宋体" w:hAnsi="宋体"/>
+          <w:szCs w:val="21"/>
+        </w:rPr>
+        <w:t>部0</w:t>
+      </w:r>
+      <w:proofErr w:type="gramStart"/>
+      <w:r>
+        <w:rPr>
+          <w:rFonts w:ascii="宋体" w:eastAsia="宋体" w:hAnsi="宋体"/>
+          <w:szCs w:val="21"/>
+        </w:rPr>
+        <w:t>画"</w:t>
+      </w:r>
+      <w:proofErr w:type="gramEnd"/>
     </w:p>
     <w:p>
       <w:pPr>
@@ -14331,8 +14554,49 @@
           <w:rFonts w:ascii="宋体" w:eastAsia="宋体" w:hAnsi="宋体"/>
           <w:szCs w:val="21"/>
         </w:rPr>
-        <w:t>部首不能取自己，将"音"拆为"立"+"日"</w:t>
-      </w:r>
+        <w:t>部首不能取自己，将</w:t>
+      </w:r>
+      <w:proofErr w:type="gramStart"/>
+      <w:r>
+        <w:rPr>
+          <w:rFonts w:ascii="宋体" w:eastAsia="宋体" w:hAnsi="宋体"/>
+          <w:szCs w:val="21"/>
+        </w:rPr>
+        <w:t>"音"</w:t>
+      </w:r>
+      <w:proofErr w:type="gramEnd"/>
+      <w:r>
+        <w:rPr>
+          <w:rFonts w:ascii="宋体" w:eastAsia="宋体" w:hAnsi="宋体"/>
+          <w:szCs w:val="21"/>
+        </w:rPr>
+        <w:t>拆为</w:t>
+      </w:r>
+      <w:proofErr w:type="gramStart"/>
+      <w:r>
+        <w:rPr>
+          <w:rFonts w:ascii="宋体" w:eastAsia="宋体" w:hAnsi="宋体"/>
+          <w:szCs w:val="21"/>
+        </w:rPr>
+        <w:t>"立"</w:t>
+      </w:r>
+      <w:proofErr w:type="gramEnd"/>
+      <w:r>
+        <w:rPr>
+          <w:rFonts w:ascii="宋体" w:eastAsia="宋体" w:hAnsi="宋体"/>
+          <w:szCs w:val="21"/>
+        </w:rPr>
+        <w:t>+</w:t>
+      </w:r>
+      <w:proofErr w:type="gramStart"/>
+      <w:r>
+        <w:rPr>
+          <w:rFonts w:ascii="宋体" w:eastAsia="宋体" w:hAnsi="宋体"/>
+          <w:szCs w:val="21"/>
+        </w:rPr>
+        <w:t>"日"</w:t>
+      </w:r>
+      <w:proofErr w:type="gramEnd"/>
     </w:p>
     <w:p>
       <w:pPr>
@@ -14510,13 +14774,47 @@
           <w:szCs w:val="21"/>
         </w:rPr>
       </w:pPr>
-      <w:r>
-        <w:rPr>
-          <w:rFonts w:ascii="宋体" w:eastAsia="宋体" w:hAnsi="宋体"/>
-          <w:szCs w:val="21"/>
-        </w:rPr>
-        <w:t>"意"为上下结构：上"音"下"心"</w:t>
-      </w:r>
+      <w:proofErr w:type="gramStart"/>
+      <w:r>
+        <w:rPr>
+          <w:rFonts w:ascii="宋体" w:eastAsia="宋体" w:hAnsi="宋体"/>
+          <w:szCs w:val="21"/>
+        </w:rPr>
+        <w:t>"意"</w:t>
+      </w:r>
+      <w:proofErr w:type="gramEnd"/>
+      <w:r>
+        <w:rPr>
+          <w:rFonts w:ascii="宋体" w:eastAsia="宋体" w:hAnsi="宋体"/>
+          <w:szCs w:val="21"/>
+        </w:rPr>
+        <w:t>为上下结构：上</w:t>
+      </w:r>
+      <w:proofErr w:type="gramStart"/>
+      <w:r>
+        <w:rPr>
+          <w:rFonts w:ascii="宋体" w:eastAsia="宋体" w:hAnsi="宋体"/>
+          <w:szCs w:val="21"/>
+        </w:rPr>
+        <w:t>"音"</w:t>
+      </w:r>
+      <w:proofErr w:type="gramEnd"/>
+      <w:r>
+        <w:rPr>
+          <w:rFonts w:ascii="宋体" w:eastAsia="宋体" w:hAnsi="宋体"/>
+          <w:szCs w:val="21"/>
+        </w:rPr>
+        <w:t>下</w:t>
+      </w:r>
+      <w:proofErr w:type="gramStart"/>
+      <w:r>
+        <w:rPr>
+          <w:rFonts w:ascii="宋体" w:eastAsia="宋体" w:hAnsi="宋体"/>
+          <w:szCs w:val="21"/>
+        </w:rPr>
+        <w:t>"心"</w:t>
+      </w:r>
+      <w:proofErr w:type="gramEnd"/>
     </w:p>
     <w:p>
       <w:pPr>
@@ -14534,7 +14832,23 @@
           <w:rFonts w:ascii="宋体" w:eastAsia="宋体" w:hAnsi="宋体"/>
           <w:szCs w:val="21"/>
         </w:rPr>
-        <w:t>部首为"心"（下部），</w:t>
+        <w:t>部首为</w:t>
+      </w:r>
+      <w:proofErr w:type="gramStart"/>
+      <w:r>
+        <w:rPr>
+          <w:rFonts w:ascii="宋体" w:eastAsia="宋体" w:hAnsi="宋体"/>
+          <w:szCs w:val="21"/>
+        </w:rPr>
+        <w:t>"心"</w:t>
+      </w:r>
+      <w:proofErr w:type="gramEnd"/>
+      <w:r>
+        <w:rPr>
+          <w:rFonts w:ascii="宋体" w:eastAsia="宋体" w:hAnsi="宋体"/>
+          <w:szCs w:val="21"/>
+        </w:rPr>
+        <w:t>（下部），</w:t>
       </w:r>
       <w:r>
         <w:rPr>
@@ -14548,7 +14862,23 @@
           <w:rFonts w:ascii="宋体" w:eastAsia="宋体" w:hAnsi="宋体"/>
           <w:szCs w:val="21"/>
         </w:rPr>
-        <w:t>字为"音"（上部）</w:t>
+        <w:t>字为</w:t>
+      </w:r>
+      <w:proofErr w:type="gramStart"/>
+      <w:r>
+        <w:rPr>
+          <w:rFonts w:ascii="宋体" w:eastAsia="宋体" w:hAnsi="宋体"/>
+          <w:szCs w:val="21"/>
+        </w:rPr>
+        <w:t>"音"</w:t>
+      </w:r>
+      <w:proofErr w:type="gramEnd"/>
+      <w:r>
+        <w:rPr>
+          <w:rFonts w:ascii="宋体" w:eastAsia="宋体" w:hAnsi="宋体"/>
+          <w:szCs w:val="21"/>
+        </w:rPr>
+        <w:t>（上部）</w:t>
       </w:r>
     </w:p>
     <w:p>
@@ -14954,6 +15284,7 @@
           <w:rFonts w:ascii="宋体" w:eastAsia="宋体" w:hAnsi="宋体"/>
           <w:szCs w:val="21"/>
         </w:rPr>
+        <w:lastRenderedPageBreak/>
         <w:t>在Unicode基本区</w:t>
       </w:r>
       <w:r>
@@ -14984,8 +15315,17 @@
           <w:rFonts w:ascii="宋体" w:eastAsia="宋体" w:hAnsi="宋体"/>
           <w:szCs w:val="21"/>
         </w:rPr>
-        <w:t>，缺失对应简体，称为"未简字"。</w:t>
-      </w:r>
+        <w:t>，缺失对应简体，称为</w:t>
+      </w:r>
+      <w:proofErr w:type="gramStart"/>
+      <w:r>
+        <w:rPr>
+          <w:rFonts w:ascii="宋体" w:eastAsia="宋体" w:hAnsi="宋体"/>
+          <w:szCs w:val="21"/>
+        </w:rPr>
+        <w:t>"未简字"。</w:t>
+      </w:r>
+      <w:proofErr w:type="gramEnd"/>
     </w:p>
     <w:p>
       <w:pPr>
@@ -15002,7 +15342,6 @@
           <w:bCs/>
           <w:szCs w:val="21"/>
         </w:rPr>
-        <w:lastRenderedPageBreak/>
         <w:t>规则</w:t>
       </w:r>
       <w:r>
@@ -15024,8 +15363,17 @@
           <w:rFonts w:ascii="宋体" w:eastAsia="宋体" w:hAnsi="宋体"/>
           <w:szCs w:val="21"/>
         </w:rPr>
-        <w:t>码一律为;</w:t>
-      </w:r>
+        <w:t>码一律</w:t>
+      </w:r>
+      <w:proofErr w:type="gramStart"/>
+      <w:r>
+        <w:rPr>
+          <w:rFonts w:ascii="宋体" w:eastAsia="宋体" w:hAnsi="宋体"/>
+          <w:szCs w:val="21"/>
+        </w:rPr>
+        <w:t>为;</w:t>
+      </w:r>
+      <w:proofErr w:type="gramEnd"/>
       <w:r>
         <w:rPr>
           <w:rFonts w:ascii="宋体" w:eastAsia="宋体" w:hAnsi="宋体" w:hint="eastAsia"/>
@@ -15167,7 +15515,21 @@
           <w:rFonts w:ascii="宋体" w:eastAsia="宋体" w:hAnsi="宋体"/>
           <w:szCs w:val="21"/>
         </w:rPr>
-        <w:t>”分别对应“</w:t>
+        <w:t>”分别对应</w:t>
+      </w:r>
+      <w:r>
+        <w:rPr>
+          <w:rFonts w:ascii="宋体" w:eastAsia="宋体" w:hAnsi="宋体" w:hint="eastAsia"/>
+          <w:szCs w:val="21"/>
+        </w:rPr>
+        <w:t>部首次码</w:t>
+      </w:r>
+      <w:r>
+        <w:rPr>
+          <w:rFonts w:ascii="宋体" w:eastAsia="宋体" w:hAnsi="宋体"/>
+          <w:szCs w:val="21"/>
+        </w:rPr>
+        <w:t>“</w:t>
       </w:r>
       <w:proofErr w:type="spellStart"/>
       <w:r>
@@ -15242,27 +15604,148 @@
         </w:rPr>
         <w:t>或</w:t>
       </w:r>
-      <w:r>
-        <w:rPr>
-          <w:rFonts w:ascii="宋体" w:eastAsia="宋体" w:hAnsi="宋体"/>
-          <w:szCs w:val="21"/>
-        </w:rPr>
-        <w:t>关系,满足任意一条即可判定为可拆分。为了增大拆分可能性,拆分时尽量拆成非单笔画结构。</w:t>
-      </w:r>
-    </w:p>
-    <w:p>
-      <w:pPr>
-        <w:rPr>
-          <w:rFonts w:ascii="宋体" w:eastAsia="宋体" w:hAnsi="宋体" w:hint="eastAsia"/>
-          <w:szCs w:val="21"/>
-        </w:rPr>
-      </w:pPr>
-      <w:r>
-        <w:rPr>
-          <w:rFonts w:ascii="宋体" w:eastAsia="宋体" w:hAnsi="宋体"/>
-          <w:szCs w:val="21"/>
-        </w:rPr>
-        <w:t>① 分离性可拆:汉字可分解为两个部件,至少其中一个部件不是单笔画且属于《部首表》,两个部件之间严格分离(即不粘连交错穿插,点接触也不行),即可拆分。</w:t>
+      <w:proofErr w:type="gramStart"/>
+      <w:r>
+        <w:rPr>
+          <w:rFonts w:ascii="宋体" w:eastAsia="宋体" w:hAnsi="宋体"/>
+          <w:szCs w:val="21"/>
+        </w:rPr>
+        <w:t>关系,</w:t>
+      </w:r>
+      <w:proofErr w:type="gramEnd"/>
+      <w:r>
+        <w:rPr>
+          <w:rFonts w:ascii="宋体" w:eastAsia="宋体" w:hAnsi="宋体"/>
+          <w:szCs w:val="21"/>
+        </w:rPr>
+        <w:t>满足任意一条即可判定为可拆分。为了增大拆分可能</w:t>
+      </w:r>
+      <w:proofErr w:type="gramStart"/>
+      <w:r>
+        <w:rPr>
+          <w:rFonts w:ascii="宋体" w:eastAsia="宋体" w:hAnsi="宋体"/>
+          <w:szCs w:val="21"/>
+        </w:rPr>
+        <w:t>性,</w:t>
+      </w:r>
+      <w:proofErr w:type="gramEnd"/>
+      <w:r>
+        <w:rPr>
+          <w:rFonts w:ascii="宋体" w:eastAsia="宋体" w:hAnsi="宋体"/>
+          <w:szCs w:val="21"/>
+        </w:rPr>
+        <w:t>拆分时尽量拆成非单笔画结构。</w:t>
+      </w:r>
+    </w:p>
+    <w:p>
+      <w:pPr>
+        <w:rPr>
+          <w:rFonts w:ascii="宋体" w:eastAsia="宋体" w:hAnsi="宋体" w:hint="eastAsia"/>
+          <w:szCs w:val="21"/>
+        </w:rPr>
+      </w:pPr>
+      <w:r>
+        <w:rPr>
+          <w:rFonts w:ascii="宋体" w:eastAsia="宋体" w:hAnsi="宋体"/>
+          <w:szCs w:val="21"/>
+        </w:rPr>
+        <w:t>① 分离性可</w:t>
+      </w:r>
+      <w:proofErr w:type="gramStart"/>
+      <w:r>
+        <w:rPr>
+          <w:rFonts w:ascii="宋体" w:eastAsia="宋体" w:hAnsi="宋体"/>
+          <w:szCs w:val="21"/>
+        </w:rPr>
+        <w:t>拆:</w:t>
+      </w:r>
+      <w:proofErr w:type="gramEnd"/>
+      <w:r>
+        <w:rPr>
+          <w:rFonts w:ascii="宋体" w:eastAsia="宋体" w:hAnsi="宋体"/>
+          <w:szCs w:val="21"/>
+        </w:rPr>
+        <w:t>汉字可分解为两个</w:t>
+      </w:r>
+      <w:proofErr w:type="gramStart"/>
+      <w:r>
+        <w:rPr>
+          <w:rFonts w:ascii="宋体" w:eastAsia="宋体" w:hAnsi="宋体"/>
+          <w:szCs w:val="21"/>
+        </w:rPr>
+        <w:t>部件,</w:t>
+      </w:r>
+      <w:proofErr w:type="gramEnd"/>
+      <w:r>
+        <w:rPr>
+          <w:rFonts w:ascii="宋体" w:eastAsia="宋体" w:hAnsi="宋体"/>
+          <w:szCs w:val="21"/>
+        </w:rPr>
+        <w:t>至少其中一个部件不是单笔画且属于《部首</w:t>
+      </w:r>
+      <w:proofErr w:type="gramStart"/>
+      <w:r>
+        <w:rPr>
+          <w:rFonts w:ascii="宋体" w:eastAsia="宋体" w:hAnsi="宋体"/>
+          <w:szCs w:val="21"/>
+        </w:rPr>
+        <w:t>表》,</w:t>
+      </w:r>
+      <w:proofErr w:type="gramEnd"/>
+      <w:r>
+        <w:rPr>
+          <w:rFonts w:ascii="宋体" w:eastAsia="宋体" w:hAnsi="宋体"/>
+          <w:szCs w:val="21"/>
+        </w:rPr>
+        <w:t>两个部件之间严格分离</w:t>
+      </w:r>
+      <w:proofErr w:type="gramStart"/>
+      <w:r>
+        <w:rPr>
+          <w:rFonts w:ascii="宋体" w:eastAsia="宋体" w:hAnsi="宋体"/>
+          <w:szCs w:val="21"/>
+        </w:rPr>
+        <w:t>(即</w:t>
+      </w:r>
+      <w:proofErr w:type="gramEnd"/>
+      <w:r>
+        <w:rPr>
+          <w:rFonts w:ascii="宋体" w:eastAsia="宋体" w:hAnsi="宋体"/>
+          <w:szCs w:val="21"/>
+        </w:rPr>
+        <w:t>不粘连交错</w:t>
+      </w:r>
+      <w:proofErr w:type="gramStart"/>
+      <w:r>
+        <w:rPr>
+          <w:rFonts w:ascii="宋体" w:eastAsia="宋体" w:hAnsi="宋体"/>
+          <w:szCs w:val="21"/>
+        </w:rPr>
+        <w:t>穿插,</w:t>
+      </w:r>
+      <w:proofErr w:type="gramEnd"/>
+      <w:r>
+        <w:rPr>
+          <w:rFonts w:ascii="宋体" w:eastAsia="宋体" w:hAnsi="宋体"/>
+          <w:szCs w:val="21"/>
+        </w:rPr>
+        <w:t>点接触也</w:t>
+      </w:r>
+      <w:proofErr w:type="gramStart"/>
+      <w:r>
+        <w:rPr>
+          <w:rFonts w:ascii="宋体" w:eastAsia="宋体" w:hAnsi="宋体"/>
+          <w:szCs w:val="21"/>
+        </w:rPr>
+        <w:t>不行),</w:t>
+      </w:r>
+      <w:proofErr w:type="gramEnd"/>
+      <w:r>
+        <w:rPr>
+          <w:rFonts w:ascii="宋体" w:eastAsia="宋体" w:hAnsi="宋体"/>
+          <w:szCs w:val="21"/>
+        </w:rPr>
+        <w:t>即可拆分。</w:t>
       </w:r>
     </w:p>
     <w:p>
@@ -15532,7 +16015,55 @@
           <w:rFonts w:ascii="宋体" w:eastAsia="宋体" w:hAnsi="宋体"/>
           <w:szCs w:val="21"/>
         </w:rPr>
-        <w:t>包围外框（其他半包围外框如匚、凵、冂等均不适用）。"口"：汉字仅由两个部件组成，其中一个部件必须是"口"（不能是"日""田"等变形），另一个部件必须是成字。满足任一结构特征即可拆分。</w:t>
+        <w:t>包围外框（其他半包围外框如匚、凵、冂等均不适用）。"口"：汉字仅由两个部件组成，其中一个部件必须</w:t>
+      </w:r>
+      <w:proofErr w:type="gramStart"/>
+      <w:r>
+        <w:rPr>
+          <w:rFonts w:ascii="宋体" w:eastAsia="宋体" w:hAnsi="宋体"/>
+          <w:szCs w:val="21"/>
+        </w:rPr>
+        <w:t>是"</w:t>
+      </w:r>
+      <w:proofErr w:type="gramEnd"/>
+      <w:r>
+        <w:rPr>
+          <w:rFonts w:ascii="宋体" w:eastAsia="宋体" w:hAnsi="宋体"/>
+          <w:szCs w:val="21"/>
+        </w:rPr>
+        <w:t>口"（不能</w:t>
+      </w:r>
+      <w:proofErr w:type="gramStart"/>
+      <w:r>
+        <w:rPr>
+          <w:rFonts w:ascii="宋体" w:eastAsia="宋体" w:hAnsi="宋体"/>
+          <w:szCs w:val="21"/>
+        </w:rPr>
+        <w:t>是"</w:t>
+      </w:r>
+      <w:proofErr w:type="gramEnd"/>
+      <w:r>
+        <w:rPr>
+          <w:rFonts w:ascii="宋体" w:eastAsia="宋体" w:hAnsi="宋体"/>
+          <w:szCs w:val="21"/>
+        </w:rPr>
+        <w:t>日""田</w:t>
+      </w:r>
+      <w:proofErr w:type="gramStart"/>
+      <w:r>
+        <w:rPr>
+          <w:rFonts w:ascii="宋体" w:eastAsia="宋体" w:hAnsi="宋体"/>
+          <w:szCs w:val="21"/>
+        </w:rPr>
+        <w:t>"等</w:t>
+      </w:r>
+      <w:proofErr w:type="gramEnd"/>
+      <w:r>
+        <w:rPr>
+          <w:rFonts w:ascii="宋体" w:eastAsia="宋体" w:hAnsi="宋体"/>
+          <w:szCs w:val="21"/>
+        </w:rPr>
+        <w:t>变形），另一个部件必须是成字。满足任一结构特征即可拆分。</w:t>
       </w:r>
     </w:p>
     <w:p>
@@ -16068,6 +16599,7 @@
               <w:rPr>
                 <w:rFonts w:ascii="宋体" w:eastAsia="宋体" w:hAnsi="宋体"/>
               </w:rPr>
+              <w:lastRenderedPageBreak/>
               <w:t>类别</w:t>
             </w:r>
           </w:p>
@@ -16229,7 +16761,6 @@
               <w:rPr>
                 <w:rFonts w:ascii="宋体" w:eastAsia="宋体" w:hAnsi="宋体"/>
               </w:rPr>
-              <w:lastRenderedPageBreak/>
               <w:t>左中右结构</w:t>
             </w:r>
           </w:p>
@@ -17807,6 +18338,7 @@
               <w:rPr>
                 <w:rFonts w:ascii="宋体" w:eastAsia="宋体" w:hAnsi="宋体"/>
               </w:rPr>
+              <w:lastRenderedPageBreak/>
               <w:t>(x)</w:t>
             </w:r>
           </w:p>
@@ -17899,7 +18431,6 @@
               <w:rPr>
                 <w:rFonts w:ascii="宋体" w:eastAsia="宋体" w:hAnsi="宋体"/>
               </w:rPr>
-              <w:lastRenderedPageBreak/>
               <w:t>符号</w:t>
             </w:r>
           </w:p>
@@ -18535,7 +19066,21 @@
         <w:rPr>
           <w:rFonts w:ascii="宋体" w:eastAsia="宋体" w:hAnsi="宋体"/>
         </w:rPr>
-        <w:t>允许编码简写（如fu4r替代重复"付"结构）</w:t>
+        <w:t>允许编码简写（如fu4r替代重复</w:t>
+      </w:r>
+      <w:proofErr w:type="gramStart"/>
+      <w:r>
+        <w:rPr>
+          <w:rFonts w:ascii="宋体" w:eastAsia="宋体" w:hAnsi="宋体"/>
+        </w:rPr>
+        <w:t>"付"</w:t>
+      </w:r>
+      <w:proofErr w:type="gramEnd"/>
+      <w:r>
+        <w:rPr>
+          <w:rFonts w:ascii="宋体" w:eastAsia="宋体" w:hAnsi="宋体"/>
+        </w:rPr>
+        <w:t>结构）</w:t>
       </w:r>
     </w:p>
     <w:p>
@@ -18610,11 +19155,19 @@
           <w:rFonts w:ascii="宋体" w:eastAsia="宋体" w:hAnsi="宋体" w:hint="eastAsia"/>
         </w:rPr>
       </w:pPr>
-      <w:r>
-        <w:rPr>
-          <w:rFonts w:ascii="宋体" w:eastAsia="宋体" w:hAnsi="宋体"/>
-        </w:rPr>
-        <w:t xml:space="preserve">"对"：r. </w:t>
+      <w:proofErr w:type="gramStart"/>
+      <w:r>
+        <w:rPr>
+          <w:rFonts w:ascii="宋体" w:eastAsia="宋体" w:hAnsi="宋体"/>
+        </w:rPr>
+        <w:t>"对"</w:t>
+      </w:r>
+      <w:proofErr w:type="gramEnd"/>
+      <w:r>
+        <w:rPr>
+          <w:rFonts w:ascii="宋体" w:eastAsia="宋体" w:hAnsi="宋体"/>
+        </w:rPr>
+        <w:t xml:space="preserve">：r. </w:t>
       </w:r>
       <w:proofErr w:type="spellStart"/>
       <w:r>
@@ -19092,6 +19645,7 @@
               <w:rPr>
                 <w:rFonts w:ascii="宋体" w:eastAsia="宋体" w:hAnsi="宋体" w:hint="eastAsia"/>
               </w:rPr>
+              <w:lastRenderedPageBreak/>
               <w:t>bt</w:t>
             </w:r>
             <w:proofErr w:type="spellEnd"/>
@@ -19285,8 +19839,16 @@
               <w:rPr>
                 <w:rFonts w:ascii="宋体" w:eastAsia="宋体" w:hAnsi="宋体" w:hint="eastAsia"/>
               </w:rPr>
-              <w:t>段(左)</w:t>
-            </w:r>
+              <w:t>段</w:t>
+            </w:r>
+            <w:proofErr w:type="gramStart"/>
+            <w:r>
+              <w:rPr>
+                <w:rFonts w:ascii="宋体" w:eastAsia="宋体" w:hAnsi="宋体" w:hint="eastAsia"/>
+              </w:rPr>
+              <w:t>(左)</w:t>
+            </w:r>
+            <w:proofErr w:type="gramEnd"/>
           </w:p>
         </w:tc>
         <w:tc>
@@ -19473,7 +20035,6 @@
               <w:rPr>
                 <w:rFonts w:ascii="宋体" w:eastAsia="宋体" w:hAnsi="宋体"/>
               </w:rPr>
-              <w:lastRenderedPageBreak/>
               <w:t>hh</w:t>
             </w:r>
             <w:proofErr w:type="spellEnd"/>
@@ -19534,8 +20095,16 @@
               <w:rPr>
                 <w:rFonts w:ascii="宋体" w:eastAsia="宋体" w:hAnsi="宋体"/>
               </w:rPr>
-              <w:t>鼠(下)</w:t>
-            </w:r>
+              <w:t>鼠</w:t>
+            </w:r>
+            <w:proofErr w:type="gramStart"/>
+            <w:r>
+              <w:rPr>
+                <w:rFonts w:ascii="宋体" w:eastAsia="宋体" w:hAnsi="宋体"/>
+              </w:rPr>
+              <w:t>(下)</w:t>
+            </w:r>
+            <w:proofErr w:type="gramEnd"/>
           </w:p>
         </w:tc>
         <w:tc>
@@ -19992,12 +20561,14 @@
               </w:rPr>
               <w:t>𠂢</w:t>
             </w:r>
+            <w:proofErr w:type="gramStart"/>
             <w:r>
               <w:rPr>
                 <w:rFonts w:ascii="宋体" w:eastAsia="宋体" w:hAnsi="宋体" w:hint="eastAsia"/>
               </w:rPr>
               <w:t>(内)</w:t>
             </w:r>
+            <w:proofErr w:type="gramEnd"/>
           </w:p>
         </w:tc>
         <w:tc>
@@ -20363,8 +20934,16 @@
               <w:rPr>
                 <w:rFonts w:ascii="宋体" w:eastAsia="宋体" w:hAnsi="宋体" w:hint="eastAsia"/>
               </w:rPr>
-              <w:t>在(外)</w:t>
-            </w:r>
+              <w:t>在</w:t>
+            </w:r>
+            <w:proofErr w:type="gramStart"/>
+            <w:r>
+              <w:rPr>
+                <w:rFonts w:ascii="宋体" w:eastAsia="宋体" w:hAnsi="宋体" w:hint="eastAsia"/>
+              </w:rPr>
+              <w:t>(外)</w:t>
+            </w:r>
+            <w:proofErr w:type="gramEnd"/>
           </w:p>
         </w:tc>
         <w:tc>
@@ -21697,7 +22276,14 @@
         <w:rPr>
           <w:rFonts w:ascii="宋体" w:eastAsia="宋体" w:hAnsi="宋体"/>
         </w:rPr>
-        <w:t>当规则冲突时，以人工判断的合理拆分优先</w:t>
+        <w:t>当规则冲突时，以人工判断的合理拆分</w:t>
+      </w:r>
+      <w:r>
+        <w:rPr>
+          <w:rFonts w:ascii="宋体" w:eastAsia="宋体" w:hAnsi="宋体"/>
+        </w:rPr>
+        <w:lastRenderedPageBreak/>
+        <w:t>优先</w:t>
       </w:r>
     </w:p>
     <w:p>
@@ -21897,7 +22483,6 @@
         <w:rPr>
           <w:rFonts w:ascii="宋体" w:eastAsia="宋体" w:hAnsi="宋体"/>
         </w:rPr>
-        <w:lastRenderedPageBreak/>
         <w:t>确保拆分可追溯、可讨论，贯彻</w:t>
       </w:r>
       <w:proofErr w:type="gramStart"/>
@@ -22005,7 +22590,35 @@
         <w:rPr>
           <w:rFonts w:ascii="宋体" w:eastAsia="宋体" w:hAnsi="宋体"/>
         </w:rPr>
-        <w:t>码的选取不再依赖于直觉，而是有章可循的系统工程。它体现了本输入法"形音义结合，理据性优先"的设计哲学。</w:t>
+        <w:t>码的选取不再依赖于直觉，而是有章可循的系统工程。它体现了本输入法</w:t>
+      </w:r>
+      <w:proofErr w:type="gramStart"/>
+      <w:r>
+        <w:rPr>
+          <w:rFonts w:ascii="宋体" w:eastAsia="宋体" w:hAnsi="宋体"/>
+        </w:rPr>
+        <w:t>"形</w:t>
+      </w:r>
+      <w:proofErr w:type="gramEnd"/>
+      <w:r>
+        <w:rPr>
+          <w:rFonts w:ascii="宋体" w:eastAsia="宋体" w:hAnsi="宋体"/>
+        </w:rPr>
+        <w:t>音义结合，理据性</w:t>
+      </w:r>
+      <w:proofErr w:type="gramStart"/>
+      <w:r>
+        <w:rPr>
+          <w:rFonts w:ascii="宋体" w:eastAsia="宋体" w:hAnsi="宋体"/>
+        </w:rPr>
+        <w:t>优先"</w:t>
+      </w:r>
+      <w:proofErr w:type="gramEnd"/>
+      <w:r>
+        <w:rPr>
+          <w:rFonts w:ascii="宋体" w:eastAsia="宋体" w:hAnsi="宋体"/>
+        </w:rPr>
+        <w:t>的设计哲学。</w:t>
       </w:r>
     </w:p>
     <w:p>
@@ -22099,7 +22712,21 @@
         <w:rPr>
           <w:rFonts w:ascii="宋体" w:eastAsia="宋体" w:hAnsi="宋体"/>
         </w:rPr>
-        <w:t>，以前缀点.引导。</w:t>
+        <w:t>，以前缀</w:t>
+      </w:r>
+      <w:proofErr w:type="gramStart"/>
+      <w:r>
+        <w:rPr>
+          <w:rFonts w:ascii="宋体" w:eastAsia="宋体" w:hAnsi="宋体"/>
+        </w:rPr>
+        <w:t>点.</w:t>
+      </w:r>
+      <w:proofErr w:type="gramEnd"/>
+      <w:r>
+        <w:rPr>
+          <w:rFonts w:ascii="宋体" w:eastAsia="宋体" w:hAnsi="宋体"/>
+        </w:rPr>
+        <w:t>引导。</w:t>
       </w:r>
       <w:r>
         <w:rPr>
@@ -22212,13 +22839,55 @@
         <w:rPr>
           <w:rFonts w:ascii="宋体" w:eastAsia="宋体" w:hAnsi="宋体"/>
         </w:rPr>
-        <w:t>若某字仅有单一繁体或特殊异体，则使用复合后缀区分：.f（大陆繁体）、.g（港澳异体）、.t（台湾异体）、.j（日本汉字）、.u（通假/古音字）、</w:t>
-      </w:r>
-      <w:r>
-        <w:rPr>
-          <w:rFonts w:ascii="宋体" w:eastAsia="宋体" w:hAnsi="宋体" w:hint="eastAsia"/>
-        </w:rPr>
-        <w:t>.k（韩国用字）</w:t>
+        <w:t>若某字仅有单一繁体或特殊异体，则使用复合后缀区分：.f（大陆繁体）、.g（港澳异体）、.t（台湾异体）</w:t>
+      </w:r>
+      <w:proofErr w:type="gramStart"/>
+      <w:r>
+        <w:rPr>
+          <w:rFonts w:ascii="宋体" w:eastAsia="宋体" w:hAnsi="宋体"/>
+        </w:rPr>
+        <w:t>、.</w:t>
+      </w:r>
+      <w:proofErr w:type="gramEnd"/>
+      <w:r>
+        <w:rPr>
+          <w:rFonts w:ascii="宋体" w:eastAsia="宋体" w:hAnsi="宋体"/>
+        </w:rPr>
+        <w:t>j（日本汉字）</w:t>
+      </w:r>
+      <w:proofErr w:type="gramStart"/>
+      <w:r>
+        <w:rPr>
+          <w:rFonts w:ascii="宋体" w:eastAsia="宋体" w:hAnsi="宋体"/>
+        </w:rPr>
+        <w:t>、.</w:t>
+      </w:r>
+      <w:proofErr w:type="gramEnd"/>
+      <w:r>
+        <w:rPr>
+          <w:rFonts w:ascii="宋体" w:eastAsia="宋体" w:hAnsi="宋体"/>
+        </w:rPr>
+        <w:t>u（通假/古音字）</w:t>
+      </w:r>
+      <w:proofErr w:type="gramStart"/>
+      <w:r>
+        <w:rPr>
+          <w:rFonts w:ascii="宋体" w:eastAsia="宋体" w:hAnsi="宋体"/>
+        </w:rPr>
+        <w:t>、</w:t>
+      </w:r>
+      <w:r>
+        <w:rPr>
+          <w:rFonts w:ascii="宋体" w:eastAsia="宋体" w:hAnsi="宋体" w:hint="eastAsia"/>
+        </w:rPr>
+        <w:t>.</w:t>
+      </w:r>
+      <w:proofErr w:type="gramEnd"/>
+      <w:r>
+        <w:rPr>
+          <w:rFonts w:ascii="宋体" w:eastAsia="宋体" w:hAnsi="宋体" w:hint="eastAsia"/>
+        </w:rPr>
+        <w:t>k（韩国用字）</w:t>
       </w:r>
       <w:r>
         <w:rPr>
@@ -22243,7 +22912,21 @@
         <w:rPr>
           <w:rFonts w:ascii="宋体" w:eastAsia="宋体" w:hAnsi="宋体"/>
         </w:rPr>
-        <w:t>若某字对应多个常用繁体（如“复”之“復”、“複”），则其</w:t>
+        <w:t>若某字对应多个常用繁体（如“复”之“</w:t>
+      </w:r>
+      <w:proofErr w:type="gramStart"/>
+      <w:r>
+        <w:rPr>
+          <w:rFonts w:ascii="宋体" w:eastAsia="宋体" w:hAnsi="宋体"/>
+        </w:rPr>
+        <w:t>復</w:t>
+      </w:r>
+      <w:proofErr w:type="gramEnd"/>
+      <w:r>
+        <w:rPr>
+          <w:rFonts w:ascii="宋体" w:eastAsia="宋体" w:hAnsi="宋体"/>
+        </w:rPr>
+        <w:t>”、“複”），则其</w:t>
       </w:r>
       <w:r>
         <w:rPr>
@@ -22279,7 +22962,21 @@
         <w:rPr>
           <w:rFonts w:ascii="宋体" w:eastAsia="宋体" w:hAnsi="宋体"/>
         </w:rPr>
-        <w:t>字”进行区分），如.t、.y。</w:t>
+        <w:t>字”进行区分），如.t</w:t>
+      </w:r>
+      <w:proofErr w:type="gramStart"/>
+      <w:r>
+        <w:rPr>
+          <w:rFonts w:ascii="宋体" w:eastAsia="宋体" w:hAnsi="宋体"/>
+        </w:rPr>
+        <w:t>、.</w:t>
+      </w:r>
+      <w:proofErr w:type="gramEnd"/>
+      <w:r>
+        <w:rPr>
+          <w:rFonts w:ascii="宋体" w:eastAsia="宋体" w:hAnsi="宋体"/>
+        </w:rPr>
+        <w:t>y。</w:t>
       </w:r>
     </w:p>
     <w:p>
@@ -23199,6 +23896,7 @@
           <w:rFonts w:ascii="宋体" w:eastAsia="宋体" w:hAnsi="宋体"/>
           <w:szCs w:val="21"/>
         </w:rPr>
+        <w:lastRenderedPageBreak/>
         <w:t>方案1</w:t>
       </w:r>
       <w:r>
@@ -23318,7 +24016,7 @@
     <w:p>
       <w:pPr>
         <w:rPr>
-          <w:rFonts w:ascii="宋体" w:eastAsia="宋体" w:hAnsi="宋体"/>
+          <w:rFonts w:ascii="宋体" w:eastAsia="宋体" w:hAnsi="宋体" w:hint="eastAsia"/>
           <w:szCs w:val="21"/>
         </w:rPr>
       </w:pPr>
@@ -23375,7 +24073,7 @@
     <w:p>
       <w:pPr>
         <w:rPr>
-          <w:rFonts w:ascii="宋体" w:eastAsia="宋体" w:hAnsi="宋体"/>
+          <w:rFonts w:ascii="宋体" w:eastAsia="宋体" w:hAnsi="宋体" w:hint="eastAsia"/>
           <w:b/>
           <w:bCs/>
           <w:szCs w:val="21"/>
@@ -23463,7 +24161,6 @@
           <w:bCs/>
           <w:szCs w:val="21"/>
         </w:rPr>
-        <w:lastRenderedPageBreak/>
         <w:t>三、通用符号编码方案</w:t>
       </w:r>
     </w:p>
@@ -24497,7 +25194,23 @@
           <w:rFonts w:ascii="宋体" w:eastAsia="宋体" w:hAnsi="宋体"/>
           <w:szCs w:val="21"/>
         </w:rPr>
-        <w:t xml:space="preserve">：罗马字转写，如"か"→ </w:t>
+        <w:t>：罗马字转写，如</w:t>
+      </w:r>
+      <w:proofErr w:type="gramStart"/>
+      <w:r>
+        <w:rPr>
+          <w:rFonts w:ascii="宋体" w:eastAsia="宋体" w:hAnsi="宋体"/>
+          <w:szCs w:val="21"/>
+        </w:rPr>
+        <w:t>"か"</w:t>
+      </w:r>
+      <w:proofErr w:type="gramEnd"/>
+      <w:r>
+        <w:rPr>
+          <w:rFonts w:ascii="宋体" w:eastAsia="宋体" w:hAnsi="宋体"/>
+          <w:szCs w:val="21"/>
+        </w:rPr>
+        <w:t xml:space="preserve">→ </w:t>
       </w:r>
       <w:proofErr w:type="spellStart"/>
       <w:r>
@@ -24712,14 +25425,32 @@
           <w:bCs/>
           <w:szCs w:val="21"/>
         </w:rPr>
-        <w:t>预留区</w:t>
-      </w:r>
-      <w:r>
-        <w:rPr>
-          <w:rFonts w:ascii="宋体" w:eastAsia="宋体" w:hAnsi="宋体"/>
-          <w:szCs w:val="21"/>
-        </w:rPr>
-        <w:t>："bb0"用于无拼音汉字（已在</w:t>
+        <w:t>预留</w:t>
+      </w:r>
+      <w:proofErr w:type="gramStart"/>
+      <w:r>
+        <w:rPr>
+          <w:rFonts w:ascii="宋体" w:eastAsia="宋体" w:hAnsi="宋体"/>
+          <w:b/>
+          <w:bCs/>
+          <w:szCs w:val="21"/>
+        </w:rPr>
+        <w:t>区</w:t>
+      </w:r>
+      <w:r>
+        <w:rPr>
+          <w:rFonts w:ascii="宋体" w:eastAsia="宋体" w:hAnsi="宋体"/>
+          <w:szCs w:val="21"/>
+        </w:rPr>
+        <w:t>："</w:t>
+      </w:r>
+      <w:proofErr w:type="gramEnd"/>
+      <w:r>
+        <w:rPr>
+          <w:rFonts w:ascii="宋体" w:eastAsia="宋体" w:hAnsi="宋体"/>
+          <w:szCs w:val="21"/>
+        </w:rPr>
+        <w:t>bb0"用于无拼音汉字（已在</w:t>
       </w:r>
       <w:r>
         <w:rPr>
@@ -24908,7 +25639,15 @@
           <w:rFonts w:ascii="宋体" w:eastAsia="宋体" w:hAnsi="宋体"/>
           <w:szCs w:val="21"/>
         </w:rPr>
-        <w:t>"→"</w:t>
+        <w:t>"→</w:t>
+      </w:r>
+      <w:proofErr w:type="gramStart"/>
+      <w:r>
+        <w:rPr>
+          <w:rFonts w:ascii="宋体" w:eastAsia="宋体" w:hAnsi="宋体"/>
+          <w:szCs w:val="21"/>
+        </w:rPr>
+        <w:t>"</w:t>
       </w:r>
       <w:r>
         <w:rPr>
@@ -24922,7 +25661,15 @@
           <w:rFonts w:ascii="宋体" w:eastAsia="宋体" w:hAnsi="宋体"/>
           <w:szCs w:val="21"/>
         </w:rPr>
-        <w:t>"）</w:t>
+        <w:t>"</w:t>
+      </w:r>
+      <w:proofErr w:type="gramEnd"/>
+      <w:r>
+        <w:rPr>
+          <w:rFonts w:ascii="宋体" w:eastAsia="宋体" w:hAnsi="宋体"/>
+          <w:szCs w:val="21"/>
+        </w:rPr>
+        <w:t>）</w:t>
       </w:r>
     </w:p>
     <w:p>
@@ -24990,6 +25737,7 @@
           <w:rFonts w:ascii="宋体" w:eastAsia="宋体" w:hAnsi="宋体" w:hint="eastAsia"/>
           <w:szCs w:val="21"/>
         </w:rPr>
+        <w:lastRenderedPageBreak/>
         <w:t xml:space="preserve">    使用无数字版码表，便于主流输入法系统识别。无数字四位码实现如下：</w:t>
       </w:r>
     </w:p>
@@ -25147,15 +25895,7 @@
           <w:rFonts w:ascii="宋体" w:eastAsia="宋体" w:hAnsi="宋体" w:hint="eastAsia"/>
           <w:szCs w:val="21"/>
         </w:rPr>
-        <w:t xml:space="preserve">    独体字：先平仄，再字形。每个平仄又分两到三声，第一声（平声中的阴平，仄声中的</w:t>
-      </w:r>
-      <w:r>
-        <w:rPr>
-          <w:rFonts w:ascii="宋体" w:eastAsia="宋体" w:hAnsi="宋体" w:hint="eastAsia"/>
-          <w:szCs w:val="21"/>
-        </w:rPr>
-        <w:lastRenderedPageBreak/>
-        <w:t>上声）字形字母（0-9）为</w:t>
+        <w:t xml:space="preserve">    独体字：先平仄，再字形。每个平仄又分两到三声，第一声（平声中的阴平，仄声中的上声）字形字母（0-9）为</w:t>
       </w:r>
       <w:proofErr w:type="spellStart"/>
       <w:r>

--- a/help/解书音形规则文本.docx
+++ b/help/解书音形规则文本.docx
@@ -4436,9 +4436,6 @@
         <w:instrText>HYPERLINK "https://jmwztu.netlify.app/"</w:instrText>
       </w:r>
       <w:r>
-        <w:rPr>
-          <w:rFonts w:hint="eastAsia"/>
-        </w:rPr>
         <w:fldChar w:fldCharType="separate"/>
       </w:r>
       <w:r>
@@ -5563,7 +5560,7 @@
           <w14:ligatures w14:val="none"/>
         </w:rPr>
         <w:drawing>
-          <wp:inline distT="0" distB="0" distL="0" distR="0" wp14:anchorId="021093D3" wp14:editId="24D898F1">
+          <wp:inline distT="0" distB="0" distL="0" distR="0" wp14:anchorId="021093D3" wp14:editId="72C19606">
             <wp:extent cx="3864293" cy="1155659"/>
             <wp:effectExtent l="0" t="0" r="3175" b="6985"/>
             <wp:docPr id="876378149" name="图片 2"/>
@@ -9685,7 +9682,7 @@
     <w:p>
       <w:pPr>
         <w:rPr>
-          <w:rFonts w:ascii="宋体" w:eastAsia="宋体" w:hAnsi="宋体"/>
+          <w:rFonts w:ascii="宋体" w:eastAsia="宋体" w:hAnsi="宋体" w:hint="eastAsia"/>
         </w:rPr>
       </w:pPr>
     </w:p>
@@ -15967,7 +15964,7 @@
           <w:rFonts w:ascii="宋体" w:eastAsia="宋体" w:hAnsi="宋体"/>
           <w:szCs w:val="21"/>
         </w:rPr>
-        <w:t>，且其笔画是连续书写的，即可拆分，不受粘连/穿插/交错的</w:t>
+        <w:t>，且其笔画是连续书写的，即可拆分，不受粘连/穿插/交错的限制。"勹</w:t>
       </w:r>
       <w:proofErr w:type="gramStart"/>
       <w:r>
@@ -15975,15 +15972,43 @@
           <w:rFonts w:ascii="宋体" w:eastAsia="宋体" w:hAnsi="宋体"/>
           <w:szCs w:val="21"/>
         </w:rPr>
-        <w:t>限制。"</w:t>
+        <w:t>"</w:t>
+      </w:r>
+      <w:r>
+        <w:rPr>
+          <w:rFonts w:ascii="宋体" w:eastAsia="宋体" w:hAnsi="宋体" w:hint="eastAsia"/>
+          <w:szCs w:val="21"/>
+        </w:rPr>
+        <w:t>/</w:t>
+      </w:r>
+      <w:r>
+        <w:rPr>
+          <w:rFonts w:ascii="宋体" w:eastAsia="宋体" w:hAnsi="宋体"/>
+          <w:szCs w:val="21"/>
+        </w:rPr>
+        <w:t>"</w:t>
       </w:r>
       <w:proofErr w:type="gramEnd"/>
       <w:r>
         <w:rPr>
-          <w:rFonts w:ascii="宋体" w:eastAsia="宋体" w:hAnsi="宋体"/>
-          <w:szCs w:val="21"/>
-        </w:rPr>
-        <w:t>勹"：汉字</w:t>
+          <w:rFonts w:ascii="宋体" w:eastAsia="宋体" w:hAnsi="宋体" w:hint="eastAsia"/>
+          <w:szCs w:val="21"/>
+        </w:rPr>
+        <w:t>匚</w:t>
+      </w:r>
+      <w:r>
+        <w:rPr>
+          <w:rFonts w:ascii="宋体" w:eastAsia="宋体" w:hAnsi="宋体"/>
+          <w:szCs w:val="21"/>
+        </w:rPr>
+        <w:t>"</w:t>
+      </w:r>
+      <w:r>
+        <w:rPr>
+          <w:rFonts w:ascii="宋体" w:eastAsia="宋体" w:hAnsi="宋体"/>
+          <w:szCs w:val="21"/>
+        </w:rPr>
+        <w:t>：汉字</w:t>
       </w:r>
       <w:proofErr w:type="gramStart"/>
       <w:r>
@@ -16007,15 +16032,66 @@
           <w:rFonts w:ascii="宋体" w:eastAsia="宋体" w:hAnsi="宋体"/>
           <w:szCs w:val="21"/>
         </w:rPr>
-        <w:t>"作为</w:t>
+        <w:t>"</w:t>
+      </w:r>
+      <w:r>
+        <w:rPr>
+          <w:rFonts w:ascii="宋体" w:eastAsia="宋体" w:hAnsi="宋体" w:hint="eastAsia"/>
+          <w:szCs w:val="21"/>
+        </w:rPr>
+        <w:t>或</w:t>
+      </w:r>
+      <w:r>
+        <w:rPr>
+          <w:rFonts w:ascii="宋体" w:eastAsia="宋体" w:hAnsi="宋体"/>
+          <w:szCs w:val="21"/>
+        </w:rPr>
+        <w:t>"</w:t>
       </w:r>
       <w:proofErr w:type="gramEnd"/>
       <w:r>
         <w:rPr>
-          <w:rFonts w:ascii="宋体" w:eastAsia="宋体" w:hAnsi="宋体"/>
-          <w:szCs w:val="21"/>
-        </w:rPr>
-        <w:t>包围外框（其他半包围外框如匚、凵、冂等均不适用）。"口"：汉字仅由两个部件组成，其中一个部件必须</w:t>
+          <w:rFonts w:ascii="宋体" w:eastAsia="宋体" w:hAnsi="宋体" w:hint="eastAsia"/>
+          <w:szCs w:val="21"/>
+        </w:rPr>
+        <w:t>匚</w:t>
+      </w:r>
+      <w:proofErr w:type="gramStart"/>
+      <w:r>
+        <w:rPr>
+          <w:rFonts w:ascii="宋体" w:eastAsia="宋体" w:hAnsi="宋体"/>
+          <w:szCs w:val="21"/>
+        </w:rPr>
+        <w:t>"</w:t>
+      </w:r>
+      <w:r>
+        <w:rPr>
+          <w:rFonts w:ascii="宋体" w:eastAsia="宋体" w:hAnsi="宋体"/>
+          <w:szCs w:val="21"/>
+        </w:rPr>
+        <w:t>作为</w:t>
+      </w:r>
+      <w:proofErr w:type="gramEnd"/>
+      <w:r>
+        <w:rPr>
+          <w:rFonts w:ascii="宋体" w:eastAsia="宋体" w:hAnsi="宋体"/>
+          <w:szCs w:val="21"/>
+        </w:rPr>
+        <w:t>包围外框（其他半包围外框如凵、冂等</w:t>
+      </w:r>
+      <w:r>
+        <w:rPr>
+          <w:rFonts w:ascii="宋体" w:eastAsia="宋体" w:hAnsi="宋体" w:hint="eastAsia"/>
+          <w:szCs w:val="21"/>
+        </w:rPr>
+        <w:t>暂</w:t>
+      </w:r>
+      <w:r>
+        <w:rPr>
+          <w:rFonts w:ascii="宋体" w:eastAsia="宋体" w:hAnsi="宋体"/>
+          <w:szCs w:val="21"/>
+        </w:rPr>
+        <w:t>不适用）。"口"：汉字仅由两个部件组成，其中一个部件必须</w:t>
       </w:r>
       <w:proofErr w:type="gramStart"/>
       <w:r>

--- a/help/解书音形规则文本.docx
+++ b/help/解书音形规则文本.docx
@@ -598,10 +598,10 @@
       </w:pPr>
       <w:r>
         <w:rPr>
-          <w:rFonts w:ascii="宋体" w:eastAsia="宋体" w:hAnsi="宋体"/>
-          <w:szCs w:val="21"/>
-        </w:rPr>
-        <w:t>窗口特性</w:t>
+          <w:rFonts w:ascii="宋体" w:eastAsia="宋体" w:hAnsi="宋体" w:hint="eastAsia"/>
+          <w:szCs w:val="21"/>
+        </w:rPr>
+        <w:t>外输精简</w:t>
       </w:r>
     </w:p>
     <w:p>
@@ -617,10 +617,10 @@
       </w:pPr>
       <w:r>
         <w:rPr>
-          <w:rFonts w:ascii="宋体" w:eastAsia="宋体" w:hAnsi="宋体"/>
-          <w:szCs w:val="21"/>
-        </w:rPr>
-        <w:t>置顶显示：始终保持在最上层</w:t>
+          <w:rFonts w:ascii="宋体" w:eastAsia="宋体" w:hAnsi="宋体" w:hint="eastAsia"/>
+          <w:szCs w:val="21"/>
+        </w:rPr>
+        <w:t>去掉标题栏和设置区</w:t>
       </w:r>
     </w:p>
     <w:p>
@@ -636,78 +636,6 @@
       </w:pPr>
       <w:r>
         <w:rPr>
-          <w:rFonts w:ascii="宋体" w:eastAsia="宋体" w:hAnsi="宋体"/>
-          <w:szCs w:val="21"/>
-        </w:rPr>
-        <w:t>可拖动：点击显示区域任意位置拖动窗口</w:t>
-      </w:r>
-    </w:p>
-    <w:p>
-      <w:pPr>
-        <w:numPr>
-          <w:ilvl w:val="0"/>
-          <w:numId w:val="3"/>
-        </w:numPr>
-        <w:rPr>
-          <w:rFonts w:ascii="宋体" w:eastAsia="宋体" w:hAnsi="宋体" w:hint="eastAsia"/>
-          <w:szCs w:val="21"/>
-        </w:rPr>
-      </w:pPr>
-      <w:r>
-        <w:rPr>
-          <w:rFonts w:ascii="宋体" w:eastAsia="宋体" w:hAnsi="宋体"/>
-          <w:szCs w:val="21"/>
-        </w:rPr>
-        <w:t>半透明效果：95%透明度，不遮挡下方内容</w:t>
-      </w:r>
-    </w:p>
-    <w:p>
-      <w:pPr>
-        <w:rPr>
-          <w:rFonts w:ascii="宋体" w:eastAsia="宋体" w:hAnsi="宋体" w:hint="eastAsia"/>
-          <w:szCs w:val="21"/>
-        </w:rPr>
-      </w:pPr>
-      <w:r>
-        <w:rPr>
-          <w:rFonts w:ascii="宋体" w:eastAsia="宋体" w:hAnsi="宋体" w:hint="eastAsia"/>
-          <w:szCs w:val="21"/>
-        </w:rPr>
-        <w:t>外输精简</w:t>
-      </w:r>
-    </w:p>
-    <w:p>
-      <w:pPr>
-        <w:numPr>
-          <w:ilvl w:val="0"/>
-          <w:numId w:val="3"/>
-        </w:numPr>
-        <w:rPr>
-          <w:rFonts w:ascii="宋体" w:eastAsia="宋体" w:hAnsi="宋体" w:hint="eastAsia"/>
-          <w:szCs w:val="21"/>
-        </w:rPr>
-      </w:pPr>
-      <w:r>
-        <w:rPr>
-          <w:rFonts w:ascii="宋体" w:eastAsia="宋体" w:hAnsi="宋体" w:hint="eastAsia"/>
-          <w:szCs w:val="21"/>
-        </w:rPr>
-        <w:t>去掉标题栏和设置区</w:t>
-      </w:r>
-    </w:p>
-    <w:p>
-      <w:pPr>
-        <w:numPr>
-          <w:ilvl w:val="0"/>
-          <w:numId w:val="3"/>
-        </w:numPr>
-        <w:rPr>
-          <w:rFonts w:ascii="宋体" w:eastAsia="宋体" w:hAnsi="宋体" w:hint="eastAsia"/>
-          <w:szCs w:val="21"/>
-        </w:rPr>
-      </w:pPr>
-      <w:r>
-        <w:rPr>
           <w:rFonts w:ascii="宋体" w:eastAsia="宋体" w:hAnsi="宋体" w:hint="eastAsia"/>
           <w:szCs w:val="21"/>
         </w:rPr>
@@ -776,21 +704,17 @@
           <w:rFonts w:ascii="宋体" w:eastAsia="宋体" w:hAnsi="宋体"/>
           <w:szCs w:val="21"/>
         </w:rPr>
-        <w:t>输入编码：输入至少</w:t>
-      </w:r>
-      <w:r>
-        <w:rPr>
-          <w:rFonts w:ascii="宋体" w:eastAsia="宋体" w:hAnsi="宋体" w:hint="eastAsia"/>
-          <w:szCs w:val="21"/>
-        </w:rPr>
-        <w:t>1</w:t>
-      </w:r>
-      <w:r>
-        <w:rPr>
-          <w:rFonts w:ascii="宋体" w:eastAsia="宋体" w:hAnsi="宋体"/>
-          <w:szCs w:val="21"/>
-        </w:rPr>
-        <w:t>位编码</w:t>
+        <w:t>显示候选：候选字</w:t>
+      </w:r>
+      <w:r>
+        <w:rPr>
+          <w:rFonts w:ascii="宋体" w:eastAsia="宋体" w:hAnsi="宋体" w:hint="eastAsia"/>
+          <w:b/>
+          <w:bCs/>
+          <w:color w:val="EE0000"/>
+          <w:szCs w:val="21"/>
+        </w:rPr>
+        <w:t>显示剩余编码</w:t>
       </w:r>
     </w:p>
     <w:p>
@@ -809,42 +733,6 @@
           <w:rFonts w:ascii="宋体" w:eastAsia="宋体" w:hAnsi="宋体"/>
           <w:szCs w:val="21"/>
         </w:rPr>
-        <w:t>显示候选：候选字显示在第二行</w:t>
-      </w:r>
-      <w:r>
-        <w:rPr>
-          <w:rFonts w:ascii="宋体" w:eastAsia="宋体" w:hAnsi="宋体" w:hint="eastAsia"/>
-          <w:szCs w:val="21"/>
-        </w:rPr>
-        <w:t>，</w:t>
-      </w:r>
-      <w:r>
-        <w:rPr>
-          <w:rFonts w:ascii="宋体" w:eastAsia="宋体" w:hAnsi="宋体" w:hint="eastAsia"/>
-          <w:b/>
-          <w:bCs/>
-          <w:color w:val="EE0000"/>
-          <w:szCs w:val="21"/>
-        </w:rPr>
-        <w:t>显示剩余编码</w:t>
-      </w:r>
-    </w:p>
-    <w:p>
-      <w:pPr>
-        <w:numPr>
-          <w:ilvl w:val="0"/>
-          <w:numId w:val="4"/>
-        </w:numPr>
-        <w:rPr>
-          <w:rFonts w:ascii="宋体" w:eastAsia="宋体" w:hAnsi="宋体" w:hint="eastAsia"/>
-          <w:szCs w:val="21"/>
-        </w:rPr>
-      </w:pPr>
-      <w:r>
-        <w:rPr>
-          <w:rFonts w:ascii="宋体" w:eastAsia="宋体" w:hAnsi="宋体"/>
-          <w:szCs w:val="21"/>
-        </w:rPr>
         <w:t>选择方式：</w:t>
       </w:r>
       <w:r>
@@ -918,7 +806,6 @@
           <w:rFonts w:ascii="宋体" w:eastAsia="宋体" w:hAnsi="宋体"/>
           <w:szCs w:val="21"/>
         </w:rPr>
-        <w:lastRenderedPageBreak/>
         <w:t>自动拆分：系统自动将长编码拆分为多个字码</w:t>
       </w:r>
       <w:r>
@@ -1016,6 +903,7 @@
           <w:rFonts w:ascii="宋体" w:eastAsia="宋体" w:hAnsi="宋体"/>
           <w:szCs w:val="21"/>
         </w:rPr>
+        <w:lastRenderedPageBreak/>
         <w:t>上屏：</w:t>
       </w:r>
     </w:p>
@@ -1120,14 +1008,7 @@
           <w:rFonts w:ascii="宋体" w:eastAsia="宋体" w:hAnsi="宋体"/>
           <w:szCs w:val="21"/>
         </w:rPr>
-        <w:t>编码补全：输入过程中</w:t>
-      </w:r>
-      <w:r>
-        <w:rPr>
-          <w:rFonts w:ascii="宋体" w:eastAsia="宋体" w:hAnsi="宋体" w:hint="eastAsia"/>
-          <w:szCs w:val="21"/>
-        </w:rPr>
-        <w:t>显示剩余编码</w:t>
+        <w:t>剪贴板同步：输入内容自动复制到剪贴板</w:t>
       </w:r>
     </w:p>
     <w:p>
@@ -1143,10 +1024,94 @@
       </w:pPr>
       <w:r>
         <w:rPr>
-          <w:rFonts w:ascii="宋体" w:eastAsia="宋体" w:hAnsi="宋体"/>
-          <w:szCs w:val="21"/>
-        </w:rPr>
-        <w:t>剪贴板同步：输入内容自动复制到剪贴板</w:t>
+          <w:rFonts w:ascii="宋体" w:eastAsia="宋体" w:hAnsi="宋体" w:hint="eastAsia"/>
+          <w:szCs w:val="21"/>
+        </w:rPr>
+        <w:t>内输/外输：仅在输入法程序预设的框内输入/在任意全局输入框输入，用←</w:t>
+      </w:r>
+      <w:r>
+        <w:rPr>
+          <w:rFonts w:ascii="宋体" w:eastAsia="宋体" w:hAnsi="宋体" w:hint="eastAsia"/>
+          <w:szCs w:val="21"/>
+        </w:rPr>
+        <w:t>+→</w:t>
+      </w:r>
+      <w:r>
+        <w:rPr>
+          <w:rFonts w:ascii="宋体" w:eastAsia="宋体" w:hAnsi="宋体" w:hint="eastAsia"/>
+          <w:szCs w:val="21"/>
+        </w:rPr>
+        <w:t>切换</w:t>
+      </w:r>
+      <w:r>
+        <w:rPr>
+          <w:rFonts w:ascii="宋体" w:eastAsia="宋体" w:hAnsi="宋体" w:hint="eastAsia"/>
+          <w:szCs w:val="21"/>
+        </w:rPr>
+        <w:t>。</w:t>
+      </w:r>
+      <w:r>
+        <w:rPr>
+          <w:rFonts w:ascii="宋体" w:eastAsia="宋体" w:hAnsi="宋体" w:hint="eastAsia"/>
+          <w:szCs w:val="21"/>
+        </w:rPr>
+        <w:t>外输时根据光标位置移动输入界面。</w:t>
+      </w:r>
+      <w:r>
+        <w:rPr>
+          <w:rFonts w:ascii="宋体" w:eastAsia="宋体" w:hAnsi="宋体" w:hint="eastAsia"/>
+          <w:szCs w:val="21"/>
+        </w:rPr>
+        <w:t>为了避免快捷键冲突，可</w:t>
+      </w:r>
+      <w:r>
+        <w:rPr>
+          <w:rFonts w:ascii="宋体" w:eastAsia="宋体" w:hAnsi="宋体" w:hint="eastAsia"/>
+          <w:szCs w:val="21"/>
+        </w:rPr>
+        <w:t>按esc</w:t>
+      </w:r>
+      <w:r>
+        <w:rPr>
+          <w:rFonts w:ascii="宋体" w:eastAsia="宋体" w:hAnsi="宋体" w:hint="eastAsia"/>
+          <w:szCs w:val="21"/>
+        </w:rPr>
+        <w:t>+1</w:t>
+      </w:r>
+      <w:r>
+        <w:rPr>
+          <w:rFonts w:ascii="宋体" w:eastAsia="宋体" w:hAnsi="宋体" w:hint="eastAsia"/>
+          <w:szCs w:val="21"/>
+        </w:rPr>
+        <w:t>取消</w:t>
+      </w:r>
+      <w:r>
+        <w:rPr>
+          <w:rFonts w:ascii="宋体" w:eastAsia="宋体" w:hAnsi="宋体" w:hint="eastAsia"/>
+          <w:szCs w:val="21"/>
+        </w:rPr>
+        <w:t>内输外输切换功能，此时仅支持内输</w:t>
+      </w:r>
+      <w:r>
+        <w:rPr>
+          <w:rFonts w:ascii="宋体" w:eastAsia="宋体" w:hAnsi="宋体" w:hint="eastAsia"/>
+          <w:szCs w:val="21"/>
+        </w:rPr>
+        <w:t>，</w:t>
+      </w:r>
+      <w:r>
+        <w:rPr>
+          <w:rFonts w:ascii="宋体" w:eastAsia="宋体" w:hAnsi="宋体" w:hint="eastAsia"/>
+          <w:szCs w:val="21"/>
+        </w:rPr>
+        <w:t>即</w:t>
+      </w:r>
+      <w:r>
+        <w:rPr>
+          <w:rFonts w:ascii="宋体" w:eastAsia="宋体" w:hAnsi="宋体" w:hint="eastAsia"/>
+          <w:szCs w:val="21"/>
+        </w:rPr>
+        <w:t>“仅内输”。</w:t>
       </w:r>
     </w:p>
     <w:p>
@@ -1165,109 +1130,6 @@
           <w:rFonts w:ascii="宋体" w:eastAsia="宋体" w:hAnsi="宋体" w:hint="eastAsia"/>
           <w:szCs w:val="21"/>
         </w:rPr>
-        <w:t>内输/外输：仅在输入法程序预设的框内输入/在任意全局输入框输入，用←</w:t>
-      </w:r>
-      <w:r>
-        <w:rPr>
-          <w:rFonts w:ascii="宋体" w:eastAsia="宋体" w:hAnsi="宋体" w:hint="eastAsia"/>
-          <w:szCs w:val="21"/>
-        </w:rPr>
-        <w:t>+→</w:t>
-      </w:r>
-      <w:r>
-        <w:rPr>
-          <w:rFonts w:ascii="宋体" w:eastAsia="宋体" w:hAnsi="宋体" w:hint="eastAsia"/>
-          <w:szCs w:val="21"/>
-        </w:rPr>
-        <w:t>切换</w:t>
-      </w:r>
-      <w:r>
-        <w:rPr>
-          <w:rFonts w:ascii="宋体" w:eastAsia="宋体" w:hAnsi="宋体" w:hint="eastAsia"/>
-          <w:szCs w:val="21"/>
-        </w:rPr>
-        <w:t>。</w:t>
-      </w:r>
-      <w:r>
-        <w:rPr>
-          <w:rFonts w:ascii="宋体" w:eastAsia="宋体" w:hAnsi="宋体" w:hint="eastAsia"/>
-          <w:szCs w:val="21"/>
-        </w:rPr>
-        <w:t>外输时根据光标位置移动输入界面。</w:t>
-      </w:r>
-      <w:r>
-        <w:rPr>
-          <w:rFonts w:ascii="宋体" w:eastAsia="宋体" w:hAnsi="宋体" w:hint="eastAsia"/>
-          <w:szCs w:val="21"/>
-        </w:rPr>
-        <w:t>为了避免快捷键冲突，可</w:t>
-      </w:r>
-      <w:r>
-        <w:rPr>
-          <w:rFonts w:ascii="宋体" w:eastAsia="宋体" w:hAnsi="宋体" w:hint="eastAsia"/>
-          <w:szCs w:val="21"/>
-        </w:rPr>
-        <w:t>按esc</w:t>
-      </w:r>
-      <w:r>
-        <w:rPr>
-          <w:rFonts w:ascii="宋体" w:eastAsia="宋体" w:hAnsi="宋体" w:hint="eastAsia"/>
-          <w:szCs w:val="21"/>
-        </w:rPr>
-        <w:t>+1</w:t>
-      </w:r>
-      <w:r>
-        <w:rPr>
-          <w:rFonts w:ascii="宋体" w:eastAsia="宋体" w:hAnsi="宋体" w:hint="eastAsia"/>
-          <w:szCs w:val="21"/>
-        </w:rPr>
-        <w:t>取消</w:t>
-      </w:r>
-      <w:r>
-        <w:rPr>
-          <w:rFonts w:ascii="宋体" w:eastAsia="宋体" w:hAnsi="宋体" w:hint="eastAsia"/>
-          <w:szCs w:val="21"/>
-        </w:rPr>
-        <w:t>内输外输切换功能，此时仅支持内输</w:t>
-      </w:r>
-      <w:r>
-        <w:rPr>
-          <w:rFonts w:ascii="宋体" w:eastAsia="宋体" w:hAnsi="宋体" w:hint="eastAsia"/>
-          <w:szCs w:val="21"/>
-        </w:rPr>
-        <w:t>，</w:t>
-      </w:r>
-      <w:r>
-        <w:rPr>
-          <w:rFonts w:ascii="宋体" w:eastAsia="宋体" w:hAnsi="宋体" w:hint="eastAsia"/>
-          <w:szCs w:val="21"/>
-        </w:rPr>
-        <w:t>即</w:t>
-      </w:r>
-      <w:r>
-        <w:rPr>
-          <w:rFonts w:ascii="宋体" w:eastAsia="宋体" w:hAnsi="宋体" w:hint="eastAsia"/>
-          <w:szCs w:val="21"/>
-        </w:rPr>
-        <w:t>“仅内输”。</w:t>
-      </w:r>
-    </w:p>
-    <w:p>
-      <w:pPr>
-        <w:numPr>
-          <w:ilvl w:val="0"/>
-          <w:numId w:val="6"/>
-        </w:numPr>
-        <w:rPr>
-          <w:rFonts w:ascii="宋体" w:eastAsia="宋体" w:hAnsi="宋体" w:hint="eastAsia"/>
-          <w:szCs w:val="21"/>
-        </w:rPr>
-      </w:pPr>
-      <w:r>
-        <w:rPr>
-          <w:rFonts w:ascii="宋体" w:eastAsia="宋体" w:hAnsi="宋体" w:hint="eastAsia"/>
-          <w:szCs w:val="21"/>
-        </w:rPr>
         <w:t>外输模式下，如果按enter键，则保留原来的编码上屏，不替代为相应汉字等字符。</w:t>
       </w:r>
     </w:p>
@@ -1531,25 +1393,6 @@
     </w:p>
     <w:p>
       <w:pPr>
-        <w:numPr>
-          <w:ilvl w:val="0"/>
-          <w:numId w:val="7"/>
-        </w:numPr>
-        <w:rPr>
-          <w:rFonts w:ascii="宋体" w:eastAsia="宋体" w:hAnsi="宋体" w:hint="eastAsia"/>
-          <w:szCs w:val="21"/>
-        </w:rPr>
-      </w:pPr>
-      <w:r>
-        <w:rPr>
-          <w:rFonts w:ascii="宋体" w:eastAsia="宋体" w:hAnsi="宋体"/>
-          <w:szCs w:val="21"/>
-        </w:rPr>
-        <w:t>适合大量汉字批量录入</w:t>
-      </w:r>
-    </w:p>
-    <w:p>
-      <w:pPr>
         <w:rPr>
           <w:rFonts w:ascii="宋体" w:eastAsia="宋体" w:hAnsi="宋体" w:hint="eastAsia"/>
           <w:szCs w:val="21"/>
@@ -1584,16 +1427,30 @@
           <w:numId w:val="8"/>
         </w:numPr>
         <w:rPr>
-          <w:rFonts w:ascii="宋体" w:eastAsia="宋体" w:hAnsi="宋体" w:hint="eastAsia"/>
-          <w:szCs w:val="21"/>
-        </w:rPr>
-      </w:pPr>
-      <w:r>
-        <w:rPr>
-          <w:rFonts w:ascii="宋体" w:eastAsia="宋体" w:hAnsi="宋体"/>
-          <w:szCs w:val="21"/>
-        </w:rPr>
-        <w:t>添加单个汉字编码</w:t>
+          <w:rFonts w:ascii="宋体" w:eastAsia="宋体" w:hAnsi="宋体"/>
+          <w:szCs w:val="21"/>
+        </w:rPr>
+      </w:pPr>
+      <w:r>
+        <w:rPr>
+          <w:rFonts w:ascii="宋体" w:eastAsia="宋体" w:hAnsi="宋体" w:hint="eastAsia"/>
+          <w:szCs w:val="21"/>
+        </w:rPr>
+        <w:t>输入</w:t>
+      </w:r>
+      <w:r>
+        <w:rPr>
+          <w:rFonts w:ascii="宋体" w:eastAsia="宋体" w:hAnsi="宋体" w:hint="eastAsia"/>
+          <w:szCs w:val="21"/>
+        </w:rPr>
+        <w:t>单个</w:t>
+      </w:r>
+      <w:r>
+        <w:rPr>
+          <w:rFonts w:ascii="宋体" w:eastAsia="宋体" w:hAnsi="宋体"/>
+          <w:szCs w:val="21"/>
+        </w:rPr>
+        <w:t>汉字</w:t>
       </w:r>
     </w:p>
     <w:p>
@@ -1609,10 +1466,17 @@
       </w:pPr>
       <w:r>
         <w:rPr>
-          <w:rFonts w:ascii="宋体" w:eastAsia="宋体" w:hAnsi="宋体"/>
-          <w:szCs w:val="21"/>
-        </w:rPr>
-        <w:t>格式：汉字 完整编码</w:t>
+          <w:rFonts w:ascii="宋体" w:eastAsia="宋体" w:hAnsi="宋体" w:hint="eastAsia"/>
+          <w:szCs w:val="21"/>
+        </w:rPr>
+        <w:t>输入对应的</w:t>
+      </w:r>
+      <w:r>
+        <w:rPr>
+          <w:rFonts w:ascii="宋体" w:eastAsia="宋体" w:hAnsi="宋体"/>
+          <w:szCs w:val="21"/>
+        </w:rPr>
+        <w:t>完整编码</w:t>
       </w:r>
     </w:p>
     <w:p>
@@ -1636,25 +1500,6 @@
     </w:p>
     <w:p>
       <w:pPr>
-        <w:numPr>
-          <w:ilvl w:val="0"/>
-          <w:numId w:val="8"/>
-        </w:numPr>
-        <w:rPr>
-          <w:rFonts w:ascii="宋体" w:eastAsia="宋体" w:hAnsi="宋体" w:hint="eastAsia"/>
-          <w:szCs w:val="21"/>
-        </w:rPr>
-      </w:pPr>
-      <w:r>
-        <w:rPr>
-          <w:rFonts w:ascii="宋体" w:eastAsia="宋体" w:hAnsi="宋体"/>
-          <w:szCs w:val="21"/>
-        </w:rPr>
-        <w:t>解决冲突后完成添加</w:t>
-      </w:r>
-    </w:p>
-    <w:p>
-      <w:pPr>
         <w:rPr>
           <w:rFonts w:ascii="宋体" w:eastAsia="宋体" w:hAnsi="宋体" w:hint="eastAsia"/>
           <w:szCs w:val="21"/>
@@ -1741,25 +1586,6 @@
     </w:p>
     <w:p>
       <w:pPr>
-        <w:numPr>
-          <w:ilvl w:val="0"/>
-          <w:numId w:val="9"/>
-        </w:numPr>
-        <w:rPr>
-          <w:rFonts w:ascii="宋体" w:eastAsia="宋体" w:hAnsi="宋体" w:hint="eastAsia"/>
-          <w:szCs w:val="21"/>
-        </w:rPr>
-      </w:pPr>
-      <w:r>
-        <w:rPr>
-          <w:rFonts w:ascii="宋体" w:eastAsia="宋体" w:hAnsi="宋体"/>
-          <w:szCs w:val="21"/>
-        </w:rPr>
-        <w:t>可修改或删除已有条目</w:t>
-      </w:r>
-    </w:p>
-    <w:p>
-      <w:pPr>
         <w:rPr>
           <w:rFonts w:ascii="宋体" w:eastAsia="宋体" w:hAnsi="宋体" w:hint="eastAsia"/>
           <w:szCs w:val="21"/>
@@ -1902,64 +1728,16 @@
     </w:p>
     <w:p>
       <w:pPr>
-        <w:numPr>
-          <w:ilvl w:val="0"/>
-          <w:numId w:val="10"/>
-        </w:numPr>
-        <w:rPr>
-          <w:rFonts w:ascii="宋体" w:eastAsia="宋体" w:hAnsi="宋体" w:hint="eastAsia"/>
-          <w:szCs w:val="21"/>
-        </w:rPr>
-      </w:pPr>
-      <w:r>
-        <w:rPr>
-          <w:rFonts w:ascii="宋体" w:eastAsia="宋体" w:hAnsi="宋体"/>
-          <w:szCs w:val="21"/>
-        </w:rPr>
-        <w:t>示例：输入</w:t>
-      </w:r>
-      <w:r>
-        <w:rPr>
-          <w:rFonts w:ascii="宋体" w:eastAsia="宋体" w:hAnsi="宋体" w:hint="eastAsia"/>
-          <w:szCs w:val="21"/>
-        </w:rPr>
-        <w:t>yi4</w:t>
-      </w:r>
-      <w:r>
-        <w:rPr>
-          <w:rFonts w:ascii="宋体" w:eastAsia="宋体" w:hAnsi="宋体"/>
-          <w:szCs w:val="21"/>
-        </w:rPr>
-        <w:t>查看该</w:t>
-      </w:r>
-      <w:r>
-        <w:rPr>
-          <w:rFonts w:ascii="宋体" w:eastAsia="宋体" w:hAnsi="宋体" w:hint="eastAsia"/>
-          <w:szCs w:val="21"/>
-        </w:rPr>
-        <w:t>音</w:t>
-      </w:r>
-      <w:r>
-        <w:rPr>
-          <w:rFonts w:ascii="宋体" w:eastAsia="宋体" w:hAnsi="宋体"/>
-          <w:szCs w:val="21"/>
-        </w:rPr>
-        <w:t>区情况</w:t>
-      </w:r>
-    </w:p>
-    <w:p>
-      <w:pPr>
-        <w:rPr>
-          <w:rFonts w:ascii="宋体" w:eastAsia="宋体" w:hAnsi="宋体" w:hint="eastAsia"/>
-          <w:szCs w:val="21"/>
-        </w:rPr>
-      </w:pPr>
-      <w:r>
-        <w:rPr>
-          <w:rFonts w:ascii="宋体" w:eastAsia="宋体" w:hAnsi="宋体"/>
-          <w:szCs w:val="21"/>
-        </w:rPr>
-        <w:lastRenderedPageBreak/>
+        <w:rPr>
+          <w:rFonts w:ascii="宋体" w:eastAsia="宋体" w:hAnsi="宋体" w:hint="eastAsia"/>
+          <w:szCs w:val="21"/>
+        </w:rPr>
+      </w:pPr>
+      <w:r>
+        <w:rPr>
+          <w:rFonts w:ascii="宋体" w:eastAsia="宋体" w:hAnsi="宋体"/>
+          <w:szCs w:val="21"/>
+        </w:rPr>
         <w:t>5. 整理</w:t>
       </w:r>
       <w:r>
@@ -1993,7 +1771,7 @@
           <w:rFonts w:ascii="宋体" w:eastAsia="宋体" w:hAnsi="宋体"/>
           <w:szCs w:val="21"/>
         </w:rPr>
-        <w:t>自动去重和排序字典</w:t>
+        <w:t>自动去重和排序</w:t>
       </w:r>
     </w:p>
     <w:p>
@@ -2012,14 +1790,7 @@
           <w:rFonts w:ascii="宋体" w:eastAsia="宋体" w:hAnsi="宋体"/>
           <w:szCs w:val="21"/>
         </w:rPr>
-        <w:t>生成AHK热键脚本</w:t>
-      </w:r>
-      <w:r>
-        <w:rPr>
-          <w:rFonts w:ascii="宋体" w:eastAsia="宋体" w:hAnsi="宋体" w:hint="eastAsia"/>
-          <w:szCs w:val="21"/>
-        </w:rPr>
-        <w:t>（暂时停用）</w:t>
+        <w:t>创建无数字简码版本</w:t>
       </w:r>
     </w:p>
     <w:p>
@@ -2038,44 +1809,6 @@
           <w:rFonts w:ascii="宋体" w:eastAsia="宋体" w:hAnsi="宋体"/>
           <w:szCs w:val="21"/>
         </w:rPr>
-        <w:t>创建无数字简码版本</w:t>
-      </w:r>
-    </w:p>
-    <w:p>
-      <w:pPr>
-        <w:numPr>
-          <w:ilvl w:val="0"/>
-          <w:numId w:val="11"/>
-        </w:numPr>
-        <w:rPr>
-          <w:rFonts w:ascii="宋体" w:eastAsia="宋体" w:hAnsi="宋体" w:hint="eastAsia"/>
-          <w:szCs w:val="21"/>
-        </w:rPr>
-      </w:pPr>
-      <w:r>
-        <w:rPr>
-          <w:rFonts w:ascii="宋体" w:eastAsia="宋体" w:hAnsi="宋体"/>
-          <w:szCs w:val="21"/>
-        </w:rPr>
-        <w:t>整理词语文件排序</w:t>
-      </w:r>
-    </w:p>
-    <w:p>
-      <w:pPr>
-        <w:numPr>
-          <w:ilvl w:val="0"/>
-          <w:numId w:val="11"/>
-        </w:numPr>
-        <w:rPr>
-          <w:rFonts w:ascii="宋体" w:eastAsia="宋体" w:hAnsi="宋体" w:hint="eastAsia"/>
-          <w:szCs w:val="21"/>
-        </w:rPr>
-      </w:pPr>
-      <w:r>
-        <w:rPr>
-          <w:rFonts w:ascii="宋体" w:eastAsia="宋体" w:hAnsi="宋体"/>
-          <w:szCs w:val="21"/>
-        </w:rPr>
         <w:t>一级简码优先排列</w:t>
       </w:r>
     </w:p>
@@ -2188,26 +1921,21 @@
           <w:rFonts w:ascii="宋体" w:eastAsia="宋体" w:hAnsi="宋体"/>
           <w:szCs w:val="21"/>
         </w:rPr>
-        <w:t>交互时显示当前条目及已有理据，支持多行（\n），回车跳过，自动保存。</w:t>
-      </w:r>
-    </w:p>
-    <w:p>
-      <w:pPr>
-        <w:numPr>
-          <w:ilvl w:val="0"/>
-          <w:numId w:val="49"/>
-        </w:numPr>
-        <w:rPr>
-          <w:rFonts w:ascii="宋体" w:eastAsia="宋体" w:hAnsi="宋体" w:hint="eastAsia"/>
-          <w:szCs w:val="21"/>
-        </w:rPr>
-      </w:pPr>
-      <w:r>
-        <w:rPr>
-          <w:rFonts w:ascii="宋体" w:eastAsia="宋体" w:hAnsi="宋体"/>
-          <w:szCs w:val="21"/>
-        </w:rPr>
-        <w:t>启动显示码表总条目、已有理据数、待补数量等统计。</w:t>
+        <w:t>交互时显示当前条目及已有理据，支持多行（\n），</w:t>
+      </w:r>
+      <w:r>
+        <w:rPr>
+          <w:rFonts w:ascii="宋体" w:eastAsia="宋体" w:hAnsi="宋体" w:hint="eastAsia"/>
+          <w:szCs w:val="21"/>
+        </w:rPr>
+        <w:t>按a</w:t>
+      </w:r>
+      <w:r>
+        <w:rPr>
+          <w:rFonts w:ascii="宋体" w:eastAsia="宋体" w:hAnsi="宋体"/>
+          <w:szCs w:val="21"/>
+        </w:rPr>
+        <w:t>跳过，自动保存。</w:t>
       </w:r>
     </w:p>
     <w:p>
@@ -2269,6 +1997,7 @@
           <w:rFonts w:ascii="宋体" w:eastAsia="宋体" w:hAnsi="宋体"/>
           <w:szCs w:val="21"/>
         </w:rPr>
+        <w:lastRenderedPageBreak/>
         <w:t>输入一串汉字</w:t>
       </w:r>
     </w:p>
@@ -2323,25 +2052,6 @@
       </w:pPr>
       <w:r>
         <w:rPr>
-          <w:rFonts w:ascii="宋体" w:eastAsia="宋体" w:hAnsi="宋体"/>
-          <w:szCs w:val="21"/>
-        </w:rPr>
-        <w:t>快速查找编码参考</w:t>
-      </w:r>
-    </w:p>
-    <w:p>
-      <w:pPr>
-        <w:numPr>
-          <w:ilvl w:val="0"/>
-          <w:numId w:val="13"/>
-        </w:numPr>
-        <w:rPr>
-          <w:rFonts w:ascii="宋体" w:eastAsia="宋体" w:hAnsi="宋体" w:hint="eastAsia"/>
-          <w:szCs w:val="21"/>
-        </w:rPr>
-      </w:pPr>
-      <w:r>
-        <w:rPr>
           <w:rFonts w:ascii="宋体" w:eastAsia="宋体" w:hAnsi="宋体" w:hint="eastAsia"/>
           <w:szCs w:val="21"/>
         </w:rPr>
@@ -2427,25 +2137,6 @@
           <w:szCs w:val="21"/>
         </w:rPr>
         <w:t>手动输入编码序列</w:t>
-      </w:r>
-    </w:p>
-    <w:p>
-      <w:pPr>
-        <w:numPr>
-          <w:ilvl w:val="0"/>
-          <w:numId w:val="14"/>
-        </w:numPr>
-        <w:rPr>
-          <w:rFonts w:ascii="宋体" w:eastAsia="宋体" w:hAnsi="宋体" w:hint="eastAsia"/>
-          <w:szCs w:val="21"/>
-        </w:rPr>
-      </w:pPr>
-      <w:r>
-        <w:rPr>
-          <w:rFonts w:ascii="宋体" w:eastAsia="宋体" w:hAnsi="宋体"/>
-          <w:szCs w:val="21"/>
-        </w:rPr>
-        <w:t>添加到ciyu.txt文件</w:t>
       </w:r>
     </w:p>
     <w:p>
@@ -2951,7 +2642,6 @@
           <w:rFonts w:ascii="宋体" w:eastAsia="宋体" w:hAnsi="宋体"/>
           <w:szCs w:val="21"/>
         </w:rPr>
-        <w:lastRenderedPageBreak/>
         <w:t>其中：</w:t>
       </w:r>
     </w:p>
@@ -3425,6 +3115,7 @@
           <w:rFonts w:ascii="宋体" w:eastAsia="宋体" w:hAnsi="宋体"/>
           <w:szCs w:val="21"/>
         </w:rPr>
+        <w:lastRenderedPageBreak/>
         <w:t>3开形</w:t>
       </w:r>
       <w:proofErr w:type="gramStart"/>
@@ -4646,7 +4337,6 @@
           <w:bCs/>
           <w:szCs w:val="21"/>
         </w:rPr>
-        <w:lastRenderedPageBreak/>
         <w:t>2. 渐进学习</w:t>
       </w:r>
     </w:p>
@@ -5013,6 +4703,7 @@
           <w:b/>
           <w:bCs/>
         </w:rPr>
+        <w:lastRenderedPageBreak/>
         <w:t>转换原则：</w:t>
       </w:r>
       <w:r>
@@ -5560,7 +5251,7 @@
           <w14:ligatures w14:val="none"/>
         </w:rPr>
         <w:drawing>
-          <wp:inline distT="0" distB="0" distL="0" distR="0" wp14:anchorId="021093D3" wp14:editId="72C19606">
+          <wp:inline distT="0" distB="0" distL="0" distR="0" wp14:anchorId="021093D3" wp14:editId="6FAEF4AC">
             <wp:extent cx="3864293" cy="1155659"/>
             <wp:effectExtent l="0" t="0" r="3175" b="6985"/>
             <wp:docPr id="876378149" name="图片 2"/>
@@ -5910,7 +5601,6 @@
           <w:bCs/>
           <w:szCs w:val="21"/>
         </w:rPr>
-        <w:lastRenderedPageBreak/>
         <w:t>可拆分性</w:t>
       </w:r>
       <w:r>
@@ -6548,6 +6238,7 @@
                 <w:rFonts w:ascii="宋体" w:eastAsia="宋体" w:hAnsi="宋体"/>
                 <w:szCs w:val="21"/>
               </w:rPr>
+              <w:lastRenderedPageBreak/>
               <w:t>闭形</w:t>
             </w:r>
           </w:p>
@@ -7748,15 +7439,7 @@
           <w:rFonts w:ascii="宋体" w:eastAsia="宋体" w:hAnsi="宋体"/>
           <w:szCs w:val="21"/>
         </w:rPr>
-        <w:t>汉字的部首不能取自己（即</w:t>
-      </w:r>
-      <w:r>
-        <w:rPr>
-          <w:rFonts w:ascii="宋体" w:eastAsia="宋体" w:hAnsi="宋体"/>
-          <w:szCs w:val="21"/>
-        </w:rPr>
-        <w:lastRenderedPageBreak/>
-        <w:t>不能用整个字作为自己的部首）</w:t>
+        <w:t>汉字的部首不能取自己（即不能用整个字作为自己的部首）</w:t>
       </w:r>
       <w:r>
         <w:rPr>
@@ -8604,6 +8287,7 @@
         <w:rPr>
           <w:rFonts w:ascii="宋体" w:eastAsia="宋体" w:hAnsi="宋体"/>
         </w:rPr>
+        <w:lastRenderedPageBreak/>
         <w:t>m</w:t>
       </w:r>
       <w:r>
@@ -10098,7 +9782,6 @@
           <w:rFonts w:ascii="宋体" w:eastAsia="宋体" w:hAnsi="宋体"/>
           <w:szCs w:val="21"/>
         </w:rPr>
-        <w:lastRenderedPageBreak/>
         <w:t>因隶变、简化等原因</w:t>
       </w:r>
       <w:r>
@@ -10543,6 +10226,7 @@
           <w:rFonts w:ascii="宋体" w:eastAsia="宋体" w:hAnsi="宋体"/>
           <w:szCs w:val="21"/>
         </w:rPr>
+        <w:lastRenderedPageBreak/>
         <w:t>以下部首不在部首表中，需进行如下调整：</w:t>
       </w:r>
     </w:p>
@@ -11621,7 +11305,6 @@
           <w:rFonts w:ascii="宋体" w:eastAsia="宋体" w:hAnsi="宋体"/>
           <w:szCs w:val="21"/>
         </w:rPr>
-        <w:lastRenderedPageBreak/>
         <w:t>次常用字：优先占用高优先级字母</w:t>
       </w:r>
     </w:p>
@@ -11709,20 +11392,17 @@
         <w:tblLook w:val="04A0" w:firstRow="1" w:lastRow="0" w:firstColumn="1" w:lastColumn="0" w:noHBand="0" w:noVBand="1"/>
       </w:tblPr>
       <w:tblGrid>
-        <w:gridCol w:w="1703"/>
-        <w:gridCol w:w="7107"/>
+        <w:gridCol w:w="1418"/>
+        <w:gridCol w:w="7392"/>
       </w:tblGrid>
       <w:tr>
         <w:trPr>
-          <w:trHeight w:val="157"/>
+          <w:trHeight w:val="331"/>
           <w:tblHeader/>
         </w:trPr>
         <w:tc>
           <w:tcPr>
-            <w:tcW w:w="0" w:type="auto"/>
-            <w:tcBorders>
-              <w:top w:val="nil"/>
-            </w:tcBorders>
+            <w:tcW w:w="1418" w:type="dxa"/>
             <w:tcMar>
               <w:top w:w="150" w:type="dxa"/>
               <w:left w:w="0" w:type="dxa"/>
@@ -11749,10 +11429,7 @@
         </w:tc>
         <w:tc>
           <w:tcPr>
-            <w:tcW w:w="7107" w:type="dxa"/>
-            <w:tcBorders>
-              <w:top w:val="nil"/>
-            </w:tcBorders>
+            <w:tcW w:w="7392" w:type="dxa"/>
             <w:tcMar>
               <w:top w:w="150" w:type="dxa"/>
               <w:left w:w="240" w:type="dxa"/>
@@ -11784,7 +11461,7 @@
         </w:trPr>
         <w:tc>
           <w:tcPr>
-            <w:tcW w:w="0" w:type="auto"/>
+            <w:tcW w:w="1418" w:type="dxa"/>
             <w:tcMar>
               <w:top w:w="150" w:type="dxa"/>
               <w:left w:w="0" w:type="dxa"/>
@@ -11813,7 +11490,7 @@
         </w:tc>
         <w:tc>
           <w:tcPr>
-            <w:tcW w:w="7107" w:type="dxa"/>
+            <w:tcW w:w="7392" w:type="dxa"/>
             <w:tcMar>
               <w:top w:w="150" w:type="dxa"/>
               <w:left w:w="240" w:type="dxa"/>
@@ -11863,7 +11540,7 @@
       <w:tr>
         <w:tc>
           <w:tcPr>
-            <w:tcW w:w="0" w:type="auto"/>
+            <w:tcW w:w="1418" w:type="dxa"/>
             <w:tcMar>
               <w:top w:w="150" w:type="dxa"/>
               <w:left w:w="0" w:type="dxa"/>
@@ -11892,7 +11569,7 @@
         </w:tc>
         <w:tc>
           <w:tcPr>
-            <w:tcW w:w="7107" w:type="dxa"/>
+            <w:tcW w:w="7392" w:type="dxa"/>
             <w:tcMar>
               <w:top w:w="150" w:type="dxa"/>
               <w:left w:w="240" w:type="dxa"/>
@@ -11942,7 +11619,7 @@
       <w:tr>
         <w:tc>
           <w:tcPr>
-            <w:tcW w:w="0" w:type="auto"/>
+            <w:tcW w:w="1418" w:type="dxa"/>
             <w:tcMar>
               <w:top w:w="150" w:type="dxa"/>
               <w:left w:w="0" w:type="dxa"/>
@@ -11965,13 +11642,14 @@
                 <w:bCs/>
                 <w:szCs w:val="21"/>
               </w:rPr>
+              <w:lastRenderedPageBreak/>
               <w:t>余部</w:t>
             </w:r>
           </w:p>
         </w:tc>
         <w:tc>
           <w:tcPr>
-            <w:tcW w:w="7107" w:type="dxa"/>
+            <w:tcW w:w="7392" w:type="dxa"/>
             <w:tcMar>
               <w:top w:w="150" w:type="dxa"/>
               <w:left w:w="240" w:type="dxa"/>
@@ -12053,7 +11731,7 @@
       <w:tr>
         <w:tc>
           <w:tcPr>
-            <w:tcW w:w="0" w:type="auto"/>
+            <w:tcW w:w="1418" w:type="dxa"/>
             <w:tcMar>
               <w:top w:w="150" w:type="dxa"/>
               <w:left w:w="0" w:type="dxa"/>
@@ -12100,7 +11778,7 @@
         </w:tc>
         <w:tc>
           <w:tcPr>
-            <w:tcW w:w="7107" w:type="dxa"/>
+            <w:tcW w:w="7392" w:type="dxa"/>
             <w:tcMar>
               <w:top w:w="150" w:type="dxa"/>
               <w:left w:w="240" w:type="dxa"/>
@@ -13164,7 +12842,21 @@
                 <w:rFonts w:ascii="宋体" w:eastAsia="宋体" w:hAnsi="宋体" w:hint="eastAsia"/>
                 <w:szCs w:val="21"/>
               </w:rPr>
-              <w:t>若不可拆分，则只能取余音。</w:t>
+              <w:t>若不可拆分，则只</w:t>
+            </w:r>
+            <w:r>
+              <w:rPr>
+                <w:rFonts w:ascii="宋体" w:eastAsia="宋体" w:hAnsi="宋体" w:hint="eastAsia"/>
+                <w:szCs w:val="21"/>
+              </w:rPr>
+              <w:t>有</w:t>
+            </w:r>
+            <w:r>
+              <w:rPr>
+                <w:rFonts w:ascii="宋体" w:eastAsia="宋体" w:hAnsi="宋体" w:hint="eastAsia"/>
+                <w:szCs w:val="21"/>
+              </w:rPr>
+              <w:t>余音。</w:t>
             </w:r>
           </w:p>
         </w:tc>
@@ -14012,7 +13704,22 @@
           <w:rFonts w:ascii="宋体" w:eastAsia="宋体" w:hAnsi="宋体"/>
           <w:szCs w:val="21"/>
         </w:rPr>
-        <w:t>余集合不成字时，按解书顺序（左上→左下→右上→右下）依次考察各非单笔画部件。对每一部件，先查是否有部首别码；若无，则辨其初码是否与整字音似。无别码且音似者</w:t>
+        <w:lastRenderedPageBreak/>
+        <w:t>余集合不成字时，按解书</w:t>
+      </w:r>
+      <w:r>
+        <w:rPr>
+          <w:rFonts w:ascii="宋体" w:eastAsia="宋体" w:hAnsi="宋体" w:hint="eastAsia"/>
+          <w:szCs w:val="21"/>
+        </w:rPr>
+        <w:t>拆分</w:t>
+      </w:r>
+      <w:r>
+        <w:rPr>
+          <w:rFonts w:ascii="宋体" w:eastAsia="宋体" w:hAnsi="宋体"/>
+          <w:szCs w:val="21"/>
+        </w:rPr>
+        <w:t>顺序（左上→左下→右上→右下）依次考察各非单笔画部件。对每一部件，先查是否有部首别码；若无，则辨其初码是否与整字音似。无别码且音似者</w:t>
       </w:r>
       <w:r>
         <w:rPr>
@@ -15078,28 +14785,49 @@
     <w:p>
       <w:pPr>
         <w:rPr>
-          <w:rFonts w:ascii="宋体" w:eastAsia="宋体" w:hAnsi="宋体" w:hint="eastAsia"/>
-          <w:szCs w:val="21"/>
-        </w:rPr>
-      </w:pPr>
-    </w:p>
-    <w:p>
-      <w:pPr>
-        <w:rPr>
-          <w:rFonts w:ascii="宋体" w:eastAsia="宋体" w:hAnsi="宋体" w:hint="eastAsia"/>
-          <w:b/>
-          <w:bCs/>
-          <w:szCs w:val="21"/>
-        </w:rPr>
-      </w:pPr>
-      <w:r>
-        <w:rPr>
-          <w:rFonts w:ascii="宋体" w:eastAsia="宋体" w:hAnsi="宋体"/>
-          <w:b/>
-          <w:bCs/>
-          <w:szCs w:val="21"/>
-        </w:rPr>
-        <w:t>现代字形原则</w:t>
+          <w:rFonts w:ascii="宋体" w:eastAsia="宋体" w:hAnsi="宋体"/>
+          <w:b/>
+          <w:bCs/>
+          <w:szCs w:val="21"/>
+        </w:rPr>
+      </w:pPr>
+    </w:p>
+    <w:p>
+      <w:pPr>
+        <w:rPr>
+          <w:rFonts w:ascii="宋体" w:eastAsia="宋体" w:hAnsi="宋体" w:hint="eastAsia"/>
+          <w:b/>
+          <w:bCs/>
+          <w:szCs w:val="21"/>
+        </w:rPr>
+      </w:pPr>
+      <w:r>
+        <w:rPr>
+          <w:rFonts w:ascii="宋体" w:eastAsia="宋体" w:hAnsi="宋体"/>
+          <w:b/>
+          <w:bCs/>
+          <w:szCs w:val="21"/>
+        </w:rPr>
+        <w:t>特殊规则</w:t>
+      </w:r>
+    </w:p>
+    <w:p>
+      <w:pPr>
+        <w:rPr>
+          <w:rFonts w:ascii="宋体" w:eastAsia="宋体" w:hAnsi="宋体" w:hint="eastAsia"/>
+          <w:b/>
+          <w:bCs/>
+          <w:szCs w:val="21"/>
+        </w:rPr>
+      </w:pPr>
+      <w:r>
+        <w:rPr>
+          <w:rFonts w:ascii="宋体" w:eastAsia="宋体" w:hAnsi="宋体"/>
+          <w:b/>
+          <w:bCs/>
+          <w:szCs w:val="21"/>
+        </w:rPr>
+        <w:t>1 未简字处理</w:t>
       </w:r>
     </w:p>
     <w:p>
@@ -15112,7 +14840,136 @@
       </w:pPr>
       <w:r>
         <w:rPr>
-          <w:rFonts w:ascii="宋体" w:eastAsia="宋体" w:hAnsi="宋体" w:hint="eastAsia"/>
+          <w:rFonts w:ascii="宋体" w:eastAsia="宋体" w:hAnsi="宋体"/>
+          <w:szCs w:val="21"/>
+        </w:rPr>
+        <w:t>在Unicode基本区</w:t>
+      </w:r>
+      <w:r>
+        <w:rPr>
+          <w:rFonts w:ascii="宋体" w:eastAsia="宋体" w:hAnsi="宋体"/>
+          <w:szCs w:val="21"/>
+        </w:rPr>
+        <w:t>（不包括扩展区）</w:t>
+      </w:r>
+      <w:r>
+        <w:rPr>
+          <w:rFonts w:ascii="宋体" w:eastAsia="宋体" w:hAnsi="宋体"/>
+          <w:szCs w:val="21"/>
+        </w:rPr>
+        <w:t>内，若有一个字</w:t>
+      </w:r>
+      <w:r>
+        <w:rPr>
+          <w:rFonts w:ascii="宋体" w:eastAsia="宋体" w:hAnsi="宋体"/>
+          <w:b/>
+          <w:bCs/>
+          <w:szCs w:val="21"/>
+        </w:rPr>
+        <w:t>未进行类推简化</w:t>
+      </w:r>
+      <w:r>
+        <w:rPr>
+          <w:rFonts w:ascii="宋体" w:eastAsia="宋体" w:hAnsi="宋体"/>
+          <w:szCs w:val="21"/>
+        </w:rPr>
+        <w:t>，缺失对应简体，称为</w:t>
+      </w:r>
+      <w:proofErr w:type="gramStart"/>
+      <w:r>
+        <w:rPr>
+          <w:rFonts w:ascii="宋体" w:eastAsia="宋体" w:hAnsi="宋体"/>
+          <w:szCs w:val="21"/>
+        </w:rPr>
+        <w:t>"未简字"。</w:t>
+      </w:r>
+      <w:proofErr w:type="gramEnd"/>
+    </w:p>
+    <w:p>
+      <w:pPr>
+        <w:ind w:firstLineChars="200" w:firstLine="422"/>
+        <w:rPr>
+          <w:rFonts w:ascii="宋体" w:eastAsia="宋体" w:hAnsi="宋体" w:hint="eastAsia"/>
+          <w:szCs w:val="21"/>
+        </w:rPr>
+      </w:pPr>
+      <w:r>
+        <w:rPr>
+          <w:rFonts w:ascii="宋体" w:eastAsia="宋体" w:hAnsi="宋体"/>
+          <w:b/>
+          <w:bCs/>
+          <w:szCs w:val="21"/>
+        </w:rPr>
+        <w:t>规则</w:t>
+      </w:r>
+      <w:r>
+        <w:rPr>
+          <w:rFonts w:ascii="宋体" w:eastAsia="宋体" w:hAnsi="宋体"/>
+          <w:szCs w:val="21"/>
+        </w:rPr>
+        <w:t>：未简字的</w:t>
+      </w:r>
+      <w:r>
+        <w:rPr>
+          <w:rFonts w:ascii="宋体" w:eastAsia="宋体" w:hAnsi="宋体" w:hint="eastAsia"/>
+          <w:szCs w:val="21"/>
+        </w:rPr>
+        <w:t>副</w:t>
+      </w:r>
+      <w:r>
+        <w:rPr>
+          <w:rFonts w:ascii="宋体" w:eastAsia="宋体" w:hAnsi="宋体"/>
+          <w:szCs w:val="21"/>
+        </w:rPr>
+        <w:t>码</w:t>
+      </w:r>
+      <w:r>
+        <w:rPr>
+          <w:rFonts w:ascii="宋体" w:eastAsia="宋体" w:hAnsi="宋体" w:hint="eastAsia"/>
+          <w:szCs w:val="21"/>
+        </w:rPr>
+        <w:t>（若需）优先</w:t>
+      </w:r>
+      <w:proofErr w:type="gramStart"/>
+      <w:r>
+        <w:rPr>
+          <w:rFonts w:ascii="宋体" w:eastAsia="宋体" w:hAnsi="宋体"/>
+          <w:szCs w:val="21"/>
+        </w:rPr>
+        <w:t>为;</w:t>
+      </w:r>
+      <w:proofErr w:type="gramEnd"/>
+      <w:r>
+        <w:rPr>
+          <w:rFonts w:ascii="宋体" w:eastAsia="宋体" w:hAnsi="宋体" w:hint="eastAsia"/>
+          <w:szCs w:val="21"/>
+        </w:rPr>
+        <w:t>（分号）</w:t>
+      </w:r>
+    </w:p>
+    <w:p>
+      <w:pPr>
+        <w:rPr>
+          <w:rFonts w:ascii="宋体" w:eastAsia="宋体" w:hAnsi="宋体" w:hint="eastAsia"/>
+          <w:b/>
+          <w:bCs/>
+          <w:szCs w:val="21"/>
+        </w:rPr>
+      </w:pPr>
+      <w:r>
+        <w:rPr>
+          <w:rFonts w:ascii="宋体" w:eastAsia="宋体" w:hAnsi="宋体"/>
+          <w:b/>
+          <w:bCs/>
+          <w:szCs w:val="21"/>
+        </w:rPr>
+        <w:t xml:space="preserve">2 </w:t>
+      </w:r>
+      <w:r>
+        <w:rPr>
+          <w:rFonts w:ascii="宋体" w:eastAsia="宋体" w:hAnsi="宋体" w:hint="eastAsia"/>
+          <w:b/>
+          <w:bCs/>
           <w:szCs w:val="21"/>
         </w:rPr>
         <w:t>余</w:t>
@@ -15120,152 +14977,11 @@
       <w:r>
         <w:rPr>
           <w:rFonts w:ascii="宋体" w:eastAsia="宋体" w:hAnsi="宋体"/>
-          <w:szCs w:val="21"/>
-        </w:rPr>
-        <w:t>部的选取依然遵循</w:t>
-      </w:r>
-      <w:r>
-        <w:rPr>
-          <w:rFonts w:ascii="宋体" w:eastAsia="宋体" w:hAnsi="宋体"/>
-          <w:b/>
-          <w:bCs/>
-          <w:szCs w:val="21"/>
-        </w:rPr>
-        <w:t>现代字形原则</w:t>
-      </w:r>
-      <w:r>
-        <w:rPr>
-          <w:rFonts w:ascii="宋体" w:eastAsia="宋体" w:hAnsi="宋体"/>
-          <w:szCs w:val="21"/>
-        </w:rPr>
-        <w:t>：</w:t>
-      </w:r>
-    </w:p>
-    <w:p>
-      <w:pPr>
-        <w:numPr>
-          <w:ilvl w:val="0"/>
-          <w:numId w:val="31"/>
-        </w:numPr>
-        <w:rPr>
-          <w:rFonts w:ascii="宋体" w:eastAsia="宋体" w:hAnsi="宋体" w:hint="eastAsia"/>
-          <w:szCs w:val="21"/>
-        </w:rPr>
-      </w:pPr>
-      <w:r>
-        <w:rPr>
-          <w:rFonts w:ascii="宋体" w:eastAsia="宋体" w:hAnsi="宋体"/>
-          <w:szCs w:val="21"/>
-        </w:rPr>
-        <w:t>所有字源不清的字（包括错释、模棱两可、关系复杂、隶变等），统一按现代字形处理</w:t>
-      </w:r>
-    </w:p>
-    <w:p>
-      <w:pPr>
-        <w:numPr>
-          <w:ilvl w:val="0"/>
-          <w:numId w:val="31"/>
-        </w:numPr>
-        <w:rPr>
-          <w:rFonts w:ascii="宋体" w:eastAsia="宋体" w:hAnsi="宋体" w:hint="eastAsia"/>
-          <w:szCs w:val="21"/>
-        </w:rPr>
-      </w:pPr>
-      <w:r>
-        <w:rPr>
-          <w:rFonts w:ascii="宋体" w:eastAsia="宋体" w:hAnsi="宋体"/>
-          <w:szCs w:val="21"/>
-        </w:rPr>
-        <w:t>隶变后变得模糊难以辨认的部件，一般跳过不取</w:t>
-      </w:r>
-    </w:p>
-    <w:p>
-      <w:pPr>
-        <w:numPr>
-          <w:ilvl w:val="0"/>
-          <w:numId w:val="31"/>
-        </w:numPr>
-        <w:rPr>
-          <w:rFonts w:ascii="宋体" w:eastAsia="宋体" w:hAnsi="宋体" w:hint="eastAsia"/>
-          <w:szCs w:val="21"/>
-        </w:rPr>
-      </w:pPr>
-      <w:r>
-        <w:rPr>
-          <w:rFonts w:ascii="宋体" w:eastAsia="宋体" w:hAnsi="宋体"/>
-          <w:szCs w:val="21"/>
-        </w:rPr>
-        <w:t>使用</w:t>
-      </w:r>
-      <w:r>
-        <w:rPr>
-          <w:rFonts w:ascii="宋体" w:eastAsia="宋体" w:hAnsi="宋体" w:hint="eastAsia"/>
-          <w:szCs w:val="21"/>
-        </w:rPr>
-        <w:t>解书</w:t>
-      </w:r>
-      <w:r>
-        <w:rPr>
-          <w:rFonts w:ascii="宋体" w:eastAsia="宋体" w:hAnsi="宋体"/>
-          <w:szCs w:val="21"/>
-        </w:rPr>
-        <w:t>拆字法</w:t>
-      </w:r>
-    </w:p>
-    <w:p>
-      <w:pPr>
-        <w:numPr>
-          <w:ilvl w:val="0"/>
-          <w:numId w:val="31"/>
-        </w:numPr>
-        <w:rPr>
-          <w:rFonts w:ascii="宋体" w:eastAsia="宋体" w:hAnsi="宋体" w:hint="eastAsia"/>
-          <w:szCs w:val="21"/>
-        </w:rPr>
-      </w:pPr>
-      <w:r>
-        <w:rPr>
-          <w:rFonts w:ascii="宋体" w:eastAsia="宋体" w:hAnsi="宋体" w:hint="eastAsia"/>
-        </w:rPr>
-        <w:t>当出现重码问题时，加上现代字形的考虑。</w:t>
-      </w:r>
-    </w:p>
-    <w:p>
-      <w:pPr>
-        <w:rPr>
-          <w:rFonts w:ascii="宋体" w:eastAsia="宋体" w:hAnsi="宋体" w:hint="eastAsia"/>
-          <w:b/>
-          <w:bCs/>
-          <w:szCs w:val="21"/>
-        </w:rPr>
-      </w:pPr>
-      <w:r>
-        <w:rPr>
-          <w:rFonts w:ascii="宋体" w:eastAsia="宋体" w:hAnsi="宋体"/>
-          <w:b/>
-          <w:bCs/>
-          <w:szCs w:val="21"/>
-        </w:rPr>
-        <w:t>特殊规则</w:t>
-      </w:r>
-    </w:p>
-    <w:p>
-      <w:pPr>
-        <w:rPr>
-          <w:rFonts w:ascii="宋体" w:eastAsia="宋体" w:hAnsi="宋体" w:hint="eastAsia"/>
-          <w:b/>
-          <w:bCs/>
-          <w:szCs w:val="21"/>
-        </w:rPr>
-      </w:pPr>
-      <w:r>
-        <w:rPr>
-          <w:rFonts w:ascii="宋体" w:eastAsia="宋体" w:hAnsi="宋体"/>
-          <w:b/>
-          <w:bCs/>
-          <w:szCs w:val="21"/>
-        </w:rPr>
-        <w:t>1 未简字处理</w:t>
+          <w:b/>
+          <w:bCs/>
+          <w:szCs w:val="21"/>
+        </w:rPr>
+        <w:t>单笔画处理</w:t>
       </w:r>
     </w:p>
     <w:p>
@@ -15281,38 +14997,550 @@
           <w:rFonts w:ascii="宋体" w:eastAsia="宋体" w:hAnsi="宋体"/>
           <w:szCs w:val="21"/>
         </w:rPr>
+        <w:t>当一个字取完部首后</w:t>
+      </w:r>
+      <w:r>
+        <w:rPr>
+          <w:rFonts w:ascii="宋体" w:eastAsia="宋体" w:hAnsi="宋体"/>
+          <w:b/>
+          <w:bCs/>
+          <w:szCs w:val="21"/>
+        </w:rPr>
+        <w:t>仅剩单笔画</w:t>
+      </w:r>
+      <w:r>
+        <w:rPr>
+          <w:rFonts w:ascii="宋体" w:eastAsia="宋体" w:hAnsi="宋体"/>
+          <w:szCs w:val="21"/>
+        </w:rPr>
+        <w:t>，该笔画可取为</w:t>
+      </w:r>
+      <w:r>
+        <w:rPr>
+          <w:rFonts w:ascii="宋体" w:eastAsia="宋体" w:hAnsi="宋体" w:hint="eastAsia"/>
+          <w:szCs w:val="21"/>
+        </w:rPr>
+        <w:t>副</w:t>
+      </w:r>
+      <w:r>
+        <w:rPr>
+          <w:rFonts w:ascii="宋体" w:eastAsia="宋体" w:hAnsi="宋体"/>
+          <w:szCs w:val="21"/>
+        </w:rPr>
+        <w:t>码。</w:t>
+      </w:r>
+    </w:p>
+    <w:p>
+      <w:pPr>
+        <w:ind w:firstLineChars="200" w:firstLine="422"/>
+        <w:rPr>
+          <w:rFonts w:ascii="宋体" w:eastAsia="宋体" w:hAnsi="宋体" w:hint="eastAsia"/>
+          <w:szCs w:val="21"/>
+        </w:rPr>
+      </w:pPr>
+      <w:r>
+        <w:rPr>
+          <w:rFonts w:ascii="宋体" w:eastAsia="宋体" w:hAnsi="宋体"/>
+          <w:b/>
+          <w:bCs/>
+          <w:szCs w:val="21"/>
+        </w:rPr>
+        <w:t>笔画与字母对应</w:t>
+      </w:r>
+      <w:r>
+        <w:rPr>
+          <w:rFonts w:ascii="宋体" w:eastAsia="宋体" w:hAnsi="宋体"/>
+          <w:szCs w:val="21"/>
+        </w:rPr>
+        <w:t>：“丶一丨丿乙乛</w:t>
+      </w:r>
+      <w:r>
+        <w:rPr>
+          <w:rFonts w:ascii="SimSun-ExtB" w:eastAsia="SimSun-ExtB" w:hAnsi="SimSun-ExtB" w:cs="SimSun-ExtB" w:hint="eastAsia"/>
+          <w:szCs w:val="21"/>
+        </w:rPr>
+        <w:t>𠃌</w:t>
+      </w:r>
+      <w:r>
+        <w:rPr>
+          <w:rFonts w:ascii="宋体" w:eastAsia="宋体" w:hAnsi="宋体"/>
+          <w:szCs w:val="21"/>
+        </w:rPr>
+        <w:t>乚</w:t>
+      </w:r>
+      <w:r>
+        <w:rPr>
+          <w:rFonts w:ascii="SimSun-ExtB" w:eastAsia="SimSun-ExtB" w:hAnsi="SimSun-ExtB" w:cs="SimSun-ExtB" w:hint="eastAsia"/>
+          <w:szCs w:val="21"/>
+        </w:rPr>
+        <w:t>𡿨</w:t>
+      </w:r>
+      <w:r>
+        <w:rPr>
+          <w:rFonts w:ascii="宋体" w:eastAsia="宋体" w:hAnsi="宋体"/>
+          <w:szCs w:val="21"/>
+        </w:rPr>
+        <w:t>”分别对应</w:t>
+      </w:r>
+      <w:r>
+        <w:rPr>
+          <w:rFonts w:ascii="宋体" w:eastAsia="宋体" w:hAnsi="宋体" w:hint="eastAsia"/>
+          <w:szCs w:val="21"/>
+        </w:rPr>
+        <w:t>部首次码</w:t>
+      </w:r>
+      <w:r>
+        <w:rPr>
+          <w:rFonts w:ascii="宋体" w:eastAsia="宋体" w:hAnsi="宋体"/>
+          <w:szCs w:val="21"/>
+        </w:rPr>
+        <w:t>“</w:t>
+      </w:r>
+      <w:proofErr w:type="spellStart"/>
+      <w:r>
+        <w:rPr>
+          <w:rFonts w:ascii="宋体" w:eastAsia="宋体" w:hAnsi="宋体"/>
+          <w:szCs w:val="21"/>
+        </w:rPr>
+        <w:t>dhupygkwv</w:t>
+      </w:r>
+      <w:proofErr w:type="spellEnd"/>
+      <w:r>
+        <w:rPr>
+          <w:rFonts w:ascii="宋体" w:eastAsia="宋体" w:hAnsi="宋体"/>
+          <w:szCs w:val="21"/>
+        </w:rPr>
+        <w:t>”。</w:t>
+      </w:r>
+    </w:p>
+    <w:p>
+      <w:pPr>
+        <w:ind w:firstLineChars="200" w:firstLine="420"/>
+        <w:rPr>
+          <w:rFonts w:ascii="宋体" w:eastAsia="宋体" w:hAnsi="宋体" w:hint="eastAsia"/>
+        </w:rPr>
+      </w:pPr>
+      <w:r>
+        <w:rPr>
+          <w:rFonts w:ascii="宋体" w:eastAsia="宋体" w:hAnsi="宋体" w:hint="eastAsia"/>
+        </w:rPr>
+        <w:t>有：系xi4sp/ji4sp。</w:t>
+      </w:r>
+    </w:p>
+    <w:p>
+      <w:pPr>
+        <w:rPr>
+          <w:rFonts w:ascii="宋体" w:eastAsia="宋体" w:hAnsi="宋体" w:hint="eastAsia"/>
+          <w:b/>
+          <w:bCs/>
+          <w:szCs w:val="21"/>
+        </w:rPr>
+      </w:pPr>
+      <w:r>
+        <w:rPr>
+          <w:rFonts w:ascii="宋体" w:eastAsia="宋体" w:hAnsi="宋体"/>
+          <w:b/>
+          <w:bCs/>
+          <w:szCs w:val="21"/>
+        </w:rPr>
+        <w:t>3 独体字余字拆分</w:t>
+      </w:r>
+    </w:p>
+    <w:p>
+      <w:pPr>
+        <w:rPr>
+          <w:rFonts w:ascii="宋体" w:eastAsia="宋体" w:hAnsi="宋体" w:hint="eastAsia"/>
+          <w:szCs w:val="21"/>
+        </w:rPr>
+      </w:pPr>
+      <w:r>
+        <w:rPr>
+          <w:rFonts w:ascii="宋体" w:eastAsia="宋体" w:hAnsi="宋体"/>
+          <w:szCs w:val="21"/>
+        </w:rPr>
+        <w:t>以下①-③条规则为</w:t>
+      </w:r>
+      <w:r>
+        <w:rPr>
+          <w:rFonts w:ascii="宋体" w:eastAsia="宋体" w:hAnsi="宋体"/>
+          <w:b/>
+          <w:bCs/>
+          <w:szCs w:val="21"/>
+        </w:rPr>
+        <w:t>或</w:t>
+      </w:r>
+      <w:proofErr w:type="gramStart"/>
+      <w:r>
+        <w:rPr>
+          <w:rFonts w:ascii="宋体" w:eastAsia="宋体" w:hAnsi="宋体"/>
+          <w:szCs w:val="21"/>
+        </w:rPr>
+        <w:t>关系,</w:t>
+      </w:r>
+      <w:proofErr w:type="gramEnd"/>
+      <w:r>
+        <w:rPr>
+          <w:rFonts w:ascii="宋体" w:eastAsia="宋体" w:hAnsi="宋体"/>
+          <w:szCs w:val="21"/>
+        </w:rPr>
+        <w:t>满足任意一条即可判定为可拆分。为了增大拆分可能</w:t>
+      </w:r>
+      <w:proofErr w:type="gramStart"/>
+      <w:r>
+        <w:rPr>
+          <w:rFonts w:ascii="宋体" w:eastAsia="宋体" w:hAnsi="宋体"/>
+          <w:szCs w:val="21"/>
+        </w:rPr>
+        <w:t>性,</w:t>
+      </w:r>
+      <w:proofErr w:type="gramEnd"/>
+      <w:r>
+        <w:rPr>
+          <w:rFonts w:ascii="宋体" w:eastAsia="宋体" w:hAnsi="宋体"/>
+          <w:szCs w:val="21"/>
+        </w:rPr>
+        <w:t>拆分时尽量拆成非单笔画结构。</w:t>
+      </w:r>
+    </w:p>
+    <w:p>
+      <w:pPr>
+        <w:rPr>
+          <w:rFonts w:ascii="宋体" w:eastAsia="宋体" w:hAnsi="宋体" w:hint="eastAsia"/>
+          <w:szCs w:val="21"/>
+        </w:rPr>
+      </w:pPr>
+      <w:r>
+        <w:rPr>
+          <w:rFonts w:ascii="宋体" w:eastAsia="宋体" w:hAnsi="宋体"/>
+          <w:szCs w:val="21"/>
+        </w:rPr>
+        <w:t>① 分离性可</w:t>
+      </w:r>
+      <w:proofErr w:type="gramStart"/>
+      <w:r>
+        <w:rPr>
+          <w:rFonts w:ascii="宋体" w:eastAsia="宋体" w:hAnsi="宋体"/>
+          <w:szCs w:val="21"/>
+        </w:rPr>
+        <w:t>拆:</w:t>
+      </w:r>
+      <w:proofErr w:type="gramEnd"/>
+      <w:r>
+        <w:rPr>
+          <w:rFonts w:ascii="宋体" w:eastAsia="宋体" w:hAnsi="宋体"/>
+          <w:szCs w:val="21"/>
+        </w:rPr>
+        <w:t>汉字可分解为两个</w:t>
+      </w:r>
+      <w:proofErr w:type="gramStart"/>
+      <w:r>
+        <w:rPr>
+          <w:rFonts w:ascii="宋体" w:eastAsia="宋体" w:hAnsi="宋体"/>
+          <w:szCs w:val="21"/>
+        </w:rPr>
+        <w:t>部件,</w:t>
+      </w:r>
+      <w:proofErr w:type="gramEnd"/>
+      <w:r>
+        <w:rPr>
+          <w:rFonts w:ascii="宋体" w:eastAsia="宋体" w:hAnsi="宋体"/>
+          <w:szCs w:val="21"/>
+        </w:rPr>
+        <w:t>至少其中一个部件不是单笔画且属于《部首</w:t>
+      </w:r>
+      <w:proofErr w:type="gramStart"/>
+      <w:r>
+        <w:rPr>
+          <w:rFonts w:ascii="宋体" w:eastAsia="宋体" w:hAnsi="宋体"/>
+          <w:szCs w:val="21"/>
+        </w:rPr>
+        <w:t>表》,</w:t>
+      </w:r>
+      <w:proofErr w:type="gramEnd"/>
+      <w:r>
+        <w:rPr>
+          <w:rFonts w:ascii="宋体" w:eastAsia="宋体" w:hAnsi="宋体"/>
+          <w:szCs w:val="21"/>
+        </w:rPr>
+        <w:t>两个部件之间严格分离</w:t>
+      </w:r>
+      <w:proofErr w:type="gramStart"/>
+      <w:r>
+        <w:rPr>
+          <w:rFonts w:ascii="宋体" w:eastAsia="宋体" w:hAnsi="宋体"/>
+          <w:szCs w:val="21"/>
+        </w:rPr>
+        <w:t>(即</w:t>
+      </w:r>
+      <w:proofErr w:type="gramEnd"/>
+      <w:r>
+        <w:rPr>
+          <w:rFonts w:ascii="宋体" w:eastAsia="宋体" w:hAnsi="宋体"/>
+          <w:szCs w:val="21"/>
+        </w:rPr>
+        <w:t>不粘连交错</w:t>
+      </w:r>
+      <w:proofErr w:type="gramStart"/>
+      <w:r>
+        <w:rPr>
+          <w:rFonts w:ascii="宋体" w:eastAsia="宋体" w:hAnsi="宋体"/>
+          <w:szCs w:val="21"/>
+        </w:rPr>
+        <w:t>穿插,</w:t>
+      </w:r>
+      <w:proofErr w:type="gramEnd"/>
+      <w:r>
+        <w:rPr>
+          <w:rFonts w:ascii="宋体" w:eastAsia="宋体" w:hAnsi="宋体"/>
+          <w:szCs w:val="21"/>
+        </w:rPr>
+        <w:t>点接触也</w:t>
+      </w:r>
+      <w:proofErr w:type="gramStart"/>
+      <w:r>
+        <w:rPr>
+          <w:rFonts w:ascii="宋体" w:eastAsia="宋体" w:hAnsi="宋体"/>
+          <w:szCs w:val="21"/>
+        </w:rPr>
+        <w:t>不行),</w:t>
+      </w:r>
+      <w:proofErr w:type="gramEnd"/>
+      <w:r>
+        <w:rPr>
+          <w:rFonts w:ascii="宋体" w:eastAsia="宋体" w:hAnsi="宋体"/>
+          <w:szCs w:val="21"/>
+        </w:rPr>
+        <w:t>即可拆分。</w:t>
+      </w:r>
+    </w:p>
+    <w:p>
+      <w:pPr>
+        <w:rPr>
+          <w:rFonts w:ascii="宋体" w:eastAsia="宋体" w:hAnsi="宋体" w:hint="eastAsia"/>
+          <w:szCs w:val="21"/>
+        </w:rPr>
+      </w:pPr>
+      <w:r>
+        <w:rPr>
+          <w:rFonts w:ascii="宋体" w:eastAsia="宋体" w:hAnsi="宋体"/>
+          <w:szCs w:val="21"/>
+        </w:rPr>
+        <w:t>② 字源性可</w:t>
+      </w:r>
+      <w:proofErr w:type="gramStart"/>
+      <w:r>
+        <w:rPr>
+          <w:rFonts w:ascii="宋体" w:eastAsia="宋体" w:hAnsi="宋体"/>
+          <w:szCs w:val="21"/>
+        </w:rPr>
+        <w:t>拆:</w:t>
+      </w:r>
+      <w:proofErr w:type="gramEnd"/>
+      <w:r>
+        <w:rPr>
+          <w:rFonts w:ascii="宋体" w:eastAsia="宋体" w:hAnsi="宋体"/>
+          <w:szCs w:val="21"/>
+        </w:rPr>
+        <w:t>汉字可分解为两个</w:t>
+      </w:r>
+      <w:proofErr w:type="gramStart"/>
+      <w:r>
+        <w:rPr>
+          <w:rFonts w:ascii="宋体" w:eastAsia="宋体" w:hAnsi="宋体"/>
+          <w:szCs w:val="21"/>
+        </w:rPr>
+        <w:t>部件,</w:t>
+      </w:r>
+      <w:proofErr w:type="gramEnd"/>
+      <w:r>
+        <w:rPr>
+          <w:rFonts w:ascii="宋体" w:eastAsia="宋体" w:hAnsi="宋体"/>
+          <w:szCs w:val="21"/>
+        </w:rPr>
+        <w:t>至少其中一个部件不是单笔画</w:t>
+      </w:r>
+      <w:proofErr w:type="gramStart"/>
+      <w:r>
+        <w:rPr>
+          <w:rFonts w:ascii="宋体" w:eastAsia="宋体" w:hAnsi="宋体"/>
+          <w:szCs w:val="21"/>
+        </w:rPr>
+        <w:t>(若</w:t>
+      </w:r>
+      <w:proofErr w:type="gramEnd"/>
+      <w:r>
+        <w:rPr>
+          <w:rFonts w:ascii="宋体" w:eastAsia="宋体" w:hAnsi="宋体"/>
+          <w:szCs w:val="21"/>
+        </w:rPr>
+        <w:t>整字属于大形字</w:t>
+      </w:r>
+      <w:proofErr w:type="gramStart"/>
+      <w:r>
+        <w:rPr>
+          <w:rFonts w:ascii="宋体" w:eastAsia="宋体" w:hAnsi="宋体"/>
+          <w:szCs w:val="21"/>
+        </w:rPr>
+        <w:t>(主码为6)</w:t>
+      </w:r>
+      <w:proofErr w:type="gramEnd"/>
+      <w:r>
+        <w:rPr>
+          <w:rFonts w:ascii="宋体" w:eastAsia="宋体" w:hAnsi="宋体"/>
+          <w:szCs w:val="21"/>
+        </w:rPr>
+        <w:t>,则要求所有部件均不是单</w:t>
+      </w:r>
+      <w:proofErr w:type="gramStart"/>
+      <w:r>
+        <w:rPr>
+          <w:rFonts w:ascii="宋体" w:eastAsia="宋体" w:hAnsi="宋体"/>
+          <w:szCs w:val="21"/>
+        </w:rPr>
+        <w:t>笔画),</w:t>
+      </w:r>
+      <w:proofErr w:type="gramEnd"/>
+      <w:r>
+        <w:rPr>
+          <w:rFonts w:ascii="宋体" w:eastAsia="宋体" w:hAnsi="宋体"/>
+          <w:szCs w:val="21"/>
+        </w:rPr>
+        <w:t>且康熙部首</w:t>
+      </w:r>
+      <w:proofErr w:type="gramStart"/>
+      <w:r>
+        <w:rPr>
+          <w:rFonts w:ascii="宋体" w:eastAsia="宋体" w:hAnsi="宋体"/>
+          <w:szCs w:val="21"/>
+        </w:rPr>
+        <w:t>(不是单笔画)</w:t>
+      </w:r>
+      <w:proofErr w:type="gramEnd"/>
+      <w:r>
+        <w:rPr>
+          <w:rFonts w:ascii="宋体" w:eastAsia="宋体" w:hAnsi="